--- a/standards/표준_산출방법서_암보험.docx
+++ b/standards/표준_산출방법서_암보험.docx
@@ -701,7 +701,7 @@
         <w:pStyle w:val="Note"/>
       </w:pPr>
       <w:r>
-        <w:t xml:space="preserve">※ 가입 조건은 판매 범위를 적은 정보이며, 보험료·책임준비금 예시는 2. 의 시산 기준으로 계산한다.</w:t>
+        <w:t xml:space="preserve">※ 가입 조건은 판매 범위를 적은 정보이다. 보험료는 이 범위 안의 계약(피보험자·보험기간·납입기간)마다 계산한다.</w:t>
       </w:r>
     </w:p>
     <w:p>
@@ -1726,186 +1726,6 @@
         <w:t xml:space="preserve">2. 계약 단위와 급부</w:t>
       </w:r>
     </w:p>
-    <w:p>
-      <w:r>
-        <w:t xml:space="preserve">시산 기준 — 보험료·책임준비금 예시는 아래 계약으로 계산한다.</w:t>
-      </w:r>
-    </w:p>
-    <w:tbl>
-      <w:tblPr>
-        <w:tblW w:w="5000" w:type="pct"/>
-        <w:tblBorders>
-          <w:top w:val="single" w:sz="4" w:space="0" w:color="A0A0A0"/>
-          <w:left w:val="single" w:sz="4" w:space="0" w:color="A0A0A0"/>
-          <w:bottom w:val="single" w:sz="4" w:space="0" w:color="A0A0A0"/>
-          <w:right w:val="single" w:sz="4" w:space="0" w:color="A0A0A0"/>
-          <w:insideH w:val="single" w:sz="4" w:space="0" w:color="A0A0A0"/>
-          <w:insideV w:val="single" w:sz="4" w:space="0" w:color="A0A0A0"/>
-        </w:tblBorders>
-        <w:tblCellMar>
-          <w:left w:w="80" w:type="dxa"/>
-          <w:right w:w="80" w:type="dxa"/>
-        </w:tblCellMar>
-      </w:tblPr>
-      <w:tblGrid>
-        <w:gridCol w:w="4800"/>
-        <w:gridCol w:w="4800"/>
-      </w:tblGrid>
-      <w:tr>
-        <w:trPr>
-          <w:tblHeader/>
-        </w:trPr>
-        <w:tc>
-          <w:tcPr>
-            <w:tcW w:w="0" w:type="auto"/>
-            <w:shd w:val="clear" w:color="auto" w:fill="EEF1F5"/>
-          </w:tcPr>
-          <w:p>
-            <w:pPr>
-              <w:spacing w:before="20" w:after="20"/>
-            </w:pPr>
-            <w:r>
-              <w:rPr>
-                <w:b/>
-              </w:rPr>
-              <w:t xml:space="preserve">항목</w:t>
-            </w:r>
-          </w:p>
-        </w:tc>
-        <w:tc>
-          <w:tcPr>
-            <w:tcW w:w="0" w:type="auto"/>
-            <w:shd w:val="clear" w:color="auto" w:fill="EEF1F5"/>
-          </w:tcPr>
-          <w:p>
-            <w:pPr>
-              <w:spacing w:before="20" w:after="20"/>
-            </w:pPr>
-            <w:r>
-              <w:rPr>
-                <w:b/>
-              </w:rPr>
-              <w:t xml:space="preserve">내용</w:t>
-            </w:r>
-          </w:p>
-        </w:tc>
-      </w:tr>
-      <w:tr>
-        <w:tc>
-          <w:tcPr>
-            <w:tcW w:w="0" w:type="auto"/>
-          </w:tcPr>
-          <w:p>
-            <w:pPr>
-              <w:spacing w:before="20" w:after="20"/>
-            </w:pPr>
-            <w:r>
-              <w:t xml:space="preserve">피보험자</w:t>
-            </w:r>
-          </w:p>
-        </w:tc>
-        <w:tc>
-          <w:tcPr>
-            <w:tcW w:w="0" w:type="auto"/>
-          </w:tcPr>
-          <w:p>
-            <w:pPr>
-              <w:spacing w:before="20" w:after="20"/>
-            </w:pPr>
-            <w:r>
-              <w:t xml:space="preserve">40세 남</w:t>
-            </w:r>
-          </w:p>
-        </w:tc>
-      </w:tr>
-      <w:tr>
-        <w:tc>
-          <w:tcPr>
-            <w:tcW w:w="0" w:type="auto"/>
-          </w:tcPr>
-          <w:p>
-            <w:pPr>
-              <w:spacing w:before="20" w:after="20"/>
-            </w:pPr>
-            <w:r>
-              <w:t xml:space="preserve">보험기간</w:t>
-            </w:r>
-          </w:p>
-        </w:tc>
-        <w:tc>
-          <w:tcPr>
-            <w:tcW w:w="0" w:type="auto"/>
-          </w:tcPr>
-          <w:p>
-            <w:pPr>
-              <w:spacing w:before="20" w:after="20"/>
-              <w:jc w:val="right"/>
-            </w:pPr>
-            <w:r>
-              <w:t xml:space="preserve">61년</w:t>
-            </w:r>
-          </w:p>
-        </w:tc>
-      </w:tr>
-      <w:tr>
-        <w:tc>
-          <w:tcPr>
-            <w:tcW w:w="0" w:type="auto"/>
-          </w:tcPr>
-          <w:p>
-            <w:pPr>
-              <w:spacing w:before="20" w:after="20"/>
-            </w:pPr>
-            <w:r>
-              <w:t xml:space="preserve">보험료 납입기간</w:t>
-            </w:r>
-          </w:p>
-        </w:tc>
-        <w:tc>
-          <w:tcPr>
-            <w:tcW w:w="0" w:type="auto"/>
-          </w:tcPr>
-          <w:p>
-            <w:pPr>
-              <w:spacing w:before="20" w:after="20"/>
-              <w:jc w:val="right"/>
-            </w:pPr>
-            <w:r>
-              <w:t xml:space="preserve">20년</w:t>
-            </w:r>
-          </w:p>
-        </w:tc>
-      </w:tr>
-      <w:tr>
-        <w:tc>
-          <w:tcPr>
-            <w:tcW w:w="0" w:type="auto"/>
-          </w:tcPr>
-          <w:p>
-            <w:pPr>
-              <w:spacing w:before="20" w:after="20"/>
-            </w:pPr>
-            <w:r>
-              <w:t xml:space="preserve">납입주기</w:t>
-            </w:r>
-          </w:p>
-        </w:tc>
-        <w:tc>
-          <w:tcPr>
-            <w:tcW w:w="0" w:type="auto"/>
-          </w:tcPr>
-          <w:p>
-            <w:pPr>
-              <w:spacing w:before="20" w:after="20"/>
-            </w:pPr>
-            <w:r>
-              <w:t xml:space="preserve">월납</w:t>
-            </w:r>
-          </w:p>
-        </w:tc>
-      </w:tr>
-    </w:tbl>
-    <w:p/>
     <w:tbl>
       <w:tblPr>
         <w:tblW w:w="5000" w:type="pct"/>

--- a/standards/표준_산출방법서_암보험.docx
+++ b/standards/표준_산출방법서_암보험.docx
@@ -1,6 +1,6 @@
 
 <file path=word/document.xml><?xml version="1.0" encoding="utf-8"?>
-<w:document xmlns:w="http://schemas.openxmlformats.org/wordprocessingml/2006/main" xmlns:r="http://schemas.openxmlformats.org/officeDocument/2006/relationships">
+<w:document xmlns:w="http://schemas.openxmlformats.org/wordprocessingml/2006/main" xmlns:r="http://schemas.openxmlformats.org/officeDocument/2006/relationships" xmlns:m="http://schemas.openxmlformats.org/officeDocument/2006/math">
   <w:body>
     <w:p>
       <w:pPr>
@@ -22,12 +22,12 @@
           <w:insideV w:val="single" w:sz="4" w:space="0" w:color="A0A0A0"/>
         </w:tblBorders>
         <w:tblCellMar>
-          <w:left w:w="80" w:type="dxa"/>
-          <w:right w:w="80" w:type="dxa"/>
+          <w:left w:w="140" w:type="dxa"/>
+          <w:right w:w="180" w:type="dxa"/>
         </w:tblCellMar>
       </w:tblPr>
       <w:tblGrid>
-        <w:gridCol w:w="9600"/>
+        <w:gridCol w:w="9800"/>
       </w:tblGrid>
       <w:tr>
         <w:trPr>
@@ -40,7 +40,7 @@
           </w:tcPr>
           <w:p>
             <w:pPr>
-              <w:spacing w:before="20" w:after="20"/>
+              <w:spacing w:before="30" w:after="30"/>
             </w:pPr>
             <w:r>
               <w:rPr>
@@ -58,10 +58,10 @@
           </w:tcPr>
           <w:p>
             <w:pPr>
-              <w:spacing w:before="20" w:after="20"/>
-            </w:pPr>
-            <w:r>
-              <w:t xml:space="preserve">이 문서는 표준 산출방법서 v1 양식입니다. 개요 표의 "양식" 행을 지우지 마세요 — 앱은 이 행을 보고 정해진 순서대로 읽습니다.</w:t>
+              <w:spacing w:before="30" w:after="30"/>
+            </w:pPr>
+            <w:r>
+              <w:t xml:space="preserve">이 문서는 표준 산출방법서 v2 양식입니다. 개요 표의 "양식" 행을 지우지 마세요 — 앱은 이 행을 보고 정해진 순서대로 읽습니다.</w:t>
             </w:r>
           </w:p>
         </w:tc>
@@ -73,7 +73,7 @@
           </w:tcPr>
           <w:p>
             <w:pPr>
-              <w:spacing w:before="20" w:after="20"/>
+              <w:spacing w:before="30" w:after="30"/>
             </w:pPr>
             <w:r>
               <w:t xml:space="preserve">표의 머리글(첫 행)과 절 제목(1. 기초율에 관한 사항 …)은 그대로 두고 값 칸을 고칩니다. 표에 행을 더하면 조건에도 더해집니다(위험률 · 사업비 · 담보 · 가입 조건).</w:t>
@@ -88,10 +88,10 @@
           </w:tcPr>
           <w:p>
             <w:pPr>
-              <w:spacing w:before="20" w:after="20"/>
-            </w:pPr>
-            <w:r>
-              <w:t xml:space="preserve">수식은 [식] 으로 시작하는 제목 줄 아래에 한 줄씩 적습니다. 아래첨자는 _{x+t}, 위첨자는 ^{t}, 곱은 × 또는 · 로 씁니다. Word·한글 수식 편집기로 넣은 식도 읽습니다.</w:t>
+              <w:spacing w:before="30" w:after="30"/>
+            </w:pPr>
+            <w:r>
+              <w:t xml:space="preserve">수식은 Word 수식(한글에서는 한글 수식)으로 들어 있습니다. [식] 제목 줄 아래에 설명 한 줄, 그 아래에 식 한 줄씩 둡니다. 식을 고칠 때는 수식을 눌러 고치고, 새 식은 수식 편집기(Word 는 Alt+=)로 넣거나 평문으로 적어도 됩니다 — 평문은 아래첨자 _{x+t}, 위첨자 ^{t}.</w:t>
             </w:r>
           </w:p>
         </w:tc>
@@ -103,7 +103,7 @@
           </w:tcPr>
           <w:p>
             <w:pPr>
-              <w:spacing w:before="20" w:after="20"/>
+              <w:spacing w:before="30" w:after="30"/>
             </w:pPr>
             <w:r>
               <w:t xml:space="preserve">식을 더하려면 알맞은 절(계산기수 · 보험료의 계산 · 책임준비금의 계산 · 해지환급금의 계산)에 [식] 제목 줄과 식 줄을 넣습니다. ※ 로 시작하는 줄은 바로 위 식의 설명입니다.</w:t>
@@ -118,7 +118,7 @@
           </w:tcPr>
           <w:p>
             <w:pPr>
-              <w:spacing w:before="20" w:after="20"/>
+              <w:spacing w:before="30" w:after="30"/>
             </w:pPr>
             <w:r>
               <w:t xml:space="preserve">앱이 조건으로 만드는 식과 같은 식은 조건에 따로 싣지 않고, 고친 식과 새 식만 조건(M08 수식)에 들어갑니다. 자동 식을 지워도 조건에서 다시 만들어집니다.</w:t>
@@ -133,7 +133,7 @@
           </w:tcPr>
           <w:p>
             <w:pPr>
-              <w:spacing w:before="20" w:after="20"/>
+              <w:spacing w:before="30" w:after="30"/>
             </w:pPr>
             <w:r>
               <w:t xml:space="preserve">책임준비금 · 해지환급금 관련 사항 절에는 ※ 로 시작하는 줄로 사항을 더합니다. 번호를 붙인 새 절(예: 9. 기타 사항)을 더하면 원문 절로 보존됩니다.</w:t>
@@ -148,7 +148,7 @@
           </w:tcPr>
           <w:p>
             <w:pPr>
-              <w:spacing w:before="20" w:after="20"/>
+              <w:spacing w:before="30" w:after="30"/>
             </w:pPr>
             <w:r>
               <w:t xml:space="preserve">한글(HWPX)로 고치려면 이 파일을 한글에서 열어 [다른 이름으로 저장 → HWPX 문서] 로 저장한 뒤 고칩니다. 이 안내 표는 지워도 됩니다.</w:t>
@@ -178,13 +178,13 @@
           <w:insideV w:val="single" w:sz="4" w:space="0" w:color="A0A0A0"/>
         </w:tblBorders>
         <w:tblCellMar>
-          <w:left w:w="80" w:type="dxa"/>
-          <w:right w:w="80" w:type="dxa"/>
+          <w:left w:w="140" w:type="dxa"/>
+          <w:right w:w="180" w:type="dxa"/>
         </w:tblCellMar>
       </w:tblPr>
       <w:tblGrid>
-        <w:gridCol w:w="4800"/>
-        <w:gridCol w:w="4800"/>
+        <w:gridCol w:w="2940"/>
+        <w:gridCol w:w="6860"/>
       </w:tblGrid>
       <w:tr>
         <w:trPr>
@@ -197,7 +197,7 @@
           </w:tcPr>
           <w:p>
             <w:pPr>
-              <w:spacing w:before="20" w:after="20"/>
+              <w:spacing w:before="30" w:after="30"/>
             </w:pPr>
             <w:r>
               <w:rPr>
@@ -214,7 +214,7 @@
           </w:tcPr>
           <w:p>
             <w:pPr>
-              <w:spacing w:before="20" w:after="20"/>
+              <w:spacing w:before="30" w:after="30"/>
             </w:pPr>
             <w:r>
               <w:rPr>
@@ -232,7 +232,7 @@
           </w:tcPr>
           <w:p>
             <w:pPr>
-              <w:spacing w:before="20" w:after="20"/>
+              <w:spacing w:before="30" w:after="30"/>
             </w:pPr>
             <w:r>
               <w:t xml:space="preserve">양식</w:t>
@@ -245,10 +245,10 @@
           </w:tcPr>
           <w:p>
             <w:pPr>
-              <w:spacing w:before="20" w:after="20"/>
-            </w:pPr>
-            <w:r>
-              <w:t xml:space="preserve">표준 산출방법서 v1</w:t>
+              <w:spacing w:before="30" w:after="30"/>
+            </w:pPr>
+            <w:r>
+              <w:t xml:space="preserve">표준 산출방법서 v2</w:t>
             </w:r>
           </w:p>
         </w:tc>
@@ -260,7 +260,7 @@
           </w:tcPr>
           <w:p>
             <w:pPr>
-              <w:spacing w:before="20" w:after="20"/>
+              <w:spacing w:before="30" w:after="30"/>
             </w:pPr>
             <w:r>
               <w:t xml:space="preserve">상품명</w:t>
@@ -273,7 +273,7 @@
           </w:tcPr>
           <w:p>
             <w:pPr>
-              <w:spacing w:before="20" w:after="20"/>
+              <w:spacing w:before="30" w:after="30"/>
             </w:pPr>
             <w:r>
               <w:t xml:space="preserve">무해지환급형 암보험</w:t>
@@ -288,7 +288,7 @@
           </w:tcPr>
           <w:p>
             <w:pPr>
-              <w:spacing w:before="20" w:after="20"/>
+              <w:spacing w:before="30" w:after="30"/>
             </w:pPr>
             <w:r>
               <w:t xml:space="preserve">종류</w:t>
@@ -301,7 +301,7 @@
           </w:tcPr>
           <w:p>
             <w:pPr>
-              <w:spacing w:before="20" w:after="20"/>
+              <w:spacing w:before="30" w:after="30"/>
             </w:pPr>
             <w:r>
               <w:t xml:space="preserve">무해지환급형</w:t>
@@ -316,7 +316,7 @@
           </w:tcPr>
           <w:p>
             <w:pPr>
-              <w:spacing w:before="20" w:after="20"/>
+              <w:spacing w:before="30" w:after="30"/>
             </w:pPr>
             <w:r>
               <w:t xml:space="preserve">작성일</w:t>
@@ -329,10 +329,10 @@
           </w:tcPr>
           <w:p>
             <w:pPr>
-              <w:spacing w:before="20" w:after="20"/>
-            </w:pPr>
-            <w:r>
-              <w:t xml:space="preserve">2026. 9. 21.</w:t>
+              <w:spacing w:before="30" w:after="30"/>
+            </w:pPr>
+            <w:r>
+              <w:t xml:space="preserve">2026. 9. 22.</w:t>
             </w:r>
           </w:p>
         </w:tc>
@@ -344,7 +344,7 @@
           </w:tcPr>
           <w:p>
             <w:pPr>
-              <w:spacing w:before="20" w:after="20"/>
+              <w:spacing w:before="30" w:after="30"/>
             </w:pPr>
             <w:r>
               <w:t xml:space="preserve">계약 단위</w:t>
@@ -357,7 +357,7 @@
           </w:tcPr>
           <w:p>
             <w:pPr>
-              <w:spacing w:before="20" w:after="20"/>
+              <w:spacing w:before="30" w:after="30"/>
             </w:pPr>
             <w:r>
               <w:t xml:space="preserve">주계약</w:t>
@@ -384,13 +384,13 @@
           <w:insideV w:val="single" w:sz="4" w:space="0" w:color="A0A0A0"/>
         </w:tblBorders>
         <w:tblCellMar>
-          <w:left w:w="80" w:type="dxa"/>
-          <w:right w:w="80" w:type="dxa"/>
+          <w:left w:w="140" w:type="dxa"/>
+          <w:right w:w="180" w:type="dxa"/>
         </w:tblCellMar>
       </w:tblPr>
       <w:tblGrid>
-        <w:gridCol w:w="4800"/>
-        <w:gridCol w:w="4800"/>
+        <w:gridCol w:w="2940"/>
+        <w:gridCol w:w="6860"/>
       </w:tblGrid>
       <w:tr>
         <w:trPr>
@@ -403,7 +403,7 @@
           </w:tcPr>
           <w:p>
             <w:pPr>
-              <w:spacing w:before="20" w:after="20"/>
+              <w:spacing w:before="30" w:after="30"/>
             </w:pPr>
             <w:r>
               <w:rPr>
@@ -420,7 +420,7 @@
           </w:tcPr>
           <w:p>
             <w:pPr>
-              <w:spacing w:before="20" w:after="20"/>
+              <w:spacing w:before="30" w:after="30"/>
             </w:pPr>
             <w:r>
               <w:rPr>
@@ -438,7 +438,7 @@
           </w:tcPr>
           <w:p>
             <w:pPr>
-              <w:spacing w:before="20" w:after="20"/>
+              <w:spacing w:before="30" w:after="30"/>
             </w:pPr>
             <w:r>
               <w:t xml:space="preserve">보험의 종류</w:t>
@@ -451,7 +451,7 @@
           </w:tcPr>
           <w:p>
             <w:pPr>
-              <w:spacing w:before="20" w:after="20"/>
+              <w:spacing w:before="30" w:after="30"/>
             </w:pPr>
             <w:r>
               <w:t xml:space="preserve">생명보험 / 건강(암)</w:t>
@@ -466,7 +466,7 @@
           </w:tcPr>
           <w:p>
             <w:pPr>
-              <w:spacing w:before="20" w:after="20"/>
+              <w:spacing w:before="30" w:after="30"/>
             </w:pPr>
             <w:r>
               <w:t xml:space="preserve">보험종목</w:t>
@@ -479,7 +479,7 @@
           </w:tcPr>
           <w:p>
             <w:pPr>
-              <w:spacing w:before="20" w:after="20"/>
+              <w:spacing w:before="30" w:after="30"/>
             </w:pPr>
             <w:r>
               <w:t xml:space="preserve">1종(무해지환급형) · 2종(표준형)</w:t>
@@ -494,7 +494,7 @@
           </w:tcPr>
           <w:p>
             <w:pPr>
-              <w:spacing w:before="20" w:after="20"/>
+              <w:spacing w:before="30" w:after="30"/>
             </w:pPr>
             <w:r>
               <w:t xml:space="preserve">보험료 납입주기</w:t>
@@ -507,7 +507,7 @@
           </w:tcPr>
           <w:p>
             <w:pPr>
-              <w:spacing w:before="20" w:after="20"/>
+              <w:spacing w:before="30" w:after="30"/>
             </w:pPr>
             <w:r>
               <w:t xml:space="preserve">월납 · 연납</w:t>
@@ -522,7 +522,7 @@
           </w:tcPr>
           <w:p>
             <w:pPr>
-              <w:spacing w:before="20" w:after="20"/>
+              <w:spacing w:before="30" w:after="30"/>
             </w:pPr>
             <w:r>
               <w:t xml:space="preserve">갱신</w:t>
@@ -535,7 +535,7 @@
           </w:tcPr>
           <w:p>
             <w:pPr>
-              <w:spacing w:before="20" w:after="20"/>
+              <w:spacing w:before="30" w:after="30"/>
             </w:pPr>
             <w:r>
               <w:t xml:space="preserve">비갱신형</w:t>
@@ -557,15 +557,15 @@
           <w:insideV w:val="single" w:sz="4" w:space="0" w:color="A0A0A0"/>
         </w:tblBorders>
         <w:tblCellMar>
-          <w:left w:w="80" w:type="dxa"/>
-          <w:right w:w="80" w:type="dxa"/>
+          <w:left w:w="140" w:type="dxa"/>
+          <w:right w:w="180" w:type="dxa"/>
         </w:tblCellMar>
       </w:tblPr>
       <w:tblGrid>
-        <w:gridCol w:w="2400"/>
-        <w:gridCol w:w="2400"/>
-        <w:gridCol w:w="2400"/>
-        <w:gridCol w:w="2400"/>
+        <w:gridCol w:w="2450"/>
+        <w:gridCol w:w="2450"/>
+        <w:gridCol w:w="2450"/>
+        <w:gridCol w:w="2450"/>
       </w:tblGrid>
       <w:tr>
         <w:trPr>
@@ -578,7 +578,7 @@
           </w:tcPr>
           <w:p>
             <w:pPr>
-              <w:spacing w:before="20" w:after="20"/>
+              <w:spacing w:before="30" w:after="30"/>
             </w:pPr>
             <w:r>
               <w:rPr>
@@ -595,7 +595,7 @@
           </w:tcPr>
           <w:p>
             <w:pPr>
-              <w:spacing w:before="20" w:after="20"/>
+              <w:spacing w:before="30" w:after="30"/>
             </w:pPr>
             <w:r>
               <w:rPr>
@@ -612,7 +612,7 @@
           </w:tcPr>
           <w:p>
             <w:pPr>
-              <w:spacing w:before="20" w:after="20"/>
+              <w:spacing w:before="30" w:after="30"/>
             </w:pPr>
             <w:r>
               <w:rPr>
@@ -629,7 +629,7 @@
           </w:tcPr>
           <w:p>
             <w:pPr>
-              <w:spacing w:before="20" w:after="20"/>
+              <w:spacing w:before="30" w:after="30"/>
             </w:pPr>
             <w:r>
               <w:rPr>
@@ -647,7 +647,7 @@
           </w:tcPr>
           <w:p>
             <w:pPr>
-              <w:spacing w:before="20" w:after="20"/>
+              <w:spacing w:before="30" w:after="30"/>
             </w:pPr>
             <w:r>
               <w:t xml:space="preserve">100세만기</w:t>
@@ -660,7 +660,7 @@
           </w:tcPr>
           <w:p>
             <w:pPr>
-              <w:spacing w:before="20" w:after="20"/>
+              <w:spacing w:before="30" w:after="30"/>
             </w:pPr>
             <w:r>
               <w:t xml:space="preserve">10·20·30년납</w:t>
@@ -673,7 +673,7 @@
           </w:tcPr>
           <w:p>
             <w:pPr>
-              <w:spacing w:before="20" w:after="20"/>
+              <w:spacing w:before="30" w:after="30"/>
             </w:pPr>
             <w:r>
               <w:t xml:space="preserve">만15세 ~ 65세</w:t>
@@ -686,7 +686,7 @@
           </w:tcPr>
           <w:p>
             <w:pPr>
-              <w:spacing w:before="20" w:after="20"/>
+              <w:spacing w:before="30" w:after="30"/>
             </w:pPr>
             <w:r>
               <w:t xml:space="preserve">만15세 ~ 70세</w:t>
@@ -732,13 +732,13 @@
           <w:insideV w:val="single" w:sz="4" w:space="0" w:color="A0A0A0"/>
         </w:tblBorders>
         <w:tblCellMar>
-          <w:left w:w="80" w:type="dxa"/>
-          <w:right w:w="80" w:type="dxa"/>
+          <w:left w:w="140" w:type="dxa"/>
+          <w:right w:w="180" w:type="dxa"/>
         </w:tblCellMar>
       </w:tblPr>
       <w:tblGrid>
-        <w:gridCol w:w="4800"/>
-        <w:gridCol w:w="4800"/>
+        <w:gridCol w:w="2940"/>
+        <w:gridCol w:w="6860"/>
       </w:tblGrid>
       <w:tr>
         <w:trPr>
@@ -751,7 +751,7 @@
           </w:tcPr>
           <w:p>
             <w:pPr>
-              <w:spacing w:before="20" w:after="20"/>
+              <w:spacing w:before="30" w:after="30"/>
             </w:pPr>
             <w:r>
               <w:rPr>
@@ -768,7 +768,7 @@
           </w:tcPr>
           <w:p>
             <w:pPr>
-              <w:spacing w:before="20" w:after="20"/>
+              <w:spacing w:before="30" w:after="30"/>
             </w:pPr>
             <w:r>
               <w:rPr>
@@ -786,7 +786,7 @@
           </w:tcPr>
           <w:p>
             <w:pPr>
-              <w:spacing w:before="20" w:after="20"/>
+              <w:spacing w:before="30" w:after="30"/>
             </w:pPr>
             <w:r>
               <w:t xml:space="preserve">적용이율 i</w:t>
@@ -799,8 +799,7 @@
           </w:tcPr>
           <w:p>
             <w:pPr>
-              <w:spacing w:before="20" w:after="20"/>
-              <w:jc w:val="right"/>
+              <w:spacing w:before="30" w:after="30"/>
             </w:pPr>
             <w:r>
               <w:t xml:space="preserve">2.500%</w:t>
@@ -815,7 +814,7 @@
           </w:tcPr>
           <w:p>
             <w:pPr>
-              <w:spacing w:before="20" w:after="20"/>
+              <w:spacing w:before="30" w:after="30"/>
             </w:pPr>
             <w:r>
               <w:t xml:space="preserve">표준이율</w:t>
@@ -828,40 +827,10 @@
           </w:tcPr>
           <w:p>
             <w:pPr>
-              <w:spacing w:before="20" w:after="20"/>
-              <w:jc w:val="right"/>
+              <w:spacing w:before="30" w:after="30"/>
             </w:pPr>
             <w:r>
               <w:t xml:space="preserve">3.250%</w:t>
-            </w:r>
-          </w:p>
-        </w:tc>
-      </w:tr>
-      <w:tr>
-        <w:tc>
-          <w:tcPr>
-            <w:tcW w:w="0" w:type="auto"/>
-          </w:tcPr>
-          <w:p>
-            <w:pPr>
-              <w:spacing w:before="20" w:after="20"/>
-            </w:pPr>
-            <w:r>
-              <w:t xml:space="preserve">현가율 v = 1/(1+i)</w:t>
-            </w:r>
-          </w:p>
-        </w:tc>
-        <w:tc>
-          <w:tcPr>
-            <w:tcW w:w="0" w:type="auto"/>
-          </w:tcPr>
-          <w:p>
-            <w:pPr>
-              <w:spacing w:before="20" w:after="20"/>
-              <w:jc w:val="right"/>
-            </w:pPr>
-            <w:r>
-              <w:t xml:space="preserve">0.975610</w:t>
             </w:r>
           </w:p>
         </w:tc>
@@ -888,16 +857,16 @@
           <w:insideV w:val="single" w:sz="4" w:space="0" w:color="A0A0A0"/>
         </w:tblBorders>
         <w:tblCellMar>
-          <w:left w:w="80" w:type="dxa"/>
-          <w:right w:w="80" w:type="dxa"/>
+          <w:left w:w="140" w:type="dxa"/>
+          <w:right w:w="180" w:type="dxa"/>
         </w:tblCellMar>
       </w:tblPr>
       <w:tblGrid>
-        <w:gridCol w:w="1920"/>
-        <w:gridCol w:w="1920"/>
-        <w:gridCol w:w="1920"/>
-        <w:gridCol w:w="1920"/>
-        <w:gridCol w:w="1920"/>
+        <w:gridCol w:w="1960"/>
+        <w:gridCol w:w="1960"/>
+        <w:gridCol w:w="1960"/>
+        <w:gridCol w:w="1960"/>
+        <w:gridCol w:w="1960"/>
       </w:tblGrid>
       <w:tr>
         <w:trPr>
@@ -910,7 +879,7 @@
           </w:tcPr>
           <w:p>
             <w:pPr>
-              <w:spacing w:before="20" w:after="20"/>
+              <w:spacing w:before="30" w:after="30"/>
             </w:pPr>
             <w:r>
               <w:rPr>
@@ -927,7 +896,7 @@
           </w:tcPr>
           <w:p>
             <w:pPr>
-              <w:spacing w:before="20" w:after="20"/>
+              <w:spacing w:before="30" w:after="30"/>
             </w:pPr>
             <w:r>
               <w:rPr>
@@ -944,7 +913,7 @@
           </w:tcPr>
           <w:p>
             <w:pPr>
-              <w:spacing w:before="20" w:after="20"/>
+              <w:spacing w:before="30" w:after="30"/>
             </w:pPr>
             <w:r>
               <w:rPr>
@@ -961,7 +930,7 @@
           </w:tcPr>
           <w:p>
             <w:pPr>
-              <w:spacing w:before="20" w:after="20"/>
+              <w:spacing w:before="30" w:after="30"/>
             </w:pPr>
             <w:r>
               <w:rPr>
@@ -978,7 +947,7 @@
           </w:tcPr>
           <w:p>
             <w:pPr>
-              <w:spacing w:before="20" w:after="20"/>
+              <w:spacing w:before="30" w:after="30"/>
             </w:pPr>
             <w:r>
               <w:rPr>
@@ -996,7 +965,7 @@
           </w:tcPr>
           <w:p>
             <w:pPr>
-              <w:spacing w:before="20" w:after="20"/>
+              <w:spacing w:before="30" w:after="30"/>
             </w:pPr>
             <w:r>
               <w:t xml:space="preserve">제7회 경험생명표 사망률</w:t>
@@ -1009,7 +978,7 @@
           </w:tcPr>
           <w:p>
             <w:pPr>
-              <w:spacing w:before="20" w:after="20"/>
+              <w:spacing w:before="30" w:after="30"/>
             </w:pPr>
             <w:r>
               <w:t xml:space="preserve">q</w:t>
@@ -1022,7 +991,7 @@
           </w:tcPr>
           <w:p>
             <w:pPr>
-              <w:spacing w:before="20" w:after="20"/>
+              <w:spacing w:before="30" w:after="30"/>
             </w:pPr>
             <w:r>
               <w:t xml:space="preserve">사망</w:t>
@@ -1035,7 +1004,7 @@
           </w:tcPr>
           <w:p>
             <w:pPr>
-              <w:spacing w:before="20" w:after="20"/>
+              <w:spacing w:before="30" w:after="30"/>
             </w:pPr>
             <w:r>
               <w:t xml:space="preserve">보험개발원 제7회 경험생명표 사망률</w:t>
@@ -1048,7 +1017,7 @@
           </w:tcPr>
           <w:p>
             <w:pPr>
-              <w:spacing w:before="20" w:after="20"/>
+              <w:spacing w:before="30" w:after="30"/>
             </w:pPr>
             <w:r>
               <w:t xml:space="preserve">별첨</w:t>
@@ -1063,7 +1032,7 @@
           </w:tcPr>
           <w:p>
             <w:pPr>
-              <w:spacing w:before="20" w:after="20"/>
+              <w:spacing w:before="30" w:after="30"/>
             </w:pPr>
             <w:r>
               <w:t xml:space="preserve">암발생률</w:t>
@@ -1076,20 +1045,20 @@
           </w:tcPr>
           <w:p>
             <w:pPr>
-              <w:spacing w:before="20" w:after="20"/>
-            </w:pPr>
-            <w:r>
-              <w:t xml:space="preserve">kc</w:t>
-            </w:r>
-          </w:p>
-        </w:tc>
-        <w:tc>
-          <w:tcPr>
-            <w:tcW w:w="0" w:type="auto"/>
-          </w:tcPr>
-          <w:p>
-            <w:pPr>
-              <w:spacing w:before="20" w:after="20"/>
+              <w:spacing w:before="30" w:after="30"/>
+            </w:pPr>
+            <w:r>
+              <w:t xml:space="preserve">rc</w:t>
+            </w:r>
+          </w:p>
+        </w:tc>
+        <w:tc>
+          <w:tcPr>
+            <w:tcW w:w="0" w:type="auto"/>
+          </w:tcPr>
+          <w:p>
+            <w:pPr>
+              <w:spacing w:before="30" w:after="30"/>
             </w:pPr>
             <w:r>
               <w:t xml:space="preserve">최초발생</w:t>
@@ -1102,7 +1071,7 @@
           </w:tcPr>
           <w:p>
             <w:pPr>
-              <w:spacing w:before="20" w:after="20"/>
+              <w:spacing w:before="30" w:after="30"/>
             </w:pPr>
             <w:r>
               <w:t xml:space="preserve">보험개발원 생명장기제2024-112호 무배당 예정 경험 암발생률</w:t>
@@ -1115,7 +1084,7 @@
           </w:tcPr>
           <w:p>
             <w:pPr>
-              <w:spacing w:before="20" w:after="20"/>
+              <w:spacing w:before="30" w:after="30"/>
             </w:pPr>
             <w:r>
               <w:t xml:space="preserve">별첨</w:t>
@@ -1153,14 +1122,14 @@
           <w:insideV w:val="single" w:sz="4" w:space="0" w:color="A0A0A0"/>
         </w:tblBorders>
         <w:tblCellMar>
-          <w:left w:w="80" w:type="dxa"/>
-          <w:right w:w="80" w:type="dxa"/>
+          <w:left w:w="140" w:type="dxa"/>
+          <w:right w:w="180" w:type="dxa"/>
         </w:tblCellMar>
       </w:tblPr>
       <w:tblGrid>
-        <w:gridCol w:w="3200"/>
-        <w:gridCol w:w="3200"/>
-        <w:gridCol w:w="3200"/>
+        <w:gridCol w:w="3266"/>
+        <w:gridCol w:w="3266"/>
+        <w:gridCol w:w="3266"/>
       </w:tblGrid>
       <w:tr>
         <w:trPr>
@@ -1173,7 +1142,7 @@
           </w:tcPr>
           <w:p>
             <w:pPr>
-              <w:spacing w:before="20" w:after="20"/>
+              <w:spacing w:before="30" w:after="30"/>
             </w:pPr>
             <w:r>
               <w:rPr>
@@ -1190,7 +1159,7 @@
           </w:tcPr>
           <w:p>
             <w:pPr>
-              <w:spacing w:before="20" w:after="20"/>
+              <w:spacing w:before="30" w:after="30"/>
             </w:pPr>
             <w:r>
               <w:rPr>
@@ -1207,7 +1176,7 @@
           </w:tcPr>
           <w:p>
             <w:pPr>
-              <w:spacing w:before="20" w:after="20"/>
+              <w:spacing w:before="30" w:after="30"/>
             </w:pPr>
             <w:r>
               <w:rPr>
@@ -1225,7 +1194,7 @@
           </w:tcPr>
           <w:p>
             <w:pPr>
-              <w:spacing w:before="20" w:after="20"/>
+              <w:spacing w:before="30" w:after="30"/>
             </w:pPr>
             <w:r>
               <w:t xml:space="preserve">무해지환급형</w:t>
@@ -1238,8 +1207,8 @@
           </w:tcPr>
           <w:p>
             <w:pPr>
-              <w:spacing w:before="20" w:after="20"/>
-              <w:jc w:val="right"/>
+              <w:spacing w:before="30" w:after="30"/>
+              <w:jc w:val="center"/>
             </w:pPr>
             <w:r>
               <w:t xml:space="preserve">3.0%</w:t>
@@ -1252,7 +1221,7 @@
           </w:tcPr>
           <w:p>
             <w:pPr>
-              <w:spacing w:before="20" w:after="20"/>
+              <w:spacing w:before="30" w:after="30"/>
             </w:pPr>
             <w:r>
               <w:t xml:space="preserve">보험료 납입기간 중 (납입 완료 후 0%)</w:t>
@@ -1280,7 +1249,7 @@
     </w:p>
     <w:p>
       <w:r>
-        <w:t xml:space="preserve">별도의 납입면제율을 두지 않는다. 납입자수 l′ 는 각 담보의 탈퇴 사유로 유지자수 l 과 똑같이 줄어든다(3. 계산기수의 담보별 식).</w:t>
+        <w:t xml:space="preserve">별도의 납입면제율을 두지 않는다. 납입자수 l′ 는 각 담보의 탈퇴 사유로 유지자수 l 과 똑같이 줄어든다(계산기수 절의 담보별 식).</w:t>
       </w:r>
     </w:p>
     <w:p>
@@ -1303,15 +1272,15 @@
           <w:insideV w:val="single" w:sz="4" w:space="0" w:color="A0A0A0"/>
         </w:tblBorders>
         <w:tblCellMar>
-          <w:left w:w="80" w:type="dxa"/>
-          <w:right w:w="80" w:type="dxa"/>
+          <w:left w:w="140" w:type="dxa"/>
+          <w:right w:w="180" w:type="dxa"/>
         </w:tblCellMar>
       </w:tblPr>
       <w:tblGrid>
-        <w:gridCol w:w="2400"/>
-        <w:gridCol w:w="2400"/>
-        <w:gridCol w:w="2400"/>
-        <w:gridCol w:w="2400"/>
+        <w:gridCol w:w="2450"/>
+        <w:gridCol w:w="2450"/>
+        <w:gridCol w:w="2450"/>
+        <w:gridCol w:w="2450"/>
       </w:tblGrid>
       <w:tr>
         <w:trPr>
@@ -1324,7 +1293,7 @@
           </w:tcPr>
           <w:p>
             <w:pPr>
-              <w:spacing w:before="20" w:after="20"/>
+              <w:spacing w:before="30" w:after="30"/>
             </w:pPr>
             <w:r>
               <w:rPr>
@@ -1341,7 +1310,7 @@
           </w:tcPr>
           <w:p>
             <w:pPr>
-              <w:spacing w:before="20" w:after="20"/>
+              <w:spacing w:before="30" w:after="30"/>
             </w:pPr>
             <w:r>
               <w:rPr>
@@ -1358,7 +1327,7 @@
           </w:tcPr>
           <w:p>
             <w:pPr>
-              <w:spacing w:before="20" w:after="20"/>
+              <w:spacing w:before="30" w:after="30"/>
             </w:pPr>
             <w:r>
               <w:rPr>
@@ -1375,7 +1344,7 @@
           </w:tcPr>
           <w:p>
             <w:pPr>
-              <w:spacing w:before="20" w:after="20"/>
+              <w:spacing w:before="30" w:after="30"/>
             </w:pPr>
             <w:r>
               <w:rPr>
@@ -1393,7 +1362,7 @@
           </w:tcPr>
           <w:p>
             <w:pPr>
-              <w:spacing w:before="20" w:after="20"/>
+              <w:spacing w:before="30" w:after="30"/>
             </w:pPr>
             <w:r>
               <w:t xml:space="preserve">계약체결비용 (초년도)</w:t>
@@ -1406,20 +1375,26 @@
           </w:tcPr>
           <w:p>
             <w:pPr>
-              <w:spacing w:before="20" w:after="20"/>
-            </w:pPr>
-            <w:r>
-              <w:t xml:space="preserve">α_S</w:t>
-            </w:r>
-          </w:p>
-        </w:tc>
-        <w:tc>
-          <w:tcPr>
-            <w:tcW w:w="0" w:type="auto"/>
-          </w:tcPr>
-          <w:p>
-            <w:pPr>
-              <w:spacing w:before="20" w:after="20"/>
+              <w:spacing w:before="30" w:after="30"/>
+            </w:pPr>
+            <w:r>
+              <w:t xml:space="preserve">α</w:t>
+            </w:r>
+            <w:r>
+              <w:rPr>
+                <w:vertAlign w:val="subscript"/>
+              </w:rPr>
+              <w:t xml:space="preserve">S</w:t>
+            </w:r>
+          </w:p>
+        </w:tc>
+        <w:tc>
+          <w:tcPr>
+            <w:tcW w:w="0" w:type="auto"/>
+          </w:tcPr>
+          <w:p>
+            <w:pPr>
+              <w:spacing w:before="30" w:after="30"/>
             </w:pPr>
             <w:r>
               <w:t xml:space="preserve">보험가입금액</w:t>
@@ -1432,8 +1407,8 @@
           </w:tcPr>
           <w:p>
             <w:pPr>
-              <w:spacing w:before="20" w:after="20"/>
-              <w:jc w:val="right"/>
+              <w:spacing w:before="30" w:after="30"/>
+              <w:jc w:val="center"/>
             </w:pPr>
             <w:r>
               <w:t xml:space="preserve">1.00%</w:t>
@@ -1448,7 +1423,7 @@
           </w:tcPr>
           <w:p>
             <w:pPr>
-              <w:spacing w:before="20" w:after="20"/>
+              <w:spacing w:before="30" w:after="30"/>
             </w:pPr>
             <w:r>
               <w:t xml:space="preserve">계약체결비용 (초년도)</w:t>
@@ -1461,20 +1436,26 @@
           </w:tcPr>
           <w:p>
             <w:pPr>
-              <w:spacing w:before="20" w:after="20"/>
-            </w:pPr>
-            <w:r>
-              <w:t xml:space="preserve">α_P</w:t>
-            </w:r>
-          </w:p>
-        </w:tc>
-        <w:tc>
-          <w:tcPr>
-            <w:tcW w:w="0" w:type="auto"/>
-          </w:tcPr>
-          <w:p>
-            <w:pPr>
-              <w:spacing w:before="20" w:after="20"/>
+              <w:spacing w:before="30" w:after="30"/>
+            </w:pPr>
+            <w:r>
+              <w:t xml:space="preserve">α</w:t>
+            </w:r>
+            <w:r>
+              <w:rPr>
+                <w:vertAlign w:val="subscript"/>
+              </w:rPr>
+              <w:t xml:space="preserve">P</w:t>
+            </w:r>
+          </w:p>
+        </w:tc>
+        <w:tc>
+          <w:tcPr>
+            <w:tcW w:w="0" w:type="auto"/>
+          </w:tcPr>
+          <w:p>
+            <w:pPr>
+              <w:spacing w:before="30" w:after="30"/>
             </w:pPr>
             <w:r>
               <w:t xml:space="preserve">기준연납순보험료</w:t>
@@ -1487,8 +1468,8 @@
           </w:tcPr>
           <w:p>
             <w:pPr>
-              <w:spacing w:before="20" w:after="20"/>
-              <w:jc w:val="right"/>
+              <w:spacing w:before="30" w:after="30"/>
+              <w:jc w:val="center"/>
             </w:pPr>
             <w:r>
               <w:t xml:space="preserve">1배</w:t>
@@ -1503,7 +1484,7 @@
           </w:tcPr>
           <w:p>
             <w:pPr>
-              <w:spacing w:before="20" w:after="20"/>
+              <w:spacing w:before="30" w:after="30"/>
             </w:pPr>
             <w:r>
               <w:t xml:space="preserve">계약관리비용 (납입중)</w:t>
@@ -1516,20 +1497,26 @@
           </w:tcPr>
           <w:p>
             <w:pPr>
-              <w:spacing w:before="20" w:after="20"/>
-            </w:pPr>
-            <w:r>
-              <w:t xml:space="preserve">β_S</w:t>
-            </w:r>
-          </w:p>
-        </w:tc>
-        <w:tc>
-          <w:tcPr>
-            <w:tcW w:w="0" w:type="auto"/>
-          </w:tcPr>
-          <w:p>
-            <w:pPr>
-              <w:spacing w:before="20" w:after="20"/>
+              <w:spacing w:before="30" w:after="30"/>
+            </w:pPr>
+            <w:r>
+              <w:t xml:space="preserve">β</w:t>
+            </w:r>
+            <w:r>
+              <w:rPr>
+                <w:vertAlign w:val="subscript"/>
+              </w:rPr>
+              <w:t xml:space="preserve">S</w:t>
+            </w:r>
+          </w:p>
+        </w:tc>
+        <w:tc>
+          <w:tcPr>
+            <w:tcW w:w="0" w:type="auto"/>
+          </w:tcPr>
+          <w:p>
+            <w:pPr>
+              <w:spacing w:before="30" w:after="30"/>
             </w:pPr>
             <w:r>
               <w:t xml:space="preserve">매년 보험가입금액</w:t>
@@ -1542,8 +1529,8 @@
           </w:tcPr>
           <w:p>
             <w:pPr>
-              <w:spacing w:before="20" w:after="20"/>
-              <w:jc w:val="right"/>
+              <w:spacing w:before="30" w:after="30"/>
+              <w:jc w:val="center"/>
             </w:pPr>
             <w:r>
               <w:t xml:space="preserve">1.50/1,000</w:t>
@@ -1558,7 +1545,7 @@
           </w:tcPr>
           <w:p>
             <w:pPr>
-              <w:spacing w:before="20" w:after="20"/>
+              <w:spacing w:before="30" w:after="30"/>
             </w:pPr>
             <w:r>
               <w:t xml:space="preserve">계약관리비용 (납입중)</w:t>
@@ -1571,20 +1558,26 @@
           </w:tcPr>
           <w:p>
             <w:pPr>
-              <w:spacing w:before="20" w:after="20"/>
-            </w:pPr>
-            <w:r>
-              <w:t xml:space="preserve">β_G</w:t>
-            </w:r>
-          </w:p>
-        </w:tc>
-        <w:tc>
-          <w:tcPr>
-            <w:tcW w:w="0" w:type="auto"/>
-          </w:tcPr>
-          <w:p>
-            <w:pPr>
-              <w:spacing w:before="20" w:after="20"/>
+              <w:spacing w:before="30" w:after="30"/>
+            </w:pPr>
+            <w:r>
+              <w:t xml:space="preserve">β</w:t>
+            </w:r>
+            <w:r>
+              <w:rPr>
+                <w:vertAlign w:val="subscript"/>
+              </w:rPr>
+              <w:t xml:space="preserve">G</w:t>
+            </w:r>
+          </w:p>
+        </w:tc>
+        <w:tc>
+          <w:tcPr>
+            <w:tcW w:w="0" w:type="auto"/>
+          </w:tcPr>
+          <w:p>
+            <w:pPr>
+              <w:spacing w:before="30" w:after="30"/>
             </w:pPr>
             <w:r>
               <w:t xml:space="preserve">영업보험료</w:t>
@@ -1597,8 +1590,8 @@
           </w:tcPr>
           <w:p>
             <w:pPr>
-              <w:spacing w:before="20" w:after="20"/>
-              <w:jc w:val="right"/>
+              <w:spacing w:before="30" w:after="30"/>
+              <w:jc w:val="center"/>
             </w:pPr>
             <w:r>
               <w:t xml:space="preserve">4.50%</w:t>
@@ -1613,7 +1606,7 @@
           </w:tcPr>
           <w:p>
             <w:pPr>
-              <w:spacing w:before="20" w:after="20"/>
+              <w:spacing w:before="30" w:after="30"/>
             </w:pPr>
             <w:r>
               <w:t xml:space="preserve">계약관리비용 (납입후)</w:t>
@@ -1626,7 +1619,7 @@
           </w:tcPr>
           <w:p>
             <w:pPr>
-              <w:spacing w:before="20" w:after="20"/>
+              <w:spacing w:before="30" w:after="30"/>
             </w:pPr>
             <w:r>
               <w:t xml:space="preserve">β′</w:t>
@@ -1639,7 +1632,7 @@
           </w:tcPr>
           <w:p>
             <w:pPr>
-              <w:spacing w:before="20" w:after="20"/>
+              <w:spacing w:before="30" w:after="30"/>
             </w:pPr>
             <w:r>
               <w:t xml:space="preserve">매년 보험가입금액</w:t>
@@ -1652,8 +1645,8 @@
           </w:tcPr>
           <w:p>
             <w:pPr>
-              <w:spacing w:before="20" w:after="20"/>
-              <w:jc w:val="right"/>
+              <w:spacing w:before="30" w:after="30"/>
+              <w:jc w:val="center"/>
             </w:pPr>
             <w:r>
               <w:t xml:space="preserve">1.00/1,000</w:t>
@@ -1668,7 +1661,7 @@
           </w:tcPr>
           <w:p>
             <w:pPr>
-              <w:spacing w:before="20" w:after="20"/>
+              <w:spacing w:before="30" w:after="30"/>
             </w:pPr>
             <w:r>
               <w:t xml:space="preserve">수금비용</w:t>
@@ -1681,7 +1674,7 @@
           </w:tcPr>
           <w:p>
             <w:pPr>
-              <w:spacing w:before="20" w:after="20"/>
+              <w:spacing w:before="30" w:after="30"/>
             </w:pPr>
             <w:r>
               <w:t xml:space="preserve">γ</w:t>
@@ -1694,7 +1687,7 @@
           </w:tcPr>
           <w:p>
             <w:pPr>
-              <w:spacing w:before="20" w:after="20"/>
+              <w:spacing w:before="30" w:after="30"/>
             </w:pPr>
             <w:r>
               <w:t xml:space="preserve">영업보험료</w:t>
@@ -1707,8 +1700,8 @@
           </w:tcPr>
           <w:p>
             <w:pPr>
-              <w:spacing w:before="20" w:after="20"/>
-              <w:jc w:val="right"/>
+              <w:spacing w:before="30" w:after="30"/>
+              <w:jc w:val="center"/>
             </w:pPr>
             <w:r>
               <w:t xml:space="preserve">2.50%</w:t>
@@ -1738,20 +1731,13 @@
           <w:insideV w:val="single" w:sz="4" w:space="0" w:color="A0A0A0"/>
         </w:tblBorders>
         <w:tblCellMar>
-          <w:left w:w="80" w:type="dxa"/>
-          <w:right w:w="80" w:type="dxa"/>
+          <w:left w:w="140" w:type="dxa"/>
+          <w:right w:w="180" w:type="dxa"/>
         </w:tblCellMar>
       </w:tblPr>
       <w:tblGrid>
-        <w:gridCol w:w="1066"/>
-        <w:gridCol w:w="1066"/>
-        <w:gridCol w:w="1066"/>
-        <w:gridCol w:w="1066"/>
-        <w:gridCol w:w="1066"/>
-        <w:gridCol w:w="1066"/>
-        <w:gridCol w:w="1066"/>
-        <w:gridCol w:w="1066"/>
-        <w:gridCol w:w="1066"/>
+        <w:gridCol w:w="2940"/>
+        <w:gridCol w:w="6860"/>
       </w:tblGrid>
       <w:tr>
         <w:trPr>
@@ -1764,13 +1750,11 @@
           </w:tcPr>
           <w:p>
             <w:pPr>
-              <w:spacing w:before="20" w:after="20"/>
+              <w:spacing w:before="30" w:after="30"/>
             </w:pPr>
             <w:r>
               <w:rPr>
                 <w:b/>
-                <w:sz w:val="14"/>
-                <w:szCs w:val="14"/>
               </w:rPr>
               <w:t xml:space="preserve">담보</w:t>
             </w:r>
@@ -1783,148 +1767,13 @@
           </w:tcPr>
           <w:p>
             <w:pPr>
-              <w:spacing w:before="20" w:after="20"/>
+              <w:spacing w:before="30" w:after="30"/>
             </w:pPr>
             <w:r>
               <w:rPr>
                 <w:b/>
-                <w:sz w:val="14"/>
-                <w:szCs w:val="14"/>
               </w:rPr>
-              <w:t xml:space="preserve">단위</w:t>
-            </w:r>
-          </w:p>
-        </w:tc>
-        <w:tc>
-          <w:tcPr>
-            <w:tcW w:w="0" w:type="auto"/>
-            <w:shd w:val="clear" w:color="auto" w:fill="EEF1F5"/>
-          </w:tcPr>
-          <w:p>
-            <w:pPr>
-              <w:spacing w:before="20" w:after="20"/>
-            </w:pPr>
-            <w:r>
-              <w:rPr>
-                <w:b/>
-                <w:sz w:val="14"/>
-                <w:szCs w:val="14"/>
-              </w:rPr>
-              <w:t xml:space="preserve">급부 유형</w:t>
-            </w:r>
-          </w:p>
-        </w:tc>
-        <w:tc>
-          <w:tcPr>
-            <w:tcW w:w="0" w:type="auto"/>
-            <w:shd w:val="clear" w:color="auto" w:fill="EEF1F5"/>
-          </w:tcPr>
-          <w:p>
-            <w:pPr>
-              <w:spacing w:before="20" w:after="20"/>
-            </w:pPr>
-            <w:r>
-              <w:rPr>
-                <w:b/>
-                <w:sz w:val="14"/>
-                <w:szCs w:val="14"/>
-              </w:rPr>
-              <w:t xml:space="preserve">지급 사유</w:t>
-            </w:r>
-          </w:p>
-        </w:tc>
-        <w:tc>
-          <w:tcPr>
-            <w:tcW w:w="0" w:type="auto"/>
-            <w:shd w:val="clear" w:color="auto" w:fill="EEF1F5"/>
-          </w:tcPr>
-          <w:p>
-            <w:pPr>
-              <w:spacing w:before="20" w:after="20"/>
-            </w:pPr>
-            <w:r>
-              <w:rPr>
-                <w:b/>
-                <w:sz w:val="14"/>
-                <w:szCs w:val="14"/>
-              </w:rPr>
-              <w:t xml:space="preserve">보장금액</w:t>
-            </w:r>
-          </w:p>
-        </w:tc>
-        <w:tc>
-          <w:tcPr>
-            <w:tcW w:w="0" w:type="auto"/>
-            <w:shd w:val="clear" w:color="auto" w:fill="EEF1F5"/>
-          </w:tcPr>
-          <w:p>
-            <w:pPr>
-              <w:spacing w:before="20" w:after="20"/>
-            </w:pPr>
-            <w:r>
-              <w:rPr>
-                <w:b/>
-                <w:sz w:val="14"/>
-                <w:szCs w:val="14"/>
-              </w:rPr>
-              <w:t xml:space="preserve">보장 종료</w:t>
-            </w:r>
-          </w:p>
-        </w:tc>
-        <w:tc>
-          <w:tcPr>
-            <w:tcW w:w="0" w:type="auto"/>
-            <w:shd w:val="clear" w:color="auto" w:fill="EEF1F5"/>
-          </w:tcPr>
-          <w:p>
-            <w:pPr>
-              <w:spacing w:before="20" w:after="20"/>
-            </w:pPr>
-            <w:r>
-              <w:rPr>
-                <w:b/>
-                <w:sz w:val="14"/>
-                <w:szCs w:val="14"/>
-              </w:rPr>
-              <w:t xml:space="preserve">면책</w:t>
-            </w:r>
-          </w:p>
-        </w:tc>
-        <w:tc>
-          <w:tcPr>
-            <w:tcW w:w="0" w:type="auto"/>
-            <w:shd w:val="clear" w:color="auto" w:fill="EEF1F5"/>
-          </w:tcPr>
-          <w:p>
-            <w:pPr>
-              <w:spacing w:before="20" w:after="20"/>
-            </w:pPr>
-            <w:r>
-              <w:rPr>
-                <w:b/>
-                <w:sz w:val="14"/>
-                <w:szCs w:val="14"/>
-              </w:rPr>
-              <w:t xml:space="preserve">급부 위험률</w:t>
-            </w:r>
-          </w:p>
-        </w:tc>
-        <w:tc>
-          <w:tcPr>
-            <w:tcW w:w="0" w:type="auto"/>
-            <w:shd w:val="clear" w:color="auto" w:fill="EEF1F5"/>
-          </w:tcPr>
-          <w:p>
-            <w:pPr>
-              <w:spacing w:before="20" w:after="20"/>
-            </w:pPr>
-            <w:r>
-              <w:rPr>
-                <w:b/>
-                <w:sz w:val="14"/>
-                <w:szCs w:val="14"/>
-              </w:rPr>
-              <w:t xml:space="preserve">탈퇴 위험률</w:t>
+              <w:t xml:space="preserve">암 진단</w:t>
             </w:r>
           </w:p>
         </w:tc>
@@ -1936,152 +1785,218 @@
           </w:tcPr>
           <w:p>
             <w:pPr>
-              <w:spacing w:before="20" w:after="20"/>
-            </w:pPr>
-            <w:r>
-              <w:rPr>
-                <w:sz w:val="14"/>
-                <w:szCs w:val="14"/>
-              </w:rPr>
-              <w:t xml:space="preserve">암 진단</w:t>
-            </w:r>
-          </w:p>
-        </w:tc>
-        <w:tc>
-          <w:tcPr>
-            <w:tcW w:w="0" w:type="auto"/>
-          </w:tcPr>
-          <w:p>
-            <w:pPr>
-              <w:spacing w:before="20" w:after="20"/>
-            </w:pPr>
-            <w:r>
-              <w:rPr>
-                <w:sz w:val="14"/>
-                <w:szCs w:val="14"/>
-              </w:rPr>
+              <w:spacing w:before="30" w:after="30"/>
+            </w:pPr>
+            <w:r>
+              <w:t xml:space="preserve">단위</w:t>
+            </w:r>
+          </w:p>
+        </w:tc>
+        <w:tc>
+          <w:tcPr>
+            <w:tcW w:w="0" w:type="auto"/>
+          </w:tcPr>
+          <w:p>
+            <w:pPr>
+              <w:spacing w:before="30" w:after="30"/>
+            </w:pPr>
+            <w:r>
               <w:t xml:space="preserve">주계약</w:t>
             </w:r>
           </w:p>
         </w:tc>
-        <w:tc>
-          <w:tcPr>
-            <w:tcW w:w="0" w:type="auto"/>
-          </w:tcPr>
-          <w:p>
-            <w:pPr>
-              <w:spacing w:before="20" w:after="20"/>
-            </w:pPr>
-            <w:r>
-              <w:rPr>
-                <w:sz w:val="14"/>
-                <w:szCs w:val="14"/>
-              </w:rPr>
+      </w:tr>
+      <w:tr>
+        <w:tc>
+          <w:tcPr>
+            <w:tcW w:w="0" w:type="auto"/>
+          </w:tcPr>
+          <w:p>
+            <w:pPr>
+              <w:spacing w:before="30" w:after="30"/>
+            </w:pPr>
+            <w:r>
+              <w:t xml:space="preserve">급부 유형</w:t>
+            </w:r>
+          </w:p>
+        </w:tc>
+        <w:tc>
+          <w:tcPr>
+            <w:tcW w:w="0" w:type="auto"/>
+          </w:tcPr>
+          <w:p>
+            <w:pPr>
+              <w:spacing w:before="30" w:after="30"/>
+            </w:pPr>
+            <w:r>
               <w:t xml:space="preserve">최초발생</w:t>
             </w:r>
           </w:p>
         </w:tc>
-        <w:tc>
-          <w:tcPr>
-            <w:tcW w:w="0" w:type="auto"/>
-          </w:tcPr>
-          <w:p>
-            <w:pPr>
-              <w:spacing w:before="20" w:after="20"/>
-            </w:pPr>
-            <w:r>
-              <w:rPr>
-                <w:sz w:val="14"/>
-                <w:szCs w:val="14"/>
-              </w:rPr>
+      </w:tr>
+      <w:tr>
+        <w:tc>
+          <w:tcPr>
+            <w:tcW w:w="0" w:type="auto"/>
+          </w:tcPr>
+          <w:p>
+            <w:pPr>
+              <w:spacing w:before="30" w:after="30"/>
+            </w:pPr>
+            <w:r>
+              <w:t xml:space="preserve">지급 사유</w:t>
+            </w:r>
+          </w:p>
+        </w:tc>
+        <w:tc>
+          <w:tcPr>
+            <w:tcW w:w="0" w:type="auto"/>
+          </w:tcPr>
+          <w:p>
+            <w:pPr>
+              <w:spacing w:before="30" w:after="30"/>
+            </w:pPr>
+            <w:r>
               <w:t xml:space="preserve">진단 확정 시</w:t>
             </w:r>
           </w:p>
         </w:tc>
-        <w:tc>
-          <w:tcPr>
-            <w:tcW w:w="0" w:type="auto"/>
-          </w:tcPr>
-          <w:p>
-            <w:pPr>
-              <w:spacing w:before="20" w:after="20"/>
-              <w:jc w:val="right"/>
-            </w:pPr>
-            <w:r>
-              <w:rPr>
-                <w:sz w:val="14"/>
-                <w:szCs w:val="14"/>
-              </w:rPr>
+      </w:tr>
+      <w:tr>
+        <w:tc>
+          <w:tcPr>
+            <w:tcW w:w="0" w:type="auto"/>
+          </w:tcPr>
+          <w:p>
+            <w:pPr>
+              <w:spacing w:before="30" w:after="30"/>
+            </w:pPr>
+            <w:r>
+              <w:t xml:space="preserve">보장금액</w:t>
+            </w:r>
+          </w:p>
+        </w:tc>
+        <w:tc>
+          <w:tcPr>
+            <w:tcW w:w="0" w:type="auto"/>
+          </w:tcPr>
+          <w:p>
+            <w:pPr>
+              <w:spacing w:before="30" w:after="30"/>
+            </w:pPr>
+            <w:r>
               <w:t xml:space="preserve">50,000,000원</w:t>
             </w:r>
           </w:p>
         </w:tc>
-        <w:tc>
-          <w:tcPr>
-            <w:tcW w:w="0" w:type="auto"/>
-          </w:tcPr>
-          <w:p>
-            <w:pPr>
-              <w:spacing w:before="20" w:after="20"/>
-              <w:jc w:val="right"/>
-            </w:pPr>
-            <w:r>
-              <w:rPr>
-                <w:sz w:val="14"/>
-                <w:szCs w:val="14"/>
-              </w:rPr>
+      </w:tr>
+      <w:tr>
+        <w:tc>
+          <w:tcPr>
+            <w:tcW w:w="0" w:type="auto"/>
+          </w:tcPr>
+          <w:p>
+            <w:pPr>
+              <w:spacing w:before="30" w:after="30"/>
+            </w:pPr>
+            <w:r>
+              <w:t xml:space="preserve">보장 종료</w:t>
+            </w:r>
+          </w:p>
+        </w:tc>
+        <w:tc>
+          <w:tcPr>
+            <w:tcW w:w="0" w:type="auto"/>
+          </w:tcPr>
+          <w:p>
+            <w:pPr>
+              <w:spacing w:before="30" w:after="30"/>
+            </w:pPr>
+            <w:r>
               <w:t xml:space="preserve">100세</w:t>
             </w:r>
           </w:p>
         </w:tc>
-        <w:tc>
-          <w:tcPr>
-            <w:tcW w:w="0" w:type="auto"/>
-          </w:tcPr>
-          <w:p>
-            <w:pPr>
-              <w:spacing w:before="20" w:after="20"/>
-              <w:jc w:val="right"/>
-            </w:pPr>
-            <w:r>
-              <w:rPr>
-                <w:sz w:val="14"/>
-                <w:szCs w:val="14"/>
-              </w:rPr>
+      </w:tr>
+      <w:tr>
+        <w:tc>
+          <w:tcPr>
+            <w:tcW w:w="0" w:type="auto"/>
+          </w:tcPr>
+          <w:p>
+            <w:pPr>
+              <w:spacing w:before="30" w:after="30"/>
+            </w:pPr>
+            <w:r>
+              <w:t xml:space="preserve">면책</w:t>
+            </w:r>
+          </w:p>
+        </w:tc>
+        <w:tc>
+          <w:tcPr>
+            <w:tcW w:w="0" w:type="auto"/>
+          </w:tcPr>
+          <w:p>
+            <w:pPr>
+              <w:spacing w:before="30" w:after="30"/>
+            </w:pPr>
+            <w:r>
               <w:t xml:space="preserve">90일</w:t>
             </w:r>
           </w:p>
         </w:tc>
-        <w:tc>
-          <w:tcPr>
-            <w:tcW w:w="0" w:type="auto"/>
-          </w:tcPr>
-          <w:p>
-            <w:pPr>
-              <w:spacing w:before="20" w:after="20"/>
-            </w:pPr>
-            <w:r>
-              <w:rPr>
-                <w:sz w:val="14"/>
-                <w:szCs w:val="14"/>
-              </w:rPr>
+      </w:tr>
+      <w:tr>
+        <w:tc>
+          <w:tcPr>
+            <w:tcW w:w="0" w:type="auto"/>
+          </w:tcPr>
+          <w:p>
+            <w:pPr>
+              <w:spacing w:before="30" w:after="30"/>
+            </w:pPr>
+            <w:r>
+              <w:t xml:space="preserve">급부 위험률</w:t>
+            </w:r>
+          </w:p>
+        </w:tc>
+        <w:tc>
+          <w:tcPr>
+            <w:tcW w:w="0" w:type="auto"/>
+          </w:tcPr>
+          <w:p>
+            <w:pPr>
+              <w:spacing w:before="30" w:after="30"/>
+            </w:pPr>
+            <w:r>
               <w:t xml:space="preserve">암발생률</w:t>
             </w:r>
           </w:p>
         </w:tc>
-        <w:tc>
-          <w:tcPr>
-            <w:tcW w:w="0" w:type="auto"/>
-          </w:tcPr>
-          <w:p>
-            <w:pPr>
-              <w:spacing w:before="20" w:after="20"/>
-            </w:pPr>
-            <w:r>
-              <w:rPr>
-                <w:sz w:val="14"/>
-                <w:szCs w:val="14"/>
-              </w:rPr>
+      </w:tr>
+      <w:tr>
+        <w:tc>
+          <w:tcPr>
+            <w:tcW w:w="0" w:type="auto"/>
+          </w:tcPr>
+          <w:p>
+            <w:pPr>
+              <w:spacing w:before="30" w:after="30"/>
+            </w:pPr>
+            <w:r>
+              <w:t xml:space="preserve">탈퇴 위험률</w:t>
+            </w:r>
+          </w:p>
+        </w:tc>
+        <w:tc>
+          <w:tcPr>
+            <w:tcW w:w="0" w:type="auto"/>
+          </w:tcPr>
+          <w:p>
+            <w:pPr>
+              <w:spacing w:before="30" w:after="30"/>
+            </w:pPr>
+            <w:r>
               <w:t xml:space="preserve">제7회 경험생명표 사망률 및 암발생률</w:t>
             </w:r>
           </w:p>
@@ -2094,7 +2009,414 @@
         <w:pStyle w:val="Heading1"/>
       </w:pPr>
       <w:r>
-        <w:t xml:space="preserve">3. 계산기수</w:t>
+        <w:t xml:space="preserve">3. 기호의 정의</w:t>
+      </w:r>
+    </w:p>
+    <w:tbl>
+      <w:tblPr>
+        <w:tblW w:w="5000" w:type="pct"/>
+        <w:tblBorders>
+          <w:top w:val="single" w:sz="4" w:space="0" w:color="A0A0A0"/>
+          <w:left w:val="single" w:sz="4" w:space="0" w:color="A0A0A0"/>
+          <w:bottom w:val="single" w:sz="4" w:space="0" w:color="A0A0A0"/>
+          <w:right w:val="single" w:sz="4" w:space="0" w:color="A0A0A0"/>
+          <w:insideH w:val="single" w:sz="4" w:space="0" w:color="A0A0A0"/>
+          <w:insideV w:val="single" w:sz="4" w:space="0" w:color="A0A0A0"/>
+        </w:tblBorders>
+        <w:tblCellMar>
+          <w:left w:w="140" w:type="dxa"/>
+          <w:right w:w="180" w:type="dxa"/>
+        </w:tblCellMar>
+      </w:tblPr>
+      <w:tblGrid>
+        <w:gridCol w:w="2940"/>
+        <w:gridCol w:w="6860"/>
+      </w:tblGrid>
+      <w:tr>
+        <w:trPr>
+          <w:tblHeader/>
+        </w:trPr>
+        <w:tc>
+          <w:tcPr>
+            <w:tcW w:w="0" w:type="auto"/>
+            <w:shd w:val="clear" w:color="auto" w:fill="EEF1F5"/>
+          </w:tcPr>
+          <w:p>
+            <w:pPr>
+              <w:spacing w:before="30" w:after="30"/>
+            </w:pPr>
+            <w:r>
+              <w:rPr>
+                <w:b/>
+              </w:rPr>
+              <w:t xml:space="preserve">기호</w:t>
+            </w:r>
+          </w:p>
+        </w:tc>
+        <w:tc>
+          <w:tcPr>
+            <w:tcW w:w="0" w:type="auto"/>
+            <w:shd w:val="clear" w:color="auto" w:fill="EEF1F5"/>
+          </w:tcPr>
+          <w:p>
+            <w:pPr>
+              <w:spacing w:before="30" w:after="30"/>
+            </w:pPr>
+            <w:r>
+              <w:rPr>
+                <w:b/>
+              </w:rPr>
+              <w:t xml:space="preserve">뜻</w:t>
+            </w:r>
+          </w:p>
+        </w:tc>
+      </w:tr>
+      <w:tr>
+        <w:tc>
+          <w:tcPr>
+            <w:tcW w:w="0" w:type="auto"/>
+          </w:tcPr>
+          <w:p>
+            <w:pPr>
+              <w:spacing w:before="30" w:after="30"/>
+            </w:pPr>
+            <w:r>
+              <w:t xml:space="preserve">x</w:t>
+            </w:r>
+          </w:p>
+        </w:tc>
+        <w:tc>
+          <w:tcPr>
+            <w:tcW w:w="0" w:type="auto"/>
+          </w:tcPr>
+          <w:p>
+            <w:pPr>
+              <w:spacing w:before="30" w:after="30"/>
+            </w:pPr>
+            <w:r>
+              <w:t xml:space="preserve">피보험자의 가입나이</w:t>
+            </w:r>
+          </w:p>
+        </w:tc>
+      </w:tr>
+      <w:tr>
+        <w:tc>
+          <w:tcPr>
+            <w:tcW w:w="0" w:type="auto"/>
+          </w:tcPr>
+          <w:p>
+            <w:pPr>
+              <w:spacing w:before="30" w:after="30"/>
+            </w:pPr>
+            <w:r>
+              <w:t xml:space="preserve">t</w:t>
+            </w:r>
+          </w:p>
+        </w:tc>
+        <w:tc>
+          <w:tcPr>
+            <w:tcW w:w="0" w:type="auto"/>
+          </w:tcPr>
+          <w:p>
+            <w:pPr>
+              <w:spacing w:before="30" w:after="30"/>
+            </w:pPr>
+            <w:r>
+              <w:t xml:space="preserve">경과기간(년), 0 ≤ t &lt; n</w:t>
+            </w:r>
+          </w:p>
+        </w:tc>
+      </w:tr>
+      <w:tr>
+        <w:tc>
+          <w:tcPr>
+            <w:tcW w:w="0" w:type="auto"/>
+          </w:tcPr>
+          <w:p>
+            <w:pPr>
+              <w:spacing w:before="30" w:after="30"/>
+            </w:pPr>
+            <w:r>
+              <w:t xml:space="preserve">n</w:t>
+            </w:r>
+          </w:p>
+        </w:tc>
+        <w:tc>
+          <w:tcPr>
+            <w:tcW w:w="0" w:type="auto"/>
+          </w:tcPr>
+          <w:p>
+            <w:pPr>
+              <w:spacing w:before="30" w:after="30"/>
+            </w:pPr>
+            <w:r>
+              <w:t xml:space="preserve">보험기간(년)</w:t>
+            </w:r>
+          </w:p>
+        </w:tc>
+      </w:tr>
+      <w:tr>
+        <w:tc>
+          <w:tcPr>
+            <w:tcW w:w="0" w:type="auto"/>
+          </w:tcPr>
+          <w:p>
+            <w:pPr>
+              <w:spacing w:before="30" w:after="30"/>
+            </w:pPr>
+            <w:r>
+              <w:t xml:space="preserve">m</w:t>
+            </w:r>
+          </w:p>
+        </w:tc>
+        <w:tc>
+          <w:tcPr>
+            <w:tcW w:w="0" w:type="auto"/>
+          </w:tcPr>
+          <w:p>
+            <w:pPr>
+              <w:spacing w:before="30" w:after="30"/>
+            </w:pPr>
+            <w:r>
+              <w:t xml:space="preserve">보험료 납입기간(년)</w:t>
+            </w:r>
+          </w:p>
+        </w:tc>
+      </w:tr>
+      <w:tr>
+        <w:tc>
+          <w:tcPr>
+            <w:tcW w:w="0" w:type="auto"/>
+          </w:tcPr>
+          <w:p>
+            <w:pPr>
+              <w:spacing w:before="30" w:after="30"/>
+            </w:pPr>
+            <w:r>
+              <w:t xml:space="preserve">k</w:t>
+            </w:r>
+          </w:p>
+        </w:tc>
+        <w:tc>
+          <w:tcPr>
+            <w:tcW w:w="0" w:type="auto"/>
+          </w:tcPr>
+          <w:p>
+            <w:pPr>
+              <w:spacing w:before="30" w:after="30"/>
+            </w:pPr>
+            <w:r>
+              <w:t xml:space="preserve">납입주기별 계수 — 연 납입횟수 (연납 1, 6개월납 2, 3개월납 4, 월납 12)</w:t>
+            </w:r>
+          </w:p>
+        </w:tc>
+      </w:tr>
+      <w:tr>
+        <w:tc>
+          <w:tcPr>
+            <w:tcW w:w="0" w:type="auto"/>
+          </w:tcPr>
+          <w:p>
+            <w:pPr>
+              <w:spacing w:before="30" w:after="30"/>
+            </w:pPr>
+            <w:r>
+              <w:t xml:space="preserve">i</w:t>
+            </w:r>
+          </w:p>
+        </w:tc>
+        <w:tc>
+          <w:tcPr>
+            <w:tcW w:w="0" w:type="auto"/>
+          </w:tcPr>
+          <w:p>
+            <w:pPr>
+              <w:spacing w:before="30" w:after="30"/>
+            </w:pPr>
+            <w:r>
+              <w:t xml:space="preserve">적용이율 (1.1.)</w:t>
+            </w:r>
+          </w:p>
+        </w:tc>
+      </w:tr>
+      <w:tr>
+        <w:tc>
+          <w:tcPr>
+            <w:tcW w:w="0" w:type="auto"/>
+          </w:tcPr>
+          <w:p>
+            <w:pPr>
+              <w:spacing w:before="30" w:after="30"/>
+            </w:pPr>
+            <w:r>
+              <w:t xml:space="preserve">v</w:t>
+            </w:r>
+          </w:p>
+        </w:tc>
+        <w:tc>
+          <w:tcPr>
+            <w:tcW w:w="0" w:type="auto"/>
+          </w:tcPr>
+          <w:p>
+            <w:pPr>
+              <w:spacing w:before="30" w:after="30"/>
+            </w:pPr>
+            <w:r>
+              <w:t xml:space="preserve">현가율 = 1/(1+i)</w:t>
+            </w:r>
+          </w:p>
+        </w:tc>
+      </w:tr>
+      <w:tr>
+        <w:tc>
+          <w:tcPr>
+            <w:tcW w:w="0" w:type="auto"/>
+          </w:tcPr>
+          <w:p>
+            <w:pPr>
+              <w:spacing w:before="30" w:after="30"/>
+            </w:pPr>
+            <w:r>
+              <w:t xml:space="preserve">l</w:t>
+            </w:r>
+            <w:r>
+              <w:rPr>
+                <w:vertAlign w:val="subscript"/>
+              </w:rPr>
+              <w:t xml:space="preserve">x+t</w:t>
+            </w:r>
+          </w:p>
+        </w:tc>
+        <w:tc>
+          <w:tcPr>
+            <w:tcW w:w="0" w:type="auto"/>
+          </w:tcPr>
+          <w:p>
+            <w:pPr>
+              <w:spacing w:before="30" w:after="30"/>
+            </w:pPr>
+            <w:r>
+              <w:t xml:space="preserve">t시점 유지자수 (기준 인원 </w:t>
+            </w:r>
+            <w:r>
+              <w:t xml:space="preserve">l</w:t>
+            </w:r>
+            <w:r>
+              <w:rPr>
+                <w:vertAlign w:val="subscript"/>
+              </w:rPr>
+              <w:t xml:space="preserve">x</w:t>
+            </w:r>
+            <w:r>
+              <w:t xml:space="preserve"> = 100,000)</w:t>
+            </w:r>
+          </w:p>
+        </w:tc>
+      </w:tr>
+      <w:tr>
+        <w:tc>
+          <w:tcPr>
+            <w:tcW w:w="0" w:type="auto"/>
+          </w:tcPr>
+          <w:p>
+            <w:pPr>
+              <w:spacing w:before="30" w:after="30"/>
+            </w:pPr>
+            <w:r>
+              <w:t xml:space="preserve">l′</w:t>
+            </w:r>
+            <w:r>
+              <w:rPr>
+                <w:vertAlign w:val="subscript"/>
+              </w:rPr>
+              <w:t xml:space="preserve">x+t</w:t>
+            </w:r>
+          </w:p>
+        </w:tc>
+        <w:tc>
+          <w:tcPr>
+            <w:tcW w:w="0" w:type="auto"/>
+          </w:tcPr>
+          <w:p>
+            <w:pPr>
+              <w:spacing w:before="30" w:after="30"/>
+            </w:pPr>
+            <w:r>
+              <w:t xml:space="preserve">t시점 납입자수</w:t>
+            </w:r>
+          </w:p>
+        </w:tc>
+      </w:tr>
+      <w:tr>
+        <w:tc>
+          <w:tcPr>
+            <w:tcW w:w="0" w:type="auto"/>
+          </w:tcPr>
+          <w:p>
+            <w:pPr>
+              <w:spacing w:before="30" w:after="30"/>
+            </w:pPr>
+            <w:r>
+              <w:t xml:space="preserve">w</w:t>
+            </w:r>
+            <w:r>
+              <w:rPr>
+                <w:vertAlign w:val="subscript"/>
+              </w:rPr>
+              <w:t xml:space="preserve">x+t</w:t>
+            </w:r>
+          </w:p>
+        </w:tc>
+        <w:tc>
+          <w:tcPr>
+            <w:tcW w:w="0" w:type="auto"/>
+          </w:tcPr>
+          <w:p>
+            <w:pPr>
+              <w:spacing w:before="30" w:after="30"/>
+            </w:pPr>
+            <w:r>
+              <w:t xml:space="preserve">적용해지율 (1.3.)</w:t>
+            </w:r>
+          </w:p>
+        </w:tc>
+      </w:tr>
+      <w:tr>
+        <w:tc>
+          <w:tcPr>
+            <w:tcW w:w="0" w:type="auto"/>
+          </w:tcPr>
+          <w:p>
+            <w:pPr>
+              <w:spacing w:before="30" w:after="30"/>
+            </w:pPr>
+            <w:r>
+              <w:t xml:space="preserve">ρ</w:t>
+            </w:r>
+          </w:p>
+        </w:tc>
+        <w:tc>
+          <w:tcPr>
+            <w:tcW w:w="0" w:type="auto"/>
+          </w:tcPr>
+          <w:p>
+            <w:pPr>
+              <w:spacing w:before="30" w:after="30"/>
+            </w:pPr>
+            <w:r>
+              <w:t xml:space="preserve">납입기간 중 해지환급금 비율 (1.3. — 무해지 0)</w:t>
+            </w:r>
+          </w:p>
+        </w:tc>
+      </w:tr>
+    </w:tbl>
+    <w:p/>
+    <w:p>
+      <w:pPr>
+        <w:pStyle w:val="Heading1"/>
+      </w:pPr>
+      <w:r>
+        <w:t xml:space="preserve">4. 계산기수</w:t>
       </w:r>
     </w:p>
     <w:p>
@@ -2107,82 +2429,2830 @@
     </w:p>
     <w:p>
       <w:pPr>
+        <w:pStyle w:val="FormulaText"/>
+      </w:pPr>
+      <w:r>
+        <w:t xml:space="preserve">q</w:t>
+      </w:r>
+      <w:r>
+        <w:rPr>
+          <w:vertAlign w:val="subscript"/>
+        </w:rPr>
+        <w:t xml:space="preserve">x</w:t>
+      </w:r>
+      <w:r>
+        <w:t xml:space="preserve"> : 제7회 경험생명표 사망률</w:t>
+      </w:r>
+    </w:p>
+    <w:p>
+      <w:pPr>
+        <w:pStyle w:val="FormulaText"/>
+      </w:pPr>
+      <w:r>
+        <w:t xml:space="preserve">r</w:t>
+      </w:r>
+      <w:r>
+        <w:rPr>
+          <w:vertAlign w:val="subscript"/>
+        </w:rPr>
+        <w:t xml:space="preserve">x</w:t>
+      </w:r>
+      <w:r>
+        <w:t xml:space="preserve"> : 암발생률</w:t>
+      </w:r>
+    </w:p>
+    <w:p>
+      <w:pPr>
+        <w:pStyle w:val="FormulaText"/>
+      </w:pPr>
+      <w:r>
+        <w:t xml:space="preserve">w</w:t>
+      </w:r>
+      <w:r>
+        <w:rPr>
+          <w:vertAlign w:val="subscript"/>
+        </w:rPr>
+        <w:t xml:space="preserve">x</w:t>
+      </w:r>
+      <w:r>
+        <w:t xml:space="preserve"> : 적용해지율 (납입기간 중)</w:t>
+      </w:r>
+    </w:p>
+    <w:p>
+      <w:pPr>
+        <w:pStyle w:val="FormulaText"/>
+      </w:pPr>
+      <w:r>
+        <w:t xml:space="preserve">기준 인원</w:t>
+      </w:r>
+    </w:p>
+    <w:p>
+      <w:pPr>
         <w:pStyle w:val="Formula"/>
       </w:pPr>
+      <m:oMathPara>
+        <m:oMathParaPr>
+          <m:jc m:val="left"/>
+        </m:oMathParaPr>
+        <m:oMath>
+          <m:sSub>
+            <m:e>
+              <m:r>
+                <w:rPr>
+                  <w:rFonts w:ascii="Cambria Math" w:hAnsi="Cambria Math"/>
+                  <w:sz w:val="24"/>
+                  <w:szCs w:val="24"/>
+                </w:rPr>
+                <m:t xml:space="preserve">l</m:t>
+              </m:r>
+            </m:e>
+            <m:sub>
+              <m:r>
+                <w:rPr>
+                  <w:rFonts w:ascii="Cambria Math" w:hAnsi="Cambria Math"/>
+                  <w:sz w:val="24"/>
+                  <w:szCs w:val="24"/>
+                </w:rPr>
+                <m:t xml:space="preserve">x</m:t>
+              </m:r>
+            </m:sub>
+          </m:sSub>
+          <m:r>
+            <w:rPr>
+              <w:rFonts w:ascii="Cambria Math" w:hAnsi="Cambria Math"/>
+              <w:sz w:val="24"/>
+              <w:szCs w:val="24"/>
+            </w:rPr>
+            <m:t xml:space="preserve"> = </m:t>
+          </m:r>
+          <m:sSub>
+            <m:e>
+              <m:r>
+                <w:rPr>
+                  <w:rFonts w:ascii="Cambria Math" w:hAnsi="Cambria Math"/>
+                  <w:sz w:val="24"/>
+                  <w:szCs w:val="24"/>
+                </w:rPr>
+                <m:t xml:space="preserve">l′</m:t>
+              </m:r>
+            </m:e>
+            <m:sub>
+              <m:r>
+                <w:rPr>
+                  <w:rFonts w:ascii="Cambria Math" w:hAnsi="Cambria Math"/>
+                  <w:sz w:val="24"/>
+                  <w:szCs w:val="24"/>
+                </w:rPr>
+                <m:t xml:space="preserve">x</m:t>
+              </m:r>
+            </m:sub>
+          </m:sSub>
+          <m:r>
+            <w:rPr>
+              <w:rFonts w:ascii="Cambria Math" w:hAnsi="Cambria Math"/>
+              <w:sz w:val="24"/>
+              <w:szCs w:val="24"/>
+            </w:rPr>
+            <m:t xml:space="preserve"> = </m:t>
+          </m:r>
+          <m:r>
+            <w:rPr>
+              <w:rFonts w:ascii="Cambria Math" w:hAnsi="Cambria Math"/>
+              <w:sz w:val="24"/>
+              <w:szCs w:val="24"/>
+            </w:rPr>
+            <m:t xml:space="preserve">100</m:t>
+          </m:r>
+          <m:r>
+            <w:rPr>
+              <w:rFonts w:ascii="Cambria Math" w:hAnsi="Cambria Math"/>
+              <w:sz w:val="24"/>
+              <w:szCs w:val="24"/>
+            </w:rPr>
+            <m:t xml:space="preserve">,</m:t>
+          </m:r>
+          <m:r>
+            <w:rPr>
+              <w:rFonts w:ascii="Cambria Math" w:hAnsi="Cambria Math"/>
+              <w:sz w:val="24"/>
+              <w:szCs w:val="24"/>
+            </w:rPr>
+            <m:t xml:space="preserve">000</m:t>
+          </m:r>
+        </m:oMath>
+      </m:oMathPara>
+    </w:p>
+    <w:p>
+      <w:pPr>
+        <w:pStyle w:val="FormulaText"/>
+      </w:pPr>
       <w:r>
-        <w:t xml:space="preserve">q_x : 제7회 경험생명표 사망률</w:t>
+        <w:t xml:space="preserve">탈퇴율</w:t>
       </w:r>
     </w:p>
     <w:p>
       <w:pPr>
         <w:pStyle w:val="Formula"/>
       </w:pPr>
+      <m:oMathPara>
+        <m:oMathParaPr>
+          <m:jc m:val="left"/>
+        </m:oMathParaPr>
+        <m:oMath>
+          <m:sSub>
+            <m:e>
+              <m:r>
+                <w:rPr>
+                  <w:rFonts w:ascii="Cambria Math" w:hAnsi="Cambria Math"/>
+                  <w:sz w:val="24"/>
+                  <w:szCs w:val="24"/>
+                </w:rPr>
+                <m:t xml:space="preserve">Q</m:t>
+              </m:r>
+            </m:e>
+            <m:sub>
+              <m:r>
+                <w:rPr>
+                  <w:rFonts w:ascii="Cambria Math" w:hAnsi="Cambria Math"/>
+                  <w:sz w:val="24"/>
+                  <w:szCs w:val="24"/>
+                </w:rPr>
+                <m:t xml:space="preserve">x</m:t>
+              </m:r>
+              <m:r>
+                <w:rPr>
+                  <w:rFonts w:ascii="Cambria Math" w:hAnsi="Cambria Math"/>
+                  <w:sz w:val="24"/>
+                  <w:szCs w:val="24"/>
+                </w:rPr>
+                <m:t xml:space="preserve">+</m:t>
+              </m:r>
+              <m:r>
+                <w:rPr>
+                  <w:rFonts w:ascii="Cambria Math" w:hAnsi="Cambria Math"/>
+                  <w:sz w:val="24"/>
+                  <w:szCs w:val="24"/>
+                </w:rPr>
+                <m:t xml:space="preserve">t</m:t>
+              </m:r>
+            </m:sub>
+          </m:sSub>
+          <m:r>
+            <w:rPr>
+              <w:rFonts w:ascii="Cambria Math" w:hAnsi="Cambria Math"/>
+              <w:sz w:val="24"/>
+              <w:szCs w:val="24"/>
+            </w:rPr>
+            <m:t xml:space="preserve"> = </m:t>
+          </m:r>
+          <m:sSub>
+            <m:e>
+              <m:r>
+                <w:rPr>
+                  <w:rFonts w:ascii="Cambria Math" w:hAnsi="Cambria Math"/>
+                  <w:sz w:val="24"/>
+                  <w:szCs w:val="24"/>
+                </w:rPr>
+                <m:t xml:space="preserve">q</m:t>
+              </m:r>
+            </m:e>
+            <m:sub>
+              <m:r>
+                <w:rPr>
+                  <w:rFonts w:ascii="Cambria Math" w:hAnsi="Cambria Math"/>
+                  <w:sz w:val="24"/>
+                  <w:szCs w:val="24"/>
+                </w:rPr>
+                <m:t xml:space="preserve">x</m:t>
+              </m:r>
+              <m:r>
+                <w:rPr>
+                  <w:rFonts w:ascii="Cambria Math" w:hAnsi="Cambria Math"/>
+                  <w:sz w:val="24"/>
+                  <w:szCs w:val="24"/>
+                </w:rPr>
+                <m:t xml:space="preserve">+</m:t>
+              </m:r>
+              <m:r>
+                <w:rPr>
+                  <w:rFonts w:ascii="Cambria Math" w:hAnsi="Cambria Math"/>
+                  <w:sz w:val="24"/>
+                  <w:szCs w:val="24"/>
+                </w:rPr>
+                <m:t xml:space="preserve">t</m:t>
+              </m:r>
+            </m:sub>
+          </m:sSub>
+          <m:r>
+            <w:rPr>
+              <w:rFonts w:ascii="Cambria Math" w:hAnsi="Cambria Math"/>
+              <w:sz w:val="24"/>
+              <w:szCs w:val="24"/>
+            </w:rPr>
+            <m:t xml:space="preserve"> + </m:t>
+          </m:r>
+          <m:sSub>
+            <m:e>
+              <m:r>
+                <w:rPr>
+                  <w:rFonts w:ascii="Cambria Math" w:hAnsi="Cambria Math"/>
+                  <w:sz w:val="24"/>
+                  <w:szCs w:val="24"/>
+                </w:rPr>
+                <m:t xml:space="preserve">r</m:t>
+              </m:r>
+            </m:e>
+            <m:sub>
+              <m:r>
+                <w:rPr>
+                  <w:rFonts w:ascii="Cambria Math" w:hAnsi="Cambria Math"/>
+                  <w:sz w:val="24"/>
+                  <w:szCs w:val="24"/>
+                </w:rPr>
+                <m:t xml:space="preserve">x</m:t>
+              </m:r>
+              <m:r>
+                <w:rPr>
+                  <w:rFonts w:ascii="Cambria Math" w:hAnsi="Cambria Math"/>
+                  <w:sz w:val="24"/>
+                  <w:szCs w:val="24"/>
+                </w:rPr>
+                <m:t xml:space="preserve">+</m:t>
+              </m:r>
+              <m:r>
+                <w:rPr>
+                  <w:rFonts w:ascii="Cambria Math" w:hAnsi="Cambria Math"/>
+                  <w:sz w:val="24"/>
+                  <w:szCs w:val="24"/>
+                </w:rPr>
+                <m:t xml:space="preserve">t</m:t>
+              </m:r>
+            </m:sub>
+          </m:sSub>
+          <m:r>
+            <w:rPr>
+              <w:rFonts w:ascii="Cambria Math" w:hAnsi="Cambria Math"/>
+              <w:sz w:val="24"/>
+              <w:szCs w:val="24"/>
+            </w:rPr>
+            <m:t xml:space="preserve"> − </m:t>
+          </m:r>
+          <m:sSub>
+            <m:e>
+              <m:r>
+                <w:rPr>
+                  <w:rFonts w:ascii="Cambria Math" w:hAnsi="Cambria Math"/>
+                  <w:sz w:val="24"/>
+                  <w:szCs w:val="24"/>
+                </w:rPr>
+                <m:t xml:space="preserve">q</m:t>
+              </m:r>
+            </m:e>
+            <m:sub>
+              <m:r>
+                <w:rPr>
+                  <w:rFonts w:ascii="Cambria Math" w:hAnsi="Cambria Math"/>
+                  <w:sz w:val="24"/>
+                  <w:szCs w:val="24"/>
+                </w:rPr>
+                <m:t xml:space="preserve">x</m:t>
+              </m:r>
+              <m:r>
+                <w:rPr>
+                  <w:rFonts w:ascii="Cambria Math" w:hAnsi="Cambria Math"/>
+                  <w:sz w:val="24"/>
+                  <w:szCs w:val="24"/>
+                </w:rPr>
+                <m:t xml:space="preserve">+</m:t>
+              </m:r>
+              <m:r>
+                <w:rPr>
+                  <w:rFonts w:ascii="Cambria Math" w:hAnsi="Cambria Math"/>
+                  <w:sz w:val="24"/>
+                  <w:szCs w:val="24"/>
+                </w:rPr>
+                <m:t xml:space="preserve">t</m:t>
+              </m:r>
+            </m:sub>
+          </m:sSub>
+          <m:r>
+            <w:rPr>
+              <w:rFonts w:ascii="Cambria Math" w:hAnsi="Cambria Math"/>
+              <w:sz w:val="24"/>
+              <w:szCs w:val="24"/>
+            </w:rPr>
+            <m:t xml:space="preserve">·</m:t>
+          </m:r>
+          <m:sSub>
+            <m:e>
+              <m:r>
+                <w:rPr>
+                  <w:rFonts w:ascii="Cambria Math" w:hAnsi="Cambria Math"/>
+                  <w:sz w:val="24"/>
+                  <w:szCs w:val="24"/>
+                </w:rPr>
+                <m:t xml:space="preserve">r</m:t>
+              </m:r>
+            </m:e>
+            <m:sub>
+              <m:r>
+                <w:rPr>
+                  <w:rFonts w:ascii="Cambria Math" w:hAnsi="Cambria Math"/>
+                  <w:sz w:val="24"/>
+                  <w:szCs w:val="24"/>
+                </w:rPr>
+                <m:t xml:space="preserve">x</m:t>
+              </m:r>
+              <m:r>
+                <w:rPr>
+                  <w:rFonts w:ascii="Cambria Math" w:hAnsi="Cambria Math"/>
+                  <w:sz w:val="24"/>
+                  <w:szCs w:val="24"/>
+                </w:rPr>
+                <m:t xml:space="preserve">+</m:t>
+              </m:r>
+              <m:r>
+                <w:rPr>
+                  <w:rFonts w:ascii="Cambria Math" w:hAnsi="Cambria Math"/>
+                  <w:sz w:val="24"/>
+                  <w:szCs w:val="24"/>
+                </w:rPr>
+                <m:t xml:space="preserve">t</m:t>
+              </m:r>
+            </m:sub>
+          </m:sSub>
+          <m:r>
+            <w:rPr>
+              <w:rFonts w:ascii="Cambria Math" w:hAnsi="Cambria Math"/>
+              <w:sz w:val="24"/>
+              <w:szCs w:val="24"/>
+            </w:rPr>
+            <m:t xml:space="preserve">/</m:t>
+          </m:r>
+          <m:r>
+            <w:rPr>
+              <w:rFonts w:ascii="Cambria Math" w:hAnsi="Cambria Math"/>
+              <w:sz w:val="24"/>
+              <w:szCs w:val="24"/>
+            </w:rPr>
+            <m:t xml:space="preserve">2</m:t>
+          </m:r>
+        </m:oMath>
+      </m:oMathPara>
+    </w:p>
+    <w:p>
+      <w:pPr>
+        <w:pStyle w:val="FormulaText"/>
+      </w:pPr>
       <w:r>
-        <w:t xml:space="preserve">k_x : 암발생률</w:t>
+        <w:t xml:space="preserve">유지자수</w:t>
       </w:r>
     </w:p>
     <w:p>
       <w:pPr>
         <w:pStyle w:val="Formula"/>
       </w:pPr>
+      <m:oMathPara>
+        <m:oMathParaPr>
+          <m:jc m:val="left"/>
+        </m:oMathParaPr>
+        <m:oMath>
+          <m:sSub>
+            <m:e>
+              <m:r>
+                <w:rPr>
+                  <w:rFonts w:ascii="Cambria Math" w:hAnsi="Cambria Math"/>
+                  <w:sz w:val="24"/>
+                  <w:szCs w:val="24"/>
+                </w:rPr>
+                <m:t xml:space="preserve">l</m:t>
+              </m:r>
+            </m:e>
+            <m:sub>
+              <m:r>
+                <w:rPr>
+                  <w:rFonts w:ascii="Cambria Math" w:hAnsi="Cambria Math"/>
+                  <w:sz w:val="24"/>
+                  <w:szCs w:val="24"/>
+                </w:rPr>
+                <m:t xml:space="preserve">x</m:t>
+              </m:r>
+              <m:r>
+                <w:rPr>
+                  <w:rFonts w:ascii="Cambria Math" w:hAnsi="Cambria Math"/>
+                  <w:sz w:val="24"/>
+                  <w:szCs w:val="24"/>
+                </w:rPr>
+                <m:t xml:space="preserve">+</m:t>
+              </m:r>
+              <m:r>
+                <w:rPr>
+                  <w:rFonts w:ascii="Cambria Math" w:hAnsi="Cambria Math"/>
+                  <w:sz w:val="24"/>
+                  <w:szCs w:val="24"/>
+                </w:rPr>
+                <m:t xml:space="preserve">t</m:t>
+              </m:r>
+              <m:r>
+                <w:rPr>
+                  <w:rFonts w:ascii="Cambria Math" w:hAnsi="Cambria Math"/>
+                  <w:sz w:val="24"/>
+                  <w:szCs w:val="24"/>
+                </w:rPr>
+                <m:t xml:space="preserve">+</m:t>
+              </m:r>
+              <m:r>
+                <w:rPr>
+                  <w:rFonts w:ascii="Cambria Math" w:hAnsi="Cambria Math"/>
+                  <w:sz w:val="24"/>
+                  <w:szCs w:val="24"/>
+                </w:rPr>
+                <m:t xml:space="preserve">1</m:t>
+              </m:r>
+            </m:sub>
+          </m:sSub>
+          <m:r>
+            <w:rPr>
+              <w:rFonts w:ascii="Cambria Math" w:hAnsi="Cambria Math"/>
+              <w:sz w:val="24"/>
+              <w:szCs w:val="24"/>
+            </w:rPr>
+            <m:t xml:space="preserve"> = </m:t>
+          </m:r>
+          <m:sSub>
+            <m:e>
+              <m:r>
+                <w:rPr>
+                  <w:rFonts w:ascii="Cambria Math" w:hAnsi="Cambria Math"/>
+                  <w:sz w:val="24"/>
+                  <w:szCs w:val="24"/>
+                </w:rPr>
+                <m:t xml:space="preserve">l</m:t>
+              </m:r>
+            </m:e>
+            <m:sub>
+              <m:r>
+                <w:rPr>
+                  <w:rFonts w:ascii="Cambria Math" w:hAnsi="Cambria Math"/>
+                  <w:sz w:val="24"/>
+                  <w:szCs w:val="24"/>
+                </w:rPr>
+                <m:t xml:space="preserve">x</m:t>
+              </m:r>
+              <m:r>
+                <w:rPr>
+                  <w:rFonts w:ascii="Cambria Math" w:hAnsi="Cambria Math"/>
+                  <w:sz w:val="24"/>
+                  <w:szCs w:val="24"/>
+                </w:rPr>
+                <m:t xml:space="preserve">+</m:t>
+              </m:r>
+              <m:r>
+                <w:rPr>
+                  <w:rFonts w:ascii="Cambria Math" w:hAnsi="Cambria Math"/>
+                  <w:sz w:val="24"/>
+                  <w:szCs w:val="24"/>
+                </w:rPr>
+                <m:t xml:space="preserve">t</m:t>
+              </m:r>
+            </m:sub>
+          </m:sSub>
+          <m:r>
+            <w:rPr>
+              <w:rFonts w:ascii="Cambria Math" w:hAnsi="Cambria Math"/>
+              <w:sz w:val="24"/>
+              <w:szCs w:val="24"/>
+            </w:rPr>
+            <m:t xml:space="preserve"> × ( </m:t>
+          </m:r>
+          <m:r>
+            <w:rPr>
+              <w:rFonts w:ascii="Cambria Math" w:hAnsi="Cambria Math"/>
+              <w:sz w:val="24"/>
+              <w:szCs w:val="24"/>
+            </w:rPr>
+            <m:t xml:space="preserve">1</m:t>
+          </m:r>
+          <m:r>
+            <w:rPr>
+              <w:rFonts w:ascii="Cambria Math" w:hAnsi="Cambria Math"/>
+              <w:sz w:val="24"/>
+              <w:szCs w:val="24"/>
+            </w:rPr>
+            <m:t xml:space="preserve"> − </m:t>
+          </m:r>
+          <m:sSub>
+            <m:e>
+              <m:r>
+                <w:rPr>
+                  <w:rFonts w:ascii="Cambria Math" w:hAnsi="Cambria Math"/>
+                  <w:sz w:val="24"/>
+                  <w:szCs w:val="24"/>
+                </w:rPr>
+                <m:t xml:space="preserve">Q</m:t>
+              </m:r>
+            </m:e>
+            <m:sub>
+              <m:r>
+                <w:rPr>
+                  <w:rFonts w:ascii="Cambria Math" w:hAnsi="Cambria Math"/>
+                  <w:sz w:val="24"/>
+                  <w:szCs w:val="24"/>
+                </w:rPr>
+                <m:t xml:space="preserve">x</m:t>
+              </m:r>
+              <m:r>
+                <w:rPr>
+                  <w:rFonts w:ascii="Cambria Math" w:hAnsi="Cambria Math"/>
+                  <w:sz w:val="24"/>
+                  <w:szCs w:val="24"/>
+                </w:rPr>
+                <m:t xml:space="preserve">+</m:t>
+              </m:r>
+              <m:r>
+                <w:rPr>
+                  <w:rFonts w:ascii="Cambria Math" w:hAnsi="Cambria Math"/>
+                  <w:sz w:val="24"/>
+                  <w:szCs w:val="24"/>
+                </w:rPr>
+                <m:t xml:space="preserve">t</m:t>
+              </m:r>
+            </m:sub>
+          </m:sSub>
+          <m:r>
+            <w:rPr>
+              <w:rFonts w:ascii="Cambria Math" w:hAnsi="Cambria Math"/>
+              <w:sz w:val="24"/>
+              <w:szCs w:val="24"/>
+            </w:rPr>
+            <m:t xml:space="preserve"> − </m:t>
+          </m:r>
+          <m:sSub>
+            <m:e>
+              <m:r>
+                <w:rPr>
+                  <w:rFonts w:ascii="Cambria Math" w:hAnsi="Cambria Math"/>
+                  <w:sz w:val="24"/>
+                  <w:szCs w:val="24"/>
+                </w:rPr>
+                <m:t xml:space="preserve">w</m:t>
+              </m:r>
+            </m:e>
+            <m:sub>
+              <m:r>
+                <w:rPr>
+                  <w:rFonts w:ascii="Cambria Math" w:hAnsi="Cambria Math"/>
+                  <w:sz w:val="24"/>
+                  <w:szCs w:val="24"/>
+                </w:rPr>
+                <m:t xml:space="preserve">x</m:t>
+              </m:r>
+              <m:r>
+                <w:rPr>
+                  <w:rFonts w:ascii="Cambria Math" w:hAnsi="Cambria Math"/>
+                  <w:sz w:val="24"/>
+                  <w:szCs w:val="24"/>
+                </w:rPr>
+                <m:t xml:space="preserve">+</m:t>
+              </m:r>
+              <m:r>
+                <w:rPr>
+                  <w:rFonts w:ascii="Cambria Math" w:hAnsi="Cambria Math"/>
+                  <w:sz w:val="24"/>
+                  <w:szCs w:val="24"/>
+                </w:rPr>
+                <m:t xml:space="preserve">t</m:t>
+              </m:r>
+            </m:sub>
+          </m:sSub>
+          <m:r>
+            <w:rPr>
+              <w:rFonts w:ascii="Cambria Math" w:hAnsi="Cambria Math"/>
+              <w:sz w:val="24"/>
+              <w:szCs w:val="24"/>
+            </w:rPr>
+            <m:t xml:space="preserve"> + </m:t>
+          </m:r>
+          <m:sSub>
+            <m:e>
+              <m:r>
+                <w:rPr>
+                  <w:rFonts w:ascii="Cambria Math" w:hAnsi="Cambria Math"/>
+                  <w:sz w:val="24"/>
+                  <w:szCs w:val="24"/>
+                </w:rPr>
+                <m:t xml:space="preserve">Q</m:t>
+              </m:r>
+            </m:e>
+            <m:sub>
+              <m:r>
+                <w:rPr>
+                  <w:rFonts w:ascii="Cambria Math" w:hAnsi="Cambria Math"/>
+                  <w:sz w:val="24"/>
+                  <w:szCs w:val="24"/>
+                </w:rPr>
+                <m:t xml:space="preserve">x</m:t>
+              </m:r>
+              <m:r>
+                <w:rPr>
+                  <w:rFonts w:ascii="Cambria Math" w:hAnsi="Cambria Math"/>
+                  <w:sz w:val="24"/>
+                  <w:szCs w:val="24"/>
+                </w:rPr>
+                <m:t xml:space="preserve">+</m:t>
+              </m:r>
+              <m:r>
+                <w:rPr>
+                  <w:rFonts w:ascii="Cambria Math" w:hAnsi="Cambria Math"/>
+                  <w:sz w:val="24"/>
+                  <w:szCs w:val="24"/>
+                </w:rPr>
+                <m:t xml:space="preserve">t</m:t>
+              </m:r>
+            </m:sub>
+          </m:sSub>
+          <m:r>
+            <w:rPr>
+              <w:rFonts w:ascii="Cambria Math" w:hAnsi="Cambria Math"/>
+              <w:sz w:val="24"/>
+              <w:szCs w:val="24"/>
+            </w:rPr>
+            <m:t xml:space="preserve">·</m:t>
+          </m:r>
+          <m:sSub>
+            <m:e>
+              <m:r>
+                <w:rPr>
+                  <w:rFonts w:ascii="Cambria Math" w:hAnsi="Cambria Math"/>
+                  <w:sz w:val="24"/>
+                  <w:szCs w:val="24"/>
+                </w:rPr>
+                <m:t xml:space="preserve">w</m:t>
+              </m:r>
+            </m:e>
+            <m:sub>
+              <m:r>
+                <w:rPr>
+                  <w:rFonts w:ascii="Cambria Math" w:hAnsi="Cambria Math"/>
+                  <w:sz w:val="24"/>
+                  <w:szCs w:val="24"/>
+                </w:rPr>
+                <m:t xml:space="preserve">x</m:t>
+              </m:r>
+              <m:r>
+                <w:rPr>
+                  <w:rFonts w:ascii="Cambria Math" w:hAnsi="Cambria Math"/>
+                  <w:sz w:val="24"/>
+                  <w:szCs w:val="24"/>
+                </w:rPr>
+                <m:t xml:space="preserve">+</m:t>
+              </m:r>
+              <m:r>
+                <w:rPr>
+                  <w:rFonts w:ascii="Cambria Math" w:hAnsi="Cambria Math"/>
+                  <w:sz w:val="24"/>
+                  <w:szCs w:val="24"/>
+                </w:rPr>
+                <m:t xml:space="preserve">t</m:t>
+              </m:r>
+            </m:sub>
+          </m:sSub>
+          <m:r>
+            <w:rPr>
+              <w:rFonts w:ascii="Cambria Math" w:hAnsi="Cambria Math"/>
+              <w:sz w:val="24"/>
+              <w:szCs w:val="24"/>
+            </w:rPr>
+            <m:t xml:space="preserve">/</m:t>
+          </m:r>
+          <m:r>
+            <w:rPr>
+              <w:rFonts w:ascii="Cambria Math" w:hAnsi="Cambria Math"/>
+              <w:sz w:val="24"/>
+              <w:szCs w:val="24"/>
+            </w:rPr>
+            <m:t xml:space="preserve">2</m:t>
+          </m:r>
+          <m:r>
+            <w:rPr>
+              <w:rFonts w:ascii="Cambria Math" w:hAnsi="Cambria Math"/>
+              <w:sz w:val="24"/>
+              <w:szCs w:val="24"/>
+            </w:rPr>
+            <m:t xml:space="preserve"> )</m:t>
+          </m:r>
+        </m:oMath>
+      </m:oMathPara>
+    </w:p>
+    <w:p>
+      <w:pPr>
+        <w:pStyle w:val="FormulaText"/>
+      </w:pPr>
       <w:r>
-        <w:t xml:space="preserve">w_x : 적용해지율 (납입기간 중)</w:t>
+        <w:t xml:space="preserve">납입자수 — 납입만 면제되는 사유가 없어 유지자수와 같다</w:t>
       </w:r>
     </w:p>
     <w:p>
       <w:pPr>
         <w:pStyle w:val="Formula"/>
       </w:pPr>
+      <m:oMathPara>
+        <m:oMathParaPr>
+          <m:jc m:val="left"/>
+        </m:oMathParaPr>
+        <m:oMath>
+          <m:sSub>
+            <m:e>
+              <m:r>
+                <w:rPr>
+                  <w:rFonts w:ascii="Cambria Math" w:hAnsi="Cambria Math"/>
+                  <w:sz w:val="24"/>
+                  <w:szCs w:val="24"/>
+                </w:rPr>
+                <m:t xml:space="preserve">l′</m:t>
+              </m:r>
+            </m:e>
+            <m:sub>
+              <m:r>
+                <w:rPr>
+                  <w:rFonts w:ascii="Cambria Math" w:hAnsi="Cambria Math"/>
+                  <w:sz w:val="24"/>
+                  <w:szCs w:val="24"/>
+                </w:rPr>
+                <m:t xml:space="preserve">x</m:t>
+              </m:r>
+              <m:r>
+                <w:rPr>
+                  <w:rFonts w:ascii="Cambria Math" w:hAnsi="Cambria Math"/>
+                  <w:sz w:val="24"/>
+                  <w:szCs w:val="24"/>
+                </w:rPr>
+                <m:t xml:space="preserve">+</m:t>
+              </m:r>
+              <m:r>
+                <w:rPr>
+                  <w:rFonts w:ascii="Cambria Math" w:hAnsi="Cambria Math"/>
+                  <w:sz w:val="24"/>
+                  <w:szCs w:val="24"/>
+                </w:rPr>
+                <m:t xml:space="preserve">t</m:t>
+              </m:r>
+              <m:r>
+                <w:rPr>
+                  <w:rFonts w:ascii="Cambria Math" w:hAnsi="Cambria Math"/>
+                  <w:sz w:val="24"/>
+                  <w:szCs w:val="24"/>
+                </w:rPr>
+                <m:t xml:space="preserve">+</m:t>
+              </m:r>
+              <m:r>
+                <w:rPr>
+                  <w:rFonts w:ascii="Cambria Math" w:hAnsi="Cambria Math"/>
+                  <w:sz w:val="24"/>
+                  <w:szCs w:val="24"/>
+                </w:rPr>
+                <m:t xml:space="preserve">1</m:t>
+              </m:r>
+            </m:sub>
+          </m:sSub>
+          <m:r>
+            <w:rPr>
+              <w:rFonts w:ascii="Cambria Math" w:hAnsi="Cambria Math"/>
+              <w:sz w:val="24"/>
+              <w:szCs w:val="24"/>
+            </w:rPr>
+            <m:t xml:space="preserve"> = </m:t>
+          </m:r>
+          <m:sSub>
+            <m:e>
+              <m:r>
+                <w:rPr>
+                  <w:rFonts w:ascii="Cambria Math" w:hAnsi="Cambria Math"/>
+                  <w:sz w:val="24"/>
+                  <w:szCs w:val="24"/>
+                </w:rPr>
+                <m:t xml:space="preserve">l′</m:t>
+              </m:r>
+            </m:e>
+            <m:sub>
+              <m:r>
+                <w:rPr>
+                  <w:rFonts w:ascii="Cambria Math" w:hAnsi="Cambria Math"/>
+                  <w:sz w:val="24"/>
+                  <w:szCs w:val="24"/>
+                </w:rPr>
+                <m:t xml:space="preserve">x</m:t>
+              </m:r>
+              <m:r>
+                <w:rPr>
+                  <w:rFonts w:ascii="Cambria Math" w:hAnsi="Cambria Math"/>
+                  <w:sz w:val="24"/>
+                  <w:szCs w:val="24"/>
+                </w:rPr>
+                <m:t xml:space="preserve">+</m:t>
+              </m:r>
+              <m:r>
+                <w:rPr>
+                  <w:rFonts w:ascii="Cambria Math" w:hAnsi="Cambria Math"/>
+                  <w:sz w:val="24"/>
+                  <w:szCs w:val="24"/>
+                </w:rPr>
+                <m:t xml:space="preserve">t</m:t>
+              </m:r>
+            </m:sub>
+          </m:sSub>
+          <m:r>
+            <w:rPr>
+              <w:rFonts w:ascii="Cambria Math" w:hAnsi="Cambria Math"/>
+              <w:sz w:val="24"/>
+              <w:szCs w:val="24"/>
+            </w:rPr>
+            <m:t xml:space="preserve"> × ( </m:t>
+          </m:r>
+          <m:r>
+            <w:rPr>
+              <w:rFonts w:ascii="Cambria Math" w:hAnsi="Cambria Math"/>
+              <w:sz w:val="24"/>
+              <w:szCs w:val="24"/>
+            </w:rPr>
+            <m:t xml:space="preserve">1</m:t>
+          </m:r>
+          <m:r>
+            <w:rPr>
+              <w:rFonts w:ascii="Cambria Math" w:hAnsi="Cambria Math"/>
+              <w:sz w:val="24"/>
+              <w:szCs w:val="24"/>
+            </w:rPr>
+            <m:t xml:space="preserve"> − </m:t>
+          </m:r>
+          <m:sSub>
+            <m:e>
+              <m:r>
+                <w:rPr>
+                  <w:rFonts w:ascii="Cambria Math" w:hAnsi="Cambria Math"/>
+                  <w:sz w:val="24"/>
+                  <w:szCs w:val="24"/>
+                </w:rPr>
+                <m:t xml:space="preserve">Q</m:t>
+              </m:r>
+            </m:e>
+            <m:sub>
+              <m:r>
+                <w:rPr>
+                  <w:rFonts w:ascii="Cambria Math" w:hAnsi="Cambria Math"/>
+                  <w:sz w:val="24"/>
+                  <w:szCs w:val="24"/>
+                </w:rPr>
+                <m:t xml:space="preserve">x</m:t>
+              </m:r>
+              <m:r>
+                <w:rPr>
+                  <w:rFonts w:ascii="Cambria Math" w:hAnsi="Cambria Math"/>
+                  <w:sz w:val="24"/>
+                  <w:szCs w:val="24"/>
+                </w:rPr>
+                <m:t xml:space="preserve">+</m:t>
+              </m:r>
+              <m:r>
+                <w:rPr>
+                  <w:rFonts w:ascii="Cambria Math" w:hAnsi="Cambria Math"/>
+                  <w:sz w:val="24"/>
+                  <w:szCs w:val="24"/>
+                </w:rPr>
+                <m:t xml:space="preserve">t</m:t>
+              </m:r>
+            </m:sub>
+          </m:sSub>
+          <m:r>
+            <w:rPr>
+              <w:rFonts w:ascii="Cambria Math" w:hAnsi="Cambria Math"/>
+              <w:sz w:val="24"/>
+              <w:szCs w:val="24"/>
+            </w:rPr>
+            <m:t xml:space="preserve"> − </m:t>
+          </m:r>
+          <m:sSub>
+            <m:e>
+              <m:r>
+                <w:rPr>
+                  <w:rFonts w:ascii="Cambria Math" w:hAnsi="Cambria Math"/>
+                  <w:sz w:val="24"/>
+                  <w:szCs w:val="24"/>
+                </w:rPr>
+                <m:t xml:space="preserve">w</m:t>
+              </m:r>
+            </m:e>
+            <m:sub>
+              <m:r>
+                <w:rPr>
+                  <w:rFonts w:ascii="Cambria Math" w:hAnsi="Cambria Math"/>
+                  <w:sz w:val="24"/>
+                  <w:szCs w:val="24"/>
+                </w:rPr>
+                <m:t xml:space="preserve">x</m:t>
+              </m:r>
+              <m:r>
+                <w:rPr>
+                  <w:rFonts w:ascii="Cambria Math" w:hAnsi="Cambria Math"/>
+                  <w:sz w:val="24"/>
+                  <w:szCs w:val="24"/>
+                </w:rPr>
+                <m:t xml:space="preserve">+</m:t>
+              </m:r>
+              <m:r>
+                <w:rPr>
+                  <w:rFonts w:ascii="Cambria Math" w:hAnsi="Cambria Math"/>
+                  <w:sz w:val="24"/>
+                  <w:szCs w:val="24"/>
+                </w:rPr>
+                <m:t xml:space="preserve">t</m:t>
+              </m:r>
+            </m:sub>
+          </m:sSub>
+          <m:r>
+            <w:rPr>
+              <w:rFonts w:ascii="Cambria Math" w:hAnsi="Cambria Math"/>
+              <w:sz w:val="24"/>
+              <w:szCs w:val="24"/>
+            </w:rPr>
+            <m:t xml:space="preserve"> + </m:t>
+          </m:r>
+          <m:sSub>
+            <m:e>
+              <m:r>
+                <w:rPr>
+                  <w:rFonts w:ascii="Cambria Math" w:hAnsi="Cambria Math"/>
+                  <w:sz w:val="24"/>
+                  <w:szCs w:val="24"/>
+                </w:rPr>
+                <m:t xml:space="preserve">Q</m:t>
+              </m:r>
+            </m:e>
+            <m:sub>
+              <m:r>
+                <w:rPr>
+                  <w:rFonts w:ascii="Cambria Math" w:hAnsi="Cambria Math"/>
+                  <w:sz w:val="24"/>
+                  <w:szCs w:val="24"/>
+                </w:rPr>
+                <m:t xml:space="preserve">x</m:t>
+              </m:r>
+              <m:r>
+                <w:rPr>
+                  <w:rFonts w:ascii="Cambria Math" w:hAnsi="Cambria Math"/>
+                  <w:sz w:val="24"/>
+                  <w:szCs w:val="24"/>
+                </w:rPr>
+                <m:t xml:space="preserve">+</m:t>
+              </m:r>
+              <m:r>
+                <w:rPr>
+                  <w:rFonts w:ascii="Cambria Math" w:hAnsi="Cambria Math"/>
+                  <w:sz w:val="24"/>
+                  <w:szCs w:val="24"/>
+                </w:rPr>
+                <m:t xml:space="preserve">t</m:t>
+              </m:r>
+            </m:sub>
+          </m:sSub>
+          <m:r>
+            <w:rPr>
+              <w:rFonts w:ascii="Cambria Math" w:hAnsi="Cambria Math"/>
+              <w:sz w:val="24"/>
+              <w:szCs w:val="24"/>
+            </w:rPr>
+            <m:t xml:space="preserve">·</m:t>
+          </m:r>
+          <m:sSub>
+            <m:e>
+              <m:r>
+                <w:rPr>
+                  <w:rFonts w:ascii="Cambria Math" w:hAnsi="Cambria Math"/>
+                  <w:sz w:val="24"/>
+                  <w:szCs w:val="24"/>
+                </w:rPr>
+                <m:t xml:space="preserve">w</m:t>
+              </m:r>
+            </m:e>
+            <m:sub>
+              <m:r>
+                <w:rPr>
+                  <w:rFonts w:ascii="Cambria Math" w:hAnsi="Cambria Math"/>
+                  <w:sz w:val="24"/>
+                  <w:szCs w:val="24"/>
+                </w:rPr>
+                <m:t xml:space="preserve">x</m:t>
+              </m:r>
+              <m:r>
+                <w:rPr>
+                  <w:rFonts w:ascii="Cambria Math" w:hAnsi="Cambria Math"/>
+                  <w:sz w:val="24"/>
+                  <w:szCs w:val="24"/>
+                </w:rPr>
+                <m:t xml:space="preserve">+</m:t>
+              </m:r>
+              <m:r>
+                <w:rPr>
+                  <w:rFonts w:ascii="Cambria Math" w:hAnsi="Cambria Math"/>
+                  <w:sz w:val="24"/>
+                  <w:szCs w:val="24"/>
+                </w:rPr>
+                <m:t xml:space="preserve">t</m:t>
+              </m:r>
+            </m:sub>
+          </m:sSub>
+          <m:r>
+            <w:rPr>
+              <w:rFonts w:ascii="Cambria Math" w:hAnsi="Cambria Math"/>
+              <w:sz w:val="24"/>
+              <w:szCs w:val="24"/>
+            </w:rPr>
+            <m:t xml:space="preserve">/</m:t>
+          </m:r>
+          <m:r>
+            <w:rPr>
+              <w:rFonts w:ascii="Cambria Math" w:hAnsi="Cambria Math"/>
+              <w:sz w:val="24"/>
+              <w:szCs w:val="24"/>
+            </w:rPr>
+            <m:t xml:space="preserve">2</m:t>
+          </m:r>
+          <m:r>
+            <w:rPr>
+              <w:rFonts w:ascii="Cambria Math" w:hAnsi="Cambria Math"/>
+              <w:sz w:val="24"/>
+              <w:szCs w:val="24"/>
+            </w:rPr>
+            <m:t xml:space="preserve"> )</m:t>
+          </m:r>
+        </m:oMath>
+      </m:oMathPara>
+    </w:p>
+    <w:p>
+      <w:pPr>
+        <w:pStyle w:val="Formula"/>
+      </w:pPr>
+      <m:oMathPara>
+        <m:oMathParaPr>
+          <m:jc m:val="left"/>
+        </m:oMathParaPr>
+        <m:oMath>
+          <m:sSub>
+            <m:e>
+              <m:r>
+                <w:rPr>
+                  <w:rFonts w:ascii="Cambria Math" w:hAnsi="Cambria Math"/>
+                  <w:sz w:val="24"/>
+                  <w:szCs w:val="24"/>
+                </w:rPr>
+                <m:t xml:space="preserve">l′</m:t>
+              </m:r>
+            </m:e>
+            <m:sub>
+              <m:r>
+                <w:rPr>
+                  <w:rFonts w:ascii="Cambria Math" w:hAnsi="Cambria Math"/>
+                  <w:sz w:val="24"/>
+                  <w:szCs w:val="24"/>
+                </w:rPr>
+                <m:t xml:space="preserve">x</m:t>
+              </m:r>
+              <m:r>
+                <w:rPr>
+                  <w:rFonts w:ascii="Cambria Math" w:hAnsi="Cambria Math"/>
+                  <w:sz w:val="24"/>
+                  <w:szCs w:val="24"/>
+                </w:rPr>
+                <m:t xml:space="preserve">+</m:t>
+              </m:r>
+              <m:r>
+                <w:rPr>
+                  <w:rFonts w:ascii="Cambria Math" w:hAnsi="Cambria Math"/>
+                  <w:sz w:val="24"/>
+                  <w:szCs w:val="24"/>
+                </w:rPr>
+                <m:t xml:space="preserve">t</m:t>
+              </m:r>
+            </m:sub>
+          </m:sSub>
+          <m:r>
+            <w:rPr>
+              <w:rFonts w:ascii="Cambria Math" w:hAnsi="Cambria Math"/>
+              <w:sz w:val="24"/>
+              <w:szCs w:val="24"/>
+            </w:rPr>
+            <m:t xml:space="preserve"> = </m:t>
+          </m:r>
+          <m:sSub>
+            <m:e>
+              <m:r>
+                <w:rPr>
+                  <w:rFonts w:ascii="Cambria Math" w:hAnsi="Cambria Math"/>
+                  <w:sz w:val="24"/>
+                  <w:szCs w:val="24"/>
+                </w:rPr>
+                <m:t xml:space="preserve">l</m:t>
+              </m:r>
+            </m:e>
+            <m:sub>
+              <m:r>
+                <w:rPr>
+                  <w:rFonts w:ascii="Cambria Math" w:hAnsi="Cambria Math"/>
+                  <w:sz w:val="24"/>
+                  <w:szCs w:val="24"/>
+                </w:rPr>
+                <m:t xml:space="preserve">x</m:t>
+              </m:r>
+              <m:r>
+                <w:rPr>
+                  <w:rFonts w:ascii="Cambria Math" w:hAnsi="Cambria Math"/>
+                  <w:sz w:val="24"/>
+                  <w:szCs w:val="24"/>
+                </w:rPr>
+                <m:t xml:space="preserve">+</m:t>
+              </m:r>
+              <m:r>
+                <w:rPr>
+                  <w:rFonts w:ascii="Cambria Math" w:hAnsi="Cambria Math"/>
+                  <w:sz w:val="24"/>
+                  <w:szCs w:val="24"/>
+                </w:rPr>
+                <m:t xml:space="preserve">t</m:t>
+              </m:r>
+            </m:sub>
+          </m:sSub>
+        </m:oMath>
+      </m:oMathPara>
+    </w:p>
+    <w:p>
+      <w:pPr>
+        <w:pStyle w:val="FormulaText"/>
+      </w:pPr>
       <w:r>
-        <w:t xml:space="preserve">l_x = l′_x = 100,000</w:t>
+        <w:t xml:space="preserve">급부 발생자</w:t>
       </w:r>
     </w:p>
     <w:p>
       <w:pPr>
         <w:pStyle w:val="Formula"/>
       </w:pPr>
+      <m:oMathPara>
+        <m:oMathParaPr>
+          <m:jc m:val="left"/>
+        </m:oMathParaPr>
+        <m:oMath>
+          <m:sSub>
+            <m:e>
+              <m:r>
+                <w:rPr>
+                  <w:rFonts w:ascii="Cambria Math" w:hAnsi="Cambria Math"/>
+                  <w:sz w:val="24"/>
+                  <w:szCs w:val="24"/>
+                </w:rPr>
+                <m:t xml:space="preserve">C</m:t>
+              </m:r>
+            </m:e>
+            <m:sub>
+              <m:r>
+                <w:rPr>
+                  <w:rFonts w:ascii="Cambria Math" w:hAnsi="Cambria Math"/>
+                  <w:sz w:val="24"/>
+                  <w:szCs w:val="24"/>
+                </w:rPr>
+                <m:t xml:space="preserve">x</m:t>
+              </m:r>
+              <m:r>
+                <w:rPr>
+                  <w:rFonts w:ascii="Cambria Math" w:hAnsi="Cambria Math"/>
+                  <w:sz w:val="24"/>
+                  <w:szCs w:val="24"/>
+                </w:rPr>
+                <m:t xml:space="preserve">+</m:t>
+              </m:r>
+              <m:r>
+                <w:rPr>
+                  <w:rFonts w:ascii="Cambria Math" w:hAnsi="Cambria Math"/>
+                  <w:sz w:val="24"/>
+                  <w:szCs w:val="24"/>
+                </w:rPr>
+                <m:t xml:space="preserve">t</m:t>
+              </m:r>
+            </m:sub>
+          </m:sSub>
+          <m:r>
+            <w:rPr>
+              <w:rFonts w:ascii="Cambria Math" w:hAnsi="Cambria Math"/>
+              <w:sz w:val="24"/>
+              <w:szCs w:val="24"/>
+            </w:rPr>
+            <m:t xml:space="preserve"> = </m:t>
+          </m:r>
+          <m:sSub>
+            <m:e>
+              <m:r>
+                <w:rPr>
+                  <w:rFonts w:ascii="Cambria Math" w:hAnsi="Cambria Math"/>
+                  <w:sz w:val="24"/>
+                  <w:szCs w:val="24"/>
+                </w:rPr>
+                <m:t xml:space="preserve">l</m:t>
+              </m:r>
+            </m:e>
+            <m:sub>
+              <m:r>
+                <w:rPr>
+                  <w:rFonts w:ascii="Cambria Math" w:hAnsi="Cambria Math"/>
+                  <w:sz w:val="24"/>
+                  <w:szCs w:val="24"/>
+                </w:rPr>
+                <m:t xml:space="preserve">x</m:t>
+              </m:r>
+              <m:r>
+                <w:rPr>
+                  <w:rFonts w:ascii="Cambria Math" w:hAnsi="Cambria Math"/>
+                  <w:sz w:val="24"/>
+                  <w:szCs w:val="24"/>
+                </w:rPr>
+                <m:t xml:space="preserve">+</m:t>
+              </m:r>
+              <m:r>
+                <w:rPr>
+                  <w:rFonts w:ascii="Cambria Math" w:hAnsi="Cambria Math"/>
+                  <w:sz w:val="24"/>
+                  <w:szCs w:val="24"/>
+                </w:rPr>
+                <m:t xml:space="preserve">t</m:t>
+              </m:r>
+            </m:sub>
+          </m:sSub>
+          <m:r>
+            <w:rPr>
+              <w:rFonts w:ascii="Cambria Math" w:hAnsi="Cambria Math"/>
+              <w:sz w:val="24"/>
+              <w:szCs w:val="24"/>
+            </w:rPr>
+            <m:t xml:space="preserve">·</m:t>
+          </m:r>
+          <m:sSub>
+            <m:e>
+              <m:r>
+                <w:rPr>
+                  <w:rFonts w:ascii="Cambria Math" w:hAnsi="Cambria Math"/>
+                  <w:sz w:val="24"/>
+                  <w:szCs w:val="24"/>
+                </w:rPr>
+                <m:t xml:space="preserve">r</m:t>
+              </m:r>
+            </m:e>
+            <m:sub>
+              <m:r>
+                <w:rPr>
+                  <w:rFonts w:ascii="Cambria Math" w:hAnsi="Cambria Math"/>
+                  <w:sz w:val="24"/>
+                  <w:szCs w:val="24"/>
+                </w:rPr>
+                <m:t xml:space="preserve">x</m:t>
+              </m:r>
+              <m:r>
+                <w:rPr>
+                  <w:rFonts w:ascii="Cambria Math" w:hAnsi="Cambria Math"/>
+                  <w:sz w:val="24"/>
+                  <w:szCs w:val="24"/>
+                </w:rPr>
+                <m:t xml:space="preserve">+</m:t>
+              </m:r>
+              <m:r>
+                <w:rPr>
+                  <w:rFonts w:ascii="Cambria Math" w:hAnsi="Cambria Math"/>
+                  <w:sz w:val="24"/>
+                  <w:szCs w:val="24"/>
+                </w:rPr>
+                <m:t xml:space="preserve">t</m:t>
+              </m:r>
+            </m:sub>
+          </m:sSub>
+          <m:r>
+            <w:rPr>
+              <w:rFonts w:ascii="Cambria Math" w:hAnsi="Cambria Math"/>
+              <w:sz w:val="24"/>
+              <w:szCs w:val="24"/>
+            </w:rPr>
+            <m:t xml:space="preserve">·( </m:t>
+          </m:r>
+          <m:r>
+            <w:rPr>
+              <w:rFonts w:ascii="Cambria Math" w:hAnsi="Cambria Math"/>
+              <w:sz w:val="24"/>
+              <w:szCs w:val="24"/>
+            </w:rPr>
+            <m:t xml:space="preserve">1</m:t>
+          </m:r>
+          <m:r>
+            <w:rPr>
+              <w:rFonts w:ascii="Cambria Math" w:hAnsi="Cambria Math"/>
+              <w:sz w:val="24"/>
+              <w:szCs w:val="24"/>
+            </w:rPr>
+            <m:t xml:space="preserve"> − </m:t>
+          </m:r>
+          <m:sSub>
+            <m:e>
+              <m:r>
+                <w:rPr>
+                  <w:rFonts w:ascii="Cambria Math" w:hAnsi="Cambria Math"/>
+                  <w:sz w:val="24"/>
+                  <w:szCs w:val="24"/>
+                </w:rPr>
+                <m:t xml:space="preserve">w</m:t>
+              </m:r>
+            </m:e>
+            <m:sub>
+              <m:r>
+                <w:rPr>
+                  <w:rFonts w:ascii="Cambria Math" w:hAnsi="Cambria Math"/>
+                  <w:sz w:val="24"/>
+                  <w:szCs w:val="24"/>
+                </w:rPr>
+                <m:t xml:space="preserve">x</m:t>
+              </m:r>
+              <m:r>
+                <w:rPr>
+                  <w:rFonts w:ascii="Cambria Math" w:hAnsi="Cambria Math"/>
+                  <w:sz w:val="24"/>
+                  <w:szCs w:val="24"/>
+                </w:rPr>
+                <m:t xml:space="preserve">+</m:t>
+              </m:r>
+              <m:r>
+                <w:rPr>
+                  <w:rFonts w:ascii="Cambria Math" w:hAnsi="Cambria Math"/>
+                  <w:sz w:val="24"/>
+                  <w:szCs w:val="24"/>
+                </w:rPr>
+                <m:t xml:space="preserve">t</m:t>
+              </m:r>
+            </m:sub>
+          </m:sSub>
+          <m:r>
+            <w:rPr>
+              <w:rFonts w:ascii="Cambria Math" w:hAnsi="Cambria Math"/>
+              <w:sz w:val="24"/>
+              <w:szCs w:val="24"/>
+            </w:rPr>
+            <m:t xml:space="preserve">/</m:t>
+          </m:r>
+          <m:r>
+            <w:rPr>
+              <w:rFonts w:ascii="Cambria Math" w:hAnsi="Cambria Math"/>
+              <w:sz w:val="24"/>
+              <w:szCs w:val="24"/>
+            </w:rPr>
+            <m:t xml:space="preserve">2</m:t>
+          </m:r>
+          <m:r>
+            <w:rPr>
+              <w:rFonts w:ascii="Cambria Math" w:hAnsi="Cambria Math"/>
+              <w:sz w:val="24"/>
+              <w:szCs w:val="24"/>
+            </w:rPr>
+            <m:t xml:space="preserve"> )·</m:t>
+          </m:r>
+          <m:sSup>
+            <m:e>
+              <m:r>
+                <w:rPr>
+                  <w:rFonts w:ascii="Cambria Math" w:hAnsi="Cambria Math"/>
+                  <w:sz w:val="24"/>
+                  <w:szCs w:val="24"/>
+                </w:rPr>
+                <m:t xml:space="preserve">v</m:t>
+              </m:r>
+            </m:e>
+            <m:sup>
+              <m:r>
+                <w:rPr>
+                  <w:rFonts w:ascii="Cambria Math" w:hAnsi="Cambria Math"/>
+                  <w:sz w:val="24"/>
+                  <w:szCs w:val="24"/>
+                </w:rPr>
+                <m:t xml:space="preserve">t</m:t>
+              </m:r>
+              <m:r>
+                <w:rPr>
+                  <w:rFonts w:ascii="Cambria Math" w:hAnsi="Cambria Math"/>
+                  <w:sz w:val="24"/>
+                  <w:szCs w:val="24"/>
+                </w:rPr>
+                <m:t xml:space="preserve">+½</m:t>
+              </m:r>
+            </m:sup>
+          </m:sSup>
+        </m:oMath>
+      </m:oMathPara>
+    </w:p>
+    <w:p>
+      <w:pPr>
+        <w:pStyle w:val="Note"/>
+      </w:pPr>
       <w:r>
-        <w:t xml:space="preserve">탈퇴율  Q_{x+t} = q_{x+t} + k_{x+t} − q_{x+t}·k_{x+t}/2</w:t>
+        <w:t xml:space="preserve">※ 진단 확정 시 지급하고 그 담보는 소멸한다. 납입자수는 탈퇴 사유로 유지자수와 똑같이 줄어든다 — 별도의 납입면제율을 곱하지 않는다.</w:t>
       </w:r>
     </w:p>
     <w:p>
       <w:pPr>
+        <w:pStyle w:val="FormulaLabel"/>
+      </w:pPr>
+      <w:r>
+        <w:t xml:space="preserve">[식] 유지자수의 현가 (D)</w:t>
+      </w:r>
+    </w:p>
+    <w:p>
+      <w:pPr>
         <w:pStyle w:val="Formula"/>
       </w:pPr>
+      <m:oMathPara>
+        <m:oMathParaPr>
+          <m:jc m:val="left"/>
+        </m:oMathParaPr>
+        <m:oMath>
+          <m:sSub>
+            <m:e>
+              <m:r>
+                <w:rPr>
+                  <w:rFonts w:ascii="Cambria Math" w:hAnsi="Cambria Math"/>
+                  <w:sz w:val="24"/>
+                  <w:szCs w:val="24"/>
+                </w:rPr>
+                <m:t xml:space="preserve">D</m:t>
+              </m:r>
+            </m:e>
+            <m:sub>
+              <m:r>
+                <w:rPr>
+                  <w:rFonts w:ascii="Cambria Math" w:hAnsi="Cambria Math"/>
+                  <w:sz w:val="24"/>
+                  <w:szCs w:val="24"/>
+                </w:rPr>
+                <m:t xml:space="preserve">x</m:t>
+              </m:r>
+              <m:r>
+                <w:rPr>
+                  <w:rFonts w:ascii="Cambria Math" w:hAnsi="Cambria Math"/>
+                  <w:sz w:val="24"/>
+                  <w:szCs w:val="24"/>
+                </w:rPr>
+                <m:t xml:space="preserve">+</m:t>
+              </m:r>
+              <m:r>
+                <w:rPr>
+                  <w:rFonts w:ascii="Cambria Math" w:hAnsi="Cambria Math"/>
+                  <w:sz w:val="24"/>
+                  <w:szCs w:val="24"/>
+                </w:rPr>
+                <m:t xml:space="preserve">t</m:t>
+              </m:r>
+            </m:sub>
+          </m:sSub>
+          <m:r>
+            <w:rPr>
+              <w:rFonts w:ascii="Cambria Math" w:hAnsi="Cambria Math"/>
+              <w:sz w:val="24"/>
+              <w:szCs w:val="24"/>
+            </w:rPr>
+            <m:t xml:space="preserve"> = </m:t>
+          </m:r>
+          <m:sSub>
+            <m:e>
+              <m:r>
+                <w:rPr>
+                  <w:rFonts w:ascii="Cambria Math" w:hAnsi="Cambria Math"/>
+                  <w:sz w:val="24"/>
+                  <w:szCs w:val="24"/>
+                </w:rPr>
+                <m:t xml:space="preserve">l</m:t>
+              </m:r>
+            </m:e>
+            <m:sub>
+              <m:r>
+                <w:rPr>
+                  <w:rFonts w:ascii="Cambria Math" w:hAnsi="Cambria Math"/>
+                  <w:sz w:val="24"/>
+                  <w:szCs w:val="24"/>
+                </w:rPr>
+                <m:t xml:space="preserve">x</m:t>
+              </m:r>
+              <m:r>
+                <w:rPr>
+                  <w:rFonts w:ascii="Cambria Math" w:hAnsi="Cambria Math"/>
+                  <w:sz w:val="24"/>
+                  <w:szCs w:val="24"/>
+                </w:rPr>
+                <m:t xml:space="preserve">+</m:t>
+              </m:r>
+              <m:r>
+                <w:rPr>
+                  <w:rFonts w:ascii="Cambria Math" w:hAnsi="Cambria Math"/>
+                  <w:sz w:val="24"/>
+                  <w:szCs w:val="24"/>
+                </w:rPr>
+                <m:t xml:space="preserve">t</m:t>
+              </m:r>
+            </m:sub>
+          </m:sSub>
+          <m:r>
+            <w:rPr>
+              <w:rFonts w:ascii="Cambria Math" w:hAnsi="Cambria Math"/>
+              <w:sz w:val="24"/>
+              <w:szCs w:val="24"/>
+            </w:rPr>
+            <m:t xml:space="preserve">·</m:t>
+          </m:r>
+          <m:sSup>
+            <m:e>
+              <m:r>
+                <w:rPr>
+                  <w:rFonts w:ascii="Cambria Math" w:hAnsi="Cambria Math"/>
+                  <w:sz w:val="24"/>
+                  <w:szCs w:val="24"/>
+                </w:rPr>
+                <m:t xml:space="preserve">v</m:t>
+              </m:r>
+            </m:e>
+            <m:sup>
+              <m:r>
+                <w:rPr>
+                  <w:rFonts w:ascii="Cambria Math" w:hAnsi="Cambria Math"/>
+                  <w:sz w:val="24"/>
+                  <w:szCs w:val="24"/>
+                </w:rPr>
+                <m:t xml:space="preserve">t</m:t>
+              </m:r>
+            </m:sup>
+          </m:sSup>
+        </m:oMath>
+      </m:oMathPara>
+    </w:p>
+    <w:p>
+      <w:pPr>
+        <w:pStyle w:val="FormulaLabel"/>
+      </w:pPr>
       <w:r>
-        <w:t xml:space="preserve">유지자수  l_{x+t+1} = l_{x+t} × ( 1 − Q_{x+t} − w_{x+t} + Q_{x+t}·w_{x+t}/2 )</w:t>
+        <w:t xml:space="preserve">[식] 납입자수의 현가 (D′)</w:t>
       </w:r>
     </w:p>
     <w:p>
       <w:pPr>
         <w:pStyle w:val="Formula"/>
       </w:pPr>
+      <m:oMathPara>
+        <m:oMathParaPr>
+          <m:jc m:val="left"/>
+        </m:oMathParaPr>
+        <m:oMath>
+          <m:sSub>
+            <m:e>
+              <m:r>
+                <w:rPr>
+                  <w:rFonts w:ascii="Cambria Math" w:hAnsi="Cambria Math"/>
+                  <w:sz w:val="24"/>
+                  <w:szCs w:val="24"/>
+                </w:rPr>
+                <m:t xml:space="preserve">D′</m:t>
+              </m:r>
+            </m:e>
+            <m:sub>
+              <m:r>
+                <w:rPr>
+                  <w:rFonts w:ascii="Cambria Math" w:hAnsi="Cambria Math"/>
+                  <w:sz w:val="24"/>
+                  <w:szCs w:val="24"/>
+                </w:rPr>
+                <m:t xml:space="preserve">x</m:t>
+              </m:r>
+              <m:r>
+                <w:rPr>
+                  <w:rFonts w:ascii="Cambria Math" w:hAnsi="Cambria Math"/>
+                  <w:sz w:val="24"/>
+                  <w:szCs w:val="24"/>
+                </w:rPr>
+                <m:t xml:space="preserve">+</m:t>
+              </m:r>
+              <m:r>
+                <w:rPr>
+                  <w:rFonts w:ascii="Cambria Math" w:hAnsi="Cambria Math"/>
+                  <w:sz w:val="24"/>
+                  <w:szCs w:val="24"/>
+                </w:rPr>
+                <m:t xml:space="preserve">t</m:t>
+              </m:r>
+            </m:sub>
+          </m:sSub>
+          <m:r>
+            <w:rPr>
+              <w:rFonts w:ascii="Cambria Math" w:hAnsi="Cambria Math"/>
+              <w:sz w:val="24"/>
+              <w:szCs w:val="24"/>
+            </w:rPr>
+            <m:t xml:space="preserve"> = </m:t>
+          </m:r>
+          <m:sSub>
+            <m:e>
+              <m:r>
+                <w:rPr>
+                  <w:rFonts w:ascii="Cambria Math" w:hAnsi="Cambria Math"/>
+                  <w:sz w:val="24"/>
+                  <w:szCs w:val="24"/>
+                </w:rPr>
+                <m:t xml:space="preserve">l′</m:t>
+              </m:r>
+            </m:e>
+            <m:sub>
+              <m:r>
+                <w:rPr>
+                  <w:rFonts w:ascii="Cambria Math" w:hAnsi="Cambria Math"/>
+                  <w:sz w:val="24"/>
+                  <w:szCs w:val="24"/>
+                </w:rPr>
+                <m:t xml:space="preserve">x</m:t>
+              </m:r>
+              <m:r>
+                <w:rPr>
+                  <w:rFonts w:ascii="Cambria Math" w:hAnsi="Cambria Math"/>
+                  <w:sz w:val="24"/>
+                  <w:szCs w:val="24"/>
+                </w:rPr>
+                <m:t xml:space="preserve">+</m:t>
+              </m:r>
+              <m:r>
+                <w:rPr>
+                  <w:rFonts w:ascii="Cambria Math" w:hAnsi="Cambria Math"/>
+                  <w:sz w:val="24"/>
+                  <w:szCs w:val="24"/>
+                </w:rPr>
+                <m:t xml:space="preserve">t</m:t>
+              </m:r>
+            </m:sub>
+          </m:sSub>
+          <m:r>
+            <w:rPr>
+              <w:rFonts w:ascii="Cambria Math" w:hAnsi="Cambria Math"/>
+              <w:sz w:val="24"/>
+              <w:szCs w:val="24"/>
+            </w:rPr>
+            <m:t xml:space="preserve">·</m:t>
+          </m:r>
+          <m:sSup>
+            <m:e>
+              <m:r>
+                <w:rPr>
+                  <w:rFonts w:ascii="Cambria Math" w:hAnsi="Cambria Math"/>
+                  <w:sz w:val="24"/>
+                  <w:szCs w:val="24"/>
+                </w:rPr>
+                <m:t xml:space="preserve">v</m:t>
+              </m:r>
+            </m:e>
+            <m:sup>
+              <m:r>
+                <w:rPr>
+                  <w:rFonts w:ascii="Cambria Math" w:hAnsi="Cambria Math"/>
+                  <w:sz w:val="24"/>
+                  <w:szCs w:val="24"/>
+                </w:rPr>
+                <m:t xml:space="preserve">t</m:t>
+              </m:r>
+            </m:sup>
+          </m:sSup>
+        </m:oMath>
+      </m:oMathPara>
+    </w:p>
+    <w:p>
+      <w:pPr>
+        <w:pStyle w:val="FormulaLabel"/>
+      </w:pPr>
       <w:r>
-        <w:t xml:space="preserve">납입자수  l′_{x+t+1} = l′_{x+t} × ( 1 − Q_{x+t} − w_{x+t} + Q_{x+t}·w_{x+t}/2 )</w:t>
+        <w:t xml:space="preserve">[식] 급부 발생자의 현가 (C)</w:t>
       </w:r>
     </w:p>
     <w:p>
       <w:pPr>
         <w:pStyle w:val="Formula"/>
       </w:pPr>
+      <m:oMathPara>
+        <m:oMathParaPr>
+          <m:jc m:val="left"/>
+        </m:oMathParaPr>
+        <m:oMath>
+          <m:sSub>
+            <m:e>
+              <m:r>
+                <w:rPr>
+                  <w:rFonts w:ascii="Cambria Math" w:hAnsi="Cambria Math"/>
+                  <w:sz w:val="24"/>
+                  <w:szCs w:val="24"/>
+                </w:rPr>
+                <m:t xml:space="preserve">C</m:t>
+              </m:r>
+            </m:e>
+            <m:sub>
+              <m:r>
+                <w:rPr>
+                  <w:rFonts w:ascii="Cambria Math" w:hAnsi="Cambria Math"/>
+                  <w:sz w:val="24"/>
+                  <w:szCs w:val="24"/>
+                </w:rPr>
+                <m:t xml:space="preserve">x</m:t>
+              </m:r>
+              <m:r>
+                <w:rPr>
+                  <w:rFonts w:ascii="Cambria Math" w:hAnsi="Cambria Math"/>
+                  <w:sz w:val="24"/>
+                  <w:szCs w:val="24"/>
+                </w:rPr>
+                <m:t xml:space="preserve">+</m:t>
+              </m:r>
+              <m:r>
+                <w:rPr>
+                  <w:rFonts w:ascii="Cambria Math" w:hAnsi="Cambria Math"/>
+                  <w:sz w:val="24"/>
+                  <w:szCs w:val="24"/>
+                </w:rPr>
+                <m:t xml:space="preserve">t</m:t>
+              </m:r>
+            </m:sub>
+          </m:sSub>
+          <m:r>
+            <w:rPr>
+              <w:rFonts w:ascii="Cambria Math" w:hAnsi="Cambria Math"/>
+              <w:sz w:val="24"/>
+              <w:szCs w:val="24"/>
+            </w:rPr>
+            <m:t xml:space="preserve"> = </m:t>
+          </m:r>
+          <m:sSub>
+            <m:e>
+              <m:r>
+                <w:rPr>
+                  <w:rFonts w:ascii="Cambria Math" w:hAnsi="Cambria Math"/>
+                  <w:sz w:val="24"/>
+                  <w:szCs w:val="24"/>
+                </w:rPr>
+                <m:t xml:space="preserve">l</m:t>
+              </m:r>
+            </m:e>
+            <m:sub>
+              <m:r>
+                <w:rPr>
+                  <w:rFonts w:ascii="Cambria Math" w:hAnsi="Cambria Math"/>
+                  <w:sz w:val="24"/>
+                  <w:szCs w:val="24"/>
+                </w:rPr>
+                <m:t xml:space="preserve">x</m:t>
+              </m:r>
+              <m:r>
+                <w:rPr>
+                  <w:rFonts w:ascii="Cambria Math" w:hAnsi="Cambria Math"/>
+                  <w:sz w:val="24"/>
+                  <w:szCs w:val="24"/>
+                </w:rPr>
+                <m:t xml:space="preserve">+</m:t>
+              </m:r>
+              <m:r>
+                <w:rPr>
+                  <w:rFonts w:ascii="Cambria Math" w:hAnsi="Cambria Math"/>
+                  <w:sz w:val="24"/>
+                  <w:szCs w:val="24"/>
+                </w:rPr>
+                <m:t xml:space="preserve">t</m:t>
+              </m:r>
+            </m:sub>
+          </m:sSub>
+          <m:r>
+            <w:rPr>
+              <w:rFonts w:ascii="Cambria Math" w:hAnsi="Cambria Math"/>
+              <w:sz w:val="24"/>
+              <w:szCs w:val="24"/>
+            </w:rPr>
+            <m:t xml:space="preserve">·</m:t>
+          </m:r>
+          <m:sSub>
+            <m:e>
+              <m:r>
+                <w:rPr>
+                  <w:rFonts w:ascii="Cambria Math" w:hAnsi="Cambria Math"/>
+                  <w:sz w:val="24"/>
+                  <w:szCs w:val="24"/>
+                </w:rPr>
+                <m:t xml:space="preserve">g</m:t>
+              </m:r>
+            </m:e>
+            <m:sub>
+              <m:r>
+                <w:rPr>
+                  <w:rFonts w:ascii="Cambria Math" w:hAnsi="Cambria Math"/>
+                  <w:sz w:val="24"/>
+                  <w:szCs w:val="24"/>
+                </w:rPr>
+                <m:t xml:space="preserve">x</m:t>
+              </m:r>
+              <m:r>
+                <w:rPr>
+                  <w:rFonts w:ascii="Cambria Math" w:hAnsi="Cambria Math"/>
+                  <w:sz w:val="24"/>
+                  <w:szCs w:val="24"/>
+                </w:rPr>
+                <m:t xml:space="preserve">+</m:t>
+              </m:r>
+              <m:r>
+                <w:rPr>
+                  <w:rFonts w:ascii="Cambria Math" w:hAnsi="Cambria Math"/>
+                  <w:sz w:val="24"/>
+                  <w:szCs w:val="24"/>
+                </w:rPr>
+                <m:t xml:space="preserve">t</m:t>
+              </m:r>
+            </m:sub>
+          </m:sSub>
+          <m:r>
+            <w:rPr>
+              <w:rFonts w:ascii="Cambria Math" w:hAnsi="Cambria Math"/>
+              <w:sz w:val="24"/>
+              <w:szCs w:val="24"/>
+            </w:rPr>
+            <m:t xml:space="preserve">·( </m:t>
+          </m:r>
+          <m:r>
+            <w:rPr>
+              <w:rFonts w:ascii="Cambria Math" w:hAnsi="Cambria Math"/>
+              <w:sz w:val="24"/>
+              <w:szCs w:val="24"/>
+            </w:rPr>
+            <m:t xml:space="preserve">1</m:t>
+          </m:r>
+          <m:r>
+            <w:rPr>
+              <w:rFonts w:ascii="Cambria Math" w:hAnsi="Cambria Math"/>
+              <w:sz w:val="24"/>
+              <w:szCs w:val="24"/>
+            </w:rPr>
+            <m:t xml:space="preserve"> − </m:t>
+          </m:r>
+          <m:sSub>
+            <m:e>
+              <m:r>
+                <w:rPr>
+                  <w:rFonts w:ascii="Cambria Math" w:hAnsi="Cambria Math"/>
+                  <w:sz w:val="24"/>
+                  <w:szCs w:val="24"/>
+                </w:rPr>
+                <m:t xml:space="preserve">w</m:t>
+              </m:r>
+            </m:e>
+            <m:sub>
+              <m:r>
+                <w:rPr>
+                  <w:rFonts w:ascii="Cambria Math" w:hAnsi="Cambria Math"/>
+                  <w:sz w:val="24"/>
+                  <w:szCs w:val="24"/>
+                </w:rPr>
+                <m:t xml:space="preserve">x</m:t>
+              </m:r>
+              <m:r>
+                <w:rPr>
+                  <w:rFonts w:ascii="Cambria Math" w:hAnsi="Cambria Math"/>
+                  <w:sz w:val="24"/>
+                  <w:szCs w:val="24"/>
+                </w:rPr>
+                <m:t xml:space="preserve">+</m:t>
+              </m:r>
+              <m:r>
+                <w:rPr>
+                  <w:rFonts w:ascii="Cambria Math" w:hAnsi="Cambria Math"/>
+                  <w:sz w:val="24"/>
+                  <w:szCs w:val="24"/>
+                </w:rPr>
+                <m:t xml:space="preserve">t</m:t>
+              </m:r>
+            </m:sub>
+          </m:sSub>
+          <m:r>
+            <w:rPr>
+              <w:rFonts w:ascii="Cambria Math" w:hAnsi="Cambria Math"/>
+              <w:sz w:val="24"/>
+              <w:szCs w:val="24"/>
+            </w:rPr>
+            <m:t xml:space="preserve">/</m:t>
+          </m:r>
+          <m:r>
+            <w:rPr>
+              <w:rFonts w:ascii="Cambria Math" w:hAnsi="Cambria Math"/>
+              <w:sz w:val="24"/>
+              <w:szCs w:val="24"/>
+            </w:rPr>
+            <m:t xml:space="preserve">2</m:t>
+          </m:r>
+          <m:r>
+            <w:rPr>
+              <w:rFonts w:ascii="Cambria Math" w:hAnsi="Cambria Math"/>
+              <w:sz w:val="24"/>
+              <w:szCs w:val="24"/>
+            </w:rPr>
+            <m:t xml:space="preserve"> )·</m:t>
+          </m:r>
+          <m:sSup>
+            <m:e>
+              <m:r>
+                <w:rPr>
+                  <w:rFonts w:ascii="Cambria Math" w:hAnsi="Cambria Math"/>
+                  <w:sz w:val="24"/>
+                  <w:szCs w:val="24"/>
+                </w:rPr>
+                <m:t xml:space="preserve">v</m:t>
+              </m:r>
+            </m:e>
+            <m:sup>
+              <m:r>
+                <w:rPr>
+                  <w:rFonts w:ascii="Cambria Math" w:hAnsi="Cambria Math"/>
+                  <w:sz w:val="24"/>
+                  <w:szCs w:val="24"/>
+                </w:rPr>
+                <m:t xml:space="preserve">t</m:t>
+              </m:r>
+              <m:r>
+                <w:rPr>
+                  <w:rFonts w:ascii="Cambria Math" w:hAnsi="Cambria Math"/>
+                  <w:sz w:val="24"/>
+                  <w:szCs w:val="24"/>
+                </w:rPr>
+                <m:t xml:space="preserve">+½</m:t>
+              </m:r>
+            </m:sup>
+          </m:sSup>
+        </m:oMath>
+      </m:oMathPara>
+    </w:p>
+    <w:p>
+      <w:pPr>
+        <w:pStyle w:val="Note"/>
+      </w:pPr>
       <w:r>
-        <w:t xml:space="preserve">→ l′_{x+t} = l_{x+t}</w:t>
+        <w:t xml:space="preserve">※ g 는 담보별 식의 급부 발생률이다(사망형은 탈퇴율, 진단형은 그 발생률, 일당형은 연간 기대 지급일수). 급부는 연도 중앙에 발생한다고 본다. Q·(1 − w/2) + w = Q + w − Q·w/2 이므로 급부와 해지로 줄어드는 인원의 합이 유지자수 감소분과 정확히 같다.</w:t>
       </w:r>
     </w:p>
     <w:p>
       <w:pPr>
+        <w:pStyle w:val="FormulaLabel"/>
+      </w:pPr>
+      <w:r>
+        <w:t xml:space="preserve">[식] 해지자의 현가 (W)</w:t>
+      </w:r>
+    </w:p>
+    <w:p>
+      <w:pPr>
         <w:pStyle w:val="Formula"/>
       </w:pPr>
+      <m:oMathPara>
+        <m:oMathParaPr>
+          <m:jc m:val="left"/>
+        </m:oMathParaPr>
+        <m:oMath>
+          <m:sSub>
+            <m:e>
+              <m:r>
+                <w:rPr>
+                  <w:rFonts w:ascii="Cambria Math" w:hAnsi="Cambria Math"/>
+                  <w:sz w:val="24"/>
+                  <w:szCs w:val="24"/>
+                </w:rPr>
+                <m:t xml:space="preserve">W</m:t>
+              </m:r>
+            </m:e>
+            <m:sub>
+              <m:r>
+                <w:rPr>
+                  <w:rFonts w:ascii="Cambria Math" w:hAnsi="Cambria Math"/>
+                  <w:sz w:val="24"/>
+                  <w:szCs w:val="24"/>
+                </w:rPr>
+                <m:t xml:space="preserve">x</m:t>
+              </m:r>
+              <m:r>
+                <w:rPr>
+                  <w:rFonts w:ascii="Cambria Math" w:hAnsi="Cambria Math"/>
+                  <w:sz w:val="24"/>
+                  <w:szCs w:val="24"/>
+                </w:rPr>
+                <m:t xml:space="preserve">+</m:t>
+              </m:r>
+              <m:r>
+                <w:rPr>
+                  <w:rFonts w:ascii="Cambria Math" w:hAnsi="Cambria Math"/>
+                  <w:sz w:val="24"/>
+                  <w:szCs w:val="24"/>
+                </w:rPr>
+                <m:t xml:space="preserve">t</m:t>
+              </m:r>
+            </m:sub>
+          </m:sSub>
+          <m:r>
+            <w:rPr>
+              <w:rFonts w:ascii="Cambria Math" w:hAnsi="Cambria Math"/>
+              <w:sz w:val="24"/>
+              <w:szCs w:val="24"/>
+            </w:rPr>
+            <m:t xml:space="preserve"> = </m:t>
+          </m:r>
+          <m:sSub>
+            <m:e>
+              <m:r>
+                <w:rPr>
+                  <w:rFonts w:ascii="Cambria Math" w:hAnsi="Cambria Math"/>
+                  <w:sz w:val="24"/>
+                  <w:szCs w:val="24"/>
+                </w:rPr>
+                <m:t xml:space="preserve">l</m:t>
+              </m:r>
+            </m:e>
+            <m:sub>
+              <m:r>
+                <w:rPr>
+                  <w:rFonts w:ascii="Cambria Math" w:hAnsi="Cambria Math"/>
+                  <w:sz w:val="24"/>
+                  <w:szCs w:val="24"/>
+                </w:rPr>
+                <m:t xml:space="preserve">x</m:t>
+              </m:r>
+              <m:r>
+                <w:rPr>
+                  <w:rFonts w:ascii="Cambria Math" w:hAnsi="Cambria Math"/>
+                  <w:sz w:val="24"/>
+                  <w:szCs w:val="24"/>
+                </w:rPr>
+                <m:t xml:space="preserve">+</m:t>
+              </m:r>
+              <m:r>
+                <w:rPr>
+                  <w:rFonts w:ascii="Cambria Math" w:hAnsi="Cambria Math"/>
+                  <w:sz w:val="24"/>
+                  <w:szCs w:val="24"/>
+                </w:rPr>
+                <m:t xml:space="preserve">t</m:t>
+              </m:r>
+            </m:sub>
+          </m:sSub>
+          <m:r>
+            <w:rPr>
+              <w:rFonts w:ascii="Cambria Math" w:hAnsi="Cambria Math"/>
+              <w:sz w:val="24"/>
+              <w:szCs w:val="24"/>
+            </w:rPr>
+            <m:t xml:space="preserve">·</m:t>
+          </m:r>
+          <m:sSub>
+            <m:e>
+              <m:r>
+                <w:rPr>
+                  <w:rFonts w:ascii="Cambria Math" w:hAnsi="Cambria Math"/>
+                  <w:sz w:val="24"/>
+                  <w:szCs w:val="24"/>
+                </w:rPr>
+                <m:t xml:space="preserve">w</m:t>
+              </m:r>
+            </m:e>
+            <m:sub>
+              <m:r>
+                <w:rPr>
+                  <w:rFonts w:ascii="Cambria Math" w:hAnsi="Cambria Math"/>
+                  <w:sz w:val="24"/>
+                  <w:szCs w:val="24"/>
+                </w:rPr>
+                <m:t xml:space="preserve">x</m:t>
+              </m:r>
+              <m:r>
+                <w:rPr>
+                  <w:rFonts w:ascii="Cambria Math" w:hAnsi="Cambria Math"/>
+                  <w:sz w:val="24"/>
+                  <w:szCs w:val="24"/>
+                </w:rPr>
+                <m:t xml:space="preserve">+</m:t>
+              </m:r>
+              <m:r>
+                <w:rPr>
+                  <w:rFonts w:ascii="Cambria Math" w:hAnsi="Cambria Math"/>
+                  <w:sz w:val="24"/>
+                  <w:szCs w:val="24"/>
+                </w:rPr>
+                <m:t xml:space="preserve">t</m:t>
+              </m:r>
+            </m:sub>
+          </m:sSub>
+          <m:r>
+            <w:rPr>
+              <w:rFonts w:ascii="Cambria Math" w:hAnsi="Cambria Math"/>
+              <w:sz w:val="24"/>
+              <w:szCs w:val="24"/>
+            </w:rPr>
+            <m:t xml:space="preserve">·</m:t>
+          </m:r>
+          <m:sSup>
+            <m:e>
+              <m:r>
+                <w:rPr>
+                  <w:rFonts w:ascii="Cambria Math" w:hAnsi="Cambria Math"/>
+                  <w:sz w:val="24"/>
+                  <w:szCs w:val="24"/>
+                </w:rPr>
+                <m:t xml:space="preserve">v</m:t>
+              </m:r>
+            </m:e>
+            <m:sup>
+              <m:r>
+                <w:rPr>
+                  <w:rFonts w:ascii="Cambria Math" w:hAnsi="Cambria Math"/>
+                  <w:sz w:val="24"/>
+                  <w:szCs w:val="24"/>
+                </w:rPr>
+                <m:t xml:space="preserve">t</m:t>
+              </m:r>
+              <m:r>
+                <w:rPr>
+                  <w:rFonts w:ascii="Cambria Math" w:hAnsi="Cambria Math"/>
+                  <w:sz w:val="24"/>
+                  <w:szCs w:val="24"/>
+                </w:rPr>
+                <m:t xml:space="preserve">+½</m:t>
+              </m:r>
+            </m:sup>
+          </m:sSup>
+        </m:oMath>
+      </m:oMathPara>
+    </w:p>
+    <w:p>
+      <w:pPr>
+        <w:pStyle w:val="FormulaLabel"/>
+      </w:pPr>
       <w:r>
-        <w:t xml:space="preserve">급부 발생자  C_{x+t} = l_{x+t}·k_{x+t}·( 1 − w_{x+t}/2 )·v^{t+½}</w:t>
+        <w:t xml:space="preserve">[식] 유지자수 현가의 누계 (N)</w:t>
       </w:r>
     </w:p>
     <w:p>
       <w:pPr>
+        <w:pStyle w:val="Formula"/>
+      </w:pPr>
+      <m:oMathPara>
+        <m:oMathParaPr>
+          <m:jc m:val="left"/>
+        </m:oMathParaPr>
+        <m:oMath>
+          <m:sSub>
+            <m:e>
+              <m:r>
+                <w:rPr>
+                  <w:rFonts w:ascii="Cambria Math" w:hAnsi="Cambria Math"/>
+                  <w:sz w:val="24"/>
+                  <w:szCs w:val="24"/>
+                </w:rPr>
+                <m:t xml:space="preserve">N</m:t>
+              </m:r>
+            </m:e>
+            <m:sub>
+              <m:r>
+                <w:rPr>
+                  <w:rFonts w:ascii="Cambria Math" w:hAnsi="Cambria Math"/>
+                  <w:sz w:val="24"/>
+                  <w:szCs w:val="24"/>
+                </w:rPr>
+                <m:t xml:space="preserve">x</m:t>
+              </m:r>
+              <m:r>
+                <w:rPr>
+                  <w:rFonts w:ascii="Cambria Math" w:hAnsi="Cambria Math"/>
+                  <w:sz w:val="24"/>
+                  <w:szCs w:val="24"/>
+                </w:rPr>
+                <m:t xml:space="preserve">+</m:t>
+              </m:r>
+              <m:r>
+                <w:rPr>
+                  <w:rFonts w:ascii="Cambria Math" w:hAnsi="Cambria Math"/>
+                  <w:sz w:val="24"/>
+                  <w:szCs w:val="24"/>
+                </w:rPr>
+                <m:t xml:space="preserve">t</m:t>
+              </m:r>
+            </m:sub>
+          </m:sSub>
+          <m:r>
+            <w:rPr>
+              <w:rFonts w:ascii="Cambria Math" w:hAnsi="Cambria Math"/>
+              <w:sz w:val="24"/>
+              <w:szCs w:val="24"/>
+            </w:rPr>
+            <m:t xml:space="preserve"> = </m:t>
+          </m:r>
+          <m:sSub>
+            <m:e>
+              <m:r>
+                <w:rPr>
+                  <w:rFonts w:ascii="Cambria Math" w:hAnsi="Cambria Math"/>
+                  <w:sz w:val="24"/>
+                  <w:szCs w:val="24"/>
+                </w:rPr>
+                <m:t xml:space="preserve">Σ</m:t>
+              </m:r>
+            </m:e>
+            <m:sub>
+              <m:r>
+                <w:rPr>
+                  <w:rFonts w:ascii="Cambria Math" w:hAnsi="Cambria Math"/>
+                  <w:sz w:val="24"/>
+                  <w:szCs w:val="24"/>
+                </w:rPr>
+                <m:t xml:space="preserve">u</m:t>
+              </m:r>
+              <m:r>
+                <w:rPr>
+                  <w:rFonts w:ascii="Cambria Math" w:hAnsi="Cambria Math"/>
+                  <w:sz w:val="24"/>
+                  <w:szCs w:val="24"/>
+                </w:rPr>
+                <m:t xml:space="preserve">≥</m:t>
+              </m:r>
+              <m:r>
+                <w:rPr>
+                  <w:rFonts w:ascii="Cambria Math" w:hAnsi="Cambria Math"/>
+                  <w:sz w:val="24"/>
+                  <w:szCs w:val="24"/>
+                </w:rPr>
+                <m:t xml:space="preserve">t</m:t>
+              </m:r>
+            </m:sub>
+          </m:sSub>
+          <m:r>
+            <w:rPr>
+              <w:rFonts w:ascii="Cambria Math" w:hAnsi="Cambria Math"/>
+              <w:sz w:val="24"/>
+              <w:szCs w:val="24"/>
+            </w:rPr>
+            <m:t xml:space="preserve"> </m:t>
+          </m:r>
+          <m:sSub>
+            <m:e>
+              <m:r>
+                <w:rPr>
+                  <w:rFonts w:ascii="Cambria Math" w:hAnsi="Cambria Math"/>
+                  <w:sz w:val="24"/>
+                  <w:szCs w:val="24"/>
+                </w:rPr>
+                <m:t xml:space="preserve">D</m:t>
+              </m:r>
+            </m:e>
+            <m:sub>
+              <m:r>
+                <w:rPr>
+                  <w:rFonts w:ascii="Cambria Math" w:hAnsi="Cambria Math"/>
+                  <w:sz w:val="24"/>
+                  <w:szCs w:val="24"/>
+                </w:rPr>
+                <m:t xml:space="preserve">x</m:t>
+              </m:r>
+              <m:r>
+                <w:rPr>
+                  <w:rFonts w:ascii="Cambria Math" w:hAnsi="Cambria Math"/>
+                  <w:sz w:val="24"/>
+                  <w:szCs w:val="24"/>
+                </w:rPr>
+                <m:t xml:space="preserve">+</m:t>
+              </m:r>
+              <m:r>
+                <w:rPr>
+                  <w:rFonts w:ascii="Cambria Math" w:hAnsi="Cambria Math"/>
+                  <w:sz w:val="24"/>
+                  <w:szCs w:val="24"/>
+                </w:rPr>
+                <m:t xml:space="preserve">u</m:t>
+              </m:r>
+            </m:sub>
+          </m:sSub>
+        </m:oMath>
+      </m:oMathPara>
+    </w:p>
+    <w:p>
+      <w:pPr>
+        <w:pStyle w:val="FormulaLabel"/>
+      </w:pPr>
+      <w:r>
+        <w:t xml:space="preserve">[식] 납입자수 현가의 누계 (N′)</w:t>
+      </w:r>
+    </w:p>
+    <w:p>
+      <w:pPr>
+        <w:pStyle w:val="Formula"/>
+      </w:pPr>
+      <m:oMathPara>
+        <m:oMathParaPr>
+          <m:jc m:val="left"/>
+        </m:oMathParaPr>
+        <m:oMath>
+          <m:sSub>
+            <m:e>
+              <m:r>
+                <w:rPr>
+                  <w:rFonts w:ascii="Cambria Math" w:hAnsi="Cambria Math"/>
+                  <w:sz w:val="24"/>
+                  <w:szCs w:val="24"/>
+                </w:rPr>
+                <m:t xml:space="preserve">N′</m:t>
+              </m:r>
+            </m:e>
+            <m:sub>
+              <m:r>
+                <w:rPr>
+                  <w:rFonts w:ascii="Cambria Math" w:hAnsi="Cambria Math"/>
+                  <w:sz w:val="24"/>
+                  <w:szCs w:val="24"/>
+                </w:rPr>
+                <m:t xml:space="preserve">x</m:t>
+              </m:r>
+              <m:r>
+                <w:rPr>
+                  <w:rFonts w:ascii="Cambria Math" w:hAnsi="Cambria Math"/>
+                  <w:sz w:val="24"/>
+                  <w:szCs w:val="24"/>
+                </w:rPr>
+                <m:t xml:space="preserve">+</m:t>
+              </m:r>
+              <m:r>
+                <w:rPr>
+                  <w:rFonts w:ascii="Cambria Math" w:hAnsi="Cambria Math"/>
+                  <w:sz w:val="24"/>
+                  <w:szCs w:val="24"/>
+                </w:rPr>
+                <m:t xml:space="preserve">t</m:t>
+              </m:r>
+            </m:sub>
+          </m:sSub>
+          <m:r>
+            <w:rPr>
+              <w:rFonts w:ascii="Cambria Math" w:hAnsi="Cambria Math"/>
+              <w:sz w:val="24"/>
+              <w:szCs w:val="24"/>
+            </w:rPr>
+            <m:t xml:space="preserve"> = </m:t>
+          </m:r>
+          <m:sSub>
+            <m:e>
+              <m:r>
+                <w:rPr>
+                  <w:rFonts w:ascii="Cambria Math" w:hAnsi="Cambria Math"/>
+                  <w:sz w:val="24"/>
+                  <w:szCs w:val="24"/>
+                </w:rPr>
+                <m:t xml:space="preserve">Σ</m:t>
+              </m:r>
+            </m:e>
+            <m:sub>
+              <m:r>
+                <w:rPr>
+                  <w:rFonts w:ascii="Cambria Math" w:hAnsi="Cambria Math"/>
+                  <w:sz w:val="24"/>
+                  <w:szCs w:val="24"/>
+                </w:rPr>
+                <m:t xml:space="preserve">u</m:t>
+              </m:r>
+              <m:r>
+                <w:rPr>
+                  <w:rFonts w:ascii="Cambria Math" w:hAnsi="Cambria Math"/>
+                  <w:sz w:val="24"/>
+                  <w:szCs w:val="24"/>
+                </w:rPr>
+                <m:t xml:space="preserve">≥</m:t>
+              </m:r>
+              <m:r>
+                <w:rPr>
+                  <w:rFonts w:ascii="Cambria Math" w:hAnsi="Cambria Math"/>
+                  <w:sz w:val="24"/>
+                  <w:szCs w:val="24"/>
+                </w:rPr>
+                <m:t xml:space="preserve">t</m:t>
+              </m:r>
+            </m:sub>
+          </m:sSub>
+          <m:r>
+            <w:rPr>
+              <w:rFonts w:ascii="Cambria Math" w:hAnsi="Cambria Math"/>
+              <w:sz w:val="24"/>
+              <w:szCs w:val="24"/>
+            </w:rPr>
+            <m:t xml:space="preserve"> </m:t>
+          </m:r>
+          <m:sSub>
+            <m:e>
+              <m:r>
+                <w:rPr>
+                  <w:rFonts w:ascii="Cambria Math" w:hAnsi="Cambria Math"/>
+                  <w:sz w:val="24"/>
+                  <w:szCs w:val="24"/>
+                </w:rPr>
+                <m:t xml:space="preserve">D′</m:t>
+              </m:r>
+            </m:e>
+            <m:sub>
+              <m:r>
+                <w:rPr>
+                  <w:rFonts w:ascii="Cambria Math" w:hAnsi="Cambria Math"/>
+                  <w:sz w:val="24"/>
+                  <w:szCs w:val="24"/>
+                </w:rPr>
+                <m:t xml:space="preserve">x</m:t>
+              </m:r>
+              <m:r>
+                <w:rPr>
+                  <w:rFonts w:ascii="Cambria Math" w:hAnsi="Cambria Math"/>
+                  <w:sz w:val="24"/>
+                  <w:szCs w:val="24"/>
+                </w:rPr>
+                <m:t xml:space="preserve">+</m:t>
+              </m:r>
+              <m:r>
+                <w:rPr>
+                  <w:rFonts w:ascii="Cambria Math" w:hAnsi="Cambria Math"/>
+                  <w:sz w:val="24"/>
+                  <w:szCs w:val="24"/>
+                </w:rPr>
+                <m:t xml:space="preserve">u</m:t>
+              </m:r>
+            </m:sub>
+          </m:sSub>
+        </m:oMath>
+      </m:oMathPara>
+    </w:p>
+    <w:p>
+      <w:pPr>
+        <w:pStyle w:val="Heading1"/>
+      </w:pPr>
+      <w:r>
+        <w:t xml:space="preserve">5. 보험료의 계산</w:t>
+      </w:r>
+    </w:p>
+    <w:p>
+      <w:pPr>
+        <w:pStyle w:val="FormulaLabel"/>
+      </w:pPr>
+      <w:r>
+        <w:t xml:space="preserve">[식] 급부 현가 (PVB)</w:t>
+      </w:r>
+    </w:p>
+    <w:p>
+      <w:pPr>
+        <w:pStyle w:val="Formula"/>
+      </w:pPr>
+      <m:oMathPara>
+        <m:oMathParaPr>
+          <m:jc m:val="left"/>
+        </m:oMathParaPr>
+        <m:oMath>
+          <m:r>
+            <m:rPr>
+              <m:nor/>
+            </m:rPr>
+            <w:rPr>
+              <w:rFonts w:ascii="Cambria Math" w:hAnsi="Cambria Math"/>
+              <w:sz w:val="24"/>
+              <w:szCs w:val="24"/>
+            </w:rPr>
+            <m:t xml:space="preserve">PVB</m:t>
+          </m:r>
+          <m:r>
+            <w:rPr>
+              <w:rFonts w:ascii="Cambria Math" w:hAnsi="Cambria Math"/>
+              <w:sz w:val="24"/>
+              <w:szCs w:val="24"/>
+            </w:rPr>
+            <m:t xml:space="preserve"> = </m:t>
+          </m:r>
+          <m:sSubSup>
+            <m:e>
+              <m:r>
+                <w:rPr>
+                  <w:rFonts w:ascii="Cambria Math" w:hAnsi="Cambria Math"/>
+                  <w:sz w:val="24"/>
+                  <w:szCs w:val="24"/>
+                </w:rPr>
+                <m:t xml:space="preserve">Σ</m:t>
+              </m:r>
+            </m:e>
+            <m:sub>
+              <m:r>
+                <w:rPr>
+                  <w:rFonts w:ascii="Cambria Math" w:hAnsi="Cambria Math"/>
+                  <w:sz w:val="24"/>
+                  <w:szCs w:val="24"/>
+                </w:rPr>
+                <m:t xml:space="preserve">t</m:t>
+              </m:r>
+              <m:r>
+                <w:rPr>
+                  <w:rFonts w:ascii="Cambria Math" w:hAnsi="Cambria Math"/>
+                  <w:sz w:val="24"/>
+                  <w:szCs w:val="24"/>
+                </w:rPr>
+                <m:t xml:space="preserve">=</m:t>
+              </m:r>
+              <m:r>
+                <w:rPr>
+                  <w:rFonts w:ascii="Cambria Math" w:hAnsi="Cambria Math"/>
+                  <w:sz w:val="24"/>
+                  <w:szCs w:val="24"/>
+                </w:rPr>
+                <m:t xml:space="preserve">0</m:t>
+              </m:r>
+            </m:sub>
+            <m:sup>
+              <m:r>
+                <w:rPr>
+                  <w:rFonts w:ascii="Cambria Math" w:hAnsi="Cambria Math"/>
+                  <w:sz w:val="24"/>
+                  <w:szCs w:val="24"/>
+                </w:rPr>
+                <m:t xml:space="preserve">n</m:t>
+              </m:r>
+              <m:r>
+                <w:rPr>
+                  <w:rFonts w:ascii="Cambria Math" w:hAnsi="Cambria Math"/>
+                  <w:sz w:val="24"/>
+                  <w:szCs w:val="24"/>
+                </w:rPr>
+                <m:t xml:space="preserve">−</m:t>
+              </m:r>
+              <m:r>
+                <w:rPr>
+                  <w:rFonts w:ascii="Cambria Math" w:hAnsi="Cambria Math"/>
+                  <w:sz w:val="24"/>
+                  <w:szCs w:val="24"/>
+                </w:rPr>
+                <m:t xml:space="preserve">1</m:t>
+              </m:r>
+            </m:sup>
+          </m:sSubSup>
+          <m:r>
+            <w:rPr>
+              <w:rFonts w:ascii="Cambria Math" w:hAnsi="Cambria Math"/>
+              <w:sz w:val="24"/>
+              <w:szCs w:val="24"/>
+            </w:rPr>
+            <m:t xml:space="preserve"> </m:t>
+          </m:r>
+          <m:sSub>
+            <m:e>
+              <m:r>
+                <w:rPr>
+                  <w:rFonts w:ascii="Cambria Math" w:hAnsi="Cambria Math"/>
+                  <w:sz w:val="24"/>
+                  <w:szCs w:val="24"/>
+                </w:rPr>
+                <m:t xml:space="preserve">S</m:t>
+              </m:r>
+            </m:e>
+            <m:sub>
+              <m:r>
+                <w:rPr>
+                  <w:rFonts w:ascii="Cambria Math" w:hAnsi="Cambria Math"/>
+                  <w:sz w:val="24"/>
+                  <w:szCs w:val="24"/>
+                </w:rPr>
+                <m:t xml:space="preserve">t</m:t>
+              </m:r>
+            </m:sub>
+          </m:sSub>
+          <m:r>
+            <w:rPr>
+              <w:rFonts w:ascii="Cambria Math" w:hAnsi="Cambria Math"/>
+              <w:sz w:val="24"/>
+              <w:szCs w:val="24"/>
+            </w:rPr>
+            <m:t xml:space="preserve">·</m:t>
+          </m:r>
+          <m:sSub>
+            <m:e>
+              <m:r>
+                <w:rPr>
+                  <w:rFonts w:ascii="Cambria Math" w:hAnsi="Cambria Math"/>
+                  <w:sz w:val="24"/>
+                  <w:szCs w:val="24"/>
+                </w:rPr>
+                <m:t xml:space="preserve">C</m:t>
+              </m:r>
+            </m:e>
+            <m:sub>
+              <m:r>
+                <w:rPr>
+                  <w:rFonts w:ascii="Cambria Math" w:hAnsi="Cambria Math"/>
+                  <w:sz w:val="24"/>
+                  <w:szCs w:val="24"/>
+                </w:rPr>
+                <m:t xml:space="preserve">x</m:t>
+              </m:r>
+              <m:r>
+                <w:rPr>
+                  <w:rFonts w:ascii="Cambria Math" w:hAnsi="Cambria Math"/>
+                  <w:sz w:val="24"/>
+                  <w:szCs w:val="24"/>
+                </w:rPr>
+                <m:t xml:space="preserve">+</m:t>
+              </m:r>
+              <m:r>
+                <w:rPr>
+                  <w:rFonts w:ascii="Cambria Math" w:hAnsi="Cambria Math"/>
+                  <w:sz w:val="24"/>
+                  <w:szCs w:val="24"/>
+                </w:rPr>
+                <m:t xml:space="preserve">t</m:t>
+              </m:r>
+            </m:sub>
+          </m:sSub>
+          <m:r>
+            <w:rPr>
+              <w:rFonts w:ascii="Cambria Math" w:hAnsi="Cambria Math"/>
+              <w:sz w:val="24"/>
+              <w:szCs w:val="24"/>
+            </w:rPr>
+            <m:t xml:space="preserve"> + </m:t>
+          </m:r>
+          <m:sSubSup>
+            <m:e>
+              <m:r>
+                <w:rPr>
+                  <w:rFonts w:ascii="Cambria Math" w:hAnsi="Cambria Math"/>
+                  <w:sz w:val="24"/>
+                  <w:szCs w:val="24"/>
+                </w:rPr>
+                <m:t xml:space="preserve">Σ</m:t>
+              </m:r>
+            </m:e>
+            <m:sub>
+              <m:r>
+                <w:rPr>
+                  <w:rFonts w:ascii="Cambria Math" w:hAnsi="Cambria Math"/>
+                  <w:sz w:val="24"/>
+                  <w:szCs w:val="24"/>
+                </w:rPr>
+                <m:t xml:space="preserve">t</m:t>
+              </m:r>
+              <m:r>
+                <w:rPr>
+                  <w:rFonts w:ascii="Cambria Math" w:hAnsi="Cambria Math"/>
+                  <w:sz w:val="24"/>
+                  <w:szCs w:val="24"/>
+                </w:rPr>
+                <m:t xml:space="preserve">=</m:t>
+              </m:r>
+              <m:r>
+                <w:rPr>
+                  <w:rFonts w:ascii="Cambria Math" w:hAnsi="Cambria Math"/>
+                  <w:sz w:val="24"/>
+                  <w:szCs w:val="24"/>
+                </w:rPr>
+                <m:t xml:space="preserve">0</m:t>
+              </m:r>
+            </m:sub>
+            <m:sup>
+              <m:r>
+                <w:rPr>
+                  <w:rFonts w:ascii="Cambria Math" w:hAnsi="Cambria Math"/>
+                  <w:sz w:val="24"/>
+                  <w:szCs w:val="24"/>
+                </w:rPr>
+                <m:t xml:space="preserve">n</m:t>
+              </m:r>
+            </m:sup>
+          </m:sSubSup>
+          <m:r>
+            <w:rPr>
+              <w:rFonts w:ascii="Cambria Math" w:hAnsi="Cambria Math"/>
+              <w:sz w:val="24"/>
+              <w:szCs w:val="24"/>
+            </w:rPr>
+            <m:t xml:space="preserve"> </m:t>
+          </m:r>
+          <m:sSub>
+            <m:e>
+              <m:r>
+                <w:rPr>
+                  <w:rFonts w:ascii="Cambria Math" w:hAnsi="Cambria Math"/>
+                  <w:sz w:val="24"/>
+                  <w:szCs w:val="24"/>
+                </w:rPr>
+                <m:t xml:space="preserve">C</m:t>
+              </m:r>
+            </m:e>
+            <m:sub>
+              <m:r>
+                <w:rPr>
+                  <w:rFonts w:ascii="Cambria Math" w:hAnsi="Cambria Math"/>
+                  <w:sz w:val="24"/>
+                  <w:szCs w:val="24"/>
+                </w:rPr>
+                <m:t xml:space="preserve">t</m:t>
+              </m:r>
+            </m:sub>
+          </m:sSub>
+          <m:r>
+            <w:rPr>
+              <w:rFonts w:ascii="Cambria Math" w:hAnsi="Cambria Math"/>
+              <w:sz w:val="24"/>
+              <w:szCs w:val="24"/>
+            </w:rPr>
+            <m:t xml:space="preserve">·</m:t>
+          </m:r>
+          <m:sSub>
+            <m:e>
+              <m:r>
+                <w:rPr>
+                  <w:rFonts w:ascii="Cambria Math" w:hAnsi="Cambria Math"/>
+                  <w:sz w:val="24"/>
+                  <w:szCs w:val="24"/>
+                </w:rPr>
+                <m:t xml:space="preserve">D</m:t>
+              </m:r>
+            </m:e>
+            <m:sub>
+              <m:r>
+                <w:rPr>
+                  <w:rFonts w:ascii="Cambria Math" w:hAnsi="Cambria Math"/>
+                  <w:sz w:val="24"/>
+                  <w:szCs w:val="24"/>
+                </w:rPr>
+                <m:t xml:space="preserve">x</m:t>
+              </m:r>
+              <m:r>
+                <w:rPr>
+                  <w:rFonts w:ascii="Cambria Math" w:hAnsi="Cambria Math"/>
+                  <w:sz w:val="24"/>
+                  <w:szCs w:val="24"/>
+                </w:rPr>
+                <m:t xml:space="preserve">+</m:t>
+              </m:r>
+              <m:r>
+                <w:rPr>
+                  <w:rFonts w:ascii="Cambria Math" w:hAnsi="Cambria Math"/>
+                  <w:sz w:val="24"/>
+                  <w:szCs w:val="24"/>
+                </w:rPr>
+                <m:t xml:space="preserve">t</m:t>
+              </m:r>
+            </m:sub>
+          </m:sSub>
+        </m:oMath>
+      </m:oMathPara>
+    </w:p>
+    <w:p>
+      <w:pPr>
         <w:pStyle w:val="Note"/>
       </w:pPr>
       <w:r>
-        <w:t xml:space="preserve">※ 진단 확정 시 지급하고 그 담보는 소멸한다. 납입자수 l′ 는 탈퇴 사유로 유지자수와 똑같이 줄어든다 — 별도의 납입면제율을 곱하지 않는다.</w:t>
+        <w:t xml:space="preserve">※ S 는 연도별 보장금액(연령 구간 배수 반영), 생존급부는 그 시점의 유지자수 현가로 곱한다.</w:t>
       </w:r>
     </w:p>
     <w:p>
@@ -2190,120 +5260,550 @@
         <w:pStyle w:val="FormulaLabel"/>
       </w:pPr>
       <w:r>
-        <w:t xml:space="preserve">[식] 계산기수</w:t>
+        <w:t xml:space="preserve">[식] 연납 환산 납입기수 (N*)</w:t>
       </w:r>
     </w:p>
     <w:p>
       <w:pPr>
         <w:pStyle w:val="Formula"/>
       </w:pPr>
+      <m:oMathPara>
+        <m:oMathParaPr>
+          <m:jc m:val="left"/>
+        </m:oMathParaPr>
+        <m:oMath>
+          <m:r>
+            <w:rPr>
+              <w:rFonts w:ascii="Cambria Math" w:hAnsi="Cambria Math"/>
+              <w:sz w:val="24"/>
+              <w:szCs w:val="24"/>
+            </w:rPr>
+            <m:t xml:space="preserve">N*</m:t>
+          </m:r>
+          <m:r>
+            <w:rPr>
+              <w:rFonts w:ascii="Cambria Math" w:hAnsi="Cambria Math"/>
+              <w:sz w:val="24"/>
+              <w:szCs w:val="24"/>
+            </w:rPr>
+            <m:t xml:space="preserve"> = </m:t>
+          </m:r>
+          <m:r>
+            <w:rPr>
+              <w:rFonts w:ascii="Cambria Math" w:hAnsi="Cambria Math"/>
+              <w:sz w:val="24"/>
+              <w:szCs w:val="24"/>
+            </w:rPr>
+            <m:t xml:space="preserve">k</m:t>
+          </m:r>
+          <m:r>
+            <w:rPr>
+              <w:rFonts w:ascii="Cambria Math" w:hAnsi="Cambria Math"/>
+              <w:sz w:val="24"/>
+              <w:szCs w:val="24"/>
+            </w:rPr>
+            <m:t xml:space="preserve"> · [ ( </m:t>
+          </m:r>
+          <m:sSub>
+            <m:e>
+              <m:r>
+                <w:rPr>
+                  <w:rFonts w:ascii="Cambria Math" w:hAnsi="Cambria Math"/>
+                  <w:sz w:val="24"/>
+                  <w:szCs w:val="24"/>
+                </w:rPr>
+                <m:t xml:space="preserve">N′</m:t>
+              </m:r>
+            </m:e>
+            <m:sub>
+              <m:r>
+                <w:rPr>
+                  <w:rFonts w:ascii="Cambria Math" w:hAnsi="Cambria Math"/>
+                  <w:sz w:val="24"/>
+                  <w:szCs w:val="24"/>
+                </w:rPr>
+                <m:t xml:space="preserve">x</m:t>
+              </m:r>
+            </m:sub>
+          </m:sSub>
+          <m:r>
+            <w:rPr>
+              <w:rFonts w:ascii="Cambria Math" w:hAnsi="Cambria Math"/>
+              <w:sz w:val="24"/>
+              <w:szCs w:val="24"/>
+            </w:rPr>
+            <m:t xml:space="preserve"> − </m:t>
+          </m:r>
+          <m:sSub>
+            <m:e>
+              <m:r>
+                <w:rPr>
+                  <w:rFonts w:ascii="Cambria Math" w:hAnsi="Cambria Math"/>
+                  <w:sz w:val="24"/>
+                  <w:szCs w:val="24"/>
+                </w:rPr>
+                <m:t xml:space="preserve">N′</m:t>
+              </m:r>
+            </m:e>
+            <m:sub>
+              <m:r>
+                <w:rPr>
+                  <w:rFonts w:ascii="Cambria Math" w:hAnsi="Cambria Math"/>
+                  <w:sz w:val="24"/>
+                  <w:szCs w:val="24"/>
+                </w:rPr>
+                <m:t xml:space="preserve">x</m:t>
+              </m:r>
+              <m:r>
+                <w:rPr>
+                  <w:rFonts w:ascii="Cambria Math" w:hAnsi="Cambria Math"/>
+                  <w:sz w:val="24"/>
+                  <w:szCs w:val="24"/>
+                </w:rPr>
+                <m:t xml:space="preserve">+</m:t>
+              </m:r>
+              <m:r>
+                <w:rPr>
+                  <w:rFonts w:ascii="Cambria Math" w:hAnsi="Cambria Math"/>
+                  <w:sz w:val="24"/>
+                  <w:szCs w:val="24"/>
+                </w:rPr>
+                <m:t xml:space="preserve">m</m:t>
+              </m:r>
+            </m:sub>
+          </m:sSub>
+          <m:r>
+            <w:rPr>
+              <w:rFonts w:ascii="Cambria Math" w:hAnsi="Cambria Math"/>
+              <w:sz w:val="24"/>
+              <w:szCs w:val="24"/>
+            </w:rPr>
+            <m:t xml:space="preserve"> )</m:t>
+          </m:r>
+        </m:oMath>
+      </m:oMathPara>
+    </w:p>
+    <w:p>
+      <w:pPr>
+        <w:pStyle w:val="Formula"/>
+      </w:pPr>
+      <m:oMathPara>
+        <m:oMathParaPr>
+          <m:jc m:val="left"/>
+        </m:oMathParaPr>
+        <m:oMath>
+          <m:r>
+            <w:rPr>
+              <w:rFonts w:ascii="Cambria Math" w:hAnsi="Cambria Math"/>
+              <w:sz w:val="24"/>
+              <w:szCs w:val="24"/>
+            </w:rPr>
+            <m:t xml:space="preserve">− ( </m:t>
+          </m:r>
+          <m:r>
+            <w:rPr>
+              <w:rFonts w:ascii="Cambria Math" w:hAnsi="Cambria Math"/>
+              <w:sz w:val="24"/>
+              <w:szCs w:val="24"/>
+            </w:rPr>
+            <m:t xml:space="preserve">k</m:t>
+          </m:r>
+          <m:r>
+            <w:rPr>
+              <w:rFonts w:ascii="Cambria Math" w:hAnsi="Cambria Math"/>
+              <w:sz w:val="24"/>
+              <w:szCs w:val="24"/>
+            </w:rPr>
+            <m:t xml:space="preserve">−</m:t>
+          </m:r>
+          <m:r>
+            <w:rPr>
+              <w:rFonts w:ascii="Cambria Math" w:hAnsi="Cambria Math"/>
+              <w:sz w:val="24"/>
+              <w:szCs w:val="24"/>
+            </w:rPr>
+            <m:t xml:space="preserve">1</m:t>
+          </m:r>
+          <m:r>
+            <w:rPr>
+              <w:rFonts w:ascii="Cambria Math" w:hAnsi="Cambria Math"/>
+              <w:sz w:val="24"/>
+              <w:szCs w:val="24"/>
+            </w:rPr>
+            <m:t xml:space="preserve"> )/( </m:t>
+          </m:r>
+          <m:r>
+            <w:rPr>
+              <w:rFonts w:ascii="Cambria Math" w:hAnsi="Cambria Math"/>
+              <w:sz w:val="24"/>
+              <w:szCs w:val="24"/>
+            </w:rPr>
+            <m:t xml:space="preserve">2</m:t>
+          </m:r>
+          <m:r>
+            <w:rPr>
+              <w:rFonts w:ascii="Cambria Math" w:hAnsi="Cambria Math"/>
+              <w:sz w:val="24"/>
+              <w:szCs w:val="24"/>
+            </w:rPr>
+            <m:t xml:space="preserve">·</m:t>
+          </m:r>
+          <m:r>
+            <w:rPr>
+              <w:rFonts w:ascii="Cambria Math" w:hAnsi="Cambria Math"/>
+              <w:sz w:val="24"/>
+              <w:szCs w:val="24"/>
+            </w:rPr>
+            <m:t xml:space="preserve">k</m:t>
+          </m:r>
+          <m:r>
+            <w:rPr>
+              <w:rFonts w:ascii="Cambria Math" w:hAnsi="Cambria Math"/>
+              <w:sz w:val="24"/>
+              <w:szCs w:val="24"/>
+            </w:rPr>
+            <m:t xml:space="preserve"> )·( </m:t>
+          </m:r>
+          <m:sSub>
+            <m:e>
+              <m:r>
+                <w:rPr>
+                  <w:rFonts w:ascii="Cambria Math" w:hAnsi="Cambria Math"/>
+                  <w:sz w:val="24"/>
+                  <w:szCs w:val="24"/>
+                </w:rPr>
+                <m:t xml:space="preserve">D′</m:t>
+              </m:r>
+            </m:e>
+            <m:sub>
+              <m:r>
+                <w:rPr>
+                  <w:rFonts w:ascii="Cambria Math" w:hAnsi="Cambria Math"/>
+                  <w:sz w:val="24"/>
+                  <w:szCs w:val="24"/>
+                </w:rPr>
+                <m:t xml:space="preserve">x</m:t>
+              </m:r>
+            </m:sub>
+          </m:sSub>
+          <m:r>
+            <w:rPr>
+              <w:rFonts w:ascii="Cambria Math" w:hAnsi="Cambria Math"/>
+              <w:sz w:val="24"/>
+              <w:szCs w:val="24"/>
+            </w:rPr>
+            <m:t xml:space="preserve"> − </m:t>
+          </m:r>
+          <m:sSub>
+            <m:e>
+              <m:r>
+                <w:rPr>
+                  <w:rFonts w:ascii="Cambria Math" w:hAnsi="Cambria Math"/>
+                  <w:sz w:val="24"/>
+                  <w:szCs w:val="24"/>
+                </w:rPr>
+                <m:t xml:space="preserve">D′</m:t>
+              </m:r>
+            </m:e>
+            <m:sub>
+              <m:r>
+                <w:rPr>
+                  <w:rFonts w:ascii="Cambria Math" w:hAnsi="Cambria Math"/>
+                  <w:sz w:val="24"/>
+                  <w:szCs w:val="24"/>
+                </w:rPr>
+                <m:t xml:space="preserve">x</m:t>
+              </m:r>
+              <m:r>
+                <w:rPr>
+                  <w:rFonts w:ascii="Cambria Math" w:hAnsi="Cambria Math"/>
+                  <w:sz w:val="24"/>
+                  <w:szCs w:val="24"/>
+                </w:rPr>
+                <m:t xml:space="preserve">+</m:t>
+              </m:r>
+              <m:r>
+                <w:rPr>
+                  <w:rFonts w:ascii="Cambria Math" w:hAnsi="Cambria Math"/>
+                  <w:sz w:val="24"/>
+                  <w:szCs w:val="24"/>
+                </w:rPr>
+                <m:t xml:space="preserve">m</m:t>
+              </m:r>
+            </m:sub>
+          </m:sSub>
+          <m:r>
+            <w:rPr>
+              <w:rFonts w:ascii="Cambria Math" w:hAnsi="Cambria Math"/>
+              <w:sz w:val="24"/>
+              <w:szCs w:val="24"/>
+            </w:rPr>
+            <m:t xml:space="preserve"> ) ]</m:t>
+          </m:r>
+        </m:oMath>
+      </m:oMathPara>
+    </w:p>
+    <w:p>
+      <w:pPr>
+        <w:pStyle w:val="Note"/>
+      </w:pPr>
       <w:r>
-        <w:t xml:space="preserve">D_{x+t} = l_{x+t}·v^t</w:t>
+        <w:t xml:space="preserve">※ k 는 납입주기별 계수(연납 1, 6개월납 2, 3개월납 4, 월납 12)이다.</w:t>
       </w:r>
     </w:p>
     <w:p>
       <w:pPr>
+        <w:pStyle w:val="FormulaLabel"/>
+      </w:pPr>
+      <w:r>
+        <w:t xml:space="preserve">[식] 순보험료 (P)</w:t>
+      </w:r>
+    </w:p>
+    <w:p>
+      <w:pPr>
         <w:pStyle w:val="Formula"/>
       </w:pPr>
+      <m:oMathPara>
+        <m:oMathParaPr>
+          <m:jc m:val="left"/>
+        </m:oMathParaPr>
+        <m:oMath>
+          <m:r>
+            <w:rPr>
+              <w:rFonts w:ascii="Cambria Math" w:hAnsi="Cambria Math"/>
+              <w:sz w:val="24"/>
+              <w:szCs w:val="24"/>
+            </w:rPr>
+            <m:t xml:space="preserve">P</m:t>
+          </m:r>
+          <m:r>
+            <w:rPr>
+              <w:rFonts w:ascii="Cambria Math" w:hAnsi="Cambria Math"/>
+              <w:sz w:val="24"/>
+              <w:szCs w:val="24"/>
+            </w:rPr>
+            <m:t xml:space="preserve"> = </m:t>
+          </m:r>
+          <m:r>
+            <m:rPr>
+              <m:nor/>
+            </m:rPr>
+            <w:rPr>
+              <w:rFonts w:ascii="Cambria Math" w:hAnsi="Cambria Math"/>
+              <w:sz w:val="24"/>
+              <w:szCs w:val="24"/>
+            </w:rPr>
+            <m:t xml:space="preserve">PVB</m:t>
+          </m:r>
+          <m:r>
+            <w:rPr>
+              <w:rFonts w:ascii="Cambria Math" w:hAnsi="Cambria Math"/>
+              <w:sz w:val="24"/>
+              <w:szCs w:val="24"/>
+            </w:rPr>
+            <m:t xml:space="preserve"> / </m:t>
+          </m:r>
+          <m:r>
+            <w:rPr>
+              <w:rFonts w:ascii="Cambria Math" w:hAnsi="Cambria Math"/>
+              <w:sz w:val="24"/>
+              <w:szCs w:val="24"/>
+            </w:rPr>
+            <m:t xml:space="preserve">N*</m:t>
+          </m:r>
+        </m:oMath>
+      </m:oMathPara>
+    </w:p>
+    <w:p>
+      <w:pPr>
+        <w:pStyle w:val="FormulaLabel"/>
+      </w:pPr>
       <w:r>
-        <w:t xml:space="preserve">D′_{x+t} = l′_{x+t}·v^t</w:t>
+        <w:t xml:space="preserve">[식] 기준연납순보험료</w:t>
       </w:r>
     </w:p>
     <w:p>
       <w:pPr>
         <w:pStyle w:val="Formula"/>
       </w:pPr>
-      <w:r>
-        <w:t xml:space="preserve">C_{x+t} = l_{x+t}·g_{x+t}·( 1 − w_{x+t}/2 )·v^{t+½}</w:t>
-      </w:r>
-    </w:p>
-    <w:p>
-      <w:pPr>
-        <w:pStyle w:val="Formula"/>
-      </w:pPr>
-      <w:r>
-        <w:t xml:space="preserve">W_{x+t} = l_{x+t}·w_{x+t}·v^{t+½}</w:t>
-      </w:r>
-    </w:p>
-    <w:p>
-      <w:pPr>
-        <w:pStyle w:val="Formula"/>
-      </w:pPr>
-      <w:r>
-        <w:t xml:space="preserve">N_{x+t} = Σ_{u≥t} D_{x+u}</w:t>
-      </w:r>
-    </w:p>
-    <w:p>
-      <w:pPr>
-        <w:pStyle w:val="Formula"/>
-      </w:pPr>
-      <w:r>
-        <w:t xml:space="preserve">N′_{x+t} = Σ_{u≥t} D′_{x+u}</w:t>
-      </w:r>
-    </w:p>
-    <w:p>
-      <w:pPr>
-        <w:pStyle w:val="Note"/>
-      </w:pPr>
-      <w:r>
-        <w:t xml:space="preserve">※ g 는 위 담보별 식의 급부 발생률이다. Q·(1−w/2) + w = Q + w − Q·w/2 이므로 급부·해지 탈퇴의 합이 l_{x+t} − l_{x+t+1} 과 정확히 일치한다.</w:t>
-      </w:r>
-    </w:p>
-    <w:p>
-      <w:pPr>
-        <w:pStyle w:val="Heading1"/>
-      </w:pPr>
-      <w:r>
-        <w:t xml:space="preserve">4. 보험료의 계산</w:t>
-      </w:r>
-    </w:p>
-    <w:p>
-      <w:pPr>
-        <w:pStyle w:val="FormulaLabel"/>
-      </w:pPr>
-      <w:r>
-        <w:t xml:space="preserve">[식] 급부 현가와 납입기수</w:t>
-      </w:r>
-    </w:p>
-    <w:p>
-      <w:pPr>
-        <w:pStyle w:val="Formula"/>
-      </w:pPr>
-      <w:r>
-        <w:t xml:space="preserve">PVB = Σ_{t=0}^{n−1} S_t·C_{x+t} + Σ_{t=0}^{n} C_t·D_{x+t}</w:t>
-      </w:r>
-    </w:p>
-    <w:p>
-      <w:pPr>
-        <w:pStyle w:val="Formula"/>
-      </w:pPr>
-      <w:r>
-        <w:t xml:space="preserve">N* = mm · [ ( N′_x − N′_{x+m} ) − ( mm−1 )/( 2·mm )·( D′_x − D′_{x+m} ) ]</w:t>
-      </w:r>
-    </w:p>
-    <w:p>
-      <w:pPr>
-        <w:pStyle w:val="FormulaLabel"/>
-      </w:pPr>
-      <w:r>
-        <w:t xml:space="preserve">[식] 순보험료·기준연납순보험료</w:t>
-      </w:r>
-    </w:p>
-    <w:p>
-      <w:pPr>
-        <w:pStyle w:val="Formula"/>
-      </w:pPr>
-      <w:r>
-        <w:t xml:space="preserve">P = PVB / N*</w:t>
-      </w:r>
-    </w:p>
-    <w:p>
-      <w:pPr>
-        <w:pStyle w:val="Formula"/>
-      </w:pPr>
-      <w:r>
-        <w:t xml:space="preserve">P_base = PVB / ( N′_x − N′_{x+min(n,20)} )</w:t>
-      </w:r>
+      <m:oMathPara>
+        <m:oMathParaPr>
+          <m:jc m:val="left"/>
+        </m:oMathParaPr>
+        <m:oMath>
+          <m:sSub>
+            <m:e>
+              <m:r>
+                <w:rPr>
+                  <w:rFonts w:ascii="Cambria Math" w:hAnsi="Cambria Math"/>
+                  <w:sz w:val="24"/>
+                  <w:szCs w:val="24"/>
+                </w:rPr>
+                <m:t xml:space="preserve">P</m:t>
+              </m:r>
+            </m:e>
+            <m:sub>
+              <m:r>
+                <m:rPr>
+                  <m:nor/>
+                </m:rPr>
+                <w:rPr>
+                  <w:rFonts w:ascii="Cambria Math" w:hAnsi="Cambria Math"/>
+                  <w:sz w:val="24"/>
+                  <w:szCs w:val="24"/>
+                </w:rPr>
+                <m:t xml:space="preserve">base</m:t>
+              </m:r>
+            </m:sub>
+          </m:sSub>
+          <m:r>
+            <w:rPr>
+              <w:rFonts w:ascii="Cambria Math" w:hAnsi="Cambria Math"/>
+              <w:sz w:val="24"/>
+              <w:szCs w:val="24"/>
+            </w:rPr>
+            <m:t xml:space="preserve"> = </m:t>
+          </m:r>
+          <m:r>
+            <m:rPr>
+              <m:nor/>
+            </m:rPr>
+            <w:rPr>
+              <w:rFonts w:ascii="Cambria Math" w:hAnsi="Cambria Math"/>
+              <w:sz w:val="24"/>
+              <w:szCs w:val="24"/>
+            </w:rPr>
+            <m:t xml:space="preserve">PVB</m:t>
+          </m:r>
+          <m:r>
+            <w:rPr>
+              <w:rFonts w:ascii="Cambria Math" w:hAnsi="Cambria Math"/>
+              <w:sz w:val="24"/>
+              <w:szCs w:val="24"/>
+            </w:rPr>
+            <m:t xml:space="preserve"> / ( </m:t>
+          </m:r>
+          <m:sSub>
+            <m:e>
+              <m:r>
+                <w:rPr>
+                  <w:rFonts w:ascii="Cambria Math" w:hAnsi="Cambria Math"/>
+                  <w:sz w:val="24"/>
+                  <w:szCs w:val="24"/>
+                </w:rPr>
+                <m:t xml:space="preserve">N′</m:t>
+              </m:r>
+            </m:e>
+            <m:sub>
+              <m:r>
+                <w:rPr>
+                  <w:rFonts w:ascii="Cambria Math" w:hAnsi="Cambria Math"/>
+                  <w:sz w:val="24"/>
+                  <w:szCs w:val="24"/>
+                </w:rPr>
+                <m:t xml:space="preserve">x</m:t>
+              </m:r>
+            </m:sub>
+          </m:sSub>
+          <m:r>
+            <w:rPr>
+              <w:rFonts w:ascii="Cambria Math" w:hAnsi="Cambria Math"/>
+              <w:sz w:val="24"/>
+              <w:szCs w:val="24"/>
+            </w:rPr>
+            <m:t xml:space="preserve"> − </m:t>
+          </m:r>
+          <m:sSub>
+            <m:e>
+              <m:r>
+                <w:rPr>
+                  <w:rFonts w:ascii="Cambria Math" w:hAnsi="Cambria Math"/>
+                  <w:sz w:val="24"/>
+                  <w:szCs w:val="24"/>
+                </w:rPr>
+                <m:t xml:space="preserve">N′</m:t>
+              </m:r>
+            </m:e>
+            <m:sub>
+              <m:r>
+                <w:rPr>
+                  <w:rFonts w:ascii="Cambria Math" w:hAnsi="Cambria Math"/>
+                  <w:sz w:val="24"/>
+                  <w:szCs w:val="24"/>
+                </w:rPr>
+                <m:t xml:space="preserve">x</m:t>
+              </m:r>
+              <m:r>
+                <w:rPr>
+                  <w:rFonts w:ascii="Cambria Math" w:hAnsi="Cambria Math"/>
+                  <w:sz w:val="24"/>
+                  <w:szCs w:val="24"/>
+                </w:rPr>
+                <m:t xml:space="preserve">+</m:t>
+              </m:r>
+              <m:r>
+                <m:rPr>
+                  <m:sty m:val="p"/>
+                </m:rPr>
+                <w:rPr>
+                  <w:rFonts w:ascii="Cambria Math" w:hAnsi="Cambria Math"/>
+                  <w:sz w:val="24"/>
+                  <w:szCs w:val="24"/>
+                </w:rPr>
+                <m:t xml:space="preserve">min</m:t>
+              </m:r>
+              <m:r>
+                <w:rPr>
+                  <w:rFonts w:ascii="Cambria Math" w:hAnsi="Cambria Math"/>
+                  <w:sz w:val="24"/>
+                  <w:szCs w:val="24"/>
+                </w:rPr>
+                <m:t xml:space="preserve">(</m:t>
+              </m:r>
+              <m:r>
+                <w:rPr>
+                  <w:rFonts w:ascii="Cambria Math" w:hAnsi="Cambria Math"/>
+                  <w:sz w:val="24"/>
+                  <w:szCs w:val="24"/>
+                </w:rPr>
+                <m:t xml:space="preserve">n</m:t>
+              </m:r>
+              <m:r>
+                <w:rPr>
+                  <w:rFonts w:ascii="Cambria Math" w:hAnsi="Cambria Math"/>
+                  <w:sz w:val="24"/>
+                  <w:szCs w:val="24"/>
+                </w:rPr>
+                <m:t xml:space="preserve">,</m:t>
+              </m:r>
+              <m:r>
+                <w:rPr>
+                  <w:rFonts w:ascii="Cambria Math" w:hAnsi="Cambria Math"/>
+                  <w:sz w:val="24"/>
+                  <w:szCs w:val="24"/>
+                </w:rPr>
+                <m:t xml:space="preserve">20</m:t>
+              </m:r>
+              <m:r>
+                <w:rPr>
+                  <w:rFonts w:ascii="Cambria Math" w:hAnsi="Cambria Math"/>
+                  <w:sz w:val="24"/>
+                  <w:szCs w:val="24"/>
+                </w:rPr>
+                <m:t xml:space="preserve">)</m:t>
+              </m:r>
+            </m:sub>
+          </m:sSub>
+          <m:r>
+            <w:rPr>
+              <w:rFonts w:ascii="Cambria Math" w:hAnsi="Cambria Math"/>
+              <w:sz w:val="24"/>
+              <w:szCs w:val="24"/>
+            </w:rPr>
+            <m:t xml:space="preserve"> )</m:t>
+          </m:r>
+        </m:oMath>
+      </m:oMathPara>
     </w:p>
     <w:p>
       <w:pPr>
@@ -2317,16 +5817,459 @@
       <w:pPr>
         <w:pStyle w:val="Formula"/>
       </w:pPr>
+      <m:oMathPara>
+        <m:oMathParaPr>
+          <m:jc m:val="left"/>
+        </m:oMathParaPr>
+        <m:oMath>
+          <m:r>
+            <w:rPr>
+              <w:rFonts w:ascii="Cambria Math" w:hAnsi="Cambria Math"/>
+              <w:sz w:val="24"/>
+              <w:szCs w:val="24"/>
+            </w:rPr>
+            <m:t xml:space="preserve">G</m:t>
+          </m:r>
+          <m:r>
+            <w:rPr>
+              <w:rFonts w:ascii="Cambria Math" w:hAnsi="Cambria Math"/>
+              <w:sz w:val="24"/>
+              <w:szCs w:val="24"/>
+            </w:rPr>
+            <m:t xml:space="preserve"> = [ </m:t>
+          </m:r>
+          <m:r>
+            <w:rPr>
+              <w:rFonts w:ascii="Cambria Math" w:hAnsi="Cambria Math"/>
+              <w:sz w:val="24"/>
+              <w:szCs w:val="24"/>
+            </w:rPr>
+            <m:t xml:space="preserve">P</m:t>
+          </m:r>
+          <m:r>
+            <w:rPr>
+              <w:rFonts w:ascii="Cambria Math" w:hAnsi="Cambria Math"/>
+              <w:sz w:val="24"/>
+              <w:szCs w:val="24"/>
+            </w:rPr>
+            <m:t xml:space="preserve"> + ( </m:t>
+          </m:r>
+          <m:sSub>
+            <m:e>
+              <m:r>
+                <w:rPr>
+                  <w:rFonts w:ascii="Cambria Math" w:hAnsi="Cambria Math"/>
+                  <w:sz w:val="24"/>
+                  <w:szCs w:val="24"/>
+                </w:rPr>
+                <m:t xml:space="preserve">α</m:t>
+              </m:r>
+            </m:e>
+            <m:sub>
+              <m:r>
+                <w:rPr>
+                  <w:rFonts w:ascii="Cambria Math" w:hAnsi="Cambria Math"/>
+                  <w:sz w:val="24"/>
+                  <w:szCs w:val="24"/>
+                </w:rPr>
+                <m:t xml:space="preserve">S</m:t>
+              </m:r>
+            </m:sub>
+          </m:sSub>
+          <m:r>
+            <w:rPr>
+              <w:rFonts w:ascii="Cambria Math" w:hAnsi="Cambria Math"/>
+              <w:sz w:val="24"/>
+              <w:szCs w:val="24"/>
+            </w:rPr>
+            <m:t xml:space="preserve"> + </m:t>
+          </m:r>
+          <m:sSub>
+            <m:e>
+              <m:r>
+                <w:rPr>
+                  <w:rFonts w:ascii="Cambria Math" w:hAnsi="Cambria Math"/>
+                  <w:sz w:val="24"/>
+                  <w:szCs w:val="24"/>
+                </w:rPr>
+                <m:t xml:space="preserve">α</m:t>
+              </m:r>
+            </m:e>
+            <m:sub>
+              <m:r>
+                <w:rPr>
+                  <w:rFonts w:ascii="Cambria Math" w:hAnsi="Cambria Math"/>
+                  <w:sz w:val="24"/>
+                  <w:szCs w:val="24"/>
+                </w:rPr>
+                <m:t xml:space="preserve">P</m:t>
+              </m:r>
+            </m:sub>
+          </m:sSub>
+          <m:r>
+            <w:rPr>
+              <w:rFonts w:ascii="Cambria Math" w:hAnsi="Cambria Math"/>
+              <w:sz w:val="24"/>
+              <w:szCs w:val="24"/>
+            </w:rPr>
+            <m:t xml:space="preserve">·</m:t>
+          </m:r>
+          <m:sSub>
+            <m:e>
+              <m:r>
+                <w:rPr>
+                  <w:rFonts w:ascii="Cambria Math" w:hAnsi="Cambria Math"/>
+                  <w:sz w:val="24"/>
+                  <w:szCs w:val="24"/>
+                </w:rPr>
+                <m:t xml:space="preserve">P</m:t>
+              </m:r>
+            </m:e>
+            <m:sub>
+              <m:r>
+                <m:rPr>
+                  <m:nor/>
+                </m:rPr>
+                <w:rPr>
+                  <w:rFonts w:ascii="Cambria Math" w:hAnsi="Cambria Math"/>
+                  <w:sz w:val="24"/>
+                  <w:szCs w:val="24"/>
+                </w:rPr>
+                <m:t xml:space="preserve">base</m:t>
+              </m:r>
+            </m:sub>
+          </m:sSub>
+          <m:r>
+            <w:rPr>
+              <w:rFonts w:ascii="Cambria Math" w:hAnsi="Cambria Math"/>
+              <w:sz w:val="24"/>
+              <w:szCs w:val="24"/>
+            </w:rPr>
+            <m:t xml:space="preserve"> )·</m:t>
+          </m:r>
+          <m:sSub>
+            <m:e>
+              <m:r>
+                <w:rPr>
+                  <w:rFonts w:ascii="Cambria Math" w:hAnsi="Cambria Math"/>
+                  <w:sz w:val="24"/>
+                  <w:szCs w:val="24"/>
+                </w:rPr>
+                <m:t xml:space="preserve">D′</m:t>
+              </m:r>
+            </m:e>
+            <m:sub>
+              <m:r>
+                <w:rPr>
+                  <w:rFonts w:ascii="Cambria Math" w:hAnsi="Cambria Math"/>
+                  <w:sz w:val="24"/>
+                  <w:szCs w:val="24"/>
+                </w:rPr>
+                <m:t xml:space="preserve">x</m:t>
+              </m:r>
+            </m:sub>
+          </m:sSub>
+          <m:r>
+            <w:rPr>
+              <w:rFonts w:ascii="Cambria Math" w:hAnsi="Cambria Math"/>
+              <w:sz w:val="24"/>
+              <w:szCs w:val="24"/>
+            </w:rPr>
+            <m:t xml:space="preserve">/</m:t>
+          </m:r>
+          <m:r>
+            <w:rPr>
+              <w:rFonts w:ascii="Cambria Math" w:hAnsi="Cambria Math"/>
+              <w:sz w:val="24"/>
+              <w:szCs w:val="24"/>
+            </w:rPr>
+            <m:t xml:space="preserve">N*</m:t>
+          </m:r>
+          <m:r>
+            <w:rPr>
+              <w:rFonts w:ascii="Cambria Math" w:hAnsi="Cambria Math"/>
+              <w:sz w:val="24"/>
+              <w:szCs w:val="24"/>
+            </w:rPr>
+            <m:t xml:space="preserve"> + </m:t>
+          </m:r>
+          <m:sSub>
+            <m:e>
+              <m:r>
+                <w:rPr>
+                  <w:rFonts w:ascii="Cambria Math" w:hAnsi="Cambria Math"/>
+                  <w:sz w:val="24"/>
+                  <w:szCs w:val="24"/>
+                </w:rPr>
+                <m:t xml:space="preserve">β</m:t>
+              </m:r>
+            </m:e>
+            <m:sub>
+              <m:r>
+                <w:rPr>
+                  <w:rFonts w:ascii="Cambria Math" w:hAnsi="Cambria Math"/>
+                  <w:sz w:val="24"/>
+                  <w:szCs w:val="24"/>
+                </w:rPr>
+                <m:t xml:space="preserve">S</m:t>
+              </m:r>
+            </m:sub>
+          </m:sSub>
+          <m:r>
+            <w:rPr>
+              <w:rFonts w:ascii="Cambria Math" w:hAnsi="Cambria Math"/>
+              <w:sz w:val="24"/>
+              <w:szCs w:val="24"/>
+            </w:rPr>
+            <m:t xml:space="preserve">/</m:t>
+          </m:r>
+          <m:r>
+            <w:rPr>
+              <w:rFonts w:ascii="Cambria Math" w:hAnsi="Cambria Math"/>
+              <w:sz w:val="24"/>
+              <w:szCs w:val="24"/>
+            </w:rPr>
+            <m:t xml:space="preserve">k</m:t>
+          </m:r>
+        </m:oMath>
+      </m:oMathPara>
+    </w:p>
+    <w:p>
+      <w:pPr>
+        <w:pStyle w:val="Formula"/>
+      </w:pPr>
+      <m:oMathPara>
+        <m:oMathParaPr>
+          <m:jc m:val="left"/>
+        </m:oMathParaPr>
+        <m:oMath>
+          <m:r>
+            <w:rPr>
+              <w:rFonts w:ascii="Cambria Math" w:hAnsi="Cambria Math"/>
+              <w:sz w:val="24"/>
+              <w:szCs w:val="24"/>
+            </w:rPr>
+            <m:t xml:space="preserve">+ </m:t>
+          </m:r>
+          <m:r>
+            <w:rPr>
+              <w:rFonts w:ascii="Cambria Math" w:hAnsi="Cambria Math"/>
+              <w:sz w:val="24"/>
+              <w:szCs w:val="24"/>
+            </w:rPr>
+            <m:t xml:space="preserve">β′</m:t>
+          </m:r>
+          <m:r>
+            <w:rPr>
+              <w:rFonts w:ascii="Cambria Math" w:hAnsi="Cambria Math"/>
+              <w:sz w:val="24"/>
+              <w:szCs w:val="24"/>
+            </w:rPr>
+            <m:t xml:space="preserve">·( </m:t>
+          </m:r>
+          <m:sSub>
+            <m:e>
+              <m:r>
+                <w:rPr>
+                  <w:rFonts w:ascii="Cambria Math" w:hAnsi="Cambria Math"/>
+                  <w:sz w:val="24"/>
+                  <w:szCs w:val="24"/>
+                </w:rPr>
+                <m:t xml:space="preserve">N</m:t>
+              </m:r>
+            </m:e>
+            <m:sub>
+              <m:r>
+                <w:rPr>
+                  <w:rFonts w:ascii="Cambria Math" w:hAnsi="Cambria Math"/>
+                  <w:sz w:val="24"/>
+                  <w:szCs w:val="24"/>
+                </w:rPr>
+                <m:t xml:space="preserve">x</m:t>
+              </m:r>
+              <m:r>
+                <w:rPr>
+                  <w:rFonts w:ascii="Cambria Math" w:hAnsi="Cambria Math"/>
+                  <w:sz w:val="24"/>
+                  <w:szCs w:val="24"/>
+                </w:rPr>
+                <m:t xml:space="preserve">+</m:t>
+              </m:r>
+              <m:r>
+                <w:rPr>
+                  <w:rFonts w:ascii="Cambria Math" w:hAnsi="Cambria Math"/>
+                  <w:sz w:val="24"/>
+                  <w:szCs w:val="24"/>
+                </w:rPr>
+                <m:t xml:space="preserve">m</m:t>
+              </m:r>
+            </m:sub>
+          </m:sSub>
+          <m:r>
+            <w:rPr>
+              <w:rFonts w:ascii="Cambria Math" w:hAnsi="Cambria Math"/>
+              <w:sz w:val="24"/>
+              <w:szCs w:val="24"/>
+            </w:rPr>
+            <m:t xml:space="preserve"> − </m:t>
+          </m:r>
+          <m:sSub>
+            <m:e>
+              <m:r>
+                <w:rPr>
+                  <w:rFonts w:ascii="Cambria Math" w:hAnsi="Cambria Math"/>
+                  <w:sz w:val="24"/>
+                  <w:szCs w:val="24"/>
+                </w:rPr>
+                <m:t xml:space="preserve">N</m:t>
+              </m:r>
+            </m:e>
+            <m:sub>
+              <m:r>
+                <w:rPr>
+                  <w:rFonts w:ascii="Cambria Math" w:hAnsi="Cambria Math"/>
+                  <w:sz w:val="24"/>
+                  <w:szCs w:val="24"/>
+                </w:rPr>
+                <m:t xml:space="preserve">x</m:t>
+              </m:r>
+              <m:r>
+                <w:rPr>
+                  <w:rFonts w:ascii="Cambria Math" w:hAnsi="Cambria Math"/>
+                  <w:sz w:val="24"/>
+                  <w:szCs w:val="24"/>
+                </w:rPr>
+                <m:t xml:space="preserve">+</m:t>
+              </m:r>
+              <m:r>
+                <w:rPr>
+                  <w:rFonts w:ascii="Cambria Math" w:hAnsi="Cambria Math"/>
+                  <w:sz w:val="24"/>
+                  <w:szCs w:val="24"/>
+                </w:rPr>
+                <m:t xml:space="preserve">n</m:t>
+              </m:r>
+            </m:sub>
+          </m:sSub>
+          <m:r>
+            <w:rPr>
+              <w:rFonts w:ascii="Cambria Math" w:hAnsi="Cambria Math"/>
+              <w:sz w:val="24"/>
+              <w:szCs w:val="24"/>
+            </w:rPr>
+            <m:t xml:space="preserve"> )/</m:t>
+          </m:r>
+          <m:r>
+            <w:rPr>
+              <w:rFonts w:ascii="Cambria Math" w:hAnsi="Cambria Math"/>
+              <w:sz w:val="24"/>
+              <w:szCs w:val="24"/>
+            </w:rPr>
+            <m:t xml:space="preserve">N*</m:t>
+          </m:r>
+          <m:r>
+            <w:rPr>
+              <w:rFonts w:ascii="Cambria Math" w:hAnsi="Cambria Math"/>
+              <w:sz w:val="24"/>
+              <w:szCs w:val="24"/>
+            </w:rPr>
+            <m:t xml:space="preserve"> ] / ( </m:t>
+          </m:r>
+          <m:r>
+            <w:rPr>
+              <w:rFonts w:ascii="Cambria Math" w:hAnsi="Cambria Math"/>
+              <w:sz w:val="24"/>
+              <w:szCs w:val="24"/>
+            </w:rPr>
+            <m:t xml:space="preserve">1</m:t>
+          </m:r>
+          <m:r>
+            <w:rPr>
+              <w:rFonts w:ascii="Cambria Math" w:hAnsi="Cambria Math"/>
+              <w:sz w:val="24"/>
+              <w:szCs w:val="24"/>
+            </w:rPr>
+            <m:t xml:space="preserve"> − </m:t>
+          </m:r>
+          <m:sSub>
+            <m:e>
+              <m:r>
+                <w:rPr>
+                  <w:rFonts w:ascii="Cambria Math" w:hAnsi="Cambria Math"/>
+                  <w:sz w:val="24"/>
+                  <w:szCs w:val="24"/>
+                </w:rPr>
+                <m:t xml:space="preserve">β</m:t>
+              </m:r>
+            </m:e>
+            <m:sub>
+              <m:r>
+                <w:rPr>
+                  <w:rFonts w:ascii="Cambria Math" w:hAnsi="Cambria Math"/>
+                  <w:sz w:val="24"/>
+                  <w:szCs w:val="24"/>
+                </w:rPr>
+                <m:t xml:space="preserve">G</m:t>
+              </m:r>
+            </m:sub>
+          </m:sSub>
+          <m:r>
+            <w:rPr>
+              <w:rFonts w:ascii="Cambria Math" w:hAnsi="Cambria Math"/>
+              <w:sz w:val="24"/>
+              <w:szCs w:val="24"/>
+            </w:rPr>
+            <m:t xml:space="preserve"> − </m:t>
+          </m:r>
+          <m:r>
+            <w:rPr>
+              <w:rFonts w:ascii="Cambria Math" w:hAnsi="Cambria Math"/>
+              <w:sz w:val="24"/>
+              <w:szCs w:val="24"/>
+            </w:rPr>
+            <m:t xml:space="preserve">γ</m:t>
+          </m:r>
+          <m:r>
+            <w:rPr>
+              <w:rFonts w:ascii="Cambria Math" w:hAnsi="Cambria Math"/>
+              <w:sz w:val="24"/>
+              <w:szCs w:val="24"/>
+            </w:rPr>
+            <m:t xml:space="preserve"> )</m:t>
+          </m:r>
+        </m:oMath>
+      </m:oMathPara>
+    </w:p>
+    <w:p>
+      <w:pPr>
+        <w:pStyle w:val="Note"/>
+      </w:pPr>
       <w:r>
-        <w:t xml:space="preserve">G = [ P + ( α_S + α_P·P_base )·D′_x/N* + β_S/mm + β′·( N_{x+m} − N_{x+n} )/N* ] / ( 1 − β_G − γ )</w:t>
+        <w:t xml:space="preserve">※ 보장기간 n이 20년보다 짧으면 </w:t>
       </w:r>
-    </w:p>
-    <w:p>
-      <w:pPr>
-        <w:pStyle w:val="Note"/>
-      </w:pPr>
       <w:r>
-        <w:t xml:space="preserve">※ 보장기간 n이 20년보다 짧으면 α_P는 α_P × n/20으로 줄인다. 10만원당 보험료에서 한 번만 반올림하고, 담보 보험료 = 10만원당 보험료 × (보장금액 ÷ 100,000)으로 한다.</w:t>
+        <w:t xml:space="preserve">α</w:t>
+      </w:r>
+      <w:r>
+        <w:rPr>
+          <w:vertAlign w:val="subscript"/>
+        </w:rPr>
+        <w:t xml:space="preserve">P</w:t>
+      </w:r>
+      <w:r>
+        <w:t xml:space="preserve">는 </w:t>
+      </w:r>
+      <w:r>
+        <w:t xml:space="preserve">α</w:t>
+      </w:r>
+      <w:r>
+        <w:rPr>
+          <w:vertAlign w:val="subscript"/>
+        </w:rPr>
+        <w:t xml:space="preserve">P</w:t>
+      </w:r>
+      <w:r>
+        <w:t xml:space="preserve"> × n/20으로 줄인다. 10만원당 보험료에서 한 번만 반올림하고, 담보 보험료 = 10만원당 보험료 × (보장금액 ÷ 100,000)으로 한다.</w:t>
       </w:r>
     </w:p>
     <w:p>
@@ -2339,43 +6282,780 @@
     </w:p>
     <w:p>
       <w:pPr>
+        <w:pStyle w:val="FormulaText"/>
+      </w:pPr>
+      <w:r>
+        <w:t xml:space="preserve">납입기간 중 해지하면 돌려주는 금액의 현가</w:t>
+      </w:r>
+    </w:p>
+    <w:p>
+      <w:pPr>
         <w:pStyle w:val="Formula"/>
       </w:pPr>
+      <m:oMathPara>
+        <m:oMathParaPr>
+          <m:jc m:val="left"/>
+        </m:oMathParaPr>
+        <m:oMath>
+          <m:sSub>
+            <m:e>
+              <m:r>
+                <m:rPr>
+                  <m:nor/>
+                </m:rPr>
+                <w:rPr>
+                  <w:rFonts w:ascii="Cambria Math" w:hAnsi="Cambria Math"/>
+                  <w:sz w:val="24"/>
+                  <w:szCs w:val="24"/>
+                </w:rPr>
+                <m:t xml:space="preserve">CSV</m:t>
+              </m:r>
+            </m:e>
+            <m:sub>
+              <m:r>
+                <w:rPr>
+                  <w:rFonts w:ascii="Cambria Math" w:hAnsi="Cambria Math"/>
+                  <w:sz w:val="24"/>
+                  <w:szCs w:val="24"/>
+                </w:rPr>
+                <m:t xml:space="preserve">t</m:t>
+              </m:r>
+            </m:sub>
+          </m:sSub>
+          <m:r>
+            <w:rPr>
+              <w:rFonts w:ascii="Cambria Math" w:hAnsi="Cambria Math"/>
+              <w:sz w:val="24"/>
+              <w:szCs w:val="24"/>
+            </w:rPr>
+            <m:t xml:space="preserve"> = </m:t>
+          </m:r>
+          <m:sSub>
+            <m:e>
+              <m:r>
+                <w:rPr>
+                  <w:rFonts w:ascii="Cambria Math" w:hAnsi="Cambria Math"/>
+                  <w:sz w:val="24"/>
+                  <w:szCs w:val="24"/>
+                </w:rPr>
+                <m:t xml:space="preserve">Σ</m:t>
+              </m:r>
+            </m:e>
+            <m:sub>
+              <m:r>
+                <w:rPr>
+                  <w:rFonts w:ascii="Cambria Math" w:hAnsi="Cambria Math"/>
+                  <w:sz w:val="24"/>
+                  <w:szCs w:val="24"/>
+                </w:rPr>
+                <m:t xml:space="preserve">u</m:t>
+              </m:r>
+              <m:r>
+                <w:rPr>
+                  <w:rFonts w:ascii="Cambria Math" w:hAnsi="Cambria Math"/>
+                  <w:sz w:val="24"/>
+                  <w:szCs w:val="24"/>
+                </w:rPr>
+                <m:t xml:space="preserve">≥</m:t>
+              </m:r>
+              <m:r>
+                <w:rPr>
+                  <w:rFonts w:ascii="Cambria Math" w:hAnsi="Cambria Math"/>
+                  <w:sz w:val="24"/>
+                  <w:szCs w:val="24"/>
+                </w:rPr>
+                <m:t xml:space="preserve">t</m:t>
+              </m:r>
+              <m:r>
+                <w:rPr>
+                  <w:rFonts w:ascii="Cambria Math" w:hAnsi="Cambria Math"/>
+                  <w:sz w:val="24"/>
+                  <w:szCs w:val="24"/>
+                </w:rPr>
+                <m:t xml:space="preserve">, </m:t>
+              </m:r>
+              <m:r>
+                <w:rPr>
+                  <w:rFonts w:ascii="Cambria Math" w:hAnsi="Cambria Math"/>
+                  <w:sz w:val="24"/>
+                  <w:szCs w:val="24"/>
+                </w:rPr>
+                <m:t xml:space="preserve">u</m:t>
+              </m:r>
+              <m:r>
+                <w:rPr>
+                  <w:rFonts w:ascii="Cambria Math" w:hAnsi="Cambria Math"/>
+                  <w:sz w:val="24"/>
+                  <w:szCs w:val="24"/>
+                </w:rPr>
+                <m:t xml:space="preserve">&lt;</m:t>
+              </m:r>
+              <m:r>
+                <w:rPr>
+                  <w:rFonts w:ascii="Cambria Math" w:hAnsi="Cambria Math"/>
+                  <w:sz w:val="24"/>
+                  <w:szCs w:val="24"/>
+                </w:rPr>
+                <m:t xml:space="preserve">m</m:t>
+              </m:r>
+            </m:sub>
+          </m:sSub>
+          <m:r>
+            <w:rPr>
+              <w:rFonts w:ascii="Cambria Math" w:hAnsi="Cambria Math"/>
+              <w:sz w:val="24"/>
+              <w:szCs w:val="24"/>
+            </w:rPr>
+            <m:t xml:space="preserve"> </m:t>
+          </m:r>
+          <m:sSub>
+            <m:e>
+              <m:r>
+                <w:rPr>
+                  <w:rFonts w:ascii="Cambria Math" w:hAnsi="Cambria Math"/>
+                  <w:sz w:val="24"/>
+                  <w:szCs w:val="24"/>
+                </w:rPr>
+                <m:t xml:space="preserve">W</m:t>
+              </m:r>
+            </m:e>
+            <m:sub>
+              <m:r>
+                <w:rPr>
+                  <w:rFonts w:ascii="Cambria Math" w:hAnsi="Cambria Math"/>
+                  <w:sz w:val="24"/>
+                  <w:szCs w:val="24"/>
+                </w:rPr>
+                <m:t xml:space="preserve">x</m:t>
+              </m:r>
+              <m:r>
+                <w:rPr>
+                  <w:rFonts w:ascii="Cambria Math" w:hAnsi="Cambria Math"/>
+                  <w:sz w:val="24"/>
+                  <w:szCs w:val="24"/>
+                </w:rPr>
+                <m:t xml:space="preserve">+</m:t>
+              </m:r>
+              <m:r>
+                <w:rPr>
+                  <w:rFonts w:ascii="Cambria Math" w:hAnsi="Cambria Math"/>
+                  <w:sz w:val="24"/>
+                  <w:szCs w:val="24"/>
+                </w:rPr>
+                <m:t xml:space="preserve">u</m:t>
+              </m:r>
+            </m:sub>
+          </m:sSub>
+          <m:r>
+            <w:rPr>
+              <w:rFonts w:ascii="Cambria Math" w:hAnsi="Cambria Math"/>
+              <w:sz w:val="24"/>
+              <w:szCs w:val="24"/>
+            </w:rPr>
+            <m:t xml:space="preserve"> · </m:t>
+          </m:r>
+          <m:r>
+            <w:rPr>
+              <w:rFonts w:ascii="Cambria Math" w:hAnsi="Cambria Math"/>
+              <w:sz w:val="24"/>
+              <w:szCs w:val="24"/>
+            </w:rPr>
+            <m:t xml:space="preserve">ρ</m:t>
+          </m:r>
+          <m:r>
+            <w:rPr>
+              <w:rFonts w:ascii="Cambria Math" w:hAnsi="Cambria Math"/>
+              <w:sz w:val="24"/>
+              <w:szCs w:val="24"/>
+            </w:rPr>
+            <m:t xml:space="preserve"> · ( </m:t>
+          </m:r>
+          <m:sSubSup>
+            <m:e>
+              <m:r>
+                <w:rPr>
+                  <w:rFonts w:ascii="Cambria Math" w:hAnsi="Cambria Math"/>
+                  <w:sz w:val="24"/>
+                  <w:szCs w:val="24"/>
+                </w:rPr>
+                <m:t xml:space="preserve">W</m:t>
+              </m:r>
+            </m:e>
+            <m:sub>
+              <m:r>
+                <w:rPr>
+                  <w:rFonts w:ascii="Cambria Math" w:hAnsi="Cambria Math"/>
+                  <w:sz w:val="24"/>
+                  <w:szCs w:val="24"/>
+                </w:rPr>
+                <m:t xml:space="preserve">u</m:t>
+              </m:r>
+            </m:sub>
+            <m:sup>
+              <m:r>
+                <m:rPr>
+                  <m:nor/>
+                </m:rPr>
+                <w:rPr>
+                  <w:rFonts w:ascii="Cambria Math" w:hAnsi="Cambria Math"/>
+                  <w:sz w:val="24"/>
+                  <w:szCs w:val="24"/>
+                </w:rPr>
+                <m:t xml:space="preserve">표준</m:t>
+              </m:r>
+            </m:sup>
+          </m:sSubSup>
+          <m:r>
+            <w:rPr>
+              <w:rFonts w:ascii="Cambria Math" w:hAnsi="Cambria Math"/>
+              <w:sz w:val="24"/>
+              <w:szCs w:val="24"/>
+            </w:rPr>
+            <m:t xml:space="preserve"> + </m:t>
+          </m:r>
+          <m:sSubSup>
+            <m:e>
+              <m:r>
+                <w:rPr>
+                  <w:rFonts w:ascii="Cambria Math" w:hAnsi="Cambria Math"/>
+                  <w:sz w:val="24"/>
+                  <w:szCs w:val="24"/>
+                </w:rPr>
+                <m:t xml:space="preserve">W</m:t>
+              </m:r>
+            </m:e>
+            <m:sub>
+              <m:r>
+                <w:rPr>
+                  <w:rFonts w:ascii="Cambria Math" w:hAnsi="Cambria Math"/>
+                  <w:sz w:val="24"/>
+                  <w:szCs w:val="24"/>
+                </w:rPr>
+                <m:t xml:space="preserve">u</m:t>
+              </m:r>
+              <m:r>
+                <w:rPr>
+                  <w:rFonts w:ascii="Cambria Math" w:hAnsi="Cambria Math"/>
+                  <w:sz w:val="24"/>
+                  <w:szCs w:val="24"/>
+                </w:rPr>
+                <m:t xml:space="preserve">+</m:t>
+              </m:r>
+              <m:r>
+                <w:rPr>
+                  <w:rFonts w:ascii="Cambria Math" w:hAnsi="Cambria Math"/>
+                  <w:sz w:val="24"/>
+                  <w:szCs w:val="24"/>
+                </w:rPr>
+                <m:t xml:space="preserve">1</m:t>
+              </m:r>
+            </m:sub>
+            <m:sup>
+              <m:r>
+                <m:rPr>
+                  <m:nor/>
+                </m:rPr>
+                <w:rPr>
+                  <w:rFonts w:ascii="Cambria Math" w:hAnsi="Cambria Math"/>
+                  <w:sz w:val="24"/>
+                  <w:szCs w:val="24"/>
+                </w:rPr>
+                <m:t xml:space="preserve">표준</m:t>
+              </m:r>
+            </m:sup>
+          </m:sSubSup>
+          <m:r>
+            <w:rPr>
+              <w:rFonts w:ascii="Cambria Math" w:hAnsi="Cambria Math"/>
+              <w:sz w:val="24"/>
+              <w:szCs w:val="24"/>
+            </w:rPr>
+            <m:t xml:space="preserve"> ) / </m:t>
+          </m:r>
+          <m:r>
+            <w:rPr>
+              <w:rFonts w:ascii="Cambria Math" w:hAnsi="Cambria Math"/>
+              <w:sz w:val="24"/>
+              <w:szCs w:val="24"/>
+            </w:rPr>
+            <m:t xml:space="preserve">2</m:t>
+          </m:r>
+        </m:oMath>
+      </m:oMathPara>
+    </w:p>
+    <w:p>
+      <w:pPr>
+        <w:pStyle w:val="FormulaText"/>
+      </w:pPr>
       <w:r>
-        <w:t xml:space="preserve">CSV_t = Σ_{u≥t, u&lt;m} W_{x+u} · w^r · ( W^표준_u + W^표준_{u+1} ) / 2</w:t>
+        <w:t xml:space="preserve">저해지·무해지환급형 순보험료</w:t>
       </w:r>
     </w:p>
     <w:p>
       <w:pPr>
         <w:pStyle w:val="Formula"/>
       </w:pPr>
+      <m:oMathPara>
+        <m:oMathParaPr>
+          <m:jc m:val="left"/>
+        </m:oMathParaPr>
+        <m:oMath>
+          <m:sSub>
+            <m:e>
+              <m:r>
+                <w:rPr>
+                  <w:rFonts w:ascii="Cambria Math" w:hAnsi="Cambria Math"/>
+                  <w:sz w:val="24"/>
+                  <w:szCs w:val="24"/>
+                </w:rPr>
+                <m:t xml:space="preserve">Ā</m:t>
+              </m:r>
+            </m:e>
+            <m:sub>
+              <m:r>
+                <w:rPr>
+                  <w:rFonts w:ascii="Cambria Math" w:hAnsi="Cambria Math"/>
+                  <w:sz w:val="24"/>
+                  <w:szCs w:val="24"/>
+                </w:rPr>
+                <m:t xml:space="preserve">x</m:t>
+              </m:r>
+            </m:sub>
+          </m:sSub>
+          <m:r>
+            <w:rPr>
+              <w:rFonts w:ascii="Cambria Math" w:hAnsi="Cambria Math"/>
+              <w:sz w:val="24"/>
+              <w:szCs w:val="24"/>
+            </w:rPr>
+            <m:t xml:space="preserve"> = </m:t>
+          </m:r>
+          <m:r>
+            <m:rPr>
+              <m:nor/>
+            </m:rPr>
+            <w:rPr>
+              <w:rFonts w:ascii="Cambria Math" w:hAnsi="Cambria Math"/>
+              <w:sz w:val="24"/>
+              <w:szCs w:val="24"/>
+            </w:rPr>
+            <m:t xml:space="preserve">PVB</m:t>
+          </m:r>
+          <m:r>
+            <w:rPr>
+              <w:rFonts w:ascii="Cambria Math" w:hAnsi="Cambria Math"/>
+              <w:sz w:val="24"/>
+              <w:szCs w:val="24"/>
+            </w:rPr>
+            <m:t xml:space="preserve"> + </m:t>
+          </m:r>
+          <m:sSub>
+            <m:e>
+              <m:r>
+                <m:rPr>
+                  <m:nor/>
+                </m:rPr>
+                <w:rPr>
+                  <w:rFonts w:ascii="Cambria Math" w:hAnsi="Cambria Math"/>
+                  <w:sz w:val="24"/>
+                  <w:szCs w:val="24"/>
+                </w:rPr>
+                <m:t xml:space="preserve">CSV</m:t>
+              </m:r>
+            </m:e>
+            <m:sub>
+              <m:r>
+                <w:rPr>
+                  <w:rFonts w:ascii="Cambria Math" w:hAnsi="Cambria Math"/>
+                  <w:sz w:val="24"/>
+                  <w:szCs w:val="24"/>
+                </w:rPr>
+                <m:t xml:space="preserve">0</m:t>
+              </m:r>
+            </m:sub>
+          </m:sSub>
+        </m:oMath>
+      </m:oMathPara>
+    </w:p>
+    <w:p>
+      <w:pPr>
+        <w:pStyle w:val="Formula"/>
+      </w:pPr>
+      <m:oMathPara>
+        <m:oMathParaPr>
+          <m:jc m:val="left"/>
+        </m:oMathParaPr>
+        <m:oMath>
+          <m:r>
+            <w:rPr>
+              <w:rFonts w:ascii="Cambria Math" w:hAnsi="Cambria Math"/>
+              <w:sz w:val="24"/>
+              <w:szCs w:val="24"/>
+            </w:rPr>
+            <m:t xml:space="preserve">P</m:t>
+          </m:r>
+          <m:r>
+            <w:rPr>
+              <w:rFonts w:ascii="Cambria Math" w:hAnsi="Cambria Math"/>
+              <w:sz w:val="24"/>
+              <w:szCs w:val="24"/>
+            </w:rPr>
+            <m:t xml:space="preserve"> = </m:t>
+          </m:r>
+          <m:sSub>
+            <m:e>
+              <m:r>
+                <w:rPr>
+                  <w:rFonts w:ascii="Cambria Math" w:hAnsi="Cambria Math"/>
+                  <w:sz w:val="24"/>
+                  <w:szCs w:val="24"/>
+                </w:rPr>
+                <m:t xml:space="preserve">Ā</m:t>
+              </m:r>
+            </m:e>
+            <m:sub>
+              <m:r>
+                <w:rPr>
+                  <w:rFonts w:ascii="Cambria Math" w:hAnsi="Cambria Math"/>
+                  <w:sz w:val="24"/>
+                  <w:szCs w:val="24"/>
+                </w:rPr>
+                <m:t xml:space="preserve">x</m:t>
+              </m:r>
+            </m:sub>
+          </m:sSub>
+          <m:r>
+            <w:rPr>
+              <w:rFonts w:ascii="Cambria Math" w:hAnsi="Cambria Math"/>
+              <w:sz w:val="24"/>
+              <w:szCs w:val="24"/>
+            </w:rPr>
+            <m:t xml:space="preserve"> / </m:t>
+          </m:r>
+          <m:r>
+            <w:rPr>
+              <w:rFonts w:ascii="Cambria Math" w:hAnsi="Cambria Math"/>
+              <w:sz w:val="24"/>
+              <w:szCs w:val="24"/>
+            </w:rPr>
+            <m:t xml:space="preserve">N*</m:t>
+          </m:r>
+        </m:oMath>
+      </m:oMathPara>
+    </w:p>
+    <w:p>
+      <w:pPr>
+        <w:pStyle w:val="Note"/>
+      </w:pPr>
       <w:r>
-        <w:t xml:space="preserve">Ā_x = PVB + CSV_0</w:t>
+        <w:t xml:space="preserve">※ ρ : 납입기간 중 해지환급금 비율(무해지 0). </w:t>
       </w:r>
+      <w:r>
+        <w:t xml:space="preserve">W</w:t>
+      </w:r>
+      <w:r>
+        <w:rPr>
+          <w:vertAlign w:val="superscript"/>
+        </w:rPr>
+        <w:t xml:space="preserve">표준</w:t>
+      </w:r>
+      <w:r>
+        <w:t xml:space="preserve"> : 같은 조건의 표준형(완전 환급) 해지환급금. 적용해지율 w = 0 이면 CSV = 0 이고 보험료가 표준형과 같아진다.</w:t>
+      </w:r>
+    </w:p>
+    <w:p>
+      <w:pPr>
+        <w:pStyle w:val="Heading1"/>
+      </w:pPr>
+      <w:r>
+        <w:t xml:space="preserve">6. 책임준비금의 계산</w:t>
+      </w:r>
+    </w:p>
+    <w:p>
+      <w:pPr>
+        <w:pStyle w:val="FormulaLabel"/>
+      </w:pPr>
+      <w:r>
+        <w:t xml:space="preserve">[식] 준비금 산출용 순보험료</w:t>
+      </w:r>
     </w:p>
     <w:p>
       <w:pPr>
         <w:pStyle w:val="Formula"/>
       </w:pPr>
-      <w:r>
-        <w:t xml:space="preserve">P = Ā_x / N*</w:t>
-      </w:r>
-    </w:p>
-    <w:p>
-      <w:pPr>
-        <w:pStyle w:val="Note"/>
-      </w:pPr>
-      <w:r>
-        <w:t xml:space="preserve">※ W^표준은 같은 조건의 표준형(완전 환급) 해지환급금이다. w = 0으로 두면 CSV = 0이고 보험료가 표준형과 완전히 같아진다.</w:t>
-      </w:r>
-    </w:p>
-    <w:p>
-      <w:pPr>
-        <w:pStyle w:val="Heading1"/>
-      </w:pPr>
-      <w:r>
-        <w:t xml:space="preserve">5. 책임준비금의 계산</w:t>
-      </w:r>
+      <m:oMathPara>
+        <m:oMathParaPr>
+          <m:jc m:val="left"/>
+        </m:oMathParaPr>
+        <m:oMath>
+          <m:sSub>
+            <m:e>
+              <m:r>
+                <w:rPr>
+                  <w:rFonts w:ascii="Cambria Math" w:hAnsi="Cambria Math"/>
+                  <w:sz w:val="24"/>
+                  <w:szCs w:val="24"/>
+                </w:rPr>
+                <m:t xml:space="preserve">P</m:t>
+              </m:r>
+            </m:e>
+            <m:sub>
+              <m:r>
+                <w:rPr>
+                  <w:rFonts w:ascii="Cambria Math" w:hAnsi="Cambria Math"/>
+                  <w:sz w:val="24"/>
+                  <w:szCs w:val="24"/>
+                </w:rPr>
+                <m:t xml:space="preserve">β</m:t>
+              </m:r>
+            </m:sub>
+          </m:sSub>
+          <m:r>
+            <w:rPr>
+              <w:rFonts w:ascii="Cambria Math" w:hAnsi="Cambria Math"/>
+              <w:sz w:val="24"/>
+              <w:szCs w:val="24"/>
+            </w:rPr>
+            <m:t xml:space="preserve"> = ( </m:t>
+          </m:r>
+          <m:r>
+            <m:rPr>
+              <m:nor/>
+            </m:rPr>
+            <w:rPr>
+              <w:rFonts w:ascii="Cambria Math" w:hAnsi="Cambria Math"/>
+              <w:sz w:val="24"/>
+              <w:szCs w:val="24"/>
+            </w:rPr>
+            <m:t xml:space="preserve">PVB</m:t>
+          </m:r>
+          <m:r>
+            <w:rPr>
+              <w:rFonts w:ascii="Cambria Math" w:hAnsi="Cambria Math"/>
+              <w:sz w:val="24"/>
+              <w:szCs w:val="24"/>
+            </w:rPr>
+            <m:t xml:space="preserve"> + </m:t>
+          </m:r>
+          <m:sSub>
+            <m:e>
+              <m:r>
+                <m:rPr>
+                  <m:nor/>
+                </m:rPr>
+                <w:rPr>
+                  <w:rFonts w:ascii="Cambria Math" w:hAnsi="Cambria Math"/>
+                  <w:sz w:val="24"/>
+                  <w:szCs w:val="24"/>
+                </w:rPr>
+                <m:t xml:space="preserve">CSV</m:t>
+              </m:r>
+            </m:e>
+            <m:sub>
+              <m:r>
+                <w:rPr>
+                  <w:rFonts w:ascii="Cambria Math" w:hAnsi="Cambria Math"/>
+                  <w:sz w:val="24"/>
+                  <w:szCs w:val="24"/>
+                </w:rPr>
+                <m:t xml:space="preserve">0</m:t>
+              </m:r>
+            </m:sub>
+          </m:sSub>
+          <m:r>
+            <w:rPr>
+              <w:rFonts w:ascii="Cambria Math" w:hAnsi="Cambria Math"/>
+              <w:sz w:val="24"/>
+              <w:szCs w:val="24"/>
+            </w:rPr>
+            <m:t xml:space="preserve"> + </m:t>
+          </m:r>
+          <m:r>
+            <w:rPr>
+              <w:rFonts w:ascii="Cambria Math" w:hAnsi="Cambria Math"/>
+              <w:sz w:val="24"/>
+              <w:szCs w:val="24"/>
+            </w:rPr>
+            <m:t xml:space="preserve">β′</m:t>
+          </m:r>
+          <m:r>
+            <w:rPr>
+              <w:rFonts w:ascii="Cambria Math" w:hAnsi="Cambria Math"/>
+              <w:sz w:val="24"/>
+              <w:szCs w:val="24"/>
+            </w:rPr>
+            <m:t xml:space="preserve">·( </m:t>
+          </m:r>
+          <m:sSub>
+            <m:e>
+              <m:r>
+                <w:rPr>
+                  <w:rFonts w:ascii="Cambria Math" w:hAnsi="Cambria Math"/>
+                  <w:sz w:val="24"/>
+                  <w:szCs w:val="24"/>
+                </w:rPr>
+                <m:t xml:space="preserve">N</m:t>
+              </m:r>
+            </m:e>
+            <m:sub>
+              <m:r>
+                <w:rPr>
+                  <w:rFonts w:ascii="Cambria Math" w:hAnsi="Cambria Math"/>
+                  <w:sz w:val="24"/>
+                  <w:szCs w:val="24"/>
+                </w:rPr>
+                <m:t xml:space="preserve">x</m:t>
+              </m:r>
+              <m:r>
+                <w:rPr>
+                  <w:rFonts w:ascii="Cambria Math" w:hAnsi="Cambria Math"/>
+                  <w:sz w:val="24"/>
+                  <w:szCs w:val="24"/>
+                </w:rPr>
+                <m:t xml:space="preserve">+</m:t>
+              </m:r>
+              <m:r>
+                <w:rPr>
+                  <w:rFonts w:ascii="Cambria Math" w:hAnsi="Cambria Math"/>
+                  <w:sz w:val="24"/>
+                  <w:szCs w:val="24"/>
+                </w:rPr>
+                <m:t xml:space="preserve">m</m:t>
+              </m:r>
+            </m:sub>
+          </m:sSub>
+          <m:r>
+            <w:rPr>
+              <w:rFonts w:ascii="Cambria Math" w:hAnsi="Cambria Math"/>
+              <w:sz w:val="24"/>
+              <w:szCs w:val="24"/>
+            </w:rPr>
+            <m:t xml:space="preserve"> − </m:t>
+          </m:r>
+          <m:sSub>
+            <m:e>
+              <m:r>
+                <w:rPr>
+                  <w:rFonts w:ascii="Cambria Math" w:hAnsi="Cambria Math"/>
+                  <w:sz w:val="24"/>
+                  <w:szCs w:val="24"/>
+                </w:rPr>
+                <m:t xml:space="preserve">N</m:t>
+              </m:r>
+            </m:e>
+            <m:sub>
+              <m:r>
+                <w:rPr>
+                  <w:rFonts w:ascii="Cambria Math" w:hAnsi="Cambria Math"/>
+                  <w:sz w:val="24"/>
+                  <w:szCs w:val="24"/>
+                </w:rPr>
+                <m:t xml:space="preserve">x</m:t>
+              </m:r>
+              <m:r>
+                <w:rPr>
+                  <w:rFonts w:ascii="Cambria Math" w:hAnsi="Cambria Math"/>
+                  <w:sz w:val="24"/>
+                  <w:szCs w:val="24"/>
+                </w:rPr>
+                <m:t xml:space="preserve">+</m:t>
+              </m:r>
+              <m:r>
+                <w:rPr>
+                  <w:rFonts w:ascii="Cambria Math" w:hAnsi="Cambria Math"/>
+                  <w:sz w:val="24"/>
+                  <w:szCs w:val="24"/>
+                </w:rPr>
+                <m:t xml:space="preserve">n</m:t>
+              </m:r>
+            </m:sub>
+          </m:sSub>
+          <m:r>
+            <w:rPr>
+              <w:rFonts w:ascii="Cambria Math" w:hAnsi="Cambria Math"/>
+              <w:sz w:val="24"/>
+              <w:szCs w:val="24"/>
+            </w:rPr>
+            <m:t xml:space="preserve"> ) ) / ( </m:t>
+          </m:r>
+          <m:sSub>
+            <m:e>
+              <m:r>
+                <w:rPr>
+                  <w:rFonts w:ascii="Cambria Math" w:hAnsi="Cambria Math"/>
+                  <w:sz w:val="24"/>
+                  <w:szCs w:val="24"/>
+                </w:rPr>
+                <m:t xml:space="preserve">N′</m:t>
+              </m:r>
+            </m:e>
+            <m:sub>
+              <m:r>
+                <w:rPr>
+                  <w:rFonts w:ascii="Cambria Math" w:hAnsi="Cambria Math"/>
+                  <w:sz w:val="24"/>
+                  <w:szCs w:val="24"/>
+                </w:rPr>
+                <m:t xml:space="preserve">x</m:t>
+              </m:r>
+            </m:sub>
+          </m:sSub>
+          <m:r>
+            <w:rPr>
+              <w:rFonts w:ascii="Cambria Math" w:hAnsi="Cambria Math"/>
+              <w:sz w:val="24"/>
+              <w:szCs w:val="24"/>
+            </w:rPr>
+            <m:t xml:space="preserve"> − </m:t>
+          </m:r>
+          <m:sSub>
+            <m:e>
+              <m:r>
+                <w:rPr>
+                  <w:rFonts w:ascii="Cambria Math" w:hAnsi="Cambria Math"/>
+                  <w:sz w:val="24"/>
+                  <w:szCs w:val="24"/>
+                </w:rPr>
+                <m:t xml:space="preserve">N′</m:t>
+              </m:r>
+            </m:e>
+            <m:sub>
+              <m:r>
+                <w:rPr>
+                  <w:rFonts w:ascii="Cambria Math" w:hAnsi="Cambria Math"/>
+                  <w:sz w:val="24"/>
+                  <w:szCs w:val="24"/>
+                </w:rPr>
+                <m:t xml:space="preserve">x</m:t>
+              </m:r>
+              <m:r>
+                <w:rPr>
+                  <w:rFonts w:ascii="Cambria Math" w:hAnsi="Cambria Math"/>
+                  <w:sz w:val="24"/>
+                  <w:szCs w:val="24"/>
+                </w:rPr>
+                <m:t xml:space="preserve">+</m:t>
+              </m:r>
+              <m:r>
+                <w:rPr>
+                  <w:rFonts w:ascii="Cambria Math" w:hAnsi="Cambria Math"/>
+                  <w:sz w:val="24"/>
+                  <w:szCs w:val="24"/>
+                </w:rPr>
+                <m:t xml:space="preserve">m</m:t>
+              </m:r>
+            </m:sub>
+          </m:sSub>
+          <m:r>
+            <w:rPr>
+              <w:rFonts w:ascii="Cambria Math" w:hAnsi="Cambria Math"/>
+              <w:sz w:val="24"/>
+              <w:szCs w:val="24"/>
+            </w:rPr>
+            <m:t xml:space="preserve"> )</m:t>
+          </m:r>
+        </m:oMath>
+      </m:oMathPara>
     </w:p>
     <w:p>
       <w:pPr>
@@ -2389,17 +7069,695 @@
       <w:pPr>
         <w:pStyle w:val="Formula"/>
       </w:pPr>
-      <w:r>
-        <w:t xml:space="preserve">P_β = ( PVB + CSV_0 + β′·( N_{x+m} − N_{x+n} ) ) / ( N′_x − N′_{x+m} )</w:t>
-      </w:r>
+      <m:oMathPara>
+        <m:oMathParaPr>
+          <m:jc m:val="left"/>
+        </m:oMathParaPr>
+        <m:oMath>
+          <m:sSub>
+            <m:e>
+              <m:r>
+                <w:rPr>
+                  <w:rFonts w:ascii="Cambria Math" w:hAnsi="Cambria Math"/>
+                  <w:sz w:val="24"/>
+                  <w:szCs w:val="24"/>
+                </w:rPr>
+                <m:t xml:space="preserve">V</m:t>
+              </m:r>
+            </m:e>
+            <m:sub>
+              <m:r>
+                <w:rPr>
+                  <w:rFonts w:ascii="Cambria Math" w:hAnsi="Cambria Math"/>
+                  <w:sz w:val="24"/>
+                  <w:szCs w:val="24"/>
+                </w:rPr>
+                <m:t xml:space="preserve">t</m:t>
+              </m:r>
+            </m:sub>
+          </m:sSub>
+          <m:r>
+            <w:rPr>
+              <w:rFonts w:ascii="Cambria Math" w:hAnsi="Cambria Math"/>
+              <w:sz w:val="24"/>
+              <w:szCs w:val="24"/>
+            </w:rPr>
+            <m:t xml:space="preserve"> = [ </m:t>
+          </m:r>
+          <m:sSub>
+            <m:e>
+              <m:r>
+                <w:rPr>
+                  <w:rFonts w:ascii="Cambria Math" w:hAnsi="Cambria Math"/>
+                  <w:sz w:val="24"/>
+                  <w:szCs w:val="24"/>
+                </w:rPr>
+                <m:t xml:space="preserve">Σ</m:t>
+              </m:r>
+            </m:e>
+            <m:sub>
+              <m:r>
+                <w:rPr>
+                  <w:rFonts w:ascii="Cambria Math" w:hAnsi="Cambria Math"/>
+                  <w:sz w:val="24"/>
+                  <w:szCs w:val="24"/>
+                </w:rPr>
+                <m:t xml:space="preserve">u</m:t>
+              </m:r>
+              <m:r>
+                <w:rPr>
+                  <w:rFonts w:ascii="Cambria Math" w:hAnsi="Cambria Math"/>
+                  <w:sz w:val="24"/>
+                  <w:szCs w:val="24"/>
+                </w:rPr>
+                <m:t xml:space="preserve">≥</m:t>
+              </m:r>
+              <m:r>
+                <w:rPr>
+                  <w:rFonts w:ascii="Cambria Math" w:hAnsi="Cambria Math"/>
+                  <w:sz w:val="24"/>
+                  <w:szCs w:val="24"/>
+                </w:rPr>
+                <m:t xml:space="preserve">t</m:t>
+              </m:r>
+            </m:sub>
+          </m:sSub>
+          <m:r>
+            <w:rPr>
+              <w:rFonts w:ascii="Cambria Math" w:hAnsi="Cambria Math"/>
+              <w:sz w:val="24"/>
+              <w:szCs w:val="24"/>
+            </w:rPr>
+            <m:t xml:space="preserve"> </m:t>
+          </m:r>
+          <m:sSub>
+            <m:e>
+              <m:r>
+                <w:rPr>
+                  <w:rFonts w:ascii="Cambria Math" w:hAnsi="Cambria Math"/>
+                  <w:sz w:val="24"/>
+                  <w:szCs w:val="24"/>
+                </w:rPr>
+                <m:t xml:space="preserve">S</m:t>
+              </m:r>
+            </m:e>
+            <m:sub>
+              <m:r>
+                <w:rPr>
+                  <w:rFonts w:ascii="Cambria Math" w:hAnsi="Cambria Math"/>
+                  <w:sz w:val="24"/>
+                  <w:szCs w:val="24"/>
+                </w:rPr>
+                <m:t xml:space="preserve">u</m:t>
+              </m:r>
+            </m:sub>
+          </m:sSub>
+          <m:r>
+            <w:rPr>
+              <w:rFonts w:ascii="Cambria Math" w:hAnsi="Cambria Math"/>
+              <w:sz w:val="24"/>
+              <w:szCs w:val="24"/>
+            </w:rPr>
+            <m:t xml:space="preserve">·</m:t>
+          </m:r>
+          <m:sSub>
+            <m:e>
+              <m:r>
+                <w:rPr>
+                  <w:rFonts w:ascii="Cambria Math" w:hAnsi="Cambria Math"/>
+                  <w:sz w:val="24"/>
+                  <w:szCs w:val="24"/>
+                </w:rPr>
+                <m:t xml:space="preserve">C</m:t>
+              </m:r>
+            </m:e>
+            <m:sub>
+              <m:r>
+                <w:rPr>
+                  <w:rFonts w:ascii="Cambria Math" w:hAnsi="Cambria Math"/>
+                  <w:sz w:val="24"/>
+                  <w:szCs w:val="24"/>
+                </w:rPr>
+                <m:t xml:space="preserve">x</m:t>
+              </m:r>
+              <m:r>
+                <w:rPr>
+                  <w:rFonts w:ascii="Cambria Math" w:hAnsi="Cambria Math"/>
+                  <w:sz w:val="24"/>
+                  <w:szCs w:val="24"/>
+                </w:rPr>
+                <m:t xml:space="preserve">+</m:t>
+              </m:r>
+              <m:r>
+                <w:rPr>
+                  <w:rFonts w:ascii="Cambria Math" w:hAnsi="Cambria Math"/>
+                  <w:sz w:val="24"/>
+                  <w:szCs w:val="24"/>
+                </w:rPr>
+                <m:t xml:space="preserve">u</m:t>
+              </m:r>
+            </m:sub>
+          </m:sSub>
+          <m:r>
+            <w:rPr>
+              <w:rFonts w:ascii="Cambria Math" w:hAnsi="Cambria Math"/>
+              <w:sz w:val="24"/>
+              <w:szCs w:val="24"/>
+            </w:rPr>
+            <m:t xml:space="preserve"> + </m:t>
+          </m:r>
+          <m:sSub>
+            <m:e>
+              <m:r>
+                <w:rPr>
+                  <w:rFonts w:ascii="Cambria Math" w:hAnsi="Cambria Math"/>
+                  <w:sz w:val="24"/>
+                  <w:szCs w:val="24"/>
+                </w:rPr>
+                <m:t xml:space="preserve">Σ</m:t>
+              </m:r>
+            </m:e>
+            <m:sub>
+              <m:r>
+                <w:rPr>
+                  <w:rFonts w:ascii="Cambria Math" w:hAnsi="Cambria Math"/>
+                  <w:sz w:val="24"/>
+                  <w:szCs w:val="24"/>
+                </w:rPr>
+                <m:t xml:space="preserve">u</m:t>
+              </m:r>
+              <m:r>
+                <w:rPr>
+                  <w:rFonts w:ascii="Cambria Math" w:hAnsi="Cambria Math"/>
+                  <w:sz w:val="24"/>
+                  <w:szCs w:val="24"/>
+                </w:rPr>
+                <m:t xml:space="preserve">&gt;</m:t>
+              </m:r>
+              <m:r>
+                <w:rPr>
+                  <w:rFonts w:ascii="Cambria Math" w:hAnsi="Cambria Math"/>
+                  <w:sz w:val="24"/>
+                  <w:szCs w:val="24"/>
+                </w:rPr>
+                <m:t xml:space="preserve">t</m:t>
+              </m:r>
+            </m:sub>
+          </m:sSub>
+          <m:r>
+            <w:rPr>
+              <w:rFonts w:ascii="Cambria Math" w:hAnsi="Cambria Math"/>
+              <w:sz w:val="24"/>
+              <w:szCs w:val="24"/>
+            </w:rPr>
+            <m:t xml:space="preserve"> </m:t>
+          </m:r>
+          <m:sSub>
+            <m:e>
+              <m:r>
+                <w:rPr>
+                  <w:rFonts w:ascii="Cambria Math" w:hAnsi="Cambria Math"/>
+                  <w:sz w:val="24"/>
+                  <w:szCs w:val="24"/>
+                </w:rPr>
+                <m:t xml:space="preserve">C</m:t>
+              </m:r>
+            </m:e>
+            <m:sub>
+              <m:r>
+                <w:rPr>
+                  <w:rFonts w:ascii="Cambria Math" w:hAnsi="Cambria Math"/>
+                  <w:sz w:val="24"/>
+                  <w:szCs w:val="24"/>
+                </w:rPr>
+                <m:t xml:space="preserve">u</m:t>
+              </m:r>
+            </m:sub>
+          </m:sSub>
+          <m:r>
+            <w:rPr>
+              <w:rFonts w:ascii="Cambria Math" w:hAnsi="Cambria Math"/>
+              <w:sz w:val="24"/>
+              <w:szCs w:val="24"/>
+            </w:rPr>
+            <m:t xml:space="preserve">·</m:t>
+          </m:r>
+          <m:sSub>
+            <m:e>
+              <m:r>
+                <w:rPr>
+                  <w:rFonts w:ascii="Cambria Math" w:hAnsi="Cambria Math"/>
+                  <w:sz w:val="24"/>
+                  <w:szCs w:val="24"/>
+                </w:rPr>
+                <m:t xml:space="preserve">D</m:t>
+              </m:r>
+            </m:e>
+            <m:sub>
+              <m:r>
+                <w:rPr>
+                  <w:rFonts w:ascii="Cambria Math" w:hAnsi="Cambria Math"/>
+                  <w:sz w:val="24"/>
+                  <w:szCs w:val="24"/>
+                </w:rPr>
+                <m:t xml:space="preserve">x</m:t>
+              </m:r>
+              <m:r>
+                <w:rPr>
+                  <w:rFonts w:ascii="Cambria Math" w:hAnsi="Cambria Math"/>
+                  <w:sz w:val="24"/>
+                  <w:szCs w:val="24"/>
+                </w:rPr>
+                <m:t xml:space="preserve">+</m:t>
+              </m:r>
+              <m:r>
+                <w:rPr>
+                  <w:rFonts w:ascii="Cambria Math" w:hAnsi="Cambria Math"/>
+                  <w:sz w:val="24"/>
+                  <w:szCs w:val="24"/>
+                </w:rPr>
+                <m:t xml:space="preserve">u</m:t>
+              </m:r>
+            </m:sub>
+          </m:sSub>
+          <m:r>
+            <w:rPr>
+              <w:rFonts w:ascii="Cambria Math" w:hAnsi="Cambria Math"/>
+              <w:sz w:val="24"/>
+              <w:szCs w:val="24"/>
+            </w:rPr>
+            <m:t xml:space="preserve"> + </m:t>
+          </m:r>
+          <m:sSub>
+            <m:e>
+              <m:r>
+                <m:rPr>
+                  <m:nor/>
+                </m:rPr>
+                <w:rPr>
+                  <w:rFonts w:ascii="Cambria Math" w:hAnsi="Cambria Math"/>
+                  <w:sz w:val="24"/>
+                  <w:szCs w:val="24"/>
+                </w:rPr>
+                <m:t xml:space="preserve">CSV</m:t>
+              </m:r>
+            </m:e>
+            <m:sub>
+              <m:r>
+                <w:rPr>
+                  <w:rFonts w:ascii="Cambria Math" w:hAnsi="Cambria Math"/>
+                  <w:sz w:val="24"/>
+                  <w:szCs w:val="24"/>
+                </w:rPr>
+                <m:t xml:space="preserve">t</m:t>
+              </m:r>
+            </m:sub>
+          </m:sSub>
+        </m:oMath>
+      </m:oMathPara>
     </w:p>
     <w:p>
       <w:pPr>
         <w:pStyle w:val="Formula"/>
       </w:pPr>
-      <w:r>
-        <w:t xml:space="preserve">V_t = [ Σ_{u≥t} S_u·C_{x+u} + Σ_{u&gt;t} C_u·D_{x+u} + CSV_t + β′·( N_{x+max(t,m)} − N_{x+n} ) − P_β·( N′_{x+t} − N′_{x+m} )·[t≤m] ] / D_{x+t}</w:t>
-      </w:r>
+      <m:oMathPara>
+        <m:oMathParaPr>
+          <m:jc m:val="left"/>
+        </m:oMathParaPr>
+        <m:oMath>
+          <m:r>
+            <w:rPr>
+              <w:rFonts w:ascii="Cambria Math" w:hAnsi="Cambria Math"/>
+              <w:sz w:val="24"/>
+              <w:szCs w:val="24"/>
+            </w:rPr>
+            <m:t xml:space="preserve">+ </m:t>
+          </m:r>
+          <m:r>
+            <w:rPr>
+              <w:rFonts w:ascii="Cambria Math" w:hAnsi="Cambria Math"/>
+              <w:sz w:val="24"/>
+              <w:szCs w:val="24"/>
+            </w:rPr>
+            <m:t xml:space="preserve">β′</m:t>
+          </m:r>
+          <m:r>
+            <w:rPr>
+              <w:rFonts w:ascii="Cambria Math" w:hAnsi="Cambria Math"/>
+              <w:sz w:val="24"/>
+              <w:szCs w:val="24"/>
+            </w:rPr>
+            <m:t xml:space="preserve">·( </m:t>
+          </m:r>
+          <m:sSub>
+            <m:e>
+              <m:r>
+                <w:rPr>
+                  <w:rFonts w:ascii="Cambria Math" w:hAnsi="Cambria Math"/>
+                  <w:sz w:val="24"/>
+                  <w:szCs w:val="24"/>
+                </w:rPr>
+                <m:t xml:space="preserve">N</m:t>
+              </m:r>
+            </m:e>
+            <m:sub>
+              <m:r>
+                <w:rPr>
+                  <w:rFonts w:ascii="Cambria Math" w:hAnsi="Cambria Math"/>
+                  <w:sz w:val="24"/>
+                  <w:szCs w:val="24"/>
+                </w:rPr>
+                <m:t xml:space="preserve">x</m:t>
+              </m:r>
+              <m:r>
+                <w:rPr>
+                  <w:rFonts w:ascii="Cambria Math" w:hAnsi="Cambria Math"/>
+                  <w:sz w:val="24"/>
+                  <w:szCs w:val="24"/>
+                </w:rPr>
+                <m:t xml:space="preserve">+</m:t>
+              </m:r>
+              <m:r>
+                <m:rPr>
+                  <m:sty m:val="p"/>
+                </m:rPr>
+                <w:rPr>
+                  <w:rFonts w:ascii="Cambria Math" w:hAnsi="Cambria Math"/>
+                  <w:sz w:val="24"/>
+                  <w:szCs w:val="24"/>
+                </w:rPr>
+                <m:t xml:space="preserve">max</m:t>
+              </m:r>
+              <m:r>
+                <w:rPr>
+                  <w:rFonts w:ascii="Cambria Math" w:hAnsi="Cambria Math"/>
+                  <w:sz w:val="24"/>
+                  <w:szCs w:val="24"/>
+                </w:rPr>
+                <m:t xml:space="preserve">(</m:t>
+              </m:r>
+              <m:r>
+                <w:rPr>
+                  <w:rFonts w:ascii="Cambria Math" w:hAnsi="Cambria Math"/>
+                  <w:sz w:val="24"/>
+                  <w:szCs w:val="24"/>
+                </w:rPr>
+                <m:t xml:space="preserve">t</m:t>
+              </m:r>
+              <m:r>
+                <w:rPr>
+                  <w:rFonts w:ascii="Cambria Math" w:hAnsi="Cambria Math"/>
+                  <w:sz w:val="24"/>
+                  <w:szCs w:val="24"/>
+                </w:rPr>
+                <m:t xml:space="preserve">,</m:t>
+              </m:r>
+              <m:r>
+                <w:rPr>
+                  <w:rFonts w:ascii="Cambria Math" w:hAnsi="Cambria Math"/>
+                  <w:sz w:val="24"/>
+                  <w:szCs w:val="24"/>
+                </w:rPr>
+                <m:t xml:space="preserve">m</m:t>
+              </m:r>
+              <m:r>
+                <w:rPr>
+                  <w:rFonts w:ascii="Cambria Math" w:hAnsi="Cambria Math"/>
+                  <w:sz w:val="24"/>
+                  <w:szCs w:val="24"/>
+                </w:rPr>
+                <m:t xml:space="preserve">)</m:t>
+              </m:r>
+            </m:sub>
+          </m:sSub>
+          <m:r>
+            <w:rPr>
+              <w:rFonts w:ascii="Cambria Math" w:hAnsi="Cambria Math"/>
+              <w:sz w:val="24"/>
+              <w:szCs w:val="24"/>
+            </w:rPr>
+            <m:t xml:space="preserve"> − </m:t>
+          </m:r>
+          <m:sSub>
+            <m:e>
+              <m:r>
+                <w:rPr>
+                  <w:rFonts w:ascii="Cambria Math" w:hAnsi="Cambria Math"/>
+                  <w:sz w:val="24"/>
+                  <w:szCs w:val="24"/>
+                </w:rPr>
+                <m:t xml:space="preserve">N</m:t>
+              </m:r>
+            </m:e>
+            <m:sub>
+              <m:r>
+                <w:rPr>
+                  <w:rFonts w:ascii="Cambria Math" w:hAnsi="Cambria Math"/>
+                  <w:sz w:val="24"/>
+                  <w:szCs w:val="24"/>
+                </w:rPr>
+                <m:t xml:space="preserve">x</m:t>
+              </m:r>
+              <m:r>
+                <w:rPr>
+                  <w:rFonts w:ascii="Cambria Math" w:hAnsi="Cambria Math"/>
+                  <w:sz w:val="24"/>
+                  <w:szCs w:val="24"/>
+                </w:rPr>
+                <m:t xml:space="preserve">+</m:t>
+              </m:r>
+              <m:r>
+                <w:rPr>
+                  <w:rFonts w:ascii="Cambria Math" w:hAnsi="Cambria Math"/>
+                  <w:sz w:val="24"/>
+                  <w:szCs w:val="24"/>
+                </w:rPr>
+                <m:t xml:space="preserve">n</m:t>
+              </m:r>
+            </m:sub>
+          </m:sSub>
+          <m:r>
+            <w:rPr>
+              <w:rFonts w:ascii="Cambria Math" w:hAnsi="Cambria Math"/>
+              <w:sz w:val="24"/>
+              <w:szCs w:val="24"/>
+            </w:rPr>
+            <m:t xml:space="preserve"> )</m:t>
+          </m:r>
+        </m:oMath>
+      </m:oMathPara>
+    </w:p>
+    <w:p>
+      <w:pPr>
+        <w:pStyle w:val="Formula"/>
+      </w:pPr>
+      <m:oMathPara>
+        <m:oMathParaPr>
+          <m:jc m:val="left"/>
+        </m:oMathParaPr>
+        <m:oMath>
+          <m:r>
+            <w:rPr>
+              <w:rFonts w:ascii="Cambria Math" w:hAnsi="Cambria Math"/>
+              <w:sz w:val="24"/>
+              <w:szCs w:val="24"/>
+            </w:rPr>
+            <m:t xml:space="preserve">− </m:t>
+          </m:r>
+          <m:sSub>
+            <m:e>
+              <m:r>
+                <w:rPr>
+                  <w:rFonts w:ascii="Cambria Math" w:hAnsi="Cambria Math"/>
+                  <w:sz w:val="24"/>
+                  <w:szCs w:val="24"/>
+                </w:rPr>
+                <m:t xml:space="preserve">P</m:t>
+              </m:r>
+            </m:e>
+            <m:sub>
+              <m:r>
+                <w:rPr>
+                  <w:rFonts w:ascii="Cambria Math" w:hAnsi="Cambria Math"/>
+                  <w:sz w:val="24"/>
+                  <w:szCs w:val="24"/>
+                </w:rPr>
+                <m:t xml:space="preserve">β</m:t>
+              </m:r>
+            </m:sub>
+          </m:sSub>
+          <m:r>
+            <w:rPr>
+              <w:rFonts w:ascii="Cambria Math" w:hAnsi="Cambria Math"/>
+              <w:sz w:val="24"/>
+              <w:szCs w:val="24"/>
+            </w:rPr>
+            <m:t xml:space="preserve">·( </m:t>
+          </m:r>
+          <m:sSub>
+            <m:e>
+              <m:r>
+                <w:rPr>
+                  <w:rFonts w:ascii="Cambria Math" w:hAnsi="Cambria Math"/>
+                  <w:sz w:val="24"/>
+                  <w:szCs w:val="24"/>
+                </w:rPr>
+                <m:t xml:space="preserve">N′</m:t>
+              </m:r>
+            </m:e>
+            <m:sub>
+              <m:r>
+                <w:rPr>
+                  <w:rFonts w:ascii="Cambria Math" w:hAnsi="Cambria Math"/>
+                  <w:sz w:val="24"/>
+                  <w:szCs w:val="24"/>
+                </w:rPr>
+                <m:t xml:space="preserve">x</m:t>
+              </m:r>
+              <m:r>
+                <w:rPr>
+                  <w:rFonts w:ascii="Cambria Math" w:hAnsi="Cambria Math"/>
+                  <w:sz w:val="24"/>
+                  <w:szCs w:val="24"/>
+                </w:rPr>
+                <m:t xml:space="preserve">+</m:t>
+              </m:r>
+              <m:r>
+                <w:rPr>
+                  <w:rFonts w:ascii="Cambria Math" w:hAnsi="Cambria Math"/>
+                  <w:sz w:val="24"/>
+                  <w:szCs w:val="24"/>
+                </w:rPr>
+                <m:t xml:space="preserve">t</m:t>
+              </m:r>
+            </m:sub>
+          </m:sSub>
+          <m:r>
+            <w:rPr>
+              <w:rFonts w:ascii="Cambria Math" w:hAnsi="Cambria Math"/>
+              <w:sz w:val="24"/>
+              <w:szCs w:val="24"/>
+            </w:rPr>
+            <m:t xml:space="preserve"> − </m:t>
+          </m:r>
+          <m:sSub>
+            <m:e>
+              <m:r>
+                <w:rPr>
+                  <w:rFonts w:ascii="Cambria Math" w:hAnsi="Cambria Math"/>
+                  <w:sz w:val="24"/>
+                  <w:szCs w:val="24"/>
+                </w:rPr>
+                <m:t xml:space="preserve">N′</m:t>
+              </m:r>
+            </m:e>
+            <m:sub>
+              <m:r>
+                <w:rPr>
+                  <w:rFonts w:ascii="Cambria Math" w:hAnsi="Cambria Math"/>
+                  <w:sz w:val="24"/>
+                  <w:szCs w:val="24"/>
+                </w:rPr>
+                <m:t xml:space="preserve">x</m:t>
+              </m:r>
+              <m:r>
+                <w:rPr>
+                  <w:rFonts w:ascii="Cambria Math" w:hAnsi="Cambria Math"/>
+                  <w:sz w:val="24"/>
+                  <w:szCs w:val="24"/>
+                </w:rPr>
+                <m:t xml:space="preserve">+</m:t>
+              </m:r>
+              <m:r>
+                <w:rPr>
+                  <w:rFonts w:ascii="Cambria Math" w:hAnsi="Cambria Math"/>
+                  <w:sz w:val="24"/>
+                  <w:szCs w:val="24"/>
+                </w:rPr>
+                <m:t xml:space="preserve">m</m:t>
+              </m:r>
+            </m:sub>
+          </m:sSub>
+          <m:r>
+            <w:rPr>
+              <w:rFonts w:ascii="Cambria Math" w:hAnsi="Cambria Math"/>
+              <w:sz w:val="24"/>
+              <w:szCs w:val="24"/>
+            </w:rPr>
+            <m:t xml:space="preserve"> )·[</m:t>
+          </m:r>
+          <m:r>
+            <w:rPr>
+              <w:rFonts w:ascii="Cambria Math" w:hAnsi="Cambria Math"/>
+              <w:sz w:val="24"/>
+              <w:szCs w:val="24"/>
+            </w:rPr>
+            <m:t xml:space="preserve">t</m:t>
+          </m:r>
+          <m:r>
+            <w:rPr>
+              <w:rFonts w:ascii="Cambria Math" w:hAnsi="Cambria Math"/>
+              <w:sz w:val="24"/>
+              <w:szCs w:val="24"/>
+            </w:rPr>
+            <m:t xml:space="preserve">≤</m:t>
+          </m:r>
+          <m:r>
+            <w:rPr>
+              <w:rFonts w:ascii="Cambria Math" w:hAnsi="Cambria Math"/>
+              <w:sz w:val="24"/>
+              <w:szCs w:val="24"/>
+            </w:rPr>
+            <m:t xml:space="preserve">m</m:t>
+          </m:r>
+          <m:r>
+            <w:rPr>
+              <w:rFonts w:ascii="Cambria Math" w:hAnsi="Cambria Math"/>
+              <w:sz w:val="24"/>
+              <w:szCs w:val="24"/>
+            </w:rPr>
+            <m:t xml:space="preserve">] ] / </m:t>
+          </m:r>
+          <m:sSub>
+            <m:e>
+              <m:r>
+                <w:rPr>
+                  <w:rFonts w:ascii="Cambria Math" w:hAnsi="Cambria Math"/>
+                  <w:sz w:val="24"/>
+                  <w:szCs w:val="24"/>
+                </w:rPr>
+                <m:t xml:space="preserve">D</m:t>
+              </m:r>
+            </m:e>
+            <m:sub>
+              <m:r>
+                <w:rPr>
+                  <w:rFonts w:ascii="Cambria Math" w:hAnsi="Cambria Math"/>
+                  <w:sz w:val="24"/>
+                  <w:szCs w:val="24"/>
+                </w:rPr>
+                <m:t xml:space="preserve">x</m:t>
+              </m:r>
+              <m:r>
+                <w:rPr>
+                  <w:rFonts w:ascii="Cambria Math" w:hAnsi="Cambria Math"/>
+                  <w:sz w:val="24"/>
+                  <w:szCs w:val="24"/>
+                </w:rPr>
+                <m:t xml:space="preserve">+</m:t>
+              </m:r>
+              <m:r>
+                <w:rPr>
+                  <w:rFonts w:ascii="Cambria Math" w:hAnsi="Cambria Math"/>
+                  <w:sz w:val="24"/>
+                  <w:szCs w:val="24"/>
+                </w:rPr>
+                <m:t xml:space="preserve">t</m:t>
+              </m:r>
+            </m:sub>
+          </m:sSub>
+        </m:oMath>
+      </m:oMathPara>
     </w:p>
     <w:p>
       <w:pPr>
@@ -2414,7 +7772,7 @@
         <w:pStyle w:val="Heading1"/>
       </w:pPr>
       <w:r>
-        <w:t xml:space="preserve">6. 해지환급금의 계산</w:t>
+        <w:t xml:space="preserve">7. 해지환급금의 계산</w:t>
       </w:r>
     </w:p>
     <w:p>
@@ -2422,56 +7780,875 @@
         <w:pStyle w:val="FormulaLabel"/>
       </w:pPr>
       <w:r>
-        <w:t xml:space="preserve">[식] 해약공제와 해지환급금</w:t>
+        <w:t xml:space="preserve">[식] 해약공제</w:t>
       </w:r>
     </w:p>
     <w:p>
       <w:pPr>
         <w:pStyle w:val="Formula"/>
       </w:pPr>
+      <m:oMathPara>
+        <m:oMathParaPr>
+          <m:jc m:val="left"/>
+        </m:oMathParaPr>
+        <m:oMath>
+          <m:sSub>
+            <m:e>
+              <m:r>
+                <m:rPr>
+                  <m:nor/>
+                </m:rPr>
+                <w:rPr>
+                  <w:rFonts w:ascii="Cambria Math" w:hAnsi="Cambria Math"/>
+                  <w:sz w:val="24"/>
+                  <w:szCs w:val="24"/>
+                </w:rPr>
+                <m:t xml:space="preserve">해약공제</m:t>
+              </m:r>
+            </m:e>
+            <m:sub>
+              <m:r>
+                <w:rPr>
+                  <w:rFonts w:ascii="Cambria Math" w:hAnsi="Cambria Math"/>
+                  <w:sz w:val="24"/>
+                  <w:szCs w:val="24"/>
+                </w:rPr>
+                <m:t xml:space="preserve">t</m:t>
+              </m:r>
+            </m:sub>
+          </m:sSub>
+          <m:r>
+            <w:rPr>
+              <w:rFonts w:ascii="Cambria Math" w:hAnsi="Cambria Math"/>
+              <w:sz w:val="24"/>
+              <w:szCs w:val="24"/>
+            </w:rPr>
+            <m:t xml:space="preserve"> = </m:t>
+          </m:r>
+          <m:sSup>
+            <m:e>
+              <m:r>
+                <w:rPr>
+                  <w:rFonts w:ascii="Cambria Math" w:hAnsi="Cambria Math"/>
+                  <w:sz w:val="24"/>
+                  <w:szCs w:val="24"/>
+                </w:rPr>
+                <m:t xml:space="preserve">α</m:t>
+              </m:r>
+            </m:e>
+            <m:sup>
+              <m:r>
+                <m:rPr>
+                  <m:nor/>
+                </m:rPr>
+                <w:rPr>
+                  <w:rFonts w:ascii="Cambria Math" w:hAnsi="Cambria Math"/>
+                  <w:sz w:val="24"/>
+                  <w:szCs w:val="24"/>
+                </w:rPr>
+                <m:t xml:space="preserve">공제</m:t>
+              </m:r>
+            </m:sup>
+          </m:sSup>
+          <m:r>
+            <w:rPr>
+              <w:rFonts w:ascii="Cambria Math" w:hAnsi="Cambria Math"/>
+              <w:sz w:val="24"/>
+              <w:szCs w:val="24"/>
+            </w:rPr>
+            <m:t xml:space="preserve"> · </m:t>
+          </m:r>
+          <m:r>
+            <m:rPr>
+              <m:sty m:val="p"/>
+            </m:rPr>
+            <w:rPr>
+              <w:rFonts w:ascii="Cambria Math" w:hAnsi="Cambria Math"/>
+              <w:sz w:val="24"/>
+              <w:szCs w:val="24"/>
+            </w:rPr>
+            <m:t xml:space="preserve">max</m:t>
+          </m:r>
+          <m:r>
+            <w:rPr>
+              <w:rFonts w:ascii="Cambria Math" w:hAnsi="Cambria Math"/>
+              <w:sz w:val="24"/>
+              <w:szCs w:val="24"/>
+            </w:rPr>
+            <m:t xml:space="preserve">( </m:t>
+          </m:r>
+          <m:r>
+            <m:rPr>
+              <m:sty m:val="p"/>
+            </m:rPr>
+            <w:rPr>
+              <w:rFonts w:ascii="Cambria Math" w:hAnsi="Cambria Math"/>
+              <w:sz w:val="24"/>
+              <w:szCs w:val="24"/>
+            </w:rPr>
+            <m:t xml:space="preserve">min</m:t>
+          </m:r>
+          <m:r>
+            <w:rPr>
+              <w:rFonts w:ascii="Cambria Math" w:hAnsi="Cambria Math"/>
+              <w:sz w:val="24"/>
+              <w:szCs w:val="24"/>
+            </w:rPr>
+            <m:t xml:space="preserve">(</m:t>
+          </m:r>
+          <m:r>
+            <w:rPr>
+              <w:rFonts w:ascii="Cambria Math" w:hAnsi="Cambria Math"/>
+              <w:sz w:val="24"/>
+              <w:szCs w:val="24"/>
+            </w:rPr>
+            <m:t xml:space="preserve">m</m:t>
+          </m:r>
+          <m:r>
+            <w:rPr>
+              <w:rFonts w:ascii="Cambria Math" w:hAnsi="Cambria Math"/>
+              <w:sz w:val="24"/>
+              <w:szCs w:val="24"/>
+            </w:rPr>
+            <m:t xml:space="preserve">,</m:t>
+          </m:r>
+          <m:r>
+            <w:rPr>
+              <w:rFonts w:ascii="Cambria Math" w:hAnsi="Cambria Math"/>
+              <w:sz w:val="24"/>
+              <w:szCs w:val="24"/>
+            </w:rPr>
+            <m:t xml:space="preserve">7</m:t>
+          </m:r>
+          <m:r>
+            <w:rPr>
+              <w:rFonts w:ascii="Cambria Math" w:hAnsi="Cambria Math"/>
+              <w:sz w:val="24"/>
+              <w:szCs w:val="24"/>
+            </w:rPr>
+            <m:t xml:space="preserve">) − </m:t>
+          </m:r>
+          <m:r>
+            <w:rPr>
+              <w:rFonts w:ascii="Cambria Math" w:hAnsi="Cambria Math"/>
+              <w:sz w:val="24"/>
+              <w:szCs w:val="24"/>
+            </w:rPr>
+            <m:t xml:space="preserve">t</m:t>
+          </m:r>
+          <m:r>
+            <w:rPr>
+              <w:rFonts w:ascii="Cambria Math" w:hAnsi="Cambria Math"/>
+              <w:sz w:val="24"/>
+              <w:szCs w:val="24"/>
+            </w:rPr>
+            <m:t xml:space="preserve">, </m:t>
+          </m:r>
+          <m:r>
+            <w:rPr>
+              <w:rFonts w:ascii="Cambria Math" w:hAnsi="Cambria Math"/>
+              <w:sz w:val="24"/>
+              <w:szCs w:val="24"/>
+            </w:rPr>
+            <m:t xml:space="preserve">0</m:t>
+          </m:r>
+          <m:r>
+            <w:rPr>
+              <w:rFonts w:ascii="Cambria Math" w:hAnsi="Cambria Math"/>
+              <w:sz w:val="24"/>
+              <w:szCs w:val="24"/>
+            </w:rPr>
+            <m:t xml:space="preserve"> ) / </m:t>
+          </m:r>
+          <m:r>
+            <m:rPr>
+              <m:sty m:val="p"/>
+            </m:rPr>
+            <w:rPr>
+              <w:rFonts w:ascii="Cambria Math" w:hAnsi="Cambria Math"/>
+              <w:sz w:val="24"/>
+              <w:szCs w:val="24"/>
+            </w:rPr>
+            <m:t xml:space="preserve">min</m:t>
+          </m:r>
+          <m:r>
+            <w:rPr>
+              <w:rFonts w:ascii="Cambria Math" w:hAnsi="Cambria Math"/>
+              <w:sz w:val="24"/>
+              <w:szCs w:val="24"/>
+            </w:rPr>
+            <m:t xml:space="preserve">(</m:t>
+          </m:r>
+          <m:r>
+            <w:rPr>
+              <w:rFonts w:ascii="Cambria Math" w:hAnsi="Cambria Math"/>
+              <w:sz w:val="24"/>
+              <w:szCs w:val="24"/>
+            </w:rPr>
+            <m:t xml:space="preserve">m</m:t>
+          </m:r>
+          <m:r>
+            <w:rPr>
+              <w:rFonts w:ascii="Cambria Math" w:hAnsi="Cambria Math"/>
+              <w:sz w:val="24"/>
+              <w:szCs w:val="24"/>
+            </w:rPr>
+            <m:t xml:space="preserve">,</m:t>
+          </m:r>
+          <m:r>
+            <w:rPr>
+              <w:rFonts w:ascii="Cambria Math" w:hAnsi="Cambria Math"/>
+              <w:sz w:val="24"/>
+              <w:szCs w:val="24"/>
+            </w:rPr>
+            <m:t xml:space="preserve">7</m:t>
+          </m:r>
+          <m:r>
+            <w:rPr>
+              <w:rFonts w:ascii="Cambria Math" w:hAnsi="Cambria Math"/>
+              <w:sz w:val="24"/>
+              <w:szCs w:val="24"/>
+            </w:rPr>
+            <m:t xml:space="preserve">)</m:t>
+          </m:r>
+        </m:oMath>
+      </m:oMathPara>
+    </w:p>
+    <w:p>
+      <w:pPr>
+        <w:pStyle w:val="FormulaLabel"/>
+      </w:pPr>
       <w:r>
-        <w:t xml:space="preserve">해약공제_t = α^공제 · max( min(m,7) − t, 0 ) / min(m,7)</w:t>
+        <w:t xml:space="preserve">[식] 해약공제 기준 신계약비</w:t>
       </w:r>
     </w:p>
     <w:p>
       <w:pPr>
         <w:pStyle w:val="Formula"/>
       </w:pPr>
+      <m:oMathPara>
+        <m:oMathParaPr>
+          <m:jc m:val="left"/>
+        </m:oMathParaPr>
+        <m:oMath>
+          <m:sSup>
+            <m:e>
+              <m:r>
+                <w:rPr>
+                  <w:rFonts w:ascii="Cambria Math" w:hAnsi="Cambria Math"/>
+                  <w:sz w:val="24"/>
+                  <w:szCs w:val="24"/>
+                </w:rPr>
+                <m:t xml:space="preserve">α</m:t>
+              </m:r>
+            </m:e>
+            <m:sup>
+              <m:r>
+                <m:rPr>
+                  <m:nor/>
+                </m:rPr>
+                <w:rPr>
+                  <w:rFonts w:ascii="Cambria Math" w:hAnsi="Cambria Math"/>
+                  <w:sz w:val="24"/>
+                  <w:szCs w:val="24"/>
+                </w:rPr>
+                <m:t xml:space="preserve">공제</m:t>
+              </m:r>
+            </m:sup>
+          </m:sSup>
+          <m:r>
+            <w:rPr>
+              <w:rFonts w:ascii="Cambria Math" w:hAnsi="Cambria Math"/>
+              <w:sz w:val="24"/>
+              <w:szCs w:val="24"/>
+            </w:rPr>
+            <m:t xml:space="preserve"> = </m:t>
+          </m:r>
+          <m:r>
+            <m:rPr>
+              <m:sty m:val="p"/>
+            </m:rPr>
+            <w:rPr>
+              <w:rFonts w:ascii="Cambria Math" w:hAnsi="Cambria Math"/>
+              <w:sz w:val="24"/>
+              <w:szCs w:val="24"/>
+            </w:rPr>
+            <m:t xml:space="preserve">min</m:t>
+          </m:r>
+          <m:r>
+            <w:rPr>
+              <w:rFonts w:ascii="Cambria Math" w:hAnsi="Cambria Math"/>
+              <w:sz w:val="24"/>
+              <w:szCs w:val="24"/>
+            </w:rPr>
+            <m:t xml:space="preserve">( </m:t>
+          </m:r>
+          <m:r>
+            <w:rPr>
+              <w:rFonts w:ascii="Cambria Math" w:hAnsi="Cambria Math"/>
+              <w:sz w:val="24"/>
+              <w:szCs w:val="24"/>
+            </w:rPr>
+            <m:t xml:space="preserve">α</m:t>
+          </m:r>
+          <m:r>
+            <w:rPr>
+              <w:rFonts w:ascii="Cambria Math" w:hAnsi="Cambria Math"/>
+              <w:sz w:val="24"/>
+              <w:szCs w:val="24"/>
+            </w:rPr>
+            <m:t xml:space="preserve">, </m:t>
+          </m:r>
+          <m:sSup>
+            <m:e>
+              <m:r>
+                <w:rPr>
+                  <w:rFonts w:ascii="Cambria Math" w:hAnsi="Cambria Math"/>
+                  <w:sz w:val="24"/>
+                  <w:szCs w:val="24"/>
+                </w:rPr>
+                <m:t xml:space="preserve">α</m:t>
+              </m:r>
+            </m:e>
+            <m:sup>
+              <m:r>
+                <m:rPr>
+                  <m:nor/>
+                </m:rPr>
+                <w:rPr>
+                  <w:rFonts w:ascii="Cambria Math" w:hAnsi="Cambria Math"/>
+                  <w:sz w:val="24"/>
+                  <w:szCs w:val="24"/>
+                </w:rPr>
+                <m:t xml:space="preserve">std</m:t>
+              </m:r>
+            </m:sup>
+          </m:sSup>
+          <m:r>
+            <w:rPr>
+              <w:rFonts w:ascii="Cambria Math" w:hAnsi="Cambria Math"/>
+              <w:sz w:val="24"/>
+              <w:szCs w:val="24"/>
+            </w:rPr>
+            <m:t xml:space="preserve"> )</m:t>
+          </m:r>
+        </m:oMath>
+      </m:oMathPara>
+    </w:p>
+    <w:p>
+      <w:pPr>
+        <w:pStyle w:val="Formula"/>
+      </w:pPr>
+      <m:oMathPara>
+        <m:oMathParaPr>
+          <m:jc m:val="left"/>
+        </m:oMathParaPr>
+        <m:oMath>
+          <m:r>
+            <w:rPr>
+              <w:rFonts w:ascii="Cambria Math" w:hAnsi="Cambria Math"/>
+              <w:sz w:val="24"/>
+              <w:szCs w:val="24"/>
+            </w:rPr>
+            <m:t xml:space="preserve">α</m:t>
+          </m:r>
+          <m:r>
+            <w:rPr>
+              <w:rFonts w:ascii="Cambria Math" w:hAnsi="Cambria Math"/>
+              <w:sz w:val="24"/>
+              <w:szCs w:val="24"/>
+            </w:rPr>
+            <m:t xml:space="preserve"> = </m:t>
+          </m:r>
+          <m:sSub>
+            <m:e>
+              <m:r>
+                <w:rPr>
+                  <w:rFonts w:ascii="Cambria Math" w:hAnsi="Cambria Math"/>
+                  <w:sz w:val="24"/>
+                  <w:szCs w:val="24"/>
+                </w:rPr>
+                <m:t xml:space="preserve">α</m:t>
+              </m:r>
+            </m:e>
+            <m:sub>
+              <m:r>
+                <w:rPr>
+                  <w:rFonts w:ascii="Cambria Math" w:hAnsi="Cambria Math"/>
+                  <w:sz w:val="24"/>
+                  <w:szCs w:val="24"/>
+                </w:rPr>
+                <m:t xml:space="preserve">S</m:t>
+              </m:r>
+            </m:sub>
+          </m:sSub>
+          <m:r>
+            <w:rPr>
+              <w:rFonts w:ascii="Cambria Math" w:hAnsi="Cambria Math"/>
+              <w:sz w:val="24"/>
+              <w:szCs w:val="24"/>
+            </w:rPr>
+            <m:t xml:space="preserve"> + </m:t>
+          </m:r>
+          <m:sSub>
+            <m:e>
+              <m:r>
+                <w:rPr>
+                  <w:rFonts w:ascii="Cambria Math" w:hAnsi="Cambria Math"/>
+                  <w:sz w:val="24"/>
+                  <w:szCs w:val="24"/>
+                </w:rPr>
+                <m:t xml:space="preserve">α</m:t>
+              </m:r>
+            </m:e>
+            <m:sub>
+              <m:r>
+                <w:rPr>
+                  <w:rFonts w:ascii="Cambria Math" w:hAnsi="Cambria Math"/>
+                  <w:sz w:val="24"/>
+                  <w:szCs w:val="24"/>
+                </w:rPr>
+                <m:t xml:space="preserve">P</m:t>
+              </m:r>
+            </m:sub>
+          </m:sSub>
+          <m:r>
+            <w:rPr>
+              <w:rFonts w:ascii="Cambria Math" w:hAnsi="Cambria Math"/>
+              <w:sz w:val="24"/>
+              <w:szCs w:val="24"/>
+            </w:rPr>
+            <m:t xml:space="preserve"> · </m:t>
+          </m:r>
+          <m:r>
+            <m:rPr>
+              <m:sty m:val="p"/>
+            </m:rPr>
+            <w:rPr>
+              <w:rFonts w:ascii="Cambria Math" w:hAnsi="Cambria Math"/>
+              <w:sz w:val="24"/>
+              <w:szCs w:val="24"/>
+            </w:rPr>
+            <m:t xml:space="preserve">round</m:t>
+          </m:r>
+          <m:r>
+            <w:rPr>
+              <w:rFonts w:ascii="Cambria Math" w:hAnsi="Cambria Math"/>
+              <w:sz w:val="24"/>
+              <w:szCs w:val="24"/>
+            </w:rPr>
+            <m:t xml:space="preserve">₅( </m:t>
+          </m:r>
+          <m:sSub>
+            <m:e>
+              <m:r>
+                <w:rPr>
+                  <w:rFonts w:ascii="Cambria Math" w:hAnsi="Cambria Math"/>
+                  <w:sz w:val="24"/>
+                  <w:szCs w:val="24"/>
+                </w:rPr>
+                <m:t xml:space="preserve">P</m:t>
+              </m:r>
+            </m:e>
+            <m:sub>
+              <m:r>
+                <m:rPr>
+                  <m:nor/>
+                </m:rPr>
+                <w:rPr>
+                  <w:rFonts w:ascii="Cambria Math" w:hAnsi="Cambria Math"/>
+                  <w:sz w:val="24"/>
+                  <w:szCs w:val="24"/>
+                </w:rPr>
+                <m:t xml:space="preserve">base</m:t>
+              </m:r>
+            </m:sub>
+          </m:sSub>
+          <m:r>
+            <w:rPr>
+              <w:rFonts w:ascii="Cambria Math" w:hAnsi="Cambria Math"/>
+              <w:sz w:val="24"/>
+              <w:szCs w:val="24"/>
+            </w:rPr>
+            <m:t xml:space="preserve"> )</m:t>
+          </m:r>
+        </m:oMath>
+      </m:oMathPara>
+    </w:p>
+    <w:p>
+      <w:pPr>
+        <w:pStyle w:val="Note"/>
+      </w:pPr>
       <w:r>
-        <w:t xml:space="preserve">α^공제 = min( α, α^std )</w:t>
+        <w:t xml:space="preserve">※ 영업보험료 G 에는 반올림 전 </w:t>
       </w:r>
+      <w:r>
+        <w:t xml:space="preserve">P</w:t>
+      </w:r>
+      <w:r>
+        <w:rPr>
+          <w:vertAlign w:val="subscript"/>
+        </w:rPr>
+        <w:t xml:space="preserve">base</w:t>
+      </w:r>
+      <w:r>
+        <w:t xml:space="preserve"> 를 쓴다.</w:t>
+      </w:r>
+    </w:p>
+    <w:p>
+      <w:pPr>
+        <w:pStyle w:val="FormulaLabel"/>
+      </w:pPr>
+      <w:r>
+        <w:t xml:space="preserve">[식] 표준형 해지환급금</w:t>
+      </w:r>
     </w:p>
     <w:p>
       <w:pPr>
         <w:pStyle w:val="Formula"/>
       </w:pPr>
+      <m:oMathPara>
+        <m:oMathParaPr>
+          <m:jc m:val="left"/>
+        </m:oMathParaPr>
+        <m:oMath>
+          <m:sSubSup>
+            <m:e>
+              <m:r>
+                <w:rPr>
+                  <w:rFonts w:ascii="Cambria Math" w:hAnsi="Cambria Math"/>
+                  <w:sz w:val="24"/>
+                  <w:szCs w:val="24"/>
+                </w:rPr>
+                <m:t xml:space="preserve">W</m:t>
+              </m:r>
+            </m:e>
+            <m:sub>
+              <m:r>
+                <w:rPr>
+                  <w:rFonts w:ascii="Cambria Math" w:hAnsi="Cambria Math"/>
+                  <w:sz w:val="24"/>
+                  <w:szCs w:val="24"/>
+                </w:rPr>
+                <m:t xml:space="preserve">t</m:t>
+              </m:r>
+            </m:sub>
+            <m:sup>
+              <m:r>
+                <m:rPr>
+                  <m:nor/>
+                </m:rPr>
+                <w:rPr>
+                  <w:rFonts w:ascii="Cambria Math" w:hAnsi="Cambria Math"/>
+                  <w:sz w:val="24"/>
+                  <w:szCs w:val="24"/>
+                </w:rPr>
+                <m:t xml:space="preserve">표준</m:t>
+              </m:r>
+            </m:sup>
+          </m:sSubSup>
+          <m:r>
+            <w:rPr>
+              <w:rFonts w:ascii="Cambria Math" w:hAnsi="Cambria Math"/>
+              <w:sz w:val="24"/>
+              <w:szCs w:val="24"/>
+            </w:rPr>
+            <m:t xml:space="preserve"> = </m:t>
+          </m:r>
+          <m:r>
+            <m:rPr>
+              <m:sty m:val="p"/>
+            </m:rPr>
+            <w:rPr>
+              <w:rFonts w:ascii="Cambria Math" w:hAnsi="Cambria Math"/>
+              <w:sz w:val="24"/>
+              <w:szCs w:val="24"/>
+            </w:rPr>
+            <m:t xml:space="preserve">max</m:t>
+          </m:r>
+          <m:r>
+            <w:rPr>
+              <w:rFonts w:ascii="Cambria Math" w:hAnsi="Cambria Math"/>
+              <w:sz w:val="24"/>
+              <w:szCs w:val="24"/>
+            </w:rPr>
+            <m:t xml:space="preserve">( </m:t>
+          </m:r>
+          <m:sSub>
+            <m:e>
+              <m:r>
+                <w:rPr>
+                  <w:rFonts w:ascii="Cambria Math" w:hAnsi="Cambria Math"/>
+                  <w:sz w:val="24"/>
+                  <w:szCs w:val="24"/>
+                </w:rPr>
+                <m:t xml:space="preserve">V</m:t>
+              </m:r>
+            </m:e>
+            <m:sub>
+              <m:r>
+                <w:rPr>
+                  <w:rFonts w:ascii="Cambria Math" w:hAnsi="Cambria Math"/>
+                  <w:sz w:val="24"/>
+                  <w:szCs w:val="24"/>
+                </w:rPr>
+                <m:t xml:space="preserve">t</m:t>
+              </m:r>
+            </m:sub>
+          </m:sSub>
+          <m:r>
+            <w:rPr>
+              <w:rFonts w:ascii="Cambria Math" w:hAnsi="Cambria Math"/>
+              <w:sz w:val="24"/>
+              <w:szCs w:val="24"/>
+            </w:rPr>
+            <m:t xml:space="preserve"> − </m:t>
+          </m:r>
+          <m:sSub>
+            <m:e>
+              <m:r>
+                <m:rPr>
+                  <m:nor/>
+                </m:rPr>
+                <w:rPr>
+                  <w:rFonts w:ascii="Cambria Math" w:hAnsi="Cambria Math"/>
+                  <w:sz w:val="24"/>
+                  <w:szCs w:val="24"/>
+                </w:rPr>
+                <m:t xml:space="preserve">해약공제</m:t>
+              </m:r>
+            </m:e>
+            <m:sub>
+              <m:r>
+                <w:rPr>
+                  <w:rFonts w:ascii="Cambria Math" w:hAnsi="Cambria Math"/>
+                  <w:sz w:val="24"/>
+                  <w:szCs w:val="24"/>
+                </w:rPr>
+                <m:t xml:space="preserve">t</m:t>
+              </m:r>
+            </m:sub>
+          </m:sSub>
+          <m:r>
+            <w:rPr>
+              <w:rFonts w:ascii="Cambria Math" w:hAnsi="Cambria Math"/>
+              <w:sz w:val="24"/>
+              <w:szCs w:val="24"/>
+            </w:rPr>
+            <m:t xml:space="preserve">, </m:t>
+          </m:r>
+          <m:r>
+            <w:rPr>
+              <w:rFonts w:ascii="Cambria Math" w:hAnsi="Cambria Math"/>
+              <w:sz w:val="24"/>
+              <w:szCs w:val="24"/>
+            </w:rPr>
+            <m:t xml:space="preserve">0</m:t>
+          </m:r>
+          <m:r>
+            <w:rPr>
+              <w:rFonts w:ascii="Cambria Math" w:hAnsi="Cambria Math"/>
+              <w:sz w:val="24"/>
+              <w:szCs w:val="24"/>
+            </w:rPr>
+            <m:t xml:space="preserve"> )</m:t>
+          </m:r>
+        </m:oMath>
+      </m:oMathPara>
+    </w:p>
+    <w:p>
+      <w:pPr>
+        <w:pStyle w:val="FormulaLabel"/>
+      </w:pPr>
       <w:r>
-        <w:t xml:space="preserve">α = α_S + α_P · round₅( P_base )  (영업보험료 G 에는 반올림 전 P_base 를 쓴다)</w:t>
+        <w:t xml:space="preserve">[식] 저해지·무해지환급형 해지환급금</w:t>
       </w:r>
     </w:p>
     <w:p>
       <w:pPr>
+        <w:pStyle w:val="FormulaText"/>
+      </w:pPr>
+      <w:r>
+        <w:t xml:space="preserve">납입기간 중</w:t>
+      </w:r>
+    </w:p>
+    <w:p>
+      <w:pPr>
         <w:pStyle w:val="Formula"/>
       </w:pPr>
+      <m:oMathPara>
+        <m:oMathParaPr>
+          <m:jc m:val="left"/>
+        </m:oMathParaPr>
+        <m:oMath>
+          <m:sSub>
+            <m:e>
+              <m:r>
+                <w:rPr>
+                  <w:rFonts w:ascii="Cambria Math" w:hAnsi="Cambria Math"/>
+                  <w:sz w:val="24"/>
+                  <w:szCs w:val="24"/>
+                </w:rPr>
+                <m:t xml:space="preserve">W</m:t>
+              </m:r>
+            </m:e>
+            <m:sub>
+              <m:r>
+                <w:rPr>
+                  <w:rFonts w:ascii="Cambria Math" w:hAnsi="Cambria Math"/>
+                  <w:sz w:val="24"/>
+                  <w:szCs w:val="24"/>
+                </w:rPr>
+                <m:t xml:space="preserve">t</m:t>
+              </m:r>
+            </m:sub>
+          </m:sSub>
+          <m:r>
+            <w:rPr>
+              <w:rFonts w:ascii="Cambria Math" w:hAnsi="Cambria Math"/>
+              <w:sz w:val="24"/>
+              <w:szCs w:val="24"/>
+            </w:rPr>
+            <m:t xml:space="preserve"> = </m:t>
+          </m:r>
+          <m:r>
+            <w:rPr>
+              <w:rFonts w:ascii="Cambria Math" w:hAnsi="Cambria Math"/>
+              <w:sz w:val="24"/>
+              <w:szCs w:val="24"/>
+            </w:rPr>
+            <m:t xml:space="preserve">0</m:t>
+          </m:r>
+          <m:r>
+            <w:rPr>
+              <w:rFonts w:ascii="Cambria Math" w:hAnsi="Cambria Math"/>
+              <w:sz w:val="24"/>
+              <w:szCs w:val="24"/>
+            </w:rPr>
+            <m:t xml:space="preserve">% × </m:t>
+          </m:r>
+          <m:sSubSup>
+            <m:e>
+              <m:r>
+                <w:rPr>
+                  <w:rFonts w:ascii="Cambria Math" w:hAnsi="Cambria Math"/>
+                  <w:sz w:val="24"/>
+                  <w:szCs w:val="24"/>
+                </w:rPr>
+                <m:t xml:space="preserve">W</m:t>
+              </m:r>
+            </m:e>
+            <m:sub>
+              <m:r>
+                <w:rPr>
+                  <w:rFonts w:ascii="Cambria Math" w:hAnsi="Cambria Math"/>
+                  <w:sz w:val="24"/>
+                  <w:szCs w:val="24"/>
+                </w:rPr>
+                <m:t xml:space="preserve">t</m:t>
+              </m:r>
+            </m:sub>
+            <m:sup>
+              <m:r>
+                <m:rPr>
+                  <m:nor/>
+                </m:rPr>
+                <w:rPr>
+                  <w:rFonts w:ascii="Cambria Math" w:hAnsi="Cambria Math"/>
+                  <w:sz w:val="24"/>
+                  <w:szCs w:val="24"/>
+                </w:rPr>
+                <m:t xml:space="preserve">표준</m:t>
+              </m:r>
+            </m:sup>
+          </m:sSubSup>
+        </m:oMath>
+      </m:oMathPara>
+    </w:p>
+    <w:p>
+      <w:pPr>
+        <w:pStyle w:val="FormulaText"/>
+      </w:pPr>
       <w:r>
-        <w:t xml:space="preserve">W^표준_t = max( V_t − 해약공제_t, 0 )</w:t>
+        <w:t xml:space="preserve">납입 완료 후</w:t>
       </w:r>
     </w:p>
     <w:p>
       <w:pPr>
         <w:pStyle w:val="Formula"/>
       </w:pPr>
-      <w:r>
-        <w:t xml:space="preserve">납입기간 중: W_t = 0% × W^표준_t</w:t>
-      </w:r>
-    </w:p>
-    <w:p>
-      <w:pPr>
-        <w:pStyle w:val="Formula"/>
-      </w:pPr>
-      <w:r>
-        <w:t xml:space="preserve">납입 완료 후: W_t = W^표준_t</w:t>
-      </w:r>
+      <m:oMathPara>
+        <m:oMathParaPr>
+          <m:jc m:val="left"/>
+        </m:oMathParaPr>
+        <m:oMath>
+          <m:sSub>
+            <m:e>
+              <m:r>
+                <w:rPr>
+                  <w:rFonts w:ascii="Cambria Math" w:hAnsi="Cambria Math"/>
+                  <w:sz w:val="24"/>
+                  <w:szCs w:val="24"/>
+                </w:rPr>
+                <m:t xml:space="preserve">W</m:t>
+              </m:r>
+            </m:e>
+            <m:sub>
+              <m:r>
+                <w:rPr>
+                  <w:rFonts w:ascii="Cambria Math" w:hAnsi="Cambria Math"/>
+                  <w:sz w:val="24"/>
+                  <w:szCs w:val="24"/>
+                </w:rPr>
+                <m:t xml:space="preserve">t</m:t>
+              </m:r>
+            </m:sub>
+          </m:sSub>
+          <m:r>
+            <w:rPr>
+              <w:rFonts w:ascii="Cambria Math" w:hAnsi="Cambria Math"/>
+              <w:sz w:val="24"/>
+              <w:szCs w:val="24"/>
+            </w:rPr>
+            <m:t xml:space="preserve"> = </m:t>
+          </m:r>
+          <m:sSubSup>
+            <m:e>
+              <m:r>
+                <w:rPr>
+                  <w:rFonts w:ascii="Cambria Math" w:hAnsi="Cambria Math"/>
+                  <w:sz w:val="24"/>
+                  <w:szCs w:val="24"/>
+                </w:rPr>
+                <m:t xml:space="preserve">W</m:t>
+              </m:r>
+            </m:e>
+            <m:sub>
+              <m:r>
+                <w:rPr>
+                  <w:rFonts w:ascii="Cambria Math" w:hAnsi="Cambria Math"/>
+                  <w:sz w:val="24"/>
+                  <w:szCs w:val="24"/>
+                </w:rPr>
+                <m:t xml:space="preserve">t</m:t>
+              </m:r>
+            </m:sub>
+            <m:sup>
+              <m:r>
+                <m:rPr>
+                  <m:nor/>
+                </m:rPr>
+                <w:rPr>
+                  <w:rFonts w:ascii="Cambria Math" w:hAnsi="Cambria Math"/>
+                  <w:sz w:val="24"/>
+                  <w:szCs w:val="24"/>
+                </w:rPr>
+                <m:t xml:space="preserve">표준</m:t>
+              </m:r>
+            </m:sup>
+          </m:sSubSup>
+        </m:oMath>
+      </m:oMathPara>
     </w:p>
     <w:p>
       <w:pPr>
@@ -2485,24 +8662,236 @@
       <w:pPr>
         <w:pStyle w:val="Formula"/>
       </w:pPr>
+      <m:oMathPara>
+        <m:oMathParaPr>
+          <m:jc m:val="left"/>
+        </m:oMathParaPr>
+        <m:oMath>
+          <m:sSub>
+            <m:e>
+              <m:r>
+                <m:rPr>
+                  <m:nor/>
+                </m:rPr>
+                <w:rPr>
+                  <w:rFonts w:ascii="Cambria Math" w:hAnsi="Cambria Math"/>
+                  <w:sz w:val="24"/>
+                  <w:szCs w:val="24"/>
+                </w:rPr>
+                <m:t xml:space="preserve">환급률</m:t>
+              </m:r>
+            </m:e>
+            <m:sub>
+              <m:r>
+                <w:rPr>
+                  <w:rFonts w:ascii="Cambria Math" w:hAnsi="Cambria Math"/>
+                  <w:sz w:val="24"/>
+                  <w:szCs w:val="24"/>
+                </w:rPr>
+                <m:t xml:space="preserve">t</m:t>
+              </m:r>
+            </m:sub>
+          </m:sSub>
+          <m:r>
+            <w:rPr>
+              <w:rFonts w:ascii="Cambria Math" w:hAnsi="Cambria Math"/>
+              <w:sz w:val="24"/>
+              <w:szCs w:val="24"/>
+            </w:rPr>
+            <m:t xml:space="preserve"> = </m:t>
+          </m:r>
+          <m:sSub>
+            <m:e>
+              <m:r>
+                <w:rPr>
+                  <w:rFonts w:ascii="Cambria Math" w:hAnsi="Cambria Math"/>
+                  <w:sz w:val="24"/>
+                  <w:szCs w:val="24"/>
+                </w:rPr>
+                <m:t xml:space="preserve">W</m:t>
+              </m:r>
+            </m:e>
+            <m:sub>
+              <m:r>
+                <w:rPr>
+                  <w:rFonts w:ascii="Cambria Math" w:hAnsi="Cambria Math"/>
+                  <w:sz w:val="24"/>
+                  <w:szCs w:val="24"/>
+                </w:rPr>
+                <m:t xml:space="preserve">t</m:t>
+              </m:r>
+            </m:sub>
+          </m:sSub>
+          <m:r>
+            <w:rPr>
+              <w:rFonts w:ascii="Cambria Math" w:hAnsi="Cambria Math"/>
+              <w:sz w:val="24"/>
+              <w:szCs w:val="24"/>
+            </w:rPr>
+            <m:t xml:space="preserve"> / </m:t>
+          </m:r>
+          <m:sSub>
+            <m:e>
+              <m:r>
+                <m:rPr>
+                  <m:nor/>
+                </m:rPr>
+                <w:rPr>
+                  <w:rFonts w:ascii="Cambria Math" w:hAnsi="Cambria Math"/>
+                  <w:sz w:val="24"/>
+                  <w:szCs w:val="24"/>
+                </w:rPr>
+                <m:t xml:space="preserve">납입누계</m:t>
+              </m:r>
+            </m:e>
+            <m:sub>
+              <m:r>
+                <w:rPr>
+                  <w:rFonts w:ascii="Cambria Math" w:hAnsi="Cambria Math"/>
+                  <w:sz w:val="24"/>
+                  <w:szCs w:val="24"/>
+                </w:rPr>
+                <m:t xml:space="preserve">t</m:t>
+              </m:r>
+            </m:sub>
+          </m:sSub>
+        </m:oMath>
+      </m:oMathPara>
+    </w:p>
+    <w:p>
+      <w:pPr>
+        <w:pStyle w:val="FormulaLabel"/>
+      </w:pPr>
       <w:r>
-        <w:t xml:space="preserve">환급률_t = W_t / 납입누계_t,</w:t>
+        <w:t xml:space="preserve">[식] 납입누계</w:t>
       </w:r>
     </w:p>
     <w:p>
       <w:pPr>
         <w:pStyle w:val="Formula"/>
       </w:pPr>
+      <m:oMathPara>
+        <m:oMathParaPr>
+          <m:jc m:val="left"/>
+        </m:oMathParaPr>
+        <m:oMath>
+          <m:sSub>
+            <m:e>
+              <m:r>
+                <m:rPr>
+                  <m:nor/>
+                </m:rPr>
+                <w:rPr>
+                  <w:rFonts w:ascii="Cambria Math" w:hAnsi="Cambria Math"/>
+                  <w:sz w:val="24"/>
+                  <w:szCs w:val="24"/>
+                </w:rPr>
+                <m:t xml:space="preserve">납입누계</m:t>
+              </m:r>
+            </m:e>
+            <m:sub>
+              <m:r>
+                <w:rPr>
+                  <w:rFonts w:ascii="Cambria Math" w:hAnsi="Cambria Math"/>
+                  <w:sz w:val="24"/>
+                  <w:szCs w:val="24"/>
+                </w:rPr>
+                <m:t xml:space="preserve">t</m:t>
+              </m:r>
+            </m:sub>
+          </m:sSub>
+          <m:r>
+            <w:rPr>
+              <w:rFonts w:ascii="Cambria Math" w:hAnsi="Cambria Math"/>
+              <w:sz w:val="24"/>
+              <w:szCs w:val="24"/>
+            </w:rPr>
+            <m:t xml:space="preserve"> = </m:t>
+          </m:r>
+          <m:r>
+            <m:rPr>
+              <m:sty m:val="p"/>
+            </m:rPr>
+            <w:rPr>
+              <w:rFonts w:ascii="Cambria Math" w:hAnsi="Cambria Math"/>
+              <w:sz w:val="24"/>
+              <w:szCs w:val="24"/>
+            </w:rPr>
+            <m:t xml:space="preserve">min</m:t>
+          </m:r>
+          <m:r>
+            <w:rPr>
+              <w:rFonts w:ascii="Cambria Math" w:hAnsi="Cambria Math"/>
+              <w:sz w:val="24"/>
+              <w:szCs w:val="24"/>
+            </w:rPr>
+            <m:t xml:space="preserve">(</m:t>
+          </m:r>
+          <m:r>
+            <w:rPr>
+              <w:rFonts w:ascii="Cambria Math" w:hAnsi="Cambria Math"/>
+              <w:sz w:val="24"/>
+              <w:szCs w:val="24"/>
+            </w:rPr>
+            <m:t xml:space="preserve">t</m:t>
+          </m:r>
+          <m:r>
+            <w:rPr>
+              <w:rFonts w:ascii="Cambria Math" w:hAnsi="Cambria Math"/>
+              <w:sz w:val="24"/>
+              <w:szCs w:val="24"/>
+            </w:rPr>
+            <m:t xml:space="preserve">, </m:t>
+          </m:r>
+          <m:r>
+            <w:rPr>
+              <w:rFonts w:ascii="Cambria Math" w:hAnsi="Cambria Math"/>
+              <w:sz w:val="24"/>
+              <w:szCs w:val="24"/>
+            </w:rPr>
+            <m:t xml:space="preserve">m</m:t>
+          </m:r>
+          <m:r>
+            <w:rPr>
+              <w:rFonts w:ascii="Cambria Math" w:hAnsi="Cambria Math"/>
+              <w:sz w:val="24"/>
+              <w:szCs w:val="24"/>
+            </w:rPr>
+            <m:t xml:space="preserve">) × </m:t>
+          </m:r>
+          <m:r>
+            <w:rPr>
+              <w:rFonts w:ascii="Cambria Math" w:hAnsi="Cambria Math"/>
+              <w:sz w:val="24"/>
+              <w:szCs w:val="24"/>
+            </w:rPr>
+            <m:t xml:space="preserve">k</m:t>
+          </m:r>
+          <m:r>
+            <w:rPr>
+              <w:rFonts w:ascii="Cambria Math" w:hAnsi="Cambria Math"/>
+              <w:sz w:val="24"/>
+              <w:szCs w:val="24"/>
+            </w:rPr>
+            <m:t xml:space="preserve"> × </m:t>
+          </m:r>
+          <m:r>
+            <w:rPr>
+              <w:rFonts w:ascii="Cambria Math" w:hAnsi="Cambria Math"/>
+              <w:sz w:val="24"/>
+              <w:szCs w:val="24"/>
+            </w:rPr>
+            <m:t xml:space="preserve">G</m:t>
+          </m:r>
+        </m:oMath>
+      </m:oMathPara>
+    </w:p>
+    <w:p>
+      <w:pPr>
+        <w:pStyle w:val="Heading1"/>
+      </w:pPr>
       <w:r>
-        <w:t xml:space="preserve">납입누계_t = min(t, m) × mm × G</w:t>
-      </w:r>
-    </w:p>
-    <w:p>
-      <w:pPr>
-        <w:pStyle w:val="Heading1"/>
-      </w:pPr>
-      <w:r>
-        <w:t xml:space="preserve">7. 책임준비금 관련 사항</w:t>
+        <w:t xml:space="preserve">8. 책임준비금 관련 사항</w:t>
       </w:r>
     </w:p>
     <w:p>
@@ -2526,7 +8915,7 @@
         <w:pStyle w:val="Heading1"/>
       </w:pPr>
       <w:r>
-        <w:t xml:space="preserve">8. 해지환급금 관련 사항</w:t>
+        <w:t xml:space="preserve">9. 해지환급금 관련 사항</w:t>
       </w:r>
     </w:p>
     <w:p>
@@ -2559,14 +8948,14 @@
     <w:rPrDefault>
       <w:rPr>
         <w:rFonts w:ascii="Malgun Gothic" w:hAnsi="Malgun Gothic" w:eastAsia="맑은 고딕" w:cs="Malgun Gothic"/>
-        <w:sz w:val="20"/>
-        <w:szCs w:val="20"/>
+        <w:sz w:val="24"/>
+        <w:szCs w:val="24"/>
         <w:lang w:val="en-US" w:eastAsia="ko-KR"/>
       </w:rPr>
     </w:rPrDefault>
     <w:pPrDefault>
       <w:pPr>
-        <w:spacing w:after="80" w:line="276" w:lineRule="auto"/>
+        <w:spacing w:after="100" w:line="276" w:lineRule="auto"/>
       </w:pPr>
     </w:pPrDefault>
   </w:docDefaults>
@@ -2579,15 +8968,15 @@
     <w:basedOn w:val="Normal"/>
     <w:qFormat/>
     <w:pPr>
-      <w:spacing w:after="240"/>
+      <w:spacing w:after="280"/>
       <w:pBdr>
         <w:bottom w:val="single" w:sz="12" w:space="4" w:color="1B2845"/>
       </w:pBdr>
     </w:pPr>
     <w:rPr>
       <w:b/>
-      <w:sz w:val="34"/>
-      <w:szCs w:val="34"/>
+      <w:sz w:val="36"/>
+      <w:szCs w:val="36"/>
     </w:rPr>
   </w:style>
   <w:style w:type="paragraph" w:styleId="Heading1">
@@ -2596,7 +8985,7 @@
     <w:qFormat/>
     <w:pPr>
       <w:keepNext/>
-      <w:spacing w:before="320" w:after="120"/>
+      <w:spacing w:before="360" w:after="140"/>
       <w:outlineLvl w:val="0"/>
       <w:pBdr>
         <w:bottom w:val="single" w:sz="4" w:space="2" w:color="BBBBBB"/>
@@ -2604,8 +8993,8 @@
     </w:pPr>
     <w:rPr>
       <w:b/>
-      <w:sz w:val="26"/>
-      <w:szCs w:val="26"/>
+      <w:sz w:val="28"/>
+      <w:szCs w:val="28"/>
     </w:rPr>
   </w:style>
   <w:style w:type="paragraph" w:styleId="Heading2">
@@ -2614,13 +9003,13 @@
     <w:qFormat/>
     <w:pPr>
       <w:keepNext/>
-      <w:spacing w:before="200" w:after="80"/>
+      <w:spacing w:before="240" w:after="100"/>
       <w:outlineLvl w:val="1"/>
     </w:pPr>
     <w:rPr>
       <w:b/>
-      <w:sz w:val="22"/>
-      <w:szCs w:val="22"/>
+      <w:sz w:val="28"/>
+      <w:szCs w:val="28"/>
     </w:rPr>
   </w:style>
   <w:style w:type="paragraph" w:styleId="FormulaLabel">
@@ -2629,11 +9018,13 @@
     <w:qFormat/>
     <w:pPr>
       <w:keepNext/>
-      <w:spacing w:before="160" w:after="40"/>
+      <w:spacing w:before="200" w:after="60"/>
     </w:pPr>
     <w:rPr>
       <w:b/>
       <w:color w:val="1B2845"/>
+      <w:sz w:val="24"/>
+      <w:szCs w:val="24"/>
     </w:rPr>
   </w:style>
   <w:style w:type="paragraph" w:styleId="Formula">
@@ -2641,13 +9032,27 @@
     <w:basedOn w:val="Normal"/>
     <w:qFormat/>
     <w:pPr>
-      <w:spacing w:after="0"/>
-      <w:ind w:left="284"/>
-      <w:shd w:val="clear" w:color="auto" w:fill="F4F6F8"/>
+      <w:spacing w:before="0" w:after="0" w:line="360" w:lineRule="auto"/>
+      <w:ind w:left="567"/>
     </w:pPr>
     <w:rPr>
-      <w:rFonts w:ascii="Cambria Math" w:hAnsi="Cambria Math"/>
-      <w:sz w:val="20"/>
+      <w:sz w:val="24"/>
+      <w:szCs w:val="24"/>
+    </w:rPr>
+  </w:style>
+  <w:style w:type="paragraph" w:styleId="FormulaText">
+    <w:name w:val="수식 설명"/>
+    <w:basedOn w:val="Normal"/>
+    <w:qFormat/>
+    <w:pPr>
+      <w:keepNext/>
+      <w:spacing w:before="80" w:after="0" w:line="360" w:lineRule="auto"/>
+      <w:ind w:left="567"/>
+    </w:pPr>
+    <w:rPr>
+      <w:color w:val="333333"/>
+      <w:sz w:val="24"/>
+      <w:szCs w:val="24"/>
     </w:rPr>
   </w:style>
   <w:style w:type="paragraph" w:styleId="Note">
@@ -2655,13 +9060,13 @@
     <w:basedOn w:val="Normal"/>
     <w:qFormat/>
     <w:pPr>
-      <w:spacing w:before="60" w:after="120"/>
-      <w:ind w:left="284"/>
+      <w:spacing w:before="80" w:after="140"/>
+      <w:ind w:left="567"/>
     </w:pPr>
     <w:rPr>
       <w:color w:val="444444"/>
-      <w:sz w:val="18"/>
-      <w:szCs w:val="18"/>
+      <w:sz w:val="24"/>
+      <w:szCs w:val="24"/>
     </w:rPr>
   </w:style>
 </w:styles>

--- a/standards/표준_산출방법서_암보험.docx
+++ b/standards/표준_산출방법서_암보험.docx
@@ -3887,6 +3887,120 @@
               </m:r>
             </m:sup>
           </m:sSup>
+        </m:oMath>
+      </m:oMathPara>
+    </w:p>
+    <w:p>
+      <w:pPr>
+        <w:pStyle w:val="FormulaText"/>
+      </w:pPr>
+      <w:r>
+        <w:t xml:space="preserve">면책 90일 — 첫해 급부는 (1 − 3/12) 배</w:t>
+      </w:r>
+    </w:p>
+    <w:p>
+      <w:pPr>
+        <w:pStyle w:val="Formula"/>
+      </w:pPr>
+      <m:oMathPara>
+        <m:oMathParaPr>
+          <m:jc m:val="left"/>
+        </m:oMathParaPr>
+        <m:oMath>
+          <m:sSub>
+            <m:e>
+              <m:r>
+                <w:rPr>
+                  <w:rFonts w:ascii="Cambria Math" w:hAnsi="Cambria Math"/>
+                  <w:sz w:val="24"/>
+                  <w:szCs w:val="24"/>
+                </w:rPr>
+                <m:t xml:space="preserve">S</m:t>
+              </m:r>
+            </m:e>
+            <m:sub>
+              <m:r>
+                <w:rPr>
+                  <w:rFonts w:ascii="Cambria Math" w:hAnsi="Cambria Math"/>
+                  <w:sz w:val="24"/>
+                  <w:szCs w:val="24"/>
+                </w:rPr>
+                <m:t xml:space="preserve">0</m:t>
+              </m:r>
+            </m:sub>
+          </m:sSub>
+          <m:r>
+            <w:rPr>
+              <w:rFonts w:ascii="Cambria Math" w:hAnsi="Cambria Math"/>
+              <w:sz w:val="24"/>
+              <w:szCs w:val="24"/>
+            </w:rPr>
+            <m:t xml:space="preserve"> = </m:t>
+          </m:r>
+          <m:r>
+            <w:rPr>
+              <w:rFonts w:ascii="Cambria Math" w:hAnsi="Cambria Math"/>
+              <w:sz w:val="24"/>
+              <w:szCs w:val="24"/>
+            </w:rPr>
+            <m:t xml:space="preserve">S</m:t>
+          </m:r>
+          <m:r>
+            <w:rPr>
+              <w:rFonts w:ascii="Cambria Math" w:hAnsi="Cambria Math"/>
+              <w:sz w:val="24"/>
+              <w:szCs w:val="24"/>
+            </w:rPr>
+            <m:t xml:space="preserve"> × ( </m:t>
+          </m:r>
+          <m:r>
+            <w:rPr>
+              <w:rFonts w:ascii="Cambria Math" w:hAnsi="Cambria Math"/>
+              <w:sz w:val="24"/>
+              <w:szCs w:val="24"/>
+            </w:rPr>
+            <m:t xml:space="preserve">1</m:t>
+          </m:r>
+          <m:r>
+            <w:rPr>
+              <w:rFonts w:ascii="Cambria Math" w:hAnsi="Cambria Math"/>
+              <w:sz w:val="24"/>
+              <w:szCs w:val="24"/>
+            </w:rPr>
+            <m:t xml:space="preserve"> − </m:t>
+          </m:r>
+          <m:r>
+            <w:rPr>
+              <w:rFonts w:ascii="Cambria Math" w:hAnsi="Cambria Math"/>
+              <w:sz w:val="24"/>
+              <w:szCs w:val="24"/>
+            </w:rPr>
+            <m:t xml:space="preserve">3</m:t>
+          </m:r>
+          <m:r>
+            <w:rPr>
+              <w:rFonts w:ascii="Cambria Math" w:hAnsi="Cambria Math"/>
+              <w:sz w:val="24"/>
+              <w:szCs w:val="24"/>
+            </w:rPr>
+            <m:t xml:space="preserve">/</m:t>
+          </m:r>
+          <m:r>
+            <w:rPr>
+              <w:rFonts w:ascii="Cambria Math" w:hAnsi="Cambria Math"/>
+              <w:sz w:val="24"/>
+              <w:szCs w:val="24"/>
+            </w:rPr>
+            <m:t xml:space="preserve">12</m:t>
+          </m:r>
+          <m:r>
+            <w:rPr>
+              <w:rFonts w:ascii="Cambria Math" w:hAnsi="Cambria Math"/>
+              <w:sz w:val="24"/>
+              <w:szCs w:val="24"/>
+            </w:rPr>
+            <m:t xml:space="preserve"> )</m:t>
+          </m:r>
         </m:oMath>
       </m:oMathPara>
     </w:p>

--- a/standards/표준_산출방법서_암보험.docx
+++ b/standards/표준_산출방법서_암보험.docx
@@ -61,7 +61,7 @@
               <w:spacing w:before="30" w:after="30"/>
             </w:pPr>
             <w:r>
-              <w:t xml:space="preserve">이 문서는 표준 산출방법서 v2 양식입니다. 개요 표의 "양식" 행을 지우지 마세요 — 앱은 이 행을 보고 정해진 순서대로 읽습니다.</w:t>
+              <w:t xml:space="preserve">이 문서는 표준 산출방법서 v3 양식입니다. 개요 표의 "양식" 행을 지우지 마세요 — 앱은 이 행을 보고 정해진 순서대로 읽습니다.</w:t>
             </w:r>
           </w:p>
         </w:tc>
@@ -248,7 +248,7 @@
               <w:spacing w:before="30" w:after="30"/>
             </w:pPr>
             <w:r>
-              <w:t xml:space="preserve">표준 산출방법서 v2</w:t>
+              <w:t xml:space="preserve">표준 산출방법서 v3</w:t>
             </w:r>
           </w:p>
         </w:tc>
@@ -1719,6 +1719,14 @@
         <w:t xml:space="preserve">2. 계약 단위와 급부</w:t>
       </w:r>
     </w:p>
+    <w:p>
+      <w:pPr>
+        <w:pStyle w:val="Note"/>
+      </w:pPr>
+      <w:r>
+        <w:t xml:space="preserve">※ 유지자수·납입자수의 집단 1개 — “사망 · 암”(암 진단). 집단마다 l · l′ 를 3. 에서 한 번만 낸다.</w:t>
+      </w:r>
+    </w:p>
     <w:tbl>
       <w:tblPr>
         <w:tblW w:w="5000" w:type="pct"/>
@@ -2002,6 +2010,34 @@
           </w:p>
         </w:tc>
       </w:tr>
+      <w:tr>
+        <w:tc>
+          <w:tcPr>
+            <w:tcW w:w="0" w:type="auto"/>
+          </w:tcPr>
+          <w:p>
+            <w:pPr>
+              <w:spacing w:before="30" w:after="30"/>
+            </w:pPr>
+            <w:r>
+              <w:t xml:space="preserve">집단</w:t>
+            </w:r>
+          </w:p>
+        </w:tc>
+        <w:tc>
+          <w:tcPr>
+            <w:tcW w:w="0" w:type="auto"/>
+          </w:tcPr>
+          <w:p>
+            <w:pPr>
+              <w:spacing w:before="30" w:after="30"/>
+            </w:pPr>
+            <w:r>
+              <w:t xml:space="preserve">사망 · 암</w:t>
+            </w:r>
+          </w:p>
+        </w:tc>
+      </w:tr>
     </w:tbl>
     <w:p/>
     <w:p>
@@ -2357,6 +2393,40 @@
               <w:spacing w:before="30" w:after="30"/>
             </w:pPr>
             <w:r>
+              <w:t xml:space="preserve">S</w:t>
+            </w:r>
+            <w:r>
+              <w:rPr>
+                <w:vertAlign w:val="subscript"/>
+              </w:rPr>
+              <w:t xml:space="preserve">t</w:t>
+            </w:r>
+          </w:p>
+        </w:tc>
+        <w:tc>
+          <w:tcPr>
+            <w:tcW w:w="0" w:type="auto"/>
+          </w:tcPr>
+          <w:p>
+            <w:pPr>
+              <w:spacing w:before="30" w:after="30"/>
+            </w:pPr>
+            <w:r>
+              <w:t xml:space="preserve">t년도 보장금액의 배수 — 연령 구간 배수와 면책을 반영한다(5.)</w:t>
+            </w:r>
+          </w:p>
+        </w:tc>
+      </w:tr>
+      <w:tr>
+        <w:tc>
+          <w:tcPr>
+            <w:tcW w:w="0" w:type="auto"/>
+          </w:tcPr>
+          <w:p>
+            <w:pPr>
+              <w:spacing w:before="30" w:after="30"/>
+            </w:pPr>
+            <w:r>
               <w:t xml:space="preserve">w</w:t>
             </w:r>
             <w:r>
@@ -2416,7 +2486,7 @@
         <w:pStyle w:val="Heading1"/>
       </w:pPr>
       <w:r>
-        <w:t xml:space="preserve">4. 계산기수</w:t>
+        <w:t xml:space="preserve">4. 탈퇴자·유지자·납입자</w:t>
       </w:r>
     </w:p>
     <w:p>
@@ -2424,7 +2494,7 @@
         <w:pStyle w:val="FormulaLabel"/>
       </w:pPr>
       <w:r>
-        <w:t xml:space="preserve">[식] 유지자수·납입자수 — 암 진단</w:t>
+        <w:t xml:space="preserve">[식] 유지자수·납입자수 — 사망 · 암</w:t>
       </w:r>
     </w:p>
     <w:p>
@@ -2587,7 +2657,7 @@
         <w:pStyle w:val="FormulaText"/>
       </w:pPr>
       <w:r>
-        <w:t xml:space="preserve">탈퇴율</w:t>
+        <w:t xml:space="preserve">탈퇴율 — 사유가 겹치는 부분을 절반으로 본다</w:t>
       </w:r>
     </w:p>
     <w:p>
@@ -3530,6 +3600,30 @@
     </w:p>
     <w:p>
       <w:pPr>
+        <w:pStyle w:val="Note"/>
+      </w:pPr>
+      <w:r>
+        <w:t xml:space="preserve">※ 암 진단 담보가 이 집단을 쓴다. 납입자수는 탈퇴 사유로 유지자수와 똑같이 줄어든다 — 별도의 납입면제율을 곱하지 않는다.</w:t>
+      </w:r>
+    </w:p>
+    <w:p>
+      <w:pPr>
+        <w:pStyle w:val="Heading1"/>
+      </w:pPr>
+      <w:r>
+        <w:t xml:space="preserve">5. 보험료의 현가</w:t>
+      </w:r>
+    </w:p>
+    <w:p>
+      <w:pPr>
+        <w:pStyle w:val="FormulaLabel"/>
+      </w:pPr>
+      <w:r>
+        <w:t xml:space="preserve">[식] 유지자수·납입자수의 현가 (D · D′)</w:t>
+      </w:r>
+    </w:p>
+    <w:p>
+      <w:pPr>
         <w:pStyle w:val="Formula"/>
       </w:pPr>
       <m:oMathPara>
@@ -3545,7 +3639,7 @@
                   <w:sz w:val="24"/>
                   <w:szCs w:val="24"/>
                 </w:rPr>
-                <m:t xml:space="preserve">l′</m:t>
+                <m:t xml:space="preserve">D</m:t>
               </m:r>
             </m:e>
             <m:sub>
@@ -3621,16 +3715,38 @@
               </m:r>
             </m:sub>
           </m:sSub>
+          <m:r>
+            <w:rPr>
+              <w:rFonts w:ascii="Cambria Math" w:hAnsi="Cambria Math"/>
+              <w:sz w:val="24"/>
+              <w:szCs w:val="24"/>
+            </w:rPr>
+            <m:t xml:space="preserve">·</m:t>
+          </m:r>
+          <m:sSup>
+            <m:e>
+              <m:r>
+                <w:rPr>
+                  <w:rFonts w:ascii="Cambria Math" w:hAnsi="Cambria Math"/>
+                  <w:sz w:val="24"/>
+                  <w:szCs w:val="24"/>
+                </w:rPr>
+                <m:t xml:space="preserve">v</m:t>
+              </m:r>
+            </m:e>
+            <m:sup>
+              <m:r>
+                <w:rPr>
+                  <w:rFonts w:ascii="Cambria Math" w:hAnsi="Cambria Math"/>
+                  <w:sz w:val="24"/>
+                  <w:szCs w:val="24"/>
+                </w:rPr>
+                <m:t xml:space="preserve">t</m:t>
+              </m:r>
+            </m:sup>
+          </m:sSup>
         </m:oMath>
       </m:oMathPara>
-    </w:p>
-    <w:p>
-      <w:pPr>
-        <w:pStyle w:val="FormulaText"/>
-      </w:pPr>
-      <w:r>
-        <w:t xml:space="preserve">급부 발생자</w:t>
-      </w:r>
     </w:p>
     <w:p>
       <w:pPr>
@@ -3649,7 +3765,7 @@
                   <w:sz w:val="24"/>
                   <w:szCs w:val="24"/>
                 </w:rPr>
-                <m:t xml:space="preserve">C</m:t>
+                <m:t xml:space="preserve">D′</m:t>
               </m:r>
             </m:e>
             <m:sub>
@@ -3695,7 +3811,7 @@
                   <w:sz w:val="24"/>
                   <w:szCs w:val="24"/>
                 </w:rPr>
-                <m:t xml:space="preserve">l</m:t>
+                <m:t xml:space="preserve">l′</m:t>
               </m:r>
             </m:e>
             <m:sub>
@@ -3733,34 +3849,18 @@
             </w:rPr>
             <m:t xml:space="preserve">·</m:t>
           </m:r>
-          <m:sSub>
-            <m:e>
-              <m:r>
-                <w:rPr>
-                  <w:rFonts w:ascii="Cambria Math" w:hAnsi="Cambria Math"/>
-                  <w:sz w:val="24"/>
-                  <w:szCs w:val="24"/>
-                </w:rPr>
-                <m:t xml:space="preserve">r</m:t>
-              </m:r>
-            </m:e>
-            <m:sub>
-              <m:r>
-                <w:rPr>
-                  <w:rFonts w:ascii="Cambria Math" w:hAnsi="Cambria Math"/>
-                  <w:sz w:val="24"/>
-                  <w:szCs w:val="24"/>
-                </w:rPr>
-                <m:t xml:space="preserve">x</m:t>
-              </m:r>
-              <m:r>
-                <w:rPr>
-                  <w:rFonts w:ascii="Cambria Math" w:hAnsi="Cambria Math"/>
-                  <w:sz w:val="24"/>
-                  <w:szCs w:val="24"/>
-                </w:rPr>
-                <m:t xml:space="preserve">+</m:t>
-              </m:r>
+          <m:sSup>
+            <m:e>
+              <m:r>
+                <w:rPr>
+                  <w:rFonts w:ascii="Cambria Math" w:hAnsi="Cambria Math"/>
+                  <w:sz w:val="24"/>
+                  <w:szCs w:val="24"/>
+                </w:rPr>
+                <m:t xml:space="preserve">v</m:t>
+              </m:r>
+            </m:e>
+            <m:sup>
               <m:r>
                 <w:rPr>
                   <w:rFonts w:ascii="Cambria Math" w:hAnsi="Cambria Math"/>
@@ -3768,122 +3868,6 @@
                   <w:szCs w:val="24"/>
                 </w:rPr>
                 <m:t xml:space="preserve">t</m:t>
-              </m:r>
-            </m:sub>
-          </m:sSub>
-          <m:r>
-            <w:rPr>
-              <w:rFonts w:ascii="Cambria Math" w:hAnsi="Cambria Math"/>
-              <w:sz w:val="24"/>
-              <w:szCs w:val="24"/>
-            </w:rPr>
-            <m:t xml:space="preserve">·( </m:t>
-          </m:r>
-          <m:r>
-            <w:rPr>
-              <w:rFonts w:ascii="Cambria Math" w:hAnsi="Cambria Math"/>
-              <w:sz w:val="24"/>
-              <w:szCs w:val="24"/>
-            </w:rPr>
-            <m:t xml:space="preserve">1</m:t>
-          </m:r>
-          <m:r>
-            <w:rPr>
-              <w:rFonts w:ascii="Cambria Math" w:hAnsi="Cambria Math"/>
-              <w:sz w:val="24"/>
-              <w:szCs w:val="24"/>
-            </w:rPr>
-            <m:t xml:space="preserve"> − </m:t>
-          </m:r>
-          <m:sSub>
-            <m:e>
-              <m:r>
-                <w:rPr>
-                  <w:rFonts w:ascii="Cambria Math" w:hAnsi="Cambria Math"/>
-                  <w:sz w:val="24"/>
-                  <w:szCs w:val="24"/>
-                </w:rPr>
-                <m:t xml:space="preserve">w</m:t>
-              </m:r>
-            </m:e>
-            <m:sub>
-              <m:r>
-                <w:rPr>
-                  <w:rFonts w:ascii="Cambria Math" w:hAnsi="Cambria Math"/>
-                  <w:sz w:val="24"/>
-                  <w:szCs w:val="24"/>
-                </w:rPr>
-                <m:t xml:space="preserve">x</m:t>
-              </m:r>
-              <m:r>
-                <w:rPr>
-                  <w:rFonts w:ascii="Cambria Math" w:hAnsi="Cambria Math"/>
-                  <w:sz w:val="24"/>
-                  <w:szCs w:val="24"/>
-                </w:rPr>
-                <m:t xml:space="preserve">+</m:t>
-              </m:r>
-              <m:r>
-                <w:rPr>
-                  <w:rFonts w:ascii="Cambria Math" w:hAnsi="Cambria Math"/>
-                  <w:sz w:val="24"/>
-                  <w:szCs w:val="24"/>
-                </w:rPr>
-                <m:t xml:space="preserve">t</m:t>
-              </m:r>
-            </m:sub>
-          </m:sSub>
-          <m:r>
-            <w:rPr>
-              <w:rFonts w:ascii="Cambria Math" w:hAnsi="Cambria Math"/>
-              <w:sz w:val="24"/>
-              <w:szCs w:val="24"/>
-            </w:rPr>
-            <m:t xml:space="preserve">/</m:t>
-          </m:r>
-          <m:r>
-            <w:rPr>
-              <w:rFonts w:ascii="Cambria Math" w:hAnsi="Cambria Math"/>
-              <w:sz w:val="24"/>
-              <w:szCs w:val="24"/>
-            </w:rPr>
-            <m:t xml:space="preserve">2</m:t>
-          </m:r>
-          <m:r>
-            <w:rPr>
-              <w:rFonts w:ascii="Cambria Math" w:hAnsi="Cambria Math"/>
-              <w:sz w:val="24"/>
-              <w:szCs w:val="24"/>
-            </w:rPr>
-            <m:t xml:space="preserve"> )·</m:t>
-          </m:r>
-          <m:sSup>
-            <m:e>
-              <m:r>
-                <w:rPr>
-                  <w:rFonts w:ascii="Cambria Math" w:hAnsi="Cambria Math"/>
-                  <w:sz w:val="24"/>
-                  <w:szCs w:val="24"/>
-                </w:rPr>
-                <m:t xml:space="preserve">v</m:t>
-              </m:r>
-            </m:e>
-            <m:sup>
-              <m:r>
-                <w:rPr>
-                  <w:rFonts w:ascii="Cambria Math" w:hAnsi="Cambria Math"/>
-                  <w:sz w:val="24"/>
-                  <w:szCs w:val="24"/>
-                </w:rPr>
-                <m:t xml:space="preserve">t</m:t>
-              </m:r>
-              <m:r>
-                <w:rPr>
-                  <w:rFonts w:ascii="Cambria Math" w:hAnsi="Cambria Math"/>
-                  <w:sz w:val="24"/>
-                  <w:szCs w:val="24"/>
-                </w:rPr>
-                <m:t xml:space="preserve">+½</m:t>
               </m:r>
             </m:sup>
           </m:sSup>
@@ -3892,10 +3876,10 @@
     </w:p>
     <w:p>
       <w:pPr>
-        <w:pStyle w:val="FormulaText"/>
+        <w:pStyle w:val="FormulaLabel"/>
       </w:pPr>
       <w:r>
-        <w:t xml:space="preserve">면책 90일 — 첫해 급부는 (1 − 3/12) 배</w:t>
+        <w:t xml:space="preserve">[식] 해지자의 현가 (W)</w:t>
       </w:r>
     </w:p>
     <w:p>
@@ -3915,17 +3899,33 @@
                   <w:sz w:val="24"/>
                   <w:szCs w:val="24"/>
                 </w:rPr>
-                <m:t xml:space="preserve">S</m:t>
-              </m:r>
-            </m:e>
-            <m:sub>
-              <m:r>
-                <w:rPr>
-                  <w:rFonts w:ascii="Cambria Math" w:hAnsi="Cambria Math"/>
-                  <w:sz w:val="24"/>
-                  <w:szCs w:val="24"/>
-                </w:rPr>
-                <m:t xml:space="preserve">0</m:t>
+                <m:t xml:space="preserve">W</m:t>
+              </m:r>
+            </m:e>
+            <m:sub>
+              <m:r>
+                <w:rPr>
+                  <w:rFonts w:ascii="Cambria Math" w:hAnsi="Cambria Math"/>
+                  <w:sz w:val="24"/>
+                  <w:szCs w:val="24"/>
+                </w:rPr>
+                <m:t xml:space="preserve">x</m:t>
+              </m:r>
+              <m:r>
+                <w:rPr>
+                  <w:rFonts w:ascii="Cambria Math" w:hAnsi="Cambria Math"/>
+                  <w:sz w:val="24"/>
+                  <w:szCs w:val="24"/>
+                </w:rPr>
+                <m:t xml:space="preserve">+</m:t>
+              </m:r>
+              <m:r>
+                <w:rPr>
+                  <w:rFonts w:ascii="Cambria Math" w:hAnsi="Cambria Math"/>
+                  <w:sz w:val="24"/>
+                  <w:szCs w:val="24"/>
+                </w:rPr>
+                <m:t xml:space="preserve">t</m:t>
               </m:r>
             </m:sub>
           </m:sSub>
@@ -3937,87 +3937,137 @@
             </w:rPr>
             <m:t xml:space="preserve"> = </m:t>
           </m:r>
-          <m:r>
-            <w:rPr>
-              <w:rFonts w:ascii="Cambria Math" w:hAnsi="Cambria Math"/>
-              <w:sz w:val="24"/>
-              <w:szCs w:val="24"/>
-            </w:rPr>
-            <m:t xml:space="preserve">S</m:t>
-          </m:r>
-          <m:r>
-            <w:rPr>
-              <w:rFonts w:ascii="Cambria Math" w:hAnsi="Cambria Math"/>
-              <w:sz w:val="24"/>
-              <w:szCs w:val="24"/>
-            </w:rPr>
-            <m:t xml:space="preserve"> × ( </m:t>
-          </m:r>
-          <m:r>
-            <w:rPr>
-              <w:rFonts w:ascii="Cambria Math" w:hAnsi="Cambria Math"/>
-              <w:sz w:val="24"/>
-              <w:szCs w:val="24"/>
-            </w:rPr>
-            <m:t xml:space="preserve">1</m:t>
-          </m:r>
-          <m:r>
-            <w:rPr>
-              <w:rFonts w:ascii="Cambria Math" w:hAnsi="Cambria Math"/>
-              <w:sz w:val="24"/>
-              <w:szCs w:val="24"/>
-            </w:rPr>
-            <m:t xml:space="preserve"> − </m:t>
-          </m:r>
-          <m:r>
-            <w:rPr>
-              <w:rFonts w:ascii="Cambria Math" w:hAnsi="Cambria Math"/>
-              <w:sz w:val="24"/>
-              <w:szCs w:val="24"/>
-            </w:rPr>
-            <m:t xml:space="preserve">3</m:t>
-          </m:r>
-          <m:r>
-            <w:rPr>
-              <w:rFonts w:ascii="Cambria Math" w:hAnsi="Cambria Math"/>
-              <w:sz w:val="24"/>
-              <w:szCs w:val="24"/>
-            </w:rPr>
-            <m:t xml:space="preserve">/</m:t>
-          </m:r>
-          <m:r>
-            <w:rPr>
-              <w:rFonts w:ascii="Cambria Math" w:hAnsi="Cambria Math"/>
-              <w:sz w:val="24"/>
-              <w:szCs w:val="24"/>
-            </w:rPr>
-            <m:t xml:space="preserve">12</m:t>
-          </m:r>
-          <m:r>
-            <w:rPr>
-              <w:rFonts w:ascii="Cambria Math" w:hAnsi="Cambria Math"/>
-              <w:sz w:val="24"/>
-              <w:szCs w:val="24"/>
-            </w:rPr>
-            <m:t xml:space="preserve"> )</m:t>
-          </m:r>
+          <m:sSub>
+            <m:e>
+              <m:r>
+                <w:rPr>
+                  <w:rFonts w:ascii="Cambria Math" w:hAnsi="Cambria Math"/>
+                  <w:sz w:val="24"/>
+                  <w:szCs w:val="24"/>
+                </w:rPr>
+                <m:t xml:space="preserve">l</m:t>
+              </m:r>
+            </m:e>
+            <m:sub>
+              <m:r>
+                <w:rPr>
+                  <w:rFonts w:ascii="Cambria Math" w:hAnsi="Cambria Math"/>
+                  <w:sz w:val="24"/>
+                  <w:szCs w:val="24"/>
+                </w:rPr>
+                <m:t xml:space="preserve">x</m:t>
+              </m:r>
+              <m:r>
+                <w:rPr>
+                  <w:rFonts w:ascii="Cambria Math" w:hAnsi="Cambria Math"/>
+                  <w:sz w:val="24"/>
+                  <w:szCs w:val="24"/>
+                </w:rPr>
+                <m:t xml:space="preserve">+</m:t>
+              </m:r>
+              <m:r>
+                <w:rPr>
+                  <w:rFonts w:ascii="Cambria Math" w:hAnsi="Cambria Math"/>
+                  <w:sz w:val="24"/>
+                  <w:szCs w:val="24"/>
+                </w:rPr>
+                <m:t xml:space="preserve">t</m:t>
+              </m:r>
+            </m:sub>
+          </m:sSub>
+          <m:r>
+            <w:rPr>
+              <w:rFonts w:ascii="Cambria Math" w:hAnsi="Cambria Math"/>
+              <w:sz w:val="24"/>
+              <w:szCs w:val="24"/>
+            </w:rPr>
+            <m:t xml:space="preserve">·</m:t>
+          </m:r>
+          <m:sSub>
+            <m:e>
+              <m:r>
+                <w:rPr>
+                  <w:rFonts w:ascii="Cambria Math" w:hAnsi="Cambria Math"/>
+                  <w:sz w:val="24"/>
+                  <w:szCs w:val="24"/>
+                </w:rPr>
+                <m:t xml:space="preserve">w</m:t>
+              </m:r>
+            </m:e>
+            <m:sub>
+              <m:r>
+                <w:rPr>
+                  <w:rFonts w:ascii="Cambria Math" w:hAnsi="Cambria Math"/>
+                  <w:sz w:val="24"/>
+                  <w:szCs w:val="24"/>
+                </w:rPr>
+                <m:t xml:space="preserve">x</m:t>
+              </m:r>
+              <m:r>
+                <w:rPr>
+                  <w:rFonts w:ascii="Cambria Math" w:hAnsi="Cambria Math"/>
+                  <w:sz w:val="24"/>
+                  <w:szCs w:val="24"/>
+                </w:rPr>
+                <m:t xml:space="preserve">+</m:t>
+              </m:r>
+              <m:r>
+                <w:rPr>
+                  <w:rFonts w:ascii="Cambria Math" w:hAnsi="Cambria Math"/>
+                  <w:sz w:val="24"/>
+                  <w:szCs w:val="24"/>
+                </w:rPr>
+                <m:t xml:space="preserve">t</m:t>
+              </m:r>
+            </m:sub>
+          </m:sSub>
+          <m:r>
+            <w:rPr>
+              <w:rFonts w:ascii="Cambria Math" w:hAnsi="Cambria Math"/>
+              <w:sz w:val="24"/>
+              <w:szCs w:val="24"/>
+            </w:rPr>
+            <m:t xml:space="preserve">·</m:t>
+          </m:r>
+          <m:sSup>
+            <m:e>
+              <m:r>
+                <w:rPr>
+                  <w:rFonts w:ascii="Cambria Math" w:hAnsi="Cambria Math"/>
+                  <w:sz w:val="24"/>
+                  <w:szCs w:val="24"/>
+                </w:rPr>
+                <m:t xml:space="preserve">v</m:t>
+              </m:r>
+            </m:e>
+            <m:sup>
+              <m:r>
+                <w:rPr>
+                  <w:rFonts w:ascii="Cambria Math" w:hAnsi="Cambria Math"/>
+                  <w:sz w:val="24"/>
+                  <w:szCs w:val="24"/>
+                </w:rPr>
+                <m:t xml:space="preserve">t</m:t>
+              </m:r>
+              <m:r>
+                <w:rPr>
+                  <w:rFonts w:ascii="Cambria Math" w:hAnsi="Cambria Math"/>
+                  <w:sz w:val="24"/>
+                  <w:szCs w:val="24"/>
+                </w:rPr>
+                <m:t xml:space="preserve">+½</m:t>
+              </m:r>
+            </m:sup>
+          </m:sSup>
         </m:oMath>
       </m:oMathPara>
     </w:p>
     <w:p>
       <w:pPr>
-        <w:pStyle w:val="Note"/>
+        <w:pStyle w:val="FormulaLabel"/>
       </w:pPr>
       <w:r>
-        <w:t xml:space="preserve">※ 진단 확정 시 지급하고 그 담보는 소멸한다. 납입자수는 탈퇴 사유로 유지자수와 똑같이 줄어든다 — 별도의 납입면제율을 곱하지 않는다.</w:t>
-      </w:r>
-    </w:p>
-    <w:p>
-      <w:pPr>
-        <w:pStyle w:val="FormulaLabel"/>
-      </w:pPr>
-      <w:r>
-        <w:t xml:space="preserve">[식] 유지자수의 현가 (D)</w:t>
+        <w:t xml:space="preserve">[식] 현가의 누계 (N · N′)</w:t>
       </w:r>
     </w:p>
     <w:p>
@@ -4037,6 +4087,98 @@
                   <w:sz w:val="24"/>
                   <w:szCs w:val="24"/>
                 </w:rPr>
+                <m:t xml:space="preserve">N</m:t>
+              </m:r>
+            </m:e>
+            <m:sub>
+              <m:r>
+                <w:rPr>
+                  <w:rFonts w:ascii="Cambria Math" w:hAnsi="Cambria Math"/>
+                  <w:sz w:val="24"/>
+                  <w:szCs w:val="24"/>
+                </w:rPr>
+                <m:t xml:space="preserve">x</m:t>
+              </m:r>
+              <m:r>
+                <w:rPr>
+                  <w:rFonts w:ascii="Cambria Math" w:hAnsi="Cambria Math"/>
+                  <w:sz w:val="24"/>
+                  <w:szCs w:val="24"/>
+                </w:rPr>
+                <m:t xml:space="preserve">+</m:t>
+              </m:r>
+              <m:r>
+                <w:rPr>
+                  <w:rFonts w:ascii="Cambria Math" w:hAnsi="Cambria Math"/>
+                  <w:sz w:val="24"/>
+                  <w:szCs w:val="24"/>
+                </w:rPr>
+                <m:t xml:space="preserve">t</m:t>
+              </m:r>
+            </m:sub>
+          </m:sSub>
+          <m:r>
+            <w:rPr>
+              <w:rFonts w:ascii="Cambria Math" w:hAnsi="Cambria Math"/>
+              <w:sz w:val="24"/>
+              <w:szCs w:val="24"/>
+            </w:rPr>
+            <m:t xml:space="preserve"> = </m:t>
+          </m:r>
+          <m:sSub>
+            <m:e>
+              <m:r>
+                <w:rPr>
+                  <w:rFonts w:ascii="Cambria Math" w:hAnsi="Cambria Math"/>
+                  <w:sz w:val="24"/>
+                  <w:szCs w:val="24"/>
+                </w:rPr>
+                <m:t xml:space="preserve">Σ</m:t>
+              </m:r>
+            </m:e>
+            <m:sub>
+              <m:r>
+                <w:rPr>
+                  <w:rFonts w:ascii="Cambria Math" w:hAnsi="Cambria Math"/>
+                  <w:sz w:val="24"/>
+                  <w:szCs w:val="24"/>
+                </w:rPr>
+                <m:t xml:space="preserve">u</m:t>
+              </m:r>
+              <m:r>
+                <w:rPr>
+                  <w:rFonts w:ascii="Cambria Math" w:hAnsi="Cambria Math"/>
+                  <w:sz w:val="24"/>
+                  <w:szCs w:val="24"/>
+                </w:rPr>
+                <m:t xml:space="preserve">≥</m:t>
+              </m:r>
+              <m:r>
+                <w:rPr>
+                  <w:rFonts w:ascii="Cambria Math" w:hAnsi="Cambria Math"/>
+                  <w:sz w:val="24"/>
+                  <w:szCs w:val="24"/>
+                </w:rPr>
+                <m:t xml:space="preserve">t</m:t>
+              </m:r>
+            </m:sub>
+          </m:sSub>
+          <m:r>
+            <w:rPr>
+              <w:rFonts w:ascii="Cambria Math" w:hAnsi="Cambria Math"/>
+              <w:sz w:val="24"/>
+              <w:szCs w:val="24"/>
+            </w:rPr>
+            <m:t xml:space="preserve"> </m:t>
+          </m:r>
+          <m:sSub>
+            <m:e>
+              <m:r>
+                <w:rPr>
+                  <w:rFonts w:ascii="Cambria Math" w:hAnsi="Cambria Math"/>
+                  <w:sz w:val="24"/>
+                  <w:szCs w:val="24"/>
+                </w:rPr>
                 <m:t xml:space="preserve">D</m:t>
               </m:r>
             </m:e>
@@ -4063,96 +4205,12 @@
                   <w:sz w:val="24"/>
                   <w:szCs w:val="24"/>
                 </w:rPr>
-                <m:t xml:space="preserve">t</m:t>
-              </m:r>
-            </m:sub>
-          </m:sSub>
-          <m:r>
-            <w:rPr>
-              <w:rFonts w:ascii="Cambria Math" w:hAnsi="Cambria Math"/>
-              <w:sz w:val="24"/>
-              <w:szCs w:val="24"/>
-            </w:rPr>
-            <m:t xml:space="preserve"> = </m:t>
-          </m:r>
-          <m:sSub>
-            <m:e>
-              <m:r>
-                <w:rPr>
-                  <w:rFonts w:ascii="Cambria Math" w:hAnsi="Cambria Math"/>
-                  <w:sz w:val="24"/>
-                  <w:szCs w:val="24"/>
-                </w:rPr>
-                <m:t xml:space="preserve">l</m:t>
-              </m:r>
-            </m:e>
-            <m:sub>
-              <m:r>
-                <w:rPr>
-                  <w:rFonts w:ascii="Cambria Math" w:hAnsi="Cambria Math"/>
-                  <w:sz w:val="24"/>
-                  <w:szCs w:val="24"/>
-                </w:rPr>
-                <m:t xml:space="preserve">x</m:t>
-              </m:r>
-              <m:r>
-                <w:rPr>
-                  <w:rFonts w:ascii="Cambria Math" w:hAnsi="Cambria Math"/>
-                  <w:sz w:val="24"/>
-                  <w:szCs w:val="24"/>
-                </w:rPr>
-                <m:t xml:space="preserve">+</m:t>
-              </m:r>
-              <m:r>
-                <w:rPr>
-                  <w:rFonts w:ascii="Cambria Math" w:hAnsi="Cambria Math"/>
-                  <w:sz w:val="24"/>
-                  <w:szCs w:val="24"/>
-                </w:rPr>
-                <m:t xml:space="preserve">t</m:t>
-              </m:r>
-            </m:sub>
-          </m:sSub>
-          <m:r>
-            <w:rPr>
-              <w:rFonts w:ascii="Cambria Math" w:hAnsi="Cambria Math"/>
-              <w:sz w:val="24"/>
-              <w:szCs w:val="24"/>
-            </w:rPr>
-            <m:t xml:space="preserve">·</m:t>
-          </m:r>
-          <m:sSup>
-            <m:e>
-              <m:r>
-                <w:rPr>
-                  <w:rFonts w:ascii="Cambria Math" w:hAnsi="Cambria Math"/>
-                  <w:sz w:val="24"/>
-                  <w:szCs w:val="24"/>
-                </w:rPr>
-                <m:t xml:space="preserve">v</m:t>
-              </m:r>
-            </m:e>
-            <m:sup>
-              <m:r>
-                <w:rPr>
-                  <w:rFonts w:ascii="Cambria Math" w:hAnsi="Cambria Math"/>
-                  <w:sz w:val="24"/>
-                  <w:szCs w:val="24"/>
-                </w:rPr>
-                <m:t xml:space="preserve">t</m:t>
-              </m:r>
-            </m:sup>
-          </m:sSup>
+                <m:t xml:space="preserve">u</m:t>
+              </m:r>
+            </m:sub>
+          </m:sSub>
         </m:oMath>
       </m:oMathPara>
-    </w:p>
-    <w:p>
-      <w:pPr>
-        <w:pStyle w:val="FormulaLabel"/>
-      </w:pPr>
-      <w:r>
-        <w:t xml:space="preserve">[식] 납입자수의 현가 (D′)</w:t>
-      </w:r>
     </w:p>
     <w:p>
       <w:pPr>
@@ -4171,6 +4229,98 @@
                   <w:sz w:val="24"/>
                   <w:szCs w:val="24"/>
                 </w:rPr>
+                <m:t xml:space="preserve">N′</m:t>
+              </m:r>
+            </m:e>
+            <m:sub>
+              <m:r>
+                <w:rPr>
+                  <w:rFonts w:ascii="Cambria Math" w:hAnsi="Cambria Math"/>
+                  <w:sz w:val="24"/>
+                  <w:szCs w:val="24"/>
+                </w:rPr>
+                <m:t xml:space="preserve">x</m:t>
+              </m:r>
+              <m:r>
+                <w:rPr>
+                  <w:rFonts w:ascii="Cambria Math" w:hAnsi="Cambria Math"/>
+                  <w:sz w:val="24"/>
+                  <w:szCs w:val="24"/>
+                </w:rPr>
+                <m:t xml:space="preserve">+</m:t>
+              </m:r>
+              <m:r>
+                <w:rPr>
+                  <w:rFonts w:ascii="Cambria Math" w:hAnsi="Cambria Math"/>
+                  <w:sz w:val="24"/>
+                  <w:szCs w:val="24"/>
+                </w:rPr>
+                <m:t xml:space="preserve">t</m:t>
+              </m:r>
+            </m:sub>
+          </m:sSub>
+          <m:r>
+            <w:rPr>
+              <w:rFonts w:ascii="Cambria Math" w:hAnsi="Cambria Math"/>
+              <w:sz w:val="24"/>
+              <w:szCs w:val="24"/>
+            </w:rPr>
+            <m:t xml:space="preserve"> = </m:t>
+          </m:r>
+          <m:sSub>
+            <m:e>
+              <m:r>
+                <w:rPr>
+                  <w:rFonts w:ascii="Cambria Math" w:hAnsi="Cambria Math"/>
+                  <w:sz w:val="24"/>
+                  <w:szCs w:val="24"/>
+                </w:rPr>
+                <m:t xml:space="preserve">Σ</m:t>
+              </m:r>
+            </m:e>
+            <m:sub>
+              <m:r>
+                <w:rPr>
+                  <w:rFonts w:ascii="Cambria Math" w:hAnsi="Cambria Math"/>
+                  <w:sz w:val="24"/>
+                  <w:szCs w:val="24"/>
+                </w:rPr>
+                <m:t xml:space="preserve">u</m:t>
+              </m:r>
+              <m:r>
+                <w:rPr>
+                  <w:rFonts w:ascii="Cambria Math" w:hAnsi="Cambria Math"/>
+                  <w:sz w:val="24"/>
+                  <w:szCs w:val="24"/>
+                </w:rPr>
+                <m:t xml:space="preserve">≥</m:t>
+              </m:r>
+              <m:r>
+                <w:rPr>
+                  <w:rFonts w:ascii="Cambria Math" w:hAnsi="Cambria Math"/>
+                  <w:sz w:val="24"/>
+                  <w:szCs w:val="24"/>
+                </w:rPr>
+                <m:t xml:space="preserve">t</m:t>
+              </m:r>
+            </m:sub>
+          </m:sSub>
+          <m:r>
+            <w:rPr>
+              <w:rFonts w:ascii="Cambria Math" w:hAnsi="Cambria Math"/>
+              <w:sz w:val="24"/>
+              <w:szCs w:val="24"/>
+            </w:rPr>
+            <m:t xml:space="preserve"> </m:t>
+          </m:r>
+          <m:sSub>
+            <m:e>
+              <m:r>
+                <w:rPr>
+                  <w:rFonts w:ascii="Cambria Math" w:hAnsi="Cambria Math"/>
+                  <w:sz w:val="24"/>
+                  <w:szCs w:val="24"/>
+                </w:rPr>
                 <m:t xml:space="preserve">D′</m:t>
               </m:r>
             </m:e>
@@ -4197,86 +4347,10 @@
                   <w:sz w:val="24"/>
                   <w:szCs w:val="24"/>
                 </w:rPr>
-                <m:t xml:space="preserve">t</m:t>
-              </m:r>
-            </m:sub>
-          </m:sSub>
-          <m:r>
-            <w:rPr>
-              <w:rFonts w:ascii="Cambria Math" w:hAnsi="Cambria Math"/>
-              <w:sz w:val="24"/>
-              <w:szCs w:val="24"/>
-            </w:rPr>
-            <m:t xml:space="preserve"> = </m:t>
-          </m:r>
-          <m:sSub>
-            <m:e>
-              <m:r>
-                <w:rPr>
-                  <w:rFonts w:ascii="Cambria Math" w:hAnsi="Cambria Math"/>
-                  <w:sz w:val="24"/>
-                  <w:szCs w:val="24"/>
-                </w:rPr>
-                <m:t xml:space="preserve">l′</m:t>
-              </m:r>
-            </m:e>
-            <m:sub>
-              <m:r>
-                <w:rPr>
-                  <w:rFonts w:ascii="Cambria Math" w:hAnsi="Cambria Math"/>
-                  <w:sz w:val="24"/>
-                  <w:szCs w:val="24"/>
-                </w:rPr>
-                <m:t xml:space="preserve">x</m:t>
-              </m:r>
-              <m:r>
-                <w:rPr>
-                  <w:rFonts w:ascii="Cambria Math" w:hAnsi="Cambria Math"/>
-                  <w:sz w:val="24"/>
-                  <w:szCs w:val="24"/>
-                </w:rPr>
-                <m:t xml:space="preserve">+</m:t>
-              </m:r>
-              <m:r>
-                <w:rPr>
-                  <w:rFonts w:ascii="Cambria Math" w:hAnsi="Cambria Math"/>
-                  <w:sz w:val="24"/>
-                  <w:szCs w:val="24"/>
-                </w:rPr>
-                <m:t xml:space="preserve">t</m:t>
-              </m:r>
-            </m:sub>
-          </m:sSub>
-          <m:r>
-            <w:rPr>
-              <w:rFonts w:ascii="Cambria Math" w:hAnsi="Cambria Math"/>
-              <w:sz w:val="24"/>
-              <w:szCs w:val="24"/>
-            </w:rPr>
-            <m:t xml:space="preserve">·</m:t>
-          </m:r>
-          <m:sSup>
-            <m:e>
-              <m:r>
-                <w:rPr>
-                  <w:rFonts w:ascii="Cambria Math" w:hAnsi="Cambria Math"/>
-                  <w:sz w:val="24"/>
-                  <w:szCs w:val="24"/>
-                </w:rPr>
-                <m:t xml:space="preserve">v</m:t>
-              </m:r>
-            </m:e>
-            <m:sup>
-              <m:r>
-                <w:rPr>
-                  <w:rFonts w:ascii="Cambria Math" w:hAnsi="Cambria Math"/>
-                  <w:sz w:val="24"/>
-                  <w:szCs w:val="24"/>
-                </w:rPr>
-                <m:t xml:space="preserve">t</m:t>
-              </m:r>
-            </m:sup>
-          </m:sSup>
+                <m:t xml:space="preserve">u</m:t>
+              </m:r>
+            </m:sub>
+          </m:sSub>
         </m:oMath>
       </m:oMathPara>
     </w:p>
@@ -4285,7 +4359,7 @@
         <w:pStyle w:val="FormulaLabel"/>
       </w:pPr>
       <w:r>
-        <w:t xml:space="preserve">[식] 급부 발생자의 현가 (C)</w:t>
+        <w:t xml:space="preserve">[식] 연납 환산 납입기수 (N*)</w:t>
       </w:r>
     </w:p>
     <w:p>
@@ -4297,15 +4371,47 @@
           <m:jc m:val="left"/>
         </m:oMathParaPr>
         <m:oMath>
-          <m:sSub>
-            <m:e>
-              <m:r>
-                <w:rPr>
-                  <w:rFonts w:ascii="Cambria Math" w:hAnsi="Cambria Math"/>
-                  <w:sz w:val="24"/>
-                  <w:szCs w:val="24"/>
-                </w:rPr>
-                <m:t xml:space="preserve">C</m:t>
+          <m:r>
+            <w:rPr>
+              <w:rFonts w:ascii="Cambria Math" w:hAnsi="Cambria Math"/>
+              <w:sz w:val="24"/>
+              <w:szCs w:val="24"/>
+            </w:rPr>
+            <m:t xml:space="preserve">N*</m:t>
+          </m:r>
+          <m:r>
+            <w:rPr>
+              <w:rFonts w:ascii="Cambria Math" w:hAnsi="Cambria Math"/>
+              <w:sz w:val="24"/>
+              <w:szCs w:val="24"/>
+            </w:rPr>
+            <m:t xml:space="preserve"> = </m:t>
+          </m:r>
+          <m:r>
+            <w:rPr>
+              <w:rFonts w:ascii="Cambria Math" w:hAnsi="Cambria Math"/>
+              <w:sz w:val="24"/>
+              <w:szCs w:val="24"/>
+            </w:rPr>
+            <m:t xml:space="preserve">k</m:t>
+          </m:r>
+          <m:r>
+            <w:rPr>
+              <w:rFonts w:ascii="Cambria Math" w:hAnsi="Cambria Math"/>
+              <w:sz w:val="24"/>
+              <w:szCs w:val="24"/>
+            </w:rPr>
+            <m:t xml:space="preserve"> · [ ( </m:t>
+          </m:r>
+          <m:sSub>
+            <m:e>
+              <m:r>
+                <w:rPr>
+                  <w:rFonts w:ascii="Cambria Math" w:hAnsi="Cambria Math"/>
+                  <w:sz w:val="24"/>
+                  <w:szCs w:val="24"/>
+                </w:rPr>
+                <m:t xml:space="preserve">N′</m:t>
               </m:r>
             </m:e>
             <m:sub>
@@ -4317,6 +4423,36 @@
                 </w:rPr>
                 <m:t xml:space="preserve">x</m:t>
               </m:r>
+            </m:sub>
+          </m:sSub>
+          <m:r>
+            <w:rPr>
+              <w:rFonts w:ascii="Cambria Math" w:hAnsi="Cambria Math"/>
+              <w:sz w:val="24"/>
+              <w:szCs w:val="24"/>
+            </w:rPr>
+            <m:t xml:space="preserve"> − </m:t>
+          </m:r>
+          <m:sSub>
+            <m:e>
+              <m:r>
+                <w:rPr>
+                  <w:rFonts w:ascii="Cambria Math" w:hAnsi="Cambria Math"/>
+                  <w:sz w:val="24"/>
+                  <w:szCs w:val="24"/>
+                </w:rPr>
+                <m:t xml:space="preserve">N′</m:t>
+              </m:r>
+            </m:e>
+            <m:sub>
+              <m:r>
+                <w:rPr>
+                  <w:rFonts w:ascii="Cambria Math" w:hAnsi="Cambria Math"/>
+                  <w:sz w:val="24"/>
+                  <w:szCs w:val="24"/>
+                </w:rPr>
+                <m:t xml:space="preserve">x</m:t>
+              </m:r>
               <m:r>
                 <w:rPr>
                   <w:rFonts w:ascii="Cambria Math" w:hAnsi="Cambria Math"/>
@@ -4331,236 +4467,20 @@
                   <w:sz w:val="24"/>
                   <w:szCs w:val="24"/>
                 </w:rPr>
-                <m:t xml:space="preserve">t</m:t>
-              </m:r>
-            </m:sub>
-          </m:sSub>
-          <m:r>
-            <w:rPr>
-              <w:rFonts w:ascii="Cambria Math" w:hAnsi="Cambria Math"/>
-              <w:sz w:val="24"/>
-              <w:szCs w:val="24"/>
-            </w:rPr>
-            <m:t xml:space="preserve"> = </m:t>
-          </m:r>
-          <m:sSub>
-            <m:e>
-              <m:r>
-                <w:rPr>
-                  <w:rFonts w:ascii="Cambria Math" w:hAnsi="Cambria Math"/>
-                  <w:sz w:val="24"/>
-                  <w:szCs w:val="24"/>
-                </w:rPr>
-                <m:t xml:space="preserve">l</m:t>
-              </m:r>
-            </m:e>
-            <m:sub>
-              <m:r>
-                <w:rPr>
-                  <w:rFonts w:ascii="Cambria Math" w:hAnsi="Cambria Math"/>
-                  <w:sz w:val="24"/>
-                  <w:szCs w:val="24"/>
-                </w:rPr>
-                <m:t xml:space="preserve">x</m:t>
-              </m:r>
-              <m:r>
-                <w:rPr>
-                  <w:rFonts w:ascii="Cambria Math" w:hAnsi="Cambria Math"/>
-                  <w:sz w:val="24"/>
-                  <w:szCs w:val="24"/>
-                </w:rPr>
-                <m:t xml:space="preserve">+</m:t>
-              </m:r>
-              <m:r>
-                <w:rPr>
-                  <w:rFonts w:ascii="Cambria Math" w:hAnsi="Cambria Math"/>
-                  <w:sz w:val="24"/>
-                  <w:szCs w:val="24"/>
-                </w:rPr>
-                <m:t xml:space="preserve">t</m:t>
-              </m:r>
-            </m:sub>
-          </m:sSub>
-          <m:r>
-            <w:rPr>
-              <w:rFonts w:ascii="Cambria Math" w:hAnsi="Cambria Math"/>
-              <w:sz w:val="24"/>
-              <w:szCs w:val="24"/>
-            </w:rPr>
-            <m:t xml:space="preserve">·</m:t>
-          </m:r>
-          <m:sSub>
-            <m:e>
-              <m:r>
-                <w:rPr>
-                  <w:rFonts w:ascii="Cambria Math" w:hAnsi="Cambria Math"/>
-                  <w:sz w:val="24"/>
-                  <w:szCs w:val="24"/>
-                </w:rPr>
-                <m:t xml:space="preserve">g</m:t>
-              </m:r>
-            </m:e>
-            <m:sub>
-              <m:r>
-                <w:rPr>
-                  <w:rFonts w:ascii="Cambria Math" w:hAnsi="Cambria Math"/>
-                  <w:sz w:val="24"/>
-                  <w:szCs w:val="24"/>
-                </w:rPr>
-                <m:t xml:space="preserve">x</m:t>
-              </m:r>
-              <m:r>
-                <w:rPr>
-                  <w:rFonts w:ascii="Cambria Math" w:hAnsi="Cambria Math"/>
-                  <w:sz w:val="24"/>
-                  <w:szCs w:val="24"/>
-                </w:rPr>
-                <m:t xml:space="preserve">+</m:t>
-              </m:r>
-              <m:r>
-                <w:rPr>
-                  <w:rFonts w:ascii="Cambria Math" w:hAnsi="Cambria Math"/>
-                  <w:sz w:val="24"/>
-                  <w:szCs w:val="24"/>
-                </w:rPr>
-                <m:t xml:space="preserve">t</m:t>
-              </m:r>
-            </m:sub>
-          </m:sSub>
-          <m:r>
-            <w:rPr>
-              <w:rFonts w:ascii="Cambria Math" w:hAnsi="Cambria Math"/>
-              <w:sz w:val="24"/>
-              <w:szCs w:val="24"/>
-            </w:rPr>
-            <m:t xml:space="preserve">·( </m:t>
-          </m:r>
-          <m:r>
-            <w:rPr>
-              <w:rFonts w:ascii="Cambria Math" w:hAnsi="Cambria Math"/>
-              <w:sz w:val="24"/>
-              <w:szCs w:val="24"/>
-            </w:rPr>
-            <m:t xml:space="preserve">1</m:t>
-          </m:r>
-          <m:r>
-            <w:rPr>
-              <w:rFonts w:ascii="Cambria Math" w:hAnsi="Cambria Math"/>
-              <w:sz w:val="24"/>
-              <w:szCs w:val="24"/>
-            </w:rPr>
-            <m:t xml:space="preserve"> − </m:t>
-          </m:r>
-          <m:sSub>
-            <m:e>
-              <m:r>
-                <w:rPr>
-                  <w:rFonts w:ascii="Cambria Math" w:hAnsi="Cambria Math"/>
-                  <w:sz w:val="24"/>
-                  <w:szCs w:val="24"/>
-                </w:rPr>
-                <m:t xml:space="preserve">w</m:t>
-              </m:r>
-            </m:e>
-            <m:sub>
-              <m:r>
-                <w:rPr>
-                  <w:rFonts w:ascii="Cambria Math" w:hAnsi="Cambria Math"/>
-                  <w:sz w:val="24"/>
-                  <w:szCs w:val="24"/>
-                </w:rPr>
-                <m:t xml:space="preserve">x</m:t>
-              </m:r>
-              <m:r>
-                <w:rPr>
-                  <w:rFonts w:ascii="Cambria Math" w:hAnsi="Cambria Math"/>
-                  <w:sz w:val="24"/>
-                  <w:szCs w:val="24"/>
-                </w:rPr>
-                <m:t xml:space="preserve">+</m:t>
-              </m:r>
-              <m:r>
-                <w:rPr>
-                  <w:rFonts w:ascii="Cambria Math" w:hAnsi="Cambria Math"/>
-                  <w:sz w:val="24"/>
-                  <w:szCs w:val="24"/>
-                </w:rPr>
-                <m:t xml:space="preserve">t</m:t>
-              </m:r>
-            </m:sub>
-          </m:sSub>
-          <m:r>
-            <w:rPr>
-              <w:rFonts w:ascii="Cambria Math" w:hAnsi="Cambria Math"/>
-              <w:sz w:val="24"/>
-              <w:szCs w:val="24"/>
-            </w:rPr>
-            <m:t xml:space="preserve">/</m:t>
-          </m:r>
-          <m:r>
-            <w:rPr>
-              <w:rFonts w:ascii="Cambria Math" w:hAnsi="Cambria Math"/>
-              <w:sz w:val="24"/>
-              <w:szCs w:val="24"/>
-            </w:rPr>
-            <m:t xml:space="preserve">2</m:t>
-          </m:r>
-          <m:r>
-            <w:rPr>
-              <w:rFonts w:ascii="Cambria Math" w:hAnsi="Cambria Math"/>
-              <w:sz w:val="24"/>
-              <w:szCs w:val="24"/>
-            </w:rPr>
-            <m:t xml:space="preserve"> )·</m:t>
-          </m:r>
-          <m:sSup>
-            <m:e>
-              <m:r>
-                <w:rPr>
-                  <w:rFonts w:ascii="Cambria Math" w:hAnsi="Cambria Math"/>
-                  <w:sz w:val="24"/>
-                  <w:szCs w:val="24"/>
-                </w:rPr>
-                <m:t xml:space="preserve">v</m:t>
-              </m:r>
-            </m:e>
-            <m:sup>
-              <m:r>
-                <w:rPr>
-                  <w:rFonts w:ascii="Cambria Math" w:hAnsi="Cambria Math"/>
-                  <w:sz w:val="24"/>
-                  <w:szCs w:val="24"/>
-                </w:rPr>
-                <m:t xml:space="preserve">t</m:t>
-              </m:r>
-              <m:r>
-                <w:rPr>
-                  <w:rFonts w:ascii="Cambria Math" w:hAnsi="Cambria Math"/>
-                  <w:sz w:val="24"/>
-                  <w:szCs w:val="24"/>
-                </w:rPr>
-                <m:t xml:space="preserve">+½</m:t>
-              </m:r>
-            </m:sup>
-          </m:sSup>
+                <m:t xml:space="preserve">m</m:t>
+              </m:r>
+            </m:sub>
+          </m:sSub>
+          <m:r>
+            <w:rPr>
+              <w:rFonts w:ascii="Cambria Math" w:hAnsi="Cambria Math"/>
+              <w:sz w:val="24"/>
+              <w:szCs w:val="24"/>
+            </w:rPr>
+            <m:t xml:space="preserve"> )</m:t>
+          </m:r>
         </m:oMath>
       </m:oMathPara>
-    </w:p>
-    <w:p>
-      <w:pPr>
-        <w:pStyle w:val="Note"/>
-      </w:pPr>
-      <w:r>
-        <w:t xml:space="preserve">※ g 는 담보별 식의 급부 발생률이다(사망형은 탈퇴율, 진단형은 그 발생률, 일당형은 연간 기대 지급일수). 급부는 연도 중앙에 발생한다고 본다. Q·(1 − w/2) + w = Q + w − Q·w/2 이므로 급부와 해지로 줄어드는 인원의 합이 유지자수 감소분과 정확히 같다.</w:t>
-      </w:r>
-    </w:p>
-    <w:p>
-      <w:pPr>
-        <w:pStyle w:val="FormulaLabel"/>
-      </w:pPr>
-      <w:r>
-        <w:t xml:space="preserve">[식] 해지자의 현가 (W)</w:t>
-      </w:r>
     </w:p>
     <w:p>
       <w:pPr>
@@ -4571,15 +4491,87 @@
           <m:jc m:val="left"/>
         </m:oMathParaPr>
         <m:oMath>
-          <m:sSub>
-            <m:e>
-              <m:r>
-                <w:rPr>
-                  <w:rFonts w:ascii="Cambria Math" w:hAnsi="Cambria Math"/>
-                  <w:sz w:val="24"/>
-                  <w:szCs w:val="24"/>
-                </w:rPr>
-                <m:t xml:space="preserve">W</m:t>
+          <m:r>
+            <w:rPr>
+              <w:rFonts w:ascii="Cambria Math" w:hAnsi="Cambria Math"/>
+              <w:sz w:val="24"/>
+              <w:szCs w:val="24"/>
+            </w:rPr>
+            <m:t xml:space="preserve">− ( </m:t>
+          </m:r>
+          <m:r>
+            <w:rPr>
+              <w:rFonts w:ascii="Cambria Math" w:hAnsi="Cambria Math"/>
+              <w:sz w:val="24"/>
+              <w:szCs w:val="24"/>
+            </w:rPr>
+            <m:t xml:space="preserve">k</m:t>
+          </m:r>
+          <m:r>
+            <w:rPr>
+              <w:rFonts w:ascii="Cambria Math" w:hAnsi="Cambria Math"/>
+              <w:sz w:val="24"/>
+              <w:szCs w:val="24"/>
+            </w:rPr>
+            <m:t xml:space="preserve">−</m:t>
+          </m:r>
+          <m:r>
+            <w:rPr>
+              <w:rFonts w:ascii="Cambria Math" w:hAnsi="Cambria Math"/>
+              <w:sz w:val="24"/>
+              <w:szCs w:val="24"/>
+            </w:rPr>
+            <m:t xml:space="preserve">1</m:t>
+          </m:r>
+          <m:r>
+            <w:rPr>
+              <w:rFonts w:ascii="Cambria Math" w:hAnsi="Cambria Math"/>
+              <w:sz w:val="24"/>
+              <w:szCs w:val="24"/>
+            </w:rPr>
+            <m:t xml:space="preserve"> )/( </m:t>
+          </m:r>
+          <m:r>
+            <w:rPr>
+              <w:rFonts w:ascii="Cambria Math" w:hAnsi="Cambria Math"/>
+              <w:sz w:val="24"/>
+              <w:szCs w:val="24"/>
+            </w:rPr>
+            <m:t xml:space="preserve">2</m:t>
+          </m:r>
+          <m:r>
+            <w:rPr>
+              <w:rFonts w:ascii="Cambria Math" w:hAnsi="Cambria Math"/>
+              <w:sz w:val="24"/>
+              <w:szCs w:val="24"/>
+            </w:rPr>
+            <m:t xml:space="preserve">·</m:t>
+          </m:r>
+          <m:r>
+            <w:rPr>
+              <w:rFonts w:ascii="Cambria Math" w:hAnsi="Cambria Math"/>
+              <w:sz w:val="24"/>
+              <w:szCs w:val="24"/>
+            </w:rPr>
+            <m:t xml:space="preserve">k</m:t>
+          </m:r>
+          <m:r>
+            <w:rPr>
+              <w:rFonts w:ascii="Cambria Math" w:hAnsi="Cambria Math"/>
+              <w:sz w:val="24"/>
+              <w:szCs w:val="24"/>
+            </w:rPr>
+            <m:t xml:space="preserve"> )·( </m:t>
+          </m:r>
+          <m:sSub>
+            <m:e>
+              <m:r>
+                <w:rPr>
+                  <w:rFonts w:ascii="Cambria Math" w:hAnsi="Cambria Math"/>
+                  <w:sz w:val="24"/>
+                  <w:szCs w:val="24"/>
+                </w:rPr>
+                <m:t xml:space="preserve">D′</m:t>
               </m:r>
             </m:e>
             <m:sub>
@@ -4591,6 +4583,36 @@
                 </w:rPr>
                 <m:t xml:space="preserve">x</m:t>
               </m:r>
+            </m:sub>
+          </m:sSub>
+          <m:r>
+            <w:rPr>
+              <w:rFonts w:ascii="Cambria Math" w:hAnsi="Cambria Math"/>
+              <w:sz w:val="24"/>
+              <w:szCs w:val="24"/>
+            </w:rPr>
+            <m:t xml:space="preserve"> − </m:t>
+          </m:r>
+          <m:sSub>
+            <m:e>
+              <m:r>
+                <w:rPr>
+                  <w:rFonts w:ascii="Cambria Math" w:hAnsi="Cambria Math"/>
+                  <w:sz w:val="24"/>
+                  <w:szCs w:val="24"/>
+                </w:rPr>
+                <m:t xml:space="preserve">D′</m:t>
+              </m:r>
+            </m:e>
+            <m:sub>
+              <m:r>
+                <w:rPr>
+                  <w:rFonts w:ascii="Cambria Math" w:hAnsi="Cambria Math"/>
+                  <w:sz w:val="24"/>
+                  <w:szCs w:val="24"/>
+                </w:rPr>
+                <m:t xml:space="preserve">x</m:t>
+              </m:r>
               <m:r>
                 <w:rPr>
                   <w:rFonts w:ascii="Cambria Math" w:hAnsi="Cambria Math"/>
@@ -4605,149 +4627,43 @@
                   <w:sz w:val="24"/>
                   <w:szCs w:val="24"/>
                 </w:rPr>
-                <m:t xml:space="preserve">t</m:t>
-              </m:r>
-            </m:sub>
-          </m:sSub>
-          <m:r>
-            <w:rPr>
-              <w:rFonts w:ascii="Cambria Math" w:hAnsi="Cambria Math"/>
-              <w:sz w:val="24"/>
-              <w:szCs w:val="24"/>
-            </w:rPr>
-            <m:t xml:space="preserve"> = </m:t>
-          </m:r>
-          <m:sSub>
-            <m:e>
-              <m:r>
-                <w:rPr>
-                  <w:rFonts w:ascii="Cambria Math" w:hAnsi="Cambria Math"/>
-                  <w:sz w:val="24"/>
-                  <w:szCs w:val="24"/>
-                </w:rPr>
-                <m:t xml:space="preserve">l</m:t>
-              </m:r>
-            </m:e>
-            <m:sub>
-              <m:r>
-                <w:rPr>
-                  <w:rFonts w:ascii="Cambria Math" w:hAnsi="Cambria Math"/>
-                  <w:sz w:val="24"/>
-                  <w:szCs w:val="24"/>
-                </w:rPr>
-                <m:t xml:space="preserve">x</m:t>
-              </m:r>
-              <m:r>
-                <w:rPr>
-                  <w:rFonts w:ascii="Cambria Math" w:hAnsi="Cambria Math"/>
-                  <w:sz w:val="24"/>
-                  <w:szCs w:val="24"/>
-                </w:rPr>
-                <m:t xml:space="preserve">+</m:t>
-              </m:r>
-              <m:r>
-                <w:rPr>
-                  <w:rFonts w:ascii="Cambria Math" w:hAnsi="Cambria Math"/>
-                  <w:sz w:val="24"/>
-                  <w:szCs w:val="24"/>
-                </w:rPr>
-                <m:t xml:space="preserve">t</m:t>
-              </m:r>
-            </m:sub>
-          </m:sSub>
-          <m:r>
-            <w:rPr>
-              <w:rFonts w:ascii="Cambria Math" w:hAnsi="Cambria Math"/>
-              <w:sz w:val="24"/>
-              <w:szCs w:val="24"/>
-            </w:rPr>
-            <m:t xml:space="preserve">·</m:t>
-          </m:r>
-          <m:sSub>
-            <m:e>
-              <m:r>
-                <w:rPr>
-                  <w:rFonts w:ascii="Cambria Math" w:hAnsi="Cambria Math"/>
-                  <w:sz w:val="24"/>
-                  <w:szCs w:val="24"/>
-                </w:rPr>
-                <m:t xml:space="preserve">w</m:t>
-              </m:r>
-            </m:e>
-            <m:sub>
-              <m:r>
-                <w:rPr>
-                  <w:rFonts w:ascii="Cambria Math" w:hAnsi="Cambria Math"/>
-                  <w:sz w:val="24"/>
-                  <w:szCs w:val="24"/>
-                </w:rPr>
-                <m:t xml:space="preserve">x</m:t>
-              </m:r>
-              <m:r>
-                <w:rPr>
-                  <w:rFonts w:ascii="Cambria Math" w:hAnsi="Cambria Math"/>
-                  <w:sz w:val="24"/>
-                  <w:szCs w:val="24"/>
-                </w:rPr>
-                <m:t xml:space="preserve">+</m:t>
-              </m:r>
-              <m:r>
-                <w:rPr>
-                  <w:rFonts w:ascii="Cambria Math" w:hAnsi="Cambria Math"/>
-                  <w:sz w:val="24"/>
-                  <w:szCs w:val="24"/>
-                </w:rPr>
-                <m:t xml:space="preserve">t</m:t>
-              </m:r>
-            </m:sub>
-          </m:sSub>
-          <m:r>
-            <w:rPr>
-              <w:rFonts w:ascii="Cambria Math" w:hAnsi="Cambria Math"/>
-              <w:sz w:val="24"/>
-              <w:szCs w:val="24"/>
-            </w:rPr>
-            <m:t xml:space="preserve">·</m:t>
-          </m:r>
-          <m:sSup>
-            <m:e>
-              <m:r>
-                <w:rPr>
-                  <w:rFonts w:ascii="Cambria Math" w:hAnsi="Cambria Math"/>
-                  <w:sz w:val="24"/>
-                  <w:szCs w:val="24"/>
-                </w:rPr>
-                <m:t xml:space="preserve">v</m:t>
-              </m:r>
-            </m:e>
-            <m:sup>
-              <m:r>
-                <w:rPr>
-                  <w:rFonts w:ascii="Cambria Math" w:hAnsi="Cambria Math"/>
-                  <w:sz w:val="24"/>
-                  <w:szCs w:val="24"/>
-                </w:rPr>
-                <m:t xml:space="preserve">t</m:t>
-              </m:r>
-              <m:r>
-                <w:rPr>
-                  <w:rFonts w:ascii="Cambria Math" w:hAnsi="Cambria Math"/>
-                  <w:sz w:val="24"/>
-                  <w:szCs w:val="24"/>
-                </w:rPr>
-                <m:t xml:space="preserve">+½</m:t>
-              </m:r>
-            </m:sup>
-          </m:sSup>
+                <m:t xml:space="preserve">m</m:t>
+              </m:r>
+            </m:sub>
+          </m:sSub>
+          <m:r>
+            <w:rPr>
+              <w:rFonts w:ascii="Cambria Math" w:hAnsi="Cambria Math"/>
+              <w:sz w:val="24"/>
+              <w:szCs w:val="24"/>
+            </w:rPr>
+            <m:t xml:space="preserve"> ) ]</m:t>
+          </m:r>
         </m:oMath>
       </m:oMathPara>
     </w:p>
     <w:p>
       <w:pPr>
+        <w:pStyle w:val="Note"/>
+      </w:pPr>
+      <w:r>
+        <w:t xml:space="preserve">※ k 는 납입주기별 계수(연납 1, 6개월납 2, 3개월납 4, 월납 12)이다.</w:t>
+      </w:r>
+    </w:p>
+    <w:p>
+      <w:pPr>
+        <w:pStyle w:val="Heading1"/>
+      </w:pPr>
+      <w:r>
+        <w:t xml:space="preserve">6. 보험료의 계산</w:t>
+      </w:r>
+    </w:p>
+    <w:p>
+      <w:pPr>
         <w:pStyle w:val="FormulaLabel"/>
       </w:pPr>
       <w:r>
-        <w:t xml:space="preserve">[식] 유지자수 현가의 누계 (N)</w:t>
+        <w:t xml:space="preserve">[식] 순보험료 (P)</w:t>
       </w:r>
     </w:p>
     <w:p>
@@ -4759,44 +4675,14 @@
           <m:jc m:val="left"/>
         </m:oMathParaPr>
         <m:oMath>
-          <m:sSub>
-            <m:e>
-              <m:r>
-                <w:rPr>
-                  <w:rFonts w:ascii="Cambria Math" w:hAnsi="Cambria Math"/>
-                  <w:sz w:val="24"/>
-                  <w:szCs w:val="24"/>
-                </w:rPr>
-                <m:t xml:space="preserve">N</m:t>
-              </m:r>
-            </m:e>
-            <m:sub>
-              <m:r>
-                <w:rPr>
-                  <w:rFonts w:ascii="Cambria Math" w:hAnsi="Cambria Math"/>
-                  <w:sz w:val="24"/>
-                  <w:szCs w:val="24"/>
-                </w:rPr>
-                <m:t xml:space="preserve">x</m:t>
-              </m:r>
-              <m:r>
-                <w:rPr>
-                  <w:rFonts w:ascii="Cambria Math" w:hAnsi="Cambria Math"/>
-                  <w:sz w:val="24"/>
-                  <w:szCs w:val="24"/>
-                </w:rPr>
-                <m:t xml:space="preserve">+</m:t>
-              </m:r>
-              <m:r>
-                <w:rPr>
-                  <w:rFonts w:ascii="Cambria Math" w:hAnsi="Cambria Math"/>
-                  <w:sz w:val="24"/>
-                  <w:szCs w:val="24"/>
-                </w:rPr>
-                <m:t xml:space="preserve">t</m:t>
-              </m:r>
-            </m:sub>
-          </m:sSub>
+          <m:r>
+            <w:rPr>
+              <w:rFonts w:ascii="Cambria Math" w:hAnsi="Cambria Math"/>
+              <w:sz w:val="24"/>
+              <w:szCs w:val="24"/>
+            </w:rPr>
+            <m:t xml:space="preserve">P</m:t>
+          </m:r>
           <m:r>
             <w:rPr>
               <w:rFonts w:ascii="Cambria Math" w:hAnsi="Cambria Math"/>
@@ -4805,268 +4691,6 @@
             </w:rPr>
             <m:t xml:space="preserve"> = </m:t>
           </m:r>
-          <m:sSub>
-            <m:e>
-              <m:r>
-                <w:rPr>
-                  <w:rFonts w:ascii="Cambria Math" w:hAnsi="Cambria Math"/>
-                  <w:sz w:val="24"/>
-                  <w:szCs w:val="24"/>
-                </w:rPr>
-                <m:t xml:space="preserve">Σ</m:t>
-              </m:r>
-            </m:e>
-            <m:sub>
-              <m:r>
-                <w:rPr>
-                  <w:rFonts w:ascii="Cambria Math" w:hAnsi="Cambria Math"/>
-                  <w:sz w:val="24"/>
-                  <w:szCs w:val="24"/>
-                </w:rPr>
-                <m:t xml:space="preserve">u</m:t>
-              </m:r>
-              <m:r>
-                <w:rPr>
-                  <w:rFonts w:ascii="Cambria Math" w:hAnsi="Cambria Math"/>
-                  <w:sz w:val="24"/>
-                  <w:szCs w:val="24"/>
-                </w:rPr>
-                <m:t xml:space="preserve">≥</m:t>
-              </m:r>
-              <m:r>
-                <w:rPr>
-                  <w:rFonts w:ascii="Cambria Math" w:hAnsi="Cambria Math"/>
-                  <w:sz w:val="24"/>
-                  <w:szCs w:val="24"/>
-                </w:rPr>
-                <m:t xml:space="preserve">t</m:t>
-              </m:r>
-            </m:sub>
-          </m:sSub>
-          <m:r>
-            <w:rPr>
-              <w:rFonts w:ascii="Cambria Math" w:hAnsi="Cambria Math"/>
-              <w:sz w:val="24"/>
-              <w:szCs w:val="24"/>
-            </w:rPr>
-            <m:t xml:space="preserve"> </m:t>
-          </m:r>
-          <m:sSub>
-            <m:e>
-              <m:r>
-                <w:rPr>
-                  <w:rFonts w:ascii="Cambria Math" w:hAnsi="Cambria Math"/>
-                  <w:sz w:val="24"/>
-                  <w:szCs w:val="24"/>
-                </w:rPr>
-                <m:t xml:space="preserve">D</m:t>
-              </m:r>
-            </m:e>
-            <m:sub>
-              <m:r>
-                <w:rPr>
-                  <w:rFonts w:ascii="Cambria Math" w:hAnsi="Cambria Math"/>
-                  <w:sz w:val="24"/>
-                  <w:szCs w:val="24"/>
-                </w:rPr>
-                <m:t xml:space="preserve">x</m:t>
-              </m:r>
-              <m:r>
-                <w:rPr>
-                  <w:rFonts w:ascii="Cambria Math" w:hAnsi="Cambria Math"/>
-                  <w:sz w:val="24"/>
-                  <w:szCs w:val="24"/>
-                </w:rPr>
-                <m:t xml:space="preserve">+</m:t>
-              </m:r>
-              <m:r>
-                <w:rPr>
-                  <w:rFonts w:ascii="Cambria Math" w:hAnsi="Cambria Math"/>
-                  <w:sz w:val="24"/>
-                  <w:szCs w:val="24"/>
-                </w:rPr>
-                <m:t xml:space="preserve">u</m:t>
-              </m:r>
-            </m:sub>
-          </m:sSub>
-        </m:oMath>
-      </m:oMathPara>
-    </w:p>
-    <w:p>
-      <w:pPr>
-        <w:pStyle w:val="FormulaLabel"/>
-      </w:pPr>
-      <w:r>
-        <w:t xml:space="preserve">[식] 납입자수 현가의 누계 (N′)</w:t>
-      </w:r>
-    </w:p>
-    <w:p>
-      <w:pPr>
-        <w:pStyle w:val="Formula"/>
-      </w:pPr>
-      <m:oMathPara>
-        <m:oMathParaPr>
-          <m:jc m:val="left"/>
-        </m:oMathParaPr>
-        <m:oMath>
-          <m:sSub>
-            <m:e>
-              <m:r>
-                <w:rPr>
-                  <w:rFonts w:ascii="Cambria Math" w:hAnsi="Cambria Math"/>
-                  <w:sz w:val="24"/>
-                  <w:szCs w:val="24"/>
-                </w:rPr>
-                <m:t xml:space="preserve">N′</m:t>
-              </m:r>
-            </m:e>
-            <m:sub>
-              <m:r>
-                <w:rPr>
-                  <w:rFonts w:ascii="Cambria Math" w:hAnsi="Cambria Math"/>
-                  <w:sz w:val="24"/>
-                  <w:szCs w:val="24"/>
-                </w:rPr>
-                <m:t xml:space="preserve">x</m:t>
-              </m:r>
-              <m:r>
-                <w:rPr>
-                  <w:rFonts w:ascii="Cambria Math" w:hAnsi="Cambria Math"/>
-                  <w:sz w:val="24"/>
-                  <w:szCs w:val="24"/>
-                </w:rPr>
-                <m:t xml:space="preserve">+</m:t>
-              </m:r>
-              <m:r>
-                <w:rPr>
-                  <w:rFonts w:ascii="Cambria Math" w:hAnsi="Cambria Math"/>
-                  <w:sz w:val="24"/>
-                  <w:szCs w:val="24"/>
-                </w:rPr>
-                <m:t xml:space="preserve">t</m:t>
-              </m:r>
-            </m:sub>
-          </m:sSub>
-          <m:r>
-            <w:rPr>
-              <w:rFonts w:ascii="Cambria Math" w:hAnsi="Cambria Math"/>
-              <w:sz w:val="24"/>
-              <w:szCs w:val="24"/>
-            </w:rPr>
-            <m:t xml:space="preserve"> = </m:t>
-          </m:r>
-          <m:sSub>
-            <m:e>
-              <m:r>
-                <w:rPr>
-                  <w:rFonts w:ascii="Cambria Math" w:hAnsi="Cambria Math"/>
-                  <w:sz w:val="24"/>
-                  <w:szCs w:val="24"/>
-                </w:rPr>
-                <m:t xml:space="preserve">Σ</m:t>
-              </m:r>
-            </m:e>
-            <m:sub>
-              <m:r>
-                <w:rPr>
-                  <w:rFonts w:ascii="Cambria Math" w:hAnsi="Cambria Math"/>
-                  <w:sz w:val="24"/>
-                  <w:szCs w:val="24"/>
-                </w:rPr>
-                <m:t xml:space="preserve">u</m:t>
-              </m:r>
-              <m:r>
-                <w:rPr>
-                  <w:rFonts w:ascii="Cambria Math" w:hAnsi="Cambria Math"/>
-                  <w:sz w:val="24"/>
-                  <w:szCs w:val="24"/>
-                </w:rPr>
-                <m:t xml:space="preserve">≥</m:t>
-              </m:r>
-              <m:r>
-                <w:rPr>
-                  <w:rFonts w:ascii="Cambria Math" w:hAnsi="Cambria Math"/>
-                  <w:sz w:val="24"/>
-                  <w:szCs w:val="24"/>
-                </w:rPr>
-                <m:t xml:space="preserve">t</m:t>
-              </m:r>
-            </m:sub>
-          </m:sSub>
-          <m:r>
-            <w:rPr>
-              <w:rFonts w:ascii="Cambria Math" w:hAnsi="Cambria Math"/>
-              <w:sz w:val="24"/>
-              <w:szCs w:val="24"/>
-            </w:rPr>
-            <m:t xml:space="preserve"> </m:t>
-          </m:r>
-          <m:sSub>
-            <m:e>
-              <m:r>
-                <w:rPr>
-                  <w:rFonts w:ascii="Cambria Math" w:hAnsi="Cambria Math"/>
-                  <w:sz w:val="24"/>
-                  <w:szCs w:val="24"/>
-                </w:rPr>
-                <m:t xml:space="preserve">D′</m:t>
-              </m:r>
-            </m:e>
-            <m:sub>
-              <m:r>
-                <w:rPr>
-                  <w:rFonts w:ascii="Cambria Math" w:hAnsi="Cambria Math"/>
-                  <w:sz w:val="24"/>
-                  <w:szCs w:val="24"/>
-                </w:rPr>
-                <m:t xml:space="preserve">x</m:t>
-              </m:r>
-              <m:r>
-                <w:rPr>
-                  <w:rFonts w:ascii="Cambria Math" w:hAnsi="Cambria Math"/>
-                  <w:sz w:val="24"/>
-                  <w:szCs w:val="24"/>
-                </w:rPr>
-                <m:t xml:space="preserve">+</m:t>
-              </m:r>
-              <m:r>
-                <w:rPr>
-                  <w:rFonts w:ascii="Cambria Math" w:hAnsi="Cambria Math"/>
-                  <w:sz w:val="24"/>
-                  <w:szCs w:val="24"/>
-                </w:rPr>
-                <m:t xml:space="preserve">u</m:t>
-              </m:r>
-            </m:sub>
-          </m:sSub>
-        </m:oMath>
-      </m:oMathPara>
-    </w:p>
-    <w:p>
-      <w:pPr>
-        <w:pStyle w:val="Heading1"/>
-      </w:pPr>
-      <w:r>
-        <w:t xml:space="preserve">5. 보험료의 계산</w:t>
-      </w:r>
-    </w:p>
-    <w:p>
-      <w:pPr>
-        <w:pStyle w:val="FormulaLabel"/>
-      </w:pPr>
-      <w:r>
-        <w:t xml:space="preserve">[식] 급부 현가 (PVB)</w:t>
-      </w:r>
-    </w:p>
-    <w:p>
-      <w:pPr>
-        <w:pStyle w:val="Formula"/>
-      </w:pPr>
-      <m:oMathPara>
-        <m:oMathParaPr>
-          <m:jc m:val="left"/>
-        </m:oMathParaPr>
-        <m:oMath>
           <m:r>
             <m:rPr>
               <m:nor/>
@@ -5084,280 +4708,16 @@
               <w:sz w:val="24"/>
               <w:szCs w:val="24"/>
             </w:rPr>
-            <m:t xml:space="preserve"> = </m:t>
-          </m:r>
-          <m:sSubSup>
-            <m:e>
-              <m:r>
-                <w:rPr>
-                  <w:rFonts w:ascii="Cambria Math" w:hAnsi="Cambria Math"/>
-                  <w:sz w:val="24"/>
-                  <w:szCs w:val="24"/>
-                </w:rPr>
-                <m:t xml:space="preserve">Σ</m:t>
-              </m:r>
-            </m:e>
-            <m:sub>
-              <m:r>
-                <w:rPr>
-                  <w:rFonts w:ascii="Cambria Math" w:hAnsi="Cambria Math"/>
-                  <w:sz w:val="24"/>
-                  <w:szCs w:val="24"/>
-                </w:rPr>
-                <m:t xml:space="preserve">t</m:t>
-              </m:r>
-              <m:r>
-                <w:rPr>
-                  <w:rFonts w:ascii="Cambria Math" w:hAnsi="Cambria Math"/>
-                  <w:sz w:val="24"/>
-                  <w:szCs w:val="24"/>
-                </w:rPr>
-                <m:t xml:space="preserve">=</m:t>
-              </m:r>
-              <m:r>
-                <w:rPr>
-                  <w:rFonts w:ascii="Cambria Math" w:hAnsi="Cambria Math"/>
-                  <w:sz w:val="24"/>
-                  <w:szCs w:val="24"/>
-                </w:rPr>
-                <m:t xml:space="preserve">0</m:t>
-              </m:r>
-            </m:sub>
-            <m:sup>
-              <m:r>
-                <w:rPr>
-                  <w:rFonts w:ascii="Cambria Math" w:hAnsi="Cambria Math"/>
-                  <w:sz w:val="24"/>
-                  <w:szCs w:val="24"/>
-                </w:rPr>
-                <m:t xml:space="preserve">n</m:t>
-              </m:r>
-              <m:r>
-                <w:rPr>
-                  <w:rFonts w:ascii="Cambria Math" w:hAnsi="Cambria Math"/>
-                  <w:sz w:val="24"/>
-                  <w:szCs w:val="24"/>
-                </w:rPr>
-                <m:t xml:space="preserve">−</m:t>
-              </m:r>
-              <m:r>
-                <w:rPr>
-                  <w:rFonts w:ascii="Cambria Math" w:hAnsi="Cambria Math"/>
-                  <w:sz w:val="24"/>
-                  <w:szCs w:val="24"/>
-                </w:rPr>
-                <m:t xml:space="preserve">1</m:t>
-              </m:r>
-            </m:sup>
-          </m:sSubSup>
-          <m:r>
-            <w:rPr>
-              <w:rFonts w:ascii="Cambria Math" w:hAnsi="Cambria Math"/>
-              <w:sz w:val="24"/>
-              <w:szCs w:val="24"/>
-            </w:rPr>
-            <m:t xml:space="preserve"> </m:t>
-          </m:r>
-          <m:sSub>
-            <m:e>
-              <m:r>
-                <w:rPr>
-                  <w:rFonts w:ascii="Cambria Math" w:hAnsi="Cambria Math"/>
-                  <w:sz w:val="24"/>
-                  <w:szCs w:val="24"/>
-                </w:rPr>
-                <m:t xml:space="preserve">S</m:t>
-              </m:r>
-            </m:e>
-            <m:sub>
-              <m:r>
-                <w:rPr>
-                  <w:rFonts w:ascii="Cambria Math" w:hAnsi="Cambria Math"/>
-                  <w:sz w:val="24"/>
-                  <w:szCs w:val="24"/>
-                </w:rPr>
-                <m:t xml:space="preserve">t</m:t>
-              </m:r>
-            </m:sub>
-          </m:sSub>
-          <m:r>
-            <w:rPr>
-              <w:rFonts w:ascii="Cambria Math" w:hAnsi="Cambria Math"/>
-              <w:sz w:val="24"/>
-              <w:szCs w:val="24"/>
-            </w:rPr>
-            <m:t xml:space="preserve">·</m:t>
-          </m:r>
-          <m:sSub>
-            <m:e>
-              <m:r>
-                <w:rPr>
-                  <w:rFonts w:ascii="Cambria Math" w:hAnsi="Cambria Math"/>
-                  <w:sz w:val="24"/>
-                  <w:szCs w:val="24"/>
-                </w:rPr>
-                <m:t xml:space="preserve">C</m:t>
-              </m:r>
-            </m:e>
-            <m:sub>
-              <m:r>
-                <w:rPr>
-                  <w:rFonts w:ascii="Cambria Math" w:hAnsi="Cambria Math"/>
-                  <w:sz w:val="24"/>
-                  <w:szCs w:val="24"/>
-                </w:rPr>
-                <m:t xml:space="preserve">x</m:t>
-              </m:r>
-              <m:r>
-                <w:rPr>
-                  <w:rFonts w:ascii="Cambria Math" w:hAnsi="Cambria Math"/>
-                  <w:sz w:val="24"/>
-                  <w:szCs w:val="24"/>
-                </w:rPr>
-                <m:t xml:space="preserve">+</m:t>
-              </m:r>
-              <m:r>
-                <w:rPr>
-                  <w:rFonts w:ascii="Cambria Math" w:hAnsi="Cambria Math"/>
-                  <w:sz w:val="24"/>
-                  <w:szCs w:val="24"/>
-                </w:rPr>
-                <m:t xml:space="preserve">t</m:t>
-              </m:r>
-            </m:sub>
-          </m:sSub>
-          <m:r>
-            <w:rPr>
-              <w:rFonts w:ascii="Cambria Math" w:hAnsi="Cambria Math"/>
-              <w:sz w:val="24"/>
-              <w:szCs w:val="24"/>
-            </w:rPr>
-            <m:t xml:space="preserve"> + </m:t>
-          </m:r>
-          <m:sSubSup>
-            <m:e>
-              <m:r>
-                <w:rPr>
-                  <w:rFonts w:ascii="Cambria Math" w:hAnsi="Cambria Math"/>
-                  <w:sz w:val="24"/>
-                  <w:szCs w:val="24"/>
-                </w:rPr>
-                <m:t xml:space="preserve">Σ</m:t>
-              </m:r>
-            </m:e>
-            <m:sub>
-              <m:r>
-                <w:rPr>
-                  <w:rFonts w:ascii="Cambria Math" w:hAnsi="Cambria Math"/>
-                  <w:sz w:val="24"/>
-                  <w:szCs w:val="24"/>
-                </w:rPr>
-                <m:t xml:space="preserve">t</m:t>
-              </m:r>
-              <m:r>
-                <w:rPr>
-                  <w:rFonts w:ascii="Cambria Math" w:hAnsi="Cambria Math"/>
-                  <w:sz w:val="24"/>
-                  <w:szCs w:val="24"/>
-                </w:rPr>
-                <m:t xml:space="preserve">=</m:t>
-              </m:r>
-              <m:r>
-                <w:rPr>
-                  <w:rFonts w:ascii="Cambria Math" w:hAnsi="Cambria Math"/>
-                  <w:sz w:val="24"/>
-                  <w:szCs w:val="24"/>
-                </w:rPr>
-                <m:t xml:space="preserve">0</m:t>
-              </m:r>
-            </m:sub>
-            <m:sup>
-              <m:r>
-                <w:rPr>
-                  <w:rFonts w:ascii="Cambria Math" w:hAnsi="Cambria Math"/>
-                  <w:sz w:val="24"/>
-                  <w:szCs w:val="24"/>
-                </w:rPr>
-                <m:t xml:space="preserve">n</m:t>
-              </m:r>
-            </m:sup>
-          </m:sSubSup>
-          <m:r>
-            <w:rPr>
-              <w:rFonts w:ascii="Cambria Math" w:hAnsi="Cambria Math"/>
-              <w:sz w:val="24"/>
-              <w:szCs w:val="24"/>
-            </w:rPr>
-            <m:t xml:space="preserve"> </m:t>
-          </m:r>
-          <m:sSub>
-            <m:e>
-              <m:r>
-                <w:rPr>
-                  <w:rFonts w:ascii="Cambria Math" w:hAnsi="Cambria Math"/>
-                  <w:sz w:val="24"/>
-                  <w:szCs w:val="24"/>
-                </w:rPr>
-                <m:t xml:space="preserve">C</m:t>
-              </m:r>
-            </m:e>
-            <m:sub>
-              <m:r>
-                <w:rPr>
-                  <w:rFonts w:ascii="Cambria Math" w:hAnsi="Cambria Math"/>
-                  <w:sz w:val="24"/>
-                  <w:szCs w:val="24"/>
-                </w:rPr>
-                <m:t xml:space="preserve">t</m:t>
-              </m:r>
-            </m:sub>
-          </m:sSub>
-          <m:r>
-            <w:rPr>
-              <w:rFonts w:ascii="Cambria Math" w:hAnsi="Cambria Math"/>
-              <w:sz w:val="24"/>
-              <w:szCs w:val="24"/>
-            </w:rPr>
-            <m:t xml:space="preserve">·</m:t>
-          </m:r>
-          <m:sSub>
-            <m:e>
-              <m:r>
-                <w:rPr>
-                  <w:rFonts w:ascii="Cambria Math" w:hAnsi="Cambria Math"/>
-                  <w:sz w:val="24"/>
-                  <w:szCs w:val="24"/>
-                </w:rPr>
-                <m:t xml:space="preserve">D</m:t>
-              </m:r>
-            </m:e>
-            <m:sub>
-              <m:r>
-                <w:rPr>
-                  <w:rFonts w:ascii="Cambria Math" w:hAnsi="Cambria Math"/>
-                  <w:sz w:val="24"/>
-                  <w:szCs w:val="24"/>
-                </w:rPr>
-                <m:t xml:space="preserve">x</m:t>
-              </m:r>
-              <m:r>
-                <w:rPr>
-                  <w:rFonts w:ascii="Cambria Math" w:hAnsi="Cambria Math"/>
-                  <w:sz w:val="24"/>
-                  <w:szCs w:val="24"/>
-                </w:rPr>
-                <m:t xml:space="preserve">+</m:t>
-              </m:r>
-              <m:r>
-                <w:rPr>
-                  <w:rFonts w:ascii="Cambria Math" w:hAnsi="Cambria Math"/>
-                  <w:sz w:val="24"/>
-                  <w:szCs w:val="24"/>
-                </w:rPr>
-                <m:t xml:space="preserve">t</m:t>
-              </m:r>
-            </m:sub>
-          </m:sSub>
+            <m:t xml:space="preserve"> / </m:t>
+          </m:r>
+          <m:r>
+            <w:rPr>
+              <w:rFonts w:ascii="Cambria Math" w:hAnsi="Cambria Math"/>
+              <w:sz w:val="24"/>
+              <w:szCs w:val="24"/>
+            </w:rPr>
+            <m:t xml:space="preserve">N*</m:t>
+          </m:r>
         </m:oMath>
       </m:oMathPara>
     </w:p>
@@ -5366,367 +4726,8 @@
         <w:pStyle w:val="Note"/>
       </w:pPr>
       <w:r>
-        <w:t xml:space="preserve">※ S 는 연도별 보장금액(연령 구간 배수 반영), 생존급부는 그 시점의 유지자수 현가로 곱한다.</w:t>
+        <w:t xml:space="preserve">※ 담보마다 그 담보의 보험금 현가 PVB 와 그 담보가 속한 집단의 N* 로 낸다. 보장금액 1원당이므로 10만원당 보험료는 × 100,000 이다.</w:t>
       </w:r>
-    </w:p>
-    <w:p>
-      <w:pPr>
-        <w:pStyle w:val="FormulaLabel"/>
-      </w:pPr>
-      <w:r>
-        <w:t xml:space="preserve">[식] 연납 환산 납입기수 (N*)</w:t>
-      </w:r>
-    </w:p>
-    <w:p>
-      <w:pPr>
-        <w:pStyle w:val="Formula"/>
-      </w:pPr>
-      <m:oMathPara>
-        <m:oMathParaPr>
-          <m:jc m:val="left"/>
-        </m:oMathParaPr>
-        <m:oMath>
-          <m:r>
-            <w:rPr>
-              <w:rFonts w:ascii="Cambria Math" w:hAnsi="Cambria Math"/>
-              <w:sz w:val="24"/>
-              <w:szCs w:val="24"/>
-            </w:rPr>
-            <m:t xml:space="preserve">N*</m:t>
-          </m:r>
-          <m:r>
-            <w:rPr>
-              <w:rFonts w:ascii="Cambria Math" w:hAnsi="Cambria Math"/>
-              <w:sz w:val="24"/>
-              <w:szCs w:val="24"/>
-            </w:rPr>
-            <m:t xml:space="preserve"> = </m:t>
-          </m:r>
-          <m:r>
-            <w:rPr>
-              <w:rFonts w:ascii="Cambria Math" w:hAnsi="Cambria Math"/>
-              <w:sz w:val="24"/>
-              <w:szCs w:val="24"/>
-            </w:rPr>
-            <m:t xml:space="preserve">k</m:t>
-          </m:r>
-          <m:r>
-            <w:rPr>
-              <w:rFonts w:ascii="Cambria Math" w:hAnsi="Cambria Math"/>
-              <w:sz w:val="24"/>
-              <w:szCs w:val="24"/>
-            </w:rPr>
-            <m:t xml:space="preserve"> · [ ( </m:t>
-          </m:r>
-          <m:sSub>
-            <m:e>
-              <m:r>
-                <w:rPr>
-                  <w:rFonts w:ascii="Cambria Math" w:hAnsi="Cambria Math"/>
-                  <w:sz w:val="24"/>
-                  <w:szCs w:val="24"/>
-                </w:rPr>
-                <m:t xml:space="preserve">N′</m:t>
-              </m:r>
-            </m:e>
-            <m:sub>
-              <m:r>
-                <w:rPr>
-                  <w:rFonts w:ascii="Cambria Math" w:hAnsi="Cambria Math"/>
-                  <w:sz w:val="24"/>
-                  <w:szCs w:val="24"/>
-                </w:rPr>
-                <m:t xml:space="preserve">x</m:t>
-              </m:r>
-            </m:sub>
-          </m:sSub>
-          <m:r>
-            <w:rPr>
-              <w:rFonts w:ascii="Cambria Math" w:hAnsi="Cambria Math"/>
-              <w:sz w:val="24"/>
-              <w:szCs w:val="24"/>
-            </w:rPr>
-            <m:t xml:space="preserve"> − </m:t>
-          </m:r>
-          <m:sSub>
-            <m:e>
-              <m:r>
-                <w:rPr>
-                  <w:rFonts w:ascii="Cambria Math" w:hAnsi="Cambria Math"/>
-                  <w:sz w:val="24"/>
-                  <w:szCs w:val="24"/>
-                </w:rPr>
-                <m:t xml:space="preserve">N′</m:t>
-              </m:r>
-            </m:e>
-            <m:sub>
-              <m:r>
-                <w:rPr>
-                  <w:rFonts w:ascii="Cambria Math" w:hAnsi="Cambria Math"/>
-                  <w:sz w:val="24"/>
-                  <w:szCs w:val="24"/>
-                </w:rPr>
-                <m:t xml:space="preserve">x</m:t>
-              </m:r>
-              <m:r>
-                <w:rPr>
-                  <w:rFonts w:ascii="Cambria Math" w:hAnsi="Cambria Math"/>
-                  <w:sz w:val="24"/>
-                  <w:szCs w:val="24"/>
-                </w:rPr>
-                <m:t xml:space="preserve">+</m:t>
-              </m:r>
-              <m:r>
-                <w:rPr>
-                  <w:rFonts w:ascii="Cambria Math" w:hAnsi="Cambria Math"/>
-                  <w:sz w:val="24"/>
-                  <w:szCs w:val="24"/>
-                </w:rPr>
-                <m:t xml:space="preserve">m</m:t>
-              </m:r>
-            </m:sub>
-          </m:sSub>
-          <m:r>
-            <w:rPr>
-              <w:rFonts w:ascii="Cambria Math" w:hAnsi="Cambria Math"/>
-              <w:sz w:val="24"/>
-              <w:szCs w:val="24"/>
-            </w:rPr>
-            <m:t xml:space="preserve"> )</m:t>
-          </m:r>
-        </m:oMath>
-      </m:oMathPara>
-    </w:p>
-    <w:p>
-      <w:pPr>
-        <w:pStyle w:val="Formula"/>
-      </w:pPr>
-      <m:oMathPara>
-        <m:oMathParaPr>
-          <m:jc m:val="left"/>
-        </m:oMathParaPr>
-        <m:oMath>
-          <m:r>
-            <w:rPr>
-              <w:rFonts w:ascii="Cambria Math" w:hAnsi="Cambria Math"/>
-              <w:sz w:val="24"/>
-              <w:szCs w:val="24"/>
-            </w:rPr>
-            <m:t xml:space="preserve">− ( </m:t>
-          </m:r>
-          <m:r>
-            <w:rPr>
-              <w:rFonts w:ascii="Cambria Math" w:hAnsi="Cambria Math"/>
-              <w:sz w:val="24"/>
-              <w:szCs w:val="24"/>
-            </w:rPr>
-            <m:t xml:space="preserve">k</m:t>
-          </m:r>
-          <m:r>
-            <w:rPr>
-              <w:rFonts w:ascii="Cambria Math" w:hAnsi="Cambria Math"/>
-              <w:sz w:val="24"/>
-              <w:szCs w:val="24"/>
-            </w:rPr>
-            <m:t xml:space="preserve">−</m:t>
-          </m:r>
-          <m:r>
-            <w:rPr>
-              <w:rFonts w:ascii="Cambria Math" w:hAnsi="Cambria Math"/>
-              <w:sz w:val="24"/>
-              <w:szCs w:val="24"/>
-            </w:rPr>
-            <m:t xml:space="preserve">1</m:t>
-          </m:r>
-          <m:r>
-            <w:rPr>
-              <w:rFonts w:ascii="Cambria Math" w:hAnsi="Cambria Math"/>
-              <w:sz w:val="24"/>
-              <w:szCs w:val="24"/>
-            </w:rPr>
-            <m:t xml:space="preserve"> )/( </m:t>
-          </m:r>
-          <m:r>
-            <w:rPr>
-              <w:rFonts w:ascii="Cambria Math" w:hAnsi="Cambria Math"/>
-              <w:sz w:val="24"/>
-              <w:szCs w:val="24"/>
-            </w:rPr>
-            <m:t xml:space="preserve">2</m:t>
-          </m:r>
-          <m:r>
-            <w:rPr>
-              <w:rFonts w:ascii="Cambria Math" w:hAnsi="Cambria Math"/>
-              <w:sz w:val="24"/>
-              <w:szCs w:val="24"/>
-            </w:rPr>
-            <m:t xml:space="preserve">·</m:t>
-          </m:r>
-          <m:r>
-            <w:rPr>
-              <w:rFonts w:ascii="Cambria Math" w:hAnsi="Cambria Math"/>
-              <w:sz w:val="24"/>
-              <w:szCs w:val="24"/>
-            </w:rPr>
-            <m:t xml:space="preserve">k</m:t>
-          </m:r>
-          <m:r>
-            <w:rPr>
-              <w:rFonts w:ascii="Cambria Math" w:hAnsi="Cambria Math"/>
-              <w:sz w:val="24"/>
-              <w:szCs w:val="24"/>
-            </w:rPr>
-            <m:t xml:space="preserve"> )·( </m:t>
-          </m:r>
-          <m:sSub>
-            <m:e>
-              <m:r>
-                <w:rPr>
-                  <w:rFonts w:ascii="Cambria Math" w:hAnsi="Cambria Math"/>
-                  <w:sz w:val="24"/>
-                  <w:szCs w:val="24"/>
-                </w:rPr>
-                <m:t xml:space="preserve">D′</m:t>
-              </m:r>
-            </m:e>
-            <m:sub>
-              <m:r>
-                <w:rPr>
-                  <w:rFonts w:ascii="Cambria Math" w:hAnsi="Cambria Math"/>
-                  <w:sz w:val="24"/>
-                  <w:szCs w:val="24"/>
-                </w:rPr>
-                <m:t xml:space="preserve">x</m:t>
-              </m:r>
-            </m:sub>
-          </m:sSub>
-          <m:r>
-            <w:rPr>
-              <w:rFonts w:ascii="Cambria Math" w:hAnsi="Cambria Math"/>
-              <w:sz w:val="24"/>
-              <w:szCs w:val="24"/>
-            </w:rPr>
-            <m:t xml:space="preserve"> − </m:t>
-          </m:r>
-          <m:sSub>
-            <m:e>
-              <m:r>
-                <w:rPr>
-                  <w:rFonts w:ascii="Cambria Math" w:hAnsi="Cambria Math"/>
-                  <w:sz w:val="24"/>
-                  <w:szCs w:val="24"/>
-                </w:rPr>
-                <m:t xml:space="preserve">D′</m:t>
-              </m:r>
-            </m:e>
-            <m:sub>
-              <m:r>
-                <w:rPr>
-                  <w:rFonts w:ascii="Cambria Math" w:hAnsi="Cambria Math"/>
-                  <w:sz w:val="24"/>
-                  <w:szCs w:val="24"/>
-                </w:rPr>
-                <m:t xml:space="preserve">x</m:t>
-              </m:r>
-              <m:r>
-                <w:rPr>
-                  <w:rFonts w:ascii="Cambria Math" w:hAnsi="Cambria Math"/>
-                  <w:sz w:val="24"/>
-                  <w:szCs w:val="24"/>
-                </w:rPr>
-                <m:t xml:space="preserve">+</m:t>
-              </m:r>
-              <m:r>
-                <w:rPr>
-                  <w:rFonts w:ascii="Cambria Math" w:hAnsi="Cambria Math"/>
-                  <w:sz w:val="24"/>
-                  <w:szCs w:val="24"/>
-                </w:rPr>
-                <m:t xml:space="preserve">m</m:t>
-              </m:r>
-            </m:sub>
-          </m:sSub>
-          <m:r>
-            <w:rPr>
-              <w:rFonts w:ascii="Cambria Math" w:hAnsi="Cambria Math"/>
-              <w:sz w:val="24"/>
-              <w:szCs w:val="24"/>
-            </w:rPr>
-            <m:t xml:space="preserve"> ) ]</m:t>
-          </m:r>
-        </m:oMath>
-      </m:oMathPara>
-    </w:p>
-    <w:p>
-      <w:pPr>
-        <w:pStyle w:val="Note"/>
-      </w:pPr>
-      <w:r>
-        <w:t xml:space="preserve">※ k 는 납입주기별 계수(연납 1, 6개월납 2, 3개월납 4, 월납 12)이다.</w:t>
-      </w:r>
-    </w:p>
-    <w:p>
-      <w:pPr>
-        <w:pStyle w:val="FormulaLabel"/>
-      </w:pPr>
-      <w:r>
-        <w:t xml:space="preserve">[식] 순보험료 (P)</w:t>
-      </w:r>
-    </w:p>
-    <w:p>
-      <w:pPr>
-        <w:pStyle w:val="Formula"/>
-      </w:pPr>
-      <m:oMathPara>
-        <m:oMathParaPr>
-          <m:jc m:val="left"/>
-        </m:oMathParaPr>
-        <m:oMath>
-          <m:r>
-            <w:rPr>
-              <w:rFonts w:ascii="Cambria Math" w:hAnsi="Cambria Math"/>
-              <w:sz w:val="24"/>
-              <w:szCs w:val="24"/>
-            </w:rPr>
-            <m:t xml:space="preserve">P</m:t>
-          </m:r>
-          <m:r>
-            <w:rPr>
-              <w:rFonts w:ascii="Cambria Math" w:hAnsi="Cambria Math"/>
-              <w:sz w:val="24"/>
-              <w:szCs w:val="24"/>
-            </w:rPr>
-            <m:t xml:space="preserve"> = </m:t>
-          </m:r>
-          <m:r>
-            <m:rPr>
-              <m:nor/>
-            </m:rPr>
-            <w:rPr>
-              <w:rFonts w:ascii="Cambria Math" w:hAnsi="Cambria Math"/>
-              <w:sz w:val="24"/>
-              <w:szCs w:val="24"/>
-            </w:rPr>
-            <m:t xml:space="preserve">PVB</m:t>
-          </m:r>
-          <m:r>
-            <w:rPr>
-              <w:rFonts w:ascii="Cambria Math" w:hAnsi="Cambria Math"/>
-              <w:sz w:val="24"/>
-              <w:szCs w:val="24"/>
-            </w:rPr>
-            <m:t xml:space="preserve"> / </m:t>
-          </m:r>
-          <m:r>
-            <w:rPr>
-              <w:rFonts w:ascii="Cambria Math" w:hAnsi="Cambria Math"/>
-              <w:sz w:val="24"/>
-              <w:szCs w:val="24"/>
-            </w:rPr>
-            <m:t xml:space="preserve">N*</m:t>
-          </m:r>
-        </m:oMath>
-      </m:oMathPara>
     </w:p>
     <w:p>
       <w:pPr>
@@ -6480,38 +5481,6 @@
                 </w:rPr>
                 <m:t xml:space="preserve">t</m:t>
               </m:r>
-              <m:r>
-                <w:rPr>
-                  <w:rFonts w:ascii="Cambria Math" w:hAnsi="Cambria Math"/>
-                  <w:sz w:val="24"/>
-                  <w:szCs w:val="24"/>
-                </w:rPr>
-                <m:t xml:space="preserve">, </m:t>
-              </m:r>
-              <m:r>
-                <w:rPr>
-                  <w:rFonts w:ascii="Cambria Math" w:hAnsi="Cambria Math"/>
-                  <w:sz w:val="24"/>
-                  <w:szCs w:val="24"/>
-                </w:rPr>
-                <m:t xml:space="preserve">u</m:t>
-              </m:r>
-              <m:r>
-                <w:rPr>
-                  <w:rFonts w:ascii="Cambria Math" w:hAnsi="Cambria Math"/>
-                  <w:sz w:val="24"/>
-                  <w:szCs w:val="24"/>
-                </w:rPr>
-                <m:t xml:space="preserve">&lt;</m:t>
-              </m:r>
-              <m:r>
-                <w:rPr>
-                  <w:rFonts w:ascii="Cambria Math" w:hAnsi="Cambria Math"/>
-                  <w:sz w:val="24"/>
-                  <w:szCs w:val="24"/>
-                </w:rPr>
-                <m:t xml:space="preserve">m</m:t>
-              </m:r>
             </m:sub>
           </m:sSub>
           <m:r>
@@ -6874,7 +5843,7 @@
         <w:t xml:space="preserve">표준</w:t>
       </w:r>
       <w:r>
-        <w:t xml:space="preserve"> : 같은 조건의 표준형(완전 환급) 해지환급금. 적용해지율 w = 0 이면 CSV = 0 이고 보험료가 표준형과 같아진다.</w:t>
+        <w:t xml:space="preserve"> : 같은 조건의 표준형(완전 환급) 해지환급금. 적용해지율 w = 0 이면 CSV = 0 이고 보험료가 표준형과 같아진다. 납입기간 뒤(u ≥ m)에는 W = 0 이라 더해지지 않는다.</w:t>
       </w:r>
     </w:p>
     <w:p>
@@ -6882,7 +5851,7 @@
         <w:pStyle w:val="Heading1"/>
       </w:pPr>
       <w:r>
-        <w:t xml:space="preserve">6. 책임준비금의 계산</w:t>
+        <w:t xml:space="preserve">7. 보험금의 현가</w:t>
       </w:r>
     </w:p>
     <w:p>
@@ -6890,7 +5859,15 @@
         <w:pStyle w:val="FormulaLabel"/>
       </w:pPr>
       <w:r>
-        <w:t xml:space="preserve">[식] 준비금 산출용 순보험료</w:t>
+        <w:t xml:space="preserve">[식] 보험금의 현가 — 암 진단</w:t>
+      </w:r>
+    </w:p>
+    <w:p>
+      <w:pPr>
+        <w:pStyle w:val="FormulaText"/>
+      </w:pPr>
+      <w:r>
+        <w:t xml:space="preserve">보장금액의 배수 — 면책 90일이라 첫해는 ( 1 − 3/12 ) 배</w:t>
       </w:r>
     </w:p>
     <w:p>
@@ -6910,27 +5887,43 @@
                   <w:sz w:val="24"/>
                   <w:szCs w:val="24"/>
                 </w:rPr>
-                <m:t xml:space="preserve">P</m:t>
-              </m:r>
-            </m:e>
-            <m:sub>
-              <m:r>
-                <w:rPr>
-                  <w:rFonts w:ascii="Cambria Math" w:hAnsi="Cambria Math"/>
-                  <w:sz w:val="24"/>
-                  <w:szCs w:val="24"/>
-                </w:rPr>
-                <m:t xml:space="preserve">β</m:t>
-              </m:r>
-            </m:sub>
-          </m:sSub>
-          <m:r>
-            <w:rPr>
-              <w:rFonts w:ascii="Cambria Math" w:hAnsi="Cambria Math"/>
-              <w:sz w:val="24"/>
-              <w:szCs w:val="24"/>
-            </w:rPr>
-            <m:t xml:space="preserve"> = ( </m:t>
+                <m:t xml:space="preserve">S</m:t>
+              </m:r>
+            </m:e>
+            <m:sub>
+              <m:r>
+                <w:rPr>
+                  <w:rFonts w:ascii="Cambria Math" w:hAnsi="Cambria Math"/>
+                  <w:sz w:val="24"/>
+                  <w:szCs w:val="24"/>
+                </w:rPr>
+                <m:t xml:space="preserve">t</m:t>
+              </m:r>
+            </m:sub>
+          </m:sSub>
+          <m:r>
+            <w:rPr>
+              <w:rFonts w:ascii="Cambria Math" w:hAnsi="Cambria Math"/>
+              <w:sz w:val="24"/>
+              <w:szCs w:val="24"/>
+            </w:rPr>
+            <m:t xml:space="preserve"> = </m:t>
+          </m:r>
+          <m:r>
+            <w:rPr>
+              <w:rFonts w:ascii="Cambria Math" w:hAnsi="Cambria Math"/>
+              <w:sz w:val="24"/>
+              <w:szCs w:val="24"/>
+            </w:rPr>
+            <m:t xml:space="preserve">1</m:t>
+          </m:r>
+          <m:r>
+            <w:rPr>
+              <w:rFonts w:ascii="Cambria Math" w:hAnsi="Cambria Math"/>
+              <w:sz w:val="24"/>
+              <w:szCs w:val="24"/>
+            </w:rPr>
+            <m:t xml:space="preserve"> × </m:t>
           </m:r>
           <m:r>
             <m:rPr>
@@ -6941,103 +5934,56 @@
               <w:sz w:val="24"/>
               <w:szCs w:val="24"/>
             </w:rPr>
-            <m:t xml:space="preserve">PVB</m:t>
-          </m:r>
-          <m:r>
-            <w:rPr>
-              <w:rFonts w:ascii="Cambria Math" w:hAnsi="Cambria Math"/>
-              <w:sz w:val="24"/>
-              <w:szCs w:val="24"/>
-            </w:rPr>
-            <m:t xml:space="preserve"> + </m:t>
-          </m:r>
-          <m:sSub>
-            <m:e>
-              <m:r>
-                <m:rPr>
-                  <m:nor/>
-                </m:rPr>
-                <w:rPr>
-                  <w:rFonts w:ascii="Cambria Math" w:hAnsi="Cambria Math"/>
-                  <w:sz w:val="24"/>
-                  <w:szCs w:val="24"/>
-                </w:rPr>
-                <m:t xml:space="preserve">CSV</m:t>
-              </m:r>
-            </m:e>
-            <m:sub>
-              <m:r>
-                <w:rPr>
-                  <w:rFonts w:ascii="Cambria Math" w:hAnsi="Cambria Math"/>
-                  <w:sz w:val="24"/>
-                  <w:szCs w:val="24"/>
-                </w:rPr>
-                <m:t xml:space="preserve">0</m:t>
-              </m:r>
-            </m:sub>
-          </m:sSub>
-          <m:r>
-            <w:rPr>
-              <w:rFonts w:ascii="Cambria Math" w:hAnsi="Cambria Math"/>
-              <w:sz w:val="24"/>
-              <w:szCs w:val="24"/>
-            </w:rPr>
-            <m:t xml:space="preserve"> + </m:t>
-          </m:r>
-          <m:r>
-            <w:rPr>
-              <w:rFonts w:ascii="Cambria Math" w:hAnsi="Cambria Math"/>
-              <w:sz w:val="24"/>
-              <w:szCs w:val="24"/>
-            </w:rPr>
-            <m:t xml:space="preserve">β′</m:t>
-          </m:r>
-          <m:r>
-            <w:rPr>
-              <w:rFonts w:ascii="Cambria Math" w:hAnsi="Cambria Math"/>
-              <w:sz w:val="24"/>
-              <w:szCs w:val="24"/>
-            </w:rPr>
-            <m:t xml:space="preserve">·( </m:t>
-          </m:r>
-          <m:sSub>
-            <m:e>
-              <m:r>
-                <w:rPr>
-                  <w:rFonts w:ascii="Cambria Math" w:hAnsi="Cambria Math"/>
-                  <w:sz w:val="24"/>
-                  <w:szCs w:val="24"/>
-                </w:rPr>
-                <m:t xml:space="preserve">N</m:t>
-              </m:r>
-            </m:e>
-            <m:sub>
-              <m:r>
-                <w:rPr>
-                  <w:rFonts w:ascii="Cambria Math" w:hAnsi="Cambria Math"/>
-                  <w:sz w:val="24"/>
-                  <w:szCs w:val="24"/>
-                </w:rPr>
-                <m:t xml:space="preserve">x</m:t>
-              </m:r>
-              <m:r>
-                <w:rPr>
-                  <w:rFonts w:ascii="Cambria Math" w:hAnsi="Cambria Math"/>
-                  <w:sz w:val="24"/>
-                  <w:szCs w:val="24"/>
-                </w:rPr>
-                <m:t xml:space="preserve">+</m:t>
-              </m:r>
-              <m:r>
-                <w:rPr>
-                  <w:rFonts w:ascii="Cambria Math" w:hAnsi="Cambria Math"/>
-                  <w:sz w:val="24"/>
-                  <w:szCs w:val="24"/>
-                </w:rPr>
-                <m:t xml:space="preserve">m</m:t>
-              </m:r>
-            </m:sub>
-          </m:sSub>
+            <m:t xml:space="preserve">if</m:t>
+          </m:r>
+          <m:r>
+            <w:rPr>
+              <w:rFonts w:ascii="Cambria Math" w:hAnsi="Cambria Math"/>
+              <w:sz w:val="24"/>
+              <w:szCs w:val="24"/>
+            </w:rPr>
+            <m:t xml:space="preserve">( </m:t>
+          </m:r>
+          <m:r>
+            <w:rPr>
+              <w:rFonts w:ascii="Cambria Math" w:hAnsi="Cambria Math"/>
+              <w:sz w:val="24"/>
+              <w:szCs w:val="24"/>
+            </w:rPr>
+            <m:t xml:space="preserve">t</m:t>
+          </m:r>
+          <m:r>
+            <w:rPr>
+              <w:rFonts w:ascii="Cambria Math" w:hAnsi="Cambria Math"/>
+              <w:sz w:val="24"/>
+              <w:szCs w:val="24"/>
+            </w:rPr>
+            <m:t xml:space="preserve"> = </m:t>
+          </m:r>
+          <m:r>
+            <w:rPr>
+              <w:rFonts w:ascii="Cambria Math" w:hAnsi="Cambria Math"/>
+              <w:sz w:val="24"/>
+              <w:szCs w:val="24"/>
+            </w:rPr>
+            <m:t xml:space="preserve">0</m:t>
+          </m:r>
+          <m:r>
+            <w:rPr>
+              <w:rFonts w:ascii="Cambria Math" w:hAnsi="Cambria Math"/>
+              <w:sz w:val="24"/>
+              <w:szCs w:val="24"/>
+            </w:rPr>
+            <m:t xml:space="preserve">, </m:t>
+          </m:r>
+          <m:r>
+            <w:rPr>
+              <w:rFonts w:ascii="Cambria Math" w:hAnsi="Cambria Math"/>
+              <w:sz w:val="24"/>
+              <w:szCs w:val="24"/>
+            </w:rPr>
+            <m:t xml:space="preserve">1</m:t>
+          </m:r>
           <m:r>
             <w:rPr>
               <w:rFonts w:ascii="Cambria Math" w:hAnsi="Cambria Math"/>
@@ -7046,120 +5992,46 @@
             </w:rPr>
             <m:t xml:space="preserve"> − </m:t>
           </m:r>
-          <m:sSub>
-            <m:e>
-              <m:r>
-                <w:rPr>
-                  <w:rFonts w:ascii="Cambria Math" w:hAnsi="Cambria Math"/>
-                  <w:sz w:val="24"/>
-                  <w:szCs w:val="24"/>
-                </w:rPr>
-                <m:t xml:space="preserve">N</m:t>
-              </m:r>
-            </m:e>
-            <m:sub>
-              <m:r>
-                <w:rPr>
-                  <w:rFonts w:ascii="Cambria Math" w:hAnsi="Cambria Math"/>
-                  <w:sz w:val="24"/>
-                  <w:szCs w:val="24"/>
-                </w:rPr>
-                <m:t xml:space="preserve">x</m:t>
-              </m:r>
-              <m:r>
-                <w:rPr>
-                  <w:rFonts w:ascii="Cambria Math" w:hAnsi="Cambria Math"/>
-                  <w:sz w:val="24"/>
-                  <w:szCs w:val="24"/>
-                </w:rPr>
-                <m:t xml:space="preserve">+</m:t>
-              </m:r>
-              <m:r>
-                <w:rPr>
-                  <w:rFonts w:ascii="Cambria Math" w:hAnsi="Cambria Math"/>
-                  <w:sz w:val="24"/>
-                  <w:szCs w:val="24"/>
-                </w:rPr>
-                <m:t xml:space="preserve">n</m:t>
-              </m:r>
-            </m:sub>
-          </m:sSub>
-          <m:r>
-            <w:rPr>
-              <w:rFonts w:ascii="Cambria Math" w:hAnsi="Cambria Math"/>
-              <w:sz w:val="24"/>
-              <w:szCs w:val="24"/>
-            </w:rPr>
-            <m:t xml:space="preserve"> ) ) / ( </m:t>
-          </m:r>
-          <m:sSub>
-            <m:e>
-              <m:r>
-                <w:rPr>
-                  <w:rFonts w:ascii="Cambria Math" w:hAnsi="Cambria Math"/>
-                  <w:sz w:val="24"/>
-                  <w:szCs w:val="24"/>
-                </w:rPr>
-                <m:t xml:space="preserve">N′</m:t>
-              </m:r>
-            </m:e>
-            <m:sub>
-              <m:r>
-                <w:rPr>
-                  <w:rFonts w:ascii="Cambria Math" w:hAnsi="Cambria Math"/>
-                  <w:sz w:val="24"/>
-                  <w:szCs w:val="24"/>
-                </w:rPr>
-                <m:t xml:space="preserve">x</m:t>
-              </m:r>
-            </m:sub>
-          </m:sSub>
-          <m:r>
-            <w:rPr>
-              <w:rFonts w:ascii="Cambria Math" w:hAnsi="Cambria Math"/>
-              <w:sz w:val="24"/>
-              <w:szCs w:val="24"/>
-            </w:rPr>
-            <m:t xml:space="preserve"> − </m:t>
-          </m:r>
-          <m:sSub>
-            <m:e>
-              <m:r>
-                <w:rPr>
-                  <w:rFonts w:ascii="Cambria Math" w:hAnsi="Cambria Math"/>
-                  <w:sz w:val="24"/>
-                  <w:szCs w:val="24"/>
-                </w:rPr>
-                <m:t xml:space="preserve">N′</m:t>
-              </m:r>
-            </m:e>
-            <m:sub>
-              <m:r>
-                <w:rPr>
-                  <w:rFonts w:ascii="Cambria Math" w:hAnsi="Cambria Math"/>
-                  <w:sz w:val="24"/>
-                  <w:szCs w:val="24"/>
-                </w:rPr>
-                <m:t xml:space="preserve">x</m:t>
-              </m:r>
-              <m:r>
-                <w:rPr>
-                  <w:rFonts w:ascii="Cambria Math" w:hAnsi="Cambria Math"/>
-                  <w:sz w:val="24"/>
-                  <w:szCs w:val="24"/>
-                </w:rPr>
-                <m:t xml:space="preserve">+</m:t>
-              </m:r>
-              <m:r>
-                <w:rPr>
-                  <w:rFonts w:ascii="Cambria Math" w:hAnsi="Cambria Math"/>
-                  <w:sz w:val="24"/>
-                  <w:szCs w:val="24"/>
-                </w:rPr>
-                <m:t xml:space="preserve">m</m:t>
-              </m:r>
-            </m:sub>
-          </m:sSub>
+          <m:r>
+            <w:rPr>
+              <w:rFonts w:ascii="Cambria Math" w:hAnsi="Cambria Math"/>
+              <w:sz w:val="24"/>
+              <w:szCs w:val="24"/>
+            </w:rPr>
+            <m:t xml:space="preserve">3</m:t>
+          </m:r>
+          <m:r>
+            <w:rPr>
+              <w:rFonts w:ascii="Cambria Math" w:hAnsi="Cambria Math"/>
+              <w:sz w:val="24"/>
+              <w:szCs w:val="24"/>
+            </w:rPr>
+            <m:t xml:space="preserve">/</m:t>
+          </m:r>
+          <m:r>
+            <w:rPr>
+              <w:rFonts w:ascii="Cambria Math" w:hAnsi="Cambria Math"/>
+              <w:sz w:val="24"/>
+              <w:szCs w:val="24"/>
+            </w:rPr>
+            <m:t xml:space="preserve">12</m:t>
+          </m:r>
+          <m:r>
+            <w:rPr>
+              <w:rFonts w:ascii="Cambria Math" w:hAnsi="Cambria Math"/>
+              <w:sz w:val="24"/>
+              <w:szCs w:val="24"/>
+            </w:rPr>
+            <m:t xml:space="preserve">, </m:t>
+          </m:r>
+          <m:r>
+            <w:rPr>
+              <w:rFonts w:ascii="Cambria Math" w:hAnsi="Cambria Math"/>
+              <w:sz w:val="24"/>
+              <w:szCs w:val="24"/>
+            </w:rPr>
+            <m:t xml:space="preserve">1</m:t>
+          </m:r>
           <m:r>
             <w:rPr>
               <w:rFonts w:ascii="Cambria Math" w:hAnsi="Cambria Math"/>
@@ -7173,10 +6045,10 @@
     </w:p>
     <w:p>
       <w:pPr>
-        <w:pStyle w:val="FormulaLabel"/>
+        <w:pStyle w:val="FormulaText"/>
       </w:pPr>
       <w:r>
-        <w:t xml:space="preserve">[식] 연말 책임준비금</w:t>
+        <w:t xml:space="preserve">급부 발생자</w:t>
       </w:r>
     </w:p>
     <w:p>
@@ -7196,10 +6068,26 @@
                   <w:sz w:val="24"/>
                   <w:szCs w:val="24"/>
                 </w:rPr>
-                <m:t xml:space="preserve">V</m:t>
-              </m:r>
-            </m:e>
-            <m:sub>
+                <m:t xml:space="preserve">C</m:t>
+              </m:r>
+            </m:e>
+            <m:sub>
+              <m:r>
+                <w:rPr>
+                  <w:rFonts w:ascii="Cambria Math" w:hAnsi="Cambria Math"/>
+                  <w:sz w:val="24"/>
+                  <w:szCs w:val="24"/>
+                </w:rPr>
+                <m:t xml:space="preserve">x</m:t>
+              </m:r>
+              <m:r>
+                <w:rPr>
+                  <w:rFonts w:ascii="Cambria Math" w:hAnsi="Cambria Math"/>
+                  <w:sz w:val="24"/>
+                  <w:szCs w:val="24"/>
+                </w:rPr>
+                <m:t xml:space="preserve">+</m:t>
+              </m:r>
               <m:r>
                 <w:rPr>
                   <w:rFonts w:ascii="Cambria Math" w:hAnsi="Cambria Math"/>
@@ -7216,35 +6104,35 @@
               <w:sz w:val="24"/>
               <w:szCs w:val="24"/>
             </w:rPr>
-            <m:t xml:space="preserve"> = [ </m:t>
-          </m:r>
-          <m:sSub>
-            <m:e>
-              <m:r>
-                <w:rPr>
-                  <w:rFonts w:ascii="Cambria Math" w:hAnsi="Cambria Math"/>
-                  <w:sz w:val="24"/>
-                  <w:szCs w:val="24"/>
-                </w:rPr>
-                <m:t xml:space="preserve">Σ</m:t>
-              </m:r>
-            </m:e>
-            <m:sub>
-              <m:r>
-                <w:rPr>
-                  <w:rFonts w:ascii="Cambria Math" w:hAnsi="Cambria Math"/>
-                  <w:sz w:val="24"/>
-                  <w:szCs w:val="24"/>
-                </w:rPr>
-                <m:t xml:space="preserve">u</m:t>
-              </m:r>
-              <m:r>
-                <w:rPr>
-                  <w:rFonts w:ascii="Cambria Math" w:hAnsi="Cambria Math"/>
-                  <w:sz w:val="24"/>
-                  <w:szCs w:val="24"/>
-                </w:rPr>
-                <m:t xml:space="preserve">≥</m:t>
+            <m:t xml:space="preserve"> = </m:t>
+          </m:r>
+          <m:sSub>
+            <m:e>
+              <m:r>
+                <w:rPr>
+                  <w:rFonts w:ascii="Cambria Math" w:hAnsi="Cambria Math"/>
+                  <w:sz w:val="24"/>
+                  <w:szCs w:val="24"/>
+                </w:rPr>
+                <m:t xml:space="preserve">l</m:t>
+              </m:r>
+            </m:e>
+            <m:sub>
+              <m:r>
+                <w:rPr>
+                  <w:rFonts w:ascii="Cambria Math" w:hAnsi="Cambria Math"/>
+                  <w:sz w:val="24"/>
+                  <w:szCs w:val="24"/>
+                </w:rPr>
+                <m:t xml:space="preserve">x</m:t>
+              </m:r>
+              <m:r>
+                <w:rPr>
+                  <w:rFonts w:ascii="Cambria Math" w:hAnsi="Cambria Math"/>
+                  <w:sz w:val="24"/>
+                  <w:szCs w:val="24"/>
+                </w:rPr>
+                <m:t xml:space="preserve">+</m:t>
               </m:r>
               <m:r>
                 <w:rPr>
@@ -7262,36 +6150,6 @@
               <w:sz w:val="24"/>
               <w:szCs w:val="24"/>
             </w:rPr>
-            <m:t xml:space="preserve"> </m:t>
-          </m:r>
-          <m:sSub>
-            <m:e>
-              <m:r>
-                <w:rPr>
-                  <w:rFonts w:ascii="Cambria Math" w:hAnsi="Cambria Math"/>
-                  <w:sz w:val="24"/>
-                  <w:szCs w:val="24"/>
-                </w:rPr>
-                <m:t xml:space="preserve">S</m:t>
-              </m:r>
-            </m:e>
-            <m:sub>
-              <m:r>
-                <w:rPr>
-                  <w:rFonts w:ascii="Cambria Math" w:hAnsi="Cambria Math"/>
-                  <w:sz w:val="24"/>
-                  <w:szCs w:val="24"/>
-                </w:rPr>
-                <m:t xml:space="preserve">u</m:t>
-              </m:r>
-            </m:sub>
-          </m:sSub>
-          <m:r>
-            <w:rPr>
-              <w:rFonts w:ascii="Cambria Math" w:hAnsi="Cambria Math"/>
-              <w:sz w:val="24"/>
-              <w:szCs w:val="24"/>
-            </w:rPr>
             <m:t xml:space="preserve">·</m:t>
           </m:r>
           <m:sSub>
@@ -7302,7 +6160,7 @@
                   <w:sz w:val="24"/>
                   <w:szCs w:val="24"/>
                 </w:rPr>
-                <m:t xml:space="preserve">C</m:t>
+                <m:t xml:space="preserve">r</m:t>
               </m:r>
             </m:e>
             <m:sub>
@@ -7328,52 +6186,6 @@
                   <w:sz w:val="24"/>
                   <w:szCs w:val="24"/>
                 </w:rPr>
-                <m:t xml:space="preserve">u</m:t>
-              </m:r>
-            </m:sub>
-          </m:sSub>
-          <m:r>
-            <w:rPr>
-              <w:rFonts w:ascii="Cambria Math" w:hAnsi="Cambria Math"/>
-              <w:sz w:val="24"/>
-              <w:szCs w:val="24"/>
-            </w:rPr>
-            <m:t xml:space="preserve"> + </m:t>
-          </m:r>
-          <m:sSub>
-            <m:e>
-              <m:r>
-                <w:rPr>
-                  <w:rFonts w:ascii="Cambria Math" w:hAnsi="Cambria Math"/>
-                  <w:sz w:val="24"/>
-                  <w:szCs w:val="24"/>
-                </w:rPr>
-                <m:t xml:space="preserve">Σ</m:t>
-              </m:r>
-            </m:e>
-            <m:sub>
-              <m:r>
-                <w:rPr>
-                  <w:rFonts w:ascii="Cambria Math" w:hAnsi="Cambria Math"/>
-                  <w:sz w:val="24"/>
-                  <w:szCs w:val="24"/>
-                </w:rPr>
-                <m:t xml:space="preserve">u</m:t>
-              </m:r>
-              <m:r>
-                <w:rPr>
-                  <w:rFonts w:ascii="Cambria Math" w:hAnsi="Cambria Math"/>
-                  <w:sz w:val="24"/>
-                  <w:szCs w:val="24"/>
-                </w:rPr>
-                <m:t xml:space="preserve">&gt;</m:t>
-              </m:r>
-              <m:r>
-                <w:rPr>
-                  <w:rFonts w:ascii="Cambria Math" w:hAnsi="Cambria Math"/>
-                  <w:sz w:val="24"/>
-                  <w:szCs w:val="24"/>
-                </w:rPr>
                 <m:t xml:space="preserve">t</m:t>
               </m:r>
             </m:sub>
@@ -7384,47 +6196,33 @@
               <w:sz w:val="24"/>
               <w:szCs w:val="24"/>
             </w:rPr>
-            <m:t xml:space="preserve"> </m:t>
-          </m:r>
-          <m:sSub>
-            <m:e>
-              <m:r>
-                <w:rPr>
-                  <w:rFonts w:ascii="Cambria Math" w:hAnsi="Cambria Math"/>
-                  <w:sz w:val="24"/>
-                  <w:szCs w:val="24"/>
-                </w:rPr>
-                <m:t xml:space="preserve">C</m:t>
-              </m:r>
-            </m:e>
-            <m:sub>
-              <m:r>
-                <w:rPr>
-                  <w:rFonts w:ascii="Cambria Math" w:hAnsi="Cambria Math"/>
-                  <w:sz w:val="24"/>
-                  <w:szCs w:val="24"/>
-                </w:rPr>
-                <m:t xml:space="preserve">u</m:t>
-              </m:r>
-            </m:sub>
-          </m:sSub>
-          <m:r>
-            <w:rPr>
-              <w:rFonts w:ascii="Cambria Math" w:hAnsi="Cambria Math"/>
-              <w:sz w:val="24"/>
-              <w:szCs w:val="24"/>
-            </w:rPr>
-            <m:t xml:space="preserve">·</m:t>
-          </m:r>
-          <m:sSub>
-            <m:e>
-              <m:r>
-                <w:rPr>
-                  <w:rFonts w:ascii="Cambria Math" w:hAnsi="Cambria Math"/>
-                  <w:sz w:val="24"/>
-                  <w:szCs w:val="24"/>
-                </w:rPr>
-                <m:t xml:space="preserve">D</m:t>
+            <m:t xml:space="preserve">·( </m:t>
+          </m:r>
+          <m:r>
+            <w:rPr>
+              <w:rFonts w:ascii="Cambria Math" w:hAnsi="Cambria Math"/>
+              <w:sz w:val="24"/>
+              <w:szCs w:val="24"/>
+            </w:rPr>
+            <m:t xml:space="preserve">1</m:t>
+          </m:r>
+          <m:r>
+            <w:rPr>
+              <w:rFonts w:ascii="Cambria Math" w:hAnsi="Cambria Math"/>
+              <w:sz w:val="24"/>
+              <w:szCs w:val="24"/>
+            </w:rPr>
+            <m:t xml:space="preserve"> − </m:t>
+          </m:r>
+          <m:sSub>
+            <m:e>
+              <m:r>
+                <w:rPr>
+                  <w:rFonts w:ascii="Cambria Math" w:hAnsi="Cambria Math"/>
+                  <w:sz w:val="24"/>
+                  <w:szCs w:val="24"/>
+                </w:rPr>
+                <m:t xml:space="preserve">w</m:t>
               </m:r>
             </m:e>
             <m:sub>
@@ -7450,45 +6248,74 @@
                   <w:sz w:val="24"/>
                   <w:szCs w:val="24"/>
                 </w:rPr>
-                <m:t xml:space="preserve">u</m:t>
-              </m:r>
-            </m:sub>
-          </m:sSub>
-          <m:r>
-            <w:rPr>
-              <w:rFonts w:ascii="Cambria Math" w:hAnsi="Cambria Math"/>
-              <w:sz w:val="24"/>
-              <w:szCs w:val="24"/>
-            </w:rPr>
-            <m:t xml:space="preserve"> + </m:t>
-          </m:r>
-          <m:sSub>
-            <m:e>
-              <m:r>
-                <m:rPr>
-                  <m:nor/>
-                </m:rPr>
-                <w:rPr>
-                  <w:rFonts w:ascii="Cambria Math" w:hAnsi="Cambria Math"/>
-                  <w:sz w:val="24"/>
-                  <w:szCs w:val="24"/>
-                </w:rPr>
-                <m:t xml:space="preserve">CSV</m:t>
-              </m:r>
-            </m:e>
-            <m:sub>
-              <m:r>
-                <w:rPr>
-                  <w:rFonts w:ascii="Cambria Math" w:hAnsi="Cambria Math"/>
-                  <w:sz w:val="24"/>
-                  <w:szCs w:val="24"/>
-                </w:rPr>
                 <m:t xml:space="preserve">t</m:t>
               </m:r>
             </m:sub>
           </m:sSub>
+          <m:r>
+            <w:rPr>
+              <w:rFonts w:ascii="Cambria Math" w:hAnsi="Cambria Math"/>
+              <w:sz w:val="24"/>
+              <w:szCs w:val="24"/>
+            </w:rPr>
+            <m:t xml:space="preserve">/</m:t>
+          </m:r>
+          <m:r>
+            <w:rPr>
+              <w:rFonts w:ascii="Cambria Math" w:hAnsi="Cambria Math"/>
+              <w:sz w:val="24"/>
+              <w:szCs w:val="24"/>
+            </w:rPr>
+            <m:t xml:space="preserve">2</m:t>
+          </m:r>
+          <m:r>
+            <w:rPr>
+              <w:rFonts w:ascii="Cambria Math" w:hAnsi="Cambria Math"/>
+              <w:sz w:val="24"/>
+              <w:szCs w:val="24"/>
+            </w:rPr>
+            <m:t xml:space="preserve"> )·</m:t>
+          </m:r>
+          <m:sSup>
+            <m:e>
+              <m:r>
+                <w:rPr>
+                  <w:rFonts w:ascii="Cambria Math" w:hAnsi="Cambria Math"/>
+                  <w:sz w:val="24"/>
+                  <w:szCs w:val="24"/>
+                </w:rPr>
+                <m:t xml:space="preserve">v</m:t>
+              </m:r>
+            </m:e>
+            <m:sup>
+              <m:r>
+                <w:rPr>
+                  <w:rFonts w:ascii="Cambria Math" w:hAnsi="Cambria Math"/>
+                  <w:sz w:val="24"/>
+                  <w:szCs w:val="24"/>
+                </w:rPr>
+                <m:t xml:space="preserve">t</m:t>
+              </m:r>
+              <m:r>
+                <w:rPr>
+                  <w:rFonts w:ascii="Cambria Math" w:hAnsi="Cambria Math"/>
+                  <w:sz w:val="24"/>
+                  <w:szCs w:val="24"/>
+                </w:rPr>
+                <m:t xml:space="preserve">+½</m:t>
+              </m:r>
+            </m:sup>
+          </m:sSup>
         </m:oMath>
       </m:oMathPara>
+    </w:p>
+    <w:p>
+      <w:pPr>
+        <w:pStyle w:val="FormulaText"/>
+      </w:pPr>
+      <w:r>
+        <w:t xml:space="preserve">보험금 현가의 누계</w:t>
+      </w:r>
     </w:p>
     <w:p>
       <w:pPr>
@@ -7499,39 +6326,15 @@
           <m:jc m:val="left"/>
         </m:oMathParaPr>
         <m:oMath>
-          <m:r>
-            <w:rPr>
-              <w:rFonts w:ascii="Cambria Math" w:hAnsi="Cambria Math"/>
-              <w:sz w:val="24"/>
-              <w:szCs w:val="24"/>
-            </w:rPr>
-            <m:t xml:space="preserve">+ </m:t>
-          </m:r>
-          <m:r>
-            <w:rPr>
-              <w:rFonts w:ascii="Cambria Math" w:hAnsi="Cambria Math"/>
-              <w:sz w:val="24"/>
-              <w:szCs w:val="24"/>
-            </w:rPr>
-            <m:t xml:space="preserve">β′</m:t>
-          </m:r>
-          <m:r>
-            <w:rPr>
-              <w:rFonts w:ascii="Cambria Math" w:hAnsi="Cambria Math"/>
-              <w:sz w:val="24"/>
-              <w:szCs w:val="24"/>
-            </w:rPr>
-            <m:t xml:space="preserve">·( </m:t>
-          </m:r>
-          <m:sSub>
-            <m:e>
-              <m:r>
-                <w:rPr>
-                  <w:rFonts w:ascii="Cambria Math" w:hAnsi="Cambria Math"/>
-                  <w:sz w:val="24"/>
-                  <w:szCs w:val="24"/>
-                </w:rPr>
-                <m:t xml:space="preserve">N</m:t>
+          <m:sSub>
+            <m:e>
+              <m:r>
+                <w:rPr>
+                  <w:rFonts w:ascii="Cambria Math" w:hAnsi="Cambria Math"/>
+                  <w:sz w:val="24"/>
+                  <w:szCs w:val="24"/>
+                </w:rPr>
+                <m:t xml:space="preserve">M</m:t>
               </m:r>
             </m:e>
             <m:sub>
@@ -7552,25 +6355,6 @@
                 <m:t xml:space="preserve">+</m:t>
               </m:r>
               <m:r>
-                <m:rPr>
-                  <m:sty m:val="p"/>
-                </m:rPr>
-                <w:rPr>
-                  <w:rFonts w:ascii="Cambria Math" w:hAnsi="Cambria Math"/>
-                  <w:sz w:val="24"/>
-                  <w:szCs w:val="24"/>
-                </w:rPr>
-                <m:t xml:space="preserve">max</m:t>
-              </m:r>
-              <m:r>
-                <w:rPr>
-                  <w:rFonts w:ascii="Cambria Math" w:hAnsi="Cambria Math"/>
-                  <w:sz w:val="24"/>
-                  <w:szCs w:val="24"/>
-                </w:rPr>
-                <m:t xml:space="preserve">(</m:t>
-              </m:r>
-              <m:r>
                 <w:rPr>
                   <w:rFonts w:ascii="Cambria Math" w:hAnsi="Cambria Math"/>
                   <w:sz w:val="24"/>
@@ -7578,49 +6362,127 @@
                 </w:rPr>
                 <m:t xml:space="preserve">t</m:t>
               </m:r>
-              <m:r>
-                <w:rPr>
-                  <w:rFonts w:ascii="Cambria Math" w:hAnsi="Cambria Math"/>
-                  <w:sz w:val="24"/>
-                  <w:szCs w:val="24"/>
-                </w:rPr>
-                <m:t xml:space="preserve">,</m:t>
-              </m:r>
-              <m:r>
-                <w:rPr>
-                  <w:rFonts w:ascii="Cambria Math" w:hAnsi="Cambria Math"/>
-                  <w:sz w:val="24"/>
-                  <w:szCs w:val="24"/>
-                </w:rPr>
-                <m:t xml:space="preserve">m</m:t>
-              </m:r>
-              <m:r>
-                <w:rPr>
-                  <w:rFonts w:ascii="Cambria Math" w:hAnsi="Cambria Math"/>
-                  <w:sz w:val="24"/>
-                  <w:szCs w:val="24"/>
-                </w:rPr>
-                <m:t xml:space="preserve">)</m:t>
-              </m:r>
-            </m:sub>
-          </m:sSub>
-          <m:r>
-            <w:rPr>
-              <w:rFonts w:ascii="Cambria Math" w:hAnsi="Cambria Math"/>
-              <w:sz w:val="24"/>
-              <w:szCs w:val="24"/>
-            </w:rPr>
-            <m:t xml:space="preserve"> − </m:t>
-          </m:r>
-          <m:sSub>
-            <m:e>
-              <m:r>
-                <w:rPr>
-                  <w:rFonts w:ascii="Cambria Math" w:hAnsi="Cambria Math"/>
-                  <w:sz w:val="24"/>
-                  <w:szCs w:val="24"/>
-                </w:rPr>
-                <m:t xml:space="preserve">N</m:t>
+            </m:sub>
+          </m:sSub>
+          <m:r>
+            <w:rPr>
+              <w:rFonts w:ascii="Cambria Math" w:hAnsi="Cambria Math"/>
+              <w:sz w:val="24"/>
+              <w:szCs w:val="24"/>
+            </w:rPr>
+            <m:t xml:space="preserve"> = </m:t>
+          </m:r>
+          <m:sSubSup>
+            <m:e>
+              <m:r>
+                <w:rPr>
+                  <w:rFonts w:ascii="Cambria Math" w:hAnsi="Cambria Math"/>
+                  <w:sz w:val="24"/>
+                  <w:szCs w:val="24"/>
+                </w:rPr>
+                <m:t xml:space="preserve">Σ</m:t>
+              </m:r>
+            </m:e>
+            <m:sub>
+              <m:r>
+                <w:rPr>
+                  <w:rFonts w:ascii="Cambria Math" w:hAnsi="Cambria Math"/>
+                  <w:sz w:val="24"/>
+                  <w:szCs w:val="24"/>
+                </w:rPr>
+                <m:t xml:space="preserve">u</m:t>
+              </m:r>
+              <m:r>
+                <w:rPr>
+                  <w:rFonts w:ascii="Cambria Math" w:hAnsi="Cambria Math"/>
+                  <w:sz w:val="24"/>
+                  <w:szCs w:val="24"/>
+                </w:rPr>
+                <m:t xml:space="preserve">=</m:t>
+              </m:r>
+              <m:r>
+                <w:rPr>
+                  <w:rFonts w:ascii="Cambria Math" w:hAnsi="Cambria Math"/>
+                  <w:sz w:val="24"/>
+                  <w:szCs w:val="24"/>
+                </w:rPr>
+                <m:t xml:space="preserve">t</m:t>
+              </m:r>
+            </m:sub>
+            <m:sup>
+              <m:r>
+                <w:rPr>
+                  <w:rFonts w:ascii="Cambria Math" w:hAnsi="Cambria Math"/>
+                  <w:sz w:val="24"/>
+                  <w:szCs w:val="24"/>
+                </w:rPr>
+                <m:t xml:space="preserve">n</m:t>
+              </m:r>
+              <m:r>
+                <w:rPr>
+                  <w:rFonts w:ascii="Cambria Math" w:hAnsi="Cambria Math"/>
+                  <w:sz w:val="24"/>
+                  <w:szCs w:val="24"/>
+                </w:rPr>
+                <m:t xml:space="preserve">−</m:t>
+              </m:r>
+              <m:r>
+                <w:rPr>
+                  <w:rFonts w:ascii="Cambria Math" w:hAnsi="Cambria Math"/>
+                  <w:sz w:val="24"/>
+                  <w:szCs w:val="24"/>
+                </w:rPr>
+                <m:t xml:space="preserve">1</m:t>
+              </m:r>
+            </m:sup>
+          </m:sSubSup>
+          <m:r>
+            <w:rPr>
+              <w:rFonts w:ascii="Cambria Math" w:hAnsi="Cambria Math"/>
+              <w:sz w:val="24"/>
+              <w:szCs w:val="24"/>
+            </w:rPr>
+            <m:t xml:space="preserve"> </m:t>
+          </m:r>
+          <m:sSub>
+            <m:e>
+              <m:r>
+                <w:rPr>
+                  <w:rFonts w:ascii="Cambria Math" w:hAnsi="Cambria Math"/>
+                  <w:sz w:val="24"/>
+                  <w:szCs w:val="24"/>
+                </w:rPr>
+                <m:t xml:space="preserve">S</m:t>
+              </m:r>
+            </m:e>
+            <m:sub>
+              <m:r>
+                <w:rPr>
+                  <w:rFonts w:ascii="Cambria Math" w:hAnsi="Cambria Math"/>
+                  <w:sz w:val="24"/>
+                  <w:szCs w:val="24"/>
+                </w:rPr>
+                <m:t xml:space="preserve">u</m:t>
+              </m:r>
+            </m:sub>
+          </m:sSub>
+          <m:r>
+            <w:rPr>
+              <w:rFonts w:ascii="Cambria Math" w:hAnsi="Cambria Math"/>
+              <w:sz w:val="24"/>
+              <w:szCs w:val="24"/>
+            </w:rPr>
+            <m:t xml:space="preserve">·</m:t>
+          </m:r>
+          <m:sSub>
+            <m:e>
+              <m:r>
+                <w:rPr>
+                  <w:rFonts w:ascii="Cambria Math" w:hAnsi="Cambria Math"/>
+                  <w:sz w:val="24"/>
+                  <w:szCs w:val="24"/>
+                </w:rPr>
+                <m:t xml:space="preserve">C</m:t>
               </m:r>
             </m:e>
             <m:sub>
@@ -7646,20 +6508,20 @@
                   <w:sz w:val="24"/>
                   <w:szCs w:val="24"/>
                 </w:rPr>
-                <m:t xml:space="preserve">n</m:t>
-              </m:r>
-            </m:sub>
-          </m:sSub>
-          <m:r>
-            <w:rPr>
-              <w:rFonts w:ascii="Cambria Math" w:hAnsi="Cambria Math"/>
-              <w:sz w:val="24"/>
-              <w:szCs w:val="24"/>
-            </w:rPr>
-            <m:t xml:space="preserve"> )</m:t>
-          </m:r>
+                <m:t xml:space="preserve">u</m:t>
+              </m:r>
+            </m:sub>
+          </m:sSub>
         </m:oMath>
       </m:oMathPara>
+    </w:p>
+    <w:p>
+      <w:pPr>
+        <w:pStyle w:val="FormulaText"/>
+      </w:pPr>
+      <w:r>
+        <w:t xml:space="preserve">보험금 현가 (PVB) — 보장금액 1원당</w:t>
+      </w:r>
     </w:p>
     <w:p>
       <w:pPr>
@@ -7671,6 +6533,775 @@
         </m:oMathParaPr>
         <m:oMath>
           <m:r>
+            <m:rPr>
+              <m:nor/>
+            </m:rPr>
+            <w:rPr>
+              <w:rFonts w:ascii="Cambria Math" w:hAnsi="Cambria Math"/>
+              <w:sz w:val="24"/>
+              <w:szCs w:val="24"/>
+            </w:rPr>
+            <m:t xml:space="preserve">PVB</m:t>
+          </m:r>
+          <m:r>
+            <w:rPr>
+              <w:rFonts w:ascii="Cambria Math" w:hAnsi="Cambria Math"/>
+              <w:sz w:val="24"/>
+              <w:szCs w:val="24"/>
+            </w:rPr>
+            <m:t xml:space="preserve"> = </m:t>
+          </m:r>
+          <m:sSub>
+            <m:e>
+              <m:r>
+                <w:rPr>
+                  <w:rFonts w:ascii="Cambria Math" w:hAnsi="Cambria Math"/>
+                  <w:sz w:val="24"/>
+                  <w:szCs w:val="24"/>
+                </w:rPr>
+                <m:t xml:space="preserve">M</m:t>
+              </m:r>
+            </m:e>
+            <m:sub>
+              <m:r>
+                <w:rPr>
+                  <w:rFonts w:ascii="Cambria Math" w:hAnsi="Cambria Math"/>
+                  <w:sz w:val="24"/>
+                  <w:szCs w:val="24"/>
+                </w:rPr>
+                <m:t xml:space="preserve">x</m:t>
+              </m:r>
+            </m:sub>
+          </m:sSub>
+        </m:oMath>
+      </m:oMathPara>
+    </w:p>
+    <w:p>
+      <w:pPr>
+        <w:pStyle w:val="Note"/>
+      </w:pPr>
+      <w:r>
+        <w:t xml:space="preserve">※ 보장금액 50,000,000원 · 100세까지 · 면책 90일 · 집단 “사망 · 암”. 진단 확정 시 지급하고 그 담보는 소멸한다.</w:t>
+      </w:r>
+    </w:p>
+    <w:p>
+      <w:pPr>
+        <w:pStyle w:val="Heading1"/>
+      </w:pPr>
+      <w:r>
+        <w:t xml:space="preserve">8. 책임준비금의 계산</w:t>
+      </w:r>
+    </w:p>
+    <w:p>
+      <w:pPr>
+        <w:pStyle w:val="FormulaLabel"/>
+      </w:pPr>
+      <w:r>
+        <w:t xml:space="preserve">[식] 준비금 산출용 순보험료</w:t>
+      </w:r>
+    </w:p>
+    <w:p>
+      <w:pPr>
+        <w:pStyle w:val="Formula"/>
+      </w:pPr>
+      <m:oMathPara>
+        <m:oMathParaPr>
+          <m:jc m:val="left"/>
+        </m:oMathParaPr>
+        <m:oMath>
+          <m:sSub>
+            <m:e>
+              <m:r>
+                <w:rPr>
+                  <w:rFonts w:ascii="Cambria Math" w:hAnsi="Cambria Math"/>
+                  <w:sz w:val="24"/>
+                  <w:szCs w:val="24"/>
+                </w:rPr>
+                <m:t xml:space="preserve">P</m:t>
+              </m:r>
+            </m:e>
+            <m:sub>
+              <m:r>
+                <w:rPr>
+                  <w:rFonts w:ascii="Cambria Math" w:hAnsi="Cambria Math"/>
+                  <w:sz w:val="24"/>
+                  <w:szCs w:val="24"/>
+                </w:rPr>
+                <m:t xml:space="preserve">β</m:t>
+              </m:r>
+            </m:sub>
+          </m:sSub>
+          <m:r>
+            <w:rPr>
+              <w:rFonts w:ascii="Cambria Math" w:hAnsi="Cambria Math"/>
+              <w:sz w:val="24"/>
+              <w:szCs w:val="24"/>
+            </w:rPr>
+            <m:t xml:space="preserve"> = ( </m:t>
+          </m:r>
+          <m:r>
+            <m:rPr>
+              <m:nor/>
+            </m:rPr>
+            <w:rPr>
+              <w:rFonts w:ascii="Cambria Math" w:hAnsi="Cambria Math"/>
+              <w:sz w:val="24"/>
+              <w:szCs w:val="24"/>
+            </w:rPr>
+            <m:t xml:space="preserve">PVB</m:t>
+          </m:r>
+          <m:r>
+            <w:rPr>
+              <w:rFonts w:ascii="Cambria Math" w:hAnsi="Cambria Math"/>
+              <w:sz w:val="24"/>
+              <w:szCs w:val="24"/>
+            </w:rPr>
+            <m:t xml:space="preserve"> + </m:t>
+          </m:r>
+          <m:sSub>
+            <m:e>
+              <m:r>
+                <m:rPr>
+                  <m:nor/>
+                </m:rPr>
+                <w:rPr>
+                  <w:rFonts w:ascii="Cambria Math" w:hAnsi="Cambria Math"/>
+                  <w:sz w:val="24"/>
+                  <w:szCs w:val="24"/>
+                </w:rPr>
+                <m:t xml:space="preserve">CSV</m:t>
+              </m:r>
+            </m:e>
+            <m:sub>
+              <m:r>
+                <w:rPr>
+                  <w:rFonts w:ascii="Cambria Math" w:hAnsi="Cambria Math"/>
+                  <w:sz w:val="24"/>
+                  <w:szCs w:val="24"/>
+                </w:rPr>
+                <m:t xml:space="preserve">0</m:t>
+              </m:r>
+            </m:sub>
+          </m:sSub>
+          <m:r>
+            <w:rPr>
+              <w:rFonts w:ascii="Cambria Math" w:hAnsi="Cambria Math"/>
+              <w:sz w:val="24"/>
+              <w:szCs w:val="24"/>
+            </w:rPr>
+            <m:t xml:space="preserve"> + </m:t>
+          </m:r>
+          <m:r>
+            <w:rPr>
+              <w:rFonts w:ascii="Cambria Math" w:hAnsi="Cambria Math"/>
+              <w:sz w:val="24"/>
+              <w:szCs w:val="24"/>
+            </w:rPr>
+            <m:t xml:space="preserve">β′</m:t>
+          </m:r>
+          <m:r>
+            <w:rPr>
+              <w:rFonts w:ascii="Cambria Math" w:hAnsi="Cambria Math"/>
+              <w:sz w:val="24"/>
+              <w:szCs w:val="24"/>
+            </w:rPr>
+            <m:t xml:space="preserve">·( </m:t>
+          </m:r>
+          <m:sSub>
+            <m:e>
+              <m:r>
+                <w:rPr>
+                  <w:rFonts w:ascii="Cambria Math" w:hAnsi="Cambria Math"/>
+                  <w:sz w:val="24"/>
+                  <w:szCs w:val="24"/>
+                </w:rPr>
+                <m:t xml:space="preserve">N</m:t>
+              </m:r>
+            </m:e>
+            <m:sub>
+              <m:r>
+                <w:rPr>
+                  <w:rFonts w:ascii="Cambria Math" w:hAnsi="Cambria Math"/>
+                  <w:sz w:val="24"/>
+                  <w:szCs w:val="24"/>
+                </w:rPr>
+                <m:t xml:space="preserve">x</m:t>
+              </m:r>
+              <m:r>
+                <w:rPr>
+                  <w:rFonts w:ascii="Cambria Math" w:hAnsi="Cambria Math"/>
+                  <w:sz w:val="24"/>
+                  <w:szCs w:val="24"/>
+                </w:rPr>
+                <m:t xml:space="preserve">+</m:t>
+              </m:r>
+              <m:r>
+                <w:rPr>
+                  <w:rFonts w:ascii="Cambria Math" w:hAnsi="Cambria Math"/>
+                  <w:sz w:val="24"/>
+                  <w:szCs w:val="24"/>
+                </w:rPr>
+                <m:t xml:space="preserve">m</m:t>
+              </m:r>
+            </m:sub>
+          </m:sSub>
+          <m:r>
+            <w:rPr>
+              <w:rFonts w:ascii="Cambria Math" w:hAnsi="Cambria Math"/>
+              <w:sz w:val="24"/>
+              <w:szCs w:val="24"/>
+            </w:rPr>
+            <m:t xml:space="preserve"> − </m:t>
+          </m:r>
+          <m:sSub>
+            <m:e>
+              <m:r>
+                <w:rPr>
+                  <w:rFonts w:ascii="Cambria Math" w:hAnsi="Cambria Math"/>
+                  <w:sz w:val="24"/>
+                  <w:szCs w:val="24"/>
+                </w:rPr>
+                <m:t xml:space="preserve">N</m:t>
+              </m:r>
+            </m:e>
+            <m:sub>
+              <m:r>
+                <w:rPr>
+                  <w:rFonts w:ascii="Cambria Math" w:hAnsi="Cambria Math"/>
+                  <w:sz w:val="24"/>
+                  <w:szCs w:val="24"/>
+                </w:rPr>
+                <m:t xml:space="preserve">x</m:t>
+              </m:r>
+              <m:r>
+                <w:rPr>
+                  <w:rFonts w:ascii="Cambria Math" w:hAnsi="Cambria Math"/>
+                  <w:sz w:val="24"/>
+                  <w:szCs w:val="24"/>
+                </w:rPr>
+                <m:t xml:space="preserve">+</m:t>
+              </m:r>
+              <m:r>
+                <w:rPr>
+                  <w:rFonts w:ascii="Cambria Math" w:hAnsi="Cambria Math"/>
+                  <w:sz w:val="24"/>
+                  <w:szCs w:val="24"/>
+                </w:rPr>
+                <m:t xml:space="preserve">n</m:t>
+              </m:r>
+            </m:sub>
+          </m:sSub>
+          <m:r>
+            <w:rPr>
+              <w:rFonts w:ascii="Cambria Math" w:hAnsi="Cambria Math"/>
+              <w:sz w:val="24"/>
+              <w:szCs w:val="24"/>
+            </w:rPr>
+            <m:t xml:space="preserve"> ) ) / ( </m:t>
+          </m:r>
+          <m:sSub>
+            <m:e>
+              <m:r>
+                <w:rPr>
+                  <w:rFonts w:ascii="Cambria Math" w:hAnsi="Cambria Math"/>
+                  <w:sz w:val="24"/>
+                  <w:szCs w:val="24"/>
+                </w:rPr>
+                <m:t xml:space="preserve">N′</m:t>
+              </m:r>
+            </m:e>
+            <m:sub>
+              <m:r>
+                <w:rPr>
+                  <w:rFonts w:ascii="Cambria Math" w:hAnsi="Cambria Math"/>
+                  <w:sz w:val="24"/>
+                  <w:szCs w:val="24"/>
+                </w:rPr>
+                <m:t xml:space="preserve">x</m:t>
+              </m:r>
+            </m:sub>
+          </m:sSub>
+          <m:r>
+            <w:rPr>
+              <w:rFonts w:ascii="Cambria Math" w:hAnsi="Cambria Math"/>
+              <w:sz w:val="24"/>
+              <w:szCs w:val="24"/>
+            </w:rPr>
+            <m:t xml:space="preserve"> − </m:t>
+          </m:r>
+          <m:sSub>
+            <m:e>
+              <m:r>
+                <w:rPr>
+                  <w:rFonts w:ascii="Cambria Math" w:hAnsi="Cambria Math"/>
+                  <w:sz w:val="24"/>
+                  <w:szCs w:val="24"/>
+                </w:rPr>
+                <m:t xml:space="preserve">N′</m:t>
+              </m:r>
+            </m:e>
+            <m:sub>
+              <m:r>
+                <w:rPr>
+                  <w:rFonts w:ascii="Cambria Math" w:hAnsi="Cambria Math"/>
+                  <w:sz w:val="24"/>
+                  <w:szCs w:val="24"/>
+                </w:rPr>
+                <m:t xml:space="preserve">x</m:t>
+              </m:r>
+              <m:r>
+                <w:rPr>
+                  <w:rFonts w:ascii="Cambria Math" w:hAnsi="Cambria Math"/>
+                  <w:sz w:val="24"/>
+                  <w:szCs w:val="24"/>
+                </w:rPr>
+                <m:t xml:space="preserve">+</m:t>
+              </m:r>
+              <m:r>
+                <w:rPr>
+                  <w:rFonts w:ascii="Cambria Math" w:hAnsi="Cambria Math"/>
+                  <w:sz w:val="24"/>
+                  <w:szCs w:val="24"/>
+                </w:rPr>
+                <m:t xml:space="preserve">m</m:t>
+              </m:r>
+            </m:sub>
+          </m:sSub>
+          <m:r>
+            <w:rPr>
+              <w:rFonts w:ascii="Cambria Math" w:hAnsi="Cambria Math"/>
+              <w:sz w:val="24"/>
+              <w:szCs w:val="24"/>
+            </w:rPr>
+            <m:t xml:space="preserve"> )</m:t>
+          </m:r>
+        </m:oMath>
+      </m:oMathPara>
+    </w:p>
+    <w:p>
+      <w:pPr>
+        <w:pStyle w:val="FormulaLabel"/>
+      </w:pPr>
+      <w:r>
+        <w:t xml:space="preserve">[식] 연말 책임준비금</w:t>
+      </w:r>
+    </w:p>
+    <w:p>
+      <w:pPr>
+        <w:pStyle w:val="Formula"/>
+      </w:pPr>
+      <m:oMathPara>
+        <m:oMathParaPr>
+          <m:jc m:val="left"/>
+        </m:oMathParaPr>
+        <m:oMath>
+          <m:sSub>
+            <m:e>
+              <m:r>
+                <w:rPr>
+                  <w:rFonts w:ascii="Cambria Math" w:hAnsi="Cambria Math"/>
+                  <w:sz w:val="24"/>
+                  <w:szCs w:val="24"/>
+                </w:rPr>
+                <m:t xml:space="preserve">V</m:t>
+              </m:r>
+            </m:e>
+            <m:sub>
+              <m:r>
+                <w:rPr>
+                  <w:rFonts w:ascii="Cambria Math" w:hAnsi="Cambria Math"/>
+                  <w:sz w:val="24"/>
+                  <w:szCs w:val="24"/>
+                </w:rPr>
+                <m:t xml:space="preserve">t</m:t>
+              </m:r>
+            </m:sub>
+          </m:sSub>
+          <m:r>
+            <w:rPr>
+              <w:rFonts w:ascii="Cambria Math" w:hAnsi="Cambria Math"/>
+              <w:sz w:val="24"/>
+              <w:szCs w:val="24"/>
+            </w:rPr>
+            <m:t xml:space="preserve"> = [ </m:t>
+          </m:r>
+          <m:sSub>
+            <m:e>
+              <m:r>
+                <w:rPr>
+                  <w:rFonts w:ascii="Cambria Math" w:hAnsi="Cambria Math"/>
+                  <w:sz w:val="24"/>
+                  <w:szCs w:val="24"/>
+                </w:rPr>
+                <m:t xml:space="preserve">M</m:t>
+              </m:r>
+            </m:e>
+            <m:sub>
+              <m:r>
+                <w:rPr>
+                  <w:rFonts w:ascii="Cambria Math" w:hAnsi="Cambria Math"/>
+                  <w:sz w:val="24"/>
+                  <w:szCs w:val="24"/>
+                </w:rPr>
+                <m:t xml:space="preserve">x</m:t>
+              </m:r>
+              <m:r>
+                <w:rPr>
+                  <w:rFonts w:ascii="Cambria Math" w:hAnsi="Cambria Math"/>
+                  <w:sz w:val="24"/>
+                  <w:szCs w:val="24"/>
+                </w:rPr>
+                <m:t xml:space="preserve">+</m:t>
+              </m:r>
+              <m:r>
+                <w:rPr>
+                  <w:rFonts w:ascii="Cambria Math" w:hAnsi="Cambria Math"/>
+                  <w:sz w:val="24"/>
+                  <w:szCs w:val="24"/>
+                </w:rPr>
+                <m:t xml:space="preserve">t</m:t>
+              </m:r>
+            </m:sub>
+          </m:sSub>
+          <m:r>
+            <w:rPr>
+              <w:rFonts w:ascii="Cambria Math" w:hAnsi="Cambria Math"/>
+              <w:sz w:val="24"/>
+              <w:szCs w:val="24"/>
+            </w:rPr>
+            <m:t xml:space="preserve"> + </m:t>
+          </m:r>
+          <m:sSub>
+            <m:e>
+              <m:r>
+                <w:rPr>
+                  <w:rFonts w:ascii="Cambria Math" w:hAnsi="Cambria Math"/>
+                  <w:sz w:val="24"/>
+                  <w:szCs w:val="24"/>
+                </w:rPr>
+                <m:t xml:space="preserve">Σ</m:t>
+              </m:r>
+            </m:e>
+            <m:sub>
+              <m:r>
+                <w:rPr>
+                  <w:rFonts w:ascii="Cambria Math" w:hAnsi="Cambria Math"/>
+                  <w:sz w:val="24"/>
+                  <w:szCs w:val="24"/>
+                </w:rPr>
+                <m:t xml:space="preserve">u</m:t>
+              </m:r>
+              <m:r>
+                <w:rPr>
+                  <w:rFonts w:ascii="Cambria Math" w:hAnsi="Cambria Math"/>
+                  <w:sz w:val="24"/>
+                  <w:szCs w:val="24"/>
+                </w:rPr>
+                <m:t xml:space="preserve">&gt;</m:t>
+              </m:r>
+              <m:r>
+                <w:rPr>
+                  <w:rFonts w:ascii="Cambria Math" w:hAnsi="Cambria Math"/>
+                  <w:sz w:val="24"/>
+                  <w:szCs w:val="24"/>
+                </w:rPr>
+                <m:t xml:space="preserve">t</m:t>
+              </m:r>
+            </m:sub>
+          </m:sSub>
+          <m:r>
+            <w:rPr>
+              <w:rFonts w:ascii="Cambria Math" w:hAnsi="Cambria Math"/>
+              <w:sz w:val="24"/>
+              <w:szCs w:val="24"/>
+            </w:rPr>
+            <m:t xml:space="preserve"> </m:t>
+          </m:r>
+          <m:sSub>
+            <m:e>
+              <m:r>
+                <w:rPr>
+                  <w:rFonts w:ascii="Cambria Math" w:hAnsi="Cambria Math"/>
+                  <w:sz w:val="24"/>
+                  <w:szCs w:val="24"/>
+                </w:rPr>
+                <m:t xml:space="preserve">E</m:t>
+              </m:r>
+            </m:e>
+            <m:sub>
+              <m:r>
+                <w:rPr>
+                  <w:rFonts w:ascii="Cambria Math" w:hAnsi="Cambria Math"/>
+                  <w:sz w:val="24"/>
+                  <w:szCs w:val="24"/>
+                </w:rPr>
+                <m:t xml:space="preserve">u</m:t>
+              </m:r>
+            </m:sub>
+          </m:sSub>
+          <m:r>
+            <w:rPr>
+              <w:rFonts w:ascii="Cambria Math" w:hAnsi="Cambria Math"/>
+              <w:sz w:val="24"/>
+              <w:szCs w:val="24"/>
+            </w:rPr>
+            <m:t xml:space="preserve">·</m:t>
+          </m:r>
+          <m:sSub>
+            <m:e>
+              <m:r>
+                <w:rPr>
+                  <w:rFonts w:ascii="Cambria Math" w:hAnsi="Cambria Math"/>
+                  <w:sz w:val="24"/>
+                  <w:szCs w:val="24"/>
+                </w:rPr>
+                <m:t xml:space="preserve">D</m:t>
+              </m:r>
+            </m:e>
+            <m:sub>
+              <m:r>
+                <w:rPr>
+                  <w:rFonts w:ascii="Cambria Math" w:hAnsi="Cambria Math"/>
+                  <w:sz w:val="24"/>
+                  <w:szCs w:val="24"/>
+                </w:rPr>
+                <m:t xml:space="preserve">x</m:t>
+              </m:r>
+              <m:r>
+                <w:rPr>
+                  <w:rFonts w:ascii="Cambria Math" w:hAnsi="Cambria Math"/>
+                  <w:sz w:val="24"/>
+                  <w:szCs w:val="24"/>
+                </w:rPr>
+                <m:t xml:space="preserve">+</m:t>
+              </m:r>
+              <m:r>
+                <w:rPr>
+                  <w:rFonts w:ascii="Cambria Math" w:hAnsi="Cambria Math"/>
+                  <w:sz w:val="24"/>
+                  <w:szCs w:val="24"/>
+                </w:rPr>
+                <m:t xml:space="preserve">u</m:t>
+              </m:r>
+            </m:sub>
+          </m:sSub>
+        </m:oMath>
+      </m:oMathPara>
+    </w:p>
+    <w:p>
+      <w:pPr>
+        <w:pStyle w:val="Formula"/>
+      </w:pPr>
+      <m:oMathPara>
+        <m:oMathParaPr>
+          <m:jc m:val="left"/>
+        </m:oMathParaPr>
+        <m:oMath>
+          <m:r>
+            <w:rPr>
+              <w:rFonts w:ascii="Cambria Math" w:hAnsi="Cambria Math"/>
+              <w:sz w:val="24"/>
+              <w:szCs w:val="24"/>
+            </w:rPr>
+            <m:t xml:space="preserve">+ </m:t>
+          </m:r>
+          <m:sSub>
+            <m:e>
+              <m:r>
+                <m:rPr>
+                  <m:nor/>
+                </m:rPr>
+                <w:rPr>
+                  <w:rFonts w:ascii="Cambria Math" w:hAnsi="Cambria Math"/>
+                  <w:sz w:val="24"/>
+                  <w:szCs w:val="24"/>
+                </w:rPr>
+                <m:t xml:space="preserve">CSV</m:t>
+              </m:r>
+            </m:e>
+            <m:sub>
+              <m:r>
+                <w:rPr>
+                  <w:rFonts w:ascii="Cambria Math" w:hAnsi="Cambria Math"/>
+                  <w:sz w:val="24"/>
+                  <w:szCs w:val="24"/>
+                </w:rPr>
+                <m:t xml:space="preserve">t</m:t>
+              </m:r>
+            </m:sub>
+          </m:sSub>
+          <m:r>
+            <w:rPr>
+              <w:rFonts w:ascii="Cambria Math" w:hAnsi="Cambria Math"/>
+              <w:sz w:val="24"/>
+              <w:szCs w:val="24"/>
+            </w:rPr>
+            <m:t xml:space="preserve"> + </m:t>
+          </m:r>
+          <m:r>
+            <w:rPr>
+              <w:rFonts w:ascii="Cambria Math" w:hAnsi="Cambria Math"/>
+              <w:sz w:val="24"/>
+              <w:szCs w:val="24"/>
+            </w:rPr>
+            <m:t xml:space="preserve">β′</m:t>
+          </m:r>
+          <m:r>
+            <w:rPr>
+              <w:rFonts w:ascii="Cambria Math" w:hAnsi="Cambria Math"/>
+              <w:sz w:val="24"/>
+              <w:szCs w:val="24"/>
+            </w:rPr>
+            <m:t xml:space="preserve">·( </m:t>
+          </m:r>
+          <m:sSub>
+            <m:e>
+              <m:r>
+                <w:rPr>
+                  <w:rFonts w:ascii="Cambria Math" w:hAnsi="Cambria Math"/>
+                  <w:sz w:val="24"/>
+                  <w:szCs w:val="24"/>
+                </w:rPr>
+                <m:t xml:space="preserve">N</m:t>
+              </m:r>
+            </m:e>
+            <m:sub>
+              <m:r>
+                <w:rPr>
+                  <w:rFonts w:ascii="Cambria Math" w:hAnsi="Cambria Math"/>
+                  <w:sz w:val="24"/>
+                  <w:szCs w:val="24"/>
+                </w:rPr>
+                <m:t xml:space="preserve">x</m:t>
+              </m:r>
+              <m:r>
+                <w:rPr>
+                  <w:rFonts w:ascii="Cambria Math" w:hAnsi="Cambria Math"/>
+                  <w:sz w:val="24"/>
+                  <w:szCs w:val="24"/>
+                </w:rPr>
+                <m:t xml:space="preserve">+</m:t>
+              </m:r>
+              <m:r>
+                <m:rPr>
+                  <m:sty m:val="p"/>
+                </m:rPr>
+                <w:rPr>
+                  <w:rFonts w:ascii="Cambria Math" w:hAnsi="Cambria Math"/>
+                  <w:sz w:val="24"/>
+                  <w:szCs w:val="24"/>
+                </w:rPr>
+                <m:t xml:space="preserve">max</m:t>
+              </m:r>
+              <m:r>
+                <w:rPr>
+                  <w:rFonts w:ascii="Cambria Math" w:hAnsi="Cambria Math"/>
+                  <w:sz w:val="24"/>
+                  <w:szCs w:val="24"/>
+                </w:rPr>
+                <m:t xml:space="preserve">(</m:t>
+              </m:r>
+              <m:r>
+                <w:rPr>
+                  <w:rFonts w:ascii="Cambria Math" w:hAnsi="Cambria Math"/>
+                  <w:sz w:val="24"/>
+                  <w:szCs w:val="24"/>
+                </w:rPr>
+                <m:t xml:space="preserve">t</m:t>
+              </m:r>
+              <m:r>
+                <w:rPr>
+                  <w:rFonts w:ascii="Cambria Math" w:hAnsi="Cambria Math"/>
+                  <w:sz w:val="24"/>
+                  <w:szCs w:val="24"/>
+                </w:rPr>
+                <m:t xml:space="preserve">,</m:t>
+              </m:r>
+              <m:r>
+                <w:rPr>
+                  <w:rFonts w:ascii="Cambria Math" w:hAnsi="Cambria Math"/>
+                  <w:sz w:val="24"/>
+                  <w:szCs w:val="24"/>
+                </w:rPr>
+                <m:t xml:space="preserve">m</m:t>
+              </m:r>
+              <m:r>
+                <w:rPr>
+                  <w:rFonts w:ascii="Cambria Math" w:hAnsi="Cambria Math"/>
+                  <w:sz w:val="24"/>
+                  <w:szCs w:val="24"/>
+                </w:rPr>
+                <m:t xml:space="preserve">)</m:t>
+              </m:r>
+            </m:sub>
+          </m:sSub>
+          <m:r>
+            <w:rPr>
+              <w:rFonts w:ascii="Cambria Math" w:hAnsi="Cambria Math"/>
+              <w:sz w:val="24"/>
+              <w:szCs w:val="24"/>
+            </w:rPr>
+            <m:t xml:space="preserve"> − </m:t>
+          </m:r>
+          <m:sSub>
+            <m:e>
+              <m:r>
+                <w:rPr>
+                  <w:rFonts w:ascii="Cambria Math" w:hAnsi="Cambria Math"/>
+                  <w:sz w:val="24"/>
+                  <w:szCs w:val="24"/>
+                </w:rPr>
+                <m:t xml:space="preserve">N</m:t>
+              </m:r>
+            </m:e>
+            <m:sub>
+              <m:r>
+                <w:rPr>
+                  <w:rFonts w:ascii="Cambria Math" w:hAnsi="Cambria Math"/>
+                  <w:sz w:val="24"/>
+                  <w:szCs w:val="24"/>
+                </w:rPr>
+                <m:t xml:space="preserve">x</m:t>
+              </m:r>
+              <m:r>
+                <w:rPr>
+                  <w:rFonts w:ascii="Cambria Math" w:hAnsi="Cambria Math"/>
+                  <w:sz w:val="24"/>
+                  <w:szCs w:val="24"/>
+                </w:rPr>
+                <m:t xml:space="preserve">+</m:t>
+              </m:r>
+              <m:r>
+                <w:rPr>
+                  <w:rFonts w:ascii="Cambria Math" w:hAnsi="Cambria Math"/>
+                  <w:sz w:val="24"/>
+                  <w:szCs w:val="24"/>
+                </w:rPr>
+                <m:t xml:space="preserve">n</m:t>
+              </m:r>
+            </m:sub>
+          </m:sSub>
+          <m:r>
+            <w:rPr>
+              <w:rFonts w:ascii="Cambria Math" w:hAnsi="Cambria Math"/>
+              <w:sz w:val="24"/>
+              <w:szCs w:val="24"/>
+            </w:rPr>
+            <m:t xml:space="preserve"> )</m:t>
+          </m:r>
+        </m:oMath>
+      </m:oMathPara>
+    </w:p>
+    <w:p>
+      <w:pPr>
+        <w:pStyle w:val="Formula"/>
+      </w:pPr>
+      <m:oMathPara>
+        <m:oMathParaPr>
+          <m:jc m:val="left"/>
+        </m:oMathParaPr>
+        <m:oMath>
+          <m:r>
             <w:rPr>
               <w:rFonts w:ascii="Cambria Math" w:hAnsi="Cambria Math"/>
               <w:sz w:val="24"/>
@@ -7886,7 +7517,7 @@
         <w:pStyle w:val="Heading1"/>
       </w:pPr>
       <w:r>
-        <w:t xml:space="preserve">7. 해지환급금의 계산</w:t>
+        <w:t xml:space="preserve">9. 해지환급금의 계산</w:t>
       </w:r>
     </w:p>
     <w:p>
@@ -9005,7 +8636,7 @@
         <w:pStyle w:val="Heading1"/>
       </w:pPr>
       <w:r>
-        <w:t xml:space="preserve">8. 책임준비금 관련 사항</w:t>
+        <w:t xml:space="preserve">10. 책임준비금 관련 사항</w:t>
       </w:r>
     </w:p>
     <w:p>
@@ -9029,7 +8660,7 @@
         <w:pStyle w:val="Heading1"/>
       </w:pPr>
       <w:r>
-        <w:t xml:space="preserve">9. 해지환급금 관련 사항</w:t>
+        <w:t xml:space="preserve">11. 해지환급금 관련 사항</w:t>
       </w:r>
     </w:p>
     <w:p>

--- a/standards/표준_산출방법서_암보험.docx
+++ b/standards/표준_산출방법서_암보험.docx
@@ -61,7 +61,7 @@
               <w:spacing w:before="30" w:after="30"/>
             </w:pPr>
             <w:r>
-              <w:t xml:space="preserve">이 문서는 표준 산출방법서 v3 양식입니다. 개요 표의 "양식" 행을 지우지 마세요 — 앱은 이 행을 보고 정해진 순서대로 읽습니다.</w:t>
+              <w:t xml:space="preserve">이 문서는 표준 산출방법서 v4 양식입니다. 개요 표의 "양식" 행을 지우지 마세요 — 앱은 이 행을 보고 정해진 순서대로 읽습니다.</w:t>
             </w:r>
           </w:p>
         </w:tc>
@@ -248,7 +248,7 @@
               <w:spacing w:before="30" w:after="30"/>
             </w:pPr>
             <w:r>
-              <w:t xml:space="preserve">표준 산출방법서 v3</w:t>
+              <w:t xml:space="preserve">표준 산출방법서 v4</w:t>
             </w:r>
           </w:p>
         </w:tc>
@@ -709,7 +709,7 @@
         <w:pStyle w:val="Heading1"/>
       </w:pPr>
       <w:r>
-        <w:t xml:space="preserve">1. 기초율에 관한 사항</w:t>
+        <w:t xml:space="preserve">1. 보험료의 계산에 관한 사항</w:t>
       </w:r>
     </w:p>
     <w:p>
@@ -717,7 +717,12 @@
         <w:pStyle w:val="Heading2"/>
       </w:pPr>
       <w:r>
-        <w:t xml:space="preserve">1.1. 이율에 관한 사항</w:t>
+        <w:t xml:space="preserve">가. 예정기초율</w:t>
+      </w:r>
+    </w:p>
+    <w:p>
+      <w:r>
+        <w:t xml:space="preserve">(1) 예정이율</w:t>
       </w:r>
     </w:p>
     <w:tbl>
@@ -838,11 +843,8 @@
     </w:tbl>
     <w:p/>
     <w:p>
-      <w:pPr>
-        <w:pStyle w:val="Heading2"/>
-      </w:pPr>
       <w:r>
-        <w:t xml:space="preserve">1.2. 위험률에 관한 사항</w:t>
+        <w:t xml:space="preserve">(2) 예정위험률</w:t>
       </w:r>
     </w:p>
     <w:tbl>
@@ -968,7 +970,7 @@
               <w:spacing w:before="30" w:after="30"/>
             </w:pPr>
             <w:r>
-              <w:t xml:space="preserve">제7회 경험생명표 사망률</w:t>
+              <w:t xml:space="preserve">사망률</w:t>
             </w:r>
           </w:p>
         </w:tc>
@@ -1007,7 +1009,7 @@
               <w:spacing w:before="30" w:after="30"/>
             </w:pPr>
             <w:r>
-              <w:t xml:space="preserve">보험개발원 제7회 경험생명표 사망률</w:t>
+              <w:t xml:space="preserve">경험생명표(가상) 사망률</w:t>
             </w:r>
           </w:p>
         </w:tc>
@@ -1074,7 +1076,7 @@
               <w:spacing w:before="30" w:after="30"/>
             </w:pPr>
             <w:r>
-              <w:t xml:space="preserve">보험개발원 생명장기제2024-112호 무배당 예정 경험 암발생률</w:t>
+              <w:t xml:space="preserve">경험생명표(가상) 암발생률</w:t>
             </w:r>
           </w:p>
         </w:tc>
@@ -1103,11 +1105,8 @@
       </w:r>
     </w:p>
     <w:p>
-      <w:pPr>
-        <w:pStyle w:val="Heading2"/>
-      </w:pPr>
       <w:r>
-        <w:t xml:space="preserve">1.3. 적용해지율에 관한 사항</w:t>
+        <w:t xml:space="preserve">(3) 적용해지율</w:t>
       </w:r>
     </w:p>
     <w:tbl>
@@ -1240,24 +1239,18 @@
       </w:r>
     </w:p>
     <w:p>
-      <w:pPr>
-        <w:pStyle w:val="Heading2"/>
-      </w:pPr>
       <w:r>
-        <w:t xml:space="preserve">1.4. 납입면제(납입자수)에 관한 사항</w:t>
+        <w:t xml:space="preserve">(4) 납입면제 사유</w:t>
       </w:r>
     </w:p>
     <w:p>
       <w:r>
-        <w:t xml:space="preserve">별도의 납입면제율을 두지 않는다. 납입자수 l′ 는 각 담보의 탈퇴 사유로 유지자수 l 과 똑같이 줄어든다(계산기수 절의 담보별 식).</w:t>
+        <w:t xml:space="preserve">별도의 납입면제율을 두지 않는다(f = 0). 납입자수 l′ 는 각 담보의 탈퇴 사유로 유지자수 l 과 똑같이 줄어든다(라. 유지자수·납입자수).</w:t>
       </w:r>
     </w:p>
     <w:p>
-      <w:pPr>
-        <w:pStyle w:val="Heading2"/>
-      </w:pPr>
       <w:r>
-        <w:t xml:space="preserve">1.5. 시산보험료 계산 시 적용하는 사업비에 관한 사항</w:t>
+        <w:t xml:space="preserve">(5) 예정사업비율</w:t>
       </w:r>
     </w:p>
     <w:tbl>
@@ -1713,10 +1706,10 @@
     <w:p/>
     <w:p>
       <w:pPr>
-        <w:pStyle w:val="Heading1"/>
+        <w:pStyle w:val="Heading2"/>
       </w:pPr>
       <w:r>
-        <w:t xml:space="preserve">2. 계약 단위와 급부</w:t>
+        <w:t xml:space="preserve">나. 보장 내용</w:t>
       </w:r>
     </w:p>
     <w:p>
@@ -1724,7 +1717,7 @@
         <w:pStyle w:val="Note"/>
       </w:pPr>
       <w:r>
-        <w:t xml:space="preserve">※ 유지자수·납입자수의 집단 1개 — “사망 · 암”(암 진단). 집단마다 l · l′ 를 3. 에서 한 번만 낸다.</w:t>
+        <w:t xml:space="preserve">※ 유지자수·납입자수의 집단 1개 — “사망 · 암”(암 진단). 집단마다 l · l′ 를 라. 에서 한 번만 낸다.</w:t>
       </w:r>
     </w:p>
     <w:tbl>
@@ -1852,20 +1845,20 @@
               <w:spacing w:before="30" w:after="30"/>
             </w:pPr>
             <w:r>
-              <w:t xml:space="preserve">지급 사유</w:t>
-            </w:r>
-          </w:p>
-        </w:tc>
-        <w:tc>
-          <w:tcPr>
-            <w:tcW w:w="0" w:type="auto"/>
-          </w:tcPr>
-          <w:p>
-            <w:pPr>
-              <w:spacing w:before="30" w:after="30"/>
-            </w:pPr>
-            <w:r>
-              <w:t xml:space="preserve">진단 확정 시</w:t>
+              <w:t xml:space="preserve">보장금액</w:t>
+            </w:r>
+          </w:p>
+        </w:tc>
+        <w:tc>
+          <w:tcPr>
+            <w:tcW w:w="0" w:type="auto"/>
+          </w:tcPr>
+          <w:p>
+            <w:pPr>
+              <w:spacing w:before="30" w:after="30"/>
+            </w:pPr>
+            <w:r>
+              <w:t xml:space="preserve">50,000,000원</w:t>
             </w:r>
           </w:p>
         </w:tc>
@@ -1880,20 +1873,20 @@
               <w:spacing w:before="30" w:after="30"/>
             </w:pPr>
             <w:r>
-              <w:t xml:space="preserve">보장금액</w:t>
-            </w:r>
-          </w:p>
-        </w:tc>
-        <w:tc>
-          <w:tcPr>
-            <w:tcW w:w="0" w:type="auto"/>
-          </w:tcPr>
-          <w:p>
-            <w:pPr>
-              <w:spacing w:before="30" w:after="30"/>
-            </w:pPr>
-            <w:r>
-              <w:t xml:space="preserve">50,000,000원</w:t>
+              <w:t xml:space="preserve">보장 종료</w:t>
+            </w:r>
+          </w:p>
+        </w:tc>
+        <w:tc>
+          <w:tcPr>
+            <w:tcW w:w="0" w:type="auto"/>
+          </w:tcPr>
+          <w:p>
+            <w:pPr>
+              <w:spacing w:before="30" w:after="30"/>
+            </w:pPr>
+            <w:r>
+              <w:t xml:space="preserve">100세</w:t>
             </w:r>
           </w:p>
         </w:tc>
@@ -1908,20 +1901,20 @@
               <w:spacing w:before="30" w:after="30"/>
             </w:pPr>
             <w:r>
-              <w:t xml:space="preserve">보장 종료</w:t>
-            </w:r>
-          </w:p>
-        </w:tc>
-        <w:tc>
-          <w:tcPr>
-            <w:tcW w:w="0" w:type="auto"/>
-          </w:tcPr>
-          <w:p>
-            <w:pPr>
-              <w:spacing w:before="30" w:after="30"/>
-            </w:pPr>
-            <w:r>
-              <w:t xml:space="preserve">100세</w:t>
+              <w:t xml:space="preserve">면책</w:t>
+            </w:r>
+          </w:p>
+        </w:tc>
+        <w:tc>
+          <w:tcPr>
+            <w:tcW w:w="0" w:type="auto"/>
+          </w:tcPr>
+          <w:p>
+            <w:pPr>
+              <w:spacing w:before="30" w:after="30"/>
+            </w:pPr>
+            <w:r>
+              <w:t xml:space="preserve">90일</w:t>
             </w:r>
           </w:p>
         </w:tc>
@@ -1936,20 +1929,20 @@
               <w:spacing w:before="30" w:after="30"/>
             </w:pPr>
             <w:r>
-              <w:t xml:space="preserve">면책</w:t>
-            </w:r>
-          </w:p>
-        </w:tc>
-        <w:tc>
-          <w:tcPr>
-            <w:tcW w:w="0" w:type="auto"/>
-          </w:tcPr>
-          <w:p>
-            <w:pPr>
-              <w:spacing w:before="30" w:after="30"/>
-            </w:pPr>
-            <w:r>
-              <w:t xml:space="preserve">90일</w:t>
+              <w:t xml:space="preserve">급부 위험률</w:t>
+            </w:r>
+          </w:p>
+        </w:tc>
+        <w:tc>
+          <w:tcPr>
+            <w:tcW w:w="0" w:type="auto"/>
+          </w:tcPr>
+          <w:p>
+            <w:pPr>
+              <w:spacing w:before="30" w:after="30"/>
+            </w:pPr>
+            <w:r>
+              <w:t xml:space="preserve">암발생률</w:t>
             </w:r>
           </w:p>
         </w:tc>
@@ -1964,34 +1957,6 @@
               <w:spacing w:before="30" w:after="30"/>
             </w:pPr>
             <w:r>
-              <w:t xml:space="preserve">급부 위험률</w:t>
-            </w:r>
-          </w:p>
-        </w:tc>
-        <w:tc>
-          <w:tcPr>
-            <w:tcW w:w="0" w:type="auto"/>
-          </w:tcPr>
-          <w:p>
-            <w:pPr>
-              <w:spacing w:before="30" w:after="30"/>
-            </w:pPr>
-            <w:r>
-              <w:t xml:space="preserve">암발생률</w:t>
-            </w:r>
-          </w:p>
-        </w:tc>
-      </w:tr>
-      <w:tr>
-        <w:tc>
-          <w:tcPr>
-            <w:tcW w:w="0" w:type="auto"/>
-          </w:tcPr>
-          <w:p>
-            <w:pPr>
-              <w:spacing w:before="30" w:after="30"/>
-            </w:pPr>
-            <w:r>
               <w:t xml:space="preserve">탈퇴 위험률</w:t>
             </w:r>
           </w:p>
@@ -2005,7 +1970,7 @@
               <w:spacing w:before="30" w:after="30"/>
             </w:pPr>
             <w:r>
-              <w:t xml:space="preserve">제7회 경험생명표 사망률 및 암발생률</w:t>
+              <w:t xml:space="preserve">사망률 및 암발생률</w:t>
             </w:r>
           </w:p>
         </w:tc>
@@ -2042,10 +2007,10 @@
     <w:p/>
     <w:p>
       <w:pPr>
-        <w:pStyle w:val="Heading1"/>
+        <w:pStyle w:val="Heading2"/>
       </w:pPr>
       <w:r>
-        <w:t xml:space="preserve">3. 기호의 정의</w:t>
+        <w:t xml:space="preserve">다. 기호의 정의</w:t>
       </w:r>
     </w:p>
     <w:tbl>
@@ -2270,7 +2235,7 @@
               <w:spacing w:before="30" w:after="30"/>
             </w:pPr>
             <w:r>
-              <w:t xml:space="preserve">적용이율 (1.1.)</w:t>
+              <w:t xml:space="preserve">적용이율 (가.(1))</w:t>
             </w:r>
           </w:p>
         </w:tc>
@@ -2332,7 +2297,7 @@
               <w:spacing w:before="30" w:after="30"/>
             </w:pPr>
             <w:r>
-              <w:t xml:space="preserve">t시점 유지자수 (기준 인원 </w:t>
+              <w:t xml:space="preserve">t시점 생존자수 (기준 인원 </w:t>
             </w:r>
             <w:r>
               <w:t xml:space="preserve">l</w:t>
@@ -2344,7 +2309,7 @@
               <w:t xml:space="preserve">x</w:t>
             </w:r>
             <w:r>
-              <w:t xml:space="preserve"> = 100,000)</w:t>
+              <w:t xml:space="preserve"> = 100,000) — 사망 · 암 가 생기지 않은 사람 수</w:t>
             </w:r>
           </w:p>
         </w:tc>
@@ -2378,7 +2343,41 @@
               <w:spacing w:before="30" w:after="30"/>
             </w:pPr>
             <w:r>
-              <w:t xml:space="preserve">t시점 납입자수</w:t>
+              <w:t xml:space="preserve">t시점 납입자수 — l 에서 더 빼는 사유가 없어 l 과 같다</w:t>
+            </w:r>
+          </w:p>
+        </w:tc>
+      </w:tr>
+      <w:tr>
+        <w:tc>
+          <w:tcPr>
+            <w:tcW w:w="0" w:type="auto"/>
+          </w:tcPr>
+          <w:p>
+            <w:pPr>
+              <w:spacing w:before="30" w:after="30"/>
+            </w:pPr>
+            <w:r>
+              <w:t xml:space="preserve">d</w:t>
+            </w:r>
+            <w:r>
+              <w:rPr>
+                <w:vertAlign w:val="subscript"/>
+              </w:rPr>
+              <w:t xml:space="preserve">x+t</w:t>
+            </w:r>
+          </w:p>
+        </w:tc>
+        <w:tc>
+          <w:tcPr>
+            <w:tcW w:w="0" w:type="auto"/>
+          </w:tcPr>
+          <w:p>
+            <w:pPr>
+              <w:spacing w:before="30" w:after="30"/>
+            </w:pPr>
+            <w:r>
+              <w:t xml:space="preserve">t시점 지급자수 — 그 담보의 급부가 생긴 사람 수 (바. 의 C 식에 들어간다)</w:t>
             </w:r>
           </w:p>
         </w:tc>
@@ -2412,7 +2411,7 @@
               <w:spacing w:before="30" w:after="30"/>
             </w:pPr>
             <w:r>
-              <w:t xml:space="preserve">t년도 보장금액의 배수 — 연령 구간 배수와 면책을 반영한다(5.)</w:t>
+              <w:t xml:space="preserve">t년도 보장금액의 배수 — 연령 구간 배수와 면책을 반영한다(바.)</w:t>
             </w:r>
           </w:p>
         </w:tc>
@@ -2446,7 +2445,7 @@
               <w:spacing w:before="30" w:after="30"/>
             </w:pPr>
             <w:r>
-              <w:t xml:space="preserve">적용해지율 (1.3.)</w:t>
+              <w:t xml:space="preserve">적용해지율 (가.(3))</w:t>
             </w:r>
           </w:p>
         </w:tc>
@@ -2474,7 +2473,7 @@
               <w:spacing w:before="30" w:after="30"/>
             </w:pPr>
             <w:r>
-              <w:t xml:space="preserve">납입기간 중 해지환급금 비율 (1.3. — 무해지 0)</w:t>
+              <w:t xml:space="preserve">납입기간 중 해지환급금 비율 (가.(3) — 무해지 0)</w:t>
             </w:r>
           </w:p>
         </w:tc>
@@ -2483,10 +2482,10 @@
     <w:p/>
     <w:p>
       <w:pPr>
-        <w:pStyle w:val="Heading1"/>
+        <w:pStyle w:val="Heading2"/>
       </w:pPr>
       <w:r>
-        <w:t xml:space="preserve">4. 탈퇴자·유지자·납입자</w:t>
+        <w:t xml:space="preserve">라. 유지자수·납입자수</w:t>
       </w:r>
     </w:p>
     <w:p>
@@ -2511,7 +2510,7 @@
         <w:t xml:space="preserve">x</w:t>
       </w:r>
       <w:r>
-        <w:t xml:space="preserve"> : 제7회 경험생명표 사망률</w:t>
+        <w:t xml:space="preserve"> : 사망률</w:t>
       </w:r>
     </w:p>
     <w:p>
@@ -3608,10 +3607,10 @@
     </w:p>
     <w:p>
       <w:pPr>
-        <w:pStyle w:val="Heading1"/>
+        <w:pStyle w:val="Heading2"/>
       </w:pPr>
       <w:r>
-        <w:t xml:space="preserve">5. 보험료의 현가</w:t>
+        <w:t xml:space="preserve">마. 계산기수 — 보험료</w:t>
       </w:r>
     </w:p>
     <w:p>
@@ -4652,10 +4651,748 @@
     </w:p>
     <w:p>
       <w:pPr>
-        <w:pStyle w:val="Heading1"/>
+        <w:pStyle w:val="Heading2"/>
       </w:pPr>
       <w:r>
-        <w:t xml:space="preserve">6. 보험료의 계산</w:t>
+        <w:t xml:space="preserve">바. 계산기수 — 보험금</w:t>
+      </w:r>
+    </w:p>
+    <w:p>
+      <w:pPr>
+        <w:pStyle w:val="FormulaLabel"/>
+      </w:pPr>
+      <w:r>
+        <w:t xml:space="preserve">[식] 보험금의 현가 — 암 진단</w:t>
+      </w:r>
+    </w:p>
+    <w:p>
+      <w:pPr>
+        <w:pStyle w:val="FormulaText"/>
+      </w:pPr>
+      <w:r>
+        <w:t xml:space="preserve">보장금액의 배수 — 면책 90일이라 첫해는 ( 1 − 3/12 ) 배</w:t>
+      </w:r>
+    </w:p>
+    <w:p>
+      <w:pPr>
+        <w:pStyle w:val="Formula"/>
+      </w:pPr>
+      <m:oMathPara>
+        <m:oMathParaPr>
+          <m:jc m:val="left"/>
+        </m:oMathParaPr>
+        <m:oMath>
+          <m:sSub>
+            <m:e>
+              <m:r>
+                <w:rPr>
+                  <w:rFonts w:ascii="Cambria Math" w:hAnsi="Cambria Math"/>
+                  <w:sz w:val="24"/>
+                  <w:szCs w:val="24"/>
+                </w:rPr>
+                <m:t xml:space="preserve">S</m:t>
+              </m:r>
+            </m:e>
+            <m:sub>
+              <m:r>
+                <w:rPr>
+                  <w:rFonts w:ascii="Cambria Math" w:hAnsi="Cambria Math"/>
+                  <w:sz w:val="24"/>
+                  <w:szCs w:val="24"/>
+                </w:rPr>
+                <m:t xml:space="preserve">t</m:t>
+              </m:r>
+            </m:sub>
+          </m:sSub>
+          <m:r>
+            <w:rPr>
+              <w:rFonts w:ascii="Cambria Math" w:hAnsi="Cambria Math"/>
+              <w:sz w:val="24"/>
+              <w:szCs w:val="24"/>
+            </w:rPr>
+            <m:t xml:space="preserve"> = </m:t>
+          </m:r>
+          <m:r>
+            <w:rPr>
+              <w:rFonts w:ascii="Cambria Math" w:hAnsi="Cambria Math"/>
+              <w:sz w:val="24"/>
+              <w:szCs w:val="24"/>
+            </w:rPr>
+            <m:t xml:space="preserve">1</m:t>
+          </m:r>
+          <m:r>
+            <w:rPr>
+              <w:rFonts w:ascii="Cambria Math" w:hAnsi="Cambria Math"/>
+              <w:sz w:val="24"/>
+              <w:szCs w:val="24"/>
+            </w:rPr>
+            <m:t xml:space="preserve"> × </m:t>
+          </m:r>
+          <m:r>
+            <m:rPr>
+              <m:nor/>
+            </m:rPr>
+            <w:rPr>
+              <w:rFonts w:ascii="Cambria Math" w:hAnsi="Cambria Math"/>
+              <w:sz w:val="24"/>
+              <w:szCs w:val="24"/>
+            </w:rPr>
+            <m:t xml:space="preserve">if</m:t>
+          </m:r>
+          <m:r>
+            <w:rPr>
+              <w:rFonts w:ascii="Cambria Math" w:hAnsi="Cambria Math"/>
+              <w:sz w:val="24"/>
+              <w:szCs w:val="24"/>
+            </w:rPr>
+            <m:t xml:space="preserve">( </m:t>
+          </m:r>
+          <m:r>
+            <w:rPr>
+              <w:rFonts w:ascii="Cambria Math" w:hAnsi="Cambria Math"/>
+              <w:sz w:val="24"/>
+              <w:szCs w:val="24"/>
+            </w:rPr>
+            <m:t xml:space="preserve">t</m:t>
+          </m:r>
+          <m:r>
+            <w:rPr>
+              <w:rFonts w:ascii="Cambria Math" w:hAnsi="Cambria Math"/>
+              <w:sz w:val="24"/>
+              <w:szCs w:val="24"/>
+            </w:rPr>
+            <m:t xml:space="preserve"> = </m:t>
+          </m:r>
+          <m:r>
+            <w:rPr>
+              <w:rFonts w:ascii="Cambria Math" w:hAnsi="Cambria Math"/>
+              <w:sz w:val="24"/>
+              <w:szCs w:val="24"/>
+            </w:rPr>
+            <m:t xml:space="preserve">0</m:t>
+          </m:r>
+          <m:r>
+            <w:rPr>
+              <w:rFonts w:ascii="Cambria Math" w:hAnsi="Cambria Math"/>
+              <w:sz w:val="24"/>
+              <w:szCs w:val="24"/>
+            </w:rPr>
+            <m:t xml:space="preserve">, </m:t>
+          </m:r>
+          <m:r>
+            <w:rPr>
+              <w:rFonts w:ascii="Cambria Math" w:hAnsi="Cambria Math"/>
+              <w:sz w:val="24"/>
+              <w:szCs w:val="24"/>
+            </w:rPr>
+            <m:t xml:space="preserve">1</m:t>
+          </m:r>
+          <m:r>
+            <w:rPr>
+              <w:rFonts w:ascii="Cambria Math" w:hAnsi="Cambria Math"/>
+              <w:sz w:val="24"/>
+              <w:szCs w:val="24"/>
+            </w:rPr>
+            <m:t xml:space="preserve"> − </m:t>
+          </m:r>
+          <m:r>
+            <w:rPr>
+              <w:rFonts w:ascii="Cambria Math" w:hAnsi="Cambria Math"/>
+              <w:sz w:val="24"/>
+              <w:szCs w:val="24"/>
+            </w:rPr>
+            <m:t xml:space="preserve">3</m:t>
+          </m:r>
+          <m:r>
+            <w:rPr>
+              <w:rFonts w:ascii="Cambria Math" w:hAnsi="Cambria Math"/>
+              <w:sz w:val="24"/>
+              <w:szCs w:val="24"/>
+            </w:rPr>
+            <m:t xml:space="preserve">/</m:t>
+          </m:r>
+          <m:r>
+            <w:rPr>
+              <w:rFonts w:ascii="Cambria Math" w:hAnsi="Cambria Math"/>
+              <w:sz w:val="24"/>
+              <w:szCs w:val="24"/>
+            </w:rPr>
+            <m:t xml:space="preserve">12</m:t>
+          </m:r>
+          <m:r>
+            <w:rPr>
+              <w:rFonts w:ascii="Cambria Math" w:hAnsi="Cambria Math"/>
+              <w:sz w:val="24"/>
+              <w:szCs w:val="24"/>
+            </w:rPr>
+            <m:t xml:space="preserve">, </m:t>
+          </m:r>
+          <m:r>
+            <w:rPr>
+              <w:rFonts w:ascii="Cambria Math" w:hAnsi="Cambria Math"/>
+              <w:sz w:val="24"/>
+              <w:szCs w:val="24"/>
+            </w:rPr>
+            <m:t xml:space="preserve">1</m:t>
+          </m:r>
+          <m:r>
+            <w:rPr>
+              <w:rFonts w:ascii="Cambria Math" w:hAnsi="Cambria Math"/>
+              <w:sz w:val="24"/>
+              <w:szCs w:val="24"/>
+            </w:rPr>
+            <m:t xml:space="preserve"> )</m:t>
+          </m:r>
+        </m:oMath>
+      </m:oMathPara>
+    </w:p>
+    <w:p>
+      <w:pPr>
+        <w:pStyle w:val="FormulaText"/>
+      </w:pPr>
+      <w:r>
+        <w:t xml:space="preserve">급부 발생자</w:t>
+      </w:r>
+    </w:p>
+    <w:p>
+      <w:pPr>
+        <w:pStyle w:val="Formula"/>
+      </w:pPr>
+      <m:oMathPara>
+        <m:oMathParaPr>
+          <m:jc m:val="left"/>
+        </m:oMathParaPr>
+        <m:oMath>
+          <m:sSub>
+            <m:e>
+              <m:r>
+                <w:rPr>
+                  <w:rFonts w:ascii="Cambria Math" w:hAnsi="Cambria Math"/>
+                  <w:sz w:val="24"/>
+                  <w:szCs w:val="24"/>
+                </w:rPr>
+                <m:t xml:space="preserve">C</m:t>
+              </m:r>
+            </m:e>
+            <m:sub>
+              <m:r>
+                <w:rPr>
+                  <w:rFonts w:ascii="Cambria Math" w:hAnsi="Cambria Math"/>
+                  <w:sz w:val="24"/>
+                  <w:szCs w:val="24"/>
+                </w:rPr>
+                <m:t xml:space="preserve">x</m:t>
+              </m:r>
+              <m:r>
+                <w:rPr>
+                  <w:rFonts w:ascii="Cambria Math" w:hAnsi="Cambria Math"/>
+                  <w:sz w:val="24"/>
+                  <w:szCs w:val="24"/>
+                </w:rPr>
+                <m:t xml:space="preserve">+</m:t>
+              </m:r>
+              <m:r>
+                <w:rPr>
+                  <w:rFonts w:ascii="Cambria Math" w:hAnsi="Cambria Math"/>
+                  <w:sz w:val="24"/>
+                  <w:szCs w:val="24"/>
+                </w:rPr>
+                <m:t xml:space="preserve">t</m:t>
+              </m:r>
+            </m:sub>
+          </m:sSub>
+          <m:r>
+            <w:rPr>
+              <w:rFonts w:ascii="Cambria Math" w:hAnsi="Cambria Math"/>
+              <w:sz w:val="24"/>
+              <w:szCs w:val="24"/>
+            </w:rPr>
+            <m:t xml:space="preserve"> = </m:t>
+          </m:r>
+          <m:sSub>
+            <m:e>
+              <m:r>
+                <w:rPr>
+                  <w:rFonts w:ascii="Cambria Math" w:hAnsi="Cambria Math"/>
+                  <w:sz w:val="24"/>
+                  <w:szCs w:val="24"/>
+                </w:rPr>
+                <m:t xml:space="preserve">l</m:t>
+              </m:r>
+            </m:e>
+            <m:sub>
+              <m:r>
+                <w:rPr>
+                  <w:rFonts w:ascii="Cambria Math" w:hAnsi="Cambria Math"/>
+                  <w:sz w:val="24"/>
+                  <w:szCs w:val="24"/>
+                </w:rPr>
+                <m:t xml:space="preserve">x</m:t>
+              </m:r>
+              <m:r>
+                <w:rPr>
+                  <w:rFonts w:ascii="Cambria Math" w:hAnsi="Cambria Math"/>
+                  <w:sz w:val="24"/>
+                  <w:szCs w:val="24"/>
+                </w:rPr>
+                <m:t xml:space="preserve">+</m:t>
+              </m:r>
+              <m:r>
+                <w:rPr>
+                  <w:rFonts w:ascii="Cambria Math" w:hAnsi="Cambria Math"/>
+                  <w:sz w:val="24"/>
+                  <w:szCs w:val="24"/>
+                </w:rPr>
+                <m:t xml:space="preserve">t</m:t>
+              </m:r>
+            </m:sub>
+          </m:sSub>
+          <m:r>
+            <w:rPr>
+              <w:rFonts w:ascii="Cambria Math" w:hAnsi="Cambria Math"/>
+              <w:sz w:val="24"/>
+              <w:szCs w:val="24"/>
+            </w:rPr>
+            <m:t xml:space="preserve">·</m:t>
+          </m:r>
+          <m:sSub>
+            <m:e>
+              <m:r>
+                <w:rPr>
+                  <w:rFonts w:ascii="Cambria Math" w:hAnsi="Cambria Math"/>
+                  <w:sz w:val="24"/>
+                  <w:szCs w:val="24"/>
+                </w:rPr>
+                <m:t xml:space="preserve">r</m:t>
+              </m:r>
+            </m:e>
+            <m:sub>
+              <m:r>
+                <w:rPr>
+                  <w:rFonts w:ascii="Cambria Math" w:hAnsi="Cambria Math"/>
+                  <w:sz w:val="24"/>
+                  <w:szCs w:val="24"/>
+                </w:rPr>
+                <m:t xml:space="preserve">x</m:t>
+              </m:r>
+              <m:r>
+                <w:rPr>
+                  <w:rFonts w:ascii="Cambria Math" w:hAnsi="Cambria Math"/>
+                  <w:sz w:val="24"/>
+                  <w:szCs w:val="24"/>
+                </w:rPr>
+                <m:t xml:space="preserve">+</m:t>
+              </m:r>
+              <m:r>
+                <w:rPr>
+                  <w:rFonts w:ascii="Cambria Math" w:hAnsi="Cambria Math"/>
+                  <w:sz w:val="24"/>
+                  <w:szCs w:val="24"/>
+                </w:rPr>
+                <m:t xml:space="preserve">t</m:t>
+              </m:r>
+            </m:sub>
+          </m:sSub>
+          <m:r>
+            <w:rPr>
+              <w:rFonts w:ascii="Cambria Math" w:hAnsi="Cambria Math"/>
+              <w:sz w:val="24"/>
+              <w:szCs w:val="24"/>
+            </w:rPr>
+            <m:t xml:space="preserve">·( </m:t>
+          </m:r>
+          <m:r>
+            <w:rPr>
+              <w:rFonts w:ascii="Cambria Math" w:hAnsi="Cambria Math"/>
+              <w:sz w:val="24"/>
+              <w:szCs w:val="24"/>
+            </w:rPr>
+            <m:t xml:space="preserve">1</m:t>
+          </m:r>
+          <m:r>
+            <w:rPr>
+              <w:rFonts w:ascii="Cambria Math" w:hAnsi="Cambria Math"/>
+              <w:sz w:val="24"/>
+              <w:szCs w:val="24"/>
+            </w:rPr>
+            <m:t xml:space="preserve"> − </m:t>
+          </m:r>
+          <m:sSub>
+            <m:e>
+              <m:r>
+                <w:rPr>
+                  <w:rFonts w:ascii="Cambria Math" w:hAnsi="Cambria Math"/>
+                  <w:sz w:val="24"/>
+                  <w:szCs w:val="24"/>
+                </w:rPr>
+                <m:t xml:space="preserve">w</m:t>
+              </m:r>
+            </m:e>
+            <m:sub>
+              <m:r>
+                <w:rPr>
+                  <w:rFonts w:ascii="Cambria Math" w:hAnsi="Cambria Math"/>
+                  <w:sz w:val="24"/>
+                  <w:szCs w:val="24"/>
+                </w:rPr>
+                <m:t xml:space="preserve">x</m:t>
+              </m:r>
+              <m:r>
+                <w:rPr>
+                  <w:rFonts w:ascii="Cambria Math" w:hAnsi="Cambria Math"/>
+                  <w:sz w:val="24"/>
+                  <w:szCs w:val="24"/>
+                </w:rPr>
+                <m:t xml:space="preserve">+</m:t>
+              </m:r>
+              <m:r>
+                <w:rPr>
+                  <w:rFonts w:ascii="Cambria Math" w:hAnsi="Cambria Math"/>
+                  <w:sz w:val="24"/>
+                  <w:szCs w:val="24"/>
+                </w:rPr>
+                <m:t xml:space="preserve">t</m:t>
+              </m:r>
+            </m:sub>
+          </m:sSub>
+          <m:r>
+            <w:rPr>
+              <w:rFonts w:ascii="Cambria Math" w:hAnsi="Cambria Math"/>
+              <w:sz w:val="24"/>
+              <w:szCs w:val="24"/>
+            </w:rPr>
+            <m:t xml:space="preserve">/</m:t>
+          </m:r>
+          <m:r>
+            <w:rPr>
+              <w:rFonts w:ascii="Cambria Math" w:hAnsi="Cambria Math"/>
+              <w:sz w:val="24"/>
+              <w:szCs w:val="24"/>
+            </w:rPr>
+            <m:t xml:space="preserve">2</m:t>
+          </m:r>
+          <m:r>
+            <w:rPr>
+              <w:rFonts w:ascii="Cambria Math" w:hAnsi="Cambria Math"/>
+              <w:sz w:val="24"/>
+              <w:szCs w:val="24"/>
+            </w:rPr>
+            <m:t xml:space="preserve"> )·</m:t>
+          </m:r>
+          <m:sSup>
+            <m:e>
+              <m:r>
+                <w:rPr>
+                  <w:rFonts w:ascii="Cambria Math" w:hAnsi="Cambria Math"/>
+                  <w:sz w:val="24"/>
+                  <w:szCs w:val="24"/>
+                </w:rPr>
+                <m:t xml:space="preserve">v</m:t>
+              </m:r>
+            </m:e>
+            <m:sup>
+              <m:r>
+                <w:rPr>
+                  <w:rFonts w:ascii="Cambria Math" w:hAnsi="Cambria Math"/>
+                  <w:sz w:val="24"/>
+                  <w:szCs w:val="24"/>
+                </w:rPr>
+                <m:t xml:space="preserve">t</m:t>
+              </m:r>
+              <m:r>
+                <w:rPr>
+                  <w:rFonts w:ascii="Cambria Math" w:hAnsi="Cambria Math"/>
+                  <w:sz w:val="24"/>
+                  <w:szCs w:val="24"/>
+                </w:rPr>
+                <m:t xml:space="preserve">+½</m:t>
+              </m:r>
+            </m:sup>
+          </m:sSup>
+        </m:oMath>
+      </m:oMathPara>
+    </w:p>
+    <w:p>
+      <w:pPr>
+        <w:pStyle w:val="FormulaText"/>
+      </w:pPr>
+      <w:r>
+        <w:t xml:space="preserve">보험금 현가의 누계</w:t>
+      </w:r>
+    </w:p>
+    <w:p>
+      <w:pPr>
+        <w:pStyle w:val="Formula"/>
+      </w:pPr>
+      <m:oMathPara>
+        <m:oMathParaPr>
+          <m:jc m:val="left"/>
+        </m:oMathParaPr>
+        <m:oMath>
+          <m:sSub>
+            <m:e>
+              <m:r>
+                <w:rPr>
+                  <w:rFonts w:ascii="Cambria Math" w:hAnsi="Cambria Math"/>
+                  <w:sz w:val="24"/>
+                  <w:szCs w:val="24"/>
+                </w:rPr>
+                <m:t xml:space="preserve">M</m:t>
+              </m:r>
+            </m:e>
+            <m:sub>
+              <m:r>
+                <w:rPr>
+                  <w:rFonts w:ascii="Cambria Math" w:hAnsi="Cambria Math"/>
+                  <w:sz w:val="24"/>
+                  <w:szCs w:val="24"/>
+                </w:rPr>
+                <m:t xml:space="preserve">x</m:t>
+              </m:r>
+              <m:r>
+                <w:rPr>
+                  <w:rFonts w:ascii="Cambria Math" w:hAnsi="Cambria Math"/>
+                  <w:sz w:val="24"/>
+                  <w:szCs w:val="24"/>
+                </w:rPr>
+                <m:t xml:space="preserve">+</m:t>
+              </m:r>
+              <m:r>
+                <w:rPr>
+                  <w:rFonts w:ascii="Cambria Math" w:hAnsi="Cambria Math"/>
+                  <w:sz w:val="24"/>
+                  <w:szCs w:val="24"/>
+                </w:rPr>
+                <m:t xml:space="preserve">t</m:t>
+              </m:r>
+            </m:sub>
+          </m:sSub>
+          <m:r>
+            <w:rPr>
+              <w:rFonts w:ascii="Cambria Math" w:hAnsi="Cambria Math"/>
+              <w:sz w:val="24"/>
+              <w:szCs w:val="24"/>
+            </w:rPr>
+            <m:t xml:space="preserve"> = </m:t>
+          </m:r>
+          <m:sSubSup>
+            <m:e>
+              <m:r>
+                <w:rPr>
+                  <w:rFonts w:ascii="Cambria Math" w:hAnsi="Cambria Math"/>
+                  <w:sz w:val="24"/>
+                  <w:szCs w:val="24"/>
+                </w:rPr>
+                <m:t xml:space="preserve">Σ</m:t>
+              </m:r>
+            </m:e>
+            <m:sub>
+              <m:r>
+                <w:rPr>
+                  <w:rFonts w:ascii="Cambria Math" w:hAnsi="Cambria Math"/>
+                  <w:sz w:val="24"/>
+                  <w:szCs w:val="24"/>
+                </w:rPr>
+                <m:t xml:space="preserve">u</m:t>
+              </m:r>
+              <m:r>
+                <w:rPr>
+                  <w:rFonts w:ascii="Cambria Math" w:hAnsi="Cambria Math"/>
+                  <w:sz w:val="24"/>
+                  <w:szCs w:val="24"/>
+                </w:rPr>
+                <m:t xml:space="preserve">=</m:t>
+              </m:r>
+              <m:r>
+                <w:rPr>
+                  <w:rFonts w:ascii="Cambria Math" w:hAnsi="Cambria Math"/>
+                  <w:sz w:val="24"/>
+                  <w:szCs w:val="24"/>
+                </w:rPr>
+                <m:t xml:space="preserve">t</m:t>
+              </m:r>
+            </m:sub>
+            <m:sup>
+              <m:r>
+                <w:rPr>
+                  <w:rFonts w:ascii="Cambria Math" w:hAnsi="Cambria Math"/>
+                  <w:sz w:val="24"/>
+                  <w:szCs w:val="24"/>
+                </w:rPr>
+                <m:t xml:space="preserve">n</m:t>
+              </m:r>
+              <m:r>
+                <w:rPr>
+                  <w:rFonts w:ascii="Cambria Math" w:hAnsi="Cambria Math"/>
+                  <w:sz w:val="24"/>
+                  <w:szCs w:val="24"/>
+                </w:rPr>
+                <m:t xml:space="preserve">−</m:t>
+              </m:r>
+              <m:r>
+                <w:rPr>
+                  <w:rFonts w:ascii="Cambria Math" w:hAnsi="Cambria Math"/>
+                  <w:sz w:val="24"/>
+                  <w:szCs w:val="24"/>
+                </w:rPr>
+                <m:t xml:space="preserve">1</m:t>
+              </m:r>
+            </m:sup>
+          </m:sSubSup>
+          <m:r>
+            <w:rPr>
+              <w:rFonts w:ascii="Cambria Math" w:hAnsi="Cambria Math"/>
+              <w:sz w:val="24"/>
+              <w:szCs w:val="24"/>
+            </w:rPr>
+            <m:t xml:space="preserve"> </m:t>
+          </m:r>
+          <m:sSub>
+            <m:e>
+              <m:r>
+                <w:rPr>
+                  <w:rFonts w:ascii="Cambria Math" w:hAnsi="Cambria Math"/>
+                  <w:sz w:val="24"/>
+                  <w:szCs w:val="24"/>
+                </w:rPr>
+                <m:t xml:space="preserve">S</m:t>
+              </m:r>
+            </m:e>
+            <m:sub>
+              <m:r>
+                <w:rPr>
+                  <w:rFonts w:ascii="Cambria Math" w:hAnsi="Cambria Math"/>
+                  <w:sz w:val="24"/>
+                  <w:szCs w:val="24"/>
+                </w:rPr>
+                <m:t xml:space="preserve">u</m:t>
+              </m:r>
+            </m:sub>
+          </m:sSub>
+          <m:r>
+            <w:rPr>
+              <w:rFonts w:ascii="Cambria Math" w:hAnsi="Cambria Math"/>
+              <w:sz w:val="24"/>
+              <w:szCs w:val="24"/>
+            </w:rPr>
+            <m:t xml:space="preserve">·</m:t>
+          </m:r>
+          <m:sSub>
+            <m:e>
+              <m:r>
+                <w:rPr>
+                  <w:rFonts w:ascii="Cambria Math" w:hAnsi="Cambria Math"/>
+                  <w:sz w:val="24"/>
+                  <w:szCs w:val="24"/>
+                </w:rPr>
+                <m:t xml:space="preserve">C</m:t>
+              </m:r>
+            </m:e>
+            <m:sub>
+              <m:r>
+                <w:rPr>
+                  <w:rFonts w:ascii="Cambria Math" w:hAnsi="Cambria Math"/>
+                  <w:sz w:val="24"/>
+                  <w:szCs w:val="24"/>
+                </w:rPr>
+                <m:t xml:space="preserve">x</m:t>
+              </m:r>
+              <m:r>
+                <w:rPr>
+                  <w:rFonts w:ascii="Cambria Math" w:hAnsi="Cambria Math"/>
+                  <w:sz w:val="24"/>
+                  <w:szCs w:val="24"/>
+                </w:rPr>
+                <m:t xml:space="preserve">+</m:t>
+              </m:r>
+              <m:r>
+                <w:rPr>
+                  <w:rFonts w:ascii="Cambria Math" w:hAnsi="Cambria Math"/>
+                  <w:sz w:val="24"/>
+                  <w:szCs w:val="24"/>
+                </w:rPr>
+                <m:t xml:space="preserve">u</m:t>
+              </m:r>
+            </m:sub>
+          </m:sSub>
+        </m:oMath>
+      </m:oMathPara>
+    </w:p>
+    <w:p>
+      <w:pPr>
+        <w:pStyle w:val="FormulaText"/>
+      </w:pPr>
+      <w:r>
+        <w:t xml:space="preserve">보험금 현가 (PVB) — 보장금액 1원당</w:t>
+      </w:r>
+    </w:p>
+    <w:p>
+      <w:pPr>
+        <w:pStyle w:val="Formula"/>
+      </w:pPr>
+      <m:oMathPara>
+        <m:oMathParaPr>
+          <m:jc m:val="left"/>
+        </m:oMathParaPr>
+        <m:oMath>
+          <m:r>
+            <m:rPr>
+              <m:nor/>
+            </m:rPr>
+            <w:rPr>
+              <w:rFonts w:ascii="Cambria Math" w:hAnsi="Cambria Math"/>
+              <w:sz w:val="24"/>
+              <w:szCs w:val="24"/>
+            </w:rPr>
+            <m:t xml:space="preserve">PVB</m:t>
+          </m:r>
+          <m:r>
+            <w:rPr>
+              <w:rFonts w:ascii="Cambria Math" w:hAnsi="Cambria Math"/>
+              <w:sz w:val="24"/>
+              <w:szCs w:val="24"/>
+            </w:rPr>
+            <m:t xml:space="preserve"> = </m:t>
+          </m:r>
+          <m:sSub>
+            <m:e>
+              <m:r>
+                <w:rPr>
+                  <w:rFonts w:ascii="Cambria Math" w:hAnsi="Cambria Math"/>
+                  <w:sz w:val="24"/>
+                  <w:szCs w:val="24"/>
+                </w:rPr>
+                <m:t xml:space="preserve">M</m:t>
+              </m:r>
+            </m:e>
+            <m:sub>
+              <m:r>
+                <w:rPr>
+                  <w:rFonts w:ascii="Cambria Math" w:hAnsi="Cambria Math"/>
+                  <w:sz w:val="24"/>
+                  <w:szCs w:val="24"/>
+                </w:rPr>
+                <m:t xml:space="preserve">x</m:t>
+              </m:r>
+            </m:sub>
+          </m:sSub>
+        </m:oMath>
+      </m:oMathPara>
+    </w:p>
+    <w:p>
+      <w:pPr>
+        <w:pStyle w:val="Note"/>
+      </w:pPr>
+      <w:r>
+        <w:t xml:space="preserve">※ 보장금액 50,000,000원 · 100세까지 · 면책 90일 · 집단 “사망 · 암”. 진단 확정 시 지급하고 그 담보는 소멸한다.</w:t>
+      </w:r>
+    </w:p>
+    <w:p>
+      <w:pPr>
+        <w:pStyle w:val="Heading2"/>
+      </w:pPr>
+      <w:r>
+        <w:t xml:space="preserve">사. 순보험료 및 영업보험료</w:t>
       </w:r>
     </w:p>
     <w:p>
@@ -5851,23 +6588,31 @@
         <w:pStyle w:val="Heading1"/>
       </w:pPr>
       <w:r>
-        <w:t xml:space="preserve">7. 보험금의 현가</w:t>
+        <w:t xml:space="preserve">2. 책임준비금의 계산에 관한 사항</w:t>
       </w:r>
     </w:p>
     <w:p>
       <w:pPr>
+        <w:pStyle w:val="Note"/>
+      </w:pPr>
+      <w:r>
+        <w:t xml:space="preserve">※ 회계연도말 보험료적립금은 적용기초율 적립금과 표준기초율 적립금 중 큰 금액으로 한다.</w:t>
+      </w:r>
+    </w:p>
+    <w:p>
+      <w:pPr>
+        <w:pStyle w:val="Note"/>
+      </w:pPr>
+      <w:r>
+        <w:t xml:space="preserve">※ 연중 보간은 하지 않고 연말 기준으로 산출한다.</w:t>
+      </w:r>
+    </w:p>
+    <w:p>
+      <w:pPr>
         <w:pStyle w:val="FormulaLabel"/>
       </w:pPr>
       <w:r>
-        <w:t xml:space="preserve">[식] 보험금의 현가 — 암 진단</w:t>
-      </w:r>
-    </w:p>
-    <w:p>
-      <w:pPr>
-        <w:pStyle w:val="FormulaText"/>
-      </w:pPr>
-      <w:r>
-        <w:t xml:space="preserve">보장금액의 배수 — 면책 90일이라 첫해는 ( 1 − 3/12 ) 배</w:t>
+        <w:t xml:space="preserve">[식] 준비금 산출용 순보험료</w:t>
       </w:r>
     </w:p>
     <w:p>
@@ -5887,43 +6632,27 @@
                   <w:sz w:val="24"/>
                   <w:szCs w:val="24"/>
                 </w:rPr>
-                <m:t xml:space="preserve">S</m:t>
-              </m:r>
-            </m:e>
-            <m:sub>
-              <m:r>
-                <w:rPr>
-                  <w:rFonts w:ascii="Cambria Math" w:hAnsi="Cambria Math"/>
-                  <w:sz w:val="24"/>
-                  <w:szCs w:val="24"/>
-                </w:rPr>
-                <m:t xml:space="preserve">t</m:t>
-              </m:r>
-            </m:sub>
-          </m:sSub>
-          <m:r>
-            <w:rPr>
-              <w:rFonts w:ascii="Cambria Math" w:hAnsi="Cambria Math"/>
-              <w:sz w:val="24"/>
-              <w:szCs w:val="24"/>
-            </w:rPr>
-            <m:t xml:space="preserve"> = </m:t>
-          </m:r>
-          <m:r>
-            <w:rPr>
-              <w:rFonts w:ascii="Cambria Math" w:hAnsi="Cambria Math"/>
-              <w:sz w:val="24"/>
-              <w:szCs w:val="24"/>
-            </w:rPr>
-            <m:t xml:space="preserve">1</m:t>
-          </m:r>
-          <m:r>
-            <w:rPr>
-              <w:rFonts w:ascii="Cambria Math" w:hAnsi="Cambria Math"/>
-              <w:sz w:val="24"/>
-              <w:szCs w:val="24"/>
-            </w:rPr>
-            <m:t xml:space="preserve"> × </m:t>
+                <m:t xml:space="preserve">P</m:t>
+              </m:r>
+            </m:e>
+            <m:sub>
+              <m:r>
+                <w:rPr>
+                  <w:rFonts w:ascii="Cambria Math" w:hAnsi="Cambria Math"/>
+                  <w:sz w:val="24"/>
+                  <w:szCs w:val="24"/>
+                </w:rPr>
+                <m:t xml:space="preserve">β</m:t>
+              </m:r>
+            </m:sub>
+          </m:sSub>
+          <m:r>
+            <w:rPr>
+              <w:rFonts w:ascii="Cambria Math" w:hAnsi="Cambria Math"/>
+              <w:sz w:val="24"/>
+              <w:szCs w:val="24"/>
+            </w:rPr>
+            <m:t xml:space="preserve"> = ( </m:t>
           </m:r>
           <m:r>
             <m:rPr>
@@ -5934,56 +6663,103 @@
               <w:sz w:val="24"/>
               <w:szCs w:val="24"/>
             </w:rPr>
-            <m:t xml:space="preserve">if</m:t>
-          </m:r>
-          <m:r>
-            <w:rPr>
-              <w:rFonts w:ascii="Cambria Math" w:hAnsi="Cambria Math"/>
-              <w:sz w:val="24"/>
-              <w:szCs w:val="24"/>
-            </w:rPr>
-            <m:t xml:space="preserve">( </m:t>
-          </m:r>
-          <m:r>
-            <w:rPr>
-              <w:rFonts w:ascii="Cambria Math" w:hAnsi="Cambria Math"/>
-              <w:sz w:val="24"/>
-              <w:szCs w:val="24"/>
-            </w:rPr>
-            <m:t xml:space="preserve">t</m:t>
-          </m:r>
-          <m:r>
-            <w:rPr>
-              <w:rFonts w:ascii="Cambria Math" w:hAnsi="Cambria Math"/>
-              <w:sz w:val="24"/>
-              <w:szCs w:val="24"/>
-            </w:rPr>
-            <m:t xml:space="preserve"> = </m:t>
-          </m:r>
-          <m:r>
-            <w:rPr>
-              <w:rFonts w:ascii="Cambria Math" w:hAnsi="Cambria Math"/>
-              <w:sz w:val="24"/>
-              <w:szCs w:val="24"/>
-            </w:rPr>
-            <m:t xml:space="preserve">0</m:t>
-          </m:r>
-          <m:r>
-            <w:rPr>
-              <w:rFonts w:ascii="Cambria Math" w:hAnsi="Cambria Math"/>
-              <w:sz w:val="24"/>
-              <w:szCs w:val="24"/>
-            </w:rPr>
-            <m:t xml:space="preserve">, </m:t>
-          </m:r>
-          <m:r>
-            <w:rPr>
-              <w:rFonts w:ascii="Cambria Math" w:hAnsi="Cambria Math"/>
-              <w:sz w:val="24"/>
-              <w:szCs w:val="24"/>
-            </w:rPr>
-            <m:t xml:space="preserve">1</m:t>
-          </m:r>
+            <m:t xml:space="preserve">PVB</m:t>
+          </m:r>
+          <m:r>
+            <w:rPr>
+              <w:rFonts w:ascii="Cambria Math" w:hAnsi="Cambria Math"/>
+              <w:sz w:val="24"/>
+              <w:szCs w:val="24"/>
+            </w:rPr>
+            <m:t xml:space="preserve"> + </m:t>
+          </m:r>
+          <m:sSub>
+            <m:e>
+              <m:r>
+                <m:rPr>
+                  <m:nor/>
+                </m:rPr>
+                <w:rPr>
+                  <w:rFonts w:ascii="Cambria Math" w:hAnsi="Cambria Math"/>
+                  <w:sz w:val="24"/>
+                  <w:szCs w:val="24"/>
+                </w:rPr>
+                <m:t xml:space="preserve">CSV</m:t>
+              </m:r>
+            </m:e>
+            <m:sub>
+              <m:r>
+                <w:rPr>
+                  <w:rFonts w:ascii="Cambria Math" w:hAnsi="Cambria Math"/>
+                  <w:sz w:val="24"/>
+                  <w:szCs w:val="24"/>
+                </w:rPr>
+                <m:t xml:space="preserve">0</m:t>
+              </m:r>
+            </m:sub>
+          </m:sSub>
+          <m:r>
+            <w:rPr>
+              <w:rFonts w:ascii="Cambria Math" w:hAnsi="Cambria Math"/>
+              <w:sz w:val="24"/>
+              <w:szCs w:val="24"/>
+            </w:rPr>
+            <m:t xml:space="preserve"> + </m:t>
+          </m:r>
+          <m:r>
+            <w:rPr>
+              <w:rFonts w:ascii="Cambria Math" w:hAnsi="Cambria Math"/>
+              <w:sz w:val="24"/>
+              <w:szCs w:val="24"/>
+            </w:rPr>
+            <m:t xml:space="preserve">β′</m:t>
+          </m:r>
+          <m:r>
+            <w:rPr>
+              <w:rFonts w:ascii="Cambria Math" w:hAnsi="Cambria Math"/>
+              <w:sz w:val="24"/>
+              <w:szCs w:val="24"/>
+            </w:rPr>
+            <m:t xml:space="preserve">·( </m:t>
+          </m:r>
+          <m:sSub>
+            <m:e>
+              <m:r>
+                <w:rPr>
+                  <w:rFonts w:ascii="Cambria Math" w:hAnsi="Cambria Math"/>
+                  <w:sz w:val="24"/>
+                  <w:szCs w:val="24"/>
+                </w:rPr>
+                <m:t xml:space="preserve">N</m:t>
+              </m:r>
+            </m:e>
+            <m:sub>
+              <m:r>
+                <w:rPr>
+                  <w:rFonts w:ascii="Cambria Math" w:hAnsi="Cambria Math"/>
+                  <w:sz w:val="24"/>
+                  <w:szCs w:val="24"/>
+                </w:rPr>
+                <m:t xml:space="preserve">x</m:t>
+              </m:r>
+              <m:r>
+                <w:rPr>
+                  <w:rFonts w:ascii="Cambria Math" w:hAnsi="Cambria Math"/>
+                  <w:sz w:val="24"/>
+                  <w:szCs w:val="24"/>
+                </w:rPr>
+                <m:t xml:space="preserve">+</m:t>
+              </m:r>
+              <m:r>
+                <w:rPr>
+                  <w:rFonts w:ascii="Cambria Math" w:hAnsi="Cambria Math"/>
+                  <w:sz w:val="24"/>
+                  <w:szCs w:val="24"/>
+                </w:rPr>
+                <m:t xml:space="preserve">m</m:t>
+              </m:r>
+            </m:sub>
+          </m:sSub>
           <m:r>
             <w:rPr>
               <w:rFonts w:ascii="Cambria Math" w:hAnsi="Cambria Math"/>
@@ -5992,46 +6768,120 @@
             </w:rPr>
             <m:t xml:space="preserve"> − </m:t>
           </m:r>
-          <m:r>
-            <w:rPr>
-              <w:rFonts w:ascii="Cambria Math" w:hAnsi="Cambria Math"/>
-              <w:sz w:val="24"/>
-              <w:szCs w:val="24"/>
-            </w:rPr>
-            <m:t xml:space="preserve">3</m:t>
-          </m:r>
-          <m:r>
-            <w:rPr>
-              <w:rFonts w:ascii="Cambria Math" w:hAnsi="Cambria Math"/>
-              <w:sz w:val="24"/>
-              <w:szCs w:val="24"/>
-            </w:rPr>
-            <m:t xml:space="preserve">/</m:t>
-          </m:r>
-          <m:r>
-            <w:rPr>
-              <w:rFonts w:ascii="Cambria Math" w:hAnsi="Cambria Math"/>
-              <w:sz w:val="24"/>
-              <w:szCs w:val="24"/>
-            </w:rPr>
-            <m:t xml:space="preserve">12</m:t>
-          </m:r>
-          <m:r>
-            <w:rPr>
-              <w:rFonts w:ascii="Cambria Math" w:hAnsi="Cambria Math"/>
-              <w:sz w:val="24"/>
-              <w:szCs w:val="24"/>
-            </w:rPr>
-            <m:t xml:space="preserve">, </m:t>
-          </m:r>
-          <m:r>
-            <w:rPr>
-              <w:rFonts w:ascii="Cambria Math" w:hAnsi="Cambria Math"/>
-              <w:sz w:val="24"/>
-              <w:szCs w:val="24"/>
-            </w:rPr>
-            <m:t xml:space="preserve">1</m:t>
-          </m:r>
+          <m:sSub>
+            <m:e>
+              <m:r>
+                <w:rPr>
+                  <w:rFonts w:ascii="Cambria Math" w:hAnsi="Cambria Math"/>
+                  <w:sz w:val="24"/>
+                  <w:szCs w:val="24"/>
+                </w:rPr>
+                <m:t xml:space="preserve">N</m:t>
+              </m:r>
+            </m:e>
+            <m:sub>
+              <m:r>
+                <w:rPr>
+                  <w:rFonts w:ascii="Cambria Math" w:hAnsi="Cambria Math"/>
+                  <w:sz w:val="24"/>
+                  <w:szCs w:val="24"/>
+                </w:rPr>
+                <m:t xml:space="preserve">x</m:t>
+              </m:r>
+              <m:r>
+                <w:rPr>
+                  <w:rFonts w:ascii="Cambria Math" w:hAnsi="Cambria Math"/>
+                  <w:sz w:val="24"/>
+                  <w:szCs w:val="24"/>
+                </w:rPr>
+                <m:t xml:space="preserve">+</m:t>
+              </m:r>
+              <m:r>
+                <w:rPr>
+                  <w:rFonts w:ascii="Cambria Math" w:hAnsi="Cambria Math"/>
+                  <w:sz w:val="24"/>
+                  <w:szCs w:val="24"/>
+                </w:rPr>
+                <m:t xml:space="preserve">n</m:t>
+              </m:r>
+            </m:sub>
+          </m:sSub>
+          <m:r>
+            <w:rPr>
+              <w:rFonts w:ascii="Cambria Math" w:hAnsi="Cambria Math"/>
+              <w:sz w:val="24"/>
+              <w:szCs w:val="24"/>
+            </w:rPr>
+            <m:t xml:space="preserve"> ) ) / ( </m:t>
+          </m:r>
+          <m:sSub>
+            <m:e>
+              <m:r>
+                <w:rPr>
+                  <w:rFonts w:ascii="Cambria Math" w:hAnsi="Cambria Math"/>
+                  <w:sz w:val="24"/>
+                  <w:szCs w:val="24"/>
+                </w:rPr>
+                <m:t xml:space="preserve">N′</m:t>
+              </m:r>
+            </m:e>
+            <m:sub>
+              <m:r>
+                <w:rPr>
+                  <w:rFonts w:ascii="Cambria Math" w:hAnsi="Cambria Math"/>
+                  <w:sz w:val="24"/>
+                  <w:szCs w:val="24"/>
+                </w:rPr>
+                <m:t xml:space="preserve">x</m:t>
+              </m:r>
+            </m:sub>
+          </m:sSub>
+          <m:r>
+            <w:rPr>
+              <w:rFonts w:ascii="Cambria Math" w:hAnsi="Cambria Math"/>
+              <w:sz w:val="24"/>
+              <w:szCs w:val="24"/>
+            </w:rPr>
+            <m:t xml:space="preserve"> − </m:t>
+          </m:r>
+          <m:sSub>
+            <m:e>
+              <m:r>
+                <w:rPr>
+                  <w:rFonts w:ascii="Cambria Math" w:hAnsi="Cambria Math"/>
+                  <w:sz w:val="24"/>
+                  <w:szCs w:val="24"/>
+                </w:rPr>
+                <m:t xml:space="preserve">N′</m:t>
+              </m:r>
+            </m:e>
+            <m:sub>
+              <m:r>
+                <w:rPr>
+                  <w:rFonts w:ascii="Cambria Math" w:hAnsi="Cambria Math"/>
+                  <w:sz w:val="24"/>
+                  <w:szCs w:val="24"/>
+                </w:rPr>
+                <m:t xml:space="preserve">x</m:t>
+              </m:r>
+              <m:r>
+                <w:rPr>
+                  <w:rFonts w:ascii="Cambria Math" w:hAnsi="Cambria Math"/>
+                  <w:sz w:val="24"/>
+                  <w:szCs w:val="24"/>
+                </w:rPr>
+                <m:t xml:space="preserve">+</m:t>
+              </m:r>
+              <m:r>
+                <w:rPr>
+                  <w:rFonts w:ascii="Cambria Math" w:hAnsi="Cambria Math"/>
+                  <w:sz w:val="24"/>
+                  <w:szCs w:val="24"/>
+                </w:rPr>
+                <m:t xml:space="preserve">m</m:t>
+              </m:r>
+            </m:sub>
+          </m:sSub>
           <m:r>
             <w:rPr>
               <w:rFonts w:ascii="Cambria Math" w:hAnsi="Cambria Math"/>
@@ -6045,10 +6895,10 @@
     </w:p>
     <w:p>
       <w:pPr>
-        <w:pStyle w:val="FormulaText"/>
+        <w:pStyle w:val="FormulaLabel"/>
       </w:pPr>
       <w:r>
-        <w:t xml:space="preserve">급부 발생자</w:t>
+        <w:t xml:space="preserve">[식] 연말 책임준비금</w:t>
       </w:r>
     </w:p>
     <w:p>
@@ -6068,7 +6918,37 @@
                   <w:sz w:val="24"/>
                   <w:szCs w:val="24"/>
                 </w:rPr>
-                <m:t xml:space="preserve">C</m:t>
+                <m:t xml:space="preserve">V</m:t>
+              </m:r>
+            </m:e>
+            <m:sub>
+              <m:r>
+                <w:rPr>
+                  <w:rFonts w:ascii="Cambria Math" w:hAnsi="Cambria Math"/>
+                  <w:sz w:val="24"/>
+                  <w:szCs w:val="24"/>
+                </w:rPr>
+                <m:t xml:space="preserve">t</m:t>
+              </m:r>
+            </m:sub>
+          </m:sSub>
+          <m:r>
+            <w:rPr>
+              <w:rFonts w:ascii="Cambria Math" w:hAnsi="Cambria Math"/>
+              <w:sz w:val="24"/>
+              <w:szCs w:val="24"/>
+            </w:rPr>
+            <m:t xml:space="preserve"> = [ </m:t>
+          </m:r>
+          <m:sSub>
+            <m:e>
+              <m:r>
+                <w:rPr>
+                  <w:rFonts w:ascii="Cambria Math" w:hAnsi="Cambria Math"/>
+                  <w:sz w:val="24"/>
+                  <w:szCs w:val="24"/>
+                </w:rPr>
+                <m:t xml:space="preserve">M</m:t>
               </m:r>
             </m:e>
             <m:sub>
@@ -6104,17 +6984,93 @@
               <w:sz w:val="24"/>
               <w:szCs w:val="24"/>
             </w:rPr>
-            <m:t xml:space="preserve"> = </m:t>
-          </m:r>
-          <m:sSub>
-            <m:e>
-              <m:r>
-                <w:rPr>
-                  <w:rFonts w:ascii="Cambria Math" w:hAnsi="Cambria Math"/>
-                  <w:sz w:val="24"/>
-                  <w:szCs w:val="24"/>
-                </w:rPr>
-                <m:t xml:space="preserve">l</m:t>
+            <m:t xml:space="preserve"> + </m:t>
+          </m:r>
+          <m:sSub>
+            <m:e>
+              <m:r>
+                <w:rPr>
+                  <w:rFonts w:ascii="Cambria Math" w:hAnsi="Cambria Math"/>
+                  <w:sz w:val="24"/>
+                  <w:szCs w:val="24"/>
+                </w:rPr>
+                <m:t xml:space="preserve">Σ</m:t>
+              </m:r>
+            </m:e>
+            <m:sub>
+              <m:r>
+                <w:rPr>
+                  <w:rFonts w:ascii="Cambria Math" w:hAnsi="Cambria Math"/>
+                  <w:sz w:val="24"/>
+                  <w:szCs w:val="24"/>
+                </w:rPr>
+                <m:t xml:space="preserve">u</m:t>
+              </m:r>
+              <m:r>
+                <w:rPr>
+                  <w:rFonts w:ascii="Cambria Math" w:hAnsi="Cambria Math"/>
+                  <w:sz w:val="24"/>
+                  <w:szCs w:val="24"/>
+                </w:rPr>
+                <m:t xml:space="preserve">&gt;</m:t>
+              </m:r>
+              <m:r>
+                <w:rPr>
+                  <w:rFonts w:ascii="Cambria Math" w:hAnsi="Cambria Math"/>
+                  <w:sz w:val="24"/>
+                  <w:szCs w:val="24"/>
+                </w:rPr>
+                <m:t xml:space="preserve">t</m:t>
+              </m:r>
+            </m:sub>
+          </m:sSub>
+          <m:r>
+            <w:rPr>
+              <w:rFonts w:ascii="Cambria Math" w:hAnsi="Cambria Math"/>
+              <w:sz w:val="24"/>
+              <w:szCs w:val="24"/>
+            </w:rPr>
+            <m:t xml:space="preserve"> </m:t>
+          </m:r>
+          <m:sSub>
+            <m:e>
+              <m:r>
+                <w:rPr>
+                  <w:rFonts w:ascii="Cambria Math" w:hAnsi="Cambria Math"/>
+                  <w:sz w:val="24"/>
+                  <w:szCs w:val="24"/>
+                </w:rPr>
+                <m:t xml:space="preserve">E</m:t>
+              </m:r>
+            </m:e>
+            <m:sub>
+              <m:r>
+                <w:rPr>
+                  <w:rFonts w:ascii="Cambria Math" w:hAnsi="Cambria Math"/>
+                  <w:sz w:val="24"/>
+                  <w:szCs w:val="24"/>
+                </w:rPr>
+                <m:t xml:space="preserve">u</m:t>
+              </m:r>
+            </m:sub>
+          </m:sSub>
+          <m:r>
+            <w:rPr>
+              <w:rFonts w:ascii="Cambria Math" w:hAnsi="Cambria Math"/>
+              <w:sz w:val="24"/>
+              <w:szCs w:val="24"/>
+            </w:rPr>
+            <m:t xml:space="preserve">·</m:t>
+          </m:r>
+          <m:sSub>
+            <m:e>
+              <m:r>
+                <w:rPr>
+                  <w:rFonts w:ascii="Cambria Math" w:hAnsi="Cambria Math"/>
+                  <w:sz w:val="24"/>
+                  <w:szCs w:val="24"/>
+                </w:rPr>
+                <m:t xml:space="preserve">D</m:t>
               </m:r>
             </m:e>
             <m:sub>
@@ -6140,182 +7096,12 @@
                   <w:sz w:val="24"/>
                   <w:szCs w:val="24"/>
                 </w:rPr>
-                <m:t xml:space="preserve">t</m:t>
-              </m:r>
-            </m:sub>
-          </m:sSub>
-          <m:r>
-            <w:rPr>
-              <w:rFonts w:ascii="Cambria Math" w:hAnsi="Cambria Math"/>
-              <w:sz w:val="24"/>
-              <w:szCs w:val="24"/>
-            </w:rPr>
-            <m:t xml:space="preserve">·</m:t>
-          </m:r>
-          <m:sSub>
-            <m:e>
-              <m:r>
-                <w:rPr>
-                  <w:rFonts w:ascii="Cambria Math" w:hAnsi="Cambria Math"/>
-                  <w:sz w:val="24"/>
-                  <w:szCs w:val="24"/>
-                </w:rPr>
-                <m:t xml:space="preserve">r</m:t>
-              </m:r>
-            </m:e>
-            <m:sub>
-              <m:r>
-                <w:rPr>
-                  <w:rFonts w:ascii="Cambria Math" w:hAnsi="Cambria Math"/>
-                  <w:sz w:val="24"/>
-                  <w:szCs w:val="24"/>
-                </w:rPr>
-                <m:t xml:space="preserve">x</m:t>
-              </m:r>
-              <m:r>
-                <w:rPr>
-                  <w:rFonts w:ascii="Cambria Math" w:hAnsi="Cambria Math"/>
-                  <w:sz w:val="24"/>
-                  <w:szCs w:val="24"/>
-                </w:rPr>
-                <m:t xml:space="preserve">+</m:t>
-              </m:r>
-              <m:r>
-                <w:rPr>
-                  <w:rFonts w:ascii="Cambria Math" w:hAnsi="Cambria Math"/>
-                  <w:sz w:val="24"/>
-                  <w:szCs w:val="24"/>
-                </w:rPr>
-                <m:t xml:space="preserve">t</m:t>
-              </m:r>
-            </m:sub>
-          </m:sSub>
-          <m:r>
-            <w:rPr>
-              <w:rFonts w:ascii="Cambria Math" w:hAnsi="Cambria Math"/>
-              <w:sz w:val="24"/>
-              <w:szCs w:val="24"/>
-            </w:rPr>
-            <m:t xml:space="preserve">·( </m:t>
-          </m:r>
-          <m:r>
-            <w:rPr>
-              <w:rFonts w:ascii="Cambria Math" w:hAnsi="Cambria Math"/>
-              <w:sz w:val="24"/>
-              <w:szCs w:val="24"/>
-            </w:rPr>
-            <m:t xml:space="preserve">1</m:t>
-          </m:r>
-          <m:r>
-            <w:rPr>
-              <w:rFonts w:ascii="Cambria Math" w:hAnsi="Cambria Math"/>
-              <w:sz w:val="24"/>
-              <w:szCs w:val="24"/>
-            </w:rPr>
-            <m:t xml:space="preserve"> − </m:t>
-          </m:r>
-          <m:sSub>
-            <m:e>
-              <m:r>
-                <w:rPr>
-                  <w:rFonts w:ascii="Cambria Math" w:hAnsi="Cambria Math"/>
-                  <w:sz w:val="24"/>
-                  <w:szCs w:val="24"/>
-                </w:rPr>
-                <m:t xml:space="preserve">w</m:t>
-              </m:r>
-            </m:e>
-            <m:sub>
-              <m:r>
-                <w:rPr>
-                  <w:rFonts w:ascii="Cambria Math" w:hAnsi="Cambria Math"/>
-                  <w:sz w:val="24"/>
-                  <w:szCs w:val="24"/>
-                </w:rPr>
-                <m:t xml:space="preserve">x</m:t>
-              </m:r>
-              <m:r>
-                <w:rPr>
-                  <w:rFonts w:ascii="Cambria Math" w:hAnsi="Cambria Math"/>
-                  <w:sz w:val="24"/>
-                  <w:szCs w:val="24"/>
-                </w:rPr>
-                <m:t xml:space="preserve">+</m:t>
-              </m:r>
-              <m:r>
-                <w:rPr>
-                  <w:rFonts w:ascii="Cambria Math" w:hAnsi="Cambria Math"/>
-                  <w:sz w:val="24"/>
-                  <w:szCs w:val="24"/>
-                </w:rPr>
-                <m:t xml:space="preserve">t</m:t>
-              </m:r>
-            </m:sub>
-          </m:sSub>
-          <m:r>
-            <w:rPr>
-              <w:rFonts w:ascii="Cambria Math" w:hAnsi="Cambria Math"/>
-              <w:sz w:val="24"/>
-              <w:szCs w:val="24"/>
-            </w:rPr>
-            <m:t xml:space="preserve">/</m:t>
-          </m:r>
-          <m:r>
-            <w:rPr>
-              <w:rFonts w:ascii="Cambria Math" w:hAnsi="Cambria Math"/>
-              <w:sz w:val="24"/>
-              <w:szCs w:val="24"/>
-            </w:rPr>
-            <m:t xml:space="preserve">2</m:t>
-          </m:r>
-          <m:r>
-            <w:rPr>
-              <w:rFonts w:ascii="Cambria Math" w:hAnsi="Cambria Math"/>
-              <w:sz w:val="24"/>
-              <w:szCs w:val="24"/>
-            </w:rPr>
-            <m:t xml:space="preserve"> )·</m:t>
-          </m:r>
-          <m:sSup>
-            <m:e>
-              <m:r>
-                <w:rPr>
-                  <w:rFonts w:ascii="Cambria Math" w:hAnsi="Cambria Math"/>
-                  <w:sz w:val="24"/>
-                  <w:szCs w:val="24"/>
-                </w:rPr>
-                <m:t xml:space="preserve">v</m:t>
-              </m:r>
-            </m:e>
-            <m:sup>
-              <m:r>
-                <w:rPr>
-                  <w:rFonts w:ascii="Cambria Math" w:hAnsi="Cambria Math"/>
-                  <w:sz w:val="24"/>
-                  <w:szCs w:val="24"/>
-                </w:rPr>
-                <m:t xml:space="preserve">t</m:t>
-              </m:r>
-              <m:r>
-                <w:rPr>
-                  <w:rFonts w:ascii="Cambria Math" w:hAnsi="Cambria Math"/>
-                  <w:sz w:val="24"/>
-                  <w:szCs w:val="24"/>
-                </w:rPr>
-                <m:t xml:space="preserve">+½</m:t>
-              </m:r>
-            </m:sup>
-          </m:sSup>
+                <m:t xml:space="preserve">u</m:t>
+              </m:r>
+            </m:sub>
+          </m:sSub>
         </m:oMath>
       </m:oMathPara>
-    </w:p>
-    <w:p>
-      <w:pPr>
-        <w:pStyle w:val="FormulaText"/>
-      </w:pPr>
-      <w:r>
-        <w:t xml:space="preserve">보험금 현가의 누계</w:t>
-      </w:r>
     </w:p>
     <w:p>
       <w:pPr>
@@ -6326,15 +7112,72 @@
           <m:jc m:val="left"/>
         </m:oMathParaPr>
         <m:oMath>
-          <m:sSub>
-            <m:e>
-              <m:r>
-                <w:rPr>
-                  <w:rFonts w:ascii="Cambria Math" w:hAnsi="Cambria Math"/>
-                  <w:sz w:val="24"/>
-                  <w:szCs w:val="24"/>
-                </w:rPr>
-                <m:t xml:space="preserve">M</m:t>
+          <m:r>
+            <w:rPr>
+              <w:rFonts w:ascii="Cambria Math" w:hAnsi="Cambria Math"/>
+              <w:sz w:val="24"/>
+              <w:szCs w:val="24"/>
+            </w:rPr>
+            <m:t xml:space="preserve">+ </m:t>
+          </m:r>
+          <m:sSub>
+            <m:e>
+              <m:r>
+                <m:rPr>
+                  <m:nor/>
+                </m:rPr>
+                <w:rPr>
+                  <w:rFonts w:ascii="Cambria Math" w:hAnsi="Cambria Math"/>
+                  <w:sz w:val="24"/>
+                  <w:szCs w:val="24"/>
+                </w:rPr>
+                <m:t xml:space="preserve">CSV</m:t>
+              </m:r>
+            </m:e>
+            <m:sub>
+              <m:r>
+                <w:rPr>
+                  <w:rFonts w:ascii="Cambria Math" w:hAnsi="Cambria Math"/>
+                  <w:sz w:val="24"/>
+                  <w:szCs w:val="24"/>
+                </w:rPr>
+                <m:t xml:space="preserve">t</m:t>
+              </m:r>
+            </m:sub>
+          </m:sSub>
+          <m:r>
+            <w:rPr>
+              <w:rFonts w:ascii="Cambria Math" w:hAnsi="Cambria Math"/>
+              <w:sz w:val="24"/>
+              <w:szCs w:val="24"/>
+            </w:rPr>
+            <m:t xml:space="preserve"> + </m:t>
+          </m:r>
+          <m:r>
+            <w:rPr>
+              <w:rFonts w:ascii="Cambria Math" w:hAnsi="Cambria Math"/>
+              <w:sz w:val="24"/>
+              <w:szCs w:val="24"/>
+            </w:rPr>
+            <m:t xml:space="preserve">β′</m:t>
+          </m:r>
+          <m:r>
+            <w:rPr>
+              <w:rFonts w:ascii="Cambria Math" w:hAnsi="Cambria Math"/>
+              <w:sz w:val="24"/>
+              <w:szCs w:val="24"/>
+            </w:rPr>
+            <m:t xml:space="preserve">·( </m:t>
+          </m:r>
+          <m:sSub>
+            <m:e>
+              <m:r>
+                <w:rPr>
+                  <w:rFonts w:ascii="Cambria Math" w:hAnsi="Cambria Math"/>
+                  <w:sz w:val="24"/>
+                  <w:szCs w:val="24"/>
+                </w:rPr>
+                <m:t xml:space="preserve">N</m:t>
               </m:r>
             </m:e>
             <m:sub>
@@ -6355,6 +7198,25 @@
                 <m:t xml:space="preserve">+</m:t>
               </m:r>
               <m:r>
+                <m:rPr>
+                  <m:sty m:val="p"/>
+                </m:rPr>
+                <w:rPr>
+                  <w:rFonts w:ascii="Cambria Math" w:hAnsi="Cambria Math"/>
+                  <w:sz w:val="24"/>
+                  <w:szCs w:val="24"/>
+                </w:rPr>
+                <m:t xml:space="preserve">max</m:t>
+              </m:r>
+              <m:r>
+                <w:rPr>
+                  <w:rFonts w:ascii="Cambria Math" w:hAnsi="Cambria Math"/>
+                  <w:sz w:val="24"/>
+                  <w:szCs w:val="24"/>
+                </w:rPr>
+                <m:t xml:space="preserve">(</m:t>
+              </m:r>
+              <m:r>
                 <w:rPr>
                   <w:rFonts w:ascii="Cambria Math" w:hAnsi="Cambria Math"/>
                   <w:sz w:val="24"/>
@@ -6362,54 +7224,68 @@
                 </w:rPr>
                 <m:t xml:space="preserve">t</m:t>
               </m:r>
-            </m:sub>
-          </m:sSub>
-          <m:r>
-            <w:rPr>
-              <w:rFonts w:ascii="Cambria Math" w:hAnsi="Cambria Math"/>
-              <w:sz w:val="24"/>
-              <w:szCs w:val="24"/>
-            </w:rPr>
-            <m:t xml:space="preserve"> = </m:t>
-          </m:r>
-          <m:sSubSup>
-            <m:e>
-              <m:r>
-                <w:rPr>
-                  <w:rFonts w:ascii="Cambria Math" w:hAnsi="Cambria Math"/>
-                  <w:sz w:val="24"/>
-                  <w:szCs w:val="24"/>
-                </w:rPr>
-                <m:t xml:space="preserve">Σ</m:t>
-              </m:r>
-            </m:e>
-            <m:sub>
-              <m:r>
-                <w:rPr>
-                  <w:rFonts w:ascii="Cambria Math" w:hAnsi="Cambria Math"/>
-                  <w:sz w:val="24"/>
-                  <w:szCs w:val="24"/>
-                </w:rPr>
-                <m:t xml:space="preserve">u</m:t>
-              </m:r>
-              <m:r>
-                <w:rPr>
-                  <w:rFonts w:ascii="Cambria Math" w:hAnsi="Cambria Math"/>
-                  <w:sz w:val="24"/>
-                  <w:szCs w:val="24"/>
-                </w:rPr>
-                <m:t xml:space="preserve">=</m:t>
-              </m:r>
-              <m:r>
-                <w:rPr>
-                  <w:rFonts w:ascii="Cambria Math" w:hAnsi="Cambria Math"/>
-                  <w:sz w:val="24"/>
-                  <w:szCs w:val="24"/>
-                </w:rPr>
-                <m:t xml:space="preserve">t</m:t>
-              </m:r>
-            </m:sub>
-            <m:sup>
+              <m:r>
+                <w:rPr>
+                  <w:rFonts w:ascii="Cambria Math" w:hAnsi="Cambria Math"/>
+                  <w:sz w:val="24"/>
+                  <w:szCs w:val="24"/>
+                </w:rPr>
+                <m:t xml:space="preserve">,</m:t>
+              </m:r>
+              <m:r>
+                <w:rPr>
+                  <w:rFonts w:ascii="Cambria Math" w:hAnsi="Cambria Math"/>
+                  <w:sz w:val="24"/>
+                  <w:szCs w:val="24"/>
+                </w:rPr>
+                <m:t xml:space="preserve">m</m:t>
+              </m:r>
+              <m:r>
+                <w:rPr>
+                  <w:rFonts w:ascii="Cambria Math" w:hAnsi="Cambria Math"/>
+                  <w:sz w:val="24"/>
+                  <w:szCs w:val="24"/>
+                </w:rPr>
+                <m:t xml:space="preserve">)</m:t>
+              </m:r>
+            </m:sub>
+          </m:sSub>
+          <m:r>
+            <w:rPr>
+              <w:rFonts w:ascii="Cambria Math" w:hAnsi="Cambria Math"/>
+              <w:sz w:val="24"/>
+              <w:szCs w:val="24"/>
+            </w:rPr>
+            <m:t xml:space="preserve"> − </m:t>
+          </m:r>
+          <m:sSub>
+            <m:e>
+              <m:r>
+                <w:rPr>
+                  <w:rFonts w:ascii="Cambria Math" w:hAnsi="Cambria Math"/>
+                  <w:sz w:val="24"/>
+                  <w:szCs w:val="24"/>
+                </w:rPr>
+                <m:t xml:space="preserve">N</m:t>
+              </m:r>
+            </m:e>
+            <m:sub>
+              <m:r>
+                <w:rPr>
+                  <w:rFonts w:ascii="Cambria Math" w:hAnsi="Cambria Math"/>
+                  <w:sz w:val="24"/>
+                  <w:szCs w:val="24"/>
+                </w:rPr>
+                <m:t xml:space="preserve">x</m:t>
+              </m:r>
+              <m:r>
+                <w:rPr>
+                  <w:rFonts w:ascii="Cambria Math" w:hAnsi="Cambria Math"/>
+                  <w:sz w:val="24"/>
+                  <w:szCs w:val="24"/>
+                </w:rPr>
+                <m:t xml:space="preserve">+</m:t>
+              </m:r>
               <m:r>
                 <w:rPr>
                   <w:rFonts w:ascii="Cambria Math" w:hAnsi="Cambria Math"/>
@@ -6418,110 +7294,18 @@
                 </w:rPr>
                 <m:t xml:space="preserve">n</m:t>
               </m:r>
-              <m:r>
-                <w:rPr>
-                  <w:rFonts w:ascii="Cambria Math" w:hAnsi="Cambria Math"/>
-                  <w:sz w:val="24"/>
-                  <w:szCs w:val="24"/>
-                </w:rPr>
-                <m:t xml:space="preserve">−</m:t>
-              </m:r>
-              <m:r>
-                <w:rPr>
-                  <w:rFonts w:ascii="Cambria Math" w:hAnsi="Cambria Math"/>
-                  <w:sz w:val="24"/>
-                  <w:szCs w:val="24"/>
-                </w:rPr>
-                <m:t xml:space="preserve">1</m:t>
-              </m:r>
-            </m:sup>
-          </m:sSubSup>
-          <m:r>
-            <w:rPr>
-              <w:rFonts w:ascii="Cambria Math" w:hAnsi="Cambria Math"/>
-              <w:sz w:val="24"/>
-              <w:szCs w:val="24"/>
-            </w:rPr>
-            <m:t xml:space="preserve"> </m:t>
-          </m:r>
-          <m:sSub>
-            <m:e>
-              <m:r>
-                <w:rPr>
-                  <w:rFonts w:ascii="Cambria Math" w:hAnsi="Cambria Math"/>
-                  <w:sz w:val="24"/>
-                  <w:szCs w:val="24"/>
-                </w:rPr>
-                <m:t xml:space="preserve">S</m:t>
-              </m:r>
-            </m:e>
-            <m:sub>
-              <m:r>
-                <w:rPr>
-                  <w:rFonts w:ascii="Cambria Math" w:hAnsi="Cambria Math"/>
-                  <w:sz w:val="24"/>
-                  <w:szCs w:val="24"/>
-                </w:rPr>
-                <m:t xml:space="preserve">u</m:t>
-              </m:r>
-            </m:sub>
-          </m:sSub>
-          <m:r>
-            <w:rPr>
-              <w:rFonts w:ascii="Cambria Math" w:hAnsi="Cambria Math"/>
-              <w:sz w:val="24"/>
-              <w:szCs w:val="24"/>
-            </w:rPr>
-            <m:t xml:space="preserve">·</m:t>
-          </m:r>
-          <m:sSub>
-            <m:e>
-              <m:r>
-                <w:rPr>
-                  <w:rFonts w:ascii="Cambria Math" w:hAnsi="Cambria Math"/>
-                  <w:sz w:val="24"/>
-                  <w:szCs w:val="24"/>
-                </w:rPr>
-                <m:t xml:space="preserve">C</m:t>
-              </m:r>
-            </m:e>
-            <m:sub>
-              <m:r>
-                <w:rPr>
-                  <w:rFonts w:ascii="Cambria Math" w:hAnsi="Cambria Math"/>
-                  <w:sz w:val="24"/>
-                  <w:szCs w:val="24"/>
-                </w:rPr>
-                <m:t xml:space="preserve">x</m:t>
-              </m:r>
-              <m:r>
-                <w:rPr>
-                  <w:rFonts w:ascii="Cambria Math" w:hAnsi="Cambria Math"/>
-                  <w:sz w:val="24"/>
-                  <w:szCs w:val="24"/>
-                </w:rPr>
-                <m:t xml:space="preserve">+</m:t>
-              </m:r>
-              <m:r>
-                <w:rPr>
-                  <w:rFonts w:ascii="Cambria Math" w:hAnsi="Cambria Math"/>
-                  <w:sz w:val="24"/>
-                  <w:szCs w:val="24"/>
-                </w:rPr>
-                <m:t xml:space="preserve">u</m:t>
-              </m:r>
-            </m:sub>
-          </m:sSub>
+            </m:sub>
+          </m:sSub>
+          <m:r>
+            <w:rPr>
+              <w:rFonts w:ascii="Cambria Math" w:hAnsi="Cambria Math"/>
+              <w:sz w:val="24"/>
+              <w:szCs w:val="24"/>
+            </w:rPr>
+            <m:t xml:space="preserve"> )</m:t>
+          </m:r>
         </m:oMath>
       </m:oMathPara>
-    </w:p>
-    <w:p>
-      <w:pPr>
-        <w:pStyle w:val="FormulaText"/>
-      </w:pPr>
-      <w:r>
-        <w:t xml:space="preserve">보험금 현가 (PVB) — 보장금액 1원당</w:t>
-      </w:r>
     </w:p>
     <w:p>
       <w:pPr>
@@ -6533,775 +7317,6 @@
         </m:oMathParaPr>
         <m:oMath>
           <m:r>
-            <m:rPr>
-              <m:nor/>
-            </m:rPr>
-            <w:rPr>
-              <w:rFonts w:ascii="Cambria Math" w:hAnsi="Cambria Math"/>
-              <w:sz w:val="24"/>
-              <w:szCs w:val="24"/>
-            </w:rPr>
-            <m:t xml:space="preserve">PVB</m:t>
-          </m:r>
-          <m:r>
-            <w:rPr>
-              <w:rFonts w:ascii="Cambria Math" w:hAnsi="Cambria Math"/>
-              <w:sz w:val="24"/>
-              <w:szCs w:val="24"/>
-            </w:rPr>
-            <m:t xml:space="preserve"> = </m:t>
-          </m:r>
-          <m:sSub>
-            <m:e>
-              <m:r>
-                <w:rPr>
-                  <w:rFonts w:ascii="Cambria Math" w:hAnsi="Cambria Math"/>
-                  <w:sz w:val="24"/>
-                  <w:szCs w:val="24"/>
-                </w:rPr>
-                <m:t xml:space="preserve">M</m:t>
-              </m:r>
-            </m:e>
-            <m:sub>
-              <m:r>
-                <w:rPr>
-                  <w:rFonts w:ascii="Cambria Math" w:hAnsi="Cambria Math"/>
-                  <w:sz w:val="24"/>
-                  <w:szCs w:val="24"/>
-                </w:rPr>
-                <m:t xml:space="preserve">x</m:t>
-              </m:r>
-            </m:sub>
-          </m:sSub>
-        </m:oMath>
-      </m:oMathPara>
-    </w:p>
-    <w:p>
-      <w:pPr>
-        <w:pStyle w:val="Note"/>
-      </w:pPr>
-      <w:r>
-        <w:t xml:space="preserve">※ 보장금액 50,000,000원 · 100세까지 · 면책 90일 · 집단 “사망 · 암”. 진단 확정 시 지급하고 그 담보는 소멸한다.</w:t>
-      </w:r>
-    </w:p>
-    <w:p>
-      <w:pPr>
-        <w:pStyle w:val="Heading1"/>
-      </w:pPr>
-      <w:r>
-        <w:t xml:space="preserve">8. 책임준비금의 계산</w:t>
-      </w:r>
-    </w:p>
-    <w:p>
-      <w:pPr>
-        <w:pStyle w:val="FormulaLabel"/>
-      </w:pPr>
-      <w:r>
-        <w:t xml:space="preserve">[식] 준비금 산출용 순보험료</w:t>
-      </w:r>
-    </w:p>
-    <w:p>
-      <w:pPr>
-        <w:pStyle w:val="Formula"/>
-      </w:pPr>
-      <m:oMathPara>
-        <m:oMathParaPr>
-          <m:jc m:val="left"/>
-        </m:oMathParaPr>
-        <m:oMath>
-          <m:sSub>
-            <m:e>
-              <m:r>
-                <w:rPr>
-                  <w:rFonts w:ascii="Cambria Math" w:hAnsi="Cambria Math"/>
-                  <w:sz w:val="24"/>
-                  <w:szCs w:val="24"/>
-                </w:rPr>
-                <m:t xml:space="preserve">P</m:t>
-              </m:r>
-            </m:e>
-            <m:sub>
-              <m:r>
-                <w:rPr>
-                  <w:rFonts w:ascii="Cambria Math" w:hAnsi="Cambria Math"/>
-                  <w:sz w:val="24"/>
-                  <w:szCs w:val="24"/>
-                </w:rPr>
-                <m:t xml:space="preserve">β</m:t>
-              </m:r>
-            </m:sub>
-          </m:sSub>
-          <m:r>
-            <w:rPr>
-              <w:rFonts w:ascii="Cambria Math" w:hAnsi="Cambria Math"/>
-              <w:sz w:val="24"/>
-              <w:szCs w:val="24"/>
-            </w:rPr>
-            <m:t xml:space="preserve"> = ( </m:t>
-          </m:r>
-          <m:r>
-            <m:rPr>
-              <m:nor/>
-            </m:rPr>
-            <w:rPr>
-              <w:rFonts w:ascii="Cambria Math" w:hAnsi="Cambria Math"/>
-              <w:sz w:val="24"/>
-              <w:szCs w:val="24"/>
-            </w:rPr>
-            <m:t xml:space="preserve">PVB</m:t>
-          </m:r>
-          <m:r>
-            <w:rPr>
-              <w:rFonts w:ascii="Cambria Math" w:hAnsi="Cambria Math"/>
-              <w:sz w:val="24"/>
-              <w:szCs w:val="24"/>
-            </w:rPr>
-            <m:t xml:space="preserve"> + </m:t>
-          </m:r>
-          <m:sSub>
-            <m:e>
-              <m:r>
-                <m:rPr>
-                  <m:nor/>
-                </m:rPr>
-                <w:rPr>
-                  <w:rFonts w:ascii="Cambria Math" w:hAnsi="Cambria Math"/>
-                  <w:sz w:val="24"/>
-                  <w:szCs w:val="24"/>
-                </w:rPr>
-                <m:t xml:space="preserve">CSV</m:t>
-              </m:r>
-            </m:e>
-            <m:sub>
-              <m:r>
-                <w:rPr>
-                  <w:rFonts w:ascii="Cambria Math" w:hAnsi="Cambria Math"/>
-                  <w:sz w:val="24"/>
-                  <w:szCs w:val="24"/>
-                </w:rPr>
-                <m:t xml:space="preserve">0</m:t>
-              </m:r>
-            </m:sub>
-          </m:sSub>
-          <m:r>
-            <w:rPr>
-              <w:rFonts w:ascii="Cambria Math" w:hAnsi="Cambria Math"/>
-              <w:sz w:val="24"/>
-              <w:szCs w:val="24"/>
-            </w:rPr>
-            <m:t xml:space="preserve"> + </m:t>
-          </m:r>
-          <m:r>
-            <w:rPr>
-              <w:rFonts w:ascii="Cambria Math" w:hAnsi="Cambria Math"/>
-              <w:sz w:val="24"/>
-              <w:szCs w:val="24"/>
-            </w:rPr>
-            <m:t xml:space="preserve">β′</m:t>
-          </m:r>
-          <m:r>
-            <w:rPr>
-              <w:rFonts w:ascii="Cambria Math" w:hAnsi="Cambria Math"/>
-              <w:sz w:val="24"/>
-              <w:szCs w:val="24"/>
-            </w:rPr>
-            <m:t xml:space="preserve">·( </m:t>
-          </m:r>
-          <m:sSub>
-            <m:e>
-              <m:r>
-                <w:rPr>
-                  <w:rFonts w:ascii="Cambria Math" w:hAnsi="Cambria Math"/>
-                  <w:sz w:val="24"/>
-                  <w:szCs w:val="24"/>
-                </w:rPr>
-                <m:t xml:space="preserve">N</m:t>
-              </m:r>
-            </m:e>
-            <m:sub>
-              <m:r>
-                <w:rPr>
-                  <w:rFonts w:ascii="Cambria Math" w:hAnsi="Cambria Math"/>
-                  <w:sz w:val="24"/>
-                  <w:szCs w:val="24"/>
-                </w:rPr>
-                <m:t xml:space="preserve">x</m:t>
-              </m:r>
-              <m:r>
-                <w:rPr>
-                  <w:rFonts w:ascii="Cambria Math" w:hAnsi="Cambria Math"/>
-                  <w:sz w:val="24"/>
-                  <w:szCs w:val="24"/>
-                </w:rPr>
-                <m:t xml:space="preserve">+</m:t>
-              </m:r>
-              <m:r>
-                <w:rPr>
-                  <w:rFonts w:ascii="Cambria Math" w:hAnsi="Cambria Math"/>
-                  <w:sz w:val="24"/>
-                  <w:szCs w:val="24"/>
-                </w:rPr>
-                <m:t xml:space="preserve">m</m:t>
-              </m:r>
-            </m:sub>
-          </m:sSub>
-          <m:r>
-            <w:rPr>
-              <w:rFonts w:ascii="Cambria Math" w:hAnsi="Cambria Math"/>
-              <w:sz w:val="24"/>
-              <w:szCs w:val="24"/>
-            </w:rPr>
-            <m:t xml:space="preserve"> − </m:t>
-          </m:r>
-          <m:sSub>
-            <m:e>
-              <m:r>
-                <w:rPr>
-                  <w:rFonts w:ascii="Cambria Math" w:hAnsi="Cambria Math"/>
-                  <w:sz w:val="24"/>
-                  <w:szCs w:val="24"/>
-                </w:rPr>
-                <m:t xml:space="preserve">N</m:t>
-              </m:r>
-            </m:e>
-            <m:sub>
-              <m:r>
-                <w:rPr>
-                  <w:rFonts w:ascii="Cambria Math" w:hAnsi="Cambria Math"/>
-                  <w:sz w:val="24"/>
-                  <w:szCs w:val="24"/>
-                </w:rPr>
-                <m:t xml:space="preserve">x</m:t>
-              </m:r>
-              <m:r>
-                <w:rPr>
-                  <w:rFonts w:ascii="Cambria Math" w:hAnsi="Cambria Math"/>
-                  <w:sz w:val="24"/>
-                  <w:szCs w:val="24"/>
-                </w:rPr>
-                <m:t xml:space="preserve">+</m:t>
-              </m:r>
-              <m:r>
-                <w:rPr>
-                  <w:rFonts w:ascii="Cambria Math" w:hAnsi="Cambria Math"/>
-                  <w:sz w:val="24"/>
-                  <w:szCs w:val="24"/>
-                </w:rPr>
-                <m:t xml:space="preserve">n</m:t>
-              </m:r>
-            </m:sub>
-          </m:sSub>
-          <m:r>
-            <w:rPr>
-              <w:rFonts w:ascii="Cambria Math" w:hAnsi="Cambria Math"/>
-              <w:sz w:val="24"/>
-              <w:szCs w:val="24"/>
-            </w:rPr>
-            <m:t xml:space="preserve"> ) ) / ( </m:t>
-          </m:r>
-          <m:sSub>
-            <m:e>
-              <m:r>
-                <w:rPr>
-                  <w:rFonts w:ascii="Cambria Math" w:hAnsi="Cambria Math"/>
-                  <w:sz w:val="24"/>
-                  <w:szCs w:val="24"/>
-                </w:rPr>
-                <m:t xml:space="preserve">N′</m:t>
-              </m:r>
-            </m:e>
-            <m:sub>
-              <m:r>
-                <w:rPr>
-                  <w:rFonts w:ascii="Cambria Math" w:hAnsi="Cambria Math"/>
-                  <w:sz w:val="24"/>
-                  <w:szCs w:val="24"/>
-                </w:rPr>
-                <m:t xml:space="preserve">x</m:t>
-              </m:r>
-            </m:sub>
-          </m:sSub>
-          <m:r>
-            <w:rPr>
-              <w:rFonts w:ascii="Cambria Math" w:hAnsi="Cambria Math"/>
-              <w:sz w:val="24"/>
-              <w:szCs w:val="24"/>
-            </w:rPr>
-            <m:t xml:space="preserve"> − </m:t>
-          </m:r>
-          <m:sSub>
-            <m:e>
-              <m:r>
-                <w:rPr>
-                  <w:rFonts w:ascii="Cambria Math" w:hAnsi="Cambria Math"/>
-                  <w:sz w:val="24"/>
-                  <w:szCs w:val="24"/>
-                </w:rPr>
-                <m:t xml:space="preserve">N′</m:t>
-              </m:r>
-            </m:e>
-            <m:sub>
-              <m:r>
-                <w:rPr>
-                  <w:rFonts w:ascii="Cambria Math" w:hAnsi="Cambria Math"/>
-                  <w:sz w:val="24"/>
-                  <w:szCs w:val="24"/>
-                </w:rPr>
-                <m:t xml:space="preserve">x</m:t>
-              </m:r>
-              <m:r>
-                <w:rPr>
-                  <w:rFonts w:ascii="Cambria Math" w:hAnsi="Cambria Math"/>
-                  <w:sz w:val="24"/>
-                  <w:szCs w:val="24"/>
-                </w:rPr>
-                <m:t xml:space="preserve">+</m:t>
-              </m:r>
-              <m:r>
-                <w:rPr>
-                  <w:rFonts w:ascii="Cambria Math" w:hAnsi="Cambria Math"/>
-                  <w:sz w:val="24"/>
-                  <w:szCs w:val="24"/>
-                </w:rPr>
-                <m:t xml:space="preserve">m</m:t>
-              </m:r>
-            </m:sub>
-          </m:sSub>
-          <m:r>
-            <w:rPr>
-              <w:rFonts w:ascii="Cambria Math" w:hAnsi="Cambria Math"/>
-              <w:sz w:val="24"/>
-              <w:szCs w:val="24"/>
-            </w:rPr>
-            <m:t xml:space="preserve"> )</m:t>
-          </m:r>
-        </m:oMath>
-      </m:oMathPara>
-    </w:p>
-    <w:p>
-      <w:pPr>
-        <w:pStyle w:val="FormulaLabel"/>
-      </w:pPr>
-      <w:r>
-        <w:t xml:space="preserve">[식] 연말 책임준비금</w:t>
-      </w:r>
-    </w:p>
-    <w:p>
-      <w:pPr>
-        <w:pStyle w:val="Formula"/>
-      </w:pPr>
-      <m:oMathPara>
-        <m:oMathParaPr>
-          <m:jc m:val="left"/>
-        </m:oMathParaPr>
-        <m:oMath>
-          <m:sSub>
-            <m:e>
-              <m:r>
-                <w:rPr>
-                  <w:rFonts w:ascii="Cambria Math" w:hAnsi="Cambria Math"/>
-                  <w:sz w:val="24"/>
-                  <w:szCs w:val="24"/>
-                </w:rPr>
-                <m:t xml:space="preserve">V</m:t>
-              </m:r>
-            </m:e>
-            <m:sub>
-              <m:r>
-                <w:rPr>
-                  <w:rFonts w:ascii="Cambria Math" w:hAnsi="Cambria Math"/>
-                  <w:sz w:val="24"/>
-                  <w:szCs w:val="24"/>
-                </w:rPr>
-                <m:t xml:space="preserve">t</m:t>
-              </m:r>
-            </m:sub>
-          </m:sSub>
-          <m:r>
-            <w:rPr>
-              <w:rFonts w:ascii="Cambria Math" w:hAnsi="Cambria Math"/>
-              <w:sz w:val="24"/>
-              <w:szCs w:val="24"/>
-            </w:rPr>
-            <m:t xml:space="preserve"> = [ </m:t>
-          </m:r>
-          <m:sSub>
-            <m:e>
-              <m:r>
-                <w:rPr>
-                  <w:rFonts w:ascii="Cambria Math" w:hAnsi="Cambria Math"/>
-                  <w:sz w:val="24"/>
-                  <w:szCs w:val="24"/>
-                </w:rPr>
-                <m:t xml:space="preserve">M</m:t>
-              </m:r>
-            </m:e>
-            <m:sub>
-              <m:r>
-                <w:rPr>
-                  <w:rFonts w:ascii="Cambria Math" w:hAnsi="Cambria Math"/>
-                  <w:sz w:val="24"/>
-                  <w:szCs w:val="24"/>
-                </w:rPr>
-                <m:t xml:space="preserve">x</m:t>
-              </m:r>
-              <m:r>
-                <w:rPr>
-                  <w:rFonts w:ascii="Cambria Math" w:hAnsi="Cambria Math"/>
-                  <w:sz w:val="24"/>
-                  <w:szCs w:val="24"/>
-                </w:rPr>
-                <m:t xml:space="preserve">+</m:t>
-              </m:r>
-              <m:r>
-                <w:rPr>
-                  <w:rFonts w:ascii="Cambria Math" w:hAnsi="Cambria Math"/>
-                  <w:sz w:val="24"/>
-                  <w:szCs w:val="24"/>
-                </w:rPr>
-                <m:t xml:space="preserve">t</m:t>
-              </m:r>
-            </m:sub>
-          </m:sSub>
-          <m:r>
-            <w:rPr>
-              <w:rFonts w:ascii="Cambria Math" w:hAnsi="Cambria Math"/>
-              <w:sz w:val="24"/>
-              <w:szCs w:val="24"/>
-            </w:rPr>
-            <m:t xml:space="preserve"> + </m:t>
-          </m:r>
-          <m:sSub>
-            <m:e>
-              <m:r>
-                <w:rPr>
-                  <w:rFonts w:ascii="Cambria Math" w:hAnsi="Cambria Math"/>
-                  <w:sz w:val="24"/>
-                  <w:szCs w:val="24"/>
-                </w:rPr>
-                <m:t xml:space="preserve">Σ</m:t>
-              </m:r>
-            </m:e>
-            <m:sub>
-              <m:r>
-                <w:rPr>
-                  <w:rFonts w:ascii="Cambria Math" w:hAnsi="Cambria Math"/>
-                  <w:sz w:val="24"/>
-                  <w:szCs w:val="24"/>
-                </w:rPr>
-                <m:t xml:space="preserve">u</m:t>
-              </m:r>
-              <m:r>
-                <w:rPr>
-                  <w:rFonts w:ascii="Cambria Math" w:hAnsi="Cambria Math"/>
-                  <w:sz w:val="24"/>
-                  <w:szCs w:val="24"/>
-                </w:rPr>
-                <m:t xml:space="preserve">&gt;</m:t>
-              </m:r>
-              <m:r>
-                <w:rPr>
-                  <w:rFonts w:ascii="Cambria Math" w:hAnsi="Cambria Math"/>
-                  <w:sz w:val="24"/>
-                  <w:szCs w:val="24"/>
-                </w:rPr>
-                <m:t xml:space="preserve">t</m:t>
-              </m:r>
-            </m:sub>
-          </m:sSub>
-          <m:r>
-            <w:rPr>
-              <w:rFonts w:ascii="Cambria Math" w:hAnsi="Cambria Math"/>
-              <w:sz w:val="24"/>
-              <w:szCs w:val="24"/>
-            </w:rPr>
-            <m:t xml:space="preserve"> </m:t>
-          </m:r>
-          <m:sSub>
-            <m:e>
-              <m:r>
-                <w:rPr>
-                  <w:rFonts w:ascii="Cambria Math" w:hAnsi="Cambria Math"/>
-                  <w:sz w:val="24"/>
-                  <w:szCs w:val="24"/>
-                </w:rPr>
-                <m:t xml:space="preserve">E</m:t>
-              </m:r>
-            </m:e>
-            <m:sub>
-              <m:r>
-                <w:rPr>
-                  <w:rFonts w:ascii="Cambria Math" w:hAnsi="Cambria Math"/>
-                  <w:sz w:val="24"/>
-                  <w:szCs w:val="24"/>
-                </w:rPr>
-                <m:t xml:space="preserve">u</m:t>
-              </m:r>
-            </m:sub>
-          </m:sSub>
-          <m:r>
-            <w:rPr>
-              <w:rFonts w:ascii="Cambria Math" w:hAnsi="Cambria Math"/>
-              <w:sz w:val="24"/>
-              <w:szCs w:val="24"/>
-            </w:rPr>
-            <m:t xml:space="preserve">·</m:t>
-          </m:r>
-          <m:sSub>
-            <m:e>
-              <m:r>
-                <w:rPr>
-                  <w:rFonts w:ascii="Cambria Math" w:hAnsi="Cambria Math"/>
-                  <w:sz w:val="24"/>
-                  <w:szCs w:val="24"/>
-                </w:rPr>
-                <m:t xml:space="preserve">D</m:t>
-              </m:r>
-            </m:e>
-            <m:sub>
-              <m:r>
-                <w:rPr>
-                  <w:rFonts w:ascii="Cambria Math" w:hAnsi="Cambria Math"/>
-                  <w:sz w:val="24"/>
-                  <w:szCs w:val="24"/>
-                </w:rPr>
-                <m:t xml:space="preserve">x</m:t>
-              </m:r>
-              <m:r>
-                <w:rPr>
-                  <w:rFonts w:ascii="Cambria Math" w:hAnsi="Cambria Math"/>
-                  <w:sz w:val="24"/>
-                  <w:szCs w:val="24"/>
-                </w:rPr>
-                <m:t xml:space="preserve">+</m:t>
-              </m:r>
-              <m:r>
-                <w:rPr>
-                  <w:rFonts w:ascii="Cambria Math" w:hAnsi="Cambria Math"/>
-                  <w:sz w:val="24"/>
-                  <w:szCs w:val="24"/>
-                </w:rPr>
-                <m:t xml:space="preserve">u</m:t>
-              </m:r>
-            </m:sub>
-          </m:sSub>
-        </m:oMath>
-      </m:oMathPara>
-    </w:p>
-    <w:p>
-      <w:pPr>
-        <w:pStyle w:val="Formula"/>
-      </w:pPr>
-      <m:oMathPara>
-        <m:oMathParaPr>
-          <m:jc m:val="left"/>
-        </m:oMathParaPr>
-        <m:oMath>
-          <m:r>
-            <w:rPr>
-              <w:rFonts w:ascii="Cambria Math" w:hAnsi="Cambria Math"/>
-              <w:sz w:val="24"/>
-              <w:szCs w:val="24"/>
-            </w:rPr>
-            <m:t xml:space="preserve">+ </m:t>
-          </m:r>
-          <m:sSub>
-            <m:e>
-              <m:r>
-                <m:rPr>
-                  <m:nor/>
-                </m:rPr>
-                <w:rPr>
-                  <w:rFonts w:ascii="Cambria Math" w:hAnsi="Cambria Math"/>
-                  <w:sz w:val="24"/>
-                  <w:szCs w:val="24"/>
-                </w:rPr>
-                <m:t xml:space="preserve">CSV</m:t>
-              </m:r>
-            </m:e>
-            <m:sub>
-              <m:r>
-                <w:rPr>
-                  <w:rFonts w:ascii="Cambria Math" w:hAnsi="Cambria Math"/>
-                  <w:sz w:val="24"/>
-                  <w:szCs w:val="24"/>
-                </w:rPr>
-                <m:t xml:space="preserve">t</m:t>
-              </m:r>
-            </m:sub>
-          </m:sSub>
-          <m:r>
-            <w:rPr>
-              <w:rFonts w:ascii="Cambria Math" w:hAnsi="Cambria Math"/>
-              <w:sz w:val="24"/>
-              <w:szCs w:val="24"/>
-            </w:rPr>
-            <m:t xml:space="preserve"> + </m:t>
-          </m:r>
-          <m:r>
-            <w:rPr>
-              <w:rFonts w:ascii="Cambria Math" w:hAnsi="Cambria Math"/>
-              <w:sz w:val="24"/>
-              <w:szCs w:val="24"/>
-            </w:rPr>
-            <m:t xml:space="preserve">β′</m:t>
-          </m:r>
-          <m:r>
-            <w:rPr>
-              <w:rFonts w:ascii="Cambria Math" w:hAnsi="Cambria Math"/>
-              <w:sz w:val="24"/>
-              <w:szCs w:val="24"/>
-            </w:rPr>
-            <m:t xml:space="preserve">·( </m:t>
-          </m:r>
-          <m:sSub>
-            <m:e>
-              <m:r>
-                <w:rPr>
-                  <w:rFonts w:ascii="Cambria Math" w:hAnsi="Cambria Math"/>
-                  <w:sz w:val="24"/>
-                  <w:szCs w:val="24"/>
-                </w:rPr>
-                <m:t xml:space="preserve">N</m:t>
-              </m:r>
-            </m:e>
-            <m:sub>
-              <m:r>
-                <w:rPr>
-                  <w:rFonts w:ascii="Cambria Math" w:hAnsi="Cambria Math"/>
-                  <w:sz w:val="24"/>
-                  <w:szCs w:val="24"/>
-                </w:rPr>
-                <m:t xml:space="preserve">x</m:t>
-              </m:r>
-              <m:r>
-                <w:rPr>
-                  <w:rFonts w:ascii="Cambria Math" w:hAnsi="Cambria Math"/>
-                  <w:sz w:val="24"/>
-                  <w:szCs w:val="24"/>
-                </w:rPr>
-                <m:t xml:space="preserve">+</m:t>
-              </m:r>
-              <m:r>
-                <m:rPr>
-                  <m:sty m:val="p"/>
-                </m:rPr>
-                <w:rPr>
-                  <w:rFonts w:ascii="Cambria Math" w:hAnsi="Cambria Math"/>
-                  <w:sz w:val="24"/>
-                  <w:szCs w:val="24"/>
-                </w:rPr>
-                <m:t xml:space="preserve">max</m:t>
-              </m:r>
-              <m:r>
-                <w:rPr>
-                  <w:rFonts w:ascii="Cambria Math" w:hAnsi="Cambria Math"/>
-                  <w:sz w:val="24"/>
-                  <w:szCs w:val="24"/>
-                </w:rPr>
-                <m:t xml:space="preserve">(</m:t>
-              </m:r>
-              <m:r>
-                <w:rPr>
-                  <w:rFonts w:ascii="Cambria Math" w:hAnsi="Cambria Math"/>
-                  <w:sz w:val="24"/>
-                  <w:szCs w:val="24"/>
-                </w:rPr>
-                <m:t xml:space="preserve">t</m:t>
-              </m:r>
-              <m:r>
-                <w:rPr>
-                  <w:rFonts w:ascii="Cambria Math" w:hAnsi="Cambria Math"/>
-                  <w:sz w:val="24"/>
-                  <w:szCs w:val="24"/>
-                </w:rPr>
-                <m:t xml:space="preserve">,</m:t>
-              </m:r>
-              <m:r>
-                <w:rPr>
-                  <w:rFonts w:ascii="Cambria Math" w:hAnsi="Cambria Math"/>
-                  <w:sz w:val="24"/>
-                  <w:szCs w:val="24"/>
-                </w:rPr>
-                <m:t xml:space="preserve">m</m:t>
-              </m:r>
-              <m:r>
-                <w:rPr>
-                  <w:rFonts w:ascii="Cambria Math" w:hAnsi="Cambria Math"/>
-                  <w:sz w:val="24"/>
-                  <w:szCs w:val="24"/>
-                </w:rPr>
-                <m:t xml:space="preserve">)</m:t>
-              </m:r>
-            </m:sub>
-          </m:sSub>
-          <m:r>
-            <w:rPr>
-              <w:rFonts w:ascii="Cambria Math" w:hAnsi="Cambria Math"/>
-              <w:sz w:val="24"/>
-              <w:szCs w:val="24"/>
-            </w:rPr>
-            <m:t xml:space="preserve"> − </m:t>
-          </m:r>
-          <m:sSub>
-            <m:e>
-              <m:r>
-                <w:rPr>
-                  <w:rFonts w:ascii="Cambria Math" w:hAnsi="Cambria Math"/>
-                  <w:sz w:val="24"/>
-                  <w:szCs w:val="24"/>
-                </w:rPr>
-                <m:t xml:space="preserve">N</m:t>
-              </m:r>
-            </m:e>
-            <m:sub>
-              <m:r>
-                <w:rPr>
-                  <w:rFonts w:ascii="Cambria Math" w:hAnsi="Cambria Math"/>
-                  <w:sz w:val="24"/>
-                  <w:szCs w:val="24"/>
-                </w:rPr>
-                <m:t xml:space="preserve">x</m:t>
-              </m:r>
-              <m:r>
-                <w:rPr>
-                  <w:rFonts w:ascii="Cambria Math" w:hAnsi="Cambria Math"/>
-                  <w:sz w:val="24"/>
-                  <w:szCs w:val="24"/>
-                </w:rPr>
-                <m:t xml:space="preserve">+</m:t>
-              </m:r>
-              <m:r>
-                <w:rPr>
-                  <w:rFonts w:ascii="Cambria Math" w:hAnsi="Cambria Math"/>
-                  <w:sz w:val="24"/>
-                  <w:szCs w:val="24"/>
-                </w:rPr>
-                <m:t xml:space="preserve">n</m:t>
-              </m:r>
-            </m:sub>
-          </m:sSub>
-          <m:r>
-            <w:rPr>
-              <w:rFonts w:ascii="Cambria Math" w:hAnsi="Cambria Math"/>
-              <w:sz w:val="24"/>
-              <w:szCs w:val="24"/>
-            </w:rPr>
-            <m:t xml:space="preserve"> )</m:t>
-          </m:r>
-        </m:oMath>
-      </m:oMathPara>
-    </w:p>
-    <w:p>
-      <w:pPr>
-        <w:pStyle w:val="Formula"/>
-      </w:pPr>
-      <m:oMathPara>
-        <m:oMathParaPr>
-          <m:jc m:val="left"/>
-        </m:oMathParaPr>
-        <m:oMath>
-          <m:r>
             <w:rPr>
               <w:rFonts w:ascii="Cambria Math" w:hAnsi="Cambria Math"/>
               <w:sz w:val="24"/>
@@ -7517,7 +7532,23 @@
         <w:pStyle w:val="Heading1"/>
       </w:pPr>
       <w:r>
-        <w:t xml:space="preserve">9. 해지환급금의 계산</w:t>
+        <w:t xml:space="preserve">3. 해지환급금의 계산에 관한 사항</w:t>
+      </w:r>
+    </w:p>
+    <w:p>
+      <w:pPr>
+        <w:pStyle w:val="Note"/>
+      </w:pPr>
+      <w:r>
+        <w:t xml:space="preserve">※ 해약공제는 납입기간과 7년 중 짧은 기간에 걸쳐 매년 균등하게 줄어든다.</w:t>
+      </w:r>
+    </w:p>
+    <w:p>
+      <w:pPr>
+        <w:pStyle w:val="Note"/>
+      </w:pPr>
+      <w:r>
+        <w:t xml:space="preserve">※ 해약공제 기준 신계약비는 적용기초율과 표준기초율로 구한 신계약비 중 작은 쪽으로 한다.</w:t>
       </w:r>
     </w:p>
     <w:p>
@@ -8630,54 +8661,6 @@
           </m:r>
         </m:oMath>
       </m:oMathPara>
-    </w:p>
-    <w:p>
-      <w:pPr>
-        <w:pStyle w:val="Heading1"/>
-      </w:pPr>
-      <w:r>
-        <w:t xml:space="preserve">10. 책임준비금 관련 사항</w:t>
-      </w:r>
-    </w:p>
-    <w:p>
-      <w:pPr>
-        <w:pStyle w:val="Note"/>
-      </w:pPr>
-      <w:r>
-        <w:t xml:space="preserve">※ 회계연도말 보험료적립금은 적용기초율 적립금과 표준기초율 적립금 중 큰 금액으로 한다.</w:t>
-      </w:r>
-    </w:p>
-    <w:p>
-      <w:pPr>
-        <w:pStyle w:val="Note"/>
-      </w:pPr>
-      <w:r>
-        <w:t xml:space="preserve">※ 연중 보간은 하지 않고 연말 기준으로 산출한다.</w:t>
-      </w:r>
-    </w:p>
-    <w:p>
-      <w:pPr>
-        <w:pStyle w:val="Heading1"/>
-      </w:pPr>
-      <w:r>
-        <w:t xml:space="preserve">11. 해지환급금 관련 사항</w:t>
-      </w:r>
-    </w:p>
-    <w:p>
-      <w:pPr>
-        <w:pStyle w:val="Note"/>
-      </w:pPr>
-      <w:r>
-        <w:t xml:space="preserve">※ 해약공제는 납입기간과 7년 중 짧은 기간에 걸쳐 매년 균등하게 줄어든다.</w:t>
-      </w:r>
-    </w:p>
-    <w:p>
-      <w:pPr>
-        <w:pStyle w:val="Note"/>
-      </w:pPr>
-      <w:r>
-        <w:t xml:space="preserve">※ 해약공제 기준 신계약비는 적용기초율과 표준기초율로 구한 신계약비 중 작은 쪽으로 한다.</w:t>
-      </w:r>
     </w:p>
     <w:sectPr>
       <w:pgSz w:w="11906" w:h="16838"/>

--- a/standards/표준_산출방법서_암보험.docx
+++ b/standards/표준_산출방법서_암보험.docx
@@ -61,7 +61,7 @@
               <w:spacing w:before="30" w:after="30"/>
             </w:pPr>
             <w:r>
-              <w:t xml:space="preserve">이 문서는 표준 산출방법서 v4 양식입니다. 개요 표의 "양식" 행을 지우지 마세요 — 앱은 이 행을 보고 정해진 순서대로 읽습니다.</w:t>
+              <w:t xml:space="preserve">이 문서는 표준 산출방법서 v5 양식입니다. 개요 표의 "양식" 행을 지우지 마세요 — 앱은 이 행을 보고 정해진 순서대로 읽습니다.</w:t>
             </w:r>
           </w:p>
         </w:tc>
@@ -248,7 +248,7 @@
               <w:spacing w:before="30" w:after="30"/>
             </w:pPr>
             <w:r>
-              <w:t xml:space="preserve">표준 산출방법서 v4</w:t>
+              <w:t xml:space="preserve">표준 산출방법서 v5</w:t>
             </w:r>
           </w:p>
         </w:tc>
@@ -1717,7 +1717,7 @@
         <w:pStyle w:val="Note"/>
       </w:pPr>
       <w:r>
-        <w:t xml:space="preserve">※ 유지자수·납입자수의 집단 1개 — “사망 · 암”(암 진단). 집단마다 l · l′ 를 라. 에서 한 번만 낸다.</w:t>
+        <w:t xml:space="preserve">※ 유지자수·납입자수의 집단 1개 — “사망 · 암”(암 진단). 집단마다 l · l′ 를 라. 에서 한 번만 낸다. 보장금액은 보험가입금액 × 배수이고, 보험료·준비금은 보장금액 1원당으로 낸 뒤 맨 뒤에서 곱한다.</w:t>
       </w:r>
     </w:p>
     <w:tbl>
@@ -1789,20 +1789,20 @@
               <w:spacing w:before="30" w:after="30"/>
             </w:pPr>
             <w:r>
-              <w:t xml:space="preserve">단위</w:t>
-            </w:r>
-          </w:p>
-        </w:tc>
-        <w:tc>
-          <w:tcPr>
-            <w:tcW w:w="0" w:type="auto"/>
-          </w:tcPr>
-          <w:p>
-            <w:pPr>
-              <w:spacing w:before="30" w:after="30"/>
-            </w:pPr>
-            <w:r>
-              <w:t xml:space="preserve">주계약</w:t>
+              <w:t xml:space="preserve">급부 유형</w:t>
+            </w:r>
+          </w:p>
+        </w:tc>
+        <w:tc>
+          <w:tcPr>
+            <w:tcW w:w="0" w:type="auto"/>
+          </w:tcPr>
+          <w:p>
+            <w:pPr>
+              <w:spacing w:before="30" w:after="30"/>
+            </w:pPr>
+            <w:r>
+              <w:t xml:space="preserve">최초발생</w:t>
             </w:r>
           </w:p>
         </w:tc>
@@ -1817,20 +1817,20 @@
               <w:spacing w:before="30" w:after="30"/>
             </w:pPr>
             <w:r>
-              <w:t xml:space="preserve">급부 유형</w:t>
-            </w:r>
-          </w:p>
-        </w:tc>
-        <w:tc>
-          <w:tcPr>
-            <w:tcW w:w="0" w:type="auto"/>
-          </w:tcPr>
-          <w:p>
-            <w:pPr>
-              <w:spacing w:before="30" w:after="30"/>
-            </w:pPr>
-            <w:r>
-              <w:t xml:space="preserve">최초발생</w:t>
+              <w:t xml:space="preserve">보험기간</w:t>
+            </w:r>
+          </w:p>
+        </w:tc>
+        <w:tc>
+          <w:tcPr>
+            <w:tcW w:w="0" w:type="auto"/>
+          </w:tcPr>
+          <w:p>
+            <w:pPr>
+              <w:spacing w:before="30" w:after="30"/>
+            </w:pPr>
+            <w:r>
+              <w:t xml:space="preserve">100세</w:t>
             </w:r>
           </w:p>
         </w:tc>
@@ -1858,7 +1858,7 @@
               <w:spacing w:before="30" w:after="30"/>
             </w:pPr>
             <w:r>
-              <w:t xml:space="preserve">50,000,000원</w:t>
+              <w:t xml:space="preserve">가입금액의 1배</w:t>
             </w:r>
           </w:p>
         </w:tc>
@@ -1873,48 +1873,20 @@
               <w:spacing w:before="30" w:after="30"/>
             </w:pPr>
             <w:r>
-              <w:t xml:space="preserve">보장 종료</w:t>
-            </w:r>
-          </w:p>
-        </w:tc>
-        <w:tc>
-          <w:tcPr>
-            <w:tcW w:w="0" w:type="auto"/>
-          </w:tcPr>
-          <w:p>
-            <w:pPr>
-              <w:spacing w:before="30" w:after="30"/>
-            </w:pPr>
-            <w:r>
-              <w:t xml:space="preserve">100세</w:t>
-            </w:r>
-          </w:p>
-        </w:tc>
-      </w:tr>
-      <w:tr>
-        <w:tc>
-          <w:tcPr>
-            <w:tcW w:w="0" w:type="auto"/>
-          </w:tcPr>
-          <w:p>
-            <w:pPr>
-              <w:spacing w:before="30" w:after="30"/>
-            </w:pPr>
-            <w:r>
-              <w:t xml:space="preserve">면책</w:t>
-            </w:r>
-          </w:p>
-        </w:tc>
-        <w:tc>
-          <w:tcPr>
-            <w:tcW w:w="0" w:type="auto"/>
-          </w:tcPr>
-          <w:p>
-            <w:pPr>
-              <w:spacing w:before="30" w:after="30"/>
-            </w:pPr>
-            <w:r>
-              <w:t xml:space="preserve">90일</w:t>
+              <w:t xml:space="preserve">면책·삭감</w:t>
+            </w:r>
+          </w:p>
+        </w:tc>
+        <w:tc>
+          <w:tcPr>
+            <w:tcW w:w="0" w:type="auto"/>
+          </w:tcPr>
+          <w:p>
+            <w:pPr>
+              <w:spacing w:before="30" w:after="30"/>
+            </w:pPr>
+            <w:r>
+              <w:t xml:space="preserve">90일 면책</w:t>
             </w:r>
           </w:p>
         </w:tc>
@@ -2411,7 +2383,75 @@
               <w:spacing w:before="30" w:after="30"/>
             </w:pPr>
             <w:r>
-              <w:t xml:space="preserve">t년도 보장금액의 배수 — 연령 구간 배수와 면책을 반영한다(바.)</w:t>
+              <w:t xml:space="preserve">t년도 보장금액의 배수 — 면책·삭감(기간과 지급 비율)을 반영한다(바.). 보장금액 = 보험가입금액 × 담보의 배수</w:t>
+            </w:r>
+          </w:p>
+        </w:tc>
+      </w:tr>
+      <w:tr>
+        <w:tc>
+          <w:tcPr>
+            <w:tcW w:w="0" w:type="auto"/>
+          </w:tcPr>
+          <w:p>
+            <w:pPr>
+              <w:spacing w:before="30" w:after="30"/>
+            </w:pPr>
+            <w:r>
+              <w:t xml:space="preserve">V</w:t>
+            </w:r>
+            <w:r>
+              <w:rPr>
+                <w:vertAlign w:val="subscript"/>
+              </w:rPr>
+              <w:t xml:space="preserve">t</w:t>
+            </w:r>
+          </w:p>
+        </w:tc>
+        <w:tc>
+          <w:tcPr>
+            <w:tcW w:w="0" w:type="auto"/>
+          </w:tcPr>
+          <w:p>
+            <w:pPr>
+              <w:spacing w:before="30" w:after="30"/>
+            </w:pPr>
+            <w:r>
+              <w:t xml:space="preserve">t년도 말 책임준비금 (보장금액 1원당, 2.)</w:t>
+            </w:r>
+          </w:p>
+        </w:tc>
+      </w:tr>
+      <w:tr>
+        <w:tc>
+          <w:tcPr>
+            <w:tcW w:w="0" w:type="auto"/>
+          </w:tcPr>
+          <w:p>
+            <w:pPr>
+              <w:spacing w:before="30" w:after="30"/>
+            </w:pPr>
+            <w:r>
+              <w:t xml:space="preserve">W</w:t>
+            </w:r>
+            <w:r>
+              <w:rPr>
+                <w:vertAlign w:val="subscript"/>
+              </w:rPr>
+              <w:t xml:space="preserve">t</w:t>
+            </w:r>
+          </w:p>
+        </w:tc>
+        <w:tc>
+          <w:tcPr>
+            <w:tcW w:w="0" w:type="auto"/>
+          </w:tcPr>
+          <w:p>
+            <w:pPr>
+              <w:spacing w:before="30" w:after="30"/>
+            </w:pPr>
+            <w:r>
+              <w:t xml:space="preserve">t년도 말 해지환급금 (보장금액 1원당, 3.)</w:t>
             </w:r>
           </w:p>
         </w:tc>
@@ -2493,7 +2533,7 @@
         <w:pStyle w:val="FormulaLabel"/>
       </w:pPr>
       <w:r>
-        <w:t xml:space="preserve">[식] 유지자수·납입자수 — 사망 · 암</w:t>
+        <w:t xml:space="preserve">[식] 유지자수 — 사망 · 암</w:t>
       </w:r>
     </w:p>
     <w:p>
@@ -2594,36 +2634,6 @@
             </w:rPr>
             <m:t xml:space="preserve"> = </m:t>
           </m:r>
-          <m:sSub>
-            <m:e>
-              <m:r>
-                <w:rPr>
-                  <w:rFonts w:ascii="Cambria Math" w:hAnsi="Cambria Math"/>
-                  <w:sz w:val="24"/>
-                  <w:szCs w:val="24"/>
-                </w:rPr>
-                <m:t xml:space="preserve">l′</m:t>
-              </m:r>
-            </m:e>
-            <m:sub>
-              <m:r>
-                <w:rPr>
-                  <w:rFonts w:ascii="Cambria Math" w:hAnsi="Cambria Math"/>
-                  <w:sz w:val="24"/>
-                  <w:szCs w:val="24"/>
-                </w:rPr>
-                <m:t xml:space="preserve">x</m:t>
-              </m:r>
-            </m:sub>
-          </m:sSub>
-          <m:r>
-            <w:rPr>
-              <w:rFonts w:ascii="Cambria Math" w:hAnsi="Cambria Math"/>
-              <w:sz w:val="24"/>
-              <w:szCs w:val="24"/>
-            </w:rPr>
-            <m:t xml:space="preserve"> = </m:t>
-          </m:r>
           <m:r>
             <w:rPr>
               <w:rFonts w:ascii="Cambria Math" w:hAnsi="Cambria Math"/>
@@ -2656,7 +2666,7 @@
         <w:pStyle w:val="FormulaText"/>
       </w:pPr>
       <w:r>
-        <w:t xml:space="preserve">탈퇴율 — 사유가 겹치는 부분을 절반으로 본다</w:t>
+        <w:t xml:space="preserve">탈퇴율 — 사유가 겹치는 부분을 절반으로 보고, 1 을 넘지 않는다</w:t>
       </w:r>
     </w:p>
     <w:p>
@@ -2714,6 +2724,41 @@
             </w:rPr>
             <m:t xml:space="preserve"> = </m:t>
           </m:r>
+          <m:r>
+            <m:rPr>
+              <m:sty m:val="p"/>
+            </m:rPr>
+            <w:rPr>
+              <w:rFonts w:ascii="Cambria Math" w:hAnsi="Cambria Math"/>
+              <w:sz w:val="24"/>
+              <w:szCs w:val="24"/>
+            </w:rPr>
+            <m:t xml:space="preserve">min</m:t>
+          </m:r>
+          <m:r>
+            <w:rPr>
+              <w:rFonts w:ascii="Cambria Math" w:hAnsi="Cambria Math"/>
+              <w:sz w:val="24"/>
+              <w:szCs w:val="24"/>
+            </w:rPr>
+            <m:t xml:space="preserve">( </m:t>
+          </m:r>
+          <m:r>
+            <w:rPr>
+              <w:rFonts w:ascii="Cambria Math" w:hAnsi="Cambria Math"/>
+              <w:sz w:val="24"/>
+              <w:szCs w:val="24"/>
+            </w:rPr>
+            <m:t xml:space="preserve">1</m:t>
+          </m:r>
+          <m:r>
+            <w:rPr>
+              <w:rFonts w:ascii="Cambria Math" w:hAnsi="Cambria Math"/>
+              <w:sz w:val="24"/>
+              <w:szCs w:val="24"/>
+            </w:rPr>
+            <m:t xml:space="preserve">, </m:t>
+          </m:r>
           <m:sSub>
             <m:e>
               <m:r>
@@ -2905,6 +2950,14 @@
               <w:szCs w:val="24"/>
             </w:rPr>
             <m:t xml:space="preserve">2</m:t>
+          </m:r>
+          <m:r>
+            <w:rPr>
+              <w:rFonts w:ascii="Cambria Math" w:hAnsi="Cambria Math"/>
+              <w:sz w:val="24"/>
+              <w:szCs w:val="24"/>
+            </w:rPr>
+            <m:t xml:space="preserve"> )</m:t>
           </m:r>
         </m:oMath>
       </m:oMathPara>
@@ -2914,7 +2967,7 @@
         <w:pStyle w:val="FormulaText"/>
       </w:pPr>
       <w:r>
-        <w:t xml:space="preserve">유지자수</w:t>
+        <w:t xml:space="preserve">유지자수 — 탈퇴 사유가 생긴 사람을 뺀다</w:t>
       </w:r>
     </w:p>
     <w:p>
@@ -3255,10 +3308,26 @@
     </w:p>
     <w:p>
       <w:pPr>
+        <w:pStyle w:val="Note"/>
+      </w:pPr>
+      <w:r>
+        <w:t xml:space="preserve">※ 암 진단 담보가 이 집단을 쓴다. 사망·암 이(가) 생기면 그 담보는 소멸(탈퇴)한다. 보험금의 현가(바.)는 이 l 을 곱한다.</w:t>
+      </w:r>
+    </w:p>
+    <w:p>
+      <w:pPr>
+        <w:pStyle w:val="FormulaLabel"/>
+      </w:pPr>
+      <w:r>
+        <w:t xml:space="preserve">[식] 납입자수 — 사망 · 암</w:t>
+      </w:r>
+    </w:p>
+    <w:p>
+      <w:pPr>
         <w:pStyle w:val="FormulaText"/>
       </w:pPr>
       <w:r>
-        <w:t xml:space="preserve">납입자수 — 납입만 면제되는 사유가 없어 유지자수와 같다</w:t>
+        <w:t xml:space="preserve">기준 인원</w:t>
       </w:r>
     </w:p>
     <w:p>
@@ -3290,38 +3359,6 @@
                 </w:rPr>
                 <m:t xml:space="preserve">x</m:t>
               </m:r>
-              <m:r>
-                <w:rPr>
-                  <w:rFonts w:ascii="Cambria Math" w:hAnsi="Cambria Math"/>
-                  <w:sz w:val="24"/>
-                  <w:szCs w:val="24"/>
-                </w:rPr>
-                <m:t xml:space="preserve">+</m:t>
-              </m:r>
-              <m:r>
-                <w:rPr>
-                  <w:rFonts w:ascii="Cambria Math" w:hAnsi="Cambria Math"/>
-                  <w:sz w:val="24"/>
-                  <w:szCs w:val="24"/>
-                </w:rPr>
-                <m:t xml:space="preserve">t</m:t>
-              </m:r>
-              <m:r>
-                <w:rPr>
-                  <w:rFonts w:ascii="Cambria Math" w:hAnsi="Cambria Math"/>
-                  <w:sz w:val="24"/>
-                  <w:szCs w:val="24"/>
-                </w:rPr>
-                <m:t xml:space="preserve">+</m:t>
-              </m:r>
-              <m:r>
-                <w:rPr>
-                  <w:rFonts w:ascii="Cambria Math" w:hAnsi="Cambria Math"/>
-                  <w:sz w:val="24"/>
-                  <w:szCs w:val="24"/>
-                </w:rPr>
-                <m:t xml:space="preserve">1</m:t>
-              </m:r>
             </m:sub>
           </m:sSub>
           <m:r>
@@ -3332,293 +3369,39 @@
             </w:rPr>
             <m:t xml:space="preserve"> = </m:t>
           </m:r>
-          <m:sSub>
-            <m:e>
-              <m:r>
-                <w:rPr>
-                  <w:rFonts w:ascii="Cambria Math" w:hAnsi="Cambria Math"/>
-                  <w:sz w:val="24"/>
-                  <w:szCs w:val="24"/>
-                </w:rPr>
-                <m:t xml:space="preserve">l′</m:t>
-              </m:r>
-            </m:e>
-            <m:sub>
-              <m:r>
-                <w:rPr>
-                  <w:rFonts w:ascii="Cambria Math" w:hAnsi="Cambria Math"/>
-                  <w:sz w:val="24"/>
-                  <w:szCs w:val="24"/>
-                </w:rPr>
-                <m:t xml:space="preserve">x</m:t>
-              </m:r>
-              <m:r>
-                <w:rPr>
-                  <w:rFonts w:ascii="Cambria Math" w:hAnsi="Cambria Math"/>
-                  <w:sz w:val="24"/>
-                  <w:szCs w:val="24"/>
-                </w:rPr>
-                <m:t xml:space="preserve">+</m:t>
-              </m:r>
-              <m:r>
-                <w:rPr>
-                  <w:rFonts w:ascii="Cambria Math" w:hAnsi="Cambria Math"/>
-                  <w:sz w:val="24"/>
-                  <w:szCs w:val="24"/>
-                </w:rPr>
-                <m:t xml:space="preserve">t</m:t>
-              </m:r>
-            </m:sub>
-          </m:sSub>
-          <m:r>
-            <w:rPr>
-              <w:rFonts w:ascii="Cambria Math" w:hAnsi="Cambria Math"/>
-              <w:sz w:val="24"/>
-              <w:szCs w:val="24"/>
-            </w:rPr>
-            <m:t xml:space="preserve"> × ( </m:t>
-          </m:r>
-          <m:r>
-            <w:rPr>
-              <w:rFonts w:ascii="Cambria Math" w:hAnsi="Cambria Math"/>
-              <w:sz w:val="24"/>
-              <w:szCs w:val="24"/>
-            </w:rPr>
-            <m:t xml:space="preserve">1</m:t>
-          </m:r>
-          <m:r>
-            <w:rPr>
-              <w:rFonts w:ascii="Cambria Math" w:hAnsi="Cambria Math"/>
-              <w:sz w:val="24"/>
-              <w:szCs w:val="24"/>
-            </w:rPr>
-            <m:t xml:space="preserve"> − </m:t>
-          </m:r>
-          <m:sSub>
-            <m:e>
-              <m:r>
-                <w:rPr>
-                  <w:rFonts w:ascii="Cambria Math" w:hAnsi="Cambria Math"/>
-                  <w:sz w:val="24"/>
-                  <w:szCs w:val="24"/>
-                </w:rPr>
-                <m:t xml:space="preserve">Q</m:t>
-              </m:r>
-            </m:e>
-            <m:sub>
-              <m:r>
-                <w:rPr>
-                  <w:rFonts w:ascii="Cambria Math" w:hAnsi="Cambria Math"/>
-                  <w:sz w:val="24"/>
-                  <w:szCs w:val="24"/>
-                </w:rPr>
-                <m:t xml:space="preserve">x</m:t>
-              </m:r>
-              <m:r>
-                <w:rPr>
-                  <w:rFonts w:ascii="Cambria Math" w:hAnsi="Cambria Math"/>
-                  <w:sz w:val="24"/>
-                  <w:szCs w:val="24"/>
-                </w:rPr>
-                <m:t xml:space="preserve">+</m:t>
-              </m:r>
-              <m:r>
-                <w:rPr>
-                  <w:rFonts w:ascii="Cambria Math" w:hAnsi="Cambria Math"/>
-                  <w:sz w:val="24"/>
-                  <w:szCs w:val="24"/>
-                </w:rPr>
-                <m:t xml:space="preserve">t</m:t>
-              </m:r>
-            </m:sub>
-          </m:sSub>
-          <m:r>
-            <w:rPr>
-              <w:rFonts w:ascii="Cambria Math" w:hAnsi="Cambria Math"/>
-              <w:sz w:val="24"/>
-              <w:szCs w:val="24"/>
-            </w:rPr>
-            <m:t xml:space="preserve"> − </m:t>
-          </m:r>
-          <m:sSub>
-            <m:e>
-              <m:r>
-                <w:rPr>
-                  <w:rFonts w:ascii="Cambria Math" w:hAnsi="Cambria Math"/>
-                  <w:sz w:val="24"/>
-                  <w:szCs w:val="24"/>
-                </w:rPr>
-                <m:t xml:space="preserve">w</m:t>
-              </m:r>
-            </m:e>
-            <m:sub>
-              <m:r>
-                <w:rPr>
-                  <w:rFonts w:ascii="Cambria Math" w:hAnsi="Cambria Math"/>
-                  <w:sz w:val="24"/>
-                  <w:szCs w:val="24"/>
-                </w:rPr>
-                <m:t xml:space="preserve">x</m:t>
-              </m:r>
-              <m:r>
-                <w:rPr>
-                  <w:rFonts w:ascii="Cambria Math" w:hAnsi="Cambria Math"/>
-                  <w:sz w:val="24"/>
-                  <w:szCs w:val="24"/>
-                </w:rPr>
-                <m:t xml:space="preserve">+</m:t>
-              </m:r>
-              <m:r>
-                <w:rPr>
-                  <w:rFonts w:ascii="Cambria Math" w:hAnsi="Cambria Math"/>
-                  <w:sz w:val="24"/>
-                  <w:szCs w:val="24"/>
-                </w:rPr>
-                <m:t xml:space="preserve">t</m:t>
-              </m:r>
-            </m:sub>
-          </m:sSub>
-          <m:r>
-            <w:rPr>
-              <w:rFonts w:ascii="Cambria Math" w:hAnsi="Cambria Math"/>
-              <w:sz w:val="24"/>
-              <w:szCs w:val="24"/>
-            </w:rPr>
-            <m:t xml:space="preserve"> + </m:t>
-          </m:r>
-          <m:sSub>
-            <m:e>
-              <m:r>
-                <w:rPr>
-                  <w:rFonts w:ascii="Cambria Math" w:hAnsi="Cambria Math"/>
-                  <w:sz w:val="24"/>
-                  <w:szCs w:val="24"/>
-                </w:rPr>
-                <m:t xml:space="preserve">Q</m:t>
-              </m:r>
-            </m:e>
-            <m:sub>
-              <m:r>
-                <w:rPr>
-                  <w:rFonts w:ascii="Cambria Math" w:hAnsi="Cambria Math"/>
-                  <w:sz w:val="24"/>
-                  <w:szCs w:val="24"/>
-                </w:rPr>
-                <m:t xml:space="preserve">x</m:t>
-              </m:r>
-              <m:r>
-                <w:rPr>
-                  <w:rFonts w:ascii="Cambria Math" w:hAnsi="Cambria Math"/>
-                  <w:sz w:val="24"/>
-                  <w:szCs w:val="24"/>
-                </w:rPr>
-                <m:t xml:space="preserve">+</m:t>
-              </m:r>
-              <m:r>
-                <w:rPr>
-                  <w:rFonts w:ascii="Cambria Math" w:hAnsi="Cambria Math"/>
-                  <w:sz w:val="24"/>
-                  <w:szCs w:val="24"/>
-                </w:rPr>
-                <m:t xml:space="preserve">t</m:t>
-              </m:r>
-            </m:sub>
-          </m:sSub>
-          <m:r>
-            <w:rPr>
-              <w:rFonts w:ascii="Cambria Math" w:hAnsi="Cambria Math"/>
-              <w:sz w:val="24"/>
-              <w:szCs w:val="24"/>
-            </w:rPr>
-            <m:t xml:space="preserve">·</m:t>
-          </m:r>
-          <m:sSub>
-            <m:e>
-              <m:r>
-                <w:rPr>
-                  <w:rFonts w:ascii="Cambria Math" w:hAnsi="Cambria Math"/>
-                  <w:sz w:val="24"/>
-                  <w:szCs w:val="24"/>
-                </w:rPr>
-                <m:t xml:space="preserve">w</m:t>
-              </m:r>
-            </m:e>
-            <m:sub>
-              <m:r>
-                <w:rPr>
-                  <w:rFonts w:ascii="Cambria Math" w:hAnsi="Cambria Math"/>
-                  <w:sz w:val="24"/>
-                  <w:szCs w:val="24"/>
-                </w:rPr>
-                <m:t xml:space="preserve">x</m:t>
-              </m:r>
-              <m:r>
-                <w:rPr>
-                  <w:rFonts w:ascii="Cambria Math" w:hAnsi="Cambria Math"/>
-                  <w:sz w:val="24"/>
-                  <w:szCs w:val="24"/>
-                </w:rPr>
-                <m:t xml:space="preserve">+</m:t>
-              </m:r>
-              <m:r>
-                <w:rPr>
-                  <w:rFonts w:ascii="Cambria Math" w:hAnsi="Cambria Math"/>
-                  <w:sz w:val="24"/>
-                  <w:szCs w:val="24"/>
-                </w:rPr>
-                <m:t xml:space="preserve">t</m:t>
-              </m:r>
-            </m:sub>
-          </m:sSub>
-          <m:r>
-            <w:rPr>
-              <w:rFonts w:ascii="Cambria Math" w:hAnsi="Cambria Math"/>
-              <w:sz w:val="24"/>
-              <w:szCs w:val="24"/>
-            </w:rPr>
-            <m:t xml:space="preserve">/</m:t>
-          </m:r>
-          <m:r>
-            <w:rPr>
-              <w:rFonts w:ascii="Cambria Math" w:hAnsi="Cambria Math"/>
-              <w:sz w:val="24"/>
-              <w:szCs w:val="24"/>
-            </w:rPr>
-            <m:t xml:space="preserve">2</m:t>
-          </m:r>
-          <m:r>
-            <w:rPr>
-              <w:rFonts w:ascii="Cambria Math" w:hAnsi="Cambria Math"/>
-              <w:sz w:val="24"/>
-              <w:szCs w:val="24"/>
-            </w:rPr>
-            <m:t xml:space="preserve"> )</m:t>
+          <m:r>
+            <w:rPr>
+              <w:rFonts w:ascii="Cambria Math" w:hAnsi="Cambria Math"/>
+              <w:sz w:val="24"/>
+              <w:szCs w:val="24"/>
+            </w:rPr>
+            <m:t xml:space="preserve">100</m:t>
+          </m:r>
+          <m:r>
+            <w:rPr>
+              <w:rFonts w:ascii="Cambria Math" w:hAnsi="Cambria Math"/>
+              <w:sz w:val="24"/>
+              <w:szCs w:val="24"/>
+            </w:rPr>
+            <m:t xml:space="preserve">,</m:t>
+          </m:r>
+          <m:r>
+            <w:rPr>
+              <w:rFonts w:ascii="Cambria Math" w:hAnsi="Cambria Math"/>
+              <w:sz w:val="24"/>
+              <w:szCs w:val="24"/>
+            </w:rPr>
+            <m:t xml:space="preserve">000</m:t>
           </m:r>
         </m:oMath>
       </m:oMathPara>
     </w:p>
     <w:p>
       <w:pPr>
-        <w:pStyle w:val="Note"/>
-      </w:pPr>
-      <w:r>
-        <w:t xml:space="preserve">※ 암 진단 담보가 이 집단을 쓴다. 납입자수는 탈퇴 사유로 유지자수와 똑같이 줄어든다 — 별도의 납입면제율을 곱하지 않는다.</w:t>
-      </w:r>
-    </w:p>
-    <w:p>
-      <w:pPr>
-        <w:pStyle w:val="Heading2"/>
-      </w:pPr>
-      <w:r>
-        <w:t xml:space="preserve">마. 계산기수 — 보험료</w:t>
-      </w:r>
-    </w:p>
-    <w:p>
-      <w:pPr>
-        <w:pStyle w:val="FormulaLabel"/>
-      </w:pPr>
-      <w:r>
-        <w:t xml:space="preserve">[식] 유지자수·납입자수의 현가 (D · D′)</w:t>
+        <w:pStyle w:val="FormulaText"/>
+      </w:pPr>
+      <w:r>
+        <w:t xml:space="preserve">납입자수 — 납입만 면제되는 사유가 없어 유지자수와 같다</w:t>
       </w:r>
     </w:p>
     <w:p>
@@ -3638,7 +3421,7 @@
                   <w:sz w:val="24"/>
                   <w:szCs w:val="24"/>
                 </w:rPr>
-                <m:t xml:space="preserve">D</m:t>
+                <m:t xml:space="preserve">l′</m:t>
               </m:r>
             </m:e>
             <m:sub>
@@ -3666,6 +3449,22 @@
                 </w:rPr>
                 <m:t xml:space="preserve">t</m:t>
               </m:r>
+              <m:r>
+                <w:rPr>
+                  <w:rFonts w:ascii="Cambria Math" w:hAnsi="Cambria Math"/>
+                  <w:sz w:val="24"/>
+                  <w:szCs w:val="24"/>
+                </w:rPr>
+                <m:t xml:space="preserve">+</m:t>
+              </m:r>
+              <m:r>
+                <w:rPr>
+                  <w:rFonts w:ascii="Cambria Math" w:hAnsi="Cambria Math"/>
+                  <w:sz w:val="24"/>
+                  <w:szCs w:val="24"/>
+                </w:rPr>
+                <m:t xml:space="preserve">1</m:t>
+              </m:r>
             </m:sub>
           </m:sSub>
           <m:r>
@@ -3684,7 +3483,7 @@
                   <w:sz w:val="24"/>
                   <w:szCs w:val="24"/>
                 </w:rPr>
-                <m:t xml:space="preserve">l</m:t>
+                <m:t xml:space="preserve">l′</m:t>
               </m:r>
             </m:e>
             <m:sub>
@@ -3720,20 +3519,190 @@
               <w:sz w:val="24"/>
               <w:szCs w:val="24"/>
             </w:rPr>
+            <m:t xml:space="preserve"> × ( </m:t>
+          </m:r>
+          <m:r>
+            <w:rPr>
+              <w:rFonts w:ascii="Cambria Math" w:hAnsi="Cambria Math"/>
+              <w:sz w:val="24"/>
+              <w:szCs w:val="24"/>
+            </w:rPr>
+            <m:t xml:space="preserve">1</m:t>
+          </m:r>
+          <m:r>
+            <w:rPr>
+              <w:rFonts w:ascii="Cambria Math" w:hAnsi="Cambria Math"/>
+              <w:sz w:val="24"/>
+              <w:szCs w:val="24"/>
+            </w:rPr>
+            <m:t xml:space="preserve"> − </m:t>
+          </m:r>
+          <m:sSub>
+            <m:e>
+              <m:r>
+                <w:rPr>
+                  <w:rFonts w:ascii="Cambria Math" w:hAnsi="Cambria Math"/>
+                  <w:sz w:val="24"/>
+                  <w:szCs w:val="24"/>
+                </w:rPr>
+                <m:t xml:space="preserve">Q</m:t>
+              </m:r>
+            </m:e>
+            <m:sub>
+              <m:r>
+                <w:rPr>
+                  <w:rFonts w:ascii="Cambria Math" w:hAnsi="Cambria Math"/>
+                  <w:sz w:val="24"/>
+                  <w:szCs w:val="24"/>
+                </w:rPr>
+                <m:t xml:space="preserve">x</m:t>
+              </m:r>
+              <m:r>
+                <w:rPr>
+                  <w:rFonts w:ascii="Cambria Math" w:hAnsi="Cambria Math"/>
+                  <w:sz w:val="24"/>
+                  <w:szCs w:val="24"/>
+                </w:rPr>
+                <m:t xml:space="preserve">+</m:t>
+              </m:r>
+              <m:r>
+                <w:rPr>
+                  <w:rFonts w:ascii="Cambria Math" w:hAnsi="Cambria Math"/>
+                  <w:sz w:val="24"/>
+                  <w:szCs w:val="24"/>
+                </w:rPr>
+                <m:t xml:space="preserve">t</m:t>
+              </m:r>
+            </m:sub>
+          </m:sSub>
+          <m:r>
+            <w:rPr>
+              <w:rFonts w:ascii="Cambria Math" w:hAnsi="Cambria Math"/>
+              <w:sz w:val="24"/>
+              <w:szCs w:val="24"/>
+            </w:rPr>
+            <m:t xml:space="preserve"> − </m:t>
+          </m:r>
+          <m:sSub>
+            <m:e>
+              <m:r>
+                <w:rPr>
+                  <w:rFonts w:ascii="Cambria Math" w:hAnsi="Cambria Math"/>
+                  <w:sz w:val="24"/>
+                  <w:szCs w:val="24"/>
+                </w:rPr>
+                <m:t xml:space="preserve">w</m:t>
+              </m:r>
+            </m:e>
+            <m:sub>
+              <m:r>
+                <w:rPr>
+                  <w:rFonts w:ascii="Cambria Math" w:hAnsi="Cambria Math"/>
+                  <w:sz w:val="24"/>
+                  <w:szCs w:val="24"/>
+                </w:rPr>
+                <m:t xml:space="preserve">x</m:t>
+              </m:r>
+              <m:r>
+                <w:rPr>
+                  <w:rFonts w:ascii="Cambria Math" w:hAnsi="Cambria Math"/>
+                  <w:sz w:val="24"/>
+                  <w:szCs w:val="24"/>
+                </w:rPr>
+                <m:t xml:space="preserve">+</m:t>
+              </m:r>
+              <m:r>
+                <w:rPr>
+                  <w:rFonts w:ascii="Cambria Math" w:hAnsi="Cambria Math"/>
+                  <w:sz w:val="24"/>
+                  <w:szCs w:val="24"/>
+                </w:rPr>
+                <m:t xml:space="preserve">t</m:t>
+              </m:r>
+            </m:sub>
+          </m:sSub>
+          <m:r>
+            <w:rPr>
+              <w:rFonts w:ascii="Cambria Math" w:hAnsi="Cambria Math"/>
+              <w:sz w:val="24"/>
+              <w:szCs w:val="24"/>
+            </w:rPr>
+            <m:t xml:space="preserve"> + </m:t>
+          </m:r>
+          <m:sSub>
+            <m:e>
+              <m:r>
+                <w:rPr>
+                  <w:rFonts w:ascii="Cambria Math" w:hAnsi="Cambria Math"/>
+                  <w:sz w:val="24"/>
+                  <w:szCs w:val="24"/>
+                </w:rPr>
+                <m:t xml:space="preserve">Q</m:t>
+              </m:r>
+            </m:e>
+            <m:sub>
+              <m:r>
+                <w:rPr>
+                  <w:rFonts w:ascii="Cambria Math" w:hAnsi="Cambria Math"/>
+                  <w:sz w:val="24"/>
+                  <w:szCs w:val="24"/>
+                </w:rPr>
+                <m:t xml:space="preserve">x</m:t>
+              </m:r>
+              <m:r>
+                <w:rPr>
+                  <w:rFonts w:ascii="Cambria Math" w:hAnsi="Cambria Math"/>
+                  <w:sz w:val="24"/>
+                  <w:szCs w:val="24"/>
+                </w:rPr>
+                <m:t xml:space="preserve">+</m:t>
+              </m:r>
+              <m:r>
+                <w:rPr>
+                  <w:rFonts w:ascii="Cambria Math" w:hAnsi="Cambria Math"/>
+                  <w:sz w:val="24"/>
+                  <w:szCs w:val="24"/>
+                </w:rPr>
+                <m:t xml:space="preserve">t</m:t>
+              </m:r>
+            </m:sub>
+          </m:sSub>
+          <m:r>
+            <w:rPr>
+              <w:rFonts w:ascii="Cambria Math" w:hAnsi="Cambria Math"/>
+              <w:sz w:val="24"/>
+              <w:szCs w:val="24"/>
+            </w:rPr>
             <m:t xml:space="preserve">·</m:t>
           </m:r>
-          <m:sSup>
-            <m:e>
-              <m:r>
-                <w:rPr>
-                  <w:rFonts w:ascii="Cambria Math" w:hAnsi="Cambria Math"/>
-                  <w:sz w:val="24"/>
-                  <w:szCs w:val="24"/>
-                </w:rPr>
-                <m:t xml:space="preserve">v</m:t>
-              </m:r>
-            </m:e>
-            <m:sup>
+          <m:sSub>
+            <m:e>
+              <m:r>
+                <w:rPr>
+                  <w:rFonts w:ascii="Cambria Math" w:hAnsi="Cambria Math"/>
+                  <w:sz w:val="24"/>
+                  <w:szCs w:val="24"/>
+                </w:rPr>
+                <m:t xml:space="preserve">w</m:t>
+              </m:r>
+            </m:e>
+            <m:sub>
+              <m:r>
+                <w:rPr>
+                  <w:rFonts w:ascii="Cambria Math" w:hAnsi="Cambria Math"/>
+                  <w:sz w:val="24"/>
+                  <w:szCs w:val="24"/>
+                </w:rPr>
+                <m:t xml:space="preserve">x</m:t>
+              </m:r>
+              <m:r>
+                <w:rPr>
+                  <w:rFonts w:ascii="Cambria Math" w:hAnsi="Cambria Math"/>
+                  <w:sz w:val="24"/>
+                  <w:szCs w:val="24"/>
+                </w:rPr>
+                <m:t xml:space="preserve">+</m:t>
+              </m:r>
               <m:r>
                 <w:rPr>
                   <w:rFonts w:ascii="Cambria Math" w:hAnsi="Cambria Math"/>
@@ -3742,10 +3711,58 @@
                 </w:rPr>
                 <m:t xml:space="preserve">t</m:t>
               </m:r>
-            </m:sup>
-          </m:sSup>
+            </m:sub>
+          </m:sSub>
+          <m:r>
+            <w:rPr>
+              <w:rFonts w:ascii="Cambria Math" w:hAnsi="Cambria Math"/>
+              <w:sz w:val="24"/>
+              <w:szCs w:val="24"/>
+            </w:rPr>
+            <m:t xml:space="preserve">/</m:t>
+          </m:r>
+          <m:r>
+            <w:rPr>
+              <w:rFonts w:ascii="Cambria Math" w:hAnsi="Cambria Math"/>
+              <w:sz w:val="24"/>
+              <w:szCs w:val="24"/>
+            </w:rPr>
+            <m:t xml:space="preserve">2</m:t>
+          </m:r>
+          <m:r>
+            <w:rPr>
+              <w:rFonts w:ascii="Cambria Math" w:hAnsi="Cambria Math"/>
+              <w:sz w:val="24"/>
+              <w:szCs w:val="24"/>
+            </w:rPr>
+            <m:t xml:space="preserve"> )</m:t>
+          </m:r>
         </m:oMath>
       </m:oMathPara>
+    </w:p>
+    <w:p>
+      <w:pPr>
+        <w:pStyle w:val="Note"/>
+      </w:pPr>
+      <w:r>
+        <w:t xml:space="preserve">※ 납입자수는 탈퇴 사유로 유지자수와 똑같이 줄어든다 — 별도의 납입면제율을 곱하지 않는다. 탈퇴율 Q 는 이 집단의 유지자수 식에서 정한 것이다.</w:t>
+      </w:r>
+    </w:p>
+    <w:p>
+      <w:pPr>
+        <w:pStyle w:val="Heading2"/>
+      </w:pPr>
+      <w:r>
+        <w:t xml:space="preserve">마. 계산기수 — 보험료</w:t>
+      </w:r>
+    </w:p>
+    <w:p>
+      <w:pPr>
+        <w:pStyle w:val="FormulaLabel"/>
+      </w:pPr>
+      <w:r>
+        <w:t xml:space="preserve">[식] 납입자수의 현가와 누계 (D′ · N′)</w:t>
+      </w:r>
     </w:p>
     <w:p>
       <w:pPr>
@@ -3875,14 +3892,6 @@
     </w:p>
     <w:p>
       <w:pPr>
-        <w:pStyle w:val="FormulaLabel"/>
-      </w:pPr>
-      <w:r>
-        <w:t xml:space="preserve">[식] 해지자의 현가 (W)</w:t>
-      </w:r>
-    </w:p>
-    <w:p>
-      <w:pPr>
         <w:pStyle w:val="Formula"/>
       </w:pPr>
       <m:oMathPara>
@@ -3898,7 +3907,7 @@
                   <w:sz w:val="24"/>
                   <w:szCs w:val="24"/>
                 </w:rPr>
-                <m:t xml:space="preserve">W</m:t>
+                <m:t xml:space="preserve">N′</m:t>
               </m:r>
             </m:e>
             <m:sub>
@@ -3944,7 +3953,53 @@
                   <w:sz w:val="24"/>
                   <w:szCs w:val="24"/>
                 </w:rPr>
-                <m:t xml:space="preserve">l</m:t>
+                <m:t xml:space="preserve">Σ</m:t>
+              </m:r>
+            </m:e>
+            <m:sub>
+              <m:r>
+                <w:rPr>
+                  <w:rFonts w:ascii="Cambria Math" w:hAnsi="Cambria Math"/>
+                  <w:sz w:val="24"/>
+                  <w:szCs w:val="24"/>
+                </w:rPr>
+                <m:t xml:space="preserve">u</m:t>
+              </m:r>
+              <m:r>
+                <w:rPr>
+                  <w:rFonts w:ascii="Cambria Math" w:hAnsi="Cambria Math"/>
+                  <w:sz w:val="24"/>
+                  <w:szCs w:val="24"/>
+                </w:rPr>
+                <m:t xml:space="preserve">≥</m:t>
+              </m:r>
+              <m:r>
+                <w:rPr>
+                  <w:rFonts w:ascii="Cambria Math" w:hAnsi="Cambria Math"/>
+                  <w:sz w:val="24"/>
+                  <w:szCs w:val="24"/>
+                </w:rPr>
+                <m:t xml:space="preserve">t</m:t>
+              </m:r>
+            </m:sub>
+          </m:sSub>
+          <m:r>
+            <w:rPr>
+              <w:rFonts w:ascii="Cambria Math" w:hAnsi="Cambria Math"/>
+              <w:sz w:val="24"/>
+              <w:szCs w:val="24"/>
+            </w:rPr>
+            <m:t xml:space="preserve"> </m:t>
+          </m:r>
+          <m:sSub>
+            <m:e>
+              <m:r>
+                <w:rPr>
+                  <w:rFonts w:ascii="Cambria Math" w:hAnsi="Cambria Math"/>
+                  <w:sz w:val="24"/>
+                  <w:szCs w:val="24"/>
+                </w:rPr>
+                <m:t xml:space="preserve">D′</m:t>
               </m:r>
             </m:e>
             <m:sub>
@@ -3970,94 +4025,10 @@
                   <w:sz w:val="24"/>
                   <w:szCs w:val="24"/>
                 </w:rPr>
-                <m:t xml:space="preserve">t</m:t>
+                <m:t xml:space="preserve">u</m:t>
               </m:r>
             </m:sub>
           </m:sSub>
-          <m:r>
-            <w:rPr>
-              <w:rFonts w:ascii="Cambria Math" w:hAnsi="Cambria Math"/>
-              <w:sz w:val="24"/>
-              <w:szCs w:val="24"/>
-            </w:rPr>
-            <m:t xml:space="preserve">·</m:t>
-          </m:r>
-          <m:sSub>
-            <m:e>
-              <m:r>
-                <w:rPr>
-                  <w:rFonts w:ascii="Cambria Math" w:hAnsi="Cambria Math"/>
-                  <w:sz w:val="24"/>
-                  <w:szCs w:val="24"/>
-                </w:rPr>
-                <m:t xml:space="preserve">w</m:t>
-              </m:r>
-            </m:e>
-            <m:sub>
-              <m:r>
-                <w:rPr>
-                  <w:rFonts w:ascii="Cambria Math" w:hAnsi="Cambria Math"/>
-                  <w:sz w:val="24"/>
-                  <w:szCs w:val="24"/>
-                </w:rPr>
-                <m:t xml:space="preserve">x</m:t>
-              </m:r>
-              <m:r>
-                <w:rPr>
-                  <w:rFonts w:ascii="Cambria Math" w:hAnsi="Cambria Math"/>
-                  <w:sz w:val="24"/>
-                  <w:szCs w:val="24"/>
-                </w:rPr>
-                <m:t xml:space="preserve">+</m:t>
-              </m:r>
-              <m:r>
-                <w:rPr>
-                  <w:rFonts w:ascii="Cambria Math" w:hAnsi="Cambria Math"/>
-                  <w:sz w:val="24"/>
-                  <w:szCs w:val="24"/>
-                </w:rPr>
-                <m:t xml:space="preserve">t</m:t>
-              </m:r>
-            </m:sub>
-          </m:sSub>
-          <m:r>
-            <w:rPr>
-              <w:rFonts w:ascii="Cambria Math" w:hAnsi="Cambria Math"/>
-              <w:sz w:val="24"/>
-              <w:szCs w:val="24"/>
-            </w:rPr>
-            <m:t xml:space="preserve">·</m:t>
-          </m:r>
-          <m:sSup>
-            <m:e>
-              <m:r>
-                <w:rPr>
-                  <w:rFonts w:ascii="Cambria Math" w:hAnsi="Cambria Math"/>
-                  <w:sz w:val="24"/>
-                  <w:szCs w:val="24"/>
-                </w:rPr>
-                <m:t xml:space="preserve">v</m:t>
-              </m:r>
-            </m:e>
-            <m:sup>
-              <m:r>
-                <w:rPr>
-                  <w:rFonts w:ascii="Cambria Math" w:hAnsi="Cambria Math"/>
-                  <w:sz w:val="24"/>
-                  <w:szCs w:val="24"/>
-                </w:rPr>
-                <m:t xml:space="preserve">t</m:t>
-              </m:r>
-              <m:r>
-                <w:rPr>
-                  <w:rFonts w:ascii="Cambria Math" w:hAnsi="Cambria Math"/>
-                  <w:sz w:val="24"/>
-                  <w:szCs w:val="24"/>
-                </w:rPr>
-                <m:t xml:space="preserve">+½</m:t>
-              </m:r>
-            </m:sup>
-          </m:sSup>
         </m:oMath>
       </m:oMathPara>
     </w:p>
@@ -4066,7 +4037,311 @@
         <w:pStyle w:val="FormulaLabel"/>
       </w:pPr>
       <w:r>
-        <w:t xml:space="preserve">[식] 현가의 누계 (N · N′)</w:t>
+        <w:t xml:space="preserve">[식] 연납 환산 납입기수 (N*)</w:t>
+      </w:r>
+    </w:p>
+    <w:p>
+      <w:pPr>
+        <w:pStyle w:val="Formula"/>
+      </w:pPr>
+      <m:oMathPara>
+        <m:oMathParaPr>
+          <m:jc m:val="left"/>
+        </m:oMathParaPr>
+        <m:oMath>
+          <m:r>
+            <w:rPr>
+              <w:rFonts w:ascii="Cambria Math" w:hAnsi="Cambria Math"/>
+              <w:sz w:val="24"/>
+              <w:szCs w:val="24"/>
+            </w:rPr>
+            <m:t xml:space="preserve">N*</m:t>
+          </m:r>
+          <m:r>
+            <w:rPr>
+              <w:rFonts w:ascii="Cambria Math" w:hAnsi="Cambria Math"/>
+              <w:sz w:val="24"/>
+              <w:szCs w:val="24"/>
+            </w:rPr>
+            <m:t xml:space="preserve"> = </m:t>
+          </m:r>
+          <m:r>
+            <w:rPr>
+              <w:rFonts w:ascii="Cambria Math" w:hAnsi="Cambria Math"/>
+              <w:sz w:val="24"/>
+              <w:szCs w:val="24"/>
+            </w:rPr>
+            <m:t xml:space="preserve">k</m:t>
+          </m:r>
+          <m:r>
+            <w:rPr>
+              <w:rFonts w:ascii="Cambria Math" w:hAnsi="Cambria Math"/>
+              <w:sz w:val="24"/>
+              <w:szCs w:val="24"/>
+            </w:rPr>
+            <m:t xml:space="preserve"> · [ ( </m:t>
+          </m:r>
+          <m:sSub>
+            <m:e>
+              <m:r>
+                <w:rPr>
+                  <w:rFonts w:ascii="Cambria Math" w:hAnsi="Cambria Math"/>
+                  <w:sz w:val="24"/>
+                  <w:szCs w:val="24"/>
+                </w:rPr>
+                <m:t xml:space="preserve">N′</m:t>
+              </m:r>
+            </m:e>
+            <m:sub>
+              <m:r>
+                <w:rPr>
+                  <w:rFonts w:ascii="Cambria Math" w:hAnsi="Cambria Math"/>
+                  <w:sz w:val="24"/>
+                  <w:szCs w:val="24"/>
+                </w:rPr>
+                <m:t xml:space="preserve">x</m:t>
+              </m:r>
+            </m:sub>
+          </m:sSub>
+          <m:r>
+            <w:rPr>
+              <w:rFonts w:ascii="Cambria Math" w:hAnsi="Cambria Math"/>
+              <w:sz w:val="24"/>
+              <w:szCs w:val="24"/>
+            </w:rPr>
+            <m:t xml:space="preserve"> − </m:t>
+          </m:r>
+          <m:sSub>
+            <m:e>
+              <m:r>
+                <w:rPr>
+                  <w:rFonts w:ascii="Cambria Math" w:hAnsi="Cambria Math"/>
+                  <w:sz w:val="24"/>
+                  <w:szCs w:val="24"/>
+                </w:rPr>
+                <m:t xml:space="preserve">N′</m:t>
+              </m:r>
+            </m:e>
+            <m:sub>
+              <m:r>
+                <w:rPr>
+                  <w:rFonts w:ascii="Cambria Math" w:hAnsi="Cambria Math"/>
+                  <w:sz w:val="24"/>
+                  <w:szCs w:val="24"/>
+                </w:rPr>
+                <m:t xml:space="preserve">x</m:t>
+              </m:r>
+              <m:r>
+                <w:rPr>
+                  <w:rFonts w:ascii="Cambria Math" w:hAnsi="Cambria Math"/>
+                  <w:sz w:val="24"/>
+                  <w:szCs w:val="24"/>
+                </w:rPr>
+                <m:t xml:space="preserve">+</m:t>
+              </m:r>
+              <m:r>
+                <w:rPr>
+                  <w:rFonts w:ascii="Cambria Math" w:hAnsi="Cambria Math"/>
+                  <w:sz w:val="24"/>
+                  <w:szCs w:val="24"/>
+                </w:rPr>
+                <m:t xml:space="preserve">m</m:t>
+              </m:r>
+            </m:sub>
+          </m:sSub>
+          <m:r>
+            <w:rPr>
+              <w:rFonts w:ascii="Cambria Math" w:hAnsi="Cambria Math"/>
+              <w:sz w:val="24"/>
+              <w:szCs w:val="24"/>
+            </w:rPr>
+            <m:t xml:space="preserve"> )</m:t>
+          </m:r>
+        </m:oMath>
+      </m:oMathPara>
+    </w:p>
+    <w:p>
+      <w:pPr>
+        <w:pStyle w:val="Formula"/>
+      </w:pPr>
+      <m:oMathPara>
+        <m:oMathParaPr>
+          <m:jc m:val="left"/>
+        </m:oMathParaPr>
+        <m:oMath>
+          <m:r>
+            <w:rPr>
+              <w:rFonts w:ascii="Cambria Math" w:hAnsi="Cambria Math"/>
+              <w:sz w:val="24"/>
+              <w:szCs w:val="24"/>
+            </w:rPr>
+            <m:t xml:space="preserve">− ( </m:t>
+          </m:r>
+          <m:r>
+            <w:rPr>
+              <w:rFonts w:ascii="Cambria Math" w:hAnsi="Cambria Math"/>
+              <w:sz w:val="24"/>
+              <w:szCs w:val="24"/>
+            </w:rPr>
+            <m:t xml:space="preserve">k</m:t>
+          </m:r>
+          <m:r>
+            <w:rPr>
+              <w:rFonts w:ascii="Cambria Math" w:hAnsi="Cambria Math"/>
+              <w:sz w:val="24"/>
+              <w:szCs w:val="24"/>
+            </w:rPr>
+            <m:t xml:space="preserve">−</m:t>
+          </m:r>
+          <m:r>
+            <w:rPr>
+              <w:rFonts w:ascii="Cambria Math" w:hAnsi="Cambria Math"/>
+              <w:sz w:val="24"/>
+              <w:szCs w:val="24"/>
+            </w:rPr>
+            <m:t xml:space="preserve">1</m:t>
+          </m:r>
+          <m:r>
+            <w:rPr>
+              <w:rFonts w:ascii="Cambria Math" w:hAnsi="Cambria Math"/>
+              <w:sz w:val="24"/>
+              <w:szCs w:val="24"/>
+            </w:rPr>
+            <m:t xml:space="preserve"> )/( </m:t>
+          </m:r>
+          <m:r>
+            <w:rPr>
+              <w:rFonts w:ascii="Cambria Math" w:hAnsi="Cambria Math"/>
+              <w:sz w:val="24"/>
+              <w:szCs w:val="24"/>
+            </w:rPr>
+            <m:t xml:space="preserve">2</m:t>
+          </m:r>
+          <m:r>
+            <w:rPr>
+              <w:rFonts w:ascii="Cambria Math" w:hAnsi="Cambria Math"/>
+              <w:sz w:val="24"/>
+              <w:szCs w:val="24"/>
+            </w:rPr>
+            <m:t xml:space="preserve">·</m:t>
+          </m:r>
+          <m:r>
+            <w:rPr>
+              <w:rFonts w:ascii="Cambria Math" w:hAnsi="Cambria Math"/>
+              <w:sz w:val="24"/>
+              <w:szCs w:val="24"/>
+            </w:rPr>
+            <m:t xml:space="preserve">k</m:t>
+          </m:r>
+          <m:r>
+            <w:rPr>
+              <w:rFonts w:ascii="Cambria Math" w:hAnsi="Cambria Math"/>
+              <w:sz w:val="24"/>
+              <w:szCs w:val="24"/>
+            </w:rPr>
+            <m:t xml:space="preserve"> )·( </m:t>
+          </m:r>
+          <m:sSub>
+            <m:e>
+              <m:r>
+                <w:rPr>
+                  <w:rFonts w:ascii="Cambria Math" w:hAnsi="Cambria Math"/>
+                  <w:sz w:val="24"/>
+                  <w:szCs w:val="24"/>
+                </w:rPr>
+                <m:t xml:space="preserve">D′</m:t>
+              </m:r>
+            </m:e>
+            <m:sub>
+              <m:r>
+                <w:rPr>
+                  <w:rFonts w:ascii="Cambria Math" w:hAnsi="Cambria Math"/>
+                  <w:sz w:val="24"/>
+                  <w:szCs w:val="24"/>
+                </w:rPr>
+                <m:t xml:space="preserve">x</m:t>
+              </m:r>
+            </m:sub>
+          </m:sSub>
+          <m:r>
+            <w:rPr>
+              <w:rFonts w:ascii="Cambria Math" w:hAnsi="Cambria Math"/>
+              <w:sz w:val="24"/>
+              <w:szCs w:val="24"/>
+            </w:rPr>
+            <m:t xml:space="preserve"> − </m:t>
+          </m:r>
+          <m:sSub>
+            <m:e>
+              <m:r>
+                <w:rPr>
+                  <w:rFonts w:ascii="Cambria Math" w:hAnsi="Cambria Math"/>
+                  <w:sz w:val="24"/>
+                  <w:szCs w:val="24"/>
+                </w:rPr>
+                <m:t xml:space="preserve">D′</m:t>
+              </m:r>
+            </m:e>
+            <m:sub>
+              <m:r>
+                <w:rPr>
+                  <w:rFonts w:ascii="Cambria Math" w:hAnsi="Cambria Math"/>
+                  <w:sz w:val="24"/>
+                  <w:szCs w:val="24"/>
+                </w:rPr>
+                <m:t xml:space="preserve">x</m:t>
+              </m:r>
+              <m:r>
+                <w:rPr>
+                  <w:rFonts w:ascii="Cambria Math" w:hAnsi="Cambria Math"/>
+                  <w:sz w:val="24"/>
+                  <w:szCs w:val="24"/>
+                </w:rPr>
+                <m:t xml:space="preserve">+</m:t>
+              </m:r>
+              <m:r>
+                <w:rPr>
+                  <w:rFonts w:ascii="Cambria Math" w:hAnsi="Cambria Math"/>
+                  <w:sz w:val="24"/>
+                  <w:szCs w:val="24"/>
+                </w:rPr>
+                <m:t xml:space="preserve">m</m:t>
+              </m:r>
+            </m:sub>
+          </m:sSub>
+          <m:r>
+            <w:rPr>
+              <w:rFonts w:ascii="Cambria Math" w:hAnsi="Cambria Math"/>
+              <w:sz w:val="24"/>
+              <w:szCs w:val="24"/>
+            </w:rPr>
+            <m:t xml:space="preserve"> ) ]</m:t>
+          </m:r>
+        </m:oMath>
+      </m:oMathPara>
+    </w:p>
+    <w:p>
+      <w:pPr>
+        <w:pStyle w:val="Note"/>
+      </w:pPr>
+      <w:r>
+        <w:t xml:space="preserve">※ k 는 납입주기별 계수(연납 1, 6개월납 2, 3개월납 4, 월납 12)이다. 납입방법에 따라 N* 만 달라지고 보험금의 현가는 같다.</w:t>
+      </w:r>
+    </w:p>
+    <w:p>
+      <w:pPr>
+        <w:pStyle w:val="Heading2"/>
+      </w:pPr>
+      <w:r>
+        <w:t xml:space="preserve">바. 계산기수 — 보험금</w:t>
+      </w:r>
+    </w:p>
+    <w:p>
+      <w:pPr>
+        <w:pStyle w:val="FormulaLabel"/>
+      </w:pPr>
+      <w:r>
+        <w:t xml:space="preserve">[식] 유지자수의 현가와 누계 (D · N)</w:t>
       </w:r>
     </w:p>
     <w:p>
@@ -4086,7 +4361,7 @@
                   <w:sz w:val="24"/>
                   <w:szCs w:val="24"/>
                 </w:rPr>
-                <m:t xml:space="preserve">N</m:t>
+                <m:t xml:space="preserve">D</m:t>
               </m:r>
             </m:e>
             <m:sub>
@@ -4132,25 +4407,25 @@
                   <w:sz w:val="24"/>
                   <w:szCs w:val="24"/>
                 </w:rPr>
-                <m:t xml:space="preserve">Σ</m:t>
-              </m:r>
-            </m:e>
-            <m:sub>
-              <m:r>
-                <w:rPr>
-                  <w:rFonts w:ascii="Cambria Math" w:hAnsi="Cambria Math"/>
-                  <w:sz w:val="24"/>
-                  <w:szCs w:val="24"/>
-                </w:rPr>
-                <m:t xml:space="preserve">u</m:t>
-              </m:r>
-              <m:r>
-                <w:rPr>
-                  <w:rFonts w:ascii="Cambria Math" w:hAnsi="Cambria Math"/>
-                  <w:sz w:val="24"/>
-                  <w:szCs w:val="24"/>
-                </w:rPr>
-                <m:t xml:space="preserve">≥</m:t>
+                <m:t xml:space="preserve">l</m:t>
+              </m:r>
+            </m:e>
+            <m:sub>
+              <m:r>
+                <w:rPr>
+                  <w:rFonts w:ascii="Cambria Math" w:hAnsi="Cambria Math"/>
+                  <w:sz w:val="24"/>
+                  <w:szCs w:val="24"/>
+                </w:rPr>
+                <m:t xml:space="preserve">x</m:t>
+              </m:r>
+              <m:r>
+                <w:rPr>
+                  <w:rFonts w:ascii="Cambria Math" w:hAnsi="Cambria Math"/>
+                  <w:sz w:val="24"/>
+                  <w:szCs w:val="24"/>
+                </w:rPr>
+                <m:t xml:space="preserve">+</m:t>
               </m:r>
               <m:r>
                 <w:rPr>
@@ -4168,46 +4443,30 @@
               <w:sz w:val="24"/>
               <w:szCs w:val="24"/>
             </w:rPr>
-            <m:t xml:space="preserve"> </m:t>
-          </m:r>
-          <m:sSub>
-            <m:e>
-              <m:r>
-                <w:rPr>
-                  <w:rFonts w:ascii="Cambria Math" w:hAnsi="Cambria Math"/>
-                  <w:sz w:val="24"/>
-                  <w:szCs w:val="24"/>
-                </w:rPr>
-                <m:t xml:space="preserve">D</m:t>
-              </m:r>
-            </m:e>
-            <m:sub>
-              <m:r>
-                <w:rPr>
-                  <w:rFonts w:ascii="Cambria Math" w:hAnsi="Cambria Math"/>
-                  <w:sz w:val="24"/>
-                  <w:szCs w:val="24"/>
-                </w:rPr>
-                <m:t xml:space="preserve">x</m:t>
-              </m:r>
-              <m:r>
-                <w:rPr>
-                  <w:rFonts w:ascii="Cambria Math" w:hAnsi="Cambria Math"/>
-                  <w:sz w:val="24"/>
-                  <w:szCs w:val="24"/>
-                </w:rPr>
-                <m:t xml:space="preserve">+</m:t>
-              </m:r>
-              <m:r>
-                <w:rPr>
-                  <w:rFonts w:ascii="Cambria Math" w:hAnsi="Cambria Math"/>
-                  <w:sz w:val="24"/>
-                  <w:szCs w:val="24"/>
-                </w:rPr>
-                <m:t xml:space="preserve">u</m:t>
-              </m:r>
-            </m:sub>
-          </m:sSub>
+            <m:t xml:space="preserve">·</m:t>
+          </m:r>
+          <m:sSup>
+            <m:e>
+              <m:r>
+                <w:rPr>
+                  <w:rFonts w:ascii="Cambria Math" w:hAnsi="Cambria Math"/>
+                  <w:sz w:val="24"/>
+                  <w:szCs w:val="24"/>
+                </w:rPr>
+                <m:t xml:space="preserve">v</m:t>
+              </m:r>
+            </m:e>
+            <m:sup>
+              <m:r>
+                <w:rPr>
+                  <w:rFonts w:ascii="Cambria Math" w:hAnsi="Cambria Math"/>
+                  <w:sz w:val="24"/>
+                  <w:szCs w:val="24"/>
+                </w:rPr>
+                <m:t xml:space="preserve">t</m:t>
+              </m:r>
+            </m:sup>
+          </m:sSup>
         </m:oMath>
       </m:oMathPara>
     </w:p>
@@ -4228,7 +4487,7 @@
                   <w:sz w:val="24"/>
                   <w:szCs w:val="24"/>
                 </w:rPr>
-                <m:t xml:space="preserve">N′</m:t>
+                <m:t xml:space="preserve">N</m:t>
               </m:r>
             </m:e>
             <m:sub>
@@ -4320,7 +4579,7 @@
                   <w:sz w:val="24"/>
                   <w:szCs w:val="24"/>
                 </w:rPr>
-                <m:t xml:space="preserve">D′</m:t>
+                <m:t xml:space="preserve">D</m:t>
               </m:r>
             </m:e>
             <m:sub>
@@ -4355,322 +4614,18 @@
     </w:p>
     <w:p>
       <w:pPr>
+        <w:pStyle w:val="Note"/>
+      </w:pPr>
+      <w:r>
+        <w:t xml:space="preserve">※ 담보마다 그 담보가 속한 집단의 l 로 낸다. 납입 후 유지비와 책임준비금(2.)이 N 을 쓴다.</w:t>
+      </w:r>
+    </w:p>
+    <w:p>
+      <w:pPr>
         <w:pStyle w:val="FormulaLabel"/>
       </w:pPr>
       <w:r>
-        <w:t xml:space="preserve">[식] 연납 환산 납입기수 (N*)</w:t>
-      </w:r>
-    </w:p>
-    <w:p>
-      <w:pPr>
-        <w:pStyle w:val="Formula"/>
-      </w:pPr>
-      <m:oMathPara>
-        <m:oMathParaPr>
-          <m:jc m:val="left"/>
-        </m:oMathParaPr>
-        <m:oMath>
-          <m:r>
-            <w:rPr>
-              <w:rFonts w:ascii="Cambria Math" w:hAnsi="Cambria Math"/>
-              <w:sz w:val="24"/>
-              <w:szCs w:val="24"/>
-            </w:rPr>
-            <m:t xml:space="preserve">N*</m:t>
-          </m:r>
-          <m:r>
-            <w:rPr>
-              <w:rFonts w:ascii="Cambria Math" w:hAnsi="Cambria Math"/>
-              <w:sz w:val="24"/>
-              <w:szCs w:val="24"/>
-            </w:rPr>
-            <m:t xml:space="preserve"> = </m:t>
-          </m:r>
-          <m:r>
-            <w:rPr>
-              <w:rFonts w:ascii="Cambria Math" w:hAnsi="Cambria Math"/>
-              <w:sz w:val="24"/>
-              <w:szCs w:val="24"/>
-            </w:rPr>
-            <m:t xml:space="preserve">k</m:t>
-          </m:r>
-          <m:r>
-            <w:rPr>
-              <w:rFonts w:ascii="Cambria Math" w:hAnsi="Cambria Math"/>
-              <w:sz w:val="24"/>
-              <w:szCs w:val="24"/>
-            </w:rPr>
-            <m:t xml:space="preserve"> · [ ( </m:t>
-          </m:r>
-          <m:sSub>
-            <m:e>
-              <m:r>
-                <w:rPr>
-                  <w:rFonts w:ascii="Cambria Math" w:hAnsi="Cambria Math"/>
-                  <w:sz w:val="24"/>
-                  <w:szCs w:val="24"/>
-                </w:rPr>
-                <m:t xml:space="preserve">N′</m:t>
-              </m:r>
-            </m:e>
-            <m:sub>
-              <m:r>
-                <w:rPr>
-                  <w:rFonts w:ascii="Cambria Math" w:hAnsi="Cambria Math"/>
-                  <w:sz w:val="24"/>
-                  <w:szCs w:val="24"/>
-                </w:rPr>
-                <m:t xml:space="preserve">x</m:t>
-              </m:r>
-            </m:sub>
-          </m:sSub>
-          <m:r>
-            <w:rPr>
-              <w:rFonts w:ascii="Cambria Math" w:hAnsi="Cambria Math"/>
-              <w:sz w:val="24"/>
-              <w:szCs w:val="24"/>
-            </w:rPr>
-            <m:t xml:space="preserve"> − </m:t>
-          </m:r>
-          <m:sSub>
-            <m:e>
-              <m:r>
-                <w:rPr>
-                  <w:rFonts w:ascii="Cambria Math" w:hAnsi="Cambria Math"/>
-                  <w:sz w:val="24"/>
-                  <w:szCs w:val="24"/>
-                </w:rPr>
-                <m:t xml:space="preserve">N′</m:t>
-              </m:r>
-            </m:e>
-            <m:sub>
-              <m:r>
-                <w:rPr>
-                  <w:rFonts w:ascii="Cambria Math" w:hAnsi="Cambria Math"/>
-                  <w:sz w:val="24"/>
-                  <w:szCs w:val="24"/>
-                </w:rPr>
-                <m:t xml:space="preserve">x</m:t>
-              </m:r>
-              <m:r>
-                <w:rPr>
-                  <w:rFonts w:ascii="Cambria Math" w:hAnsi="Cambria Math"/>
-                  <w:sz w:val="24"/>
-                  <w:szCs w:val="24"/>
-                </w:rPr>
-                <m:t xml:space="preserve">+</m:t>
-              </m:r>
-              <m:r>
-                <w:rPr>
-                  <w:rFonts w:ascii="Cambria Math" w:hAnsi="Cambria Math"/>
-                  <w:sz w:val="24"/>
-                  <w:szCs w:val="24"/>
-                </w:rPr>
-                <m:t xml:space="preserve">m</m:t>
-              </m:r>
-            </m:sub>
-          </m:sSub>
-          <m:r>
-            <w:rPr>
-              <w:rFonts w:ascii="Cambria Math" w:hAnsi="Cambria Math"/>
-              <w:sz w:val="24"/>
-              <w:szCs w:val="24"/>
-            </w:rPr>
-            <m:t xml:space="preserve"> )</m:t>
-          </m:r>
-        </m:oMath>
-      </m:oMathPara>
-    </w:p>
-    <w:p>
-      <w:pPr>
-        <w:pStyle w:val="Formula"/>
-      </w:pPr>
-      <m:oMathPara>
-        <m:oMathParaPr>
-          <m:jc m:val="left"/>
-        </m:oMathParaPr>
-        <m:oMath>
-          <m:r>
-            <w:rPr>
-              <w:rFonts w:ascii="Cambria Math" w:hAnsi="Cambria Math"/>
-              <w:sz w:val="24"/>
-              <w:szCs w:val="24"/>
-            </w:rPr>
-            <m:t xml:space="preserve">− ( </m:t>
-          </m:r>
-          <m:r>
-            <w:rPr>
-              <w:rFonts w:ascii="Cambria Math" w:hAnsi="Cambria Math"/>
-              <w:sz w:val="24"/>
-              <w:szCs w:val="24"/>
-            </w:rPr>
-            <m:t xml:space="preserve">k</m:t>
-          </m:r>
-          <m:r>
-            <w:rPr>
-              <w:rFonts w:ascii="Cambria Math" w:hAnsi="Cambria Math"/>
-              <w:sz w:val="24"/>
-              <w:szCs w:val="24"/>
-            </w:rPr>
-            <m:t xml:space="preserve">−</m:t>
-          </m:r>
-          <m:r>
-            <w:rPr>
-              <w:rFonts w:ascii="Cambria Math" w:hAnsi="Cambria Math"/>
-              <w:sz w:val="24"/>
-              <w:szCs w:val="24"/>
-            </w:rPr>
-            <m:t xml:space="preserve">1</m:t>
-          </m:r>
-          <m:r>
-            <w:rPr>
-              <w:rFonts w:ascii="Cambria Math" w:hAnsi="Cambria Math"/>
-              <w:sz w:val="24"/>
-              <w:szCs w:val="24"/>
-            </w:rPr>
-            <m:t xml:space="preserve"> )/( </m:t>
-          </m:r>
-          <m:r>
-            <w:rPr>
-              <w:rFonts w:ascii="Cambria Math" w:hAnsi="Cambria Math"/>
-              <w:sz w:val="24"/>
-              <w:szCs w:val="24"/>
-            </w:rPr>
-            <m:t xml:space="preserve">2</m:t>
-          </m:r>
-          <m:r>
-            <w:rPr>
-              <w:rFonts w:ascii="Cambria Math" w:hAnsi="Cambria Math"/>
-              <w:sz w:val="24"/>
-              <w:szCs w:val="24"/>
-            </w:rPr>
-            <m:t xml:space="preserve">·</m:t>
-          </m:r>
-          <m:r>
-            <w:rPr>
-              <w:rFonts w:ascii="Cambria Math" w:hAnsi="Cambria Math"/>
-              <w:sz w:val="24"/>
-              <w:szCs w:val="24"/>
-            </w:rPr>
-            <m:t xml:space="preserve">k</m:t>
-          </m:r>
-          <m:r>
-            <w:rPr>
-              <w:rFonts w:ascii="Cambria Math" w:hAnsi="Cambria Math"/>
-              <w:sz w:val="24"/>
-              <w:szCs w:val="24"/>
-            </w:rPr>
-            <m:t xml:space="preserve"> )·( </m:t>
-          </m:r>
-          <m:sSub>
-            <m:e>
-              <m:r>
-                <w:rPr>
-                  <w:rFonts w:ascii="Cambria Math" w:hAnsi="Cambria Math"/>
-                  <w:sz w:val="24"/>
-                  <w:szCs w:val="24"/>
-                </w:rPr>
-                <m:t xml:space="preserve">D′</m:t>
-              </m:r>
-            </m:e>
-            <m:sub>
-              <m:r>
-                <w:rPr>
-                  <w:rFonts w:ascii="Cambria Math" w:hAnsi="Cambria Math"/>
-                  <w:sz w:val="24"/>
-                  <w:szCs w:val="24"/>
-                </w:rPr>
-                <m:t xml:space="preserve">x</m:t>
-              </m:r>
-            </m:sub>
-          </m:sSub>
-          <m:r>
-            <w:rPr>
-              <w:rFonts w:ascii="Cambria Math" w:hAnsi="Cambria Math"/>
-              <w:sz w:val="24"/>
-              <w:szCs w:val="24"/>
-            </w:rPr>
-            <m:t xml:space="preserve"> − </m:t>
-          </m:r>
-          <m:sSub>
-            <m:e>
-              <m:r>
-                <w:rPr>
-                  <w:rFonts w:ascii="Cambria Math" w:hAnsi="Cambria Math"/>
-                  <w:sz w:val="24"/>
-                  <w:szCs w:val="24"/>
-                </w:rPr>
-                <m:t xml:space="preserve">D′</m:t>
-              </m:r>
-            </m:e>
-            <m:sub>
-              <m:r>
-                <w:rPr>
-                  <w:rFonts w:ascii="Cambria Math" w:hAnsi="Cambria Math"/>
-                  <w:sz w:val="24"/>
-                  <w:szCs w:val="24"/>
-                </w:rPr>
-                <m:t xml:space="preserve">x</m:t>
-              </m:r>
-              <m:r>
-                <w:rPr>
-                  <w:rFonts w:ascii="Cambria Math" w:hAnsi="Cambria Math"/>
-                  <w:sz w:val="24"/>
-                  <w:szCs w:val="24"/>
-                </w:rPr>
-                <m:t xml:space="preserve">+</m:t>
-              </m:r>
-              <m:r>
-                <w:rPr>
-                  <w:rFonts w:ascii="Cambria Math" w:hAnsi="Cambria Math"/>
-                  <w:sz w:val="24"/>
-                  <w:szCs w:val="24"/>
-                </w:rPr>
-                <m:t xml:space="preserve">m</m:t>
-              </m:r>
-            </m:sub>
-          </m:sSub>
-          <m:r>
-            <w:rPr>
-              <w:rFonts w:ascii="Cambria Math" w:hAnsi="Cambria Math"/>
-              <w:sz w:val="24"/>
-              <w:szCs w:val="24"/>
-            </w:rPr>
-            <m:t xml:space="preserve"> ) ]</m:t>
-          </m:r>
-        </m:oMath>
-      </m:oMathPara>
-    </w:p>
-    <w:p>
-      <w:pPr>
-        <w:pStyle w:val="Note"/>
-      </w:pPr>
-      <w:r>
-        <w:t xml:space="preserve">※ k 는 납입주기별 계수(연납 1, 6개월납 2, 3개월납 4, 월납 12)이다.</w:t>
-      </w:r>
-    </w:p>
-    <w:p>
-      <w:pPr>
-        <w:pStyle w:val="Heading2"/>
-      </w:pPr>
-      <w:r>
-        <w:t xml:space="preserve">바. 계산기수 — 보험금</w:t>
-      </w:r>
-    </w:p>
-    <w:p>
-      <w:pPr>
-        <w:pStyle w:val="FormulaLabel"/>
-      </w:pPr>
-      <w:r>
-        <w:t xml:space="preserve">[식] 보험금의 현가 — 암 진단</w:t>
-      </w:r>
-    </w:p>
-    <w:p>
-      <w:pPr>
-        <w:pStyle w:val="FormulaText"/>
-      </w:pPr>
-      <w:r>
-        <w:t xml:space="preserve">보장금액의 배수 — 면책 90일이라 첫해는 ( 1 − 3/12 ) 배</w:t>
+        <w:t xml:space="preserve">[식] 해지자의 현가 (H)</w:t>
       </w:r>
     </w:p>
     <w:p>
@@ -4690,10 +4645,26 @@
                   <w:sz w:val="24"/>
                   <w:szCs w:val="24"/>
                 </w:rPr>
-                <m:t xml:space="preserve">S</m:t>
-              </m:r>
-            </m:e>
-            <m:sub>
+                <m:t xml:space="preserve">H</m:t>
+              </m:r>
+            </m:e>
+            <m:sub>
+              <m:r>
+                <w:rPr>
+                  <w:rFonts w:ascii="Cambria Math" w:hAnsi="Cambria Math"/>
+                  <w:sz w:val="24"/>
+                  <w:szCs w:val="24"/>
+                </w:rPr>
+                <m:t xml:space="preserve">x</m:t>
+              </m:r>
+              <m:r>
+                <w:rPr>
+                  <w:rFonts w:ascii="Cambria Math" w:hAnsi="Cambria Math"/>
+                  <w:sz w:val="24"/>
+                  <w:szCs w:val="24"/>
+                </w:rPr>
+                <m:t xml:space="preserve">+</m:t>
+              </m:r>
               <m:r>
                 <w:rPr>
                   <w:rFonts w:ascii="Cambria Math" w:hAnsi="Cambria Math"/>
@@ -4712,146 +4683,145 @@
             </w:rPr>
             <m:t xml:space="preserve"> = </m:t>
           </m:r>
-          <m:r>
-            <w:rPr>
-              <w:rFonts w:ascii="Cambria Math" w:hAnsi="Cambria Math"/>
-              <w:sz w:val="24"/>
-              <w:szCs w:val="24"/>
-            </w:rPr>
-            <m:t xml:space="preserve">1</m:t>
-          </m:r>
-          <m:r>
-            <w:rPr>
-              <w:rFonts w:ascii="Cambria Math" w:hAnsi="Cambria Math"/>
-              <w:sz w:val="24"/>
-              <w:szCs w:val="24"/>
-            </w:rPr>
-            <m:t xml:space="preserve"> × </m:t>
-          </m:r>
-          <m:r>
-            <m:rPr>
-              <m:nor/>
-            </m:rPr>
-            <w:rPr>
-              <w:rFonts w:ascii="Cambria Math" w:hAnsi="Cambria Math"/>
-              <w:sz w:val="24"/>
-              <w:szCs w:val="24"/>
-            </w:rPr>
-            <m:t xml:space="preserve">if</m:t>
-          </m:r>
-          <m:r>
-            <w:rPr>
-              <w:rFonts w:ascii="Cambria Math" w:hAnsi="Cambria Math"/>
-              <w:sz w:val="24"/>
-              <w:szCs w:val="24"/>
-            </w:rPr>
-            <m:t xml:space="preserve">( </m:t>
-          </m:r>
-          <m:r>
-            <w:rPr>
-              <w:rFonts w:ascii="Cambria Math" w:hAnsi="Cambria Math"/>
-              <w:sz w:val="24"/>
-              <w:szCs w:val="24"/>
-            </w:rPr>
-            <m:t xml:space="preserve">t</m:t>
-          </m:r>
-          <m:r>
-            <w:rPr>
-              <w:rFonts w:ascii="Cambria Math" w:hAnsi="Cambria Math"/>
-              <w:sz w:val="24"/>
-              <w:szCs w:val="24"/>
-            </w:rPr>
-            <m:t xml:space="preserve"> = </m:t>
-          </m:r>
-          <m:r>
-            <w:rPr>
-              <w:rFonts w:ascii="Cambria Math" w:hAnsi="Cambria Math"/>
-              <w:sz w:val="24"/>
-              <w:szCs w:val="24"/>
-            </w:rPr>
-            <m:t xml:space="preserve">0</m:t>
-          </m:r>
-          <m:r>
-            <w:rPr>
-              <w:rFonts w:ascii="Cambria Math" w:hAnsi="Cambria Math"/>
-              <w:sz w:val="24"/>
-              <w:szCs w:val="24"/>
-            </w:rPr>
-            <m:t xml:space="preserve">, </m:t>
-          </m:r>
-          <m:r>
-            <w:rPr>
-              <w:rFonts w:ascii="Cambria Math" w:hAnsi="Cambria Math"/>
-              <w:sz w:val="24"/>
-              <w:szCs w:val="24"/>
-            </w:rPr>
-            <m:t xml:space="preserve">1</m:t>
-          </m:r>
-          <m:r>
-            <w:rPr>
-              <w:rFonts w:ascii="Cambria Math" w:hAnsi="Cambria Math"/>
-              <w:sz w:val="24"/>
-              <w:szCs w:val="24"/>
-            </w:rPr>
-            <m:t xml:space="preserve"> − </m:t>
-          </m:r>
-          <m:r>
-            <w:rPr>
-              <w:rFonts w:ascii="Cambria Math" w:hAnsi="Cambria Math"/>
-              <w:sz w:val="24"/>
-              <w:szCs w:val="24"/>
-            </w:rPr>
-            <m:t xml:space="preserve">3</m:t>
-          </m:r>
-          <m:r>
-            <w:rPr>
-              <w:rFonts w:ascii="Cambria Math" w:hAnsi="Cambria Math"/>
-              <w:sz w:val="24"/>
-              <w:szCs w:val="24"/>
-            </w:rPr>
-            <m:t xml:space="preserve">/</m:t>
-          </m:r>
-          <m:r>
-            <w:rPr>
-              <w:rFonts w:ascii="Cambria Math" w:hAnsi="Cambria Math"/>
-              <w:sz w:val="24"/>
-              <w:szCs w:val="24"/>
-            </w:rPr>
-            <m:t xml:space="preserve">12</m:t>
-          </m:r>
-          <m:r>
-            <w:rPr>
-              <w:rFonts w:ascii="Cambria Math" w:hAnsi="Cambria Math"/>
-              <w:sz w:val="24"/>
-              <w:szCs w:val="24"/>
-            </w:rPr>
-            <m:t xml:space="preserve">, </m:t>
-          </m:r>
-          <m:r>
-            <w:rPr>
-              <w:rFonts w:ascii="Cambria Math" w:hAnsi="Cambria Math"/>
-              <w:sz w:val="24"/>
-              <w:szCs w:val="24"/>
-            </w:rPr>
-            <m:t xml:space="preserve">1</m:t>
-          </m:r>
-          <m:r>
-            <w:rPr>
-              <w:rFonts w:ascii="Cambria Math" w:hAnsi="Cambria Math"/>
-              <w:sz w:val="24"/>
-              <w:szCs w:val="24"/>
-            </w:rPr>
-            <m:t xml:space="preserve"> )</m:t>
-          </m:r>
+          <m:sSub>
+            <m:e>
+              <m:r>
+                <w:rPr>
+                  <w:rFonts w:ascii="Cambria Math" w:hAnsi="Cambria Math"/>
+                  <w:sz w:val="24"/>
+                  <w:szCs w:val="24"/>
+                </w:rPr>
+                <m:t xml:space="preserve">l</m:t>
+              </m:r>
+            </m:e>
+            <m:sub>
+              <m:r>
+                <w:rPr>
+                  <w:rFonts w:ascii="Cambria Math" w:hAnsi="Cambria Math"/>
+                  <w:sz w:val="24"/>
+                  <w:szCs w:val="24"/>
+                </w:rPr>
+                <m:t xml:space="preserve">x</m:t>
+              </m:r>
+              <m:r>
+                <w:rPr>
+                  <w:rFonts w:ascii="Cambria Math" w:hAnsi="Cambria Math"/>
+                  <w:sz w:val="24"/>
+                  <w:szCs w:val="24"/>
+                </w:rPr>
+                <m:t xml:space="preserve">+</m:t>
+              </m:r>
+              <m:r>
+                <w:rPr>
+                  <w:rFonts w:ascii="Cambria Math" w:hAnsi="Cambria Math"/>
+                  <w:sz w:val="24"/>
+                  <w:szCs w:val="24"/>
+                </w:rPr>
+                <m:t xml:space="preserve">t</m:t>
+              </m:r>
+            </m:sub>
+          </m:sSub>
+          <m:r>
+            <w:rPr>
+              <w:rFonts w:ascii="Cambria Math" w:hAnsi="Cambria Math"/>
+              <w:sz w:val="24"/>
+              <w:szCs w:val="24"/>
+            </w:rPr>
+            <m:t xml:space="preserve">·</m:t>
+          </m:r>
+          <m:sSub>
+            <m:e>
+              <m:r>
+                <w:rPr>
+                  <w:rFonts w:ascii="Cambria Math" w:hAnsi="Cambria Math"/>
+                  <w:sz w:val="24"/>
+                  <w:szCs w:val="24"/>
+                </w:rPr>
+                <m:t xml:space="preserve">w</m:t>
+              </m:r>
+            </m:e>
+            <m:sub>
+              <m:r>
+                <w:rPr>
+                  <w:rFonts w:ascii="Cambria Math" w:hAnsi="Cambria Math"/>
+                  <w:sz w:val="24"/>
+                  <w:szCs w:val="24"/>
+                </w:rPr>
+                <m:t xml:space="preserve">x</m:t>
+              </m:r>
+              <m:r>
+                <w:rPr>
+                  <w:rFonts w:ascii="Cambria Math" w:hAnsi="Cambria Math"/>
+                  <w:sz w:val="24"/>
+                  <w:szCs w:val="24"/>
+                </w:rPr>
+                <m:t xml:space="preserve">+</m:t>
+              </m:r>
+              <m:r>
+                <w:rPr>
+                  <w:rFonts w:ascii="Cambria Math" w:hAnsi="Cambria Math"/>
+                  <w:sz w:val="24"/>
+                  <w:szCs w:val="24"/>
+                </w:rPr>
+                <m:t xml:space="preserve">t</m:t>
+              </m:r>
+            </m:sub>
+          </m:sSub>
+          <m:r>
+            <w:rPr>
+              <w:rFonts w:ascii="Cambria Math" w:hAnsi="Cambria Math"/>
+              <w:sz w:val="24"/>
+              <w:szCs w:val="24"/>
+            </w:rPr>
+            <m:t xml:space="preserve">·</m:t>
+          </m:r>
+          <m:sSup>
+            <m:e>
+              <m:r>
+                <w:rPr>
+                  <w:rFonts w:ascii="Cambria Math" w:hAnsi="Cambria Math"/>
+                  <w:sz w:val="24"/>
+                  <w:szCs w:val="24"/>
+                </w:rPr>
+                <m:t xml:space="preserve">v</m:t>
+              </m:r>
+            </m:e>
+            <m:sup>
+              <m:r>
+                <w:rPr>
+                  <w:rFonts w:ascii="Cambria Math" w:hAnsi="Cambria Math"/>
+                  <w:sz w:val="24"/>
+                  <w:szCs w:val="24"/>
+                </w:rPr>
+                <m:t xml:space="preserve">t</m:t>
+              </m:r>
+              <m:r>
+                <w:rPr>
+                  <w:rFonts w:ascii="Cambria Math" w:hAnsi="Cambria Math"/>
+                  <w:sz w:val="24"/>
+                  <w:szCs w:val="24"/>
+                </w:rPr>
+                <m:t xml:space="preserve">+½</m:t>
+              </m:r>
+            </m:sup>
+          </m:sSup>
         </m:oMath>
       </m:oMathPara>
     </w:p>
     <w:p>
       <w:pPr>
+        <w:pStyle w:val="FormulaLabel"/>
+      </w:pPr>
+      <w:r>
+        <w:t xml:space="preserve">[식] 보험금의 현가 — 암 진단</w:t>
+      </w:r>
+    </w:p>
+    <w:p>
+      <w:pPr>
         <w:pStyle w:val="FormulaText"/>
       </w:pPr>
       <w:r>
-        <w:t xml:space="preserve">급부 발생자</w:t>
+        <w:t xml:space="preserve">보장금액의 배수 — 90일 면책이라 그 동안은 지급하지 않는다</w:t>
       </w:r>
     </w:p>
     <w:p>
@@ -4871,26 +4841,10 @@
                   <w:sz w:val="24"/>
                   <w:szCs w:val="24"/>
                 </w:rPr>
-                <m:t xml:space="preserve">C</m:t>
-              </m:r>
-            </m:e>
-            <m:sub>
-              <m:r>
-                <w:rPr>
-                  <w:rFonts w:ascii="Cambria Math" w:hAnsi="Cambria Math"/>
-                  <w:sz w:val="24"/>
-                  <w:szCs w:val="24"/>
-                </w:rPr>
-                <m:t xml:space="preserve">x</m:t>
-              </m:r>
-              <m:r>
-                <w:rPr>
-                  <w:rFonts w:ascii="Cambria Math" w:hAnsi="Cambria Math"/>
-                  <w:sz w:val="24"/>
-                  <w:szCs w:val="24"/>
-                </w:rPr>
-                <m:t xml:space="preserve">+</m:t>
-              </m:r>
+                <m:t xml:space="preserve">S</m:t>
+              </m:r>
+            </m:e>
+            <m:sub>
               <m:r>
                 <w:rPr>
                   <w:rFonts w:ascii="Cambria Math" w:hAnsi="Cambria Math"/>
@@ -4909,98 +4863,6 @@
             </w:rPr>
             <m:t xml:space="preserve"> = </m:t>
           </m:r>
-          <m:sSub>
-            <m:e>
-              <m:r>
-                <w:rPr>
-                  <w:rFonts w:ascii="Cambria Math" w:hAnsi="Cambria Math"/>
-                  <w:sz w:val="24"/>
-                  <w:szCs w:val="24"/>
-                </w:rPr>
-                <m:t xml:space="preserve">l</m:t>
-              </m:r>
-            </m:e>
-            <m:sub>
-              <m:r>
-                <w:rPr>
-                  <w:rFonts w:ascii="Cambria Math" w:hAnsi="Cambria Math"/>
-                  <w:sz w:val="24"/>
-                  <w:szCs w:val="24"/>
-                </w:rPr>
-                <m:t xml:space="preserve">x</m:t>
-              </m:r>
-              <m:r>
-                <w:rPr>
-                  <w:rFonts w:ascii="Cambria Math" w:hAnsi="Cambria Math"/>
-                  <w:sz w:val="24"/>
-                  <w:szCs w:val="24"/>
-                </w:rPr>
-                <m:t xml:space="preserve">+</m:t>
-              </m:r>
-              <m:r>
-                <w:rPr>
-                  <w:rFonts w:ascii="Cambria Math" w:hAnsi="Cambria Math"/>
-                  <w:sz w:val="24"/>
-                  <w:szCs w:val="24"/>
-                </w:rPr>
-                <m:t xml:space="preserve">t</m:t>
-              </m:r>
-            </m:sub>
-          </m:sSub>
-          <m:r>
-            <w:rPr>
-              <w:rFonts w:ascii="Cambria Math" w:hAnsi="Cambria Math"/>
-              <w:sz w:val="24"/>
-              <w:szCs w:val="24"/>
-            </w:rPr>
-            <m:t xml:space="preserve">·</m:t>
-          </m:r>
-          <m:sSub>
-            <m:e>
-              <m:r>
-                <w:rPr>
-                  <w:rFonts w:ascii="Cambria Math" w:hAnsi="Cambria Math"/>
-                  <w:sz w:val="24"/>
-                  <w:szCs w:val="24"/>
-                </w:rPr>
-                <m:t xml:space="preserve">r</m:t>
-              </m:r>
-            </m:e>
-            <m:sub>
-              <m:r>
-                <w:rPr>
-                  <w:rFonts w:ascii="Cambria Math" w:hAnsi="Cambria Math"/>
-                  <w:sz w:val="24"/>
-                  <w:szCs w:val="24"/>
-                </w:rPr>
-                <m:t xml:space="preserve">x</m:t>
-              </m:r>
-              <m:r>
-                <w:rPr>
-                  <w:rFonts w:ascii="Cambria Math" w:hAnsi="Cambria Math"/>
-                  <w:sz w:val="24"/>
-                  <w:szCs w:val="24"/>
-                </w:rPr>
-                <m:t xml:space="preserve">+</m:t>
-              </m:r>
-              <m:r>
-                <w:rPr>
-                  <w:rFonts w:ascii="Cambria Math" w:hAnsi="Cambria Math"/>
-                  <w:sz w:val="24"/>
-                  <w:szCs w:val="24"/>
-                </w:rPr>
-                <m:t xml:space="preserve">t</m:t>
-              </m:r>
-            </m:sub>
-          </m:sSub>
-          <m:r>
-            <w:rPr>
-              <w:rFonts w:ascii="Cambria Math" w:hAnsi="Cambria Math"/>
-              <w:sz w:val="24"/>
-              <w:szCs w:val="24"/>
-            </w:rPr>
-            <m:t xml:space="preserve">·( </m:t>
-          </m:r>
           <m:r>
             <w:rPr>
               <w:rFonts w:ascii="Cambria Math" w:hAnsi="Cambria Math"/>
@@ -5015,46 +4877,83 @@
               <w:sz w:val="24"/>
               <w:szCs w:val="24"/>
             </w:rPr>
+            <m:t xml:space="preserve"> × </m:t>
+          </m:r>
+          <m:r>
+            <m:rPr>
+              <m:nor/>
+            </m:rPr>
+            <w:rPr>
+              <w:rFonts w:ascii="Cambria Math" w:hAnsi="Cambria Math"/>
+              <w:sz w:val="24"/>
+              <w:szCs w:val="24"/>
+            </w:rPr>
+            <m:t xml:space="preserve">if</m:t>
+          </m:r>
+          <m:r>
+            <w:rPr>
+              <w:rFonts w:ascii="Cambria Math" w:hAnsi="Cambria Math"/>
+              <w:sz w:val="24"/>
+              <w:szCs w:val="24"/>
+            </w:rPr>
+            <m:t xml:space="preserve">( </m:t>
+          </m:r>
+          <m:r>
+            <w:rPr>
+              <w:rFonts w:ascii="Cambria Math" w:hAnsi="Cambria Math"/>
+              <w:sz w:val="24"/>
+              <w:szCs w:val="24"/>
+            </w:rPr>
+            <m:t xml:space="preserve">t</m:t>
+          </m:r>
+          <m:r>
+            <w:rPr>
+              <w:rFonts w:ascii="Cambria Math" w:hAnsi="Cambria Math"/>
+              <w:sz w:val="24"/>
+              <w:szCs w:val="24"/>
+            </w:rPr>
+            <m:t xml:space="preserve"> = </m:t>
+          </m:r>
+          <m:r>
+            <w:rPr>
+              <w:rFonts w:ascii="Cambria Math" w:hAnsi="Cambria Math"/>
+              <w:sz w:val="24"/>
+              <w:szCs w:val="24"/>
+            </w:rPr>
+            <m:t xml:space="preserve">0</m:t>
+          </m:r>
+          <m:r>
+            <w:rPr>
+              <w:rFonts w:ascii="Cambria Math" w:hAnsi="Cambria Math"/>
+              <w:sz w:val="24"/>
+              <w:szCs w:val="24"/>
+            </w:rPr>
+            <m:t xml:space="preserve">, </m:t>
+          </m:r>
+          <m:r>
+            <w:rPr>
+              <w:rFonts w:ascii="Cambria Math" w:hAnsi="Cambria Math"/>
+              <w:sz w:val="24"/>
+              <w:szCs w:val="24"/>
+            </w:rPr>
+            <m:t xml:space="preserve">1</m:t>
+          </m:r>
+          <m:r>
+            <w:rPr>
+              <w:rFonts w:ascii="Cambria Math" w:hAnsi="Cambria Math"/>
+              <w:sz w:val="24"/>
+              <w:szCs w:val="24"/>
+            </w:rPr>
             <m:t xml:space="preserve"> − </m:t>
           </m:r>
-          <m:sSub>
-            <m:e>
-              <m:r>
-                <w:rPr>
-                  <w:rFonts w:ascii="Cambria Math" w:hAnsi="Cambria Math"/>
-                  <w:sz w:val="24"/>
-                  <w:szCs w:val="24"/>
-                </w:rPr>
-                <m:t xml:space="preserve">w</m:t>
-              </m:r>
-            </m:e>
-            <m:sub>
-              <m:r>
-                <w:rPr>
-                  <w:rFonts w:ascii="Cambria Math" w:hAnsi="Cambria Math"/>
-                  <w:sz w:val="24"/>
-                  <w:szCs w:val="24"/>
-                </w:rPr>
-                <m:t xml:space="preserve">x</m:t>
-              </m:r>
-              <m:r>
-                <w:rPr>
-                  <w:rFonts w:ascii="Cambria Math" w:hAnsi="Cambria Math"/>
-                  <w:sz w:val="24"/>
-                  <w:szCs w:val="24"/>
-                </w:rPr>
-                <m:t xml:space="preserve">+</m:t>
-              </m:r>
-              <m:r>
-                <w:rPr>
-                  <w:rFonts w:ascii="Cambria Math" w:hAnsi="Cambria Math"/>
-                  <w:sz w:val="24"/>
-                  <w:szCs w:val="24"/>
-                </w:rPr>
-                <m:t xml:space="preserve">t</m:t>
-              </m:r>
-            </m:sub>
-          </m:sSub>
+          <m:r>
+            <w:rPr>
+              <w:rFonts w:ascii="Cambria Math" w:hAnsi="Cambria Math"/>
+              <w:sz w:val="24"/>
+              <w:szCs w:val="24"/>
+            </w:rPr>
+            <m:t xml:space="preserve">3</m:t>
+          </m:r>
           <m:r>
             <w:rPr>
               <w:rFonts w:ascii="Cambria Math" w:hAnsi="Cambria Math"/>
@@ -5069,46 +4968,32 @@
               <w:sz w:val="24"/>
               <w:szCs w:val="24"/>
             </w:rPr>
-            <m:t xml:space="preserve">2</m:t>
-          </m:r>
-          <m:r>
-            <w:rPr>
-              <w:rFonts w:ascii="Cambria Math" w:hAnsi="Cambria Math"/>
-              <w:sz w:val="24"/>
-              <w:szCs w:val="24"/>
-            </w:rPr>
-            <m:t xml:space="preserve"> )·</m:t>
-          </m:r>
-          <m:sSup>
-            <m:e>
-              <m:r>
-                <w:rPr>
-                  <w:rFonts w:ascii="Cambria Math" w:hAnsi="Cambria Math"/>
-                  <w:sz w:val="24"/>
-                  <w:szCs w:val="24"/>
-                </w:rPr>
-                <m:t xml:space="preserve">v</m:t>
-              </m:r>
-            </m:e>
-            <m:sup>
-              <m:r>
-                <w:rPr>
-                  <w:rFonts w:ascii="Cambria Math" w:hAnsi="Cambria Math"/>
-                  <w:sz w:val="24"/>
-                  <w:szCs w:val="24"/>
-                </w:rPr>
-                <m:t xml:space="preserve">t</m:t>
-              </m:r>
-              <m:r>
-                <w:rPr>
-                  <w:rFonts w:ascii="Cambria Math" w:hAnsi="Cambria Math"/>
-                  <w:sz w:val="24"/>
-                  <w:szCs w:val="24"/>
-                </w:rPr>
-                <m:t xml:space="preserve">+½</m:t>
-              </m:r>
-            </m:sup>
-          </m:sSup>
+            <m:t xml:space="preserve">12</m:t>
+          </m:r>
+          <m:r>
+            <w:rPr>
+              <w:rFonts w:ascii="Cambria Math" w:hAnsi="Cambria Math"/>
+              <w:sz w:val="24"/>
+              <w:szCs w:val="24"/>
+            </w:rPr>
+            <m:t xml:space="preserve">, </m:t>
+          </m:r>
+          <m:r>
+            <w:rPr>
+              <w:rFonts w:ascii="Cambria Math" w:hAnsi="Cambria Math"/>
+              <w:sz w:val="24"/>
+              <w:szCs w:val="24"/>
+            </w:rPr>
+            <m:t xml:space="preserve">1</m:t>
+          </m:r>
+          <m:r>
+            <w:rPr>
+              <w:rFonts w:ascii="Cambria Math" w:hAnsi="Cambria Math"/>
+              <w:sz w:val="24"/>
+              <w:szCs w:val="24"/>
+            </w:rPr>
+            <m:t xml:space="preserve"> )</m:t>
+          </m:r>
         </m:oMath>
       </m:oMathPara>
     </w:p>
@@ -5117,7 +5002,7 @@
         <w:pStyle w:val="FormulaText"/>
       </w:pPr>
       <w:r>
-        <w:t xml:space="preserve">보험금 현가의 누계</w:t>
+        <w:t xml:space="preserve">급부 발생자</w:t>
       </w:r>
     </w:p>
     <w:p>
@@ -5137,7 +5022,7 @@
                   <w:sz w:val="24"/>
                   <w:szCs w:val="24"/>
                 </w:rPr>
-                <m:t xml:space="preserve">M</m:t>
+                <m:t xml:space="preserve">C</m:t>
               </m:r>
             </m:e>
             <m:sub>
@@ -5175,33 +5060,33 @@
             </w:rPr>
             <m:t xml:space="preserve"> = </m:t>
           </m:r>
-          <m:sSubSup>
-            <m:e>
-              <m:r>
-                <w:rPr>
-                  <w:rFonts w:ascii="Cambria Math" w:hAnsi="Cambria Math"/>
-                  <w:sz w:val="24"/>
-                  <w:szCs w:val="24"/>
-                </w:rPr>
-                <m:t xml:space="preserve">Σ</m:t>
-              </m:r>
-            </m:e>
-            <m:sub>
-              <m:r>
-                <w:rPr>
-                  <w:rFonts w:ascii="Cambria Math" w:hAnsi="Cambria Math"/>
-                  <w:sz w:val="24"/>
-                  <w:szCs w:val="24"/>
-                </w:rPr>
-                <m:t xml:space="preserve">u</m:t>
-              </m:r>
-              <m:r>
-                <w:rPr>
-                  <w:rFonts w:ascii="Cambria Math" w:hAnsi="Cambria Math"/>
-                  <w:sz w:val="24"/>
-                  <w:szCs w:val="24"/>
-                </w:rPr>
-                <m:t xml:space="preserve">=</m:t>
+          <m:sSub>
+            <m:e>
+              <m:r>
+                <w:rPr>
+                  <w:rFonts w:ascii="Cambria Math" w:hAnsi="Cambria Math"/>
+                  <w:sz w:val="24"/>
+                  <w:szCs w:val="24"/>
+                </w:rPr>
+                <m:t xml:space="preserve">l</m:t>
+              </m:r>
+            </m:e>
+            <m:sub>
+              <m:r>
+                <w:rPr>
+                  <w:rFonts w:ascii="Cambria Math" w:hAnsi="Cambria Math"/>
+                  <w:sz w:val="24"/>
+                  <w:szCs w:val="24"/>
+                </w:rPr>
+                <m:t xml:space="preserve">x</m:t>
+              </m:r>
+              <m:r>
+                <w:rPr>
+                  <w:rFonts w:ascii="Cambria Math" w:hAnsi="Cambria Math"/>
+                  <w:sz w:val="24"/>
+                  <w:szCs w:val="24"/>
+                </w:rPr>
+                <m:t xml:space="preserve">+</m:t>
               </m:r>
               <m:r>
                 <w:rPr>
@@ -5212,6 +5097,150 @@
                 <m:t xml:space="preserve">t</m:t>
               </m:r>
             </m:sub>
+          </m:sSub>
+          <m:r>
+            <w:rPr>
+              <w:rFonts w:ascii="Cambria Math" w:hAnsi="Cambria Math"/>
+              <w:sz w:val="24"/>
+              <w:szCs w:val="24"/>
+            </w:rPr>
+            <m:t xml:space="preserve">·</m:t>
+          </m:r>
+          <m:sSub>
+            <m:e>
+              <m:r>
+                <w:rPr>
+                  <w:rFonts w:ascii="Cambria Math" w:hAnsi="Cambria Math"/>
+                  <w:sz w:val="24"/>
+                  <w:szCs w:val="24"/>
+                </w:rPr>
+                <m:t xml:space="preserve">r</m:t>
+              </m:r>
+            </m:e>
+            <m:sub>
+              <m:r>
+                <w:rPr>
+                  <w:rFonts w:ascii="Cambria Math" w:hAnsi="Cambria Math"/>
+                  <w:sz w:val="24"/>
+                  <w:szCs w:val="24"/>
+                </w:rPr>
+                <m:t xml:space="preserve">x</m:t>
+              </m:r>
+              <m:r>
+                <w:rPr>
+                  <w:rFonts w:ascii="Cambria Math" w:hAnsi="Cambria Math"/>
+                  <w:sz w:val="24"/>
+                  <w:szCs w:val="24"/>
+                </w:rPr>
+                <m:t xml:space="preserve">+</m:t>
+              </m:r>
+              <m:r>
+                <w:rPr>
+                  <w:rFonts w:ascii="Cambria Math" w:hAnsi="Cambria Math"/>
+                  <w:sz w:val="24"/>
+                  <w:szCs w:val="24"/>
+                </w:rPr>
+                <m:t xml:space="preserve">t</m:t>
+              </m:r>
+            </m:sub>
+          </m:sSub>
+          <m:r>
+            <w:rPr>
+              <w:rFonts w:ascii="Cambria Math" w:hAnsi="Cambria Math"/>
+              <w:sz w:val="24"/>
+              <w:szCs w:val="24"/>
+            </w:rPr>
+            <m:t xml:space="preserve">·( </m:t>
+          </m:r>
+          <m:r>
+            <w:rPr>
+              <w:rFonts w:ascii="Cambria Math" w:hAnsi="Cambria Math"/>
+              <w:sz w:val="24"/>
+              <w:szCs w:val="24"/>
+            </w:rPr>
+            <m:t xml:space="preserve">1</m:t>
+          </m:r>
+          <m:r>
+            <w:rPr>
+              <w:rFonts w:ascii="Cambria Math" w:hAnsi="Cambria Math"/>
+              <w:sz w:val="24"/>
+              <w:szCs w:val="24"/>
+            </w:rPr>
+            <m:t xml:space="preserve"> − </m:t>
+          </m:r>
+          <m:sSub>
+            <m:e>
+              <m:r>
+                <w:rPr>
+                  <w:rFonts w:ascii="Cambria Math" w:hAnsi="Cambria Math"/>
+                  <w:sz w:val="24"/>
+                  <w:szCs w:val="24"/>
+                </w:rPr>
+                <m:t xml:space="preserve">w</m:t>
+              </m:r>
+            </m:e>
+            <m:sub>
+              <m:r>
+                <w:rPr>
+                  <w:rFonts w:ascii="Cambria Math" w:hAnsi="Cambria Math"/>
+                  <w:sz w:val="24"/>
+                  <w:szCs w:val="24"/>
+                </w:rPr>
+                <m:t xml:space="preserve">x</m:t>
+              </m:r>
+              <m:r>
+                <w:rPr>
+                  <w:rFonts w:ascii="Cambria Math" w:hAnsi="Cambria Math"/>
+                  <w:sz w:val="24"/>
+                  <w:szCs w:val="24"/>
+                </w:rPr>
+                <m:t xml:space="preserve">+</m:t>
+              </m:r>
+              <m:r>
+                <w:rPr>
+                  <w:rFonts w:ascii="Cambria Math" w:hAnsi="Cambria Math"/>
+                  <w:sz w:val="24"/>
+                  <w:szCs w:val="24"/>
+                </w:rPr>
+                <m:t xml:space="preserve">t</m:t>
+              </m:r>
+            </m:sub>
+          </m:sSub>
+          <m:r>
+            <w:rPr>
+              <w:rFonts w:ascii="Cambria Math" w:hAnsi="Cambria Math"/>
+              <w:sz w:val="24"/>
+              <w:szCs w:val="24"/>
+            </w:rPr>
+            <m:t xml:space="preserve">/</m:t>
+          </m:r>
+          <m:r>
+            <w:rPr>
+              <w:rFonts w:ascii="Cambria Math" w:hAnsi="Cambria Math"/>
+              <w:sz w:val="24"/>
+              <w:szCs w:val="24"/>
+            </w:rPr>
+            <m:t xml:space="preserve">2</m:t>
+          </m:r>
+          <m:r>
+            <w:rPr>
+              <w:rFonts w:ascii="Cambria Math" w:hAnsi="Cambria Math"/>
+              <w:sz w:val="24"/>
+              <w:szCs w:val="24"/>
+            </w:rPr>
+            <m:t xml:space="preserve"> )·</m:t>
+          </m:r>
+          <m:sSup>
+            <m:e>
+              <m:r>
+                <w:rPr>
+                  <w:rFonts w:ascii="Cambria Math" w:hAnsi="Cambria Math"/>
+                  <w:sz w:val="24"/>
+                  <w:szCs w:val="24"/>
+                </w:rPr>
+                <m:t xml:space="preserve">v</m:t>
+              </m:r>
+            </m:e>
             <m:sup>
               <m:r>
                 <w:rPr>
@@ -5219,102 +5248,18 @@
                   <w:sz w:val="24"/>
                   <w:szCs w:val="24"/>
                 </w:rPr>
-                <m:t xml:space="preserve">n</m:t>
-              </m:r>
-              <m:r>
-                <w:rPr>
-                  <w:rFonts w:ascii="Cambria Math" w:hAnsi="Cambria Math"/>
-                  <w:sz w:val="24"/>
-                  <w:szCs w:val="24"/>
-                </w:rPr>
-                <m:t xml:space="preserve">−</m:t>
-              </m:r>
-              <m:r>
-                <w:rPr>
-                  <w:rFonts w:ascii="Cambria Math" w:hAnsi="Cambria Math"/>
-                  <w:sz w:val="24"/>
-                  <w:szCs w:val="24"/>
-                </w:rPr>
-                <m:t xml:space="preserve">1</m:t>
+                <m:t xml:space="preserve">t</m:t>
+              </m:r>
+              <m:r>
+                <w:rPr>
+                  <w:rFonts w:ascii="Cambria Math" w:hAnsi="Cambria Math"/>
+                  <w:sz w:val="24"/>
+                  <w:szCs w:val="24"/>
+                </w:rPr>
+                <m:t xml:space="preserve">+½</m:t>
               </m:r>
             </m:sup>
-          </m:sSubSup>
-          <m:r>
-            <w:rPr>
-              <w:rFonts w:ascii="Cambria Math" w:hAnsi="Cambria Math"/>
-              <w:sz w:val="24"/>
-              <w:szCs w:val="24"/>
-            </w:rPr>
-            <m:t xml:space="preserve"> </m:t>
-          </m:r>
-          <m:sSub>
-            <m:e>
-              <m:r>
-                <w:rPr>
-                  <w:rFonts w:ascii="Cambria Math" w:hAnsi="Cambria Math"/>
-                  <w:sz w:val="24"/>
-                  <w:szCs w:val="24"/>
-                </w:rPr>
-                <m:t xml:space="preserve">S</m:t>
-              </m:r>
-            </m:e>
-            <m:sub>
-              <m:r>
-                <w:rPr>
-                  <w:rFonts w:ascii="Cambria Math" w:hAnsi="Cambria Math"/>
-                  <w:sz w:val="24"/>
-                  <w:szCs w:val="24"/>
-                </w:rPr>
-                <m:t xml:space="preserve">u</m:t>
-              </m:r>
-            </m:sub>
-          </m:sSub>
-          <m:r>
-            <w:rPr>
-              <w:rFonts w:ascii="Cambria Math" w:hAnsi="Cambria Math"/>
-              <w:sz w:val="24"/>
-              <w:szCs w:val="24"/>
-            </w:rPr>
-            <m:t xml:space="preserve">·</m:t>
-          </m:r>
-          <m:sSub>
-            <m:e>
-              <m:r>
-                <w:rPr>
-                  <w:rFonts w:ascii="Cambria Math" w:hAnsi="Cambria Math"/>
-                  <w:sz w:val="24"/>
-                  <w:szCs w:val="24"/>
-                </w:rPr>
-                <m:t xml:space="preserve">C</m:t>
-              </m:r>
-            </m:e>
-            <m:sub>
-              <m:r>
-                <w:rPr>
-                  <w:rFonts w:ascii="Cambria Math" w:hAnsi="Cambria Math"/>
-                  <w:sz w:val="24"/>
-                  <w:szCs w:val="24"/>
-                </w:rPr>
-                <m:t xml:space="preserve">x</m:t>
-              </m:r>
-              <m:r>
-                <w:rPr>
-                  <w:rFonts w:ascii="Cambria Math" w:hAnsi="Cambria Math"/>
-                  <w:sz w:val="24"/>
-                  <w:szCs w:val="24"/>
-                </w:rPr>
-                <m:t xml:space="preserve">+</m:t>
-              </m:r>
-              <m:r>
-                <w:rPr>
-                  <w:rFonts w:ascii="Cambria Math" w:hAnsi="Cambria Math"/>
-                  <w:sz w:val="24"/>
-                  <w:szCs w:val="24"/>
-                </w:rPr>
-                <m:t xml:space="preserve">u</m:t>
-              </m:r>
-            </m:sub>
-          </m:sSub>
+          </m:sSup>
         </m:oMath>
       </m:oMathPara>
     </w:p>
@@ -5323,155 +5268,7 @@
         <w:pStyle w:val="FormulaText"/>
       </w:pPr>
       <w:r>
-        <w:t xml:space="preserve">보험금 현가 (PVB) — 보장금액 1원당</w:t>
-      </w:r>
-    </w:p>
-    <w:p>
-      <w:pPr>
-        <w:pStyle w:val="Formula"/>
-      </w:pPr>
-      <m:oMathPara>
-        <m:oMathParaPr>
-          <m:jc m:val="left"/>
-        </m:oMathParaPr>
-        <m:oMath>
-          <m:r>
-            <m:rPr>
-              <m:nor/>
-            </m:rPr>
-            <w:rPr>
-              <w:rFonts w:ascii="Cambria Math" w:hAnsi="Cambria Math"/>
-              <w:sz w:val="24"/>
-              <w:szCs w:val="24"/>
-            </w:rPr>
-            <m:t xml:space="preserve">PVB</m:t>
-          </m:r>
-          <m:r>
-            <w:rPr>
-              <w:rFonts w:ascii="Cambria Math" w:hAnsi="Cambria Math"/>
-              <w:sz w:val="24"/>
-              <w:szCs w:val="24"/>
-            </w:rPr>
-            <m:t xml:space="preserve"> = </m:t>
-          </m:r>
-          <m:sSub>
-            <m:e>
-              <m:r>
-                <w:rPr>
-                  <w:rFonts w:ascii="Cambria Math" w:hAnsi="Cambria Math"/>
-                  <w:sz w:val="24"/>
-                  <w:szCs w:val="24"/>
-                </w:rPr>
-                <m:t xml:space="preserve">M</m:t>
-              </m:r>
-            </m:e>
-            <m:sub>
-              <m:r>
-                <w:rPr>
-                  <w:rFonts w:ascii="Cambria Math" w:hAnsi="Cambria Math"/>
-                  <w:sz w:val="24"/>
-                  <w:szCs w:val="24"/>
-                </w:rPr>
-                <m:t xml:space="preserve">x</m:t>
-              </m:r>
-            </m:sub>
-          </m:sSub>
-        </m:oMath>
-      </m:oMathPara>
-    </w:p>
-    <w:p>
-      <w:pPr>
-        <w:pStyle w:val="Note"/>
-      </w:pPr>
-      <w:r>
-        <w:t xml:space="preserve">※ 보장금액 50,000,000원 · 100세까지 · 면책 90일 · 집단 “사망 · 암”. 진단 확정 시 지급하고 그 담보는 소멸한다.</w:t>
-      </w:r>
-    </w:p>
-    <w:p>
-      <w:pPr>
-        <w:pStyle w:val="Heading2"/>
-      </w:pPr>
-      <w:r>
-        <w:t xml:space="preserve">사. 순보험료 및 영업보험료</w:t>
-      </w:r>
-    </w:p>
-    <w:p>
-      <w:pPr>
-        <w:pStyle w:val="FormulaLabel"/>
-      </w:pPr>
-      <w:r>
-        <w:t xml:space="preserve">[식] 순보험료 (P)</w:t>
-      </w:r>
-    </w:p>
-    <w:p>
-      <w:pPr>
-        <w:pStyle w:val="Formula"/>
-      </w:pPr>
-      <m:oMathPara>
-        <m:oMathParaPr>
-          <m:jc m:val="left"/>
-        </m:oMathParaPr>
-        <m:oMath>
-          <m:r>
-            <w:rPr>
-              <w:rFonts w:ascii="Cambria Math" w:hAnsi="Cambria Math"/>
-              <w:sz w:val="24"/>
-              <w:szCs w:val="24"/>
-            </w:rPr>
-            <m:t xml:space="preserve">P</m:t>
-          </m:r>
-          <m:r>
-            <w:rPr>
-              <w:rFonts w:ascii="Cambria Math" w:hAnsi="Cambria Math"/>
-              <w:sz w:val="24"/>
-              <w:szCs w:val="24"/>
-            </w:rPr>
-            <m:t xml:space="preserve"> = </m:t>
-          </m:r>
-          <m:r>
-            <m:rPr>
-              <m:nor/>
-            </m:rPr>
-            <w:rPr>
-              <w:rFonts w:ascii="Cambria Math" w:hAnsi="Cambria Math"/>
-              <w:sz w:val="24"/>
-              <w:szCs w:val="24"/>
-            </w:rPr>
-            <m:t xml:space="preserve">PVB</m:t>
-          </m:r>
-          <m:r>
-            <w:rPr>
-              <w:rFonts w:ascii="Cambria Math" w:hAnsi="Cambria Math"/>
-              <w:sz w:val="24"/>
-              <w:szCs w:val="24"/>
-            </w:rPr>
-            <m:t xml:space="preserve"> / </m:t>
-          </m:r>
-          <m:r>
-            <w:rPr>
-              <w:rFonts w:ascii="Cambria Math" w:hAnsi="Cambria Math"/>
-              <w:sz w:val="24"/>
-              <w:szCs w:val="24"/>
-            </w:rPr>
-            <m:t xml:space="preserve">N*</m:t>
-          </m:r>
-        </m:oMath>
-      </m:oMathPara>
-    </w:p>
-    <w:p>
-      <w:pPr>
-        <w:pStyle w:val="Note"/>
-      </w:pPr>
-      <w:r>
-        <w:t xml:space="preserve">※ 담보마다 그 담보의 보험금 현가 PVB 와 그 담보가 속한 집단의 N* 로 낸다. 보장금액 1원당이므로 10만원당 보험료는 × 100,000 이다.</w:t>
-      </w:r>
-    </w:p>
-    <w:p>
-      <w:pPr>
-        <w:pStyle w:val="FormulaLabel"/>
-      </w:pPr>
-      <w:r>
-        <w:t xml:space="preserve">[식] 기준연납순보험료</w:t>
+        <w:t xml:space="preserve">보험금 현가의 누계</w:t>
       </w:r>
     </w:p>
     <w:p>
@@ -5491,20 +5288,33 @@
                   <w:sz w:val="24"/>
                   <w:szCs w:val="24"/>
                 </w:rPr>
-                <m:t xml:space="preserve">P</m:t>
-              </m:r>
-            </m:e>
-            <m:sub>
-              <m:r>
-                <m:rPr>
-                  <m:nor/>
-                </m:rPr>
-                <w:rPr>
-                  <w:rFonts w:ascii="Cambria Math" w:hAnsi="Cambria Math"/>
-                  <w:sz w:val="24"/>
-                  <w:szCs w:val="24"/>
-                </w:rPr>
-                <m:t xml:space="preserve">base</m:t>
+                <m:t xml:space="preserve">M</m:t>
+              </m:r>
+            </m:e>
+            <m:sub>
+              <m:r>
+                <w:rPr>
+                  <w:rFonts w:ascii="Cambria Math" w:hAnsi="Cambria Math"/>
+                  <w:sz w:val="24"/>
+                  <w:szCs w:val="24"/>
+                </w:rPr>
+                <m:t xml:space="preserve">x</m:t>
+              </m:r>
+              <m:r>
+                <w:rPr>
+                  <w:rFonts w:ascii="Cambria Math" w:hAnsi="Cambria Math"/>
+                  <w:sz w:val="24"/>
+                  <w:szCs w:val="24"/>
+                </w:rPr>
+                <m:t xml:space="preserve">+</m:t>
+              </m:r>
+              <m:r>
+                <w:rPr>
+                  <w:rFonts w:ascii="Cambria Math" w:hAnsi="Cambria Math"/>
+                  <w:sz w:val="24"/>
+                  <w:szCs w:val="24"/>
+                </w:rPr>
+                <m:t xml:space="preserve">t</m:t>
               </m:r>
             </m:sub>
           </m:sSub>
@@ -5516,24 +5326,77 @@
             </w:rPr>
             <m:t xml:space="preserve"> = </m:t>
           </m:r>
-          <m:r>
-            <m:rPr>
-              <m:nor/>
-            </m:rPr>
-            <w:rPr>
-              <w:rFonts w:ascii="Cambria Math" w:hAnsi="Cambria Math"/>
-              <w:sz w:val="24"/>
-              <w:szCs w:val="24"/>
-            </w:rPr>
-            <m:t xml:space="preserve">PVB</m:t>
-          </m:r>
-          <m:r>
-            <w:rPr>
-              <w:rFonts w:ascii="Cambria Math" w:hAnsi="Cambria Math"/>
-              <w:sz w:val="24"/>
-              <w:szCs w:val="24"/>
-            </w:rPr>
-            <m:t xml:space="preserve"> / ( </m:t>
+          <m:sSubSup>
+            <m:e>
+              <m:r>
+                <w:rPr>
+                  <w:rFonts w:ascii="Cambria Math" w:hAnsi="Cambria Math"/>
+                  <w:sz w:val="24"/>
+                  <w:szCs w:val="24"/>
+                </w:rPr>
+                <m:t xml:space="preserve">Σ</m:t>
+              </m:r>
+            </m:e>
+            <m:sub>
+              <m:r>
+                <w:rPr>
+                  <w:rFonts w:ascii="Cambria Math" w:hAnsi="Cambria Math"/>
+                  <w:sz w:val="24"/>
+                  <w:szCs w:val="24"/>
+                </w:rPr>
+                <m:t xml:space="preserve">u</m:t>
+              </m:r>
+              <m:r>
+                <w:rPr>
+                  <w:rFonts w:ascii="Cambria Math" w:hAnsi="Cambria Math"/>
+                  <w:sz w:val="24"/>
+                  <w:szCs w:val="24"/>
+                </w:rPr>
+                <m:t xml:space="preserve">=</m:t>
+              </m:r>
+              <m:r>
+                <w:rPr>
+                  <w:rFonts w:ascii="Cambria Math" w:hAnsi="Cambria Math"/>
+                  <w:sz w:val="24"/>
+                  <w:szCs w:val="24"/>
+                </w:rPr>
+                <m:t xml:space="preserve">t</m:t>
+              </m:r>
+            </m:sub>
+            <m:sup>
+              <m:r>
+                <w:rPr>
+                  <w:rFonts w:ascii="Cambria Math" w:hAnsi="Cambria Math"/>
+                  <w:sz w:val="24"/>
+                  <w:szCs w:val="24"/>
+                </w:rPr>
+                <m:t xml:space="preserve">n</m:t>
+              </m:r>
+              <m:r>
+                <w:rPr>
+                  <w:rFonts w:ascii="Cambria Math" w:hAnsi="Cambria Math"/>
+                  <w:sz w:val="24"/>
+                  <w:szCs w:val="24"/>
+                </w:rPr>
+                <m:t xml:space="preserve">−</m:t>
+              </m:r>
+              <m:r>
+                <w:rPr>
+                  <w:rFonts w:ascii="Cambria Math" w:hAnsi="Cambria Math"/>
+                  <w:sz w:val="24"/>
+                  <w:szCs w:val="24"/>
+                </w:rPr>
+                <m:t xml:space="preserve">1</m:t>
+              </m:r>
+            </m:sup>
+          </m:sSubSup>
+          <m:r>
+            <w:rPr>
+              <w:rFonts w:ascii="Cambria Math" w:hAnsi="Cambria Math"/>
+              <w:sz w:val="24"/>
+              <w:szCs w:val="24"/>
+            </w:rPr>
+            <m:t xml:space="preserve"> </m:t>
           </m:r>
           <m:sSub>
             <m:e>
@@ -5543,7 +5406,37 @@
                   <w:sz w:val="24"/>
                   <w:szCs w:val="24"/>
                 </w:rPr>
-                <m:t xml:space="preserve">N′</m:t>
+                <m:t xml:space="preserve">S</m:t>
+              </m:r>
+            </m:e>
+            <m:sub>
+              <m:r>
+                <w:rPr>
+                  <w:rFonts w:ascii="Cambria Math" w:hAnsi="Cambria Math"/>
+                  <w:sz w:val="24"/>
+                  <w:szCs w:val="24"/>
+                </w:rPr>
+                <m:t xml:space="preserve">u</m:t>
+              </m:r>
+            </m:sub>
+          </m:sSub>
+          <m:r>
+            <w:rPr>
+              <w:rFonts w:ascii="Cambria Math" w:hAnsi="Cambria Math"/>
+              <w:sz w:val="24"/>
+              <w:szCs w:val="24"/>
+            </w:rPr>
+            <m:t xml:space="preserve">·</m:t>
+          </m:r>
+          <m:sSub>
+            <m:e>
+              <m:r>
+                <w:rPr>
+                  <w:rFonts w:ascii="Cambria Math" w:hAnsi="Cambria Math"/>
+                  <w:sz w:val="24"/>
+                  <w:szCs w:val="24"/>
+                </w:rPr>
+                <m:t xml:space="preserve">C</m:t>
               </m:r>
             </m:e>
             <m:sub>
@@ -5555,114 +5448,33 @@
                 </w:rPr>
                 <m:t xml:space="preserve">x</m:t>
               </m:r>
+              <m:r>
+                <w:rPr>
+                  <w:rFonts w:ascii="Cambria Math" w:hAnsi="Cambria Math"/>
+                  <w:sz w:val="24"/>
+                  <w:szCs w:val="24"/>
+                </w:rPr>
+                <m:t xml:space="preserve">+</m:t>
+              </m:r>
+              <m:r>
+                <w:rPr>
+                  <w:rFonts w:ascii="Cambria Math" w:hAnsi="Cambria Math"/>
+                  <w:sz w:val="24"/>
+                  <w:szCs w:val="24"/>
+                </w:rPr>
+                <m:t xml:space="preserve">u</m:t>
+              </m:r>
             </m:sub>
           </m:sSub>
-          <m:r>
-            <w:rPr>
-              <w:rFonts w:ascii="Cambria Math" w:hAnsi="Cambria Math"/>
-              <w:sz w:val="24"/>
-              <w:szCs w:val="24"/>
-            </w:rPr>
-            <m:t xml:space="preserve"> − </m:t>
-          </m:r>
-          <m:sSub>
-            <m:e>
-              <m:r>
-                <w:rPr>
-                  <w:rFonts w:ascii="Cambria Math" w:hAnsi="Cambria Math"/>
-                  <w:sz w:val="24"/>
-                  <w:szCs w:val="24"/>
-                </w:rPr>
-                <m:t xml:space="preserve">N′</m:t>
-              </m:r>
-            </m:e>
-            <m:sub>
-              <m:r>
-                <w:rPr>
-                  <w:rFonts w:ascii="Cambria Math" w:hAnsi="Cambria Math"/>
-                  <w:sz w:val="24"/>
-                  <w:szCs w:val="24"/>
-                </w:rPr>
-                <m:t xml:space="preserve">x</m:t>
-              </m:r>
-              <m:r>
-                <w:rPr>
-                  <w:rFonts w:ascii="Cambria Math" w:hAnsi="Cambria Math"/>
-                  <w:sz w:val="24"/>
-                  <w:szCs w:val="24"/>
-                </w:rPr>
-                <m:t xml:space="preserve">+</m:t>
-              </m:r>
-              <m:r>
-                <m:rPr>
-                  <m:sty m:val="p"/>
-                </m:rPr>
-                <w:rPr>
-                  <w:rFonts w:ascii="Cambria Math" w:hAnsi="Cambria Math"/>
-                  <w:sz w:val="24"/>
-                  <w:szCs w:val="24"/>
-                </w:rPr>
-                <m:t xml:space="preserve">min</m:t>
-              </m:r>
-              <m:r>
-                <w:rPr>
-                  <w:rFonts w:ascii="Cambria Math" w:hAnsi="Cambria Math"/>
-                  <w:sz w:val="24"/>
-                  <w:szCs w:val="24"/>
-                </w:rPr>
-                <m:t xml:space="preserve">(</m:t>
-              </m:r>
-              <m:r>
-                <w:rPr>
-                  <w:rFonts w:ascii="Cambria Math" w:hAnsi="Cambria Math"/>
-                  <w:sz w:val="24"/>
-                  <w:szCs w:val="24"/>
-                </w:rPr>
-                <m:t xml:space="preserve">n</m:t>
-              </m:r>
-              <m:r>
-                <w:rPr>
-                  <w:rFonts w:ascii="Cambria Math" w:hAnsi="Cambria Math"/>
-                  <w:sz w:val="24"/>
-                  <w:szCs w:val="24"/>
-                </w:rPr>
-                <m:t xml:space="preserve">,</m:t>
-              </m:r>
-              <m:r>
-                <w:rPr>
-                  <w:rFonts w:ascii="Cambria Math" w:hAnsi="Cambria Math"/>
-                  <w:sz w:val="24"/>
-                  <w:szCs w:val="24"/>
-                </w:rPr>
-                <m:t xml:space="preserve">20</m:t>
-              </m:r>
-              <m:r>
-                <w:rPr>
-                  <w:rFonts w:ascii="Cambria Math" w:hAnsi="Cambria Math"/>
-                  <w:sz w:val="24"/>
-                  <w:szCs w:val="24"/>
-                </w:rPr>
-                <m:t xml:space="preserve">)</m:t>
-              </m:r>
-            </m:sub>
-          </m:sSub>
-          <m:r>
-            <w:rPr>
-              <w:rFonts w:ascii="Cambria Math" w:hAnsi="Cambria Math"/>
-              <w:sz w:val="24"/>
-              <w:szCs w:val="24"/>
-            </w:rPr>
-            <m:t xml:space="preserve"> )</m:t>
-          </m:r>
         </m:oMath>
       </m:oMathPara>
     </w:p>
     <w:p>
       <w:pPr>
-        <w:pStyle w:val="FormulaLabel"/>
-      </w:pPr>
-      <w:r>
-        <w:t xml:space="preserve">[식] 영업보험료</w:t>
+        <w:pStyle w:val="FormulaText"/>
+      </w:pPr>
+      <w:r>
+        <w:t xml:space="preserve">보험금 현가 (PVB) — 보장금액 1원당</w:t>
       </w:r>
     </w:p>
     <w:p>
@@ -5675,36 +5487,23 @@
         </m:oMathParaPr>
         <m:oMath>
           <m:r>
-            <w:rPr>
-              <w:rFonts w:ascii="Cambria Math" w:hAnsi="Cambria Math"/>
-              <w:sz w:val="24"/>
-              <w:szCs w:val="24"/>
-            </w:rPr>
-            <m:t xml:space="preserve">G</m:t>
-          </m:r>
-          <m:r>
-            <w:rPr>
-              <w:rFonts w:ascii="Cambria Math" w:hAnsi="Cambria Math"/>
-              <w:sz w:val="24"/>
-              <w:szCs w:val="24"/>
-            </w:rPr>
-            <m:t xml:space="preserve"> = [ </m:t>
-          </m:r>
-          <m:r>
-            <w:rPr>
-              <w:rFonts w:ascii="Cambria Math" w:hAnsi="Cambria Math"/>
-              <w:sz w:val="24"/>
-              <w:szCs w:val="24"/>
-            </w:rPr>
-            <m:t xml:space="preserve">P</m:t>
-          </m:r>
-          <m:r>
-            <w:rPr>
-              <w:rFonts w:ascii="Cambria Math" w:hAnsi="Cambria Math"/>
-              <w:sz w:val="24"/>
-              <w:szCs w:val="24"/>
-            </w:rPr>
-            <m:t xml:space="preserve"> + ( </m:t>
+            <m:rPr>
+              <m:nor/>
+            </m:rPr>
+            <w:rPr>
+              <w:rFonts w:ascii="Cambria Math" w:hAnsi="Cambria Math"/>
+              <w:sz w:val="24"/>
+              <w:szCs w:val="24"/>
+            </w:rPr>
+            <m:t xml:space="preserve">PVB</m:t>
+          </m:r>
+          <m:r>
+            <w:rPr>
+              <w:rFonts w:ascii="Cambria Math" w:hAnsi="Cambria Math"/>
+              <w:sz w:val="24"/>
+              <w:szCs w:val="24"/>
+            </w:rPr>
+            <m:t xml:space="preserve"> = </m:t>
           </m:r>
           <m:sSub>
             <m:e>
@@ -5714,177 +5513,46 @@
                   <w:sz w:val="24"/>
                   <w:szCs w:val="24"/>
                 </w:rPr>
-                <m:t xml:space="preserve">α</m:t>
-              </m:r>
-            </m:e>
-            <m:sub>
-              <m:r>
-                <w:rPr>
-                  <w:rFonts w:ascii="Cambria Math" w:hAnsi="Cambria Math"/>
-                  <w:sz w:val="24"/>
-                  <w:szCs w:val="24"/>
-                </w:rPr>
-                <m:t xml:space="preserve">S</m:t>
+                <m:t xml:space="preserve">M</m:t>
+              </m:r>
+            </m:e>
+            <m:sub>
+              <m:r>
+                <w:rPr>
+                  <w:rFonts w:ascii="Cambria Math" w:hAnsi="Cambria Math"/>
+                  <w:sz w:val="24"/>
+                  <w:szCs w:val="24"/>
+                </w:rPr>
+                <m:t xml:space="preserve">x</m:t>
               </m:r>
             </m:sub>
           </m:sSub>
-          <m:r>
-            <w:rPr>
-              <w:rFonts w:ascii="Cambria Math" w:hAnsi="Cambria Math"/>
-              <w:sz w:val="24"/>
-              <w:szCs w:val="24"/>
-            </w:rPr>
-            <m:t xml:space="preserve"> + </m:t>
-          </m:r>
-          <m:sSub>
-            <m:e>
-              <m:r>
-                <w:rPr>
-                  <w:rFonts w:ascii="Cambria Math" w:hAnsi="Cambria Math"/>
-                  <w:sz w:val="24"/>
-                  <w:szCs w:val="24"/>
-                </w:rPr>
-                <m:t xml:space="preserve">α</m:t>
-              </m:r>
-            </m:e>
-            <m:sub>
-              <m:r>
-                <w:rPr>
-                  <w:rFonts w:ascii="Cambria Math" w:hAnsi="Cambria Math"/>
-                  <w:sz w:val="24"/>
-                  <w:szCs w:val="24"/>
-                </w:rPr>
-                <m:t xml:space="preserve">P</m:t>
-              </m:r>
-            </m:sub>
-          </m:sSub>
-          <m:r>
-            <w:rPr>
-              <w:rFonts w:ascii="Cambria Math" w:hAnsi="Cambria Math"/>
-              <w:sz w:val="24"/>
-              <w:szCs w:val="24"/>
-            </w:rPr>
-            <m:t xml:space="preserve">·</m:t>
-          </m:r>
-          <m:sSub>
-            <m:e>
-              <m:r>
-                <w:rPr>
-                  <w:rFonts w:ascii="Cambria Math" w:hAnsi="Cambria Math"/>
-                  <w:sz w:val="24"/>
-                  <w:szCs w:val="24"/>
-                </w:rPr>
-                <m:t xml:space="preserve">P</m:t>
-              </m:r>
-            </m:e>
-            <m:sub>
-              <m:r>
-                <m:rPr>
-                  <m:nor/>
-                </m:rPr>
-                <w:rPr>
-                  <w:rFonts w:ascii="Cambria Math" w:hAnsi="Cambria Math"/>
-                  <w:sz w:val="24"/>
-                  <w:szCs w:val="24"/>
-                </w:rPr>
-                <m:t xml:space="preserve">base</m:t>
-              </m:r>
-            </m:sub>
-          </m:sSub>
-          <m:r>
-            <w:rPr>
-              <w:rFonts w:ascii="Cambria Math" w:hAnsi="Cambria Math"/>
-              <w:sz w:val="24"/>
-              <w:szCs w:val="24"/>
-            </w:rPr>
-            <m:t xml:space="preserve"> )·</m:t>
-          </m:r>
-          <m:sSub>
-            <m:e>
-              <m:r>
-                <w:rPr>
-                  <w:rFonts w:ascii="Cambria Math" w:hAnsi="Cambria Math"/>
-                  <w:sz w:val="24"/>
-                  <w:szCs w:val="24"/>
-                </w:rPr>
-                <m:t xml:space="preserve">D′</m:t>
-              </m:r>
-            </m:e>
-            <m:sub>
-              <m:r>
-                <w:rPr>
-                  <w:rFonts w:ascii="Cambria Math" w:hAnsi="Cambria Math"/>
-                  <w:sz w:val="24"/>
-                  <w:szCs w:val="24"/>
-                </w:rPr>
-                <m:t xml:space="preserve">x</m:t>
-              </m:r>
-            </m:sub>
-          </m:sSub>
-          <m:r>
-            <w:rPr>
-              <w:rFonts w:ascii="Cambria Math" w:hAnsi="Cambria Math"/>
-              <w:sz w:val="24"/>
-              <w:szCs w:val="24"/>
-            </w:rPr>
-            <m:t xml:space="preserve">/</m:t>
-          </m:r>
-          <m:r>
-            <w:rPr>
-              <w:rFonts w:ascii="Cambria Math" w:hAnsi="Cambria Math"/>
-              <w:sz w:val="24"/>
-              <w:szCs w:val="24"/>
-            </w:rPr>
-            <m:t xml:space="preserve">N*</m:t>
-          </m:r>
-          <m:r>
-            <w:rPr>
-              <w:rFonts w:ascii="Cambria Math" w:hAnsi="Cambria Math"/>
-              <w:sz w:val="24"/>
-              <w:szCs w:val="24"/>
-            </w:rPr>
-            <m:t xml:space="preserve"> + </m:t>
-          </m:r>
-          <m:sSub>
-            <m:e>
-              <m:r>
-                <w:rPr>
-                  <w:rFonts w:ascii="Cambria Math" w:hAnsi="Cambria Math"/>
-                  <w:sz w:val="24"/>
-                  <w:szCs w:val="24"/>
-                </w:rPr>
-                <m:t xml:space="preserve">β</m:t>
-              </m:r>
-            </m:e>
-            <m:sub>
-              <m:r>
-                <w:rPr>
-                  <w:rFonts w:ascii="Cambria Math" w:hAnsi="Cambria Math"/>
-                  <w:sz w:val="24"/>
-                  <w:szCs w:val="24"/>
-                </w:rPr>
-                <m:t xml:space="preserve">S</m:t>
-              </m:r>
-            </m:sub>
-          </m:sSub>
-          <m:r>
-            <w:rPr>
-              <w:rFonts w:ascii="Cambria Math" w:hAnsi="Cambria Math"/>
-              <w:sz w:val="24"/>
-              <w:szCs w:val="24"/>
-            </w:rPr>
-            <m:t xml:space="preserve">/</m:t>
-          </m:r>
-          <m:r>
-            <w:rPr>
-              <w:rFonts w:ascii="Cambria Math" w:hAnsi="Cambria Math"/>
-              <w:sz w:val="24"/>
-              <w:szCs w:val="24"/>
-            </w:rPr>
-            <m:t xml:space="preserve">k</m:t>
-          </m:r>
         </m:oMath>
       </m:oMathPara>
+    </w:p>
+    <w:p>
+      <w:pPr>
+        <w:pStyle w:val="Note"/>
+      </w:pPr>
+      <w:r>
+        <w:t xml:space="preserve">※ 보장금액 가입금액의 1배 · 100세까지 · 면책·삭감 90일 면책 · 집단 “사망 · 암”. 진단 확정 시 지급하고 그 담보는 소멸한다.</w:t>
+      </w:r>
+    </w:p>
+    <w:p>
+      <w:pPr>
+        <w:pStyle w:val="Heading2"/>
+      </w:pPr>
+      <w:r>
+        <w:t xml:space="preserve">사. 순보험료 및 영업보험료</w:t>
+      </w:r>
+    </w:p>
+    <w:p>
+      <w:pPr>
+        <w:pStyle w:val="FormulaLabel"/>
+      </w:pPr>
+      <w:r>
+        <w:t xml:space="preserve">[식] 순보험료 (P)</w:t>
+      </w:r>
     </w:p>
     <w:p>
       <w:pPr>
@@ -5901,115 +5569,34 @@
               <w:sz w:val="24"/>
               <w:szCs w:val="24"/>
             </w:rPr>
-            <m:t xml:space="preserve">+ </m:t>
-          </m:r>
-          <m:r>
-            <w:rPr>
-              <w:rFonts w:ascii="Cambria Math" w:hAnsi="Cambria Math"/>
-              <w:sz w:val="24"/>
-              <w:szCs w:val="24"/>
-            </w:rPr>
-            <m:t xml:space="preserve">β′</m:t>
-          </m:r>
-          <m:r>
-            <w:rPr>
-              <w:rFonts w:ascii="Cambria Math" w:hAnsi="Cambria Math"/>
-              <w:sz w:val="24"/>
-              <w:szCs w:val="24"/>
-            </w:rPr>
-            <m:t xml:space="preserve">·( </m:t>
-          </m:r>
-          <m:sSub>
-            <m:e>
-              <m:r>
-                <w:rPr>
-                  <w:rFonts w:ascii="Cambria Math" w:hAnsi="Cambria Math"/>
-                  <w:sz w:val="24"/>
-                  <w:szCs w:val="24"/>
-                </w:rPr>
-                <m:t xml:space="preserve">N</m:t>
-              </m:r>
-            </m:e>
-            <m:sub>
-              <m:r>
-                <w:rPr>
-                  <w:rFonts w:ascii="Cambria Math" w:hAnsi="Cambria Math"/>
-                  <w:sz w:val="24"/>
-                  <w:szCs w:val="24"/>
-                </w:rPr>
-                <m:t xml:space="preserve">x</m:t>
-              </m:r>
-              <m:r>
-                <w:rPr>
-                  <w:rFonts w:ascii="Cambria Math" w:hAnsi="Cambria Math"/>
-                  <w:sz w:val="24"/>
-                  <w:szCs w:val="24"/>
-                </w:rPr>
-                <m:t xml:space="preserve">+</m:t>
-              </m:r>
-              <m:r>
-                <w:rPr>
-                  <w:rFonts w:ascii="Cambria Math" w:hAnsi="Cambria Math"/>
-                  <w:sz w:val="24"/>
-                  <w:szCs w:val="24"/>
-                </w:rPr>
-                <m:t xml:space="preserve">m</m:t>
-              </m:r>
-            </m:sub>
-          </m:sSub>
-          <m:r>
-            <w:rPr>
-              <w:rFonts w:ascii="Cambria Math" w:hAnsi="Cambria Math"/>
-              <w:sz w:val="24"/>
-              <w:szCs w:val="24"/>
-            </w:rPr>
-            <m:t xml:space="preserve"> − </m:t>
-          </m:r>
-          <m:sSub>
-            <m:e>
-              <m:r>
-                <w:rPr>
-                  <w:rFonts w:ascii="Cambria Math" w:hAnsi="Cambria Math"/>
-                  <w:sz w:val="24"/>
-                  <w:szCs w:val="24"/>
-                </w:rPr>
-                <m:t xml:space="preserve">N</m:t>
-              </m:r>
-            </m:e>
-            <m:sub>
-              <m:r>
-                <w:rPr>
-                  <w:rFonts w:ascii="Cambria Math" w:hAnsi="Cambria Math"/>
-                  <w:sz w:val="24"/>
-                  <w:szCs w:val="24"/>
-                </w:rPr>
-                <m:t xml:space="preserve">x</m:t>
-              </m:r>
-              <m:r>
-                <w:rPr>
-                  <w:rFonts w:ascii="Cambria Math" w:hAnsi="Cambria Math"/>
-                  <w:sz w:val="24"/>
-                  <w:szCs w:val="24"/>
-                </w:rPr>
-                <m:t xml:space="preserve">+</m:t>
-              </m:r>
-              <m:r>
-                <w:rPr>
-                  <w:rFonts w:ascii="Cambria Math" w:hAnsi="Cambria Math"/>
-                  <w:sz w:val="24"/>
-                  <w:szCs w:val="24"/>
-                </w:rPr>
-                <m:t xml:space="preserve">n</m:t>
-              </m:r>
-            </m:sub>
-          </m:sSub>
-          <m:r>
-            <w:rPr>
-              <w:rFonts w:ascii="Cambria Math" w:hAnsi="Cambria Math"/>
-              <w:sz w:val="24"/>
-              <w:szCs w:val="24"/>
-            </w:rPr>
-            <m:t xml:space="preserve"> )/</m:t>
+            <m:t xml:space="preserve">P</m:t>
+          </m:r>
+          <m:r>
+            <w:rPr>
+              <w:rFonts w:ascii="Cambria Math" w:hAnsi="Cambria Math"/>
+              <w:sz w:val="24"/>
+              <w:szCs w:val="24"/>
+            </w:rPr>
+            <m:t xml:space="preserve"> = </m:t>
+          </m:r>
+          <m:r>
+            <m:rPr>
+              <m:nor/>
+            </m:rPr>
+            <w:rPr>
+              <w:rFonts w:ascii="Cambria Math" w:hAnsi="Cambria Math"/>
+              <w:sz w:val="24"/>
+              <w:szCs w:val="24"/>
+            </w:rPr>
+            <m:t xml:space="preserve">PVB</m:t>
+          </m:r>
+          <m:r>
+            <w:rPr>
+              <w:rFonts w:ascii="Cambria Math" w:hAnsi="Cambria Math"/>
+              <w:sz w:val="24"/>
+              <w:szCs w:val="24"/>
+            </w:rPr>
+            <m:t xml:space="preserve"> / </m:t>
           </m:r>
           <m:r>
             <w:rPr>
@@ -6018,76 +5605,6 @@
               <w:szCs w:val="24"/>
             </w:rPr>
             <m:t xml:space="preserve">N*</m:t>
-          </m:r>
-          <m:r>
-            <w:rPr>
-              <w:rFonts w:ascii="Cambria Math" w:hAnsi="Cambria Math"/>
-              <w:sz w:val="24"/>
-              <w:szCs w:val="24"/>
-            </w:rPr>
-            <m:t xml:space="preserve"> ] / ( </m:t>
-          </m:r>
-          <m:r>
-            <w:rPr>
-              <w:rFonts w:ascii="Cambria Math" w:hAnsi="Cambria Math"/>
-              <w:sz w:val="24"/>
-              <w:szCs w:val="24"/>
-            </w:rPr>
-            <m:t xml:space="preserve">1</m:t>
-          </m:r>
-          <m:r>
-            <w:rPr>
-              <w:rFonts w:ascii="Cambria Math" w:hAnsi="Cambria Math"/>
-              <w:sz w:val="24"/>
-              <w:szCs w:val="24"/>
-            </w:rPr>
-            <m:t xml:space="preserve"> − </m:t>
-          </m:r>
-          <m:sSub>
-            <m:e>
-              <m:r>
-                <w:rPr>
-                  <w:rFonts w:ascii="Cambria Math" w:hAnsi="Cambria Math"/>
-                  <w:sz w:val="24"/>
-                  <w:szCs w:val="24"/>
-                </w:rPr>
-                <m:t xml:space="preserve">β</m:t>
-              </m:r>
-            </m:e>
-            <m:sub>
-              <m:r>
-                <w:rPr>
-                  <w:rFonts w:ascii="Cambria Math" w:hAnsi="Cambria Math"/>
-                  <w:sz w:val="24"/>
-                  <w:szCs w:val="24"/>
-                </w:rPr>
-                <m:t xml:space="preserve">G</m:t>
-              </m:r>
-            </m:sub>
-          </m:sSub>
-          <m:r>
-            <w:rPr>
-              <w:rFonts w:ascii="Cambria Math" w:hAnsi="Cambria Math"/>
-              <w:sz w:val="24"/>
-              <w:szCs w:val="24"/>
-            </w:rPr>
-            <m:t xml:space="preserve"> − </m:t>
-          </m:r>
-          <m:r>
-            <w:rPr>
-              <w:rFonts w:ascii="Cambria Math" w:hAnsi="Cambria Math"/>
-              <w:sz w:val="24"/>
-              <w:szCs w:val="24"/>
-            </w:rPr>
-            <m:t xml:space="preserve">γ</m:t>
-          </m:r>
-          <m:r>
-            <w:rPr>
-              <w:rFonts w:ascii="Cambria Math" w:hAnsi="Cambria Math"/>
-              <w:sz w:val="24"/>
-              <w:szCs w:val="24"/>
-            </w:rPr>
-            <m:t xml:space="preserve"> )</m:t>
           </m:r>
         </m:oMath>
       </m:oMathPara>
@@ -6097,31 +5614,7 @@
         <w:pStyle w:val="Note"/>
       </w:pPr>
       <w:r>
-        <w:t xml:space="preserve">※ 보장기간 n이 20년보다 짧으면 </w:t>
-      </w:r>
-      <w:r>
-        <w:t xml:space="preserve">α</w:t>
-      </w:r>
-      <w:r>
-        <w:rPr>
-          <w:vertAlign w:val="subscript"/>
-        </w:rPr>
-        <w:t xml:space="preserve">P</w:t>
-      </w:r>
-      <w:r>
-        <w:t xml:space="preserve">는 </w:t>
-      </w:r>
-      <w:r>
-        <w:t xml:space="preserve">α</w:t>
-      </w:r>
-      <w:r>
-        <w:rPr>
-          <w:vertAlign w:val="subscript"/>
-        </w:rPr>
-        <w:t xml:space="preserve">P</w:t>
-      </w:r>
-      <w:r>
-        <w:t xml:space="preserve"> × n/20으로 줄인다. 10만원당 보험료에서 한 번만 반올림하고, 담보 보험료 = 10만원당 보험료 × (보장금액 ÷ 100,000)으로 한다.</w:t>
+        <w:t xml:space="preserve">※ 담보마다 그 담보의 보험금 현가 PVB 와 그 담보가 속한 집단의 N* 로 낸다. 보장금액 1원당이다.</w:t>
       </w:r>
     </w:p>
     <w:p>
@@ -6129,15 +5622,7 @@
         <w:pStyle w:val="FormulaLabel"/>
       </w:pPr>
       <w:r>
-        <w:t xml:space="preserve">[식] 저해지·무해지환급형</w:t>
-      </w:r>
-    </w:p>
-    <w:p>
-      <w:pPr>
-        <w:pStyle w:val="FormulaText"/>
-      </w:pPr>
-      <w:r>
-        <w:t xml:space="preserve">납입기간 중 해지하면 돌려주는 금액의 현가</w:t>
+        <w:t xml:space="preserve">[식] 기준연납순보험료</w:t>
       </w:r>
     </w:p>
     <w:p>
@@ -6152,6 +5637,16 @@
           <m:sSub>
             <m:e>
               <m:r>
+                <w:rPr>
+                  <w:rFonts w:ascii="Cambria Math" w:hAnsi="Cambria Math"/>
+                  <w:sz w:val="24"/>
+                  <w:szCs w:val="24"/>
+                </w:rPr>
+                <m:t xml:space="preserve">P</m:t>
+              </m:r>
+            </m:e>
+            <m:sub>
+              <m:r>
                 <m:rPr>
                   <m:nor/>
                 </m:rPr>
@@ -6160,17 +5655,7 @@
                   <w:sz w:val="24"/>
                   <w:szCs w:val="24"/>
                 </w:rPr>
-                <m:t xml:space="preserve">CSV</m:t>
-              </m:r>
-            </m:e>
-            <m:sub>
-              <m:r>
-                <w:rPr>
-                  <w:rFonts w:ascii="Cambria Math" w:hAnsi="Cambria Math"/>
-                  <w:sz w:val="24"/>
-                  <w:szCs w:val="24"/>
-                </w:rPr>
-                <m:t xml:space="preserve">t</m:t>
+                <m:t xml:space="preserve">base</m:t>
               </m:r>
             </m:sub>
           </m:sSub>
@@ -6182,6 +5667,25 @@
             </w:rPr>
             <m:t xml:space="preserve"> = </m:t>
           </m:r>
+          <m:r>
+            <m:rPr>
+              <m:nor/>
+            </m:rPr>
+            <w:rPr>
+              <w:rFonts w:ascii="Cambria Math" w:hAnsi="Cambria Math"/>
+              <w:sz w:val="24"/>
+              <w:szCs w:val="24"/>
+            </w:rPr>
+            <m:t xml:space="preserve">PVB</m:t>
+          </m:r>
+          <m:r>
+            <w:rPr>
+              <w:rFonts w:ascii="Cambria Math" w:hAnsi="Cambria Math"/>
+              <w:sz w:val="24"/>
+              <w:szCs w:val="24"/>
+            </w:rPr>
+            <m:t xml:space="preserve"> / ( </m:t>
+          </m:r>
           <m:sSub>
             <m:e>
               <m:r>
@@ -6190,33 +5694,17 @@
                   <w:sz w:val="24"/>
                   <w:szCs w:val="24"/>
                 </w:rPr>
-                <m:t xml:space="preserve">Σ</m:t>
-              </m:r>
-            </m:e>
-            <m:sub>
-              <m:r>
-                <w:rPr>
-                  <w:rFonts w:ascii="Cambria Math" w:hAnsi="Cambria Math"/>
-                  <w:sz w:val="24"/>
-                  <w:szCs w:val="24"/>
-                </w:rPr>
-                <m:t xml:space="preserve">u</m:t>
-              </m:r>
-              <m:r>
-                <w:rPr>
-                  <w:rFonts w:ascii="Cambria Math" w:hAnsi="Cambria Math"/>
-                  <w:sz w:val="24"/>
-                  <w:szCs w:val="24"/>
-                </w:rPr>
-                <m:t xml:space="preserve">≥</m:t>
-              </m:r>
-              <m:r>
-                <w:rPr>
-                  <w:rFonts w:ascii="Cambria Math" w:hAnsi="Cambria Math"/>
-                  <w:sz w:val="24"/>
-                  <w:szCs w:val="24"/>
-                </w:rPr>
-                <m:t xml:space="preserve">t</m:t>
+                <m:t xml:space="preserve">N′</m:t>
+              </m:r>
+            </m:e>
+            <m:sub>
+              <m:r>
+                <w:rPr>
+                  <w:rFonts w:ascii="Cambria Math" w:hAnsi="Cambria Math"/>
+                  <w:sz w:val="24"/>
+                  <w:szCs w:val="24"/>
+                </w:rPr>
+                <m:t xml:space="preserve">x</m:t>
               </m:r>
             </m:sub>
           </m:sSub>
@@ -6226,7 +5714,7 @@
               <w:sz w:val="24"/>
               <w:szCs w:val="24"/>
             </w:rPr>
-            <m:t xml:space="preserve"> </m:t>
+            <m:t xml:space="preserve"> − </m:t>
           </m:r>
           <m:sSub>
             <m:e>
@@ -6236,7 +5724,7 @@
                   <w:sz w:val="24"/>
                   <w:szCs w:val="24"/>
                 </w:rPr>
-                <m:t xml:space="preserve">W</m:t>
+                <m:t xml:space="preserve">N′</m:t>
               </m:r>
             </m:e>
             <m:sub>
@@ -6257,12 +5745,55 @@
                 <m:t xml:space="preserve">+</m:t>
               </m:r>
               <m:r>
-                <w:rPr>
-                  <w:rFonts w:ascii="Cambria Math" w:hAnsi="Cambria Math"/>
-                  <w:sz w:val="24"/>
-                  <w:szCs w:val="24"/>
-                </w:rPr>
-                <m:t xml:space="preserve">u</m:t>
+                <m:rPr>
+                  <m:sty m:val="p"/>
+                </m:rPr>
+                <w:rPr>
+                  <w:rFonts w:ascii="Cambria Math" w:hAnsi="Cambria Math"/>
+                  <w:sz w:val="24"/>
+                  <w:szCs w:val="24"/>
+                </w:rPr>
+                <m:t xml:space="preserve">min</m:t>
+              </m:r>
+              <m:r>
+                <w:rPr>
+                  <w:rFonts w:ascii="Cambria Math" w:hAnsi="Cambria Math"/>
+                  <w:sz w:val="24"/>
+                  <w:szCs w:val="24"/>
+                </w:rPr>
+                <m:t xml:space="preserve">(</m:t>
+              </m:r>
+              <m:r>
+                <w:rPr>
+                  <w:rFonts w:ascii="Cambria Math" w:hAnsi="Cambria Math"/>
+                  <w:sz w:val="24"/>
+                  <w:szCs w:val="24"/>
+                </w:rPr>
+                <m:t xml:space="preserve">n</m:t>
+              </m:r>
+              <m:r>
+                <w:rPr>
+                  <w:rFonts w:ascii="Cambria Math" w:hAnsi="Cambria Math"/>
+                  <w:sz w:val="24"/>
+                  <w:szCs w:val="24"/>
+                </w:rPr>
+                <m:t xml:space="preserve">,</m:t>
+              </m:r>
+              <m:r>
+                <w:rPr>
+                  <w:rFonts w:ascii="Cambria Math" w:hAnsi="Cambria Math"/>
+                  <w:sz w:val="24"/>
+                  <w:szCs w:val="24"/>
+                </w:rPr>
+                <m:t xml:space="preserve">20</m:t>
+              </m:r>
+              <m:r>
+                <w:rPr>
+                  <w:rFonts w:ascii="Cambria Math" w:hAnsi="Cambria Math"/>
+                  <w:sz w:val="24"/>
+                  <w:szCs w:val="24"/>
+                </w:rPr>
+                <m:t xml:space="preserve">)</m:t>
               </m:r>
             </m:sub>
           </m:sSub>
@@ -6272,46 +5803,132 @@
               <w:sz w:val="24"/>
               <w:szCs w:val="24"/>
             </w:rPr>
-            <m:t xml:space="preserve"> · </m:t>
-          </m:r>
-          <m:r>
-            <w:rPr>
-              <w:rFonts w:ascii="Cambria Math" w:hAnsi="Cambria Math"/>
-              <w:sz w:val="24"/>
-              <w:szCs w:val="24"/>
-            </w:rPr>
-            <m:t xml:space="preserve">ρ</m:t>
-          </m:r>
-          <m:r>
-            <w:rPr>
-              <w:rFonts w:ascii="Cambria Math" w:hAnsi="Cambria Math"/>
-              <w:sz w:val="24"/>
-              <w:szCs w:val="24"/>
-            </w:rPr>
-            <m:t xml:space="preserve"> · ( </m:t>
-          </m:r>
-          <m:sSubSup>
-            <m:e>
-              <m:r>
-                <w:rPr>
-                  <w:rFonts w:ascii="Cambria Math" w:hAnsi="Cambria Math"/>
-                  <w:sz w:val="24"/>
-                  <w:szCs w:val="24"/>
-                </w:rPr>
-                <m:t xml:space="preserve">W</m:t>
-              </m:r>
-            </m:e>
-            <m:sub>
-              <m:r>
-                <w:rPr>
-                  <w:rFonts w:ascii="Cambria Math" w:hAnsi="Cambria Math"/>
-                  <w:sz w:val="24"/>
-                  <w:szCs w:val="24"/>
-                </w:rPr>
-                <m:t xml:space="preserve">u</m:t>
-              </m:r>
-            </m:sub>
-            <m:sup>
+            <m:t xml:space="preserve"> )</m:t>
+          </m:r>
+        </m:oMath>
+      </m:oMathPara>
+    </w:p>
+    <w:p>
+      <w:pPr>
+        <w:pStyle w:val="FormulaLabel"/>
+      </w:pPr>
+      <w:r>
+        <w:t xml:space="preserve">[식] 영업보험료</w:t>
+      </w:r>
+    </w:p>
+    <w:p>
+      <w:pPr>
+        <w:pStyle w:val="Formula"/>
+      </w:pPr>
+      <m:oMathPara>
+        <m:oMathParaPr>
+          <m:jc m:val="left"/>
+        </m:oMathParaPr>
+        <m:oMath>
+          <m:r>
+            <w:rPr>
+              <w:rFonts w:ascii="Cambria Math" w:hAnsi="Cambria Math"/>
+              <w:sz w:val="24"/>
+              <w:szCs w:val="24"/>
+            </w:rPr>
+            <m:t xml:space="preserve">G</m:t>
+          </m:r>
+          <m:r>
+            <w:rPr>
+              <w:rFonts w:ascii="Cambria Math" w:hAnsi="Cambria Math"/>
+              <w:sz w:val="24"/>
+              <w:szCs w:val="24"/>
+            </w:rPr>
+            <m:t xml:space="preserve"> = [ </m:t>
+          </m:r>
+          <m:r>
+            <w:rPr>
+              <w:rFonts w:ascii="Cambria Math" w:hAnsi="Cambria Math"/>
+              <w:sz w:val="24"/>
+              <w:szCs w:val="24"/>
+            </w:rPr>
+            <m:t xml:space="preserve">P</m:t>
+          </m:r>
+          <m:r>
+            <w:rPr>
+              <w:rFonts w:ascii="Cambria Math" w:hAnsi="Cambria Math"/>
+              <w:sz w:val="24"/>
+              <w:szCs w:val="24"/>
+            </w:rPr>
+            <m:t xml:space="preserve"> + ( </m:t>
+          </m:r>
+          <m:sSub>
+            <m:e>
+              <m:r>
+                <w:rPr>
+                  <w:rFonts w:ascii="Cambria Math" w:hAnsi="Cambria Math"/>
+                  <w:sz w:val="24"/>
+                  <w:szCs w:val="24"/>
+                </w:rPr>
+                <m:t xml:space="preserve">α</m:t>
+              </m:r>
+            </m:e>
+            <m:sub>
+              <m:r>
+                <w:rPr>
+                  <w:rFonts w:ascii="Cambria Math" w:hAnsi="Cambria Math"/>
+                  <w:sz w:val="24"/>
+                  <w:szCs w:val="24"/>
+                </w:rPr>
+                <m:t xml:space="preserve">S</m:t>
+              </m:r>
+            </m:sub>
+          </m:sSub>
+          <m:r>
+            <w:rPr>
+              <w:rFonts w:ascii="Cambria Math" w:hAnsi="Cambria Math"/>
+              <w:sz w:val="24"/>
+              <w:szCs w:val="24"/>
+            </w:rPr>
+            <m:t xml:space="preserve"> + </m:t>
+          </m:r>
+          <m:sSub>
+            <m:e>
+              <m:r>
+                <w:rPr>
+                  <w:rFonts w:ascii="Cambria Math" w:hAnsi="Cambria Math"/>
+                  <w:sz w:val="24"/>
+                  <w:szCs w:val="24"/>
+                </w:rPr>
+                <m:t xml:space="preserve">α</m:t>
+              </m:r>
+            </m:e>
+            <m:sub>
+              <m:r>
+                <w:rPr>
+                  <w:rFonts w:ascii="Cambria Math" w:hAnsi="Cambria Math"/>
+                  <w:sz w:val="24"/>
+                  <w:szCs w:val="24"/>
+                </w:rPr>
+                <m:t xml:space="preserve">P</m:t>
+              </m:r>
+            </m:sub>
+          </m:sSub>
+          <m:r>
+            <w:rPr>
+              <w:rFonts w:ascii="Cambria Math" w:hAnsi="Cambria Math"/>
+              <w:sz w:val="24"/>
+              <w:szCs w:val="24"/>
+            </w:rPr>
+            <m:t xml:space="preserve">·</m:t>
+          </m:r>
+          <m:sSub>
+            <m:e>
+              <m:r>
+                <w:rPr>
+                  <w:rFonts w:ascii="Cambria Math" w:hAnsi="Cambria Math"/>
+                  <w:sz w:val="24"/>
+                  <w:szCs w:val="24"/>
+                </w:rPr>
+                <m:t xml:space="preserve">P</m:t>
+              </m:r>
+            </m:e>
+            <m:sub>
               <m:r>
                 <m:rPr>
                   <m:nor/>
@@ -6321,10 +5938,56 @@
                   <w:sz w:val="24"/>
                   <w:szCs w:val="24"/>
                 </w:rPr>
-                <m:t xml:space="preserve">표준</m:t>
-              </m:r>
-            </m:sup>
-          </m:sSubSup>
+                <m:t xml:space="preserve">base</m:t>
+              </m:r>
+            </m:sub>
+          </m:sSub>
+          <m:r>
+            <w:rPr>
+              <w:rFonts w:ascii="Cambria Math" w:hAnsi="Cambria Math"/>
+              <w:sz w:val="24"/>
+              <w:szCs w:val="24"/>
+            </w:rPr>
+            <m:t xml:space="preserve"> )·</m:t>
+          </m:r>
+          <m:sSub>
+            <m:e>
+              <m:r>
+                <w:rPr>
+                  <w:rFonts w:ascii="Cambria Math" w:hAnsi="Cambria Math"/>
+                  <w:sz w:val="24"/>
+                  <w:szCs w:val="24"/>
+                </w:rPr>
+                <m:t xml:space="preserve">D′</m:t>
+              </m:r>
+            </m:e>
+            <m:sub>
+              <m:r>
+                <w:rPr>
+                  <w:rFonts w:ascii="Cambria Math" w:hAnsi="Cambria Math"/>
+                  <w:sz w:val="24"/>
+                  <w:szCs w:val="24"/>
+                </w:rPr>
+                <m:t xml:space="preserve">x</m:t>
+              </m:r>
+            </m:sub>
+          </m:sSub>
+          <m:r>
+            <w:rPr>
+              <w:rFonts w:ascii="Cambria Math" w:hAnsi="Cambria Math"/>
+              <w:sz w:val="24"/>
+              <w:szCs w:val="24"/>
+            </w:rPr>
+            <m:t xml:space="preserve">/</m:t>
+          </m:r>
+          <m:r>
+            <w:rPr>
+              <w:rFonts w:ascii="Cambria Math" w:hAnsi="Cambria Math"/>
+              <w:sz w:val="24"/>
+              <w:szCs w:val="24"/>
+            </w:rPr>
+            <m:t xml:space="preserve">N*</m:t>
+          </m:r>
           <m:r>
             <w:rPr>
               <w:rFonts w:ascii="Cambria Math" w:hAnsi="Cambria Math"/>
@@ -6333,82 +5996,370 @@
             </w:rPr>
             <m:t xml:space="preserve"> + </m:t>
           </m:r>
-          <m:sSubSup>
-            <m:e>
-              <m:r>
-                <w:rPr>
-                  <w:rFonts w:ascii="Cambria Math" w:hAnsi="Cambria Math"/>
-                  <w:sz w:val="24"/>
-                  <w:szCs w:val="24"/>
-                </w:rPr>
-                <m:t xml:space="preserve">W</m:t>
-              </m:r>
-            </m:e>
-            <m:sub>
-              <m:r>
-                <w:rPr>
-                  <w:rFonts w:ascii="Cambria Math" w:hAnsi="Cambria Math"/>
-                  <w:sz w:val="24"/>
-                  <w:szCs w:val="24"/>
-                </w:rPr>
-                <m:t xml:space="preserve">u</m:t>
-              </m:r>
-              <m:r>
-                <w:rPr>
-                  <w:rFonts w:ascii="Cambria Math" w:hAnsi="Cambria Math"/>
-                  <w:sz w:val="24"/>
-                  <w:szCs w:val="24"/>
-                </w:rPr>
-                <m:t xml:space="preserve">+</m:t>
-              </m:r>
-              <m:r>
-                <w:rPr>
-                  <w:rFonts w:ascii="Cambria Math" w:hAnsi="Cambria Math"/>
-                  <w:sz w:val="24"/>
-                  <w:szCs w:val="24"/>
-                </w:rPr>
-                <m:t xml:space="preserve">1</m:t>
-              </m:r>
-            </m:sub>
-            <m:sup>
-              <m:r>
-                <m:rPr>
-                  <m:nor/>
-                </m:rPr>
-                <w:rPr>
-                  <w:rFonts w:ascii="Cambria Math" w:hAnsi="Cambria Math"/>
-                  <w:sz w:val="24"/>
-                  <w:szCs w:val="24"/>
-                </w:rPr>
-                <m:t xml:space="preserve">표준</m:t>
-              </m:r>
-            </m:sup>
-          </m:sSubSup>
-          <m:r>
-            <w:rPr>
-              <w:rFonts w:ascii="Cambria Math" w:hAnsi="Cambria Math"/>
-              <w:sz w:val="24"/>
-              <w:szCs w:val="24"/>
-            </w:rPr>
-            <m:t xml:space="preserve"> ) / </m:t>
-          </m:r>
-          <m:r>
-            <w:rPr>
-              <w:rFonts w:ascii="Cambria Math" w:hAnsi="Cambria Math"/>
-              <w:sz w:val="24"/>
-              <w:szCs w:val="24"/>
-            </w:rPr>
-            <m:t xml:space="preserve">2</m:t>
+          <m:sSub>
+            <m:e>
+              <m:r>
+                <w:rPr>
+                  <w:rFonts w:ascii="Cambria Math" w:hAnsi="Cambria Math"/>
+                  <w:sz w:val="24"/>
+                  <w:szCs w:val="24"/>
+                </w:rPr>
+                <m:t xml:space="preserve">β</m:t>
+              </m:r>
+            </m:e>
+            <m:sub>
+              <m:r>
+                <w:rPr>
+                  <w:rFonts w:ascii="Cambria Math" w:hAnsi="Cambria Math"/>
+                  <w:sz w:val="24"/>
+                  <w:szCs w:val="24"/>
+                </w:rPr>
+                <m:t xml:space="preserve">S</m:t>
+              </m:r>
+            </m:sub>
+          </m:sSub>
+          <m:r>
+            <w:rPr>
+              <w:rFonts w:ascii="Cambria Math" w:hAnsi="Cambria Math"/>
+              <w:sz w:val="24"/>
+              <w:szCs w:val="24"/>
+            </w:rPr>
+            <m:t xml:space="preserve">/</m:t>
+          </m:r>
+          <m:r>
+            <w:rPr>
+              <w:rFonts w:ascii="Cambria Math" w:hAnsi="Cambria Math"/>
+              <w:sz w:val="24"/>
+              <w:szCs w:val="24"/>
+            </w:rPr>
+            <m:t xml:space="preserve">k</m:t>
           </m:r>
         </m:oMath>
       </m:oMathPara>
     </w:p>
     <w:p>
       <w:pPr>
+        <w:pStyle w:val="Formula"/>
+      </w:pPr>
+      <m:oMathPara>
+        <m:oMathParaPr>
+          <m:jc m:val="left"/>
+        </m:oMathParaPr>
+        <m:oMath>
+          <m:r>
+            <w:rPr>
+              <w:rFonts w:ascii="Cambria Math" w:hAnsi="Cambria Math"/>
+              <w:sz w:val="24"/>
+              <w:szCs w:val="24"/>
+            </w:rPr>
+            <m:t xml:space="preserve">+ </m:t>
+          </m:r>
+          <m:r>
+            <w:rPr>
+              <w:rFonts w:ascii="Cambria Math" w:hAnsi="Cambria Math"/>
+              <w:sz w:val="24"/>
+              <w:szCs w:val="24"/>
+            </w:rPr>
+            <m:t xml:space="preserve">β′</m:t>
+          </m:r>
+          <m:r>
+            <w:rPr>
+              <w:rFonts w:ascii="Cambria Math" w:hAnsi="Cambria Math"/>
+              <w:sz w:val="24"/>
+              <w:szCs w:val="24"/>
+            </w:rPr>
+            <m:t xml:space="preserve">·( </m:t>
+          </m:r>
+          <m:sSub>
+            <m:e>
+              <m:r>
+                <w:rPr>
+                  <w:rFonts w:ascii="Cambria Math" w:hAnsi="Cambria Math"/>
+                  <w:sz w:val="24"/>
+                  <w:szCs w:val="24"/>
+                </w:rPr>
+                <m:t xml:space="preserve">N</m:t>
+              </m:r>
+            </m:e>
+            <m:sub>
+              <m:r>
+                <w:rPr>
+                  <w:rFonts w:ascii="Cambria Math" w:hAnsi="Cambria Math"/>
+                  <w:sz w:val="24"/>
+                  <w:szCs w:val="24"/>
+                </w:rPr>
+                <m:t xml:space="preserve">x</m:t>
+              </m:r>
+              <m:r>
+                <w:rPr>
+                  <w:rFonts w:ascii="Cambria Math" w:hAnsi="Cambria Math"/>
+                  <w:sz w:val="24"/>
+                  <w:szCs w:val="24"/>
+                </w:rPr>
+                <m:t xml:space="preserve">+</m:t>
+              </m:r>
+              <m:r>
+                <w:rPr>
+                  <w:rFonts w:ascii="Cambria Math" w:hAnsi="Cambria Math"/>
+                  <w:sz w:val="24"/>
+                  <w:szCs w:val="24"/>
+                </w:rPr>
+                <m:t xml:space="preserve">m</m:t>
+              </m:r>
+            </m:sub>
+          </m:sSub>
+          <m:r>
+            <w:rPr>
+              <w:rFonts w:ascii="Cambria Math" w:hAnsi="Cambria Math"/>
+              <w:sz w:val="24"/>
+              <w:szCs w:val="24"/>
+            </w:rPr>
+            <m:t xml:space="preserve"> − </m:t>
+          </m:r>
+          <m:sSub>
+            <m:e>
+              <m:r>
+                <w:rPr>
+                  <w:rFonts w:ascii="Cambria Math" w:hAnsi="Cambria Math"/>
+                  <w:sz w:val="24"/>
+                  <w:szCs w:val="24"/>
+                </w:rPr>
+                <m:t xml:space="preserve">N</m:t>
+              </m:r>
+            </m:e>
+            <m:sub>
+              <m:r>
+                <w:rPr>
+                  <w:rFonts w:ascii="Cambria Math" w:hAnsi="Cambria Math"/>
+                  <w:sz w:val="24"/>
+                  <w:szCs w:val="24"/>
+                </w:rPr>
+                <m:t xml:space="preserve">x</m:t>
+              </m:r>
+              <m:r>
+                <w:rPr>
+                  <w:rFonts w:ascii="Cambria Math" w:hAnsi="Cambria Math"/>
+                  <w:sz w:val="24"/>
+                  <w:szCs w:val="24"/>
+                </w:rPr>
+                <m:t xml:space="preserve">+</m:t>
+              </m:r>
+              <m:r>
+                <w:rPr>
+                  <w:rFonts w:ascii="Cambria Math" w:hAnsi="Cambria Math"/>
+                  <w:sz w:val="24"/>
+                  <w:szCs w:val="24"/>
+                </w:rPr>
+                <m:t xml:space="preserve">n</m:t>
+              </m:r>
+            </m:sub>
+          </m:sSub>
+          <m:r>
+            <w:rPr>
+              <w:rFonts w:ascii="Cambria Math" w:hAnsi="Cambria Math"/>
+              <w:sz w:val="24"/>
+              <w:szCs w:val="24"/>
+            </w:rPr>
+            <m:t xml:space="preserve"> )/</m:t>
+          </m:r>
+          <m:r>
+            <w:rPr>
+              <w:rFonts w:ascii="Cambria Math" w:hAnsi="Cambria Math"/>
+              <w:sz w:val="24"/>
+              <w:szCs w:val="24"/>
+            </w:rPr>
+            <m:t xml:space="preserve">N*</m:t>
+          </m:r>
+          <m:r>
+            <w:rPr>
+              <w:rFonts w:ascii="Cambria Math" w:hAnsi="Cambria Math"/>
+              <w:sz w:val="24"/>
+              <w:szCs w:val="24"/>
+            </w:rPr>
+            <m:t xml:space="preserve"> ] / ( </m:t>
+          </m:r>
+          <m:r>
+            <w:rPr>
+              <w:rFonts w:ascii="Cambria Math" w:hAnsi="Cambria Math"/>
+              <w:sz w:val="24"/>
+              <w:szCs w:val="24"/>
+            </w:rPr>
+            <m:t xml:space="preserve">1</m:t>
+          </m:r>
+          <m:r>
+            <w:rPr>
+              <w:rFonts w:ascii="Cambria Math" w:hAnsi="Cambria Math"/>
+              <w:sz w:val="24"/>
+              <w:szCs w:val="24"/>
+            </w:rPr>
+            <m:t xml:space="preserve"> − </m:t>
+          </m:r>
+          <m:sSub>
+            <m:e>
+              <m:r>
+                <w:rPr>
+                  <w:rFonts w:ascii="Cambria Math" w:hAnsi="Cambria Math"/>
+                  <w:sz w:val="24"/>
+                  <w:szCs w:val="24"/>
+                </w:rPr>
+                <m:t xml:space="preserve">β</m:t>
+              </m:r>
+            </m:e>
+            <m:sub>
+              <m:r>
+                <w:rPr>
+                  <w:rFonts w:ascii="Cambria Math" w:hAnsi="Cambria Math"/>
+                  <w:sz w:val="24"/>
+                  <w:szCs w:val="24"/>
+                </w:rPr>
+                <m:t xml:space="preserve">G</m:t>
+              </m:r>
+            </m:sub>
+          </m:sSub>
+          <m:r>
+            <w:rPr>
+              <w:rFonts w:ascii="Cambria Math" w:hAnsi="Cambria Math"/>
+              <w:sz w:val="24"/>
+              <w:szCs w:val="24"/>
+            </w:rPr>
+            <m:t xml:space="preserve"> − </m:t>
+          </m:r>
+          <m:r>
+            <w:rPr>
+              <w:rFonts w:ascii="Cambria Math" w:hAnsi="Cambria Math"/>
+              <w:sz w:val="24"/>
+              <w:szCs w:val="24"/>
+            </w:rPr>
+            <m:t xml:space="preserve">γ</m:t>
+          </m:r>
+          <m:r>
+            <w:rPr>
+              <w:rFonts w:ascii="Cambria Math" w:hAnsi="Cambria Math"/>
+              <w:sz w:val="24"/>
+              <w:szCs w:val="24"/>
+            </w:rPr>
+            <m:t xml:space="preserve"> )</m:t>
+          </m:r>
+        </m:oMath>
+      </m:oMathPara>
+    </w:p>
+    <w:p>
+      <w:pPr>
+        <w:pStyle w:val="Note"/>
+      </w:pPr>
+      <w:r>
+        <w:t xml:space="preserve">※ 보장기간 n이 20년보다 짧으면 </w:t>
+      </w:r>
+      <w:r>
+        <w:t xml:space="preserve">α</w:t>
+      </w:r>
+      <w:r>
+        <w:rPr>
+          <w:vertAlign w:val="subscript"/>
+        </w:rPr>
+        <w:t xml:space="preserve">P</w:t>
+      </w:r>
+      <w:r>
+        <w:t xml:space="preserve">는 </w:t>
+      </w:r>
+      <w:r>
+        <w:t xml:space="preserve">α</w:t>
+      </w:r>
+      <w:r>
+        <w:rPr>
+          <w:vertAlign w:val="subscript"/>
+        </w:rPr>
+        <w:t xml:space="preserve">P</w:t>
+      </w:r>
+      <w:r>
+        <w:t xml:space="preserve"> × n/20으로 줄인다.</w:t>
+      </w:r>
+    </w:p>
+    <w:p>
+      <w:pPr>
+        <w:pStyle w:val="FormulaLabel"/>
+      </w:pPr>
+      <w:r>
+        <w:t xml:space="preserve">[식] 1원당 보험료의 반올림과 10만원당 보험료</w:t>
+      </w:r>
+    </w:p>
+    <w:p>
+      <w:pPr>
         <w:pStyle w:val="FormulaText"/>
       </w:pPr>
       <w:r>
-        <w:t xml:space="preserve">저해지·무해지환급형 순보험료</w:t>
+        <w:t xml:space="preserve">1원당 영업보험료 — 소수 여섯째 자리까지</w:t>
+      </w:r>
+    </w:p>
+    <w:p>
+      <w:pPr>
+        <w:pStyle w:val="Formula"/>
+      </w:pPr>
+      <m:oMathPara>
+        <m:oMathParaPr>
+          <m:jc m:val="left"/>
+        </m:oMathParaPr>
+        <m:oMath>
+          <m:r>
+            <w:rPr>
+              <w:rFonts w:ascii="Cambria Math" w:hAnsi="Cambria Math"/>
+              <w:sz w:val="24"/>
+              <w:szCs w:val="24"/>
+            </w:rPr>
+            <m:t xml:space="preserve">G</m:t>
+          </m:r>
+          <m:r>
+            <w:rPr>
+              <w:rFonts w:ascii="Cambria Math" w:hAnsi="Cambria Math"/>
+              <w:sz w:val="24"/>
+              <w:szCs w:val="24"/>
+            </w:rPr>
+            <m:t xml:space="preserve">₁ = </m:t>
+          </m:r>
+          <m:r>
+            <m:rPr>
+              <m:sty m:val="p"/>
+            </m:rPr>
+            <w:rPr>
+              <w:rFonts w:ascii="Cambria Math" w:hAnsi="Cambria Math"/>
+              <w:sz w:val="24"/>
+              <w:szCs w:val="24"/>
+            </w:rPr>
+            <m:t xml:space="preserve">round</m:t>
+          </m:r>
+          <m:r>
+            <w:rPr>
+              <w:rFonts w:ascii="Cambria Math" w:hAnsi="Cambria Math"/>
+              <w:sz w:val="24"/>
+              <w:szCs w:val="24"/>
+            </w:rPr>
+            <m:t xml:space="preserve">₆( </m:t>
+          </m:r>
+          <m:r>
+            <w:rPr>
+              <w:rFonts w:ascii="Cambria Math" w:hAnsi="Cambria Math"/>
+              <w:sz w:val="24"/>
+              <w:szCs w:val="24"/>
+            </w:rPr>
+            <m:t xml:space="preserve">G</m:t>
+          </m:r>
+          <m:r>
+            <w:rPr>
+              <w:rFonts w:ascii="Cambria Math" w:hAnsi="Cambria Math"/>
+              <w:sz w:val="24"/>
+              <w:szCs w:val="24"/>
+            </w:rPr>
+            <m:t xml:space="preserve"> )</m:t>
+          </m:r>
+        </m:oMath>
+      </m:oMathPara>
+    </w:p>
+    <w:p>
+      <w:pPr>
+        <w:pStyle w:val="FormulaText"/>
+      </w:pPr>
+      <w:r>
+        <w:t xml:space="preserve">10만원당 보험료 — 원 단위로 반올림</w:t>
       </w:r>
     </w:p>
     <w:p>
@@ -6428,49 +6379,18 @@
                   <w:sz w:val="24"/>
                   <w:szCs w:val="24"/>
                 </w:rPr>
-                <m:t xml:space="preserve">Ā</m:t>
-              </m:r>
-            </m:e>
-            <m:sub>
-              <m:r>
-                <w:rPr>
-                  <w:rFonts w:ascii="Cambria Math" w:hAnsi="Cambria Math"/>
-                  <w:sz w:val="24"/>
-                  <w:szCs w:val="24"/>
-                </w:rPr>
-                <m:t xml:space="preserve">x</m:t>
-              </m:r>
-            </m:sub>
-          </m:sSub>
-          <m:r>
-            <w:rPr>
-              <w:rFonts w:ascii="Cambria Math" w:hAnsi="Cambria Math"/>
-              <w:sz w:val="24"/>
-              <w:szCs w:val="24"/>
-            </w:rPr>
-            <m:t xml:space="preserve"> = </m:t>
-          </m:r>
-          <m:r>
-            <m:rPr>
-              <m:nor/>
-            </m:rPr>
-            <w:rPr>
-              <w:rFonts w:ascii="Cambria Math" w:hAnsi="Cambria Math"/>
-              <w:sz w:val="24"/>
-              <w:szCs w:val="24"/>
-            </w:rPr>
-            <m:t xml:space="preserve">PVB</m:t>
-          </m:r>
-          <m:r>
-            <w:rPr>
-              <w:rFonts w:ascii="Cambria Math" w:hAnsi="Cambria Math"/>
-              <w:sz w:val="24"/>
-              <w:szCs w:val="24"/>
-            </w:rPr>
-            <m:t xml:space="preserve"> + </m:t>
-          </m:r>
-          <m:sSub>
-            <m:e>
+                <m:t xml:space="preserve">G</m:t>
+              </m:r>
+            </m:e>
+            <m:sub>
+              <m:r>
+                <w:rPr>
+                  <w:rFonts w:ascii="Cambria Math" w:hAnsi="Cambria Math"/>
+                  <w:sz w:val="24"/>
+                  <w:szCs w:val="24"/>
+                </w:rPr>
+                <m:t xml:space="preserve">10</m:t>
+              </m:r>
               <m:r>
                 <m:rPr>
                   <m:nor/>
@@ -6480,131 +6400,94 @@
                   <w:sz w:val="24"/>
                   <w:szCs w:val="24"/>
                 </w:rPr>
-                <m:t xml:space="preserve">CSV</m:t>
-              </m:r>
-            </m:e>
-            <m:sub>
-              <m:r>
-                <w:rPr>
-                  <w:rFonts w:ascii="Cambria Math" w:hAnsi="Cambria Math"/>
-                  <w:sz w:val="24"/>
-                  <w:szCs w:val="24"/>
-                </w:rPr>
-                <m:t xml:space="preserve">0</m:t>
+                <m:t xml:space="preserve">만</m:t>
               </m:r>
             </m:sub>
           </m:sSub>
+          <m:r>
+            <w:rPr>
+              <w:rFonts w:ascii="Cambria Math" w:hAnsi="Cambria Math"/>
+              <w:sz w:val="24"/>
+              <w:szCs w:val="24"/>
+            </w:rPr>
+            <m:t xml:space="preserve"> = </m:t>
+          </m:r>
+          <m:r>
+            <m:rPr>
+              <m:sty m:val="p"/>
+            </m:rPr>
+            <w:rPr>
+              <w:rFonts w:ascii="Cambria Math" w:hAnsi="Cambria Math"/>
+              <w:sz w:val="24"/>
+              <w:szCs w:val="24"/>
+            </w:rPr>
+            <m:t xml:space="preserve">round</m:t>
+          </m:r>
+          <m:r>
+            <w:rPr>
+              <w:rFonts w:ascii="Cambria Math" w:hAnsi="Cambria Math"/>
+              <w:sz w:val="24"/>
+              <w:szCs w:val="24"/>
+            </w:rPr>
+            <m:t xml:space="preserve">( </m:t>
+          </m:r>
+          <m:r>
+            <w:rPr>
+              <w:rFonts w:ascii="Cambria Math" w:hAnsi="Cambria Math"/>
+              <w:sz w:val="24"/>
+              <w:szCs w:val="24"/>
+            </w:rPr>
+            <m:t xml:space="preserve">G</m:t>
+          </m:r>
+          <m:r>
+            <w:rPr>
+              <w:rFonts w:ascii="Cambria Math" w:hAnsi="Cambria Math"/>
+              <w:sz w:val="24"/>
+              <w:szCs w:val="24"/>
+            </w:rPr>
+            <m:t xml:space="preserve">₁ × </m:t>
+          </m:r>
+          <m:r>
+            <w:rPr>
+              <w:rFonts w:ascii="Cambria Math" w:hAnsi="Cambria Math"/>
+              <w:sz w:val="24"/>
+              <w:szCs w:val="24"/>
+            </w:rPr>
+            <m:t xml:space="preserve">100</m:t>
+          </m:r>
+          <m:r>
+            <w:rPr>
+              <w:rFonts w:ascii="Cambria Math" w:hAnsi="Cambria Math"/>
+              <w:sz w:val="24"/>
+              <w:szCs w:val="24"/>
+            </w:rPr>
+            <m:t xml:space="preserve">,</m:t>
+          </m:r>
+          <m:r>
+            <w:rPr>
+              <w:rFonts w:ascii="Cambria Math" w:hAnsi="Cambria Math"/>
+              <w:sz w:val="24"/>
+              <w:szCs w:val="24"/>
+            </w:rPr>
+            <m:t xml:space="preserve">000</m:t>
+          </m:r>
+          <m:r>
+            <w:rPr>
+              <w:rFonts w:ascii="Cambria Math" w:hAnsi="Cambria Math"/>
+              <w:sz w:val="24"/>
+              <w:szCs w:val="24"/>
+            </w:rPr>
+            <m:t xml:space="preserve"> )</m:t>
+          </m:r>
         </m:oMath>
       </m:oMathPara>
     </w:p>
     <w:p>
       <w:pPr>
-        <w:pStyle w:val="Formula"/>
-      </w:pPr>
-      <m:oMathPara>
-        <m:oMathParaPr>
-          <m:jc m:val="left"/>
-        </m:oMathParaPr>
-        <m:oMath>
-          <m:r>
-            <w:rPr>
-              <w:rFonts w:ascii="Cambria Math" w:hAnsi="Cambria Math"/>
-              <w:sz w:val="24"/>
-              <w:szCs w:val="24"/>
-            </w:rPr>
-            <m:t xml:space="preserve">P</m:t>
-          </m:r>
-          <m:r>
-            <w:rPr>
-              <w:rFonts w:ascii="Cambria Math" w:hAnsi="Cambria Math"/>
-              <w:sz w:val="24"/>
-              <w:szCs w:val="24"/>
-            </w:rPr>
-            <m:t xml:space="preserve"> = </m:t>
-          </m:r>
-          <m:sSub>
-            <m:e>
-              <m:r>
-                <w:rPr>
-                  <w:rFonts w:ascii="Cambria Math" w:hAnsi="Cambria Math"/>
-                  <w:sz w:val="24"/>
-                  <w:szCs w:val="24"/>
-                </w:rPr>
-                <m:t xml:space="preserve">Ā</m:t>
-              </m:r>
-            </m:e>
-            <m:sub>
-              <m:r>
-                <w:rPr>
-                  <w:rFonts w:ascii="Cambria Math" w:hAnsi="Cambria Math"/>
-                  <w:sz w:val="24"/>
-                  <w:szCs w:val="24"/>
-                </w:rPr>
-                <m:t xml:space="preserve">x</m:t>
-              </m:r>
-            </m:sub>
-          </m:sSub>
-          <m:r>
-            <w:rPr>
-              <w:rFonts w:ascii="Cambria Math" w:hAnsi="Cambria Math"/>
-              <w:sz w:val="24"/>
-              <w:szCs w:val="24"/>
-            </w:rPr>
-            <m:t xml:space="preserve"> / </m:t>
-          </m:r>
-          <m:r>
-            <w:rPr>
-              <w:rFonts w:ascii="Cambria Math" w:hAnsi="Cambria Math"/>
-              <w:sz w:val="24"/>
-              <w:szCs w:val="24"/>
-            </w:rPr>
-            <m:t xml:space="preserve">N*</m:t>
-          </m:r>
-        </m:oMath>
-      </m:oMathPara>
-    </w:p>
-    <w:p>
-      <w:pPr>
         <w:pStyle w:val="Note"/>
       </w:pPr>
       <w:r>
-        <w:t xml:space="preserve">※ ρ : 납입기간 중 해지환급금 비율(무해지 0). </w:t>
-      </w:r>
-      <w:r>
-        <w:t xml:space="preserve">W</w:t>
-      </w:r>
-      <w:r>
-        <w:rPr>
-          <w:vertAlign w:val="superscript"/>
-        </w:rPr>
-        <w:t xml:space="preserve">표준</w:t>
-      </w:r>
-      <w:r>
-        <w:t xml:space="preserve"> : 같은 조건의 표준형(완전 환급) 해지환급금. 적용해지율 w = 0 이면 CSV = 0 이고 보험료가 표준형과 같아진다. 납입기간 뒤(u ≥ m)에는 W = 0 이라 더해지지 않는다.</w:t>
-      </w:r>
-    </w:p>
-    <w:p>
-      <w:pPr>
-        <w:pStyle w:val="Heading1"/>
-      </w:pPr>
-      <w:r>
-        <w:t xml:space="preserve">2. 책임준비금의 계산에 관한 사항</w:t>
-      </w:r>
-    </w:p>
-    <w:p>
-      <w:pPr>
-        <w:pStyle w:val="Note"/>
-      </w:pPr>
-      <w:r>
-        <w:t xml:space="preserve">※ 회계연도말 보험료적립금은 적용기초율 적립금과 표준기초율 적립금 중 큰 금액으로 한다.</w:t>
-      </w:r>
-    </w:p>
-    <w:p>
-      <w:pPr>
-        <w:pStyle w:val="Note"/>
-      </w:pPr>
-      <w:r>
-        <w:t xml:space="preserve">※ 연중 보간은 하지 않고 연말 기준으로 산출한다.</w:t>
+        <w:t xml:space="preserve">※ 담보 보험료 = 10만원당 보험료 × (보장금액 ÷ 100,000), 보장금액 = 보험가입금액 × 배수. 여러 담보는 담보 보험료를 더한다.</w:t>
       </w:r>
     </w:p>
     <w:p>
@@ -6612,7 +6495,15 @@
         <w:pStyle w:val="FormulaLabel"/>
       </w:pPr>
       <w:r>
-        <w:t xml:space="preserve">[식] 준비금 산출용 순보험료</w:t>
+        <w:t xml:space="preserve">[식] 저해지·무해지환급형</w:t>
+      </w:r>
+    </w:p>
+    <w:p>
+      <w:pPr>
+        <w:pStyle w:val="FormulaText"/>
+      </w:pPr>
+      <w:r>
+        <w:t xml:space="preserve">납입기간 중 해지하면 돌려주는 금액의 현가</w:t>
       </w:r>
     </w:p>
     <w:p>
@@ -6627,22 +6518,25 @@
           <m:sSub>
             <m:e>
               <m:r>
-                <w:rPr>
-                  <w:rFonts w:ascii="Cambria Math" w:hAnsi="Cambria Math"/>
-                  <w:sz w:val="24"/>
-                  <w:szCs w:val="24"/>
-                </w:rPr>
-                <m:t xml:space="preserve">P</m:t>
-              </m:r>
-            </m:e>
-            <m:sub>
-              <m:r>
-                <w:rPr>
-                  <w:rFonts w:ascii="Cambria Math" w:hAnsi="Cambria Math"/>
-                  <w:sz w:val="24"/>
-                  <w:szCs w:val="24"/>
-                </w:rPr>
-                <m:t xml:space="preserve">β</m:t>
+                <m:rPr>
+                  <m:nor/>
+                </m:rPr>
+                <w:rPr>
+                  <w:rFonts w:ascii="Cambria Math" w:hAnsi="Cambria Math"/>
+                  <w:sz w:val="24"/>
+                  <w:szCs w:val="24"/>
+                </w:rPr>
+                <m:t xml:space="preserve">CSV</m:t>
+              </m:r>
+            </m:e>
+            <m:sub>
+              <m:r>
+                <w:rPr>
+                  <w:rFonts w:ascii="Cambria Math" w:hAnsi="Cambria Math"/>
+                  <w:sz w:val="24"/>
+                  <w:szCs w:val="24"/>
+                </w:rPr>
+                <m:t xml:space="preserve">t</m:t>
               </m:r>
             </m:sub>
           </m:sSub>
@@ -6652,8 +6546,246 @@
               <w:sz w:val="24"/>
               <w:szCs w:val="24"/>
             </w:rPr>
-            <m:t xml:space="preserve"> = ( </m:t>
-          </m:r>
+            <m:t xml:space="preserve"> = </m:t>
+          </m:r>
+          <m:sSub>
+            <m:e>
+              <m:r>
+                <w:rPr>
+                  <w:rFonts w:ascii="Cambria Math" w:hAnsi="Cambria Math"/>
+                  <w:sz w:val="24"/>
+                  <w:szCs w:val="24"/>
+                </w:rPr>
+                <m:t xml:space="preserve">Σ</m:t>
+              </m:r>
+            </m:e>
+            <m:sub>
+              <m:r>
+                <w:rPr>
+                  <w:rFonts w:ascii="Cambria Math" w:hAnsi="Cambria Math"/>
+                  <w:sz w:val="24"/>
+                  <w:szCs w:val="24"/>
+                </w:rPr>
+                <m:t xml:space="preserve">u</m:t>
+              </m:r>
+              <m:r>
+                <w:rPr>
+                  <w:rFonts w:ascii="Cambria Math" w:hAnsi="Cambria Math"/>
+                  <w:sz w:val="24"/>
+                  <w:szCs w:val="24"/>
+                </w:rPr>
+                <m:t xml:space="preserve">≥</m:t>
+              </m:r>
+              <m:r>
+                <w:rPr>
+                  <w:rFonts w:ascii="Cambria Math" w:hAnsi="Cambria Math"/>
+                  <w:sz w:val="24"/>
+                  <w:szCs w:val="24"/>
+                </w:rPr>
+                <m:t xml:space="preserve">t</m:t>
+              </m:r>
+            </m:sub>
+          </m:sSub>
+          <m:r>
+            <w:rPr>
+              <w:rFonts w:ascii="Cambria Math" w:hAnsi="Cambria Math"/>
+              <w:sz w:val="24"/>
+              <w:szCs w:val="24"/>
+            </w:rPr>
+            <m:t xml:space="preserve"> </m:t>
+          </m:r>
+          <m:sSub>
+            <m:e>
+              <m:r>
+                <w:rPr>
+                  <w:rFonts w:ascii="Cambria Math" w:hAnsi="Cambria Math"/>
+                  <w:sz w:val="24"/>
+                  <w:szCs w:val="24"/>
+                </w:rPr>
+                <m:t xml:space="preserve">H</m:t>
+              </m:r>
+            </m:e>
+            <m:sub>
+              <m:r>
+                <w:rPr>
+                  <w:rFonts w:ascii="Cambria Math" w:hAnsi="Cambria Math"/>
+                  <w:sz w:val="24"/>
+                  <w:szCs w:val="24"/>
+                </w:rPr>
+                <m:t xml:space="preserve">x</m:t>
+              </m:r>
+              <m:r>
+                <w:rPr>
+                  <w:rFonts w:ascii="Cambria Math" w:hAnsi="Cambria Math"/>
+                  <w:sz w:val="24"/>
+                  <w:szCs w:val="24"/>
+                </w:rPr>
+                <m:t xml:space="preserve">+</m:t>
+              </m:r>
+              <m:r>
+                <w:rPr>
+                  <w:rFonts w:ascii="Cambria Math" w:hAnsi="Cambria Math"/>
+                  <w:sz w:val="24"/>
+                  <w:szCs w:val="24"/>
+                </w:rPr>
+                <m:t xml:space="preserve">u</m:t>
+              </m:r>
+            </m:sub>
+          </m:sSub>
+          <m:r>
+            <w:rPr>
+              <w:rFonts w:ascii="Cambria Math" w:hAnsi="Cambria Math"/>
+              <w:sz w:val="24"/>
+              <w:szCs w:val="24"/>
+            </w:rPr>
+            <m:t xml:space="preserve"> · </m:t>
+          </m:r>
+          <m:r>
+            <w:rPr>
+              <w:rFonts w:ascii="Cambria Math" w:hAnsi="Cambria Math"/>
+              <w:sz w:val="24"/>
+              <w:szCs w:val="24"/>
+            </w:rPr>
+            <m:t xml:space="preserve">ρ</m:t>
+          </m:r>
+          <m:r>
+            <w:rPr>
+              <w:rFonts w:ascii="Cambria Math" w:hAnsi="Cambria Math"/>
+              <w:sz w:val="24"/>
+              <w:szCs w:val="24"/>
+            </w:rPr>
+            <m:t xml:space="preserve"> · ( </m:t>
+          </m:r>
+          <m:sSubSup>
+            <m:e>
+              <m:r>
+                <w:rPr>
+                  <w:rFonts w:ascii="Cambria Math" w:hAnsi="Cambria Math"/>
+                  <w:sz w:val="24"/>
+                  <w:szCs w:val="24"/>
+                </w:rPr>
+                <m:t xml:space="preserve">W</m:t>
+              </m:r>
+            </m:e>
+            <m:sub>
+              <m:r>
+                <w:rPr>
+                  <w:rFonts w:ascii="Cambria Math" w:hAnsi="Cambria Math"/>
+                  <w:sz w:val="24"/>
+                  <w:szCs w:val="24"/>
+                </w:rPr>
+                <m:t xml:space="preserve">u</m:t>
+              </m:r>
+            </m:sub>
+            <m:sup>
+              <m:r>
+                <m:rPr>
+                  <m:nor/>
+                </m:rPr>
+                <w:rPr>
+                  <w:rFonts w:ascii="Cambria Math" w:hAnsi="Cambria Math"/>
+                  <w:sz w:val="24"/>
+                  <w:szCs w:val="24"/>
+                </w:rPr>
+                <m:t xml:space="preserve">표준</m:t>
+              </m:r>
+            </m:sup>
+          </m:sSubSup>
+          <m:r>
+            <w:rPr>
+              <w:rFonts w:ascii="Cambria Math" w:hAnsi="Cambria Math"/>
+              <w:sz w:val="24"/>
+              <w:szCs w:val="24"/>
+            </w:rPr>
+            <m:t xml:space="preserve"> + </m:t>
+          </m:r>
+          <m:sSubSup>
+            <m:e>
+              <m:r>
+                <w:rPr>
+                  <w:rFonts w:ascii="Cambria Math" w:hAnsi="Cambria Math"/>
+                  <w:sz w:val="24"/>
+                  <w:szCs w:val="24"/>
+                </w:rPr>
+                <m:t xml:space="preserve">W</m:t>
+              </m:r>
+            </m:e>
+            <m:sub>
+              <m:r>
+                <w:rPr>
+                  <w:rFonts w:ascii="Cambria Math" w:hAnsi="Cambria Math"/>
+                  <w:sz w:val="24"/>
+                  <w:szCs w:val="24"/>
+                </w:rPr>
+                <m:t xml:space="preserve">u</m:t>
+              </m:r>
+              <m:r>
+                <w:rPr>
+                  <w:rFonts w:ascii="Cambria Math" w:hAnsi="Cambria Math"/>
+                  <w:sz w:val="24"/>
+                  <w:szCs w:val="24"/>
+                </w:rPr>
+                <m:t xml:space="preserve">+</m:t>
+              </m:r>
+              <m:r>
+                <w:rPr>
+                  <w:rFonts w:ascii="Cambria Math" w:hAnsi="Cambria Math"/>
+                  <w:sz w:val="24"/>
+                  <w:szCs w:val="24"/>
+                </w:rPr>
+                <m:t xml:space="preserve">1</m:t>
+              </m:r>
+            </m:sub>
+            <m:sup>
+              <m:r>
+                <m:rPr>
+                  <m:nor/>
+                </m:rPr>
+                <w:rPr>
+                  <w:rFonts w:ascii="Cambria Math" w:hAnsi="Cambria Math"/>
+                  <w:sz w:val="24"/>
+                  <w:szCs w:val="24"/>
+                </w:rPr>
+                <m:t xml:space="preserve">표준</m:t>
+              </m:r>
+            </m:sup>
+          </m:sSubSup>
+          <m:r>
+            <w:rPr>
+              <w:rFonts w:ascii="Cambria Math" w:hAnsi="Cambria Math"/>
+              <w:sz w:val="24"/>
+              <w:szCs w:val="24"/>
+            </w:rPr>
+            <m:t xml:space="preserve"> ) / </m:t>
+          </m:r>
+          <m:r>
+            <w:rPr>
+              <w:rFonts w:ascii="Cambria Math" w:hAnsi="Cambria Math"/>
+              <w:sz w:val="24"/>
+              <w:szCs w:val="24"/>
+            </w:rPr>
+            <m:t xml:space="preserve">2</m:t>
+          </m:r>
+        </m:oMath>
+      </m:oMathPara>
+    </w:p>
+    <w:p>
+      <w:pPr>
+        <w:pStyle w:val="FormulaText"/>
+      </w:pPr>
+      <w:r>
+        <w:t xml:space="preserve">저해지·무해지환급형 순보험료 — 해지 시 돌려주는 금액의 현가를 더한다</w:t>
+      </w:r>
+    </w:p>
+    <w:p>
+      <w:pPr>
+        <w:pStyle w:val="Formula"/>
+      </w:pPr>
+      <m:oMathPara>
+        <m:oMathParaPr>
+          <m:jc m:val="left"/>
+        </m:oMathParaPr>
+        <m:oMath>
           <m:r>
             <m:rPr>
               <m:nor/>
@@ -6663,6 +6795,25 @@
               <w:sz w:val="24"/>
               <w:szCs w:val="24"/>
             </w:rPr>
+            <m:t xml:space="preserve">PVB′</m:t>
+          </m:r>
+          <m:r>
+            <w:rPr>
+              <w:rFonts w:ascii="Cambria Math" w:hAnsi="Cambria Math"/>
+              <w:sz w:val="24"/>
+              <w:szCs w:val="24"/>
+            </w:rPr>
+            <m:t xml:space="preserve"> = </m:t>
+          </m:r>
+          <m:r>
+            <m:rPr>
+              <m:nor/>
+            </m:rPr>
+            <w:rPr>
+              <w:rFonts w:ascii="Cambria Math" w:hAnsi="Cambria Math"/>
+              <w:sz w:val="24"/>
+              <w:szCs w:val="24"/>
+            </w:rPr>
             <m:t xml:space="preserve">PVB</m:t>
           </m:r>
           <m:r>
@@ -6698,207 +6849,122 @@
               </m:r>
             </m:sub>
           </m:sSub>
-          <m:r>
-            <w:rPr>
-              <w:rFonts w:ascii="Cambria Math" w:hAnsi="Cambria Math"/>
-              <w:sz w:val="24"/>
-              <w:szCs w:val="24"/>
-            </w:rPr>
-            <m:t xml:space="preserve"> + </m:t>
-          </m:r>
-          <m:r>
-            <w:rPr>
-              <w:rFonts w:ascii="Cambria Math" w:hAnsi="Cambria Math"/>
-              <w:sz w:val="24"/>
-              <w:szCs w:val="24"/>
-            </w:rPr>
-            <m:t xml:space="preserve">β′</m:t>
-          </m:r>
-          <m:r>
-            <w:rPr>
-              <w:rFonts w:ascii="Cambria Math" w:hAnsi="Cambria Math"/>
-              <w:sz w:val="24"/>
-              <w:szCs w:val="24"/>
-            </w:rPr>
-            <m:t xml:space="preserve">·( </m:t>
-          </m:r>
-          <m:sSub>
-            <m:e>
-              <m:r>
-                <w:rPr>
-                  <w:rFonts w:ascii="Cambria Math" w:hAnsi="Cambria Math"/>
-                  <w:sz w:val="24"/>
-                  <w:szCs w:val="24"/>
-                </w:rPr>
-                <m:t xml:space="preserve">N</m:t>
-              </m:r>
-            </m:e>
-            <m:sub>
-              <m:r>
-                <w:rPr>
-                  <w:rFonts w:ascii="Cambria Math" w:hAnsi="Cambria Math"/>
-                  <w:sz w:val="24"/>
-                  <w:szCs w:val="24"/>
-                </w:rPr>
-                <m:t xml:space="preserve">x</m:t>
-              </m:r>
-              <m:r>
-                <w:rPr>
-                  <w:rFonts w:ascii="Cambria Math" w:hAnsi="Cambria Math"/>
-                  <w:sz w:val="24"/>
-                  <w:szCs w:val="24"/>
-                </w:rPr>
-                <m:t xml:space="preserve">+</m:t>
-              </m:r>
-              <m:r>
-                <w:rPr>
-                  <w:rFonts w:ascii="Cambria Math" w:hAnsi="Cambria Math"/>
-                  <w:sz w:val="24"/>
-                  <w:szCs w:val="24"/>
-                </w:rPr>
-                <m:t xml:space="preserve">m</m:t>
-              </m:r>
-            </m:sub>
-          </m:sSub>
-          <m:r>
-            <w:rPr>
-              <w:rFonts w:ascii="Cambria Math" w:hAnsi="Cambria Math"/>
-              <w:sz w:val="24"/>
-              <w:szCs w:val="24"/>
-            </w:rPr>
-            <m:t xml:space="preserve"> − </m:t>
-          </m:r>
-          <m:sSub>
-            <m:e>
-              <m:r>
-                <w:rPr>
-                  <w:rFonts w:ascii="Cambria Math" w:hAnsi="Cambria Math"/>
-                  <w:sz w:val="24"/>
-                  <w:szCs w:val="24"/>
-                </w:rPr>
-                <m:t xml:space="preserve">N</m:t>
-              </m:r>
-            </m:e>
-            <m:sub>
-              <m:r>
-                <w:rPr>
-                  <w:rFonts w:ascii="Cambria Math" w:hAnsi="Cambria Math"/>
-                  <w:sz w:val="24"/>
-                  <w:szCs w:val="24"/>
-                </w:rPr>
-                <m:t xml:space="preserve">x</m:t>
-              </m:r>
-              <m:r>
-                <w:rPr>
-                  <w:rFonts w:ascii="Cambria Math" w:hAnsi="Cambria Math"/>
-                  <w:sz w:val="24"/>
-                  <w:szCs w:val="24"/>
-                </w:rPr>
-                <m:t xml:space="preserve">+</m:t>
-              </m:r>
-              <m:r>
-                <w:rPr>
-                  <w:rFonts w:ascii="Cambria Math" w:hAnsi="Cambria Math"/>
-                  <w:sz w:val="24"/>
-                  <w:szCs w:val="24"/>
-                </w:rPr>
-                <m:t xml:space="preserve">n</m:t>
-              </m:r>
-            </m:sub>
-          </m:sSub>
-          <m:r>
-            <w:rPr>
-              <w:rFonts w:ascii="Cambria Math" w:hAnsi="Cambria Math"/>
-              <w:sz w:val="24"/>
-              <w:szCs w:val="24"/>
-            </w:rPr>
-            <m:t xml:space="preserve"> ) ) / ( </m:t>
-          </m:r>
-          <m:sSub>
-            <m:e>
-              <m:r>
-                <w:rPr>
-                  <w:rFonts w:ascii="Cambria Math" w:hAnsi="Cambria Math"/>
-                  <w:sz w:val="24"/>
-                  <w:szCs w:val="24"/>
-                </w:rPr>
-                <m:t xml:space="preserve">N′</m:t>
-              </m:r>
-            </m:e>
-            <m:sub>
-              <m:r>
-                <w:rPr>
-                  <w:rFonts w:ascii="Cambria Math" w:hAnsi="Cambria Math"/>
-                  <w:sz w:val="24"/>
-                  <w:szCs w:val="24"/>
-                </w:rPr>
-                <m:t xml:space="preserve">x</m:t>
-              </m:r>
-            </m:sub>
-          </m:sSub>
-          <m:r>
-            <w:rPr>
-              <w:rFonts w:ascii="Cambria Math" w:hAnsi="Cambria Math"/>
-              <w:sz w:val="24"/>
-              <w:szCs w:val="24"/>
-            </w:rPr>
-            <m:t xml:space="preserve"> − </m:t>
-          </m:r>
-          <m:sSub>
-            <m:e>
-              <m:r>
-                <w:rPr>
-                  <w:rFonts w:ascii="Cambria Math" w:hAnsi="Cambria Math"/>
-                  <w:sz w:val="24"/>
-                  <w:szCs w:val="24"/>
-                </w:rPr>
-                <m:t xml:space="preserve">N′</m:t>
-              </m:r>
-            </m:e>
-            <m:sub>
-              <m:r>
-                <w:rPr>
-                  <w:rFonts w:ascii="Cambria Math" w:hAnsi="Cambria Math"/>
-                  <w:sz w:val="24"/>
-                  <w:szCs w:val="24"/>
-                </w:rPr>
-                <m:t xml:space="preserve">x</m:t>
-              </m:r>
-              <m:r>
-                <w:rPr>
-                  <w:rFonts w:ascii="Cambria Math" w:hAnsi="Cambria Math"/>
-                  <w:sz w:val="24"/>
-                  <w:szCs w:val="24"/>
-                </w:rPr>
-                <m:t xml:space="preserve">+</m:t>
-              </m:r>
-              <m:r>
-                <w:rPr>
-                  <w:rFonts w:ascii="Cambria Math" w:hAnsi="Cambria Math"/>
-                  <w:sz w:val="24"/>
-                  <w:szCs w:val="24"/>
-                </w:rPr>
-                <m:t xml:space="preserve">m</m:t>
-              </m:r>
-            </m:sub>
-          </m:sSub>
-          <m:r>
-            <w:rPr>
-              <w:rFonts w:ascii="Cambria Math" w:hAnsi="Cambria Math"/>
-              <w:sz w:val="24"/>
-              <w:szCs w:val="24"/>
-            </w:rPr>
-            <m:t xml:space="preserve"> )</m:t>
-          </m:r>
         </m:oMath>
       </m:oMathPara>
     </w:p>
     <w:p>
       <w:pPr>
+        <w:pStyle w:val="Formula"/>
+      </w:pPr>
+      <m:oMathPara>
+        <m:oMathParaPr>
+          <m:jc m:val="left"/>
+        </m:oMathParaPr>
+        <m:oMath>
+          <m:r>
+            <w:rPr>
+              <w:rFonts w:ascii="Cambria Math" w:hAnsi="Cambria Math"/>
+              <w:sz w:val="24"/>
+              <w:szCs w:val="24"/>
+            </w:rPr>
+            <m:t xml:space="preserve">P</m:t>
+          </m:r>
+          <m:r>
+            <w:rPr>
+              <w:rFonts w:ascii="Cambria Math" w:hAnsi="Cambria Math"/>
+              <w:sz w:val="24"/>
+              <w:szCs w:val="24"/>
+            </w:rPr>
+            <m:t xml:space="preserve"> = </m:t>
+          </m:r>
+          <m:r>
+            <m:rPr>
+              <m:nor/>
+            </m:rPr>
+            <w:rPr>
+              <w:rFonts w:ascii="Cambria Math" w:hAnsi="Cambria Math"/>
+              <w:sz w:val="24"/>
+              <w:szCs w:val="24"/>
+            </w:rPr>
+            <m:t xml:space="preserve">PVB′</m:t>
+          </m:r>
+          <m:r>
+            <w:rPr>
+              <w:rFonts w:ascii="Cambria Math" w:hAnsi="Cambria Math"/>
+              <w:sz w:val="24"/>
+              <w:szCs w:val="24"/>
+            </w:rPr>
+            <m:t xml:space="preserve"> / </m:t>
+          </m:r>
+          <m:r>
+            <w:rPr>
+              <w:rFonts w:ascii="Cambria Math" w:hAnsi="Cambria Math"/>
+              <w:sz w:val="24"/>
+              <w:szCs w:val="24"/>
+            </w:rPr>
+            <m:t xml:space="preserve">N*</m:t>
+          </m:r>
+        </m:oMath>
+      </m:oMathPara>
+    </w:p>
+    <w:p>
+      <w:pPr>
+        <w:pStyle w:val="Note"/>
+      </w:pPr>
+      <w:r>
+        <w:t xml:space="preserve">※ ρ : 납입기간 중 해지환급금 비율(무해지 0). </w:t>
+      </w:r>
+      <w:r>
+        <w:t xml:space="preserve">W</w:t>
+      </w:r>
+      <w:r>
+        <w:rPr>
+          <w:vertAlign w:val="superscript"/>
+        </w:rPr>
+        <w:t xml:space="preserve">표준</w:t>
+      </w:r>
+      <w:r>
+        <w:t xml:space="preserve"> : 같은 조건의 표준형(완전 환급) 해지환급금. 적용해지율 w = 0 이면 CSV = 0 이고 보험료가 표준형과 같아진다. 납입기간 뒤(u ≥ m)에는 H = 0 이라 더해지지 않는다. CSV 는 표준형 환급금과 서로 맞물려 되풀이 계산이 필요하므로 이 앱의 시산은 CSV = 0 으로 두고(표준형 보험료), 그 값은 자유설계보험이 낸다.</w:t>
+      </w:r>
+    </w:p>
+    <w:p>
+      <w:pPr>
+        <w:pStyle w:val="Heading1"/>
+      </w:pPr>
+      <w:r>
+        <w:t xml:space="preserve">2. 책임준비금의 계산에 관한 사항</w:t>
+      </w:r>
+    </w:p>
+    <w:p>
+      <w:pPr>
+        <w:pStyle w:val="Note"/>
+      </w:pPr>
+      <w:r>
+        <w:t xml:space="preserve">※ 회계연도말 보험료적립금은 적용기초율 적립금과 표준기초율 적립금 중 큰 금액으로 한다.</w:t>
+      </w:r>
+    </w:p>
+    <w:p>
+      <w:pPr>
+        <w:pStyle w:val="Note"/>
+      </w:pPr>
+      <w:r>
+        <w:t xml:space="preserve">※ 연중 보간은 하지 않고 연말 기준으로 산출한다.</w:t>
+      </w:r>
+    </w:p>
+    <w:p>
+      <w:pPr>
         <w:pStyle w:val="FormulaLabel"/>
       </w:pPr>
       <w:r>
-        <w:t xml:space="preserve">[식] 연말 책임준비금</w:t>
+        <w:t xml:space="preserve">[식] 준비금 산출용 순보험료</w:t>
+      </w:r>
+    </w:p>
+    <w:p>
+      <w:pPr>
+        <w:pStyle w:val="FormulaText"/>
+      </w:pPr>
+      <w:r>
+        <w:t xml:space="preserve">납입 후 유지비를 포함한 순보험료 — 납입기간의 납입자수 현가로 나눈다</w:t>
       </w:r>
     </w:p>
     <w:p>
@@ -6918,17 +6984,17 @@
                   <w:sz w:val="24"/>
                   <w:szCs w:val="24"/>
                 </w:rPr>
-                <m:t xml:space="preserve">V</m:t>
-              </m:r>
-            </m:e>
-            <m:sub>
-              <m:r>
-                <w:rPr>
-                  <w:rFonts w:ascii="Cambria Math" w:hAnsi="Cambria Math"/>
-                  <w:sz w:val="24"/>
-                  <w:szCs w:val="24"/>
-                </w:rPr>
-                <m:t xml:space="preserve">t</m:t>
+                <m:t xml:space="preserve">P</m:t>
+              </m:r>
+            </m:e>
+            <m:sub>
+              <m:r>
+                <w:rPr>
+                  <w:rFonts w:ascii="Cambria Math" w:hAnsi="Cambria Math"/>
+                  <w:sz w:val="24"/>
+                  <w:szCs w:val="24"/>
+                </w:rPr>
+                <m:t xml:space="preserve">β</m:t>
               </m:r>
             </m:sub>
           </m:sSub>
@@ -6938,46 +7004,19 @@
               <w:sz w:val="24"/>
               <w:szCs w:val="24"/>
             </w:rPr>
-            <m:t xml:space="preserve"> = [ </m:t>
-          </m:r>
-          <m:sSub>
-            <m:e>
-              <m:r>
-                <w:rPr>
-                  <w:rFonts w:ascii="Cambria Math" w:hAnsi="Cambria Math"/>
-                  <w:sz w:val="24"/>
-                  <w:szCs w:val="24"/>
-                </w:rPr>
-                <m:t xml:space="preserve">M</m:t>
-              </m:r>
-            </m:e>
-            <m:sub>
-              <m:r>
-                <w:rPr>
-                  <w:rFonts w:ascii="Cambria Math" w:hAnsi="Cambria Math"/>
-                  <w:sz w:val="24"/>
-                  <w:szCs w:val="24"/>
-                </w:rPr>
-                <m:t xml:space="preserve">x</m:t>
-              </m:r>
-              <m:r>
-                <w:rPr>
-                  <w:rFonts w:ascii="Cambria Math" w:hAnsi="Cambria Math"/>
-                  <w:sz w:val="24"/>
-                  <w:szCs w:val="24"/>
-                </w:rPr>
-                <m:t xml:space="preserve">+</m:t>
-              </m:r>
-              <m:r>
-                <w:rPr>
-                  <w:rFonts w:ascii="Cambria Math" w:hAnsi="Cambria Math"/>
-                  <w:sz w:val="24"/>
-                  <w:szCs w:val="24"/>
-                </w:rPr>
-                <m:t xml:space="preserve">t</m:t>
-              </m:r>
-            </m:sub>
-          </m:sSub>
+            <m:t xml:space="preserve"> = ( </m:t>
+          </m:r>
+          <m:r>
+            <m:rPr>
+              <m:nor/>
+            </m:rPr>
+            <w:rPr>
+              <w:rFonts w:ascii="Cambria Math" w:hAnsi="Cambria Math"/>
+              <w:sz w:val="24"/>
+              <w:szCs w:val="24"/>
+            </w:rPr>
+            <m:t xml:space="preserve">PVB</m:t>
+          </m:r>
           <m:r>
             <w:rPr>
               <w:rFonts w:ascii="Cambria Math" w:hAnsi="Cambria Math"/>
@@ -6985,140 +7024,6 @@
               <w:szCs w:val="24"/>
             </w:rPr>
             <m:t xml:space="preserve"> + </m:t>
-          </m:r>
-          <m:sSub>
-            <m:e>
-              <m:r>
-                <w:rPr>
-                  <w:rFonts w:ascii="Cambria Math" w:hAnsi="Cambria Math"/>
-                  <w:sz w:val="24"/>
-                  <w:szCs w:val="24"/>
-                </w:rPr>
-                <m:t xml:space="preserve">Σ</m:t>
-              </m:r>
-            </m:e>
-            <m:sub>
-              <m:r>
-                <w:rPr>
-                  <w:rFonts w:ascii="Cambria Math" w:hAnsi="Cambria Math"/>
-                  <w:sz w:val="24"/>
-                  <w:szCs w:val="24"/>
-                </w:rPr>
-                <m:t xml:space="preserve">u</m:t>
-              </m:r>
-              <m:r>
-                <w:rPr>
-                  <w:rFonts w:ascii="Cambria Math" w:hAnsi="Cambria Math"/>
-                  <w:sz w:val="24"/>
-                  <w:szCs w:val="24"/>
-                </w:rPr>
-                <m:t xml:space="preserve">&gt;</m:t>
-              </m:r>
-              <m:r>
-                <w:rPr>
-                  <w:rFonts w:ascii="Cambria Math" w:hAnsi="Cambria Math"/>
-                  <w:sz w:val="24"/>
-                  <w:szCs w:val="24"/>
-                </w:rPr>
-                <m:t xml:space="preserve">t</m:t>
-              </m:r>
-            </m:sub>
-          </m:sSub>
-          <m:r>
-            <w:rPr>
-              <w:rFonts w:ascii="Cambria Math" w:hAnsi="Cambria Math"/>
-              <w:sz w:val="24"/>
-              <w:szCs w:val="24"/>
-            </w:rPr>
-            <m:t xml:space="preserve"> </m:t>
-          </m:r>
-          <m:sSub>
-            <m:e>
-              <m:r>
-                <w:rPr>
-                  <w:rFonts w:ascii="Cambria Math" w:hAnsi="Cambria Math"/>
-                  <w:sz w:val="24"/>
-                  <w:szCs w:val="24"/>
-                </w:rPr>
-                <m:t xml:space="preserve">E</m:t>
-              </m:r>
-            </m:e>
-            <m:sub>
-              <m:r>
-                <w:rPr>
-                  <w:rFonts w:ascii="Cambria Math" w:hAnsi="Cambria Math"/>
-                  <w:sz w:val="24"/>
-                  <w:szCs w:val="24"/>
-                </w:rPr>
-                <m:t xml:space="preserve">u</m:t>
-              </m:r>
-            </m:sub>
-          </m:sSub>
-          <m:r>
-            <w:rPr>
-              <w:rFonts w:ascii="Cambria Math" w:hAnsi="Cambria Math"/>
-              <w:sz w:val="24"/>
-              <w:szCs w:val="24"/>
-            </w:rPr>
-            <m:t xml:space="preserve">·</m:t>
-          </m:r>
-          <m:sSub>
-            <m:e>
-              <m:r>
-                <w:rPr>
-                  <w:rFonts w:ascii="Cambria Math" w:hAnsi="Cambria Math"/>
-                  <w:sz w:val="24"/>
-                  <w:szCs w:val="24"/>
-                </w:rPr>
-                <m:t xml:space="preserve">D</m:t>
-              </m:r>
-            </m:e>
-            <m:sub>
-              <m:r>
-                <w:rPr>
-                  <w:rFonts w:ascii="Cambria Math" w:hAnsi="Cambria Math"/>
-                  <w:sz w:val="24"/>
-                  <w:szCs w:val="24"/>
-                </w:rPr>
-                <m:t xml:space="preserve">x</m:t>
-              </m:r>
-              <m:r>
-                <w:rPr>
-                  <w:rFonts w:ascii="Cambria Math" w:hAnsi="Cambria Math"/>
-                  <w:sz w:val="24"/>
-                  <w:szCs w:val="24"/>
-                </w:rPr>
-                <m:t xml:space="preserve">+</m:t>
-              </m:r>
-              <m:r>
-                <w:rPr>
-                  <w:rFonts w:ascii="Cambria Math" w:hAnsi="Cambria Math"/>
-                  <w:sz w:val="24"/>
-                  <w:szCs w:val="24"/>
-                </w:rPr>
-                <m:t xml:space="preserve">u</m:t>
-              </m:r>
-            </m:sub>
-          </m:sSub>
-        </m:oMath>
-      </m:oMathPara>
-    </w:p>
-    <w:p>
-      <w:pPr>
-        <w:pStyle w:val="Formula"/>
-      </w:pPr>
-      <m:oMathPara>
-        <m:oMathParaPr>
-          <m:jc m:val="left"/>
-        </m:oMathParaPr>
-        <m:oMath>
-          <m:r>
-            <w:rPr>
-              <w:rFonts w:ascii="Cambria Math" w:hAnsi="Cambria Math"/>
-              <w:sz w:val="24"/>
-              <w:szCs w:val="24"/>
-            </w:rPr>
-            <m:t xml:space="preserve">+ </m:t>
           </m:r>
           <m:sSub>
             <m:e>
@@ -7141,7 +7046,7 @@
                   <w:sz w:val="24"/>
                   <w:szCs w:val="24"/>
                 </w:rPr>
-                <m:t xml:space="preserve">t</m:t>
+                <m:t xml:space="preserve">0</m:t>
               </m:r>
             </m:sub>
           </m:sSub>
@@ -7198,41 +7103,6 @@
                 <m:t xml:space="preserve">+</m:t>
               </m:r>
               <m:r>
-                <m:rPr>
-                  <m:sty m:val="p"/>
-                </m:rPr>
-                <w:rPr>
-                  <w:rFonts w:ascii="Cambria Math" w:hAnsi="Cambria Math"/>
-                  <w:sz w:val="24"/>
-                  <w:szCs w:val="24"/>
-                </w:rPr>
-                <m:t xml:space="preserve">max</m:t>
-              </m:r>
-              <m:r>
-                <w:rPr>
-                  <w:rFonts w:ascii="Cambria Math" w:hAnsi="Cambria Math"/>
-                  <w:sz w:val="24"/>
-                  <w:szCs w:val="24"/>
-                </w:rPr>
-                <m:t xml:space="preserve">(</m:t>
-              </m:r>
-              <m:r>
-                <w:rPr>
-                  <w:rFonts w:ascii="Cambria Math" w:hAnsi="Cambria Math"/>
-                  <w:sz w:val="24"/>
-                  <w:szCs w:val="24"/>
-                </w:rPr>
-                <m:t xml:space="preserve">t</m:t>
-              </m:r>
-              <m:r>
-                <w:rPr>
-                  <w:rFonts w:ascii="Cambria Math" w:hAnsi="Cambria Math"/>
-                  <w:sz w:val="24"/>
-                  <w:szCs w:val="24"/>
-                </w:rPr>
-                <m:t xml:space="preserve">,</m:t>
-              </m:r>
-              <m:r>
                 <w:rPr>
                   <w:rFonts w:ascii="Cambria Math" w:hAnsi="Cambria Math"/>
                   <w:sz w:val="24"/>
@@ -7240,14 +7110,6 @@
                 </w:rPr>
                 <m:t xml:space="preserve">m</m:t>
               </m:r>
-              <m:r>
-                <w:rPr>
-                  <w:rFonts w:ascii="Cambria Math" w:hAnsi="Cambria Math"/>
-                  <w:sz w:val="24"/>
-                  <w:szCs w:val="24"/>
-                </w:rPr>
-                <m:t xml:space="preserve">)</m:t>
-              </m:r>
             </m:sub>
           </m:sSub>
           <m:r>
@@ -7293,6 +7155,82 @@
                   <w:szCs w:val="24"/>
                 </w:rPr>
                 <m:t xml:space="preserve">n</m:t>
+              </m:r>
+            </m:sub>
+          </m:sSub>
+          <m:r>
+            <w:rPr>
+              <w:rFonts w:ascii="Cambria Math" w:hAnsi="Cambria Math"/>
+              <w:sz w:val="24"/>
+              <w:szCs w:val="24"/>
+            </w:rPr>
+            <m:t xml:space="preserve"> ) ) / ( </m:t>
+          </m:r>
+          <m:sSub>
+            <m:e>
+              <m:r>
+                <w:rPr>
+                  <w:rFonts w:ascii="Cambria Math" w:hAnsi="Cambria Math"/>
+                  <w:sz w:val="24"/>
+                  <w:szCs w:val="24"/>
+                </w:rPr>
+                <m:t xml:space="preserve">N′</m:t>
+              </m:r>
+            </m:e>
+            <m:sub>
+              <m:r>
+                <w:rPr>
+                  <w:rFonts w:ascii="Cambria Math" w:hAnsi="Cambria Math"/>
+                  <w:sz w:val="24"/>
+                  <w:szCs w:val="24"/>
+                </w:rPr>
+                <m:t xml:space="preserve">x</m:t>
+              </m:r>
+            </m:sub>
+          </m:sSub>
+          <m:r>
+            <w:rPr>
+              <w:rFonts w:ascii="Cambria Math" w:hAnsi="Cambria Math"/>
+              <w:sz w:val="24"/>
+              <w:szCs w:val="24"/>
+            </w:rPr>
+            <m:t xml:space="preserve"> − </m:t>
+          </m:r>
+          <m:sSub>
+            <m:e>
+              <m:r>
+                <w:rPr>
+                  <w:rFonts w:ascii="Cambria Math" w:hAnsi="Cambria Math"/>
+                  <w:sz w:val="24"/>
+                  <w:szCs w:val="24"/>
+                </w:rPr>
+                <m:t xml:space="preserve">N′</m:t>
+              </m:r>
+            </m:e>
+            <m:sub>
+              <m:r>
+                <w:rPr>
+                  <w:rFonts w:ascii="Cambria Math" w:hAnsi="Cambria Math"/>
+                  <w:sz w:val="24"/>
+                  <w:szCs w:val="24"/>
+                </w:rPr>
+                <m:t xml:space="preserve">x</m:t>
+              </m:r>
+              <m:r>
+                <w:rPr>
+                  <w:rFonts w:ascii="Cambria Math" w:hAnsi="Cambria Math"/>
+                  <w:sz w:val="24"/>
+                  <w:szCs w:val="24"/>
+                </w:rPr>
+                <m:t xml:space="preserve">+</m:t>
+              </m:r>
+              <m:r>
+                <w:rPr>
+                  <w:rFonts w:ascii="Cambria Math" w:hAnsi="Cambria Math"/>
+                  <w:sz w:val="24"/>
+                  <w:szCs w:val="24"/>
+                </w:rPr>
+                <m:t xml:space="preserve">m</m:t>
               </m:r>
             </m:sub>
           </m:sSub>
@@ -7309,254 +7247,18 @@
     </w:p>
     <w:p>
       <w:pPr>
-        <w:pStyle w:val="Formula"/>
-      </w:pPr>
-      <m:oMathPara>
-        <m:oMathParaPr>
-          <m:jc m:val="left"/>
-        </m:oMathParaPr>
-        <m:oMath>
-          <m:r>
-            <w:rPr>
-              <w:rFonts w:ascii="Cambria Math" w:hAnsi="Cambria Math"/>
-              <w:sz w:val="24"/>
-              <w:szCs w:val="24"/>
-            </w:rPr>
-            <m:t xml:space="preserve">− </m:t>
-          </m:r>
-          <m:sSub>
-            <m:e>
-              <m:r>
-                <w:rPr>
-                  <w:rFonts w:ascii="Cambria Math" w:hAnsi="Cambria Math"/>
-                  <w:sz w:val="24"/>
-                  <w:szCs w:val="24"/>
-                </w:rPr>
-                <m:t xml:space="preserve">P</m:t>
-              </m:r>
-            </m:e>
-            <m:sub>
-              <m:r>
-                <w:rPr>
-                  <w:rFonts w:ascii="Cambria Math" w:hAnsi="Cambria Math"/>
-                  <w:sz w:val="24"/>
-                  <w:szCs w:val="24"/>
-                </w:rPr>
-                <m:t xml:space="preserve">β</m:t>
-              </m:r>
-            </m:sub>
-          </m:sSub>
-          <m:r>
-            <w:rPr>
-              <w:rFonts w:ascii="Cambria Math" w:hAnsi="Cambria Math"/>
-              <w:sz w:val="24"/>
-              <w:szCs w:val="24"/>
-            </w:rPr>
-            <m:t xml:space="preserve">·( </m:t>
-          </m:r>
-          <m:sSub>
-            <m:e>
-              <m:r>
-                <w:rPr>
-                  <w:rFonts w:ascii="Cambria Math" w:hAnsi="Cambria Math"/>
-                  <w:sz w:val="24"/>
-                  <w:szCs w:val="24"/>
-                </w:rPr>
-                <m:t xml:space="preserve">N′</m:t>
-              </m:r>
-            </m:e>
-            <m:sub>
-              <m:r>
-                <w:rPr>
-                  <w:rFonts w:ascii="Cambria Math" w:hAnsi="Cambria Math"/>
-                  <w:sz w:val="24"/>
-                  <w:szCs w:val="24"/>
-                </w:rPr>
-                <m:t xml:space="preserve">x</m:t>
-              </m:r>
-              <m:r>
-                <w:rPr>
-                  <w:rFonts w:ascii="Cambria Math" w:hAnsi="Cambria Math"/>
-                  <w:sz w:val="24"/>
-                  <w:szCs w:val="24"/>
-                </w:rPr>
-                <m:t xml:space="preserve">+</m:t>
-              </m:r>
-              <m:r>
-                <w:rPr>
-                  <w:rFonts w:ascii="Cambria Math" w:hAnsi="Cambria Math"/>
-                  <w:sz w:val="24"/>
-                  <w:szCs w:val="24"/>
-                </w:rPr>
-                <m:t xml:space="preserve">t</m:t>
-              </m:r>
-            </m:sub>
-          </m:sSub>
-          <m:r>
-            <w:rPr>
-              <w:rFonts w:ascii="Cambria Math" w:hAnsi="Cambria Math"/>
-              <w:sz w:val="24"/>
-              <w:szCs w:val="24"/>
-            </w:rPr>
-            <m:t xml:space="preserve"> − </m:t>
-          </m:r>
-          <m:sSub>
-            <m:e>
-              <m:r>
-                <w:rPr>
-                  <w:rFonts w:ascii="Cambria Math" w:hAnsi="Cambria Math"/>
-                  <w:sz w:val="24"/>
-                  <w:szCs w:val="24"/>
-                </w:rPr>
-                <m:t xml:space="preserve">N′</m:t>
-              </m:r>
-            </m:e>
-            <m:sub>
-              <m:r>
-                <w:rPr>
-                  <w:rFonts w:ascii="Cambria Math" w:hAnsi="Cambria Math"/>
-                  <w:sz w:val="24"/>
-                  <w:szCs w:val="24"/>
-                </w:rPr>
-                <m:t xml:space="preserve">x</m:t>
-              </m:r>
-              <m:r>
-                <w:rPr>
-                  <w:rFonts w:ascii="Cambria Math" w:hAnsi="Cambria Math"/>
-                  <w:sz w:val="24"/>
-                  <w:szCs w:val="24"/>
-                </w:rPr>
-                <m:t xml:space="preserve">+</m:t>
-              </m:r>
-              <m:r>
-                <w:rPr>
-                  <w:rFonts w:ascii="Cambria Math" w:hAnsi="Cambria Math"/>
-                  <w:sz w:val="24"/>
-                  <w:szCs w:val="24"/>
-                </w:rPr>
-                <m:t xml:space="preserve">m</m:t>
-              </m:r>
-            </m:sub>
-          </m:sSub>
-          <m:r>
-            <w:rPr>
-              <w:rFonts w:ascii="Cambria Math" w:hAnsi="Cambria Math"/>
-              <w:sz w:val="24"/>
-              <w:szCs w:val="24"/>
-            </w:rPr>
-            <m:t xml:space="preserve"> )·[</m:t>
-          </m:r>
-          <m:r>
-            <w:rPr>
-              <w:rFonts w:ascii="Cambria Math" w:hAnsi="Cambria Math"/>
-              <w:sz w:val="24"/>
-              <w:szCs w:val="24"/>
-            </w:rPr>
-            <m:t xml:space="preserve">t</m:t>
-          </m:r>
-          <m:r>
-            <w:rPr>
-              <w:rFonts w:ascii="Cambria Math" w:hAnsi="Cambria Math"/>
-              <w:sz w:val="24"/>
-              <w:szCs w:val="24"/>
-            </w:rPr>
-            <m:t xml:space="preserve">≤</m:t>
-          </m:r>
-          <m:r>
-            <w:rPr>
-              <w:rFonts w:ascii="Cambria Math" w:hAnsi="Cambria Math"/>
-              <w:sz w:val="24"/>
-              <w:szCs w:val="24"/>
-            </w:rPr>
-            <m:t xml:space="preserve">m</m:t>
-          </m:r>
-          <m:r>
-            <w:rPr>
-              <w:rFonts w:ascii="Cambria Math" w:hAnsi="Cambria Math"/>
-              <w:sz w:val="24"/>
-              <w:szCs w:val="24"/>
-            </w:rPr>
-            <m:t xml:space="preserve">] ] / </m:t>
-          </m:r>
-          <m:sSub>
-            <m:e>
-              <m:r>
-                <w:rPr>
-                  <w:rFonts w:ascii="Cambria Math" w:hAnsi="Cambria Math"/>
-                  <w:sz w:val="24"/>
-                  <w:szCs w:val="24"/>
-                </w:rPr>
-                <m:t xml:space="preserve">D</m:t>
-              </m:r>
-            </m:e>
-            <m:sub>
-              <m:r>
-                <w:rPr>
-                  <w:rFonts w:ascii="Cambria Math" w:hAnsi="Cambria Math"/>
-                  <w:sz w:val="24"/>
-                  <w:szCs w:val="24"/>
-                </w:rPr>
-                <m:t xml:space="preserve">x</m:t>
-              </m:r>
-              <m:r>
-                <w:rPr>
-                  <w:rFonts w:ascii="Cambria Math" w:hAnsi="Cambria Math"/>
-                  <w:sz w:val="24"/>
-                  <w:szCs w:val="24"/>
-                </w:rPr>
-                <m:t xml:space="preserve">+</m:t>
-              </m:r>
-              <m:r>
-                <w:rPr>
-                  <w:rFonts w:ascii="Cambria Math" w:hAnsi="Cambria Math"/>
-                  <w:sz w:val="24"/>
-                  <w:szCs w:val="24"/>
-                </w:rPr>
-                <m:t xml:space="preserve">t</m:t>
-              </m:r>
-            </m:sub>
-          </m:sSub>
-        </m:oMath>
-      </m:oMathPara>
-    </w:p>
-    <w:p>
-      <w:pPr>
-        <w:pStyle w:val="Note"/>
-      </w:pPr>
-      <w:r>
-        <w:t xml:space="preserve">※ 순보식에 납입 후 유지비 β′를 더한 형태. 표준준비금은 표준이율로 같은 식을 계산한다.</w:t>
-      </w:r>
-    </w:p>
-    <w:p>
-      <w:pPr>
-        <w:pStyle w:val="Heading1"/>
-      </w:pPr>
-      <w:r>
-        <w:t xml:space="preserve">3. 해지환급금의 계산에 관한 사항</w:t>
-      </w:r>
-    </w:p>
-    <w:p>
-      <w:pPr>
-        <w:pStyle w:val="Note"/>
-      </w:pPr>
-      <w:r>
-        <w:t xml:space="preserve">※ 해약공제는 납입기간과 7년 중 짧은 기간에 걸쳐 매년 균등하게 줄어든다.</w:t>
-      </w:r>
-    </w:p>
-    <w:p>
-      <w:pPr>
-        <w:pStyle w:val="Note"/>
-      </w:pPr>
-      <w:r>
-        <w:t xml:space="preserve">※ 해약공제 기준 신계약비는 적용기초율과 표준기초율로 구한 신계약비 중 작은 쪽으로 한다.</w:t>
-      </w:r>
-    </w:p>
-    <w:p>
-      <w:pPr>
         <w:pStyle w:val="FormulaLabel"/>
       </w:pPr>
       <w:r>
-        <w:t xml:space="preserve">[식] 해약공제</w:t>
+        <w:t xml:space="preserve">[식] 연말 책임준비금</w:t>
+      </w:r>
+    </w:p>
+    <w:p>
+      <w:pPr>
+        <w:pStyle w:val="FormulaText"/>
+      </w:pPr>
+      <w:r>
+        <w:t xml:space="preserve">t 년도 말 책임준비금 (보장금액 1원당) — 장래 보험금의 현가와 장래 유지비의 현가에서 장래 순보험료의 현가를 뺀 것을 t 시점 유지자수의 현가로 나눈다</w:t>
       </w:r>
     </w:p>
     <w:p>
@@ -7571,6 +7273,82 @@
           <m:sSub>
             <m:e>
               <m:r>
+                <w:rPr>
+                  <w:rFonts w:ascii="Cambria Math" w:hAnsi="Cambria Math"/>
+                  <w:sz w:val="24"/>
+                  <w:szCs w:val="24"/>
+                </w:rPr>
+                <m:t xml:space="preserve">V</m:t>
+              </m:r>
+            </m:e>
+            <m:sub>
+              <m:r>
+                <w:rPr>
+                  <w:rFonts w:ascii="Cambria Math" w:hAnsi="Cambria Math"/>
+                  <w:sz w:val="24"/>
+                  <w:szCs w:val="24"/>
+                </w:rPr>
+                <m:t xml:space="preserve">t</m:t>
+              </m:r>
+            </m:sub>
+          </m:sSub>
+          <m:r>
+            <w:rPr>
+              <w:rFonts w:ascii="Cambria Math" w:hAnsi="Cambria Math"/>
+              <w:sz w:val="24"/>
+              <w:szCs w:val="24"/>
+            </w:rPr>
+            <m:t xml:space="preserve"> = [ </m:t>
+          </m:r>
+          <m:sSub>
+            <m:e>
+              <m:r>
+                <w:rPr>
+                  <w:rFonts w:ascii="Cambria Math" w:hAnsi="Cambria Math"/>
+                  <w:sz w:val="24"/>
+                  <w:szCs w:val="24"/>
+                </w:rPr>
+                <m:t xml:space="preserve">M</m:t>
+              </m:r>
+            </m:e>
+            <m:sub>
+              <m:r>
+                <w:rPr>
+                  <w:rFonts w:ascii="Cambria Math" w:hAnsi="Cambria Math"/>
+                  <w:sz w:val="24"/>
+                  <w:szCs w:val="24"/>
+                </w:rPr>
+                <m:t xml:space="preserve">x</m:t>
+              </m:r>
+              <m:r>
+                <w:rPr>
+                  <w:rFonts w:ascii="Cambria Math" w:hAnsi="Cambria Math"/>
+                  <w:sz w:val="24"/>
+                  <w:szCs w:val="24"/>
+                </w:rPr>
+                <m:t xml:space="preserve">+</m:t>
+              </m:r>
+              <m:r>
+                <w:rPr>
+                  <w:rFonts w:ascii="Cambria Math" w:hAnsi="Cambria Math"/>
+                  <w:sz w:val="24"/>
+                  <w:szCs w:val="24"/>
+                </w:rPr>
+                <m:t xml:space="preserve">t</m:t>
+              </m:r>
+            </m:sub>
+          </m:sSub>
+          <m:r>
+            <w:rPr>
+              <w:rFonts w:ascii="Cambria Math" w:hAnsi="Cambria Math"/>
+              <w:sz w:val="24"/>
+              <w:szCs w:val="24"/>
+            </w:rPr>
+            <m:t xml:space="preserve"> + </m:t>
+          </m:r>
+          <m:sSub>
+            <m:e>
+              <m:r>
                 <m:rPr>
                   <m:nor/>
                 </m:rPr>
@@ -7579,7 +7357,7 @@
                   <w:sz w:val="24"/>
                   <w:szCs w:val="24"/>
                 </w:rPr>
-                <m:t xml:space="preserve">해약공제</m:t>
+                <m:t xml:space="preserve">CSV</m:t>
               </m:r>
             </m:e>
             <m:sub>
@@ -7599,20 +7377,421 @@
               <w:sz w:val="24"/>
               <w:szCs w:val="24"/>
             </w:rPr>
-            <m:t xml:space="preserve"> = </m:t>
-          </m:r>
-          <m:sSup>
-            <m:e>
-              <m:r>
-                <w:rPr>
-                  <w:rFonts w:ascii="Cambria Math" w:hAnsi="Cambria Math"/>
-                  <w:sz w:val="24"/>
-                  <w:szCs w:val="24"/>
-                </w:rPr>
-                <m:t xml:space="preserve">α</m:t>
-              </m:r>
-            </m:e>
+            <m:t xml:space="preserve"> + </m:t>
+          </m:r>
+          <m:r>
+            <w:rPr>
+              <w:rFonts w:ascii="Cambria Math" w:hAnsi="Cambria Math"/>
+              <w:sz w:val="24"/>
+              <w:szCs w:val="24"/>
+            </w:rPr>
+            <m:t xml:space="preserve">β′</m:t>
+          </m:r>
+          <m:r>
+            <w:rPr>
+              <w:rFonts w:ascii="Cambria Math" w:hAnsi="Cambria Math"/>
+              <w:sz w:val="24"/>
+              <w:szCs w:val="24"/>
+            </w:rPr>
+            <m:t xml:space="preserve">·( </m:t>
+          </m:r>
+          <m:sSub>
+            <m:e>
+              <m:r>
+                <w:rPr>
+                  <w:rFonts w:ascii="Cambria Math" w:hAnsi="Cambria Math"/>
+                  <w:sz w:val="24"/>
+                  <w:szCs w:val="24"/>
+                </w:rPr>
+                <m:t xml:space="preserve">N</m:t>
+              </m:r>
+            </m:e>
+            <m:sub>
+              <m:r>
+                <w:rPr>
+                  <w:rFonts w:ascii="Cambria Math" w:hAnsi="Cambria Math"/>
+                  <w:sz w:val="24"/>
+                  <w:szCs w:val="24"/>
+                </w:rPr>
+                <m:t xml:space="preserve">x</m:t>
+              </m:r>
+              <m:r>
+                <w:rPr>
+                  <w:rFonts w:ascii="Cambria Math" w:hAnsi="Cambria Math"/>
+                  <w:sz w:val="24"/>
+                  <w:szCs w:val="24"/>
+                </w:rPr>
+                <m:t xml:space="preserve">+</m:t>
+              </m:r>
+              <m:r>
+                <m:rPr>
+                  <m:sty m:val="p"/>
+                </m:rPr>
+                <w:rPr>
+                  <w:rFonts w:ascii="Cambria Math" w:hAnsi="Cambria Math"/>
+                  <w:sz w:val="24"/>
+                  <w:szCs w:val="24"/>
+                </w:rPr>
+                <m:t xml:space="preserve">max</m:t>
+              </m:r>
+              <m:r>
+                <w:rPr>
+                  <w:rFonts w:ascii="Cambria Math" w:hAnsi="Cambria Math"/>
+                  <w:sz w:val="24"/>
+                  <w:szCs w:val="24"/>
+                </w:rPr>
+                <m:t xml:space="preserve">(</m:t>
+              </m:r>
+              <m:r>
+                <w:rPr>
+                  <w:rFonts w:ascii="Cambria Math" w:hAnsi="Cambria Math"/>
+                  <w:sz w:val="24"/>
+                  <w:szCs w:val="24"/>
+                </w:rPr>
+                <m:t xml:space="preserve">t</m:t>
+              </m:r>
+              <m:r>
+                <w:rPr>
+                  <w:rFonts w:ascii="Cambria Math" w:hAnsi="Cambria Math"/>
+                  <w:sz w:val="24"/>
+                  <w:szCs w:val="24"/>
+                </w:rPr>
+                <m:t xml:space="preserve">,</m:t>
+              </m:r>
+              <m:r>
+                <w:rPr>
+                  <w:rFonts w:ascii="Cambria Math" w:hAnsi="Cambria Math"/>
+                  <w:sz w:val="24"/>
+                  <w:szCs w:val="24"/>
+                </w:rPr>
+                <m:t xml:space="preserve">m</m:t>
+              </m:r>
+              <m:r>
+                <w:rPr>
+                  <w:rFonts w:ascii="Cambria Math" w:hAnsi="Cambria Math"/>
+                  <w:sz w:val="24"/>
+                  <w:szCs w:val="24"/>
+                </w:rPr>
+                <m:t xml:space="preserve">)</m:t>
+              </m:r>
+            </m:sub>
+          </m:sSub>
+          <m:r>
+            <w:rPr>
+              <w:rFonts w:ascii="Cambria Math" w:hAnsi="Cambria Math"/>
+              <w:sz w:val="24"/>
+              <w:szCs w:val="24"/>
+            </w:rPr>
+            <m:t xml:space="preserve"> − </m:t>
+          </m:r>
+          <m:sSub>
+            <m:e>
+              <m:r>
+                <w:rPr>
+                  <w:rFonts w:ascii="Cambria Math" w:hAnsi="Cambria Math"/>
+                  <w:sz w:val="24"/>
+                  <w:szCs w:val="24"/>
+                </w:rPr>
+                <m:t xml:space="preserve">N</m:t>
+              </m:r>
+            </m:e>
+            <m:sub>
+              <m:r>
+                <w:rPr>
+                  <w:rFonts w:ascii="Cambria Math" w:hAnsi="Cambria Math"/>
+                  <w:sz w:val="24"/>
+                  <w:szCs w:val="24"/>
+                </w:rPr>
+                <m:t xml:space="preserve">x</m:t>
+              </m:r>
+              <m:r>
+                <w:rPr>
+                  <w:rFonts w:ascii="Cambria Math" w:hAnsi="Cambria Math"/>
+                  <w:sz w:val="24"/>
+                  <w:szCs w:val="24"/>
+                </w:rPr>
+                <m:t xml:space="preserve">+</m:t>
+              </m:r>
+              <m:r>
+                <w:rPr>
+                  <w:rFonts w:ascii="Cambria Math" w:hAnsi="Cambria Math"/>
+                  <w:sz w:val="24"/>
+                  <w:szCs w:val="24"/>
+                </w:rPr>
+                <m:t xml:space="preserve">n</m:t>
+              </m:r>
+            </m:sub>
+          </m:sSub>
+          <m:r>
+            <w:rPr>
+              <w:rFonts w:ascii="Cambria Math" w:hAnsi="Cambria Math"/>
+              <w:sz w:val="24"/>
+              <w:szCs w:val="24"/>
+            </w:rPr>
+            <m:t xml:space="preserve"> )</m:t>
+          </m:r>
+        </m:oMath>
+      </m:oMathPara>
+    </w:p>
+    <w:p>
+      <w:pPr>
+        <w:pStyle w:val="Formula"/>
+      </w:pPr>
+      <m:oMathPara>
+        <m:oMathParaPr>
+          <m:jc m:val="left"/>
+        </m:oMathParaPr>
+        <m:oMath>
+          <m:r>
+            <w:rPr>
+              <w:rFonts w:ascii="Cambria Math" w:hAnsi="Cambria Math"/>
+              <w:sz w:val="24"/>
+              <w:szCs w:val="24"/>
+            </w:rPr>
+            <m:t xml:space="preserve">− </m:t>
+          </m:r>
+          <m:sSub>
+            <m:e>
+              <m:r>
+                <w:rPr>
+                  <w:rFonts w:ascii="Cambria Math" w:hAnsi="Cambria Math"/>
+                  <w:sz w:val="24"/>
+                  <w:szCs w:val="24"/>
+                </w:rPr>
+                <m:t xml:space="preserve">P</m:t>
+              </m:r>
+            </m:e>
+            <m:sub>
+              <m:r>
+                <w:rPr>
+                  <w:rFonts w:ascii="Cambria Math" w:hAnsi="Cambria Math"/>
+                  <w:sz w:val="24"/>
+                  <w:szCs w:val="24"/>
+                </w:rPr>
+                <m:t xml:space="preserve">β</m:t>
+              </m:r>
+            </m:sub>
+          </m:sSub>
+          <m:r>
+            <w:rPr>
+              <w:rFonts w:ascii="Cambria Math" w:hAnsi="Cambria Math"/>
+              <w:sz w:val="24"/>
+              <w:szCs w:val="24"/>
+            </w:rPr>
+            <m:t xml:space="preserve">·( </m:t>
+          </m:r>
+          <m:sSub>
+            <m:e>
+              <m:r>
+                <w:rPr>
+                  <w:rFonts w:ascii="Cambria Math" w:hAnsi="Cambria Math"/>
+                  <w:sz w:val="24"/>
+                  <w:szCs w:val="24"/>
+                </w:rPr>
+                <m:t xml:space="preserve">N′</m:t>
+              </m:r>
+            </m:e>
+            <m:sub>
+              <m:r>
+                <w:rPr>
+                  <w:rFonts w:ascii="Cambria Math" w:hAnsi="Cambria Math"/>
+                  <w:sz w:val="24"/>
+                  <w:szCs w:val="24"/>
+                </w:rPr>
+                <m:t xml:space="preserve">x</m:t>
+              </m:r>
+              <m:r>
+                <w:rPr>
+                  <w:rFonts w:ascii="Cambria Math" w:hAnsi="Cambria Math"/>
+                  <w:sz w:val="24"/>
+                  <w:szCs w:val="24"/>
+                </w:rPr>
+                <m:t xml:space="preserve">+</m:t>
+              </m:r>
+              <m:r>
+                <w:rPr>
+                  <w:rFonts w:ascii="Cambria Math" w:hAnsi="Cambria Math"/>
+                  <w:sz w:val="24"/>
+                  <w:szCs w:val="24"/>
+                </w:rPr>
+                <m:t xml:space="preserve">t</m:t>
+              </m:r>
+            </m:sub>
+          </m:sSub>
+          <m:r>
+            <w:rPr>
+              <w:rFonts w:ascii="Cambria Math" w:hAnsi="Cambria Math"/>
+              <w:sz w:val="24"/>
+              <w:szCs w:val="24"/>
+            </w:rPr>
+            <m:t xml:space="preserve"> − </m:t>
+          </m:r>
+          <m:sSub>
+            <m:e>
+              <m:r>
+                <w:rPr>
+                  <w:rFonts w:ascii="Cambria Math" w:hAnsi="Cambria Math"/>
+                  <w:sz w:val="24"/>
+                  <w:szCs w:val="24"/>
+                </w:rPr>
+                <m:t xml:space="preserve">N′</m:t>
+              </m:r>
+            </m:e>
+            <m:sub>
+              <m:r>
+                <w:rPr>
+                  <w:rFonts w:ascii="Cambria Math" w:hAnsi="Cambria Math"/>
+                  <w:sz w:val="24"/>
+                  <w:szCs w:val="24"/>
+                </w:rPr>
+                <m:t xml:space="preserve">x</m:t>
+              </m:r>
+              <m:r>
+                <w:rPr>
+                  <w:rFonts w:ascii="Cambria Math" w:hAnsi="Cambria Math"/>
+                  <w:sz w:val="24"/>
+                  <w:szCs w:val="24"/>
+                </w:rPr>
+                <m:t xml:space="preserve">+</m:t>
+              </m:r>
+              <m:r>
+                <w:rPr>
+                  <w:rFonts w:ascii="Cambria Math" w:hAnsi="Cambria Math"/>
+                  <w:sz w:val="24"/>
+                  <w:szCs w:val="24"/>
+                </w:rPr>
+                <m:t xml:space="preserve">m</m:t>
+              </m:r>
+            </m:sub>
+          </m:sSub>
+          <m:r>
+            <w:rPr>
+              <w:rFonts w:ascii="Cambria Math" w:hAnsi="Cambria Math"/>
+              <w:sz w:val="24"/>
+              <w:szCs w:val="24"/>
+            </w:rPr>
+            <m:t xml:space="preserve"> )·[</m:t>
+          </m:r>
+          <m:r>
+            <w:rPr>
+              <w:rFonts w:ascii="Cambria Math" w:hAnsi="Cambria Math"/>
+              <w:sz w:val="24"/>
+              <w:szCs w:val="24"/>
+            </w:rPr>
+            <m:t xml:space="preserve">t</m:t>
+          </m:r>
+          <m:r>
+            <w:rPr>
+              <w:rFonts w:ascii="Cambria Math" w:hAnsi="Cambria Math"/>
+              <w:sz w:val="24"/>
+              <w:szCs w:val="24"/>
+            </w:rPr>
+            <m:t xml:space="preserve">≤</m:t>
+          </m:r>
+          <m:r>
+            <w:rPr>
+              <w:rFonts w:ascii="Cambria Math" w:hAnsi="Cambria Math"/>
+              <w:sz w:val="24"/>
+              <w:szCs w:val="24"/>
+            </w:rPr>
+            <m:t xml:space="preserve">m</m:t>
+          </m:r>
+          <m:r>
+            <w:rPr>
+              <w:rFonts w:ascii="Cambria Math" w:hAnsi="Cambria Math"/>
+              <w:sz w:val="24"/>
+              <w:szCs w:val="24"/>
+            </w:rPr>
+            <m:t xml:space="preserve">] ] / </m:t>
+          </m:r>
+          <m:sSub>
+            <m:e>
+              <m:r>
+                <w:rPr>
+                  <w:rFonts w:ascii="Cambria Math" w:hAnsi="Cambria Math"/>
+                  <w:sz w:val="24"/>
+                  <w:szCs w:val="24"/>
+                </w:rPr>
+                <m:t xml:space="preserve">D</m:t>
+              </m:r>
+            </m:e>
+            <m:sub>
+              <m:r>
+                <w:rPr>
+                  <w:rFonts w:ascii="Cambria Math" w:hAnsi="Cambria Math"/>
+                  <w:sz w:val="24"/>
+                  <w:szCs w:val="24"/>
+                </w:rPr>
+                <m:t xml:space="preserve">x</m:t>
+              </m:r>
+              <m:r>
+                <w:rPr>
+                  <w:rFonts w:ascii="Cambria Math" w:hAnsi="Cambria Math"/>
+                  <w:sz w:val="24"/>
+                  <w:szCs w:val="24"/>
+                </w:rPr>
+                <m:t xml:space="preserve">+</m:t>
+              </m:r>
+              <m:r>
+                <w:rPr>
+                  <w:rFonts w:ascii="Cambria Math" w:hAnsi="Cambria Math"/>
+                  <w:sz w:val="24"/>
+                  <w:szCs w:val="24"/>
+                </w:rPr>
+                <m:t xml:space="preserve">t</m:t>
+              </m:r>
+            </m:sub>
+          </m:sSub>
+        </m:oMath>
+      </m:oMathPara>
+    </w:p>
+    <w:p>
+      <w:pPr>
+        <w:pStyle w:val="FormulaText"/>
+      </w:pPr>
+      <w:r>
+        <w:t xml:space="preserve">10만원당 책임준비금 — 원 단위로 반올림</w:t>
+      </w:r>
+    </w:p>
+    <w:p>
+      <w:pPr>
+        <w:pStyle w:val="Formula"/>
+      </w:pPr>
+      <m:oMathPara>
+        <m:oMathParaPr>
+          <m:jc m:val="left"/>
+        </m:oMathParaPr>
+        <m:oMath>
+          <m:sSubSup>
+            <m:e>
+              <m:r>
+                <w:rPr>
+                  <w:rFonts w:ascii="Cambria Math" w:hAnsi="Cambria Math"/>
+                  <w:sz w:val="24"/>
+                  <w:szCs w:val="24"/>
+                </w:rPr>
+                <m:t xml:space="preserve">V</m:t>
+              </m:r>
+            </m:e>
+            <m:sub>
+              <m:r>
+                <w:rPr>
+                  <w:rFonts w:ascii="Cambria Math" w:hAnsi="Cambria Math"/>
+                  <w:sz w:val="24"/>
+                  <w:szCs w:val="24"/>
+                </w:rPr>
+                <m:t xml:space="preserve">t</m:t>
+              </m:r>
+            </m:sub>
             <m:sup>
+              <m:r>
+                <w:rPr>
+                  <w:rFonts w:ascii="Cambria Math" w:hAnsi="Cambria Math"/>
+                  <w:sz w:val="24"/>
+                  <w:szCs w:val="24"/>
+                </w:rPr>
+                <m:t xml:space="preserve">10</m:t>
+              </m:r>
               <m:r>
                 <m:rPr>
                   <m:nor/>
@@ -7622,17 +7801,17 @@
                   <w:sz w:val="24"/>
                   <w:szCs w:val="24"/>
                 </w:rPr>
-                <m:t xml:space="preserve">공제</m:t>
+                <m:t xml:space="preserve">만</m:t>
               </m:r>
             </m:sup>
-          </m:sSup>
-          <m:r>
-            <w:rPr>
-              <w:rFonts w:ascii="Cambria Math" w:hAnsi="Cambria Math"/>
-              <w:sz w:val="24"/>
-              <w:szCs w:val="24"/>
-            </w:rPr>
-            <m:t xml:space="preserve"> · </m:t>
+          </m:sSubSup>
+          <m:r>
+            <w:rPr>
+              <w:rFonts w:ascii="Cambria Math" w:hAnsi="Cambria Math"/>
+              <w:sz w:val="24"/>
+              <w:szCs w:val="24"/>
+            </w:rPr>
+            <m:t xml:space="preserve"> = </m:t>
           </m:r>
           <m:r>
             <m:rPr>
@@ -7643,7 +7822,7 @@
               <w:sz w:val="24"/>
               <w:szCs w:val="24"/>
             </w:rPr>
-            <m:t xml:space="preserve">max</m:t>
+            <m:t xml:space="preserve">round</m:t>
           </m:r>
           <m:r>
             <w:rPr>
@@ -7653,32 +7832,43 @@
             </w:rPr>
             <m:t xml:space="preserve">( </m:t>
           </m:r>
-          <m:r>
-            <m:rPr>
-              <m:sty m:val="p"/>
-            </m:rPr>
-            <w:rPr>
-              <w:rFonts w:ascii="Cambria Math" w:hAnsi="Cambria Math"/>
-              <w:sz w:val="24"/>
-              <w:szCs w:val="24"/>
-            </w:rPr>
-            <m:t xml:space="preserve">min</m:t>
-          </m:r>
-          <m:r>
-            <w:rPr>
-              <w:rFonts w:ascii="Cambria Math" w:hAnsi="Cambria Math"/>
-              <w:sz w:val="24"/>
-              <w:szCs w:val="24"/>
-            </w:rPr>
-            <m:t xml:space="preserve">(</m:t>
-          </m:r>
-          <m:r>
-            <w:rPr>
-              <w:rFonts w:ascii="Cambria Math" w:hAnsi="Cambria Math"/>
-              <w:sz w:val="24"/>
-              <w:szCs w:val="24"/>
-            </w:rPr>
-            <m:t xml:space="preserve">m</m:t>
+          <m:sSub>
+            <m:e>
+              <m:r>
+                <w:rPr>
+                  <w:rFonts w:ascii="Cambria Math" w:hAnsi="Cambria Math"/>
+                  <w:sz w:val="24"/>
+                  <w:szCs w:val="24"/>
+                </w:rPr>
+                <m:t xml:space="preserve">V</m:t>
+              </m:r>
+            </m:e>
+            <m:sub>
+              <m:r>
+                <w:rPr>
+                  <w:rFonts w:ascii="Cambria Math" w:hAnsi="Cambria Math"/>
+                  <w:sz w:val="24"/>
+                  <w:szCs w:val="24"/>
+                </w:rPr>
+                <m:t xml:space="preserve">t</m:t>
+              </m:r>
+            </m:sub>
+          </m:sSub>
+          <m:r>
+            <w:rPr>
+              <w:rFonts w:ascii="Cambria Math" w:hAnsi="Cambria Math"/>
+              <w:sz w:val="24"/>
+              <w:szCs w:val="24"/>
+            </w:rPr>
+            <m:t xml:space="preserve"> × </m:t>
+          </m:r>
+          <m:r>
+            <w:rPr>
+              <w:rFonts w:ascii="Cambria Math" w:hAnsi="Cambria Math"/>
+              <w:sz w:val="24"/>
+              <w:szCs w:val="24"/>
+            </w:rPr>
+            <m:t xml:space="preserve">100</m:t>
           </m:r>
           <m:r>
             <w:rPr>
@@ -7694,108 +7884,65 @@
               <w:sz w:val="24"/>
               <w:szCs w:val="24"/>
             </w:rPr>
-            <m:t xml:space="preserve">7</m:t>
-          </m:r>
-          <m:r>
-            <w:rPr>
-              <w:rFonts w:ascii="Cambria Math" w:hAnsi="Cambria Math"/>
-              <w:sz w:val="24"/>
-              <w:szCs w:val="24"/>
-            </w:rPr>
-            <m:t xml:space="preserve">) − </m:t>
-          </m:r>
-          <m:r>
-            <w:rPr>
-              <w:rFonts w:ascii="Cambria Math" w:hAnsi="Cambria Math"/>
-              <w:sz w:val="24"/>
-              <w:szCs w:val="24"/>
-            </w:rPr>
-            <m:t xml:space="preserve">t</m:t>
-          </m:r>
-          <m:r>
-            <w:rPr>
-              <w:rFonts w:ascii="Cambria Math" w:hAnsi="Cambria Math"/>
-              <w:sz w:val="24"/>
-              <w:szCs w:val="24"/>
-            </w:rPr>
-            <m:t xml:space="preserve">, </m:t>
-          </m:r>
-          <m:r>
-            <w:rPr>
-              <w:rFonts w:ascii="Cambria Math" w:hAnsi="Cambria Math"/>
-              <w:sz w:val="24"/>
-              <w:szCs w:val="24"/>
-            </w:rPr>
-            <m:t xml:space="preserve">0</m:t>
-          </m:r>
-          <m:r>
-            <w:rPr>
-              <w:rFonts w:ascii="Cambria Math" w:hAnsi="Cambria Math"/>
-              <w:sz w:val="24"/>
-              <w:szCs w:val="24"/>
-            </w:rPr>
-            <m:t xml:space="preserve"> ) / </m:t>
-          </m:r>
-          <m:r>
-            <m:rPr>
-              <m:sty m:val="p"/>
-            </m:rPr>
-            <w:rPr>
-              <w:rFonts w:ascii="Cambria Math" w:hAnsi="Cambria Math"/>
-              <w:sz w:val="24"/>
-              <w:szCs w:val="24"/>
-            </w:rPr>
-            <m:t xml:space="preserve">min</m:t>
-          </m:r>
-          <m:r>
-            <w:rPr>
-              <w:rFonts w:ascii="Cambria Math" w:hAnsi="Cambria Math"/>
-              <w:sz w:val="24"/>
-              <w:szCs w:val="24"/>
-            </w:rPr>
-            <m:t xml:space="preserve">(</m:t>
-          </m:r>
-          <m:r>
-            <w:rPr>
-              <w:rFonts w:ascii="Cambria Math" w:hAnsi="Cambria Math"/>
-              <w:sz w:val="24"/>
-              <w:szCs w:val="24"/>
-            </w:rPr>
-            <m:t xml:space="preserve">m</m:t>
-          </m:r>
-          <m:r>
-            <w:rPr>
-              <w:rFonts w:ascii="Cambria Math" w:hAnsi="Cambria Math"/>
-              <w:sz w:val="24"/>
-              <w:szCs w:val="24"/>
-            </w:rPr>
-            <m:t xml:space="preserve">,</m:t>
-          </m:r>
-          <m:r>
-            <w:rPr>
-              <w:rFonts w:ascii="Cambria Math" w:hAnsi="Cambria Math"/>
-              <w:sz w:val="24"/>
-              <w:szCs w:val="24"/>
-            </w:rPr>
-            <m:t xml:space="preserve">7</m:t>
-          </m:r>
-          <m:r>
-            <w:rPr>
-              <w:rFonts w:ascii="Cambria Math" w:hAnsi="Cambria Math"/>
-              <w:sz w:val="24"/>
-              <w:szCs w:val="24"/>
-            </w:rPr>
-            <m:t xml:space="preserve">)</m:t>
+            <m:t xml:space="preserve">000</m:t>
+          </m:r>
+          <m:r>
+            <w:rPr>
+              <w:rFonts w:ascii="Cambria Math" w:hAnsi="Cambria Math"/>
+              <w:sz w:val="24"/>
+              <w:szCs w:val="24"/>
+            </w:rPr>
+            <m:t xml:space="preserve"> )</m:t>
           </m:r>
         </m:oMath>
       </m:oMathPara>
     </w:p>
     <w:p>
       <w:pPr>
+        <w:pStyle w:val="Note"/>
+      </w:pPr>
+      <w:r>
+        <w:t xml:space="preserve">※ 순보식에 납입 후 유지비 β′를 더한 형태. [t≤m] 은 납입기간 중이면 1, 아니면 0 이다. 표준준비금은 표준이율로 같은 식을 계산한다.</w:t>
+      </w:r>
+    </w:p>
+    <w:p>
+      <w:pPr>
+        <w:pStyle w:val="Heading1"/>
+      </w:pPr>
+      <w:r>
+        <w:t xml:space="preserve">3. 해지환급금의 계산에 관한 사항</w:t>
+      </w:r>
+    </w:p>
+    <w:p>
+      <w:pPr>
+        <w:pStyle w:val="Note"/>
+      </w:pPr>
+      <w:r>
+        <w:t xml:space="preserve">※ 해약공제는 납입기간과 7년 중 짧은 기간에 걸쳐 매년 균등하게 줄어든다.</w:t>
+      </w:r>
+    </w:p>
+    <w:p>
+      <w:pPr>
+        <w:pStyle w:val="Note"/>
+      </w:pPr>
+      <w:r>
+        <w:t xml:space="preserve">※ 해약공제 기준 신계약비는 적용기초율과 표준기초율로 구한 신계약비 중 작은 쪽으로 한다.</w:t>
+      </w:r>
+    </w:p>
+    <w:p>
+      <w:pPr>
         <w:pStyle w:val="FormulaLabel"/>
       </w:pPr>
       <w:r>
         <w:t xml:space="preserve">[식] 해약공제 기준 신계약비</w:t>
+      </w:r>
+    </w:p>
+    <w:p>
+      <w:pPr>
+        <w:pStyle w:val="FormulaText"/>
+      </w:pPr>
+      <w:r>
+        <w:t xml:space="preserve">적용기초율의 신계약비와 표준기초율의 신계약비 중 작은 쪽</w:t>
       </w:r>
     </w:p>
     <w:p>
@@ -7859,23 +8006,7 @@
             </w:rPr>
             <m:t xml:space="preserve">( </m:t>
           </m:r>
-          <m:r>
-            <w:rPr>
-              <w:rFonts w:ascii="Cambria Math" w:hAnsi="Cambria Math"/>
-              <w:sz w:val="24"/>
-              <w:szCs w:val="24"/>
-            </w:rPr>
-            <m:t xml:space="preserve">α</m:t>
-          </m:r>
-          <m:r>
-            <w:rPr>
-              <w:rFonts w:ascii="Cambria Math" w:hAnsi="Cambria Math"/>
-              <w:sz w:val="24"/>
-              <w:szCs w:val="24"/>
-            </w:rPr>
-            <m:t xml:space="preserve">, </m:t>
-          </m:r>
-          <m:sSup>
+          <m:sSub>
             <m:e>
               <m:r>
                 <w:rPr>
@@ -7886,7 +8017,86 @@
                 <m:t xml:space="preserve">α</m:t>
               </m:r>
             </m:e>
-            <m:sup>
+            <m:sub>
+              <m:r>
+                <w:rPr>
+                  <w:rFonts w:ascii="Cambria Math" w:hAnsi="Cambria Math"/>
+                  <w:sz w:val="24"/>
+                  <w:szCs w:val="24"/>
+                </w:rPr>
+                <m:t xml:space="preserve">S</m:t>
+              </m:r>
+            </m:sub>
+          </m:sSub>
+          <m:r>
+            <w:rPr>
+              <w:rFonts w:ascii="Cambria Math" w:hAnsi="Cambria Math"/>
+              <w:sz w:val="24"/>
+              <w:szCs w:val="24"/>
+            </w:rPr>
+            <m:t xml:space="preserve"> + </m:t>
+          </m:r>
+          <m:sSub>
+            <m:e>
+              <m:r>
+                <w:rPr>
+                  <w:rFonts w:ascii="Cambria Math" w:hAnsi="Cambria Math"/>
+                  <w:sz w:val="24"/>
+                  <w:szCs w:val="24"/>
+                </w:rPr>
+                <m:t xml:space="preserve">α</m:t>
+              </m:r>
+            </m:e>
+            <m:sub>
+              <m:r>
+                <w:rPr>
+                  <w:rFonts w:ascii="Cambria Math" w:hAnsi="Cambria Math"/>
+                  <w:sz w:val="24"/>
+                  <w:szCs w:val="24"/>
+                </w:rPr>
+                <m:t xml:space="preserve">P</m:t>
+              </m:r>
+            </m:sub>
+          </m:sSub>
+          <m:r>
+            <w:rPr>
+              <w:rFonts w:ascii="Cambria Math" w:hAnsi="Cambria Math"/>
+              <w:sz w:val="24"/>
+              <w:szCs w:val="24"/>
+            </w:rPr>
+            <m:t xml:space="preserve">·</m:t>
+          </m:r>
+          <m:r>
+            <m:rPr>
+              <m:sty m:val="p"/>
+            </m:rPr>
+            <w:rPr>
+              <w:rFonts w:ascii="Cambria Math" w:hAnsi="Cambria Math"/>
+              <w:sz w:val="24"/>
+              <w:szCs w:val="24"/>
+            </w:rPr>
+            <m:t xml:space="preserve">round</m:t>
+          </m:r>
+          <m:r>
+            <w:rPr>
+              <w:rFonts w:ascii="Cambria Math" w:hAnsi="Cambria Math"/>
+              <w:sz w:val="24"/>
+              <w:szCs w:val="24"/>
+            </w:rPr>
+            <m:t xml:space="preserve">₅( </m:t>
+          </m:r>
+          <m:sSub>
+            <m:e>
+              <m:r>
+                <w:rPr>
+                  <w:rFonts w:ascii="Cambria Math" w:hAnsi="Cambria Math"/>
+                  <w:sz w:val="24"/>
+                  <w:szCs w:val="24"/>
+                </w:rPr>
+                <m:t xml:space="preserve">P</m:t>
+              </m:r>
+            </m:e>
+            <m:sub>
               <m:r>
                 <m:rPr>
                   <m:nor/>
@@ -7896,7 +8106,40 @@
                   <w:sz w:val="24"/>
                   <w:szCs w:val="24"/>
                 </w:rPr>
-                <m:t xml:space="preserve">std</m:t>
+                <m:t xml:space="preserve">base</m:t>
+              </m:r>
+            </m:sub>
+          </m:sSub>
+          <m:r>
+            <w:rPr>
+              <w:rFonts w:ascii="Cambria Math" w:hAnsi="Cambria Math"/>
+              <w:sz w:val="24"/>
+              <w:szCs w:val="24"/>
+            </w:rPr>
+            <m:t xml:space="preserve"> ), </m:t>
+          </m:r>
+          <m:sSup>
+            <m:e>
+              <m:r>
+                <w:rPr>
+                  <w:rFonts w:ascii="Cambria Math" w:hAnsi="Cambria Math"/>
+                  <w:sz w:val="24"/>
+                  <w:szCs w:val="24"/>
+                </w:rPr>
+                <m:t xml:space="preserve">α</m:t>
+              </m:r>
+            </m:e>
+            <m:sup>
+              <m:r>
+                <m:rPr>
+                  <m:nor/>
+                </m:rPr>
+                <w:rPr>
+                  <w:rFonts w:ascii="Cambria Math" w:hAnsi="Cambria Math"/>
+                  <w:sz w:val="24"/>
+                  <w:szCs w:val="24"/>
+                </w:rPr>
+                <m:t xml:space="preserve">표준</m:t>
               </m:r>
             </m:sup>
           </m:sSup>
@@ -7910,6 +8153,66 @@
           </m:r>
         </m:oMath>
       </m:oMathPara>
+    </w:p>
+    <w:p>
+      <w:pPr>
+        <w:pStyle w:val="Note"/>
+      </w:pPr>
+      <w:r>
+        <w:t xml:space="preserve">※ </w:t>
+      </w:r>
+      <w:r>
+        <w:t xml:space="preserve">α</w:t>
+      </w:r>
+      <w:r>
+        <w:rPr>
+          <w:vertAlign w:val="superscript"/>
+        </w:rPr>
+        <w:t xml:space="preserve">표준</w:t>
+      </w:r>
+      <w:r>
+        <w:t xml:space="preserve"> : 표준이율로 같은 식(</w:t>
+      </w:r>
+      <w:r>
+        <w:t xml:space="preserve">P</w:t>
+      </w:r>
+      <w:r>
+        <w:rPr>
+          <w:vertAlign w:val="subscript"/>
+        </w:rPr>
+        <w:t xml:space="preserve">base</w:t>
+      </w:r>
+      <w:r>
+        <w:t xml:space="preserve">)을 계산해 구한 신계약비. 영업보험료 G 에는 반올림 전 </w:t>
+      </w:r>
+      <w:r>
+        <w:t xml:space="preserve">P</w:t>
+      </w:r>
+      <w:r>
+        <w:rPr>
+          <w:vertAlign w:val="subscript"/>
+        </w:rPr>
+        <w:t xml:space="preserve">base</w:t>
+      </w:r>
+      <w:r>
+        <w:t xml:space="preserve"> 를 쓴다.</w:t>
+      </w:r>
+    </w:p>
+    <w:p>
+      <w:pPr>
+        <w:pStyle w:val="FormulaLabel"/>
+      </w:pPr>
+      <w:r>
+        <w:t xml:space="preserve">[식] 해약공제</w:t>
+      </w:r>
+    </w:p>
+    <w:p>
+      <w:pPr>
+        <w:pStyle w:val="FormulaText"/>
+      </w:pPr>
+      <w:r>
+        <w:t xml:space="preserve">납입기간과 7년 중 짧은 기간에 걸쳐 매년 균등하게 줄어든다</w:t>
+      </w:r>
     </w:p>
     <w:p>
       <w:pPr>
@@ -7920,14 +8223,31 @@
           <m:jc m:val="left"/>
         </m:oMathParaPr>
         <m:oMath>
-          <m:r>
-            <w:rPr>
-              <w:rFonts w:ascii="Cambria Math" w:hAnsi="Cambria Math"/>
-              <w:sz w:val="24"/>
-              <w:szCs w:val="24"/>
-            </w:rPr>
-            <m:t xml:space="preserve">α</m:t>
-          </m:r>
+          <m:sSub>
+            <m:e>
+              <m:r>
+                <m:rPr>
+                  <m:nor/>
+                </m:rPr>
+                <w:rPr>
+                  <w:rFonts w:ascii="Cambria Math" w:hAnsi="Cambria Math"/>
+                  <w:sz w:val="24"/>
+                  <w:szCs w:val="24"/>
+                </w:rPr>
+                <m:t xml:space="preserve">해약공제</m:t>
+              </m:r>
+            </m:e>
+            <m:sub>
+              <m:r>
+                <w:rPr>
+                  <w:rFonts w:ascii="Cambria Math" w:hAnsi="Cambria Math"/>
+                  <w:sz w:val="24"/>
+                  <w:szCs w:val="24"/>
+                </w:rPr>
+                <m:t xml:space="preserve">t</m:t>
+              </m:r>
+            </m:sub>
+          </m:sSub>
           <m:r>
             <w:rPr>
               <w:rFonts w:ascii="Cambria Math" w:hAnsi="Cambria Math"/>
@@ -7936,7 +8256,7 @@
             </w:rPr>
             <m:t xml:space="preserve"> = </m:t>
           </m:r>
-          <m:sSub>
+          <m:sSup>
             <m:e>
               <m:r>
                 <w:rPr>
@@ -7947,47 +8267,20 @@
                 <m:t xml:space="preserve">α</m:t>
               </m:r>
             </m:e>
-            <m:sub>
-              <m:r>
-                <w:rPr>
-                  <w:rFonts w:ascii="Cambria Math" w:hAnsi="Cambria Math"/>
-                  <w:sz w:val="24"/>
-                  <w:szCs w:val="24"/>
-                </w:rPr>
-                <m:t xml:space="preserve">S</m:t>
-              </m:r>
-            </m:sub>
-          </m:sSub>
-          <m:r>
-            <w:rPr>
-              <w:rFonts w:ascii="Cambria Math" w:hAnsi="Cambria Math"/>
-              <w:sz w:val="24"/>
-              <w:szCs w:val="24"/>
-            </w:rPr>
-            <m:t xml:space="preserve"> + </m:t>
-          </m:r>
-          <m:sSub>
-            <m:e>
-              <m:r>
-                <w:rPr>
-                  <w:rFonts w:ascii="Cambria Math" w:hAnsi="Cambria Math"/>
-                  <w:sz w:val="24"/>
-                  <w:szCs w:val="24"/>
-                </w:rPr>
-                <m:t xml:space="preserve">α</m:t>
-              </m:r>
-            </m:e>
-            <m:sub>
-              <m:r>
-                <w:rPr>
-                  <w:rFonts w:ascii="Cambria Math" w:hAnsi="Cambria Math"/>
-                  <w:sz w:val="24"/>
-                  <w:szCs w:val="24"/>
-                </w:rPr>
-                <m:t xml:space="preserve">P</m:t>
-              </m:r>
-            </m:sub>
-          </m:sSub>
+            <m:sup>
+              <m:r>
+                <m:rPr>
+                  <m:nor/>
+                </m:rPr>
+                <w:rPr>
+                  <w:rFonts w:ascii="Cambria Math" w:hAnsi="Cambria Math"/>
+                  <w:sz w:val="24"/>
+                  <w:szCs w:val="24"/>
+                </w:rPr>
+                <m:t xml:space="preserve">공제</m:t>
+              </m:r>
+            </m:sup>
+          </m:sSup>
           <m:r>
             <w:rPr>
               <w:rFonts w:ascii="Cambria Math" w:hAnsi="Cambria Math"/>
@@ -8005,78 +8298,167 @@
               <w:sz w:val="24"/>
               <w:szCs w:val="24"/>
             </w:rPr>
-            <m:t xml:space="preserve">round</m:t>
-          </m:r>
-          <m:r>
-            <w:rPr>
-              <w:rFonts w:ascii="Cambria Math" w:hAnsi="Cambria Math"/>
-              <w:sz w:val="24"/>
-              <w:szCs w:val="24"/>
-            </w:rPr>
-            <m:t xml:space="preserve">₅( </m:t>
-          </m:r>
-          <m:sSub>
-            <m:e>
-              <m:r>
-                <w:rPr>
-                  <w:rFonts w:ascii="Cambria Math" w:hAnsi="Cambria Math"/>
-                  <w:sz w:val="24"/>
-                  <w:szCs w:val="24"/>
-                </w:rPr>
-                <m:t xml:space="preserve">P</m:t>
-              </m:r>
-            </m:e>
-            <m:sub>
-              <m:r>
-                <m:rPr>
-                  <m:nor/>
-                </m:rPr>
-                <w:rPr>
-                  <w:rFonts w:ascii="Cambria Math" w:hAnsi="Cambria Math"/>
-                  <w:sz w:val="24"/>
-                  <w:szCs w:val="24"/>
-                </w:rPr>
-                <m:t xml:space="preserve">base</m:t>
-              </m:r>
-            </m:sub>
-          </m:sSub>
-          <m:r>
-            <w:rPr>
-              <w:rFonts w:ascii="Cambria Math" w:hAnsi="Cambria Math"/>
-              <w:sz w:val="24"/>
-              <w:szCs w:val="24"/>
-            </w:rPr>
-            <m:t xml:space="preserve"> )</m:t>
+            <m:t xml:space="preserve">max</m:t>
+          </m:r>
+          <m:r>
+            <w:rPr>
+              <w:rFonts w:ascii="Cambria Math" w:hAnsi="Cambria Math"/>
+              <w:sz w:val="24"/>
+              <w:szCs w:val="24"/>
+            </w:rPr>
+            <m:t xml:space="preserve">( </m:t>
+          </m:r>
+          <m:r>
+            <m:rPr>
+              <m:sty m:val="p"/>
+            </m:rPr>
+            <w:rPr>
+              <w:rFonts w:ascii="Cambria Math" w:hAnsi="Cambria Math"/>
+              <w:sz w:val="24"/>
+              <w:szCs w:val="24"/>
+            </w:rPr>
+            <m:t xml:space="preserve">min</m:t>
+          </m:r>
+          <m:r>
+            <w:rPr>
+              <w:rFonts w:ascii="Cambria Math" w:hAnsi="Cambria Math"/>
+              <w:sz w:val="24"/>
+              <w:szCs w:val="24"/>
+            </w:rPr>
+            <m:t xml:space="preserve">(</m:t>
+          </m:r>
+          <m:r>
+            <w:rPr>
+              <w:rFonts w:ascii="Cambria Math" w:hAnsi="Cambria Math"/>
+              <w:sz w:val="24"/>
+              <w:szCs w:val="24"/>
+            </w:rPr>
+            <m:t xml:space="preserve">m</m:t>
+          </m:r>
+          <m:r>
+            <w:rPr>
+              <w:rFonts w:ascii="Cambria Math" w:hAnsi="Cambria Math"/>
+              <w:sz w:val="24"/>
+              <w:szCs w:val="24"/>
+            </w:rPr>
+            <m:t xml:space="preserve">,</m:t>
+          </m:r>
+          <m:r>
+            <w:rPr>
+              <w:rFonts w:ascii="Cambria Math" w:hAnsi="Cambria Math"/>
+              <w:sz w:val="24"/>
+              <w:szCs w:val="24"/>
+            </w:rPr>
+            <m:t xml:space="preserve">7</m:t>
+          </m:r>
+          <m:r>
+            <w:rPr>
+              <w:rFonts w:ascii="Cambria Math" w:hAnsi="Cambria Math"/>
+              <w:sz w:val="24"/>
+              <w:szCs w:val="24"/>
+            </w:rPr>
+            <m:t xml:space="preserve">) − </m:t>
+          </m:r>
+          <m:r>
+            <w:rPr>
+              <w:rFonts w:ascii="Cambria Math" w:hAnsi="Cambria Math"/>
+              <w:sz w:val="24"/>
+              <w:szCs w:val="24"/>
+            </w:rPr>
+            <m:t xml:space="preserve">t</m:t>
+          </m:r>
+          <m:r>
+            <w:rPr>
+              <w:rFonts w:ascii="Cambria Math" w:hAnsi="Cambria Math"/>
+              <w:sz w:val="24"/>
+              <w:szCs w:val="24"/>
+            </w:rPr>
+            <m:t xml:space="preserve">, </m:t>
+          </m:r>
+          <m:r>
+            <w:rPr>
+              <w:rFonts w:ascii="Cambria Math" w:hAnsi="Cambria Math"/>
+              <w:sz w:val="24"/>
+              <w:szCs w:val="24"/>
+            </w:rPr>
+            <m:t xml:space="preserve">0</m:t>
+          </m:r>
+          <m:r>
+            <w:rPr>
+              <w:rFonts w:ascii="Cambria Math" w:hAnsi="Cambria Math"/>
+              <w:sz w:val="24"/>
+              <w:szCs w:val="24"/>
+            </w:rPr>
+            <m:t xml:space="preserve"> ) / </m:t>
+          </m:r>
+          <m:r>
+            <m:rPr>
+              <m:sty m:val="p"/>
+            </m:rPr>
+            <w:rPr>
+              <w:rFonts w:ascii="Cambria Math" w:hAnsi="Cambria Math"/>
+              <w:sz w:val="24"/>
+              <w:szCs w:val="24"/>
+            </w:rPr>
+            <m:t xml:space="preserve">min</m:t>
+          </m:r>
+          <m:r>
+            <w:rPr>
+              <w:rFonts w:ascii="Cambria Math" w:hAnsi="Cambria Math"/>
+              <w:sz w:val="24"/>
+              <w:szCs w:val="24"/>
+            </w:rPr>
+            <m:t xml:space="preserve">(</m:t>
+          </m:r>
+          <m:r>
+            <w:rPr>
+              <w:rFonts w:ascii="Cambria Math" w:hAnsi="Cambria Math"/>
+              <w:sz w:val="24"/>
+              <w:szCs w:val="24"/>
+            </w:rPr>
+            <m:t xml:space="preserve">m</m:t>
+          </m:r>
+          <m:r>
+            <w:rPr>
+              <w:rFonts w:ascii="Cambria Math" w:hAnsi="Cambria Math"/>
+              <w:sz w:val="24"/>
+              <w:szCs w:val="24"/>
+            </w:rPr>
+            <m:t xml:space="preserve">,</m:t>
+          </m:r>
+          <m:r>
+            <w:rPr>
+              <w:rFonts w:ascii="Cambria Math" w:hAnsi="Cambria Math"/>
+              <w:sz w:val="24"/>
+              <w:szCs w:val="24"/>
+            </w:rPr>
+            <m:t xml:space="preserve">7</m:t>
+          </m:r>
+          <m:r>
+            <w:rPr>
+              <w:rFonts w:ascii="Cambria Math" w:hAnsi="Cambria Math"/>
+              <w:sz w:val="24"/>
+              <w:szCs w:val="24"/>
+            </w:rPr>
+            <m:t xml:space="preserve">)</m:t>
           </m:r>
         </m:oMath>
       </m:oMathPara>
     </w:p>
     <w:p>
       <w:pPr>
-        <w:pStyle w:val="Note"/>
-      </w:pPr>
-      <w:r>
-        <w:t xml:space="preserve">※ 영업보험료 G 에는 반올림 전 </w:t>
-      </w:r>
-      <w:r>
-        <w:t xml:space="preserve">P</w:t>
-      </w:r>
-      <w:r>
-        <w:rPr>
-          <w:vertAlign w:val="subscript"/>
-        </w:rPr>
-        <w:t xml:space="preserve">base</w:t>
-      </w:r>
-      <w:r>
-        <w:t xml:space="preserve"> 를 쓴다.</w:t>
-      </w:r>
-    </w:p>
-    <w:p>
-      <w:pPr>
         <w:pStyle w:val="FormulaLabel"/>
       </w:pPr>
       <w:r>
         <w:t xml:space="preserve">[식] 표준형 해지환급금</w:t>
+      </w:r>
+    </w:p>
+    <w:p>
+      <w:pPr>
+        <w:pStyle w:val="FormulaText"/>
+      </w:pPr>
+      <w:r>
+        <w:t xml:space="preserve">책임준비금에서 해약공제를 뺀 것 (0 미만이면 0)</w:t>
       </w:r>
     </w:p>
     <w:p>
@@ -8245,7 +8627,7 @@
         <w:pStyle w:val="FormulaText"/>
       </w:pPr>
       <w:r>
-        <w:t xml:space="preserve">납입기간 중</w:t>
+        <w:t xml:space="preserve">납입기간 중에는 표준형의 ρ 배, 납입 완료 후에는 표준형과 같다</w:t>
       </w:r>
     </w:p>
     <w:p>
@@ -8288,20 +8670,71 @@
             <m:t xml:space="preserve"> = </m:t>
           </m:r>
           <m:r>
-            <w:rPr>
-              <w:rFonts w:ascii="Cambria Math" w:hAnsi="Cambria Math"/>
-              <w:sz w:val="24"/>
-              <w:szCs w:val="24"/>
-            </w:rPr>
-            <m:t xml:space="preserve">0</m:t>
-          </m:r>
-          <m:r>
-            <w:rPr>
-              <w:rFonts w:ascii="Cambria Math" w:hAnsi="Cambria Math"/>
-              <w:sz w:val="24"/>
-              <w:szCs w:val="24"/>
-            </w:rPr>
-            <m:t xml:space="preserve">% × </m:t>
+            <m:rPr>
+              <m:nor/>
+            </m:rPr>
+            <w:rPr>
+              <w:rFonts w:ascii="Cambria Math" w:hAnsi="Cambria Math"/>
+              <w:sz w:val="24"/>
+              <w:szCs w:val="24"/>
+            </w:rPr>
+            <m:t xml:space="preserve">if</m:t>
+          </m:r>
+          <m:r>
+            <w:rPr>
+              <w:rFonts w:ascii="Cambria Math" w:hAnsi="Cambria Math"/>
+              <w:sz w:val="24"/>
+              <w:szCs w:val="24"/>
+            </w:rPr>
+            <m:t xml:space="preserve">( </m:t>
+          </m:r>
+          <m:r>
+            <w:rPr>
+              <w:rFonts w:ascii="Cambria Math" w:hAnsi="Cambria Math"/>
+              <w:sz w:val="24"/>
+              <w:szCs w:val="24"/>
+            </w:rPr>
+            <m:t xml:space="preserve">t</m:t>
+          </m:r>
+          <m:r>
+            <w:rPr>
+              <w:rFonts w:ascii="Cambria Math" w:hAnsi="Cambria Math"/>
+              <w:sz w:val="24"/>
+              <w:szCs w:val="24"/>
+            </w:rPr>
+            <m:t xml:space="preserve"> &lt; </m:t>
+          </m:r>
+          <m:r>
+            <w:rPr>
+              <w:rFonts w:ascii="Cambria Math" w:hAnsi="Cambria Math"/>
+              <w:sz w:val="24"/>
+              <w:szCs w:val="24"/>
+            </w:rPr>
+            <m:t xml:space="preserve">m</m:t>
+          </m:r>
+          <m:r>
+            <w:rPr>
+              <w:rFonts w:ascii="Cambria Math" w:hAnsi="Cambria Math"/>
+              <w:sz w:val="24"/>
+              <w:szCs w:val="24"/>
+            </w:rPr>
+            <m:t xml:space="preserve">, </m:t>
+          </m:r>
+          <m:r>
+            <w:rPr>
+              <w:rFonts w:ascii="Cambria Math" w:hAnsi="Cambria Math"/>
+              <w:sz w:val="24"/>
+              <w:szCs w:val="24"/>
+            </w:rPr>
+            <m:t xml:space="preserve">ρ</m:t>
+          </m:r>
+          <m:r>
+            <w:rPr>
+              <w:rFonts w:ascii="Cambria Math" w:hAnsi="Cambria Math"/>
+              <w:sz w:val="24"/>
+              <w:szCs w:val="24"/>
+            </w:rPr>
+            <m:t xml:space="preserve">·</m:t>
           </m:r>
           <m:sSubSup>
             <m:e>
@@ -8338,15 +8771,74 @@
               </m:r>
             </m:sup>
           </m:sSubSup>
+          <m:r>
+            <w:rPr>
+              <w:rFonts w:ascii="Cambria Math" w:hAnsi="Cambria Math"/>
+              <w:sz w:val="24"/>
+              <w:szCs w:val="24"/>
+            </w:rPr>
+            <m:t xml:space="preserve">, </m:t>
+          </m:r>
+          <m:sSubSup>
+            <m:e>
+              <m:r>
+                <w:rPr>
+                  <w:rFonts w:ascii="Cambria Math" w:hAnsi="Cambria Math"/>
+                  <w:sz w:val="24"/>
+                  <w:szCs w:val="24"/>
+                </w:rPr>
+                <m:t xml:space="preserve">W</m:t>
+              </m:r>
+            </m:e>
+            <m:sub>
+              <m:r>
+                <w:rPr>
+                  <w:rFonts w:ascii="Cambria Math" w:hAnsi="Cambria Math"/>
+                  <w:sz w:val="24"/>
+                  <w:szCs w:val="24"/>
+                </w:rPr>
+                <m:t xml:space="preserve">t</m:t>
+              </m:r>
+            </m:sub>
+            <m:sup>
+              <m:r>
+                <m:rPr>
+                  <m:nor/>
+                </m:rPr>
+                <w:rPr>
+                  <w:rFonts w:ascii="Cambria Math" w:hAnsi="Cambria Math"/>
+                  <w:sz w:val="24"/>
+                  <w:szCs w:val="24"/>
+                </w:rPr>
+                <m:t xml:space="preserve">표준</m:t>
+              </m:r>
+            </m:sup>
+          </m:sSubSup>
+          <m:r>
+            <w:rPr>
+              <w:rFonts w:ascii="Cambria Math" w:hAnsi="Cambria Math"/>
+              <w:sz w:val="24"/>
+              <w:szCs w:val="24"/>
+            </w:rPr>
+            <m:t xml:space="preserve"> )</m:t>
+          </m:r>
         </m:oMath>
       </m:oMathPara>
     </w:p>
     <w:p>
       <w:pPr>
+        <w:pStyle w:val="FormulaLabel"/>
+      </w:pPr>
+      <w:r>
+        <w:t xml:space="preserve">[식] 납입누계</w:t>
+      </w:r>
+    </w:p>
+    <w:p>
+      <w:pPr>
         <w:pStyle w:val="FormulaText"/>
       </w:pPr>
       <w:r>
-        <w:t xml:space="preserve">납입 완료 후</w:t>
+        <w:t xml:space="preserve">t 년까지 낸 보험료 (보장금액 1원당)</w:t>
       </w:r>
     </w:p>
     <w:p>
@@ -8361,56 +8853,6 @@
           <m:sSub>
             <m:e>
               <m:r>
-                <w:rPr>
-                  <w:rFonts w:ascii="Cambria Math" w:hAnsi="Cambria Math"/>
-                  <w:sz w:val="24"/>
-                  <w:szCs w:val="24"/>
-                </w:rPr>
-                <m:t xml:space="preserve">W</m:t>
-              </m:r>
-            </m:e>
-            <m:sub>
-              <m:r>
-                <w:rPr>
-                  <w:rFonts w:ascii="Cambria Math" w:hAnsi="Cambria Math"/>
-                  <w:sz w:val="24"/>
-                  <w:szCs w:val="24"/>
-                </w:rPr>
-                <m:t xml:space="preserve">t</m:t>
-              </m:r>
-            </m:sub>
-          </m:sSub>
-          <m:r>
-            <w:rPr>
-              <w:rFonts w:ascii="Cambria Math" w:hAnsi="Cambria Math"/>
-              <w:sz w:val="24"/>
-              <w:szCs w:val="24"/>
-            </w:rPr>
-            <m:t xml:space="preserve"> = </m:t>
-          </m:r>
-          <m:sSubSup>
-            <m:e>
-              <m:r>
-                <w:rPr>
-                  <w:rFonts w:ascii="Cambria Math" w:hAnsi="Cambria Math"/>
-                  <w:sz w:val="24"/>
-                  <w:szCs w:val="24"/>
-                </w:rPr>
-                <m:t xml:space="preserve">W</m:t>
-              </m:r>
-            </m:e>
-            <m:sub>
-              <m:r>
-                <w:rPr>
-                  <w:rFonts w:ascii="Cambria Math" w:hAnsi="Cambria Math"/>
-                  <w:sz w:val="24"/>
-                  <w:szCs w:val="24"/>
-                </w:rPr>
-                <m:t xml:space="preserve">t</m:t>
-              </m:r>
-            </m:sub>
-            <m:sup>
-              <m:r>
                 <m:rPr>
                   <m:nor/>
                 </m:rPr>
@@ -8419,10 +8861,103 @@
                   <w:sz w:val="24"/>
                   <w:szCs w:val="24"/>
                 </w:rPr>
-                <m:t xml:space="preserve">표준</m:t>
-              </m:r>
-            </m:sup>
-          </m:sSubSup>
+                <m:t xml:space="preserve">납입누계</m:t>
+              </m:r>
+            </m:e>
+            <m:sub>
+              <m:r>
+                <w:rPr>
+                  <w:rFonts w:ascii="Cambria Math" w:hAnsi="Cambria Math"/>
+                  <w:sz w:val="24"/>
+                  <w:szCs w:val="24"/>
+                </w:rPr>
+                <m:t xml:space="preserve">t</m:t>
+              </m:r>
+            </m:sub>
+          </m:sSub>
+          <m:r>
+            <w:rPr>
+              <w:rFonts w:ascii="Cambria Math" w:hAnsi="Cambria Math"/>
+              <w:sz w:val="24"/>
+              <w:szCs w:val="24"/>
+            </w:rPr>
+            <m:t xml:space="preserve"> = </m:t>
+          </m:r>
+          <m:r>
+            <m:rPr>
+              <m:sty m:val="p"/>
+            </m:rPr>
+            <w:rPr>
+              <w:rFonts w:ascii="Cambria Math" w:hAnsi="Cambria Math"/>
+              <w:sz w:val="24"/>
+              <w:szCs w:val="24"/>
+            </w:rPr>
+            <m:t xml:space="preserve">min</m:t>
+          </m:r>
+          <m:r>
+            <w:rPr>
+              <w:rFonts w:ascii="Cambria Math" w:hAnsi="Cambria Math"/>
+              <w:sz w:val="24"/>
+              <w:szCs w:val="24"/>
+            </w:rPr>
+            <m:t xml:space="preserve">(</m:t>
+          </m:r>
+          <m:r>
+            <w:rPr>
+              <w:rFonts w:ascii="Cambria Math" w:hAnsi="Cambria Math"/>
+              <w:sz w:val="24"/>
+              <w:szCs w:val="24"/>
+            </w:rPr>
+            <m:t xml:space="preserve">t</m:t>
+          </m:r>
+          <m:r>
+            <w:rPr>
+              <w:rFonts w:ascii="Cambria Math" w:hAnsi="Cambria Math"/>
+              <w:sz w:val="24"/>
+              <w:szCs w:val="24"/>
+            </w:rPr>
+            <m:t xml:space="preserve">, </m:t>
+          </m:r>
+          <m:r>
+            <w:rPr>
+              <w:rFonts w:ascii="Cambria Math" w:hAnsi="Cambria Math"/>
+              <w:sz w:val="24"/>
+              <w:szCs w:val="24"/>
+            </w:rPr>
+            <m:t xml:space="preserve">m</m:t>
+          </m:r>
+          <m:r>
+            <w:rPr>
+              <w:rFonts w:ascii="Cambria Math" w:hAnsi="Cambria Math"/>
+              <w:sz w:val="24"/>
+              <w:szCs w:val="24"/>
+            </w:rPr>
+            <m:t xml:space="preserve">) × </m:t>
+          </m:r>
+          <m:r>
+            <w:rPr>
+              <w:rFonts w:ascii="Cambria Math" w:hAnsi="Cambria Math"/>
+              <w:sz w:val="24"/>
+              <w:szCs w:val="24"/>
+            </w:rPr>
+            <m:t xml:space="preserve">k</m:t>
+          </m:r>
+          <m:r>
+            <w:rPr>
+              <w:rFonts w:ascii="Cambria Math" w:hAnsi="Cambria Math"/>
+              <w:sz w:val="24"/>
+              <w:szCs w:val="24"/>
+            </w:rPr>
+            <m:t xml:space="preserve"> × </m:t>
+          </m:r>
+          <m:r>
+            <w:rPr>
+              <w:rFonts w:ascii="Cambria Math" w:hAnsi="Cambria Math"/>
+              <w:sz w:val="24"/>
+              <w:szCs w:val="24"/>
+            </w:rPr>
+            <m:t xml:space="preserve">G</m:t>
+          </m:r>
         </m:oMath>
       </m:oMathPara>
     </w:p>
@@ -8531,134 +9066,6 @@
               </m:r>
             </m:sub>
           </m:sSub>
-        </m:oMath>
-      </m:oMathPara>
-    </w:p>
-    <w:p>
-      <w:pPr>
-        <w:pStyle w:val="FormulaLabel"/>
-      </w:pPr>
-      <w:r>
-        <w:t xml:space="preserve">[식] 납입누계</w:t>
-      </w:r>
-    </w:p>
-    <w:p>
-      <w:pPr>
-        <w:pStyle w:val="Formula"/>
-      </w:pPr>
-      <m:oMathPara>
-        <m:oMathParaPr>
-          <m:jc m:val="left"/>
-        </m:oMathParaPr>
-        <m:oMath>
-          <m:sSub>
-            <m:e>
-              <m:r>
-                <m:rPr>
-                  <m:nor/>
-                </m:rPr>
-                <w:rPr>
-                  <w:rFonts w:ascii="Cambria Math" w:hAnsi="Cambria Math"/>
-                  <w:sz w:val="24"/>
-                  <w:szCs w:val="24"/>
-                </w:rPr>
-                <m:t xml:space="preserve">납입누계</m:t>
-              </m:r>
-            </m:e>
-            <m:sub>
-              <m:r>
-                <w:rPr>
-                  <w:rFonts w:ascii="Cambria Math" w:hAnsi="Cambria Math"/>
-                  <w:sz w:val="24"/>
-                  <w:szCs w:val="24"/>
-                </w:rPr>
-                <m:t xml:space="preserve">t</m:t>
-              </m:r>
-            </m:sub>
-          </m:sSub>
-          <m:r>
-            <w:rPr>
-              <w:rFonts w:ascii="Cambria Math" w:hAnsi="Cambria Math"/>
-              <w:sz w:val="24"/>
-              <w:szCs w:val="24"/>
-            </w:rPr>
-            <m:t xml:space="preserve"> = </m:t>
-          </m:r>
-          <m:r>
-            <m:rPr>
-              <m:sty m:val="p"/>
-            </m:rPr>
-            <w:rPr>
-              <w:rFonts w:ascii="Cambria Math" w:hAnsi="Cambria Math"/>
-              <w:sz w:val="24"/>
-              <w:szCs w:val="24"/>
-            </w:rPr>
-            <m:t xml:space="preserve">min</m:t>
-          </m:r>
-          <m:r>
-            <w:rPr>
-              <w:rFonts w:ascii="Cambria Math" w:hAnsi="Cambria Math"/>
-              <w:sz w:val="24"/>
-              <w:szCs w:val="24"/>
-            </w:rPr>
-            <m:t xml:space="preserve">(</m:t>
-          </m:r>
-          <m:r>
-            <w:rPr>
-              <w:rFonts w:ascii="Cambria Math" w:hAnsi="Cambria Math"/>
-              <w:sz w:val="24"/>
-              <w:szCs w:val="24"/>
-            </w:rPr>
-            <m:t xml:space="preserve">t</m:t>
-          </m:r>
-          <m:r>
-            <w:rPr>
-              <w:rFonts w:ascii="Cambria Math" w:hAnsi="Cambria Math"/>
-              <w:sz w:val="24"/>
-              <w:szCs w:val="24"/>
-            </w:rPr>
-            <m:t xml:space="preserve">, </m:t>
-          </m:r>
-          <m:r>
-            <w:rPr>
-              <w:rFonts w:ascii="Cambria Math" w:hAnsi="Cambria Math"/>
-              <w:sz w:val="24"/>
-              <w:szCs w:val="24"/>
-            </w:rPr>
-            <m:t xml:space="preserve">m</m:t>
-          </m:r>
-          <m:r>
-            <w:rPr>
-              <w:rFonts w:ascii="Cambria Math" w:hAnsi="Cambria Math"/>
-              <w:sz w:val="24"/>
-              <w:szCs w:val="24"/>
-            </w:rPr>
-            <m:t xml:space="preserve">) × </m:t>
-          </m:r>
-          <m:r>
-            <w:rPr>
-              <w:rFonts w:ascii="Cambria Math" w:hAnsi="Cambria Math"/>
-              <w:sz w:val="24"/>
-              <w:szCs w:val="24"/>
-            </w:rPr>
-            <m:t xml:space="preserve">k</m:t>
-          </m:r>
-          <m:r>
-            <w:rPr>
-              <w:rFonts w:ascii="Cambria Math" w:hAnsi="Cambria Math"/>
-              <w:sz w:val="24"/>
-              <w:szCs w:val="24"/>
-            </w:rPr>
-            <m:t xml:space="preserve"> × </m:t>
-          </m:r>
-          <m:r>
-            <w:rPr>
-              <w:rFonts w:ascii="Cambria Math" w:hAnsi="Cambria Math"/>
-              <w:sz w:val="24"/>
-              <w:szCs w:val="24"/>
-            </w:rPr>
-            <m:t xml:space="preserve">G</m:t>
-          </m:r>
         </m:oMath>
       </m:oMathPara>
     </w:p>

--- a/standards/표준_산출방법서_암보험.docx
+++ b/standards/표준_산출방법서_암보험.docx
@@ -7,7 +7,7 @@
         <w:pStyle w:val="Title"/>
       </w:pPr>
       <w:r>
-        <w:t xml:space="preserve">무해지환급형 암보험 보험료 및 책임준비금 산출방법서</w:t>
+        <w:t xml:space="preserve">암진단 보장보험 보험료 및 책임준비금 산출방법서</w:t>
       </w:r>
     </w:p>
     <w:tbl>
@@ -276,7 +276,7 @@
               <w:spacing w:before="30" w:after="30"/>
             </w:pPr>
             <w:r>
-              <w:t xml:space="preserve">무해지환급형 암보험</w:t>
+              <w:t xml:space="preserve">암진단 보장보험</w:t>
             </w:r>
           </w:p>
         </w:tc>
@@ -807,7 +807,7 @@
               <w:spacing w:before="30" w:after="30"/>
             </w:pPr>
             <w:r>
-              <w:t xml:space="preserve">2.500%</w:t>
+              <w:t xml:space="preserve">3.250%</w:t>
             </w:r>
           </w:p>
         </w:tc>
@@ -970,73 +970,6 @@
               <w:spacing w:before="30" w:after="30"/>
             </w:pPr>
             <w:r>
-              <w:t xml:space="preserve">사망률</w:t>
-            </w:r>
-          </w:p>
-        </w:tc>
-        <w:tc>
-          <w:tcPr>
-            <w:tcW w:w="0" w:type="auto"/>
-          </w:tcPr>
-          <w:p>
-            <w:pPr>
-              <w:spacing w:before="30" w:after="30"/>
-            </w:pPr>
-            <w:r>
-              <w:t xml:space="preserve">q</w:t>
-            </w:r>
-          </w:p>
-        </w:tc>
-        <w:tc>
-          <w:tcPr>
-            <w:tcW w:w="0" w:type="auto"/>
-          </w:tcPr>
-          <w:p>
-            <w:pPr>
-              <w:spacing w:before="30" w:after="30"/>
-            </w:pPr>
-            <w:r>
-              <w:t xml:space="preserve">사망</w:t>
-            </w:r>
-          </w:p>
-        </w:tc>
-        <w:tc>
-          <w:tcPr>
-            <w:tcW w:w="0" w:type="auto"/>
-          </w:tcPr>
-          <w:p>
-            <w:pPr>
-              <w:spacing w:before="30" w:after="30"/>
-            </w:pPr>
-            <w:r>
-              <w:t xml:space="preserve">경험생명표(가상) 사망률</w:t>
-            </w:r>
-          </w:p>
-        </w:tc>
-        <w:tc>
-          <w:tcPr>
-            <w:tcW w:w="0" w:type="auto"/>
-          </w:tcPr>
-          <w:p>
-            <w:pPr>
-              <w:spacing w:before="30" w:after="30"/>
-            </w:pPr>
-            <w:r>
-              <w:t xml:space="preserve">별첨</w:t>
-            </w:r>
-          </w:p>
-        </w:tc>
-      </w:tr>
-      <w:tr>
-        <w:tc>
-          <w:tcPr>
-            <w:tcW w:w="0" w:type="auto"/>
-          </w:tcPr>
-          <w:p>
-            <w:pPr>
-              <w:spacing w:before="30" w:after="30"/>
-            </w:pPr>
-            <w:r>
               <w:t xml:space="preserve">암발생률</w:t>
             </w:r>
           </w:p>
@@ -1404,7 +1337,7 @@
               <w:jc w:val="center"/>
             </w:pPr>
             <w:r>
-              <w:t xml:space="preserve">1.00%</w:t>
+              <w:t xml:space="preserve">5.00/1,000</w:t>
             </w:r>
           </w:p>
         </w:tc>
@@ -1526,7 +1459,7 @@
               <w:jc w:val="center"/>
             </w:pPr>
             <w:r>
-              <w:t xml:space="preserve">1.50/1,000</w:t>
+              <w:t xml:space="preserve">1.20/1,000</w:t>
             </w:r>
           </w:p>
         </w:tc>
@@ -1587,7 +1520,7 @@
               <w:jc w:val="center"/>
             </w:pPr>
             <w:r>
-              <w:t xml:space="preserve">4.50%</w:t>
+              <w:t xml:space="preserve">7.00%</w:t>
             </w:r>
           </w:p>
         </w:tc>
@@ -1697,7 +1630,7 @@
               <w:jc w:val="center"/>
             </w:pPr>
             <w:r>
-              <w:t xml:space="preserve">2.50%</w:t>
+              <w:t xml:space="preserve">4.00%</w:t>
             </w:r>
           </w:p>
         </w:tc>
@@ -1717,7 +1650,7 @@
         <w:pStyle w:val="Note"/>
       </w:pPr>
       <w:r>
-        <w:t xml:space="preserve">※ 유지자수·납입자수의 집단 1개 — “사망 · 암”(암 진단). 집단마다 l · l′ 를 라. 에서 한 번만 낸다. 보장금액은 보험가입금액 × 배수이고, 보험료·준비금은 보장금액 1원당으로 낸 뒤 맨 뒤에서 곱한다.</w:t>
+        <w:t xml:space="preserve">※ 유지자수·납입자수의 집단 1개 — “암”(암 진단). 집단마다 l · l′ 를 라. 에서 한 번만 낸다. 보장금액은 보험가입금액 × 배수이고, 보험료·준비금은 보장금액 1원당으로 낸 뒤 맨 뒤에서 곱한다.</w:t>
       </w:r>
     </w:p>
     <w:tbl>
@@ -1830,7 +1763,7 @@
               <w:spacing w:before="30" w:after="30"/>
             </w:pPr>
             <w:r>
-              <w:t xml:space="preserve">100세</w:t>
+              <w:t xml:space="preserve">100세 만기</w:t>
             </w:r>
           </w:p>
         </w:tc>
@@ -1942,7 +1875,7 @@
               <w:spacing w:before="30" w:after="30"/>
             </w:pPr>
             <w:r>
-              <w:t xml:space="preserve">사망률 및 암발생률</w:t>
+              <w:t xml:space="preserve">암발생률</w:t>
             </w:r>
           </w:p>
         </w:tc>
@@ -1970,7 +1903,7 @@
               <w:spacing w:before="30" w:after="30"/>
             </w:pPr>
             <w:r>
-              <w:t xml:space="preserve">사망 · 암</w:t>
+              <w:t xml:space="preserve">암</w:t>
             </w:r>
           </w:p>
         </w:tc>
@@ -2281,7 +2214,7 @@
               <w:t xml:space="preserve">x</w:t>
             </w:r>
             <w:r>
-              <w:t xml:space="preserve"> = 100,000) — 사망 · 암 가 생기지 않은 사람 수</w:t>
+              <w:t xml:space="preserve"> = 100,000) — 암 가 생기지 않은 사람 수</w:t>
             </w:r>
           </w:p>
         </w:tc>
@@ -2533,24 +2466,7 @@
         <w:pStyle w:val="FormulaLabel"/>
       </w:pPr>
       <w:r>
-        <w:t xml:space="preserve">[식] 유지자수 — 사망 · 암</w:t>
-      </w:r>
-    </w:p>
-    <w:p>
-      <w:pPr>
-        <w:pStyle w:val="FormulaText"/>
-      </w:pPr>
-      <w:r>
-        <w:t xml:space="preserve">q</w:t>
-      </w:r>
-      <w:r>
-        <w:rPr>
-          <w:vertAlign w:val="subscript"/>
-        </w:rPr>
-        <w:t xml:space="preserve">x</w:t>
-      </w:r>
-      <w:r>
-        <w:t xml:space="preserve"> : 사망률</w:t>
+        <w:t xml:space="preserve">[식] 유지자수 — 암</w:t>
       </w:r>
     </w:p>
     <w:p>
@@ -2666,7 +2582,7 @@
         <w:pStyle w:val="FormulaText"/>
       </w:pPr>
       <w:r>
-        <w:t xml:space="preserve">탈퇴율 — 사유가 겹치는 부분을 절반으로 보고, 1 을 넘지 않는다</w:t>
+        <w:t xml:space="preserve">유지자수 — 탈퇴 사유가 생긴 사람을 뺀다</w:t>
       </w:r>
     </w:p>
     <w:p>
@@ -2686,7 +2602,7 @@
                   <w:sz w:val="24"/>
                   <w:szCs w:val="24"/>
                 </w:rPr>
-                <m:t xml:space="preserve">Q</m:t>
+                <m:t xml:space="preserve">l</m:t>
               </m:r>
             </m:e>
             <m:sub>
@@ -2714,6 +2630,22 @@
                 </w:rPr>
                 <m:t xml:space="preserve">t</m:t>
               </m:r>
+              <m:r>
+                <w:rPr>
+                  <w:rFonts w:ascii="Cambria Math" w:hAnsi="Cambria Math"/>
+                  <w:sz w:val="24"/>
+                  <w:szCs w:val="24"/>
+                </w:rPr>
+                <m:t xml:space="preserve">+</m:t>
+              </m:r>
+              <m:r>
+                <w:rPr>
+                  <w:rFonts w:ascii="Cambria Math" w:hAnsi="Cambria Math"/>
+                  <w:sz w:val="24"/>
+                  <w:szCs w:val="24"/>
+                </w:rPr>
+                <m:t xml:space="preserve">1</m:t>
+              </m:r>
             </m:sub>
           </m:sSub>
           <m:r>
@@ -2724,24 +2656,51 @@
             </w:rPr>
             <m:t xml:space="preserve"> = </m:t>
           </m:r>
-          <m:r>
-            <m:rPr>
-              <m:sty m:val="p"/>
-            </m:rPr>
-            <w:rPr>
-              <w:rFonts w:ascii="Cambria Math" w:hAnsi="Cambria Math"/>
-              <w:sz w:val="24"/>
-              <w:szCs w:val="24"/>
-            </w:rPr>
-            <m:t xml:space="preserve">min</m:t>
-          </m:r>
-          <m:r>
-            <w:rPr>
-              <w:rFonts w:ascii="Cambria Math" w:hAnsi="Cambria Math"/>
-              <w:sz w:val="24"/>
-              <w:szCs w:val="24"/>
-            </w:rPr>
-            <m:t xml:space="preserve">( </m:t>
+          <m:sSub>
+            <m:e>
+              <m:r>
+                <w:rPr>
+                  <w:rFonts w:ascii="Cambria Math" w:hAnsi="Cambria Math"/>
+                  <w:sz w:val="24"/>
+                  <w:szCs w:val="24"/>
+                </w:rPr>
+                <m:t xml:space="preserve">l</m:t>
+              </m:r>
+            </m:e>
+            <m:sub>
+              <m:r>
+                <w:rPr>
+                  <w:rFonts w:ascii="Cambria Math" w:hAnsi="Cambria Math"/>
+                  <w:sz w:val="24"/>
+                  <w:szCs w:val="24"/>
+                </w:rPr>
+                <m:t xml:space="preserve">x</m:t>
+              </m:r>
+              <m:r>
+                <w:rPr>
+                  <w:rFonts w:ascii="Cambria Math" w:hAnsi="Cambria Math"/>
+                  <w:sz w:val="24"/>
+                  <w:szCs w:val="24"/>
+                </w:rPr>
+                <m:t xml:space="preserve">+</m:t>
+              </m:r>
+              <m:r>
+                <w:rPr>
+                  <w:rFonts w:ascii="Cambria Math" w:hAnsi="Cambria Math"/>
+                  <w:sz w:val="24"/>
+                  <w:szCs w:val="24"/>
+                </w:rPr>
+                <m:t xml:space="preserve">t</m:t>
+              </m:r>
+            </m:sub>
+          </m:sSub>
+          <m:r>
+            <w:rPr>
+              <w:rFonts w:ascii="Cambria Math" w:hAnsi="Cambria Math"/>
+              <w:sz w:val="24"/>
+              <w:szCs w:val="24"/>
+            </w:rPr>
+            <m:t xml:space="preserve"> × ( </m:t>
           </m:r>
           <m:r>
             <w:rPr>
@@ -2757,7 +2716,7 @@
               <w:sz w:val="24"/>
               <w:szCs w:val="24"/>
             </w:rPr>
-            <m:t xml:space="preserve">, </m:t>
+            <m:t xml:space="preserve"> − </m:t>
           </m:r>
           <m:sSub>
             <m:e>
@@ -2767,7 +2726,7 @@
                   <w:sz w:val="24"/>
                   <w:szCs w:val="24"/>
                 </w:rPr>
-                <m:t xml:space="preserve">q</m:t>
+                <m:t xml:space="preserve">r</m:t>
               </m:r>
             </m:e>
             <m:sub>
@@ -2803,6 +2762,52 @@
               <w:sz w:val="24"/>
               <w:szCs w:val="24"/>
             </w:rPr>
+            <m:t xml:space="preserve"> − </m:t>
+          </m:r>
+          <m:sSub>
+            <m:e>
+              <m:r>
+                <w:rPr>
+                  <w:rFonts w:ascii="Cambria Math" w:hAnsi="Cambria Math"/>
+                  <w:sz w:val="24"/>
+                  <w:szCs w:val="24"/>
+                </w:rPr>
+                <m:t xml:space="preserve">w</m:t>
+              </m:r>
+            </m:e>
+            <m:sub>
+              <m:r>
+                <w:rPr>
+                  <w:rFonts w:ascii="Cambria Math" w:hAnsi="Cambria Math"/>
+                  <w:sz w:val="24"/>
+                  <w:szCs w:val="24"/>
+                </w:rPr>
+                <m:t xml:space="preserve">x</m:t>
+              </m:r>
+              <m:r>
+                <w:rPr>
+                  <w:rFonts w:ascii="Cambria Math" w:hAnsi="Cambria Math"/>
+                  <w:sz w:val="24"/>
+                  <w:szCs w:val="24"/>
+                </w:rPr>
+                <m:t xml:space="preserve">+</m:t>
+              </m:r>
+              <m:r>
+                <w:rPr>
+                  <w:rFonts w:ascii="Cambria Math" w:hAnsi="Cambria Math"/>
+                  <w:sz w:val="24"/>
+                  <w:szCs w:val="24"/>
+                </w:rPr>
+                <m:t xml:space="preserve">t</m:t>
+              </m:r>
+            </m:sub>
+          </m:sSub>
+          <m:r>
+            <w:rPr>
+              <w:rFonts w:ascii="Cambria Math" w:hAnsi="Cambria Math"/>
+              <w:sz w:val="24"/>
+              <w:szCs w:val="24"/>
+            </w:rPr>
             <m:t xml:space="preserve"> + </m:t>
           </m:r>
           <m:sSub>
@@ -2849,7 +2854,7 @@
               <w:sz w:val="24"/>
               <w:szCs w:val="24"/>
             </w:rPr>
-            <m:t xml:space="preserve"> − </m:t>
+            <m:t xml:space="preserve">·</m:t>
           </m:r>
           <m:sSub>
             <m:e>
@@ -2859,53 +2864,7 @@
                   <w:sz w:val="24"/>
                   <w:szCs w:val="24"/>
                 </w:rPr>
-                <m:t xml:space="preserve">q</m:t>
-              </m:r>
-            </m:e>
-            <m:sub>
-              <m:r>
-                <w:rPr>
-                  <w:rFonts w:ascii="Cambria Math" w:hAnsi="Cambria Math"/>
-                  <w:sz w:val="24"/>
-                  <w:szCs w:val="24"/>
-                </w:rPr>
-                <m:t xml:space="preserve">x</m:t>
-              </m:r>
-              <m:r>
-                <w:rPr>
-                  <w:rFonts w:ascii="Cambria Math" w:hAnsi="Cambria Math"/>
-                  <w:sz w:val="24"/>
-                  <w:szCs w:val="24"/>
-                </w:rPr>
-                <m:t xml:space="preserve">+</m:t>
-              </m:r>
-              <m:r>
-                <w:rPr>
-                  <w:rFonts w:ascii="Cambria Math" w:hAnsi="Cambria Math"/>
-                  <w:sz w:val="24"/>
-                  <w:szCs w:val="24"/>
-                </w:rPr>
-                <m:t xml:space="preserve">t</m:t>
-              </m:r>
-            </m:sub>
-          </m:sSub>
-          <m:r>
-            <w:rPr>
-              <w:rFonts w:ascii="Cambria Math" w:hAnsi="Cambria Math"/>
-              <w:sz w:val="24"/>
-              <w:szCs w:val="24"/>
-            </w:rPr>
-            <m:t xml:space="preserve">·</m:t>
-          </m:r>
-          <m:sSub>
-            <m:e>
-              <m:r>
-                <w:rPr>
-                  <w:rFonts w:ascii="Cambria Math" w:hAnsi="Cambria Math"/>
-                  <w:sz w:val="24"/>
-                  <w:szCs w:val="24"/>
-                </w:rPr>
-                <m:t xml:space="preserve">r</m:t>
+                <m:t xml:space="preserve">w</m:t>
               </m:r>
             </m:e>
             <m:sub>
@@ -2964,10 +2923,26 @@
     </w:p>
     <w:p>
       <w:pPr>
+        <w:pStyle w:val="Note"/>
+      </w:pPr>
+      <w:r>
+        <w:t xml:space="preserve">※ 암 진단 담보가 이 집단을 쓴다. 암 이(가) 생기면 그 담보는 소멸(탈퇴)한다. 사망은 탈퇴 사유가 아니다 — 사망 시 책임준비금을 지급하므로 질병 발생자만 탈퇴한다. 보험금의 현가(바.)는 이 l 을 곱한다.</w:t>
+      </w:r>
+    </w:p>
+    <w:p>
+      <w:pPr>
+        <w:pStyle w:val="FormulaLabel"/>
+      </w:pPr>
+      <w:r>
+        <w:t xml:space="preserve">[식] 납입자수 — 암</w:t>
+      </w:r>
+    </w:p>
+    <w:p>
+      <w:pPr>
         <w:pStyle w:val="FormulaText"/>
       </w:pPr>
       <w:r>
-        <w:t xml:space="preserve">유지자수 — 탈퇴 사유가 생긴 사람을 뺀다</w:t>
+        <w:t xml:space="preserve">기준 인원</w:t>
       </w:r>
     </w:p>
     <w:p>
@@ -2987,7 +2962,7 @@
                   <w:sz w:val="24"/>
                   <w:szCs w:val="24"/>
                 </w:rPr>
-                <m:t xml:space="preserve">l</m:t>
+                <m:t xml:space="preserve">l′</m:t>
               </m:r>
             </m:e>
             <m:sub>
@@ -2999,38 +2974,6 @@
                 </w:rPr>
                 <m:t xml:space="preserve">x</m:t>
               </m:r>
-              <m:r>
-                <w:rPr>
-                  <w:rFonts w:ascii="Cambria Math" w:hAnsi="Cambria Math"/>
-                  <w:sz w:val="24"/>
-                  <w:szCs w:val="24"/>
-                </w:rPr>
-                <m:t xml:space="preserve">+</m:t>
-              </m:r>
-              <m:r>
-                <w:rPr>
-                  <w:rFonts w:ascii="Cambria Math" w:hAnsi="Cambria Math"/>
-                  <w:sz w:val="24"/>
-                  <w:szCs w:val="24"/>
-                </w:rPr>
-                <m:t xml:space="preserve">t</m:t>
-              </m:r>
-              <m:r>
-                <w:rPr>
-                  <w:rFonts w:ascii="Cambria Math" w:hAnsi="Cambria Math"/>
-                  <w:sz w:val="24"/>
-                  <w:szCs w:val="24"/>
-                </w:rPr>
-                <m:t xml:space="preserve">+</m:t>
-              </m:r>
-              <m:r>
-                <w:rPr>
-                  <w:rFonts w:ascii="Cambria Math" w:hAnsi="Cambria Math"/>
-                  <w:sz w:val="24"/>
-                  <w:szCs w:val="24"/>
-                </w:rPr>
-                <m:t xml:space="preserve">1</m:t>
-              </m:r>
             </m:sub>
           </m:sSub>
           <m:r>
@@ -3041,293 +2984,39 @@
             </w:rPr>
             <m:t xml:space="preserve"> = </m:t>
           </m:r>
-          <m:sSub>
-            <m:e>
-              <m:r>
-                <w:rPr>
-                  <w:rFonts w:ascii="Cambria Math" w:hAnsi="Cambria Math"/>
-                  <w:sz w:val="24"/>
-                  <w:szCs w:val="24"/>
-                </w:rPr>
-                <m:t xml:space="preserve">l</m:t>
-              </m:r>
-            </m:e>
-            <m:sub>
-              <m:r>
-                <w:rPr>
-                  <w:rFonts w:ascii="Cambria Math" w:hAnsi="Cambria Math"/>
-                  <w:sz w:val="24"/>
-                  <w:szCs w:val="24"/>
-                </w:rPr>
-                <m:t xml:space="preserve">x</m:t>
-              </m:r>
-              <m:r>
-                <w:rPr>
-                  <w:rFonts w:ascii="Cambria Math" w:hAnsi="Cambria Math"/>
-                  <w:sz w:val="24"/>
-                  <w:szCs w:val="24"/>
-                </w:rPr>
-                <m:t xml:space="preserve">+</m:t>
-              </m:r>
-              <m:r>
-                <w:rPr>
-                  <w:rFonts w:ascii="Cambria Math" w:hAnsi="Cambria Math"/>
-                  <w:sz w:val="24"/>
-                  <w:szCs w:val="24"/>
-                </w:rPr>
-                <m:t xml:space="preserve">t</m:t>
-              </m:r>
-            </m:sub>
-          </m:sSub>
-          <m:r>
-            <w:rPr>
-              <w:rFonts w:ascii="Cambria Math" w:hAnsi="Cambria Math"/>
-              <w:sz w:val="24"/>
-              <w:szCs w:val="24"/>
-            </w:rPr>
-            <m:t xml:space="preserve"> × ( </m:t>
-          </m:r>
-          <m:r>
-            <w:rPr>
-              <w:rFonts w:ascii="Cambria Math" w:hAnsi="Cambria Math"/>
-              <w:sz w:val="24"/>
-              <w:szCs w:val="24"/>
-            </w:rPr>
-            <m:t xml:space="preserve">1</m:t>
-          </m:r>
-          <m:r>
-            <w:rPr>
-              <w:rFonts w:ascii="Cambria Math" w:hAnsi="Cambria Math"/>
-              <w:sz w:val="24"/>
-              <w:szCs w:val="24"/>
-            </w:rPr>
-            <m:t xml:space="preserve"> − </m:t>
-          </m:r>
-          <m:sSub>
-            <m:e>
-              <m:r>
-                <w:rPr>
-                  <w:rFonts w:ascii="Cambria Math" w:hAnsi="Cambria Math"/>
-                  <w:sz w:val="24"/>
-                  <w:szCs w:val="24"/>
-                </w:rPr>
-                <m:t xml:space="preserve">Q</m:t>
-              </m:r>
-            </m:e>
-            <m:sub>
-              <m:r>
-                <w:rPr>
-                  <w:rFonts w:ascii="Cambria Math" w:hAnsi="Cambria Math"/>
-                  <w:sz w:val="24"/>
-                  <w:szCs w:val="24"/>
-                </w:rPr>
-                <m:t xml:space="preserve">x</m:t>
-              </m:r>
-              <m:r>
-                <w:rPr>
-                  <w:rFonts w:ascii="Cambria Math" w:hAnsi="Cambria Math"/>
-                  <w:sz w:val="24"/>
-                  <w:szCs w:val="24"/>
-                </w:rPr>
-                <m:t xml:space="preserve">+</m:t>
-              </m:r>
-              <m:r>
-                <w:rPr>
-                  <w:rFonts w:ascii="Cambria Math" w:hAnsi="Cambria Math"/>
-                  <w:sz w:val="24"/>
-                  <w:szCs w:val="24"/>
-                </w:rPr>
-                <m:t xml:space="preserve">t</m:t>
-              </m:r>
-            </m:sub>
-          </m:sSub>
-          <m:r>
-            <w:rPr>
-              <w:rFonts w:ascii="Cambria Math" w:hAnsi="Cambria Math"/>
-              <w:sz w:val="24"/>
-              <w:szCs w:val="24"/>
-            </w:rPr>
-            <m:t xml:space="preserve"> − </m:t>
-          </m:r>
-          <m:sSub>
-            <m:e>
-              <m:r>
-                <w:rPr>
-                  <w:rFonts w:ascii="Cambria Math" w:hAnsi="Cambria Math"/>
-                  <w:sz w:val="24"/>
-                  <w:szCs w:val="24"/>
-                </w:rPr>
-                <m:t xml:space="preserve">w</m:t>
-              </m:r>
-            </m:e>
-            <m:sub>
-              <m:r>
-                <w:rPr>
-                  <w:rFonts w:ascii="Cambria Math" w:hAnsi="Cambria Math"/>
-                  <w:sz w:val="24"/>
-                  <w:szCs w:val="24"/>
-                </w:rPr>
-                <m:t xml:space="preserve">x</m:t>
-              </m:r>
-              <m:r>
-                <w:rPr>
-                  <w:rFonts w:ascii="Cambria Math" w:hAnsi="Cambria Math"/>
-                  <w:sz w:val="24"/>
-                  <w:szCs w:val="24"/>
-                </w:rPr>
-                <m:t xml:space="preserve">+</m:t>
-              </m:r>
-              <m:r>
-                <w:rPr>
-                  <w:rFonts w:ascii="Cambria Math" w:hAnsi="Cambria Math"/>
-                  <w:sz w:val="24"/>
-                  <w:szCs w:val="24"/>
-                </w:rPr>
-                <m:t xml:space="preserve">t</m:t>
-              </m:r>
-            </m:sub>
-          </m:sSub>
-          <m:r>
-            <w:rPr>
-              <w:rFonts w:ascii="Cambria Math" w:hAnsi="Cambria Math"/>
-              <w:sz w:val="24"/>
-              <w:szCs w:val="24"/>
-            </w:rPr>
-            <m:t xml:space="preserve"> + </m:t>
-          </m:r>
-          <m:sSub>
-            <m:e>
-              <m:r>
-                <w:rPr>
-                  <w:rFonts w:ascii="Cambria Math" w:hAnsi="Cambria Math"/>
-                  <w:sz w:val="24"/>
-                  <w:szCs w:val="24"/>
-                </w:rPr>
-                <m:t xml:space="preserve">Q</m:t>
-              </m:r>
-            </m:e>
-            <m:sub>
-              <m:r>
-                <w:rPr>
-                  <w:rFonts w:ascii="Cambria Math" w:hAnsi="Cambria Math"/>
-                  <w:sz w:val="24"/>
-                  <w:szCs w:val="24"/>
-                </w:rPr>
-                <m:t xml:space="preserve">x</m:t>
-              </m:r>
-              <m:r>
-                <w:rPr>
-                  <w:rFonts w:ascii="Cambria Math" w:hAnsi="Cambria Math"/>
-                  <w:sz w:val="24"/>
-                  <w:szCs w:val="24"/>
-                </w:rPr>
-                <m:t xml:space="preserve">+</m:t>
-              </m:r>
-              <m:r>
-                <w:rPr>
-                  <w:rFonts w:ascii="Cambria Math" w:hAnsi="Cambria Math"/>
-                  <w:sz w:val="24"/>
-                  <w:szCs w:val="24"/>
-                </w:rPr>
-                <m:t xml:space="preserve">t</m:t>
-              </m:r>
-            </m:sub>
-          </m:sSub>
-          <m:r>
-            <w:rPr>
-              <w:rFonts w:ascii="Cambria Math" w:hAnsi="Cambria Math"/>
-              <w:sz w:val="24"/>
-              <w:szCs w:val="24"/>
-            </w:rPr>
-            <m:t xml:space="preserve">·</m:t>
-          </m:r>
-          <m:sSub>
-            <m:e>
-              <m:r>
-                <w:rPr>
-                  <w:rFonts w:ascii="Cambria Math" w:hAnsi="Cambria Math"/>
-                  <w:sz w:val="24"/>
-                  <w:szCs w:val="24"/>
-                </w:rPr>
-                <m:t xml:space="preserve">w</m:t>
-              </m:r>
-            </m:e>
-            <m:sub>
-              <m:r>
-                <w:rPr>
-                  <w:rFonts w:ascii="Cambria Math" w:hAnsi="Cambria Math"/>
-                  <w:sz w:val="24"/>
-                  <w:szCs w:val="24"/>
-                </w:rPr>
-                <m:t xml:space="preserve">x</m:t>
-              </m:r>
-              <m:r>
-                <w:rPr>
-                  <w:rFonts w:ascii="Cambria Math" w:hAnsi="Cambria Math"/>
-                  <w:sz w:val="24"/>
-                  <w:szCs w:val="24"/>
-                </w:rPr>
-                <m:t xml:space="preserve">+</m:t>
-              </m:r>
-              <m:r>
-                <w:rPr>
-                  <w:rFonts w:ascii="Cambria Math" w:hAnsi="Cambria Math"/>
-                  <w:sz w:val="24"/>
-                  <w:szCs w:val="24"/>
-                </w:rPr>
-                <m:t xml:space="preserve">t</m:t>
-              </m:r>
-            </m:sub>
-          </m:sSub>
-          <m:r>
-            <w:rPr>
-              <w:rFonts w:ascii="Cambria Math" w:hAnsi="Cambria Math"/>
-              <w:sz w:val="24"/>
-              <w:szCs w:val="24"/>
-            </w:rPr>
-            <m:t xml:space="preserve">/</m:t>
-          </m:r>
-          <m:r>
-            <w:rPr>
-              <w:rFonts w:ascii="Cambria Math" w:hAnsi="Cambria Math"/>
-              <w:sz w:val="24"/>
-              <w:szCs w:val="24"/>
-            </w:rPr>
-            <m:t xml:space="preserve">2</m:t>
-          </m:r>
-          <m:r>
-            <w:rPr>
-              <w:rFonts w:ascii="Cambria Math" w:hAnsi="Cambria Math"/>
-              <w:sz w:val="24"/>
-              <w:szCs w:val="24"/>
-            </w:rPr>
-            <m:t xml:space="preserve"> )</m:t>
+          <m:r>
+            <w:rPr>
+              <w:rFonts w:ascii="Cambria Math" w:hAnsi="Cambria Math"/>
+              <w:sz w:val="24"/>
+              <w:szCs w:val="24"/>
+            </w:rPr>
+            <m:t xml:space="preserve">100</m:t>
+          </m:r>
+          <m:r>
+            <w:rPr>
+              <w:rFonts w:ascii="Cambria Math" w:hAnsi="Cambria Math"/>
+              <w:sz w:val="24"/>
+              <w:szCs w:val="24"/>
+            </w:rPr>
+            <m:t xml:space="preserve">,</m:t>
+          </m:r>
+          <m:r>
+            <w:rPr>
+              <w:rFonts w:ascii="Cambria Math" w:hAnsi="Cambria Math"/>
+              <w:sz w:val="24"/>
+              <w:szCs w:val="24"/>
+            </w:rPr>
+            <m:t xml:space="preserve">000</m:t>
           </m:r>
         </m:oMath>
       </m:oMathPara>
     </w:p>
     <w:p>
       <w:pPr>
-        <w:pStyle w:val="Note"/>
-      </w:pPr>
-      <w:r>
-        <w:t xml:space="preserve">※ 암 진단 담보가 이 집단을 쓴다. 사망·암 이(가) 생기면 그 담보는 소멸(탈퇴)한다. 보험금의 현가(바.)는 이 l 을 곱한다.</w:t>
-      </w:r>
-    </w:p>
-    <w:p>
-      <w:pPr>
-        <w:pStyle w:val="FormulaLabel"/>
-      </w:pPr>
-      <w:r>
-        <w:t xml:space="preserve">[식] 납입자수 — 사망 · 암</w:t>
-      </w:r>
-    </w:p>
-    <w:p>
-      <w:pPr>
         <w:pStyle w:val="FormulaText"/>
       </w:pPr>
       <w:r>
-        <w:t xml:space="preserve">기준 인원</w:t>
+        <w:t xml:space="preserve">납입자수 — 납입만 면제되는 사유가 없어 유지자수와 같다</w:t>
       </w:r>
     </w:p>
     <w:p>
@@ -3359,6 +3048,38 @@
                 </w:rPr>
                 <m:t xml:space="preserve">x</m:t>
               </m:r>
+              <m:r>
+                <w:rPr>
+                  <w:rFonts w:ascii="Cambria Math" w:hAnsi="Cambria Math"/>
+                  <w:sz w:val="24"/>
+                  <w:szCs w:val="24"/>
+                </w:rPr>
+                <m:t xml:space="preserve">+</m:t>
+              </m:r>
+              <m:r>
+                <w:rPr>
+                  <w:rFonts w:ascii="Cambria Math" w:hAnsi="Cambria Math"/>
+                  <w:sz w:val="24"/>
+                  <w:szCs w:val="24"/>
+                </w:rPr>
+                <m:t xml:space="preserve">t</m:t>
+              </m:r>
+              <m:r>
+                <w:rPr>
+                  <w:rFonts w:ascii="Cambria Math" w:hAnsi="Cambria Math"/>
+                  <w:sz w:val="24"/>
+                  <w:szCs w:val="24"/>
+                </w:rPr>
+                <m:t xml:space="preserve">+</m:t>
+              </m:r>
+              <m:r>
+                <w:rPr>
+                  <w:rFonts w:ascii="Cambria Math" w:hAnsi="Cambria Math"/>
+                  <w:sz w:val="24"/>
+                  <w:szCs w:val="24"/>
+                </w:rPr>
+                <m:t xml:space="preserve">1</m:t>
+              </m:r>
             </m:sub>
           </m:sSub>
           <m:r>
@@ -3369,39 +3090,293 @@
             </w:rPr>
             <m:t xml:space="preserve"> = </m:t>
           </m:r>
-          <m:r>
-            <w:rPr>
-              <w:rFonts w:ascii="Cambria Math" w:hAnsi="Cambria Math"/>
-              <w:sz w:val="24"/>
-              <w:szCs w:val="24"/>
-            </w:rPr>
-            <m:t xml:space="preserve">100</m:t>
-          </m:r>
-          <m:r>
-            <w:rPr>
-              <w:rFonts w:ascii="Cambria Math" w:hAnsi="Cambria Math"/>
-              <w:sz w:val="24"/>
-              <w:szCs w:val="24"/>
-            </w:rPr>
-            <m:t xml:space="preserve">,</m:t>
-          </m:r>
-          <m:r>
-            <w:rPr>
-              <w:rFonts w:ascii="Cambria Math" w:hAnsi="Cambria Math"/>
-              <w:sz w:val="24"/>
-              <w:szCs w:val="24"/>
-            </w:rPr>
-            <m:t xml:space="preserve">000</m:t>
+          <m:sSub>
+            <m:e>
+              <m:r>
+                <w:rPr>
+                  <w:rFonts w:ascii="Cambria Math" w:hAnsi="Cambria Math"/>
+                  <w:sz w:val="24"/>
+                  <w:szCs w:val="24"/>
+                </w:rPr>
+                <m:t xml:space="preserve">l′</m:t>
+              </m:r>
+            </m:e>
+            <m:sub>
+              <m:r>
+                <w:rPr>
+                  <w:rFonts w:ascii="Cambria Math" w:hAnsi="Cambria Math"/>
+                  <w:sz w:val="24"/>
+                  <w:szCs w:val="24"/>
+                </w:rPr>
+                <m:t xml:space="preserve">x</m:t>
+              </m:r>
+              <m:r>
+                <w:rPr>
+                  <w:rFonts w:ascii="Cambria Math" w:hAnsi="Cambria Math"/>
+                  <w:sz w:val="24"/>
+                  <w:szCs w:val="24"/>
+                </w:rPr>
+                <m:t xml:space="preserve">+</m:t>
+              </m:r>
+              <m:r>
+                <w:rPr>
+                  <w:rFonts w:ascii="Cambria Math" w:hAnsi="Cambria Math"/>
+                  <w:sz w:val="24"/>
+                  <w:szCs w:val="24"/>
+                </w:rPr>
+                <m:t xml:space="preserve">t</m:t>
+              </m:r>
+            </m:sub>
+          </m:sSub>
+          <m:r>
+            <w:rPr>
+              <w:rFonts w:ascii="Cambria Math" w:hAnsi="Cambria Math"/>
+              <w:sz w:val="24"/>
+              <w:szCs w:val="24"/>
+            </w:rPr>
+            <m:t xml:space="preserve"> × ( </m:t>
+          </m:r>
+          <m:r>
+            <w:rPr>
+              <w:rFonts w:ascii="Cambria Math" w:hAnsi="Cambria Math"/>
+              <w:sz w:val="24"/>
+              <w:szCs w:val="24"/>
+            </w:rPr>
+            <m:t xml:space="preserve">1</m:t>
+          </m:r>
+          <m:r>
+            <w:rPr>
+              <w:rFonts w:ascii="Cambria Math" w:hAnsi="Cambria Math"/>
+              <w:sz w:val="24"/>
+              <w:szCs w:val="24"/>
+            </w:rPr>
+            <m:t xml:space="preserve"> − </m:t>
+          </m:r>
+          <m:sSub>
+            <m:e>
+              <m:r>
+                <w:rPr>
+                  <w:rFonts w:ascii="Cambria Math" w:hAnsi="Cambria Math"/>
+                  <w:sz w:val="24"/>
+                  <w:szCs w:val="24"/>
+                </w:rPr>
+                <m:t xml:space="preserve">r</m:t>
+              </m:r>
+            </m:e>
+            <m:sub>
+              <m:r>
+                <w:rPr>
+                  <w:rFonts w:ascii="Cambria Math" w:hAnsi="Cambria Math"/>
+                  <w:sz w:val="24"/>
+                  <w:szCs w:val="24"/>
+                </w:rPr>
+                <m:t xml:space="preserve">x</m:t>
+              </m:r>
+              <m:r>
+                <w:rPr>
+                  <w:rFonts w:ascii="Cambria Math" w:hAnsi="Cambria Math"/>
+                  <w:sz w:val="24"/>
+                  <w:szCs w:val="24"/>
+                </w:rPr>
+                <m:t xml:space="preserve">+</m:t>
+              </m:r>
+              <m:r>
+                <w:rPr>
+                  <w:rFonts w:ascii="Cambria Math" w:hAnsi="Cambria Math"/>
+                  <w:sz w:val="24"/>
+                  <w:szCs w:val="24"/>
+                </w:rPr>
+                <m:t xml:space="preserve">t</m:t>
+              </m:r>
+            </m:sub>
+          </m:sSub>
+          <m:r>
+            <w:rPr>
+              <w:rFonts w:ascii="Cambria Math" w:hAnsi="Cambria Math"/>
+              <w:sz w:val="24"/>
+              <w:szCs w:val="24"/>
+            </w:rPr>
+            <m:t xml:space="preserve"> − </m:t>
+          </m:r>
+          <m:sSub>
+            <m:e>
+              <m:r>
+                <w:rPr>
+                  <w:rFonts w:ascii="Cambria Math" w:hAnsi="Cambria Math"/>
+                  <w:sz w:val="24"/>
+                  <w:szCs w:val="24"/>
+                </w:rPr>
+                <m:t xml:space="preserve">w</m:t>
+              </m:r>
+            </m:e>
+            <m:sub>
+              <m:r>
+                <w:rPr>
+                  <w:rFonts w:ascii="Cambria Math" w:hAnsi="Cambria Math"/>
+                  <w:sz w:val="24"/>
+                  <w:szCs w:val="24"/>
+                </w:rPr>
+                <m:t xml:space="preserve">x</m:t>
+              </m:r>
+              <m:r>
+                <w:rPr>
+                  <w:rFonts w:ascii="Cambria Math" w:hAnsi="Cambria Math"/>
+                  <w:sz w:val="24"/>
+                  <w:szCs w:val="24"/>
+                </w:rPr>
+                <m:t xml:space="preserve">+</m:t>
+              </m:r>
+              <m:r>
+                <w:rPr>
+                  <w:rFonts w:ascii="Cambria Math" w:hAnsi="Cambria Math"/>
+                  <w:sz w:val="24"/>
+                  <w:szCs w:val="24"/>
+                </w:rPr>
+                <m:t xml:space="preserve">t</m:t>
+              </m:r>
+            </m:sub>
+          </m:sSub>
+          <m:r>
+            <w:rPr>
+              <w:rFonts w:ascii="Cambria Math" w:hAnsi="Cambria Math"/>
+              <w:sz w:val="24"/>
+              <w:szCs w:val="24"/>
+            </w:rPr>
+            <m:t xml:space="preserve"> + </m:t>
+          </m:r>
+          <m:sSub>
+            <m:e>
+              <m:r>
+                <w:rPr>
+                  <w:rFonts w:ascii="Cambria Math" w:hAnsi="Cambria Math"/>
+                  <w:sz w:val="24"/>
+                  <w:szCs w:val="24"/>
+                </w:rPr>
+                <m:t xml:space="preserve">r</m:t>
+              </m:r>
+            </m:e>
+            <m:sub>
+              <m:r>
+                <w:rPr>
+                  <w:rFonts w:ascii="Cambria Math" w:hAnsi="Cambria Math"/>
+                  <w:sz w:val="24"/>
+                  <w:szCs w:val="24"/>
+                </w:rPr>
+                <m:t xml:space="preserve">x</m:t>
+              </m:r>
+              <m:r>
+                <w:rPr>
+                  <w:rFonts w:ascii="Cambria Math" w:hAnsi="Cambria Math"/>
+                  <w:sz w:val="24"/>
+                  <w:szCs w:val="24"/>
+                </w:rPr>
+                <m:t xml:space="preserve">+</m:t>
+              </m:r>
+              <m:r>
+                <w:rPr>
+                  <w:rFonts w:ascii="Cambria Math" w:hAnsi="Cambria Math"/>
+                  <w:sz w:val="24"/>
+                  <w:szCs w:val="24"/>
+                </w:rPr>
+                <m:t xml:space="preserve">t</m:t>
+              </m:r>
+            </m:sub>
+          </m:sSub>
+          <m:r>
+            <w:rPr>
+              <w:rFonts w:ascii="Cambria Math" w:hAnsi="Cambria Math"/>
+              <w:sz w:val="24"/>
+              <w:szCs w:val="24"/>
+            </w:rPr>
+            <m:t xml:space="preserve">·</m:t>
+          </m:r>
+          <m:sSub>
+            <m:e>
+              <m:r>
+                <w:rPr>
+                  <w:rFonts w:ascii="Cambria Math" w:hAnsi="Cambria Math"/>
+                  <w:sz w:val="24"/>
+                  <w:szCs w:val="24"/>
+                </w:rPr>
+                <m:t xml:space="preserve">w</m:t>
+              </m:r>
+            </m:e>
+            <m:sub>
+              <m:r>
+                <w:rPr>
+                  <w:rFonts w:ascii="Cambria Math" w:hAnsi="Cambria Math"/>
+                  <w:sz w:val="24"/>
+                  <w:szCs w:val="24"/>
+                </w:rPr>
+                <m:t xml:space="preserve">x</m:t>
+              </m:r>
+              <m:r>
+                <w:rPr>
+                  <w:rFonts w:ascii="Cambria Math" w:hAnsi="Cambria Math"/>
+                  <w:sz w:val="24"/>
+                  <w:szCs w:val="24"/>
+                </w:rPr>
+                <m:t xml:space="preserve">+</m:t>
+              </m:r>
+              <m:r>
+                <w:rPr>
+                  <w:rFonts w:ascii="Cambria Math" w:hAnsi="Cambria Math"/>
+                  <w:sz w:val="24"/>
+                  <w:szCs w:val="24"/>
+                </w:rPr>
+                <m:t xml:space="preserve">t</m:t>
+              </m:r>
+            </m:sub>
+          </m:sSub>
+          <m:r>
+            <w:rPr>
+              <w:rFonts w:ascii="Cambria Math" w:hAnsi="Cambria Math"/>
+              <w:sz w:val="24"/>
+              <w:szCs w:val="24"/>
+            </w:rPr>
+            <m:t xml:space="preserve">/</m:t>
+          </m:r>
+          <m:r>
+            <w:rPr>
+              <w:rFonts w:ascii="Cambria Math" w:hAnsi="Cambria Math"/>
+              <w:sz w:val="24"/>
+              <w:szCs w:val="24"/>
+            </w:rPr>
+            <m:t xml:space="preserve">2</m:t>
+          </m:r>
+          <m:r>
+            <w:rPr>
+              <w:rFonts w:ascii="Cambria Math" w:hAnsi="Cambria Math"/>
+              <w:sz w:val="24"/>
+              <w:szCs w:val="24"/>
+            </w:rPr>
+            <m:t xml:space="preserve"> )</m:t>
           </m:r>
         </m:oMath>
       </m:oMathPara>
     </w:p>
     <w:p>
       <w:pPr>
-        <w:pStyle w:val="FormulaText"/>
-      </w:pPr>
-      <w:r>
-        <w:t xml:space="preserve">납입자수 — 납입만 면제되는 사유가 없어 유지자수와 같다</w:t>
+        <w:pStyle w:val="Note"/>
+      </w:pPr>
+      <w:r>
+        <w:t xml:space="preserve">※ 납입자수는 탈퇴 사유로 유지자수와 똑같이 줄어든다 — 별도의 납입면제율을 곱하지 않는다. 탈퇴율 r 는 이 집단의 유지자수 식에서 정한 것이다.</w:t>
+      </w:r>
+    </w:p>
+    <w:p>
+      <w:pPr>
+        <w:pStyle w:val="Heading2"/>
+      </w:pPr>
+      <w:r>
+        <w:t xml:space="preserve">마. 계산기수 — 보험료</w:t>
+      </w:r>
+    </w:p>
+    <w:p>
+      <w:pPr>
+        <w:pStyle w:val="FormulaLabel"/>
+      </w:pPr>
+      <w:r>
+        <w:t xml:space="preserve">[식] 납입자수의 현가와 누계 (D′ · N′)</w:t>
       </w:r>
     </w:p>
     <w:p>
@@ -3421,6 +3396,52 @@
                   <w:sz w:val="24"/>
                   <w:szCs w:val="24"/>
                 </w:rPr>
+                <m:t xml:space="preserve">D′</m:t>
+              </m:r>
+            </m:e>
+            <m:sub>
+              <m:r>
+                <w:rPr>
+                  <w:rFonts w:ascii="Cambria Math" w:hAnsi="Cambria Math"/>
+                  <w:sz w:val="24"/>
+                  <w:szCs w:val="24"/>
+                </w:rPr>
+                <m:t xml:space="preserve">x</m:t>
+              </m:r>
+              <m:r>
+                <w:rPr>
+                  <w:rFonts w:ascii="Cambria Math" w:hAnsi="Cambria Math"/>
+                  <w:sz w:val="24"/>
+                  <w:szCs w:val="24"/>
+                </w:rPr>
+                <m:t xml:space="preserve">+</m:t>
+              </m:r>
+              <m:r>
+                <w:rPr>
+                  <w:rFonts w:ascii="Cambria Math" w:hAnsi="Cambria Math"/>
+                  <w:sz w:val="24"/>
+                  <w:szCs w:val="24"/>
+                </w:rPr>
+                <m:t xml:space="preserve">t</m:t>
+              </m:r>
+            </m:sub>
+          </m:sSub>
+          <m:r>
+            <w:rPr>
+              <w:rFonts w:ascii="Cambria Math" w:hAnsi="Cambria Math"/>
+              <w:sz w:val="24"/>
+              <w:szCs w:val="24"/>
+            </w:rPr>
+            <m:t xml:space="preserve"> = </m:t>
+          </m:r>
+          <m:sSub>
+            <m:e>
+              <m:r>
+                <w:rPr>
+                  <w:rFonts w:ascii="Cambria Math" w:hAnsi="Cambria Math"/>
+                  <w:sz w:val="24"/>
+                  <w:szCs w:val="24"/>
+                </w:rPr>
                 <m:t xml:space="preserve">l′</m:t>
               </m:r>
             </m:e>
@@ -3449,22 +3470,6 @@
                 </w:rPr>
                 <m:t xml:space="preserve">t</m:t>
               </m:r>
-              <m:r>
-                <w:rPr>
-                  <w:rFonts w:ascii="Cambria Math" w:hAnsi="Cambria Math"/>
-                  <w:sz w:val="24"/>
-                  <w:szCs w:val="24"/>
-                </w:rPr>
-                <m:t xml:space="preserve">+</m:t>
-              </m:r>
-              <m:r>
-                <w:rPr>
-                  <w:rFonts w:ascii="Cambria Math" w:hAnsi="Cambria Math"/>
-                  <w:sz w:val="24"/>
-                  <w:szCs w:val="24"/>
-                </w:rPr>
-                <m:t xml:space="preserve">1</m:t>
-              </m:r>
             </m:sub>
           </m:sSub>
           <m:r>
@@ -3473,36 +3478,20 @@
               <w:sz w:val="24"/>
               <w:szCs w:val="24"/>
             </w:rPr>
-            <m:t xml:space="preserve"> = </m:t>
-          </m:r>
-          <m:sSub>
-            <m:e>
-              <m:r>
-                <w:rPr>
-                  <w:rFonts w:ascii="Cambria Math" w:hAnsi="Cambria Math"/>
-                  <w:sz w:val="24"/>
-                  <w:szCs w:val="24"/>
-                </w:rPr>
-                <m:t xml:space="preserve">l′</m:t>
-              </m:r>
-            </m:e>
-            <m:sub>
-              <m:r>
-                <w:rPr>
-                  <w:rFonts w:ascii="Cambria Math" w:hAnsi="Cambria Math"/>
-                  <w:sz w:val="24"/>
-                  <w:szCs w:val="24"/>
-                </w:rPr>
-                <m:t xml:space="preserve">x</m:t>
-              </m:r>
-              <m:r>
-                <w:rPr>
-                  <w:rFonts w:ascii="Cambria Math" w:hAnsi="Cambria Math"/>
-                  <w:sz w:val="24"/>
-                  <w:szCs w:val="24"/>
-                </w:rPr>
-                <m:t xml:space="preserve">+</m:t>
-              </m:r>
+            <m:t xml:space="preserve">·</m:t>
+          </m:r>
+          <m:sSup>
+            <m:e>
+              <m:r>
+                <w:rPr>
+                  <w:rFonts w:ascii="Cambria Math" w:hAnsi="Cambria Math"/>
+                  <w:sz w:val="24"/>
+                  <w:szCs w:val="24"/>
+                </w:rPr>
+                <m:t xml:space="preserve">v</m:t>
+              </m:r>
+            </m:e>
+            <m:sup>
               <m:r>
                 <w:rPr>
                   <w:rFonts w:ascii="Cambria Math" w:hAnsi="Cambria Math"/>
@@ -3511,258 +3500,10 @@
                 </w:rPr>
                 <m:t xml:space="preserve">t</m:t>
               </m:r>
-            </m:sub>
-          </m:sSub>
-          <m:r>
-            <w:rPr>
-              <w:rFonts w:ascii="Cambria Math" w:hAnsi="Cambria Math"/>
-              <w:sz w:val="24"/>
-              <w:szCs w:val="24"/>
-            </w:rPr>
-            <m:t xml:space="preserve"> × ( </m:t>
-          </m:r>
-          <m:r>
-            <w:rPr>
-              <w:rFonts w:ascii="Cambria Math" w:hAnsi="Cambria Math"/>
-              <w:sz w:val="24"/>
-              <w:szCs w:val="24"/>
-            </w:rPr>
-            <m:t xml:space="preserve">1</m:t>
-          </m:r>
-          <m:r>
-            <w:rPr>
-              <w:rFonts w:ascii="Cambria Math" w:hAnsi="Cambria Math"/>
-              <w:sz w:val="24"/>
-              <w:szCs w:val="24"/>
-            </w:rPr>
-            <m:t xml:space="preserve"> − </m:t>
-          </m:r>
-          <m:sSub>
-            <m:e>
-              <m:r>
-                <w:rPr>
-                  <w:rFonts w:ascii="Cambria Math" w:hAnsi="Cambria Math"/>
-                  <w:sz w:val="24"/>
-                  <w:szCs w:val="24"/>
-                </w:rPr>
-                <m:t xml:space="preserve">Q</m:t>
-              </m:r>
-            </m:e>
-            <m:sub>
-              <m:r>
-                <w:rPr>
-                  <w:rFonts w:ascii="Cambria Math" w:hAnsi="Cambria Math"/>
-                  <w:sz w:val="24"/>
-                  <w:szCs w:val="24"/>
-                </w:rPr>
-                <m:t xml:space="preserve">x</m:t>
-              </m:r>
-              <m:r>
-                <w:rPr>
-                  <w:rFonts w:ascii="Cambria Math" w:hAnsi="Cambria Math"/>
-                  <w:sz w:val="24"/>
-                  <w:szCs w:val="24"/>
-                </w:rPr>
-                <m:t xml:space="preserve">+</m:t>
-              </m:r>
-              <m:r>
-                <w:rPr>
-                  <w:rFonts w:ascii="Cambria Math" w:hAnsi="Cambria Math"/>
-                  <w:sz w:val="24"/>
-                  <w:szCs w:val="24"/>
-                </w:rPr>
-                <m:t xml:space="preserve">t</m:t>
-              </m:r>
-            </m:sub>
-          </m:sSub>
-          <m:r>
-            <w:rPr>
-              <w:rFonts w:ascii="Cambria Math" w:hAnsi="Cambria Math"/>
-              <w:sz w:val="24"/>
-              <w:szCs w:val="24"/>
-            </w:rPr>
-            <m:t xml:space="preserve"> − </m:t>
-          </m:r>
-          <m:sSub>
-            <m:e>
-              <m:r>
-                <w:rPr>
-                  <w:rFonts w:ascii="Cambria Math" w:hAnsi="Cambria Math"/>
-                  <w:sz w:val="24"/>
-                  <w:szCs w:val="24"/>
-                </w:rPr>
-                <m:t xml:space="preserve">w</m:t>
-              </m:r>
-            </m:e>
-            <m:sub>
-              <m:r>
-                <w:rPr>
-                  <w:rFonts w:ascii="Cambria Math" w:hAnsi="Cambria Math"/>
-                  <w:sz w:val="24"/>
-                  <w:szCs w:val="24"/>
-                </w:rPr>
-                <m:t xml:space="preserve">x</m:t>
-              </m:r>
-              <m:r>
-                <w:rPr>
-                  <w:rFonts w:ascii="Cambria Math" w:hAnsi="Cambria Math"/>
-                  <w:sz w:val="24"/>
-                  <w:szCs w:val="24"/>
-                </w:rPr>
-                <m:t xml:space="preserve">+</m:t>
-              </m:r>
-              <m:r>
-                <w:rPr>
-                  <w:rFonts w:ascii="Cambria Math" w:hAnsi="Cambria Math"/>
-                  <w:sz w:val="24"/>
-                  <w:szCs w:val="24"/>
-                </w:rPr>
-                <m:t xml:space="preserve">t</m:t>
-              </m:r>
-            </m:sub>
-          </m:sSub>
-          <m:r>
-            <w:rPr>
-              <w:rFonts w:ascii="Cambria Math" w:hAnsi="Cambria Math"/>
-              <w:sz w:val="24"/>
-              <w:szCs w:val="24"/>
-            </w:rPr>
-            <m:t xml:space="preserve"> + </m:t>
-          </m:r>
-          <m:sSub>
-            <m:e>
-              <m:r>
-                <w:rPr>
-                  <w:rFonts w:ascii="Cambria Math" w:hAnsi="Cambria Math"/>
-                  <w:sz w:val="24"/>
-                  <w:szCs w:val="24"/>
-                </w:rPr>
-                <m:t xml:space="preserve">Q</m:t>
-              </m:r>
-            </m:e>
-            <m:sub>
-              <m:r>
-                <w:rPr>
-                  <w:rFonts w:ascii="Cambria Math" w:hAnsi="Cambria Math"/>
-                  <w:sz w:val="24"/>
-                  <w:szCs w:val="24"/>
-                </w:rPr>
-                <m:t xml:space="preserve">x</m:t>
-              </m:r>
-              <m:r>
-                <w:rPr>
-                  <w:rFonts w:ascii="Cambria Math" w:hAnsi="Cambria Math"/>
-                  <w:sz w:val="24"/>
-                  <w:szCs w:val="24"/>
-                </w:rPr>
-                <m:t xml:space="preserve">+</m:t>
-              </m:r>
-              <m:r>
-                <w:rPr>
-                  <w:rFonts w:ascii="Cambria Math" w:hAnsi="Cambria Math"/>
-                  <w:sz w:val="24"/>
-                  <w:szCs w:val="24"/>
-                </w:rPr>
-                <m:t xml:space="preserve">t</m:t>
-              </m:r>
-            </m:sub>
-          </m:sSub>
-          <m:r>
-            <w:rPr>
-              <w:rFonts w:ascii="Cambria Math" w:hAnsi="Cambria Math"/>
-              <w:sz w:val="24"/>
-              <w:szCs w:val="24"/>
-            </w:rPr>
-            <m:t xml:space="preserve">·</m:t>
-          </m:r>
-          <m:sSub>
-            <m:e>
-              <m:r>
-                <w:rPr>
-                  <w:rFonts w:ascii="Cambria Math" w:hAnsi="Cambria Math"/>
-                  <w:sz w:val="24"/>
-                  <w:szCs w:val="24"/>
-                </w:rPr>
-                <m:t xml:space="preserve">w</m:t>
-              </m:r>
-            </m:e>
-            <m:sub>
-              <m:r>
-                <w:rPr>
-                  <w:rFonts w:ascii="Cambria Math" w:hAnsi="Cambria Math"/>
-                  <w:sz w:val="24"/>
-                  <w:szCs w:val="24"/>
-                </w:rPr>
-                <m:t xml:space="preserve">x</m:t>
-              </m:r>
-              <m:r>
-                <w:rPr>
-                  <w:rFonts w:ascii="Cambria Math" w:hAnsi="Cambria Math"/>
-                  <w:sz w:val="24"/>
-                  <w:szCs w:val="24"/>
-                </w:rPr>
-                <m:t xml:space="preserve">+</m:t>
-              </m:r>
-              <m:r>
-                <w:rPr>
-                  <w:rFonts w:ascii="Cambria Math" w:hAnsi="Cambria Math"/>
-                  <w:sz w:val="24"/>
-                  <w:szCs w:val="24"/>
-                </w:rPr>
-                <m:t xml:space="preserve">t</m:t>
-              </m:r>
-            </m:sub>
-          </m:sSub>
-          <m:r>
-            <w:rPr>
-              <w:rFonts w:ascii="Cambria Math" w:hAnsi="Cambria Math"/>
-              <w:sz w:val="24"/>
-              <w:szCs w:val="24"/>
-            </w:rPr>
-            <m:t xml:space="preserve">/</m:t>
-          </m:r>
-          <m:r>
-            <w:rPr>
-              <w:rFonts w:ascii="Cambria Math" w:hAnsi="Cambria Math"/>
-              <w:sz w:val="24"/>
-              <w:szCs w:val="24"/>
-            </w:rPr>
-            <m:t xml:space="preserve">2</m:t>
-          </m:r>
-          <m:r>
-            <w:rPr>
-              <w:rFonts w:ascii="Cambria Math" w:hAnsi="Cambria Math"/>
-              <w:sz w:val="24"/>
-              <w:szCs w:val="24"/>
-            </w:rPr>
-            <m:t xml:space="preserve"> )</m:t>
-          </m:r>
+            </m:sup>
+          </m:sSup>
         </m:oMath>
       </m:oMathPara>
-    </w:p>
-    <w:p>
-      <w:pPr>
-        <w:pStyle w:val="Note"/>
-      </w:pPr>
-      <w:r>
-        <w:t xml:space="preserve">※ 납입자수는 탈퇴 사유로 유지자수와 똑같이 줄어든다 — 별도의 납입면제율을 곱하지 않는다. 탈퇴율 Q 는 이 집단의 유지자수 식에서 정한 것이다.</w:t>
-      </w:r>
-    </w:p>
-    <w:p>
-      <w:pPr>
-        <w:pStyle w:val="Heading2"/>
-      </w:pPr>
-      <w:r>
-        <w:t xml:space="preserve">마. 계산기수 — 보험료</w:t>
-      </w:r>
-    </w:p>
-    <w:p>
-      <w:pPr>
-        <w:pStyle w:val="FormulaLabel"/>
-      </w:pPr>
-      <w:r>
-        <w:t xml:space="preserve">[식] 납입자수의 현가와 누계 (D′ · N′)</w:t>
-      </w:r>
     </w:p>
     <w:p>
       <w:pPr>
@@ -3781,6 +3522,98 @@
                   <w:sz w:val="24"/>
                   <w:szCs w:val="24"/>
                 </w:rPr>
+                <m:t xml:space="preserve">N′</m:t>
+              </m:r>
+            </m:e>
+            <m:sub>
+              <m:r>
+                <w:rPr>
+                  <w:rFonts w:ascii="Cambria Math" w:hAnsi="Cambria Math"/>
+                  <w:sz w:val="24"/>
+                  <w:szCs w:val="24"/>
+                </w:rPr>
+                <m:t xml:space="preserve">x</m:t>
+              </m:r>
+              <m:r>
+                <w:rPr>
+                  <w:rFonts w:ascii="Cambria Math" w:hAnsi="Cambria Math"/>
+                  <w:sz w:val="24"/>
+                  <w:szCs w:val="24"/>
+                </w:rPr>
+                <m:t xml:space="preserve">+</m:t>
+              </m:r>
+              <m:r>
+                <w:rPr>
+                  <w:rFonts w:ascii="Cambria Math" w:hAnsi="Cambria Math"/>
+                  <w:sz w:val="24"/>
+                  <w:szCs w:val="24"/>
+                </w:rPr>
+                <m:t xml:space="preserve">t</m:t>
+              </m:r>
+            </m:sub>
+          </m:sSub>
+          <m:r>
+            <w:rPr>
+              <w:rFonts w:ascii="Cambria Math" w:hAnsi="Cambria Math"/>
+              <w:sz w:val="24"/>
+              <w:szCs w:val="24"/>
+            </w:rPr>
+            <m:t xml:space="preserve"> = </m:t>
+          </m:r>
+          <m:sSub>
+            <m:e>
+              <m:r>
+                <w:rPr>
+                  <w:rFonts w:ascii="Cambria Math" w:hAnsi="Cambria Math"/>
+                  <w:sz w:val="24"/>
+                  <w:szCs w:val="24"/>
+                </w:rPr>
+                <m:t xml:space="preserve">Σ</m:t>
+              </m:r>
+            </m:e>
+            <m:sub>
+              <m:r>
+                <w:rPr>
+                  <w:rFonts w:ascii="Cambria Math" w:hAnsi="Cambria Math"/>
+                  <w:sz w:val="24"/>
+                  <w:szCs w:val="24"/>
+                </w:rPr>
+                <m:t xml:space="preserve">u</m:t>
+              </m:r>
+              <m:r>
+                <w:rPr>
+                  <w:rFonts w:ascii="Cambria Math" w:hAnsi="Cambria Math"/>
+                  <w:sz w:val="24"/>
+                  <w:szCs w:val="24"/>
+                </w:rPr>
+                <m:t xml:space="preserve">≥</m:t>
+              </m:r>
+              <m:r>
+                <w:rPr>
+                  <w:rFonts w:ascii="Cambria Math" w:hAnsi="Cambria Math"/>
+                  <w:sz w:val="24"/>
+                  <w:szCs w:val="24"/>
+                </w:rPr>
+                <m:t xml:space="preserve">t</m:t>
+              </m:r>
+            </m:sub>
+          </m:sSub>
+          <m:r>
+            <w:rPr>
+              <w:rFonts w:ascii="Cambria Math" w:hAnsi="Cambria Math"/>
+              <w:sz w:val="24"/>
+              <w:szCs w:val="24"/>
+            </w:rPr>
+            <m:t xml:space="preserve"> </m:t>
+          </m:r>
+          <m:sSub>
+            <m:e>
+              <m:r>
+                <w:rPr>
+                  <w:rFonts w:ascii="Cambria Math" w:hAnsi="Cambria Math"/>
+                  <w:sz w:val="24"/>
+                  <w:szCs w:val="24"/>
+                </w:rPr>
                 <m:t xml:space="preserve">D′</m:t>
               </m:r>
             </m:e>
@@ -3807,88 +3640,324 @@
                   <w:sz w:val="24"/>
                   <w:szCs w:val="24"/>
                 </w:rPr>
-                <m:t xml:space="preserve">t</m:t>
+                <m:t xml:space="preserve">u</m:t>
               </m:r>
             </m:sub>
           </m:sSub>
-          <m:r>
-            <w:rPr>
-              <w:rFonts w:ascii="Cambria Math" w:hAnsi="Cambria Math"/>
-              <w:sz w:val="24"/>
-              <w:szCs w:val="24"/>
-            </w:rPr>
-            <m:t xml:space="preserve"> = </m:t>
-          </m:r>
-          <m:sSub>
-            <m:e>
-              <m:r>
-                <w:rPr>
-                  <w:rFonts w:ascii="Cambria Math" w:hAnsi="Cambria Math"/>
-                  <w:sz w:val="24"/>
-                  <w:szCs w:val="24"/>
-                </w:rPr>
-                <m:t xml:space="preserve">l′</m:t>
-              </m:r>
-            </m:e>
-            <m:sub>
-              <m:r>
-                <w:rPr>
-                  <w:rFonts w:ascii="Cambria Math" w:hAnsi="Cambria Math"/>
-                  <w:sz w:val="24"/>
-                  <w:szCs w:val="24"/>
-                </w:rPr>
-                <m:t xml:space="preserve">x</m:t>
-              </m:r>
-              <m:r>
-                <w:rPr>
-                  <w:rFonts w:ascii="Cambria Math" w:hAnsi="Cambria Math"/>
-                  <w:sz w:val="24"/>
-                  <w:szCs w:val="24"/>
-                </w:rPr>
-                <m:t xml:space="preserve">+</m:t>
-              </m:r>
-              <m:r>
-                <w:rPr>
-                  <w:rFonts w:ascii="Cambria Math" w:hAnsi="Cambria Math"/>
-                  <w:sz w:val="24"/>
-                  <w:szCs w:val="24"/>
-                </w:rPr>
-                <m:t xml:space="preserve">t</m:t>
-              </m:r>
-            </m:sub>
-          </m:sSub>
-          <m:r>
-            <w:rPr>
-              <w:rFonts w:ascii="Cambria Math" w:hAnsi="Cambria Math"/>
-              <w:sz w:val="24"/>
-              <w:szCs w:val="24"/>
-            </w:rPr>
-            <m:t xml:space="preserve">·</m:t>
-          </m:r>
-          <m:sSup>
-            <m:e>
-              <m:r>
-                <w:rPr>
-                  <w:rFonts w:ascii="Cambria Math" w:hAnsi="Cambria Math"/>
-                  <w:sz w:val="24"/>
-                  <w:szCs w:val="24"/>
-                </w:rPr>
-                <m:t xml:space="preserve">v</m:t>
-              </m:r>
-            </m:e>
-            <m:sup>
-              <m:r>
-                <w:rPr>
-                  <w:rFonts w:ascii="Cambria Math" w:hAnsi="Cambria Math"/>
-                  <w:sz w:val="24"/>
-                  <w:szCs w:val="24"/>
-                </w:rPr>
-                <m:t xml:space="preserve">t</m:t>
-              </m:r>
-            </m:sup>
-          </m:sSup>
         </m:oMath>
       </m:oMathPara>
+    </w:p>
+    <w:p>
+      <w:pPr>
+        <w:pStyle w:val="FormulaLabel"/>
+      </w:pPr>
+      <w:r>
+        <w:t xml:space="preserve">[식] 연납 환산 납입기수 (N*)</w:t>
+      </w:r>
+    </w:p>
+    <w:p>
+      <w:pPr>
+        <w:pStyle w:val="Formula"/>
+      </w:pPr>
+      <m:oMathPara>
+        <m:oMathParaPr>
+          <m:jc m:val="left"/>
+        </m:oMathParaPr>
+        <m:oMath>
+          <m:r>
+            <w:rPr>
+              <w:rFonts w:ascii="Cambria Math" w:hAnsi="Cambria Math"/>
+              <w:sz w:val="24"/>
+              <w:szCs w:val="24"/>
+            </w:rPr>
+            <m:t xml:space="preserve">N*</m:t>
+          </m:r>
+          <m:r>
+            <w:rPr>
+              <w:rFonts w:ascii="Cambria Math" w:hAnsi="Cambria Math"/>
+              <w:sz w:val="24"/>
+              <w:szCs w:val="24"/>
+            </w:rPr>
+            <m:t xml:space="preserve"> = </m:t>
+          </m:r>
+          <m:r>
+            <w:rPr>
+              <w:rFonts w:ascii="Cambria Math" w:hAnsi="Cambria Math"/>
+              <w:sz w:val="24"/>
+              <w:szCs w:val="24"/>
+            </w:rPr>
+            <m:t xml:space="preserve">k</m:t>
+          </m:r>
+          <m:r>
+            <w:rPr>
+              <w:rFonts w:ascii="Cambria Math" w:hAnsi="Cambria Math"/>
+              <w:sz w:val="24"/>
+              <w:szCs w:val="24"/>
+            </w:rPr>
+            <m:t xml:space="preserve"> · [ ( </m:t>
+          </m:r>
+          <m:sSub>
+            <m:e>
+              <m:r>
+                <w:rPr>
+                  <w:rFonts w:ascii="Cambria Math" w:hAnsi="Cambria Math"/>
+                  <w:sz w:val="24"/>
+                  <w:szCs w:val="24"/>
+                </w:rPr>
+                <m:t xml:space="preserve">N′</m:t>
+              </m:r>
+            </m:e>
+            <m:sub>
+              <m:r>
+                <w:rPr>
+                  <w:rFonts w:ascii="Cambria Math" w:hAnsi="Cambria Math"/>
+                  <w:sz w:val="24"/>
+                  <w:szCs w:val="24"/>
+                </w:rPr>
+                <m:t xml:space="preserve">x</m:t>
+              </m:r>
+            </m:sub>
+          </m:sSub>
+          <m:r>
+            <w:rPr>
+              <w:rFonts w:ascii="Cambria Math" w:hAnsi="Cambria Math"/>
+              <w:sz w:val="24"/>
+              <w:szCs w:val="24"/>
+            </w:rPr>
+            <m:t xml:space="preserve"> − </m:t>
+          </m:r>
+          <m:sSub>
+            <m:e>
+              <m:r>
+                <w:rPr>
+                  <w:rFonts w:ascii="Cambria Math" w:hAnsi="Cambria Math"/>
+                  <w:sz w:val="24"/>
+                  <w:szCs w:val="24"/>
+                </w:rPr>
+                <m:t xml:space="preserve">N′</m:t>
+              </m:r>
+            </m:e>
+            <m:sub>
+              <m:r>
+                <w:rPr>
+                  <w:rFonts w:ascii="Cambria Math" w:hAnsi="Cambria Math"/>
+                  <w:sz w:val="24"/>
+                  <w:szCs w:val="24"/>
+                </w:rPr>
+                <m:t xml:space="preserve">x</m:t>
+              </m:r>
+              <m:r>
+                <w:rPr>
+                  <w:rFonts w:ascii="Cambria Math" w:hAnsi="Cambria Math"/>
+                  <w:sz w:val="24"/>
+                  <w:szCs w:val="24"/>
+                </w:rPr>
+                <m:t xml:space="preserve">+</m:t>
+              </m:r>
+              <m:r>
+                <w:rPr>
+                  <w:rFonts w:ascii="Cambria Math" w:hAnsi="Cambria Math"/>
+                  <w:sz w:val="24"/>
+                  <w:szCs w:val="24"/>
+                </w:rPr>
+                <m:t xml:space="preserve">m</m:t>
+              </m:r>
+            </m:sub>
+          </m:sSub>
+          <m:r>
+            <w:rPr>
+              <w:rFonts w:ascii="Cambria Math" w:hAnsi="Cambria Math"/>
+              <w:sz w:val="24"/>
+              <w:szCs w:val="24"/>
+            </w:rPr>
+            <m:t xml:space="preserve"> )</m:t>
+          </m:r>
+        </m:oMath>
+      </m:oMathPara>
+    </w:p>
+    <w:p>
+      <w:pPr>
+        <w:pStyle w:val="Formula"/>
+      </w:pPr>
+      <m:oMathPara>
+        <m:oMathParaPr>
+          <m:jc m:val="left"/>
+        </m:oMathParaPr>
+        <m:oMath>
+          <m:r>
+            <w:rPr>
+              <w:rFonts w:ascii="Cambria Math" w:hAnsi="Cambria Math"/>
+              <w:sz w:val="24"/>
+              <w:szCs w:val="24"/>
+            </w:rPr>
+            <m:t xml:space="preserve">− ( </m:t>
+          </m:r>
+          <m:r>
+            <w:rPr>
+              <w:rFonts w:ascii="Cambria Math" w:hAnsi="Cambria Math"/>
+              <w:sz w:val="24"/>
+              <w:szCs w:val="24"/>
+            </w:rPr>
+            <m:t xml:space="preserve">k</m:t>
+          </m:r>
+          <m:r>
+            <w:rPr>
+              <w:rFonts w:ascii="Cambria Math" w:hAnsi="Cambria Math"/>
+              <w:sz w:val="24"/>
+              <w:szCs w:val="24"/>
+            </w:rPr>
+            <m:t xml:space="preserve">−</m:t>
+          </m:r>
+          <m:r>
+            <w:rPr>
+              <w:rFonts w:ascii="Cambria Math" w:hAnsi="Cambria Math"/>
+              <w:sz w:val="24"/>
+              <w:szCs w:val="24"/>
+            </w:rPr>
+            <m:t xml:space="preserve">1</m:t>
+          </m:r>
+          <m:r>
+            <w:rPr>
+              <w:rFonts w:ascii="Cambria Math" w:hAnsi="Cambria Math"/>
+              <w:sz w:val="24"/>
+              <w:szCs w:val="24"/>
+            </w:rPr>
+            <m:t xml:space="preserve"> )/( </m:t>
+          </m:r>
+          <m:r>
+            <w:rPr>
+              <w:rFonts w:ascii="Cambria Math" w:hAnsi="Cambria Math"/>
+              <w:sz w:val="24"/>
+              <w:szCs w:val="24"/>
+            </w:rPr>
+            <m:t xml:space="preserve">2</m:t>
+          </m:r>
+          <m:r>
+            <w:rPr>
+              <w:rFonts w:ascii="Cambria Math" w:hAnsi="Cambria Math"/>
+              <w:sz w:val="24"/>
+              <w:szCs w:val="24"/>
+            </w:rPr>
+            <m:t xml:space="preserve">·</m:t>
+          </m:r>
+          <m:r>
+            <w:rPr>
+              <w:rFonts w:ascii="Cambria Math" w:hAnsi="Cambria Math"/>
+              <w:sz w:val="24"/>
+              <w:szCs w:val="24"/>
+            </w:rPr>
+            <m:t xml:space="preserve">k</m:t>
+          </m:r>
+          <m:r>
+            <w:rPr>
+              <w:rFonts w:ascii="Cambria Math" w:hAnsi="Cambria Math"/>
+              <w:sz w:val="24"/>
+              <w:szCs w:val="24"/>
+            </w:rPr>
+            <m:t xml:space="preserve"> )·( </m:t>
+          </m:r>
+          <m:sSub>
+            <m:e>
+              <m:r>
+                <w:rPr>
+                  <w:rFonts w:ascii="Cambria Math" w:hAnsi="Cambria Math"/>
+                  <w:sz w:val="24"/>
+                  <w:szCs w:val="24"/>
+                </w:rPr>
+                <m:t xml:space="preserve">D′</m:t>
+              </m:r>
+            </m:e>
+            <m:sub>
+              <m:r>
+                <w:rPr>
+                  <w:rFonts w:ascii="Cambria Math" w:hAnsi="Cambria Math"/>
+                  <w:sz w:val="24"/>
+                  <w:szCs w:val="24"/>
+                </w:rPr>
+                <m:t xml:space="preserve">x</m:t>
+              </m:r>
+            </m:sub>
+          </m:sSub>
+          <m:r>
+            <w:rPr>
+              <w:rFonts w:ascii="Cambria Math" w:hAnsi="Cambria Math"/>
+              <w:sz w:val="24"/>
+              <w:szCs w:val="24"/>
+            </w:rPr>
+            <m:t xml:space="preserve"> − </m:t>
+          </m:r>
+          <m:sSub>
+            <m:e>
+              <m:r>
+                <w:rPr>
+                  <w:rFonts w:ascii="Cambria Math" w:hAnsi="Cambria Math"/>
+                  <w:sz w:val="24"/>
+                  <w:szCs w:val="24"/>
+                </w:rPr>
+                <m:t xml:space="preserve">D′</m:t>
+              </m:r>
+            </m:e>
+            <m:sub>
+              <m:r>
+                <w:rPr>
+                  <w:rFonts w:ascii="Cambria Math" w:hAnsi="Cambria Math"/>
+                  <w:sz w:val="24"/>
+                  <w:szCs w:val="24"/>
+                </w:rPr>
+                <m:t xml:space="preserve">x</m:t>
+              </m:r>
+              <m:r>
+                <w:rPr>
+                  <w:rFonts w:ascii="Cambria Math" w:hAnsi="Cambria Math"/>
+                  <w:sz w:val="24"/>
+                  <w:szCs w:val="24"/>
+                </w:rPr>
+                <m:t xml:space="preserve">+</m:t>
+              </m:r>
+              <m:r>
+                <w:rPr>
+                  <w:rFonts w:ascii="Cambria Math" w:hAnsi="Cambria Math"/>
+                  <w:sz w:val="24"/>
+                  <w:szCs w:val="24"/>
+                </w:rPr>
+                <m:t xml:space="preserve">m</m:t>
+              </m:r>
+            </m:sub>
+          </m:sSub>
+          <m:r>
+            <w:rPr>
+              <w:rFonts w:ascii="Cambria Math" w:hAnsi="Cambria Math"/>
+              <w:sz w:val="24"/>
+              <w:szCs w:val="24"/>
+            </w:rPr>
+            <m:t xml:space="preserve"> ) ]</m:t>
+          </m:r>
+        </m:oMath>
+      </m:oMathPara>
+    </w:p>
+    <w:p>
+      <w:pPr>
+        <w:pStyle w:val="Note"/>
+      </w:pPr>
+      <w:r>
+        <w:t xml:space="preserve">※ k 는 납입주기별 계수(연납 1, 6개월납 2, 3개월납 4, 월납 12)이다. 납입방법에 따라 N* 만 달라지고 보험금의 현가는 같다.</w:t>
+      </w:r>
+    </w:p>
+    <w:p>
+      <w:pPr>
+        <w:pStyle w:val="Heading2"/>
+      </w:pPr>
+      <w:r>
+        <w:t xml:space="preserve">바. 계산기수 — 보험금</w:t>
+      </w:r>
+    </w:p>
+    <w:p>
+      <w:pPr>
+        <w:pStyle w:val="FormulaLabel"/>
+      </w:pPr>
+      <w:r>
+        <w:t xml:space="preserve">[식] 유지자수의 현가와 누계 (D · N)</w:t>
+      </w:r>
     </w:p>
     <w:p>
       <w:pPr>
@@ -3907,7 +3976,7 @@
                   <w:sz w:val="24"/>
                   <w:szCs w:val="24"/>
                 </w:rPr>
-                <m:t xml:space="preserve">N′</m:t>
+                <m:t xml:space="preserve">D</m:t>
               </m:r>
             </m:e>
             <m:sub>
@@ -3953,25 +4022,25 @@
                   <w:sz w:val="24"/>
                   <w:szCs w:val="24"/>
                 </w:rPr>
-                <m:t xml:space="preserve">Σ</m:t>
-              </m:r>
-            </m:e>
-            <m:sub>
-              <m:r>
-                <w:rPr>
-                  <w:rFonts w:ascii="Cambria Math" w:hAnsi="Cambria Math"/>
-                  <w:sz w:val="24"/>
-                  <w:szCs w:val="24"/>
-                </w:rPr>
-                <m:t xml:space="preserve">u</m:t>
-              </m:r>
-              <m:r>
-                <w:rPr>
-                  <w:rFonts w:ascii="Cambria Math" w:hAnsi="Cambria Math"/>
-                  <w:sz w:val="24"/>
-                  <w:szCs w:val="24"/>
-                </w:rPr>
-                <m:t xml:space="preserve">≥</m:t>
+                <m:t xml:space="preserve">l</m:t>
+              </m:r>
+            </m:e>
+            <m:sub>
+              <m:r>
+                <w:rPr>
+                  <w:rFonts w:ascii="Cambria Math" w:hAnsi="Cambria Math"/>
+                  <w:sz w:val="24"/>
+                  <w:szCs w:val="24"/>
+                </w:rPr>
+                <m:t xml:space="preserve">x</m:t>
+              </m:r>
+              <m:r>
+                <w:rPr>
+                  <w:rFonts w:ascii="Cambria Math" w:hAnsi="Cambria Math"/>
+                  <w:sz w:val="24"/>
+                  <w:szCs w:val="24"/>
+                </w:rPr>
+                <m:t xml:space="preserve">+</m:t>
               </m:r>
               <m:r>
                 <w:rPr>
@@ -3989,360 +4058,32 @@
               <w:sz w:val="24"/>
               <w:szCs w:val="24"/>
             </w:rPr>
-            <m:t xml:space="preserve"> </m:t>
-          </m:r>
-          <m:sSub>
-            <m:e>
-              <m:r>
-                <w:rPr>
-                  <w:rFonts w:ascii="Cambria Math" w:hAnsi="Cambria Math"/>
-                  <w:sz w:val="24"/>
-                  <w:szCs w:val="24"/>
-                </w:rPr>
-                <m:t xml:space="preserve">D′</m:t>
-              </m:r>
-            </m:e>
-            <m:sub>
-              <m:r>
-                <w:rPr>
-                  <w:rFonts w:ascii="Cambria Math" w:hAnsi="Cambria Math"/>
-                  <w:sz w:val="24"/>
-                  <w:szCs w:val="24"/>
-                </w:rPr>
-                <m:t xml:space="preserve">x</m:t>
-              </m:r>
-              <m:r>
-                <w:rPr>
-                  <w:rFonts w:ascii="Cambria Math" w:hAnsi="Cambria Math"/>
-                  <w:sz w:val="24"/>
-                  <w:szCs w:val="24"/>
-                </w:rPr>
-                <m:t xml:space="preserve">+</m:t>
-              </m:r>
-              <m:r>
-                <w:rPr>
-                  <w:rFonts w:ascii="Cambria Math" w:hAnsi="Cambria Math"/>
-                  <w:sz w:val="24"/>
-                  <w:szCs w:val="24"/>
-                </w:rPr>
-                <m:t xml:space="preserve">u</m:t>
-              </m:r>
-            </m:sub>
-          </m:sSub>
+            <m:t xml:space="preserve">·</m:t>
+          </m:r>
+          <m:sSup>
+            <m:e>
+              <m:r>
+                <w:rPr>
+                  <w:rFonts w:ascii="Cambria Math" w:hAnsi="Cambria Math"/>
+                  <w:sz w:val="24"/>
+                  <w:szCs w:val="24"/>
+                </w:rPr>
+                <m:t xml:space="preserve">v</m:t>
+              </m:r>
+            </m:e>
+            <m:sup>
+              <m:r>
+                <w:rPr>
+                  <w:rFonts w:ascii="Cambria Math" w:hAnsi="Cambria Math"/>
+                  <w:sz w:val="24"/>
+                  <w:szCs w:val="24"/>
+                </w:rPr>
+                <m:t xml:space="preserve">t</m:t>
+              </m:r>
+            </m:sup>
+          </m:sSup>
         </m:oMath>
       </m:oMathPara>
-    </w:p>
-    <w:p>
-      <w:pPr>
-        <w:pStyle w:val="FormulaLabel"/>
-      </w:pPr>
-      <w:r>
-        <w:t xml:space="preserve">[식] 연납 환산 납입기수 (N*)</w:t>
-      </w:r>
-    </w:p>
-    <w:p>
-      <w:pPr>
-        <w:pStyle w:val="Formula"/>
-      </w:pPr>
-      <m:oMathPara>
-        <m:oMathParaPr>
-          <m:jc m:val="left"/>
-        </m:oMathParaPr>
-        <m:oMath>
-          <m:r>
-            <w:rPr>
-              <w:rFonts w:ascii="Cambria Math" w:hAnsi="Cambria Math"/>
-              <w:sz w:val="24"/>
-              <w:szCs w:val="24"/>
-            </w:rPr>
-            <m:t xml:space="preserve">N*</m:t>
-          </m:r>
-          <m:r>
-            <w:rPr>
-              <w:rFonts w:ascii="Cambria Math" w:hAnsi="Cambria Math"/>
-              <w:sz w:val="24"/>
-              <w:szCs w:val="24"/>
-            </w:rPr>
-            <m:t xml:space="preserve"> = </m:t>
-          </m:r>
-          <m:r>
-            <w:rPr>
-              <w:rFonts w:ascii="Cambria Math" w:hAnsi="Cambria Math"/>
-              <w:sz w:val="24"/>
-              <w:szCs w:val="24"/>
-            </w:rPr>
-            <m:t xml:space="preserve">k</m:t>
-          </m:r>
-          <m:r>
-            <w:rPr>
-              <w:rFonts w:ascii="Cambria Math" w:hAnsi="Cambria Math"/>
-              <w:sz w:val="24"/>
-              <w:szCs w:val="24"/>
-            </w:rPr>
-            <m:t xml:space="preserve"> · [ ( </m:t>
-          </m:r>
-          <m:sSub>
-            <m:e>
-              <m:r>
-                <w:rPr>
-                  <w:rFonts w:ascii="Cambria Math" w:hAnsi="Cambria Math"/>
-                  <w:sz w:val="24"/>
-                  <w:szCs w:val="24"/>
-                </w:rPr>
-                <m:t xml:space="preserve">N′</m:t>
-              </m:r>
-            </m:e>
-            <m:sub>
-              <m:r>
-                <w:rPr>
-                  <w:rFonts w:ascii="Cambria Math" w:hAnsi="Cambria Math"/>
-                  <w:sz w:val="24"/>
-                  <w:szCs w:val="24"/>
-                </w:rPr>
-                <m:t xml:space="preserve">x</m:t>
-              </m:r>
-            </m:sub>
-          </m:sSub>
-          <m:r>
-            <w:rPr>
-              <w:rFonts w:ascii="Cambria Math" w:hAnsi="Cambria Math"/>
-              <w:sz w:val="24"/>
-              <w:szCs w:val="24"/>
-            </w:rPr>
-            <m:t xml:space="preserve"> − </m:t>
-          </m:r>
-          <m:sSub>
-            <m:e>
-              <m:r>
-                <w:rPr>
-                  <w:rFonts w:ascii="Cambria Math" w:hAnsi="Cambria Math"/>
-                  <w:sz w:val="24"/>
-                  <w:szCs w:val="24"/>
-                </w:rPr>
-                <m:t xml:space="preserve">N′</m:t>
-              </m:r>
-            </m:e>
-            <m:sub>
-              <m:r>
-                <w:rPr>
-                  <w:rFonts w:ascii="Cambria Math" w:hAnsi="Cambria Math"/>
-                  <w:sz w:val="24"/>
-                  <w:szCs w:val="24"/>
-                </w:rPr>
-                <m:t xml:space="preserve">x</m:t>
-              </m:r>
-              <m:r>
-                <w:rPr>
-                  <w:rFonts w:ascii="Cambria Math" w:hAnsi="Cambria Math"/>
-                  <w:sz w:val="24"/>
-                  <w:szCs w:val="24"/>
-                </w:rPr>
-                <m:t xml:space="preserve">+</m:t>
-              </m:r>
-              <m:r>
-                <w:rPr>
-                  <w:rFonts w:ascii="Cambria Math" w:hAnsi="Cambria Math"/>
-                  <w:sz w:val="24"/>
-                  <w:szCs w:val="24"/>
-                </w:rPr>
-                <m:t xml:space="preserve">m</m:t>
-              </m:r>
-            </m:sub>
-          </m:sSub>
-          <m:r>
-            <w:rPr>
-              <w:rFonts w:ascii="Cambria Math" w:hAnsi="Cambria Math"/>
-              <w:sz w:val="24"/>
-              <w:szCs w:val="24"/>
-            </w:rPr>
-            <m:t xml:space="preserve"> )</m:t>
-          </m:r>
-        </m:oMath>
-      </m:oMathPara>
-    </w:p>
-    <w:p>
-      <w:pPr>
-        <w:pStyle w:val="Formula"/>
-      </w:pPr>
-      <m:oMathPara>
-        <m:oMathParaPr>
-          <m:jc m:val="left"/>
-        </m:oMathParaPr>
-        <m:oMath>
-          <m:r>
-            <w:rPr>
-              <w:rFonts w:ascii="Cambria Math" w:hAnsi="Cambria Math"/>
-              <w:sz w:val="24"/>
-              <w:szCs w:val="24"/>
-            </w:rPr>
-            <m:t xml:space="preserve">− ( </m:t>
-          </m:r>
-          <m:r>
-            <w:rPr>
-              <w:rFonts w:ascii="Cambria Math" w:hAnsi="Cambria Math"/>
-              <w:sz w:val="24"/>
-              <w:szCs w:val="24"/>
-            </w:rPr>
-            <m:t xml:space="preserve">k</m:t>
-          </m:r>
-          <m:r>
-            <w:rPr>
-              <w:rFonts w:ascii="Cambria Math" w:hAnsi="Cambria Math"/>
-              <w:sz w:val="24"/>
-              <w:szCs w:val="24"/>
-            </w:rPr>
-            <m:t xml:space="preserve">−</m:t>
-          </m:r>
-          <m:r>
-            <w:rPr>
-              <w:rFonts w:ascii="Cambria Math" w:hAnsi="Cambria Math"/>
-              <w:sz w:val="24"/>
-              <w:szCs w:val="24"/>
-            </w:rPr>
-            <m:t xml:space="preserve">1</m:t>
-          </m:r>
-          <m:r>
-            <w:rPr>
-              <w:rFonts w:ascii="Cambria Math" w:hAnsi="Cambria Math"/>
-              <w:sz w:val="24"/>
-              <w:szCs w:val="24"/>
-            </w:rPr>
-            <m:t xml:space="preserve"> )/( </m:t>
-          </m:r>
-          <m:r>
-            <w:rPr>
-              <w:rFonts w:ascii="Cambria Math" w:hAnsi="Cambria Math"/>
-              <w:sz w:val="24"/>
-              <w:szCs w:val="24"/>
-            </w:rPr>
-            <m:t xml:space="preserve">2</m:t>
-          </m:r>
-          <m:r>
-            <w:rPr>
-              <w:rFonts w:ascii="Cambria Math" w:hAnsi="Cambria Math"/>
-              <w:sz w:val="24"/>
-              <w:szCs w:val="24"/>
-            </w:rPr>
-            <m:t xml:space="preserve">·</m:t>
-          </m:r>
-          <m:r>
-            <w:rPr>
-              <w:rFonts w:ascii="Cambria Math" w:hAnsi="Cambria Math"/>
-              <w:sz w:val="24"/>
-              <w:szCs w:val="24"/>
-            </w:rPr>
-            <m:t xml:space="preserve">k</m:t>
-          </m:r>
-          <m:r>
-            <w:rPr>
-              <w:rFonts w:ascii="Cambria Math" w:hAnsi="Cambria Math"/>
-              <w:sz w:val="24"/>
-              <w:szCs w:val="24"/>
-            </w:rPr>
-            <m:t xml:space="preserve"> )·( </m:t>
-          </m:r>
-          <m:sSub>
-            <m:e>
-              <m:r>
-                <w:rPr>
-                  <w:rFonts w:ascii="Cambria Math" w:hAnsi="Cambria Math"/>
-                  <w:sz w:val="24"/>
-                  <w:szCs w:val="24"/>
-                </w:rPr>
-                <m:t xml:space="preserve">D′</m:t>
-              </m:r>
-            </m:e>
-            <m:sub>
-              <m:r>
-                <w:rPr>
-                  <w:rFonts w:ascii="Cambria Math" w:hAnsi="Cambria Math"/>
-                  <w:sz w:val="24"/>
-                  <w:szCs w:val="24"/>
-                </w:rPr>
-                <m:t xml:space="preserve">x</m:t>
-              </m:r>
-            </m:sub>
-          </m:sSub>
-          <m:r>
-            <w:rPr>
-              <w:rFonts w:ascii="Cambria Math" w:hAnsi="Cambria Math"/>
-              <w:sz w:val="24"/>
-              <w:szCs w:val="24"/>
-            </w:rPr>
-            <m:t xml:space="preserve"> − </m:t>
-          </m:r>
-          <m:sSub>
-            <m:e>
-              <m:r>
-                <w:rPr>
-                  <w:rFonts w:ascii="Cambria Math" w:hAnsi="Cambria Math"/>
-                  <w:sz w:val="24"/>
-                  <w:szCs w:val="24"/>
-                </w:rPr>
-                <m:t xml:space="preserve">D′</m:t>
-              </m:r>
-            </m:e>
-            <m:sub>
-              <m:r>
-                <w:rPr>
-                  <w:rFonts w:ascii="Cambria Math" w:hAnsi="Cambria Math"/>
-                  <w:sz w:val="24"/>
-                  <w:szCs w:val="24"/>
-                </w:rPr>
-                <m:t xml:space="preserve">x</m:t>
-              </m:r>
-              <m:r>
-                <w:rPr>
-                  <w:rFonts w:ascii="Cambria Math" w:hAnsi="Cambria Math"/>
-                  <w:sz w:val="24"/>
-                  <w:szCs w:val="24"/>
-                </w:rPr>
-                <m:t xml:space="preserve">+</m:t>
-              </m:r>
-              <m:r>
-                <w:rPr>
-                  <w:rFonts w:ascii="Cambria Math" w:hAnsi="Cambria Math"/>
-                  <w:sz w:val="24"/>
-                  <w:szCs w:val="24"/>
-                </w:rPr>
-                <m:t xml:space="preserve">m</m:t>
-              </m:r>
-            </m:sub>
-          </m:sSub>
-          <m:r>
-            <w:rPr>
-              <w:rFonts w:ascii="Cambria Math" w:hAnsi="Cambria Math"/>
-              <w:sz w:val="24"/>
-              <w:szCs w:val="24"/>
-            </w:rPr>
-            <m:t xml:space="preserve"> ) ]</m:t>
-          </m:r>
-        </m:oMath>
-      </m:oMathPara>
-    </w:p>
-    <w:p>
-      <w:pPr>
-        <w:pStyle w:val="Note"/>
-      </w:pPr>
-      <w:r>
-        <w:t xml:space="preserve">※ k 는 납입주기별 계수(연납 1, 6개월납 2, 3개월납 4, 월납 12)이다. 납입방법에 따라 N* 만 달라지고 보험금의 현가는 같다.</w:t>
-      </w:r>
-    </w:p>
-    <w:p>
-      <w:pPr>
-        <w:pStyle w:val="Heading2"/>
-      </w:pPr>
-      <w:r>
-        <w:t xml:space="preserve">바. 계산기수 — 보험금</w:t>
-      </w:r>
-    </w:p>
-    <w:p>
-      <w:pPr>
-        <w:pStyle w:val="FormulaLabel"/>
-      </w:pPr>
-      <w:r>
-        <w:t xml:space="preserve">[식] 유지자수의 현가와 누계 (D · N)</w:t>
-      </w:r>
     </w:p>
     <w:p>
       <w:pPr>
@@ -4361,6 +4102,98 @@
                   <w:sz w:val="24"/>
                   <w:szCs w:val="24"/>
                 </w:rPr>
+                <m:t xml:space="preserve">N</m:t>
+              </m:r>
+            </m:e>
+            <m:sub>
+              <m:r>
+                <w:rPr>
+                  <w:rFonts w:ascii="Cambria Math" w:hAnsi="Cambria Math"/>
+                  <w:sz w:val="24"/>
+                  <w:szCs w:val="24"/>
+                </w:rPr>
+                <m:t xml:space="preserve">x</m:t>
+              </m:r>
+              <m:r>
+                <w:rPr>
+                  <w:rFonts w:ascii="Cambria Math" w:hAnsi="Cambria Math"/>
+                  <w:sz w:val="24"/>
+                  <w:szCs w:val="24"/>
+                </w:rPr>
+                <m:t xml:space="preserve">+</m:t>
+              </m:r>
+              <m:r>
+                <w:rPr>
+                  <w:rFonts w:ascii="Cambria Math" w:hAnsi="Cambria Math"/>
+                  <w:sz w:val="24"/>
+                  <w:szCs w:val="24"/>
+                </w:rPr>
+                <m:t xml:space="preserve">t</m:t>
+              </m:r>
+            </m:sub>
+          </m:sSub>
+          <m:r>
+            <w:rPr>
+              <w:rFonts w:ascii="Cambria Math" w:hAnsi="Cambria Math"/>
+              <w:sz w:val="24"/>
+              <w:szCs w:val="24"/>
+            </w:rPr>
+            <m:t xml:space="preserve"> = </m:t>
+          </m:r>
+          <m:sSub>
+            <m:e>
+              <m:r>
+                <w:rPr>
+                  <w:rFonts w:ascii="Cambria Math" w:hAnsi="Cambria Math"/>
+                  <w:sz w:val="24"/>
+                  <w:szCs w:val="24"/>
+                </w:rPr>
+                <m:t xml:space="preserve">Σ</m:t>
+              </m:r>
+            </m:e>
+            <m:sub>
+              <m:r>
+                <w:rPr>
+                  <w:rFonts w:ascii="Cambria Math" w:hAnsi="Cambria Math"/>
+                  <w:sz w:val="24"/>
+                  <w:szCs w:val="24"/>
+                </w:rPr>
+                <m:t xml:space="preserve">u</m:t>
+              </m:r>
+              <m:r>
+                <w:rPr>
+                  <w:rFonts w:ascii="Cambria Math" w:hAnsi="Cambria Math"/>
+                  <w:sz w:val="24"/>
+                  <w:szCs w:val="24"/>
+                </w:rPr>
+                <m:t xml:space="preserve">≥</m:t>
+              </m:r>
+              <m:r>
+                <w:rPr>
+                  <w:rFonts w:ascii="Cambria Math" w:hAnsi="Cambria Math"/>
+                  <w:sz w:val="24"/>
+                  <w:szCs w:val="24"/>
+                </w:rPr>
+                <m:t xml:space="preserve">t</m:t>
+              </m:r>
+            </m:sub>
+          </m:sSub>
+          <m:r>
+            <w:rPr>
+              <w:rFonts w:ascii="Cambria Math" w:hAnsi="Cambria Math"/>
+              <w:sz w:val="24"/>
+              <w:szCs w:val="24"/>
+            </w:rPr>
+            <m:t xml:space="preserve"> </m:t>
+          </m:r>
+          <m:sSub>
+            <m:e>
+              <m:r>
+                <w:rPr>
+                  <w:rFonts w:ascii="Cambria Math" w:hAnsi="Cambria Math"/>
+                  <w:sz w:val="24"/>
+                  <w:szCs w:val="24"/>
+                </w:rPr>
                 <m:t xml:space="preserve">D</m:t>
               </m:r>
             </m:e>
@@ -4387,88 +4220,28 @@
                   <w:sz w:val="24"/>
                   <w:szCs w:val="24"/>
                 </w:rPr>
-                <m:t xml:space="preserve">t</m:t>
+                <m:t xml:space="preserve">u</m:t>
               </m:r>
             </m:sub>
           </m:sSub>
-          <m:r>
-            <w:rPr>
-              <w:rFonts w:ascii="Cambria Math" w:hAnsi="Cambria Math"/>
-              <w:sz w:val="24"/>
-              <w:szCs w:val="24"/>
-            </w:rPr>
-            <m:t xml:space="preserve"> = </m:t>
-          </m:r>
-          <m:sSub>
-            <m:e>
-              <m:r>
-                <w:rPr>
-                  <w:rFonts w:ascii="Cambria Math" w:hAnsi="Cambria Math"/>
-                  <w:sz w:val="24"/>
-                  <w:szCs w:val="24"/>
-                </w:rPr>
-                <m:t xml:space="preserve">l</m:t>
-              </m:r>
-            </m:e>
-            <m:sub>
-              <m:r>
-                <w:rPr>
-                  <w:rFonts w:ascii="Cambria Math" w:hAnsi="Cambria Math"/>
-                  <w:sz w:val="24"/>
-                  <w:szCs w:val="24"/>
-                </w:rPr>
-                <m:t xml:space="preserve">x</m:t>
-              </m:r>
-              <m:r>
-                <w:rPr>
-                  <w:rFonts w:ascii="Cambria Math" w:hAnsi="Cambria Math"/>
-                  <w:sz w:val="24"/>
-                  <w:szCs w:val="24"/>
-                </w:rPr>
-                <m:t xml:space="preserve">+</m:t>
-              </m:r>
-              <m:r>
-                <w:rPr>
-                  <w:rFonts w:ascii="Cambria Math" w:hAnsi="Cambria Math"/>
-                  <w:sz w:val="24"/>
-                  <w:szCs w:val="24"/>
-                </w:rPr>
-                <m:t xml:space="preserve">t</m:t>
-              </m:r>
-            </m:sub>
-          </m:sSub>
-          <m:r>
-            <w:rPr>
-              <w:rFonts w:ascii="Cambria Math" w:hAnsi="Cambria Math"/>
-              <w:sz w:val="24"/>
-              <w:szCs w:val="24"/>
-            </w:rPr>
-            <m:t xml:space="preserve">·</m:t>
-          </m:r>
-          <m:sSup>
-            <m:e>
-              <m:r>
-                <w:rPr>
-                  <w:rFonts w:ascii="Cambria Math" w:hAnsi="Cambria Math"/>
-                  <w:sz w:val="24"/>
-                  <w:szCs w:val="24"/>
-                </w:rPr>
-                <m:t xml:space="preserve">v</m:t>
-              </m:r>
-            </m:e>
-            <m:sup>
-              <m:r>
-                <w:rPr>
-                  <w:rFonts w:ascii="Cambria Math" w:hAnsi="Cambria Math"/>
-                  <w:sz w:val="24"/>
-                  <w:szCs w:val="24"/>
-                </w:rPr>
-                <m:t xml:space="preserve">t</m:t>
-              </m:r>
-            </m:sup>
-          </m:sSup>
         </m:oMath>
       </m:oMathPara>
+    </w:p>
+    <w:p>
+      <w:pPr>
+        <w:pStyle w:val="Note"/>
+      </w:pPr>
+      <w:r>
+        <w:t xml:space="preserve">※ 담보마다 그 담보가 속한 집단의 l 로 낸다. 납입 후 유지비와 책임준비금(2.)이 N 을 쓴다.</w:t>
+      </w:r>
+    </w:p>
+    <w:p>
+      <w:pPr>
+        <w:pStyle w:val="FormulaLabel"/>
+      </w:pPr>
+      <w:r>
+        <w:t xml:space="preserve">[식] 해지자의 현가 (H)</w:t>
+      </w:r>
     </w:p>
     <w:p>
       <w:pPr>
@@ -4487,7 +4260,7 @@
                   <w:sz w:val="24"/>
                   <w:szCs w:val="24"/>
                 </w:rPr>
-                <m:t xml:space="preserve">N</m:t>
+                <m:t xml:space="preserve">H</m:t>
               </m:r>
             </m:e>
             <m:sub>
@@ -4533,25 +4306,25 @@
                   <w:sz w:val="24"/>
                   <w:szCs w:val="24"/>
                 </w:rPr>
-                <m:t xml:space="preserve">Σ</m:t>
-              </m:r>
-            </m:e>
-            <m:sub>
-              <m:r>
-                <w:rPr>
-                  <w:rFonts w:ascii="Cambria Math" w:hAnsi="Cambria Math"/>
-                  <w:sz w:val="24"/>
-                  <w:szCs w:val="24"/>
-                </w:rPr>
-                <m:t xml:space="preserve">u</m:t>
-              </m:r>
-              <m:r>
-                <w:rPr>
-                  <w:rFonts w:ascii="Cambria Math" w:hAnsi="Cambria Math"/>
-                  <w:sz w:val="24"/>
-                  <w:szCs w:val="24"/>
-                </w:rPr>
-                <m:t xml:space="preserve">≥</m:t>
+                <m:t xml:space="preserve">l</m:t>
+              </m:r>
+            </m:e>
+            <m:sub>
+              <m:r>
+                <w:rPr>
+                  <w:rFonts w:ascii="Cambria Math" w:hAnsi="Cambria Math"/>
+                  <w:sz w:val="24"/>
+                  <w:szCs w:val="24"/>
+                </w:rPr>
+                <m:t xml:space="preserve">x</m:t>
+              </m:r>
+              <m:r>
+                <w:rPr>
+                  <w:rFonts w:ascii="Cambria Math" w:hAnsi="Cambria Math"/>
+                  <w:sz w:val="24"/>
+                  <w:szCs w:val="24"/>
+                </w:rPr>
+                <m:t xml:space="preserve">+</m:t>
               </m:r>
               <m:r>
                 <w:rPr>
@@ -4569,7 +4342,7 @@
               <w:sz w:val="24"/>
               <w:szCs w:val="24"/>
             </w:rPr>
-            <m:t xml:space="preserve"> </m:t>
+            <m:t xml:space="preserve">·</m:t>
           </m:r>
           <m:sSub>
             <m:e>
@@ -4579,7 +4352,7 @@
                   <w:sz w:val="24"/>
                   <w:szCs w:val="24"/>
                 </w:rPr>
-                <m:t xml:space="preserve">D</m:t>
+                <m:t xml:space="preserve">w</m:t>
               </m:r>
             </m:e>
             <m:sub>
@@ -4605,27 +4378,65 @@
                   <w:sz w:val="24"/>
                   <w:szCs w:val="24"/>
                 </w:rPr>
-                <m:t xml:space="preserve">u</m:t>
+                <m:t xml:space="preserve">t</m:t>
               </m:r>
             </m:sub>
           </m:sSub>
+          <m:r>
+            <w:rPr>
+              <w:rFonts w:ascii="Cambria Math" w:hAnsi="Cambria Math"/>
+              <w:sz w:val="24"/>
+              <w:szCs w:val="24"/>
+            </w:rPr>
+            <m:t xml:space="preserve">·</m:t>
+          </m:r>
+          <m:sSup>
+            <m:e>
+              <m:r>
+                <w:rPr>
+                  <w:rFonts w:ascii="Cambria Math" w:hAnsi="Cambria Math"/>
+                  <w:sz w:val="24"/>
+                  <w:szCs w:val="24"/>
+                </w:rPr>
+                <m:t xml:space="preserve">v</m:t>
+              </m:r>
+            </m:e>
+            <m:sup>
+              <m:r>
+                <w:rPr>
+                  <w:rFonts w:ascii="Cambria Math" w:hAnsi="Cambria Math"/>
+                  <w:sz w:val="24"/>
+                  <w:szCs w:val="24"/>
+                </w:rPr>
+                <m:t xml:space="preserve">t</m:t>
+              </m:r>
+              <m:r>
+                <w:rPr>
+                  <w:rFonts w:ascii="Cambria Math" w:hAnsi="Cambria Math"/>
+                  <w:sz w:val="24"/>
+                  <w:szCs w:val="24"/>
+                </w:rPr>
+                <m:t xml:space="preserve">+½</m:t>
+              </m:r>
+            </m:sup>
+          </m:sSup>
         </m:oMath>
       </m:oMathPara>
     </w:p>
     <w:p>
       <w:pPr>
-        <w:pStyle w:val="Note"/>
-      </w:pPr>
-      <w:r>
-        <w:t xml:space="preserve">※ 담보마다 그 담보가 속한 집단의 l 로 낸다. 납입 후 유지비와 책임준비금(2.)이 N 을 쓴다.</w:t>
-      </w:r>
-    </w:p>
-    <w:p>
-      <w:pPr>
         <w:pStyle w:val="FormulaLabel"/>
       </w:pPr>
       <w:r>
-        <w:t xml:space="preserve">[식] 해지자의 현가 (H)</w:t>
+        <w:t xml:space="preserve">[식] 보험금의 현가 — 암 진단</w:t>
+      </w:r>
+    </w:p>
+    <w:p>
+      <w:pPr>
+        <w:pStyle w:val="FormulaText"/>
+      </w:pPr>
+      <w:r>
+        <w:t xml:space="preserve">보장금액의 배수 — 90일 면책이라 그 동안은 지급하지 않는다</w:t>
       </w:r>
     </w:p>
     <w:p>
@@ -4645,26 +4456,10 @@
                   <w:sz w:val="24"/>
                   <w:szCs w:val="24"/>
                 </w:rPr>
-                <m:t xml:space="preserve">H</m:t>
-              </m:r>
-            </m:e>
-            <m:sub>
-              <m:r>
-                <w:rPr>
-                  <w:rFonts w:ascii="Cambria Math" w:hAnsi="Cambria Math"/>
-                  <w:sz w:val="24"/>
-                  <w:szCs w:val="24"/>
-                </w:rPr>
-                <m:t xml:space="preserve">x</m:t>
-              </m:r>
-              <m:r>
-                <w:rPr>
-                  <w:rFonts w:ascii="Cambria Math" w:hAnsi="Cambria Math"/>
-                  <w:sz w:val="24"/>
-                  <w:szCs w:val="24"/>
-                </w:rPr>
-                <m:t xml:space="preserve">+</m:t>
-              </m:r>
+                <m:t xml:space="preserve">S</m:t>
+              </m:r>
+            </m:e>
+            <m:sub>
               <m:r>
                 <w:rPr>
                   <w:rFonts w:ascii="Cambria Math" w:hAnsi="Cambria Math"/>
@@ -4683,145 +4478,146 @@
             </w:rPr>
             <m:t xml:space="preserve"> = </m:t>
           </m:r>
-          <m:sSub>
-            <m:e>
-              <m:r>
-                <w:rPr>
-                  <w:rFonts w:ascii="Cambria Math" w:hAnsi="Cambria Math"/>
-                  <w:sz w:val="24"/>
-                  <w:szCs w:val="24"/>
-                </w:rPr>
-                <m:t xml:space="preserve">l</m:t>
-              </m:r>
-            </m:e>
-            <m:sub>
-              <m:r>
-                <w:rPr>
-                  <w:rFonts w:ascii="Cambria Math" w:hAnsi="Cambria Math"/>
-                  <w:sz w:val="24"/>
-                  <w:szCs w:val="24"/>
-                </w:rPr>
-                <m:t xml:space="preserve">x</m:t>
-              </m:r>
-              <m:r>
-                <w:rPr>
-                  <w:rFonts w:ascii="Cambria Math" w:hAnsi="Cambria Math"/>
-                  <w:sz w:val="24"/>
-                  <w:szCs w:val="24"/>
-                </w:rPr>
-                <m:t xml:space="preserve">+</m:t>
-              </m:r>
-              <m:r>
-                <w:rPr>
-                  <w:rFonts w:ascii="Cambria Math" w:hAnsi="Cambria Math"/>
-                  <w:sz w:val="24"/>
-                  <w:szCs w:val="24"/>
-                </w:rPr>
-                <m:t xml:space="preserve">t</m:t>
-              </m:r>
-            </m:sub>
-          </m:sSub>
-          <m:r>
-            <w:rPr>
-              <w:rFonts w:ascii="Cambria Math" w:hAnsi="Cambria Math"/>
-              <w:sz w:val="24"/>
-              <w:szCs w:val="24"/>
-            </w:rPr>
-            <m:t xml:space="preserve">·</m:t>
-          </m:r>
-          <m:sSub>
-            <m:e>
-              <m:r>
-                <w:rPr>
-                  <w:rFonts w:ascii="Cambria Math" w:hAnsi="Cambria Math"/>
-                  <w:sz w:val="24"/>
-                  <w:szCs w:val="24"/>
-                </w:rPr>
-                <m:t xml:space="preserve">w</m:t>
-              </m:r>
-            </m:e>
-            <m:sub>
-              <m:r>
-                <w:rPr>
-                  <w:rFonts w:ascii="Cambria Math" w:hAnsi="Cambria Math"/>
-                  <w:sz w:val="24"/>
-                  <w:szCs w:val="24"/>
-                </w:rPr>
-                <m:t xml:space="preserve">x</m:t>
-              </m:r>
-              <m:r>
-                <w:rPr>
-                  <w:rFonts w:ascii="Cambria Math" w:hAnsi="Cambria Math"/>
-                  <w:sz w:val="24"/>
-                  <w:szCs w:val="24"/>
-                </w:rPr>
-                <m:t xml:space="preserve">+</m:t>
-              </m:r>
-              <m:r>
-                <w:rPr>
-                  <w:rFonts w:ascii="Cambria Math" w:hAnsi="Cambria Math"/>
-                  <w:sz w:val="24"/>
-                  <w:szCs w:val="24"/>
-                </w:rPr>
-                <m:t xml:space="preserve">t</m:t>
-              </m:r>
-            </m:sub>
-          </m:sSub>
-          <m:r>
-            <w:rPr>
-              <w:rFonts w:ascii="Cambria Math" w:hAnsi="Cambria Math"/>
-              <w:sz w:val="24"/>
-              <w:szCs w:val="24"/>
-            </w:rPr>
-            <m:t xml:space="preserve">·</m:t>
-          </m:r>
-          <m:sSup>
-            <m:e>
-              <m:r>
-                <w:rPr>
-                  <w:rFonts w:ascii="Cambria Math" w:hAnsi="Cambria Math"/>
-                  <w:sz w:val="24"/>
-                  <w:szCs w:val="24"/>
-                </w:rPr>
-                <m:t xml:space="preserve">v</m:t>
-              </m:r>
-            </m:e>
-            <m:sup>
-              <m:r>
-                <w:rPr>
-                  <w:rFonts w:ascii="Cambria Math" w:hAnsi="Cambria Math"/>
-                  <w:sz w:val="24"/>
-                  <w:szCs w:val="24"/>
-                </w:rPr>
-                <m:t xml:space="preserve">t</m:t>
-              </m:r>
-              <m:r>
-                <w:rPr>
-                  <w:rFonts w:ascii="Cambria Math" w:hAnsi="Cambria Math"/>
-                  <w:sz w:val="24"/>
-                  <w:szCs w:val="24"/>
-                </w:rPr>
-                <m:t xml:space="preserve">+½</m:t>
-              </m:r>
-            </m:sup>
-          </m:sSup>
+          <m:r>
+            <w:rPr>
+              <w:rFonts w:ascii="Cambria Math" w:hAnsi="Cambria Math"/>
+              <w:sz w:val="24"/>
+              <w:szCs w:val="24"/>
+            </w:rPr>
+            <m:t xml:space="preserve">1</m:t>
+          </m:r>
+          <m:r>
+            <w:rPr>
+              <w:rFonts w:ascii="Cambria Math" w:hAnsi="Cambria Math"/>
+              <w:sz w:val="24"/>
+              <w:szCs w:val="24"/>
+            </w:rPr>
+            <m:t xml:space="preserve"> × </m:t>
+          </m:r>
+          <m:r>
+            <m:rPr>
+              <m:nor/>
+            </m:rPr>
+            <w:rPr>
+              <w:rFonts w:ascii="Cambria Math" w:hAnsi="Cambria Math"/>
+              <w:sz w:val="24"/>
+              <w:szCs w:val="24"/>
+            </w:rPr>
+            <m:t xml:space="preserve">if</m:t>
+          </m:r>
+          <m:r>
+            <w:rPr>
+              <w:rFonts w:ascii="Cambria Math" w:hAnsi="Cambria Math"/>
+              <w:sz w:val="24"/>
+              <w:szCs w:val="24"/>
+            </w:rPr>
+            <m:t xml:space="preserve">( </m:t>
+          </m:r>
+          <m:r>
+            <w:rPr>
+              <w:rFonts w:ascii="Cambria Math" w:hAnsi="Cambria Math"/>
+              <w:sz w:val="24"/>
+              <w:szCs w:val="24"/>
+            </w:rPr>
+            <m:t xml:space="preserve">t</m:t>
+          </m:r>
+          <m:r>
+            <w:rPr>
+              <w:rFonts w:ascii="Cambria Math" w:hAnsi="Cambria Math"/>
+              <w:sz w:val="24"/>
+              <w:szCs w:val="24"/>
+            </w:rPr>
+            <m:t xml:space="preserve"> = </m:t>
+          </m:r>
+          <m:r>
+            <w:rPr>
+              <w:rFonts w:ascii="Cambria Math" w:hAnsi="Cambria Math"/>
+              <w:sz w:val="24"/>
+              <w:szCs w:val="24"/>
+            </w:rPr>
+            <m:t xml:space="preserve">0</m:t>
+          </m:r>
+          <m:r>
+            <w:rPr>
+              <w:rFonts w:ascii="Cambria Math" w:hAnsi="Cambria Math"/>
+              <w:sz w:val="24"/>
+              <w:szCs w:val="24"/>
+            </w:rPr>
+            <m:t xml:space="preserve">, </m:t>
+          </m:r>
+          <m:r>
+            <w:rPr>
+              <w:rFonts w:ascii="Cambria Math" w:hAnsi="Cambria Math"/>
+              <w:sz w:val="24"/>
+              <w:szCs w:val="24"/>
+            </w:rPr>
+            <m:t xml:space="preserve">1</m:t>
+          </m:r>
+          <m:r>
+            <w:rPr>
+              <w:rFonts w:ascii="Cambria Math" w:hAnsi="Cambria Math"/>
+              <w:sz w:val="24"/>
+              <w:szCs w:val="24"/>
+            </w:rPr>
+            <m:t xml:space="preserve"> − </m:t>
+          </m:r>
+          <m:r>
+            <w:rPr>
+              <w:rFonts w:ascii="Cambria Math" w:hAnsi="Cambria Math"/>
+              <w:sz w:val="24"/>
+              <w:szCs w:val="24"/>
+            </w:rPr>
+            <m:t xml:space="preserve">3</m:t>
+          </m:r>
+          <m:r>
+            <w:rPr>
+              <w:rFonts w:ascii="Cambria Math" w:hAnsi="Cambria Math"/>
+              <w:sz w:val="24"/>
+              <w:szCs w:val="24"/>
+            </w:rPr>
+            <m:t xml:space="preserve">/</m:t>
+          </m:r>
+          <m:r>
+            <w:rPr>
+              <w:rFonts w:ascii="Cambria Math" w:hAnsi="Cambria Math"/>
+              <w:sz w:val="24"/>
+              <w:szCs w:val="24"/>
+            </w:rPr>
+            <m:t xml:space="preserve">12</m:t>
+          </m:r>
+          <m:r>
+            <w:rPr>
+              <w:rFonts w:ascii="Cambria Math" w:hAnsi="Cambria Math"/>
+              <w:sz w:val="24"/>
+              <w:szCs w:val="24"/>
+            </w:rPr>
+            <m:t xml:space="preserve">, </m:t>
+          </m:r>
+          <m:r>
+            <w:rPr>
+              <w:rFonts w:ascii="Cambria Math" w:hAnsi="Cambria Math"/>
+              <w:sz w:val="24"/>
+              <w:szCs w:val="24"/>
+            </w:rPr>
+            <m:t xml:space="preserve">1</m:t>
+          </m:r>
+          <m:r>
+            <w:rPr>
+              <w:rFonts w:ascii="Cambria Math" w:hAnsi="Cambria Math"/>
+              <w:sz w:val="24"/>
+              <w:szCs w:val="24"/>
+            </w:rPr>
+            <m:t xml:space="preserve"> )</m:t>
+          </m:r>
         </m:oMath>
       </m:oMathPara>
     </w:p>
     <w:p>
       <w:pPr>
-        <w:pStyle w:val="FormulaLabel"/>
-      </w:pPr>
-      <w:r>
-        <w:t xml:space="preserve">[식] 보험금의 현가 — 암 진단</w:t>
-      </w:r>
-    </w:p>
-    <w:p>
-      <w:pPr>
         <w:pStyle w:val="FormulaText"/>
       </w:pPr>
       <w:r>
-        <w:t xml:space="preserve">보장금액의 배수 — 90일 면책이라 그 동안은 지급하지 않는다</w:t>
+        <w:t xml:space="preserve">급부 발생자</w:t>
       </w:r>
     </w:p>
     <w:p>
@@ -4841,10 +4637,26 @@
                   <w:sz w:val="24"/>
                   <w:szCs w:val="24"/>
                 </w:rPr>
-                <m:t xml:space="preserve">S</m:t>
-              </m:r>
-            </m:e>
-            <m:sub>
+                <m:t xml:space="preserve">C</m:t>
+              </m:r>
+            </m:e>
+            <m:sub>
+              <m:r>
+                <w:rPr>
+                  <w:rFonts w:ascii="Cambria Math" w:hAnsi="Cambria Math"/>
+                  <w:sz w:val="24"/>
+                  <w:szCs w:val="24"/>
+                </w:rPr>
+                <m:t xml:space="preserve">x</m:t>
+              </m:r>
+              <m:r>
+                <w:rPr>
+                  <w:rFonts w:ascii="Cambria Math" w:hAnsi="Cambria Math"/>
+                  <w:sz w:val="24"/>
+                  <w:szCs w:val="24"/>
+                </w:rPr>
+                <m:t xml:space="preserve">+</m:t>
+              </m:r>
               <m:r>
                 <w:rPr>
                   <w:rFonts w:ascii="Cambria Math" w:hAnsi="Cambria Math"/>
@@ -4863,6 +4675,98 @@
             </w:rPr>
             <m:t xml:space="preserve"> = </m:t>
           </m:r>
+          <m:sSub>
+            <m:e>
+              <m:r>
+                <w:rPr>
+                  <w:rFonts w:ascii="Cambria Math" w:hAnsi="Cambria Math"/>
+                  <w:sz w:val="24"/>
+                  <w:szCs w:val="24"/>
+                </w:rPr>
+                <m:t xml:space="preserve">l</m:t>
+              </m:r>
+            </m:e>
+            <m:sub>
+              <m:r>
+                <w:rPr>
+                  <w:rFonts w:ascii="Cambria Math" w:hAnsi="Cambria Math"/>
+                  <w:sz w:val="24"/>
+                  <w:szCs w:val="24"/>
+                </w:rPr>
+                <m:t xml:space="preserve">x</m:t>
+              </m:r>
+              <m:r>
+                <w:rPr>
+                  <w:rFonts w:ascii="Cambria Math" w:hAnsi="Cambria Math"/>
+                  <w:sz w:val="24"/>
+                  <w:szCs w:val="24"/>
+                </w:rPr>
+                <m:t xml:space="preserve">+</m:t>
+              </m:r>
+              <m:r>
+                <w:rPr>
+                  <w:rFonts w:ascii="Cambria Math" w:hAnsi="Cambria Math"/>
+                  <w:sz w:val="24"/>
+                  <w:szCs w:val="24"/>
+                </w:rPr>
+                <m:t xml:space="preserve">t</m:t>
+              </m:r>
+            </m:sub>
+          </m:sSub>
+          <m:r>
+            <w:rPr>
+              <w:rFonts w:ascii="Cambria Math" w:hAnsi="Cambria Math"/>
+              <w:sz w:val="24"/>
+              <w:szCs w:val="24"/>
+            </w:rPr>
+            <m:t xml:space="preserve">·</m:t>
+          </m:r>
+          <m:sSub>
+            <m:e>
+              <m:r>
+                <w:rPr>
+                  <w:rFonts w:ascii="Cambria Math" w:hAnsi="Cambria Math"/>
+                  <w:sz w:val="24"/>
+                  <w:szCs w:val="24"/>
+                </w:rPr>
+                <m:t xml:space="preserve">r</m:t>
+              </m:r>
+            </m:e>
+            <m:sub>
+              <m:r>
+                <w:rPr>
+                  <w:rFonts w:ascii="Cambria Math" w:hAnsi="Cambria Math"/>
+                  <w:sz w:val="24"/>
+                  <w:szCs w:val="24"/>
+                </w:rPr>
+                <m:t xml:space="preserve">x</m:t>
+              </m:r>
+              <m:r>
+                <w:rPr>
+                  <w:rFonts w:ascii="Cambria Math" w:hAnsi="Cambria Math"/>
+                  <w:sz w:val="24"/>
+                  <w:szCs w:val="24"/>
+                </w:rPr>
+                <m:t xml:space="preserve">+</m:t>
+              </m:r>
+              <m:r>
+                <w:rPr>
+                  <w:rFonts w:ascii="Cambria Math" w:hAnsi="Cambria Math"/>
+                  <w:sz w:val="24"/>
+                  <w:szCs w:val="24"/>
+                </w:rPr>
+                <m:t xml:space="preserve">t</m:t>
+              </m:r>
+            </m:sub>
+          </m:sSub>
+          <m:r>
+            <w:rPr>
+              <w:rFonts w:ascii="Cambria Math" w:hAnsi="Cambria Math"/>
+              <w:sz w:val="24"/>
+              <w:szCs w:val="24"/>
+            </w:rPr>
+            <m:t xml:space="preserve">·( </m:t>
+          </m:r>
           <m:r>
             <w:rPr>
               <w:rFonts w:ascii="Cambria Math" w:hAnsi="Cambria Math"/>
@@ -4877,83 +4781,46 @@
               <w:sz w:val="24"/>
               <w:szCs w:val="24"/>
             </w:rPr>
-            <m:t xml:space="preserve"> × </m:t>
-          </m:r>
-          <m:r>
-            <m:rPr>
-              <m:nor/>
-            </m:rPr>
-            <w:rPr>
-              <w:rFonts w:ascii="Cambria Math" w:hAnsi="Cambria Math"/>
-              <w:sz w:val="24"/>
-              <w:szCs w:val="24"/>
-            </w:rPr>
-            <m:t xml:space="preserve">if</m:t>
-          </m:r>
-          <m:r>
-            <w:rPr>
-              <w:rFonts w:ascii="Cambria Math" w:hAnsi="Cambria Math"/>
-              <w:sz w:val="24"/>
-              <w:szCs w:val="24"/>
-            </w:rPr>
-            <m:t xml:space="preserve">( </m:t>
-          </m:r>
-          <m:r>
-            <w:rPr>
-              <w:rFonts w:ascii="Cambria Math" w:hAnsi="Cambria Math"/>
-              <w:sz w:val="24"/>
-              <w:szCs w:val="24"/>
-            </w:rPr>
-            <m:t xml:space="preserve">t</m:t>
-          </m:r>
-          <m:r>
-            <w:rPr>
-              <w:rFonts w:ascii="Cambria Math" w:hAnsi="Cambria Math"/>
-              <w:sz w:val="24"/>
-              <w:szCs w:val="24"/>
-            </w:rPr>
-            <m:t xml:space="preserve"> = </m:t>
-          </m:r>
-          <m:r>
-            <w:rPr>
-              <w:rFonts w:ascii="Cambria Math" w:hAnsi="Cambria Math"/>
-              <w:sz w:val="24"/>
-              <w:szCs w:val="24"/>
-            </w:rPr>
-            <m:t xml:space="preserve">0</m:t>
-          </m:r>
-          <m:r>
-            <w:rPr>
-              <w:rFonts w:ascii="Cambria Math" w:hAnsi="Cambria Math"/>
-              <w:sz w:val="24"/>
-              <w:szCs w:val="24"/>
-            </w:rPr>
-            <m:t xml:space="preserve">, </m:t>
-          </m:r>
-          <m:r>
-            <w:rPr>
-              <w:rFonts w:ascii="Cambria Math" w:hAnsi="Cambria Math"/>
-              <w:sz w:val="24"/>
-              <w:szCs w:val="24"/>
-            </w:rPr>
-            <m:t xml:space="preserve">1</m:t>
-          </m:r>
-          <m:r>
-            <w:rPr>
-              <w:rFonts w:ascii="Cambria Math" w:hAnsi="Cambria Math"/>
-              <w:sz w:val="24"/>
-              <w:szCs w:val="24"/>
-            </w:rPr>
             <m:t xml:space="preserve"> − </m:t>
           </m:r>
-          <m:r>
-            <w:rPr>
-              <w:rFonts w:ascii="Cambria Math" w:hAnsi="Cambria Math"/>
-              <w:sz w:val="24"/>
-              <w:szCs w:val="24"/>
-            </w:rPr>
-            <m:t xml:space="preserve">3</m:t>
-          </m:r>
+          <m:sSub>
+            <m:e>
+              <m:r>
+                <w:rPr>
+                  <w:rFonts w:ascii="Cambria Math" w:hAnsi="Cambria Math"/>
+                  <w:sz w:val="24"/>
+                  <w:szCs w:val="24"/>
+                </w:rPr>
+                <m:t xml:space="preserve">w</m:t>
+              </m:r>
+            </m:e>
+            <m:sub>
+              <m:r>
+                <w:rPr>
+                  <w:rFonts w:ascii="Cambria Math" w:hAnsi="Cambria Math"/>
+                  <w:sz w:val="24"/>
+                  <w:szCs w:val="24"/>
+                </w:rPr>
+                <m:t xml:space="preserve">x</m:t>
+              </m:r>
+              <m:r>
+                <w:rPr>
+                  <w:rFonts w:ascii="Cambria Math" w:hAnsi="Cambria Math"/>
+                  <w:sz w:val="24"/>
+                  <w:szCs w:val="24"/>
+                </w:rPr>
+                <m:t xml:space="preserve">+</m:t>
+              </m:r>
+              <m:r>
+                <w:rPr>
+                  <w:rFonts w:ascii="Cambria Math" w:hAnsi="Cambria Math"/>
+                  <w:sz w:val="24"/>
+                  <w:szCs w:val="24"/>
+                </w:rPr>
+                <m:t xml:space="preserve">t</m:t>
+              </m:r>
+            </m:sub>
+          </m:sSub>
           <m:r>
             <w:rPr>
               <w:rFonts w:ascii="Cambria Math" w:hAnsi="Cambria Math"/>
@@ -4968,32 +4835,46 @@
               <w:sz w:val="24"/>
               <w:szCs w:val="24"/>
             </w:rPr>
-            <m:t xml:space="preserve">12</m:t>
-          </m:r>
-          <m:r>
-            <w:rPr>
-              <w:rFonts w:ascii="Cambria Math" w:hAnsi="Cambria Math"/>
-              <w:sz w:val="24"/>
-              <w:szCs w:val="24"/>
-            </w:rPr>
-            <m:t xml:space="preserve">, </m:t>
-          </m:r>
-          <m:r>
-            <w:rPr>
-              <w:rFonts w:ascii="Cambria Math" w:hAnsi="Cambria Math"/>
-              <w:sz w:val="24"/>
-              <w:szCs w:val="24"/>
-            </w:rPr>
-            <m:t xml:space="preserve">1</m:t>
-          </m:r>
-          <m:r>
-            <w:rPr>
-              <w:rFonts w:ascii="Cambria Math" w:hAnsi="Cambria Math"/>
-              <w:sz w:val="24"/>
-              <w:szCs w:val="24"/>
-            </w:rPr>
-            <m:t xml:space="preserve"> )</m:t>
-          </m:r>
+            <m:t xml:space="preserve">2</m:t>
+          </m:r>
+          <m:r>
+            <w:rPr>
+              <w:rFonts w:ascii="Cambria Math" w:hAnsi="Cambria Math"/>
+              <w:sz w:val="24"/>
+              <w:szCs w:val="24"/>
+            </w:rPr>
+            <m:t xml:space="preserve"> )·</m:t>
+          </m:r>
+          <m:sSup>
+            <m:e>
+              <m:r>
+                <w:rPr>
+                  <w:rFonts w:ascii="Cambria Math" w:hAnsi="Cambria Math"/>
+                  <w:sz w:val="24"/>
+                  <w:szCs w:val="24"/>
+                </w:rPr>
+                <m:t xml:space="preserve">v</m:t>
+              </m:r>
+            </m:e>
+            <m:sup>
+              <m:r>
+                <w:rPr>
+                  <w:rFonts w:ascii="Cambria Math" w:hAnsi="Cambria Math"/>
+                  <w:sz w:val="24"/>
+                  <w:szCs w:val="24"/>
+                </w:rPr>
+                <m:t xml:space="preserve">t</m:t>
+              </m:r>
+              <m:r>
+                <w:rPr>
+                  <w:rFonts w:ascii="Cambria Math" w:hAnsi="Cambria Math"/>
+                  <w:sz w:val="24"/>
+                  <w:szCs w:val="24"/>
+                </w:rPr>
+                <m:t xml:space="preserve">+½</m:t>
+              </m:r>
+            </m:sup>
+          </m:sSup>
         </m:oMath>
       </m:oMathPara>
     </w:p>
@@ -5002,7 +4883,7 @@
         <w:pStyle w:val="FormulaText"/>
       </w:pPr>
       <w:r>
-        <w:t xml:space="preserve">급부 발생자</w:t>
+        <w:t xml:space="preserve">보험금 현가의 누계</w:t>
       </w:r>
     </w:p>
     <w:p>
@@ -5022,6 +4903,154 @@
                   <w:sz w:val="24"/>
                   <w:szCs w:val="24"/>
                 </w:rPr>
+                <m:t xml:space="preserve">M</m:t>
+              </m:r>
+            </m:e>
+            <m:sub>
+              <m:r>
+                <w:rPr>
+                  <w:rFonts w:ascii="Cambria Math" w:hAnsi="Cambria Math"/>
+                  <w:sz w:val="24"/>
+                  <w:szCs w:val="24"/>
+                </w:rPr>
+                <m:t xml:space="preserve">x</m:t>
+              </m:r>
+              <m:r>
+                <w:rPr>
+                  <w:rFonts w:ascii="Cambria Math" w:hAnsi="Cambria Math"/>
+                  <w:sz w:val="24"/>
+                  <w:szCs w:val="24"/>
+                </w:rPr>
+                <m:t xml:space="preserve">+</m:t>
+              </m:r>
+              <m:r>
+                <w:rPr>
+                  <w:rFonts w:ascii="Cambria Math" w:hAnsi="Cambria Math"/>
+                  <w:sz w:val="24"/>
+                  <w:szCs w:val="24"/>
+                </w:rPr>
+                <m:t xml:space="preserve">t</m:t>
+              </m:r>
+            </m:sub>
+          </m:sSub>
+          <m:r>
+            <w:rPr>
+              <w:rFonts w:ascii="Cambria Math" w:hAnsi="Cambria Math"/>
+              <w:sz w:val="24"/>
+              <w:szCs w:val="24"/>
+            </w:rPr>
+            <m:t xml:space="preserve"> = </m:t>
+          </m:r>
+          <m:sSubSup>
+            <m:e>
+              <m:r>
+                <w:rPr>
+                  <w:rFonts w:ascii="Cambria Math" w:hAnsi="Cambria Math"/>
+                  <w:sz w:val="24"/>
+                  <w:szCs w:val="24"/>
+                </w:rPr>
+                <m:t xml:space="preserve">Σ</m:t>
+              </m:r>
+            </m:e>
+            <m:sub>
+              <m:r>
+                <w:rPr>
+                  <w:rFonts w:ascii="Cambria Math" w:hAnsi="Cambria Math"/>
+                  <w:sz w:val="24"/>
+                  <w:szCs w:val="24"/>
+                </w:rPr>
+                <m:t xml:space="preserve">u</m:t>
+              </m:r>
+              <m:r>
+                <w:rPr>
+                  <w:rFonts w:ascii="Cambria Math" w:hAnsi="Cambria Math"/>
+                  <w:sz w:val="24"/>
+                  <w:szCs w:val="24"/>
+                </w:rPr>
+                <m:t xml:space="preserve">=</m:t>
+              </m:r>
+              <m:r>
+                <w:rPr>
+                  <w:rFonts w:ascii="Cambria Math" w:hAnsi="Cambria Math"/>
+                  <w:sz w:val="24"/>
+                  <w:szCs w:val="24"/>
+                </w:rPr>
+                <m:t xml:space="preserve">t</m:t>
+              </m:r>
+            </m:sub>
+            <m:sup>
+              <m:r>
+                <w:rPr>
+                  <w:rFonts w:ascii="Cambria Math" w:hAnsi="Cambria Math"/>
+                  <w:sz w:val="24"/>
+                  <w:szCs w:val="24"/>
+                </w:rPr>
+                <m:t xml:space="preserve">n</m:t>
+              </m:r>
+              <m:r>
+                <w:rPr>
+                  <w:rFonts w:ascii="Cambria Math" w:hAnsi="Cambria Math"/>
+                  <w:sz w:val="24"/>
+                  <w:szCs w:val="24"/>
+                </w:rPr>
+                <m:t xml:space="preserve">−</m:t>
+              </m:r>
+              <m:r>
+                <w:rPr>
+                  <w:rFonts w:ascii="Cambria Math" w:hAnsi="Cambria Math"/>
+                  <w:sz w:val="24"/>
+                  <w:szCs w:val="24"/>
+                </w:rPr>
+                <m:t xml:space="preserve">1</m:t>
+              </m:r>
+            </m:sup>
+          </m:sSubSup>
+          <m:r>
+            <w:rPr>
+              <w:rFonts w:ascii="Cambria Math" w:hAnsi="Cambria Math"/>
+              <w:sz w:val="24"/>
+              <w:szCs w:val="24"/>
+            </w:rPr>
+            <m:t xml:space="preserve"> </m:t>
+          </m:r>
+          <m:sSub>
+            <m:e>
+              <m:r>
+                <w:rPr>
+                  <w:rFonts w:ascii="Cambria Math" w:hAnsi="Cambria Math"/>
+                  <w:sz w:val="24"/>
+                  <w:szCs w:val="24"/>
+                </w:rPr>
+                <m:t xml:space="preserve">S</m:t>
+              </m:r>
+            </m:e>
+            <m:sub>
+              <m:r>
+                <w:rPr>
+                  <w:rFonts w:ascii="Cambria Math" w:hAnsi="Cambria Math"/>
+                  <w:sz w:val="24"/>
+                  <w:szCs w:val="24"/>
+                </w:rPr>
+                <m:t xml:space="preserve">u</m:t>
+              </m:r>
+            </m:sub>
+          </m:sSub>
+          <m:r>
+            <w:rPr>
+              <w:rFonts w:ascii="Cambria Math" w:hAnsi="Cambria Math"/>
+              <w:sz w:val="24"/>
+              <w:szCs w:val="24"/>
+            </w:rPr>
+            <m:t xml:space="preserve">·</m:t>
+          </m:r>
+          <m:sSub>
+            <m:e>
+              <m:r>
+                <w:rPr>
+                  <w:rFonts w:ascii="Cambria Math" w:hAnsi="Cambria Math"/>
+                  <w:sz w:val="24"/>
+                  <w:szCs w:val="24"/>
+                </w:rPr>
                 <m:t xml:space="preserve">C</m:t>
               </m:r>
             </m:e>
@@ -5048,218 +5077,10 @@
                   <w:sz w:val="24"/>
                   <w:szCs w:val="24"/>
                 </w:rPr>
-                <m:t xml:space="preserve">t</m:t>
+                <m:t xml:space="preserve">u</m:t>
               </m:r>
             </m:sub>
           </m:sSub>
-          <m:r>
-            <w:rPr>
-              <w:rFonts w:ascii="Cambria Math" w:hAnsi="Cambria Math"/>
-              <w:sz w:val="24"/>
-              <w:szCs w:val="24"/>
-            </w:rPr>
-            <m:t xml:space="preserve"> = </m:t>
-          </m:r>
-          <m:sSub>
-            <m:e>
-              <m:r>
-                <w:rPr>
-                  <w:rFonts w:ascii="Cambria Math" w:hAnsi="Cambria Math"/>
-                  <w:sz w:val="24"/>
-                  <w:szCs w:val="24"/>
-                </w:rPr>
-                <m:t xml:space="preserve">l</m:t>
-              </m:r>
-            </m:e>
-            <m:sub>
-              <m:r>
-                <w:rPr>
-                  <w:rFonts w:ascii="Cambria Math" w:hAnsi="Cambria Math"/>
-                  <w:sz w:val="24"/>
-                  <w:szCs w:val="24"/>
-                </w:rPr>
-                <m:t xml:space="preserve">x</m:t>
-              </m:r>
-              <m:r>
-                <w:rPr>
-                  <w:rFonts w:ascii="Cambria Math" w:hAnsi="Cambria Math"/>
-                  <w:sz w:val="24"/>
-                  <w:szCs w:val="24"/>
-                </w:rPr>
-                <m:t xml:space="preserve">+</m:t>
-              </m:r>
-              <m:r>
-                <w:rPr>
-                  <w:rFonts w:ascii="Cambria Math" w:hAnsi="Cambria Math"/>
-                  <w:sz w:val="24"/>
-                  <w:szCs w:val="24"/>
-                </w:rPr>
-                <m:t xml:space="preserve">t</m:t>
-              </m:r>
-            </m:sub>
-          </m:sSub>
-          <m:r>
-            <w:rPr>
-              <w:rFonts w:ascii="Cambria Math" w:hAnsi="Cambria Math"/>
-              <w:sz w:val="24"/>
-              <w:szCs w:val="24"/>
-            </w:rPr>
-            <m:t xml:space="preserve">·</m:t>
-          </m:r>
-          <m:sSub>
-            <m:e>
-              <m:r>
-                <w:rPr>
-                  <w:rFonts w:ascii="Cambria Math" w:hAnsi="Cambria Math"/>
-                  <w:sz w:val="24"/>
-                  <w:szCs w:val="24"/>
-                </w:rPr>
-                <m:t xml:space="preserve">r</m:t>
-              </m:r>
-            </m:e>
-            <m:sub>
-              <m:r>
-                <w:rPr>
-                  <w:rFonts w:ascii="Cambria Math" w:hAnsi="Cambria Math"/>
-                  <w:sz w:val="24"/>
-                  <w:szCs w:val="24"/>
-                </w:rPr>
-                <m:t xml:space="preserve">x</m:t>
-              </m:r>
-              <m:r>
-                <w:rPr>
-                  <w:rFonts w:ascii="Cambria Math" w:hAnsi="Cambria Math"/>
-                  <w:sz w:val="24"/>
-                  <w:szCs w:val="24"/>
-                </w:rPr>
-                <m:t xml:space="preserve">+</m:t>
-              </m:r>
-              <m:r>
-                <w:rPr>
-                  <w:rFonts w:ascii="Cambria Math" w:hAnsi="Cambria Math"/>
-                  <w:sz w:val="24"/>
-                  <w:szCs w:val="24"/>
-                </w:rPr>
-                <m:t xml:space="preserve">t</m:t>
-              </m:r>
-            </m:sub>
-          </m:sSub>
-          <m:r>
-            <w:rPr>
-              <w:rFonts w:ascii="Cambria Math" w:hAnsi="Cambria Math"/>
-              <w:sz w:val="24"/>
-              <w:szCs w:val="24"/>
-            </w:rPr>
-            <m:t xml:space="preserve">·( </m:t>
-          </m:r>
-          <m:r>
-            <w:rPr>
-              <w:rFonts w:ascii="Cambria Math" w:hAnsi="Cambria Math"/>
-              <w:sz w:val="24"/>
-              <w:szCs w:val="24"/>
-            </w:rPr>
-            <m:t xml:space="preserve">1</m:t>
-          </m:r>
-          <m:r>
-            <w:rPr>
-              <w:rFonts w:ascii="Cambria Math" w:hAnsi="Cambria Math"/>
-              <w:sz w:val="24"/>
-              <w:szCs w:val="24"/>
-            </w:rPr>
-            <m:t xml:space="preserve"> − </m:t>
-          </m:r>
-          <m:sSub>
-            <m:e>
-              <m:r>
-                <w:rPr>
-                  <w:rFonts w:ascii="Cambria Math" w:hAnsi="Cambria Math"/>
-                  <w:sz w:val="24"/>
-                  <w:szCs w:val="24"/>
-                </w:rPr>
-                <m:t xml:space="preserve">w</m:t>
-              </m:r>
-            </m:e>
-            <m:sub>
-              <m:r>
-                <w:rPr>
-                  <w:rFonts w:ascii="Cambria Math" w:hAnsi="Cambria Math"/>
-                  <w:sz w:val="24"/>
-                  <w:szCs w:val="24"/>
-                </w:rPr>
-                <m:t xml:space="preserve">x</m:t>
-              </m:r>
-              <m:r>
-                <w:rPr>
-                  <w:rFonts w:ascii="Cambria Math" w:hAnsi="Cambria Math"/>
-                  <w:sz w:val="24"/>
-                  <w:szCs w:val="24"/>
-                </w:rPr>
-                <m:t xml:space="preserve">+</m:t>
-              </m:r>
-              <m:r>
-                <w:rPr>
-                  <w:rFonts w:ascii="Cambria Math" w:hAnsi="Cambria Math"/>
-                  <w:sz w:val="24"/>
-                  <w:szCs w:val="24"/>
-                </w:rPr>
-                <m:t xml:space="preserve">t</m:t>
-              </m:r>
-            </m:sub>
-          </m:sSub>
-          <m:r>
-            <w:rPr>
-              <w:rFonts w:ascii="Cambria Math" w:hAnsi="Cambria Math"/>
-              <w:sz w:val="24"/>
-              <w:szCs w:val="24"/>
-            </w:rPr>
-            <m:t xml:space="preserve">/</m:t>
-          </m:r>
-          <m:r>
-            <w:rPr>
-              <w:rFonts w:ascii="Cambria Math" w:hAnsi="Cambria Math"/>
-              <w:sz w:val="24"/>
-              <w:szCs w:val="24"/>
-            </w:rPr>
-            <m:t xml:space="preserve">2</m:t>
-          </m:r>
-          <m:r>
-            <w:rPr>
-              <w:rFonts w:ascii="Cambria Math" w:hAnsi="Cambria Math"/>
-              <w:sz w:val="24"/>
-              <w:szCs w:val="24"/>
-            </w:rPr>
-            <m:t xml:space="preserve"> )·</m:t>
-          </m:r>
-          <m:sSup>
-            <m:e>
-              <m:r>
-                <w:rPr>
-                  <w:rFonts w:ascii="Cambria Math" w:hAnsi="Cambria Math"/>
-                  <w:sz w:val="24"/>
-                  <w:szCs w:val="24"/>
-                </w:rPr>
-                <m:t xml:space="preserve">v</m:t>
-              </m:r>
-            </m:e>
-            <m:sup>
-              <m:r>
-                <w:rPr>
-                  <w:rFonts w:ascii="Cambria Math" w:hAnsi="Cambria Math"/>
-                  <w:sz w:val="24"/>
-                  <w:szCs w:val="24"/>
-                </w:rPr>
-                <m:t xml:space="preserve">t</m:t>
-              </m:r>
-              <m:r>
-                <w:rPr>
-                  <w:rFonts w:ascii="Cambria Math" w:hAnsi="Cambria Math"/>
-                  <w:sz w:val="24"/>
-                  <w:szCs w:val="24"/>
-                </w:rPr>
-                <m:t xml:space="preserve">+½</m:t>
-              </m:r>
-            </m:sup>
-          </m:sSup>
         </m:oMath>
       </m:oMathPara>
     </w:p>
@@ -5268,7 +5089,155 @@
         <w:pStyle w:val="FormulaText"/>
       </w:pPr>
       <w:r>
-        <w:t xml:space="preserve">보험금 현가의 누계</w:t>
+        <w:t xml:space="preserve">보험금 현가 (PVB) — 보장금액 1원당</w:t>
+      </w:r>
+    </w:p>
+    <w:p>
+      <w:pPr>
+        <w:pStyle w:val="Formula"/>
+      </w:pPr>
+      <m:oMathPara>
+        <m:oMathParaPr>
+          <m:jc m:val="left"/>
+        </m:oMathParaPr>
+        <m:oMath>
+          <m:r>
+            <m:rPr>
+              <m:nor/>
+            </m:rPr>
+            <w:rPr>
+              <w:rFonts w:ascii="Cambria Math" w:hAnsi="Cambria Math"/>
+              <w:sz w:val="24"/>
+              <w:szCs w:val="24"/>
+            </w:rPr>
+            <m:t xml:space="preserve">PVB</m:t>
+          </m:r>
+          <m:r>
+            <w:rPr>
+              <w:rFonts w:ascii="Cambria Math" w:hAnsi="Cambria Math"/>
+              <w:sz w:val="24"/>
+              <w:szCs w:val="24"/>
+            </w:rPr>
+            <m:t xml:space="preserve"> = </m:t>
+          </m:r>
+          <m:sSub>
+            <m:e>
+              <m:r>
+                <w:rPr>
+                  <w:rFonts w:ascii="Cambria Math" w:hAnsi="Cambria Math"/>
+                  <w:sz w:val="24"/>
+                  <w:szCs w:val="24"/>
+                </w:rPr>
+                <m:t xml:space="preserve">M</m:t>
+              </m:r>
+            </m:e>
+            <m:sub>
+              <m:r>
+                <w:rPr>
+                  <w:rFonts w:ascii="Cambria Math" w:hAnsi="Cambria Math"/>
+                  <w:sz w:val="24"/>
+                  <w:szCs w:val="24"/>
+                </w:rPr>
+                <m:t xml:space="preserve">x</m:t>
+              </m:r>
+            </m:sub>
+          </m:sSub>
+        </m:oMath>
+      </m:oMathPara>
+    </w:p>
+    <w:p>
+      <w:pPr>
+        <w:pStyle w:val="Note"/>
+      </w:pPr>
+      <w:r>
+        <w:t xml:space="preserve">※ 보장금액 가입금액의 1배 · 100세 만기 · 면책·삭감 90일 면책 · 집단 “암”. 진단 확정 시 지급하고 그 담보는 소멸한다.</w:t>
+      </w:r>
+    </w:p>
+    <w:p>
+      <w:pPr>
+        <w:pStyle w:val="Heading2"/>
+      </w:pPr>
+      <w:r>
+        <w:t xml:space="preserve">사. 순보험료 및 영업보험료</w:t>
+      </w:r>
+    </w:p>
+    <w:p>
+      <w:pPr>
+        <w:pStyle w:val="FormulaLabel"/>
+      </w:pPr>
+      <w:r>
+        <w:t xml:space="preserve">[식] 순보험료 (P)</w:t>
+      </w:r>
+    </w:p>
+    <w:p>
+      <w:pPr>
+        <w:pStyle w:val="Formula"/>
+      </w:pPr>
+      <m:oMathPara>
+        <m:oMathParaPr>
+          <m:jc m:val="left"/>
+        </m:oMathParaPr>
+        <m:oMath>
+          <m:r>
+            <w:rPr>
+              <w:rFonts w:ascii="Cambria Math" w:hAnsi="Cambria Math"/>
+              <w:sz w:val="24"/>
+              <w:szCs w:val="24"/>
+            </w:rPr>
+            <m:t xml:space="preserve">P</m:t>
+          </m:r>
+          <m:r>
+            <w:rPr>
+              <w:rFonts w:ascii="Cambria Math" w:hAnsi="Cambria Math"/>
+              <w:sz w:val="24"/>
+              <w:szCs w:val="24"/>
+            </w:rPr>
+            <m:t xml:space="preserve"> = </m:t>
+          </m:r>
+          <m:r>
+            <m:rPr>
+              <m:nor/>
+            </m:rPr>
+            <w:rPr>
+              <w:rFonts w:ascii="Cambria Math" w:hAnsi="Cambria Math"/>
+              <w:sz w:val="24"/>
+              <w:szCs w:val="24"/>
+            </w:rPr>
+            <m:t xml:space="preserve">PVB</m:t>
+          </m:r>
+          <m:r>
+            <w:rPr>
+              <w:rFonts w:ascii="Cambria Math" w:hAnsi="Cambria Math"/>
+              <w:sz w:val="24"/>
+              <w:szCs w:val="24"/>
+            </w:rPr>
+            <m:t xml:space="preserve"> / </m:t>
+          </m:r>
+          <m:r>
+            <w:rPr>
+              <w:rFonts w:ascii="Cambria Math" w:hAnsi="Cambria Math"/>
+              <w:sz w:val="24"/>
+              <w:szCs w:val="24"/>
+            </w:rPr>
+            <m:t xml:space="preserve">N*</m:t>
+          </m:r>
+        </m:oMath>
+      </m:oMathPara>
+    </w:p>
+    <w:p>
+      <w:pPr>
+        <w:pStyle w:val="Note"/>
+      </w:pPr>
+      <w:r>
+        <w:t xml:space="preserve">※ 담보마다 그 담보의 보험금 현가 PVB 와 그 담보가 속한 집단의 N* 로 낸다. 보장금액 1원당이다.</w:t>
+      </w:r>
+    </w:p>
+    <w:p>
+      <w:pPr>
+        <w:pStyle w:val="FormulaLabel"/>
+      </w:pPr>
+      <w:r>
+        <w:t xml:space="preserve">[식] 기준연납순보험료</w:t>
       </w:r>
     </w:p>
     <w:p>
@@ -5288,7 +5257,59 @@
                   <w:sz w:val="24"/>
                   <w:szCs w:val="24"/>
                 </w:rPr>
-                <m:t xml:space="preserve">M</m:t>
+                <m:t xml:space="preserve">P</m:t>
+              </m:r>
+            </m:e>
+            <m:sub>
+              <m:r>
+                <m:rPr>
+                  <m:nor/>
+                </m:rPr>
+                <w:rPr>
+                  <w:rFonts w:ascii="Cambria Math" w:hAnsi="Cambria Math"/>
+                  <w:sz w:val="24"/>
+                  <w:szCs w:val="24"/>
+                </w:rPr>
+                <m:t xml:space="preserve">base</m:t>
+              </m:r>
+            </m:sub>
+          </m:sSub>
+          <m:r>
+            <w:rPr>
+              <w:rFonts w:ascii="Cambria Math" w:hAnsi="Cambria Math"/>
+              <w:sz w:val="24"/>
+              <w:szCs w:val="24"/>
+            </w:rPr>
+            <m:t xml:space="preserve"> = </m:t>
+          </m:r>
+          <m:r>
+            <m:rPr>
+              <m:nor/>
+            </m:rPr>
+            <w:rPr>
+              <w:rFonts w:ascii="Cambria Math" w:hAnsi="Cambria Math"/>
+              <w:sz w:val="24"/>
+              <w:szCs w:val="24"/>
+            </w:rPr>
+            <m:t xml:space="preserve">PVB</m:t>
+          </m:r>
+          <m:r>
+            <w:rPr>
+              <w:rFonts w:ascii="Cambria Math" w:hAnsi="Cambria Math"/>
+              <w:sz w:val="24"/>
+              <w:szCs w:val="24"/>
+            </w:rPr>
+            <m:t xml:space="preserve"> / ( </m:t>
+          </m:r>
+          <m:sSub>
+            <m:e>
+              <m:r>
+                <w:rPr>
+                  <w:rFonts w:ascii="Cambria Math" w:hAnsi="Cambria Math"/>
+                  <w:sz w:val="24"/>
+                  <w:szCs w:val="24"/>
+                </w:rPr>
+                <m:t xml:space="preserve">N′</m:t>
               </m:r>
             </m:e>
             <m:sub>
@@ -5300,6 +5321,36 @@
                 </w:rPr>
                 <m:t xml:space="preserve">x</m:t>
               </m:r>
+            </m:sub>
+          </m:sSub>
+          <m:r>
+            <w:rPr>
+              <w:rFonts w:ascii="Cambria Math" w:hAnsi="Cambria Math"/>
+              <w:sz w:val="24"/>
+              <w:szCs w:val="24"/>
+            </w:rPr>
+            <m:t xml:space="preserve"> − </m:t>
+          </m:r>
+          <m:sSub>
+            <m:e>
+              <m:r>
+                <w:rPr>
+                  <w:rFonts w:ascii="Cambria Math" w:hAnsi="Cambria Math"/>
+                  <w:sz w:val="24"/>
+                  <w:szCs w:val="24"/>
+                </w:rPr>
+                <m:t xml:space="preserve">N′</m:t>
+              </m:r>
+            </m:e>
+            <m:sub>
+              <m:r>
+                <w:rPr>
+                  <w:rFonts w:ascii="Cambria Math" w:hAnsi="Cambria Math"/>
+                  <w:sz w:val="24"/>
+                  <w:szCs w:val="24"/>
+                </w:rPr>
+                <m:t xml:space="preserve">x</m:t>
+              </m:r>
               <m:r>
                 <w:rPr>
                   <w:rFonts w:ascii="Cambria Math" w:hAnsi="Cambria Math"/>
@@ -5309,12 +5360,55 @@
                 <m:t xml:space="preserve">+</m:t>
               </m:r>
               <m:r>
-                <w:rPr>
-                  <w:rFonts w:ascii="Cambria Math" w:hAnsi="Cambria Math"/>
-                  <w:sz w:val="24"/>
-                  <w:szCs w:val="24"/>
-                </w:rPr>
-                <m:t xml:space="preserve">t</m:t>
+                <m:rPr>
+                  <m:sty m:val="p"/>
+                </m:rPr>
+                <w:rPr>
+                  <w:rFonts w:ascii="Cambria Math" w:hAnsi="Cambria Math"/>
+                  <w:sz w:val="24"/>
+                  <w:szCs w:val="24"/>
+                </w:rPr>
+                <m:t xml:space="preserve">min</m:t>
+              </m:r>
+              <m:r>
+                <w:rPr>
+                  <w:rFonts w:ascii="Cambria Math" w:hAnsi="Cambria Math"/>
+                  <w:sz w:val="24"/>
+                  <w:szCs w:val="24"/>
+                </w:rPr>
+                <m:t xml:space="preserve">(</m:t>
+              </m:r>
+              <m:r>
+                <w:rPr>
+                  <w:rFonts w:ascii="Cambria Math" w:hAnsi="Cambria Math"/>
+                  <w:sz w:val="24"/>
+                  <w:szCs w:val="24"/>
+                </w:rPr>
+                <m:t xml:space="preserve">n</m:t>
+              </m:r>
+              <m:r>
+                <w:rPr>
+                  <w:rFonts w:ascii="Cambria Math" w:hAnsi="Cambria Math"/>
+                  <w:sz w:val="24"/>
+                  <w:szCs w:val="24"/>
+                </w:rPr>
+                <m:t xml:space="preserve">,</m:t>
+              </m:r>
+              <m:r>
+                <w:rPr>
+                  <w:rFonts w:ascii="Cambria Math" w:hAnsi="Cambria Math"/>
+                  <w:sz w:val="24"/>
+                  <w:szCs w:val="24"/>
+                </w:rPr>
+                <m:t xml:space="preserve">20</m:t>
+              </m:r>
+              <m:r>
+                <w:rPr>
+                  <w:rFonts w:ascii="Cambria Math" w:hAnsi="Cambria Math"/>
+                  <w:sz w:val="24"/>
+                  <w:szCs w:val="24"/>
+                </w:rPr>
+                <m:t xml:space="preserve">)</m:t>
               </m:r>
             </m:sub>
           </m:sSub>
@@ -5324,157 +5418,17 @@
               <w:sz w:val="24"/>
               <w:szCs w:val="24"/>
             </w:rPr>
-            <m:t xml:space="preserve"> = </m:t>
-          </m:r>
-          <m:sSubSup>
-            <m:e>
-              <m:r>
-                <w:rPr>
-                  <w:rFonts w:ascii="Cambria Math" w:hAnsi="Cambria Math"/>
-                  <w:sz w:val="24"/>
-                  <w:szCs w:val="24"/>
-                </w:rPr>
-                <m:t xml:space="preserve">Σ</m:t>
-              </m:r>
-            </m:e>
-            <m:sub>
-              <m:r>
-                <w:rPr>
-                  <w:rFonts w:ascii="Cambria Math" w:hAnsi="Cambria Math"/>
-                  <w:sz w:val="24"/>
-                  <w:szCs w:val="24"/>
-                </w:rPr>
-                <m:t xml:space="preserve">u</m:t>
-              </m:r>
-              <m:r>
-                <w:rPr>
-                  <w:rFonts w:ascii="Cambria Math" w:hAnsi="Cambria Math"/>
-                  <w:sz w:val="24"/>
-                  <w:szCs w:val="24"/>
-                </w:rPr>
-                <m:t xml:space="preserve">=</m:t>
-              </m:r>
-              <m:r>
-                <w:rPr>
-                  <w:rFonts w:ascii="Cambria Math" w:hAnsi="Cambria Math"/>
-                  <w:sz w:val="24"/>
-                  <w:szCs w:val="24"/>
-                </w:rPr>
-                <m:t xml:space="preserve">t</m:t>
-              </m:r>
-            </m:sub>
-            <m:sup>
-              <m:r>
-                <w:rPr>
-                  <w:rFonts w:ascii="Cambria Math" w:hAnsi="Cambria Math"/>
-                  <w:sz w:val="24"/>
-                  <w:szCs w:val="24"/>
-                </w:rPr>
-                <m:t xml:space="preserve">n</m:t>
-              </m:r>
-              <m:r>
-                <w:rPr>
-                  <w:rFonts w:ascii="Cambria Math" w:hAnsi="Cambria Math"/>
-                  <w:sz w:val="24"/>
-                  <w:szCs w:val="24"/>
-                </w:rPr>
-                <m:t xml:space="preserve">−</m:t>
-              </m:r>
-              <m:r>
-                <w:rPr>
-                  <w:rFonts w:ascii="Cambria Math" w:hAnsi="Cambria Math"/>
-                  <w:sz w:val="24"/>
-                  <w:szCs w:val="24"/>
-                </w:rPr>
-                <m:t xml:space="preserve">1</m:t>
-              </m:r>
-            </m:sup>
-          </m:sSubSup>
-          <m:r>
-            <w:rPr>
-              <w:rFonts w:ascii="Cambria Math" w:hAnsi="Cambria Math"/>
-              <w:sz w:val="24"/>
-              <w:szCs w:val="24"/>
-            </w:rPr>
-            <m:t xml:space="preserve"> </m:t>
-          </m:r>
-          <m:sSub>
-            <m:e>
-              <m:r>
-                <w:rPr>
-                  <w:rFonts w:ascii="Cambria Math" w:hAnsi="Cambria Math"/>
-                  <w:sz w:val="24"/>
-                  <w:szCs w:val="24"/>
-                </w:rPr>
-                <m:t xml:space="preserve">S</m:t>
-              </m:r>
-            </m:e>
-            <m:sub>
-              <m:r>
-                <w:rPr>
-                  <w:rFonts w:ascii="Cambria Math" w:hAnsi="Cambria Math"/>
-                  <w:sz w:val="24"/>
-                  <w:szCs w:val="24"/>
-                </w:rPr>
-                <m:t xml:space="preserve">u</m:t>
-              </m:r>
-            </m:sub>
-          </m:sSub>
-          <m:r>
-            <w:rPr>
-              <w:rFonts w:ascii="Cambria Math" w:hAnsi="Cambria Math"/>
-              <w:sz w:val="24"/>
-              <w:szCs w:val="24"/>
-            </w:rPr>
-            <m:t xml:space="preserve">·</m:t>
-          </m:r>
-          <m:sSub>
-            <m:e>
-              <m:r>
-                <w:rPr>
-                  <w:rFonts w:ascii="Cambria Math" w:hAnsi="Cambria Math"/>
-                  <w:sz w:val="24"/>
-                  <w:szCs w:val="24"/>
-                </w:rPr>
-                <m:t xml:space="preserve">C</m:t>
-              </m:r>
-            </m:e>
-            <m:sub>
-              <m:r>
-                <w:rPr>
-                  <w:rFonts w:ascii="Cambria Math" w:hAnsi="Cambria Math"/>
-                  <w:sz w:val="24"/>
-                  <w:szCs w:val="24"/>
-                </w:rPr>
-                <m:t xml:space="preserve">x</m:t>
-              </m:r>
-              <m:r>
-                <w:rPr>
-                  <w:rFonts w:ascii="Cambria Math" w:hAnsi="Cambria Math"/>
-                  <w:sz w:val="24"/>
-                  <w:szCs w:val="24"/>
-                </w:rPr>
-                <m:t xml:space="preserve">+</m:t>
-              </m:r>
-              <m:r>
-                <w:rPr>
-                  <w:rFonts w:ascii="Cambria Math" w:hAnsi="Cambria Math"/>
-                  <w:sz w:val="24"/>
-                  <w:szCs w:val="24"/>
-                </w:rPr>
-                <m:t xml:space="preserve">u</m:t>
-              </m:r>
-            </m:sub>
-          </m:sSub>
+            <m:t xml:space="preserve"> )</m:t>
+          </m:r>
         </m:oMath>
       </m:oMathPara>
     </w:p>
     <w:p>
       <w:pPr>
-        <w:pStyle w:val="FormulaText"/>
-      </w:pPr>
-      <w:r>
-        <w:t xml:space="preserve">보험금 현가 (PVB) — 보장금액 1원당</w:t>
+        <w:pStyle w:val="FormulaLabel"/>
+      </w:pPr>
+      <w:r>
+        <w:t xml:space="preserve">[식] 영업보험료</w:t>
       </w:r>
     </w:p>
     <w:p>
@@ -5487,23 +5441,36 @@
         </m:oMathParaPr>
         <m:oMath>
           <m:r>
-            <m:rPr>
-              <m:nor/>
-            </m:rPr>
-            <w:rPr>
-              <w:rFonts w:ascii="Cambria Math" w:hAnsi="Cambria Math"/>
-              <w:sz w:val="24"/>
-              <w:szCs w:val="24"/>
-            </w:rPr>
-            <m:t xml:space="preserve">PVB</m:t>
-          </m:r>
-          <m:r>
-            <w:rPr>
-              <w:rFonts w:ascii="Cambria Math" w:hAnsi="Cambria Math"/>
-              <w:sz w:val="24"/>
-              <w:szCs w:val="24"/>
-            </w:rPr>
-            <m:t xml:space="preserve"> = </m:t>
+            <w:rPr>
+              <w:rFonts w:ascii="Cambria Math" w:hAnsi="Cambria Math"/>
+              <w:sz w:val="24"/>
+              <w:szCs w:val="24"/>
+            </w:rPr>
+            <m:t xml:space="preserve">G</m:t>
+          </m:r>
+          <m:r>
+            <w:rPr>
+              <w:rFonts w:ascii="Cambria Math" w:hAnsi="Cambria Math"/>
+              <w:sz w:val="24"/>
+              <w:szCs w:val="24"/>
+            </w:rPr>
+            <m:t xml:space="preserve"> = [ </m:t>
+          </m:r>
+          <m:r>
+            <w:rPr>
+              <w:rFonts w:ascii="Cambria Math" w:hAnsi="Cambria Math"/>
+              <w:sz w:val="24"/>
+              <w:szCs w:val="24"/>
+            </w:rPr>
+            <m:t xml:space="preserve">P</m:t>
+          </m:r>
+          <m:r>
+            <w:rPr>
+              <w:rFonts w:ascii="Cambria Math" w:hAnsi="Cambria Math"/>
+              <w:sz w:val="24"/>
+              <w:szCs w:val="24"/>
+            </w:rPr>
+            <m:t xml:space="preserve"> + ( </m:t>
           </m:r>
           <m:sSub>
             <m:e>
@@ -5513,7 +5480,100 @@
                   <w:sz w:val="24"/>
                   <w:szCs w:val="24"/>
                 </w:rPr>
-                <m:t xml:space="preserve">M</m:t>
+                <m:t xml:space="preserve">α</m:t>
+              </m:r>
+            </m:e>
+            <m:sub>
+              <m:r>
+                <w:rPr>
+                  <w:rFonts w:ascii="Cambria Math" w:hAnsi="Cambria Math"/>
+                  <w:sz w:val="24"/>
+                  <w:szCs w:val="24"/>
+                </w:rPr>
+                <m:t xml:space="preserve">S</m:t>
+              </m:r>
+            </m:sub>
+          </m:sSub>
+          <m:r>
+            <w:rPr>
+              <w:rFonts w:ascii="Cambria Math" w:hAnsi="Cambria Math"/>
+              <w:sz w:val="24"/>
+              <w:szCs w:val="24"/>
+            </w:rPr>
+            <m:t xml:space="preserve"> + </m:t>
+          </m:r>
+          <m:sSub>
+            <m:e>
+              <m:r>
+                <w:rPr>
+                  <w:rFonts w:ascii="Cambria Math" w:hAnsi="Cambria Math"/>
+                  <w:sz w:val="24"/>
+                  <w:szCs w:val="24"/>
+                </w:rPr>
+                <m:t xml:space="preserve">α</m:t>
+              </m:r>
+            </m:e>
+            <m:sub>
+              <m:r>
+                <w:rPr>
+                  <w:rFonts w:ascii="Cambria Math" w:hAnsi="Cambria Math"/>
+                  <w:sz w:val="24"/>
+                  <w:szCs w:val="24"/>
+                </w:rPr>
+                <m:t xml:space="preserve">P</m:t>
+              </m:r>
+            </m:sub>
+          </m:sSub>
+          <m:r>
+            <w:rPr>
+              <w:rFonts w:ascii="Cambria Math" w:hAnsi="Cambria Math"/>
+              <w:sz w:val="24"/>
+              <w:szCs w:val="24"/>
+            </w:rPr>
+            <m:t xml:space="preserve">·</m:t>
+          </m:r>
+          <m:sSub>
+            <m:e>
+              <m:r>
+                <w:rPr>
+                  <w:rFonts w:ascii="Cambria Math" w:hAnsi="Cambria Math"/>
+                  <w:sz w:val="24"/>
+                  <w:szCs w:val="24"/>
+                </w:rPr>
+                <m:t xml:space="preserve">P</m:t>
+              </m:r>
+            </m:e>
+            <m:sub>
+              <m:r>
+                <m:rPr>
+                  <m:nor/>
+                </m:rPr>
+                <w:rPr>
+                  <w:rFonts w:ascii="Cambria Math" w:hAnsi="Cambria Math"/>
+                  <w:sz w:val="24"/>
+                  <w:szCs w:val="24"/>
+                </w:rPr>
+                <m:t xml:space="preserve">base</m:t>
+              </m:r>
+            </m:sub>
+          </m:sSub>
+          <m:r>
+            <w:rPr>
+              <w:rFonts w:ascii="Cambria Math" w:hAnsi="Cambria Math"/>
+              <w:sz w:val="24"/>
+              <w:szCs w:val="24"/>
+            </w:rPr>
+            <m:t xml:space="preserve"> )·</m:t>
+          </m:r>
+          <m:sSub>
+            <m:e>
+              <m:r>
+                <w:rPr>
+                  <w:rFonts w:ascii="Cambria Math" w:hAnsi="Cambria Math"/>
+                  <w:sz w:val="24"/>
+                  <w:szCs w:val="24"/>
+                </w:rPr>
+                <m:t xml:space="preserve">D′</m:t>
               </m:r>
             </m:e>
             <m:sub>
@@ -5527,32 +5587,70 @@
               </m:r>
             </m:sub>
           </m:sSub>
+          <m:r>
+            <w:rPr>
+              <w:rFonts w:ascii="Cambria Math" w:hAnsi="Cambria Math"/>
+              <w:sz w:val="24"/>
+              <w:szCs w:val="24"/>
+            </w:rPr>
+            <m:t xml:space="preserve">/</m:t>
+          </m:r>
+          <m:r>
+            <w:rPr>
+              <w:rFonts w:ascii="Cambria Math" w:hAnsi="Cambria Math"/>
+              <w:sz w:val="24"/>
+              <w:szCs w:val="24"/>
+            </w:rPr>
+            <m:t xml:space="preserve">N*</m:t>
+          </m:r>
+          <m:r>
+            <w:rPr>
+              <w:rFonts w:ascii="Cambria Math" w:hAnsi="Cambria Math"/>
+              <w:sz w:val="24"/>
+              <w:szCs w:val="24"/>
+            </w:rPr>
+            <m:t xml:space="preserve"> + </m:t>
+          </m:r>
+          <m:sSub>
+            <m:e>
+              <m:r>
+                <w:rPr>
+                  <w:rFonts w:ascii="Cambria Math" w:hAnsi="Cambria Math"/>
+                  <w:sz w:val="24"/>
+                  <w:szCs w:val="24"/>
+                </w:rPr>
+                <m:t xml:space="preserve">β</m:t>
+              </m:r>
+            </m:e>
+            <m:sub>
+              <m:r>
+                <w:rPr>
+                  <w:rFonts w:ascii="Cambria Math" w:hAnsi="Cambria Math"/>
+                  <w:sz w:val="24"/>
+                  <w:szCs w:val="24"/>
+                </w:rPr>
+                <m:t xml:space="preserve">S</m:t>
+              </m:r>
+            </m:sub>
+          </m:sSub>
+          <m:r>
+            <w:rPr>
+              <w:rFonts w:ascii="Cambria Math" w:hAnsi="Cambria Math"/>
+              <w:sz w:val="24"/>
+              <w:szCs w:val="24"/>
+            </w:rPr>
+            <m:t xml:space="preserve">/</m:t>
+          </m:r>
+          <m:r>
+            <w:rPr>
+              <w:rFonts w:ascii="Cambria Math" w:hAnsi="Cambria Math"/>
+              <w:sz w:val="24"/>
+              <w:szCs w:val="24"/>
+            </w:rPr>
+            <m:t xml:space="preserve">k</m:t>
+          </m:r>
         </m:oMath>
       </m:oMathPara>
-    </w:p>
-    <w:p>
-      <w:pPr>
-        <w:pStyle w:val="Note"/>
-      </w:pPr>
-      <w:r>
-        <w:t xml:space="preserve">※ 보장금액 가입금액의 1배 · 100세까지 · 면책·삭감 90일 면책 · 집단 “사망 · 암”. 진단 확정 시 지급하고 그 담보는 소멸한다.</w:t>
-      </w:r>
-    </w:p>
-    <w:p>
-      <w:pPr>
-        <w:pStyle w:val="Heading2"/>
-      </w:pPr>
-      <w:r>
-        <w:t xml:space="preserve">사. 순보험료 및 영업보험료</w:t>
-      </w:r>
-    </w:p>
-    <w:p>
-      <w:pPr>
-        <w:pStyle w:val="FormulaLabel"/>
-      </w:pPr>
-      <w:r>
-        <w:t xml:space="preserve">[식] 순보험료 (P)</w:t>
-      </w:r>
     </w:p>
     <w:p>
       <w:pPr>
@@ -5569,34 +5667,115 @@
               <w:sz w:val="24"/>
               <w:szCs w:val="24"/>
             </w:rPr>
-            <m:t xml:space="preserve">P</m:t>
-          </m:r>
-          <m:r>
-            <w:rPr>
-              <w:rFonts w:ascii="Cambria Math" w:hAnsi="Cambria Math"/>
-              <w:sz w:val="24"/>
-              <w:szCs w:val="24"/>
-            </w:rPr>
-            <m:t xml:space="preserve"> = </m:t>
-          </m:r>
-          <m:r>
-            <m:rPr>
-              <m:nor/>
-            </m:rPr>
-            <w:rPr>
-              <w:rFonts w:ascii="Cambria Math" w:hAnsi="Cambria Math"/>
-              <w:sz w:val="24"/>
-              <w:szCs w:val="24"/>
-            </w:rPr>
-            <m:t xml:space="preserve">PVB</m:t>
-          </m:r>
-          <m:r>
-            <w:rPr>
-              <w:rFonts w:ascii="Cambria Math" w:hAnsi="Cambria Math"/>
-              <w:sz w:val="24"/>
-              <w:szCs w:val="24"/>
-            </w:rPr>
-            <m:t xml:space="preserve"> / </m:t>
+            <m:t xml:space="preserve">+ </m:t>
+          </m:r>
+          <m:r>
+            <w:rPr>
+              <w:rFonts w:ascii="Cambria Math" w:hAnsi="Cambria Math"/>
+              <w:sz w:val="24"/>
+              <w:szCs w:val="24"/>
+            </w:rPr>
+            <m:t xml:space="preserve">β′</m:t>
+          </m:r>
+          <m:r>
+            <w:rPr>
+              <w:rFonts w:ascii="Cambria Math" w:hAnsi="Cambria Math"/>
+              <w:sz w:val="24"/>
+              <w:szCs w:val="24"/>
+            </w:rPr>
+            <m:t xml:space="preserve">·( </m:t>
+          </m:r>
+          <m:sSub>
+            <m:e>
+              <m:r>
+                <w:rPr>
+                  <w:rFonts w:ascii="Cambria Math" w:hAnsi="Cambria Math"/>
+                  <w:sz w:val="24"/>
+                  <w:szCs w:val="24"/>
+                </w:rPr>
+                <m:t xml:space="preserve">N</m:t>
+              </m:r>
+            </m:e>
+            <m:sub>
+              <m:r>
+                <w:rPr>
+                  <w:rFonts w:ascii="Cambria Math" w:hAnsi="Cambria Math"/>
+                  <w:sz w:val="24"/>
+                  <w:szCs w:val="24"/>
+                </w:rPr>
+                <m:t xml:space="preserve">x</m:t>
+              </m:r>
+              <m:r>
+                <w:rPr>
+                  <w:rFonts w:ascii="Cambria Math" w:hAnsi="Cambria Math"/>
+                  <w:sz w:val="24"/>
+                  <w:szCs w:val="24"/>
+                </w:rPr>
+                <m:t xml:space="preserve">+</m:t>
+              </m:r>
+              <m:r>
+                <w:rPr>
+                  <w:rFonts w:ascii="Cambria Math" w:hAnsi="Cambria Math"/>
+                  <w:sz w:val="24"/>
+                  <w:szCs w:val="24"/>
+                </w:rPr>
+                <m:t xml:space="preserve">m</m:t>
+              </m:r>
+            </m:sub>
+          </m:sSub>
+          <m:r>
+            <w:rPr>
+              <w:rFonts w:ascii="Cambria Math" w:hAnsi="Cambria Math"/>
+              <w:sz w:val="24"/>
+              <w:szCs w:val="24"/>
+            </w:rPr>
+            <m:t xml:space="preserve"> − </m:t>
+          </m:r>
+          <m:sSub>
+            <m:e>
+              <m:r>
+                <w:rPr>
+                  <w:rFonts w:ascii="Cambria Math" w:hAnsi="Cambria Math"/>
+                  <w:sz w:val="24"/>
+                  <w:szCs w:val="24"/>
+                </w:rPr>
+                <m:t xml:space="preserve">N</m:t>
+              </m:r>
+            </m:e>
+            <m:sub>
+              <m:r>
+                <w:rPr>
+                  <w:rFonts w:ascii="Cambria Math" w:hAnsi="Cambria Math"/>
+                  <w:sz w:val="24"/>
+                  <w:szCs w:val="24"/>
+                </w:rPr>
+                <m:t xml:space="preserve">x</m:t>
+              </m:r>
+              <m:r>
+                <w:rPr>
+                  <w:rFonts w:ascii="Cambria Math" w:hAnsi="Cambria Math"/>
+                  <w:sz w:val="24"/>
+                  <w:szCs w:val="24"/>
+                </w:rPr>
+                <m:t xml:space="preserve">+</m:t>
+              </m:r>
+              <m:r>
+                <w:rPr>
+                  <w:rFonts w:ascii="Cambria Math" w:hAnsi="Cambria Math"/>
+                  <w:sz w:val="24"/>
+                  <w:szCs w:val="24"/>
+                </w:rPr>
+                <m:t xml:space="preserve">n</m:t>
+              </m:r>
+            </m:sub>
+          </m:sSub>
+          <m:r>
+            <w:rPr>
+              <w:rFonts w:ascii="Cambria Math" w:hAnsi="Cambria Math"/>
+              <w:sz w:val="24"/>
+              <w:szCs w:val="24"/>
+            </w:rPr>
+            <m:t xml:space="preserve"> )/</m:t>
           </m:r>
           <m:r>
             <w:rPr>
@@ -5605,6 +5784,76 @@
               <w:szCs w:val="24"/>
             </w:rPr>
             <m:t xml:space="preserve">N*</m:t>
+          </m:r>
+          <m:r>
+            <w:rPr>
+              <w:rFonts w:ascii="Cambria Math" w:hAnsi="Cambria Math"/>
+              <w:sz w:val="24"/>
+              <w:szCs w:val="24"/>
+            </w:rPr>
+            <m:t xml:space="preserve"> ] / ( </m:t>
+          </m:r>
+          <m:r>
+            <w:rPr>
+              <w:rFonts w:ascii="Cambria Math" w:hAnsi="Cambria Math"/>
+              <w:sz w:val="24"/>
+              <w:szCs w:val="24"/>
+            </w:rPr>
+            <m:t xml:space="preserve">1</m:t>
+          </m:r>
+          <m:r>
+            <w:rPr>
+              <w:rFonts w:ascii="Cambria Math" w:hAnsi="Cambria Math"/>
+              <w:sz w:val="24"/>
+              <w:szCs w:val="24"/>
+            </w:rPr>
+            <m:t xml:space="preserve"> − </m:t>
+          </m:r>
+          <m:sSub>
+            <m:e>
+              <m:r>
+                <w:rPr>
+                  <w:rFonts w:ascii="Cambria Math" w:hAnsi="Cambria Math"/>
+                  <w:sz w:val="24"/>
+                  <w:szCs w:val="24"/>
+                </w:rPr>
+                <m:t xml:space="preserve">β</m:t>
+              </m:r>
+            </m:e>
+            <m:sub>
+              <m:r>
+                <w:rPr>
+                  <w:rFonts w:ascii="Cambria Math" w:hAnsi="Cambria Math"/>
+                  <w:sz w:val="24"/>
+                  <w:szCs w:val="24"/>
+                </w:rPr>
+                <m:t xml:space="preserve">G</m:t>
+              </m:r>
+            </m:sub>
+          </m:sSub>
+          <m:r>
+            <w:rPr>
+              <w:rFonts w:ascii="Cambria Math" w:hAnsi="Cambria Math"/>
+              <w:sz w:val="24"/>
+              <w:szCs w:val="24"/>
+            </w:rPr>
+            <m:t xml:space="preserve"> − </m:t>
+          </m:r>
+          <m:r>
+            <w:rPr>
+              <w:rFonts w:ascii="Cambria Math" w:hAnsi="Cambria Math"/>
+              <w:sz w:val="24"/>
+              <w:szCs w:val="24"/>
+            </w:rPr>
+            <m:t xml:space="preserve">γ</m:t>
+          </m:r>
+          <m:r>
+            <w:rPr>
+              <w:rFonts w:ascii="Cambria Math" w:hAnsi="Cambria Math"/>
+              <w:sz w:val="24"/>
+              <w:szCs w:val="24"/>
+            </w:rPr>
+            <m:t xml:space="preserve"> )</m:t>
           </m:r>
         </m:oMath>
       </m:oMathPara>
@@ -5614,7 +5863,31 @@
         <w:pStyle w:val="Note"/>
       </w:pPr>
       <w:r>
-        <w:t xml:space="preserve">※ 담보마다 그 담보의 보험금 현가 PVB 와 그 담보가 속한 집단의 N* 로 낸다. 보장금액 1원당이다.</w:t>
+        <w:t xml:space="preserve">※ 보장기간 n이 20년보다 짧으면 </w:t>
+      </w:r>
+      <w:r>
+        <w:t xml:space="preserve">α</w:t>
+      </w:r>
+      <w:r>
+        <w:rPr>
+          <w:vertAlign w:val="subscript"/>
+        </w:rPr>
+        <w:t xml:space="preserve">P</w:t>
+      </w:r>
+      <w:r>
+        <w:t xml:space="preserve">는 </w:t>
+      </w:r>
+      <w:r>
+        <w:t xml:space="preserve">α</w:t>
+      </w:r>
+      <w:r>
+        <w:rPr>
+          <w:vertAlign w:val="subscript"/>
+        </w:rPr>
+        <w:t xml:space="preserve">P</w:t>
+      </w:r>
+      <w:r>
+        <w:t xml:space="preserve"> × n/20으로 줄인다.</w:t>
       </w:r>
     </w:p>
     <w:p>
@@ -5622,7 +5895,86 @@
         <w:pStyle w:val="FormulaLabel"/>
       </w:pPr>
       <w:r>
-        <w:t xml:space="preserve">[식] 기준연납순보험료</w:t>
+        <w:t xml:space="preserve">[식] 1원당 보험료의 반올림과 10만원당 보험료</w:t>
+      </w:r>
+    </w:p>
+    <w:p>
+      <w:pPr>
+        <w:pStyle w:val="FormulaText"/>
+      </w:pPr>
+      <w:r>
+        <w:t xml:space="preserve">1원당 영업보험료 — 소수 여섯째 자리까지</w:t>
+      </w:r>
+    </w:p>
+    <w:p>
+      <w:pPr>
+        <w:pStyle w:val="Formula"/>
+      </w:pPr>
+      <m:oMathPara>
+        <m:oMathParaPr>
+          <m:jc m:val="left"/>
+        </m:oMathParaPr>
+        <m:oMath>
+          <m:r>
+            <w:rPr>
+              <w:rFonts w:ascii="Cambria Math" w:hAnsi="Cambria Math"/>
+              <w:sz w:val="24"/>
+              <w:szCs w:val="24"/>
+            </w:rPr>
+            <m:t xml:space="preserve">G</m:t>
+          </m:r>
+          <m:r>
+            <w:rPr>
+              <w:rFonts w:ascii="Cambria Math" w:hAnsi="Cambria Math"/>
+              <w:sz w:val="24"/>
+              <w:szCs w:val="24"/>
+            </w:rPr>
+            <m:t xml:space="preserve">₁ = </m:t>
+          </m:r>
+          <m:r>
+            <m:rPr>
+              <m:sty m:val="p"/>
+            </m:rPr>
+            <w:rPr>
+              <w:rFonts w:ascii="Cambria Math" w:hAnsi="Cambria Math"/>
+              <w:sz w:val="24"/>
+              <w:szCs w:val="24"/>
+            </w:rPr>
+            <m:t xml:space="preserve">round</m:t>
+          </m:r>
+          <m:r>
+            <w:rPr>
+              <w:rFonts w:ascii="Cambria Math" w:hAnsi="Cambria Math"/>
+              <w:sz w:val="24"/>
+              <w:szCs w:val="24"/>
+            </w:rPr>
+            <m:t xml:space="preserve">₆( </m:t>
+          </m:r>
+          <m:r>
+            <w:rPr>
+              <w:rFonts w:ascii="Cambria Math" w:hAnsi="Cambria Math"/>
+              <w:sz w:val="24"/>
+              <w:szCs w:val="24"/>
+            </w:rPr>
+            <m:t xml:space="preserve">G</m:t>
+          </m:r>
+          <m:r>
+            <w:rPr>
+              <w:rFonts w:ascii="Cambria Math" w:hAnsi="Cambria Math"/>
+              <w:sz w:val="24"/>
+              <w:szCs w:val="24"/>
+            </w:rPr>
+            <m:t xml:space="preserve"> )</m:t>
+          </m:r>
+        </m:oMath>
+      </m:oMathPara>
+    </w:p>
+    <w:p>
+      <w:pPr>
+        <w:pStyle w:val="FormulaText"/>
+      </w:pPr>
+      <w:r>
+        <w:t xml:space="preserve">10만원당 보험료 — 원 단위로 반올림</w:t>
       </w:r>
     </w:p>
     <w:p>
@@ -5642,10 +5994,18 @@
                   <w:sz w:val="24"/>
                   <w:szCs w:val="24"/>
                 </w:rPr>
-                <m:t xml:space="preserve">P</m:t>
-              </m:r>
-            </m:e>
-            <m:sub>
+                <m:t xml:space="preserve">G</m:t>
+              </m:r>
+            </m:e>
+            <m:sub>
+              <m:r>
+                <w:rPr>
+                  <w:rFonts w:ascii="Cambria Math" w:hAnsi="Cambria Math"/>
+                  <w:sz w:val="24"/>
+                  <w:szCs w:val="24"/>
+                </w:rPr>
+                <m:t xml:space="preserve">10</m:t>
+              </m:r>
               <m:r>
                 <m:rPr>
                   <m:nor/>
@@ -5655,7 +6015,7 @@
                   <w:sz w:val="24"/>
                   <w:szCs w:val="24"/>
                 </w:rPr>
-                <m:t xml:space="preserve">base</m:t>
+                <m:t xml:space="preserve">만</m:t>
               </m:r>
             </m:sub>
           </m:sSub>
@@ -5666,655 +6026,6 @@
               <w:szCs w:val="24"/>
             </w:rPr>
             <m:t xml:space="preserve"> = </m:t>
-          </m:r>
-          <m:r>
-            <m:rPr>
-              <m:nor/>
-            </m:rPr>
-            <w:rPr>
-              <w:rFonts w:ascii="Cambria Math" w:hAnsi="Cambria Math"/>
-              <w:sz w:val="24"/>
-              <w:szCs w:val="24"/>
-            </w:rPr>
-            <m:t xml:space="preserve">PVB</m:t>
-          </m:r>
-          <m:r>
-            <w:rPr>
-              <w:rFonts w:ascii="Cambria Math" w:hAnsi="Cambria Math"/>
-              <w:sz w:val="24"/>
-              <w:szCs w:val="24"/>
-            </w:rPr>
-            <m:t xml:space="preserve"> / ( </m:t>
-          </m:r>
-          <m:sSub>
-            <m:e>
-              <m:r>
-                <w:rPr>
-                  <w:rFonts w:ascii="Cambria Math" w:hAnsi="Cambria Math"/>
-                  <w:sz w:val="24"/>
-                  <w:szCs w:val="24"/>
-                </w:rPr>
-                <m:t xml:space="preserve">N′</m:t>
-              </m:r>
-            </m:e>
-            <m:sub>
-              <m:r>
-                <w:rPr>
-                  <w:rFonts w:ascii="Cambria Math" w:hAnsi="Cambria Math"/>
-                  <w:sz w:val="24"/>
-                  <w:szCs w:val="24"/>
-                </w:rPr>
-                <m:t xml:space="preserve">x</m:t>
-              </m:r>
-            </m:sub>
-          </m:sSub>
-          <m:r>
-            <w:rPr>
-              <w:rFonts w:ascii="Cambria Math" w:hAnsi="Cambria Math"/>
-              <w:sz w:val="24"/>
-              <w:szCs w:val="24"/>
-            </w:rPr>
-            <m:t xml:space="preserve"> − </m:t>
-          </m:r>
-          <m:sSub>
-            <m:e>
-              <m:r>
-                <w:rPr>
-                  <w:rFonts w:ascii="Cambria Math" w:hAnsi="Cambria Math"/>
-                  <w:sz w:val="24"/>
-                  <w:szCs w:val="24"/>
-                </w:rPr>
-                <m:t xml:space="preserve">N′</m:t>
-              </m:r>
-            </m:e>
-            <m:sub>
-              <m:r>
-                <w:rPr>
-                  <w:rFonts w:ascii="Cambria Math" w:hAnsi="Cambria Math"/>
-                  <w:sz w:val="24"/>
-                  <w:szCs w:val="24"/>
-                </w:rPr>
-                <m:t xml:space="preserve">x</m:t>
-              </m:r>
-              <m:r>
-                <w:rPr>
-                  <w:rFonts w:ascii="Cambria Math" w:hAnsi="Cambria Math"/>
-                  <w:sz w:val="24"/>
-                  <w:szCs w:val="24"/>
-                </w:rPr>
-                <m:t xml:space="preserve">+</m:t>
-              </m:r>
-              <m:r>
-                <m:rPr>
-                  <m:sty m:val="p"/>
-                </m:rPr>
-                <w:rPr>
-                  <w:rFonts w:ascii="Cambria Math" w:hAnsi="Cambria Math"/>
-                  <w:sz w:val="24"/>
-                  <w:szCs w:val="24"/>
-                </w:rPr>
-                <m:t xml:space="preserve">min</m:t>
-              </m:r>
-              <m:r>
-                <w:rPr>
-                  <w:rFonts w:ascii="Cambria Math" w:hAnsi="Cambria Math"/>
-                  <w:sz w:val="24"/>
-                  <w:szCs w:val="24"/>
-                </w:rPr>
-                <m:t xml:space="preserve">(</m:t>
-              </m:r>
-              <m:r>
-                <w:rPr>
-                  <w:rFonts w:ascii="Cambria Math" w:hAnsi="Cambria Math"/>
-                  <w:sz w:val="24"/>
-                  <w:szCs w:val="24"/>
-                </w:rPr>
-                <m:t xml:space="preserve">n</m:t>
-              </m:r>
-              <m:r>
-                <w:rPr>
-                  <w:rFonts w:ascii="Cambria Math" w:hAnsi="Cambria Math"/>
-                  <w:sz w:val="24"/>
-                  <w:szCs w:val="24"/>
-                </w:rPr>
-                <m:t xml:space="preserve">,</m:t>
-              </m:r>
-              <m:r>
-                <w:rPr>
-                  <w:rFonts w:ascii="Cambria Math" w:hAnsi="Cambria Math"/>
-                  <w:sz w:val="24"/>
-                  <w:szCs w:val="24"/>
-                </w:rPr>
-                <m:t xml:space="preserve">20</m:t>
-              </m:r>
-              <m:r>
-                <w:rPr>
-                  <w:rFonts w:ascii="Cambria Math" w:hAnsi="Cambria Math"/>
-                  <w:sz w:val="24"/>
-                  <w:szCs w:val="24"/>
-                </w:rPr>
-                <m:t xml:space="preserve">)</m:t>
-              </m:r>
-            </m:sub>
-          </m:sSub>
-          <m:r>
-            <w:rPr>
-              <w:rFonts w:ascii="Cambria Math" w:hAnsi="Cambria Math"/>
-              <w:sz w:val="24"/>
-              <w:szCs w:val="24"/>
-            </w:rPr>
-            <m:t xml:space="preserve"> )</m:t>
-          </m:r>
-        </m:oMath>
-      </m:oMathPara>
-    </w:p>
-    <w:p>
-      <w:pPr>
-        <w:pStyle w:val="FormulaLabel"/>
-      </w:pPr>
-      <w:r>
-        <w:t xml:space="preserve">[식] 영업보험료</w:t>
-      </w:r>
-    </w:p>
-    <w:p>
-      <w:pPr>
-        <w:pStyle w:val="Formula"/>
-      </w:pPr>
-      <m:oMathPara>
-        <m:oMathParaPr>
-          <m:jc m:val="left"/>
-        </m:oMathParaPr>
-        <m:oMath>
-          <m:r>
-            <w:rPr>
-              <w:rFonts w:ascii="Cambria Math" w:hAnsi="Cambria Math"/>
-              <w:sz w:val="24"/>
-              <w:szCs w:val="24"/>
-            </w:rPr>
-            <m:t xml:space="preserve">G</m:t>
-          </m:r>
-          <m:r>
-            <w:rPr>
-              <w:rFonts w:ascii="Cambria Math" w:hAnsi="Cambria Math"/>
-              <w:sz w:val="24"/>
-              <w:szCs w:val="24"/>
-            </w:rPr>
-            <m:t xml:space="preserve"> = [ </m:t>
-          </m:r>
-          <m:r>
-            <w:rPr>
-              <w:rFonts w:ascii="Cambria Math" w:hAnsi="Cambria Math"/>
-              <w:sz w:val="24"/>
-              <w:szCs w:val="24"/>
-            </w:rPr>
-            <m:t xml:space="preserve">P</m:t>
-          </m:r>
-          <m:r>
-            <w:rPr>
-              <w:rFonts w:ascii="Cambria Math" w:hAnsi="Cambria Math"/>
-              <w:sz w:val="24"/>
-              <w:szCs w:val="24"/>
-            </w:rPr>
-            <m:t xml:space="preserve"> + ( </m:t>
-          </m:r>
-          <m:sSub>
-            <m:e>
-              <m:r>
-                <w:rPr>
-                  <w:rFonts w:ascii="Cambria Math" w:hAnsi="Cambria Math"/>
-                  <w:sz w:val="24"/>
-                  <w:szCs w:val="24"/>
-                </w:rPr>
-                <m:t xml:space="preserve">α</m:t>
-              </m:r>
-            </m:e>
-            <m:sub>
-              <m:r>
-                <w:rPr>
-                  <w:rFonts w:ascii="Cambria Math" w:hAnsi="Cambria Math"/>
-                  <w:sz w:val="24"/>
-                  <w:szCs w:val="24"/>
-                </w:rPr>
-                <m:t xml:space="preserve">S</m:t>
-              </m:r>
-            </m:sub>
-          </m:sSub>
-          <m:r>
-            <w:rPr>
-              <w:rFonts w:ascii="Cambria Math" w:hAnsi="Cambria Math"/>
-              <w:sz w:val="24"/>
-              <w:szCs w:val="24"/>
-            </w:rPr>
-            <m:t xml:space="preserve"> + </m:t>
-          </m:r>
-          <m:sSub>
-            <m:e>
-              <m:r>
-                <w:rPr>
-                  <w:rFonts w:ascii="Cambria Math" w:hAnsi="Cambria Math"/>
-                  <w:sz w:val="24"/>
-                  <w:szCs w:val="24"/>
-                </w:rPr>
-                <m:t xml:space="preserve">α</m:t>
-              </m:r>
-            </m:e>
-            <m:sub>
-              <m:r>
-                <w:rPr>
-                  <w:rFonts w:ascii="Cambria Math" w:hAnsi="Cambria Math"/>
-                  <w:sz w:val="24"/>
-                  <w:szCs w:val="24"/>
-                </w:rPr>
-                <m:t xml:space="preserve">P</m:t>
-              </m:r>
-            </m:sub>
-          </m:sSub>
-          <m:r>
-            <w:rPr>
-              <w:rFonts w:ascii="Cambria Math" w:hAnsi="Cambria Math"/>
-              <w:sz w:val="24"/>
-              <w:szCs w:val="24"/>
-            </w:rPr>
-            <m:t xml:space="preserve">·</m:t>
-          </m:r>
-          <m:sSub>
-            <m:e>
-              <m:r>
-                <w:rPr>
-                  <w:rFonts w:ascii="Cambria Math" w:hAnsi="Cambria Math"/>
-                  <w:sz w:val="24"/>
-                  <w:szCs w:val="24"/>
-                </w:rPr>
-                <m:t xml:space="preserve">P</m:t>
-              </m:r>
-            </m:e>
-            <m:sub>
-              <m:r>
-                <m:rPr>
-                  <m:nor/>
-                </m:rPr>
-                <w:rPr>
-                  <w:rFonts w:ascii="Cambria Math" w:hAnsi="Cambria Math"/>
-                  <w:sz w:val="24"/>
-                  <w:szCs w:val="24"/>
-                </w:rPr>
-                <m:t xml:space="preserve">base</m:t>
-              </m:r>
-            </m:sub>
-          </m:sSub>
-          <m:r>
-            <w:rPr>
-              <w:rFonts w:ascii="Cambria Math" w:hAnsi="Cambria Math"/>
-              <w:sz w:val="24"/>
-              <w:szCs w:val="24"/>
-            </w:rPr>
-            <m:t xml:space="preserve"> )·</m:t>
-          </m:r>
-          <m:sSub>
-            <m:e>
-              <m:r>
-                <w:rPr>
-                  <w:rFonts w:ascii="Cambria Math" w:hAnsi="Cambria Math"/>
-                  <w:sz w:val="24"/>
-                  <w:szCs w:val="24"/>
-                </w:rPr>
-                <m:t xml:space="preserve">D′</m:t>
-              </m:r>
-            </m:e>
-            <m:sub>
-              <m:r>
-                <w:rPr>
-                  <w:rFonts w:ascii="Cambria Math" w:hAnsi="Cambria Math"/>
-                  <w:sz w:val="24"/>
-                  <w:szCs w:val="24"/>
-                </w:rPr>
-                <m:t xml:space="preserve">x</m:t>
-              </m:r>
-            </m:sub>
-          </m:sSub>
-          <m:r>
-            <w:rPr>
-              <w:rFonts w:ascii="Cambria Math" w:hAnsi="Cambria Math"/>
-              <w:sz w:val="24"/>
-              <w:szCs w:val="24"/>
-            </w:rPr>
-            <m:t xml:space="preserve">/</m:t>
-          </m:r>
-          <m:r>
-            <w:rPr>
-              <w:rFonts w:ascii="Cambria Math" w:hAnsi="Cambria Math"/>
-              <w:sz w:val="24"/>
-              <w:szCs w:val="24"/>
-            </w:rPr>
-            <m:t xml:space="preserve">N*</m:t>
-          </m:r>
-          <m:r>
-            <w:rPr>
-              <w:rFonts w:ascii="Cambria Math" w:hAnsi="Cambria Math"/>
-              <w:sz w:val="24"/>
-              <w:szCs w:val="24"/>
-            </w:rPr>
-            <m:t xml:space="preserve"> + </m:t>
-          </m:r>
-          <m:sSub>
-            <m:e>
-              <m:r>
-                <w:rPr>
-                  <w:rFonts w:ascii="Cambria Math" w:hAnsi="Cambria Math"/>
-                  <w:sz w:val="24"/>
-                  <w:szCs w:val="24"/>
-                </w:rPr>
-                <m:t xml:space="preserve">β</m:t>
-              </m:r>
-            </m:e>
-            <m:sub>
-              <m:r>
-                <w:rPr>
-                  <w:rFonts w:ascii="Cambria Math" w:hAnsi="Cambria Math"/>
-                  <w:sz w:val="24"/>
-                  <w:szCs w:val="24"/>
-                </w:rPr>
-                <m:t xml:space="preserve">S</m:t>
-              </m:r>
-            </m:sub>
-          </m:sSub>
-          <m:r>
-            <w:rPr>
-              <w:rFonts w:ascii="Cambria Math" w:hAnsi="Cambria Math"/>
-              <w:sz w:val="24"/>
-              <w:szCs w:val="24"/>
-            </w:rPr>
-            <m:t xml:space="preserve">/</m:t>
-          </m:r>
-          <m:r>
-            <w:rPr>
-              <w:rFonts w:ascii="Cambria Math" w:hAnsi="Cambria Math"/>
-              <w:sz w:val="24"/>
-              <w:szCs w:val="24"/>
-            </w:rPr>
-            <m:t xml:space="preserve">k</m:t>
-          </m:r>
-        </m:oMath>
-      </m:oMathPara>
-    </w:p>
-    <w:p>
-      <w:pPr>
-        <w:pStyle w:val="Formula"/>
-      </w:pPr>
-      <m:oMathPara>
-        <m:oMathParaPr>
-          <m:jc m:val="left"/>
-        </m:oMathParaPr>
-        <m:oMath>
-          <m:r>
-            <w:rPr>
-              <w:rFonts w:ascii="Cambria Math" w:hAnsi="Cambria Math"/>
-              <w:sz w:val="24"/>
-              <w:szCs w:val="24"/>
-            </w:rPr>
-            <m:t xml:space="preserve">+ </m:t>
-          </m:r>
-          <m:r>
-            <w:rPr>
-              <w:rFonts w:ascii="Cambria Math" w:hAnsi="Cambria Math"/>
-              <w:sz w:val="24"/>
-              <w:szCs w:val="24"/>
-            </w:rPr>
-            <m:t xml:space="preserve">β′</m:t>
-          </m:r>
-          <m:r>
-            <w:rPr>
-              <w:rFonts w:ascii="Cambria Math" w:hAnsi="Cambria Math"/>
-              <w:sz w:val="24"/>
-              <w:szCs w:val="24"/>
-            </w:rPr>
-            <m:t xml:space="preserve">·( </m:t>
-          </m:r>
-          <m:sSub>
-            <m:e>
-              <m:r>
-                <w:rPr>
-                  <w:rFonts w:ascii="Cambria Math" w:hAnsi="Cambria Math"/>
-                  <w:sz w:val="24"/>
-                  <w:szCs w:val="24"/>
-                </w:rPr>
-                <m:t xml:space="preserve">N</m:t>
-              </m:r>
-            </m:e>
-            <m:sub>
-              <m:r>
-                <w:rPr>
-                  <w:rFonts w:ascii="Cambria Math" w:hAnsi="Cambria Math"/>
-                  <w:sz w:val="24"/>
-                  <w:szCs w:val="24"/>
-                </w:rPr>
-                <m:t xml:space="preserve">x</m:t>
-              </m:r>
-              <m:r>
-                <w:rPr>
-                  <w:rFonts w:ascii="Cambria Math" w:hAnsi="Cambria Math"/>
-                  <w:sz w:val="24"/>
-                  <w:szCs w:val="24"/>
-                </w:rPr>
-                <m:t xml:space="preserve">+</m:t>
-              </m:r>
-              <m:r>
-                <w:rPr>
-                  <w:rFonts w:ascii="Cambria Math" w:hAnsi="Cambria Math"/>
-                  <w:sz w:val="24"/>
-                  <w:szCs w:val="24"/>
-                </w:rPr>
-                <m:t xml:space="preserve">m</m:t>
-              </m:r>
-            </m:sub>
-          </m:sSub>
-          <m:r>
-            <w:rPr>
-              <w:rFonts w:ascii="Cambria Math" w:hAnsi="Cambria Math"/>
-              <w:sz w:val="24"/>
-              <w:szCs w:val="24"/>
-            </w:rPr>
-            <m:t xml:space="preserve"> − </m:t>
-          </m:r>
-          <m:sSub>
-            <m:e>
-              <m:r>
-                <w:rPr>
-                  <w:rFonts w:ascii="Cambria Math" w:hAnsi="Cambria Math"/>
-                  <w:sz w:val="24"/>
-                  <w:szCs w:val="24"/>
-                </w:rPr>
-                <m:t xml:space="preserve">N</m:t>
-              </m:r>
-            </m:e>
-            <m:sub>
-              <m:r>
-                <w:rPr>
-                  <w:rFonts w:ascii="Cambria Math" w:hAnsi="Cambria Math"/>
-                  <w:sz w:val="24"/>
-                  <w:szCs w:val="24"/>
-                </w:rPr>
-                <m:t xml:space="preserve">x</m:t>
-              </m:r>
-              <m:r>
-                <w:rPr>
-                  <w:rFonts w:ascii="Cambria Math" w:hAnsi="Cambria Math"/>
-                  <w:sz w:val="24"/>
-                  <w:szCs w:val="24"/>
-                </w:rPr>
-                <m:t xml:space="preserve">+</m:t>
-              </m:r>
-              <m:r>
-                <w:rPr>
-                  <w:rFonts w:ascii="Cambria Math" w:hAnsi="Cambria Math"/>
-                  <w:sz w:val="24"/>
-                  <w:szCs w:val="24"/>
-                </w:rPr>
-                <m:t xml:space="preserve">n</m:t>
-              </m:r>
-            </m:sub>
-          </m:sSub>
-          <m:r>
-            <w:rPr>
-              <w:rFonts w:ascii="Cambria Math" w:hAnsi="Cambria Math"/>
-              <w:sz w:val="24"/>
-              <w:szCs w:val="24"/>
-            </w:rPr>
-            <m:t xml:space="preserve"> )/</m:t>
-          </m:r>
-          <m:r>
-            <w:rPr>
-              <w:rFonts w:ascii="Cambria Math" w:hAnsi="Cambria Math"/>
-              <w:sz w:val="24"/>
-              <w:szCs w:val="24"/>
-            </w:rPr>
-            <m:t xml:space="preserve">N*</m:t>
-          </m:r>
-          <m:r>
-            <w:rPr>
-              <w:rFonts w:ascii="Cambria Math" w:hAnsi="Cambria Math"/>
-              <w:sz w:val="24"/>
-              <w:szCs w:val="24"/>
-            </w:rPr>
-            <m:t xml:space="preserve"> ] / ( </m:t>
-          </m:r>
-          <m:r>
-            <w:rPr>
-              <w:rFonts w:ascii="Cambria Math" w:hAnsi="Cambria Math"/>
-              <w:sz w:val="24"/>
-              <w:szCs w:val="24"/>
-            </w:rPr>
-            <m:t xml:space="preserve">1</m:t>
-          </m:r>
-          <m:r>
-            <w:rPr>
-              <w:rFonts w:ascii="Cambria Math" w:hAnsi="Cambria Math"/>
-              <w:sz w:val="24"/>
-              <w:szCs w:val="24"/>
-            </w:rPr>
-            <m:t xml:space="preserve"> − </m:t>
-          </m:r>
-          <m:sSub>
-            <m:e>
-              <m:r>
-                <w:rPr>
-                  <w:rFonts w:ascii="Cambria Math" w:hAnsi="Cambria Math"/>
-                  <w:sz w:val="24"/>
-                  <w:szCs w:val="24"/>
-                </w:rPr>
-                <m:t xml:space="preserve">β</m:t>
-              </m:r>
-            </m:e>
-            <m:sub>
-              <m:r>
-                <w:rPr>
-                  <w:rFonts w:ascii="Cambria Math" w:hAnsi="Cambria Math"/>
-                  <w:sz w:val="24"/>
-                  <w:szCs w:val="24"/>
-                </w:rPr>
-                <m:t xml:space="preserve">G</m:t>
-              </m:r>
-            </m:sub>
-          </m:sSub>
-          <m:r>
-            <w:rPr>
-              <w:rFonts w:ascii="Cambria Math" w:hAnsi="Cambria Math"/>
-              <w:sz w:val="24"/>
-              <w:szCs w:val="24"/>
-            </w:rPr>
-            <m:t xml:space="preserve"> − </m:t>
-          </m:r>
-          <m:r>
-            <w:rPr>
-              <w:rFonts w:ascii="Cambria Math" w:hAnsi="Cambria Math"/>
-              <w:sz w:val="24"/>
-              <w:szCs w:val="24"/>
-            </w:rPr>
-            <m:t xml:space="preserve">γ</m:t>
-          </m:r>
-          <m:r>
-            <w:rPr>
-              <w:rFonts w:ascii="Cambria Math" w:hAnsi="Cambria Math"/>
-              <w:sz w:val="24"/>
-              <w:szCs w:val="24"/>
-            </w:rPr>
-            <m:t xml:space="preserve"> )</m:t>
-          </m:r>
-        </m:oMath>
-      </m:oMathPara>
-    </w:p>
-    <w:p>
-      <w:pPr>
-        <w:pStyle w:val="Note"/>
-      </w:pPr>
-      <w:r>
-        <w:t xml:space="preserve">※ 보장기간 n이 20년보다 짧으면 </w:t>
-      </w:r>
-      <w:r>
-        <w:t xml:space="preserve">α</w:t>
-      </w:r>
-      <w:r>
-        <w:rPr>
-          <w:vertAlign w:val="subscript"/>
-        </w:rPr>
-        <w:t xml:space="preserve">P</w:t>
-      </w:r>
-      <w:r>
-        <w:t xml:space="preserve">는 </w:t>
-      </w:r>
-      <w:r>
-        <w:t xml:space="preserve">α</w:t>
-      </w:r>
-      <w:r>
-        <w:rPr>
-          <w:vertAlign w:val="subscript"/>
-        </w:rPr>
-        <w:t xml:space="preserve">P</w:t>
-      </w:r>
-      <w:r>
-        <w:t xml:space="preserve"> × n/20으로 줄인다.</w:t>
-      </w:r>
-    </w:p>
-    <w:p>
-      <w:pPr>
-        <w:pStyle w:val="FormulaLabel"/>
-      </w:pPr>
-      <w:r>
-        <w:t xml:space="preserve">[식] 1원당 보험료의 반올림과 10만원당 보험료</w:t>
-      </w:r>
-    </w:p>
-    <w:p>
-      <w:pPr>
-        <w:pStyle w:val="FormulaText"/>
-      </w:pPr>
-      <w:r>
-        <w:t xml:space="preserve">1원당 영업보험료 — 소수 여섯째 자리까지</w:t>
-      </w:r>
-    </w:p>
-    <w:p>
-      <w:pPr>
-        <w:pStyle w:val="Formula"/>
-      </w:pPr>
-      <m:oMathPara>
-        <m:oMathParaPr>
-          <m:jc m:val="left"/>
-        </m:oMathParaPr>
-        <m:oMath>
-          <m:r>
-            <w:rPr>
-              <w:rFonts w:ascii="Cambria Math" w:hAnsi="Cambria Math"/>
-              <w:sz w:val="24"/>
-              <w:szCs w:val="24"/>
-            </w:rPr>
-            <m:t xml:space="preserve">G</m:t>
-          </m:r>
-          <m:r>
-            <w:rPr>
-              <w:rFonts w:ascii="Cambria Math" w:hAnsi="Cambria Math"/>
-              <w:sz w:val="24"/>
-              <w:szCs w:val="24"/>
-            </w:rPr>
-            <m:t xml:space="preserve">₁ = </m:t>
           </m:r>
           <m:r>
             <m:rPr>
@@ -6333,7 +6044,7 @@
               <w:sz w:val="24"/>
               <w:szCs w:val="24"/>
             </w:rPr>
-            <m:t xml:space="preserve">₆( </m:t>
+            <m:t xml:space="preserve">( </m:t>
           </m:r>
           <m:r>
             <w:rPr>
@@ -6342,6 +6053,38 @@
               <w:szCs w:val="24"/>
             </w:rPr>
             <m:t xml:space="preserve">G</m:t>
+          </m:r>
+          <m:r>
+            <w:rPr>
+              <w:rFonts w:ascii="Cambria Math" w:hAnsi="Cambria Math"/>
+              <w:sz w:val="24"/>
+              <w:szCs w:val="24"/>
+            </w:rPr>
+            <m:t xml:space="preserve">₁ × </m:t>
+          </m:r>
+          <m:r>
+            <w:rPr>
+              <w:rFonts w:ascii="Cambria Math" w:hAnsi="Cambria Math"/>
+              <w:sz w:val="24"/>
+              <w:szCs w:val="24"/>
+            </w:rPr>
+            <m:t xml:space="preserve">100</m:t>
+          </m:r>
+          <m:r>
+            <w:rPr>
+              <w:rFonts w:ascii="Cambria Math" w:hAnsi="Cambria Math"/>
+              <w:sz w:val="24"/>
+              <w:szCs w:val="24"/>
+            </w:rPr>
+            <m:t xml:space="preserve">,</m:t>
+          </m:r>
+          <m:r>
+            <w:rPr>
+              <w:rFonts w:ascii="Cambria Math" w:hAnsi="Cambria Math"/>
+              <w:sz w:val="24"/>
+              <w:szCs w:val="24"/>
+            </w:rPr>
+            <m:t xml:space="preserve">000</m:t>
           </m:r>
           <m:r>
             <w:rPr>
@@ -6356,10 +6099,26 @@
     </w:p>
     <w:p>
       <w:pPr>
+        <w:pStyle w:val="Note"/>
+      </w:pPr>
+      <w:r>
+        <w:t xml:space="preserve">※ 담보 보험료 = 10만원당 보험료 × (보장금액 ÷ 100,000), 보장금액 = 보험가입금액 × 배수. 여러 담보는 담보 보험료를 더한다.</w:t>
+      </w:r>
+    </w:p>
+    <w:p>
+      <w:pPr>
+        <w:pStyle w:val="FormulaLabel"/>
+      </w:pPr>
+      <w:r>
+        <w:t xml:space="preserve">[식] 저해지·무해지환급형</w:t>
+      </w:r>
+    </w:p>
+    <w:p>
+      <w:pPr>
         <w:pStyle w:val="FormulaText"/>
       </w:pPr>
       <w:r>
-        <w:t xml:space="preserve">10만원당 보험료 — 원 단위로 반올림</w:t>
+        <w:t xml:space="preserve">납입기간 중 해지하면 돌려주는 금액의 현가</w:t>
       </w:r>
     </w:p>
     <w:p>
@@ -6374,24 +6133,6 @@
           <m:sSub>
             <m:e>
               <m:r>
-                <w:rPr>
-                  <w:rFonts w:ascii="Cambria Math" w:hAnsi="Cambria Math"/>
-                  <w:sz w:val="24"/>
-                  <w:szCs w:val="24"/>
-                </w:rPr>
-                <m:t xml:space="preserve">G</m:t>
-              </m:r>
-            </m:e>
-            <m:sub>
-              <m:r>
-                <w:rPr>
-                  <w:rFonts w:ascii="Cambria Math" w:hAnsi="Cambria Math"/>
-                  <w:sz w:val="24"/>
-                  <w:szCs w:val="24"/>
-                </w:rPr>
-                <m:t xml:space="preserve">10</m:t>
-              </m:r>
-              <m:r>
                 <m:rPr>
                   <m:nor/>
                 </m:rPr>
@@ -6400,7 +6141,17 @@
                   <w:sz w:val="24"/>
                   <w:szCs w:val="24"/>
                 </w:rPr>
-                <m:t xml:space="preserve">만</m:t>
+                <m:t xml:space="preserve">CSV</m:t>
+              </m:r>
+            </m:e>
+            <m:sub>
+              <m:r>
+                <w:rPr>
+                  <w:rFonts w:ascii="Cambria Math" w:hAnsi="Cambria Math"/>
+                  <w:sz w:val="24"/>
+                  <w:szCs w:val="24"/>
+                </w:rPr>
+                <m:t xml:space="preserve">t</m:t>
               </m:r>
             </m:sub>
           </m:sSub>
@@ -6412,98 +6163,233 @@
             </w:rPr>
             <m:t xml:space="preserve"> = </m:t>
           </m:r>
-          <m:r>
-            <m:rPr>
-              <m:sty m:val="p"/>
-            </m:rPr>
-            <w:rPr>
-              <w:rFonts w:ascii="Cambria Math" w:hAnsi="Cambria Math"/>
-              <w:sz w:val="24"/>
-              <w:szCs w:val="24"/>
-            </w:rPr>
-            <m:t xml:space="preserve">round</m:t>
-          </m:r>
-          <m:r>
-            <w:rPr>
-              <w:rFonts w:ascii="Cambria Math" w:hAnsi="Cambria Math"/>
-              <w:sz w:val="24"/>
-              <w:szCs w:val="24"/>
-            </w:rPr>
-            <m:t xml:space="preserve">( </m:t>
-          </m:r>
-          <m:r>
-            <w:rPr>
-              <w:rFonts w:ascii="Cambria Math" w:hAnsi="Cambria Math"/>
-              <w:sz w:val="24"/>
-              <w:szCs w:val="24"/>
-            </w:rPr>
-            <m:t xml:space="preserve">G</m:t>
-          </m:r>
-          <m:r>
-            <w:rPr>
-              <w:rFonts w:ascii="Cambria Math" w:hAnsi="Cambria Math"/>
-              <w:sz w:val="24"/>
-              <w:szCs w:val="24"/>
-            </w:rPr>
-            <m:t xml:space="preserve">₁ × </m:t>
-          </m:r>
-          <m:r>
-            <w:rPr>
-              <w:rFonts w:ascii="Cambria Math" w:hAnsi="Cambria Math"/>
-              <w:sz w:val="24"/>
-              <w:szCs w:val="24"/>
-            </w:rPr>
-            <m:t xml:space="preserve">100</m:t>
-          </m:r>
-          <m:r>
-            <w:rPr>
-              <w:rFonts w:ascii="Cambria Math" w:hAnsi="Cambria Math"/>
-              <w:sz w:val="24"/>
-              <w:szCs w:val="24"/>
-            </w:rPr>
-            <m:t xml:space="preserve">,</m:t>
-          </m:r>
-          <m:r>
-            <w:rPr>
-              <w:rFonts w:ascii="Cambria Math" w:hAnsi="Cambria Math"/>
-              <w:sz w:val="24"/>
-              <w:szCs w:val="24"/>
-            </w:rPr>
-            <m:t xml:space="preserve">000</m:t>
-          </m:r>
-          <m:r>
-            <w:rPr>
-              <w:rFonts w:ascii="Cambria Math" w:hAnsi="Cambria Math"/>
-              <w:sz w:val="24"/>
-              <w:szCs w:val="24"/>
-            </w:rPr>
-            <m:t xml:space="preserve"> )</m:t>
+          <m:sSub>
+            <m:e>
+              <m:r>
+                <w:rPr>
+                  <w:rFonts w:ascii="Cambria Math" w:hAnsi="Cambria Math"/>
+                  <w:sz w:val="24"/>
+                  <w:szCs w:val="24"/>
+                </w:rPr>
+                <m:t xml:space="preserve">Σ</m:t>
+              </m:r>
+            </m:e>
+            <m:sub>
+              <m:r>
+                <w:rPr>
+                  <w:rFonts w:ascii="Cambria Math" w:hAnsi="Cambria Math"/>
+                  <w:sz w:val="24"/>
+                  <w:szCs w:val="24"/>
+                </w:rPr>
+                <m:t xml:space="preserve">u</m:t>
+              </m:r>
+              <m:r>
+                <w:rPr>
+                  <w:rFonts w:ascii="Cambria Math" w:hAnsi="Cambria Math"/>
+                  <w:sz w:val="24"/>
+                  <w:szCs w:val="24"/>
+                </w:rPr>
+                <m:t xml:space="preserve">≥</m:t>
+              </m:r>
+              <m:r>
+                <w:rPr>
+                  <w:rFonts w:ascii="Cambria Math" w:hAnsi="Cambria Math"/>
+                  <w:sz w:val="24"/>
+                  <w:szCs w:val="24"/>
+                </w:rPr>
+                <m:t xml:space="preserve">t</m:t>
+              </m:r>
+            </m:sub>
+          </m:sSub>
+          <m:r>
+            <w:rPr>
+              <w:rFonts w:ascii="Cambria Math" w:hAnsi="Cambria Math"/>
+              <w:sz w:val="24"/>
+              <w:szCs w:val="24"/>
+            </w:rPr>
+            <m:t xml:space="preserve"> </m:t>
+          </m:r>
+          <m:sSub>
+            <m:e>
+              <m:r>
+                <w:rPr>
+                  <w:rFonts w:ascii="Cambria Math" w:hAnsi="Cambria Math"/>
+                  <w:sz w:val="24"/>
+                  <w:szCs w:val="24"/>
+                </w:rPr>
+                <m:t xml:space="preserve">H</m:t>
+              </m:r>
+            </m:e>
+            <m:sub>
+              <m:r>
+                <w:rPr>
+                  <w:rFonts w:ascii="Cambria Math" w:hAnsi="Cambria Math"/>
+                  <w:sz w:val="24"/>
+                  <w:szCs w:val="24"/>
+                </w:rPr>
+                <m:t xml:space="preserve">x</m:t>
+              </m:r>
+              <m:r>
+                <w:rPr>
+                  <w:rFonts w:ascii="Cambria Math" w:hAnsi="Cambria Math"/>
+                  <w:sz w:val="24"/>
+                  <w:szCs w:val="24"/>
+                </w:rPr>
+                <m:t xml:space="preserve">+</m:t>
+              </m:r>
+              <m:r>
+                <w:rPr>
+                  <w:rFonts w:ascii="Cambria Math" w:hAnsi="Cambria Math"/>
+                  <w:sz w:val="24"/>
+                  <w:szCs w:val="24"/>
+                </w:rPr>
+                <m:t xml:space="preserve">u</m:t>
+              </m:r>
+            </m:sub>
+          </m:sSub>
+          <m:r>
+            <w:rPr>
+              <w:rFonts w:ascii="Cambria Math" w:hAnsi="Cambria Math"/>
+              <w:sz w:val="24"/>
+              <w:szCs w:val="24"/>
+            </w:rPr>
+            <m:t xml:space="preserve"> · </m:t>
+          </m:r>
+          <m:r>
+            <w:rPr>
+              <w:rFonts w:ascii="Cambria Math" w:hAnsi="Cambria Math"/>
+              <w:sz w:val="24"/>
+              <w:szCs w:val="24"/>
+            </w:rPr>
+            <m:t xml:space="preserve">ρ</m:t>
+          </m:r>
+          <m:r>
+            <w:rPr>
+              <w:rFonts w:ascii="Cambria Math" w:hAnsi="Cambria Math"/>
+              <w:sz w:val="24"/>
+              <w:szCs w:val="24"/>
+            </w:rPr>
+            <m:t xml:space="preserve"> · ( </m:t>
+          </m:r>
+          <m:sSubSup>
+            <m:e>
+              <m:r>
+                <w:rPr>
+                  <w:rFonts w:ascii="Cambria Math" w:hAnsi="Cambria Math"/>
+                  <w:sz w:val="24"/>
+                  <w:szCs w:val="24"/>
+                </w:rPr>
+                <m:t xml:space="preserve">W</m:t>
+              </m:r>
+            </m:e>
+            <m:sub>
+              <m:r>
+                <w:rPr>
+                  <w:rFonts w:ascii="Cambria Math" w:hAnsi="Cambria Math"/>
+                  <w:sz w:val="24"/>
+                  <w:szCs w:val="24"/>
+                </w:rPr>
+                <m:t xml:space="preserve">u</m:t>
+              </m:r>
+            </m:sub>
+            <m:sup>
+              <m:r>
+                <m:rPr>
+                  <m:nor/>
+                </m:rPr>
+                <w:rPr>
+                  <w:rFonts w:ascii="Cambria Math" w:hAnsi="Cambria Math"/>
+                  <w:sz w:val="24"/>
+                  <w:szCs w:val="24"/>
+                </w:rPr>
+                <m:t xml:space="preserve">표준</m:t>
+              </m:r>
+            </m:sup>
+          </m:sSubSup>
+          <m:r>
+            <w:rPr>
+              <w:rFonts w:ascii="Cambria Math" w:hAnsi="Cambria Math"/>
+              <w:sz w:val="24"/>
+              <w:szCs w:val="24"/>
+            </w:rPr>
+            <m:t xml:space="preserve"> + </m:t>
+          </m:r>
+          <m:sSubSup>
+            <m:e>
+              <m:r>
+                <w:rPr>
+                  <w:rFonts w:ascii="Cambria Math" w:hAnsi="Cambria Math"/>
+                  <w:sz w:val="24"/>
+                  <w:szCs w:val="24"/>
+                </w:rPr>
+                <m:t xml:space="preserve">W</m:t>
+              </m:r>
+            </m:e>
+            <m:sub>
+              <m:r>
+                <w:rPr>
+                  <w:rFonts w:ascii="Cambria Math" w:hAnsi="Cambria Math"/>
+                  <w:sz w:val="24"/>
+                  <w:szCs w:val="24"/>
+                </w:rPr>
+                <m:t xml:space="preserve">u</m:t>
+              </m:r>
+              <m:r>
+                <w:rPr>
+                  <w:rFonts w:ascii="Cambria Math" w:hAnsi="Cambria Math"/>
+                  <w:sz w:val="24"/>
+                  <w:szCs w:val="24"/>
+                </w:rPr>
+                <m:t xml:space="preserve">+</m:t>
+              </m:r>
+              <m:r>
+                <w:rPr>
+                  <w:rFonts w:ascii="Cambria Math" w:hAnsi="Cambria Math"/>
+                  <w:sz w:val="24"/>
+                  <w:szCs w:val="24"/>
+                </w:rPr>
+                <m:t xml:space="preserve">1</m:t>
+              </m:r>
+            </m:sub>
+            <m:sup>
+              <m:r>
+                <m:rPr>
+                  <m:nor/>
+                </m:rPr>
+                <w:rPr>
+                  <w:rFonts w:ascii="Cambria Math" w:hAnsi="Cambria Math"/>
+                  <w:sz w:val="24"/>
+                  <w:szCs w:val="24"/>
+                </w:rPr>
+                <m:t xml:space="preserve">표준</m:t>
+              </m:r>
+            </m:sup>
+          </m:sSubSup>
+          <m:r>
+            <w:rPr>
+              <w:rFonts w:ascii="Cambria Math" w:hAnsi="Cambria Math"/>
+              <w:sz w:val="24"/>
+              <w:szCs w:val="24"/>
+            </w:rPr>
+            <m:t xml:space="preserve"> ) / </m:t>
+          </m:r>
+          <m:r>
+            <w:rPr>
+              <w:rFonts w:ascii="Cambria Math" w:hAnsi="Cambria Math"/>
+              <w:sz w:val="24"/>
+              <w:szCs w:val="24"/>
+            </w:rPr>
+            <m:t xml:space="preserve">2</m:t>
           </m:r>
         </m:oMath>
       </m:oMathPara>
     </w:p>
     <w:p>
       <w:pPr>
-        <w:pStyle w:val="Note"/>
-      </w:pPr>
-      <w:r>
-        <w:t xml:space="preserve">※ 담보 보험료 = 10만원당 보험료 × (보장금액 ÷ 100,000), 보장금액 = 보험가입금액 × 배수. 여러 담보는 담보 보험료를 더한다.</w:t>
-      </w:r>
-    </w:p>
-    <w:p>
-      <w:pPr>
-        <w:pStyle w:val="FormulaLabel"/>
-      </w:pPr>
-      <w:r>
-        <w:t xml:space="preserve">[식] 저해지·무해지환급형</w:t>
-      </w:r>
-    </w:p>
-    <w:p>
-      <w:pPr>
         <w:pStyle w:val="FormulaText"/>
       </w:pPr>
       <w:r>
-        <w:t xml:space="preserve">납입기간 중 해지하면 돌려주는 금액의 현가</w:t>
+        <w:t xml:space="preserve">저해지·무해지환급형 순보험료 — 해지 시 돌려주는 금액의 현가를 더한다</w:t>
       </w:r>
     </w:p>
     <w:p>
@@ -6515,6 +6401,44 @@
           <m:jc m:val="left"/>
         </m:oMathParaPr>
         <m:oMath>
+          <m:r>
+            <m:rPr>
+              <m:nor/>
+            </m:rPr>
+            <w:rPr>
+              <w:rFonts w:ascii="Cambria Math" w:hAnsi="Cambria Math"/>
+              <w:sz w:val="24"/>
+              <w:szCs w:val="24"/>
+            </w:rPr>
+            <m:t xml:space="preserve">PVB′</m:t>
+          </m:r>
+          <m:r>
+            <w:rPr>
+              <w:rFonts w:ascii="Cambria Math" w:hAnsi="Cambria Math"/>
+              <w:sz w:val="24"/>
+              <w:szCs w:val="24"/>
+            </w:rPr>
+            <m:t xml:space="preserve"> = </m:t>
+          </m:r>
+          <m:r>
+            <m:rPr>
+              <m:nor/>
+            </m:rPr>
+            <w:rPr>
+              <w:rFonts w:ascii="Cambria Math" w:hAnsi="Cambria Math"/>
+              <w:sz w:val="24"/>
+              <w:szCs w:val="24"/>
+            </w:rPr>
+            <m:t xml:space="preserve">PVB</m:t>
+          </m:r>
+          <m:r>
+            <w:rPr>
+              <w:rFonts w:ascii="Cambria Math" w:hAnsi="Cambria Math"/>
+              <w:sz w:val="24"/>
+              <w:szCs w:val="24"/>
+            </w:rPr>
+            <m:t xml:space="preserve"> + </m:t>
+          </m:r>
           <m:sSub>
             <m:e>
               <m:r>
@@ -6536,246 +6460,12 @@
                   <w:sz w:val="24"/>
                   <w:szCs w:val="24"/>
                 </w:rPr>
-                <m:t xml:space="preserve">t</m:t>
+                <m:t xml:space="preserve">0</m:t>
               </m:r>
             </m:sub>
           </m:sSub>
-          <m:r>
-            <w:rPr>
-              <w:rFonts w:ascii="Cambria Math" w:hAnsi="Cambria Math"/>
-              <w:sz w:val="24"/>
-              <w:szCs w:val="24"/>
-            </w:rPr>
-            <m:t xml:space="preserve"> = </m:t>
-          </m:r>
-          <m:sSub>
-            <m:e>
-              <m:r>
-                <w:rPr>
-                  <w:rFonts w:ascii="Cambria Math" w:hAnsi="Cambria Math"/>
-                  <w:sz w:val="24"/>
-                  <w:szCs w:val="24"/>
-                </w:rPr>
-                <m:t xml:space="preserve">Σ</m:t>
-              </m:r>
-            </m:e>
-            <m:sub>
-              <m:r>
-                <w:rPr>
-                  <w:rFonts w:ascii="Cambria Math" w:hAnsi="Cambria Math"/>
-                  <w:sz w:val="24"/>
-                  <w:szCs w:val="24"/>
-                </w:rPr>
-                <m:t xml:space="preserve">u</m:t>
-              </m:r>
-              <m:r>
-                <w:rPr>
-                  <w:rFonts w:ascii="Cambria Math" w:hAnsi="Cambria Math"/>
-                  <w:sz w:val="24"/>
-                  <w:szCs w:val="24"/>
-                </w:rPr>
-                <m:t xml:space="preserve">≥</m:t>
-              </m:r>
-              <m:r>
-                <w:rPr>
-                  <w:rFonts w:ascii="Cambria Math" w:hAnsi="Cambria Math"/>
-                  <w:sz w:val="24"/>
-                  <w:szCs w:val="24"/>
-                </w:rPr>
-                <m:t xml:space="preserve">t</m:t>
-              </m:r>
-            </m:sub>
-          </m:sSub>
-          <m:r>
-            <w:rPr>
-              <w:rFonts w:ascii="Cambria Math" w:hAnsi="Cambria Math"/>
-              <w:sz w:val="24"/>
-              <w:szCs w:val="24"/>
-            </w:rPr>
-            <m:t xml:space="preserve"> </m:t>
-          </m:r>
-          <m:sSub>
-            <m:e>
-              <m:r>
-                <w:rPr>
-                  <w:rFonts w:ascii="Cambria Math" w:hAnsi="Cambria Math"/>
-                  <w:sz w:val="24"/>
-                  <w:szCs w:val="24"/>
-                </w:rPr>
-                <m:t xml:space="preserve">H</m:t>
-              </m:r>
-            </m:e>
-            <m:sub>
-              <m:r>
-                <w:rPr>
-                  <w:rFonts w:ascii="Cambria Math" w:hAnsi="Cambria Math"/>
-                  <w:sz w:val="24"/>
-                  <w:szCs w:val="24"/>
-                </w:rPr>
-                <m:t xml:space="preserve">x</m:t>
-              </m:r>
-              <m:r>
-                <w:rPr>
-                  <w:rFonts w:ascii="Cambria Math" w:hAnsi="Cambria Math"/>
-                  <w:sz w:val="24"/>
-                  <w:szCs w:val="24"/>
-                </w:rPr>
-                <m:t xml:space="preserve">+</m:t>
-              </m:r>
-              <m:r>
-                <w:rPr>
-                  <w:rFonts w:ascii="Cambria Math" w:hAnsi="Cambria Math"/>
-                  <w:sz w:val="24"/>
-                  <w:szCs w:val="24"/>
-                </w:rPr>
-                <m:t xml:space="preserve">u</m:t>
-              </m:r>
-            </m:sub>
-          </m:sSub>
-          <m:r>
-            <w:rPr>
-              <w:rFonts w:ascii="Cambria Math" w:hAnsi="Cambria Math"/>
-              <w:sz w:val="24"/>
-              <w:szCs w:val="24"/>
-            </w:rPr>
-            <m:t xml:space="preserve"> · </m:t>
-          </m:r>
-          <m:r>
-            <w:rPr>
-              <w:rFonts w:ascii="Cambria Math" w:hAnsi="Cambria Math"/>
-              <w:sz w:val="24"/>
-              <w:szCs w:val="24"/>
-            </w:rPr>
-            <m:t xml:space="preserve">ρ</m:t>
-          </m:r>
-          <m:r>
-            <w:rPr>
-              <w:rFonts w:ascii="Cambria Math" w:hAnsi="Cambria Math"/>
-              <w:sz w:val="24"/>
-              <w:szCs w:val="24"/>
-            </w:rPr>
-            <m:t xml:space="preserve"> · ( </m:t>
-          </m:r>
-          <m:sSubSup>
-            <m:e>
-              <m:r>
-                <w:rPr>
-                  <w:rFonts w:ascii="Cambria Math" w:hAnsi="Cambria Math"/>
-                  <w:sz w:val="24"/>
-                  <w:szCs w:val="24"/>
-                </w:rPr>
-                <m:t xml:space="preserve">W</m:t>
-              </m:r>
-            </m:e>
-            <m:sub>
-              <m:r>
-                <w:rPr>
-                  <w:rFonts w:ascii="Cambria Math" w:hAnsi="Cambria Math"/>
-                  <w:sz w:val="24"/>
-                  <w:szCs w:val="24"/>
-                </w:rPr>
-                <m:t xml:space="preserve">u</m:t>
-              </m:r>
-            </m:sub>
-            <m:sup>
-              <m:r>
-                <m:rPr>
-                  <m:nor/>
-                </m:rPr>
-                <w:rPr>
-                  <w:rFonts w:ascii="Cambria Math" w:hAnsi="Cambria Math"/>
-                  <w:sz w:val="24"/>
-                  <w:szCs w:val="24"/>
-                </w:rPr>
-                <m:t xml:space="preserve">표준</m:t>
-              </m:r>
-            </m:sup>
-          </m:sSubSup>
-          <m:r>
-            <w:rPr>
-              <w:rFonts w:ascii="Cambria Math" w:hAnsi="Cambria Math"/>
-              <w:sz w:val="24"/>
-              <w:szCs w:val="24"/>
-            </w:rPr>
-            <m:t xml:space="preserve"> + </m:t>
-          </m:r>
-          <m:sSubSup>
-            <m:e>
-              <m:r>
-                <w:rPr>
-                  <w:rFonts w:ascii="Cambria Math" w:hAnsi="Cambria Math"/>
-                  <w:sz w:val="24"/>
-                  <w:szCs w:val="24"/>
-                </w:rPr>
-                <m:t xml:space="preserve">W</m:t>
-              </m:r>
-            </m:e>
-            <m:sub>
-              <m:r>
-                <w:rPr>
-                  <w:rFonts w:ascii="Cambria Math" w:hAnsi="Cambria Math"/>
-                  <w:sz w:val="24"/>
-                  <w:szCs w:val="24"/>
-                </w:rPr>
-                <m:t xml:space="preserve">u</m:t>
-              </m:r>
-              <m:r>
-                <w:rPr>
-                  <w:rFonts w:ascii="Cambria Math" w:hAnsi="Cambria Math"/>
-                  <w:sz w:val="24"/>
-                  <w:szCs w:val="24"/>
-                </w:rPr>
-                <m:t xml:space="preserve">+</m:t>
-              </m:r>
-              <m:r>
-                <w:rPr>
-                  <w:rFonts w:ascii="Cambria Math" w:hAnsi="Cambria Math"/>
-                  <w:sz w:val="24"/>
-                  <w:szCs w:val="24"/>
-                </w:rPr>
-                <m:t xml:space="preserve">1</m:t>
-              </m:r>
-            </m:sub>
-            <m:sup>
-              <m:r>
-                <m:rPr>
-                  <m:nor/>
-                </m:rPr>
-                <w:rPr>
-                  <w:rFonts w:ascii="Cambria Math" w:hAnsi="Cambria Math"/>
-                  <w:sz w:val="24"/>
-                  <w:szCs w:val="24"/>
-                </w:rPr>
-                <m:t xml:space="preserve">표준</m:t>
-              </m:r>
-            </m:sup>
-          </m:sSubSup>
-          <m:r>
-            <w:rPr>
-              <w:rFonts w:ascii="Cambria Math" w:hAnsi="Cambria Math"/>
-              <w:sz w:val="24"/>
-              <w:szCs w:val="24"/>
-            </w:rPr>
-            <m:t xml:space="preserve"> ) / </m:t>
-          </m:r>
-          <m:r>
-            <w:rPr>
-              <w:rFonts w:ascii="Cambria Math" w:hAnsi="Cambria Math"/>
-              <w:sz w:val="24"/>
-              <w:szCs w:val="24"/>
-            </w:rPr>
-            <m:t xml:space="preserve">2</m:t>
-          </m:r>
         </m:oMath>
       </m:oMathPara>
-    </w:p>
-    <w:p>
-      <w:pPr>
-        <w:pStyle w:val="FormulaText"/>
-      </w:pPr>
-      <w:r>
-        <w:t xml:space="preserve">저해지·무해지환급형 순보험료 — 해지 시 돌려주는 금액의 현가를 더한다</w:t>
-      </w:r>
     </w:p>
     <w:p>
       <w:pPr>
@@ -6787,81 +6477,6 @@
         </m:oMathParaPr>
         <m:oMath>
           <m:r>
-            <m:rPr>
-              <m:nor/>
-            </m:rPr>
-            <w:rPr>
-              <w:rFonts w:ascii="Cambria Math" w:hAnsi="Cambria Math"/>
-              <w:sz w:val="24"/>
-              <w:szCs w:val="24"/>
-            </w:rPr>
-            <m:t xml:space="preserve">PVB′</m:t>
-          </m:r>
-          <m:r>
-            <w:rPr>
-              <w:rFonts w:ascii="Cambria Math" w:hAnsi="Cambria Math"/>
-              <w:sz w:val="24"/>
-              <w:szCs w:val="24"/>
-            </w:rPr>
-            <m:t xml:space="preserve"> = </m:t>
-          </m:r>
-          <m:r>
-            <m:rPr>
-              <m:nor/>
-            </m:rPr>
-            <w:rPr>
-              <w:rFonts w:ascii="Cambria Math" w:hAnsi="Cambria Math"/>
-              <w:sz w:val="24"/>
-              <w:szCs w:val="24"/>
-            </w:rPr>
-            <m:t xml:space="preserve">PVB</m:t>
-          </m:r>
-          <m:r>
-            <w:rPr>
-              <w:rFonts w:ascii="Cambria Math" w:hAnsi="Cambria Math"/>
-              <w:sz w:val="24"/>
-              <w:szCs w:val="24"/>
-            </w:rPr>
-            <m:t xml:space="preserve"> + </m:t>
-          </m:r>
-          <m:sSub>
-            <m:e>
-              <m:r>
-                <m:rPr>
-                  <m:nor/>
-                </m:rPr>
-                <w:rPr>
-                  <w:rFonts w:ascii="Cambria Math" w:hAnsi="Cambria Math"/>
-                  <w:sz w:val="24"/>
-                  <w:szCs w:val="24"/>
-                </w:rPr>
-                <m:t xml:space="preserve">CSV</m:t>
-              </m:r>
-            </m:e>
-            <m:sub>
-              <m:r>
-                <w:rPr>
-                  <w:rFonts w:ascii="Cambria Math" w:hAnsi="Cambria Math"/>
-                  <w:sz w:val="24"/>
-                  <w:szCs w:val="24"/>
-                </w:rPr>
-                <m:t xml:space="preserve">0</m:t>
-              </m:r>
-            </m:sub>
-          </m:sSub>
-        </m:oMath>
-      </m:oMathPara>
-    </w:p>
-    <w:p>
-      <w:pPr>
-        <w:pStyle w:val="Formula"/>
-      </w:pPr>
-      <m:oMathPara>
-        <m:oMathParaPr>
-          <m:jc m:val="left"/>
-        </m:oMathParaPr>
-        <m:oMath>
-          <m:r>
             <w:rPr>
               <w:rFonts w:ascii="Cambria Math" w:hAnsi="Cambria Math"/>
               <w:sz w:val="24"/>
@@ -6933,6 +6548,14 @@
       </w:pPr>
       <w:r>
         <w:t xml:space="preserve">2. 책임준비금의 계산에 관한 사항</w:t>
+      </w:r>
+    </w:p>
+    <w:p>
+      <w:pPr>
+        <w:pStyle w:val="Note"/>
+      </w:pPr>
+      <w:r>
+        <w:t xml:space="preserve">※ 사망 시에는 책임준비금을 지급하므로 사망은 급부 현가와 준비금에 순효과가 없다. 그래서 암발생률만 탈퇴율로 쓰는 단일탈퇴로 산출한다.</w:t>
       </w:r>
     </w:p>
     <w:p>

--- a/standards/표준_산출방법서_암보험.docx
+++ b/standards/표준_산출방법서_암보험.docx
@@ -1650,7 +1650,7 @@
         <w:pStyle w:val="Note"/>
       </w:pPr>
       <w:r>
-        <w:t xml:space="preserve">※ 유지자수·납입자수의 집단 1개 — “암”(암 진단). 집단마다 l · l′ 를 라. 에서 한 번만 낸다. 보장금액은 보험가입금액 × 배수이고, 보험료·준비금은 보장금액 1원당으로 낸 뒤 맨 뒤에서 곱한다.</w:t>
+        <w:t xml:space="preserve">※ 유지자수 집단 1개 — 유지자(암X)(암 진단). 유지자수 l 은 집단마다, 납입자수 l′ 는 납입자(암X) 하나로 라. 에서 낸다. 보장금액은 보험가입금액 × 배수이고, 보험료·준비금은 보장금액 1원당으로 낸 뒤 맨 뒤에서 곱한다.</w:t>
       </w:r>
     </w:p>
     <w:tbl>
@@ -1903,7 +1903,7 @@
               <w:spacing w:before="30" w:after="30"/>
             </w:pPr>
             <w:r>
-              <w:t xml:space="preserve">암</w:t>
+              <w:t xml:space="preserve">유지자(암X)</w:t>
             </w:r>
           </w:p>
         </w:tc>
@@ -2248,7 +2248,47 @@
               <w:spacing w:before="30" w:after="30"/>
             </w:pPr>
             <w:r>
-              <w:t xml:space="preserve">t시점 납입자수 — l 에서 더 빼는 사유가 없어 l 과 같다</w:t>
+              <w:t xml:space="preserve">t시점 납입자수 (기준 인원 </w:t>
+            </w:r>
+            <w:r>
+              <w:t xml:space="preserve">l′</w:t>
+            </w:r>
+            <w:r>
+              <w:rPr>
+                <w:vertAlign w:val="subscript"/>
+              </w:rPr>
+              <w:t xml:space="preserve">x</w:t>
+            </w:r>
+            <w:r>
+              <w:t xml:space="preserve"> = 100,000) — 보험료(N*)에 쓰고 계약 전체에 하나다. 계약을 끝내는 탈퇴 사유와 납입면제 사유가 생기지 않은 사람 수</w:t>
+            </w:r>
+          </w:p>
+        </w:tc>
+      </w:tr>
+      <w:tr>
+        <w:tc>
+          <w:tcPr>
+            <w:tcW w:w="0" w:type="auto"/>
+          </w:tcPr>
+          <w:p>
+            <w:pPr>
+              <w:spacing w:before="30" w:after="30"/>
+            </w:pPr>
+            <w:r>
+              <w:t xml:space="preserve">납입자(암X)</w:t>
+            </w:r>
+          </w:p>
+        </w:tc>
+        <w:tc>
+          <w:tcPr>
+            <w:tcW w:w="0" w:type="auto"/>
+          </w:tcPr>
+          <w:p>
+            <w:pPr>
+              <w:spacing w:before="30" w:after="30"/>
+            </w:pPr>
+            <w:r>
+              <w:t xml:space="preserve">l′ — 보험료(N*)에 쓴다 (암 진단)</w:t>
             </w:r>
           </w:p>
         </w:tc>
@@ -2466,7 +2506,7 @@
         <w:pStyle w:val="FormulaLabel"/>
       </w:pPr>
       <w:r>
-        <w:t xml:space="preserve">[식] 유지자수 — 암</w:t>
+        <w:t xml:space="preserve">[식] 유지자수 — 유지자(암X)</w:t>
       </w:r>
     </w:p>
     <w:p>
@@ -2926,7 +2966,7 @@
         <w:pStyle w:val="Note"/>
       </w:pPr>
       <w:r>
-        <w:t xml:space="preserve">※ 암 진단 담보가 이 집단을 쓴다. 암 이(가) 생기면 그 담보는 소멸(탈퇴)한다. 사망은 탈퇴 사유가 아니다 — 사망 시 책임준비금을 지급하므로 질병 발생자만 탈퇴한다. 보험금의 현가(바.)는 이 l 을 곱한다.</w:t>
+        <w:t xml:space="preserve">※ 암 진단 담보가 이 유지자수를 쓴다. 암 이(가) 생기면 그 담보는 소멸(탈퇴)한다. 사망은 탈퇴 사유가 아니다 — 사망 시 책임준비금을 지급하므로 질병 발생자만 탈퇴한다. 보험금의 현가와 유지자수의 현가 D·N(납입 후 유지비 · 책임준비금)은 이 l 을 쓴다.</w:t>
       </w:r>
     </w:p>
     <w:p>
@@ -2934,7 +2974,41 @@
         <w:pStyle w:val="FormulaLabel"/>
       </w:pPr>
       <w:r>
-        <w:t xml:space="preserve">[식] 납입자수 — 암</w:t>
+        <w:t xml:space="preserve">[식] 납입자수 — 납입자(암X)</w:t>
+      </w:r>
+    </w:p>
+    <w:p>
+      <w:pPr>
+        <w:pStyle w:val="FormulaText"/>
+      </w:pPr>
+      <w:r>
+        <w:t xml:space="preserve">f</w:t>
+      </w:r>
+      <w:r>
+        <w:rPr>
+          <w:vertAlign w:val="subscript"/>
+        </w:rPr>
+        <w:t xml:space="preserve">x</w:t>
+      </w:r>
+      <w:r>
+        <w:t xml:space="preserve"> : 암발생률</w:t>
+      </w:r>
+    </w:p>
+    <w:p>
+      <w:pPr>
+        <w:pStyle w:val="FormulaText"/>
+      </w:pPr>
+      <w:r>
+        <w:t xml:space="preserve">w</w:t>
+      </w:r>
+      <w:r>
+        <w:rPr>
+          <w:vertAlign w:val="subscript"/>
+        </w:rPr>
+        <w:t xml:space="preserve">x</w:t>
+      </w:r>
+      <w:r>
+        <w:t xml:space="preserve"> : 적용해지율 (납입기간 중)</w:t>
       </w:r>
     </w:p>
     <w:p>
@@ -3016,7 +3090,7 @@
         <w:pStyle w:val="FormulaText"/>
       </w:pPr>
       <w:r>
-        <w:t xml:space="preserve">납입자수 — 납입만 면제되는 사유가 없어 유지자수와 같다</w:t>
+        <w:t xml:space="preserve">납입자수 — 납입을 멈추게 하는 사유가 생긴 사람을 뺀다</w:t>
       </w:r>
     </w:p>
     <w:p>
@@ -3160,7 +3234,7 @@
                   <w:sz w:val="24"/>
                   <w:szCs w:val="24"/>
                 </w:rPr>
-                <m:t xml:space="preserve">r</m:t>
+                <m:t xml:space="preserve">f</m:t>
               </m:r>
             </m:e>
             <m:sub>
@@ -3252,7 +3326,7 @@
                   <w:sz w:val="24"/>
                   <w:szCs w:val="24"/>
                 </w:rPr>
-                <m:t xml:space="preserve">r</m:t>
+                <m:t xml:space="preserve">f</m:t>
               </m:r>
             </m:e>
             <m:sub>
@@ -3360,7 +3434,7 @@
         <w:pStyle w:val="Note"/>
       </w:pPr>
       <w:r>
-        <w:t xml:space="preserve">※ 납입자수는 탈퇴 사유로 유지자수와 똑같이 줄어든다 — 별도의 납입면제율을 곱하지 않는다. 탈퇴율 r 는 이 집단의 유지자수 식에서 정한 것이다.</w:t>
+        <w:t xml:space="preserve">※ 보험료 계산에는 납입자수를 하나만 쓴다 — 계약을 끝내는 탈퇴 사유(암 — 모든 담보에 공통)가 생긴 사람을 뺀다. 별도의 납입면제율을 곱하지 않는다.</w:t>
       </w:r>
     </w:p>
     <w:p>
@@ -4232,7 +4306,7 @@
         <w:pStyle w:val="Note"/>
       </w:pPr>
       <w:r>
-        <w:t xml:space="preserve">※ 담보마다 그 담보가 속한 집단의 l 로 낸다. 납입 후 유지비와 책임준비금(2.)이 N 을 쓴다.</w:t>
+        <w:t xml:space="preserve">※ 담보마다 그 담보의 유지자수 l 로 낸다. 납입 후 유지비와 책임준비금(2.)이 N 을 쓴다.</w:t>
       </w:r>
     </w:p>
     <w:p>
@@ -5150,7 +5224,7 @@
         <w:pStyle w:val="Note"/>
       </w:pPr>
       <w:r>
-        <w:t xml:space="preserve">※ 보장금액 가입금액의 1배 · 100세 만기 · 면책·삭감 90일 면책 · 집단 “암”. 진단 확정 시 지급하고 그 담보는 소멸한다.</w:t>
+        <w:t xml:space="preserve">※ 보장금액 가입금액의 1배 · 100세 만기 · 면책·삭감 90일 면책 · 유지자(암X). 진단 확정 시 지급하고 그 담보는 소멸한다.</w:t>
       </w:r>
     </w:p>
     <w:p>
@@ -5229,7 +5303,7 @@
         <w:pStyle w:val="Note"/>
       </w:pPr>
       <w:r>
-        <w:t xml:space="preserve">※ 담보마다 그 담보의 보험금 현가 PVB 와 그 담보가 속한 집단의 N* 로 낸다. 보장금액 1원당이다.</w:t>
+        <w:t xml:space="preserve">※ 담보마다 그 담보의 보험금 현가 PVB 를 그 계약 단위의 N*(납입자수는 하나)로 나눈다. 보장금액 1원당이다.</w:t>
       </w:r>
     </w:p>
     <w:p>

--- a/standards/표준_산출방법서_암보험.docx
+++ b/standards/표준_산출방법서_암보험.docx
@@ -7583,6 +7583,173 @@
             </w:rPr>
             <m:t xml:space="preserve">000</m:t>
           </m:r>
+          <m:r>
+            <w:rPr>
+              <w:rFonts w:ascii="Cambria Math" w:hAnsi="Cambria Math"/>
+              <w:sz w:val="24"/>
+              <w:szCs w:val="24"/>
+            </w:rPr>
+            <m:t xml:space="preserve"> )</m:t>
+          </m:r>
+        </m:oMath>
+      </m:oMathPara>
+    </w:p>
+    <w:p>
+      <w:pPr>
+        <w:pStyle w:val="FormulaText"/>
+      </w:pPr>
+      <w:r>
+        <w:t xml:space="preserve">회계연도말 보험료적립금 — 적용기초율과 표준기초율(</w:t>
+      </w:r>
+      <w:r>
+        <w:t xml:space="preserve">V</w:t>
+      </w:r>
+      <w:r>
+        <w:rPr>
+          <w:vertAlign w:val="superscript"/>
+        </w:rPr>
+        <w:t xml:space="preserve">표준</w:t>
+      </w:r>
+      <w:r>
+        <w:t xml:space="preserve">) 책임준비금 중 큰 금액</w:t>
+      </w:r>
+    </w:p>
+    <w:p>
+      <w:pPr>
+        <w:pStyle w:val="Formula"/>
+      </w:pPr>
+      <m:oMathPara>
+        <m:oMathParaPr>
+          <m:jc m:val="left"/>
+        </m:oMathParaPr>
+        <m:oMath>
+          <m:sSubSup>
+            <m:e>
+              <m:r>
+                <w:rPr>
+                  <w:rFonts w:ascii="Cambria Math" w:hAnsi="Cambria Math"/>
+                  <w:sz w:val="24"/>
+                  <w:szCs w:val="24"/>
+                </w:rPr>
+                <m:t xml:space="preserve">V</m:t>
+              </m:r>
+            </m:e>
+            <m:sub>
+              <m:r>
+                <w:rPr>
+                  <w:rFonts w:ascii="Cambria Math" w:hAnsi="Cambria Math"/>
+                  <w:sz w:val="24"/>
+                  <w:szCs w:val="24"/>
+                </w:rPr>
+                <m:t xml:space="preserve">t</m:t>
+              </m:r>
+            </m:sub>
+            <m:sup>
+              <m:r>
+                <m:rPr>
+                  <m:nor/>
+                </m:rPr>
+                <w:rPr>
+                  <w:rFonts w:ascii="Cambria Math" w:hAnsi="Cambria Math"/>
+                  <w:sz w:val="24"/>
+                  <w:szCs w:val="24"/>
+                </w:rPr>
+                <m:t xml:space="preserve">결산</m:t>
+              </m:r>
+            </m:sup>
+          </m:sSubSup>
+          <m:r>
+            <w:rPr>
+              <w:rFonts w:ascii="Cambria Math" w:hAnsi="Cambria Math"/>
+              <w:sz w:val="24"/>
+              <w:szCs w:val="24"/>
+            </w:rPr>
+            <m:t xml:space="preserve"> = </m:t>
+          </m:r>
+          <m:r>
+            <m:rPr>
+              <m:sty m:val="p"/>
+            </m:rPr>
+            <w:rPr>
+              <w:rFonts w:ascii="Cambria Math" w:hAnsi="Cambria Math"/>
+              <w:sz w:val="24"/>
+              <w:szCs w:val="24"/>
+            </w:rPr>
+            <m:t xml:space="preserve">max</m:t>
+          </m:r>
+          <m:r>
+            <w:rPr>
+              <w:rFonts w:ascii="Cambria Math" w:hAnsi="Cambria Math"/>
+              <w:sz w:val="24"/>
+              <w:szCs w:val="24"/>
+            </w:rPr>
+            <m:t xml:space="preserve">( </m:t>
+          </m:r>
+          <m:sSub>
+            <m:e>
+              <m:r>
+                <w:rPr>
+                  <w:rFonts w:ascii="Cambria Math" w:hAnsi="Cambria Math"/>
+                  <w:sz w:val="24"/>
+                  <w:szCs w:val="24"/>
+                </w:rPr>
+                <m:t xml:space="preserve">V</m:t>
+              </m:r>
+            </m:e>
+            <m:sub>
+              <m:r>
+                <w:rPr>
+                  <w:rFonts w:ascii="Cambria Math" w:hAnsi="Cambria Math"/>
+                  <w:sz w:val="24"/>
+                  <w:szCs w:val="24"/>
+                </w:rPr>
+                <m:t xml:space="preserve">t</m:t>
+              </m:r>
+            </m:sub>
+          </m:sSub>
+          <m:r>
+            <w:rPr>
+              <w:rFonts w:ascii="Cambria Math" w:hAnsi="Cambria Math"/>
+              <w:sz w:val="24"/>
+              <w:szCs w:val="24"/>
+            </w:rPr>
+            <m:t xml:space="preserve">, </m:t>
+          </m:r>
+          <m:sSubSup>
+            <m:e>
+              <m:r>
+                <w:rPr>
+                  <w:rFonts w:ascii="Cambria Math" w:hAnsi="Cambria Math"/>
+                  <w:sz w:val="24"/>
+                  <w:szCs w:val="24"/>
+                </w:rPr>
+                <m:t xml:space="preserve">V</m:t>
+              </m:r>
+            </m:e>
+            <m:sub>
+              <m:r>
+                <w:rPr>
+                  <w:rFonts w:ascii="Cambria Math" w:hAnsi="Cambria Math"/>
+                  <w:sz w:val="24"/>
+                  <w:szCs w:val="24"/>
+                </w:rPr>
+                <m:t xml:space="preserve">t</m:t>
+              </m:r>
+            </m:sub>
+            <m:sup>
+              <m:r>
+                <m:rPr>
+                  <m:nor/>
+                </m:rPr>
+                <w:rPr>
+                  <w:rFonts w:ascii="Cambria Math" w:hAnsi="Cambria Math"/>
+                  <w:sz w:val="24"/>
+                  <w:szCs w:val="24"/>
+                </w:rPr>
+                <m:t xml:space="preserve">표준</m:t>
+              </m:r>
+            </m:sup>
+          </m:sSubSup>
           <m:r>
             <w:rPr>
               <w:rFonts w:ascii="Cambria Math" w:hAnsi="Cambria Math"/>

--- a/standards/표준_산출방법서_암보험.docx
+++ b/standards/표준_산출방법서_암보험.docx
@@ -6042,7 +6042,7 @@
         <w:pStyle w:val="Note"/>
       </w:pPr>
       <w:r>
-        <w:t xml:space="preserve">※ 담보 보험료 = 10만원당 보험료 × (보장금액 ÷ 100,000), 보장금액 = 보험가입금액 × 배수. 여러 담보는 담보 보험료를 더한다.</w:t>
+        <w:t xml:space="preserve">※ 담보 보험료 = 10만원당 보험료 × (보장금액 ÷ 100,000) 에서 10원 미만을 버린다(10원 단위). 보장금액 = 보험가입금액 × 배수. 여러 담보는 담보 보험료를 더한다.</w:t>
       </w:r>
     </w:p>
     <w:p>

--- a/standards/표준_산출방법서_암보험.docx
+++ b/standards/표준_산출방법서_암보험.docx
@@ -61,7 +61,7 @@
               <w:spacing w:before="30" w:after="30"/>
             </w:pPr>
             <w:r>
-              <w:t xml:space="preserve">이 문서는 표준 산출방법서 v6 양식입니다. 개요 표의 "양식" 행을 지우지 마세요 — 앱은 이 행을 보고 정해진 순서대로 읽습니다.</w:t>
+              <w:t xml:space="preserve">이 문서는 표준 산출방법서 v7 양식입니다. 개요 표의 "양식" 행을 지우지 마세요 — 앱은 이 행을 보고 정해진 순서대로 읽습니다.</w:t>
             </w:r>
           </w:p>
         </w:tc>
@@ -248,7 +248,7 @@
               <w:spacing w:before="30" w:after="30"/>
             </w:pPr>
             <w:r>
-              <w:t xml:space="preserve">표준 산출방법서 v6</w:t>
+              <w:t xml:space="preserve">표준 산출방법서 v7</w:t>
             </w:r>
           </w:p>
         </w:tc>
@@ -1173,17 +1173,7 @@
     </w:p>
     <w:p>
       <w:r>
-        <w:t xml:space="preserve">(4) 납입면제 사유</w:t>
-      </w:r>
-    </w:p>
-    <w:p>
-      <w:r>
-        <w:t xml:space="preserve">별도의 납입면제율을 두지 않는다(f = 0). 납입자수 l′ 는 모든 담보에 공통인 탈퇴 사유로만 준다(유지자수·납입자수).</w:t>
-      </w:r>
-    </w:p>
-    <w:p>
-      <w:r>
-        <w:t xml:space="preserve">(5) 예정사업비율</w:t>
+        <w:t xml:space="preserve">(4) 예정사업비율</w:t>
       </w:r>
     </w:p>
     <w:tbl>
@@ -1914,6 +1904,12 @@
             </w:r>
             <w:r>
               <w:rPr>
+                <w:vertAlign w:val="superscript"/>
+              </w:rPr>
+              <w:t xml:space="preserve">(k)</w:t>
+            </w:r>
+            <w:r>
+              <w:rPr>
                 <w:vertAlign w:val="subscript"/>
               </w:rPr>
               <w:t xml:space="preserve">x+t</w:t>
@@ -1929,10 +1925,16 @@
               <w:spacing w:before="30" w:after="30"/>
             </w:pPr>
             <w:r>
-              <w:t xml:space="preserve">t시점 생존자수 (기준 인원 </w:t>
+              <w:t xml:space="preserve">생존자 lx(k) — t시점 생존자수(기준 인원 </w:t>
             </w:r>
             <w:r>
               <w:t xml:space="preserve">l</w:t>
+            </w:r>
+            <w:r>
+              <w:rPr>
+                <w:vertAlign w:val="superscript"/>
+              </w:rPr>
+              <w:t xml:space="preserve">(k)</w:t>
             </w:r>
             <w:r>
               <w:rPr>
@@ -1941,7 +1943,7 @@
               <w:t xml:space="preserve">x</w:t>
             </w:r>
             <w:r>
-              <w:t xml:space="preserve"> = 100,000) — 암 가 생기지 않은 사람 수</w:t>
+              <w:t xml:space="preserve"> = 100,000). 그 생존자의 탈퇴 사유가 생기지 않은 사람 수 (다.)</w:t>
             </w:r>
           </w:p>
         </w:tc>
@@ -1956,7 +1958,13 @@
               <w:spacing w:before="30" w:after="30"/>
             </w:pPr>
             <w:r>
-              <w:t xml:space="preserve">l′</w:t>
+              <w:t xml:space="preserve">D</w:t>
+            </w:r>
+            <w:r>
+              <w:rPr>
+                <w:vertAlign w:val="superscript"/>
+              </w:rPr>
+              <w:t xml:space="preserve">(k)</w:t>
             </w:r>
             <w:r>
               <w:rPr>
@@ -1964,30 +1972,92 @@
               </w:rPr>
               <w:t xml:space="preserve">x+t</w:t>
             </w:r>
-          </w:p>
-        </w:tc>
-        <w:tc>
-          <w:tcPr>
-            <w:tcW w:w="0" w:type="auto"/>
-          </w:tcPr>
-          <w:p>
-            <w:pPr>
-              <w:spacing w:before="30" w:after="30"/>
-            </w:pPr>
-            <w:r>
-              <w:t xml:space="preserve">t시점 납입자수 (기준 인원 </w:t>
-            </w:r>
-            <w:r>
-              <w:t xml:space="preserve">l′</w:t>
+            <w:r>
+              <w:t xml:space="preserve"> · </w:t>
+            </w:r>
+            <w:r>
+              <w:t xml:space="preserve">N</w:t>
+            </w:r>
+            <w:r>
+              <w:rPr>
+                <w:vertAlign w:val="superscript"/>
+              </w:rPr>
+              <w:t xml:space="preserve">(k)</w:t>
             </w:r>
             <w:r>
               <w:rPr>
                 <w:vertAlign w:val="subscript"/>
               </w:rPr>
-              <w:t xml:space="preserve">x</w:t>
-            </w:r>
-            <w:r>
-              <w:t xml:space="preserve"> = 100,000) — 탈퇴·납입면제 사유가 생기지 않은 사람 수. 보험료(N*)에 쓰고 계약 전체에 하나다</w:t>
+              <w:t xml:space="preserve">x+t</w:t>
+            </w:r>
+          </w:p>
+        </w:tc>
+        <w:tc>
+          <w:tcPr>
+            <w:tcW w:w="0" w:type="auto"/>
+          </w:tcPr>
+          <w:p>
+            <w:pPr>
+              <w:spacing w:before="30" w:after="30"/>
+            </w:pPr>
+            <w:r>
+              <w:t xml:space="preserve">생존자 lx(k) 의 현가와 그 누계</w:t>
+            </w:r>
+          </w:p>
+        </w:tc>
+      </w:tr>
+      <w:tr>
+        <w:tc>
+          <w:tcPr>
+            <w:tcW w:w="0" w:type="auto"/>
+          </w:tcPr>
+          <w:p>
+            <w:pPr>
+              <w:spacing w:before="30" w:after="30"/>
+            </w:pPr>
+            <w:r>
+              <w:t xml:space="preserve">l · D · N</w:t>
+            </w:r>
+          </w:p>
+        </w:tc>
+        <w:tc>
+          <w:tcPr>
+            <w:tcW w:w="0" w:type="auto"/>
+          </w:tcPr>
+          <w:p>
+            <w:pPr>
+              <w:spacing w:before="30" w:after="30"/>
+            </w:pPr>
+            <w:r>
+              <w:t xml:space="preserve">보험금이 가져다 쓰는 생존자의 lx · Dx · Nx (라. — 담보마다 그 생존자)</w:t>
+            </w:r>
+          </w:p>
+        </w:tc>
+      </w:tr>
+      <w:tr>
+        <w:tc>
+          <w:tcPr>
+            <w:tcW w:w="0" w:type="auto"/>
+          </w:tcPr>
+          <w:p>
+            <w:pPr>
+              <w:spacing w:before="30" w:after="30"/>
+            </w:pPr>
+            <w:r>
+              <w:t xml:space="preserve">D′ · N′</w:t>
+            </w:r>
+          </w:p>
+        </w:tc>
+        <w:tc>
+          <w:tcPr>
+            <w:tcW w:w="0" w:type="auto"/>
+          </w:tcPr>
+          <w:p>
+            <w:pPr>
+              <w:spacing w:before="30" w:after="30"/>
+            </w:pPr>
+            <w:r>
+              <w:t xml:space="preserve">그 계약 단위의 [납입] 생존자의 Dx · Nx — 보험료 납입기수 N* 에 쓴다</w:t>
             </w:r>
           </w:p>
         </w:tc>
@@ -2036,6 +2106,52 @@
               <w:spacing w:before="30" w:after="30"/>
             </w:pPr>
             <w:r>
+              <w:t xml:space="preserve">C</w:t>
+            </w:r>
+            <w:r>
+              <w:rPr>
+                <w:vertAlign w:val="subscript"/>
+              </w:rPr>
+              <w:t xml:space="preserve">x+t</w:t>
+            </w:r>
+            <w:r>
+              <w:t xml:space="preserve"> · </w:t>
+            </w:r>
+            <w:r>
+              <w:t xml:space="preserve">M</w:t>
+            </w:r>
+            <w:r>
+              <w:rPr>
+                <w:vertAlign w:val="subscript"/>
+              </w:rPr>
+              <w:t xml:space="preserve">x+t</w:t>
+            </w:r>
+          </w:p>
+        </w:tc>
+        <w:tc>
+          <w:tcPr>
+            <w:tcW w:w="0" w:type="auto"/>
+          </w:tcPr>
+          <w:p>
+            <w:pPr>
+              <w:spacing w:before="30" w:after="30"/>
+            </w:pPr>
+            <w:r>
+              <w:t xml:space="preserve">급부 발생자의 현가와 그 누계 (라.)</w:t>
+            </w:r>
+          </w:p>
+        </w:tc>
+      </w:tr>
+      <w:tr>
+        <w:tc>
+          <w:tcPr>
+            <w:tcW w:w="0" w:type="auto"/>
+          </w:tcPr>
+          <w:p>
+            <w:pPr>
+              <w:spacing w:before="30" w:after="30"/>
+            </w:pPr>
+            <w:r>
               <w:t xml:space="preserve">V</w:t>
             </w:r>
             <w:r>
@@ -2163,2004 +2279,8 @@
         <w:pStyle w:val="Heading2"/>
       </w:pPr>
       <w:r>
-        <w:t xml:space="preserve">다. 유지자수·납입자수</w:t>
+        <w:t xml:space="preserve">다. 생존자</w:t>
       </w:r>
-    </w:p>
-    <w:p>
-      <w:pPr>
-        <w:pStyle w:val="FormulaLabel"/>
-      </w:pPr>
-      <w:r>
-        <w:t xml:space="preserve">[식] 유지자수 — 유지자(암X)</w:t>
-      </w:r>
-    </w:p>
-    <w:p>
-      <w:pPr>
-        <w:pStyle w:val="FormulaText"/>
-      </w:pPr>
-      <w:r>
-        <w:t xml:space="preserve">r</w:t>
-      </w:r>
-      <w:r>
-        <w:rPr>
-          <w:vertAlign w:val="subscript"/>
-        </w:rPr>
-        <w:t xml:space="preserve">x</w:t>
-      </w:r>
-      <w:r>
-        <w:t xml:space="preserve"> : 암발생률</w:t>
-      </w:r>
-    </w:p>
-    <w:p>
-      <w:pPr>
-        <w:pStyle w:val="FormulaText"/>
-      </w:pPr>
-      <w:r>
-        <w:t xml:space="preserve">w</w:t>
-      </w:r>
-      <w:r>
-        <w:rPr>
-          <w:vertAlign w:val="subscript"/>
-        </w:rPr>
-        <w:t xml:space="preserve">x</w:t>
-      </w:r>
-      <w:r>
-        <w:t xml:space="preserve"> : 적용해지율 (납입기간 중)</w:t>
-      </w:r>
-    </w:p>
-    <w:p>
-      <w:pPr>
-        <w:pStyle w:val="FormulaText"/>
-      </w:pPr>
-      <w:r>
-        <w:t xml:space="preserve">기준 인원</w:t>
-      </w:r>
-    </w:p>
-    <w:p>
-      <w:pPr>
-        <w:pStyle w:val="Formula"/>
-      </w:pPr>
-      <m:oMathPara>
-        <m:oMathParaPr>
-          <m:jc m:val="left"/>
-        </m:oMathParaPr>
-        <m:oMath>
-          <m:sSub>
-            <m:e>
-              <m:r>
-                <w:rPr>
-                  <w:rFonts w:ascii="Cambria Math" w:hAnsi="Cambria Math"/>
-                  <w:sz w:val="24"/>
-                  <w:szCs w:val="24"/>
-                </w:rPr>
-                <m:t xml:space="preserve">l</m:t>
-              </m:r>
-            </m:e>
-            <m:sub>
-              <m:r>
-                <w:rPr>
-                  <w:rFonts w:ascii="Cambria Math" w:hAnsi="Cambria Math"/>
-                  <w:sz w:val="24"/>
-                  <w:szCs w:val="24"/>
-                </w:rPr>
-                <m:t xml:space="preserve">x</m:t>
-              </m:r>
-            </m:sub>
-          </m:sSub>
-          <m:r>
-            <w:rPr>
-              <w:rFonts w:ascii="Cambria Math" w:hAnsi="Cambria Math"/>
-              <w:sz w:val="24"/>
-              <w:szCs w:val="24"/>
-            </w:rPr>
-            <m:t xml:space="preserve"> = </m:t>
-          </m:r>
-          <m:r>
-            <w:rPr>
-              <w:rFonts w:ascii="Cambria Math" w:hAnsi="Cambria Math"/>
-              <w:sz w:val="24"/>
-              <w:szCs w:val="24"/>
-            </w:rPr>
-            <m:t xml:space="preserve">100</m:t>
-          </m:r>
-          <m:r>
-            <w:rPr>
-              <w:rFonts w:ascii="Cambria Math" w:hAnsi="Cambria Math"/>
-              <w:sz w:val="24"/>
-              <w:szCs w:val="24"/>
-            </w:rPr>
-            <m:t xml:space="preserve">,</m:t>
-          </m:r>
-          <m:r>
-            <w:rPr>
-              <w:rFonts w:ascii="Cambria Math" w:hAnsi="Cambria Math"/>
-              <w:sz w:val="24"/>
-              <w:szCs w:val="24"/>
-            </w:rPr>
-            <m:t xml:space="preserve">000</m:t>
-          </m:r>
-        </m:oMath>
-      </m:oMathPara>
-    </w:p>
-    <w:p>
-      <w:pPr>
-        <w:pStyle w:val="FormulaText"/>
-      </w:pPr>
-      <w:r>
-        <w:t xml:space="preserve">유지자수 — 탈퇴 사유가 생긴 사람을 뺀다</w:t>
-      </w:r>
-    </w:p>
-    <w:p>
-      <w:pPr>
-        <w:pStyle w:val="Formula"/>
-      </w:pPr>
-      <m:oMathPara>
-        <m:oMathParaPr>
-          <m:jc m:val="left"/>
-        </m:oMathParaPr>
-        <m:oMath>
-          <m:sSub>
-            <m:e>
-              <m:r>
-                <w:rPr>
-                  <w:rFonts w:ascii="Cambria Math" w:hAnsi="Cambria Math"/>
-                  <w:sz w:val="24"/>
-                  <w:szCs w:val="24"/>
-                </w:rPr>
-                <m:t xml:space="preserve">l</m:t>
-              </m:r>
-            </m:e>
-            <m:sub>
-              <m:r>
-                <w:rPr>
-                  <w:rFonts w:ascii="Cambria Math" w:hAnsi="Cambria Math"/>
-                  <w:sz w:val="24"/>
-                  <w:szCs w:val="24"/>
-                </w:rPr>
-                <m:t xml:space="preserve">x</m:t>
-              </m:r>
-              <m:r>
-                <w:rPr>
-                  <w:rFonts w:ascii="Cambria Math" w:hAnsi="Cambria Math"/>
-                  <w:sz w:val="24"/>
-                  <w:szCs w:val="24"/>
-                </w:rPr>
-                <m:t xml:space="preserve">+</m:t>
-              </m:r>
-              <m:r>
-                <w:rPr>
-                  <w:rFonts w:ascii="Cambria Math" w:hAnsi="Cambria Math"/>
-                  <w:sz w:val="24"/>
-                  <w:szCs w:val="24"/>
-                </w:rPr>
-                <m:t xml:space="preserve">t</m:t>
-              </m:r>
-              <m:r>
-                <w:rPr>
-                  <w:rFonts w:ascii="Cambria Math" w:hAnsi="Cambria Math"/>
-                  <w:sz w:val="24"/>
-                  <w:szCs w:val="24"/>
-                </w:rPr>
-                <m:t xml:space="preserve">+</m:t>
-              </m:r>
-              <m:r>
-                <w:rPr>
-                  <w:rFonts w:ascii="Cambria Math" w:hAnsi="Cambria Math"/>
-                  <w:sz w:val="24"/>
-                  <w:szCs w:val="24"/>
-                </w:rPr>
-                <m:t xml:space="preserve">1</m:t>
-              </m:r>
-            </m:sub>
-          </m:sSub>
-          <m:r>
-            <w:rPr>
-              <w:rFonts w:ascii="Cambria Math" w:hAnsi="Cambria Math"/>
-              <w:sz w:val="24"/>
-              <w:szCs w:val="24"/>
-            </w:rPr>
-            <m:t xml:space="preserve"> = </m:t>
-          </m:r>
-          <m:sSub>
-            <m:e>
-              <m:r>
-                <w:rPr>
-                  <w:rFonts w:ascii="Cambria Math" w:hAnsi="Cambria Math"/>
-                  <w:sz w:val="24"/>
-                  <w:szCs w:val="24"/>
-                </w:rPr>
-                <m:t xml:space="preserve">l</m:t>
-              </m:r>
-            </m:e>
-            <m:sub>
-              <m:r>
-                <w:rPr>
-                  <w:rFonts w:ascii="Cambria Math" w:hAnsi="Cambria Math"/>
-                  <w:sz w:val="24"/>
-                  <w:szCs w:val="24"/>
-                </w:rPr>
-                <m:t xml:space="preserve">x</m:t>
-              </m:r>
-              <m:r>
-                <w:rPr>
-                  <w:rFonts w:ascii="Cambria Math" w:hAnsi="Cambria Math"/>
-                  <w:sz w:val="24"/>
-                  <w:szCs w:val="24"/>
-                </w:rPr>
-                <m:t xml:space="preserve">+</m:t>
-              </m:r>
-              <m:r>
-                <w:rPr>
-                  <w:rFonts w:ascii="Cambria Math" w:hAnsi="Cambria Math"/>
-                  <w:sz w:val="24"/>
-                  <w:szCs w:val="24"/>
-                </w:rPr>
-                <m:t xml:space="preserve">t</m:t>
-              </m:r>
-            </m:sub>
-          </m:sSub>
-          <m:r>
-            <w:rPr>
-              <w:rFonts w:ascii="Cambria Math" w:hAnsi="Cambria Math"/>
-              <w:sz w:val="24"/>
-              <w:szCs w:val="24"/>
-            </w:rPr>
-            <m:t xml:space="preserve"> × ( </m:t>
-          </m:r>
-          <m:r>
-            <w:rPr>
-              <w:rFonts w:ascii="Cambria Math" w:hAnsi="Cambria Math"/>
-              <w:sz w:val="24"/>
-              <w:szCs w:val="24"/>
-            </w:rPr>
-            <m:t xml:space="preserve">1</m:t>
-          </m:r>
-          <m:r>
-            <w:rPr>
-              <w:rFonts w:ascii="Cambria Math" w:hAnsi="Cambria Math"/>
-              <w:sz w:val="24"/>
-              <w:szCs w:val="24"/>
-            </w:rPr>
-            <m:t xml:space="preserve"> − </m:t>
-          </m:r>
-          <m:sSub>
-            <m:e>
-              <m:r>
-                <w:rPr>
-                  <w:rFonts w:ascii="Cambria Math" w:hAnsi="Cambria Math"/>
-                  <w:sz w:val="24"/>
-                  <w:szCs w:val="24"/>
-                </w:rPr>
-                <m:t xml:space="preserve">r</m:t>
-              </m:r>
-            </m:e>
-            <m:sub>
-              <m:r>
-                <w:rPr>
-                  <w:rFonts w:ascii="Cambria Math" w:hAnsi="Cambria Math"/>
-                  <w:sz w:val="24"/>
-                  <w:szCs w:val="24"/>
-                </w:rPr>
-                <m:t xml:space="preserve">x</m:t>
-              </m:r>
-              <m:r>
-                <w:rPr>
-                  <w:rFonts w:ascii="Cambria Math" w:hAnsi="Cambria Math"/>
-                  <w:sz w:val="24"/>
-                  <w:szCs w:val="24"/>
-                </w:rPr>
-                <m:t xml:space="preserve">+</m:t>
-              </m:r>
-              <m:r>
-                <w:rPr>
-                  <w:rFonts w:ascii="Cambria Math" w:hAnsi="Cambria Math"/>
-                  <w:sz w:val="24"/>
-                  <w:szCs w:val="24"/>
-                </w:rPr>
-                <m:t xml:space="preserve">t</m:t>
-              </m:r>
-            </m:sub>
-          </m:sSub>
-          <m:r>
-            <w:rPr>
-              <w:rFonts w:ascii="Cambria Math" w:hAnsi="Cambria Math"/>
-              <w:sz w:val="24"/>
-              <w:szCs w:val="24"/>
-            </w:rPr>
-            <m:t xml:space="preserve"> − </m:t>
-          </m:r>
-          <m:sSub>
-            <m:e>
-              <m:r>
-                <w:rPr>
-                  <w:rFonts w:ascii="Cambria Math" w:hAnsi="Cambria Math"/>
-                  <w:sz w:val="24"/>
-                  <w:szCs w:val="24"/>
-                </w:rPr>
-                <m:t xml:space="preserve">w</m:t>
-              </m:r>
-            </m:e>
-            <m:sub>
-              <m:r>
-                <w:rPr>
-                  <w:rFonts w:ascii="Cambria Math" w:hAnsi="Cambria Math"/>
-                  <w:sz w:val="24"/>
-                  <w:szCs w:val="24"/>
-                </w:rPr>
-                <m:t xml:space="preserve">x</m:t>
-              </m:r>
-              <m:r>
-                <w:rPr>
-                  <w:rFonts w:ascii="Cambria Math" w:hAnsi="Cambria Math"/>
-                  <w:sz w:val="24"/>
-                  <w:szCs w:val="24"/>
-                </w:rPr>
-                <m:t xml:space="preserve">+</m:t>
-              </m:r>
-              <m:r>
-                <w:rPr>
-                  <w:rFonts w:ascii="Cambria Math" w:hAnsi="Cambria Math"/>
-                  <w:sz w:val="24"/>
-                  <w:szCs w:val="24"/>
-                </w:rPr>
-                <m:t xml:space="preserve">t</m:t>
-              </m:r>
-            </m:sub>
-          </m:sSub>
-          <m:r>
-            <w:rPr>
-              <w:rFonts w:ascii="Cambria Math" w:hAnsi="Cambria Math"/>
-              <w:sz w:val="24"/>
-              <w:szCs w:val="24"/>
-            </w:rPr>
-            <m:t xml:space="preserve"> + </m:t>
-          </m:r>
-          <m:sSub>
-            <m:e>
-              <m:r>
-                <w:rPr>
-                  <w:rFonts w:ascii="Cambria Math" w:hAnsi="Cambria Math"/>
-                  <w:sz w:val="24"/>
-                  <w:szCs w:val="24"/>
-                </w:rPr>
-                <m:t xml:space="preserve">r</m:t>
-              </m:r>
-            </m:e>
-            <m:sub>
-              <m:r>
-                <w:rPr>
-                  <w:rFonts w:ascii="Cambria Math" w:hAnsi="Cambria Math"/>
-                  <w:sz w:val="24"/>
-                  <w:szCs w:val="24"/>
-                </w:rPr>
-                <m:t xml:space="preserve">x</m:t>
-              </m:r>
-              <m:r>
-                <w:rPr>
-                  <w:rFonts w:ascii="Cambria Math" w:hAnsi="Cambria Math"/>
-                  <w:sz w:val="24"/>
-                  <w:szCs w:val="24"/>
-                </w:rPr>
-                <m:t xml:space="preserve">+</m:t>
-              </m:r>
-              <m:r>
-                <w:rPr>
-                  <w:rFonts w:ascii="Cambria Math" w:hAnsi="Cambria Math"/>
-                  <w:sz w:val="24"/>
-                  <w:szCs w:val="24"/>
-                </w:rPr>
-                <m:t xml:space="preserve">t</m:t>
-              </m:r>
-            </m:sub>
-          </m:sSub>
-          <m:r>
-            <w:rPr>
-              <w:rFonts w:ascii="Cambria Math" w:hAnsi="Cambria Math"/>
-              <w:sz w:val="24"/>
-              <w:szCs w:val="24"/>
-            </w:rPr>
-            <m:t xml:space="preserve">·</m:t>
-          </m:r>
-          <m:sSub>
-            <m:e>
-              <m:r>
-                <w:rPr>
-                  <w:rFonts w:ascii="Cambria Math" w:hAnsi="Cambria Math"/>
-                  <w:sz w:val="24"/>
-                  <w:szCs w:val="24"/>
-                </w:rPr>
-                <m:t xml:space="preserve">w</m:t>
-              </m:r>
-            </m:e>
-            <m:sub>
-              <m:r>
-                <w:rPr>
-                  <w:rFonts w:ascii="Cambria Math" w:hAnsi="Cambria Math"/>
-                  <w:sz w:val="24"/>
-                  <w:szCs w:val="24"/>
-                </w:rPr>
-                <m:t xml:space="preserve">x</m:t>
-              </m:r>
-              <m:r>
-                <w:rPr>
-                  <w:rFonts w:ascii="Cambria Math" w:hAnsi="Cambria Math"/>
-                  <w:sz w:val="24"/>
-                  <w:szCs w:val="24"/>
-                </w:rPr>
-                <m:t xml:space="preserve">+</m:t>
-              </m:r>
-              <m:r>
-                <w:rPr>
-                  <w:rFonts w:ascii="Cambria Math" w:hAnsi="Cambria Math"/>
-                  <w:sz w:val="24"/>
-                  <w:szCs w:val="24"/>
-                </w:rPr>
-                <m:t xml:space="preserve">t</m:t>
-              </m:r>
-            </m:sub>
-          </m:sSub>
-          <m:r>
-            <w:rPr>
-              <w:rFonts w:ascii="Cambria Math" w:hAnsi="Cambria Math"/>
-              <w:sz w:val="24"/>
-              <w:szCs w:val="24"/>
-            </w:rPr>
-            <m:t xml:space="preserve">/</m:t>
-          </m:r>
-          <m:r>
-            <w:rPr>
-              <w:rFonts w:ascii="Cambria Math" w:hAnsi="Cambria Math"/>
-              <w:sz w:val="24"/>
-              <w:szCs w:val="24"/>
-            </w:rPr>
-            <m:t xml:space="preserve">2</m:t>
-          </m:r>
-          <m:r>
-            <w:rPr>
-              <w:rFonts w:ascii="Cambria Math" w:hAnsi="Cambria Math"/>
-              <w:sz w:val="24"/>
-              <w:szCs w:val="24"/>
-            </w:rPr>
-            <m:t xml:space="preserve"> )</m:t>
-          </m:r>
-        </m:oMath>
-      </m:oMathPara>
-    </w:p>
-    <w:p>
-      <w:pPr>
-        <w:pStyle w:val="Note"/>
-      </w:pPr>
-      <w:r>
-        <w:t xml:space="preserve">※ 암 진단 담보가 쓴다. 사망은 탈퇴 사유가 아니다 — 사망 시 책임준비금을 지급하므로 질병 발생자만 탈퇴한다.</w:t>
-      </w:r>
-    </w:p>
-    <w:p>
-      <w:pPr>
-        <w:pStyle w:val="FormulaLabel"/>
-      </w:pPr>
-      <w:r>
-        <w:t xml:space="preserve">[식] 납입자수 — 납입자(암X)</w:t>
-      </w:r>
-    </w:p>
-    <w:p>
-      <w:pPr>
-        <w:pStyle w:val="FormulaText"/>
-      </w:pPr>
-      <w:r>
-        <w:t xml:space="preserve">f</w:t>
-      </w:r>
-      <w:r>
-        <w:rPr>
-          <w:vertAlign w:val="subscript"/>
-        </w:rPr>
-        <w:t xml:space="preserve">x</w:t>
-      </w:r>
-      <w:r>
-        <w:t xml:space="preserve"> : 암발생률</w:t>
-      </w:r>
-    </w:p>
-    <w:p>
-      <w:pPr>
-        <w:pStyle w:val="FormulaText"/>
-      </w:pPr>
-      <w:r>
-        <w:t xml:space="preserve">w</w:t>
-      </w:r>
-      <w:r>
-        <w:rPr>
-          <w:vertAlign w:val="subscript"/>
-        </w:rPr>
-        <w:t xml:space="preserve">x</w:t>
-      </w:r>
-      <w:r>
-        <w:t xml:space="preserve"> : 적용해지율 (납입기간 중)</w:t>
-      </w:r>
-    </w:p>
-    <w:p>
-      <w:pPr>
-        <w:pStyle w:val="FormulaText"/>
-      </w:pPr>
-      <w:r>
-        <w:t xml:space="preserve">기준 인원</w:t>
-      </w:r>
-    </w:p>
-    <w:p>
-      <w:pPr>
-        <w:pStyle w:val="Formula"/>
-      </w:pPr>
-      <m:oMathPara>
-        <m:oMathParaPr>
-          <m:jc m:val="left"/>
-        </m:oMathParaPr>
-        <m:oMath>
-          <m:sSub>
-            <m:e>
-              <m:r>
-                <w:rPr>
-                  <w:rFonts w:ascii="Cambria Math" w:hAnsi="Cambria Math"/>
-                  <w:sz w:val="24"/>
-                  <w:szCs w:val="24"/>
-                </w:rPr>
-                <m:t xml:space="preserve">l′</m:t>
-              </m:r>
-            </m:e>
-            <m:sub>
-              <m:r>
-                <w:rPr>
-                  <w:rFonts w:ascii="Cambria Math" w:hAnsi="Cambria Math"/>
-                  <w:sz w:val="24"/>
-                  <w:szCs w:val="24"/>
-                </w:rPr>
-                <m:t xml:space="preserve">x</m:t>
-              </m:r>
-            </m:sub>
-          </m:sSub>
-          <m:r>
-            <w:rPr>
-              <w:rFonts w:ascii="Cambria Math" w:hAnsi="Cambria Math"/>
-              <w:sz w:val="24"/>
-              <w:szCs w:val="24"/>
-            </w:rPr>
-            <m:t xml:space="preserve"> = </m:t>
-          </m:r>
-          <m:r>
-            <w:rPr>
-              <w:rFonts w:ascii="Cambria Math" w:hAnsi="Cambria Math"/>
-              <w:sz w:val="24"/>
-              <w:szCs w:val="24"/>
-            </w:rPr>
-            <m:t xml:space="preserve">100</m:t>
-          </m:r>
-          <m:r>
-            <w:rPr>
-              <w:rFonts w:ascii="Cambria Math" w:hAnsi="Cambria Math"/>
-              <w:sz w:val="24"/>
-              <w:szCs w:val="24"/>
-            </w:rPr>
-            <m:t xml:space="preserve">,</m:t>
-          </m:r>
-          <m:r>
-            <w:rPr>
-              <w:rFonts w:ascii="Cambria Math" w:hAnsi="Cambria Math"/>
-              <w:sz w:val="24"/>
-              <w:szCs w:val="24"/>
-            </w:rPr>
-            <m:t xml:space="preserve">000</m:t>
-          </m:r>
-        </m:oMath>
-      </m:oMathPara>
-    </w:p>
-    <w:p>
-      <w:pPr>
-        <w:pStyle w:val="FormulaText"/>
-      </w:pPr>
-      <w:r>
-        <w:t xml:space="preserve">납입자수 — 납입을 멈추게 하는 사유가 생긴 사람을 뺀다</w:t>
-      </w:r>
-    </w:p>
-    <w:p>
-      <w:pPr>
-        <w:pStyle w:val="Formula"/>
-      </w:pPr>
-      <m:oMathPara>
-        <m:oMathParaPr>
-          <m:jc m:val="left"/>
-        </m:oMathParaPr>
-        <m:oMath>
-          <m:sSub>
-            <m:e>
-              <m:r>
-                <w:rPr>
-                  <w:rFonts w:ascii="Cambria Math" w:hAnsi="Cambria Math"/>
-                  <w:sz w:val="24"/>
-                  <w:szCs w:val="24"/>
-                </w:rPr>
-                <m:t xml:space="preserve">l′</m:t>
-              </m:r>
-            </m:e>
-            <m:sub>
-              <m:r>
-                <w:rPr>
-                  <w:rFonts w:ascii="Cambria Math" w:hAnsi="Cambria Math"/>
-                  <w:sz w:val="24"/>
-                  <w:szCs w:val="24"/>
-                </w:rPr>
-                <m:t xml:space="preserve">x</m:t>
-              </m:r>
-              <m:r>
-                <w:rPr>
-                  <w:rFonts w:ascii="Cambria Math" w:hAnsi="Cambria Math"/>
-                  <w:sz w:val="24"/>
-                  <w:szCs w:val="24"/>
-                </w:rPr>
-                <m:t xml:space="preserve">+</m:t>
-              </m:r>
-              <m:r>
-                <w:rPr>
-                  <w:rFonts w:ascii="Cambria Math" w:hAnsi="Cambria Math"/>
-                  <w:sz w:val="24"/>
-                  <w:szCs w:val="24"/>
-                </w:rPr>
-                <m:t xml:space="preserve">t</m:t>
-              </m:r>
-              <m:r>
-                <w:rPr>
-                  <w:rFonts w:ascii="Cambria Math" w:hAnsi="Cambria Math"/>
-                  <w:sz w:val="24"/>
-                  <w:szCs w:val="24"/>
-                </w:rPr>
-                <m:t xml:space="preserve">+</m:t>
-              </m:r>
-              <m:r>
-                <w:rPr>
-                  <w:rFonts w:ascii="Cambria Math" w:hAnsi="Cambria Math"/>
-                  <w:sz w:val="24"/>
-                  <w:szCs w:val="24"/>
-                </w:rPr>
-                <m:t xml:space="preserve">1</m:t>
-              </m:r>
-            </m:sub>
-          </m:sSub>
-          <m:r>
-            <w:rPr>
-              <w:rFonts w:ascii="Cambria Math" w:hAnsi="Cambria Math"/>
-              <w:sz w:val="24"/>
-              <w:szCs w:val="24"/>
-            </w:rPr>
-            <m:t xml:space="preserve"> = </m:t>
-          </m:r>
-          <m:sSub>
-            <m:e>
-              <m:r>
-                <w:rPr>
-                  <w:rFonts w:ascii="Cambria Math" w:hAnsi="Cambria Math"/>
-                  <w:sz w:val="24"/>
-                  <w:szCs w:val="24"/>
-                </w:rPr>
-                <m:t xml:space="preserve">l′</m:t>
-              </m:r>
-            </m:e>
-            <m:sub>
-              <m:r>
-                <w:rPr>
-                  <w:rFonts w:ascii="Cambria Math" w:hAnsi="Cambria Math"/>
-                  <w:sz w:val="24"/>
-                  <w:szCs w:val="24"/>
-                </w:rPr>
-                <m:t xml:space="preserve">x</m:t>
-              </m:r>
-              <m:r>
-                <w:rPr>
-                  <w:rFonts w:ascii="Cambria Math" w:hAnsi="Cambria Math"/>
-                  <w:sz w:val="24"/>
-                  <w:szCs w:val="24"/>
-                </w:rPr>
-                <m:t xml:space="preserve">+</m:t>
-              </m:r>
-              <m:r>
-                <w:rPr>
-                  <w:rFonts w:ascii="Cambria Math" w:hAnsi="Cambria Math"/>
-                  <w:sz w:val="24"/>
-                  <w:szCs w:val="24"/>
-                </w:rPr>
-                <m:t xml:space="preserve">t</m:t>
-              </m:r>
-            </m:sub>
-          </m:sSub>
-          <m:r>
-            <w:rPr>
-              <w:rFonts w:ascii="Cambria Math" w:hAnsi="Cambria Math"/>
-              <w:sz w:val="24"/>
-              <w:szCs w:val="24"/>
-            </w:rPr>
-            <m:t xml:space="preserve"> × ( </m:t>
-          </m:r>
-          <m:r>
-            <w:rPr>
-              <w:rFonts w:ascii="Cambria Math" w:hAnsi="Cambria Math"/>
-              <w:sz w:val="24"/>
-              <w:szCs w:val="24"/>
-            </w:rPr>
-            <m:t xml:space="preserve">1</m:t>
-          </m:r>
-          <m:r>
-            <w:rPr>
-              <w:rFonts w:ascii="Cambria Math" w:hAnsi="Cambria Math"/>
-              <w:sz w:val="24"/>
-              <w:szCs w:val="24"/>
-            </w:rPr>
-            <m:t xml:space="preserve"> − </m:t>
-          </m:r>
-          <m:sSub>
-            <m:e>
-              <m:r>
-                <w:rPr>
-                  <w:rFonts w:ascii="Cambria Math" w:hAnsi="Cambria Math"/>
-                  <w:sz w:val="24"/>
-                  <w:szCs w:val="24"/>
-                </w:rPr>
-                <m:t xml:space="preserve">f</m:t>
-              </m:r>
-            </m:e>
-            <m:sub>
-              <m:r>
-                <w:rPr>
-                  <w:rFonts w:ascii="Cambria Math" w:hAnsi="Cambria Math"/>
-                  <w:sz w:val="24"/>
-                  <w:szCs w:val="24"/>
-                </w:rPr>
-                <m:t xml:space="preserve">x</m:t>
-              </m:r>
-              <m:r>
-                <w:rPr>
-                  <w:rFonts w:ascii="Cambria Math" w:hAnsi="Cambria Math"/>
-                  <w:sz w:val="24"/>
-                  <w:szCs w:val="24"/>
-                </w:rPr>
-                <m:t xml:space="preserve">+</m:t>
-              </m:r>
-              <m:r>
-                <w:rPr>
-                  <w:rFonts w:ascii="Cambria Math" w:hAnsi="Cambria Math"/>
-                  <w:sz w:val="24"/>
-                  <w:szCs w:val="24"/>
-                </w:rPr>
-                <m:t xml:space="preserve">t</m:t>
-              </m:r>
-            </m:sub>
-          </m:sSub>
-          <m:r>
-            <w:rPr>
-              <w:rFonts w:ascii="Cambria Math" w:hAnsi="Cambria Math"/>
-              <w:sz w:val="24"/>
-              <w:szCs w:val="24"/>
-            </w:rPr>
-            <m:t xml:space="preserve"> − </m:t>
-          </m:r>
-          <m:sSub>
-            <m:e>
-              <m:r>
-                <w:rPr>
-                  <w:rFonts w:ascii="Cambria Math" w:hAnsi="Cambria Math"/>
-                  <w:sz w:val="24"/>
-                  <w:szCs w:val="24"/>
-                </w:rPr>
-                <m:t xml:space="preserve">w</m:t>
-              </m:r>
-            </m:e>
-            <m:sub>
-              <m:r>
-                <w:rPr>
-                  <w:rFonts w:ascii="Cambria Math" w:hAnsi="Cambria Math"/>
-                  <w:sz w:val="24"/>
-                  <w:szCs w:val="24"/>
-                </w:rPr>
-                <m:t xml:space="preserve">x</m:t>
-              </m:r>
-              <m:r>
-                <w:rPr>
-                  <w:rFonts w:ascii="Cambria Math" w:hAnsi="Cambria Math"/>
-                  <w:sz w:val="24"/>
-                  <w:szCs w:val="24"/>
-                </w:rPr>
-                <m:t xml:space="preserve">+</m:t>
-              </m:r>
-              <m:r>
-                <w:rPr>
-                  <w:rFonts w:ascii="Cambria Math" w:hAnsi="Cambria Math"/>
-                  <w:sz w:val="24"/>
-                  <w:szCs w:val="24"/>
-                </w:rPr>
-                <m:t xml:space="preserve">t</m:t>
-              </m:r>
-            </m:sub>
-          </m:sSub>
-          <m:r>
-            <w:rPr>
-              <w:rFonts w:ascii="Cambria Math" w:hAnsi="Cambria Math"/>
-              <w:sz w:val="24"/>
-              <w:szCs w:val="24"/>
-            </w:rPr>
-            <m:t xml:space="preserve"> + </m:t>
-          </m:r>
-          <m:sSub>
-            <m:e>
-              <m:r>
-                <w:rPr>
-                  <w:rFonts w:ascii="Cambria Math" w:hAnsi="Cambria Math"/>
-                  <w:sz w:val="24"/>
-                  <w:szCs w:val="24"/>
-                </w:rPr>
-                <m:t xml:space="preserve">f</m:t>
-              </m:r>
-            </m:e>
-            <m:sub>
-              <m:r>
-                <w:rPr>
-                  <w:rFonts w:ascii="Cambria Math" w:hAnsi="Cambria Math"/>
-                  <w:sz w:val="24"/>
-                  <w:szCs w:val="24"/>
-                </w:rPr>
-                <m:t xml:space="preserve">x</m:t>
-              </m:r>
-              <m:r>
-                <w:rPr>
-                  <w:rFonts w:ascii="Cambria Math" w:hAnsi="Cambria Math"/>
-                  <w:sz w:val="24"/>
-                  <w:szCs w:val="24"/>
-                </w:rPr>
-                <m:t xml:space="preserve">+</m:t>
-              </m:r>
-              <m:r>
-                <w:rPr>
-                  <w:rFonts w:ascii="Cambria Math" w:hAnsi="Cambria Math"/>
-                  <w:sz w:val="24"/>
-                  <w:szCs w:val="24"/>
-                </w:rPr>
-                <m:t xml:space="preserve">t</m:t>
-              </m:r>
-            </m:sub>
-          </m:sSub>
-          <m:r>
-            <w:rPr>
-              <w:rFonts w:ascii="Cambria Math" w:hAnsi="Cambria Math"/>
-              <w:sz w:val="24"/>
-              <w:szCs w:val="24"/>
-            </w:rPr>
-            <m:t xml:space="preserve">·</m:t>
-          </m:r>
-          <m:sSub>
-            <m:e>
-              <m:r>
-                <w:rPr>
-                  <w:rFonts w:ascii="Cambria Math" w:hAnsi="Cambria Math"/>
-                  <w:sz w:val="24"/>
-                  <w:szCs w:val="24"/>
-                </w:rPr>
-                <m:t xml:space="preserve">w</m:t>
-              </m:r>
-            </m:e>
-            <m:sub>
-              <m:r>
-                <w:rPr>
-                  <w:rFonts w:ascii="Cambria Math" w:hAnsi="Cambria Math"/>
-                  <w:sz w:val="24"/>
-                  <w:szCs w:val="24"/>
-                </w:rPr>
-                <m:t xml:space="preserve">x</m:t>
-              </m:r>
-              <m:r>
-                <w:rPr>
-                  <w:rFonts w:ascii="Cambria Math" w:hAnsi="Cambria Math"/>
-                  <w:sz w:val="24"/>
-                  <w:szCs w:val="24"/>
-                </w:rPr>
-                <m:t xml:space="preserve">+</m:t>
-              </m:r>
-              <m:r>
-                <w:rPr>
-                  <w:rFonts w:ascii="Cambria Math" w:hAnsi="Cambria Math"/>
-                  <w:sz w:val="24"/>
-                  <w:szCs w:val="24"/>
-                </w:rPr>
-                <m:t xml:space="preserve">t</m:t>
-              </m:r>
-            </m:sub>
-          </m:sSub>
-          <m:r>
-            <w:rPr>
-              <w:rFonts w:ascii="Cambria Math" w:hAnsi="Cambria Math"/>
-              <w:sz w:val="24"/>
-              <w:szCs w:val="24"/>
-            </w:rPr>
-            <m:t xml:space="preserve">/</m:t>
-          </m:r>
-          <m:r>
-            <w:rPr>
-              <w:rFonts w:ascii="Cambria Math" w:hAnsi="Cambria Math"/>
-              <w:sz w:val="24"/>
-              <w:szCs w:val="24"/>
-            </w:rPr>
-            <m:t xml:space="preserve">2</m:t>
-          </m:r>
-          <m:r>
-            <w:rPr>
-              <w:rFonts w:ascii="Cambria Math" w:hAnsi="Cambria Math"/>
-              <w:sz w:val="24"/>
-              <w:szCs w:val="24"/>
-            </w:rPr>
-            <m:t xml:space="preserve"> )</m:t>
-          </m:r>
-        </m:oMath>
-      </m:oMathPara>
-    </w:p>
-    <w:p>
-      <w:pPr>
-        <w:pStyle w:val="Note"/>
-      </w:pPr>
-      <w:r>
-        <w:t xml:space="preserve">※ 보험료(N*)에만 쓰고 계약 전체에 하나다 — 별도의 납입면제율을 곱하지 않는다.</w:t>
-      </w:r>
-    </w:p>
-    <w:p>
-      <w:pPr>
-        <w:pStyle w:val="Heading2"/>
-      </w:pPr>
-      <w:r>
-        <w:t xml:space="preserve">라. 계산기수 — 보험료</w:t>
-      </w:r>
-    </w:p>
-    <w:p>
-      <w:pPr>
-        <w:pStyle w:val="FormulaLabel"/>
-      </w:pPr>
-      <w:r>
-        <w:t xml:space="preserve">[식] 납입자수의 현가와 누계 (D′ · N′)</w:t>
-      </w:r>
-    </w:p>
-    <w:p>
-      <w:pPr>
-        <w:pStyle w:val="Formula"/>
-      </w:pPr>
-      <m:oMathPara>
-        <m:oMathParaPr>
-          <m:jc m:val="left"/>
-        </m:oMathParaPr>
-        <m:oMath>
-          <m:sSub>
-            <m:e>
-              <m:r>
-                <w:rPr>
-                  <w:rFonts w:ascii="Cambria Math" w:hAnsi="Cambria Math"/>
-                  <w:sz w:val="24"/>
-                  <w:szCs w:val="24"/>
-                </w:rPr>
-                <m:t xml:space="preserve">D′</m:t>
-              </m:r>
-            </m:e>
-            <m:sub>
-              <m:r>
-                <w:rPr>
-                  <w:rFonts w:ascii="Cambria Math" w:hAnsi="Cambria Math"/>
-                  <w:sz w:val="24"/>
-                  <w:szCs w:val="24"/>
-                </w:rPr>
-                <m:t xml:space="preserve">x</m:t>
-              </m:r>
-              <m:r>
-                <w:rPr>
-                  <w:rFonts w:ascii="Cambria Math" w:hAnsi="Cambria Math"/>
-                  <w:sz w:val="24"/>
-                  <w:szCs w:val="24"/>
-                </w:rPr>
-                <m:t xml:space="preserve">+</m:t>
-              </m:r>
-              <m:r>
-                <w:rPr>
-                  <w:rFonts w:ascii="Cambria Math" w:hAnsi="Cambria Math"/>
-                  <w:sz w:val="24"/>
-                  <w:szCs w:val="24"/>
-                </w:rPr>
-                <m:t xml:space="preserve">t</m:t>
-              </m:r>
-            </m:sub>
-          </m:sSub>
-          <m:r>
-            <w:rPr>
-              <w:rFonts w:ascii="Cambria Math" w:hAnsi="Cambria Math"/>
-              <w:sz w:val="24"/>
-              <w:szCs w:val="24"/>
-            </w:rPr>
-            <m:t xml:space="preserve"> = </m:t>
-          </m:r>
-          <m:sSub>
-            <m:e>
-              <m:r>
-                <w:rPr>
-                  <w:rFonts w:ascii="Cambria Math" w:hAnsi="Cambria Math"/>
-                  <w:sz w:val="24"/>
-                  <w:szCs w:val="24"/>
-                </w:rPr>
-                <m:t xml:space="preserve">l′</m:t>
-              </m:r>
-            </m:e>
-            <m:sub>
-              <m:r>
-                <w:rPr>
-                  <w:rFonts w:ascii="Cambria Math" w:hAnsi="Cambria Math"/>
-                  <w:sz w:val="24"/>
-                  <w:szCs w:val="24"/>
-                </w:rPr>
-                <m:t xml:space="preserve">x</m:t>
-              </m:r>
-              <m:r>
-                <w:rPr>
-                  <w:rFonts w:ascii="Cambria Math" w:hAnsi="Cambria Math"/>
-                  <w:sz w:val="24"/>
-                  <w:szCs w:val="24"/>
-                </w:rPr>
-                <m:t xml:space="preserve">+</m:t>
-              </m:r>
-              <m:r>
-                <w:rPr>
-                  <w:rFonts w:ascii="Cambria Math" w:hAnsi="Cambria Math"/>
-                  <w:sz w:val="24"/>
-                  <w:szCs w:val="24"/>
-                </w:rPr>
-                <m:t xml:space="preserve">t</m:t>
-              </m:r>
-            </m:sub>
-          </m:sSub>
-          <m:r>
-            <w:rPr>
-              <w:rFonts w:ascii="Cambria Math" w:hAnsi="Cambria Math"/>
-              <w:sz w:val="24"/>
-              <w:szCs w:val="24"/>
-            </w:rPr>
-            <m:t xml:space="preserve">·</m:t>
-          </m:r>
-          <m:sSup>
-            <m:e>
-              <m:r>
-                <w:rPr>
-                  <w:rFonts w:ascii="Cambria Math" w:hAnsi="Cambria Math"/>
-                  <w:sz w:val="24"/>
-                  <w:szCs w:val="24"/>
-                </w:rPr>
-                <m:t xml:space="preserve">v</m:t>
-              </m:r>
-            </m:e>
-            <m:sup>
-              <m:r>
-                <w:rPr>
-                  <w:rFonts w:ascii="Cambria Math" w:hAnsi="Cambria Math"/>
-                  <w:sz w:val="24"/>
-                  <w:szCs w:val="24"/>
-                </w:rPr>
-                <m:t xml:space="preserve">t</m:t>
-              </m:r>
-            </m:sup>
-          </m:sSup>
-        </m:oMath>
-      </m:oMathPara>
-    </w:p>
-    <w:p>
-      <w:pPr>
-        <w:pStyle w:val="Formula"/>
-      </w:pPr>
-      <m:oMathPara>
-        <m:oMathParaPr>
-          <m:jc m:val="left"/>
-        </m:oMathParaPr>
-        <m:oMath>
-          <m:sSub>
-            <m:e>
-              <m:r>
-                <w:rPr>
-                  <w:rFonts w:ascii="Cambria Math" w:hAnsi="Cambria Math"/>
-                  <w:sz w:val="24"/>
-                  <w:szCs w:val="24"/>
-                </w:rPr>
-                <m:t xml:space="preserve">N′</m:t>
-              </m:r>
-            </m:e>
-            <m:sub>
-              <m:r>
-                <w:rPr>
-                  <w:rFonts w:ascii="Cambria Math" w:hAnsi="Cambria Math"/>
-                  <w:sz w:val="24"/>
-                  <w:szCs w:val="24"/>
-                </w:rPr>
-                <m:t xml:space="preserve">x</m:t>
-              </m:r>
-              <m:r>
-                <w:rPr>
-                  <w:rFonts w:ascii="Cambria Math" w:hAnsi="Cambria Math"/>
-                  <w:sz w:val="24"/>
-                  <w:szCs w:val="24"/>
-                </w:rPr>
-                <m:t xml:space="preserve">+</m:t>
-              </m:r>
-              <m:r>
-                <w:rPr>
-                  <w:rFonts w:ascii="Cambria Math" w:hAnsi="Cambria Math"/>
-                  <w:sz w:val="24"/>
-                  <w:szCs w:val="24"/>
-                </w:rPr>
-                <m:t xml:space="preserve">t</m:t>
-              </m:r>
-            </m:sub>
-          </m:sSub>
-          <m:r>
-            <w:rPr>
-              <w:rFonts w:ascii="Cambria Math" w:hAnsi="Cambria Math"/>
-              <w:sz w:val="24"/>
-              <w:szCs w:val="24"/>
-            </w:rPr>
-            <m:t xml:space="preserve"> = </m:t>
-          </m:r>
-          <m:sSub>
-            <m:e>
-              <m:r>
-                <w:rPr>
-                  <w:rFonts w:ascii="Cambria Math" w:hAnsi="Cambria Math"/>
-                  <w:sz w:val="24"/>
-                  <w:szCs w:val="24"/>
-                </w:rPr>
-                <m:t xml:space="preserve">Σ</m:t>
-              </m:r>
-            </m:e>
-            <m:sub>
-              <m:r>
-                <w:rPr>
-                  <w:rFonts w:ascii="Cambria Math" w:hAnsi="Cambria Math"/>
-                  <w:sz w:val="24"/>
-                  <w:szCs w:val="24"/>
-                </w:rPr>
-                <m:t xml:space="preserve">u</m:t>
-              </m:r>
-              <m:r>
-                <w:rPr>
-                  <w:rFonts w:ascii="Cambria Math" w:hAnsi="Cambria Math"/>
-                  <w:sz w:val="24"/>
-                  <w:szCs w:val="24"/>
-                </w:rPr>
-                <m:t xml:space="preserve">≥</m:t>
-              </m:r>
-              <m:r>
-                <w:rPr>
-                  <w:rFonts w:ascii="Cambria Math" w:hAnsi="Cambria Math"/>
-                  <w:sz w:val="24"/>
-                  <w:szCs w:val="24"/>
-                </w:rPr>
-                <m:t xml:space="preserve">t</m:t>
-              </m:r>
-            </m:sub>
-          </m:sSub>
-          <m:r>
-            <w:rPr>
-              <w:rFonts w:ascii="Cambria Math" w:hAnsi="Cambria Math"/>
-              <w:sz w:val="24"/>
-              <w:szCs w:val="24"/>
-            </w:rPr>
-            <m:t xml:space="preserve"> </m:t>
-          </m:r>
-          <m:sSub>
-            <m:e>
-              <m:r>
-                <w:rPr>
-                  <w:rFonts w:ascii="Cambria Math" w:hAnsi="Cambria Math"/>
-                  <w:sz w:val="24"/>
-                  <w:szCs w:val="24"/>
-                </w:rPr>
-                <m:t xml:space="preserve">D′</m:t>
-              </m:r>
-            </m:e>
-            <m:sub>
-              <m:r>
-                <w:rPr>
-                  <w:rFonts w:ascii="Cambria Math" w:hAnsi="Cambria Math"/>
-                  <w:sz w:val="24"/>
-                  <w:szCs w:val="24"/>
-                </w:rPr>
-                <m:t xml:space="preserve">x</m:t>
-              </m:r>
-              <m:r>
-                <w:rPr>
-                  <w:rFonts w:ascii="Cambria Math" w:hAnsi="Cambria Math"/>
-                  <w:sz w:val="24"/>
-                  <w:szCs w:val="24"/>
-                </w:rPr>
-                <m:t xml:space="preserve">+</m:t>
-              </m:r>
-              <m:r>
-                <w:rPr>
-                  <w:rFonts w:ascii="Cambria Math" w:hAnsi="Cambria Math"/>
-                  <w:sz w:val="24"/>
-                  <w:szCs w:val="24"/>
-                </w:rPr>
-                <m:t xml:space="preserve">u</m:t>
-              </m:r>
-            </m:sub>
-          </m:sSub>
-        </m:oMath>
-      </m:oMathPara>
-    </w:p>
-    <w:p>
-      <w:pPr>
-        <w:pStyle w:val="FormulaLabel"/>
-      </w:pPr>
-      <w:r>
-        <w:t xml:space="preserve">[식] 연납 환산 납입기수 (N*)</w:t>
-      </w:r>
-    </w:p>
-    <w:p>
-      <w:pPr>
-        <w:pStyle w:val="Formula"/>
-      </w:pPr>
-      <m:oMathPara>
-        <m:oMathParaPr>
-          <m:jc m:val="left"/>
-        </m:oMathParaPr>
-        <m:oMath>
-          <m:r>
-            <w:rPr>
-              <w:rFonts w:ascii="Cambria Math" w:hAnsi="Cambria Math"/>
-              <w:sz w:val="24"/>
-              <w:szCs w:val="24"/>
-            </w:rPr>
-            <m:t xml:space="preserve">N*</m:t>
-          </m:r>
-          <m:r>
-            <w:rPr>
-              <w:rFonts w:ascii="Cambria Math" w:hAnsi="Cambria Math"/>
-              <w:sz w:val="24"/>
-              <w:szCs w:val="24"/>
-            </w:rPr>
-            <m:t xml:space="preserve"> = </m:t>
-          </m:r>
-          <m:r>
-            <w:rPr>
-              <w:rFonts w:ascii="Cambria Math" w:hAnsi="Cambria Math"/>
-              <w:sz w:val="24"/>
-              <w:szCs w:val="24"/>
-            </w:rPr>
-            <m:t xml:space="preserve">k</m:t>
-          </m:r>
-          <m:r>
-            <w:rPr>
-              <w:rFonts w:ascii="Cambria Math" w:hAnsi="Cambria Math"/>
-              <w:sz w:val="24"/>
-              <w:szCs w:val="24"/>
-            </w:rPr>
-            <m:t xml:space="preserve"> · [ ( </m:t>
-          </m:r>
-          <m:sSub>
-            <m:e>
-              <m:r>
-                <w:rPr>
-                  <w:rFonts w:ascii="Cambria Math" w:hAnsi="Cambria Math"/>
-                  <w:sz w:val="24"/>
-                  <w:szCs w:val="24"/>
-                </w:rPr>
-                <m:t xml:space="preserve">N′</m:t>
-              </m:r>
-            </m:e>
-            <m:sub>
-              <m:r>
-                <w:rPr>
-                  <w:rFonts w:ascii="Cambria Math" w:hAnsi="Cambria Math"/>
-                  <w:sz w:val="24"/>
-                  <w:szCs w:val="24"/>
-                </w:rPr>
-                <m:t xml:space="preserve">x</m:t>
-              </m:r>
-            </m:sub>
-          </m:sSub>
-          <m:r>
-            <w:rPr>
-              <w:rFonts w:ascii="Cambria Math" w:hAnsi="Cambria Math"/>
-              <w:sz w:val="24"/>
-              <w:szCs w:val="24"/>
-            </w:rPr>
-            <m:t xml:space="preserve"> − </m:t>
-          </m:r>
-          <m:sSub>
-            <m:e>
-              <m:r>
-                <w:rPr>
-                  <w:rFonts w:ascii="Cambria Math" w:hAnsi="Cambria Math"/>
-                  <w:sz w:val="24"/>
-                  <w:szCs w:val="24"/>
-                </w:rPr>
-                <m:t xml:space="preserve">N′</m:t>
-              </m:r>
-            </m:e>
-            <m:sub>
-              <m:r>
-                <w:rPr>
-                  <w:rFonts w:ascii="Cambria Math" w:hAnsi="Cambria Math"/>
-                  <w:sz w:val="24"/>
-                  <w:szCs w:val="24"/>
-                </w:rPr>
-                <m:t xml:space="preserve">x</m:t>
-              </m:r>
-              <m:r>
-                <w:rPr>
-                  <w:rFonts w:ascii="Cambria Math" w:hAnsi="Cambria Math"/>
-                  <w:sz w:val="24"/>
-                  <w:szCs w:val="24"/>
-                </w:rPr>
-                <m:t xml:space="preserve">+</m:t>
-              </m:r>
-              <m:r>
-                <w:rPr>
-                  <w:rFonts w:ascii="Cambria Math" w:hAnsi="Cambria Math"/>
-                  <w:sz w:val="24"/>
-                  <w:szCs w:val="24"/>
-                </w:rPr>
-                <m:t xml:space="preserve">m</m:t>
-              </m:r>
-            </m:sub>
-          </m:sSub>
-          <m:r>
-            <w:rPr>
-              <w:rFonts w:ascii="Cambria Math" w:hAnsi="Cambria Math"/>
-              <w:sz w:val="24"/>
-              <w:szCs w:val="24"/>
-            </w:rPr>
-            <m:t xml:space="preserve"> )</m:t>
-          </m:r>
-        </m:oMath>
-      </m:oMathPara>
-    </w:p>
-    <w:p>
-      <w:pPr>
-        <w:pStyle w:val="Formula"/>
-      </w:pPr>
-      <m:oMathPara>
-        <m:oMathParaPr>
-          <m:jc m:val="left"/>
-        </m:oMathParaPr>
-        <m:oMath>
-          <m:r>
-            <w:rPr>
-              <w:rFonts w:ascii="Cambria Math" w:hAnsi="Cambria Math"/>
-              <w:sz w:val="24"/>
-              <w:szCs w:val="24"/>
-            </w:rPr>
-            <m:t xml:space="preserve">− ( </m:t>
-          </m:r>
-          <m:r>
-            <w:rPr>
-              <w:rFonts w:ascii="Cambria Math" w:hAnsi="Cambria Math"/>
-              <w:sz w:val="24"/>
-              <w:szCs w:val="24"/>
-            </w:rPr>
-            <m:t xml:space="preserve">k</m:t>
-          </m:r>
-          <m:r>
-            <w:rPr>
-              <w:rFonts w:ascii="Cambria Math" w:hAnsi="Cambria Math"/>
-              <w:sz w:val="24"/>
-              <w:szCs w:val="24"/>
-            </w:rPr>
-            <m:t xml:space="preserve">−</m:t>
-          </m:r>
-          <m:r>
-            <w:rPr>
-              <w:rFonts w:ascii="Cambria Math" w:hAnsi="Cambria Math"/>
-              <w:sz w:val="24"/>
-              <w:szCs w:val="24"/>
-            </w:rPr>
-            <m:t xml:space="preserve">1</m:t>
-          </m:r>
-          <m:r>
-            <w:rPr>
-              <w:rFonts w:ascii="Cambria Math" w:hAnsi="Cambria Math"/>
-              <w:sz w:val="24"/>
-              <w:szCs w:val="24"/>
-            </w:rPr>
-            <m:t xml:space="preserve"> )/( </m:t>
-          </m:r>
-          <m:r>
-            <w:rPr>
-              <w:rFonts w:ascii="Cambria Math" w:hAnsi="Cambria Math"/>
-              <w:sz w:val="24"/>
-              <w:szCs w:val="24"/>
-            </w:rPr>
-            <m:t xml:space="preserve">2</m:t>
-          </m:r>
-          <m:r>
-            <w:rPr>
-              <w:rFonts w:ascii="Cambria Math" w:hAnsi="Cambria Math"/>
-              <w:sz w:val="24"/>
-              <w:szCs w:val="24"/>
-            </w:rPr>
-            <m:t xml:space="preserve">·</m:t>
-          </m:r>
-          <m:r>
-            <w:rPr>
-              <w:rFonts w:ascii="Cambria Math" w:hAnsi="Cambria Math"/>
-              <w:sz w:val="24"/>
-              <w:szCs w:val="24"/>
-            </w:rPr>
-            <m:t xml:space="preserve">k</m:t>
-          </m:r>
-          <m:r>
-            <w:rPr>
-              <w:rFonts w:ascii="Cambria Math" w:hAnsi="Cambria Math"/>
-              <w:sz w:val="24"/>
-              <w:szCs w:val="24"/>
-            </w:rPr>
-            <m:t xml:space="preserve"> )·( </m:t>
-          </m:r>
-          <m:sSub>
-            <m:e>
-              <m:r>
-                <w:rPr>
-                  <w:rFonts w:ascii="Cambria Math" w:hAnsi="Cambria Math"/>
-                  <w:sz w:val="24"/>
-                  <w:szCs w:val="24"/>
-                </w:rPr>
-                <m:t xml:space="preserve">D′</m:t>
-              </m:r>
-            </m:e>
-            <m:sub>
-              <m:r>
-                <w:rPr>
-                  <w:rFonts w:ascii="Cambria Math" w:hAnsi="Cambria Math"/>
-                  <w:sz w:val="24"/>
-                  <w:szCs w:val="24"/>
-                </w:rPr>
-                <m:t xml:space="preserve">x</m:t>
-              </m:r>
-            </m:sub>
-          </m:sSub>
-          <m:r>
-            <w:rPr>
-              <w:rFonts w:ascii="Cambria Math" w:hAnsi="Cambria Math"/>
-              <w:sz w:val="24"/>
-              <w:szCs w:val="24"/>
-            </w:rPr>
-            <m:t xml:space="preserve"> − </m:t>
-          </m:r>
-          <m:sSub>
-            <m:e>
-              <m:r>
-                <w:rPr>
-                  <w:rFonts w:ascii="Cambria Math" w:hAnsi="Cambria Math"/>
-                  <w:sz w:val="24"/>
-                  <w:szCs w:val="24"/>
-                </w:rPr>
-                <m:t xml:space="preserve">D′</m:t>
-              </m:r>
-            </m:e>
-            <m:sub>
-              <m:r>
-                <w:rPr>
-                  <w:rFonts w:ascii="Cambria Math" w:hAnsi="Cambria Math"/>
-                  <w:sz w:val="24"/>
-                  <w:szCs w:val="24"/>
-                </w:rPr>
-                <m:t xml:space="preserve">x</m:t>
-              </m:r>
-              <m:r>
-                <w:rPr>
-                  <w:rFonts w:ascii="Cambria Math" w:hAnsi="Cambria Math"/>
-                  <w:sz w:val="24"/>
-                  <w:szCs w:val="24"/>
-                </w:rPr>
-                <m:t xml:space="preserve">+</m:t>
-              </m:r>
-              <m:r>
-                <w:rPr>
-                  <w:rFonts w:ascii="Cambria Math" w:hAnsi="Cambria Math"/>
-                  <w:sz w:val="24"/>
-                  <w:szCs w:val="24"/>
-                </w:rPr>
-                <m:t xml:space="preserve">m</m:t>
-              </m:r>
-            </m:sub>
-          </m:sSub>
-          <m:r>
-            <w:rPr>
-              <w:rFonts w:ascii="Cambria Math" w:hAnsi="Cambria Math"/>
-              <w:sz w:val="24"/>
-              <w:szCs w:val="24"/>
-            </w:rPr>
-            <m:t xml:space="preserve"> ) ]</m:t>
-          </m:r>
-        </m:oMath>
-      </m:oMathPara>
-    </w:p>
-    <w:p>
-      <w:pPr>
-        <w:pStyle w:val="Note"/>
-      </w:pPr>
-      <w:r>
-        <w:t xml:space="preserve">※ k 는 납입주기별 계수(연납 1, 6개월납 2, 3개월납 4, 월납 12)이다. 납입방법에 따라 N* 만 달라지고 보험금의 현가는 같다.</w:t>
-      </w:r>
-    </w:p>
-    <w:p>
-      <w:pPr>
-        <w:pStyle w:val="Heading2"/>
-      </w:pPr>
-      <w:r>
-        <w:t xml:space="preserve">마. 계산기수 — 보험금</w:t>
-      </w:r>
-    </w:p>
-    <w:p>
-      <w:pPr>
-        <w:pStyle w:val="FormulaLabel"/>
-      </w:pPr>
-      <w:r>
-        <w:t xml:space="preserve">[식] 유지자수의 현가와 누계 (D · N)</w:t>
-      </w:r>
-    </w:p>
-    <w:p>
-      <w:pPr>
-        <w:pStyle w:val="Formula"/>
-      </w:pPr>
-      <m:oMathPara>
-        <m:oMathParaPr>
-          <m:jc m:val="left"/>
-        </m:oMathParaPr>
-        <m:oMath>
-          <m:sSub>
-            <m:e>
-              <m:r>
-                <w:rPr>
-                  <w:rFonts w:ascii="Cambria Math" w:hAnsi="Cambria Math"/>
-                  <w:sz w:val="24"/>
-                  <w:szCs w:val="24"/>
-                </w:rPr>
-                <m:t xml:space="preserve">D</m:t>
-              </m:r>
-            </m:e>
-            <m:sub>
-              <m:r>
-                <w:rPr>
-                  <w:rFonts w:ascii="Cambria Math" w:hAnsi="Cambria Math"/>
-                  <w:sz w:val="24"/>
-                  <w:szCs w:val="24"/>
-                </w:rPr>
-                <m:t xml:space="preserve">x</m:t>
-              </m:r>
-              <m:r>
-                <w:rPr>
-                  <w:rFonts w:ascii="Cambria Math" w:hAnsi="Cambria Math"/>
-                  <w:sz w:val="24"/>
-                  <w:szCs w:val="24"/>
-                </w:rPr>
-                <m:t xml:space="preserve">+</m:t>
-              </m:r>
-              <m:r>
-                <w:rPr>
-                  <w:rFonts w:ascii="Cambria Math" w:hAnsi="Cambria Math"/>
-                  <w:sz w:val="24"/>
-                  <w:szCs w:val="24"/>
-                </w:rPr>
-                <m:t xml:space="preserve">t</m:t>
-              </m:r>
-            </m:sub>
-          </m:sSub>
-          <m:r>
-            <w:rPr>
-              <w:rFonts w:ascii="Cambria Math" w:hAnsi="Cambria Math"/>
-              <w:sz w:val="24"/>
-              <w:szCs w:val="24"/>
-            </w:rPr>
-            <m:t xml:space="preserve"> = </m:t>
-          </m:r>
-          <m:sSub>
-            <m:e>
-              <m:r>
-                <w:rPr>
-                  <w:rFonts w:ascii="Cambria Math" w:hAnsi="Cambria Math"/>
-                  <w:sz w:val="24"/>
-                  <w:szCs w:val="24"/>
-                </w:rPr>
-                <m:t xml:space="preserve">l</m:t>
-              </m:r>
-            </m:e>
-            <m:sub>
-              <m:r>
-                <w:rPr>
-                  <w:rFonts w:ascii="Cambria Math" w:hAnsi="Cambria Math"/>
-                  <w:sz w:val="24"/>
-                  <w:szCs w:val="24"/>
-                </w:rPr>
-                <m:t xml:space="preserve">x</m:t>
-              </m:r>
-              <m:r>
-                <w:rPr>
-                  <w:rFonts w:ascii="Cambria Math" w:hAnsi="Cambria Math"/>
-                  <w:sz w:val="24"/>
-                  <w:szCs w:val="24"/>
-                </w:rPr>
-                <m:t xml:space="preserve">+</m:t>
-              </m:r>
-              <m:r>
-                <w:rPr>
-                  <w:rFonts w:ascii="Cambria Math" w:hAnsi="Cambria Math"/>
-                  <w:sz w:val="24"/>
-                  <w:szCs w:val="24"/>
-                </w:rPr>
-                <m:t xml:space="preserve">t</m:t>
-              </m:r>
-            </m:sub>
-          </m:sSub>
-          <m:r>
-            <w:rPr>
-              <w:rFonts w:ascii="Cambria Math" w:hAnsi="Cambria Math"/>
-              <w:sz w:val="24"/>
-              <w:szCs w:val="24"/>
-            </w:rPr>
-            <m:t xml:space="preserve">·</m:t>
-          </m:r>
-          <m:sSup>
-            <m:e>
-              <m:r>
-                <w:rPr>
-                  <w:rFonts w:ascii="Cambria Math" w:hAnsi="Cambria Math"/>
-                  <w:sz w:val="24"/>
-                  <w:szCs w:val="24"/>
-                </w:rPr>
-                <m:t xml:space="preserve">v</m:t>
-              </m:r>
-            </m:e>
-            <m:sup>
-              <m:r>
-                <w:rPr>
-                  <w:rFonts w:ascii="Cambria Math" w:hAnsi="Cambria Math"/>
-                  <w:sz w:val="24"/>
-                  <w:szCs w:val="24"/>
-                </w:rPr>
-                <m:t xml:space="preserve">t</m:t>
-              </m:r>
-            </m:sup>
-          </m:sSup>
-        </m:oMath>
-      </m:oMathPara>
-    </w:p>
-    <w:p>
-      <w:pPr>
-        <w:pStyle w:val="Formula"/>
-      </w:pPr>
-      <m:oMathPara>
-        <m:oMathParaPr>
-          <m:jc m:val="left"/>
-        </m:oMathParaPr>
-        <m:oMath>
-          <m:sSub>
-            <m:e>
-              <m:r>
-                <w:rPr>
-                  <w:rFonts w:ascii="Cambria Math" w:hAnsi="Cambria Math"/>
-                  <w:sz w:val="24"/>
-                  <w:szCs w:val="24"/>
-                </w:rPr>
-                <m:t xml:space="preserve">N</m:t>
-              </m:r>
-            </m:e>
-            <m:sub>
-              <m:r>
-                <w:rPr>
-                  <w:rFonts w:ascii="Cambria Math" w:hAnsi="Cambria Math"/>
-                  <w:sz w:val="24"/>
-                  <w:szCs w:val="24"/>
-                </w:rPr>
-                <m:t xml:space="preserve">x</m:t>
-              </m:r>
-              <m:r>
-                <w:rPr>
-                  <w:rFonts w:ascii="Cambria Math" w:hAnsi="Cambria Math"/>
-                  <w:sz w:val="24"/>
-                  <w:szCs w:val="24"/>
-                </w:rPr>
-                <m:t xml:space="preserve">+</m:t>
-              </m:r>
-              <m:r>
-                <w:rPr>
-                  <w:rFonts w:ascii="Cambria Math" w:hAnsi="Cambria Math"/>
-                  <w:sz w:val="24"/>
-                  <w:szCs w:val="24"/>
-                </w:rPr>
-                <m:t xml:space="preserve">t</m:t>
-              </m:r>
-            </m:sub>
-          </m:sSub>
-          <m:r>
-            <w:rPr>
-              <w:rFonts w:ascii="Cambria Math" w:hAnsi="Cambria Math"/>
-              <w:sz w:val="24"/>
-              <w:szCs w:val="24"/>
-            </w:rPr>
-            <m:t xml:space="preserve"> = </m:t>
-          </m:r>
-          <m:sSub>
-            <m:e>
-              <m:r>
-                <w:rPr>
-                  <w:rFonts w:ascii="Cambria Math" w:hAnsi="Cambria Math"/>
-                  <w:sz w:val="24"/>
-                  <w:szCs w:val="24"/>
-                </w:rPr>
-                <m:t xml:space="preserve">Σ</m:t>
-              </m:r>
-            </m:e>
-            <m:sub>
-              <m:r>
-                <w:rPr>
-                  <w:rFonts w:ascii="Cambria Math" w:hAnsi="Cambria Math"/>
-                  <w:sz w:val="24"/>
-                  <w:szCs w:val="24"/>
-                </w:rPr>
-                <m:t xml:space="preserve">u</m:t>
-              </m:r>
-              <m:r>
-                <w:rPr>
-                  <w:rFonts w:ascii="Cambria Math" w:hAnsi="Cambria Math"/>
-                  <w:sz w:val="24"/>
-                  <w:szCs w:val="24"/>
-                </w:rPr>
-                <m:t xml:space="preserve">≥</m:t>
-              </m:r>
-              <m:r>
-                <w:rPr>
-                  <w:rFonts w:ascii="Cambria Math" w:hAnsi="Cambria Math"/>
-                  <w:sz w:val="24"/>
-                  <w:szCs w:val="24"/>
-                </w:rPr>
-                <m:t xml:space="preserve">t</m:t>
-              </m:r>
-            </m:sub>
-          </m:sSub>
-          <m:r>
-            <w:rPr>
-              <w:rFonts w:ascii="Cambria Math" w:hAnsi="Cambria Math"/>
-              <w:sz w:val="24"/>
-              <w:szCs w:val="24"/>
-            </w:rPr>
-            <m:t xml:space="preserve"> </m:t>
-          </m:r>
-          <m:sSub>
-            <m:e>
-              <m:r>
-                <w:rPr>
-                  <w:rFonts w:ascii="Cambria Math" w:hAnsi="Cambria Math"/>
-                  <w:sz w:val="24"/>
-                  <w:szCs w:val="24"/>
-                </w:rPr>
-                <m:t xml:space="preserve">D</m:t>
-              </m:r>
-            </m:e>
-            <m:sub>
-              <m:r>
-                <w:rPr>
-                  <w:rFonts w:ascii="Cambria Math" w:hAnsi="Cambria Math"/>
-                  <w:sz w:val="24"/>
-                  <w:szCs w:val="24"/>
-                </w:rPr>
-                <m:t xml:space="preserve">x</m:t>
-              </m:r>
-              <m:r>
-                <w:rPr>
-                  <w:rFonts w:ascii="Cambria Math" w:hAnsi="Cambria Math"/>
-                  <w:sz w:val="24"/>
-                  <w:szCs w:val="24"/>
-                </w:rPr>
-                <m:t xml:space="preserve">+</m:t>
-              </m:r>
-              <m:r>
-                <w:rPr>
-                  <w:rFonts w:ascii="Cambria Math" w:hAnsi="Cambria Math"/>
-                  <w:sz w:val="24"/>
-                  <w:szCs w:val="24"/>
-                </w:rPr>
-                <m:t xml:space="preserve">u</m:t>
-              </m:r>
-            </m:sub>
-          </m:sSub>
-        </m:oMath>
-      </m:oMathPara>
-    </w:p>
-    <w:p>
-      <w:pPr>
-        <w:pStyle w:val="Note"/>
-      </w:pPr>
-      <w:r>
-        <w:t xml:space="preserve">※ 담보마다 그 담보의 유지자수 l 로 낸다. 납입 후 유지비와 책임준비금(2.)이 N 을 쓴다.</w:t>
-      </w:r>
-    </w:p>
-    <w:p>
-      <w:pPr>
-        <w:pStyle w:val="FormulaLabel"/>
-      </w:pPr>
-      <w:r>
-        <w:t xml:space="preserve">[식] 해지자의 현가 (H)</w:t>
-      </w:r>
-    </w:p>
-    <w:p>
-      <w:pPr>
-        <w:pStyle w:val="Formula"/>
-      </w:pPr>
-      <m:oMathPara>
-        <m:oMathParaPr>
-          <m:jc m:val="left"/>
-        </m:oMathParaPr>
-        <m:oMath>
-          <m:sSub>
-            <m:e>
-              <m:r>
-                <w:rPr>
-                  <w:rFonts w:ascii="Cambria Math" w:hAnsi="Cambria Math"/>
-                  <w:sz w:val="24"/>
-                  <w:szCs w:val="24"/>
-                </w:rPr>
-                <m:t xml:space="preserve">H</m:t>
-              </m:r>
-            </m:e>
-            <m:sub>
-              <m:r>
-                <w:rPr>
-                  <w:rFonts w:ascii="Cambria Math" w:hAnsi="Cambria Math"/>
-                  <w:sz w:val="24"/>
-                  <w:szCs w:val="24"/>
-                </w:rPr>
-                <m:t xml:space="preserve">x</m:t>
-              </m:r>
-              <m:r>
-                <w:rPr>
-                  <w:rFonts w:ascii="Cambria Math" w:hAnsi="Cambria Math"/>
-                  <w:sz w:val="24"/>
-                  <w:szCs w:val="24"/>
-                </w:rPr>
-                <m:t xml:space="preserve">+</m:t>
-              </m:r>
-              <m:r>
-                <w:rPr>
-                  <w:rFonts w:ascii="Cambria Math" w:hAnsi="Cambria Math"/>
-                  <w:sz w:val="24"/>
-                  <w:szCs w:val="24"/>
-                </w:rPr>
-                <m:t xml:space="preserve">t</m:t>
-              </m:r>
-            </m:sub>
-          </m:sSub>
-          <m:r>
-            <w:rPr>
-              <w:rFonts w:ascii="Cambria Math" w:hAnsi="Cambria Math"/>
-              <w:sz w:val="24"/>
-              <w:szCs w:val="24"/>
-            </w:rPr>
-            <m:t xml:space="preserve"> = </m:t>
-          </m:r>
-          <m:sSub>
-            <m:e>
-              <m:r>
-                <w:rPr>
-                  <w:rFonts w:ascii="Cambria Math" w:hAnsi="Cambria Math"/>
-                  <w:sz w:val="24"/>
-                  <w:szCs w:val="24"/>
-                </w:rPr>
-                <m:t xml:space="preserve">l</m:t>
-              </m:r>
-            </m:e>
-            <m:sub>
-              <m:r>
-                <w:rPr>
-                  <w:rFonts w:ascii="Cambria Math" w:hAnsi="Cambria Math"/>
-                  <w:sz w:val="24"/>
-                  <w:szCs w:val="24"/>
-                </w:rPr>
-                <m:t xml:space="preserve">x</m:t>
-              </m:r>
-              <m:r>
-                <w:rPr>
-                  <w:rFonts w:ascii="Cambria Math" w:hAnsi="Cambria Math"/>
-                  <w:sz w:val="24"/>
-                  <w:szCs w:val="24"/>
-                </w:rPr>
-                <m:t xml:space="preserve">+</m:t>
-              </m:r>
-              <m:r>
-                <w:rPr>
-                  <w:rFonts w:ascii="Cambria Math" w:hAnsi="Cambria Math"/>
-                  <w:sz w:val="24"/>
-                  <w:szCs w:val="24"/>
-                </w:rPr>
-                <m:t xml:space="preserve">t</m:t>
-              </m:r>
-            </m:sub>
-          </m:sSub>
-          <m:r>
-            <w:rPr>
-              <w:rFonts w:ascii="Cambria Math" w:hAnsi="Cambria Math"/>
-              <w:sz w:val="24"/>
-              <w:szCs w:val="24"/>
-            </w:rPr>
-            <m:t xml:space="preserve">·</m:t>
-          </m:r>
-          <m:sSub>
-            <m:e>
-              <m:r>
-                <w:rPr>
-                  <w:rFonts w:ascii="Cambria Math" w:hAnsi="Cambria Math"/>
-                  <w:sz w:val="24"/>
-                  <w:szCs w:val="24"/>
-                </w:rPr>
-                <m:t xml:space="preserve">w</m:t>
-              </m:r>
-            </m:e>
-            <m:sub>
-              <m:r>
-                <w:rPr>
-                  <w:rFonts w:ascii="Cambria Math" w:hAnsi="Cambria Math"/>
-                  <w:sz w:val="24"/>
-                  <w:szCs w:val="24"/>
-                </w:rPr>
-                <m:t xml:space="preserve">x</m:t>
-              </m:r>
-              <m:r>
-                <w:rPr>
-                  <w:rFonts w:ascii="Cambria Math" w:hAnsi="Cambria Math"/>
-                  <w:sz w:val="24"/>
-                  <w:szCs w:val="24"/>
-                </w:rPr>
-                <m:t xml:space="preserve">+</m:t>
-              </m:r>
-              <m:r>
-                <w:rPr>
-                  <w:rFonts w:ascii="Cambria Math" w:hAnsi="Cambria Math"/>
-                  <w:sz w:val="24"/>
-                  <w:szCs w:val="24"/>
-                </w:rPr>
-                <m:t xml:space="preserve">t</m:t>
-              </m:r>
-            </m:sub>
-          </m:sSub>
-          <m:r>
-            <w:rPr>
-              <w:rFonts w:ascii="Cambria Math" w:hAnsi="Cambria Math"/>
-              <w:sz w:val="24"/>
-              <w:szCs w:val="24"/>
-            </w:rPr>
-            <m:t xml:space="preserve">·</m:t>
-          </m:r>
-          <m:sSup>
-            <m:e>
-              <m:r>
-                <w:rPr>
-                  <w:rFonts w:ascii="Cambria Math" w:hAnsi="Cambria Math"/>
-                  <w:sz w:val="24"/>
-                  <w:szCs w:val="24"/>
-                </w:rPr>
-                <m:t xml:space="preserve">v</m:t>
-              </m:r>
-            </m:e>
-            <m:sup>
-              <m:r>
-                <w:rPr>
-                  <w:rFonts w:ascii="Cambria Math" w:hAnsi="Cambria Math"/>
-                  <w:sz w:val="24"/>
-                  <w:szCs w:val="24"/>
-                </w:rPr>
-                <m:t xml:space="preserve">t</m:t>
-              </m:r>
-              <m:r>
-                <w:rPr>
-                  <w:rFonts w:ascii="Cambria Math" w:hAnsi="Cambria Math"/>
-                  <w:sz w:val="24"/>
-                  <w:szCs w:val="24"/>
-                </w:rPr>
-                <m:t xml:space="preserve">+½</m:t>
-              </m:r>
-            </m:sup>
-          </m:sSup>
-        </m:oMath>
-      </m:oMathPara>
     </w:p>
     <w:tbl>
       <w:tblPr>
@@ -4199,7 +2319,7 @@
               <w:rPr>
                 <w:b/>
               </w:rPr>
-              <w:t xml:space="preserve">담보</w:t>
+              <w:t xml:space="preserve">생존자</w:t>
             </w:r>
           </w:p>
         </w:tc>
@@ -4216,7 +2336,7 @@
               <w:rPr>
                 <w:b/>
               </w:rPr>
-              <w:t xml:space="preserve">암 진단</w:t>
+              <w:t xml:space="preserve">lx(1) — 생존자(암X)</w:t>
             </w:r>
           </w:p>
         </w:tc>
@@ -4231,20 +2351,20 @@
               <w:spacing w:before="30" w:after="30"/>
             </w:pPr>
             <w:r>
-              <w:t xml:space="preserve">급부 유형</w:t>
-            </w:r>
-          </w:p>
-        </w:tc>
-        <w:tc>
-          <w:tcPr>
-            <w:tcW w:w="0" w:type="auto"/>
-          </w:tcPr>
-          <w:p>
-            <w:pPr>
-              <w:spacing w:before="30" w:after="30"/>
-            </w:pPr>
-            <w:r>
-              <w:t xml:space="preserve">최초발생</w:t>
+              <w:t xml:space="preserve">탈퇴 위험률</w:t>
+            </w:r>
+          </w:p>
+        </w:tc>
+        <w:tc>
+          <w:tcPr>
+            <w:tcW w:w="0" w:type="auto"/>
+          </w:tcPr>
+          <w:p>
+            <w:pPr>
+              <w:spacing w:before="30" w:after="30"/>
+            </w:pPr>
+            <w:r>
+              <w:t xml:space="preserve">암발생률</w:t>
             </w:r>
           </w:p>
         </w:tc>
@@ -4259,20 +2379,20 @@
               <w:spacing w:before="30" w:after="30"/>
             </w:pPr>
             <w:r>
-              <w:t xml:space="preserve">보험기간</w:t>
-            </w:r>
-          </w:p>
-        </w:tc>
-        <w:tc>
-          <w:tcPr>
-            <w:tcW w:w="0" w:type="auto"/>
-          </w:tcPr>
-          <w:p>
-            <w:pPr>
-              <w:spacing w:before="30" w:after="30"/>
-            </w:pPr>
-            <w:r>
-              <w:t xml:space="preserve">100세 만기</w:t>
+              <w:t xml:space="preserve">납입(N*)</w:t>
+            </w:r>
+          </w:p>
+        </w:tc>
+        <w:tc>
+          <w:tcPr>
+            <w:tcW w:w="0" w:type="auto"/>
+          </w:tcPr>
+          <w:p>
+            <w:pPr>
+              <w:spacing w:before="30" w:after="30"/>
+            </w:pPr>
+            <w:r>
+              <w:t xml:space="preserve">주계약</w:t>
             </w:r>
           </w:p>
         </w:tc>
@@ -4287,76 +2407,20 @@
               <w:spacing w:before="30" w:after="30"/>
             </w:pPr>
             <w:r>
-              <w:t xml:space="preserve">보장금액</w:t>
-            </w:r>
-          </w:p>
-        </w:tc>
-        <w:tc>
-          <w:tcPr>
-            <w:tcW w:w="0" w:type="auto"/>
-          </w:tcPr>
-          <w:p>
-            <w:pPr>
-              <w:spacing w:before="30" w:after="30"/>
-            </w:pPr>
-            <w:r>
-              <w:t xml:space="preserve">가입금액의 1배</w:t>
-            </w:r>
-          </w:p>
-        </w:tc>
-      </w:tr>
-      <w:tr>
-        <w:tc>
-          <w:tcPr>
-            <w:tcW w:w="0" w:type="auto"/>
-          </w:tcPr>
-          <w:p>
-            <w:pPr>
-              <w:spacing w:before="30" w:after="30"/>
-            </w:pPr>
-            <w:r>
-              <w:t xml:space="preserve">면책·삭감</w:t>
-            </w:r>
-          </w:p>
-        </w:tc>
-        <w:tc>
-          <w:tcPr>
-            <w:tcW w:w="0" w:type="auto"/>
-          </w:tcPr>
-          <w:p>
-            <w:pPr>
-              <w:spacing w:before="30" w:after="30"/>
-            </w:pPr>
-            <w:r>
-              <w:t xml:space="preserve">90일 면책</w:t>
-            </w:r>
-          </w:p>
-        </w:tc>
-      </w:tr>
-      <w:tr>
-        <w:tc>
-          <w:tcPr>
-            <w:tcW w:w="0" w:type="auto"/>
-          </w:tcPr>
-          <w:p>
-            <w:pPr>
-              <w:spacing w:before="30" w:after="30"/>
-            </w:pPr>
-            <w:r>
-              <w:t xml:space="preserve">탈퇴 위험률</w:t>
-            </w:r>
-          </w:p>
-        </w:tc>
-        <w:tc>
-          <w:tcPr>
-            <w:tcW w:w="0" w:type="auto"/>
-          </w:tcPr>
-          <w:p>
-            <w:pPr>
-              <w:spacing w:before="30" w:after="30"/>
-            </w:pPr>
-            <w:r>
-              <w:t xml:space="preserve">암발생률</w:t>
+              <w:t xml:space="preserve">계산기수</w:t>
+            </w:r>
+          </w:p>
+        </w:tc>
+        <w:tc>
+          <w:tcPr>
+            <w:tcW w:w="0" w:type="auto"/>
+          </w:tcPr>
+          <w:p>
+            <w:pPr>
+              <w:spacing w:before="30" w:after="30"/>
+            </w:pPr>
+            <w:r>
+              <w:t xml:space="preserve">lx · Dx · Nx</w:t>
             </w:r>
           </w:p>
         </w:tc>
@@ -4368,7 +2432,7 @@
         <w:pStyle w:val="FormulaLabel"/>
       </w:pPr>
       <w:r>
-        <w:t xml:space="preserve">[식] 보험금의 현가 — 암 진단</w:t>
+        <w:t xml:space="preserve">[식] 생존자수 lx(1) — 생존자(암X)</w:t>
       </w:r>
     </w:p>
     <w:p>
@@ -4376,7 +2440,933 @@
         <w:pStyle w:val="FormulaText"/>
       </w:pPr>
       <w:r>
-        <w:t xml:space="preserve">보장금액의 배수 — 90일 면책이라 그 동안은 지급하지 않는다</w:t>
+        <w:t xml:space="preserve">r</w:t>
+      </w:r>
+      <w:r>
+        <w:rPr>
+          <w:vertAlign w:val="subscript"/>
+        </w:rPr>
+        <w:t xml:space="preserve">x</w:t>
+      </w:r>
+      <w:r>
+        <w:t xml:space="preserve"> : 암발생률</w:t>
+      </w:r>
+    </w:p>
+    <w:p>
+      <w:pPr>
+        <w:pStyle w:val="FormulaText"/>
+      </w:pPr>
+      <w:r>
+        <w:t xml:space="preserve">w</w:t>
+      </w:r>
+      <w:r>
+        <w:rPr>
+          <w:vertAlign w:val="subscript"/>
+        </w:rPr>
+        <w:t xml:space="preserve">x</w:t>
+      </w:r>
+      <w:r>
+        <w:t xml:space="preserve"> : 적용해지율 (납입기간 중)</w:t>
+      </w:r>
+    </w:p>
+    <w:p>
+      <w:pPr>
+        <w:pStyle w:val="FormulaText"/>
+      </w:pPr>
+      <w:r>
+        <w:t xml:space="preserve">기준 인원</w:t>
+      </w:r>
+    </w:p>
+    <w:p>
+      <w:pPr>
+        <w:pStyle w:val="Formula"/>
+      </w:pPr>
+      <m:oMathPara>
+        <m:oMathParaPr>
+          <m:jc m:val="left"/>
+        </m:oMathParaPr>
+        <m:oMath>
+          <m:sSubSup>
+            <m:e>
+              <m:r>
+                <w:rPr>
+                  <w:rFonts w:ascii="Cambria Math" w:hAnsi="Cambria Math"/>
+                  <w:sz w:val="24"/>
+                  <w:szCs w:val="24"/>
+                </w:rPr>
+                <m:t xml:space="preserve">l</m:t>
+              </m:r>
+            </m:e>
+            <m:sub>
+              <m:r>
+                <w:rPr>
+                  <w:rFonts w:ascii="Cambria Math" w:hAnsi="Cambria Math"/>
+                  <w:sz w:val="24"/>
+                  <w:szCs w:val="24"/>
+                </w:rPr>
+                <m:t xml:space="preserve">x</m:t>
+              </m:r>
+            </m:sub>
+            <m:sup>
+              <m:r>
+                <w:rPr>
+                  <w:rFonts w:ascii="Cambria Math" w:hAnsi="Cambria Math"/>
+                  <w:sz w:val="24"/>
+                  <w:szCs w:val="24"/>
+                </w:rPr>
+                <m:t xml:space="preserve">(</m:t>
+              </m:r>
+              <m:r>
+                <w:rPr>
+                  <w:rFonts w:ascii="Cambria Math" w:hAnsi="Cambria Math"/>
+                  <w:sz w:val="24"/>
+                  <w:szCs w:val="24"/>
+                </w:rPr>
+                <m:t xml:space="preserve">1</m:t>
+              </m:r>
+              <m:r>
+                <w:rPr>
+                  <w:rFonts w:ascii="Cambria Math" w:hAnsi="Cambria Math"/>
+                  <w:sz w:val="24"/>
+                  <w:szCs w:val="24"/>
+                </w:rPr>
+                <m:t xml:space="preserve">)</m:t>
+              </m:r>
+            </m:sup>
+          </m:sSubSup>
+          <m:r>
+            <w:rPr>
+              <w:rFonts w:ascii="Cambria Math" w:hAnsi="Cambria Math"/>
+              <w:sz w:val="24"/>
+              <w:szCs w:val="24"/>
+            </w:rPr>
+            <m:t xml:space="preserve"> = </m:t>
+          </m:r>
+          <m:r>
+            <w:rPr>
+              <w:rFonts w:ascii="Cambria Math" w:hAnsi="Cambria Math"/>
+              <w:sz w:val="24"/>
+              <w:szCs w:val="24"/>
+            </w:rPr>
+            <m:t xml:space="preserve">100</m:t>
+          </m:r>
+          <m:r>
+            <w:rPr>
+              <w:rFonts w:ascii="Cambria Math" w:hAnsi="Cambria Math"/>
+              <w:sz w:val="24"/>
+              <w:szCs w:val="24"/>
+            </w:rPr>
+            <m:t xml:space="preserve">,</m:t>
+          </m:r>
+          <m:r>
+            <w:rPr>
+              <w:rFonts w:ascii="Cambria Math" w:hAnsi="Cambria Math"/>
+              <w:sz w:val="24"/>
+              <w:szCs w:val="24"/>
+            </w:rPr>
+            <m:t xml:space="preserve">000</m:t>
+          </m:r>
+        </m:oMath>
+      </m:oMathPara>
+    </w:p>
+    <w:p>
+      <w:pPr>
+        <w:pStyle w:val="FormulaText"/>
+      </w:pPr>
+      <w:r>
+        <w:t xml:space="preserve">생존자수 — 탈퇴 사유가 생긴 사람을 뺀다</w:t>
+      </w:r>
+    </w:p>
+    <w:p>
+      <w:pPr>
+        <w:pStyle w:val="Formula"/>
+      </w:pPr>
+      <m:oMathPara>
+        <m:oMathParaPr>
+          <m:jc m:val="left"/>
+        </m:oMathParaPr>
+        <m:oMath>
+          <m:sSubSup>
+            <m:e>
+              <m:r>
+                <w:rPr>
+                  <w:rFonts w:ascii="Cambria Math" w:hAnsi="Cambria Math"/>
+                  <w:sz w:val="24"/>
+                  <w:szCs w:val="24"/>
+                </w:rPr>
+                <m:t xml:space="preserve">l</m:t>
+              </m:r>
+            </m:e>
+            <m:sub>
+              <m:r>
+                <w:rPr>
+                  <w:rFonts w:ascii="Cambria Math" w:hAnsi="Cambria Math"/>
+                  <w:sz w:val="24"/>
+                  <w:szCs w:val="24"/>
+                </w:rPr>
+                <m:t xml:space="preserve">x</m:t>
+              </m:r>
+              <m:r>
+                <w:rPr>
+                  <w:rFonts w:ascii="Cambria Math" w:hAnsi="Cambria Math"/>
+                  <w:sz w:val="24"/>
+                  <w:szCs w:val="24"/>
+                </w:rPr>
+                <m:t xml:space="preserve">+</m:t>
+              </m:r>
+              <m:r>
+                <w:rPr>
+                  <w:rFonts w:ascii="Cambria Math" w:hAnsi="Cambria Math"/>
+                  <w:sz w:val="24"/>
+                  <w:szCs w:val="24"/>
+                </w:rPr>
+                <m:t xml:space="preserve">t</m:t>
+              </m:r>
+              <m:r>
+                <w:rPr>
+                  <w:rFonts w:ascii="Cambria Math" w:hAnsi="Cambria Math"/>
+                  <w:sz w:val="24"/>
+                  <w:szCs w:val="24"/>
+                </w:rPr>
+                <m:t xml:space="preserve">+</m:t>
+              </m:r>
+              <m:r>
+                <w:rPr>
+                  <w:rFonts w:ascii="Cambria Math" w:hAnsi="Cambria Math"/>
+                  <w:sz w:val="24"/>
+                  <w:szCs w:val="24"/>
+                </w:rPr>
+                <m:t xml:space="preserve">1</m:t>
+              </m:r>
+            </m:sub>
+            <m:sup>
+              <m:r>
+                <w:rPr>
+                  <w:rFonts w:ascii="Cambria Math" w:hAnsi="Cambria Math"/>
+                  <w:sz w:val="24"/>
+                  <w:szCs w:val="24"/>
+                </w:rPr>
+                <m:t xml:space="preserve">(</m:t>
+              </m:r>
+              <m:r>
+                <w:rPr>
+                  <w:rFonts w:ascii="Cambria Math" w:hAnsi="Cambria Math"/>
+                  <w:sz w:val="24"/>
+                  <w:szCs w:val="24"/>
+                </w:rPr>
+                <m:t xml:space="preserve">1</m:t>
+              </m:r>
+              <m:r>
+                <w:rPr>
+                  <w:rFonts w:ascii="Cambria Math" w:hAnsi="Cambria Math"/>
+                  <w:sz w:val="24"/>
+                  <w:szCs w:val="24"/>
+                </w:rPr>
+                <m:t xml:space="preserve">)</m:t>
+              </m:r>
+            </m:sup>
+          </m:sSubSup>
+          <m:r>
+            <w:rPr>
+              <w:rFonts w:ascii="Cambria Math" w:hAnsi="Cambria Math"/>
+              <w:sz w:val="24"/>
+              <w:szCs w:val="24"/>
+            </w:rPr>
+            <m:t xml:space="preserve"> = </m:t>
+          </m:r>
+          <m:sSubSup>
+            <m:e>
+              <m:r>
+                <w:rPr>
+                  <w:rFonts w:ascii="Cambria Math" w:hAnsi="Cambria Math"/>
+                  <w:sz w:val="24"/>
+                  <w:szCs w:val="24"/>
+                </w:rPr>
+                <m:t xml:space="preserve">l</m:t>
+              </m:r>
+            </m:e>
+            <m:sub>
+              <m:r>
+                <w:rPr>
+                  <w:rFonts w:ascii="Cambria Math" w:hAnsi="Cambria Math"/>
+                  <w:sz w:val="24"/>
+                  <w:szCs w:val="24"/>
+                </w:rPr>
+                <m:t xml:space="preserve">x</m:t>
+              </m:r>
+              <m:r>
+                <w:rPr>
+                  <w:rFonts w:ascii="Cambria Math" w:hAnsi="Cambria Math"/>
+                  <w:sz w:val="24"/>
+                  <w:szCs w:val="24"/>
+                </w:rPr>
+                <m:t xml:space="preserve">+</m:t>
+              </m:r>
+              <m:r>
+                <w:rPr>
+                  <w:rFonts w:ascii="Cambria Math" w:hAnsi="Cambria Math"/>
+                  <w:sz w:val="24"/>
+                  <w:szCs w:val="24"/>
+                </w:rPr>
+                <m:t xml:space="preserve">t</m:t>
+              </m:r>
+            </m:sub>
+            <m:sup>
+              <m:r>
+                <w:rPr>
+                  <w:rFonts w:ascii="Cambria Math" w:hAnsi="Cambria Math"/>
+                  <w:sz w:val="24"/>
+                  <w:szCs w:val="24"/>
+                </w:rPr>
+                <m:t xml:space="preserve">(</m:t>
+              </m:r>
+              <m:r>
+                <w:rPr>
+                  <w:rFonts w:ascii="Cambria Math" w:hAnsi="Cambria Math"/>
+                  <w:sz w:val="24"/>
+                  <w:szCs w:val="24"/>
+                </w:rPr>
+                <m:t xml:space="preserve">1</m:t>
+              </m:r>
+              <m:r>
+                <w:rPr>
+                  <w:rFonts w:ascii="Cambria Math" w:hAnsi="Cambria Math"/>
+                  <w:sz w:val="24"/>
+                  <w:szCs w:val="24"/>
+                </w:rPr>
+                <m:t xml:space="preserve">)</m:t>
+              </m:r>
+            </m:sup>
+          </m:sSubSup>
+          <m:r>
+            <w:rPr>
+              <w:rFonts w:ascii="Cambria Math" w:hAnsi="Cambria Math"/>
+              <w:sz w:val="24"/>
+              <w:szCs w:val="24"/>
+            </w:rPr>
+            <m:t xml:space="preserve"> × ( </m:t>
+          </m:r>
+          <m:r>
+            <w:rPr>
+              <w:rFonts w:ascii="Cambria Math" w:hAnsi="Cambria Math"/>
+              <w:sz w:val="24"/>
+              <w:szCs w:val="24"/>
+            </w:rPr>
+            <m:t xml:space="preserve">1</m:t>
+          </m:r>
+          <m:r>
+            <w:rPr>
+              <w:rFonts w:ascii="Cambria Math" w:hAnsi="Cambria Math"/>
+              <w:sz w:val="24"/>
+              <w:szCs w:val="24"/>
+            </w:rPr>
+            <m:t xml:space="preserve"> − </m:t>
+          </m:r>
+          <m:sSub>
+            <m:e>
+              <m:r>
+                <w:rPr>
+                  <w:rFonts w:ascii="Cambria Math" w:hAnsi="Cambria Math"/>
+                  <w:sz w:val="24"/>
+                  <w:szCs w:val="24"/>
+                </w:rPr>
+                <m:t xml:space="preserve">r</m:t>
+              </m:r>
+            </m:e>
+            <m:sub>
+              <m:r>
+                <w:rPr>
+                  <w:rFonts w:ascii="Cambria Math" w:hAnsi="Cambria Math"/>
+                  <w:sz w:val="24"/>
+                  <w:szCs w:val="24"/>
+                </w:rPr>
+                <m:t xml:space="preserve">x</m:t>
+              </m:r>
+              <m:r>
+                <w:rPr>
+                  <w:rFonts w:ascii="Cambria Math" w:hAnsi="Cambria Math"/>
+                  <w:sz w:val="24"/>
+                  <w:szCs w:val="24"/>
+                </w:rPr>
+                <m:t xml:space="preserve">+</m:t>
+              </m:r>
+              <m:r>
+                <w:rPr>
+                  <w:rFonts w:ascii="Cambria Math" w:hAnsi="Cambria Math"/>
+                  <w:sz w:val="24"/>
+                  <w:szCs w:val="24"/>
+                </w:rPr>
+                <m:t xml:space="preserve">t</m:t>
+              </m:r>
+            </m:sub>
+          </m:sSub>
+          <m:r>
+            <w:rPr>
+              <w:rFonts w:ascii="Cambria Math" w:hAnsi="Cambria Math"/>
+              <w:sz w:val="24"/>
+              <w:szCs w:val="24"/>
+            </w:rPr>
+            <m:t xml:space="preserve"> − </m:t>
+          </m:r>
+          <m:sSub>
+            <m:e>
+              <m:r>
+                <w:rPr>
+                  <w:rFonts w:ascii="Cambria Math" w:hAnsi="Cambria Math"/>
+                  <w:sz w:val="24"/>
+                  <w:szCs w:val="24"/>
+                </w:rPr>
+                <m:t xml:space="preserve">w</m:t>
+              </m:r>
+            </m:e>
+            <m:sub>
+              <m:r>
+                <w:rPr>
+                  <w:rFonts w:ascii="Cambria Math" w:hAnsi="Cambria Math"/>
+                  <w:sz w:val="24"/>
+                  <w:szCs w:val="24"/>
+                </w:rPr>
+                <m:t xml:space="preserve">x</m:t>
+              </m:r>
+              <m:r>
+                <w:rPr>
+                  <w:rFonts w:ascii="Cambria Math" w:hAnsi="Cambria Math"/>
+                  <w:sz w:val="24"/>
+                  <w:szCs w:val="24"/>
+                </w:rPr>
+                <m:t xml:space="preserve">+</m:t>
+              </m:r>
+              <m:r>
+                <w:rPr>
+                  <w:rFonts w:ascii="Cambria Math" w:hAnsi="Cambria Math"/>
+                  <w:sz w:val="24"/>
+                  <w:szCs w:val="24"/>
+                </w:rPr>
+                <m:t xml:space="preserve">t</m:t>
+              </m:r>
+            </m:sub>
+          </m:sSub>
+          <m:r>
+            <w:rPr>
+              <w:rFonts w:ascii="Cambria Math" w:hAnsi="Cambria Math"/>
+              <w:sz w:val="24"/>
+              <w:szCs w:val="24"/>
+            </w:rPr>
+            <m:t xml:space="preserve"> + </m:t>
+          </m:r>
+          <m:sSub>
+            <m:e>
+              <m:r>
+                <w:rPr>
+                  <w:rFonts w:ascii="Cambria Math" w:hAnsi="Cambria Math"/>
+                  <w:sz w:val="24"/>
+                  <w:szCs w:val="24"/>
+                </w:rPr>
+                <m:t xml:space="preserve">r</m:t>
+              </m:r>
+            </m:e>
+            <m:sub>
+              <m:r>
+                <w:rPr>
+                  <w:rFonts w:ascii="Cambria Math" w:hAnsi="Cambria Math"/>
+                  <w:sz w:val="24"/>
+                  <w:szCs w:val="24"/>
+                </w:rPr>
+                <m:t xml:space="preserve">x</m:t>
+              </m:r>
+              <m:r>
+                <w:rPr>
+                  <w:rFonts w:ascii="Cambria Math" w:hAnsi="Cambria Math"/>
+                  <w:sz w:val="24"/>
+                  <w:szCs w:val="24"/>
+                </w:rPr>
+                <m:t xml:space="preserve">+</m:t>
+              </m:r>
+              <m:r>
+                <w:rPr>
+                  <w:rFonts w:ascii="Cambria Math" w:hAnsi="Cambria Math"/>
+                  <w:sz w:val="24"/>
+                  <w:szCs w:val="24"/>
+                </w:rPr>
+                <m:t xml:space="preserve">t</m:t>
+              </m:r>
+            </m:sub>
+          </m:sSub>
+          <m:r>
+            <w:rPr>
+              <w:rFonts w:ascii="Cambria Math" w:hAnsi="Cambria Math"/>
+              <w:sz w:val="24"/>
+              <w:szCs w:val="24"/>
+            </w:rPr>
+            <m:t xml:space="preserve">·</m:t>
+          </m:r>
+          <m:sSub>
+            <m:e>
+              <m:r>
+                <w:rPr>
+                  <w:rFonts w:ascii="Cambria Math" w:hAnsi="Cambria Math"/>
+                  <w:sz w:val="24"/>
+                  <w:szCs w:val="24"/>
+                </w:rPr>
+                <m:t xml:space="preserve">w</m:t>
+              </m:r>
+            </m:e>
+            <m:sub>
+              <m:r>
+                <w:rPr>
+                  <w:rFonts w:ascii="Cambria Math" w:hAnsi="Cambria Math"/>
+                  <w:sz w:val="24"/>
+                  <w:szCs w:val="24"/>
+                </w:rPr>
+                <m:t xml:space="preserve">x</m:t>
+              </m:r>
+              <m:r>
+                <w:rPr>
+                  <w:rFonts w:ascii="Cambria Math" w:hAnsi="Cambria Math"/>
+                  <w:sz w:val="24"/>
+                  <w:szCs w:val="24"/>
+                </w:rPr>
+                <m:t xml:space="preserve">+</m:t>
+              </m:r>
+              <m:r>
+                <w:rPr>
+                  <w:rFonts w:ascii="Cambria Math" w:hAnsi="Cambria Math"/>
+                  <w:sz w:val="24"/>
+                  <w:szCs w:val="24"/>
+                </w:rPr>
+                <m:t xml:space="preserve">t</m:t>
+              </m:r>
+            </m:sub>
+          </m:sSub>
+          <m:r>
+            <w:rPr>
+              <w:rFonts w:ascii="Cambria Math" w:hAnsi="Cambria Math"/>
+              <w:sz w:val="24"/>
+              <w:szCs w:val="24"/>
+            </w:rPr>
+            <m:t xml:space="preserve">/</m:t>
+          </m:r>
+          <m:r>
+            <w:rPr>
+              <w:rFonts w:ascii="Cambria Math" w:hAnsi="Cambria Math"/>
+              <w:sz w:val="24"/>
+              <w:szCs w:val="24"/>
+            </w:rPr>
+            <m:t xml:space="preserve">2</m:t>
+          </m:r>
+          <m:r>
+            <w:rPr>
+              <w:rFonts w:ascii="Cambria Math" w:hAnsi="Cambria Math"/>
+              <w:sz w:val="24"/>
+              <w:szCs w:val="24"/>
+            </w:rPr>
+            <m:t xml:space="preserve"> )</m:t>
+          </m:r>
+        </m:oMath>
+      </m:oMathPara>
+    </w:p>
+    <w:p>
+      <w:pPr>
+        <w:pStyle w:val="FormulaText"/>
+      </w:pPr>
+      <w:r>
+        <w:t xml:space="preserve">현가와 누계</w:t>
+      </w:r>
+    </w:p>
+    <w:p>
+      <w:pPr>
+        <w:pStyle w:val="Formula"/>
+      </w:pPr>
+      <m:oMathPara>
+        <m:oMathParaPr>
+          <m:jc m:val="left"/>
+        </m:oMathParaPr>
+        <m:oMath>
+          <m:sSubSup>
+            <m:e>
+              <m:r>
+                <w:rPr>
+                  <w:rFonts w:ascii="Cambria Math" w:hAnsi="Cambria Math"/>
+                  <w:sz w:val="24"/>
+                  <w:szCs w:val="24"/>
+                </w:rPr>
+                <m:t xml:space="preserve">D</m:t>
+              </m:r>
+            </m:e>
+            <m:sub>
+              <m:r>
+                <w:rPr>
+                  <w:rFonts w:ascii="Cambria Math" w:hAnsi="Cambria Math"/>
+                  <w:sz w:val="24"/>
+                  <w:szCs w:val="24"/>
+                </w:rPr>
+                <m:t xml:space="preserve">x</m:t>
+              </m:r>
+              <m:r>
+                <w:rPr>
+                  <w:rFonts w:ascii="Cambria Math" w:hAnsi="Cambria Math"/>
+                  <w:sz w:val="24"/>
+                  <w:szCs w:val="24"/>
+                </w:rPr>
+                <m:t xml:space="preserve">+</m:t>
+              </m:r>
+              <m:r>
+                <w:rPr>
+                  <w:rFonts w:ascii="Cambria Math" w:hAnsi="Cambria Math"/>
+                  <w:sz w:val="24"/>
+                  <w:szCs w:val="24"/>
+                </w:rPr>
+                <m:t xml:space="preserve">t</m:t>
+              </m:r>
+            </m:sub>
+            <m:sup>
+              <m:r>
+                <w:rPr>
+                  <w:rFonts w:ascii="Cambria Math" w:hAnsi="Cambria Math"/>
+                  <w:sz w:val="24"/>
+                  <w:szCs w:val="24"/>
+                </w:rPr>
+                <m:t xml:space="preserve">(</m:t>
+              </m:r>
+              <m:r>
+                <w:rPr>
+                  <w:rFonts w:ascii="Cambria Math" w:hAnsi="Cambria Math"/>
+                  <w:sz w:val="24"/>
+                  <w:szCs w:val="24"/>
+                </w:rPr>
+                <m:t xml:space="preserve">1</m:t>
+              </m:r>
+              <m:r>
+                <w:rPr>
+                  <w:rFonts w:ascii="Cambria Math" w:hAnsi="Cambria Math"/>
+                  <w:sz w:val="24"/>
+                  <w:szCs w:val="24"/>
+                </w:rPr>
+                <m:t xml:space="preserve">)</m:t>
+              </m:r>
+            </m:sup>
+          </m:sSubSup>
+          <m:r>
+            <w:rPr>
+              <w:rFonts w:ascii="Cambria Math" w:hAnsi="Cambria Math"/>
+              <w:sz w:val="24"/>
+              <w:szCs w:val="24"/>
+            </w:rPr>
+            <m:t xml:space="preserve"> = </m:t>
+          </m:r>
+          <m:sSubSup>
+            <m:e>
+              <m:r>
+                <w:rPr>
+                  <w:rFonts w:ascii="Cambria Math" w:hAnsi="Cambria Math"/>
+                  <w:sz w:val="24"/>
+                  <w:szCs w:val="24"/>
+                </w:rPr>
+                <m:t xml:space="preserve">l</m:t>
+              </m:r>
+            </m:e>
+            <m:sub>
+              <m:r>
+                <w:rPr>
+                  <w:rFonts w:ascii="Cambria Math" w:hAnsi="Cambria Math"/>
+                  <w:sz w:val="24"/>
+                  <w:szCs w:val="24"/>
+                </w:rPr>
+                <m:t xml:space="preserve">x</m:t>
+              </m:r>
+              <m:r>
+                <w:rPr>
+                  <w:rFonts w:ascii="Cambria Math" w:hAnsi="Cambria Math"/>
+                  <w:sz w:val="24"/>
+                  <w:szCs w:val="24"/>
+                </w:rPr>
+                <m:t xml:space="preserve">+</m:t>
+              </m:r>
+              <m:r>
+                <w:rPr>
+                  <w:rFonts w:ascii="Cambria Math" w:hAnsi="Cambria Math"/>
+                  <w:sz w:val="24"/>
+                  <w:szCs w:val="24"/>
+                </w:rPr>
+                <m:t xml:space="preserve">t</m:t>
+              </m:r>
+            </m:sub>
+            <m:sup>
+              <m:r>
+                <w:rPr>
+                  <w:rFonts w:ascii="Cambria Math" w:hAnsi="Cambria Math"/>
+                  <w:sz w:val="24"/>
+                  <w:szCs w:val="24"/>
+                </w:rPr>
+                <m:t xml:space="preserve">(</m:t>
+              </m:r>
+              <m:r>
+                <w:rPr>
+                  <w:rFonts w:ascii="Cambria Math" w:hAnsi="Cambria Math"/>
+                  <w:sz w:val="24"/>
+                  <w:szCs w:val="24"/>
+                </w:rPr>
+                <m:t xml:space="preserve">1</m:t>
+              </m:r>
+              <m:r>
+                <w:rPr>
+                  <w:rFonts w:ascii="Cambria Math" w:hAnsi="Cambria Math"/>
+                  <w:sz w:val="24"/>
+                  <w:szCs w:val="24"/>
+                </w:rPr>
+                <m:t xml:space="preserve">)</m:t>
+              </m:r>
+            </m:sup>
+          </m:sSubSup>
+          <m:r>
+            <w:rPr>
+              <w:rFonts w:ascii="Cambria Math" w:hAnsi="Cambria Math"/>
+              <w:sz w:val="24"/>
+              <w:szCs w:val="24"/>
+            </w:rPr>
+            <m:t xml:space="preserve">·</m:t>
+          </m:r>
+          <m:sSup>
+            <m:e>
+              <m:r>
+                <w:rPr>
+                  <w:rFonts w:ascii="Cambria Math" w:hAnsi="Cambria Math"/>
+                  <w:sz w:val="24"/>
+                  <w:szCs w:val="24"/>
+                </w:rPr>
+                <m:t xml:space="preserve">v</m:t>
+              </m:r>
+            </m:e>
+            <m:sup>
+              <m:r>
+                <w:rPr>
+                  <w:rFonts w:ascii="Cambria Math" w:hAnsi="Cambria Math"/>
+                  <w:sz w:val="24"/>
+                  <w:szCs w:val="24"/>
+                </w:rPr>
+                <m:t xml:space="preserve">t</m:t>
+              </m:r>
+            </m:sup>
+          </m:sSup>
+        </m:oMath>
+      </m:oMathPara>
+    </w:p>
+    <w:p>
+      <w:pPr>
+        <w:pStyle w:val="Formula"/>
+      </w:pPr>
+      <m:oMathPara>
+        <m:oMathParaPr>
+          <m:jc m:val="left"/>
+        </m:oMathParaPr>
+        <m:oMath>
+          <m:sSubSup>
+            <m:e>
+              <m:r>
+                <w:rPr>
+                  <w:rFonts w:ascii="Cambria Math" w:hAnsi="Cambria Math"/>
+                  <w:sz w:val="24"/>
+                  <w:szCs w:val="24"/>
+                </w:rPr>
+                <m:t xml:space="preserve">N</m:t>
+              </m:r>
+            </m:e>
+            <m:sub>
+              <m:r>
+                <w:rPr>
+                  <w:rFonts w:ascii="Cambria Math" w:hAnsi="Cambria Math"/>
+                  <w:sz w:val="24"/>
+                  <w:szCs w:val="24"/>
+                </w:rPr>
+                <m:t xml:space="preserve">x</m:t>
+              </m:r>
+              <m:r>
+                <w:rPr>
+                  <w:rFonts w:ascii="Cambria Math" w:hAnsi="Cambria Math"/>
+                  <w:sz w:val="24"/>
+                  <w:szCs w:val="24"/>
+                </w:rPr>
+                <m:t xml:space="preserve">+</m:t>
+              </m:r>
+              <m:r>
+                <w:rPr>
+                  <w:rFonts w:ascii="Cambria Math" w:hAnsi="Cambria Math"/>
+                  <w:sz w:val="24"/>
+                  <w:szCs w:val="24"/>
+                </w:rPr>
+                <m:t xml:space="preserve">t</m:t>
+              </m:r>
+            </m:sub>
+            <m:sup>
+              <m:r>
+                <w:rPr>
+                  <w:rFonts w:ascii="Cambria Math" w:hAnsi="Cambria Math"/>
+                  <w:sz w:val="24"/>
+                  <w:szCs w:val="24"/>
+                </w:rPr>
+                <m:t xml:space="preserve">(</m:t>
+              </m:r>
+              <m:r>
+                <w:rPr>
+                  <w:rFonts w:ascii="Cambria Math" w:hAnsi="Cambria Math"/>
+                  <w:sz w:val="24"/>
+                  <w:szCs w:val="24"/>
+                </w:rPr>
+                <m:t xml:space="preserve">1</m:t>
+              </m:r>
+              <m:r>
+                <w:rPr>
+                  <w:rFonts w:ascii="Cambria Math" w:hAnsi="Cambria Math"/>
+                  <w:sz w:val="24"/>
+                  <w:szCs w:val="24"/>
+                </w:rPr>
+                <m:t xml:space="preserve">)</m:t>
+              </m:r>
+            </m:sup>
+          </m:sSubSup>
+          <m:r>
+            <w:rPr>
+              <w:rFonts w:ascii="Cambria Math" w:hAnsi="Cambria Math"/>
+              <w:sz w:val="24"/>
+              <w:szCs w:val="24"/>
+            </w:rPr>
+            <m:t xml:space="preserve"> = </m:t>
+          </m:r>
+          <m:sSub>
+            <m:e>
+              <m:r>
+                <w:rPr>
+                  <w:rFonts w:ascii="Cambria Math" w:hAnsi="Cambria Math"/>
+                  <w:sz w:val="24"/>
+                  <w:szCs w:val="24"/>
+                </w:rPr>
+                <m:t xml:space="preserve">Σ</m:t>
+              </m:r>
+            </m:e>
+            <m:sub>
+              <m:r>
+                <w:rPr>
+                  <w:rFonts w:ascii="Cambria Math" w:hAnsi="Cambria Math"/>
+                  <w:sz w:val="24"/>
+                  <w:szCs w:val="24"/>
+                </w:rPr>
+                <m:t xml:space="preserve">u</m:t>
+              </m:r>
+              <m:r>
+                <w:rPr>
+                  <w:rFonts w:ascii="Cambria Math" w:hAnsi="Cambria Math"/>
+                  <w:sz w:val="24"/>
+                  <w:szCs w:val="24"/>
+                </w:rPr>
+                <m:t xml:space="preserve">≥</m:t>
+              </m:r>
+              <m:r>
+                <w:rPr>
+                  <w:rFonts w:ascii="Cambria Math" w:hAnsi="Cambria Math"/>
+                  <w:sz w:val="24"/>
+                  <w:szCs w:val="24"/>
+                </w:rPr>
+                <m:t xml:space="preserve">t</m:t>
+              </m:r>
+            </m:sub>
+          </m:sSub>
+          <m:r>
+            <w:rPr>
+              <w:rFonts w:ascii="Cambria Math" w:hAnsi="Cambria Math"/>
+              <w:sz w:val="24"/>
+              <w:szCs w:val="24"/>
+            </w:rPr>
+            <m:t xml:space="preserve"> </m:t>
+          </m:r>
+          <m:sSubSup>
+            <m:e>
+              <m:r>
+                <w:rPr>
+                  <w:rFonts w:ascii="Cambria Math" w:hAnsi="Cambria Math"/>
+                  <w:sz w:val="24"/>
+                  <w:szCs w:val="24"/>
+                </w:rPr>
+                <m:t xml:space="preserve">D</m:t>
+              </m:r>
+            </m:e>
+            <m:sub>
+              <m:r>
+                <w:rPr>
+                  <w:rFonts w:ascii="Cambria Math" w:hAnsi="Cambria Math"/>
+                  <w:sz w:val="24"/>
+                  <w:szCs w:val="24"/>
+                </w:rPr>
+                <m:t xml:space="preserve">x</m:t>
+              </m:r>
+              <m:r>
+                <w:rPr>
+                  <w:rFonts w:ascii="Cambria Math" w:hAnsi="Cambria Math"/>
+                  <w:sz w:val="24"/>
+                  <w:szCs w:val="24"/>
+                </w:rPr>
+                <m:t xml:space="preserve">+</m:t>
+              </m:r>
+              <m:r>
+                <w:rPr>
+                  <w:rFonts w:ascii="Cambria Math" w:hAnsi="Cambria Math"/>
+                  <w:sz w:val="24"/>
+                  <w:szCs w:val="24"/>
+                </w:rPr>
+                <m:t xml:space="preserve">u</m:t>
+              </m:r>
+            </m:sub>
+            <m:sup>
+              <m:r>
+                <w:rPr>
+                  <w:rFonts w:ascii="Cambria Math" w:hAnsi="Cambria Math"/>
+                  <w:sz w:val="24"/>
+                  <w:szCs w:val="24"/>
+                </w:rPr>
+                <m:t xml:space="preserve">(</m:t>
+              </m:r>
+              <m:r>
+                <w:rPr>
+                  <w:rFonts w:ascii="Cambria Math" w:hAnsi="Cambria Math"/>
+                  <w:sz w:val="24"/>
+                  <w:szCs w:val="24"/>
+                </w:rPr>
+                <m:t xml:space="preserve">1</m:t>
+              </m:r>
+              <m:r>
+                <w:rPr>
+                  <w:rFonts w:ascii="Cambria Math" w:hAnsi="Cambria Math"/>
+                  <w:sz w:val="24"/>
+                  <w:szCs w:val="24"/>
+                </w:rPr>
+                <m:t xml:space="preserve">)</m:t>
+              </m:r>
+            </m:sup>
+          </m:sSubSup>
+        </m:oMath>
+      </m:oMathPara>
+    </w:p>
+    <w:p>
+      <w:pPr>
+        <w:pStyle w:val="Note"/>
+      </w:pPr>
+      <w:r>
+        <w:t xml:space="preserve">※ 암 진단 보험금이 이 lx 를 쓴다. 주계약의 보험료 납입기수(N*)에 쓴다. 사망은 탈퇴 사유가 아니다 — 사망 시 책임준비금을 지급하므로 질병 발생자만 탈퇴한다.</w:t>
+      </w:r>
+    </w:p>
+    <w:p>
+      <w:pPr>
+        <w:pStyle w:val="Heading2"/>
+      </w:pPr>
+      <w:r>
+        <w:t xml:space="preserve">라. 보험금</w:t>
+      </w:r>
+    </w:p>
+    <w:p>
+      <w:pPr>
+        <w:pStyle w:val="FormulaLabel"/>
+      </w:pPr>
+      <w:r>
+        <w:t xml:space="preserve">[식] 해지자의 현가 (H)</w:t>
       </w:r>
     </w:p>
     <w:p>
@@ -4396,10 +3386,26 @@
                   <w:sz w:val="24"/>
                   <w:szCs w:val="24"/>
                 </w:rPr>
-                <m:t xml:space="preserve">S</m:t>
+                <m:t xml:space="preserve">H</m:t>
               </m:r>
             </m:e>
             <m:sub>
+              <m:r>
+                <w:rPr>
+                  <w:rFonts w:ascii="Cambria Math" w:hAnsi="Cambria Math"/>
+                  <w:sz w:val="24"/>
+                  <w:szCs w:val="24"/>
+                </w:rPr>
+                <m:t xml:space="preserve">x</m:t>
+              </m:r>
+              <m:r>
+                <w:rPr>
+                  <w:rFonts w:ascii="Cambria Math" w:hAnsi="Cambria Math"/>
+                  <w:sz w:val="24"/>
+                  <w:szCs w:val="24"/>
+                </w:rPr>
+                <m:t xml:space="preserve">+</m:t>
+              </m:r>
               <m:r>
                 <w:rPr>
                   <w:rFonts w:ascii="Cambria Math" w:hAnsi="Cambria Math"/>
@@ -4418,146 +3424,410 @@
             </w:rPr>
             <m:t xml:space="preserve"> = </m:t>
           </m:r>
-          <m:r>
-            <w:rPr>
-              <w:rFonts w:ascii="Cambria Math" w:hAnsi="Cambria Math"/>
-              <w:sz w:val="24"/>
-              <w:szCs w:val="24"/>
-            </w:rPr>
-            <m:t xml:space="preserve">1</m:t>
-          </m:r>
-          <m:r>
-            <w:rPr>
-              <w:rFonts w:ascii="Cambria Math" w:hAnsi="Cambria Math"/>
-              <w:sz w:val="24"/>
-              <w:szCs w:val="24"/>
-            </w:rPr>
-            <m:t xml:space="preserve"> × </m:t>
-          </m:r>
-          <m:r>
-            <m:rPr>
-              <m:nor/>
-            </m:rPr>
-            <w:rPr>
-              <w:rFonts w:ascii="Cambria Math" w:hAnsi="Cambria Math"/>
-              <w:sz w:val="24"/>
-              <w:szCs w:val="24"/>
-            </w:rPr>
-            <m:t xml:space="preserve">if</m:t>
-          </m:r>
-          <m:r>
-            <w:rPr>
-              <w:rFonts w:ascii="Cambria Math" w:hAnsi="Cambria Math"/>
-              <w:sz w:val="24"/>
-              <w:szCs w:val="24"/>
-            </w:rPr>
-            <m:t xml:space="preserve">( </m:t>
-          </m:r>
-          <m:r>
-            <w:rPr>
-              <w:rFonts w:ascii="Cambria Math" w:hAnsi="Cambria Math"/>
-              <w:sz w:val="24"/>
-              <w:szCs w:val="24"/>
-            </w:rPr>
-            <m:t xml:space="preserve">t</m:t>
-          </m:r>
-          <m:r>
-            <w:rPr>
-              <w:rFonts w:ascii="Cambria Math" w:hAnsi="Cambria Math"/>
-              <w:sz w:val="24"/>
-              <w:szCs w:val="24"/>
-            </w:rPr>
-            <m:t xml:space="preserve"> = </m:t>
-          </m:r>
-          <m:r>
-            <w:rPr>
-              <w:rFonts w:ascii="Cambria Math" w:hAnsi="Cambria Math"/>
-              <w:sz w:val="24"/>
-              <w:szCs w:val="24"/>
-            </w:rPr>
-            <m:t xml:space="preserve">0</m:t>
-          </m:r>
-          <m:r>
-            <w:rPr>
-              <w:rFonts w:ascii="Cambria Math" w:hAnsi="Cambria Math"/>
-              <w:sz w:val="24"/>
-              <w:szCs w:val="24"/>
-            </w:rPr>
-            <m:t xml:space="preserve">, </m:t>
-          </m:r>
-          <m:r>
-            <w:rPr>
-              <w:rFonts w:ascii="Cambria Math" w:hAnsi="Cambria Math"/>
-              <w:sz w:val="24"/>
-              <w:szCs w:val="24"/>
-            </w:rPr>
-            <m:t xml:space="preserve">1</m:t>
-          </m:r>
-          <m:r>
-            <w:rPr>
-              <w:rFonts w:ascii="Cambria Math" w:hAnsi="Cambria Math"/>
-              <w:sz w:val="24"/>
-              <w:szCs w:val="24"/>
-            </w:rPr>
-            <m:t xml:space="preserve"> − </m:t>
-          </m:r>
-          <m:r>
-            <w:rPr>
-              <w:rFonts w:ascii="Cambria Math" w:hAnsi="Cambria Math"/>
-              <w:sz w:val="24"/>
-              <w:szCs w:val="24"/>
-            </w:rPr>
-            <m:t xml:space="preserve">3</m:t>
-          </m:r>
-          <m:r>
-            <w:rPr>
-              <w:rFonts w:ascii="Cambria Math" w:hAnsi="Cambria Math"/>
-              <w:sz w:val="24"/>
-              <w:szCs w:val="24"/>
-            </w:rPr>
-            <m:t xml:space="preserve">/</m:t>
-          </m:r>
-          <m:r>
-            <w:rPr>
-              <w:rFonts w:ascii="Cambria Math" w:hAnsi="Cambria Math"/>
-              <w:sz w:val="24"/>
-              <w:szCs w:val="24"/>
-            </w:rPr>
-            <m:t xml:space="preserve">12</m:t>
-          </m:r>
-          <m:r>
-            <w:rPr>
-              <w:rFonts w:ascii="Cambria Math" w:hAnsi="Cambria Math"/>
-              <w:sz w:val="24"/>
-              <w:szCs w:val="24"/>
-            </w:rPr>
-            <m:t xml:space="preserve">, </m:t>
-          </m:r>
-          <m:r>
-            <w:rPr>
-              <w:rFonts w:ascii="Cambria Math" w:hAnsi="Cambria Math"/>
-              <w:sz w:val="24"/>
-              <w:szCs w:val="24"/>
-            </w:rPr>
-            <m:t xml:space="preserve">1</m:t>
-          </m:r>
-          <m:r>
-            <w:rPr>
-              <w:rFonts w:ascii="Cambria Math" w:hAnsi="Cambria Math"/>
-              <w:sz w:val="24"/>
-              <w:szCs w:val="24"/>
-            </w:rPr>
-            <m:t xml:space="preserve"> )</m:t>
-          </m:r>
+          <m:sSub>
+            <m:e>
+              <m:r>
+                <w:rPr>
+                  <w:rFonts w:ascii="Cambria Math" w:hAnsi="Cambria Math"/>
+                  <w:sz w:val="24"/>
+                  <w:szCs w:val="24"/>
+                </w:rPr>
+                <m:t xml:space="preserve">l</m:t>
+              </m:r>
+            </m:e>
+            <m:sub>
+              <m:r>
+                <w:rPr>
+                  <w:rFonts w:ascii="Cambria Math" w:hAnsi="Cambria Math"/>
+                  <w:sz w:val="24"/>
+                  <w:szCs w:val="24"/>
+                </w:rPr>
+                <m:t xml:space="preserve">x</m:t>
+              </m:r>
+              <m:r>
+                <w:rPr>
+                  <w:rFonts w:ascii="Cambria Math" w:hAnsi="Cambria Math"/>
+                  <w:sz w:val="24"/>
+                  <w:szCs w:val="24"/>
+                </w:rPr>
+                <m:t xml:space="preserve">+</m:t>
+              </m:r>
+              <m:r>
+                <w:rPr>
+                  <w:rFonts w:ascii="Cambria Math" w:hAnsi="Cambria Math"/>
+                  <w:sz w:val="24"/>
+                  <w:szCs w:val="24"/>
+                </w:rPr>
+                <m:t xml:space="preserve">t</m:t>
+              </m:r>
+            </m:sub>
+          </m:sSub>
+          <m:r>
+            <w:rPr>
+              <w:rFonts w:ascii="Cambria Math" w:hAnsi="Cambria Math"/>
+              <w:sz w:val="24"/>
+              <w:szCs w:val="24"/>
+            </w:rPr>
+            <m:t xml:space="preserve">·</m:t>
+          </m:r>
+          <m:sSub>
+            <m:e>
+              <m:r>
+                <w:rPr>
+                  <w:rFonts w:ascii="Cambria Math" w:hAnsi="Cambria Math"/>
+                  <w:sz w:val="24"/>
+                  <w:szCs w:val="24"/>
+                </w:rPr>
+                <m:t xml:space="preserve">w</m:t>
+              </m:r>
+            </m:e>
+            <m:sub>
+              <m:r>
+                <w:rPr>
+                  <w:rFonts w:ascii="Cambria Math" w:hAnsi="Cambria Math"/>
+                  <w:sz w:val="24"/>
+                  <w:szCs w:val="24"/>
+                </w:rPr>
+                <m:t xml:space="preserve">x</m:t>
+              </m:r>
+              <m:r>
+                <w:rPr>
+                  <w:rFonts w:ascii="Cambria Math" w:hAnsi="Cambria Math"/>
+                  <w:sz w:val="24"/>
+                  <w:szCs w:val="24"/>
+                </w:rPr>
+                <m:t xml:space="preserve">+</m:t>
+              </m:r>
+              <m:r>
+                <w:rPr>
+                  <w:rFonts w:ascii="Cambria Math" w:hAnsi="Cambria Math"/>
+                  <w:sz w:val="24"/>
+                  <w:szCs w:val="24"/>
+                </w:rPr>
+                <m:t xml:space="preserve">t</m:t>
+              </m:r>
+            </m:sub>
+          </m:sSub>
+          <m:r>
+            <w:rPr>
+              <w:rFonts w:ascii="Cambria Math" w:hAnsi="Cambria Math"/>
+              <w:sz w:val="24"/>
+              <w:szCs w:val="24"/>
+            </w:rPr>
+            <m:t xml:space="preserve">·</m:t>
+          </m:r>
+          <m:sSup>
+            <m:e>
+              <m:r>
+                <w:rPr>
+                  <w:rFonts w:ascii="Cambria Math" w:hAnsi="Cambria Math"/>
+                  <w:sz w:val="24"/>
+                  <w:szCs w:val="24"/>
+                </w:rPr>
+                <m:t xml:space="preserve">v</m:t>
+              </m:r>
+            </m:e>
+            <m:sup>
+              <m:r>
+                <w:rPr>
+                  <w:rFonts w:ascii="Cambria Math" w:hAnsi="Cambria Math"/>
+                  <w:sz w:val="24"/>
+                  <w:szCs w:val="24"/>
+                </w:rPr>
+                <m:t xml:space="preserve">t</m:t>
+              </m:r>
+              <m:r>
+                <w:rPr>
+                  <w:rFonts w:ascii="Cambria Math" w:hAnsi="Cambria Math"/>
+                  <w:sz w:val="24"/>
+                  <w:szCs w:val="24"/>
+                </w:rPr>
+                <m:t xml:space="preserve">+½</m:t>
+              </m:r>
+            </m:sup>
+          </m:sSup>
         </m:oMath>
       </m:oMathPara>
     </w:p>
     <w:p>
       <w:pPr>
+        <w:pStyle w:val="Note"/>
+      </w:pPr>
+      <w:r>
+        <w:t xml:space="preserve">※ l 은 그 담보가 쓰는 생존자 lx 다.</w:t>
+      </w:r>
+    </w:p>
+    <w:tbl>
+      <w:tblPr>
+        <w:tblW w:w="5000" w:type="pct"/>
+        <w:tblBorders>
+          <w:top w:val="single" w:sz="4" w:space="0" w:color="A0A0A0"/>
+          <w:left w:val="single" w:sz="4" w:space="0" w:color="A0A0A0"/>
+          <w:bottom w:val="single" w:sz="4" w:space="0" w:color="A0A0A0"/>
+          <w:right w:val="single" w:sz="4" w:space="0" w:color="A0A0A0"/>
+          <w:insideH w:val="single" w:sz="4" w:space="0" w:color="A0A0A0"/>
+          <w:insideV w:val="single" w:sz="4" w:space="0" w:color="A0A0A0"/>
+        </w:tblBorders>
+        <w:tblCellMar>
+          <w:left w:w="140" w:type="dxa"/>
+          <w:right w:w="180" w:type="dxa"/>
+        </w:tblCellMar>
+      </w:tblPr>
+      <w:tblGrid>
+        <w:gridCol w:w="2940"/>
+        <w:gridCol w:w="6860"/>
+      </w:tblGrid>
+      <w:tr>
+        <w:trPr>
+          <w:tblHeader/>
+        </w:trPr>
+        <w:tc>
+          <w:tcPr>
+            <w:tcW w:w="0" w:type="auto"/>
+            <w:shd w:val="clear" w:color="auto" w:fill="EEF1F5"/>
+          </w:tcPr>
+          <w:p>
+            <w:pPr>
+              <w:spacing w:before="30" w:after="30"/>
+            </w:pPr>
+            <w:r>
+              <w:rPr>
+                <w:b/>
+              </w:rPr>
+              <w:t xml:space="preserve">담보</w:t>
+            </w:r>
+          </w:p>
+        </w:tc>
+        <w:tc>
+          <w:tcPr>
+            <w:tcW w:w="0" w:type="auto"/>
+            <w:shd w:val="clear" w:color="auto" w:fill="EEF1F5"/>
+          </w:tcPr>
+          <w:p>
+            <w:pPr>
+              <w:spacing w:before="30" w:after="30"/>
+            </w:pPr>
+            <w:r>
+              <w:rPr>
+                <w:b/>
+              </w:rPr>
+              <w:t xml:space="preserve">암 진단</w:t>
+            </w:r>
+          </w:p>
+        </w:tc>
+      </w:tr>
+      <w:tr>
+        <w:tc>
+          <w:tcPr>
+            <w:tcW w:w="0" w:type="auto"/>
+          </w:tcPr>
+          <w:p>
+            <w:pPr>
+              <w:spacing w:before="30" w:after="30"/>
+            </w:pPr>
+            <w:r>
+              <w:t xml:space="preserve">급부 유형</w:t>
+            </w:r>
+          </w:p>
+        </w:tc>
+        <w:tc>
+          <w:tcPr>
+            <w:tcW w:w="0" w:type="auto"/>
+          </w:tcPr>
+          <w:p>
+            <w:pPr>
+              <w:spacing w:before="30" w:after="30"/>
+            </w:pPr>
+            <w:r>
+              <w:t xml:space="preserve">최초발생</w:t>
+            </w:r>
+          </w:p>
+        </w:tc>
+      </w:tr>
+      <w:tr>
+        <w:tc>
+          <w:tcPr>
+            <w:tcW w:w="0" w:type="auto"/>
+          </w:tcPr>
+          <w:p>
+            <w:pPr>
+              <w:spacing w:before="30" w:after="30"/>
+            </w:pPr>
+            <w:r>
+              <w:t xml:space="preserve">보험기간</w:t>
+            </w:r>
+          </w:p>
+        </w:tc>
+        <w:tc>
+          <w:tcPr>
+            <w:tcW w:w="0" w:type="auto"/>
+          </w:tcPr>
+          <w:p>
+            <w:pPr>
+              <w:spacing w:before="30" w:after="30"/>
+            </w:pPr>
+            <w:r>
+              <w:t xml:space="preserve">100세 만기</w:t>
+            </w:r>
+          </w:p>
+        </w:tc>
+      </w:tr>
+      <w:tr>
+        <w:tc>
+          <w:tcPr>
+            <w:tcW w:w="0" w:type="auto"/>
+          </w:tcPr>
+          <w:p>
+            <w:pPr>
+              <w:spacing w:before="30" w:after="30"/>
+            </w:pPr>
+            <w:r>
+              <w:t xml:space="preserve">보장금액</w:t>
+            </w:r>
+          </w:p>
+        </w:tc>
+        <w:tc>
+          <w:tcPr>
+            <w:tcW w:w="0" w:type="auto"/>
+          </w:tcPr>
+          <w:p>
+            <w:pPr>
+              <w:spacing w:before="30" w:after="30"/>
+            </w:pPr>
+            <w:r>
+              <w:t xml:space="preserve">가입금액의 1배</w:t>
+            </w:r>
+          </w:p>
+        </w:tc>
+      </w:tr>
+      <w:tr>
+        <w:tc>
+          <w:tcPr>
+            <w:tcW w:w="0" w:type="auto"/>
+          </w:tcPr>
+          <w:p>
+            <w:pPr>
+              <w:spacing w:before="30" w:after="30"/>
+            </w:pPr>
+            <w:r>
+              <w:t xml:space="preserve">면책·삭감</w:t>
+            </w:r>
+          </w:p>
+        </w:tc>
+        <w:tc>
+          <w:tcPr>
+            <w:tcW w:w="0" w:type="auto"/>
+          </w:tcPr>
+          <w:p>
+            <w:pPr>
+              <w:spacing w:before="30" w:after="30"/>
+            </w:pPr>
+            <w:r>
+              <w:t xml:space="preserve">90일 면책</w:t>
+            </w:r>
+          </w:p>
+        </w:tc>
+      </w:tr>
+      <w:tr>
+        <w:tc>
+          <w:tcPr>
+            <w:tcW w:w="0" w:type="auto"/>
+          </w:tcPr>
+          <w:p>
+            <w:pPr>
+              <w:spacing w:before="30" w:after="30"/>
+            </w:pPr>
+            <w:r>
+              <w:t xml:space="preserve">생존자</w:t>
+            </w:r>
+          </w:p>
+        </w:tc>
+        <w:tc>
+          <w:tcPr>
+            <w:tcW w:w="0" w:type="auto"/>
+          </w:tcPr>
+          <w:p>
+            <w:pPr>
+              <w:spacing w:before="30" w:after="30"/>
+            </w:pPr>
+            <w:r>
+              <w:t xml:space="preserve">lx(1) — 생존자(암X)</w:t>
+            </w:r>
+          </w:p>
+        </w:tc>
+      </w:tr>
+      <w:tr>
+        <w:tc>
+          <w:tcPr>
+            <w:tcW w:w="0" w:type="auto"/>
+          </w:tcPr>
+          <w:p>
+            <w:pPr>
+              <w:spacing w:before="30" w:after="30"/>
+            </w:pPr>
+            <w:r>
+              <w:t xml:space="preserve">급부 위험률</w:t>
+            </w:r>
+          </w:p>
+        </w:tc>
+        <w:tc>
+          <w:tcPr>
+            <w:tcW w:w="0" w:type="auto"/>
+          </w:tcPr>
+          <w:p>
+            <w:pPr>
+              <w:spacing w:before="30" w:after="30"/>
+            </w:pPr>
+            <w:r>
+              <w:t xml:space="preserve">탈퇴 사유에서 — 암발생률</w:t>
+            </w:r>
+          </w:p>
+        </w:tc>
+      </w:tr>
+      <w:tr>
+        <w:tc>
+          <w:tcPr>
+            <w:tcW w:w="0" w:type="auto"/>
+          </w:tcPr>
+          <w:p>
+            <w:pPr>
+              <w:spacing w:before="30" w:after="30"/>
+            </w:pPr>
+            <w:r>
+              <w:t xml:space="preserve">계산기수</w:t>
+            </w:r>
+          </w:p>
+        </w:tc>
+        <w:tc>
+          <w:tcPr>
+            <w:tcW w:w="0" w:type="auto"/>
+          </w:tcPr>
+          <w:p>
+            <w:pPr>
+              <w:spacing w:before="30" w:after="30"/>
+            </w:pPr>
+            <w:r>
+              <w:t xml:space="preserve">Cx · Mx</w:t>
+            </w:r>
+          </w:p>
+        </w:tc>
+      </w:tr>
+    </w:tbl>
+    <w:p/>
+    <w:p>
+      <w:pPr>
+        <w:pStyle w:val="FormulaLabel"/>
+      </w:pPr>
+      <w:r>
+        <w:t xml:space="preserve">[식] 보험금 — 암 진단</w:t>
+      </w:r>
+    </w:p>
+    <w:p>
+      <w:pPr>
         <w:pStyle w:val="FormulaText"/>
       </w:pPr>
       <w:r>
-        <w:t xml:space="preserve">급부 발생자</w:t>
+        <w:t xml:space="preserve">생존자 — lx(1) 생존자(암X) 를 가져다 쓴다</w:t>
       </w:r>
     </w:p>
     <w:p>
@@ -4577,7 +3847,7 @@
                   <w:sz w:val="24"/>
                   <w:szCs w:val="24"/>
                 </w:rPr>
-                <m:t xml:space="preserve">C</m:t>
+                <m:t xml:space="preserve">l</m:t>
               </m:r>
             </m:e>
             <m:sub>
@@ -4615,7 +3885,7 @@
             </w:rPr>
             <m:t xml:space="preserve"> = </m:t>
           </m:r>
-          <m:sSub>
+          <m:sSubSup>
             <m:e>
               <m:r>
                 <w:rPr>
@@ -4652,150 +3922,6 @@
                 <m:t xml:space="preserve">t</m:t>
               </m:r>
             </m:sub>
-          </m:sSub>
-          <m:r>
-            <w:rPr>
-              <w:rFonts w:ascii="Cambria Math" w:hAnsi="Cambria Math"/>
-              <w:sz w:val="24"/>
-              <w:szCs w:val="24"/>
-            </w:rPr>
-            <m:t xml:space="preserve">·</m:t>
-          </m:r>
-          <m:sSub>
-            <m:e>
-              <m:r>
-                <w:rPr>
-                  <w:rFonts w:ascii="Cambria Math" w:hAnsi="Cambria Math"/>
-                  <w:sz w:val="24"/>
-                  <w:szCs w:val="24"/>
-                </w:rPr>
-                <m:t xml:space="preserve">r</m:t>
-              </m:r>
-            </m:e>
-            <m:sub>
-              <m:r>
-                <w:rPr>
-                  <w:rFonts w:ascii="Cambria Math" w:hAnsi="Cambria Math"/>
-                  <w:sz w:val="24"/>
-                  <w:szCs w:val="24"/>
-                </w:rPr>
-                <m:t xml:space="preserve">x</m:t>
-              </m:r>
-              <m:r>
-                <w:rPr>
-                  <w:rFonts w:ascii="Cambria Math" w:hAnsi="Cambria Math"/>
-                  <w:sz w:val="24"/>
-                  <w:szCs w:val="24"/>
-                </w:rPr>
-                <m:t xml:space="preserve">+</m:t>
-              </m:r>
-              <m:r>
-                <w:rPr>
-                  <w:rFonts w:ascii="Cambria Math" w:hAnsi="Cambria Math"/>
-                  <w:sz w:val="24"/>
-                  <w:szCs w:val="24"/>
-                </w:rPr>
-                <m:t xml:space="preserve">t</m:t>
-              </m:r>
-            </m:sub>
-          </m:sSub>
-          <m:r>
-            <w:rPr>
-              <w:rFonts w:ascii="Cambria Math" w:hAnsi="Cambria Math"/>
-              <w:sz w:val="24"/>
-              <w:szCs w:val="24"/>
-            </w:rPr>
-            <m:t xml:space="preserve">·( </m:t>
-          </m:r>
-          <m:r>
-            <w:rPr>
-              <w:rFonts w:ascii="Cambria Math" w:hAnsi="Cambria Math"/>
-              <w:sz w:val="24"/>
-              <w:szCs w:val="24"/>
-            </w:rPr>
-            <m:t xml:space="preserve">1</m:t>
-          </m:r>
-          <m:r>
-            <w:rPr>
-              <w:rFonts w:ascii="Cambria Math" w:hAnsi="Cambria Math"/>
-              <w:sz w:val="24"/>
-              <w:szCs w:val="24"/>
-            </w:rPr>
-            <m:t xml:space="preserve"> − </m:t>
-          </m:r>
-          <m:sSub>
-            <m:e>
-              <m:r>
-                <w:rPr>
-                  <w:rFonts w:ascii="Cambria Math" w:hAnsi="Cambria Math"/>
-                  <w:sz w:val="24"/>
-                  <w:szCs w:val="24"/>
-                </w:rPr>
-                <m:t xml:space="preserve">w</m:t>
-              </m:r>
-            </m:e>
-            <m:sub>
-              <m:r>
-                <w:rPr>
-                  <w:rFonts w:ascii="Cambria Math" w:hAnsi="Cambria Math"/>
-                  <w:sz w:val="24"/>
-                  <w:szCs w:val="24"/>
-                </w:rPr>
-                <m:t xml:space="preserve">x</m:t>
-              </m:r>
-              <m:r>
-                <w:rPr>
-                  <w:rFonts w:ascii="Cambria Math" w:hAnsi="Cambria Math"/>
-                  <w:sz w:val="24"/>
-                  <w:szCs w:val="24"/>
-                </w:rPr>
-                <m:t xml:space="preserve">+</m:t>
-              </m:r>
-              <m:r>
-                <w:rPr>
-                  <w:rFonts w:ascii="Cambria Math" w:hAnsi="Cambria Math"/>
-                  <w:sz w:val="24"/>
-                  <w:szCs w:val="24"/>
-                </w:rPr>
-                <m:t xml:space="preserve">t</m:t>
-              </m:r>
-            </m:sub>
-          </m:sSub>
-          <m:r>
-            <w:rPr>
-              <w:rFonts w:ascii="Cambria Math" w:hAnsi="Cambria Math"/>
-              <w:sz w:val="24"/>
-              <w:szCs w:val="24"/>
-            </w:rPr>
-            <m:t xml:space="preserve">/</m:t>
-          </m:r>
-          <m:r>
-            <w:rPr>
-              <w:rFonts w:ascii="Cambria Math" w:hAnsi="Cambria Math"/>
-              <w:sz w:val="24"/>
-              <w:szCs w:val="24"/>
-            </w:rPr>
-            <m:t xml:space="preserve">2</m:t>
-          </m:r>
-          <m:r>
-            <w:rPr>
-              <w:rFonts w:ascii="Cambria Math" w:hAnsi="Cambria Math"/>
-              <w:sz w:val="24"/>
-              <w:szCs w:val="24"/>
-            </w:rPr>
-            <m:t xml:space="preserve"> )·</m:t>
-          </m:r>
-          <m:sSup>
-            <m:e>
-              <m:r>
-                <w:rPr>
-                  <w:rFonts w:ascii="Cambria Math" w:hAnsi="Cambria Math"/>
-                  <w:sz w:val="24"/>
-                  <w:szCs w:val="24"/>
-                </w:rPr>
-                <m:t xml:space="preserve">v</m:t>
-              </m:r>
-            </m:e>
             <m:sup>
               <m:r>
                 <w:rPr>
@@ -4803,28 +3929,28 @@
                   <w:sz w:val="24"/>
                   <w:szCs w:val="24"/>
                 </w:rPr>
-                <m:t xml:space="preserve">t</m:t>
-              </m:r>
-              <m:r>
-                <w:rPr>
-                  <w:rFonts w:ascii="Cambria Math" w:hAnsi="Cambria Math"/>
-                  <w:sz w:val="24"/>
-                  <w:szCs w:val="24"/>
-                </w:rPr>
-                <m:t xml:space="preserve">+½</m:t>
+                <m:t xml:space="preserve">(</m:t>
+              </m:r>
+              <m:r>
+                <w:rPr>
+                  <w:rFonts w:ascii="Cambria Math" w:hAnsi="Cambria Math"/>
+                  <w:sz w:val="24"/>
+                  <w:szCs w:val="24"/>
+                </w:rPr>
+                <m:t xml:space="preserve">1</m:t>
+              </m:r>
+              <m:r>
+                <w:rPr>
+                  <w:rFonts w:ascii="Cambria Math" w:hAnsi="Cambria Math"/>
+                  <w:sz w:val="24"/>
+                  <w:szCs w:val="24"/>
+                </w:rPr>
+                <m:t xml:space="preserve">)</m:t>
               </m:r>
             </m:sup>
-          </m:sSup>
+          </m:sSubSup>
         </m:oMath>
       </m:oMathPara>
-    </w:p>
-    <w:p>
-      <w:pPr>
-        <w:pStyle w:val="FormulaText"/>
-      </w:pPr>
-      <w:r>
-        <w:t xml:space="preserve">보험금 현가의 누계</w:t>
-      </w:r>
     </w:p>
     <w:p>
       <w:pPr>
@@ -4843,7 +3969,7 @@
                   <w:sz w:val="24"/>
                   <w:szCs w:val="24"/>
                 </w:rPr>
-                <m:t xml:space="preserve">M</m:t>
+                <m:t xml:space="preserve">D</m:t>
               </m:r>
             </m:e>
             <m:sub>
@@ -4889,7 +4015,7 @@
                   <w:sz w:val="24"/>
                   <w:szCs w:val="24"/>
                 </w:rPr>
-                <m:t xml:space="preserve">Σ</m:t>
+                <m:t xml:space="preserve">D</m:t>
               </m:r>
             </m:e>
             <m:sub>
@@ -4899,15 +4025,15 @@
                   <w:sz w:val="24"/>
                   <w:szCs w:val="24"/>
                 </w:rPr>
-                <m:t xml:space="preserve">u</m:t>
-              </m:r>
-              <m:r>
-                <w:rPr>
-                  <w:rFonts w:ascii="Cambria Math" w:hAnsi="Cambria Math"/>
-                  <w:sz w:val="24"/>
-                  <w:szCs w:val="24"/>
-                </w:rPr>
-                <m:t xml:space="preserve">=</m:t>
+                <m:t xml:space="preserve">x</m:t>
+              </m:r>
+              <m:r>
+                <w:rPr>
+                  <w:rFonts w:ascii="Cambria Math" w:hAnsi="Cambria Math"/>
+                  <w:sz w:val="24"/>
+                  <w:szCs w:val="24"/>
+                </w:rPr>
+                <m:t xml:space="preserve">+</m:t>
               </m:r>
               <m:r>
                 <w:rPr>
@@ -4925,15 +4051,7 @@
                   <w:sz w:val="24"/>
                   <w:szCs w:val="24"/>
                 </w:rPr>
-                <m:t xml:space="preserve">n</m:t>
-              </m:r>
-              <m:r>
-                <w:rPr>
-                  <w:rFonts w:ascii="Cambria Math" w:hAnsi="Cambria Math"/>
-                  <w:sz w:val="24"/>
-                  <w:szCs w:val="24"/>
-                </w:rPr>
-                <m:t xml:space="preserve">−</m:t>
+                <m:t xml:space="preserve">(</m:t>
               </m:r>
               <m:r>
                 <w:rPr>
@@ -4942,95 +4060,19 @@
                   <w:szCs w:val="24"/>
                 </w:rPr>
                 <m:t xml:space="preserve">1</m:t>
+              </m:r>
+              <m:r>
+                <w:rPr>
+                  <w:rFonts w:ascii="Cambria Math" w:hAnsi="Cambria Math"/>
+                  <w:sz w:val="24"/>
+                  <w:szCs w:val="24"/>
+                </w:rPr>
+                <m:t xml:space="preserve">)</m:t>
               </m:r>
             </m:sup>
           </m:sSubSup>
-          <m:r>
-            <w:rPr>
-              <w:rFonts w:ascii="Cambria Math" w:hAnsi="Cambria Math"/>
-              <w:sz w:val="24"/>
-              <w:szCs w:val="24"/>
-            </w:rPr>
-            <m:t xml:space="preserve"> </m:t>
-          </m:r>
-          <m:sSub>
-            <m:e>
-              <m:r>
-                <w:rPr>
-                  <w:rFonts w:ascii="Cambria Math" w:hAnsi="Cambria Math"/>
-                  <w:sz w:val="24"/>
-                  <w:szCs w:val="24"/>
-                </w:rPr>
-                <m:t xml:space="preserve">S</m:t>
-              </m:r>
-            </m:e>
-            <m:sub>
-              <m:r>
-                <w:rPr>
-                  <w:rFonts w:ascii="Cambria Math" w:hAnsi="Cambria Math"/>
-                  <w:sz w:val="24"/>
-                  <w:szCs w:val="24"/>
-                </w:rPr>
-                <m:t xml:space="preserve">u</m:t>
-              </m:r>
-            </m:sub>
-          </m:sSub>
-          <m:r>
-            <w:rPr>
-              <w:rFonts w:ascii="Cambria Math" w:hAnsi="Cambria Math"/>
-              <w:sz w:val="24"/>
-              <w:szCs w:val="24"/>
-            </w:rPr>
-            <m:t xml:space="preserve">·</m:t>
-          </m:r>
-          <m:sSub>
-            <m:e>
-              <m:r>
-                <w:rPr>
-                  <w:rFonts w:ascii="Cambria Math" w:hAnsi="Cambria Math"/>
-                  <w:sz w:val="24"/>
-                  <w:szCs w:val="24"/>
-                </w:rPr>
-                <m:t xml:space="preserve">C</m:t>
-              </m:r>
-            </m:e>
-            <m:sub>
-              <m:r>
-                <w:rPr>
-                  <w:rFonts w:ascii="Cambria Math" w:hAnsi="Cambria Math"/>
-                  <w:sz w:val="24"/>
-                  <w:szCs w:val="24"/>
-                </w:rPr>
-                <m:t xml:space="preserve">x</m:t>
-              </m:r>
-              <m:r>
-                <w:rPr>
-                  <w:rFonts w:ascii="Cambria Math" w:hAnsi="Cambria Math"/>
-                  <w:sz w:val="24"/>
-                  <w:szCs w:val="24"/>
-                </w:rPr>
-                <m:t xml:space="preserve">+</m:t>
-              </m:r>
-              <m:r>
-                <w:rPr>
-                  <w:rFonts w:ascii="Cambria Math" w:hAnsi="Cambria Math"/>
-                  <w:sz w:val="24"/>
-                  <w:szCs w:val="24"/>
-                </w:rPr>
-                <m:t xml:space="preserve">u</m:t>
-              </m:r>
-            </m:sub>
-          </m:sSub>
         </m:oMath>
       </m:oMathPara>
-    </w:p>
-    <w:p>
-      <w:pPr>
-        <w:pStyle w:val="FormulaText"/>
-      </w:pPr>
-      <w:r>
-        <w:t xml:space="preserve">보험금 현가 (PVB) — 보장금액 1원당</w:t>
-      </w:r>
     </w:p>
     <w:p>
       <w:pPr>
@@ -5041,25 +4083,6 @@
           <m:jc m:val="left"/>
         </m:oMathParaPr>
         <m:oMath>
-          <m:r>
-            <m:rPr>
-              <m:nor/>
-            </m:rPr>
-            <w:rPr>
-              <w:rFonts w:ascii="Cambria Math" w:hAnsi="Cambria Math"/>
-              <w:sz w:val="24"/>
-              <w:szCs w:val="24"/>
-            </w:rPr>
-            <m:t xml:space="preserve">PVB</m:t>
-          </m:r>
-          <m:r>
-            <w:rPr>
-              <w:rFonts w:ascii="Cambria Math" w:hAnsi="Cambria Math"/>
-              <w:sz w:val="24"/>
-              <w:szCs w:val="24"/>
-            </w:rPr>
-            <m:t xml:space="preserve"> = </m:t>
-          </m:r>
           <m:sSub>
             <m:e>
               <m:r>
@@ -5068,7 +4091,7 @@
                   <w:sz w:val="24"/>
                   <w:szCs w:val="24"/>
                 </w:rPr>
-                <m:t xml:space="preserve">M</m:t>
+                <m:t xml:space="preserve">N</m:t>
               </m:r>
             </m:e>
             <m:sub>
@@ -5079,34 +4102,106 @@
                   <w:szCs w:val="24"/>
                 </w:rPr>
                 <m:t xml:space="preserve">x</m:t>
+              </m:r>
+              <m:r>
+                <w:rPr>
+                  <w:rFonts w:ascii="Cambria Math" w:hAnsi="Cambria Math"/>
+                  <w:sz w:val="24"/>
+                  <w:szCs w:val="24"/>
+                </w:rPr>
+                <m:t xml:space="preserve">+</m:t>
+              </m:r>
+              <m:r>
+                <w:rPr>
+                  <w:rFonts w:ascii="Cambria Math" w:hAnsi="Cambria Math"/>
+                  <w:sz w:val="24"/>
+                  <w:szCs w:val="24"/>
+                </w:rPr>
+                <m:t xml:space="preserve">t</m:t>
               </m:r>
             </m:sub>
           </m:sSub>
+          <m:r>
+            <w:rPr>
+              <w:rFonts w:ascii="Cambria Math" w:hAnsi="Cambria Math"/>
+              <w:sz w:val="24"/>
+              <w:szCs w:val="24"/>
+            </w:rPr>
+            <m:t xml:space="preserve"> = </m:t>
+          </m:r>
+          <m:sSubSup>
+            <m:e>
+              <m:r>
+                <w:rPr>
+                  <w:rFonts w:ascii="Cambria Math" w:hAnsi="Cambria Math"/>
+                  <w:sz w:val="24"/>
+                  <w:szCs w:val="24"/>
+                </w:rPr>
+                <m:t xml:space="preserve">N</m:t>
+              </m:r>
+            </m:e>
+            <m:sub>
+              <m:r>
+                <w:rPr>
+                  <w:rFonts w:ascii="Cambria Math" w:hAnsi="Cambria Math"/>
+                  <w:sz w:val="24"/>
+                  <w:szCs w:val="24"/>
+                </w:rPr>
+                <m:t xml:space="preserve">x</m:t>
+              </m:r>
+              <m:r>
+                <w:rPr>
+                  <w:rFonts w:ascii="Cambria Math" w:hAnsi="Cambria Math"/>
+                  <w:sz w:val="24"/>
+                  <w:szCs w:val="24"/>
+                </w:rPr>
+                <m:t xml:space="preserve">+</m:t>
+              </m:r>
+              <m:r>
+                <w:rPr>
+                  <w:rFonts w:ascii="Cambria Math" w:hAnsi="Cambria Math"/>
+                  <w:sz w:val="24"/>
+                  <w:szCs w:val="24"/>
+                </w:rPr>
+                <m:t xml:space="preserve">t</m:t>
+              </m:r>
+            </m:sub>
+            <m:sup>
+              <m:r>
+                <w:rPr>
+                  <w:rFonts w:ascii="Cambria Math" w:hAnsi="Cambria Math"/>
+                  <w:sz w:val="24"/>
+                  <w:szCs w:val="24"/>
+                </w:rPr>
+                <m:t xml:space="preserve">(</m:t>
+              </m:r>
+              <m:r>
+                <w:rPr>
+                  <w:rFonts w:ascii="Cambria Math" w:hAnsi="Cambria Math"/>
+                  <w:sz w:val="24"/>
+                  <w:szCs w:val="24"/>
+                </w:rPr>
+                <m:t xml:space="preserve">1</m:t>
+              </m:r>
+              <m:r>
+                <w:rPr>
+                  <w:rFonts w:ascii="Cambria Math" w:hAnsi="Cambria Math"/>
+                  <w:sz w:val="24"/>
+                  <w:szCs w:val="24"/>
+                </w:rPr>
+                <m:t xml:space="preserve">)</m:t>
+              </m:r>
+            </m:sup>
+          </m:sSubSup>
         </m:oMath>
       </m:oMathPara>
     </w:p>
     <w:p>
       <w:pPr>
-        <w:pStyle w:val="Note"/>
+        <w:pStyle w:val="FormulaText"/>
       </w:pPr>
       <w:r>
-        <w:t xml:space="preserve">※ 진단 확정 시 지급하고 그 담보는 소멸한다.</w:t>
-      </w:r>
-    </w:p>
-    <w:p>
-      <w:pPr>
-        <w:pStyle w:val="Heading2"/>
-      </w:pPr>
-      <w:r>
-        <w:t xml:space="preserve">바. 순보험료 및 영업보험료</w:t>
-      </w:r>
-    </w:p>
-    <w:p>
-      <w:pPr>
-        <w:pStyle w:val="FormulaLabel"/>
-      </w:pPr>
-      <w:r>
-        <w:t xml:space="preserve">[식] 순보험료 (P)</w:t>
+        <w:t xml:space="preserve">보험료 납입 — 생존자 lx(1) (주계약 [납입])</w:t>
       </w:r>
     </w:p>
     <w:p>
@@ -5118,14 +4213,44 @@
           <m:jc m:val="left"/>
         </m:oMathParaPr>
         <m:oMath>
-          <m:r>
-            <w:rPr>
-              <w:rFonts w:ascii="Cambria Math" w:hAnsi="Cambria Math"/>
-              <w:sz w:val="24"/>
-              <w:szCs w:val="24"/>
-            </w:rPr>
-            <m:t xml:space="preserve">P</m:t>
-          </m:r>
+          <m:sSub>
+            <m:e>
+              <m:r>
+                <w:rPr>
+                  <w:rFonts w:ascii="Cambria Math" w:hAnsi="Cambria Math"/>
+                  <w:sz w:val="24"/>
+                  <w:szCs w:val="24"/>
+                </w:rPr>
+                <m:t xml:space="preserve">D′</m:t>
+              </m:r>
+            </m:e>
+            <m:sub>
+              <m:r>
+                <w:rPr>
+                  <w:rFonts w:ascii="Cambria Math" w:hAnsi="Cambria Math"/>
+                  <w:sz w:val="24"/>
+                  <w:szCs w:val="24"/>
+                </w:rPr>
+                <m:t xml:space="preserve">x</m:t>
+              </m:r>
+              <m:r>
+                <w:rPr>
+                  <w:rFonts w:ascii="Cambria Math" w:hAnsi="Cambria Math"/>
+                  <w:sz w:val="24"/>
+                  <w:szCs w:val="24"/>
+                </w:rPr>
+                <m:t xml:space="preserve">+</m:t>
+              </m:r>
+              <m:r>
+                <w:rPr>
+                  <w:rFonts w:ascii="Cambria Math" w:hAnsi="Cambria Math"/>
+                  <w:sz w:val="24"/>
+                  <w:szCs w:val="24"/>
+                </w:rPr>
+                <m:t xml:space="preserve">t</m:t>
+              </m:r>
+            </m:sub>
+          </m:sSub>
           <m:r>
             <w:rPr>
               <w:rFonts w:ascii="Cambria Math" w:hAnsi="Cambria Math"/>
@@ -5133,6 +4258,258 @@
               <w:szCs w:val="24"/>
             </w:rPr>
             <m:t xml:space="preserve"> = </m:t>
+          </m:r>
+          <m:sSubSup>
+            <m:e>
+              <m:r>
+                <w:rPr>
+                  <w:rFonts w:ascii="Cambria Math" w:hAnsi="Cambria Math"/>
+                  <w:sz w:val="24"/>
+                  <w:szCs w:val="24"/>
+                </w:rPr>
+                <m:t xml:space="preserve">D</m:t>
+              </m:r>
+            </m:e>
+            <m:sub>
+              <m:r>
+                <w:rPr>
+                  <w:rFonts w:ascii="Cambria Math" w:hAnsi="Cambria Math"/>
+                  <w:sz w:val="24"/>
+                  <w:szCs w:val="24"/>
+                </w:rPr>
+                <m:t xml:space="preserve">x</m:t>
+              </m:r>
+              <m:r>
+                <w:rPr>
+                  <w:rFonts w:ascii="Cambria Math" w:hAnsi="Cambria Math"/>
+                  <w:sz w:val="24"/>
+                  <w:szCs w:val="24"/>
+                </w:rPr>
+                <m:t xml:space="preserve">+</m:t>
+              </m:r>
+              <m:r>
+                <w:rPr>
+                  <w:rFonts w:ascii="Cambria Math" w:hAnsi="Cambria Math"/>
+                  <w:sz w:val="24"/>
+                  <w:szCs w:val="24"/>
+                </w:rPr>
+                <m:t xml:space="preserve">t</m:t>
+              </m:r>
+            </m:sub>
+            <m:sup>
+              <m:r>
+                <w:rPr>
+                  <w:rFonts w:ascii="Cambria Math" w:hAnsi="Cambria Math"/>
+                  <w:sz w:val="24"/>
+                  <w:szCs w:val="24"/>
+                </w:rPr>
+                <m:t xml:space="preserve">(</m:t>
+              </m:r>
+              <m:r>
+                <w:rPr>
+                  <w:rFonts w:ascii="Cambria Math" w:hAnsi="Cambria Math"/>
+                  <w:sz w:val="24"/>
+                  <w:szCs w:val="24"/>
+                </w:rPr>
+                <m:t xml:space="preserve">1</m:t>
+              </m:r>
+              <m:r>
+                <w:rPr>
+                  <w:rFonts w:ascii="Cambria Math" w:hAnsi="Cambria Math"/>
+                  <w:sz w:val="24"/>
+                  <w:szCs w:val="24"/>
+                </w:rPr>
+                <m:t xml:space="preserve">)</m:t>
+              </m:r>
+            </m:sup>
+          </m:sSubSup>
+        </m:oMath>
+      </m:oMathPara>
+    </w:p>
+    <w:p>
+      <w:pPr>
+        <w:pStyle w:val="Formula"/>
+      </w:pPr>
+      <m:oMathPara>
+        <m:oMathParaPr>
+          <m:jc m:val="left"/>
+        </m:oMathParaPr>
+        <m:oMath>
+          <m:sSub>
+            <m:e>
+              <m:r>
+                <w:rPr>
+                  <w:rFonts w:ascii="Cambria Math" w:hAnsi="Cambria Math"/>
+                  <w:sz w:val="24"/>
+                  <w:szCs w:val="24"/>
+                </w:rPr>
+                <m:t xml:space="preserve">N′</m:t>
+              </m:r>
+            </m:e>
+            <m:sub>
+              <m:r>
+                <w:rPr>
+                  <w:rFonts w:ascii="Cambria Math" w:hAnsi="Cambria Math"/>
+                  <w:sz w:val="24"/>
+                  <w:szCs w:val="24"/>
+                </w:rPr>
+                <m:t xml:space="preserve">x</m:t>
+              </m:r>
+              <m:r>
+                <w:rPr>
+                  <w:rFonts w:ascii="Cambria Math" w:hAnsi="Cambria Math"/>
+                  <w:sz w:val="24"/>
+                  <w:szCs w:val="24"/>
+                </w:rPr>
+                <m:t xml:space="preserve">+</m:t>
+              </m:r>
+              <m:r>
+                <w:rPr>
+                  <w:rFonts w:ascii="Cambria Math" w:hAnsi="Cambria Math"/>
+                  <w:sz w:val="24"/>
+                  <w:szCs w:val="24"/>
+                </w:rPr>
+                <m:t xml:space="preserve">t</m:t>
+              </m:r>
+            </m:sub>
+          </m:sSub>
+          <m:r>
+            <w:rPr>
+              <w:rFonts w:ascii="Cambria Math" w:hAnsi="Cambria Math"/>
+              <w:sz w:val="24"/>
+              <w:szCs w:val="24"/>
+            </w:rPr>
+            <m:t xml:space="preserve"> = </m:t>
+          </m:r>
+          <m:sSubSup>
+            <m:e>
+              <m:r>
+                <w:rPr>
+                  <w:rFonts w:ascii="Cambria Math" w:hAnsi="Cambria Math"/>
+                  <w:sz w:val="24"/>
+                  <w:szCs w:val="24"/>
+                </w:rPr>
+                <m:t xml:space="preserve">N</m:t>
+              </m:r>
+            </m:e>
+            <m:sub>
+              <m:r>
+                <w:rPr>
+                  <w:rFonts w:ascii="Cambria Math" w:hAnsi="Cambria Math"/>
+                  <w:sz w:val="24"/>
+                  <w:szCs w:val="24"/>
+                </w:rPr>
+                <m:t xml:space="preserve">x</m:t>
+              </m:r>
+              <m:r>
+                <w:rPr>
+                  <w:rFonts w:ascii="Cambria Math" w:hAnsi="Cambria Math"/>
+                  <w:sz w:val="24"/>
+                  <w:szCs w:val="24"/>
+                </w:rPr>
+                <m:t xml:space="preserve">+</m:t>
+              </m:r>
+              <m:r>
+                <w:rPr>
+                  <w:rFonts w:ascii="Cambria Math" w:hAnsi="Cambria Math"/>
+                  <w:sz w:val="24"/>
+                  <w:szCs w:val="24"/>
+                </w:rPr>
+                <m:t xml:space="preserve">t</m:t>
+              </m:r>
+            </m:sub>
+            <m:sup>
+              <m:r>
+                <w:rPr>
+                  <w:rFonts w:ascii="Cambria Math" w:hAnsi="Cambria Math"/>
+                  <w:sz w:val="24"/>
+                  <w:szCs w:val="24"/>
+                </w:rPr>
+                <m:t xml:space="preserve">(</m:t>
+              </m:r>
+              <m:r>
+                <w:rPr>
+                  <w:rFonts w:ascii="Cambria Math" w:hAnsi="Cambria Math"/>
+                  <w:sz w:val="24"/>
+                  <w:szCs w:val="24"/>
+                </w:rPr>
+                <m:t xml:space="preserve">1</m:t>
+              </m:r>
+              <m:r>
+                <w:rPr>
+                  <w:rFonts w:ascii="Cambria Math" w:hAnsi="Cambria Math"/>
+                  <w:sz w:val="24"/>
+                  <w:szCs w:val="24"/>
+                </w:rPr>
+                <m:t xml:space="preserve">)</m:t>
+              </m:r>
+            </m:sup>
+          </m:sSubSup>
+        </m:oMath>
+      </m:oMathPara>
+    </w:p>
+    <w:p>
+      <w:pPr>
+        <w:pStyle w:val="FormulaText"/>
+      </w:pPr>
+      <w:r>
+        <w:t xml:space="preserve">보장금액의 배수 — 90일 면책이라 그 동안은 지급하지 않는다</w:t>
+      </w:r>
+    </w:p>
+    <w:p>
+      <w:pPr>
+        <w:pStyle w:val="Formula"/>
+      </w:pPr>
+      <m:oMathPara>
+        <m:oMathParaPr>
+          <m:jc m:val="left"/>
+        </m:oMathParaPr>
+        <m:oMath>
+          <m:sSub>
+            <m:e>
+              <m:r>
+                <w:rPr>
+                  <w:rFonts w:ascii="Cambria Math" w:hAnsi="Cambria Math"/>
+                  <w:sz w:val="24"/>
+                  <w:szCs w:val="24"/>
+                </w:rPr>
+                <m:t xml:space="preserve">S</m:t>
+              </m:r>
+            </m:e>
+            <m:sub>
+              <m:r>
+                <w:rPr>
+                  <w:rFonts w:ascii="Cambria Math" w:hAnsi="Cambria Math"/>
+                  <w:sz w:val="24"/>
+                  <w:szCs w:val="24"/>
+                </w:rPr>
+                <m:t xml:space="preserve">t</m:t>
+              </m:r>
+            </m:sub>
+          </m:sSub>
+          <m:r>
+            <w:rPr>
+              <w:rFonts w:ascii="Cambria Math" w:hAnsi="Cambria Math"/>
+              <w:sz w:val="24"/>
+              <w:szCs w:val="24"/>
+            </w:rPr>
+            <m:t xml:space="preserve"> = </m:t>
+          </m:r>
+          <m:r>
+            <w:rPr>
+              <w:rFonts w:ascii="Cambria Math" w:hAnsi="Cambria Math"/>
+              <w:sz w:val="24"/>
+              <w:szCs w:val="24"/>
+            </w:rPr>
+            <m:t xml:space="preserve">1</m:t>
+          </m:r>
+          <m:r>
+            <w:rPr>
+              <w:rFonts w:ascii="Cambria Math" w:hAnsi="Cambria Math"/>
+              <w:sz w:val="24"/>
+              <w:szCs w:val="24"/>
+            </w:rPr>
+            <m:t xml:space="preserve"> × </m:t>
           </m:r>
           <m:r>
             <m:rPr>
@@ -5143,33 +4520,1055 @@
               <w:sz w:val="24"/>
               <w:szCs w:val="24"/>
             </w:rPr>
-            <m:t xml:space="preserve">PVB</m:t>
-          </m:r>
-          <m:r>
-            <w:rPr>
-              <w:rFonts w:ascii="Cambria Math" w:hAnsi="Cambria Math"/>
-              <w:sz w:val="24"/>
-              <w:szCs w:val="24"/>
-            </w:rPr>
-            <m:t xml:space="preserve"> / </m:t>
-          </m:r>
-          <m:r>
-            <w:rPr>
-              <w:rFonts w:ascii="Cambria Math" w:hAnsi="Cambria Math"/>
-              <w:sz w:val="24"/>
-              <w:szCs w:val="24"/>
-            </w:rPr>
-            <m:t xml:space="preserve">N*</m:t>
+            <m:t xml:space="preserve">if</m:t>
+          </m:r>
+          <m:r>
+            <w:rPr>
+              <w:rFonts w:ascii="Cambria Math" w:hAnsi="Cambria Math"/>
+              <w:sz w:val="24"/>
+              <w:szCs w:val="24"/>
+            </w:rPr>
+            <m:t xml:space="preserve">( </m:t>
+          </m:r>
+          <m:r>
+            <w:rPr>
+              <w:rFonts w:ascii="Cambria Math" w:hAnsi="Cambria Math"/>
+              <w:sz w:val="24"/>
+              <w:szCs w:val="24"/>
+            </w:rPr>
+            <m:t xml:space="preserve">t</m:t>
+          </m:r>
+          <m:r>
+            <w:rPr>
+              <w:rFonts w:ascii="Cambria Math" w:hAnsi="Cambria Math"/>
+              <w:sz w:val="24"/>
+              <w:szCs w:val="24"/>
+            </w:rPr>
+            <m:t xml:space="preserve"> = </m:t>
+          </m:r>
+          <m:r>
+            <w:rPr>
+              <w:rFonts w:ascii="Cambria Math" w:hAnsi="Cambria Math"/>
+              <w:sz w:val="24"/>
+              <w:szCs w:val="24"/>
+            </w:rPr>
+            <m:t xml:space="preserve">0</m:t>
+          </m:r>
+          <m:r>
+            <w:rPr>
+              <w:rFonts w:ascii="Cambria Math" w:hAnsi="Cambria Math"/>
+              <w:sz w:val="24"/>
+              <w:szCs w:val="24"/>
+            </w:rPr>
+            <m:t xml:space="preserve">, </m:t>
+          </m:r>
+          <m:r>
+            <w:rPr>
+              <w:rFonts w:ascii="Cambria Math" w:hAnsi="Cambria Math"/>
+              <w:sz w:val="24"/>
+              <w:szCs w:val="24"/>
+            </w:rPr>
+            <m:t xml:space="preserve">1</m:t>
+          </m:r>
+          <m:r>
+            <w:rPr>
+              <w:rFonts w:ascii="Cambria Math" w:hAnsi="Cambria Math"/>
+              <w:sz w:val="24"/>
+              <w:szCs w:val="24"/>
+            </w:rPr>
+            <m:t xml:space="preserve"> − </m:t>
+          </m:r>
+          <m:r>
+            <w:rPr>
+              <w:rFonts w:ascii="Cambria Math" w:hAnsi="Cambria Math"/>
+              <w:sz w:val="24"/>
+              <w:szCs w:val="24"/>
+            </w:rPr>
+            <m:t xml:space="preserve">3</m:t>
+          </m:r>
+          <m:r>
+            <w:rPr>
+              <w:rFonts w:ascii="Cambria Math" w:hAnsi="Cambria Math"/>
+              <w:sz w:val="24"/>
+              <w:szCs w:val="24"/>
+            </w:rPr>
+            <m:t xml:space="preserve">/</m:t>
+          </m:r>
+          <m:r>
+            <w:rPr>
+              <w:rFonts w:ascii="Cambria Math" w:hAnsi="Cambria Math"/>
+              <w:sz w:val="24"/>
+              <w:szCs w:val="24"/>
+            </w:rPr>
+            <m:t xml:space="preserve">12</m:t>
+          </m:r>
+          <m:r>
+            <w:rPr>
+              <w:rFonts w:ascii="Cambria Math" w:hAnsi="Cambria Math"/>
+              <w:sz w:val="24"/>
+              <w:szCs w:val="24"/>
+            </w:rPr>
+            <m:t xml:space="preserve">, </m:t>
+          </m:r>
+          <m:r>
+            <w:rPr>
+              <w:rFonts w:ascii="Cambria Math" w:hAnsi="Cambria Math"/>
+              <w:sz w:val="24"/>
+              <w:szCs w:val="24"/>
+            </w:rPr>
+            <m:t xml:space="preserve">1</m:t>
+          </m:r>
+          <m:r>
+            <w:rPr>
+              <w:rFonts w:ascii="Cambria Math" w:hAnsi="Cambria Math"/>
+              <w:sz w:val="24"/>
+              <w:szCs w:val="24"/>
+            </w:rPr>
+            <m:t xml:space="preserve"> )</m:t>
           </m:r>
         </m:oMath>
       </m:oMathPara>
     </w:p>
     <w:p>
       <w:pPr>
+        <w:pStyle w:val="FormulaText"/>
+      </w:pPr>
+      <w:r>
+        <w:t xml:space="preserve">급부 발생자</w:t>
+      </w:r>
+    </w:p>
+    <w:p>
+      <w:pPr>
+        <w:pStyle w:val="Formula"/>
+      </w:pPr>
+      <m:oMathPara>
+        <m:oMathParaPr>
+          <m:jc m:val="left"/>
+        </m:oMathParaPr>
+        <m:oMath>
+          <m:sSub>
+            <m:e>
+              <m:r>
+                <w:rPr>
+                  <w:rFonts w:ascii="Cambria Math" w:hAnsi="Cambria Math"/>
+                  <w:sz w:val="24"/>
+                  <w:szCs w:val="24"/>
+                </w:rPr>
+                <m:t xml:space="preserve">C</m:t>
+              </m:r>
+            </m:e>
+            <m:sub>
+              <m:r>
+                <w:rPr>
+                  <w:rFonts w:ascii="Cambria Math" w:hAnsi="Cambria Math"/>
+                  <w:sz w:val="24"/>
+                  <w:szCs w:val="24"/>
+                </w:rPr>
+                <m:t xml:space="preserve">x</m:t>
+              </m:r>
+              <m:r>
+                <w:rPr>
+                  <w:rFonts w:ascii="Cambria Math" w:hAnsi="Cambria Math"/>
+                  <w:sz w:val="24"/>
+                  <w:szCs w:val="24"/>
+                </w:rPr>
+                <m:t xml:space="preserve">+</m:t>
+              </m:r>
+              <m:r>
+                <w:rPr>
+                  <w:rFonts w:ascii="Cambria Math" w:hAnsi="Cambria Math"/>
+                  <w:sz w:val="24"/>
+                  <w:szCs w:val="24"/>
+                </w:rPr>
+                <m:t xml:space="preserve">t</m:t>
+              </m:r>
+            </m:sub>
+          </m:sSub>
+          <m:r>
+            <w:rPr>
+              <w:rFonts w:ascii="Cambria Math" w:hAnsi="Cambria Math"/>
+              <w:sz w:val="24"/>
+              <w:szCs w:val="24"/>
+            </w:rPr>
+            <m:t xml:space="preserve"> = </m:t>
+          </m:r>
+          <m:sSubSup>
+            <m:e>
+              <m:r>
+                <w:rPr>
+                  <w:rFonts w:ascii="Cambria Math" w:hAnsi="Cambria Math"/>
+                  <w:sz w:val="24"/>
+                  <w:szCs w:val="24"/>
+                </w:rPr>
+                <m:t xml:space="preserve">l</m:t>
+              </m:r>
+            </m:e>
+            <m:sub>
+              <m:r>
+                <w:rPr>
+                  <w:rFonts w:ascii="Cambria Math" w:hAnsi="Cambria Math"/>
+                  <w:sz w:val="24"/>
+                  <w:szCs w:val="24"/>
+                </w:rPr>
+                <m:t xml:space="preserve">x</m:t>
+              </m:r>
+              <m:r>
+                <w:rPr>
+                  <w:rFonts w:ascii="Cambria Math" w:hAnsi="Cambria Math"/>
+                  <w:sz w:val="24"/>
+                  <w:szCs w:val="24"/>
+                </w:rPr>
+                <m:t xml:space="preserve">+</m:t>
+              </m:r>
+              <m:r>
+                <w:rPr>
+                  <w:rFonts w:ascii="Cambria Math" w:hAnsi="Cambria Math"/>
+                  <w:sz w:val="24"/>
+                  <w:szCs w:val="24"/>
+                </w:rPr>
+                <m:t xml:space="preserve">t</m:t>
+              </m:r>
+            </m:sub>
+            <m:sup>
+              <m:r>
+                <w:rPr>
+                  <w:rFonts w:ascii="Cambria Math" w:hAnsi="Cambria Math"/>
+                  <w:sz w:val="24"/>
+                  <w:szCs w:val="24"/>
+                </w:rPr>
+                <m:t xml:space="preserve">(</m:t>
+              </m:r>
+              <m:r>
+                <w:rPr>
+                  <w:rFonts w:ascii="Cambria Math" w:hAnsi="Cambria Math"/>
+                  <w:sz w:val="24"/>
+                  <w:szCs w:val="24"/>
+                </w:rPr>
+                <m:t xml:space="preserve">1</m:t>
+              </m:r>
+              <m:r>
+                <w:rPr>
+                  <w:rFonts w:ascii="Cambria Math" w:hAnsi="Cambria Math"/>
+                  <w:sz w:val="24"/>
+                  <w:szCs w:val="24"/>
+                </w:rPr>
+                <m:t xml:space="preserve">)</m:t>
+              </m:r>
+            </m:sup>
+          </m:sSubSup>
+          <m:r>
+            <w:rPr>
+              <w:rFonts w:ascii="Cambria Math" w:hAnsi="Cambria Math"/>
+              <w:sz w:val="24"/>
+              <w:szCs w:val="24"/>
+            </w:rPr>
+            <m:t xml:space="preserve">·</m:t>
+          </m:r>
+          <m:sSub>
+            <m:e>
+              <m:r>
+                <w:rPr>
+                  <w:rFonts w:ascii="Cambria Math" w:hAnsi="Cambria Math"/>
+                  <w:sz w:val="24"/>
+                  <w:szCs w:val="24"/>
+                </w:rPr>
+                <m:t xml:space="preserve">r</m:t>
+              </m:r>
+            </m:e>
+            <m:sub>
+              <m:r>
+                <w:rPr>
+                  <w:rFonts w:ascii="Cambria Math" w:hAnsi="Cambria Math"/>
+                  <w:sz w:val="24"/>
+                  <w:szCs w:val="24"/>
+                </w:rPr>
+                <m:t xml:space="preserve">x</m:t>
+              </m:r>
+              <m:r>
+                <w:rPr>
+                  <w:rFonts w:ascii="Cambria Math" w:hAnsi="Cambria Math"/>
+                  <w:sz w:val="24"/>
+                  <w:szCs w:val="24"/>
+                </w:rPr>
+                <m:t xml:space="preserve">+</m:t>
+              </m:r>
+              <m:r>
+                <w:rPr>
+                  <w:rFonts w:ascii="Cambria Math" w:hAnsi="Cambria Math"/>
+                  <w:sz w:val="24"/>
+                  <w:szCs w:val="24"/>
+                </w:rPr>
+                <m:t xml:space="preserve">t</m:t>
+              </m:r>
+            </m:sub>
+          </m:sSub>
+          <m:r>
+            <w:rPr>
+              <w:rFonts w:ascii="Cambria Math" w:hAnsi="Cambria Math"/>
+              <w:sz w:val="24"/>
+              <w:szCs w:val="24"/>
+            </w:rPr>
+            <m:t xml:space="preserve">·( </m:t>
+          </m:r>
+          <m:r>
+            <w:rPr>
+              <w:rFonts w:ascii="Cambria Math" w:hAnsi="Cambria Math"/>
+              <w:sz w:val="24"/>
+              <w:szCs w:val="24"/>
+            </w:rPr>
+            <m:t xml:space="preserve">1</m:t>
+          </m:r>
+          <m:r>
+            <w:rPr>
+              <w:rFonts w:ascii="Cambria Math" w:hAnsi="Cambria Math"/>
+              <w:sz w:val="24"/>
+              <w:szCs w:val="24"/>
+            </w:rPr>
+            <m:t xml:space="preserve"> − </m:t>
+          </m:r>
+          <m:sSub>
+            <m:e>
+              <m:r>
+                <w:rPr>
+                  <w:rFonts w:ascii="Cambria Math" w:hAnsi="Cambria Math"/>
+                  <w:sz w:val="24"/>
+                  <w:szCs w:val="24"/>
+                </w:rPr>
+                <m:t xml:space="preserve">w</m:t>
+              </m:r>
+            </m:e>
+            <m:sub>
+              <m:r>
+                <w:rPr>
+                  <w:rFonts w:ascii="Cambria Math" w:hAnsi="Cambria Math"/>
+                  <w:sz w:val="24"/>
+                  <w:szCs w:val="24"/>
+                </w:rPr>
+                <m:t xml:space="preserve">x</m:t>
+              </m:r>
+              <m:r>
+                <w:rPr>
+                  <w:rFonts w:ascii="Cambria Math" w:hAnsi="Cambria Math"/>
+                  <w:sz w:val="24"/>
+                  <w:szCs w:val="24"/>
+                </w:rPr>
+                <m:t xml:space="preserve">+</m:t>
+              </m:r>
+              <m:r>
+                <w:rPr>
+                  <w:rFonts w:ascii="Cambria Math" w:hAnsi="Cambria Math"/>
+                  <w:sz w:val="24"/>
+                  <w:szCs w:val="24"/>
+                </w:rPr>
+                <m:t xml:space="preserve">t</m:t>
+              </m:r>
+            </m:sub>
+          </m:sSub>
+          <m:r>
+            <w:rPr>
+              <w:rFonts w:ascii="Cambria Math" w:hAnsi="Cambria Math"/>
+              <w:sz w:val="24"/>
+              <w:szCs w:val="24"/>
+            </w:rPr>
+            <m:t xml:space="preserve">/</m:t>
+          </m:r>
+          <m:r>
+            <w:rPr>
+              <w:rFonts w:ascii="Cambria Math" w:hAnsi="Cambria Math"/>
+              <w:sz w:val="24"/>
+              <w:szCs w:val="24"/>
+            </w:rPr>
+            <m:t xml:space="preserve">2</m:t>
+          </m:r>
+          <m:r>
+            <w:rPr>
+              <w:rFonts w:ascii="Cambria Math" w:hAnsi="Cambria Math"/>
+              <w:sz w:val="24"/>
+              <w:szCs w:val="24"/>
+            </w:rPr>
+            <m:t xml:space="preserve"> )·</m:t>
+          </m:r>
+          <m:sSup>
+            <m:e>
+              <m:r>
+                <w:rPr>
+                  <w:rFonts w:ascii="Cambria Math" w:hAnsi="Cambria Math"/>
+                  <w:sz w:val="24"/>
+                  <w:szCs w:val="24"/>
+                </w:rPr>
+                <m:t xml:space="preserve">v</m:t>
+              </m:r>
+            </m:e>
+            <m:sup>
+              <m:r>
+                <w:rPr>
+                  <w:rFonts w:ascii="Cambria Math" w:hAnsi="Cambria Math"/>
+                  <w:sz w:val="24"/>
+                  <w:szCs w:val="24"/>
+                </w:rPr>
+                <m:t xml:space="preserve">t</m:t>
+              </m:r>
+              <m:r>
+                <w:rPr>
+                  <w:rFonts w:ascii="Cambria Math" w:hAnsi="Cambria Math"/>
+                  <w:sz w:val="24"/>
+                  <w:szCs w:val="24"/>
+                </w:rPr>
+                <m:t xml:space="preserve">+½</m:t>
+              </m:r>
+            </m:sup>
+          </m:sSup>
+        </m:oMath>
+      </m:oMathPara>
+    </w:p>
+    <w:p>
+      <w:pPr>
+        <w:pStyle w:val="FormulaText"/>
+      </w:pPr>
+      <w:r>
+        <w:t xml:space="preserve">보험금 현가의 누계</w:t>
+      </w:r>
+    </w:p>
+    <w:p>
+      <w:pPr>
+        <w:pStyle w:val="Formula"/>
+      </w:pPr>
+      <m:oMathPara>
+        <m:oMathParaPr>
+          <m:jc m:val="left"/>
+        </m:oMathParaPr>
+        <m:oMath>
+          <m:sSub>
+            <m:e>
+              <m:r>
+                <w:rPr>
+                  <w:rFonts w:ascii="Cambria Math" w:hAnsi="Cambria Math"/>
+                  <w:sz w:val="24"/>
+                  <w:szCs w:val="24"/>
+                </w:rPr>
+                <m:t xml:space="preserve">M</m:t>
+              </m:r>
+            </m:e>
+            <m:sub>
+              <m:r>
+                <w:rPr>
+                  <w:rFonts w:ascii="Cambria Math" w:hAnsi="Cambria Math"/>
+                  <w:sz w:val="24"/>
+                  <w:szCs w:val="24"/>
+                </w:rPr>
+                <m:t xml:space="preserve">x</m:t>
+              </m:r>
+              <m:r>
+                <w:rPr>
+                  <w:rFonts w:ascii="Cambria Math" w:hAnsi="Cambria Math"/>
+                  <w:sz w:val="24"/>
+                  <w:szCs w:val="24"/>
+                </w:rPr>
+                <m:t xml:space="preserve">+</m:t>
+              </m:r>
+              <m:r>
+                <w:rPr>
+                  <w:rFonts w:ascii="Cambria Math" w:hAnsi="Cambria Math"/>
+                  <w:sz w:val="24"/>
+                  <w:szCs w:val="24"/>
+                </w:rPr>
+                <m:t xml:space="preserve">t</m:t>
+              </m:r>
+            </m:sub>
+          </m:sSub>
+          <m:r>
+            <w:rPr>
+              <w:rFonts w:ascii="Cambria Math" w:hAnsi="Cambria Math"/>
+              <w:sz w:val="24"/>
+              <w:szCs w:val="24"/>
+            </w:rPr>
+            <m:t xml:space="preserve"> = </m:t>
+          </m:r>
+          <m:sSubSup>
+            <m:e>
+              <m:r>
+                <w:rPr>
+                  <w:rFonts w:ascii="Cambria Math" w:hAnsi="Cambria Math"/>
+                  <w:sz w:val="24"/>
+                  <w:szCs w:val="24"/>
+                </w:rPr>
+                <m:t xml:space="preserve">Σ</m:t>
+              </m:r>
+            </m:e>
+            <m:sub>
+              <m:r>
+                <w:rPr>
+                  <w:rFonts w:ascii="Cambria Math" w:hAnsi="Cambria Math"/>
+                  <w:sz w:val="24"/>
+                  <w:szCs w:val="24"/>
+                </w:rPr>
+                <m:t xml:space="preserve">u</m:t>
+              </m:r>
+              <m:r>
+                <w:rPr>
+                  <w:rFonts w:ascii="Cambria Math" w:hAnsi="Cambria Math"/>
+                  <w:sz w:val="24"/>
+                  <w:szCs w:val="24"/>
+                </w:rPr>
+                <m:t xml:space="preserve">=</m:t>
+              </m:r>
+              <m:r>
+                <w:rPr>
+                  <w:rFonts w:ascii="Cambria Math" w:hAnsi="Cambria Math"/>
+                  <w:sz w:val="24"/>
+                  <w:szCs w:val="24"/>
+                </w:rPr>
+                <m:t xml:space="preserve">t</m:t>
+              </m:r>
+            </m:sub>
+            <m:sup>
+              <m:r>
+                <w:rPr>
+                  <w:rFonts w:ascii="Cambria Math" w:hAnsi="Cambria Math"/>
+                  <w:sz w:val="24"/>
+                  <w:szCs w:val="24"/>
+                </w:rPr>
+                <m:t xml:space="preserve">n</m:t>
+              </m:r>
+              <m:r>
+                <w:rPr>
+                  <w:rFonts w:ascii="Cambria Math" w:hAnsi="Cambria Math"/>
+                  <w:sz w:val="24"/>
+                  <w:szCs w:val="24"/>
+                </w:rPr>
+                <m:t xml:space="preserve">−</m:t>
+              </m:r>
+              <m:r>
+                <w:rPr>
+                  <w:rFonts w:ascii="Cambria Math" w:hAnsi="Cambria Math"/>
+                  <w:sz w:val="24"/>
+                  <w:szCs w:val="24"/>
+                </w:rPr>
+                <m:t xml:space="preserve">1</m:t>
+              </m:r>
+            </m:sup>
+          </m:sSubSup>
+          <m:r>
+            <w:rPr>
+              <w:rFonts w:ascii="Cambria Math" w:hAnsi="Cambria Math"/>
+              <w:sz w:val="24"/>
+              <w:szCs w:val="24"/>
+            </w:rPr>
+            <m:t xml:space="preserve"> </m:t>
+          </m:r>
+          <m:sSub>
+            <m:e>
+              <m:r>
+                <w:rPr>
+                  <w:rFonts w:ascii="Cambria Math" w:hAnsi="Cambria Math"/>
+                  <w:sz w:val="24"/>
+                  <w:szCs w:val="24"/>
+                </w:rPr>
+                <m:t xml:space="preserve">S</m:t>
+              </m:r>
+            </m:e>
+            <m:sub>
+              <m:r>
+                <w:rPr>
+                  <w:rFonts w:ascii="Cambria Math" w:hAnsi="Cambria Math"/>
+                  <w:sz w:val="24"/>
+                  <w:szCs w:val="24"/>
+                </w:rPr>
+                <m:t xml:space="preserve">u</m:t>
+              </m:r>
+            </m:sub>
+          </m:sSub>
+          <m:r>
+            <w:rPr>
+              <w:rFonts w:ascii="Cambria Math" w:hAnsi="Cambria Math"/>
+              <w:sz w:val="24"/>
+              <w:szCs w:val="24"/>
+            </w:rPr>
+            <m:t xml:space="preserve">·</m:t>
+          </m:r>
+          <m:sSub>
+            <m:e>
+              <m:r>
+                <w:rPr>
+                  <w:rFonts w:ascii="Cambria Math" w:hAnsi="Cambria Math"/>
+                  <w:sz w:val="24"/>
+                  <w:szCs w:val="24"/>
+                </w:rPr>
+                <m:t xml:space="preserve">C</m:t>
+              </m:r>
+            </m:e>
+            <m:sub>
+              <m:r>
+                <w:rPr>
+                  <w:rFonts w:ascii="Cambria Math" w:hAnsi="Cambria Math"/>
+                  <w:sz w:val="24"/>
+                  <w:szCs w:val="24"/>
+                </w:rPr>
+                <m:t xml:space="preserve">x</m:t>
+              </m:r>
+              <m:r>
+                <w:rPr>
+                  <w:rFonts w:ascii="Cambria Math" w:hAnsi="Cambria Math"/>
+                  <w:sz w:val="24"/>
+                  <w:szCs w:val="24"/>
+                </w:rPr>
+                <m:t xml:space="preserve">+</m:t>
+              </m:r>
+              <m:r>
+                <w:rPr>
+                  <w:rFonts w:ascii="Cambria Math" w:hAnsi="Cambria Math"/>
+                  <w:sz w:val="24"/>
+                  <w:szCs w:val="24"/>
+                </w:rPr>
+                <m:t xml:space="preserve">u</m:t>
+              </m:r>
+            </m:sub>
+          </m:sSub>
+        </m:oMath>
+      </m:oMathPara>
+    </w:p>
+    <w:p>
+      <w:pPr>
+        <w:pStyle w:val="FormulaText"/>
+      </w:pPr>
+      <w:r>
+        <w:t xml:space="preserve">보험금 현가 (PVB) — 보장금액 1원당</w:t>
+      </w:r>
+    </w:p>
+    <w:p>
+      <w:pPr>
+        <w:pStyle w:val="Formula"/>
+      </w:pPr>
+      <m:oMathPara>
+        <m:oMathParaPr>
+          <m:jc m:val="left"/>
+        </m:oMathParaPr>
+        <m:oMath>
+          <m:r>
+            <m:rPr>
+              <m:nor/>
+            </m:rPr>
+            <w:rPr>
+              <w:rFonts w:ascii="Cambria Math" w:hAnsi="Cambria Math"/>
+              <w:sz w:val="24"/>
+              <w:szCs w:val="24"/>
+            </w:rPr>
+            <m:t xml:space="preserve">PVB</m:t>
+          </m:r>
+          <m:r>
+            <w:rPr>
+              <w:rFonts w:ascii="Cambria Math" w:hAnsi="Cambria Math"/>
+              <w:sz w:val="24"/>
+              <w:szCs w:val="24"/>
+            </w:rPr>
+            <m:t xml:space="preserve"> = </m:t>
+          </m:r>
+          <m:sSub>
+            <m:e>
+              <m:r>
+                <w:rPr>
+                  <w:rFonts w:ascii="Cambria Math" w:hAnsi="Cambria Math"/>
+                  <w:sz w:val="24"/>
+                  <w:szCs w:val="24"/>
+                </w:rPr>
+                <m:t xml:space="preserve">M</m:t>
+              </m:r>
+            </m:e>
+            <m:sub>
+              <m:r>
+                <w:rPr>
+                  <w:rFonts w:ascii="Cambria Math" w:hAnsi="Cambria Math"/>
+                  <w:sz w:val="24"/>
+                  <w:szCs w:val="24"/>
+                </w:rPr>
+                <m:t xml:space="preserve">x</m:t>
+              </m:r>
+            </m:sub>
+          </m:sSub>
+        </m:oMath>
+      </m:oMathPara>
+    </w:p>
+    <w:p>
+      <w:pPr>
         <w:pStyle w:val="Note"/>
       </w:pPr>
       <w:r>
-        <w:t xml:space="preserve">※ 담보마다 그 담보의 보험금 현가 PVB 를 그 계약 단위의 N*(납입자수는 하나)로 나눈다. 보장금액 1원당이다.</w:t>
+        <w:t xml:space="preserve">※ 진단 확정 시 지급하고 그 담보는 소멸한다.</w:t>
+      </w:r>
+    </w:p>
+    <w:p>
+      <w:pPr>
+        <w:pStyle w:val="Heading2"/>
+      </w:pPr>
+      <w:r>
+        <w:t xml:space="preserve">마. 순보험료 및 영업보험료</w:t>
+      </w:r>
+    </w:p>
+    <w:p>
+      <w:pPr>
+        <w:pStyle w:val="FormulaLabel"/>
+      </w:pPr>
+      <w:r>
+        <w:t xml:space="preserve">[식] 연납 환산 납입기수 (N*)</w:t>
+      </w:r>
+    </w:p>
+    <w:p>
+      <w:pPr>
+        <w:pStyle w:val="Formula"/>
+      </w:pPr>
+      <m:oMathPara>
+        <m:oMathParaPr>
+          <m:jc m:val="left"/>
+        </m:oMathParaPr>
+        <m:oMath>
+          <m:r>
+            <w:rPr>
+              <w:rFonts w:ascii="Cambria Math" w:hAnsi="Cambria Math"/>
+              <w:sz w:val="24"/>
+              <w:szCs w:val="24"/>
+            </w:rPr>
+            <m:t xml:space="preserve">N*</m:t>
+          </m:r>
+          <m:r>
+            <w:rPr>
+              <w:rFonts w:ascii="Cambria Math" w:hAnsi="Cambria Math"/>
+              <w:sz w:val="24"/>
+              <w:szCs w:val="24"/>
+            </w:rPr>
+            <m:t xml:space="preserve"> = </m:t>
+          </m:r>
+          <m:r>
+            <w:rPr>
+              <w:rFonts w:ascii="Cambria Math" w:hAnsi="Cambria Math"/>
+              <w:sz w:val="24"/>
+              <w:szCs w:val="24"/>
+            </w:rPr>
+            <m:t xml:space="preserve">k</m:t>
+          </m:r>
+          <m:r>
+            <w:rPr>
+              <w:rFonts w:ascii="Cambria Math" w:hAnsi="Cambria Math"/>
+              <w:sz w:val="24"/>
+              <w:szCs w:val="24"/>
+            </w:rPr>
+            <m:t xml:space="preserve"> · [ ( </m:t>
+          </m:r>
+          <m:sSub>
+            <m:e>
+              <m:r>
+                <w:rPr>
+                  <w:rFonts w:ascii="Cambria Math" w:hAnsi="Cambria Math"/>
+                  <w:sz w:val="24"/>
+                  <w:szCs w:val="24"/>
+                </w:rPr>
+                <m:t xml:space="preserve">N′</m:t>
+              </m:r>
+            </m:e>
+            <m:sub>
+              <m:r>
+                <w:rPr>
+                  <w:rFonts w:ascii="Cambria Math" w:hAnsi="Cambria Math"/>
+                  <w:sz w:val="24"/>
+                  <w:szCs w:val="24"/>
+                </w:rPr>
+                <m:t xml:space="preserve">x</m:t>
+              </m:r>
+            </m:sub>
+          </m:sSub>
+          <m:r>
+            <w:rPr>
+              <w:rFonts w:ascii="Cambria Math" w:hAnsi="Cambria Math"/>
+              <w:sz w:val="24"/>
+              <w:szCs w:val="24"/>
+            </w:rPr>
+            <m:t xml:space="preserve"> − </m:t>
+          </m:r>
+          <m:sSub>
+            <m:e>
+              <m:r>
+                <w:rPr>
+                  <w:rFonts w:ascii="Cambria Math" w:hAnsi="Cambria Math"/>
+                  <w:sz w:val="24"/>
+                  <w:szCs w:val="24"/>
+                </w:rPr>
+                <m:t xml:space="preserve">N′</m:t>
+              </m:r>
+            </m:e>
+            <m:sub>
+              <m:r>
+                <w:rPr>
+                  <w:rFonts w:ascii="Cambria Math" w:hAnsi="Cambria Math"/>
+                  <w:sz w:val="24"/>
+                  <w:szCs w:val="24"/>
+                </w:rPr>
+                <m:t xml:space="preserve">x</m:t>
+              </m:r>
+              <m:r>
+                <w:rPr>
+                  <w:rFonts w:ascii="Cambria Math" w:hAnsi="Cambria Math"/>
+                  <w:sz w:val="24"/>
+                  <w:szCs w:val="24"/>
+                </w:rPr>
+                <m:t xml:space="preserve">+</m:t>
+              </m:r>
+              <m:r>
+                <w:rPr>
+                  <w:rFonts w:ascii="Cambria Math" w:hAnsi="Cambria Math"/>
+                  <w:sz w:val="24"/>
+                  <w:szCs w:val="24"/>
+                </w:rPr>
+                <m:t xml:space="preserve">m</m:t>
+              </m:r>
+            </m:sub>
+          </m:sSub>
+          <m:r>
+            <w:rPr>
+              <w:rFonts w:ascii="Cambria Math" w:hAnsi="Cambria Math"/>
+              <w:sz w:val="24"/>
+              <w:szCs w:val="24"/>
+            </w:rPr>
+            <m:t xml:space="preserve"> )</m:t>
+          </m:r>
+        </m:oMath>
+      </m:oMathPara>
+    </w:p>
+    <w:p>
+      <w:pPr>
+        <w:pStyle w:val="Formula"/>
+      </w:pPr>
+      <m:oMathPara>
+        <m:oMathParaPr>
+          <m:jc m:val="left"/>
+        </m:oMathParaPr>
+        <m:oMath>
+          <m:r>
+            <w:rPr>
+              <w:rFonts w:ascii="Cambria Math" w:hAnsi="Cambria Math"/>
+              <w:sz w:val="24"/>
+              <w:szCs w:val="24"/>
+            </w:rPr>
+            <m:t xml:space="preserve">− ( </m:t>
+          </m:r>
+          <m:r>
+            <w:rPr>
+              <w:rFonts w:ascii="Cambria Math" w:hAnsi="Cambria Math"/>
+              <w:sz w:val="24"/>
+              <w:szCs w:val="24"/>
+            </w:rPr>
+            <m:t xml:space="preserve">k</m:t>
+          </m:r>
+          <m:r>
+            <w:rPr>
+              <w:rFonts w:ascii="Cambria Math" w:hAnsi="Cambria Math"/>
+              <w:sz w:val="24"/>
+              <w:szCs w:val="24"/>
+            </w:rPr>
+            <m:t xml:space="preserve">−</m:t>
+          </m:r>
+          <m:r>
+            <w:rPr>
+              <w:rFonts w:ascii="Cambria Math" w:hAnsi="Cambria Math"/>
+              <w:sz w:val="24"/>
+              <w:szCs w:val="24"/>
+            </w:rPr>
+            <m:t xml:space="preserve">1</m:t>
+          </m:r>
+          <m:r>
+            <w:rPr>
+              <w:rFonts w:ascii="Cambria Math" w:hAnsi="Cambria Math"/>
+              <w:sz w:val="24"/>
+              <w:szCs w:val="24"/>
+            </w:rPr>
+            <m:t xml:space="preserve"> )/( </m:t>
+          </m:r>
+          <m:r>
+            <w:rPr>
+              <w:rFonts w:ascii="Cambria Math" w:hAnsi="Cambria Math"/>
+              <w:sz w:val="24"/>
+              <w:szCs w:val="24"/>
+            </w:rPr>
+            <m:t xml:space="preserve">2</m:t>
+          </m:r>
+          <m:r>
+            <w:rPr>
+              <w:rFonts w:ascii="Cambria Math" w:hAnsi="Cambria Math"/>
+              <w:sz w:val="24"/>
+              <w:szCs w:val="24"/>
+            </w:rPr>
+            <m:t xml:space="preserve">·</m:t>
+          </m:r>
+          <m:r>
+            <w:rPr>
+              <w:rFonts w:ascii="Cambria Math" w:hAnsi="Cambria Math"/>
+              <w:sz w:val="24"/>
+              <w:szCs w:val="24"/>
+            </w:rPr>
+            <m:t xml:space="preserve">k</m:t>
+          </m:r>
+          <m:r>
+            <w:rPr>
+              <w:rFonts w:ascii="Cambria Math" w:hAnsi="Cambria Math"/>
+              <w:sz w:val="24"/>
+              <w:szCs w:val="24"/>
+            </w:rPr>
+            <m:t xml:space="preserve"> )·( </m:t>
+          </m:r>
+          <m:sSub>
+            <m:e>
+              <m:r>
+                <w:rPr>
+                  <w:rFonts w:ascii="Cambria Math" w:hAnsi="Cambria Math"/>
+                  <w:sz w:val="24"/>
+                  <w:szCs w:val="24"/>
+                </w:rPr>
+                <m:t xml:space="preserve">D′</m:t>
+              </m:r>
+            </m:e>
+            <m:sub>
+              <m:r>
+                <w:rPr>
+                  <w:rFonts w:ascii="Cambria Math" w:hAnsi="Cambria Math"/>
+                  <w:sz w:val="24"/>
+                  <w:szCs w:val="24"/>
+                </w:rPr>
+                <m:t xml:space="preserve">x</m:t>
+              </m:r>
+            </m:sub>
+          </m:sSub>
+          <m:r>
+            <w:rPr>
+              <w:rFonts w:ascii="Cambria Math" w:hAnsi="Cambria Math"/>
+              <w:sz w:val="24"/>
+              <w:szCs w:val="24"/>
+            </w:rPr>
+            <m:t xml:space="preserve"> − </m:t>
+          </m:r>
+          <m:sSub>
+            <m:e>
+              <m:r>
+                <w:rPr>
+                  <w:rFonts w:ascii="Cambria Math" w:hAnsi="Cambria Math"/>
+                  <w:sz w:val="24"/>
+                  <w:szCs w:val="24"/>
+                </w:rPr>
+                <m:t xml:space="preserve">D′</m:t>
+              </m:r>
+            </m:e>
+            <m:sub>
+              <m:r>
+                <w:rPr>
+                  <w:rFonts w:ascii="Cambria Math" w:hAnsi="Cambria Math"/>
+                  <w:sz w:val="24"/>
+                  <w:szCs w:val="24"/>
+                </w:rPr>
+                <m:t xml:space="preserve">x</m:t>
+              </m:r>
+              <m:r>
+                <w:rPr>
+                  <w:rFonts w:ascii="Cambria Math" w:hAnsi="Cambria Math"/>
+                  <w:sz w:val="24"/>
+                  <w:szCs w:val="24"/>
+                </w:rPr>
+                <m:t xml:space="preserve">+</m:t>
+              </m:r>
+              <m:r>
+                <w:rPr>
+                  <w:rFonts w:ascii="Cambria Math" w:hAnsi="Cambria Math"/>
+                  <w:sz w:val="24"/>
+                  <w:szCs w:val="24"/>
+                </w:rPr>
+                <m:t xml:space="preserve">m</m:t>
+              </m:r>
+            </m:sub>
+          </m:sSub>
+          <m:r>
+            <w:rPr>
+              <w:rFonts w:ascii="Cambria Math" w:hAnsi="Cambria Math"/>
+              <w:sz w:val="24"/>
+              <w:szCs w:val="24"/>
+            </w:rPr>
+            <m:t xml:space="preserve"> ) ]</m:t>
+          </m:r>
+        </m:oMath>
+      </m:oMathPara>
+    </w:p>
+    <w:p>
+      <w:pPr>
+        <w:pStyle w:val="Note"/>
+      </w:pPr>
+      <w:r>
+        <w:t xml:space="preserve">※ D′ · N′ 은 그 계약 단위의 [납입] 생존자의 D · N 이다. k 는 납입주기별 계수(연납 1, 6개월납 2, 3개월납 4, 월납 12) — 납입방법에 따라 N* 만 달라지고 보험금의 현가는 같다.</w:t>
+      </w:r>
+    </w:p>
+    <w:p>
+      <w:pPr>
+        <w:pStyle w:val="FormulaLabel"/>
+      </w:pPr>
+      <w:r>
+        <w:t xml:space="preserve">[식] 순보험료 (P)</w:t>
+      </w:r>
+    </w:p>
+    <w:p>
+      <w:pPr>
+        <w:pStyle w:val="Formula"/>
+      </w:pPr>
+      <m:oMathPara>
+        <m:oMathParaPr>
+          <m:jc m:val="left"/>
+        </m:oMathParaPr>
+        <m:oMath>
+          <m:r>
+            <w:rPr>
+              <w:rFonts w:ascii="Cambria Math" w:hAnsi="Cambria Math"/>
+              <w:sz w:val="24"/>
+              <w:szCs w:val="24"/>
+            </w:rPr>
+            <m:t xml:space="preserve">P</m:t>
+          </m:r>
+          <m:r>
+            <w:rPr>
+              <w:rFonts w:ascii="Cambria Math" w:hAnsi="Cambria Math"/>
+              <w:sz w:val="24"/>
+              <w:szCs w:val="24"/>
+            </w:rPr>
+            <m:t xml:space="preserve"> = </m:t>
+          </m:r>
+          <m:r>
+            <m:rPr>
+              <m:nor/>
+            </m:rPr>
+            <w:rPr>
+              <w:rFonts w:ascii="Cambria Math" w:hAnsi="Cambria Math"/>
+              <w:sz w:val="24"/>
+              <w:szCs w:val="24"/>
+            </w:rPr>
+            <m:t xml:space="preserve">PVB</m:t>
+          </m:r>
+          <m:r>
+            <w:rPr>
+              <w:rFonts w:ascii="Cambria Math" w:hAnsi="Cambria Math"/>
+              <w:sz w:val="24"/>
+              <w:szCs w:val="24"/>
+            </w:rPr>
+            <m:t xml:space="preserve"> / </m:t>
+          </m:r>
+          <m:r>
+            <w:rPr>
+              <w:rFonts w:ascii="Cambria Math" w:hAnsi="Cambria Math"/>
+              <w:sz w:val="24"/>
+              <w:szCs w:val="24"/>
+            </w:rPr>
+            <m:t xml:space="preserve">N*</m:t>
+          </m:r>
+        </m:oMath>
+      </m:oMathPara>
+    </w:p>
+    <w:p>
+      <w:pPr>
+        <w:pStyle w:val="Note"/>
+      </w:pPr>
+      <w:r>
+        <w:t xml:space="preserve">※ 담보마다 그 담보의 보험금 현가 PVB 를 그 계약 단위의 N*([납입] 생존자)로 나눈다. 보장금액 1원당이다.</w:t>
       </w:r>
     </w:p>
     <w:p>
@@ -6527,7 +6926,7 @@
         <w:pStyle w:val="FormulaText"/>
       </w:pPr>
       <w:r>
-        <w:t xml:space="preserve">납입 후 유지비를 포함한 순보험료 — 납입기간의 납입자수 현가로 나눈다</w:t>
+        <w:t xml:space="preserve">납입 후 유지비를 포함한 순보험료 — 납입기간의 [납입] 생존자 현가로 나눈다</w:t>
       </w:r>
     </w:p>
     <w:p>
@@ -6821,7 +7220,7 @@
         <w:pStyle w:val="FormulaText"/>
       </w:pPr>
       <w:r>
-        <w:t xml:space="preserve">t 년도 말 책임준비금 (보장금액 1원당) — 장래 보험금의 현가와 장래 유지비의 현가에서 장래 순보험료의 현가를 뺀 것을 t 시점 유지자수의 현가로 나눈다</w:t>
+        <w:t xml:space="preserve">t 년도 말 책임준비금 (보장금액 1원당) — 장래 보험금의 현가와 장래 유지비의 현가에서 장래 순보험료의 현가를 뺀 것을 t 시점 생존자수의 현가로 나눈다</w:t>
       </w:r>
     </w:p>
     <w:p>

--- a/standards/표준_산출방법서_암보험.docx
+++ b/standards/표준_산출방법서_암보험.docx
@@ -61,7 +61,7 @@
               <w:spacing w:before="30" w:after="30"/>
             </w:pPr>
             <w:r>
-              <w:t xml:space="preserve">이 문서는 표준 산출방법서 v7 양식입니다. 개요 표의 "양식" 행을 지우지 마세요 — 앱은 이 행을 보고 정해진 순서대로 읽습니다.</w:t>
+              <w:t xml:space="preserve">이 문서는 표준 산출방법서 v8 양식입니다. 개요 표의 "양식" 행을 지우지 마세요 — 앱은 이 행을 보고 정해진 순서대로 읽습니다.</w:t>
             </w:r>
           </w:p>
         </w:tc>
@@ -248,7 +248,7 @@
               <w:spacing w:before="30" w:after="30"/>
             </w:pPr>
             <w:r>
-              <w:t xml:space="preserve">표준 산출방법서 v7</w:t>
+              <w:t xml:space="preserve">표준 산출방법서 v8</w:t>
             </w:r>
           </w:p>
         </w:tc>
@@ -1925,7 +1925,7 @@
               <w:spacing w:before="30" w:after="30"/>
             </w:pPr>
             <w:r>
-              <w:t xml:space="preserve">생존자 lx(k) — t시점 생존자수(기준 인원 </w:t>
+              <w:t xml:space="preserve">유지자 lx(k) — t시점 유지자수(기준 인원 </w:t>
             </w:r>
             <w:r>
               <w:t xml:space="preserve">l</w:t>
@@ -1943,7 +1943,7 @@
               <w:t xml:space="preserve">x</w:t>
             </w:r>
             <w:r>
-              <w:t xml:space="preserve"> = 100,000). 그 생존자의 탈퇴 사유가 생기지 않은 사람 수 (다.)</w:t>
+              <w:t xml:space="preserve"> = 100,000). 그 유지자의 탈퇴 사유가 생기지 않은 사람 수 (다.)</w:t>
             </w:r>
           </w:p>
         </w:tc>
@@ -2001,7 +2001,7 @@
               <w:spacing w:before="30" w:after="30"/>
             </w:pPr>
             <w:r>
-              <w:t xml:space="preserve">생존자 lx(k) 의 현가와 그 누계</w:t>
+              <w:t xml:space="preserve">유지자 lx(k) 의 현가와 그 누계 (다.)</w:t>
             </w:r>
           </w:p>
         </w:tc>
@@ -2016,20 +2016,20 @@
               <w:spacing w:before="30" w:after="30"/>
             </w:pPr>
             <w:r>
-              <w:t xml:space="preserve">l · D · N</w:t>
-            </w:r>
-          </w:p>
-        </w:tc>
-        <w:tc>
-          <w:tcPr>
-            <w:tcW w:w="0" w:type="auto"/>
-          </w:tcPr>
-          <w:p>
-            <w:pPr>
-              <w:spacing w:before="30" w:after="30"/>
-            </w:pPr>
-            <w:r>
-              <w:t xml:space="preserve">보험금이 가져다 쓰는 생존자의 lx · Dx · Nx (라. — 담보마다 그 생존자)</w:t>
+              <w:t xml:space="preserve">D′ · N′</w:t>
+            </w:r>
+          </w:p>
+        </w:tc>
+        <w:tc>
+          <w:tcPr>
+            <w:tcW w:w="0" w:type="auto"/>
+          </w:tcPr>
+          <w:p>
+            <w:pPr>
+              <w:spacing w:before="30" w:after="30"/>
+            </w:pPr>
+            <w:r>
+              <w:t xml:space="preserve">보험료 납입기수 N* 에 쓰는 유지자의 Dx · Nx (다. — D′ 로 적은 유지자)</w:t>
             </w:r>
           </w:p>
         </w:tc>
@@ -2044,20 +2044,20 @@
               <w:spacing w:before="30" w:after="30"/>
             </w:pPr>
             <w:r>
-              <w:t xml:space="preserve">D′ · N′</w:t>
-            </w:r>
-          </w:p>
-        </w:tc>
-        <w:tc>
-          <w:tcPr>
-            <w:tcW w:w="0" w:type="auto"/>
-          </w:tcPr>
-          <w:p>
-            <w:pPr>
-              <w:spacing w:before="30" w:after="30"/>
-            </w:pPr>
-            <w:r>
-              <w:t xml:space="preserve">그 계약 단위의 [납입] 생존자의 Dx · Nx — 보험료 납입기수 N* 에 쓴다</w:t>
+              <w:t xml:space="preserve">l · D · N</w:t>
+            </w:r>
+          </w:p>
+        </w:tc>
+        <w:tc>
+          <w:tcPr>
+            <w:tcW w:w="0" w:type="auto"/>
+          </w:tcPr>
+          <w:p>
+            <w:pPr>
+              <w:spacing w:before="30" w:after="30"/>
+            </w:pPr>
+            <w:r>
+              <w:t xml:space="preserve">보험금이 가져다 쓰는 유지자의 lx · Dx · Nx (라. — 대상자수)</w:t>
             </w:r>
           </w:p>
         </w:tc>
@@ -2072,26 +2072,32 @@
               <w:spacing w:before="30" w:after="30"/>
             </w:pPr>
             <w:r>
-              <w:t xml:space="preserve">S</w:t>
+              <w:t xml:space="preserve">d</w:t>
+            </w:r>
+            <w:r>
+              <w:rPr>
+                <w:vertAlign w:val="superscript"/>
+              </w:rPr>
+              <w:t xml:space="preserve">(k)</w:t>
             </w:r>
             <w:r>
               <w:rPr>
                 <w:vertAlign w:val="subscript"/>
               </w:rPr>
-              <w:t xml:space="preserve">t</w:t>
-            </w:r>
-          </w:p>
-        </w:tc>
-        <w:tc>
-          <w:tcPr>
-            <w:tcW w:w="0" w:type="auto"/>
-          </w:tcPr>
-          <w:p>
-            <w:pPr>
-              <w:spacing w:before="30" w:after="30"/>
-            </w:pPr>
-            <w:r>
-              <w:t xml:space="preserve">t년도 보장금액의 배수 — 면책·삭감을 반영한다. 보장금액 = 보험가입금액 × 담보의 배수</w:t>
+              <w:t xml:space="preserve">x+t</w:t>
+            </w:r>
+          </w:p>
+        </w:tc>
+        <w:tc>
+          <w:tcPr>
+            <w:tcW w:w="0" w:type="auto"/>
+          </w:tcPr>
+          <w:p>
+            <w:pPr>
+              <w:spacing w:before="30" w:after="30"/>
+            </w:pPr>
+            <w:r>
+              <w:t xml:space="preserve">지급자수 — 대상자수 × 급부 위험률 (라.)</w:t>
             </w:r>
           </w:p>
         </w:tc>
@@ -2138,6 +2144,40 @@
             </w:pPr>
             <w:r>
               <w:t xml:space="preserve">급부 발생자의 현가와 그 누계 (라.)</w:t>
+            </w:r>
+          </w:p>
+        </w:tc>
+      </w:tr>
+      <w:tr>
+        <w:tc>
+          <w:tcPr>
+            <w:tcW w:w="0" w:type="auto"/>
+          </w:tcPr>
+          <w:p>
+            <w:pPr>
+              <w:spacing w:before="30" w:after="30"/>
+            </w:pPr>
+            <w:r>
+              <w:t xml:space="preserve">S</w:t>
+            </w:r>
+            <w:r>
+              <w:rPr>
+                <w:vertAlign w:val="subscript"/>
+              </w:rPr>
+              <w:t xml:space="preserve">t</w:t>
+            </w:r>
+          </w:p>
+        </w:tc>
+        <w:tc>
+          <w:tcPr>
+            <w:tcW w:w="0" w:type="auto"/>
+          </w:tcPr>
+          <w:p>
+            <w:pPr>
+              <w:spacing w:before="30" w:after="30"/>
+            </w:pPr>
+            <w:r>
+              <w:t xml:space="preserve">t년도 보장금액의 배수 — 보장금액 배수 × 면책·삭감 (마.). 보장금액 = 보험가입금액 × 배수</w:t>
             </w:r>
           </w:p>
         </w:tc>
@@ -2279,7 +2319,30 @@
         <w:pStyle w:val="Heading2"/>
       </w:pPr>
       <w:r>
-        <w:t xml:space="preserve">다. 생존자</w:t>
+        <w:t xml:space="preserve">다. 유지자</w:t>
+      </w:r>
+    </w:p>
+    <w:p>
+      <w:r>
+        <w:t xml:space="preserve">(1) </w:t>
+      </w:r>
+      <w:r>
+        <w:t xml:space="preserve">l</w:t>
+      </w:r>
+      <w:r>
+        <w:rPr>
+          <w:vertAlign w:val="superscript"/>
+        </w:rPr>
+        <w:t xml:space="preserve">(1)</w:t>
+      </w:r>
+      <w:r>
+        <w:rPr>
+          <w:vertAlign w:val="subscript"/>
+        </w:rPr>
+        <w:t xml:space="preserve">x</w:t>
+      </w:r>
+      <w:r>
+        <w:t xml:space="preserve"> — 암 아닌 유지자</w:t>
       </w:r>
     </w:p>
     <w:tbl>
@@ -2319,7 +2382,7 @@
               <w:rPr>
                 <w:b/>
               </w:rPr>
-              <w:t xml:space="preserve">생존자</w:t>
+              <w:t xml:space="preserve">구분</w:t>
             </w:r>
           </w:p>
         </w:tc>
@@ -2336,7 +2399,7 @@
               <w:rPr>
                 <w:b/>
               </w:rPr>
-              <w:t xml:space="preserve">lx(1) — 생존자(암X)</w:t>
+              <w:t xml:space="preserve">식</w:t>
             </w:r>
           </w:p>
         </w:tc>
@@ -2351,20 +2414,26 @@
               <w:spacing w:before="30" w:after="30"/>
             </w:pPr>
             <w:r>
-              <w:t xml:space="preserve">탈퇴 위험률</w:t>
-            </w:r>
-          </w:p>
-        </w:tc>
-        <w:tc>
-          <w:tcPr>
-            <w:tcW w:w="0" w:type="auto"/>
-          </w:tcPr>
-          <w:p>
-            <w:pPr>
-              <w:spacing w:before="30" w:after="30"/>
-            </w:pPr>
-            <w:r>
-              <w:t xml:space="preserve">암발생률</w:t>
+              <w:t xml:space="preserve">대상 위험률</w:t>
+            </w:r>
+          </w:p>
+        </w:tc>
+        <w:tc>
+          <w:tcPr>
+            <w:tcW w:w="0" w:type="auto"/>
+          </w:tcPr>
+          <w:p>
+            <w:pPr>
+              <w:spacing w:before="30" w:after="30"/>
+            </w:pPr>
+            <w:r>
+              <w:t xml:space="preserve">r</w:t>
+            </w:r>
+            <w:r>
+              <w:rPr>
+                <w:vertAlign w:val="subscript"/>
+              </w:rPr>
+              <w:t xml:space="preserve">x+t</w:t>
             </w:r>
           </w:p>
         </w:tc>
@@ -2379,20 +2448,101 @@
               <w:spacing w:before="30" w:after="30"/>
             </w:pPr>
             <w:r>
-              <w:t xml:space="preserve">납입(N*)</w:t>
-            </w:r>
-          </w:p>
-        </w:tc>
-        <w:tc>
-          <w:tcPr>
-            <w:tcW w:w="0" w:type="auto"/>
-          </w:tcPr>
-          <w:p>
-            <w:pPr>
-              <w:spacing w:before="30" w:after="30"/>
-            </w:pPr>
-            <w:r>
-              <w:t xml:space="preserve">주계약</w:t>
+              <w:t xml:space="preserve">계산기수</w:t>
+            </w:r>
+          </w:p>
+        </w:tc>
+        <w:tc>
+          <w:tcPr>
+            <w:tcW w:w="0" w:type="auto"/>
+          </w:tcPr>
+          <w:p>
+            <w:pPr>
+              <w:spacing w:before="30" w:after="30"/>
+            </w:pPr>
+            <w:r>
+              <w:t xml:space="preserve">l</w:t>
+            </w:r>
+            <w:r>
+              <w:rPr>
+                <w:vertAlign w:val="superscript"/>
+              </w:rPr>
+              <w:t xml:space="preserve">(1)</w:t>
+            </w:r>
+            <w:r>
+              <w:rPr>
+                <w:vertAlign w:val="subscript"/>
+              </w:rPr>
+              <w:t xml:space="preserve">x+t+1</w:t>
+            </w:r>
+            <w:r>
+              <w:t xml:space="preserve"> = </w:t>
+            </w:r>
+            <w:r>
+              <w:t xml:space="preserve">l</w:t>
+            </w:r>
+            <w:r>
+              <w:rPr>
+                <w:vertAlign w:val="superscript"/>
+              </w:rPr>
+              <w:t xml:space="preserve">(1)</w:t>
+            </w:r>
+            <w:r>
+              <w:rPr>
+                <w:vertAlign w:val="subscript"/>
+              </w:rPr>
+              <w:t xml:space="preserve">x+t</w:t>
+            </w:r>
+            <w:r>
+              <w:t xml:space="preserve"> × ( 1 − </w:t>
+            </w:r>
+            <w:r>
+              <w:t xml:space="preserve">r</w:t>
+            </w:r>
+            <w:r>
+              <w:rPr>
+                <w:vertAlign w:val="subscript"/>
+              </w:rPr>
+              <w:t xml:space="preserve">x+t</w:t>
+            </w:r>
+            <w:r>
+              <w:t xml:space="preserve"> − </w:t>
+            </w:r>
+            <w:r>
+              <w:t xml:space="preserve">w</w:t>
+            </w:r>
+            <w:r>
+              <w:rPr>
+                <w:vertAlign w:val="subscript"/>
+              </w:rPr>
+              <w:t xml:space="preserve">x+t</w:t>
+            </w:r>
+            <w:r>
+              <w:t xml:space="preserve"> + </w:t>
+            </w:r>
+            <w:r>
+              <w:t xml:space="preserve">r</w:t>
+            </w:r>
+            <w:r>
+              <w:rPr>
+                <w:vertAlign w:val="subscript"/>
+              </w:rPr>
+              <w:t xml:space="preserve">x+t</w:t>
+            </w:r>
+            <w:r>
+              <w:t xml:space="preserve">·</w:t>
+            </w:r>
+            <w:r>
+              <w:t xml:space="preserve">w</w:t>
+            </w:r>
+            <w:r>
+              <w:rPr>
+                <w:vertAlign w:val="subscript"/>
+              </w:rPr>
+              <w:t xml:space="preserve">x+t</w:t>
+            </w:r>
+            <w:r>
+              <w:t xml:space="preserve">/2 )</w:t>
             </w:r>
           </w:p>
         </w:tc>
@@ -2407,952 +2557,98 @@
               <w:spacing w:before="30" w:after="30"/>
             </w:pPr>
             <w:r>
-              <w:t xml:space="preserve">계산기수</w:t>
-            </w:r>
-          </w:p>
-        </w:tc>
-        <w:tc>
-          <w:tcPr>
-            <w:tcW w:w="0" w:type="auto"/>
-          </w:tcPr>
-          <w:p>
-            <w:pPr>
-              <w:spacing w:before="30" w:after="30"/>
-            </w:pPr>
-            <w:r>
-              <w:t xml:space="preserve">lx · Dx · Nx</w:t>
+              <w:t xml:space="preserve">현가누계</w:t>
+            </w:r>
+          </w:p>
+        </w:tc>
+        <w:tc>
+          <w:tcPr>
+            <w:tcW w:w="0" w:type="auto"/>
+          </w:tcPr>
+          <w:p>
+            <w:pPr>
+              <w:spacing w:before="30" w:after="30"/>
+            </w:pPr>
+            <w:r>
+              <w:t xml:space="preserve">D′</w:t>
+            </w:r>
+            <w:r>
+              <w:rPr>
+                <w:vertAlign w:val="subscript"/>
+              </w:rPr>
+              <w:t xml:space="preserve">x+t</w:t>
+            </w:r>
+            <w:r>
+              <w:t xml:space="preserve"> = </w:t>
+            </w:r>
+            <w:r>
+              <w:t xml:space="preserve">l</w:t>
+            </w:r>
+            <w:r>
+              <w:rPr>
+                <w:vertAlign w:val="superscript"/>
+              </w:rPr>
+              <w:t xml:space="preserve">(1)</w:t>
+            </w:r>
+            <w:r>
+              <w:rPr>
+                <w:vertAlign w:val="subscript"/>
+              </w:rPr>
+              <w:t xml:space="preserve">x+t</w:t>
+            </w:r>
+            <w:r>
+              <w:t xml:space="preserve">·</w:t>
+            </w:r>
+            <w:r>
+              <w:t xml:space="preserve">v</w:t>
+            </w:r>
+            <w:r>
+              <w:rPr>
+                <w:vertAlign w:val="superscript"/>
+              </w:rPr>
+              <w:t xml:space="preserve">t</w:t>
+            </w:r>
+            <w:r>
+              <w:t xml:space="preserve"> · </w:t>
+            </w:r>
+            <w:r>
+              <w:t xml:space="preserve">N′</w:t>
+            </w:r>
+            <w:r>
+              <w:rPr>
+                <w:vertAlign w:val="subscript"/>
+              </w:rPr>
+              <w:t xml:space="preserve">x+t</w:t>
+            </w:r>
+            <w:r>
+              <w:t xml:space="preserve"> = </w:t>
+            </w:r>
+            <w:r>
+              <w:t xml:space="preserve">Σ</w:t>
+            </w:r>
+            <w:r>
+              <w:rPr>
+                <w:vertAlign w:val="subscript"/>
+              </w:rPr>
+              <w:t xml:space="preserve">u≥t</w:t>
+            </w:r>
+            <w:r>
+              <w:t xml:space="preserve"> </w:t>
+            </w:r>
+            <w:r>
+              <w:t xml:space="preserve">D′</w:t>
+            </w:r>
+            <w:r>
+              <w:rPr>
+                <w:vertAlign w:val="subscript"/>
+              </w:rPr>
+              <w:t xml:space="preserve">x+u</w:t>
             </w:r>
           </w:p>
         </w:tc>
       </w:tr>
     </w:tbl>
     <w:p/>
-    <w:p>
-      <w:pPr>
-        <w:pStyle w:val="FormulaLabel"/>
-      </w:pPr>
-      <w:r>
-        <w:t xml:space="preserve">[식] 생존자수 lx(1) — 생존자(암X)</w:t>
-      </w:r>
-    </w:p>
-    <w:p>
-      <w:pPr>
-        <w:pStyle w:val="FormulaText"/>
-      </w:pPr>
-      <w:r>
-        <w:t xml:space="preserve">r</w:t>
-      </w:r>
-      <w:r>
-        <w:rPr>
-          <w:vertAlign w:val="subscript"/>
-        </w:rPr>
-        <w:t xml:space="preserve">x</w:t>
-      </w:r>
-      <w:r>
-        <w:t xml:space="preserve"> : 암발생률</w:t>
-      </w:r>
-    </w:p>
-    <w:p>
-      <w:pPr>
-        <w:pStyle w:val="FormulaText"/>
-      </w:pPr>
-      <w:r>
-        <w:t xml:space="preserve">w</w:t>
-      </w:r>
-      <w:r>
-        <w:rPr>
-          <w:vertAlign w:val="subscript"/>
-        </w:rPr>
-        <w:t xml:space="preserve">x</w:t>
-      </w:r>
-      <w:r>
-        <w:t xml:space="preserve"> : 적용해지율 (납입기간 중)</w:t>
-      </w:r>
-    </w:p>
-    <w:p>
-      <w:pPr>
-        <w:pStyle w:val="FormulaText"/>
-      </w:pPr>
-      <w:r>
-        <w:t xml:space="preserve">기준 인원</w:t>
-      </w:r>
-    </w:p>
-    <w:p>
-      <w:pPr>
-        <w:pStyle w:val="Formula"/>
-      </w:pPr>
-      <m:oMathPara>
-        <m:oMathParaPr>
-          <m:jc m:val="left"/>
-        </m:oMathParaPr>
-        <m:oMath>
-          <m:sSubSup>
-            <m:e>
-              <m:r>
-                <w:rPr>
-                  <w:rFonts w:ascii="Cambria Math" w:hAnsi="Cambria Math"/>
-                  <w:sz w:val="24"/>
-                  <w:szCs w:val="24"/>
-                </w:rPr>
-                <m:t xml:space="preserve">l</m:t>
-              </m:r>
-            </m:e>
-            <m:sub>
-              <m:r>
-                <w:rPr>
-                  <w:rFonts w:ascii="Cambria Math" w:hAnsi="Cambria Math"/>
-                  <w:sz w:val="24"/>
-                  <w:szCs w:val="24"/>
-                </w:rPr>
-                <m:t xml:space="preserve">x</m:t>
-              </m:r>
-            </m:sub>
-            <m:sup>
-              <m:r>
-                <w:rPr>
-                  <w:rFonts w:ascii="Cambria Math" w:hAnsi="Cambria Math"/>
-                  <w:sz w:val="24"/>
-                  <w:szCs w:val="24"/>
-                </w:rPr>
-                <m:t xml:space="preserve">(</m:t>
-              </m:r>
-              <m:r>
-                <w:rPr>
-                  <w:rFonts w:ascii="Cambria Math" w:hAnsi="Cambria Math"/>
-                  <w:sz w:val="24"/>
-                  <w:szCs w:val="24"/>
-                </w:rPr>
-                <m:t xml:space="preserve">1</m:t>
-              </m:r>
-              <m:r>
-                <w:rPr>
-                  <w:rFonts w:ascii="Cambria Math" w:hAnsi="Cambria Math"/>
-                  <w:sz w:val="24"/>
-                  <w:szCs w:val="24"/>
-                </w:rPr>
-                <m:t xml:space="preserve">)</m:t>
-              </m:r>
-            </m:sup>
-          </m:sSubSup>
-          <m:r>
-            <w:rPr>
-              <w:rFonts w:ascii="Cambria Math" w:hAnsi="Cambria Math"/>
-              <w:sz w:val="24"/>
-              <w:szCs w:val="24"/>
-            </w:rPr>
-            <m:t xml:space="preserve"> = </m:t>
-          </m:r>
-          <m:r>
-            <w:rPr>
-              <w:rFonts w:ascii="Cambria Math" w:hAnsi="Cambria Math"/>
-              <w:sz w:val="24"/>
-              <w:szCs w:val="24"/>
-            </w:rPr>
-            <m:t xml:space="preserve">100</m:t>
-          </m:r>
-          <m:r>
-            <w:rPr>
-              <w:rFonts w:ascii="Cambria Math" w:hAnsi="Cambria Math"/>
-              <w:sz w:val="24"/>
-              <w:szCs w:val="24"/>
-            </w:rPr>
-            <m:t xml:space="preserve">,</m:t>
-          </m:r>
-          <m:r>
-            <w:rPr>
-              <w:rFonts w:ascii="Cambria Math" w:hAnsi="Cambria Math"/>
-              <w:sz w:val="24"/>
-              <w:szCs w:val="24"/>
-            </w:rPr>
-            <m:t xml:space="preserve">000</m:t>
-          </m:r>
-        </m:oMath>
-      </m:oMathPara>
-    </w:p>
-    <w:p>
-      <w:pPr>
-        <w:pStyle w:val="FormulaText"/>
-      </w:pPr>
-      <w:r>
-        <w:t xml:space="preserve">생존자수 — 탈퇴 사유가 생긴 사람을 뺀다</w:t>
-      </w:r>
-    </w:p>
-    <w:p>
-      <w:pPr>
-        <w:pStyle w:val="Formula"/>
-      </w:pPr>
-      <m:oMathPara>
-        <m:oMathParaPr>
-          <m:jc m:val="left"/>
-        </m:oMathParaPr>
-        <m:oMath>
-          <m:sSubSup>
-            <m:e>
-              <m:r>
-                <w:rPr>
-                  <w:rFonts w:ascii="Cambria Math" w:hAnsi="Cambria Math"/>
-                  <w:sz w:val="24"/>
-                  <w:szCs w:val="24"/>
-                </w:rPr>
-                <m:t xml:space="preserve">l</m:t>
-              </m:r>
-            </m:e>
-            <m:sub>
-              <m:r>
-                <w:rPr>
-                  <w:rFonts w:ascii="Cambria Math" w:hAnsi="Cambria Math"/>
-                  <w:sz w:val="24"/>
-                  <w:szCs w:val="24"/>
-                </w:rPr>
-                <m:t xml:space="preserve">x</m:t>
-              </m:r>
-              <m:r>
-                <w:rPr>
-                  <w:rFonts w:ascii="Cambria Math" w:hAnsi="Cambria Math"/>
-                  <w:sz w:val="24"/>
-                  <w:szCs w:val="24"/>
-                </w:rPr>
-                <m:t xml:space="preserve">+</m:t>
-              </m:r>
-              <m:r>
-                <w:rPr>
-                  <w:rFonts w:ascii="Cambria Math" w:hAnsi="Cambria Math"/>
-                  <w:sz w:val="24"/>
-                  <w:szCs w:val="24"/>
-                </w:rPr>
-                <m:t xml:space="preserve">t</m:t>
-              </m:r>
-              <m:r>
-                <w:rPr>
-                  <w:rFonts w:ascii="Cambria Math" w:hAnsi="Cambria Math"/>
-                  <w:sz w:val="24"/>
-                  <w:szCs w:val="24"/>
-                </w:rPr>
-                <m:t xml:space="preserve">+</m:t>
-              </m:r>
-              <m:r>
-                <w:rPr>
-                  <w:rFonts w:ascii="Cambria Math" w:hAnsi="Cambria Math"/>
-                  <w:sz w:val="24"/>
-                  <w:szCs w:val="24"/>
-                </w:rPr>
-                <m:t xml:space="preserve">1</m:t>
-              </m:r>
-            </m:sub>
-            <m:sup>
-              <m:r>
-                <w:rPr>
-                  <w:rFonts w:ascii="Cambria Math" w:hAnsi="Cambria Math"/>
-                  <w:sz w:val="24"/>
-                  <w:szCs w:val="24"/>
-                </w:rPr>
-                <m:t xml:space="preserve">(</m:t>
-              </m:r>
-              <m:r>
-                <w:rPr>
-                  <w:rFonts w:ascii="Cambria Math" w:hAnsi="Cambria Math"/>
-                  <w:sz w:val="24"/>
-                  <w:szCs w:val="24"/>
-                </w:rPr>
-                <m:t xml:space="preserve">1</m:t>
-              </m:r>
-              <m:r>
-                <w:rPr>
-                  <w:rFonts w:ascii="Cambria Math" w:hAnsi="Cambria Math"/>
-                  <w:sz w:val="24"/>
-                  <w:szCs w:val="24"/>
-                </w:rPr>
-                <m:t xml:space="preserve">)</m:t>
-              </m:r>
-            </m:sup>
-          </m:sSubSup>
-          <m:r>
-            <w:rPr>
-              <w:rFonts w:ascii="Cambria Math" w:hAnsi="Cambria Math"/>
-              <w:sz w:val="24"/>
-              <w:szCs w:val="24"/>
-            </w:rPr>
-            <m:t xml:space="preserve"> = </m:t>
-          </m:r>
-          <m:sSubSup>
-            <m:e>
-              <m:r>
-                <w:rPr>
-                  <w:rFonts w:ascii="Cambria Math" w:hAnsi="Cambria Math"/>
-                  <w:sz w:val="24"/>
-                  <w:szCs w:val="24"/>
-                </w:rPr>
-                <m:t xml:space="preserve">l</m:t>
-              </m:r>
-            </m:e>
-            <m:sub>
-              <m:r>
-                <w:rPr>
-                  <w:rFonts w:ascii="Cambria Math" w:hAnsi="Cambria Math"/>
-                  <w:sz w:val="24"/>
-                  <w:szCs w:val="24"/>
-                </w:rPr>
-                <m:t xml:space="preserve">x</m:t>
-              </m:r>
-              <m:r>
-                <w:rPr>
-                  <w:rFonts w:ascii="Cambria Math" w:hAnsi="Cambria Math"/>
-                  <w:sz w:val="24"/>
-                  <w:szCs w:val="24"/>
-                </w:rPr>
-                <m:t xml:space="preserve">+</m:t>
-              </m:r>
-              <m:r>
-                <w:rPr>
-                  <w:rFonts w:ascii="Cambria Math" w:hAnsi="Cambria Math"/>
-                  <w:sz w:val="24"/>
-                  <w:szCs w:val="24"/>
-                </w:rPr>
-                <m:t xml:space="preserve">t</m:t>
-              </m:r>
-            </m:sub>
-            <m:sup>
-              <m:r>
-                <w:rPr>
-                  <w:rFonts w:ascii="Cambria Math" w:hAnsi="Cambria Math"/>
-                  <w:sz w:val="24"/>
-                  <w:szCs w:val="24"/>
-                </w:rPr>
-                <m:t xml:space="preserve">(</m:t>
-              </m:r>
-              <m:r>
-                <w:rPr>
-                  <w:rFonts w:ascii="Cambria Math" w:hAnsi="Cambria Math"/>
-                  <w:sz w:val="24"/>
-                  <w:szCs w:val="24"/>
-                </w:rPr>
-                <m:t xml:space="preserve">1</m:t>
-              </m:r>
-              <m:r>
-                <w:rPr>
-                  <w:rFonts w:ascii="Cambria Math" w:hAnsi="Cambria Math"/>
-                  <w:sz w:val="24"/>
-                  <w:szCs w:val="24"/>
-                </w:rPr>
-                <m:t xml:space="preserve">)</m:t>
-              </m:r>
-            </m:sup>
-          </m:sSubSup>
-          <m:r>
-            <w:rPr>
-              <w:rFonts w:ascii="Cambria Math" w:hAnsi="Cambria Math"/>
-              <w:sz w:val="24"/>
-              <w:szCs w:val="24"/>
-            </w:rPr>
-            <m:t xml:space="preserve"> × ( </m:t>
-          </m:r>
-          <m:r>
-            <w:rPr>
-              <w:rFonts w:ascii="Cambria Math" w:hAnsi="Cambria Math"/>
-              <w:sz w:val="24"/>
-              <w:szCs w:val="24"/>
-            </w:rPr>
-            <m:t xml:space="preserve">1</m:t>
-          </m:r>
-          <m:r>
-            <w:rPr>
-              <w:rFonts w:ascii="Cambria Math" w:hAnsi="Cambria Math"/>
-              <w:sz w:val="24"/>
-              <w:szCs w:val="24"/>
-            </w:rPr>
-            <m:t xml:space="preserve"> − </m:t>
-          </m:r>
-          <m:sSub>
-            <m:e>
-              <m:r>
-                <w:rPr>
-                  <w:rFonts w:ascii="Cambria Math" w:hAnsi="Cambria Math"/>
-                  <w:sz w:val="24"/>
-                  <w:szCs w:val="24"/>
-                </w:rPr>
-                <m:t xml:space="preserve">r</m:t>
-              </m:r>
-            </m:e>
-            <m:sub>
-              <m:r>
-                <w:rPr>
-                  <w:rFonts w:ascii="Cambria Math" w:hAnsi="Cambria Math"/>
-                  <w:sz w:val="24"/>
-                  <w:szCs w:val="24"/>
-                </w:rPr>
-                <m:t xml:space="preserve">x</m:t>
-              </m:r>
-              <m:r>
-                <w:rPr>
-                  <w:rFonts w:ascii="Cambria Math" w:hAnsi="Cambria Math"/>
-                  <w:sz w:val="24"/>
-                  <w:szCs w:val="24"/>
-                </w:rPr>
-                <m:t xml:space="preserve">+</m:t>
-              </m:r>
-              <m:r>
-                <w:rPr>
-                  <w:rFonts w:ascii="Cambria Math" w:hAnsi="Cambria Math"/>
-                  <w:sz w:val="24"/>
-                  <w:szCs w:val="24"/>
-                </w:rPr>
-                <m:t xml:space="preserve">t</m:t>
-              </m:r>
-            </m:sub>
-          </m:sSub>
-          <m:r>
-            <w:rPr>
-              <w:rFonts w:ascii="Cambria Math" w:hAnsi="Cambria Math"/>
-              <w:sz w:val="24"/>
-              <w:szCs w:val="24"/>
-            </w:rPr>
-            <m:t xml:space="preserve"> − </m:t>
-          </m:r>
-          <m:sSub>
-            <m:e>
-              <m:r>
-                <w:rPr>
-                  <w:rFonts w:ascii="Cambria Math" w:hAnsi="Cambria Math"/>
-                  <w:sz w:val="24"/>
-                  <w:szCs w:val="24"/>
-                </w:rPr>
-                <m:t xml:space="preserve">w</m:t>
-              </m:r>
-            </m:e>
-            <m:sub>
-              <m:r>
-                <w:rPr>
-                  <w:rFonts w:ascii="Cambria Math" w:hAnsi="Cambria Math"/>
-                  <w:sz w:val="24"/>
-                  <w:szCs w:val="24"/>
-                </w:rPr>
-                <m:t xml:space="preserve">x</m:t>
-              </m:r>
-              <m:r>
-                <w:rPr>
-                  <w:rFonts w:ascii="Cambria Math" w:hAnsi="Cambria Math"/>
-                  <w:sz w:val="24"/>
-                  <w:szCs w:val="24"/>
-                </w:rPr>
-                <m:t xml:space="preserve">+</m:t>
-              </m:r>
-              <m:r>
-                <w:rPr>
-                  <w:rFonts w:ascii="Cambria Math" w:hAnsi="Cambria Math"/>
-                  <w:sz w:val="24"/>
-                  <w:szCs w:val="24"/>
-                </w:rPr>
-                <m:t xml:space="preserve">t</m:t>
-              </m:r>
-            </m:sub>
-          </m:sSub>
-          <m:r>
-            <w:rPr>
-              <w:rFonts w:ascii="Cambria Math" w:hAnsi="Cambria Math"/>
-              <w:sz w:val="24"/>
-              <w:szCs w:val="24"/>
-            </w:rPr>
-            <m:t xml:space="preserve"> + </m:t>
-          </m:r>
-          <m:sSub>
-            <m:e>
-              <m:r>
-                <w:rPr>
-                  <w:rFonts w:ascii="Cambria Math" w:hAnsi="Cambria Math"/>
-                  <w:sz w:val="24"/>
-                  <w:szCs w:val="24"/>
-                </w:rPr>
-                <m:t xml:space="preserve">r</m:t>
-              </m:r>
-            </m:e>
-            <m:sub>
-              <m:r>
-                <w:rPr>
-                  <w:rFonts w:ascii="Cambria Math" w:hAnsi="Cambria Math"/>
-                  <w:sz w:val="24"/>
-                  <w:szCs w:val="24"/>
-                </w:rPr>
-                <m:t xml:space="preserve">x</m:t>
-              </m:r>
-              <m:r>
-                <w:rPr>
-                  <w:rFonts w:ascii="Cambria Math" w:hAnsi="Cambria Math"/>
-                  <w:sz w:val="24"/>
-                  <w:szCs w:val="24"/>
-                </w:rPr>
-                <m:t xml:space="preserve">+</m:t>
-              </m:r>
-              <m:r>
-                <w:rPr>
-                  <w:rFonts w:ascii="Cambria Math" w:hAnsi="Cambria Math"/>
-                  <w:sz w:val="24"/>
-                  <w:szCs w:val="24"/>
-                </w:rPr>
-                <m:t xml:space="preserve">t</m:t>
-              </m:r>
-            </m:sub>
-          </m:sSub>
-          <m:r>
-            <w:rPr>
-              <w:rFonts w:ascii="Cambria Math" w:hAnsi="Cambria Math"/>
-              <w:sz w:val="24"/>
-              <w:szCs w:val="24"/>
-            </w:rPr>
-            <m:t xml:space="preserve">·</m:t>
-          </m:r>
-          <m:sSub>
-            <m:e>
-              <m:r>
-                <w:rPr>
-                  <w:rFonts w:ascii="Cambria Math" w:hAnsi="Cambria Math"/>
-                  <w:sz w:val="24"/>
-                  <w:szCs w:val="24"/>
-                </w:rPr>
-                <m:t xml:space="preserve">w</m:t>
-              </m:r>
-            </m:e>
-            <m:sub>
-              <m:r>
-                <w:rPr>
-                  <w:rFonts w:ascii="Cambria Math" w:hAnsi="Cambria Math"/>
-                  <w:sz w:val="24"/>
-                  <w:szCs w:val="24"/>
-                </w:rPr>
-                <m:t xml:space="preserve">x</m:t>
-              </m:r>
-              <m:r>
-                <w:rPr>
-                  <w:rFonts w:ascii="Cambria Math" w:hAnsi="Cambria Math"/>
-                  <w:sz w:val="24"/>
-                  <w:szCs w:val="24"/>
-                </w:rPr>
-                <m:t xml:space="preserve">+</m:t>
-              </m:r>
-              <m:r>
-                <w:rPr>
-                  <w:rFonts w:ascii="Cambria Math" w:hAnsi="Cambria Math"/>
-                  <w:sz w:val="24"/>
-                  <w:szCs w:val="24"/>
-                </w:rPr>
-                <m:t xml:space="preserve">t</m:t>
-              </m:r>
-            </m:sub>
-          </m:sSub>
-          <m:r>
-            <w:rPr>
-              <w:rFonts w:ascii="Cambria Math" w:hAnsi="Cambria Math"/>
-              <w:sz w:val="24"/>
-              <w:szCs w:val="24"/>
-            </w:rPr>
-            <m:t xml:space="preserve">/</m:t>
-          </m:r>
-          <m:r>
-            <w:rPr>
-              <w:rFonts w:ascii="Cambria Math" w:hAnsi="Cambria Math"/>
-              <w:sz w:val="24"/>
-              <w:szCs w:val="24"/>
-            </w:rPr>
-            <m:t xml:space="preserve">2</m:t>
-          </m:r>
-          <m:r>
-            <w:rPr>
-              <w:rFonts w:ascii="Cambria Math" w:hAnsi="Cambria Math"/>
-              <w:sz w:val="24"/>
-              <w:szCs w:val="24"/>
-            </w:rPr>
-            <m:t xml:space="preserve"> )</m:t>
-          </m:r>
-        </m:oMath>
-      </m:oMathPara>
-    </w:p>
-    <w:p>
-      <w:pPr>
-        <w:pStyle w:val="FormulaText"/>
-      </w:pPr>
-      <w:r>
-        <w:t xml:space="preserve">현가와 누계</w:t>
-      </w:r>
-    </w:p>
-    <w:p>
-      <w:pPr>
-        <w:pStyle w:val="Formula"/>
-      </w:pPr>
-      <m:oMathPara>
-        <m:oMathParaPr>
-          <m:jc m:val="left"/>
-        </m:oMathParaPr>
-        <m:oMath>
-          <m:sSubSup>
-            <m:e>
-              <m:r>
-                <w:rPr>
-                  <w:rFonts w:ascii="Cambria Math" w:hAnsi="Cambria Math"/>
-                  <w:sz w:val="24"/>
-                  <w:szCs w:val="24"/>
-                </w:rPr>
-                <m:t xml:space="preserve">D</m:t>
-              </m:r>
-            </m:e>
-            <m:sub>
-              <m:r>
-                <w:rPr>
-                  <w:rFonts w:ascii="Cambria Math" w:hAnsi="Cambria Math"/>
-                  <w:sz w:val="24"/>
-                  <w:szCs w:val="24"/>
-                </w:rPr>
-                <m:t xml:space="preserve">x</m:t>
-              </m:r>
-              <m:r>
-                <w:rPr>
-                  <w:rFonts w:ascii="Cambria Math" w:hAnsi="Cambria Math"/>
-                  <w:sz w:val="24"/>
-                  <w:szCs w:val="24"/>
-                </w:rPr>
-                <m:t xml:space="preserve">+</m:t>
-              </m:r>
-              <m:r>
-                <w:rPr>
-                  <w:rFonts w:ascii="Cambria Math" w:hAnsi="Cambria Math"/>
-                  <w:sz w:val="24"/>
-                  <w:szCs w:val="24"/>
-                </w:rPr>
-                <m:t xml:space="preserve">t</m:t>
-              </m:r>
-            </m:sub>
-            <m:sup>
-              <m:r>
-                <w:rPr>
-                  <w:rFonts w:ascii="Cambria Math" w:hAnsi="Cambria Math"/>
-                  <w:sz w:val="24"/>
-                  <w:szCs w:val="24"/>
-                </w:rPr>
-                <m:t xml:space="preserve">(</m:t>
-              </m:r>
-              <m:r>
-                <w:rPr>
-                  <w:rFonts w:ascii="Cambria Math" w:hAnsi="Cambria Math"/>
-                  <w:sz w:val="24"/>
-                  <w:szCs w:val="24"/>
-                </w:rPr>
-                <m:t xml:space="preserve">1</m:t>
-              </m:r>
-              <m:r>
-                <w:rPr>
-                  <w:rFonts w:ascii="Cambria Math" w:hAnsi="Cambria Math"/>
-                  <w:sz w:val="24"/>
-                  <w:szCs w:val="24"/>
-                </w:rPr>
-                <m:t xml:space="preserve">)</m:t>
-              </m:r>
-            </m:sup>
-          </m:sSubSup>
-          <m:r>
-            <w:rPr>
-              <w:rFonts w:ascii="Cambria Math" w:hAnsi="Cambria Math"/>
-              <w:sz w:val="24"/>
-              <w:szCs w:val="24"/>
-            </w:rPr>
-            <m:t xml:space="preserve"> = </m:t>
-          </m:r>
-          <m:sSubSup>
-            <m:e>
-              <m:r>
-                <w:rPr>
-                  <w:rFonts w:ascii="Cambria Math" w:hAnsi="Cambria Math"/>
-                  <w:sz w:val="24"/>
-                  <w:szCs w:val="24"/>
-                </w:rPr>
-                <m:t xml:space="preserve">l</m:t>
-              </m:r>
-            </m:e>
-            <m:sub>
-              <m:r>
-                <w:rPr>
-                  <w:rFonts w:ascii="Cambria Math" w:hAnsi="Cambria Math"/>
-                  <w:sz w:val="24"/>
-                  <w:szCs w:val="24"/>
-                </w:rPr>
-                <m:t xml:space="preserve">x</m:t>
-              </m:r>
-              <m:r>
-                <w:rPr>
-                  <w:rFonts w:ascii="Cambria Math" w:hAnsi="Cambria Math"/>
-                  <w:sz w:val="24"/>
-                  <w:szCs w:val="24"/>
-                </w:rPr>
-                <m:t xml:space="preserve">+</m:t>
-              </m:r>
-              <m:r>
-                <w:rPr>
-                  <w:rFonts w:ascii="Cambria Math" w:hAnsi="Cambria Math"/>
-                  <w:sz w:val="24"/>
-                  <w:szCs w:val="24"/>
-                </w:rPr>
-                <m:t xml:space="preserve">t</m:t>
-              </m:r>
-            </m:sub>
-            <m:sup>
-              <m:r>
-                <w:rPr>
-                  <w:rFonts w:ascii="Cambria Math" w:hAnsi="Cambria Math"/>
-                  <w:sz w:val="24"/>
-                  <w:szCs w:val="24"/>
-                </w:rPr>
-                <m:t xml:space="preserve">(</m:t>
-              </m:r>
-              <m:r>
-                <w:rPr>
-                  <w:rFonts w:ascii="Cambria Math" w:hAnsi="Cambria Math"/>
-                  <w:sz w:val="24"/>
-                  <w:szCs w:val="24"/>
-                </w:rPr>
-                <m:t xml:space="preserve">1</m:t>
-              </m:r>
-              <m:r>
-                <w:rPr>
-                  <w:rFonts w:ascii="Cambria Math" w:hAnsi="Cambria Math"/>
-                  <w:sz w:val="24"/>
-                  <w:szCs w:val="24"/>
-                </w:rPr>
-                <m:t xml:space="preserve">)</m:t>
-              </m:r>
-            </m:sup>
-          </m:sSubSup>
-          <m:r>
-            <w:rPr>
-              <w:rFonts w:ascii="Cambria Math" w:hAnsi="Cambria Math"/>
-              <w:sz w:val="24"/>
-              <w:szCs w:val="24"/>
-            </w:rPr>
-            <m:t xml:space="preserve">·</m:t>
-          </m:r>
-          <m:sSup>
-            <m:e>
-              <m:r>
-                <w:rPr>
-                  <w:rFonts w:ascii="Cambria Math" w:hAnsi="Cambria Math"/>
-                  <w:sz w:val="24"/>
-                  <w:szCs w:val="24"/>
-                </w:rPr>
-                <m:t xml:space="preserve">v</m:t>
-              </m:r>
-            </m:e>
-            <m:sup>
-              <m:r>
-                <w:rPr>
-                  <w:rFonts w:ascii="Cambria Math" w:hAnsi="Cambria Math"/>
-                  <w:sz w:val="24"/>
-                  <w:szCs w:val="24"/>
-                </w:rPr>
-                <m:t xml:space="preserve">t</m:t>
-              </m:r>
-            </m:sup>
-          </m:sSup>
-        </m:oMath>
-      </m:oMathPara>
-    </w:p>
-    <w:p>
-      <w:pPr>
-        <w:pStyle w:val="Formula"/>
-      </w:pPr>
-      <m:oMathPara>
-        <m:oMathParaPr>
-          <m:jc m:val="left"/>
-        </m:oMathParaPr>
-        <m:oMath>
-          <m:sSubSup>
-            <m:e>
-              <m:r>
-                <w:rPr>
-                  <w:rFonts w:ascii="Cambria Math" w:hAnsi="Cambria Math"/>
-                  <w:sz w:val="24"/>
-                  <w:szCs w:val="24"/>
-                </w:rPr>
-                <m:t xml:space="preserve">N</m:t>
-              </m:r>
-            </m:e>
-            <m:sub>
-              <m:r>
-                <w:rPr>
-                  <w:rFonts w:ascii="Cambria Math" w:hAnsi="Cambria Math"/>
-                  <w:sz w:val="24"/>
-                  <w:szCs w:val="24"/>
-                </w:rPr>
-                <m:t xml:space="preserve">x</m:t>
-              </m:r>
-              <m:r>
-                <w:rPr>
-                  <w:rFonts w:ascii="Cambria Math" w:hAnsi="Cambria Math"/>
-                  <w:sz w:val="24"/>
-                  <w:szCs w:val="24"/>
-                </w:rPr>
-                <m:t xml:space="preserve">+</m:t>
-              </m:r>
-              <m:r>
-                <w:rPr>
-                  <w:rFonts w:ascii="Cambria Math" w:hAnsi="Cambria Math"/>
-                  <w:sz w:val="24"/>
-                  <w:szCs w:val="24"/>
-                </w:rPr>
-                <m:t xml:space="preserve">t</m:t>
-              </m:r>
-            </m:sub>
-            <m:sup>
-              <m:r>
-                <w:rPr>
-                  <w:rFonts w:ascii="Cambria Math" w:hAnsi="Cambria Math"/>
-                  <w:sz w:val="24"/>
-                  <w:szCs w:val="24"/>
-                </w:rPr>
-                <m:t xml:space="preserve">(</m:t>
-              </m:r>
-              <m:r>
-                <w:rPr>
-                  <w:rFonts w:ascii="Cambria Math" w:hAnsi="Cambria Math"/>
-                  <w:sz w:val="24"/>
-                  <w:szCs w:val="24"/>
-                </w:rPr>
-                <m:t xml:space="preserve">1</m:t>
-              </m:r>
-              <m:r>
-                <w:rPr>
-                  <w:rFonts w:ascii="Cambria Math" w:hAnsi="Cambria Math"/>
-                  <w:sz w:val="24"/>
-                  <w:szCs w:val="24"/>
-                </w:rPr>
-                <m:t xml:space="preserve">)</m:t>
-              </m:r>
-            </m:sup>
-          </m:sSubSup>
-          <m:r>
-            <w:rPr>
-              <w:rFonts w:ascii="Cambria Math" w:hAnsi="Cambria Math"/>
-              <w:sz w:val="24"/>
-              <w:szCs w:val="24"/>
-            </w:rPr>
-            <m:t xml:space="preserve"> = </m:t>
-          </m:r>
-          <m:sSub>
-            <m:e>
-              <m:r>
-                <w:rPr>
-                  <w:rFonts w:ascii="Cambria Math" w:hAnsi="Cambria Math"/>
-                  <w:sz w:val="24"/>
-                  <w:szCs w:val="24"/>
-                </w:rPr>
-                <m:t xml:space="preserve">Σ</m:t>
-              </m:r>
-            </m:e>
-            <m:sub>
-              <m:r>
-                <w:rPr>
-                  <w:rFonts w:ascii="Cambria Math" w:hAnsi="Cambria Math"/>
-                  <w:sz w:val="24"/>
-                  <w:szCs w:val="24"/>
-                </w:rPr>
-                <m:t xml:space="preserve">u</m:t>
-              </m:r>
-              <m:r>
-                <w:rPr>
-                  <w:rFonts w:ascii="Cambria Math" w:hAnsi="Cambria Math"/>
-                  <w:sz w:val="24"/>
-                  <w:szCs w:val="24"/>
-                </w:rPr>
-                <m:t xml:space="preserve">≥</m:t>
-              </m:r>
-              <m:r>
-                <w:rPr>
-                  <w:rFonts w:ascii="Cambria Math" w:hAnsi="Cambria Math"/>
-                  <w:sz w:val="24"/>
-                  <w:szCs w:val="24"/>
-                </w:rPr>
-                <m:t xml:space="preserve">t</m:t>
-              </m:r>
-            </m:sub>
-          </m:sSub>
-          <m:r>
-            <w:rPr>
-              <w:rFonts w:ascii="Cambria Math" w:hAnsi="Cambria Math"/>
-              <w:sz w:val="24"/>
-              <w:szCs w:val="24"/>
-            </w:rPr>
-            <m:t xml:space="preserve"> </m:t>
-          </m:r>
-          <m:sSubSup>
-            <m:e>
-              <m:r>
-                <w:rPr>
-                  <w:rFonts w:ascii="Cambria Math" w:hAnsi="Cambria Math"/>
-                  <w:sz w:val="24"/>
-                  <w:szCs w:val="24"/>
-                </w:rPr>
-                <m:t xml:space="preserve">D</m:t>
-              </m:r>
-            </m:e>
-            <m:sub>
-              <m:r>
-                <w:rPr>
-                  <w:rFonts w:ascii="Cambria Math" w:hAnsi="Cambria Math"/>
-                  <w:sz w:val="24"/>
-                  <w:szCs w:val="24"/>
-                </w:rPr>
-                <m:t xml:space="preserve">x</m:t>
-              </m:r>
-              <m:r>
-                <w:rPr>
-                  <w:rFonts w:ascii="Cambria Math" w:hAnsi="Cambria Math"/>
-                  <w:sz w:val="24"/>
-                  <w:szCs w:val="24"/>
-                </w:rPr>
-                <m:t xml:space="preserve">+</m:t>
-              </m:r>
-              <m:r>
-                <w:rPr>
-                  <w:rFonts w:ascii="Cambria Math" w:hAnsi="Cambria Math"/>
-                  <w:sz w:val="24"/>
-                  <w:szCs w:val="24"/>
-                </w:rPr>
-                <m:t xml:space="preserve">u</m:t>
-              </m:r>
-            </m:sub>
-            <m:sup>
-              <m:r>
-                <w:rPr>
-                  <w:rFonts w:ascii="Cambria Math" w:hAnsi="Cambria Math"/>
-                  <w:sz w:val="24"/>
-                  <w:szCs w:val="24"/>
-                </w:rPr>
-                <m:t xml:space="preserve">(</m:t>
-              </m:r>
-              <m:r>
-                <w:rPr>
-                  <w:rFonts w:ascii="Cambria Math" w:hAnsi="Cambria Math"/>
-                  <w:sz w:val="24"/>
-                  <w:szCs w:val="24"/>
-                </w:rPr>
-                <m:t xml:space="preserve">1</m:t>
-              </m:r>
-              <m:r>
-                <w:rPr>
-                  <w:rFonts w:ascii="Cambria Math" w:hAnsi="Cambria Math"/>
-                  <w:sz w:val="24"/>
-                  <w:szCs w:val="24"/>
-                </w:rPr>
-                <m:t xml:space="preserve">)</m:t>
-              </m:r>
-            </m:sup>
-          </m:sSubSup>
-        </m:oMath>
-      </m:oMathPara>
-    </w:p>
-    <w:p>
-      <w:pPr>
-        <w:pStyle w:val="Note"/>
-      </w:pPr>
-      <w:r>
-        <w:t xml:space="preserve">※ 암 진단 보험금이 이 lx 를 쓴다. 주계약의 보험료 납입기수(N*)에 쓴다. 사망은 탈퇴 사유가 아니다 — 사망 시 책임준비금을 지급하므로 질병 발생자만 탈퇴한다.</w:t>
-      </w:r>
-    </w:p>
     <w:p>
       <w:pPr>
         <w:pStyle w:val="Heading2"/>
@@ -3555,6 +2851,11 @@
       </w:pPr>
       <w:r>
         <w:t xml:space="preserve">※ l 은 그 담보가 쓰는 생존자 lx 다.</w:t>
+      </w:r>
+    </w:p>
+    <w:p>
+      <w:r>
+        <w:t xml:space="preserve">(1) 암 진단</w:t>
       </w:r>
     </w:p>
     <w:tbl>
@@ -3594,7 +2895,7 @@
               <w:rPr>
                 <w:b/>
               </w:rPr>
-              <w:t xml:space="preserve">담보</w:t>
+              <w:t xml:space="preserve">구분</w:t>
             </w:r>
           </w:p>
         </w:tc>
@@ -3611,7 +2912,7 @@
               <w:rPr>
                 <w:b/>
               </w:rPr>
-              <w:t xml:space="preserve">암 진단</w:t>
+              <w:t xml:space="preserve">식</w:t>
             </w:r>
           </w:p>
         </w:tc>
@@ -3626,20 +2927,32 @@
               <w:spacing w:before="30" w:after="30"/>
             </w:pPr>
             <w:r>
-              <w:t xml:space="preserve">급부 유형</w:t>
-            </w:r>
-          </w:p>
-        </w:tc>
-        <w:tc>
-          <w:tcPr>
-            <w:tcW w:w="0" w:type="auto"/>
-          </w:tcPr>
-          <w:p>
-            <w:pPr>
-              <w:spacing w:before="30" w:after="30"/>
-            </w:pPr>
-            <w:r>
-              <w:t xml:space="preserve">최초발생</w:t>
+              <w:t xml:space="preserve">대상자수</w:t>
+            </w:r>
+          </w:p>
+        </w:tc>
+        <w:tc>
+          <w:tcPr>
+            <w:tcW w:w="0" w:type="auto"/>
+          </w:tcPr>
+          <w:p>
+            <w:pPr>
+              <w:spacing w:before="30" w:after="30"/>
+            </w:pPr>
+            <w:r>
+              <w:t xml:space="preserve">l</w:t>
+            </w:r>
+            <w:r>
+              <w:rPr>
+                <w:vertAlign w:val="superscript"/>
+              </w:rPr>
+              <w:t xml:space="preserve">(1)</w:t>
+            </w:r>
+            <w:r>
+              <w:rPr>
+                <w:vertAlign w:val="subscript"/>
+              </w:rPr>
+              <w:t xml:space="preserve">x+t</w:t>
             </w:r>
           </w:p>
         </w:tc>
@@ -3654,20 +2967,77 @@
               <w:spacing w:before="30" w:after="30"/>
             </w:pPr>
             <w:r>
-              <w:t xml:space="preserve">보험기간</w:t>
-            </w:r>
-          </w:p>
-        </w:tc>
-        <w:tc>
-          <w:tcPr>
-            <w:tcW w:w="0" w:type="auto"/>
-          </w:tcPr>
-          <w:p>
-            <w:pPr>
-              <w:spacing w:before="30" w:after="30"/>
-            </w:pPr>
-            <w:r>
-              <w:t xml:space="preserve">100세 만기</w:t>
+              <w:t xml:space="preserve">계산기수</w:t>
+            </w:r>
+          </w:p>
+        </w:tc>
+        <w:tc>
+          <w:tcPr>
+            <w:tcW w:w="0" w:type="auto"/>
+          </w:tcPr>
+          <w:p>
+            <w:pPr>
+              <w:spacing w:before="30" w:after="30"/>
+            </w:pPr>
+            <w:r>
+              <w:t xml:space="preserve">d</w:t>
+            </w:r>
+            <w:r>
+              <w:rPr>
+                <w:vertAlign w:val="superscript"/>
+              </w:rPr>
+              <w:t xml:space="preserve">(1)</w:t>
+            </w:r>
+            <w:r>
+              <w:rPr>
+                <w:vertAlign w:val="subscript"/>
+              </w:rPr>
+              <w:t xml:space="preserve">x+t</w:t>
+            </w:r>
+            <w:r>
+              <w:t xml:space="preserve"> = </w:t>
+            </w:r>
+            <w:r>
+              <w:t xml:space="preserve">l</w:t>
+            </w:r>
+            <w:r>
+              <w:rPr>
+                <w:vertAlign w:val="superscript"/>
+              </w:rPr>
+              <w:t xml:space="preserve">(1)</w:t>
+            </w:r>
+            <w:r>
+              <w:rPr>
+                <w:vertAlign w:val="subscript"/>
+              </w:rPr>
+              <w:t xml:space="preserve">x+t</w:t>
+            </w:r>
+            <w:r>
+              <w:t xml:space="preserve"> × </w:t>
+            </w:r>
+            <w:r>
+              <w:t xml:space="preserve">r</w:t>
+            </w:r>
+            <w:r>
+              <w:rPr>
+                <w:vertAlign w:val="subscript"/>
+              </w:rPr>
+              <w:t xml:space="preserve">x+t</w:t>
+            </w:r>
+            <w:r>
+              <w:t xml:space="preserve">·( 1 − </w:t>
+            </w:r>
+            <w:r>
+              <w:t xml:space="preserve">w</w:t>
+            </w:r>
+            <w:r>
+              <w:rPr>
+                <w:vertAlign w:val="subscript"/>
+              </w:rPr>
+              <w:t xml:space="preserve">x+t</w:t>
+            </w:r>
+            <w:r>
+              <w:t xml:space="preserve">/2 )</w:t>
             </w:r>
           </w:p>
         </w:tc>
@@ -3682,118 +3052,6 @@
               <w:spacing w:before="30" w:after="30"/>
             </w:pPr>
             <w:r>
-              <w:t xml:space="preserve">보장금액</w:t>
-            </w:r>
-          </w:p>
-        </w:tc>
-        <w:tc>
-          <w:tcPr>
-            <w:tcW w:w="0" w:type="auto"/>
-          </w:tcPr>
-          <w:p>
-            <w:pPr>
-              <w:spacing w:before="30" w:after="30"/>
-            </w:pPr>
-            <w:r>
-              <w:t xml:space="preserve">가입금액의 1배</w:t>
-            </w:r>
-          </w:p>
-        </w:tc>
-      </w:tr>
-      <w:tr>
-        <w:tc>
-          <w:tcPr>
-            <w:tcW w:w="0" w:type="auto"/>
-          </w:tcPr>
-          <w:p>
-            <w:pPr>
-              <w:spacing w:before="30" w:after="30"/>
-            </w:pPr>
-            <w:r>
-              <w:t xml:space="preserve">면책·삭감</w:t>
-            </w:r>
-          </w:p>
-        </w:tc>
-        <w:tc>
-          <w:tcPr>
-            <w:tcW w:w="0" w:type="auto"/>
-          </w:tcPr>
-          <w:p>
-            <w:pPr>
-              <w:spacing w:before="30" w:after="30"/>
-            </w:pPr>
-            <w:r>
-              <w:t xml:space="preserve">90일 면책</w:t>
-            </w:r>
-          </w:p>
-        </w:tc>
-      </w:tr>
-      <w:tr>
-        <w:tc>
-          <w:tcPr>
-            <w:tcW w:w="0" w:type="auto"/>
-          </w:tcPr>
-          <w:p>
-            <w:pPr>
-              <w:spacing w:before="30" w:after="30"/>
-            </w:pPr>
-            <w:r>
-              <w:t xml:space="preserve">생존자</w:t>
-            </w:r>
-          </w:p>
-        </w:tc>
-        <w:tc>
-          <w:tcPr>
-            <w:tcW w:w="0" w:type="auto"/>
-          </w:tcPr>
-          <w:p>
-            <w:pPr>
-              <w:spacing w:before="30" w:after="30"/>
-            </w:pPr>
-            <w:r>
-              <w:t xml:space="preserve">lx(1) — 생존자(암X)</w:t>
-            </w:r>
-          </w:p>
-        </w:tc>
-      </w:tr>
-      <w:tr>
-        <w:tc>
-          <w:tcPr>
-            <w:tcW w:w="0" w:type="auto"/>
-          </w:tcPr>
-          <w:p>
-            <w:pPr>
-              <w:spacing w:before="30" w:after="30"/>
-            </w:pPr>
-            <w:r>
-              <w:t xml:space="preserve">급부 위험률</w:t>
-            </w:r>
-          </w:p>
-        </w:tc>
-        <w:tc>
-          <w:tcPr>
-            <w:tcW w:w="0" w:type="auto"/>
-          </w:tcPr>
-          <w:p>
-            <w:pPr>
-              <w:spacing w:before="30" w:after="30"/>
-            </w:pPr>
-            <w:r>
-              <w:t xml:space="preserve">탈퇴 사유에서 — 암발생률</w:t>
-            </w:r>
-          </w:p>
-        </w:tc>
-      </w:tr>
-      <w:tr>
-        <w:tc>
-          <w:tcPr>
-            <w:tcW w:w="0" w:type="auto"/>
-          </w:tcPr>
-          <w:p>
-            <w:pPr>
-              <w:spacing w:before="30" w:after="30"/>
-            </w:pPr>
-            <w:r>
               <w:t xml:space="preserve">계산기수</w:t>
             </w:r>
           </w:p>
@@ -3807,7 +3065,79 @@
               <w:spacing w:before="30" w:after="30"/>
             </w:pPr>
             <w:r>
-              <w:t xml:space="preserve">Cx · Mx</w:t>
+              <w:t xml:space="preserve">C</w:t>
+            </w:r>
+            <w:r>
+              <w:rPr>
+                <w:vertAlign w:val="subscript"/>
+              </w:rPr>
+              <w:t xml:space="preserve">x+t</w:t>
+            </w:r>
+            <w:r>
+              <w:t xml:space="preserve"> = </w:t>
+            </w:r>
+            <w:r>
+              <w:t xml:space="preserve">d</w:t>
+            </w:r>
+            <w:r>
+              <w:rPr>
+                <w:vertAlign w:val="superscript"/>
+              </w:rPr>
+              <w:t xml:space="preserve">(1)</w:t>
+            </w:r>
+            <w:r>
+              <w:rPr>
+                <w:vertAlign w:val="subscript"/>
+              </w:rPr>
+              <w:t xml:space="preserve">x+t</w:t>
+            </w:r>
+            <w:r>
+              <w:t xml:space="preserve"> × </w:t>
+            </w:r>
+            <w:r>
+              <w:t xml:space="preserve">v</w:t>
+            </w:r>
+            <w:r>
+              <w:rPr>
+                <w:vertAlign w:val="superscript"/>
+              </w:rPr>
+              <w:t xml:space="preserve">t+½</w:t>
+            </w:r>
+            <w:r>
+              <w:t xml:space="preserve"> · </w:t>
+            </w:r>
+            <w:r>
+              <w:t xml:space="preserve">M</w:t>
+            </w:r>
+            <w:r>
+              <w:rPr>
+                <w:vertAlign w:val="subscript"/>
+              </w:rPr>
+              <w:t xml:space="preserve">x+t</w:t>
+            </w:r>
+            <w:r>
+              <w:t xml:space="preserve"> = </w:t>
+            </w:r>
+            <w:r>
+              <w:t xml:space="preserve">Σ</w:t>
+            </w:r>
+            <w:r>
+              <w:rPr>
+                <w:vertAlign w:val="subscript"/>
+              </w:rPr>
+              <w:t xml:space="preserve">u≥t</w:t>
+            </w:r>
+            <w:r>
+              <w:t xml:space="preserve"> </w:t>
+            </w:r>
+            <w:r>
+              <w:t xml:space="preserve">C</w:t>
+            </w:r>
+            <w:r>
+              <w:rPr>
+                <w:vertAlign w:val="subscript"/>
+              </w:rPr>
+              <w:t xml:space="preserve">x+u</w:t>
             </w:r>
           </w:p>
         </w:tc>
@@ -3816,18 +3146,202 @@
     <w:p/>
     <w:p>
       <w:pPr>
-        <w:pStyle w:val="FormulaLabel"/>
+        <w:pStyle w:val="Heading2"/>
       </w:pPr>
       <w:r>
-        <w:t xml:space="preserve">[식] 보험금 — 암 진단</w:t>
-      </w:r>
-    </w:p>
+        <w:t xml:space="preserve">마. 보장</w:t>
+      </w:r>
+    </w:p>
+    <w:tbl>
+      <w:tblPr>
+        <w:tblW w:w="5000" w:type="pct"/>
+        <w:tblBorders>
+          <w:top w:val="single" w:sz="4" w:space="0" w:color="A0A0A0"/>
+          <w:left w:val="single" w:sz="4" w:space="0" w:color="A0A0A0"/>
+          <w:bottom w:val="single" w:sz="4" w:space="0" w:color="A0A0A0"/>
+          <w:right w:val="single" w:sz="4" w:space="0" w:color="A0A0A0"/>
+          <w:insideH w:val="single" w:sz="4" w:space="0" w:color="A0A0A0"/>
+          <w:insideV w:val="single" w:sz="4" w:space="0" w:color="A0A0A0"/>
+        </w:tblBorders>
+        <w:tblCellMar>
+          <w:left w:w="140" w:type="dxa"/>
+          <w:right w:w="180" w:type="dxa"/>
+        </w:tblCellMar>
+      </w:tblPr>
+      <w:tblGrid>
+        <w:gridCol w:w="1960"/>
+        <w:gridCol w:w="1960"/>
+        <w:gridCol w:w="1960"/>
+        <w:gridCol w:w="1960"/>
+        <w:gridCol w:w="1960"/>
+      </w:tblGrid>
+      <w:tr>
+        <w:trPr>
+          <w:tblHeader/>
+        </w:trPr>
+        <w:tc>
+          <w:tcPr>
+            <w:tcW w:w="0" w:type="auto"/>
+            <w:shd w:val="clear" w:color="auto" w:fill="EEF1F5"/>
+          </w:tcPr>
+          <w:p>
+            <w:pPr>
+              <w:spacing w:before="30" w:after="30"/>
+            </w:pPr>
+            <w:r>
+              <w:rPr>
+                <w:b/>
+              </w:rPr>
+              <w:t xml:space="preserve">구분</w:t>
+            </w:r>
+          </w:p>
+        </w:tc>
+        <w:tc>
+          <w:tcPr>
+            <w:tcW w:w="0" w:type="auto"/>
+            <w:shd w:val="clear" w:color="auto" w:fill="EEF1F5"/>
+          </w:tcPr>
+          <w:p>
+            <w:pPr>
+              <w:spacing w:before="30" w:after="30"/>
+            </w:pPr>
+            <w:r>
+              <w:rPr>
+                <w:b/>
+              </w:rPr>
+              <w:t xml:space="preserve">보장금액 배수</w:t>
+            </w:r>
+          </w:p>
+        </w:tc>
+        <w:tc>
+          <w:tcPr>
+            <w:tcW w:w="0" w:type="auto"/>
+            <w:shd w:val="clear" w:color="auto" w:fill="EEF1F5"/>
+          </w:tcPr>
+          <w:p>
+            <w:pPr>
+              <w:spacing w:before="30" w:after="30"/>
+            </w:pPr>
+            <w:r>
+              <w:rPr>
+                <w:b/>
+              </w:rPr>
+              <w:t xml:space="preserve">면책</w:t>
+            </w:r>
+          </w:p>
+        </w:tc>
+        <w:tc>
+          <w:tcPr>
+            <w:tcW w:w="0" w:type="auto"/>
+            <w:shd w:val="clear" w:color="auto" w:fill="EEF1F5"/>
+          </w:tcPr>
+          <w:p>
+            <w:pPr>
+              <w:spacing w:before="30" w:after="30"/>
+            </w:pPr>
+            <w:r>
+              <w:rPr>
+                <w:b/>
+              </w:rPr>
+              <w:t xml:space="preserve">삭감기간</w:t>
+            </w:r>
+          </w:p>
+        </w:tc>
+        <w:tc>
+          <w:tcPr>
+            <w:tcW w:w="0" w:type="auto"/>
+            <w:shd w:val="clear" w:color="auto" w:fill="EEF1F5"/>
+          </w:tcPr>
+          <w:p>
+            <w:pPr>
+              <w:spacing w:before="30" w:after="30"/>
+            </w:pPr>
+            <w:r>
+              <w:rPr>
+                <w:b/>
+              </w:rPr>
+              <w:t xml:space="preserve">삭감 시 지급률</w:t>
+            </w:r>
+          </w:p>
+        </w:tc>
+      </w:tr>
+      <w:tr>
+        <w:tc>
+          <w:tcPr>
+            <w:tcW w:w="0" w:type="auto"/>
+          </w:tcPr>
+          <w:p>
+            <w:pPr>
+              <w:spacing w:before="30" w:after="30"/>
+            </w:pPr>
+            <w:r>
+              <w:t xml:space="preserve">암 진단</w:t>
+            </w:r>
+          </w:p>
+        </w:tc>
+        <w:tc>
+          <w:tcPr>
+            <w:tcW w:w="0" w:type="auto"/>
+          </w:tcPr>
+          <w:p>
+            <w:pPr>
+              <w:spacing w:before="30" w:after="30"/>
+              <w:jc w:val="center"/>
+            </w:pPr>
+            <w:r>
+              <w:t xml:space="preserve">1</w:t>
+            </w:r>
+          </w:p>
+        </w:tc>
+        <w:tc>
+          <w:tcPr>
+            <w:tcW w:w="0" w:type="auto"/>
+          </w:tcPr>
+          <w:p>
+            <w:pPr>
+              <w:spacing w:before="30" w:after="30"/>
+              <w:jc w:val="center"/>
+            </w:pPr>
+            <w:r>
+              <w:t xml:space="preserve">90일</w:t>
+            </w:r>
+          </w:p>
+        </w:tc>
+        <w:tc>
+          <w:tcPr>
+            <w:tcW w:w="0" w:type="auto"/>
+          </w:tcPr>
+          <w:p>
+            <w:pPr>
+              <w:spacing w:before="30" w:after="30"/>
+            </w:pPr>
+            <w:r>
+              <w:t xml:space="preserve">—</w:t>
+            </w:r>
+          </w:p>
+        </w:tc>
+        <w:tc>
+          <w:tcPr>
+            <w:tcW w:w="0" w:type="auto"/>
+          </w:tcPr>
+          <w:p>
+            <w:pPr>
+              <w:spacing w:before="30" w:after="30"/>
+            </w:pPr>
+            <w:r>
+              <w:t xml:space="preserve">—</w:t>
+            </w:r>
+          </w:p>
+        </w:tc>
+      </w:tr>
+    </w:tbl>
+    <w:p/>
     <w:p>
       <w:pPr>
         <w:pStyle w:val="FormulaText"/>
       </w:pPr>
       <w:r>
-        <w:t xml:space="preserve">생존자 — lx(1) 생존자(암X) 를 가져다 쓴다</w:t>
+        <w:t xml:space="preserve">암 진단</w:t>
       </w:r>
     </w:p>
     <w:p>
@@ -3847,7 +3361,7 @@
                   <w:sz w:val="24"/>
                   <w:szCs w:val="24"/>
                 </w:rPr>
-                <m:t xml:space="preserve">l</m:t>
+                <m:t xml:space="preserve">S</m:t>
               </m:r>
             </m:e>
             <m:sub>
@@ -3857,22 +3371,6 @@
                   <w:sz w:val="24"/>
                   <w:szCs w:val="24"/>
                 </w:rPr>
-                <m:t xml:space="preserve">x</m:t>
-              </m:r>
-              <m:r>
-                <w:rPr>
-                  <w:rFonts w:ascii="Cambria Math" w:hAnsi="Cambria Math"/>
-                  <w:sz w:val="24"/>
-                  <w:szCs w:val="24"/>
-                </w:rPr>
-                <m:t xml:space="preserve">+</m:t>
-              </m:r>
-              <m:r>
-                <w:rPr>
-                  <w:rFonts w:ascii="Cambria Math" w:hAnsi="Cambria Math"/>
-                  <w:sz w:val="24"/>
-                  <w:szCs w:val="24"/>
-                </w:rPr>
                 <m:t xml:space="preserve">t</m:t>
               </m:r>
             </m:sub>
@@ -3885,6 +3383,176 @@
             </w:rPr>
             <m:t xml:space="preserve"> = </m:t>
           </m:r>
+          <m:r>
+            <w:rPr>
+              <w:rFonts w:ascii="Cambria Math" w:hAnsi="Cambria Math"/>
+              <w:sz w:val="24"/>
+              <w:szCs w:val="24"/>
+            </w:rPr>
+            <m:t xml:space="preserve">1</m:t>
+          </m:r>
+          <m:r>
+            <w:rPr>
+              <w:rFonts w:ascii="Cambria Math" w:hAnsi="Cambria Math"/>
+              <w:sz w:val="24"/>
+              <w:szCs w:val="24"/>
+            </w:rPr>
+            <m:t xml:space="preserve"> × </m:t>
+          </m:r>
+          <m:r>
+            <m:rPr>
+              <m:nor/>
+            </m:rPr>
+            <w:rPr>
+              <w:rFonts w:ascii="Cambria Math" w:hAnsi="Cambria Math"/>
+              <w:sz w:val="24"/>
+              <w:szCs w:val="24"/>
+            </w:rPr>
+            <m:t xml:space="preserve">if</m:t>
+          </m:r>
+          <m:r>
+            <w:rPr>
+              <w:rFonts w:ascii="Cambria Math" w:hAnsi="Cambria Math"/>
+              <w:sz w:val="24"/>
+              <w:szCs w:val="24"/>
+            </w:rPr>
+            <m:t xml:space="preserve">( </m:t>
+          </m:r>
+          <m:r>
+            <w:rPr>
+              <w:rFonts w:ascii="Cambria Math" w:hAnsi="Cambria Math"/>
+              <w:sz w:val="24"/>
+              <w:szCs w:val="24"/>
+            </w:rPr>
+            <m:t xml:space="preserve">t</m:t>
+          </m:r>
+          <m:r>
+            <w:rPr>
+              <w:rFonts w:ascii="Cambria Math" w:hAnsi="Cambria Math"/>
+              <w:sz w:val="24"/>
+              <w:szCs w:val="24"/>
+            </w:rPr>
+            <m:t xml:space="preserve"> = </m:t>
+          </m:r>
+          <m:r>
+            <w:rPr>
+              <w:rFonts w:ascii="Cambria Math" w:hAnsi="Cambria Math"/>
+              <w:sz w:val="24"/>
+              <w:szCs w:val="24"/>
+            </w:rPr>
+            <m:t xml:space="preserve">0</m:t>
+          </m:r>
+          <m:r>
+            <w:rPr>
+              <w:rFonts w:ascii="Cambria Math" w:hAnsi="Cambria Math"/>
+              <w:sz w:val="24"/>
+              <w:szCs w:val="24"/>
+            </w:rPr>
+            <m:t xml:space="preserve">, </m:t>
+          </m:r>
+          <m:r>
+            <w:rPr>
+              <w:rFonts w:ascii="Cambria Math" w:hAnsi="Cambria Math"/>
+              <w:sz w:val="24"/>
+              <w:szCs w:val="24"/>
+            </w:rPr>
+            <m:t xml:space="preserve">1</m:t>
+          </m:r>
+          <m:r>
+            <w:rPr>
+              <w:rFonts w:ascii="Cambria Math" w:hAnsi="Cambria Math"/>
+              <w:sz w:val="24"/>
+              <w:szCs w:val="24"/>
+            </w:rPr>
+            <m:t xml:space="preserve"> − </m:t>
+          </m:r>
+          <m:r>
+            <w:rPr>
+              <w:rFonts w:ascii="Cambria Math" w:hAnsi="Cambria Math"/>
+              <w:sz w:val="24"/>
+              <w:szCs w:val="24"/>
+            </w:rPr>
+            <m:t xml:space="preserve">3</m:t>
+          </m:r>
+          <m:r>
+            <w:rPr>
+              <w:rFonts w:ascii="Cambria Math" w:hAnsi="Cambria Math"/>
+              <w:sz w:val="24"/>
+              <w:szCs w:val="24"/>
+            </w:rPr>
+            <m:t xml:space="preserve">/</m:t>
+          </m:r>
+          <m:r>
+            <w:rPr>
+              <w:rFonts w:ascii="Cambria Math" w:hAnsi="Cambria Math"/>
+              <w:sz w:val="24"/>
+              <w:szCs w:val="24"/>
+            </w:rPr>
+            <m:t xml:space="preserve">12</m:t>
+          </m:r>
+          <m:r>
+            <w:rPr>
+              <w:rFonts w:ascii="Cambria Math" w:hAnsi="Cambria Math"/>
+              <w:sz w:val="24"/>
+              <w:szCs w:val="24"/>
+            </w:rPr>
+            <m:t xml:space="preserve">, </m:t>
+          </m:r>
+          <m:r>
+            <w:rPr>
+              <w:rFonts w:ascii="Cambria Math" w:hAnsi="Cambria Math"/>
+              <w:sz w:val="24"/>
+              <w:szCs w:val="24"/>
+            </w:rPr>
+            <m:t xml:space="preserve">1</m:t>
+          </m:r>
+          <m:r>
+            <w:rPr>
+              <w:rFonts w:ascii="Cambria Math" w:hAnsi="Cambria Math"/>
+              <w:sz w:val="24"/>
+              <w:szCs w:val="24"/>
+            </w:rPr>
+            <m:t xml:space="preserve"> )</m:t>
+          </m:r>
+        </m:oMath>
+      </m:oMathPara>
+    </w:p>
+    <w:p>
+      <w:pPr>
+        <w:pStyle w:val="FormulaText"/>
+      </w:pPr>
+      <w:r>
+        <w:t xml:space="preserve">보험금의 현가 — 보장마다</w:t>
+      </w:r>
+    </w:p>
+    <w:p>
+      <w:pPr>
+        <w:pStyle w:val="Formula"/>
+      </w:pPr>
+      <m:oMathPara>
+        <m:oMathParaPr>
+          <m:jc m:val="left"/>
+        </m:oMathParaPr>
+        <m:oMath>
+          <m:r>
+            <m:rPr>
+              <m:nor/>
+            </m:rPr>
+            <w:rPr>
+              <w:rFonts w:ascii="Cambria Math" w:hAnsi="Cambria Math"/>
+              <w:sz w:val="24"/>
+              <w:szCs w:val="24"/>
+            </w:rPr>
+            <m:t xml:space="preserve">PVB</m:t>
+          </m:r>
+          <m:r>
+            <w:rPr>
+              <w:rFonts w:ascii="Cambria Math" w:hAnsi="Cambria Math"/>
+              <w:sz w:val="24"/>
+              <w:szCs w:val="24"/>
+            </w:rPr>
+            <m:t xml:space="preserve"> = </m:t>
+          </m:r>
           <m:sSubSup>
             <m:e>
               <m:r>
@@ -3893,7 +3561,7 @@
                   <w:sz w:val="24"/>
                   <w:szCs w:val="24"/>
                 </w:rPr>
-                <m:t xml:space="preserve">l</m:t>
+                <m:t xml:space="preserve">Σ</m:t>
               </m:r>
             </m:e>
             <m:sub>
@@ -3903,23 +3571,23 @@
                   <w:sz w:val="24"/>
                   <w:szCs w:val="24"/>
                 </w:rPr>
-                <m:t xml:space="preserve">x</m:t>
-              </m:r>
-              <m:r>
-                <w:rPr>
-                  <w:rFonts w:ascii="Cambria Math" w:hAnsi="Cambria Math"/>
-                  <w:sz w:val="24"/>
-                  <w:szCs w:val="24"/>
-                </w:rPr>
-                <m:t xml:space="preserve">+</m:t>
-              </m:r>
-              <m:r>
-                <w:rPr>
-                  <w:rFonts w:ascii="Cambria Math" w:hAnsi="Cambria Math"/>
-                  <w:sz w:val="24"/>
-                  <w:szCs w:val="24"/>
-                </w:rPr>
-                <m:t xml:space="preserve">t</m:t>
+                <m:t xml:space="preserve">u</m:t>
+              </m:r>
+              <m:r>
+                <w:rPr>
+                  <w:rFonts w:ascii="Cambria Math" w:hAnsi="Cambria Math"/>
+                  <w:sz w:val="24"/>
+                  <w:szCs w:val="24"/>
+                </w:rPr>
+                <m:t xml:space="preserve">=</m:t>
+              </m:r>
+              <m:r>
+                <w:rPr>
+                  <w:rFonts w:ascii="Cambria Math" w:hAnsi="Cambria Math"/>
+                  <w:sz w:val="24"/>
+                  <w:szCs w:val="24"/>
+                </w:rPr>
+                <m:t xml:space="preserve">0</m:t>
               </m:r>
             </m:sub>
             <m:sup>
@@ -3929,7 +3597,15 @@
                   <w:sz w:val="24"/>
                   <w:szCs w:val="24"/>
                 </w:rPr>
-                <m:t xml:space="preserve">(</m:t>
+                <m:t xml:space="preserve">n</m:t>
+              </m:r>
+              <m:r>
+                <w:rPr>
+                  <w:rFonts w:ascii="Cambria Math" w:hAnsi="Cambria Math"/>
+                  <w:sz w:val="24"/>
+                  <w:szCs w:val="24"/>
+                </w:rPr>
+                <m:t xml:space="preserve">−</m:t>
               </m:r>
               <m:r>
                 <w:rPr>
@@ -3938,19 +3614,454 @@
                   <w:szCs w:val="24"/>
                 </w:rPr>
                 <m:t xml:space="preserve">1</m:t>
-              </m:r>
-              <m:r>
-                <w:rPr>
-                  <w:rFonts w:ascii="Cambria Math" w:hAnsi="Cambria Math"/>
-                  <w:sz w:val="24"/>
-                  <w:szCs w:val="24"/>
-                </w:rPr>
-                <m:t xml:space="preserve">)</m:t>
               </m:r>
             </m:sup>
           </m:sSubSup>
+          <m:r>
+            <w:rPr>
+              <w:rFonts w:ascii="Cambria Math" w:hAnsi="Cambria Math"/>
+              <w:sz w:val="24"/>
+              <w:szCs w:val="24"/>
+            </w:rPr>
+            <m:t xml:space="preserve"> </m:t>
+          </m:r>
+          <m:sSub>
+            <m:e>
+              <m:r>
+                <w:rPr>
+                  <w:rFonts w:ascii="Cambria Math" w:hAnsi="Cambria Math"/>
+                  <w:sz w:val="24"/>
+                  <w:szCs w:val="24"/>
+                </w:rPr>
+                <m:t xml:space="preserve">S</m:t>
+              </m:r>
+            </m:e>
+            <m:sub>
+              <m:r>
+                <w:rPr>
+                  <w:rFonts w:ascii="Cambria Math" w:hAnsi="Cambria Math"/>
+                  <w:sz w:val="24"/>
+                  <w:szCs w:val="24"/>
+                </w:rPr>
+                <m:t xml:space="preserve">u</m:t>
+              </m:r>
+            </m:sub>
+          </m:sSub>
+          <m:r>
+            <w:rPr>
+              <w:rFonts w:ascii="Cambria Math" w:hAnsi="Cambria Math"/>
+              <w:sz w:val="24"/>
+              <w:szCs w:val="24"/>
+            </w:rPr>
+            <m:t xml:space="preserve">·</m:t>
+          </m:r>
+          <m:sSub>
+            <m:e>
+              <m:r>
+                <w:rPr>
+                  <w:rFonts w:ascii="Cambria Math" w:hAnsi="Cambria Math"/>
+                  <w:sz w:val="24"/>
+                  <w:szCs w:val="24"/>
+                </w:rPr>
+                <m:t xml:space="preserve">C</m:t>
+              </m:r>
+            </m:e>
+            <m:sub>
+              <m:r>
+                <w:rPr>
+                  <w:rFonts w:ascii="Cambria Math" w:hAnsi="Cambria Math"/>
+                  <w:sz w:val="24"/>
+                  <w:szCs w:val="24"/>
+                </w:rPr>
+                <m:t xml:space="preserve">x</m:t>
+              </m:r>
+              <m:r>
+                <w:rPr>
+                  <w:rFonts w:ascii="Cambria Math" w:hAnsi="Cambria Math"/>
+                  <w:sz w:val="24"/>
+                  <w:szCs w:val="24"/>
+                </w:rPr>
+                <m:t xml:space="preserve">+</m:t>
+              </m:r>
+              <m:r>
+                <w:rPr>
+                  <w:rFonts w:ascii="Cambria Math" w:hAnsi="Cambria Math"/>
+                  <w:sz w:val="24"/>
+                  <w:szCs w:val="24"/>
+                </w:rPr>
+                <m:t xml:space="preserve">u</m:t>
+              </m:r>
+            </m:sub>
+          </m:sSub>
         </m:oMath>
       </m:oMathPara>
+    </w:p>
+    <w:p>
+      <w:pPr>
+        <w:pStyle w:val="Heading2"/>
+      </w:pPr>
+      <w:r>
+        <w:t xml:space="preserve">바. 순보험료 및 영업보험료</w:t>
+      </w:r>
+    </w:p>
+    <w:p>
+      <w:pPr>
+        <w:pStyle w:val="FormulaLabel"/>
+      </w:pPr>
+      <w:r>
+        <w:t xml:space="preserve">[식] 연납 환산 납입기수 (N*)</w:t>
+      </w:r>
+    </w:p>
+    <w:p>
+      <w:pPr>
+        <w:pStyle w:val="Formula"/>
+      </w:pPr>
+      <m:oMathPara>
+        <m:oMathParaPr>
+          <m:jc m:val="left"/>
+        </m:oMathParaPr>
+        <m:oMath>
+          <m:r>
+            <w:rPr>
+              <w:rFonts w:ascii="Cambria Math" w:hAnsi="Cambria Math"/>
+              <w:sz w:val="24"/>
+              <w:szCs w:val="24"/>
+            </w:rPr>
+            <m:t xml:space="preserve">N*</m:t>
+          </m:r>
+          <m:r>
+            <w:rPr>
+              <w:rFonts w:ascii="Cambria Math" w:hAnsi="Cambria Math"/>
+              <w:sz w:val="24"/>
+              <w:szCs w:val="24"/>
+            </w:rPr>
+            <m:t xml:space="preserve"> = </m:t>
+          </m:r>
+          <m:r>
+            <w:rPr>
+              <w:rFonts w:ascii="Cambria Math" w:hAnsi="Cambria Math"/>
+              <w:sz w:val="24"/>
+              <w:szCs w:val="24"/>
+            </w:rPr>
+            <m:t xml:space="preserve">k</m:t>
+          </m:r>
+          <m:r>
+            <w:rPr>
+              <w:rFonts w:ascii="Cambria Math" w:hAnsi="Cambria Math"/>
+              <w:sz w:val="24"/>
+              <w:szCs w:val="24"/>
+            </w:rPr>
+            <m:t xml:space="preserve"> · [ ( </m:t>
+          </m:r>
+          <m:sSub>
+            <m:e>
+              <m:r>
+                <w:rPr>
+                  <w:rFonts w:ascii="Cambria Math" w:hAnsi="Cambria Math"/>
+                  <w:sz w:val="24"/>
+                  <w:szCs w:val="24"/>
+                </w:rPr>
+                <m:t xml:space="preserve">N′</m:t>
+              </m:r>
+            </m:e>
+            <m:sub>
+              <m:r>
+                <w:rPr>
+                  <w:rFonts w:ascii="Cambria Math" w:hAnsi="Cambria Math"/>
+                  <w:sz w:val="24"/>
+                  <w:szCs w:val="24"/>
+                </w:rPr>
+                <m:t xml:space="preserve">x</m:t>
+              </m:r>
+            </m:sub>
+          </m:sSub>
+          <m:r>
+            <w:rPr>
+              <w:rFonts w:ascii="Cambria Math" w:hAnsi="Cambria Math"/>
+              <w:sz w:val="24"/>
+              <w:szCs w:val="24"/>
+            </w:rPr>
+            <m:t xml:space="preserve"> − </m:t>
+          </m:r>
+          <m:sSub>
+            <m:e>
+              <m:r>
+                <w:rPr>
+                  <w:rFonts w:ascii="Cambria Math" w:hAnsi="Cambria Math"/>
+                  <w:sz w:val="24"/>
+                  <w:szCs w:val="24"/>
+                </w:rPr>
+                <m:t xml:space="preserve">N′</m:t>
+              </m:r>
+            </m:e>
+            <m:sub>
+              <m:r>
+                <w:rPr>
+                  <w:rFonts w:ascii="Cambria Math" w:hAnsi="Cambria Math"/>
+                  <w:sz w:val="24"/>
+                  <w:szCs w:val="24"/>
+                </w:rPr>
+                <m:t xml:space="preserve">x</m:t>
+              </m:r>
+              <m:r>
+                <w:rPr>
+                  <w:rFonts w:ascii="Cambria Math" w:hAnsi="Cambria Math"/>
+                  <w:sz w:val="24"/>
+                  <w:szCs w:val="24"/>
+                </w:rPr>
+                <m:t xml:space="preserve">+</m:t>
+              </m:r>
+              <m:r>
+                <w:rPr>
+                  <w:rFonts w:ascii="Cambria Math" w:hAnsi="Cambria Math"/>
+                  <w:sz w:val="24"/>
+                  <w:szCs w:val="24"/>
+                </w:rPr>
+                <m:t xml:space="preserve">m</m:t>
+              </m:r>
+            </m:sub>
+          </m:sSub>
+          <m:r>
+            <w:rPr>
+              <w:rFonts w:ascii="Cambria Math" w:hAnsi="Cambria Math"/>
+              <w:sz w:val="24"/>
+              <w:szCs w:val="24"/>
+            </w:rPr>
+            <m:t xml:space="preserve"> )</m:t>
+          </m:r>
+        </m:oMath>
+      </m:oMathPara>
+    </w:p>
+    <w:p>
+      <w:pPr>
+        <w:pStyle w:val="Formula"/>
+      </w:pPr>
+      <m:oMathPara>
+        <m:oMathParaPr>
+          <m:jc m:val="left"/>
+        </m:oMathParaPr>
+        <m:oMath>
+          <m:r>
+            <w:rPr>
+              <w:rFonts w:ascii="Cambria Math" w:hAnsi="Cambria Math"/>
+              <w:sz w:val="24"/>
+              <w:szCs w:val="24"/>
+            </w:rPr>
+            <m:t xml:space="preserve">− ( </m:t>
+          </m:r>
+          <m:r>
+            <w:rPr>
+              <w:rFonts w:ascii="Cambria Math" w:hAnsi="Cambria Math"/>
+              <w:sz w:val="24"/>
+              <w:szCs w:val="24"/>
+            </w:rPr>
+            <m:t xml:space="preserve">k</m:t>
+          </m:r>
+          <m:r>
+            <w:rPr>
+              <w:rFonts w:ascii="Cambria Math" w:hAnsi="Cambria Math"/>
+              <w:sz w:val="24"/>
+              <w:szCs w:val="24"/>
+            </w:rPr>
+            <m:t xml:space="preserve">−</m:t>
+          </m:r>
+          <m:r>
+            <w:rPr>
+              <w:rFonts w:ascii="Cambria Math" w:hAnsi="Cambria Math"/>
+              <w:sz w:val="24"/>
+              <w:szCs w:val="24"/>
+            </w:rPr>
+            <m:t xml:space="preserve">1</m:t>
+          </m:r>
+          <m:r>
+            <w:rPr>
+              <w:rFonts w:ascii="Cambria Math" w:hAnsi="Cambria Math"/>
+              <w:sz w:val="24"/>
+              <w:szCs w:val="24"/>
+            </w:rPr>
+            <m:t xml:space="preserve"> )/( </m:t>
+          </m:r>
+          <m:r>
+            <w:rPr>
+              <w:rFonts w:ascii="Cambria Math" w:hAnsi="Cambria Math"/>
+              <w:sz w:val="24"/>
+              <w:szCs w:val="24"/>
+            </w:rPr>
+            <m:t xml:space="preserve">2</m:t>
+          </m:r>
+          <m:r>
+            <w:rPr>
+              <w:rFonts w:ascii="Cambria Math" w:hAnsi="Cambria Math"/>
+              <w:sz w:val="24"/>
+              <w:szCs w:val="24"/>
+            </w:rPr>
+            <m:t xml:space="preserve">·</m:t>
+          </m:r>
+          <m:r>
+            <w:rPr>
+              <w:rFonts w:ascii="Cambria Math" w:hAnsi="Cambria Math"/>
+              <w:sz w:val="24"/>
+              <w:szCs w:val="24"/>
+            </w:rPr>
+            <m:t xml:space="preserve">k</m:t>
+          </m:r>
+          <m:r>
+            <w:rPr>
+              <w:rFonts w:ascii="Cambria Math" w:hAnsi="Cambria Math"/>
+              <w:sz w:val="24"/>
+              <w:szCs w:val="24"/>
+            </w:rPr>
+            <m:t xml:space="preserve"> )·( </m:t>
+          </m:r>
+          <m:sSub>
+            <m:e>
+              <m:r>
+                <w:rPr>
+                  <w:rFonts w:ascii="Cambria Math" w:hAnsi="Cambria Math"/>
+                  <w:sz w:val="24"/>
+                  <w:szCs w:val="24"/>
+                </w:rPr>
+                <m:t xml:space="preserve">D′</m:t>
+              </m:r>
+            </m:e>
+            <m:sub>
+              <m:r>
+                <w:rPr>
+                  <w:rFonts w:ascii="Cambria Math" w:hAnsi="Cambria Math"/>
+                  <w:sz w:val="24"/>
+                  <w:szCs w:val="24"/>
+                </w:rPr>
+                <m:t xml:space="preserve">x</m:t>
+              </m:r>
+            </m:sub>
+          </m:sSub>
+          <m:r>
+            <w:rPr>
+              <w:rFonts w:ascii="Cambria Math" w:hAnsi="Cambria Math"/>
+              <w:sz w:val="24"/>
+              <w:szCs w:val="24"/>
+            </w:rPr>
+            <m:t xml:space="preserve"> − </m:t>
+          </m:r>
+          <m:sSub>
+            <m:e>
+              <m:r>
+                <w:rPr>
+                  <w:rFonts w:ascii="Cambria Math" w:hAnsi="Cambria Math"/>
+                  <w:sz w:val="24"/>
+                  <w:szCs w:val="24"/>
+                </w:rPr>
+                <m:t xml:space="preserve">D′</m:t>
+              </m:r>
+            </m:e>
+            <m:sub>
+              <m:r>
+                <w:rPr>
+                  <w:rFonts w:ascii="Cambria Math" w:hAnsi="Cambria Math"/>
+                  <w:sz w:val="24"/>
+                  <w:szCs w:val="24"/>
+                </w:rPr>
+                <m:t xml:space="preserve">x</m:t>
+              </m:r>
+              <m:r>
+                <w:rPr>
+                  <w:rFonts w:ascii="Cambria Math" w:hAnsi="Cambria Math"/>
+                  <w:sz w:val="24"/>
+                  <w:szCs w:val="24"/>
+                </w:rPr>
+                <m:t xml:space="preserve">+</m:t>
+              </m:r>
+              <m:r>
+                <w:rPr>
+                  <w:rFonts w:ascii="Cambria Math" w:hAnsi="Cambria Math"/>
+                  <w:sz w:val="24"/>
+                  <w:szCs w:val="24"/>
+                </w:rPr>
+                <m:t xml:space="preserve">m</m:t>
+              </m:r>
+            </m:sub>
+          </m:sSub>
+          <m:r>
+            <w:rPr>
+              <w:rFonts w:ascii="Cambria Math" w:hAnsi="Cambria Math"/>
+              <w:sz w:val="24"/>
+              <w:szCs w:val="24"/>
+            </w:rPr>
+            <m:t xml:space="preserve"> ) ]</m:t>
+          </m:r>
+        </m:oMath>
+      </m:oMathPara>
+    </w:p>
+    <w:p>
+      <w:pPr>
+        <w:pStyle w:val="FormulaLabel"/>
+      </w:pPr>
+      <w:r>
+        <w:t xml:space="preserve">[식] 순보험료 (P)</w:t>
+      </w:r>
+    </w:p>
+    <w:p>
+      <w:pPr>
+        <w:pStyle w:val="Formula"/>
+      </w:pPr>
+      <m:oMathPara>
+        <m:oMathParaPr>
+          <m:jc m:val="left"/>
+        </m:oMathParaPr>
+        <m:oMath>
+          <m:r>
+            <w:rPr>
+              <w:rFonts w:ascii="Cambria Math" w:hAnsi="Cambria Math"/>
+              <w:sz w:val="24"/>
+              <w:szCs w:val="24"/>
+            </w:rPr>
+            <m:t xml:space="preserve">P</m:t>
+          </m:r>
+          <m:r>
+            <w:rPr>
+              <w:rFonts w:ascii="Cambria Math" w:hAnsi="Cambria Math"/>
+              <w:sz w:val="24"/>
+              <w:szCs w:val="24"/>
+            </w:rPr>
+            <m:t xml:space="preserve"> = </m:t>
+          </m:r>
+          <m:r>
+            <m:rPr>
+              <m:nor/>
+            </m:rPr>
+            <w:rPr>
+              <w:rFonts w:ascii="Cambria Math" w:hAnsi="Cambria Math"/>
+              <w:sz w:val="24"/>
+              <w:szCs w:val="24"/>
+            </w:rPr>
+            <m:t xml:space="preserve">PVB</m:t>
+          </m:r>
+          <m:r>
+            <w:rPr>
+              <w:rFonts w:ascii="Cambria Math" w:hAnsi="Cambria Math"/>
+              <w:sz w:val="24"/>
+              <w:szCs w:val="24"/>
+            </w:rPr>
+            <m:t xml:space="preserve"> / </m:t>
+          </m:r>
+          <m:r>
+            <w:rPr>
+              <w:rFonts w:ascii="Cambria Math" w:hAnsi="Cambria Math"/>
+              <w:sz w:val="24"/>
+              <w:szCs w:val="24"/>
+            </w:rPr>
+            <m:t xml:space="preserve">N*</m:t>
+          </m:r>
+        </m:oMath>
+      </m:oMathPara>
+    </w:p>
+    <w:p>
+      <w:pPr>
+        <w:pStyle w:val="FormulaLabel"/>
+      </w:pPr>
+      <w:r>
+        <w:t xml:space="preserve">[식] 기준연납순보험료</w:t>
+      </w:r>
     </w:p>
     <w:p>
       <w:pPr>
@@ -3969,33 +4080,20 @@
                   <w:sz w:val="24"/>
                   <w:szCs w:val="24"/>
                 </w:rPr>
-                <m:t xml:space="preserve">D</m:t>
+                <m:t xml:space="preserve">P</m:t>
               </m:r>
             </m:e>
             <m:sub>
               <m:r>
-                <w:rPr>
-                  <w:rFonts w:ascii="Cambria Math" w:hAnsi="Cambria Math"/>
-                  <w:sz w:val="24"/>
-                  <w:szCs w:val="24"/>
-                </w:rPr>
-                <m:t xml:space="preserve">x</m:t>
-              </m:r>
-              <m:r>
-                <w:rPr>
-                  <w:rFonts w:ascii="Cambria Math" w:hAnsi="Cambria Math"/>
-                  <w:sz w:val="24"/>
-                  <w:szCs w:val="24"/>
-                </w:rPr>
-                <m:t xml:space="preserve">+</m:t>
-              </m:r>
-              <m:r>
-                <w:rPr>
-                  <w:rFonts w:ascii="Cambria Math" w:hAnsi="Cambria Math"/>
-                  <w:sz w:val="24"/>
-                  <w:szCs w:val="24"/>
-                </w:rPr>
-                <m:t xml:space="preserve">t</m:t>
+                <m:rPr>
+                  <m:nor/>
+                </m:rPr>
+                <w:rPr>
+                  <w:rFonts w:ascii="Cambria Math" w:hAnsi="Cambria Math"/>
+                  <w:sz w:val="24"/>
+                  <w:szCs w:val="24"/>
+                </w:rPr>
+                <m:t xml:space="preserve">base</m:t>
               </m:r>
             </m:sub>
           </m:sSub>
@@ -4007,7 +4105,26 @@
             </w:rPr>
             <m:t xml:space="preserve"> = </m:t>
           </m:r>
-          <m:sSubSup>
+          <m:r>
+            <m:rPr>
+              <m:nor/>
+            </m:rPr>
+            <w:rPr>
+              <w:rFonts w:ascii="Cambria Math" w:hAnsi="Cambria Math"/>
+              <w:sz w:val="24"/>
+              <w:szCs w:val="24"/>
+            </w:rPr>
+            <m:t xml:space="preserve">PVB</m:t>
+          </m:r>
+          <m:r>
+            <w:rPr>
+              <w:rFonts w:ascii="Cambria Math" w:hAnsi="Cambria Math"/>
+              <w:sz w:val="24"/>
+              <w:szCs w:val="24"/>
+            </w:rPr>
+            <m:t xml:space="preserve"> / ( </m:t>
+          </m:r>
+          <m:sSub>
             <m:e>
               <m:r>
                 <w:rPr>
@@ -4015,7 +4132,7 @@
                   <w:sz w:val="24"/>
                   <w:szCs w:val="24"/>
                 </w:rPr>
-                <m:t xml:space="preserve">D</m:t>
+                <m:t xml:space="preserve">N′</m:t>
               </m:r>
             </m:e>
             <m:sub>
@@ -4027,6 +4144,36 @@
                 </w:rPr>
                 <m:t xml:space="preserve">x</m:t>
               </m:r>
+            </m:sub>
+          </m:sSub>
+          <m:r>
+            <w:rPr>
+              <w:rFonts w:ascii="Cambria Math" w:hAnsi="Cambria Math"/>
+              <w:sz w:val="24"/>
+              <w:szCs w:val="24"/>
+            </w:rPr>
+            <m:t xml:space="preserve"> − </m:t>
+          </m:r>
+          <m:sSub>
+            <m:e>
+              <m:r>
+                <w:rPr>
+                  <w:rFonts w:ascii="Cambria Math" w:hAnsi="Cambria Math"/>
+                  <w:sz w:val="24"/>
+                  <w:szCs w:val="24"/>
+                </w:rPr>
+                <m:t xml:space="preserve">N′</m:t>
+              </m:r>
+            </m:e>
+            <m:sub>
+              <m:r>
+                <w:rPr>
+                  <w:rFonts w:ascii="Cambria Math" w:hAnsi="Cambria Math"/>
+                  <w:sz w:val="24"/>
+                  <w:szCs w:val="24"/>
+                </w:rPr>
+                <m:t xml:space="preserve">x</m:t>
+              </m:r>
               <m:r>
                 <w:rPr>
                   <w:rFonts w:ascii="Cambria Math" w:hAnsi="Cambria Math"/>
@@ -4036,43 +4183,551 @@
                 <m:t xml:space="preserve">+</m:t>
               </m:r>
               <m:r>
-                <w:rPr>
-                  <w:rFonts w:ascii="Cambria Math" w:hAnsi="Cambria Math"/>
-                  <w:sz w:val="24"/>
-                  <w:szCs w:val="24"/>
-                </w:rPr>
-                <m:t xml:space="preserve">t</m:t>
+                <m:rPr>
+                  <m:sty m:val="p"/>
+                </m:rPr>
+                <w:rPr>
+                  <w:rFonts w:ascii="Cambria Math" w:hAnsi="Cambria Math"/>
+                  <w:sz w:val="24"/>
+                  <w:szCs w:val="24"/>
+                </w:rPr>
+                <m:t xml:space="preserve">min</m:t>
+              </m:r>
+              <m:r>
+                <w:rPr>
+                  <w:rFonts w:ascii="Cambria Math" w:hAnsi="Cambria Math"/>
+                  <w:sz w:val="24"/>
+                  <w:szCs w:val="24"/>
+                </w:rPr>
+                <m:t xml:space="preserve">(</m:t>
+              </m:r>
+              <m:r>
+                <w:rPr>
+                  <w:rFonts w:ascii="Cambria Math" w:hAnsi="Cambria Math"/>
+                  <w:sz w:val="24"/>
+                  <w:szCs w:val="24"/>
+                </w:rPr>
+                <m:t xml:space="preserve">n</m:t>
+              </m:r>
+              <m:r>
+                <w:rPr>
+                  <w:rFonts w:ascii="Cambria Math" w:hAnsi="Cambria Math"/>
+                  <w:sz w:val="24"/>
+                  <w:szCs w:val="24"/>
+                </w:rPr>
+                <m:t xml:space="preserve">,</m:t>
+              </m:r>
+              <m:r>
+                <w:rPr>
+                  <w:rFonts w:ascii="Cambria Math" w:hAnsi="Cambria Math"/>
+                  <w:sz w:val="24"/>
+                  <w:szCs w:val="24"/>
+                </w:rPr>
+                <m:t xml:space="preserve">20</m:t>
+              </m:r>
+              <m:r>
+                <w:rPr>
+                  <w:rFonts w:ascii="Cambria Math" w:hAnsi="Cambria Math"/>
+                  <w:sz w:val="24"/>
+                  <w:szCs w:val="24"/>
+                </w:rPr>
+                <m:t xml:space="preserve">)</m:t>
               </m:r>
             </m:sub>
-            <m:sup>
-              <m:r>
-                <w:rPr>
-                  <w:rFonts w:ascii="Cambria Math" w:hAnsi="Cambria Math"/>
-                  <w:sz w:val="24"/>
-                  <w:szCs w:val="24"/>
-                </w:rPr>
-                <m:t xml:space="preserve">(</m:t>
-              </m:r>
-              <m:r>
-                <w:rPr>
-                  <w:rFonts w:ascii="Cambria Math" w:hAnsi="Cambria Math"/>
-                  <w:sz w:val="24"/>
-                  <w:szCs w:val="24"/>
-                </w:rPr>
-                <m:t xml:space="preserve">1</m:t>
-              </m:r>
-              <m:r>
-                <w:rPr>
-                  <w:rFonts w:ascii="Cambria Math" w:hAnsi="Cambria Math"/>
-                  <w:sz w:val="24"/>
-                  <w:szCs w:val="24"/>
-                </w:rPr>
-                <m:t xml:space="preserve">)</m:t>
-              </m:r>
-            </m:sup>
-          </m:sSubSup>
+          </m:sSub>
+          <m:r>
+            <w:rPr>
+              <w:rFonts w:ascii="Cambria Math" w:hAnsi="Cambria Math"/>
+              <w:sz w:val="24"/>
+              <w:szCs w:val="24"/>
+            </w:rPr>
+            <m:t xml:space="preserve"> )</m:t>
+          </m:r>
         </m:oMath>
       </m:oMathPara>
+    </w:p>
+    <w:p>
+      <w:pPr>
+        <w:pStyle w:val="FormulaLabel"/>
+      </w:pPr>
+      <w:r>
+        <w:t xml:space="preserve">[식] 영업보험료</w:t>
+      </w:r>
+    </w:p>
+    <w:p>
+      <w:pPr>
+        <w:pStyle w:val="Formula"/>
+      </w:pPr>
+      <m:oMathPara>
+        <m:oMathParaPr>
+          <m:jc m:val="left"/>
+        </m:oMathParaPr>
+        <m:oMath>
+          <m:r>
+            <w:rPr>
+              <w:rFonts w:ascii="Cambria Math" w:hAnsi="Cambria Math"/>
+              <w:sz w:val="24"/>
+              <w:szCs w:val="24"/>
+            </w:rPr>
+            <m:t xml:space="preserve">G</m:t>
+          </m:r>
+          <m:r>
+            <w:rPr>
+              <w:rFonts w:ascii="Cambria Math" w:hAnsi="Cambria Math"/>
+              <w:sz w:val="24"/>
+              <w:szCs w:val="24"/>
+            </w:rPr>
+            <m:t xml:space="preserve"> = [ </m:t>
+          </m:r>
+          <m:r>
+            <w:rPr>
+              <w:rFonts w:ascii="Cambria Math" w:hAnsi="Cambria Math"/>
+              <w:sz w:val="24"/>
+              <w:szCs w:val="24"/>
+            </w:rPr>
+            <m:t xml:space="preserve">P</m:t>
+          </m:r>
+          <m:r>
+            <w:rPr>
+              <w:rFonts w:ascii="Cambria Math" w:hAnsi="Cambria Math"/>
+              <w:sz w:val="24"/>
+              <w:szCs w:val="24"/>
+            </w:rPr>
+            <m:t xml:space="preserve"> + ( </m:t>
+          </m:r>
+          <m:sSub>
+            <m:e>
+              <m:r>
+                <w:rPr>
+                  <w:rFonts w:ascii="Cambria Math" w:hAnsi="Cambria Math"/>
+                  <w:sz w:val="24"/>
+                  <w:szCs w:val="24"/>
+                </w:rPr>
+                <m:t xml:space="preserve">α</m:t>
+              </m:r>
+            </m:e>
+            <m:sub>
+              <m:r>
+                <w:rPr>
+                  <w:rFonts w:ascii="Cambria Math" w:hAnsi="Cambria Math"/>
+                  <w:sz w:val="24"/>
+                  <w:szCs w:val="24"/>
+                </w:rPr>
+                <m:t xml:space="preserve">S</m:t>
+              </m:r>
+            </m:sub>
+          </m:sSub>
+          <m:r>
+            <w:rPr>
+              <w:rFonts w:ascii="Cambria Math" w:hAnsi="Cambria Math"/>
+              <w:sz w:val="24"/>
+              <w:szCs w:val="24"/>
+            </w:rPr>
+            <m:t xml:space="preserve"> + </m:t>
+          </m:r>
+          <m:sSub>
+            <m:e>
+              <m:r>
+                <w:rPr>
+                  <w:rFonts w:ascii="Cambria Math" w:hAnsi="Cambria Math"/>
+                  <w:sz w:val="24"/>
+                  <w:szCs w:val="24"/>
+                </w:rPr>
+                <m:t xml:space="preserve">α</m:t>
+              </m:r>
+            </m:e>
+            <m:sub>
+              <m:r>
+                <w:rPr>
+                  <w:rFonts w:ascii="Cambria Math" w:hAnsi="Cambria Math"/>
+                  <w:sz w:val="24"/>
+                  <w:szCs w:val="24"/>
+                </w:rPr>
+                <m:t xml:space="preserve">P</m:t>
+              </m:r>
+            </m:sub>
+          </m:sSub>
+          <m:r>
+            <w:rPr>
+              <w:rFonts w:ascii="Cambria Math" w:hAnsi="Cambria Math"/>
+              <w:sz w:val="24"/>
+              <w:szCs w:val="24"/>
+            </w:rPr>
+            <m:t xml:space="preserve">·</m:t>
+          </m:r>
+          <m:sSub>
+            <m:e>
+              <m:r>
+                <w:rPr>
+                  <w:rFonts w:ascii="Cambria Math" w:hAnsi="Cambria Math"/>
+                  <w:sz w:val="24"/>
+                  <w:szCs w:val="24"/>
+                </w:rPr>
+                <m:t xml:space="preserve">P</m:t>
+              </m:r>
+            </m:e>
+            <m:sub>
+              <m:r>
+                <m:rPr>
+                  <m:nor/>
+                </m:rPr>
+                <w:rPr>
+                  <w:rFonts w:ascii="Cambria Math" w:hAnsi="Cambria Math"/>
+                  <w:sz w:val="24"/>
+                  <w:szCs w:val="24"/>
+                </w:rPr>
+                <m:t xml:space="preserve">base</m:t>
+              </m:r>
+            </m:sub>
+          </m:sSub>
+          <m:r>
+            <w:rPr>
+              <w:rFonts w:ascii="Cambria Math" w:hAnsi="Cambria Math"/>
+              <w:sz w:val="24"/>
+              <w:szCs w:val="24"/>
+            </w:rPr>
+            <m:t xml:space="preserve"> )·</m:t>
+          </m:r>
+          <m:sSub>
+            <m:e>
+              <m:r>
+                <w:rPr>
+                  <w:rFonts w:ascii="Cambria Math" w:hAnsi="Cambria Math"/>
+                  <w:sz w:val="24"/>
+                  <w:szCs w:val="24"/>
+                </w:rPr>
+                <m:t xml:space="preserve">D′</m:t>
+              </m:r>
+            </m:e>
+            <m:sub>
+              <m:r>
+                <w:rPr>
+                  <w:rFonts w:ascii="Cambria Math" w:hAnsi="Cambria Math"/>
+                  <w:sz w:val="24"/>
+                  <w:szCs w:val="24"/>
+                </w:rPr>
+                <m:t xml:space="preserve">x</m:t>
+              </m:r>
+            </m:sub>
+          </m:sSub>
+          <m:r>
+            <w:rPr>
+              <w:rFonts w:ascii="Cambria Math" w:hAnsi="Cambria Math"/>
+              <w:sz w:val="24"/>
+              <w:szCs w:val="24"/>
+            </w:rPr>
+            <m:t xml:space="preserve">/</m:t>
+          </m:r>
+          <m:r>
+            <w:rPr>
+              <w:rFonts w:ascii="Cambria Math" w:hAnsi="Cambria Math"/>
+              <w:sz w:val="24"/>
+              <w:szCs w:val="24"/>
+            </w:rPr>
+            <m:t xml:space="preserve">N*</m:t>
+          </m:r>
+          <m:r>
+            <w:rPr>
+              <w:rFonts w:ascii="Cambria Math" w:hAnsi="Cambria Math"/>
+              <w:sz w:val="24"/>
+              <w:szCs w:val="24"/>
+            </w:rPr>
+            <m:t xml:space="preserve"> + </m:t>
+          </m:r>
+          <m:sSub>
+            <m:e>
+              <m:r>
+                <w:rPr>
+                  <w:rFonts w:ascii="Cambria Math" w:hAnsi="Cambria Math"/>
+                  <w:sz w:val="24"/>
+                  <w:szCs w:val="24"/>
+                </w:rPr>
+                <m:t xml:space="preserve">β</m:t>
+              </m:r>
+            </m:e>
+            <m:sub>
+              <m:r>
+                <w:rPr>
+                  <w:rFonts w:ascii="Cambria Math" w:hAnsi="Cambria Math"/>
+                  <w:sz w:val="24"/>
+                  <w:szCs w:val="24"/>
+                </w:rPr>
+                <m:t xml:space="preserve">S</m:t>
+              </m:r>
+            </m:sub>
+          </m:sSub>
+          <m:r>
+            <w:rPr>
+              <w:rFonts w:ascii="Cambria Math" w:hAnsi="Cambria Math"/>
+              <w:sz w:val="24"/>
+              <w:szCs w:val="24"/>
+            </w:rPr>
+            <m:t xml:space="preserve">/</m:t>
+          </m:r>
+          <m:r>
+            <w:rPr>
+              <w:rFonts w:ascii="Cambria Math" w:hAnsi="Cambria Math"/>
+              <w:sz w:val="24"/>
+              <w:szCs w:val="24"/>
+            </w:rPr>
+            <m:t xml:space="preserve">k</m:t>
+          </m:r>
+        </m:oMath>
+      </m:oMathPara>
+    </w:p>
+    <w:p>
+      <w:pPr>
+        <w:pStyle w:val="Formula"/>
+      </w:pPr>
+      <m:oMathPara>
+        <m:oMathParaPr>
+          <m:jc m:val="left"/>
+        </m:oMathParaPr>
+        <m:oMath>
+          <m:r>
+            <w:rPr>
+              <w:rFonts w:ascii="Cambria Math" w:hAnsi="Cambria Math"/>
+              <w:sz w:val="24"/>
+              <w:szCs w:val="24"/>
+            </w:rPr>
+            <m:t xml:space="preserve">+ </m:t>
+          </m:r>
+          <m:r>
+            <w:rPr>
+              <w:rFonts w:ascii="Cambria Math" w:hAnsi="Cambria Math"/>
+              <w:sz w:val="24"/>
+              <w:szCs w:val="24"/>
+            </w:rPr>
+            <m:t xml:space="preserve">β′</m:t>
+          </m:r>
+          <m:r>
+            <w:rPr>
+              <w:rFonts w:ascii="Cambria Math" w:hAnsi="Cambria Math"/>
+              <w:sz w:val="24"/>
+              <w:szCs w:val="24"/>
+            </w:rPr>
+            <m:t xml:space="preserve">·( </m:t>
+          </m:r>
+          <m:sSub>
+            <m:e>
+              <m:r>
+                <w:rPr>
+                  <w:rFonts w:ascii="Cambria Math" w:hAnsi="Cambria Math"/>
+                  <w:sz w:val="24"/>
+                  <w:szCs w:val="24"/>
+                </w:rPr>
+                <m:t xml:space="preserve">N</m:t>
+              </m:r>
+            </m:e>
+            <m:sub>
+              <m:r>
+                <w:rPr>
+                  <w:rFonts w:ascii="Cambria Math" w:hAnsi="Cambria Math"/>
+                  <w:sz w:val="24"/>
+                  <w:szCs w:val="24"/>
+                </w:rPr>
+                <m:t xml:space="preserve">x</m:t>
+              </m:r>
+              <m:r>
+                <w:rPr>
+                  <w:rFonts w:ascii="Cambria Math" w:hAnsi="Cambria Math"/>
+                  <w:sz w:val="24"/>
+                  <w:szCs w:val="24"/>
+                </w:rPr>
+                <m:t xml:space="preserve">+</m:t>
+              </m:r>
+              <m:r>
+                <w:rPr>
+                  <w:rFonts w:ascii="Cambria Math" w:hAnsi="Cambria Math"/>
+                  <w:sz w:val="24"/>
+                  <w:szCs w:val="24"/>
+                </w:rPr>
+                <m:t xml:space="preserve">m</m:t>
+              </m:r>
+            </m:sub>
+          </m:sSub>
+          <m:r>
+            <w:rPr>
+              <w:rFonts w:ascii="Cambria Math" w:hAnsi="Cambria Math"/>
+              <w:sz w:val="24"/>
+              <w:szCs w:val="24"/>
+            </w:rPr>
+            <m:t xml:space="preserve"> − </m:t>
+          </m:r>
+          <m:sSub>
+            <m:e>
+              <m:r>
+                <w:rPr>
+                  <w:rFonts w:ascii="Cambria Math" w:hAnsi="Cambria Math"/>
+                  <w:sz w:val="24"/>
+                  <w:szCs w:val="24"/>
+                </w:rPr>
+                <m:t xml:space="preserve">N</m:t>
+              </m:r>
+            </m:e>
+            <m:sub>
+              <m:r>
+                <w:rPr>
+                  <w:rFonts w:ascii="Cambria Math" w:hAnsi="Cambria Math"/>
+                  <w:sz w:val="24"/>
+                  <w:szCs w:val="24"/>
+                </w:rPr>
+                <m:t xml:space="preserve">x</m:t>
+              </m:r>
+              <m:r>
+                <w:rPr>
+                  <w:rFonts w:ascii="Cambria Math" w:hAnsi="Cambria Math"/>
+                  <w:sz w:val="24"/>
+                  <w:szCs w:val="24"/>
+                </w:rPr>
+                <m:t xml:space="preserve">+</m:t>
+              </m:r>
+              <m:r>
+                <w:rPr>
+                  <w:rFonts w:ascii="Cambria Math" w:hAnsi="Cambria Math"/>
+                  <w:sz w:val="24"/>
+                  <w:szCs w:val="24"/>
+                </w:rPr>
+                <m:t xml:space="preserve">n</m:t>
+              </m:r>
+            </m:sub>
+          </m:sSub>
+          <m:r>
+            <w:rPr>
+              <w:rFonts w:ascii="Cambria Math" w:hAnsi="Cambria Math"/>
+              <w:sz w:val="24"/>
+              <w:szCs w:val="24"/>
+            </w:rPr>
+            <m:t xml:space="preserve"> )/</m:t>
+          </m:r>
+          <m:r>
+            <w:rPr>
+              <w:rFonts w:ascii="Cambria Math" w:hAnsi="Cambria Math"/>
+              <w:sz w:val="24"/>
+              <w:szCs w:val="24"/>
+            </w:rPr>
+            <m:t xml:space="preserve">N*</m:t>
+          </m:r>
+          <m:r>
+            <w:rPr>
+              <w:rFonts w:ascii="Cambria Math" w:hAnsi="Cambria Math"/>
+              <w:sz w:val="24"/>
+              <w:szCs w:val="24"/>
+            </w:rPr>
+            <m:t xml:space="preserve"> ] / ( </m:t>
+          </m:r>
+          <m:r>
+            <w:rPr>
+              <w:rFonts w:ascii="Cambria Math" w:hAnsi="Cambria Math"/>
+              <w:sz w:val="24"/>
+              <w:szCs w:val="24"/>
+            </w:rPr>
+            <m:t xml:space="preserve">1</m:t>
+          </m:r>
+          <m:r>
+            <w:rPr>
+              <w:rFonts w:ascii="Cambria Math" w:hAnsi="Cambria Math"/>
+              <w:sz w:val="24"/>
+              <w:szCs w:val="24"/>
+            </w:rPr>
+            <m:t xml:space="preserve"> − </m:t>
+          </m:r>
+          <m:sSub>
+            <m:e>
+              <m:r>
+                <w:rPr>
+                  <w:rFonts w:ascii="Cambria Math" w:hAnsi="Cambria Math"/>
+                  <w:sz w:val="24"/>
+                  <w:szCs w:val="24"/>
+                </w:rPr>
+                <m:t xml:space="preserve">β</m:t>
+              </m:r>
+            </m:e>
+            <m:sub>
+              <m:r>
+                <w:rPr>
+                  <w:rFonts w:ascii="Cambria Math" w:hAnsi="Cambria Math"/>
+                  <w:sz w:val="24"/>
+                  <w:szCs w:val="24"/>
+                </w:rPr>
+                <m:t xml:space="preserve">G</m:t>
+              </m:r>
+            </m:sub>
+          </m:sSub>
+          <m:r>
+            <w:rPr>
+              <w:rFonts w:ascii="Cambria Math" w:hAnsi="Cambria Math"/>
+              <w:sz w:val="24"/>
+              <w:szCs w:val="24"/>
+            </w:rPr>
+            <m:t xml:space="preserve"> − </m:t>
+          </m:r>
+          <m:r>
+            <w:rPr>
+              <w:rFonts w:ascii="Cambria Math" w:hAnsi="Cambria Math"/>
+              <w:sz w:val="24"/>
+              <w:szCs w:val="24"/>
+            </w:rPr>
+            <m:t xml:space="preserve">γ</m:t>
+          </m:r>
+          <m:r>
+            <w:rPr>
+              <w:rFonts w:ascii="Cambria Math" w:hAnsi="Cambria Math"/>
+              <w:sz w:val="24"/>
+              <w:szCs w:val="24"/>
+            </w:rPr>
+            <m:t xml:space="preserve"> )</m:t>
+          </m:r>
+        </m:oMath>
+      </m:oMathPara>
+    </w:p>
+    <w:p>
+      <w:pPr>
+        <w:pStyle w:val="Note"/>
+      </w:pPr>
+      <w:r>
+        <w:t xml:space="preserve">※ 보장기간 n이 20년보다 짧으면 </w:t>
+      </w:r>
+      <w:r>
+        <w:t xml:space="preserve">α</w:t>
+      </w:r>
+      <w:r>
+        <w:rPr>
+          <w:vertAlign w:val="subscript"/>
+        </w:rPr>
+        <w:t xml:space="preserve">P</w:t>
+      </w:r>
+      <w:r>
+        <w:t xml:space="preserve">는 </w:t>
+      </w:r>
+      <w:r>
+        <w:t xml:space="preserve">α</w:t>
+      </w:r>
+      <w:r>
+        <w:rPr>
+          <w:vertAlign w:val="subscript"/>
+        </w:rPr>
+        <w:t xml:space="preserve">P</w:t>
+      </w:r>
+      <w:r>
+        <w:t xml:space="preserve"> × n/20으로 줄인다.</w:t>
+      </w:r>
+    </w:p>
+    <w:p>
+      <w:pPr>
+        <w:pStyle w:val="FormulaLabel"/>
+      </w:pPr>
+      <w:r>
+        <w:t xml:space="preserve">[식] 저해지·무해지환급형</w:t>
+      </w:r>
+    </w:p>
+    <w:p>
+      <w:pPr>
+        <w:pStyle w:val="FormulaText"/>
+      </w:pPr>
+      <w:r>
+        <w:t xml:space="preserve">납입기간 중 해지하면 돌려주는 금액의 현가</w:t>
+      </w:r>
     </w:p>
     <w:p>
       <w:pPr>
@@ -4086,12 +4741,15 @@
           <m:sSub>
             <m:e>
               <m:r>
-                <w:rPr>
-                  <w:rFonts w:ascii="Cambria Math" w:hAnsi="Cambria Math"/>
-                  <w:sz w:val="24"/>
-                  <w:szCs w:val="24"/>
-                </w:rPr>
-                <m:t xml:space="preserve">N</m:t>
+                <m:rPr>
+                  <m:nor/>
+                </m:rPr>
+                <w:rPr>
+                  <w:rFonts w:ascii="Cambria Math" w:hAnsi="Cambria Math"/>
+                  <w:sz w:val="24"/>
+                  <w:szCs w:val="24"/>
+                </w:rPr>
+                <m:t xml:space="preserve">CSV</m:t>
               </m:r>
             </m:e>
             <m:sub>
@@ -4101,22 +4759,6 @@
                   <w:sz w:val="24"/>
                   <w:szCs w:val="24"/>
                 </w:rPr>
-                <m:t xml:space="preserve">x</m:t>
-              </m:r>
-              <m:r>
-                <w:rPr>
-                  <w:rFonts w:ascii="Cambria Math" w:hAnsi="Cambria Math"/>
-                  <w:sz w:val="24"/>
-                  <w:szCs w:val="24"/>
-                </w:rPr>
-                <m:t xml:space="preserve">+</m:t>
-              </m:r>
-              <m:r>
-                <w:rPr>
-                  <w:rFonts w:ascii="Cambria Math" w:hAnsi="Cambria Math"/>
-                  <w:sz w:val="24"/>
-                  <w:szCs w:val="24"/>
-                </w:rPr>
                 <m:t xml:space="preserve">t</m:t>
               </m:r>
             </m:sub>
@@ -4129,6 +4771,114 @@
             </w:rPr>
             <m:t xml:space="preserve"> = </m:t>
           </m:r>
+          <m:sSub>
+            <m:e>
+              <m:r>
+                <w:rPr>
+                  <w:rFonts w:ascii="Cambria Math" w:hAnsi="Cambria Math"/>
+                  <w:sz w:val="24"/>
+                  <w:szCs w:val="24"/>
+                </w:rPr>
+                <m:t xml:space="preserve">Σ</m:t>
+              </m:r>
+            </m:e>
+            <m:sub>
+              <m:r>
+                <w:rPr>
+                  <w:rFonts w:ascii="Cambria Math" w:hAnsi="Cambria Math"/>
+                  <w:sz w:val="24"/>
+                  <w:szCs w:val="24"/>
+                </w:rPr>
+                <m:t xml:space="preserve">u</m:t>
+              </m:r>
+              <m:r>
+                <w:rPr>
+                  <w:rFonts w:ascii="Cambria Math" w:hAnsi="Cambria Math"/>
+                  <w:sz w:val="24"/>
+                  <w:szCs w:val="24"/>
+                </w:rPr>
+                <m:t xml:space="preserve">≥</m:t>
+              </m:r>
+              <m:r>
+                <w:rPr>
+                  <w:rFonts w:ascii="Cambria Math" w:hAnsi="Cambria Math"/>
+                  <w:sz w:val="24"/>
+                  <w:szCs w:val="24"/>
+                </w:rPr>
+                <m:t xml:space="preserve">t</m:t>
+              </m:r>
+            </m:sub>
+          </m:sSub>
+          <m:r>
+            <w:rPr>
+              <w:rFonts w:ascii="Cambria Math" w:hAnsi="Cambria Math"/>
+              <w:sz w:val="24"/>
+              <w:szCs w:val="24"/>
+            </w:rPr>
+            <m:t xml:space="preserve"> </m:t>
+          </m:r>
+          <m:sSub>
+            <m:e>
+              <m:r>
+                <w:rPr>
+                  <w:rFonts w:ascii="Cambria Math" w:hAnsi="Cambria Math"/>
+                  <w:sz w:val="24"/>
+                  <w:szCs w:val="24"/>
+                </w:rPr>
+                <m:t xml:space="preserve">H</m:t>
+              </m:r>
+            </m:e>
+            <m:sub>
+              <m:r>
+                <w:rPr>
+                  <w:rFonts w:ascii="Cambria Math" w:hAnsi="Cambria Math"/>
+                  <w:sz w:val="24"/>
+                  <w:szCs w:val="24"/>
+                </w:rPr>
+                <m:t xml:space="preserve">x</m:t>
+              </m:r>
+              <m:r>
+                <w:rPr>
+                  <w:rFonts w:ascii="Cambria Math" w:hAnsi="Cambria Math"/>
+                  <w:sz w:val="24"/>
+                  <w:szCs w:val="24"/>
+                </w:rPr>
+                <m:t xml:space="preserve">+</m:t>
+              </m:r>
+              <m:r>
+                <w:rPr>
+                  <w:rFonts w:ascii="Cambria Math" w:hAnsi="Cambria Math"/>
+                  <w:sz w:val="24"/>
+                  <w:szCs w:val="24"/>
+                </w:rPr>
+                <m:t xml:space="preserve">u</m:t>
+              </m:r>
+            </m:sub>
+          </m:sSub>
+          <m:r>
+            <w:rPr>
+              <w:rFonts w:ascii="Cambria Math" w:hAnsi="Cambria Math"/>
+              <w:sz w:val="24"/>
+              <w:szCs w:val="24"/>
+            </w:rPr>
+            <m:t xml:space="preserve"> · </m:t>
+          </m:r>
+          <m:r>
+            <w:rPr>
+              <w:rFonts w:ascii="Cambria Math" w:hAnsi="Cambria Math"/>
+              <w:sz w:val="24"/>
+              <w:szCs w:val="24"/>
+            </w:rPr>
+            <m:t xml:space="preserve">ρ</m:t>
+          </m:r>
+          <m:r>
+            <w:rPr>
+              <w:rFonts w:ascii="Cambria Math" w:hAnsi="Cambria Math"/>
+              <w:sz w:val="24"/>
+              <w:szCs w:val="24"/>
+            </w:rPr>
+            <m:t xml:space="preserve"> · ( </m:t>
+          </m:r>
           <m:sSubSup>
             <m:e>
               <m:r>
@@ -4137,7 +4887,7 @@
                   <w:sz w:val="24"/>
                   <w:szCs w:val="24"/>
                 </w:rPr>
-                <m:t xml:space="preserve">N</m:t>
+                <m:t xml:space="preserve">W</m:t>
               </m:r>
             </m:e>
             <m:sub>
@@ -4147,52 +4897,98 @@
                   <w:sz w:val="24"/>
                   <w:szCs w:val="24"/>
                 </w:rPr>
-                <m:t xml:space="preserve">x</m:t>
-              </m:r>
-              <m:r>
-                <w:rPr>
-                  <w:rFonts w:ascii="Cambria Math" w:hAnsi="Cambria Math"/>
-                  <w:sz w:val="24"/>
-                  <w:szCs w:val="24"/>
-                </w:rPr>
-                <m:t xml:space="preserve">+</m:t>
-              </m:r>
-              <m:r>
-                <w:rPr>
-                  <w:rFonts w:ascii="Cambria Math" w:hAnsi="Cambria Math"/>
-                  <w:sz w:val="24"/>
-                  <w:szCs w:val="24"/>
-                </w:rPr>
-                <m:t xml:space="preserve">t</m:t>
+                <m:t xml:space="preserve">u</m:t>
               </m:r>
             </m:sub>
             <m:sup>
               <m:r>
-                <w:rPr>
-                  <w:rFonts w:ascii="Cambria Math" w:hAnsi="Cambria Math"/>
-                  <w:sz w:val="24"/>
-                  <w:szCs w:val="24"/>
-                </w:rPr>
-                <m:t xml:space="preserve">(</m:t>
-              </m:r>
-              <m:r>
-                <w:rPr>
-                  <w:rFonts w:ascii="Cambria Math" w:hAnsi="Cambria Math"/>
-                  <w:sz w:val="24"/>
-                  <w:szCs w:val="24"/>
-                </w:rPr>
-                <m:t xml:space="preserve">1</m:t>
-              </m:r>
-              <m:r>
-                <w:rPr>
-                  <w:rFonts w:ascii="Cambria Math" w:hAnsi="Cambria Math"/>
-                  <w:sz w:val="24"/>
-                  <w:szCs w:val="24"/>
-                </w:rPr>
-                <m:t xml:space="preserve">)</m:t>
+                <m:rPr>
+                  <m:nor/>
+                </m:rPr>
+                <w:rPr>
+                  <w:rFonts w:ascii="Cambria Math" w:hAnsi="Cambria Math"/>
+                  <w:sz w:val="24"/>
+                  <w:szCs w:val="24"/>
+                </w:rPr>
+                <m:t xml:space="preserve">표준</m:t>
               </m:r>
             </m:sup>
           </m:sSubSup>
+          <m:r>
+            <w:rPr>
+              <w:rFonts w:ascii="Cambria Math" w:hAnsi="Cambria Math"/>
+              <w:sz w:val="24"/>
+              <w:szCs w:val="24"/>
+            </w:rPr>
+            <m:t xml:space="preserve"> + </m:t>
+          </m:r>
+          <m:sSubSup>
+            <m:e>
+              <m:r>
+                <w:rPr>
+                  <w:rFonts w:ascii="Cambria Math" w:hAnsi="Cambria Math"/>
+                  <w:sz w:val="24"/>
+                  <w:szCs w:val="24"/>
+                </w:rPr>
+                <m:t xml:space="preserve">W</m:t>
+              </m:r>
+            </m:e>
+            <m:sub>
+              <m:r>
+                <w:rPr>
+                  <w:rFonts w:ascii="Cambria Math" w:hAnsi="Cambria Math"/>
+                  <w:sz w:val="24"/>
+                  <w:szCs w:val="24"/>
+                </w:rPr>
+                <m:t xml:space="preserve">u</m:t>
+              </m:r>
+              <m:r>
+                <w:rPr>
+                  <w:rFonts w:ascii="Cambria Math" w:hAnsi="Cambria Math"/>
+                  <w:sz w:val="24"/>
+                  <w:szCs w:val="24"/>
+                </w:rPr>
+                <m:t xml:space="preserve">+</m:t>
+              </m:r>
+              <m:r>
+                <w:rPr>
+                  <w:rFonts w:ascii="Cambria Math" w:hAnsi="Cambria Math"/>
+                  <w:sz w:val="24"/>
+                  <w:szCs w:val="24"/>
+                </w:rPr>
+                <m:t xml:space="preserve">1</m:t>
+              </m:r>
+            </m:sub>
+            <m:sup>
+              <m:r>
+                <m:rPr>
+                  <m:nor/>
+                </m:rPr>
+                <w:rPr>
+                  <w:rFonts w:ascii="Cambria Math" w:hAnsi="Cambria Math"/>
+                  <w:sz w:val="24"/>
+                  <w:szCs w:val="24"/>
+                </w:rPr>
+                <m:t xml:space="preserve">표준</m:t>
+              </m:r>
+            </m:sup>
+          </m:sSubSup>
+          <m:r>
+            <w:rPr>
+              <w:rFonts w:ascii="Cambria Math" w:hAnsi="Cambria Math"/>
+              <w:sz w:val="24"/>
+              <w:szCs w:val="24"/>
+            </w:rPr>
+            <m:t xml:space="preserve"> ) / </m:t>
+          </m:r>
+          <m:r>
+            <w:rPr>
+              <w:rFonts w:ascii="Cambria Math" w:hAnsi="Cambria Math"/>
+              <w:sz w:val="24"/>
+              <w:szCs w:val="24"/>
+            </w:rPr>
+            <m:t xml:space="preserve">2</m:t>
+          </m:r>
         </m:oMath>
       </m:oMathPara>
     </w:p>
@@ -4201,7 +4997,205 @@
         <w:pStyle w:val="FormulaText"/>
       </w:pPr>
       <w:r>
-        <w:t xml:space="preserve">보험료 납입 — 생존자 lx(1) (주계약 [납입])</w:t>
+        <w:t xml:space="preserve">저해지·무해지환급형 순보험료 — 해지 시 돌려주는 금액의 현가를 더한다</w:t>
+      </w:r>
+    </w:p>
+    <w:p>
+      <w:pPr>
+        <w:pStyle w:val="Formula"/>
+      </w:pPr>
+      <m:oMathPara>
+        <m:oMathParaPr>
+          <m:jc m:val="left"/>
+        </m:oMathParaPr>
+        <m:oMath>
+          <m:r>
+            <m:rPr>
+              <m:nor/>
+            </m:rPr>
+            <w:rPr>
+              <w:rFonts w:ascii="Cambria Math" w:hAnsi="Cambria Math"/>
+              <w:sz w:val="24"/>
+              <w:szCs w:val="24"/>
+            </w:rPr>
+            <m:t xml:space="preserve">PVB′</m:t>
+          </m:r>
+          <m:r>
+            <w:rPr>
+              <w:rFonts w:ascii="Cambria Math" w:hAnsi="Cambria Math"/>
+              <w:sz w:val="24"/>
+              <w:szCs w:val="24"/>
+            </w:rPr>
+            <m:t xml:space="preserve"> = </m:t>
+          </m:r>
+          <m:r>
+            <m:rPr>
+              <m:nor/>
+            </m:rPr>
+            <w:rPr>
+              <w:rFonts w:ascii="Cambria Math" w:hAnsi="Cambria Math"/>
+              <w:sz w:val="24"/>
+              <w:szCs w:val="24"/>
+            </w:rPr>
+            <m:t xml:space="preserve">PVB</m:t>
+          </m:r>
+          <m:r>
+            <w:rPr>
+              <w:rFonts w:ascii="Cambria Math" w:hAnsi="Cambria Math"/>
+              <w:sz w:val="24"/>
+              <w:szCs w:val="24"/>
+            </w:rPr>
+            <m:t xml:space="preserve"> + </m:t>
+          </m:r>
+          <m:sSub>
+            <m:e>
+              <m:r>
+                <m:rPr>
+                  <m:nor/>
+                </m:rPr>
+                <w:rPr>
+                  <w:rFonts w:ascii="Cambria Math" w:hAnsi="Cambria Math"/>
+                  <w:sz w:val="24"/>
+                  <w:szCs w:val="24"/>
+                </w:rPr>
+                <m:t xml:space="preserve">CSV</m:t>
+              </m:r>
+            </m:e>
+            <m:sub>
+              <m:r>
+                <w:rPr>
+                  <w:rFonts w:ascii="Cambria Math" w:hAnsi="Cambria Math"/>
+                  <w:sz w:val="24"/>
+                  <w:szCs w:val="24"/>
+                </w:rPr>
+                <m:t xml:space="preserve">0</m:t>
+              </m:r>
+            </m:sub>
+          </m:sSub>
+        </m:oMath>
+      </m:oMathPara>
+    </w:p>
+    <w:p>
+      <w:pPr>
+        <w:pStyle w:val="Formula"/>
+      </w:pPr>
+      <m:oMathPara>
+        <m:oMathParaPr>
+          <m:jc m:val="left"/>
+        </m:oMathParaPr>
+        <m:oMath>
+          <m:r>
+            <w:rPr>
+              <w:rFonts w:ascii="Cambria Math" w:hAnsi="Cambria Math"/>
+              <w:sz w:val="24"/>
+              <w:szCs w:val="24"/>
+            </w:rPr>
+            <m:t xml:space="preserve">P</m:t>
+          </m:r>
+          <m:r>
+            <w:rPr>
+              <w:rFonts w:ascii="Cambria Math" w:hAnsi="Cambria Math"/>
+              <w:sz w:val="24"/>
+              <w:szCs w:val="24"/>
+            </w:rPr>
+            <m:t xml:space="preserve"> = </m:t>
+          </m:r>
+          <m:r>
+            <m:rPr>
+              <m:nor/>
+            </m:rPr>
+            <w:rPr>
+              <w:rFonts w:ascii="Cambria Math" w:hAnsi="Cambria Math"/>
+              <w:sz w:val="24"/>
+              <w:szCs w:val="24"/>
+            </w:rPr>
+            <m:t xml:space="preserve">PVB′</m:t>
+          </m:r>
+          <m:r>
+            <w:rPr>
+              <w:rFonts w:ascii="Cambria Math" w:hAnsi="Cambria Math"/>
+              <w:sz w:val="24"/>
+              <w:szCs w:val="24"/>
+            </w:rPr>
+            <m:t xml:space="preserve"> / </m:t>
+          </m:r>
+          <m:r>
+            <w:rPr>
+              <w:rFonts w:ascii="Cambria Math" w:hAnsi="Cambria Math"/>
+              <w:sz w:val="24"/>
+              <w:szCs w:val="24"/>
+            </w:rPr>
+            <m:t xml:space="preserve">N*</m:t>
+          </m:r>
+        </m:oMath>
+      </m:oMathPara>
+    </w:p>
+    <w:p>
+      <w:pPr>
+        <w:pStyle w:val="Note"/>
+      </w:pPr>
+      <w:r>
+        <w:t xml:space="preserve">※ ρ : 납입기간 중 해지환급금 비율(무해지 0). </w:t>
+      </w:r>
+      <w:r>
+        <w:t xml:space="preserve">W</w:t>
+      </w:r>
+      <w:r>
+        <w:rPr>
+          <w:vertAlign w:val="superscript"/>
+        </w:rPr>
+        <w:t xml:space="preserve">표준</w:t>
+      </w:r>
+      <w:r>
+        <w:t xml:space="preserve"> : 같은 조건의 표준형(완전 환급) 해지환급금. 적용해지율 w = 0 이면 CSV = 0 이고 보험료가 표준형과 같아진다. 납입기간 뒤(u ≥ m)에는 H = 0 이라 더해지지 않는다. CSV 는 표준형 환급금과 서로 맞물려 되풀이 계산이 필요하므로 이 앱의 시산은 CSV = 0 으로 두고(표준형 보험료), 그 값은 자유설계보험이 낸다.</w:t>
+      </w:r>
+    </w:p>
+    <w:p>
+      <w:pPr>
+        <w:pStyle w:val="Heading1"/>
+      </w:pPr>
+      <w:r>
+        <w:t xml:space="preserve">2. 책임준비금의 계산에 관한 사항</w:t>
+      </w:r>
+    </w:p>
+    <w:p>
+      <w:pPr>
+        <w:pStyle w:val="Note"/>
+      </w:pPr>
+      <w:r>
+        <w:t xml:space="preserve">※ 사망 시에는 책임준비금을 지급하므로 사망은 급부 현가와 준비금에 순효과가 없다. 그래서 암발생률만 탈퇴율로 쓰는 단일탈퇴로 산출한다.</w:t>
+      </w:r>
+    </w:p>
+    <w:p>
+      <w:pPr>
+        <w:pStyle w:val="Note"/>
+      </w:pPr>
+      <w:r>
+        <w:t xml:space="preserve">※ 회계연도말 보험료적립금은 적용기초율 적립금과 표준기초율 적립금 중 큰 금액으로 한다.</w:t>
+      </w:r>
+    </w:p>
+    <w:p>
+      <w:pPr>
+        <w:pStyle w:val="Note"/>
+      </w:pPr>
+      <w:r>
+        <w:t xml:space="preserve">※ 연중 보간은 하지 않고 연말 기준으로 산출한다.</w:t>
+      </w:r>
+    </w:p>
+    <w:p>
+      <w:pPr>
+        <w:pStyle w:val="FormulaLabel"/>
+      </w:pPr>
+      <w:r>
+        <w:t xml:space="preserve">[식] 준비금 산출용 순보험료</w:t>
+      </w:r>
+    </w:p>
+    <w:p>
+      <w:pPr>
+        <w:pStyle w:val="FormulaText"/>
+      </w:pPr>
+      <w:r>
+        <w:t xml:space="preserve">납입 후 유지비를 포함한 순보험료 — 납입기간의 [납입] 유지자 현가로 나눈다</w:t>
       </w:r>
     </w:p>
     <w:p>
@@ -4221,7 +5215,7 @@
                   <w:sz w:val="24"/>
                   <w:szCs w:val="24"/>
                 </w:rPr>
-                <m:t xml:space="preserve">D′</m:t>
+                <m:t xml:space="preserve">P</m:t>
               </m:r>
             </m:e>
             <m:sub>
@@ -4231,23 +5225,7 @@
                   <w:sz w:val="24"/>
                   <w:szCs w:val="24"/>
                 </w:rPr>
-                <m:t xml:space="preserve">x</m:t>
-              </m:r>
-              <m:r>
-                <w:rPr>
-                  <w:rFonts w:ascii="Cambria Math" w:hAnsi="Cambria Math"/>
-                  <w:sz w:val="24"/>
-                  <w:szCs w:val="24"/>
-                </w:rPr>
-                <m:t xml:space="preserve">+</m:t>
-              </m:r>
-              <m:r>
-                <w:rPr>
-                  <w:rFonts w:ascii="Cambria Math" w:hAnsi="Cambria Math"/>
-                  <w:sz w:val="24"/>
-                  <w:szCs w:val="24"/>
-                </w:rPr>
-                <m:t xml:space="preserve">t</m:t>
+                <m:t xml:space="preserve">β</m:t>
               </m:r>
             </m:sub>
           </m:sSub>
@@ -4257,17 +5235,39 @@
               <w:sz w:val="24"/>
               <w:szCs w:val="24"/>
             </w:rPr>
-            <m:t xml:space="preserve"> = </m:t>
-          </m:r>
-          <m:sSubSup>
+            <m:t xml:space="preserve"> = ( </m:t>
+          </m:r>
+          <m:r>
+            <m:rPr>
+              <m:nor/>
+            </m:rPr>
+            <w:rPr>
+              <w:rFonts w:ascii="Cambria Math" w:hAnsi="Cambria Math"/>
+              <w:sz w:val="24"/>
+              <w:szCs w:val="24"/>
+            </w:rPr>
+            <m:t xml:space="preserve">PVB</m:t>
+          </m:r>
+          <m:r>
+            <w:rPr>
+              <w:rFonts w:ascii="Cambria Math" w:hAnsi="Cambria Math"/>
+              <w:sz w:val="24"/>
+              <w:szCs w:val="24"/>
+            </w:rPr>
+            <m:t xml:space="preserve"> + </m:t>
+          </m:r>
+          <m:sSub>
             <m:e>
               <m:r>
-                <w:rPr>
-                  <w:rFonts w:ascii="Cambria Math" w:hAnsi="Cambria Math"/>
-                  <w:sz w:val="24"/>
-                  <w:szCs w:val="24"/>
-                </w:rPr>
-                <m:t xml:space="preserve">D</m:t>
+                <m:rPr>
+                  <m:nor/>
+                </m:rPr>
+                <w:rPr>
+                  <w:rFonts w:ascii="Cambria Math" w:hAnsi="Cambria Math"/>
+                  <w:sz w:val="24"/>
+                  <w:szCs w:val="24"/>
+                </w:rPr>
+                <m:t xml:space="preserve">CSV</m:t>
               </m:r>
             </m:e>
             <m:sub>
@@ -4277,6 +5277,52 @@
                   <w:sz w:val="24"/>
                   <w:szCs w:val="24"/>
                 </w:rPr>
+                <m:t xml:space="preserve">0</m:t>
+              </m:r>
+            </m:sub>
+          </m:sSub>
+          <m:r>
+            <w:rPr>
+              <w:rFonts w:ascii="Cambria Math" w:hAnsi="Cambria Math"/>
+              <w:sz w:val="24"/>
+              <w:szCs w:val="24"/>
+            </w:rPr>
+            <m:t xml:space="preserve"> + </m:t>
+          </m:r>
+          <m:r>
+            <w:rPr>
+              <w:rFonts w:ascii="Cambria Math" w:hAnsi="Cambria Math"/>
+              <w:sz w:val="24"/>
+              <w:szCs w:val="24"/>
+            </w:rPr>
+            <m:t xml:space="preserve">β′</m:t>
+          </m:r>
+          <m:r>
+            <w:rPr>
+              <w:rFonts w:ascii="Cambria Math" w:hAnsi="Cambria Math"/>
+              <w:sz w:val="24"/>
+              <w:szCs w:val="24"/>
+            </w:rPr>
+            <m:t xml:space="preserve">·( </m:t>
+          </m:r>
+          <m:sSub>
+            <m:e>
+              <m:r>
+                <w:rPr>
+                  <w:rFonts w:ascii="Cambria Math" w:hAnsi="Cambria Math"/>
+                  <w:sz w:val="24"/>
+                  <w:szCs w:val="24"/>
+                </w:rPr>
+                <m:t xml:space="preserve">N</m:t>
+              </m:r>
+            </m:e>
+            <m:sub>
+              <m:r>
+                <w:rPr>
+                  <w:rFonts w:ascii="Cambria Math" w:hAnsi="Cambria Math"/>
+                  <w:sz w:val="24"/>
+                  <w:szCs w:val="24"/>
+                </w:rPr>
                 <m:t xml:space="preserve">x</m:t>
               </m:r>
               <m:r>
@@ -4293,2934 +5339,157 @@
                   <w:sz w:val="24"/>
                   <w:szCs w:val="24"/>
                 </w:rPr>
-                <m:t xml:space="preserve">t</m:t>
+                <m:t xml:space="preserve">m</m:t>
               </m:r>
             </m:sub>
-            <m:sup>
-              <m:r>
-                <w:rPr>
-                  <w:rFonts w:ascii="Cambria Math" w:hAnsi="Cambria Math"/>
-                  <w:sz w:val="24"/>
-                  <w:szCs w:val="24"/>
-                </w:rPr>
-                <m:t xml:space="preserve">(</m:t>
-              </m:r>
-              <m:r>
-                <w:rPr>
-                  <w:rFonts w:ascii="Cambria Math" w:hAnsi="Cambria Math"/>
-                  <w:sz w:val="24"/>
-                  <w:szCs w:val="24"/>
-                </w:rPr>
-                <m:t xml:space="preserve">1</m:t>
-              </m:r>
-              <m:r>
-                <w:rPr>
-                  <w:rFonts w:ascii="Cambria Math" w:hAnsi="Cambria Math"/>
-                  <w:sz w:val="24"/>
-                  <w:szCs w:val="24"/>
-                </w:rPr>
-                <m:t xml:space="preserve">)</m:t>
-              </m:r>
-            </m:sup>
-          </m:sSubSup>
+          </m:sSub>
+          <m:r>
+            <w:rPr>
+              <w:rFonts w:ascii="Cambria Math" w:hAnsi="Cambria Math"/>
+              <w:sz w:val="24"/>
+              <w:szCs w:val="24"/>
+            </w:rPr>
+            <m:t xml:space="preserve"> − </m:t>
+          </m:r>
+          <m:sSub>
+            <m:e>
+              <m:r>
+                <w:rPr>
+                  <w:rFonts w:ascii="Cambria Math" w:hAnsi="Cambria Math"/>
+                  <w:sz w:val="24"/>
+                  <w:szCs w:val="24"/>
+                </w:rPr>
+                <m:t xml:space="preserve">N</m:t>
+              </m:r>
+            </m:e>
+            <m:sub>
+              <m:r>
+                <w:rPr>
+                  <w:rFonts w:ascii="Cambria Math" w:hAnsi="Cambria Math"/>
+                  <w:sz w:val="24"/>
+                  <w:szCs w:val="24"/>
+                </w:rPr>
+                <m:t xml:space="preserve">x</m:t>
+              </m:r>
+              <m:r>
+                <w:rPr>
+                  <w:rFonts w:ascii="Cambria Math" w:hAnsi="Cambria Math"/>
+                  <w:sz w:val="24"/>
+                  <w:szCs w:val="24"/>
+                </w:rPr>
+                <m:t xml:space="preserve">+</m:t>
+              </m:r>
+              <m:r>
+                <w:rPr>
+                  <w:rFonts w:ascii="Cambria Math" w:hAnsi="Cambria Math"/>
+                  <w:sz w:val="24"/>
+                  <w:szCs w:val="24"/>
+                </w:rPr>
+                <m:t xml:space="preserve">n</m:t>
+              </m:r>
+            </m:sub>
+          </m:sSub>
+          <m:r>
+            <w:rPr>
+              <w:rFonts w:ascii="Cambria Math" w:hAnsi="Cambria Math"/>
+              <w:sz w:val="24"/>
+              <w:szCs w:val="24"/>
+            </w:rPr>
+            <m:t xml:space="preserve"> ) ) / ( </m:t>
+          </m:r>
+          <m:sSub>
+            <m:e>
+              <m:r>
+                <w:rPr>
+                  <w:rFonts w:ascii="Cambria Math" w:hAnsi="Cambria Math"/>
+                  <w:sz w:val="24"/>
+                  <w:szCs w:val="24"/>
+                </w:rPr>
+                <m:t xml:space="preserve">N′</m:t>
+              </m:r>
+            </m:e>
+            <m:sub>
+              <m:r>
+                <w:rPr>
+                  <w:rFonts w:ascii="Cambria Math" w:hAnsi="Cambria Math"/>
+                  <w:sz w:val="24"/>
+                  <w:szCs w:val="24"/>
+                </w:rPr>
+                <m:t xml:space="preserve">x</m:t>
+              </m:r>
+            </m:sub>
+          </m:sSub>
+          <m:r>
+            <w:rPr>
+              <w:rFonts w:ascii="Cambria Math" w:hAnsi="Cambria Math"/>
+              <w:sz w:val="24"/>
+              <w:szCs w:val="24"/>
+            </w:rPr>
+            <m:t xml:space="preserve"> − </m:t>
+          </m:r>
+          <m:sSub>
+            <m:e>
+              <m:r>
+                <w:rPr>
+                  <w:rFonts w:ascii="Cambria Math" w:hAnsi="Cambria Math"/>
+                  <w:sz w:val="24"/>
+                  <w:szCs w:val="24"/>
+                </w:rPr>
+                <m:t xml:space="preserve">N′</m:t>
+              </m:r>
+            </m:e>
+            <m:sub>
+              <m:r>
+                <w:rPr>
+                  <w:rFonts w:ascii="Cambria Math" w:hAnsi="Cambria Math"/>
+                  <w:sz w:val="24"/>
+                  <w:szCs w:val="24"/>
+                </w:rPr>
+                <m:t xml:space="preserve">x</m:t>
+              </m:r>
+              <m:r>
+                <w:rPr>
+                  <w:rFonts w:ascii="Cambria Math" w:hAnsi="Cambria Math"/>
+                  <w:sz w:val="24"/>
+                  <w:szCs w:val="24"/>
+                </w:rPr>
+                <m:t xml:space="preserve">+</m:t>
+              </m:r>
+              <m:r>
+                <w:rPr>
+                  <w:rFonts w:ascii="Cambria Math" w:hAnsi="Cambria Math"/>
+                  <w:sz w:val="24"/>
+                  <w:szCs w:val="24"/>
+                </w:rPr>
+                <m:t xml:space="preserve">m</m:t>
+              </m:r>
+            </m:sub>
+          </m:sSub>
+          <m:r>
+            <w:rPr>
+              <w:rFonts w:ascii="Cambria Math" w:hAnsi="Cambria Math"/>
+              <w:sz w:val="24"/>
+              <w:szCs w:val="24"/>
+            </w:rPr>
+            <m:t xml:space="preserve"> )</m:t>
+          </m:r>
         </m:oMath>
       </m:oMathPara>
     </w:p>
     <w:p>
       <w:pPr>
-        <w:pStyle w:val="Formula"/>
+        <w:pStyle w:val="FormulaLabel"/>
       </w:pPr>
-      <m:oMathPara>
-        <m:oMathParaPr>
-          <m:jc m:val="left"/>
-        </m:oMathParaPr>
-        <m:oMath>
-          <m:sSub>
-            <m:e>
-              <m:r>
-                <w:rPr>
-                  <w:rFonts w:ascii="Cambria Math" w:hAnsi="Cambria Math"/>
-                  <w:sz w:val="24"/>
-                  <w:szCs w:val="24"/>
-                </w:rPr>
-                <m:t xml:space="preserve">N′</m:t>
-              </m:r>
-            </m:e>
-            <m:sub>
-              <m:r>
-                <w:rPr>
-                  <w:rFonts w:ascii="Cambria Math" w:hAnsi="Cambria Math"/>
-                  <w:sz w:val="24"/>
-                  <w:szCs w:val="24"/>
-                </w:rPr>
-                <m:t xml:space="preserve">x</m:t>
-              </m:r>
-              <m:r>
-                <w:rPr>
-                  <w:rFonts w:ascii="Cambria Math" w:hAnsi="Cambria Math"/>
-                  <w:sz w:val="24"/>
-                  <w:szCs w:val="24"/>
-                </w:rPr>
-                <m:t xml:space="preserve">+</m:t>
-              </m:r>
-              <m:r>
-                <w:rPr>
-                  <w:rFonts w:ascii="Cambria Math" w:hAnsi="Cambria Math"/>
-                  <w:sz w:val="24"/>
-                  <w:szCs w:val="24"/>
-                </w:rPr>
-                <m:t xml:space="preserve">t</m:t>
-              </m:r>
-            </m:sub>
-          </m:sSub>
-          <m:r>
-            <w:rPr>
-              <w:rFonts w:ascii="Cambria Math" w:hAnsi="Cambria Math"/>
-              <w:sz w:val="24"/>
-              <w:szCs w:val="24"/>
-            </w:rPr>
-            <m:t xml:space="preserve"> = </m:t>
-          </m:r>
-          <m:sSubSup>
-            <m:e>
-              <m:r>
-                <w:rPr>
-                  <w:rFonts w:ascii="Cambria Math" w:hAnsi="Cambria Math"/>
-                  <w:sz w:val="24"/>
-                  <w:szCs w:val="24"/>
-                </w:rPr>
-                <m:t xml:space="preserve">N</m:t>
-              </m:r>
-            </m:e>
-            <m:sub>
-              <m:r>
-                <w:rPr>
-                  <w:rFonts w:ascii="Cambria Math" w:hAnsi="Cambria Math"/>
-                  <w:sz w:val="24"/>
-                  <w:szCs w:val="24"/>
-                </w:rPr>
-                <m:t xml:space="preserve">x</m:t>
-              </m:r>
-              <m:r>
-                <w:rPr>
-                  <w:rFonts w:ascii="Cambria Math" w:hAnsi="Cambria Math"/>
-                  <w:sz w:val="24"/>
-                  <w:szCs w:val="24"/>
-                </w:rPr>
-                <m:t xml:space="preserve">+</m:t>
-              </m:r>
-              <m:r>
-                <w:rPr>
-                  <w:rFonts w:ascii="Cambria Math" w:hAnsi="Cambria Math"/>
-                  <w:sz w:val="24"/>
-                  <w:szCs w:val="24"/>
-                </w:rPr>
-                <m:t xml:space="preserve">t</m:t>
-              </m:r>
-            </m:sub>
-            <m:sup>
-              <m:r>
-                <w:rPr>
-                  <w:rFonts w:ascii="Cambria Math" w:hAnsi="Cambria Math"/>
-                  <w:sz w:val="24"/>
-                  <w:szCs w:val="24"/>
-                </w:rPr>
-                <m:t xml:space="preserve">(</m:t>
-              </m:r>
-              <m:r>
-                <w:rPr>
-                  <w:rFonts w:ascii="Cambria Math" w:hAnsi="Cambria Math"/>
-                  <w:sz w:val="24"/>
-                  <w:szCs w:val="24"/>
-                </w:rPr>
-                <m:t xml:space="preserve">1</m:t>
-              </m:r>
-              <m:r>
-                <w:rPr>
-                  <w:rFonts w:ascii="Cambria Math" w:hAnsi="Cambria Math"/>
-                  <w:sz w:val="24"/>
-                  <w:szCs w:val="24"/>
-                </w:rPr>
-                <m:t xml:space="preserve">)</m:t>
-              </m:r>
-            </m:sup>
-          </m:sSubSup>
-        </m:oMath>
-      </m:oMathPara>
+      <w:r>
+        <w:t xml:space="preserve">[식] 연말 책임준비금</w:t>
+      </w:r>
     </w:p>
     <w:p>
       <w:pPr>
         <w:pStyle w:val="FormulaText"/>
       </w:pPr>
       <w:r>
-        <w:t xml:space="preserve">보장금액의 배수 — 90일 면책이라 그 동안은 지급하지 않는다</w:t>
-      </w:r>
-    </w:p>
-    <w:p>
-      <w:pPr>
-        <w:pStyle w:val="Formula"/>
-      </w:pPr>
-      <m:oMathPara>
-        <m:oMathParaPr>
-          <m:jc m:val="left"/>
-        </m:oMathParaPr>
-        <m:oMath>
-          <m:sSub>
-            <m:e>
-              <m:r>
-                <w:rPr>
-                  <w:rFonts w:ascii="Cambria Math" w:hAnsi="Cambria Math"/>
-                  <w:sz w:val="24"/>
-                  <w:szCs w:val="24"/>
-                </w:rPr>
-                <m:t xml:space="preserve">S</m:t>
-              </m:r>
-            </m:e>
-            <m:sub>
-              <m:r>
-                <w:rPr>
-                  <w:rFonts w:ascii="Cambria Math" w:hAnsi="Cambria Math"/>
-                  <w:sz w:val="24"/>
-                  <w:szCs w:val="24"/>
-                </w:rPr>
-                <m:t xml:space="preserve">t</m:t>
-              </m:r>
-            </m:sub>
-          </m:sSub>
-          <m:r>
-            <w:rPr>
-              <w:rFonts w:ascii="Cambria Math" w:hAnsi="Cambria Math"/>
-              <w:sz w:val="24"/>
-              <w:szCs w:val="24"/>
-            </w:rPr>
-            <m:t xml:space="preserve"> = </m:t>
-          </m:r>
-          <m:r>
-            <w:rPr>
-              <w:rFonts w:ascii="Cambria Math" w:hAnsi="Cambria Math"/>
-              <w:sz w:val="24"/>
-              <w:szCs w:val="24"/>
-            </w:rPr>
-            <m:t xml:space="preserve">1</m:t>
-          </m:r>
-          <m:r>
-            <w:rPr>
-              <w:rFonts w:ascii="Cambria Math" w:hAnsi="Cambria Math"/>
-              <w:sz w:val="24"/>
-              <w:szCs w:val="24"/>
-            </w:rPr>
-            <m:t xml:space="preserve"> × </m:t>
-          </m:r>
-          <m:r>
-            <m:rPr>
-              <m:nor/>
-            </m:rPr>
-            <w:rPr>
-              <w:rFonts w:ascii="Cambria Math" w:hAnsi="Cambria Math"/>
-              <w:sz w:val="24"/>
-              <w:szCs w:val="24"/>
-            </w:rPr>
-            <m:t xml:space="preserve">if</m:t>
-          </m:r>
-          <m:r>
-            <w:rPr>
-              <w:rFonts w:ascii="Cambria Math" w:hAnsi="Cambria Math"/>
-              <w:sz w:val="24"/>
-              <w:szCs w:val="24"/>
-            </w:rPr>
-            <m:t xml:space="preserve">( </m:t>
-          </m:r>
-          <m:r>
-            <w:rPr>
-              <w:rFonts w:ascii="Cambria Math" w:hAnsi="Cambria Math"/>
-              <w:sz w:val="24"/>
-              <w:szCs w:val="24"/>
-            </w:rPr>
-            <m:t xml:space="preserve">t</m:t>
-          </m:r>
-          <m:r>
-            <w:rPr>
-              <w:rFonts w:ascii="Cambria Math" w:hAnsi="Cambria Math"/>
-              <w:sz w:val="24"/>
-              <w:szCs w:val="24"/>
-            </w:rPr>
-            <m:t xml:space="preserve"> = </m:t>
-          </m:r>
-          <m:r>
-            <w:rPr>
-              <w:rFonts w:ascii="Cambria Math" w:hAnsi="Cambria Math"/>
-              <w:sz w:val="24"/>
-              <w:szCs w:val="24"/>
-            </w:rPr>
-            <m:t xml:space="preserve">0</m:t>
-          </m:r>
-          <m:r>
-            <w:rPr>
-              <w:rFonts w:ascii="Cambria Math" w:hAnsi="Cambria Math"/>
-              <w:sz w:val="24"/>
-              <w:szCs w:val="24"/>
-            </w:rPr>
-            <m:t xml:space="preserve">, </m:t>
-          </m:r>
-          <m:r>
-            <w:rPr>
-              <w:rFonts w:ascii="Cambria Math" w:hAnsi="Cambria Math"/>
-              <w:sz w:val="24"/>
-              <w:szCs w:val="24"/>
-            </w:rPr>
-            <m:t xml:space="preserve">1</m:t>
-          </m:r>
-          <m:r>
-            <w:rPr>
-              <w:rFonts w:ascii="Cambria Math" w:hAnsi="Cambria Math"/>
-              <w:sz w:val="24"/>
-              <w:szCs w:val="24"/>
-            </w:rPr>
-            <m:t xml:space="preserve"> − </m:t>
-          </m:r>
-          <m:r>
-            <w:rPr>
-              <w:rFonts w:ascii="Cambria Math" w:hAnsi="Cambria Math"/>
-              <w:sz w:val="24"/>
-              <w:szCs w:val="24"/>
-            </w:rPr>
-            <m:t xml:space="preserve">3</m:t>
-          </m:r>
-          <m:r>
-            <w:rPr>
-              <w:rFonts w:ascii="Cambria Math" w:hAnsi="Cambria Math"/>
-              <w:sz w:val="24"/>
-              <w:szCs w:val="24"/>
-            </w:rPr>
-            <m:t xml:space="preserve">/</m:t>
-          </m:r>
-          <m:r>
-            <w:rPr>
-              <w:rFonts w:ascii="Cambria Math" w:hAnsi="Cambria Math"/>
-              <w:sz w:val="24"/>
-              <w:szCs w:val="24"/>
-            </w:rPr>
-            <m:t xml:space="preserve">12</m:t>
-          </m:r>
-          <m:r>
-            <w:rPr>
-              <w:rFonts w:ascii="Cambria Math" w:hAnsi="Cambria Math"/>
-              <w:sz w:val="24"/>
-              <w:szCs w:val="24"/>
-            </w:rPr>
-            <m:t xml:space="preserve">, </m:t>
-          </m:r>
-          <m:r>
-            <w:rPr>
-              <w:rFonts w:ascii="Cambria Math" w:hAnsi="Cambria Math"/>
-              <w:sz w:val="24"/>
-              <w:szCs w:val="24"/>
-            </w:rPr>
-            <m:t xml:space="preserve">1</m:t>
-          </m:r>
-          <m:r>
-            <w:rPr>
-              <w:rFonts w:ascii="Cambria Math" w:hAnsi="Cambria Math"/>
-              <w:sz w:val="24"/>
-              <w:szCs w:val="24"/>
-            </w:rPr>
-            <m:t xml:space="preserve"> )</m:t>
-          </m:r>
-        </m:oMath>
-      </m:oMathPara>
-    </w:p>
-    <w:p>
-      <w:pPr>
-        <w:pStyle w:val="FormulaText"/>
-      </w:pPr>
-      <w:r>
-        <w:t xml:space="preserve">급부 발생자</w:t>
-      </w:r>
-    </w:p>
-    <w:p>
-      <w:pPr>
-        <w:pStyle w:val="Formula"/>
-      </w:pPr>
-      <m:oMathPara>
-        <m:oMathParaPr>
-          <m:jc m:val="left"/>
-        </m:oMathParaPr>
-        <m:oMath>
-          <m:sSub>
-            <m:e>
-              <m:r>
-                <w:rPr>
-                  <w:rFonts w:ascii="Cambria Math" w:hAnsi="Cambria Math"/>
-                  <w:sz w:val="24"/>
-                  <w:szCs w:val="24"/>
-                </w:rPr>
-                <m:t xml:space="preserve">C</m:t>
-              </m:r>
-            </m:e>
-            <m:sub>
-              <m:r>
-                <w:rPr>
-                  <w:rFonts w:ascii="Cambria Math" w:hAnsi="Cambria Math"/>
-                  <w:sz w:val="24"/>
-                  <w:szCs w:val="24"/>
-                </w:rPr>
-                <m:t xml:space="preserve">x</m:t>
-              </m:r>
-              <m:r>
-                <w:rPr>
-                  <w:rFonts w:ascii="Cambria Math" w:hAnsi="Cambria Math"/>
-                  <w:sz w:val="24"/>
-                  <w:szCs w:val="24"/>
-                </w:rPr>
-                <m:t xml:space="preserve">+</m:t>
-              </m:r>
-              <m:r>
-                <w:rPr>
-                  <w:rFonts w:ascii="Cambria Math" w:hAnsi="Cambria Math"/>
-                  <w:sz w:val="24"/>
-                  <w:szCs w:val="24"/>
-                </w:rPr>
-                <m:t xml:space="preserve">t</m:t>
-              </m:r>
-            </m:sub>
-          </m:sSub>
-          <m:r>
-            <w:rPr>
-              <w:rFonts w:ascii="Cambria Math" w:hAnsi="Cambria Math"/>
-              <w:sz w:val="24"/>
-              <w:szCs w:val="24"/>
-            </w:rPr>
-            <m:t xml:space="preserve"> = </m:t>
-          </m:r>
-          <m:sSubSup>
-            <m:e>
-              <m:r>
-                <w:rPr>
-                  <w:rFonts w:ascii="Cambria Math" w:hAnsi="Cambria Math"/>
-                  <w:sz w:val="24"/>
-                  <w:szCs w:val="24"/>
-                </w:rPr>
-                <m:t xml:space="preserve">l</m:t>
-              </m:r>
-            </m:e>
-            <m:sub>
-              <m:r>
-                <w:rPr>
-                  <w:rFonts w:ascii="Cambria Math" w:hAnsi="Cambria Math"/>
-                  <w:sz w:val="24"/>
-                  <w:szCs w:val="24"/>
-                </w:rPr>
-                <m:t xml:space="preserve">x</m:t>
-              </m:r>
-              <m:r>
-                <w:rPr>
-                  <w:rFonts w:ascii="Cambria Math" w:hAnsi="Cambria Math"/>
-                  <w:sz w:val="24"/>
-                  <w:szCs w:val="24"/>
-                </w:rPr>
-                <m:t xml:space="preserve">+</m:t>
-              </m:r>
-              <m:r>
-                <w:rPr>
-                  <w:rFonts w:ascii="Cambria Math" w:hAnsi="Cambria Math"/>
-                  <w:sz w:val="24"/>
-                  <w:szCs w:val="24"/>
-                </w:rPr>
-                <m:t xml:space="preserve">t</m:t>
-              </m:r>
-            </m:sub>
-            <m:sup>
-              <m:r>
-                <w:rPr>
-                  <w:rFonts w:ascii="Cambria Math" w:hAnsi="Cambria Math"/>
-                  <w:sz w:val="24"/>
-                  <w:szCs w:val="24"/>
-                </w:rPr>
-                <m:t xml:space="preserve">(</m:t>
-              </m:r>
-              <m:r>
-                <w:rPr>
-                  <w:rFonts w:ascii="Cambria Math" w:hAnsi="Cambria Math"/>
-                  <w:sz w:val="24"/>
-                  <w:szCs w:val="24"/>
-                </w:rPr>
-                <m:t xml:space="preserve">1</m:t>
-              </m:r>
-              <m:r>
-                <w:rPr>
-                  <w:rFonts w:ascii="Cambria Math" w:hAnsi="Cambria Math"/>
-                  <w:sz w:val="24"/>
-                  <w:szCs w:val="24"/>
-                </w:rPr>
-                <m:t xml:space="preserve">)</m:t>
-              </m:r>
-            </m:sup>
-          </m:sSubSup>
-          <m:r>
-            <w:rPr>
-              <w:rFonts w:ascii="Cambria Math" w:hAnsi="Cambria Math"/>
-              <w:sz w:val="24"/>
-              <w:szCs w:val="24"/>
-            </w:rPr>
-            <m:t xml:space="preserve">·</m:t>
-          </m:r>
-          <m:sSub>
-            <m:e>
-              <m:r>
-                <w:rPr>
-                  <w:rFonts w:ascii="Cambria Math" w:hAnsi="Cambria Math"/>
-                  <w:sz w:val="24"/>
-                  <w:szCs w:val="24"/>
-                </w:rPr>
-                <m:t xml:space="preserve">r</m:t>
-              </m:r>
-            </m:e>
-            <m:sub>
-              <m:r>
-                <w:rPr>
-                  <w:rFonts w:ascii="Cambria Math" w:hAnsi="Cambria Math"/>
-                  <w:sz w:val="24"/>
-                  <w:szCs w:val="24"/>
-                </w:rPr>
-                <m:t xml:space="preserve">x</m:t>
-              </m:r>
-              <m:r>
-                <w:rPr>
-                  <w:rFonts w:ascii="Cambria Math" w:hAnsi="Cambria Math"/>
-                  <w:sz w:val="24"/>
-                  <w:szCs w:val="24"/>
-                </w:rPr>
-                <m:t xml:space="preserve">+</m:t>
-              </m:r>
-              <m:r>
-                <w:rPr>
-                  <w:rFonts w:ascii="Cambria Math" w:hAnsi="Cambria Math"/>
-                  <w:sz w:val="24"/>
-                  <w:szCs w:val="24"/>
-                </w:rPr>
-                <m:t xml:space="preserve">t</m:t>
-              </m:r>
-            </m:sub>
-          </m:sSub>
-          <m:r>
-            <w:rPr>
-              <w:rFonts w:ascii="Cambria Math" w:hAnsi="Cambria Math"/>
-              <w:sz w:val="24"/>
-              <w:szCs w:val="24"/>
-            </w:rPr>
-            <m:t xml:space="preserve">·( </m:t>
-          </m:r>
-          <m:r>
-            <w:rPr>
-              <w:rFonts w:ascii="Cambria Math" w:hAnsi="Cambria Math"/>
-              <w:sz w:val="24"/>
-              <w:szCs w:val="24"/>
-            </w:rPr>
-            <m:t xml:space="preserve">1</m:t>
-          </m:r>
-          <m:r>
-            <w:rPr>
-              <w:rFonts w:ascii="Cambria Math" w:hAnsi="Cambria Math"/>
-              <w:sz w:val="24"/>
-              <w:szCs w:val="24"/>
-            </w:rPr>
-            <m:t xml:space="preserve"> − </m:t>
-          </m:r>
-          <m:sSub>
-            <m:e>
-              <m:r>
-                <w:rPr>
-                  <w:rFonts w:ascii="Cambria Math" w:hAnsi="Cambria Math"/>
-                  <w:sz w:val="24"/>
-                  <w:szCs w:val="24"/>
-                </w:rPr>
-                <m:t xml:space="preserve">w</m:t>
-              </m:r>
-            </m:e>
-            <m:sub>
-              <m:r>
-                <w:rPr>
-                  <w:rFonts w:ascii="Cambria Math" w:hAnsi="Cambria Math"/>
-                  <w:sz w:val="24"/>
-                  <w:szCs w:val="24"/>
-                </w:rPr>
-                <m:t xml:space="preserve">x</m:t>
-              </m:r>
-              <m:r>
-                <w:rPr>
-                  <w:rFonts w:ascii="Cambria Math" w:hAnsi="Cambria Math"/>
-                  <w:sz w:val="24"/>
-                  <w:szCs w:val="24"/>
-                </w:rPr>
-                <m:t xml:space="preserve">+</m:t>
-              </m:r>
-              <m:r>
-                <w:rPr>
-                  <w:rFonts w:ascii="Cambria Math" w:hAnsi="Cambria Math"/>
-                  <w:sz w:val="24"/>
-                  <w:szCs w:val="24"/>
-                </w:rPr>
-                <m:t xml:space="preserve">t</m:t>
-              </m:r>
-            </m:sub>
-          </m:sSub>
-          <m:r>
-            <w:rPr>
-              <w:rFonts w:ascii="Cambria Math" w:hAnsi="Cambria Math"/>
-              <w:sz w:val="24"/>
-              <w:szCs w:val="24"/>
-            </w:rPr>
-            <m:t xml:space="preserve">/</m:t>
-          </m:r>
-          <m:r>
-            <w:rPr>
-              <w:rFonts w:ascii="Cambria Math" w:hAnsi="Cambria Math"/>
-              <w:sz w:val="24"/>
-              <w:szCs w:val="24"/>
-            </w:rPr>
-            <m:t xml:space="preserve">2</m:t>
-          </m:r>
-          <m:r>
-            <w:rPr>
-              <w:rFonts w:ascii="Cambria Math" w:hAnsi="Cambria Math"/>
-              <w:sz w:val="24"/>
-              <w:szCs w:val="24"/>
-            </w:rPr>
-            <m:t xml:space="preserve"> )·</m:t>
-          </m:r>
-          <m:sSup>
-            <m:e>
-              <m:r>
-                <w:rPr>
-                  <w:rFonts w:ascii="Cambria Math" w:hAnsi="Cambria Math"/>
-                  <w:sz w:val="24"/>
-                  <w:szCs w:val="24"/>
-                </w:rPr>
-                <m:t xml:space="preserve">v</m:t>
-              </m:r>
-            </m:e>
-            <m:sup>
-              <m:r>
-                <w:rPr>
-                  <w:rFonts w:ascii="Cambria Math" w:hAnsi="Cambria Math"/>
-                  <w:sz w:val="24"/>
-                  <w:szCs w:val="24"/>
-                </w:rPr>
-                <m:t xml:space="preserve">t</m:t>
-              </m:r>
-              <m:r>
-                <w:rPr>
-                  <w:rFonts w:ascii="Cambria Math" w:hAnsi="Cambria Math"/>
-                  <w:sz w:val="24"/>
-                  <w:szCs w:val="24"/>
-                </w:rPr>
-                <m:t xml:space="preserve">+½</m:t>
-              </m:r>
-            </m:sup>
-          </m:sSup>
-        </m:oMath>
-      </m:oMathPara>
-    </w:p>
-    <w:p>
-      <w:pPr>
-        <w:pStyle w:val="FormulaText"/>
-      </w:pPr>
-      <w:r>
-        <w:t xml:space="preserve">보험금 현가의 누계</w:t>
-      </w:r>
-    </w:p>
-    <w:p>
-      <w:pPr>
-        <w:pStyle w:val="Formula"/>
-      </w:pPr>
-      <m:oMathPara>
-        <m:oMathParaPr>
-          <m:jc m:val="left"/>
-        </m:oMathParaPr>
-        <m:oMath>
-          <m:sSub>
-            <m:e>
-              <m:r>
-                <w:rPr>
-                  <w:rFonts w:ascii="Cambria Math" w:hAnsi="Cambria Math"/>
-                  <w:sz w:val="24"/>
-                  <w:szCs w:val="24"/>
-                </w:rPr>
-                <m:t xml:space="preserve">M</m:t>
-              </m:r>
-            </m:e>
-            <m:sub>
-              <m:r>
-                <w:rPr>
-                  <w:rFonts w:ascii="Cambria Math" w:hAnsi="Cambria Math"/>
-                  <w:sz w:val="24"/>
-                  <w:szCs w:val="24"/>
-                </w:rPr>
-                <m:t xml:space="preserve">x</m:t>
-              </m:r>
-              <m:r>
-                <w:rPr>
-                  <w:rFonts w:ascii="Cambria Math" w:hAnsi="Cambria Math"/>
-                  <w:sz w:val="24"/>
-                  <w:szCs w:val="24"/>
-                </w:rPr>
-                <m:t xml:space="preserve">+</m:t>
-              </m:r>
-              <m:r>
-                <w:rPr>
-                  <w:rFonts w:ascii="Cambria Math" w:hAnsi="Cambria Math"/>
-                  <w:sz w:val="24"/>
-                  <w:szCs w:val="24"/>
-                </w:rPr>
-                <m:t xml:space="preserve">t</m:t>
-              </m:r>
-            </m:sub>
-          </m:sSub>
-          <m:r>
-            <w:rPr>
-              <w:rFonts w:ascii="Cambria Math" w:hAnsi="Cambria Math"/>
-              <w:sz w:val="24"/>
-              <w:szCs w:val="24"/>
-            </w:rPr>
-            <m:t xml:space="preserve"> = </m:t>
-          </m:r>
-          <m:sSubSup>
-            <m:e>
-              <m:r>
-                <w:rPr>
-                  <w:rFonts w:ascii="Cambria Math" w:hAnsi="Cambria Math"/>
-                  <w:sz w:val="24"/>
-                  <w:szCs w:val="24"/>
-                </w:rPr>
-                <m:t xml:space="preserve">Σ</m:t>
-              </m:r>
-            </m:e>
-            <m:sub>
-              <m:r>
-                <w:rPr>
-                  <w:rFonts w:ascii="Cambria Math" w:hAnsi="Cambria Math"/>
-                  <w:sz w:val="24"/>
-                  <w:szCs w:val="24"/>
-                </w:rPr>
-                <m:t xml:space="preserve">u</m:t>
-              </m:r>
-              <m:r>
-                <w:rPr>
-                  <w:rFonts w:ascii="Cambria Math" w:hAnsi="Cambria Math"/>
-                  <w:sz w:val="24"/>
-                  <w:szCs w:val="24"/>
-                </w:rPr>
-                <m:t xml:space="preserve">=</m:t>
-              </m:r>
-              <m:r>
-                <w:rPr>
-                  <w:rFonts w:ascii="Cambria Math" w:hAnsi="Cambria Math"/>
-                  <w:sz w:val="24"/>
-                  <w:szCs w:val="24"/>
-                </w:rPr>
-                <m:t xml:space="preserve">t</m:t>
-              </m:r>
-            </m:sub>
-            <m:sup>
-              <m:r>
-                <w:rPr>
-                  <w:rFonts w:ascii="Cambria Math" w:hAnsi="Cambria Math"/>
-                  <w:sz w:val="24"/>
-                  <w:szCs w:val="24"/>
-                </w:rPr>
-                <m:t xml:space="preserve">n</m:t>
-              </m:r>
-              <m:r>
-                <w:rPr>
-                  <w:rFonts w:ascii="Cambria Math" w:hAnsi="Cambria Math"/>
-                  <w:sz w:val="24"/>
-                  <w:szCs w:val="24"/>
-                </w:rPr>
-                <m:t xml:space="preserve">−</m:t>
-              </m:r>
-              <m:r>
-                <w:rPr>
-                  <w:rFonts w:ascii="Cambria Math" w:hAnsi="Cambria Math"/>
-                  <w:sz w:val="24"/>
-                  <w:szCs w:val="24"/>
-                </w:rPr>
-                <m:t xml:space="preserve">1</m:t>
-              </m:r>
-            </m:sup>
-          </m:sSubSup>
-          <m:r>
-            <w:rPr>
-              <w:rFonts w:ascii="Cambria Math" w:hAnsi="Cambria Math"/>
-              <w:sz w:val="24"/>
-              <w:szCs w:val="24"/>
-            </w:rPr>
-            <m:t xml:space="preserve"> </m:t>
-          </m:r>
-          <m:sSub>
-            <m:e>
-              <m:r>
-                <w:rPr>
-                  <w:rFonts w:ascii="Cambria Math" w:hAnsi="Cambria Math"/>
-                  <w:sz w:val="24"/>
-                  <w:szCs w:val="24"/>
-                </w:rPr>
-                <m:t xml:space="preserve">S</m:t>
-              </m:r>
-            </m:e>
-            <m:sub>
-              <m:r>
-                <w:rPr>
-                  <w:rFonts w:ascii="Cambria Math" w:hAnsi="Cambria Math"/>
-                  <w:sz w:val="24"/>
-                  <w:szCs w:val="24"/>
-                </w:rPr>
-                <m:t xml:space="preserve">u</m:t>
-              </m:r>
-            </m:sub>
-          </m:sSub>
-          <m:r>
-            <w:rPr>
-              <w:rFonts w:ascii="Cambria Math" w:hAnsi="Cambria Math"/>
-              <w:sz w:val="24"/>
-              <w:szCs w:val="24"/>
-            </w:rPr>
-            <m:t xml:space="preserve">·</m:t>
-          </m:r>
-          <m:sSub>
-            <m:e>
-              <m:r>
-                <w:rPr>
-                  <w:rFonts w:ascii="Cambria Math" w:hAnsi="Cambria Math"/>
-                  <w:sz w:val="24"/>
-                  <w:szCs w:val="24"/>
-                </w:rPr>
-                <m:t xml:space="preserve">C</m:t>
-              </m:r>
-            </m:e>
-            <m:sub>
-              <m:r>
-                <w:rPr>
-                  <w:rFonts w:ascii="Cambria Math" w:hAnsi="Cambria Math"/>
-                  <w:sz w:val="24"/>
-                  <w:szCs w:val="24"/>
-                </w:rPr>
-                <m:t xml:space="preserve">x</m:t>
-              </m:r>
-              <m:r>
-                <w:rPr>
-                  <w:rFonts w:ascii="Cambria Math" w:hAnsi="Cambria Math"/>
-                  <w:sz w:val="24"/>
-                  <w:szCs w:val="24"/>
-                </w:rPr>
-                <m:t xml:space="preserve">+</m:t>
-              </m:r>
-              <m:r>
-                <w:rPr>
-                  <w:rFonts w:ascii="Cambria Math" w:hAnsi="Cambria Math"/>
-                  <w:sz w:val="24"/>
-                  <w:szCs w:val="24"/>
-                </w:rPr>
-                <m:t xml:space="preserve">u</m:t>
-              </m:r>
-            </m:sub>
-          </m:sSub>
-        </m:oMath>
-      </m:oMathPara>
-    </w:p>
-    <w:p>
-      <w:pPr>
-        <w:pStyle w:val="FormulaText"/>
-      </w:pPr>
-      <w:r>
-        <w:t xml:space="preserve">보험금 현가 (PVB) — 보장금액 1원당</w:t>
-      </w:r>
-    </w:p>
-    <w:p>
-      <w:pPr>
-        <w:pStyle w:val="Formula"/>
-      </w:pPr>
-      <m:oMathPara>
-        <m:oMathParaPr>
-          <m:jc m:val="left"/>
-        </m:oMathParaPr>
-        <m:oMath>
-          <m:r>
-            <m:rPr>
-              <m:nor/>
-            </m:rPr>
-            <w:rPr>
-              <w:rFonts w:ascii="Cambria Math" w:hAnsi="Cambria Math"/>
-              <w:sz w:val="24"/>
-              <w:szCs w:val="24"/>
-            </w:rPr>
-            <m:t xml:space="preserve">PVB</m:t>
-          </m:r>
-          <m:r>
-            <w:rPr>
-              <w:rFonts w:ascii="Cambria Math" w:hAnsi="Cambria Math"/>
-              <w:sz w:val="24"/>
-              <w:szCs w:val="24"/>
-            </w:rPr>
-            <m:t xml:space="preserve"> = </m:t>
-          </m:r>
-          <m:sSub>
-            <m:e>
-              <m:r>
-                <w:rPr>
-                  <w:rFonts w:ascii="Cambria Math" w:hAnsi="Cambria Math"/>
-                  <w:sz w:val="24"/>
-                  <w:szCs w:val="24"/>
-                </w:rPr>
-                <m:t xml:space="preserve">M</m:t>
-              </m:r>
-            </m:e>
-            <m:sub>
-              <m:r>
-                <w:rPr>
-                  <w:rFonts w:ascii="Cambria Math" w:hAnsi="Cambria Math"/>
-                  <w:sz w:val="24"/>
-                  <w:szCs w:val="24"/>
-                </w:rPr>
-                <m:t xml:space="preserve">x</m:t>
-              </m:r>
-            </m:sub>
-          </m:sSub>
-        </m:oMath>
-      </m:oMathPara>
-    </w:p>
-    <w:p>
-      <w:pPr>
-        <w:pStyle w:val="Note"/>
-      </w:pPr>
-      <w:r>
-        <w:t xml:space="preserve">※ 진단 확정 시 지급하고 그 담보는 소멸한다.</w:t>
-      </w:r>
-    </w:p>
-    <w:p>
-      <w:pPr>
-        <w:pStyle w:val="Heading2"/>
-      </w:pPr>
-      <w:r>
-        <w:t xml:space="preserve">마. 순보험료 및 영업보험료</w:t>
-      </w:r>
-    </w:p>
-    <w:p>
-      <w:pPr>
-        <w:pStyle w:val="FormulaLabel"/>
-      </w:pPr>
-      <w:r>
-        <w:t xml:space="preserve">[식] 연납 환산 납입기수 (N*)</w:t>
-      </w:r>
-    </w:p>
-    <w:p>
-      <w:pPr>
-        <w:pStyle w:val="Formula"/>
-      </w:pPr>
-      <m:oMathPara>
-        <m:oMathParaPr>
-          <m:jc m:val="left"/>
-        </m:oMathParaPr>
-        <m:oMath>
-          <m:r>
-            <w:rPr>
-              <w:rFonts w:ascii="Cambria Math" w:hAnsi="Cambria Math"/>
-              <w:sz w:val="24"/>
-              <w:szCs w:val="24"/>
-            </w:rPr>
-            <m:t xml:space="preserve">N*</m:t>
-          </m:r>
-          <m:r>
-            <w:rPr>
-              <w:rFonts w:ascii="Cambria Math" w:hAnsi="Cambria Math"/>
-              <w:sz w:val="24"/>
-              <w:szCs w:val="24"/>
-            </w:rPr>
-            <m:t xml:space="preserve"> = </m:t>
-          </m:r>
-          <m:r>
-            <w:rPr>
-              <w:rFonts w:ascii="Cambria Math" w:hAnsi="Cambria Math"/>
-              <w:sz w:val="24"/>
-              <w:szCs w:val="24"/>
-            </w:rPr>
-            <m:t xml:space="preserve">k</m:t>
-          </m:r>
-          <m:r>
-            <w:rPr>
-              <w:rFonts w:ascii="Cambria Math" w:hAnsi="Cambria Math"/>
-              <w:sz w:val="24"/>
-              <w:szCs w:val="24"/>
-            </w:rPr>
-            <m:t xml:space="preserve"> · [ ( </m:t>
-          </m:r>
-          <m:sSub>
-            <m:e>
-              <m:r>
-                <w:rPr>
-                  <w:rFonts w:ascii="Cambria Math" w:hAnsi="Cambria Math"/>
-                  <w:sz w:val="24"/>
-                  <w:szCs w:val="24"/>
-                </w:rPr>
-                <m:t xml:space="preserve">N′</m:t>
-              </m:r>
-            </m:e>
-            <m:sub>
-              <m:r>
-                <w:rPr>
-                  <w:rFonts w:ascii="Cambria Math" w:hAnsi="Cambria Math"/>
-                  <w:sz w:val="24"/>
-                  <w:szCs w:val="24"/>
-                </w:rPr>
-                <m:t xml:space="preserve">x</m:t>
-              </m:r>
-            </m:sub>
-          </m:sSub>
-          <m:r>
-            <w:rPr>
-              <w:rFonts w:ascii="Cambria Math" w:hAnsi="Cambria Math"/>
-              <w:sz w:val="24"/>
-              <w:szCs w:val="24"/>
-            </w:rPr>
-            <m:t xml:space="preserve"> − </m:t>
-          </m:r>
-          <m:sSub>
-            <m:e>
-              <m:r>
-                <w:rPr>
-                  <w:rFonts w:ascii="Cambria Math" w:hAnsi="Cambria Math"/>
-                  <w:sz w:val="24"/>
-                  <w:szCs w:val="24"/>
-                </w:rPr>
-                <m:t xml:space="preserve">N′</m:t>
-              </m:r>
-            </m:e>
-            <m:sub>
-              <m:r>
-                <w:rPr>
-                  <w:rFonts w:ascii="Cambria Math" w:hAnsi="Cambria Math"/>
-                  <w:sz w:val="24"/>
-                  <w:szCs w:val="24"/>
-                </w:rPr>
-                <m:t xml:space="preserve">x</m:t>
-              </m:r>
-              <m:r>
-                <w:rPr>
-                  <w:rFonts w:ascii="Cambria Math" w:hAnsi="Cambria Math"/>
-                  <w:sz w:val="24"/>
-                  <w:szCs w:val="24"/>
-                </w:rPr>
-                <m:t xml:space="preserve">+</m:t>
-              </m:r>
-              <m:r>
-                <w:rPr>
-                  <w:rFonts w:ascii="Cambria Math" w:hAnsi="Cambria Math"/>
-                  <w:sz w:val="24"/>
-                  <w:szCs w:val="24"/>
-                </w:rPr>
-                <m:t xml:space="preserve">m</m:t>
-              </m:r>
-            </m:sub>
-          </m:sSub>
-          <m:r>
-            <w:rPr>
-              <w:rFonts w:ascii="Cambria Math" w:hAnsi="Cambria Math"/>
-              <w:sz w:val="24"/>
-              <w:szCs w:val="24"/>
-            </w:rPr>
-            <m:t xml:space="preserve"> )</m:t>
-          </m:r>
-        </m:oMath>
-      </m:oMathPara>
-    </w:p>
-    <w:p>
-      <w:pPr>
-        <w:pStyle w:val="Formula"/>
-      </w:pPr>
-      <m:oMathPara>
-        <m:oMathParaPr>
-          <m:jc m:val="left"/>
-        </m:oMathParaPr>
-        <m:oMath>
-          <m:r>
-            <w:rPr>
-              <w:rFonts w:ascii="Cambria Math" w:hAnsi="Cambria Math"/>
-              <w:sz w:val="24"/>
-              <w:szCs w:val="24"/>
-            </w:rPr>
-            <m:t xml:space="preserve">− ( </m:t>
-          </m:r>
-          <m:r>
-            <w:rPr>
-              <w:rFonts w:ascii="Cambria Math" w:hAnsi="Cambria Math"/>
-              <w:sz w:val="24"/>
-              <w:szCs w:val="24"/>
-            </w:rPr>
-            <m:t xml:space="preserve">k</m:t>
-          </m:r>
-          <m:r>
-            <w:rPr>
-              <w:rFonts w:ascii="Cambria Math" w:hAnsi="Cambria Math"/>
-              <w:sz w:val="24"/>
-              <w:szCs w:val="24"/>
-            </w:rPr>
-            <m:t xml:space="preserve">−</m:t>
-          </m:r>
-          <m:r>
-            <w:rPr>
-              <w:rFonts w:ascii="Cambria Math" w:hAnsi="Cambria Math"/>
-              <w:sz w:val="24"/>
-              <w:szCs w:val="24"/>
-            </w:rPr>
-            <m:t xml:space="preserve">1</m:t>
-          </m:r>
-          <m:r>
-            <w:rPr>
-              <w:rFonts w:ascii="Cambria Math" w:hAnsi="Cambria Math"/>
-              <w:sz w:val="24"/>
-              <w:szCs w:val="24"/>
-            </w:rPr>
-            <m:t xml:space="preserve"> )/( </m:t>
-          </m:r>
-          <m:r>
-            <w:rPr>
-              <w:rFonts w:ascii="Cambria Math" w:hAnsi="Cambria Math"/>
-              <w:sz w:val="24"/>
-              <w:szCs w:val="24"/>
-            </w:rPr>
-            <m:t xml:space="preserve">2</m:t>
-          </m:r>
-          <m:r>
-            <w:rPr>
-              <w:rFonts w:ascii="Cambria Math" w:hAnsi="Cambria Math"/>
-              <w:sz w:val="24"/>
-              <w:szCs w:val="24"/>
-            </w:rPr>
-            <m:t xml:space="preserve">·</m:t>
-          </m:r>
-          <m:r>
-            <w:rPr>
-              <w:rFonts w:ascii="Cambria Math" w:hAnsi="Cambria Math"/>
-              <w:sz w:val="24"/>
-              <w:szCs w:val="24"/>
-            </w:rPr>
-            <m:t xml:space="preserve">k</m:t>
-          </m:r>
-          <m:r>
-            <w:rPr>
-              <w:rFonts w:ascii="Cambria Math" w:hAnsi="Cambria Math"/>
-              <w:sz w:val="24"/>
-              <w:szCs w:val="24"/>
-            </w:rPr>
-            <m:t xml:space="preserve"> )·( </m:t>
-          </m:r>
-          <m:sSub>
-            <m:e>
-              <m:r>
-                <w:rPr>
-                  <w:rFonts w:ascii="Cambria Math" w:hAnsi="Cambria Math"/>
-                  <w:sz w:val="24"/>
-                  <w:szCs w:val="24"/>
-                </w:rPr>
-                <m:t xml:space="preserve">D′</m:t>
-              </m:r>
-            </m:e>
-            <m:sub>
-              <m:r>
-                <w:rPr>
-                  <w:rFonts w:ascii="Cambria Math" w:hAnsi="Cambria Math"/>
-                  <w:sz w:val="24"/>
-                  <w:szCs w:val="24"/>
-                </w:rPr>
-                <m:t xml:space="preserve">x</m:t>
-              </m:r>
-            </m:sub>
-          </m:sSub>
-          <m:r>
-            <w:rPr>
-              <w:rFonts w:ascii="Cambria Math" w:hAnsi="Cambria Math"/>
-              <w:sz w:val="24"/>
-              <w:szCs w:val="24"/>
-            </w:rPr>
-            <m:t xml:space="preserve"> − </m:t>
-          </m:r>
-          <m:sSub>
-            <m:e>
-              <m:r>
-                <w:rPr>
-                  <w:rFonts w:ascii="Cambria Math" w:hAnsi="Cambria Math"/>
-                  <w:sz w:val="24"/>
-                  <w:szCs w:val="24"/>
-                </w:rPr>
-                <m:t xml:space="preserve">D′</m:t>
-              </m:r>
-            </m:e>
-            <m:sub>
-              <m:r>
-                <w:rPr>
-                  <w:rFonts w:ascii="Cambria Math" w:hAnsi="Cambria Math"/>
-                  <w:sz w:val="24"/>
-                  <w:szCs w:val="24"/>
-                </w:rPr>
-                <m:t xml:space="preserve">x</m:t>
-              </m:r>
-              <m:r>
-                <w:rPr>
-                  <w:rFonts w:ascii="Cambria Math" w:hAnsi="Cambria Math"/>
-                  <w:sz w:val="24"/>
-                  <w:szCs w:val="24"/>
-                </w:rPr>
-                <m:t xml:space="preserve">+</m:t>
-              </m:r>
-              <m:r>
-                <w:rPr>
-                  <w:rFonts w:ascii="Cambria Math" w:hAnsi="Cambria Math"/>
-                  <w:sz w:val="24"/>
-                  <w:szCs w:val="24"/>
-                </w:rPr>
-                <m:t xml:space="preserve">m</m:t>
-              </m:r>
-            </m:sub>
-          </m:sSub>
-          <m:r>
-            <w:rPr>
-              <w:rFonts w:ascii="Cambria Math" w:hAnsi="Cambria Math"/>
-              <w:sz w:val="24"/>
-              <w:szCs w:val="24"/>
-            </w:rPr>
-            <m:t xml:space="preserve"> ) ]</m:t>
-          </m:r>
-        </m:oMath>
-      </m:oMathPara>
-    </w:p>
-    <w:p>
-      <w:pPr>
-        <w:pStyle w:val="Note"/>
-      </w:pPr>
-      <w:r>
-        <w:t xml:space="preserve">※ D′ · N′ 은 그 계약 단위의 [납입] 생존자의 D · N 이다. k 는 납입주기별 계수(연납 1, 6개월납 2, 3개월납 4, 월납 12) — 납입방법에 따라 N* 만 달라지고 보험금의 현가는 같다.</w:t>
-      </w:r>
-    </w:p>
-    <w:p>
-      <w:pPr>
-        <w:pStyle w:val="FormulaLabel"/>
-      </w:pPr>
-      <w:r>
-        <w:t xml:space="preserve">[식] 순보험료 (P)</w:t>
-      </w:r>
-    </w:p>
-    <w:p>
-      <w:pPr>
-        <w:pStyle w:val="Formula"/>
-      </w:pPr>
-      <m:oMathPara>
-        <m:oMathParaPr>
-          <m:jc m:val="left"/>
-        </m:oMathParaPr>
-        <m:oMath>
-          <m:r>
-            <w:rPr>
-              <w:rFonts w:ascii="Cambria Math" w:hAnsi="Cambria Math"/>
-              <w:sz w:val="24"/>
-              <w:szCs w:val="24"/>
-            </w:rPr>
-            <m:t xml:space="preserve">P</m:t>
-          </m:r>
-          <m:r>
-            <w:rPr>
-              <w:rFonts w:ascii="Cambria Math" w:hAnsi="Cambria Math"/>
-              <w:sz w:val="24"/>
-              <w:szCs w:val="24"/>
-            </w:rPr>
-            <m:t xml:space="preserve"> = </m:t>
-          </m:r>
-          <m:r>
-            <m:rPr>
-              <m:nor/>
-            </m:rPr>
-            <w:rPr>
-              <w:rFonts w:ascii="Cambria Math" w:hAnsi="Cambria Math"/>
-              <w:sz w:val="24"/>
-              <w:szCs w:val="24"/>
-            </w:rPr>
-            <m:t xml:space="preserve">PVB</m:t>
-          </m:r>
-          <m:r>
-            <w:rPr>
-              <w:rFonts w:ascii="Cambria Math" w:hAnsi="Cambria Math"/>
-              <w:sz w:val="24"/>
-              <w:szCs w:val="24"/>
-            </w:rPr>
-            <m:t xml:space="preserve"> / </m:t>
-          </m:r>
-          <m:r>
-            <w:rPr>
-              <w:rFonts w:ascii="Cambria Math" w:hAnsi="Cambria Math"/>
-              <w:sz w:val="24"/>
-              <w:szCs w:val="24"/>
-            </w:rPr>
-            <m:t xml:space="preserve">N*</m:t>
-          </m:r>
-        </m:oMath>
-      </m:oMathPara>
-    </w:p>
-    <w:p>
-      <w:pPr>
-        <w:pStyle w:val="Note"/>
-      </w:pPr>
-      <w:r>
-        <w:t xml:space="preserve">※ 담보마다 그 담보의 보험금 현가 PVB 를 그 계약 단위의 N*([납입] 생존자)로 나눈다. 보장금액 1원당이다.</w:t>
-      </w:r>
-    </w:p>
-    <w:p>
-      <w:pPr>
-        <w:pStyle w:val="FormulaLabel"/>
-      </w:pPr>
-      <w:r>
-        <w:t xml:space="preserve">[식] 기준연납순보험료</w:t>
-      </w:r>
-    </w:p>
-    <w:p>
-      <w:pPr>
-        <w:pStyle w:val="Formula"/>
-      </w:pPr>
-      <m:oMathPara>
-        <m:oMathParaPr>
-          <m:jc m:val="left"/>
-        </m:oMathParaPr>
-        <m:oMath>
-          <m:sSub>
-            <m:e>
-              <m:r>
-                <w:rPr>
-                  <w:rFonts w:ascii="Cambria Math" w:hAnsi="Cambria Math"/>
-                  <w:sz w:val="24"/>
-                  <w:szCs w:val="24"/>
-                </w:rPr>
-                <m:t xml:space="preserve">P</m:t>
-              </m:r>
-            </m:e>
-            <m:sub>
-              <m:r>
-                <m:rPr>
-                  <m:nor/>
-                </m:rPr>
-                <w:rPr>
-                  <w:rFonts w:ascii="Cambria Math" w:hAnsi="Cambria Math"/>
-                  <w:sz w:val="24"/>
-                  <w:szCs w:val="24"/>
-                </w:rPr>
-                <m:t xml:space="preserve">base</m:t>
-              </m:r>
-            </m:sub>
-          </m:sSub>
-          <m:r>
-            <w:rPr>
-              <w:rFonts w:ascii="Cambria Math" w:hAnsi="Cambria Math"/>
-              <w:sz w:val="24"/>
-              <w:szCs w:val="24"/>
-            </w:rPr>
-            <m:t xml:space="preserve"> = </m:t>
-          </m:r>
-          <m:r>
-            <m:rPr>
-              <m:nor/>
-            </m:rPr>
-            <w:rPr>
-              <w:rFonts w:ascii="Cambria Math" w:hAnsi="Cambria Math"/>
-              <w:sz w:val="24"/>
-              <w:szCs w:val="24"/>
-            </w:rPr>
-            <m:t xml:space="preserve">PVB</m:t>
-          </m:r>
-          <m:r>
-            <w:rPr>
-              <w:rFonts w:ascii="Cambria Math" w:hAnsi="Cambria Math"/>
-              <w:sz w:val="24"/>
-              <w:szCs w:val="24"/>
-            </w:rPr>
-            <m:t xml:space="preserve"> / ( </m:t>
-          </m:r>
-          <m:sSub>
-            <m:e>
-              <m:r>
-                <w:rPr>
-                  <w:rFonts w:ascii="Cambria Math" w:hAnsi="Cambria Math"/>
-                  <w:sz w:val="24"/>
-                  <w:szCs w:val="24"/>
-                </w:rPr>
-                <m:t xml:space="preserve">N′</m:t>
-              </m:r>
-            </m:e>
-            <m:sub>
-              <m:r>
-                <w:rPr>
-                  <w:rFonts w:ascii="Cambria Math" w:hAnsi="Cambria Math"/>
-                  <w:sz w:val="24"/>
-                  <w:szCs w:val="24"/>
-                </w:rPr>
-                <m:t xml:space="preserve">x</m:t>
-              </m:r>
-            </m:sub>
-          </m:sSub>
-          <m:r>
-            <w:rPr>
-              <w:rFonts w:ascii="Cambria Math" w:hAnsi="Cambria Math"/>
-              <w:sz w:val="24"/>
-              <w:szCs w:val="24"/>
-            </w:rPr>
-            <m:t xml:space="preserve"> − </m:t>
-          </m:r>
-          <m:sSub>
-            <m:e>
-              <m:r>
-                <w:rPr>
-                  <w:rFonts w:ascii="Cambria Math" w:hAnsi="Cambria Math"/>
-                  <w:sz w:val="24"/>
-                  <w:szCs w:val="24"/>
-                </w:rPr>
-                <m:t xml:space="preserve">N′</m:t>
-              </m:r>
-            </m:e>
-            <m:sub>
-              <m:r>
-                <w:rPr>
-                  <w:rFonts w:ascii="Cambria Math" w:hAnsi="Cambria Math"/>
-                  <w:sz w:val="24"/>
-                  <w:szCs w:val="24"/>
-                </w:rPr>
-                <m:t xml:space="preserve">x</m:t>
-              </m:r>
-              <m:r>
-                <w:rPr>
-                  <w:rFonts w:ascii="Cambria Math" w:hAnsi="Cambria Math"/>
-                  <w:sz w:val="24"/>
-                  <w:szCs w:val="24"/>
-                </w:rPr>
-                <m:t xml:space="preserve">+</m:t>
-              </m:r>
-              <m:r>
-                <m:rPr>
-                  <m:sty m:val="p"/>
-                </m:rPr>
-                <w:rPr>
-                  <w:rFonts w:ascii="Cambria Math" w:hAnsi="Cambria Math"/>
-                  <w:sz w:val="24"/>
-                  <w:szCs w:val="24"/>
-                </w:rPr>
-                <m:t xml:space="preserve">min</m:t>
-              </m:r>
-              <m:r>
-                <w:rPr>
-                  <w:rFonts w:ascii="Cambria Math" w:hAnsi="Cambria Math"/>
-                  <w:sz w:val="24"/>
-                  <w:szCs w:val="24"/>
-                </w:rPr>
-                <m:t xml:space="preserve">(</m:t>
-              </m:r>
-              <m:r>
-                <w:rPr>
-                  <w:rFonts w:ascii="Cambria Math" w:hAnsi="Cambria Math"/>
-                  <w:sz w:val="24"/>
-                  <w:szCs w:val="24"/>
-                </w:rPr>
-                <m:t xml:space="preserve">n</m:t>
-              </m:r>
-              <m:r>
-                <w:rPr>
-                  <w:rFonts w:ascii="Cambria Math" w:hAnsi="Cambria Math"/>
-                  <w:sz w:val="24"/>
-                  <w:szCs w:val="24"/>
-                </w:rPr>
-                <m:t xml:space="preserve">,</m:t>
-              </m:r>
-              <m:r>
-                <w:rPr>
-                  <w:rFonts w:ascii="Cambria Math" w:hAnsi="Cambria Math"/>
-                  <w:sz w:val="24"/>
-                  <w:szCs w:val="24"/>
-                </w:rPr>
-                <m:t xml:space="preserve">20</m:t>
-              </m:r>
-              <m:r>
-                <w:rPr>
-                  <w:rFonts w:ascii="Cambria Math" w:hAnsi="Cambria Math"/>
-                  <w:sz w:val="24"/>
-                  <w:szCs w:val="24"/>
-                </w:rPr>
-                <m:t xml:space="preserve">)</m:t>
-              </m:r>
-            </m:sub>
-          </m:sSub>
-          <m:r>
-            <w:rPr>
-              <w:rFonts w:ascii="Cambria Math" w:hAnsi="Cambria Math"/>
-              <w:sz w:val="24"/>
-              <w:szCs w:val="24"/>
-            </w:rPr>
-            <m:t xml:space="preserve"> )</m:t>
-          </m:r>
-        </m:oMath>
-      </m:oMathPara>
-    </w:p>
-    <w:p>
-      <w:pPr>
-        <w:pStyle w:val="FormulaLabel"/>
-      </w:pPr>
-      <w:r>
-        <w:t xml:space="preserve">[식] 영업보험료</w:t>
-      </w:r>
-    </w:p>
-    <w:p>
-      <w:pPr>
-        <w:pStyle w:val="Formula"/>
-      </w:pPr>
-      <m:oMathPara>
-        <m:oMathParaPr>
-          <m:jc m:val="left"/>
-        </m:oMathParaPr>
-        <m:oMath>
-          <m:r>
-            <w:rPr>
-              <w:rFonts w:ascii="Cambria Math" w:hAnsi="Cambria Math"/>
-              <w:sz w:val="24"/>
-              <w:szCs w:val="24"/>
-            </w:rPr>
-            <m:t xml:space="preserve">G</m:t>
-          </m:r>
-          <m:r>
-            <w:rPr>
-              <w:rFonts w:ascii="Cambria Math" w:hAnsi="Cambria Math"/>
-              <w:sz w:val="24"/>
-              <w:szCs w:val="24"/>
-            </w:rPr>
-            <m:t xml:space="preserve"> = [ </m:t>
-          </m:r>
-          <m:r>
-            <w:rPr>
-              <w:rFonts w:ascii="Cambria Math" w:hAnsi="Cambria Math"/>
-              <w:sz w:val="24"/>
-              <w:szCs w:val="24"/>
-            </w:rPr>
-            <m:t xml:space="preserve">P</m:t>
-          </m:r>
-          <m:r>
-            <w:rPr>
-              <w:rFonts w:ascii="Cambria Math" w:hAnsi="Cambria Math"/>
-              <w:sz w:val="24"/>
-              <w:szCs w:val="24"/>
-            </w:rPr>
-            <m:t xml:space="preserve"> + ( </m:t>
-          </m:r>
-          <m:sSub>
-            <m:e>
-              <m:r>
-                <w:rPr>
-                  <w:rFonts w:ascii="Cambria Math" w:hAnsi="Cambria Math"/>
-                  <w:sz w:val="24"/>
-                  <w:szCs w:val="24"/>
-                </w:rPr>
-                <m:t xml:space="preserve">α</m:t>
-              </m:r>
-            </m:e>
-            <m:sub>
-              <m:r>
-                <w:rPr>
-                  <w:rFonts w:ascii="Cambria Math" w:hAnsi="Cambria Math"/>
-                  <w:sz w:val="24"/>
-                  <w:szCs w:val="24"/>
-                </w:rPr>
-                <m:t xml:space="preserve">S</m:t>
-              </m:r>
-            </m:sub>
-          </m:sSub>
-          <m:r>
-            <w:rPr>
-              <w:rFonts w:ascii="Cambria Math" w:hAnsi="Cambria Math"/>
-              <w:sz w:val="24"/>
-              <w:szCs w:val="24"/>
-            </w:rPr>
-            <m:t xml:space="preserve"> + </m:t>
-          </m:r>
-          <m:sSub>
-            <m:e>
-              <m:r>
-                <w:rPr>
-                  <w:rFonts w:ascii="Cambria Math" w:hAnsi="Cambria Math"/>
-                  <w:sz w:val="24"/>
-                  <w:szCs w:val="24"/>
-                </w:rPr>
-                <m:t xml:space="preserve">α</m:t>
-              </m:r>
-            </m:e>
-            <m:sub>
-              <m:r>
-                <w:rPr>
-                  <w:rFonts w:ascii="Cambria Math" w:hAnsi="Cambria Math"/>
-                  <w:sz w:val="24"/>
-                  <w:szCs w:val="24"/>
-                </w:rPr>
-                <m:t xml:space="preserve">P</m:t>
-              </m:r>
-            </m:sub>
-          </m:sSub>
-          <m:r>
-            <w:rPr>
-              <w:rFonts w:ascii="Cambria Math" w:hAnsi="Cambria Math"/>
-              <w:sz w:val="24"/>
-              <w:szCs w:val="24"/>
-            </w:rPr>
-            <m:t xml:space="preserve">·</m:t>
-          </m:r>
-          <m:sSub>
-            <m:e>
-              <m:r>
-                <w:rPr>
-                  <w:rFonts w:ascii="Cambria Math" w:hAnsi="Cambria Math"/>
-                  <w:sz w:val="24"/>
-                  <w:szCs w:val="24"/>
-                </w:rPr>
-                <m:t xml:space="preserve">P</m:t>
-              </m:r>
-            </m:e>
-            <m:sub>
-              <m:r>
-                <m:rPr>
-                  <m:nor/>
-                </m:rPr>
-                <w:rPr>
-                  <w:rFonts w:ascii="Cambria Math" w:hAnsi="Cambria Math"/>
-                  <w:sz w:val="24"/>
-                  <w:szCs w:val="24"/>
-                </w:rPr>
-                <m:t xml:space="preserve">base</m:t>
-              </m:r>
-            </m:sub>
-          </m:sSub>
-          <m:r>
-            <w:rPr>
-              <w:rFonts w:ascii="Cambria Math" w:hAnsi="Cambria Math"/>
-              <w:sz w:val="24"/>
-              <w:szCs w:val="24"/>
-            </w:rPr>
-            <m:t xml:space="preserve"> )·</m:t>
-          </m:r>
-          <m:sSub>
-            <m:e>
-              <m:r>
-                <w:rPr>
-                  <w:rFonts w:ascii="Cambria Math" w:hAnsi="Cambria Math"/>
-                  <w:sz w:val="24"/>
-                  <w:szCs w:val="24"/>
-                </w:rPr>
-                <m:t xml:space="preserve">D′</m:t>
-              </m:r>
-            </m:e>
-            <m:sub>
-              <m:r>
-                <w:rPr>
-                  <w:rFonts w:ascii="Cambria Math" w:hAnsi="Cambria Math"/>
-                  <w:sz w:val="24"/>
-                  <w:szCs w:val="24"/>
-                </w:rPr>
-                <m:t xml:space="preserve">x</m:t>
-              </m:r>
-            </m:sub>
-          </m:sSub>
-          <m:r>
-            <w:rPr>
-              <w:rFonts w:ascii="Cambria Math" w:hAnsi="Cambria Math"/>
-              <w:sz w:val="24"/>
-              <w:szCs w:val="24"/>
-            </w:rPr>
-            <m:t xml:space="preserve">/</m:t>
-          </m:r>
-          <m:r>
-            <w:rPr>
-              <w:rFonts w:ascii="Cambria Math" w:hAnsi="Cambria Math"/>
-              <w:sz w:val="24"/>
-              <w:szCs w:val="24"/>
-            </w:rPr>
-            <m:t xml:space="preserve">N*</m:t>
-          </m:r>
-          <m:r>
-            <w:rPr>
-              <w:rFonts w:ascii="Cambria Math" w:hAnsi="Cambria Math"/>
-              <w:sz w:val="24"/>
-              <w:szCs w:val="24"/>
-            </w:rPr>
-            <m:t xml:space="preserve"> + </m:t>
-          </m:r>
-          <m:sSub>
-            <m:e>
-              <m:r>
-                <w:rPr>
-                  <w:rFonts w:ascii="Cambria Math" w:hAnsi="Cambria Math"/>
-                  <w:sz w:val="24"/>
-                  <w:szCs w:val="24"/>
-                </w:rPr>
-                <m:t xml:space="preserve">β</m:t>
-              </m:r>
-            </m:e>
-            <m:sub>
-              <m:r>
-                <w:rPr>
-                  <w:rFonts w:ascii="Cambria Math" w:hAnsi="Cambria Math"/>
-                  <w:sz w:val="24"/>
-                  <w:szCs w:val="24"/>
-                </w:rPr>
-                <m:t xml:space="preserve">S</m:t>
-              </m:r>
-            </m:sub>
-          </m:sSub>
-          <m:r>
-            <w:rPr>
-              <w:rFonts w:ascii="Cambria Math" w:hAnsi="Cambria Math"/>
-              <w:sz w:val="24"/>
-              <w:szCs w:val="24"/>
-            </w:rPr>
-            <m:t xml:space="preserve">/</m:t>
-          </m:r>
-          <m:r>
-            <w:rPr>
-              <w:rFonts w:ascii="Cambria Math" w:hAnsi="Cambria Math"/>
-              <w:sz w:val="24"/>
-              <w:szCs w:val="24"/>
-            </w:rPr>
-            <m:t xml:space="preserve">k</m:t>
-          </m:r>
-        </m:oMath>
-      </m:oMathPara>
-    </w:p>
-    <w:p>
-      <w:pPr>
-        <w:pStyle w:val="Formula"/>
-      </w:pPr>
-      <m:oMathPara>
-        <m:oMathParaPr>
-          <m:jc m:val="left"/>
-        </m:oMathParaPr>
-        <m:oMath>
-          <m:r>
-            <w:rPr>
-              <w:rFonts w:ascii="Cambria Math" w:hAnsi="Cambria Math"/>
-              <w:sz w:val="24"/>
-              <w:szCs w:val="24"/>
-            </w:rPr>
-            <m:t xml:space="preserve">+ </m:t>
-          </m:r>
-          <m:r>
-            <w:rPr>
-              <w:rFonts w:ascii="Cambria Math" w:hAnsi="Cambria Math"/>
-              <w:sz w:val="24"/>
-              <w:szCs w:val="24"/>
-            </w:rPr>
-            <m:t xml:space="preserve">β′</m:t>
-          </m:r>
-          <m:r>
-            <w:rPr>
-              <w:rFonts w:ascii="Cambria Math" w:hAnsi="Cambria Math"/>
-              <w:sz w:val="24"/>
-              <w:szCs w:val="24"/>
-            </w:rPr>
-            <m:t xml:space="preserve">·( </m:t>
-          </m:r>
-          <m:sSub>
-            <m:e>
-              <m:r>
-                <w:rPr>
-                  <w:rFonts w:ascii="Cambria Math" w:hAnsi="Cambria Math"/>
-                  <w:sz w:val="24"/>
-                  <w:szCs w:val="24"/>
-                </w:rPr>
-                <m:t xml:space="preserve">N</m:t>
-              </m:r>
-            </m:e>
-            <m:sub>
-              <m:r>
-                <w:rPr>
-                  <w:rFonts w:ascii="Cambria Math" w:hAnsi="Cambria Math"/>
-                  <w:sz w:val="24"/>
-                  <w:szCs w:val="24"/>
-                </w:rPr>
-                <m:t xml:space="preserve">x</m:t>
-              </m:r>
-              <m:r>
-                <w:rPr>
-                  <w:rFonts w:ascii="Cambria Math" w:hAnsi="Cambria Math"/>
-                  <w:sz w:val="24"/>
-                  <w:szCs w:val="24"/>
-                </w:rPr>
-                <m:t xml:space="preserve">+</m:t>
-              </m:r>
-              <m:r>
-                <w:rPr>
-                  <w:rFonts w:ascii="Cambria Math" w:hAnsi="Cambria Math"/>
-                  <w:sz w:val="24"/>
-                  <w:szCs w:val="24"/>
-                </w:rPr>
-                <m:t xml:space="preserve">m</m:t>
-              </m:r>
-            </m:sub>
-          </m:sSub>
-          <m:r>
-            <w:rPr>
-              <w:rFonts w:ascii="Cambria Math" w:hAnsi="Cambria Math"/>
-              <w:sz w:val="24"/>
-              <w:szCs w:val="24"/>
-            </w:rPr>
-            <m:t xml:space="preserve"> − </m:t>
-          </m:r>
-          <m:sSub>
-            <m:e>
-              <m:r>
-                <w:rPr>
-                  <w:rFonts w:ascii="Cambria Math" w:hAnsi="Cambria Math"/>
-                  <w:sz w:val="24"/>
-                  <w:szCs w:val="24"/>
-                </w:rPr>
-                <m:t xml:space="preserve">N</m:t>
-              </m:r>
-            </m:e>
-            <m:sub>
-              <m:r>
-                <w:rPr>
-                  <w:rFonts w:ascii="Cambria Math" w:hAnsi="Cambria Math"/>
-                  <w:sz w:val="24"/>
-                  <w:szCs w:val="24"/>
-                </w:rPr>
-                <m:t xml:space="preserve">x</m:t>
-              </m:r>
-              <m:r>
-                <w:rPr>
-                  <w:rFonts w:ascii="Cambria Math" w:hAnsi="Cambria Math"/>
-                  <w:sz w:val="24"/>
-                  <w:szCs w:val="24"/>
-                </w:rPr>
-                <m:t xml:space="preserve">+</m:t>
-              </m:r>
-              <m:r>
-                <w:rPr>
-                  <w:rFonts w:ascii="Cambria Math" w:hAnsi="Cambria Math"/>
-                  <w:sz w:val="24"/>
-                  <w:szCs w:val="24"/>
-                </w:rPr>
-                <m:t xml:space="preserve">n</m:t>
-              </m:r>
-            </m:sub>
-          </m:sSub>
-          <m:r>
-            <w:rPr>
-              <w:rFonts w:ascii="Cambria Math" w:hAnsi="Cambria Math"/>
-              <w:sz w:val="24"/>
-              <w:szCs w:val="24"/>
-            </w:rPr>
-            <m:t xml:space="preserve"> )/</m:t>
-          </m:r>
-          <m:r>
-            <w:rPr>
-              <w:rFonts w:ascii="Cambria Math" w:hAnsi="Cambria Math"/>
-              <w:sz w:val="24"/>
-              <w:szCs w:val="24"/>
-            </w:rPr>
-            <m:t xml:space="preserve">N*</m:t>
-          </m:r>
-          <m:r>
-            <w:rPr>
-              <w:rFonts w:ascii="Cambria Math" w:hAnsi="Cambria Math"/>
-              <w:sz w:val="24"/>
-              <w:szCs w:val="24"/>
-            </w:rPr>
-            <m:t xml:space="preserve"> ] / ( </m:t>
-          </m:r>
-          <m:r>
-            <w:rPr>
-              <w:rFonts w:ascii="Cambria Math" w:hAnsi="Cambria Math"/>
-              <w:sz w:val="24"/>
-              <w:szCs w:val="24"/>
-            </w:rPr>
-            <m:t xml:space="preserve">1</m:t>
-          </m:r>
-          <m:r>
-            <w:rPr>
-              <w:rFonts w:ascii="Cambria Math" w:hAnsi="Cambria Math"/>
-              <w:sz w:val="24"/>
-              <w:szCs w:val="24"/>
-            </w:rPr>
-            <m:t xml:space="preserve"> − </m:t>
-          </m:r>
-          <m:sSub>
-            <m:e>
-              <m:r>
-                <w:rPr>
-                  <w:rFonts w:ascii="Cambria Math" w:hAnsi="Cambria Math"/>
-                  <w:sz w:val="24"/>
-                  <w:szCs w:val="24"/>
-                </w:rPr>
-                <m:t xml:space="preserve">β</m:t>
-              </m:r>
-            </m:e>
-            <m:sub>
-              <m:r>
-                <w:rPr>
-                  <w:rFonts w:ascii="Cambria Math" w:hAnsi="Cambria Math"/>
-                  <w:sz w:val="24"/>
-                  <w:szCs w:val="24"/>
-                </w:rPr>
-                <m:t xml:space="preserve">G</m:t>
-              </m:r>
-            </m:sub>
-          </m:sSub>
-          <m:r>
-            <w:rPr>
-              <w:rFonts w:ascii="Cambria Math" w:hAnsi="Cambria Math"/>
-              <w:sz w:val="24"/>
-              <w:szCs w:val="24"/>
-            </w:rPr>
-            <m:t xml:space="preserve"> − </m:t>
-          </m:r>
-          <m:r>
-            <w:rPr>
-              <w:rFonts w:ascii="Cambria Math" w:hAnsi="Cambria Math"/>
-              <w:sz w:val="24"/>
-              <w:szCs w:val="24"/>
-            </w:rPr>
-            <m:t xml:space="preserve">γ</m:t>
-          </m:r>
-          <m:r>
-            <w:rPr>
-              <w:rFonts w:ascii="Cambria Math" w:hAnsi="Cambria Math"/>
-              <w:sz w:val="24"/>
-              <w:szCs w:val="24"/>
-            </w:rPr>
-            <m:t xml:space="preserve"> )</m:t>
-          </m:r>
-        </m:oMath>
-      </m:oMathPara>
-    </w:p>
-    <w:p>
-      <w:pPr>
-        <w:pStyle w:val="Note"/>
-      </w:pPr>
-      <w:r>
-        <w:t xml:space="preserve">※ 보장기간 n이 20년보다 짧으면 </w:t>
-      </w:r>
-      <w:r>
-        <w:t xml:space="preserve">α</w:t>
-      </w:r>
-      <w:r>
-        <w:rPr>
-          <w:vertAlign w:val="subscript"/>
-        </w:rPr>
-        <w:t xml:space="preserve">P</w:t>
-      </w:r>
-      <w:r>
-        <w:t xml:space="preserve">는 </w:t>
-      </w:r>
-      <w:r>
-        <w:t xml:space="preserve">α</w:t>
-      </w:r>
-      <w:r>
-        <w:rPr>
-          <w:vertAlign w:val="subscript"/>
-        </w:rPr>
-        <w:t xml:space="preserve">P</w:t>
-      </w:r>
-      <w:r>
-        <w:t xml:space="preserve"> × n/20으로 줄인다.</w:t>
-      </w:r>
-    </w:p>
-    <w:p>
-      <w:pPr>
-        <w:pStyle w:val="FormulaLabel"/>
-      </w:pPr>
-      <w:r>
-        <w:t xml:space="preserve">[식] 1원당 보험료의 반올림과 10만원당 보험료</w:t>
-      </w:r>
-    </w:p>
-    <w:p>
-      <w:pPr>
-        <w:pStyle w:val="FormulaText"/>
-      </w:pPr>
-      <w:r>
-        <w:t xml:space="preserve">1원당 영업보험료 — 소수 여섯째 자리까지</w:t>
-      </w:r>
-    </w:p>
-    <w:p>
-      <w:pPr>
-        <w:pStyle w:val="Formula"/>
-      </w:pPr>
-      <m:oMathPara>
-        <m:oMathParaPr>
-          <m:jc m:val="left"/>
-        </m:oMathParaPr>
-        <m:oMath>
-          <m:r>
-            <w:rPr>
-              <w:rFonts w:ascii="Cambria Math" w:hAnsi="Cambria Math"/>
-              <w:sz w:val="24"/>
-              <w:szCs w:val="24"/>
-            </w:rPr>
-            <m:t xml:space="preserve">G</m:t>
-          </m:r>
-          <m:r>
-            <w:rPr>
-              <w:rFonts w:ascii="Cambria Math" w:hAnsi="Cambria Math"/>
-              <w:sz w:val="24"/>
-              <w:szCs w:val="24"/>
-            </w:rPr>
-            <m:t xml:space="preserve">₁ = </m:t>
-          </m:r>
-          <m:r>
-            <m:rPr>
-              <m:sty m:val="p"/>
-            </m:rPr>
-            <w:rPr>
-              <w:rFonts w:ascii="Cambria Math" w:hAnsi="Cambria Math"/>
-              <w:sz w:val="24"/>
-              <w:szCs w:val="24"/>
-            </w:rPr>
-            <m:t xml:space="preserve">round</m:t>
-          </m:r>
-          <m:r>
-            <w:rPr>
-              <w:rFonts w:ascii="Cambria Math" w:hAnsi="Cambria Math"/>
-              <w:sz w:val="24"/>
-              <w:szCs w:val="24"/>
-            </w:rPr>
-            <m:t xml:space="preserve">₆( </m:t>
-          </m:r>
-          <m:r>
-            <w:rPr>
-              <w:rFonts w:ascii="Cambria Math" w:hAnsi="Cambria Math"/>
-              <w:sz w:val="24"/>
-              <w:szCs w:val="24"/>
-            </w:rPr>
-            <m:t xml:space="preserve">G</m:t>
-          </m:r>
-          <m:r>
-            <w:rPr>
-              <w:rFonts w:ascii="Cambria Math" w:hAnsi="Cambria Math"/>
-              <w:sz w:val="24"/>
-              <w:szCs w:val="24"/>
-            </w:rPr>
-            <m:t xml:space="preserve"> )</m:t>
-          </m:r>
-        </m:oMath>
-      </m:oMathPara>
-    </w:p>
-    <w:p>
-      <w:pPr>
-        <w:pStyle w:val="FormulaText"/>
-      </w:pPr>
-      <w:r>
-        <w:t xml:space="preserve">10만원당 보험료 — 원 단위로 반올림</w:t>
-      </w:r>
-    </w:p>
-    <w:p>
-      <w:pPr>
-        <w:pStyle w:val="Formula"/>
-      </w:pPr>
-      <m:oMathPara>
-        <m:oMathParaPr>
-          <m:jc m:val="left"/>
-        </m:oMathParaPr>
-        <m:oMath>
-          <m:sSub>
-            <m:e>
-              <m:r>
-                <w:rPr>
-                  <w:rFonts w:ascii="Cambria Math" w:hAnsi="Cambria Math"/>
-                  <w:sz w:val="24"/>
-                  <w:szCs w:val="24"/>
-                </w:rPr>
-                <m:t xml:space="preserve">G</m:t>
-              </m:r>
-            </m:e>
-            <m:sub>
-              <m:r>
-                <w:rPr>
-                  <w:rFonts w:ascii="Cambria Math" w:hAnsi="Cambria Math"/>
-                  <w:sz w:val="24"/>
-                  <w:szCs w:val="24"/>
-                </w:rPr>
-                <m:t xml:space="preserve">10</m:t>
-              </m:r>
-              <m:r>
-                <m:rPr>
-                  <m:nor/>
-                </m:rPr>
-                <w:rPr>
-                  <w:rFonts w:ascii="Cambria Math" w:hAnsi="Cambria Math"/>
-                  <w:sz w:val="24"/>
-                  <w:szCs w:val="24"/>
-                </w:rPr>
-                <m:t xml:space="preserve">만</m:t>
-              </m:r>
-            </m:sub>
-          </m:sSub>
-          <m:r>
-            <w:rPr>
-              <w:rFonts w:ascii="Cambria Math" w:hAnsi="Cambria Math"/>
-              <w:sz w:val="24"/>
-              <w:szCs w:val="24"/>
-            </w:rPr>
-            <m:t xml:space="preserve"> = </m:t>
-          </m:r>
-          <m:r>
-            <m:rPr>
-              <m:sty m:val="p"/>
-            </m:rPr>
-            <w:rPr>
-              <w:rFonts w:ascii="Cambria Math" w:hAnsi="Cambria Math"/>
-              <w:sz w:val="24"/>
-              <w:szCs w:val="24"/>
-            </w:rPr>
-            <m:t xml:space="preserve">round</m:t>
-          </m:r>
-          <m:r>
-            <w:rPr>
-              <w:rFonts w:ascii="Cambria Math" w:hAnsi="Cambria Math"/>
-              <w:sz w:val="24"/>
-              <w:szCs w:val="24"/>
-            </w:rPr>
-            <m:t xml:space="preserve">( </m:t>
-          </m:r>
-          <m:r>
-            <w:rPr>
-              <w:rFonts w:ascii="Cambria Math" w:hAnsi="Cambria Math"/>
-              <w:sz w:val="24"/>
-              <w:szCs w:val="24"/>
-            </w:rPr>
-            <m:t xml:space="preserve">G</m:t>
-          </m:r>
-          <m:r>
-            <w:rPr>
-              <w:rFonts w:ascii="Cambria Math" w:hAnsi="Cambria Math"/>
-              <w:sz w:val="24"/>
-              <w:szCs w:val="24"/>
-            </w:rPr>
-            <m:t xml:space="preserve">₁ × </m:t>
-          </m:r>
-          <m:r>
-            <w:rPr>
-              <w:rFonts w:ascii="Cambria Math" w:hAnsi="Cambria Math"/>
-              <w:sz w:val="24"/>
-              <w:szCs w:val="24"/>
-            </w:rPr>
-            <m:t xml:space="preserve">100</m:t>
-          </m:r>
-          <m:r>
-            <w:rPr>
-              <w:rFonts w:ascii="Cambria Math" w:hAnsi="Cambria Math"/>
-              <w:sz w:val="24"/>
-              <w:szCs w:val="24"/>
-            </w:rPr>
-            <m:t xml:space="preserve">,</m:t>
-          </m:r>
-          <m:r>
-            <w:rPr>
-              <w:rFonts w:ascii="Cambria Math" w:hAnsi="Cambria Math"/>
-              <w:sz w:val="24"/>
-              <w:szCs w:val="24"/>
-            </w:rPr>
-            <m:t xml:space="preserve">000</m:t>
-          </m:r>
-          <m:r>
-            <w:rPr>
-              <w:rFonts w:ascii="Cambria Math" w:hAnsi="Cambria Math"/>
-              <w:sz w:val="24"/>
-              <w:szCs w:val="24"/>
-            </w:rPr>
-            <m:t xml:space="preserve"> )</m:t>
-          </m:r>
-        </m:oMath>
-      </m:oMathPara>
-    </w:p>
-    <w:p>
-      <w:pPr>
-        <w:pStyle w:val="Note"/>
-      </w:pPr>
-      <w:r>
-        <w:t xml:space="preserve">※ 담보 보험료 = 10만원당 보험료 × (보장금액 ÷ 100,000) 에서 10원 미만을 버린다(10원 단위). 보장금액 = 보험가입금액 × 배수. 여러 담보는 담보 보험료를 더한다.</w:t>
-      </w:r>
-    </w:p>
-    <w:p>
-      <w:pPr>
-        <w:pStyle w:val="FormulaLabel"/>
-      </w:pPr>
-      <w:r>
-        <w:t xml:space="preserve">[식] 저해지·무해지환급형</w:t>
-      </w:r>
-    </w:p>
-    <w:p>
-      <w:pPr>
-        <w:pStyle w:val="FormulaText"/>
-      </w:pPr>
-      <w:r>
-        <w:t xml:space="preserve">납입기간 중 해지하면 돌려주는 금액의 현가</w:t>
-      </w:r>
-    </w:p>
-    <w:p>
-      <w:pPr>
-        <w:pStyle w:val="Formula"/>
-      </w:pPr>
-      <m:oMathPara>
-        <m:oMathParaPr>
-          <m:jc m:val="left"/>
-        </m:oMathParaPr>
-        <m:oMath>
-          <m:sSub>
-            <m:e>
-              <m:r>
-                <m:rPr>
-                  <m:nor/>
-                </m:rPr>
-                <w:rPr>
-                  <w:rFonts w:ascii="Cambria Math" w:hAnsi="Cambria Math"/>
-                  <w:sz w:val="24"/>
-                  <w:szCs w:val="24"/>
-                </w:rPr>
-                <m:t xml:space="preserve">CSV</m:t>
-              </m:r>
-            </m:e>
-            <m:sub>
-              <m:r>
-                <w:rPr>
-                  <w:rFonts w:ascii="Cambria Math" w:hAnsi="Cambria Math"/>
-                  <w:sz w:val="24"/>
-                  <w:szCs w:val="24"/>
-                </w:rPr>
-                <m:t xml:space="preserve">t</m:t>
-              </m:r>
-            </m:sub>
-          </m:sSub>
-          <m:r>
-            <w:rPr>
-              <w:rFonts w:ascii="Cambria Math" w:hAnsi="Cambria Math"/>
-              <w:sz w:val="24"/>
-              <w:szCs w:val="24"/>
-            </w:rPr>
-            <m:t xml:space="preserve"> = </m:t>
-          </m:r>
-          <m:sSub>
-            <m:e>
-              <m:r>
-                <w:rPr>
-                  <w:rFonts w:ascii="Cambria Math" w:hAnsi="Cambria Math"/>
-                  <w:sz w:val="24"/>
-                  <w:szCs w:val="24"/>
-                </w:rPr>
-                <m:t xml:space="preserve">Σ</m:t>
-              </m:r>
-            </m:e>
-            <m:sub>
-              <m:r>
-                <w:rPr>
-                  <w:rFonts w:ascii="Cambria Math" w:hAnsi="Cambria Math"/>
-                  <w:sz w:val="24"/>
-                  <w:szCs w:val="24"/>
-                </w:rPr>
-                <m:t xml:space="preserve">u</m:t>
-              </m:r>
-              <m:r>
-                <w:rPr>
-                  <w:rFonts w:ascii="Cambria Math" w:hAnsi="Cambria Math"/>
-                  <w:sz w:val="24"/>
-                  <w:szCs w:val="24"/>
-                </w:rPr>
-                <m:t xml:space="preserve">≥</m:t>
-              </m:r>
-              <m:r>
-                <w:rPr>
-                  <w:rFonts w:ascii="Cambria Math" w:hAnsi="Cambria Math"/>
-                  <w:sz w:val="24"/>
-                  <w:szCs w:val="24"/>
-                </w:rPr>
-                <m:t xml:space="preserve">t</m:t>
-              </m:r>
-            </m:sub>
-          </m:sSub>
-          <m:r>
-            <w:rPr>
-              <w:rFonts w:ascii="Cambria Math" w:hAnsi="Cambria Math"/>
-              <w:sz w:val="24"/>
-              <w:szCs w:val="24"/>
-            </w:rPr>
-            <m:t xml:space="preserve"> </m:t>
-          </m:r>
-          <m:sSub>
-            <m:e>
-              <m:r>
-                <w:rPr>
-                  <w:rFonts w:ascii="Cambria Math" w:hAnsi="Cambria Math"/>
-                  <w:sz w:val="24"/>
-                  <w:szCs w:val="24"/>
-                </w:rPr>
-                <m:t xml:space="preserve">H</m:t>
-              </m:r>
-            </m:e>
-            <m:sub>
-              <m:r>
-                <w:rPr>
-                  <w:rFonts w:ascii="Cambria Math" w:hAnsi="Cambria Math"/>
-                  <w:sz w:val="24"/>
-                  <w:szCs w:val="24"/>
-                </w:rPr>
-                <m:t xml:space="preserve">x</m:t>
-              </m:r>
-              <m:r>
-                <w:rPr>
-                  <w:rFonts w:ascii="Cambria Math" w:hAnsi="Cambria Math"/>
-                  <w:sz w:val="24"/>
-                  <w:szCs w:val="24"/>
-                </w:rPr>
-                <m:t xml:space="preserve">+</m:t>
-              </m:r>
-              <m:r>
-                <w:rPr>
-                  <w:rFonts w:ascii="Cambria Math" w:hAnsi="Cambria Math"/>
-                  <w:sz w:val="24"/>
-                  <w:szCs w:val="24"/>
-                </w:rPr>
-                <m:t xml:space="preserve">u</m:t>
-              </m:r>
-            </m:sub>
-          </m:sSub>
-          <m:r>
-            <w:rPr>
-              <w:rFonts w:ascii="Cambria Math" w:hAnsi="Cambria Math"/>
-              <w:sz w:val="24"/>
-              <w:szCs w:val="24"/>
-            </w:rPr>
-            <m:t xml:space="preserve"> · </m:t>
-          </m:r>
-          <m:r>
-            <w:rPr>
-              <w:rFonts w:ascii="Cambria Math" w:hAnsi="Cambria Math"/>
-              <w:sz w:val="24"/>
-              <w:szCs w:val="24"/>
-            </w:rPr>
-            <m:t xml:space="preserve">ρ</m:t>
-          </m:r>
-          <m:r>
-            <w:rPr>
-              <w:rFonts w:ascii="Cambria Math" w:hAnsi="Cambria Math"/>
-              <w:sz w:val="24"/>
-              <w:szCs w:val="24"/>
-            </w:rPr>
-            <m:t xml:space="preserve"> · ( </m:t>
-          </m:r>
-          <m:sSubSup>
-            <m:e>
-              <m:r>
-                <w:rPr>
-                  <w:rFonts w:ascii="Cambria Math" w:hAnsi="Cambria Math"/>
-                  <w:sz w:val="24"/>
-                  <w:szCs w:val="24"/>
-                </w:rPr>
-                <m:t xml:space="preserve">W</m:t>
-              </m:r>
-            </m:e>
-            <m:sub>
-              <m:r>
-                <w:rPr>
-                  <w:rFonts w:ascii="Cambria Math" w:hAnsi="Cambria Math"/>
-                  <w:sz w:val="24"/>
-                  <w:szCs w:val="24"/>
-                </w:rPr>
-                <m:t xml:space="preserve">u</m:t>
-              </m:r>
-            </m:sub>
-            <m:sup>
-              <m:r>
-                <m:rPr>
-                  <m:nor/>
-                </m:rPr>
-                <w:rPr>
-                  <w:rFonts w:ascii="Cambria Math" w:hAnsi="Cambria Math"/>
-                  <w:sz w:val="24"/>
-                  <w:szCs w:val="24"/>
-                </w:rPr>
-                <m:t xml:space="preserve">표준</m:t>
-              </m:r>
-            </m:sup>
-          </m:sSubSup>
-          <m:r>
-            <w:rPr>
-              <w:rFonts w:ascii="Cambria Math" w:hAnsi="Cambria Math"/>
-              <w:sz w:val="24"/>
-              <w:szCs w:val="24"/>
-            </w:rPr>
-            <m:t xml:space="preserve"> + </m:t>
-          </m:r>
-          <m:sSubSup>
-            <m:e>
-              <m:r>
-                <w:rPr>
-                  <w:rFonts w:ascii="Cambria Math" w:hAnsi="Cambria Math"/>
-                  <w:sz w:val="24"/>
-                  <w:szCs w:val="24"/>
-                </w:rPr>
-                <m:t xml:space="preserve">W</m:t>
-              </m:r>
-            </m:e>
-            <m:sub>
-              <m:r>
-                <w:rPr>
-                  <w:rFonts w:ascii="Cambria Math" w:hAnsi="Cambria Math"/>
-                  <w:sz w:val="24"/>
-                  <w:szCs w:val="24"/>
-                </w:rPr>
-                <m:t xml:space="preserve">u</m:t>
-              </m:r>
-              <m:r>
-                <w:rPr>
-                  <w:rFonts w:ascii="Cambria Math" w:hAnsi="Cambria Math"/>
-                  <w:sz w:val="24"/>
-                  <w:szCs w:val="24"/>
-                </w:rPr>
-                <m:t xml:space="preserve">+</m:t>
-              </m:r>
-              <m:r>
-                <w:rPr>
-                  <w:rFonts w:ascii="Cambria Math" w:hAnsi="Cambria Math"/>
-                  <w:sz w:val="24"/>
-                  <w:szCs w:val="24"/>
-                </w:rPr>
-                <m:t xml:space="preserve">1</m:t>
-              </m:r>
-            </m:sub>
-            <m:sup>
-              <m:r>
-                <m:rPr>
-                  <m:nor/>
-                </m:rPr>
-                <w:rPr>
-                  <w:rFonts w:ascii="Cambria Math" w:hAnsi="Cambria Math"/>
-                  <w:sz w:val="24"/>
-                  <w:szCs w:val="24"/>
-                </w:rPr>
-                <m:t xml:space="preserve">표준</m:t>
-              </m:r>
-            </m:sup>
-          </m:sSubSup>
-          <m:r>
-            <w:rPr>
-              <w:rFonts w:ascii="Cambria Math" w:hAnsi="Cambria Math"/>
-              <w:sz w:val="24"/>
-              <w:szCs w:val="24"/>
-            </w:rPr>
-            <m:t xml:space="preserve"> ) / </m:t>
-          </m:r>
-          <m:r>
-            <w:rPr>
-              <w:rFonts w:ascii="Cambria Math" w:hAnsi="Cambria Math"/>
-              <w:sz w:val="24"/>
-              <w:szCs w:val="24"/>
-            </w:rPr>
-            <m:t xml:space="preserve">2</m:t>
-          </m:r>
-        </m:oMath>
-      </m:oMathPara>
-    </w:p>
-    <w:p>
-      <w:pPr>
-        <w:pStyle w:val="FormulaText"/>
-      </w:pPr>
-      <w:r>
-        <w:t xml:space="preserve">저해지·무해지환급형 순보험료 — 해지 시 돌려주는 금액의 현가를 더한다</w:t>
-      </w:r>
-    </w:p>
-    <w:p>
-      <w:pPr>
-        <w:pStyle w:val="Formula"/>
-      </w:pPr>
-      <m:oMathPara>
-        <m:oMathParaPr>
-          <m:jc m:val="left"/>
-        </m:oMathParaPr>
-        <m:oMath>
-          <m:r>
-            <m:rPr>
-              <m:nor/>
-            </m:rPr>
-            <w:rPr>
-              <w:rFonts w:ascii="Cambria Math" w:hAnsi="Cambria Math"/>
-              <w:sz w:val="24"/>
-              <w:szCs w:val="24"/>
-            </w:rPr>
-            <m:t xml:space="preserve">PVB′</m:t>
-          </m:r>
-          <m:r>
-            <w:rPr>
-              <w:rFonts w:ascii="Cambria Math" w:hAnsi="Cambria Math"/>
-              <w:sz w:val="24"/>
-              <w:szCs w:val="24"/>
-            </w:rPr>
-            <m:t xml:space="preserve"> = </m:t>
-          </m:r>
-          <m:r>
-            <m:rPr>
-              <m:nor/>
-            </m:rPr>
-            <w:rPr>
-              <w:rFonts w:ascii="Cambria Math" w:hAnsi="Cambria Math"/>
-              <w:sz w:val="24"/>
-              <w:szCs w:val="24"/>
-            </w:rPr>
-            <m:t xml:space="preserve">PVB</m:t>
-          </m:r>
-          <m:r>
-            <w:rPr>
-              <w:rFonts w:ascii="Cambria Math" w:hAnsi="Cambria Math"/>
-              <w:sz w:val="24"/>
-              <w:szCs w:val="24"/>
-            </w:rPr>
-            <m:t xml:space="preserve"> + </m:t>
-          </m:r>
-          <m:sSub>
-            <m:e>
-              <m:r>
-                <m:rPr>
-                  <m:nor/>
-                </m:rPr>
-                <w:rPr>
-                  <w:rFonts w:ascii="Cambria Math" w:hAnsi="Cambria Math"/>
-                  <w:sz w:val="24"/>
-                  <w:szCs w:val="24"/>
-                </w:rPr>
-                <m:t xml:space="preserve">CSV</m:t>
-              </m:r>
-            </m:e>
-            <m:sub>
-              <m:r>
-                <w:rPr>
-                  <w:rFonts w:ascii="Cambria Math" w:hAnsi="Cambria Math"/>
-                  <w:sz w:val="24"/>
-                  <w:szCs w:val="24"/>
-                </w:rPr>
-                <m:t xml:space="preserve">0</m:t>
-              </m:r>
-            </m:sub>
-          </m:sSub>
-        </m:oMath>
-      </m:oMathPara>
-    </w:p>
-    <w:p>
-      <w:pPr>
-        <w:pStyle w:val="Formula"/>
-      </w:pPr>
-      <m:oMathPara>
-        <m:oMathParaPr>
-          <m:jc m:val="left"/>
-        </m:oMathParaPr>
-        <m:oMath>
-          <m:r>
-            <w:rPr>
-              <w:rFonts w:ascii="Cambria Math" w:hAnsi="Cambria Math"/>
-              <w:sz w:val="24"/>
-              <w:szCs w:val="24"/>
-            </w:rPr>
-            <m:t xml:space="preserve">P</m:t>
-          </m:r>
-          <m:r>
-            <w:rPr>
-              <w:rFonts w:ascii="Cambria Math" w:hAnsi="Cambria Math"/>
-              <w:sz w:val="24"/>
-              <w:szCs w:val="24"/>
-            </w:rPr>
-            <m:t xml:space="preserve"> = </m:t>
-          </m:r>
-          <m:r>
-            <m:rPr>
-              <m:nor/>
-            </m:rPr>
-            <w:rPr>
-              <w:rFonts w:ascii="Cambria Math" w:hAnsi="Cambria Math"/>
-              <w:sz w:val="24"/>
-              <w:szCs w:val="24"/>
-            </w:rPr>
-            <m:t xml:space="preserve">PVB′</m:t>
-          </m:r>
-          <m:r>
-            <w:rPr>
-              <w:rFonts w:ascii="Cambria Math" w:hAnsi="Cambria Math"/>
-              <w:sz w:val="24"/>
-              <w:szCs w:val="24"/>
-            </w:rPr>
-            <m:t xml:space="preserve"> / </m:t>
-          </m:r>
-          <m:r>
-            <w:rPr>
-              <w:rFonts w:ascii="Cambria Math" w:hAnsi="Cambria Math"/>
-              <w:sz w:val="24"/>
-              <w:szCs w:val="24"/>
-            </w:rPr>
-            <m:t xml:space="preserve">N*</m:t>
-          </m:r>
-        </m:oMath>
-      </m:oMathPara>
-    </w:p>
-    <w:p>
-      <w:pPr>
-        <w:pStyle w:val="Note"/>
-      </w:pPr>
-      <w:r>
-        <w:t xml:space="preserve">※ ρ : 납입기간 중 해지환급금 비율(무해지 0). </w:t>
-      </w:r>
-      <w:r>
-        <w:t xml:space="preserve">W</w:t>
-      </w:r>
-      <w:r>
-        <w:rPr>
-          <w:vertAlign w:val="superscript"/>
-        </w:rPr>
-        <w:t xml:space="preserve">표준</w:t>
-      </w:r>
-      <w:r>
-        <w:t xml:space="preserve"> : 같은 조건의 표준형(완전 환급) 해지환급금. 적용해지율 w = 0 이면 CSV = 0 이고 보험료가 표준형과 같아진다. 납입기간 뒤(u ≥ m)에는 H = 0 이라 더해지지 않는다. CSV 는 표준형 환급금과 서로 맞물려 되풀이 계산이 필요하므로 이 앱의 시산은 CSV = 0 으로 두고(표준형 보험료), 그 값은 자유설계보험이 낸다.</w:t>
-      </w:r>
-    </w:p>
-    <w:p>
-      <w:pPr>
-        <w:pStyle w:val="Heading1"/>
-      </w:pPr>
-      <w:r>
-        <w:t xml:space="preserve">2. 책임준비금의 계산에 관한 사항</w:t>
-      </w:r>
-    </w:p>
-    <w:p>
-      <w:pPr>
-        <w:pStyle w:val="Note"/>
-      </w:pPr>
-      <w:r>
-        <w:t xml:space="preserve">※ 사망 시에는 책임준비금을 지급하므로 사망은 급부 현가와 준비금에 순효과가 없다. 그래서 암발생률만 탈퇴율로 쓰는 단일탈퇴로 산출한다.</w:t>
-      </w:r>
-    </w:p>
-    <w:p>
-      <w:pPr>
-        <w:pStyle w:val="Note"/>
-      </w:pPr>
-      <w:r>
-        <w:t xml:space="preserve">※ 회계연도말 보험료적립금은 적용기초율 적립금과 표준기초율 적립금 중 큰 금액으로 한다.</w:t>
-      </w:r>
-    </w:p>
-    <w:p>
-      <w:pPr>
-        <w:pStyle w:val="Note"/>
-      </w:pPr>
-      <w:r>
-        <w:t xml:space="preserve">※ 연중 보간은 하지 않고 연말 기준으로 산출한다.</w:t>
-      </w:r>
-    </w:p>
-    <w:p>
-      <w:pPr>
-        <w:pStyle w:val="FormulaLabel"/>
-      </w:pPr>
-      <w:r>
-        <w:t xml:space="preserve">[식] 준비금 산출용 순보험료</w:t>
-      </w:r>
-    </w:p>
-    <w:p>
-      <w:pPr>
-        <w:pStyle w:val="FormulaText"/>
-      </w:pPr>
-      <w:r>
-        <w:t xml:space="preserve">납입 후 유지비를 포함한 순보험료 — 납입기간의 [납입] 생존자 현가로 나눈다</w:t>
-      </w:r>
-    </w:p>
-    <w:p>
-      <w:pPr>
-        <w:pStyle w:val="Formula"/>
-      </w:pPr>
-      <m:oMathPara>
-        <m:oMathParaPr>
-          <m:jc m:val="left"/>
-        </m:oMathParaPr>
-        <m:oMath>
-          <m:sSub>
-            <m:e>
-              <m:r>
-                <w:rPr>
-                  <w:rFonts w:ascii="Cambria Math" w:hAnsi="Cambria Math"/>
-                  <w:sz w:val="24"/>
-                  <w:szCs w:val="24"/>
-                </w:rPr>
-                <m:t xml:space="preserve">P</m:t>
-              </m:r>
-            </m:e>
-            <m:sub>
-              <m:r>
-                <w:rPr>
-                  <w:rFonts w:ascii="Cambria Math" w:hAnsi="Cambria Math"/>
-                  <w:sz w:val="24"/>
-                  <w:szCs w:val="24"/>
-                </w:rPr>
-                <m:t xml:space="preserve">β</m:t>
-              </m:r>
-            </m:sub>
-          </m:sSub>
-          <m:r>
-            <w:rPr>
-              <w:rFonts w:ascii="Cambria Math" w:hAnsi="Cambria Math"/>
-              <w:sz w:val="24"/>
-              <w:szCs w:val="24"/>
-            </w:rPr>
-            <m:t xml:space="preserve"> = ( </m:t>
-          </m:r>
-          <m:r>
-            <m:rPr>
-              <m:nor/>
-            </m:rPr>
-            <w:rPr>
-              <w:rFonts w:ascii="Cambria Math" w:hAnsi="Cambria Math"/>
-              <w:sz w:val="24"/>
-              <w:szCs w:val="24"/>
-            </w:rPr>
-            <m:t xml:space="preserve">PVB</m:t>
-          </m:r>
-          <m:r>
-            <w:rPr>
-              <w:rFonts w:ascii="Cambria Math" w:hAnsi="Cambria Math"/>
-              <w:sz w:val="24"/>
-              <w:szCs w:val="24"/>
-            </w:rPr>
-            <m:t xml:space="preserve"> + </m:t>
-          </m:r>
-          <m:sSub>
-            <m:e>
-              <m:r>
-                <m:rPr>
-                  <m:nor/>
-                </m:rPr>
-                <w:rPr>
-                  <w:rFonts w:ascii="Cambria Math" w:hAnsi="Cambria Math"/>
-                  <w:sz w:val="24"/>
-                  <w:szCs w:val="24"/>
-                </w:rPr>
-                <m:t xml:space="preserve">CSV</m:t>
-              </m:r>
-            </m:e>
-            <m:sub>
-              <m:r>
-                <w:rPr>
-                  <w:rFonts w:ascii="Cambria Math" w:hAnsi="Cambria Math"/>
-                  <w:sz w:val="24"/>
-                  <w:szCs w:val="24"/>
-                </w:rPr>
-                <m:t xml:space="preserve">0</m:t>
-              </m:r>
-            </m:sub>
-          </m:sSub>
-          <m:r>
-            <w:rPr>
-              <w:rFonts w:ascii="Cambria Math" w:hAnsi="Cambria Math"/>
-              <w:sz w:val="24"/>
-              <w:szCs w:val="24"/>
-            </w:rPr>
-            <m:t xml:space="preserve"> + </m:t>
-          </m:r>
-          <m:r>
-            <w:rPr>
-              <w:rFonts w:ascii="Cambria Math" w:hAnsi="Cambria Math"/>
-              <w:sz w:val="24"/>
-              <w:szCs w:val="24"/>
-            </w:rPr>
-            <m:t xml:space="preserve">β′</m:t>
-          </m:r>
-          <m:r>
-            <w:rPr>
-              <w:rFonts w:ascii="Cambria Math" w:hAnsi="Cambria Math"/>
-              <w:sz w:val="24"/>
-              <w:szCs w:val="24"/>
-            </w:rPr>
-            <m:t xml:space="preserve">·( </m:t>
-          </m:r>
-          <m:sSub>
-            <m:e>
-              <m:r>
-                <w:rPr>
-                  <w:rFonts w:ascii="Cambria Math" w:hAnsi="Cambria Math"/>
-                  <w:sz w:val="24"/>
-                  <w:szCs w:val="24"/>
-                </w:rPr>
-                <m:t xml:space="preserve">N</m:t>
-              </m:r>
-            </m:e>
-            <m:sub>
-              <m:r>
-                <w:rPr>
-                  <w:rFonts w:ascii="Cambria Math" w:hAnsi="Cambria Math"/>
-                  <w:sz w:val="24"/>
-                  <w:szCs w:val="24"/>
-                </w:rPr>
-                <m:t xml:space="preserve">x</m:t>
-              </m:r>
-              <m:r>
-                <w:rPr>
-                  <w:rFonts w:ascii="Cambria Math" w:hAnsi="Cambria Math"/>
-                  <w:sz w:val="24"/>
-                  <w:szCs w:val="24"/>
-                </w:rPr>
-                <m:t xml:space="preserve">+</m:t>
-              </m:r>
-              <m:r>
-                <w:rPr>
-                  <w:rFonts w:ascii="Cambria Math" w:hAnsi="Cambria Math"/>
-                  <w:sz w:val="24"/>
-                  <w:szCs w:val="24"/>
-                </w:rPr>
-                <m:t xml:space="preserve">m</m:t>
-              </m:r>
-            </m:sub>
-          </m:sSub>
-          <m:r>
-            <w:rPr>
-              <w:rFonts w:ascii="Cambria Math" w:hAnsi="Cambria Math"/>
-              <w:sz w:val="24"/>
-              <w:szCs w:val="24"/>
-            </w:rPr>
-            <m:t xml:space="preserve"> − </m:t>
-          </m:r>
-          <m:sSub>
-            <m:e>
-              <m:r>
-                <w:rPr>
-                  <w:rFonts w:ascii="Cambria Math" w:hAnsi="Cambria Math"/>
-                  <w:sz w:val="24"/>
-                  <w:szCs w:val="24"/>
-                </w:rPr>
-                <m:t xml:space="preserve">N</m:t>
-              </m:r>
-            </m:e>
-            <m:sub>
-              <m:r>
-                <w:rPr>
-                  <w:rFonts w:ascii="Cambria Math" w:hAnsi="Cambria Math"/>
-                  <w:sz w:val="24"/>
-                  <w:szCs w:val="24"/>
-                </w:rPr>
-                <m:t xml:space="preserve">x</m:t>
-              </m:r>
-              <m:r>
-                <w:rPr>
-                  <w:rFonts w:ascii="Cambria Math" w:hAnsi="Cambria Math"/>
-                  <w:sz w:val="24"/>
-                  <w:szCs w:val="24"/>
-                </w:rPr>
-                <m:t xml:space="preserve">+</m:t>
-              </m:r>
-              <m:r>
-                <w:rPr>
-                  <w:rFonts w:ascii="Cambria Math" w:hAnsi="Cambria Math"/>
-                  <w:sz w:val="24"/>
-                  <w:szCs w:val="24"/>
-                </w:rPr>
-                <m:t xml:space="preserve">n</m:t>
-              </m:r>
-            </m:sub>
-          </m:sSub>
-          <m:r>
-            <w:rPr>
-              <w:rFonts w:ascii="Cambria Math" w:hAnsi="Cambria Math"/>
-              <w:sz w:val="24"/>
-              <w:szCs w:val="24"/>
-            </w:rPr>
-            <m:t xml:space="preserve"> ) ) / ( </m:t>
-          </m:r>
-          <m:sSub>
-            <m:e>
-              <m:r>
-                <w:rPr>
-                  <w:rFonts w:ascii="Cambria Math" w:hAnsi="Cambria Math"/>
-                  <w:sz w:val="24"/>
-                  <w:szCs w:val="24"/>
-                </w:rPr>
-                <m:t xml:space="preserve">N′</m:t>
-              </m:r>
-            </m:e>
-            <m:sub>
-              <m:r>
-                <w:rPr>
-                  <w:rFonts w:ascii="Cambria Math" w:hAnsi="Cambria Math"/>
-                  <w:sz w:val="24"/>
-                  <w:szCs w:val="24"/>
-                </w:rPr>
-                <m:t xml:space="preserve">x</m:t>
-              </m:r>
-            </m:sub>
-          </m:sSub>
-          <m:r>
-            <w:rPr>
-              <w:rFonts w:ascii="Cambria Math" w:hAnsi="Cambria Math"/>
-              <w:sz w:val="24"/>
-              <w:szCs w:val="24"/>
-            </w:rPr>
-            <m:t xml:space="preserve"> − </m:t>
-          </m:r>
-          <m:sSub>
-            <m:e>
-              <m:r>
-                <w:rPr>
-                  <w:rFonts w:ascii="Cambria Math" w:hAnsi="Cambria Math"/>
-                  <w:sz w:val="24"/>
-                  <w:szCs w:val="24"/>
-                </w:rPr>
-                <m:t xml:space="preserve">N′</m:t>
-              </m:r>
-            </m:e>
-            <m:sub>
-              <m:r>
-                <w:rPr>
-                  <w:rFonts w:ascii="Cambria Math" w:hAnsi="Cambria Math"/>
-                  <w:sz w:val="24"/>
-                  <w:szCs w:val="24"/>
-                </w:rPr>
-                <m:t xml:space="preserve">x</m:t>
-              </m:r>
-              <m:r>
-                <w:rPr>
-                  <w:rFonts w:ascii="Cambria Math" w:hAnsi="Cambria Math"/>
-                  <w:sz w:val="24"/>
-                  <w:szCs w:val="24"/>
-                </w:rPr>
-                <m:t xml:space="preserve">+</m:t>
-              </m:r>
-              <m:r>
-                <w:rPr>
-                  <w:rFonts w:ascii="Cambria Math" w:hAnsi="Cambria Math"/>
-                  <w:sz w:val="24"/>
-                  <w:szCs w:val="24"/>
-                </w:rPr>
-                <m:t xml:space="preserve">m</m:t>
-              </m:r>
-            </m:sub>
-          </m:sSub>
-          <m:r>
-            <w:rPr>
-              <w:rFonts w:ascii="Cambria Math" w:hAnsi="Cambria Math"/>
-              <w:sz w:val="24"/>
-              <w:szCs w:val="24"/>
-            </w:rPr>
-            <m:t xml:space="preserve"> )</m:t>
-          </m:r>
-        </m:oMath>
-      </m:oMathPara>
-    </w:p>
-    <w:p>
-      <w:pPr>
-        <w:pStyle w:val="FormulaLabel"/>
-      </w:pPr>
-      <w:r>
-        <w:t xml:space="preserve">[식] 연말 책임준비금</w:t>
-      </w:r>
-    </w:p>
-    <w:p>
-      <w:pPr>
-        <w:pStyle w:val="FormulaText"/>
-      </w:pPr>
-      <w:r>
-        <w:t xml:space="preserve">t 년도 말 책임준비금 (보장금액 1원당) — 장래 보험금의 현가와 장래 유지비의 현가에서 장래 순보험료의 현가를 뺀 것을 t 시점 생존자수의 현가로 나눈다</w:t>
+        <w:t xml:space="preserve">t 년도 말 책임준비금 (보장금액 1원당) — 장래 보험금의 현가와 장래 유지비의 현가에서 장래 순보험료의 현가를 뺀 것을 t 시점 유지자수의 현가로 나눈다</w:t>
       </w:r>
     </w:p>
     <w:p>

--- a/standards/표준_산출방법서_암보험.docx
+++ b/standards/표준_산출방법서_암보험.docx
@@ -3338,14 +3338,6 @@
     <w:p/>
     <w:p>
       <w:pPr>
-        <w:pStyle w:val="FormulaText"/>
-      </w:pPr>
-      <w:r>
-        <w:t xml:space="preserve">암 진단</w:t>
-      </w:r>
-    </w:p>
-    <w:p>
-      <w:pPr>
         <w:pStyle w:val="Formula"/>
       </w:pPr>
       <m:oMathPara>
@@ -3353,52 +3345,6 @@
           <m:jc m:val="left"/>
         </m:oMathParaPr>
         <m:oMath>
-          <m:sSub>
-            <m:e>
-              <m:r>
-                <w:rPr>
-                  <w:rFonts w:ascii="Cambria Math" w:hAnsi="Cambria Math"/>
-                  <w:sz w:val="24"/>
-                  <w:szCs w:val="24"/>
-                </w:rPr>
-                <m:t xml:space="preserve">S</m:t>
-              </m:r>
-            </m:e>
-            <m:sub>
-              <m:r>
-                <w:rPr>
-                  <w:rFonts w:ascii="Cambria Math" w:hAnsi="Cambria Math"/>
-                  <w:sz w:val="24"/>
-                  <w:szCs w:val="24"/>
-                </w:rPr>
-                <m:t xml:space="preserve">t</m:t>
-              </m:r>
-            </m:sub>
-          </m:sSub>
-          <m:r>
-            <w:rPr>
-              <w:rFonts w:ascii="Cambria Math" w:hAnsi="Cambria Math"/>
-              <w:sz w:val="24"/>
-              <w:szCs w:val="24"/>
-            </w:rPr>
-            <m:t xml:space="preserve"> = </m:t>
-          </m:r>
-          <m:r>
-            <w:rPr>
-              <w:rFonts w:ascii="Cambria Math" w:hAnsi="Cambria Math"/>
-              <w:sz w:val="24"/>
-              <w:szCs w:val="24"/>
-            </w:rPr>
-            <m:t xml:space="preserve">1</m:t>
-          </m:r>
-          <m:r>
-            <w:rPr>
-              <w:rFonts w:ascii="Cambria Math" w:hAnsi="Cambria Math"/>
-              <w:sz w:val="24"/>
-              <w:szCs w:val="24"/>
-            </w:rPr>
-            <m:t xml:space="preserve"> × </m:t>
-          </m:r>
           <m:r>
             <m:rPr>
               <m:nor/>
@@ -3408,23 +3354,7 @@
               <w:sz w:val="24"/>
               <w:szCs w:val="24"/>
             </w:rPr>
-            <m:t xml:space="preserve">if</m:t>
-          </m:r>
-          <m:r>
-            <w:rPr>
-              <w:rFonts w:ascii="Cambria Math" w:hAnsi="Cambria Math"/>
-              <w:sz w:val="24"/>
-              <w:szCs w:val="24"/>
-            </w:rPr>
-            <m:t xml:space="preserve">( </m:t>
-          </m:r>
-          <m:r>
-            <w:rPr>
-              <w:rFonts w:ascii="Cambria Math" w:hAnsi="Cambria Math"/>
-              <w:sz w:val="24"/>
-              <w:szCs w:val="24"/>
-            </w:rPr>
-            <m:t xml:space="preserve">t</m:t>
+            <m:t xml:space="preserve">PVB</m:t>
           </m:r>
           <m:r>
             <w:rPr>
@@ -3440,22 +3370,6 @@
               <w:sz w:val="24"/>
               <w:szCs w:val="24"/>
             </w:rPr>
-            <m:t xml:space="preserve">0</m:t>
-          </m:r>
-          <m:r>
-            <w:rPr>
-              <w:rFonts w:ascii="Cambria Math" w:hAnsi="Cambria Math"/>
-              <w:sz w:val="24"/>
-              <w:szCs w:val="24"/>
-            </w:rPr>
-            <m:t xml:space="preserve">, </m:t>
-          </m:r>
-          <m:r>
-            <w:rPr>
-              <w:rFonts w:ascii="Cambria Math" w:hAnsi="Cambria Math"/>
-              <w:sz w:val="24"/>
-              <w:szCs w:val="24"/>
-            </w:rPr>
             <m:t xml:space="preserve">1</m:t>
           </m:r>
           <m:r>
@@ -3464,96 +3378,9 @@
               <w:sz w:val="24"/>
               <w:szCs w:val="24"/>
             </w:rPr>
-            <m:t xml:space="preserve"> − </m:t>
-          </m:r>
-          <m:r>
-            <w:rPr>
-              <w:rFonts w:ascii="Cambria Math" w:hAnsi="Cambria Math"/>
-              <w:sz w:val="24"/>
-              <w:szCs w:val="24"/>
-            </w:rPr>
-            <m:t xml:space="preserve">3</m:t>
-          </m:r>
-          <m:r>
-            <w:rPr>
-              <w:rFonts w:ascii="Cambria Math" w:hAnsi="Cambria Math"/>
-              <w:sz w:val="24"/>
-              <w:szCs w:val="24"/>
-            </w:rPr>
-            <m:t xml:space="preserve">/</m:t>
-          </m:r>
-          <m:r>
-            <w:rPr>
-              <w:rFonts w:ascii="Cambria Math" w:hAnsi="Cambria Math"/>
-              <w:sz w:val="24"/>
-              <w:szCs w:val="24"/>
-            </w:rPr>
-            <m:t xml:space="preserve">12</m:t>
-          </m:r>
-          <m:r>
-            <w:rPr>
-              <w:rFonts w:ascii="Cambria Math" w:hAnsi="Cambria Math"/>
-              <w:sz w:val="24"/>
-              <w:szCs w:val="24"/>
-            </w:rPr>
-            <m:t xml:space="preserve">, </m:t>
-          </m:r>
-          <m:r>
-            <w:rPr>
-              <w:rFonts w:ascii="Cambria Math" w:hAnsi="Cambria Math"/>
-              <w:sz w:val="24"/>
-              <w:szCs w:val="24"/>
-            </w:rPr>
-            <m:t xml:space="preserve">1</m:t>
-          </m:r>
-          <m:r>
-            <w:rPr>
-              <w:rFonts w:ascii="Cambria Math" w:hAnsi="Cambria Math"/>
-              <w:sz w:val="24"/>
-              <w:szCs w:val="24"/>
-            </w:rPr>
-            <m:t xml:space="preserve"> )</m:t>
-          </m:r>
-        </m:oMath>
-      </m:oMathPara>
-    </w:p>
-    <w:p>
-      <w:pPr>
-        <w:pStyle w:val="FormulaText"/>
-      </w:pPr>
-      <w:r>
-        <w:t xml:space="preserve">보험금의 현가 — 보장마다</w:t>
-      </w:r>
-    </w:p>
-    <w:p>
-      <w:pPr>
-        <w:pStyle w:val="Formula"/>
-      </w:pPr>
-      <m:oMathPara>
-        <m:oMathParaPr>
-          <m:jc m:val="left"/>
-        </m:oMathParaPr>
-        <m:oMath>
-          <m:r>
-            <m:rPr>
-              <m:nor/>
-            </m:rPr>
-            <w:rPr>
-              <w:rFonts w:ascii="Cambria Math" w:hAnsi="Cambria Math"/>
-              <w:sz w:val="24"/>
-              <w:szCs w:val="24"/>
-            </w:rPr>
-            <m:t xml:space="preserve">PVB</m:t>
-          </m:r>
-          <m:r>
-            <w:rPr>
-              <w:rFonts w:ascii="Cambria Math" w:hAnsi="Cambria Math"/>
-              <w:sz w:val="24"/>
-              <w:szCs w:val="24"/>
-            </w:rPr>
-            <m:t xml:space="preserve"> = </m:t>
-          </m:r>
-          <m:sSubSup>
+            <m:t xml:space="preserve">·( </m:t>
+          </m:r>
+          <m:sSub>
             <m:e>
               <m:r>
                 <w:rPr>
@@ -3561,7 +3388,7 @@
                   <w:sz w:val="24"/>
                   <w:szCs w:val="24"/>
                 </w:rPr>
-                <m:t xml:space="preserve">Σ</m:t>
+                <m:t xml:space="preserve">M</m:t>
               </m:r>
             </m:e>
             <m:sub>
@@ -3571,15 +3398,15 @@
                   <w:sz w:val="24"/>
                   <w:szCs w:val="24"/>
                 </w:rPr>
-                <m:t xml:space="preserve">u</m:t>
-              </m:r>
-              <m:r>
-                <w:rPr>
-                  <w:rFonts w:ascii="Cambria Math" w:hAnsi="Cambria Math"/>
-                  <w:sz w:val="24"/>
-                  <w:szCs w:val="24"/>
-                </w:rPr>
-                <m:t xml:space="preserve">=</m:t>
+                <m:t xml:space="preserve">x</m:t>
+              </m:r>
+              <m:r>
+                <w:rPr>
+                  <w:rFonts w:ascii="Cambria Math" w:hAnsi="Cambria Math"/>
+                  <w:sz w:val="24"/>
+                  <w:szCs w:val="24"/>
+                </w:rPr>
+                <m:t xml:space="preserve">+</m:t>
               </m:r>
               <m:r>
                 <w:rPr>
@@ -3589,41 +3416,31 @@
                 </w:rPr>
                 <m:t xml:space="preserve">0</m:t>
               </m:r>
+              <m:r>
+                <w:rPr>
+                  <w:rFonts w:ascii="Cambria Math" w:hAnsi="Cambria Math"/>
+                  <w:sz w:val="24"/>
+                  <w:szCs w:val="24"/>
+                </w:rPr>
+                <m:t xml:space="preserve">.</m:t>
+              </m:r>
+              <m:r>
+                <w:rPr>
+                  <w:rFonts w:ascii="Cambria Math" w:hAnsi="Cambria Math"/>
+                  <w:sz w:val="24"/>
+                  <w:szCs w:val="24"/>
+                </w:rPr>
+                <m:t xml:space="preserve">25</m:t>
+              </m:r>
             </m:sub>
-            <m:sup>
-              <m:r>
-                <w:rPr>
-                  <w:rFonts w:ascii="Cambria Math" w:hAnsi="Cambria Math"/>
-                  <w:sz w:val="24"/>
-                  <w:szCs w:val="24"/>
-                </w:rPr>
-                <m:t xml:space="preserve">n</m:t>
-              </m:r>
-              <m:r>
-                <w:rPr>
-                  <w:rFonts w:ascii="Cambria Math" w:hAnsi="Cambria Math"/>
-                  <w:sz w:val="24"/>
-                  <w:szCs w:val="24"/>
-                </w:rPr>
-                <m:t xml:space="preserve">−</m:t>
-              </m:r>
-              <m:r>
-                <w:rPr>
-                  <w:rFonts w:ascii="Cambria Math" w:hAnsi="Cambria Math"/>
-                  <w:sz w:val="24"/>
-                  <w:szCs w:val="24"/>
-                </w:rPr>
-                <m:t xml:space="preserve">1</m:t>
-              </m:r>
-            </m:sup>
-          </m:sSubSup>
-          <m:r>
-            <w:rPr>
-              <w:rFonts w:ascii="Cambria Math" w:hAnsi="Cambria Math"/>
-              <w:sz w:val="24"/>
-              <w:szCs w:val="24"/>
-            </w:rPr>
-            <m:t xml:space="preserve"> </m:t>
+          </m:sSub>
+          <m:r>
+            <w:rPr>
+              <w:rFonts w:ascii="Cambria Math" w:hAnsi="Cambria Math"/>
+              <w:sz w:val="24"/>
+              <w:szCs w:val="24"/>
+            </w:rPr>
+            <m:t xml:space="preserve"> − </m:t>
           </m:r>
           <m:sSub>
             <m:e>
@@ -3633,7 +3450,7 @@
                   <w:sz w:val="24"/>
                   <w:szCs w:val="24"/>
                 </w:rPr>
-                <m:t xml:space="preserve">S</m:t>
+                <m:t xml:space="preserve">M</m:t>
               </m:r>
             </m:e>
             <m:sub>
@@ -3643,7 +3460,23 @@
                   <w:sz w:val="24"/>
                   <w:szCs w:val="24"/>
                 </w:rPr>
-                <m:t xml:space="preserve">u</m:t>
+                <m:t xml:space="preserve">x</m:t>
+              </m:r>
+              <m:r>
+                <w:rPr>
+                  <w:rFonts w:ascii="Cambria Math" w:hAnsi="Cambria Math"/>
+                  <w:sz w:val="24"/>
+                  <w:szCs w:val="24"/>
+                </w:rPr>
+                <m:t xml:space="preserve">+</m:t>
+              </m:r>
+              <m:r>
+                <w:rPr>
+                  <w:rFonts w:ascii="Cambria Math" w:hAnsi="Cambria Math"/>
+                  <w:sz w:val="24"/>
+                  <w:szCs w:val="24"/>
+                </w:rPr>
+                <m:t xml:space="preserve">n</m:t>
               </m:r>
             </m:sub>
           </m:sSub>
@@ -3653,46 +3486,8 @@
               <w:sz w:val="24"/>
               <w:szCs w:val="24"/>
             </w:rPr>
-            <m:t xml:space="preserve">·</m:t>
-          </m:r>
-          <m:sSub>
-            <m:e>
-              <m:r>
-                <w:rPr>
-                  <w:rFonts w:ascii="Cambria Math" w:hAnsi="Cambria Math"/>
-                  <w:sz w:val="24"/>
-                  <w:szCs w:val="24"/>
-                </w:rPr>
-                <m:t xml:space="preserve">C</m:t>
-              </m:r>
-            </m:e>
-            <m:sub>
-              <m:r>
-                <w:rPr>
-                  <w:rFonts w:ascii="Cambria Math" w:hAnsi="Cambria Math"/>
-                  <w:sz w:val="24"/>
-                  <w:szCs w:val="24"/>
-                </w:rPr>
-                <m:t xml:space="preserve">x</m:t>
-              </m:r>
-              <m:r>
-                <w:rPr>
-                  <w:rFonts w:ascii="Cambria Math" w:hAnsi="Cambria Math"/>
-                  <w:sz w:val="24"/>
-                  <w:szCs w:val="24"/>
-                </w:rPr>
-                <m:t xml:space="preserve">+</m:t>
-              </m:r>
-              <m:r>
-                <w:rPr>
-                  <w:rFonts w:ascii="Cambria Math" w:hAnsi="Cambria Math"/>
-                  <w:sz w:val="24"/>
-                  <w:szCs w:val="24"/>
-                </w:rPr>
-                <m:t xml:space="preserve">u</m:t>
-              </m:r>
-            </m:sub>
-          </m:sSub>
+            <m:t xml:space="preserve"> )</m:t>
+          </m:r>
         </m:oMath>
       </m:oMathPara>
     </w:p>

--- a/standards/표준_산출방법서_암보험.docx
+++ b/standards/표준_산출방법서_암보험.docx
@@ -40,7 +40,9 @@
           </w:tcPr>
           <w:p>
             <w:pPr>
-              <w:spacing w:before="30" w:after="30"/>
+              <w:keepNext/>
+              <w:spacing w:before="30" w:after="30"/>
+              <w:jc w:val="center"/>
             </w:pPr>
             <w:r>
               <w:rPr>
@@ -58,6 +60,7 @@
           </w:tcPr>
           <w:p>
             <w:pPr>
+              <w:keepNext/>
               <w:spacing w:before="30" w:after="30"/>
             </w:pPr>
             <w:r>
@@ -73,6 +76,7 @@
           </w:tcPr>
           <w:p>
             <w:pPr>
+              <w:keepNext/>
               <w:spacing w:before="30" w:after="30"/>
             </w:pPr>
             <w:r>
@@ -88,6 +92,7 @@
           </w:tcPr>
           <w:p>
             <w:pPr>
+              <w:keepNext/>
               <w:spacing w:before="30" w:after="30"/>
             </w:pPr>
             <w:r>
@@ -103,6 +108,7 @@
           </w:tcPr>
           <w:p>
             <w:pPr>
+              <w:keepNext/>
               <w:spacing w:before="30" w:after="30"/>
             </w:pPr>
             <w:r>
@@ -118,6 +124,7 @@
           </w:tcPr>
           <w:p>
             <w:pPr>
+              <w:keepNext/>
               <w:spacing w:before="30" w:after="30"/>
             </w:pPr>
             <w:r>
@@ -133,6 +140,7 @@
           </w:tcPr>
           <w:p>
             <w:pPr>
+              <w:keepNext/>
               <w:spacing w:before="30" w:after="30"/>
             </w:pPr>
             <w:r>
@@ -197,7 +205,9 @@
           </w:tcPr>
           <w:p>
             <w:pPr>
-              <w:spacing w:before="30" w:after="30"/>
+              <w:keepNext/>
+              <w:spacing w:before="30" w:after="30"/>
+              <w:jc w:val="center"/>
             </w:pPr>
             <w:r>
               <w:rPr>
@@ -214,7 +224,9 @@
           </w:tcPr>
           <w:p>
             <w:pPr>
-              <w:spacing w:before="30" w:after="30"/>
+              <w:keepNext/>
+              <w:spacing w:before="30" w:after="30"/>
+              <w:jc w:val="center"/>
             </w:pPr>
             <w:r>
               <w:rPr>
@@ -232,6 +244,7 @@
           </w:tcPr>
           <w:p>
             <w:pPr>
+              <w:keepNext/>
               <w:spacing w:before="30" w:after="30"/>
             </w:pPr>
             <w:r>
@@ -245,6 +258,7 @@
           </w:tcPr>
           <w:p>
             <w:pPr>
+              <w:keepNext/>
               <w:spacing w:before="30" w:after="30"/>
             </w:pPr>
             <w:r>
@@ -260,6 +274,7 @@
           </w:tcPr>
           <w:p>
             <w:pPr>
+              <w:keepNext/>
               <w:spacing w:before="30" w:after="30"/>
             </w:pPr>
             <w:r>
@@ -273,6 +288,7 @@
           </w:tcPr>
           <w:p>
             <w:pPr>
+              <w:keepNext/>
               <w:spacing w:before="30" w:after="30"/>
             </w:pPr>
             <w:r>
@@ -288,6 +304,7 @@
           </w:tcPr>
           <w:p>
             <w:pPr>
+              <w:keepNext/>
               <w:spacing w:before="30" w:after="30"/>
             </w:pPr>
             <w:r>
@@ -301,6 +318,7 @@
           </w:tcPr>
           <w:p>
             <w:pPr>
+              <w:keepNext/>
               <w:spacing w:before="30" w:after="30"/>
             </w:pPr>
             <w:r>
@@ -316,6 +334,7 @@
           </w:tcPr>
           <w:p>
             <w:pPr>
+              <w:keepNext/>
               <w:spacing w:before="30" w:after="30"/>
             </w:pPr>
             <w:r>
@@ -329,6 +348,7 @@
           </w:tcPr>
           <w:p>
             <w:pPr>
+              <w:keepNext/>
               <w:spacing w:before="30" w:after="30"/>
             </w:pPr>
             <w:r>
@@ -403,7 +423,9 @@
           </w:tcPr>
           <w:p>
             <w:pPr>
-              <w:spacing w:before="30" w:after="30"/>
+              <w:keepNext/>
+              <w:spacing w:before="30" w:after="30"/>
+              <w:jc w:val="center"/>
             </w:pPr>
             <w:r>
               <w:rPr>
@@ -420,7 +442,9 @@
           </w:tcPr>
           <w:p>
             <w:pPr>
-              <w:spacing w:before="30" w:after="30"/>
+              <w:keepNext/>
+              <w:spacing w:before="30" w:after="30"/>
+              <w:jc w:val="center"/>
             </w:pPr>
             <w:r>
               <w:rPr>
@@ -438,6 +462,7 @@
           </w:tcPr>
           <w:p>
             <w:pPr>
+              <w:keepNext/>
               <w:spacing w:before="30" w:after="30"/>
             </w:pPr>
             <w:r>
@@ -451,6 +476,7 @@
           </w:tcPr>
           <w:p>
             <w:pPr>
+              <w:keepNext/>
               <w:spacing w:before="30" w:after="30"/>
             </w:pPr>
             <w:r>
@@ -466,6 +492,7 @@
           </w:tcPr>
           <w:p>
             <w:pPr>
+              <w:keepNext/>
               <w:spacing w:before="30" w:after="30"/>
             </w:pPr>
             <w:r>
@@ -479,6 +506,7 @@
           </w:tcPr>
           <w:p>
             <w:pPr>
+              <w:keepNext/>
               <w:spacing w:before="30" w:after="30"/>
             </w:pPr>
             <w:r>
@@ -494,6 +522,7 @@
           </w:tcPr>
           <w:p>
             <w:pPr>
+              <w:keepNext/>
               <w:spacing w:before="30" w:after="30"/>
             </w:pPr>
             <w:r>
@@ -507,6 +536,7 @@
           </w:tcPr>
           <w:p>
             <w:pPr>
+              <w:keepNext/>
               <w:spacing w:before="30" w:after="30"/>
             </w:pPr>
             <w:r>
@@ -578,7 +608,9 @@
           </w:tcPr>
           <w:p>
             <w:pPr>
-              <w:spacing w:before="30" w:after="30"/>
+              <w:keepNext/>
+              <w:spacing w:before="30" w:after="30"/>
+              <w:jc w:val="center"/>
             </w:pPr>
             <w:r>
               <w:rPr>
@@ -595,7 +627,9 @@
           </w:tcPr>
           <w:p>
             <w:pPr>
-              <w:spacing w:before="30" w:after="30"/>
+              <w:keepNext/>
+              <w:spacing w:before="30" w:after="30"/>
+              <w:jc w:val="center"/>
             </w:pPr>
             <w:r>
               <w:rPr>
@@ -612,7 +646,9 @@
           </w:tcPr>
           <w:p>
             <w:pPr>
-              <w:spacing w:before="30" w:after="30"/>
+              <w:keepNext/>
+              <w:spacing w:before="30" w:after="30"/>
+              <w:jc w:val="center"/>
             </w:pPr>
             <w:r>
               <w:rPr>
@@ -629,7 +665,9 @@
           </w:tcPr>
           <w:p>
             <w:pPr>
-              <w:spacing w:before="30" w:after="30"/>
+              <w:keepNext/>
+              <w:spacing w:before="30" w:after="30"/>
+              <w:jc w:val="center"/>
             </w:pPr>
             <w:r>
               <w:rPr>
@@ -756,7 +794,9 @@
           </w:tcPr>
           <w:p>
             <w:pPr>
-              <w:spacing w:before="30" w:after="30"/>
+              <w:keepNext/>
+              <w:spacing w:before="30" w:after="30"/>
+              <w:jc w:val="center"/>
             </w:pPr>
             <w:r>
               <w:rPr>
@@ -773,7 +813,9 @@
           </w:tcPr>
           <w:p>
             <w:pPr>
-              <w:spacing w:before="30" w:after="30"/>
+              <w:keepNext/>
+              <w:spacing w:before="30" w:after="30"/>
+              <w:jc w:val="center"/>
             </w:pPr>
             <w:r>
               <w:rPr>
@@ -791,6 +833,7 @@
           </w:tcPr>
           <w:p>
             <w:pPr>
+              <w:keepNext/>
               <w:spacing w:before="30" w:after="30"/>
             </w:pPr>
             <w:r>
@@ -804,6 +847,7 @@
           </w:tcPr>
           <w:p>
             <w:pPr>
+              <w:keepNext/>
               <w:spacing w:before="30" w:after="30"/>
             </w:pPr>
             <w:r>
@@ -881,7 +925,9 @@
           </w:tcPr>
           <w:p>
             <w:pPr>
-              <w:spacing w:before="30" w:after="30"/>
+              <w:keepNext/>
+              <w:spacing w:before="30" w:after="30"/>
+              <w:jc w:val="center"/>
             </w:pPr>
             <w:r>
               <w:rPr>
@@ -898,7 +944,9 @@
           </w:tcPr>
           <w:p>
             <w:pPr>
-              <w:spacing w:before="30" w:after="30"/>
+              <w:keepNext/>
+              <w:spacing w:before="30" w:after="30"/>
+              <w:jc w:val="center"/>
             </w:pPr>
             <w:r>
               <w:rPr>
@@ -915,7 +963,9 @@
           </w:tcPr>
           <w:p>
             <w:pPr>
-              <w:spacing w:before="30" w:after="30"/>
+              <w:keepNext/>
+              <w:spacing w:before="30" w:after="30"/>
+              <w:jc w:val="center"/>
             </w:pPr>
             <w:r>
               <w:rPr>
@@ -932,7 +982,9 @@
           </w:tcPr>
           <w:p>
             <w:pPr>
-              <w:spacing w:before="30" w:after="30"/>
+              <w:keepNext/>
+              <w:spacing w:before="30" w:after="30"/>
+              <w:jc w:val="center"/>
             </w:pPr>
             <w:r>
               <w:rPr>
@@ -949,7 +1001,9 @@
           </w:tcPr>
           <w:p>
             <w:pPr>
-              <w:spacing w:before="30" w:after="30"/>
+              <w:keepNext/>
+              <w:spacing w:before="30" w:after="30"/>
+              <w:jc w:val="center"/>
             </w:pPr>
             <w:r>
               <w:rPr>
@@ -1074,7 +1128,9 @@
           </w:tcPr>
           <w:p>
             <w:pPr>
-              <w:spacing w:before="30" w:after="30"/>
+              <w:keepNext/>
+              <w:spacing w:before="30" w:after="30"/>
+              <w:jc w:val="center"/>
             </w:pPr>
             <w:r>
               <w:rPr>
@@ -1091,7 +1147,9 @@
           </w:tcPr>
           <w:p>
             <w:pPr>
-              <w:spacing w:before="30" w:after="30"/>
+              <w:keepNext/>
+              <w:spacing w:before="30" w:after="30"/>
+              <w:jc w:val="center"/>
             </w:pPr>
             <w:r>
               <w:rPr>
@@ -1108,7 +1166,9 @@
           </w:tcPr>
           <w:p>
             <w:pPr>
-              <w:spacing w:before="30" w:after="30"/>
+              <w:keepNext/>
+              <w:spacing w:before="30" w:after="30"/>
+              <w:jc w:val="center"/>
             </w:pPr>
             <w:r>
               <w:rPr>
@@ -1209,7 +1269,9 @@
           </w:tcPr>
           <w:p>
             <w:pPr>
-              <w:spacing w:before="30" w:after="30"/>
+              <w:keepNext/>
+              <w:spacing w:before="30" w:after="30"/>
+              <w:jc w:val="center"/>
             </w:pPr>
             <w:r>
               <w:rPr>
@@ -1226,7 +1288,9 @@
           </w:tcPr>
           <w:p>
             <w:pPr>
-              <w:spacing w:before="30" w:after="30"/>
+              <w:keepNext/>
+              <w:spacing w:before="30" w:after="30"/>
+              <w:jc w:val="center"/>
             </w:pPr>
             <w:r>
               <w:rPr>
@@ -1243,7 +1307,9 @@
           </w:tcPr>
           <w:p>
             <w:pPr>
-              <w:spacing w:before="30" w:after="30"/>
+              <w:keepNext/>
+              <w:spacing w:before="30" w:after="30"/>
+              <w:jc w:val="center"/>
             </w:pPr>
             <w:r>
               <w:rPr>
@@ -1260,7 +1326,9 @@
           </w:tcPr>
           <w:p>
             <w:pPr>
-              <w:spacing w:before="30" w:after="30"/>
+              <w:keepNext/>
+              <w:spacing w:before="30" w:after="30"/>
+              <w:jc w:val="center"/>
             </w:pPr>
             <w:r>
               <w:rPr>
@@ -1278,6 +1346,7 @@
           </w:tcPr>
           <w:p>
             <w:pPr>
+              <w:keepNext/>
               <w:spacing w:before="30" w:after="30"/>
             </w:pPr>
             <w:r>
@@ -1291,6 +1360,7 @@
           </w:tcPr>
           <w:p>
             <w:pPr>
+              <w:keepNext/>
               <w:spacing w:before="30" w:after="30"/>
             </w:pPr>
             <w:r>
@@ -1310,6 +1380,7 @@
           </w:tcPr>
           <w:p>
             <w:pPr>
+              <w:keepNext/>
               <w:spacing w:before="30" w:after="30"/>
             </w:pPr>
             <w:r>
@@ -1323,6 +1394,7 @@
           </w:tcPr>
           <w:p>
             <w:pPr>
+              <w:keepNext/>
               <w:spacing w:before="30" w:after="30"/>
               <w:jc w:val="center"/>
             </w:pPr>
@@ -1339,6 +1411,7 @@
           </w:tcPr>
           <w:p>
             <w:pPr>
+              <w:keepNext/>
               <w:spacing w:before="30" w:after="30"/>
             </w:pPr>
             <w:r>
@@ -1352,6 +1425,7 @@
           </w:tcPr>
           <w:p>
             <w:pPr>
+              <w:keepNext/>
               <w:spacing w:before="30" w:after="30"/>
             </w:pPr>
             <w:r>
@@ -1371,6 +1445,7 @@
           </w:tcPr>
           <w:p>
             <w:pPr>
+              <w:keepNext/>
               <w:spacing w:before="30" w:after="30"/>
             </w:pPr>
             <w:r>
@@ -1384,6 +1459,7 @@
           </w:tcPr>
           <w:p>
             <w:pPr>
+              <w:keepNext/>
               <w:spacing w:before="30" w:after="30"/>
               <w:jc w:val="center"/>
             </w:pPr>
@@ -1400,6 +1476,7 @@
           </w:tcPr>
           <w:p>
             <w:pPr>
+              <w:keepNext/>
               <w:spacing w:before="30" w:after="30"/>
             </w:pPr>
             <w:r>
@@ -1413,6 +1490,7 @@
           </w:tcPr>
           <w:p>
             <w:pPr>
+              <w:keepNext/>
               <w:spacing w:before="30" w:after="30"/>
             </w:pPr>
             <w:r>
@@ -1432,6 +1510,7 @@
           </w:tcPr>
           <w:p>
             <w:pPr>
+              <w:keepNext/>
               <w:spacing w:before="30" w:after="30"/>
             </w:pPr>
             <w:r>
@@ -1445,6 +1524,7 @@
           </w:tcPr>
           <w:p>
             <w:pPr>
+              <w:keepNext/>
               <w:spacing w:before="30" w:after="30"/>
               <w:jc w:val="center"/>
             </w:pPr>
@@ -1461,6 +1541,7 @@
           </w:tcPr>
           <w:p>
             <w:pPr>
+              <w:keepNext/>
               <w:spacing w:before="30" w:after="30"/>
             </w:pPr>
             <w:r>
@@ -1474,6 +1555,7 @@
           </w:tcPr>
           <w:p>
             <w:pPr>
+              <w:keepNext/>
               <w:spacing w:before="30" w:after="30"/>
             </w:pPr>
             <w:r>
@@ -1493,6 +1575,7 @@
           </w:tcPr>
           <w:p>
             <w:pPr>
+              <w:keepNext/>
               <w:spacing w:before="30" w:after="30"/>
             </w:pPr>
             <w:r>
@@ -1506,6 +1589,7 @@
           </w:tcPr>
           <w:p>
             <w:pPr>
+              <w:keepNext/>
               <w:spacing w:before="30" w:after="30"/>
               <w:jc w:val="center"/>
             </w:pPr>
@@ -1522,6 +1606,7 @@
           </w:tcPr>
           <w:p>
             <w:pPr>
+              <w:keepNext/>
               <w:spacing w:before="30" w:after="30"/>
             </w:pPr>
             <w:r>
@@ -1535,6 +1620,7 @@
           </w:tcPr>
           <w:p>
             <w:pPr>
+              <w:keepNext/>
               <w:spacing w:before="30" w:after="30"/>
             </w:pPr>
             <w:r>
@@ -1548,6 +1634,7 @@
           </w:tcPr>
           <w:p>
             <w:pPr>
+              <w:keepNext/>
               <w:spacing w:before="30" w:after="30"/>
             </w:pPr>
             <w:r>
@@ -1561,6 +1648,7 @@
           </w:tcPr>
           <w:p>
             <w:pPr>
+              <w:keepNext/>
               <w:spacing w:before="30" w:after="30"/>
               <w:jc w:val="center"/>
             </w:pPr>
@@ -1666,7 +1754,9 @@
           </w:tcPr>
           <w:p>
             <w:pPr>
-              <w:spacing w:before="30" w:after="30"/>
+              <w:keepNext/>
+              <w:spacing w:before="30" w:after="30"/>
+              <w:jc w:val="center"/>
             </w:pPr>
             <w:r>
               <w:rPr>
@@ -1683,7 +1773,9 @@
           </w:tcPr>
           <w:p>
             <w:pPr>
-              <w:spacing w:before="30" w:after="30"/>
+              <w:keepNext/>
+              <w:spacing w:before="30" w:after="30"/>
+              <w:jc w:val="center"/>
             </w:pPr>
             <w:r>
               <w:rPr>
@@ -1701,6 +1793,7 @@
           </w:tcPr>
           <w:p>
             <w:pPr>
+              <w:keepNext/>
               <w:spacing w:before="30" w:after="30"/>
             </w:pPr>
             <w:r>
@@ -1714,6 +1807,7 @@
           </w:tcPr>
           <w:p>
             <w:pPr>
+              <w:keepNext/>
               <w:spacing w:before="30" w:after="30"/>
             </w:pPr>
             <w:r>
@@ -1729,6 +1823,7 @@
           </w:tcPr>
           <w:p>
             <w:pPr>
+              <w:keepNext/>
               <w:spacing w:before="30" w:after="30"/>
             </w:pPr>
             <w:r>
@@ -1742,6 +1837,7 @@
           </w:tcPr>
           <w:p>
             <w:pPr>
+              <w:keepNext/>
               <w:spacing w:before="30" w:after="30"/>
             </w:pPr>
             <w:r>
@@ -1757,6 +1853,7 @@
           </w:tcPr>
           <w:p>
             <w:pPr>
+              <w:keepNext/>
               <w:spacing w:before="30" w:after="30"/>
             </w:pPr>
             <w:r>
@@ -1770,6 +1867,7 @@
           </w:tcPr>
           <w:p>
             <w:pPr>
+              <w:keepNext/>
               <w:spacing w:before="30" w:after="30"/>
             </w:pPr>
             <w:r>
@@ -1785,6 +1883,7 @@
           </w:tcPr>
           <w:p>
             <w:pPr>
+              <w:keepNext/>
               <w:spacing w:before="30" w:after="30"/>
             </w:pPr>
             <w:r>
@@ -1798,6 +1897,7 @@
           </w:tcPr>
           <w:p>
             <w:pPr>
+              <w:keepNext/>
               <w:spacing w:before="30" w:after="30"/>
             </w:pPr>
             <w:r>
@@ -1813,6 +1913,7 @@
           </w:tcPr>
           <w:p>
             <w:pPr>
+              <w:keepNext/>
               <w:spacing w:before="30" w:after="30"/>
             </w:pPr>
             <w:r>
@@ -1826,6 +1927,7 @@
           </w:tcPr>
           <w:p>
             <w:pPr>
+              <w:keepNext/>
               <w:spacing w:before="30" w:after="30"/>
             </w:pPr>
             <w:r>
@@ -1841,6 +1943,7 @@
           </w:tcPr>
           <w:p>
             <w:pPr>
+              <w:keepNext/>
               <w:spacing w:before="30" w:after="30"/>
             </w:pPr>
             <w:r>
@@ -1854,6 +1957,7 @@
           </w:tcPr>
           <w:p>
             <w:pPr>
+              <w:keepNext/>
               <w:spacing w:before="30" w:after="30"/>
             </w:pPr>
             <w:r>
@@ -1869,6 +1973,7 @@
           </w:tcPr>
           <w:p>
             <w:pPr>
+              <w:keepNext/>
               <w:spacing w:before="30" w:after="30"/>
             </w:pPr>
             <w:r>
@@ -1882,6 +1987,7 @@
           </w:tcPr>
           <w:p>
             <w:pPr>
+              <w:keepNext/>
               <w:spacing w:before="30" w:after="30"/>
             </w:pPr>
             <w:r>
@@ -1897,6 +2003,7 @@
           </w:tcPr>
           <w:p>
             <w:pPr>
+              <w:keepNext/>
               <w:spacing w:before="30" w:after="30"/>
             </w:pPr>
             <w:r>
@@ -1922,6 +2029,7 @@
           </w:tcPr>
           <w:p>
             <w:pPr>
+              <w:keepNext/>
               <w:spacing w:before="30" w:after="30"/>
             </w:pPr>
             <w:r>
@@ -1955,6 +2063,7 @@
           </w:tcPr>
           <w:p>
             <w:pPr>
+              <w:keepNext/>
               <w:spacing w:before="30" w:after="30"/>
             </w:pPr>
             <w:r>
@@ -1998,6 +2107,7 @@
           </w:tcPr>
           <w:p>
             <w:pPr>
+              <w:keepNext/>
               <w:spacing w:before="30" w:after="30"/>
             </w:pPr>
             <w:r>
@@ -2013,6 +2123,7 @@
           </w:tcPr>
           <w:p>
             <w:pPr>
+              <w:keepNext/>
               <w:spacing w:before="30" w:after="30"/>
             </w:pPr>
             <w:r>
@@ -2026,6 +2137,7 @@
           </w:tcPr>
           <w:p>
             <w:pPr>
+              <w:keepNext/>
               <w:spacing w:before="30" w:after="30"/>
             </w:pPr>
             <w:r>
@@ -2041,6 +2153,7 @@
           </w:tcPr>
           <w:p>
             <w:pPr>
+              <w:keepNext/>
               <w:spacing w:before="30" w:after="30"/>
             </w:pPr>
             <w:r>
@@ -2054,6 +2167,7 @@
           </w:tcPr>
           <w:p>
             <w:pPr>
+              <w:keepNext/>
               <w:spacing w:before="30" w:after="30"/>
             </w:pPr>
             <w:r>
@@ -2069,6 +2183,7 @@
           </w:tcPr>
           <w:p>
             <w:pPr>
+              <w:keepNext/>
               <w:spacing w:before="30" w:after="30"/>
             </w:pPr>
             <w:r>
@@ -2094,6 +2209,7 @@
           </w:tcPr>
           <w:p>
             <w:pPr>
+              <w:keepNext/>
               <w:spacing w:before="30" w:after="30"/>
             </w:pPr>
             <w:r>
@@ -2109,6 +2225,7 @@
           </w:tcPr>
           <w:p>
             <w:pPr>
+              <w:keepNext/>
               <w:spacing w:before="30" w:after="30"/>
             </w:pPr>
             <w:r>
@@ -2140,6 +2257,7 @@
           </w:tcPr>
           <w:p>
             <w:pPr>
+              <w:keepNext/>
               <w:spacing w:before="30" w:after="30"/>
             </w:pPr>
             <w:r>
@@ -2155,6 +2273,7 @@
           </w:tcPr>
           <w:p>
             <w:pPr>
+              <w:keepNext/>
               <w:spacing w:before="30" w:after="30"/>
             </w:pPr>
             <w:r>
@@ -2174,6 +2293,7 @@
           </w:tcPr>
           <w:p>
             <w:pPr>
+              <w:keepNext/>
               <w:spacing w:before="30" w:after="30"/>
             </w:pPr>
             <w:r>
@@ -2189,6 +2309,7 @@
           </w:tcPr>
           <w:p>
             <w:pPr>
+              <w:keepNext/>
               <w:spacing w:before="30" w:after="30"/>
             </w:pPr>
             <w:r>
@@ -2208,6 +2329,7 @@
           </w:tcPr>
           <w:p>
             <w:pPr>
+              <w:keepNext/>
               <w:spacing w:before="30" w:after="30"/>
             </w:pPr>
             <w:r>
@@ -2223,6 +2345,7 @@
           </w:tcPr>
           <w:p>
             <w:pPr>
+              <w:keepNext/>
               <w:spacing w:before="30" w:after="30"/>
             </w:pPr>
             <w:r>
@@ -2242,6 +2365,7 @@
           </w:tcPr>
           <w:p>
             <w:pPr>
+              <w:keepNext/>
               <w:spacing w:before="30" w:after="30"/>
             </w:pPr>
             <w:r>
@@ -2257,6 +2381,7 @@
           </w:tcPr>
           <w:p>
             <w:pPr>
+              <w:keepNext/>
               <w:spacing w:before="30" w:after="30"/>
             </w:pPr>
             <w:r>
@@ -2276,6 +2401,7 @@
           </w:tcPr>
           <w:p>
             <w:pPr>
+              <w:keepNext/>
               <w:spacing w:before="30" w:after="30"/>
             </w:pPr>
             <w:r>
@@ -2376,7 +2502,9 @@
           </w:tcPr>
           <w:p>
             <w:pPr>
-              <w:spacing w:before="30" w:after="30"/>
+              <w:keepNext/>
+              <w:spacing w:before="30" w:after="30"/>
+              <w:jc w:val="center"/>
             </w:pPr>
             <w:r>
               <w:rPr>
@@ -2393,7 +2521,9 @@
           </w:tcPr>
           <w:p>
             <w:pPr>
-              <w:spacing w:before="30" w:after="30"/>
+              <w:keepNext/>
+              <w:spacing w:before="30" w:after="30"/>
+              <w:jc w:val="center"/>
             </w:pPr>
             <w:r>
               <w:rPr>
@@ -2411,6 +2541,7 @@
           </w:tcPr>
           <w:p>
             <w:pPr>
+              <w:keepNext/>
               <w:spacing w:before="30" w:after="30"/>
             </w:pPr>
             <w:r>
@@ -2424,6 +2555,7 @@
           </w:tcPr>
           <w:p>
             <w:pPr>
+              <w:keepNext/>
               <w:spacing w:before="30" w:after="30"/>
             </w:pPr>
             <w:r>
@@ -2445,6 +2577,7 @@
           </w:tcPr>
           <w:p>
             <w:pPr>
+              <w:keepNext/>
               <w:spacing w:before="30" w:after="30"/>
             </w:pPr>
             <w:r>
@@ -2458,6 +2591,7 @@
           </w:tcPr>
           <w:p>
             <w:pPr>
+              <w:keepNext/>
               <w:spacing w:before="30" w:after="30"/>
             </w:pPr>
             <w:r>
@@ -2889,7 +3023,9 @@
           </w:tcPr>
           <w:p>
             <w:pPr>
-              <w:spacing w:before="30" w:after="30"/>
+              <w:keepNext/>
+              <w:spacing w:before="30" w:after="30"/>
+              <w:jc w:val="center"/>
             </w:pPr>
             <w:r>
               <w:rPr>
@@ -2906,7 +3042,9 @@
           </w:tcPr>
           <w:p>
             <w:pPr>
-              <w:spacing w:before="30" w:after="30"/>
+              <w:keepNext/>
+              <w:spacing w:before="30" w:after="30"/>
+              <w:jc w:val="center"/>
             </w:pPr>
             <w:r>
               <w:rPr>
@@ -2924,6 +3062,7 @@
           </w:tcPr>
           <w:p>
             <w:pPr>
+              <w:keepNext/>
               <w:spacing w:before="30" w:after="30"/>
             </w:pPr>
             <w:r>
@@ -2937,6 +3076,7 @@
           </w:tcPr>
           <w:p>
             <w:pPr>
+              <w:keepNext/>
               <w:spacing w:before="30" w:after="30"/>
             </w:pPr>
             <w:r>
@@ -2964,6 +3104,7 @@
           </w:tcPr>
           <w:p>
             <w:pPr>
+              <w:keepNext/>
               <w:spacing w:before="30" w:after="30"/>
             </w:pPr>
             <w:r>
@@ -2977,6 +3118,7 @@
           </w:tcPr>
           <w:p>
             <w:pPr>
+              <w:keepNext/>
               <w:spacing w:before="30" w:after="30"/>
             </w:pPr>
             <w:r>
@@ -3052,7 +3194,7 @@
               <w:spacing w:before="30" w:after="30"/>
             </w:pPr>
             <w:r>
-              <w:t xml:space="preserve">계산기수</w:t>
+              <w:t xml:space="preserve">현가 및 누계</w:t>
             </w:r>
           </w:p>
         </w:tc>
@@ -3186,7 +3328,9 @@
           </w:tcPr>
           <w:p>
             <w:pPr>
-              <w:spacing w:before="30" w:after="30"/>
+              <w:keepNext/>
+              <w:spacing w:before="30" w:after="30"/>
+              <w:jc w:val="center"/>
             </w:pPr>
             <w:r>
               <w:rPr>
@@ -3203,7 +3347,9 @@
           </w:tcPr>
           <w:p>
             <w:pPr>
-              <w:spacing w:before="30" w:after="30"/>
+              <w:keepNext/>
+              <w:spacing w:before="30" w:after="30"/>
+              <w:jc w:val="center"/>
             </w:pPr>
             <w:r>
               <w:rPr>
@@ -3220,7 +3366,9 @@
           </w:tcPr>
           <w:p>
             <w:pPr>
-              <w:spacing w:before="30" w:after="30"/>
+              <w:keepNext/>
+              <w:spacing w:before="30" w:after="30"/>
+              <w:jc w:val="center"/>
             </w:pPr>
             <w:r>
               <w:rPr>
@@ -3237,7 +3385,9 @@
           </w:tcPr>
           <w:p>
             <w:pPr>
-              <w:spacing w:before="30" w:after="30"/>
+              <w:keepNext/>
+              <w:spacing w:before="30" w:after="30"/>
+              <w:jc w:val="center"/>
             </w:pPr>
             <w:r>
               <w:rPr>
@@ -3254,7 +3404,9 @@
           </w:tcPr>
           <w:p>
             <w:pPr>
-              <w:spacing w:before="30" w:after="30"/>
+              <w:keepNext/>
+              <w:spacing w:before="30" w:after="30"/>
+              <w:jc w:val="center"/>
             </w:pPr>
             <w:r>
               <w:rPr>

--- a/standards/표준_산출방법서_암보험.docx
+++ b/standards/표준_산출방법서_암보험.docx
@@ -2562,6 +2562,9 @@
               <w:t xml:space="preserve">r</w:t>
             </w:r>
             <w:r>
+              <w:t xml:space="preserve">c</w:t>
+            </w:r>
+            <w:r>
               <w:rPr>
                 <w:vertAlign w:val="subscript"/>
               </w:rPr>
@@ -2628,10 +2631,10 @@
               <w:t xml:space="preserve">x+t</w:t>
             </w:r>
             <w:r>
-              <w:t xml:space="preserve"> × ( 1 − </w:t>
-            </w:r>
-            <w:r>
-              <w:t xml:space="preserve">r</w:t>
+              <w:t xml:space="preserve"> × ( 1 − r</w:t>
+            </w:r>
+            <w:r>
+              <w:t xml:space="preserve">c</w:t>
             </w:r>
             <w:r>
               <w:rPr>
@@ -2652,10 +2655,10 @@
               <w:t xml:space="preserve">x+t</w:t>
             </w:r>
             <w:r>
-              <w:t xml:space="preserve"> + </w:t>
-            </w:r>
-            <w:r>
-              <w:t xml:space="preserve">r</w:t>
+              <w:t xml:space="preserve"> + r</w:t>
+            </w:r>
+            <w:r>
+              <w:t xml:space="preserve">c</w:t>
             </w:r>
             <w:r>
               <w:rPr>
@@ -3155,10 +3158,10 @@
               <w:t xml:space="preserve">x+t</w:t>
             </w:r>
             <w:r>
-              <w:t xml:space="preserve"> × </w:t>
-            </w:r>
-            <w:r>
-              <w:t xml:space="preserve">r</w:t>
+              <w:t xml:space="preserve"> × r</w:t>
+            </w:r>
+            <w:r>
+              <w:t xml:space="preserve">c</w:t>
             </w:r>
             <w:r>
               <w:rPr>
